--- a/Exercizes.docx
+++ b/Exercizes.docx
@@ -1741,7 +1741,6 @@
         </w:rPr>
         <w:t xml:space="preserve">hobbies is a property which has </w:t>
       </w:r>
-      <w:proofErr w:type="spellStart"/>
       <w:proofErr w:type="gramStart"/>
       <w:r>
         <w:rPr>
@@ -1751,7 +1750,6 @@
         </w:rPr>
         <w:t>a</w:t>
       </w:r>
-      <w:proofErr w:type="spellEnd"/>
       <w:proofErr w:type="gramEnd"/>
       <w:r>
         <w:rPr>
@@ -3297,365 +3295,6 @@
           <w:shd w:val="clear" w:color="auto" w:fill="E5EDFF"/>
         </w:rPr>
       </w:pPr>
-      <w:r>
-        <w:rPr>
-          <w:rFonts w:ascii="Arial" w:eastAsia="Times New Roman" w:hAnsi="Arial" w:cs="Arial"/>
-          <w:color w:val="0A0A0A"/>
-          <w:shd w:val="clear" w:color="auto" w:fill="E5EDFF"/>
-        </w:rPr>
-        <w:t>-</w:t>
-      </w:r>
-      <w:proofErr w:type="spellStart"/>
-      <w:proofErr w:type="gramStart"/>
-      <w:r>
-        <w:rPr>
-          <w:rFonts w:ascii="Arial" w:eastAsia="Times New Roman" w:hAnsi="Arial" w:cs="Arial"/>
-          <w:color w:val="0A0A0A"/>
-          <w:shd w:val="clear" w:color="auto" w:fill="E5EDFF"/>
-        </w:rPr>
-        <w:t>Db.cliente</w:t>
-      </w:r>
-      <w:proofErr w:type="gramEnd"/>
-      <w:r>
-        <w:rPr>
-          <w:rFonts w:ascii="Arial" w:eastAsia="Times New Roman" w:hAnsi="Arial" w:cs="Arial"/>
-          <w:color w:val="0A0A0A"/>
-          <w:shd w:val="clear" w:color="auto" w:fill="E5EDFF"/>
-        </w:rPr>
-        <w:t>.</w:t>
-      </w:r>
-      <w:proofErr w:type="gramStart"/>
-      <w:r>
-        <w:rPr>
-          <w:rFonts w:ascii="Arial" w:eastAsia="Times New Roman" w:hAnsi="Arial" w:cs="Arial"/>
-          <w:color w:val="0A0A0A"/>
-          <w:shd w:val="clear" w:color="auto" w:fill="E5EDFF"/>
-        </w:rPr>
-        <w:t>aggregate</w:t>
-      </w:r>
-      <w:proofErr w:type="spellEnd"/>
-      <w:r>
-        <w:rPr>
-          <w:rFonts w:ascii="Arial" w:eastAsia="Times New Roman" w:hAnsi="Arial" w:cs="Arial"/>
-          <w:color w:val="0A0A0A"/>
-          <w:shd w:val="clear" w:color="auto" w:fill="E5EDFF"/>
-        </w:rPr>
-        <w:t>(</w:t>
-      </w:r>
-      <w:proofErr w:type="gramEnd"/>
-      <w:r>
-        <w:rPr>
-          <w:rFonts w:ascii="Arial" w:eastAsia="Times New Roman" w:hAnsi="Arial" w:cs="Arial"/>
-          <w:color w:val="0A0A0A"/>
-          <w:shd w:val="clear" w:color="auto" w:fill="E5EDFF"/>
-        </w:rPr>
-        <w:t>[</w:t>
-      </w:r>
-    </w:p>
-    <w:p>
-      <w:pPr>
-        <w:shd w:val="clear" w:color="auto" w:fill="FFFFFF"/>
-        <w:spacing w:after="180" w:line="360" w:lineRule="atLeast"/>
-        <w:rPr>
-          <w:rFonts w:ascii="Arial" w:eastAsia="Times New Roman" w:hAnsi="Arial" w:cs="Arial"/>
-          <w:color w:val="0A0A0A"/>
-          <w:shd w:val="clear" w:color="auto" w:fill="E5EDFF"/>
-        </w:rPr>
-      </w:pPr>
-      <w:r>
-        <w:rPr>
-          <w:rFonts w:ascii="Arial" w:eastAsia="Times New Roman" w:hAnsi="Arial" w:cs="Arial"/>
-          <w:color w:val="0A0A0A"/>
-          <w:shd w:val="clear" w:color="auto" w:fill="E5EDFF"/>
-        </w:rPr>
-        <w:tab/>
-      </w:r>
-      <w:r>
-        <w:rPr>
-          <w:rFonts w:ascii="Arial" w:eastAsia="Times New Roman" w:hAnsi="Arial" w:cs="Arial"/>
-          <w:color w:val="0A0A0A"/>
-          <w:shd w:val="clear" w:color="auto" w:fill="E5EDFF"/>
-        </w:rPr>
-        <w:tab/>
-        <w:t>$</w:t>
-      </w:r>
-      <w:proofErr w:type="gramStart"/>
-      <w:r>
-        <w:rPr>
-          <w:rFonts w:ascii="Arial" w:eastAsia="Times New Roman" w:hAnsi="Arial" w:cs="Arial"/>
-          <w:color w:val="0A0A0A"/>
-          <w:shd w:val="clear" w:color="auto" w:fill="E5EDFF"/>
-        </w:rPr>
-        <w:t>lookup: {</w:t>
-      </w:r>
-      <w:proofErr w:type="gramEnd"/>
-    </w:p>
-    <w:p>
-      <w:pPr>
-        <w:shd w:val="clear" w:color="auto" w:fill="FFFFFF"/>
-        <w:spacing w:after="180" w:line="360" w:lineRule="atLeast"/>
-        <w:rPr>
-          <w:rFonts w:ascii="Arial" w:eastAsia="Times New Roman" w:hAnsi="Arial" w:cs="Arial"/>
-          <w:color w:val="0A0A0A"/>
-          <w:shd w:val="clear" w:color="auto" w:fill="E5EDFF"/>
-        </w:rPr>
-      </w:pPr>
-      <w:r>
-        <w:rPr>
-          <w:rFonts w:ascii="Arial" w:eastAsia="Times New Roman" w:hAnsi="Arial" w:cs="Arial"/>
-          <w:color w:val="0A0A0A"/>
-          <w:shd w:val="clear" w:color="auto" w:fill="E5EDFF"/>
-        </w:rPr>
-        <w:tab/>
-      </w:r>
-      <w:r>
-        <w:rPr>
-          <w:rFonts w:ascii="Arial" w:eastAsia="Times New Roman" w:hAnsi="Arial" w:cs="Arial"/>
-          <w:color w:val="0A0A0A"/>
-          <w:shd w:val="clear" w:color="auto" w:fill="E5EDFF"/>
-        </w:rPr>
-        <w:tab/>
-      </w:r>
-      <w:r>
-        <w:rPr>
-          <w:rFonts w:ascii="Arial" w:eastAsia="Times New Roman" w:hAnsi="Arial" w:cs="Arial"/>
-          <w:color w:val="0A0A0A"/>
-          <w:shd w:val="clear" w:color="auto" w:fill="E5EDFF"/>
-        </w:rPr>
-        <w:tab/>
-        <w:t>From: “</w:t>
-      </w:r>
-      <w:proofErr w:type="spellStart"/>
-      <w:r>
-        <w:rPr>
-          <w:rFonts w:ascii="Arial" w:eastAsia="Times New Roman" w:hAnsi="Arial" w:cs="Arial"/>
-          <w:color w:val="0A0A0A"/>
-          <w:shd w:val="clear" w:color="auto" w:fill="E5EDFF"/>
-        </w:rPr>
-        <w:t>producto</w:t>
-      </w:r>
-      <w:proofErr w:type="spellEnd"/>
-      <w:r>
-        <w:rPr>
-          <w:rFonts w:ascii="Arial" w:eastAsia="Times New Roman" w:hAnsi="Arial" w:cs="Arial"/>
-          <w:color w:val="0A0A0A"/>
-          <w:shd w:val="clear" w:color="auto" w:fill="E5EDFF"/>
-        </w:rPr>
-        <w:t>”,</w:t>
-      </w:r>
-    </w:p>
-    <w:p>
-      <w:pPr>
-        <w:shd w:val="clear" w:color="auto" w:fill="FFFFFF"/>
-        <w:spacing w:after="180" w:line="360" w:lineRule="atLeast"/>
-        <w:rPr>
-          <w:rFonts w:ascii="Arial" w:eastAsia="Times New Roman" w:hAnsi="Arial" w:cs="Arial"/>
-          <w:color w:val="0A0A0A"/>
-          <w:shd w:val="clear" w:color="auto" w:fill="E5EDFF"/>
-        </w:rPr>
-      </w:pPr>
-      <w:r>
-        <w:rPr>
-          <w:rFonts w:ascii="Arial" w:eastAsia="Times New Roman" w:hAnsi="Arial" w:cs="Arial"/>
-          <w:color w:val="0A0A0A"/>
-          <w:shd w:val="clear" w:color="auto" w:fill="E5EDFF"/>
-        </w:rPr>
-        <w:tab/>
-      </w:r>
-      <w:r>
-        <w:rPr>
-          <w:rFonts w:ascii="Arial" w:eastAsia="Times New Roman" w:hAnsi="Arial" w:cs="Arial"/>
-          <w:color w:val="0A0A0A"/>
-          <w:shd w:val="clear" w:color="auto" w:fill="E5EDFF"/>
-        </w:rPr>
-        <w:tab/>
-      </w:r>
-      <w:r>
-        <w:rPr>
-          <w:rFonts w:ascii="Arial" w:eastAsia="Times New Roman" w:hAnsi="Arial" w:cs="Arial"/>
-          <w:color w:val="0A0A0A"/>
-          <w:shd w:val="clear" w:color="auto" w:fill="E5EDFF"/>
-        </w:rPr>
-        <w:tab/>
-      </w:r>
-      <w:proofErr w:type="spellStart"/>
-      <w:r>
-        <w:rPr>
-          <w:rFonts w:ascii="Arial" w:eastAsia="Times New Roman" w:hAnsi="Arial" w:cs="Arial"/>
-          <w:color w:val="0A0A0A"/>
-          <w:shd w:val="clear" w:color="auto" w:fill="E5EDFF"/>
-        </w:rPr>
-        <w:t>localField</w:t>
-      </w:r>
-      <w:proofErr w:type="spellEnd"/>
-      <w:r>
-        <w:rPr>
-          <w:rFonts w:ascii="Arial" w:eastAsia="Times New Roman" w:hAnsi="Arial" w:cs="Arial"/>
-          <w:color w:val="0A0A0A"/>
-          <w:shd w:val="clear" w:color="auto" w:fill="E5EDFF"/>
-        </w:rPr>
-        <w:t>: “</w:t>
-      </w:r>
-      <w:proofErr w:type="spellStart"/>
-      <w:proofErr w:type="gramStart"/>
-      <w:r>
-        <w:rPr>
-          <w:rFonts w:ascii="Arial" w:eastAsia="Times New Roman" w:hAnsi="Arial" w:cs="Arial"/>
-          <w:color w:val="0A0A0A"/>
-          <w:shd w:val="clear" w:color="auto" w:fill="E5EDFF"/>
-        </w:rPr>
-        <w:t>producto.productoId</w:t>
-      </w:r>
-      <w:proofErr w:type="spellEnd"/>
-      <w:proofErr w:type="gramEnd"/>
-      <w:r>
-        <w:rPr>
-          <w:rFonts w:ascii="Arial" w:eastAsia="Times New Roman" w:hAnsi="Arial" w:cs="Arial"/>
-          <w:color w:val="0A0A0A"/>
-          <w:shd w:val="clear" w:color="auto" w:fill="E5EDFF"/>
-        </w:rPr>
-        <w:t>”,</w:t>
-      </w:r>
-    </w:p>
-    <w:p>
-      <w:pPr>
-        <w:shd w:val="clear" w:color="auto" w:fill="FFFFFF"/>
-        <w:spacing w:after="180" w:line="360" w:lineRule="atLeast"/>
-        <w:rPr>
-          <w:rFonts w:ascii="Arial" w:eastAsia="Times New Roman" w:hAnsi="Arial" w:cs="Arial"/>
-          <w:color w:val="0A0A0A"/>
-          <w:shd w:val="clear" w:color="auto" w:fill="E5EDFF"/>
-        </w:rPr>
-      </w:pPr>
-      <w:r>
-        <w:rPr>
-          <w:rFonts w:ascii="Arial" w:eastAsia="Times New Roman" w:hAnsi="Arial" w:cs="Arial"/>
-          <w:color w:val="0A0A0A"/>
-          <w:shd w:val="clear" w:color="auto" w:fill="E5EDFF"/>
-        </w:rPr>
-        <w:tab/>
-      </w:r>
-      <w:r>
-        <w:rPr>
-          <w:rFonts w:ascii="Arial" w:eastAsia="Times New Roman" w:hAnsi="Arial" w:cs="Arial"/>
-          <w:color w:val="0A0A0A"/>
-          <w:shd w:val="clear" w:color="auto" w:fill="E5EDFF"/>
-        </w:rPr>
-        <w:tab/>
-      </w:r>
-      <w:r>
-        <w:rPr>
-          <w:rFonts w:ascii="Arial" w:eastAsia="Times New Roman" w:hAnsi="Arial" w:cs="Arial"/>
-          <w:color w:val="0A0A0A"/>
-          <w:shd w:val="clear" w:color="auto" w:fill="E5EDFF"/>
-        </w:rPr>
-        <w:tab/>
-      </w:r>
-      <w:proofErr w:type="spellStart"/>
-      <w:r>
-        <w:rPr>
-          <w:rFonts w:ascii="Arial" w:eastAsia="Times New Roman" w:hAnsi="Arial" w:cs="Arial"/>
-          <w:color w:val="0A0A0A"/>
-          <w:shd w:val="clear" w:color="auto" w:fill="E5EDFF"/>
-        </w:rPr>
-        <w:t>foreignField</w:t>
-      </w:r>
-      <w:proofErr w:type="spellEnd"/>
-      <w:r>
-        <w:rPr>
-          <w:rFonts w:ascii="Arial" w:eastAsia="Times New Roman" w:hAnsi="Arial" w:cs="Arial"/>
-          <w:color w:val="0A0A0A"/>
-          <w:shd w:val="clear" w:color="auto" w:fill="E5EDFF"/>
-        </w:rPr>
-        <w:t>: “_id”,</w:t>
-      </w:r>
-    </w:p>
-    <w:p>
-      <w:pPr>
-        <w:shd w:val="clear" w:color="auto" w:fill="FFFFFF"/>
-        <w:spacing w:after="180" w:line="360" w:lineRule="atLeast"/>
-        <w:rPr>
-          <w:rFonts w:ascii="Arial" w:eastAsia="Times New Roman" w:hAnsi="Arial" w:cs="Arial"/>
-          <w:color w:val="0A0A0A"/>
-          <w:shd w:val="clear" w:color="auto" w:fill="E5EDFF"/>
-        </w:rPr>
-      </w:pPr>
-      <w:r>
-        <w:rPr>
-          <w:rFonts w:ascii="Arial" w:eastAsia="Times New Roman" w:hAnsi="Arial" w:cs="Arial"/>
-          <w:color w:val="0A0A0A"/>
-          <w:shd w:val="clear" w:color="auto" w:fill="E5EDFF"/>
-        </w:rPr>
-        <w:tab/>
-      </w:r>
-      <w:r>
-        <w:rPr>
-          <w:rFonts w:ascii="Arial" w:eastAsia="Times New Roman" w:hAnsi="Arial" w:cs="Arial"/>
-          <w:color w:val="0A0A0A"/>
-          <w:shd w:val="clear" w:color="auto" w:fill="E5EDFF"/>
-        </w:rPr>
-        <w:tab/>
-      </w:r>
-      <w:r>
-        <w:rPr>
-          <w:rFonts w:ascii="Arial" w:eastAsia="Times New Roman" w:hAnsi="Arial" w:cs="Arial"/>
-          <w:color w:val="0A0A0A"/>
-          <w:shd w:val="clear" w:color="auto" w:fill="E5EDFF"/>
-        </w:rPr>
-        <w:tab/>
-        <w:t>as: “</w:t>
-      </w:r>
-      <w:proofErr w:type="spellStart"/>
-      <w:r>
-        <w:rPr>
-          <w:rFonts w:ascii="Arial" w:eastAsia="Times New Roman" w:hAnsi="Arial" w:cs="Arial"/>
-          <w:color w:val="0A0A0A"/>
-          <w:shd w:val="clear" w:color="auto" w:fill="E5EDFF"/>
-        </w:rPr>
-        <w:t>detalleCompra</w:t>
-      </w:r>
-      <w:proofErr w:type="spellEnd"/>
-      <w:r>
-        <w:rPr>
-          <w:rFonts w:ascii="Arial" w:eastAsia="Times New Roman" w:hAnsi="Arial" w:cs="Arial"/>
-          <w:color w:val="0A0A0A"/>
-          <w:shd w:val="clear" w:color="auto" w:fill="E5EDFF"/>
-        </w:rPr>
-        <w:t>”</w:t>
-      </w:r>
-    </w:p>
-    <w:p>
-      <w:pPr>
-        <w:shd w:val="clear" w:color="auto" w:fill="FFFFFF"/>
-        <w:spacing w:after="180" w:line="360" w:lineRule="atLeast"/>
-        <w:ind w:left="720" w:firstLine="720"/>
-        <w:rPr>
-          <w:rFonts w:ascii="Arial" w:eastAsia="Times New Roman" w:hAnsi="Arial" w:cs="Arial"/>
-          <w:color w:val="0A0A0A"/>
-          <w:shd w:val="clear" w:color="auto" w:fill="E5EDFF"/>
-        </w:rPr>
-      </w:pPr>
-      <w:proofErr w:type="gramStart"/>
-      <w:r>
-        <w:rPr>
-          <w:rFonts w:ascii="Arial" w:eastAsia="Times New Roman" w:hAnsi="Arial" w:cs="Arial"/>
-          <w:color w:val="0A0A0A"/>
-          <w:shd w:val="clear" w:color="auto" w:fill="E5EDFF"/>
-        </w:rPr>
-        <w:t>} } ] )</w:t>
-      </w:r>
-      <w:proofErr w:type="gramEnd"/>
-    </w:p>
-    <w:p>
-      <w:pPr>
-        <w:shd w:val="clear" w:color="auto" w:fill="FFFFFF"/>
-        <w:spacing w:after="180" w:line="360" w:lineRule="atLeast"/>
-        <w:rPr>
-          <w:rFonts w:ascii="Arial" w:eastAsia="Times New Roman" w:hAnsi="Arial" w:cs="Arial"/>
-          <w:color w:val="0A0A0A"/>
-          <w:shd w:val="clear" w:color="auto" w:fill="E5EDFF"/>
-        </w:rPr>
-      </w:pPr>
     </w:p>
     <w:p>
       <w:pPr>
@@ -3757,35 +3396,6 @@
           <w:color w:val="0A0A0A"/>
           <w:shd w:val="clear" w:color="auto" w:fill="E5EDFF"/>
         </w:rPr>
-        <w:t xml:space="preserve">-create index with name </w:t>
-      </w:r>
-      <w:proofErr w:type="spellStart"/>
-      <w:r>
-        <w:rPr>
-          <w:rFonts w:ascii="Arial" w:eastAsia="Times New Roman" w:hAnsi="Arial" w:cs="Arial"/>
-          <w:color w:val="0A0A0A"/>
-          <w:shd w:val="clear" w:color="auto" w:fill="E5EDFF"/>
-        </w:rPr>
-        <w:t>anewindex</w:t>
-      </w:r>
-      <w:proofErr w:type="spellEnd"/>
-    </w:p>
-    <w:p>
-      <w:pPr>
-        <w:shd w:val="clear" w:color="auto" w:fill="FFFFFF"/>
-        <w:spacing w:after="180" w:line="360" w:lineRule="atLeast"/>
-        <w:rPr>
-          <w:rFonts w:ascii="Arial" w:eastAsia="Times New Roman" w:hAnsi="Arial" w:cs="Arial"/>
-          <w:color w:val="0A0A0A"/>
-          <w:shd w:val="clear" w:color="auto" w:fill="E5EDFF"/>
-        </w:rPr>
-      </w:pPr>
-      <w:r>
-        <w:rPr>
-          <w:rFonts w:ascii="Arial" w:eastAsia="Times New Roman" w:hAnsi="Arial" w:cs="Arial"/>
-          <w:color w:val="0A0A0A"/>
-          <w:shd w:val="clear" w:color="auto" w:fill="E5EDFF"/>
-        </w:rPr>
         <w:t>-explain query with execution stats</w:t>
       </w:r>
     </w:p>
@@ -3805,8 +3415,247 @@
           <w:color w:val="0A0A0A"/>
           <w:shd w:val="clear" w:color="auto" w:fill="E5EDFF"/>
         </w:rPr>
+        <w:t>-create cluster index:</w:t>
+      </w:r>
+    </w:p>
+    <w:p>
+      <w:pPr>
+        <w:shd w:val="clear" w:color="auto" w:fill="FFFFFF"/>
+        <w:spacing w:after="180" w:line="360" w:lineRule="atLeast"/>
+        <w:rPr>
+          <w:rFonts w:ascii="Arial" w:eastAsia="Times New Roman" w:hAnsi="Arial" w:cs="Arial"/>
+          <w:b/>
+          <w:bCs/>
+          <w:color w:val="0A0A0A"/>
+          <w:shd w:val="clear" w:color="auto" w:fill="E5EDFF"/>
+        </w:rPr>
+      </w:pPr>
+      <w:r>
+        <w:rPr>
+          <w:rFonts w:ascii="Arial" w:eastAsia="Times New Roman" w:hAnsi="Arial" w:cs="Arial"/>
+          <w:color w:val="0A0A0A"/>
+          <w:shd w:val="clear" w:color="auto" w:fill="E5EDFF"/>
+        </w:rPr>
+        <w:tab/>
+      </w:r>
+      <w:proofErr w:type="gramStart"/>
+      <w:r>
+        <w:rPr>
+          <w:rFonts w:ascii="Arial" w:eastAsia="Times New Roman" w:hAnsi="Arial" w:cs="Arial"/>
+          <w:color w:val="0A0A0A"/>
+          <w:shd w:val="clear" w:color="auto" w:fill="E5EDFF"/>
+        </w:rPr>
+        <w:t>a clustered</w:t>
+      </w:r>
+      <w:proofErr w:type="gramEnd"/>
+      <w:r>
+        <w:rPr>
+          <w:rFonts w:ascii="Arial" w:eastAsia="Times New Roman" w:hAnsi="Arial" w:cs="Arial"/>
+          <w:color w:val="0A0A0A"/>
+          <w:shd w:val="clear" w:color="auto" w:fill="E5EDFF"/>
+        </w:rPr>
+        <w:t xml:space="preserve"> index is created by specifying the </w:t>
+      </w:r>
+      <w:proofErr w:type="spellStart"/>
+      <w:r>
+        <w:rPr>
+          <w:rFonts w:ascii="Arial" w:eastAsia="Times New Roman" w:hAnsi="Arial" w:cs="Arial"/>
+          <w:color w:val="0A0A0A"/>
+          <w:shd w:val="clear" w:color="auto" w:fill="E5EDFF"/>
+        </w:rPr>
+        <w:t>clusteredIndex</w:t>
+      </w:r>
+      <w:proofErr w:type="spellEnd"/>
+      <w:r>
+        <w:rPr>
+          <w:rFonts w:ascii="Arial" w:eastAsia="Times New Roman" w:hAnsi="Arial" w:cs="Arial"/>
+          <w:color w:val="0A0A0A"/>
+          <w:shd w:val="clear" w:color="auto" w:fill="E5EDFF"/>
+        </w:rPr>
+        <w:t xml:space="preserve"> option when you create a new collection using the </w:t>
+      </w:r>
+      <w:proofErr w:type="spellStart"/>
+      <w:proofErr w:type="gramStart"/>
+      <w:r>
+        <w:rPr>
+          <w:rFonts w:ascii="Arial" w:eastAsia="Times New Roman" w:hAnsi="Arial" w:cs="Arial"/>
+          <w:color w:val="0A0A0A"/>
+          <w:shd w:val="clear" w:color="auto" w:fill="E5EDFF"/>
+        </w:rPr>
+        <w:t>db.createCollection</w:t>
+      </w:r>
+      <w:proofErr w:type="spellEnd"/>
+      <w:proofErr w:type="gramEnd"/>
+      <w:r>
+        <w:rPr>
+          <w:rFonts w:ascii="Arial" w:eastAsia="Times New Roman" w:hAnsi="Arial" w:cs="Arial"/>
+          <w:color w:val="0A0A0A"/>
+          <w:shd w:val="clear" w:color="auto" w:fill="E5EDFF"/>
+        </w:rPr>
+        <w:t>() method. You cannot add a clustered index to an existing collection</w:t>
+      </w:r>
+      <w:r>
+        <w:rPr>
+          <w:rFonts w:ascii="Arial" w:eastAsia="Times New Roman" w:hAnsi="Arial" w:cs="Arial"/>
+          <w:color w:val="0A0A0A"/>
+          <w:shd w:val="clear" w:color="auto" w:fill="E5EDFF"/>
+        </w:rPr>
+        <w:t xml:space="preserve">. </w:t>
+      </w:r>
+      <w:r>
+        <w:rPr>
+          <w:rFonts w:ascii="Arial" w:eastAsia="Times New Roman" w:hAnsi="Arial" w:cs="Arial"/>
+          <w:color w:val="0A0A0A"/>
+          <w:shd w:val="clear" w:color="auto" w:fill="E5EDFF"/>
+        </w:rPr>
+        <w:t>The </w:t>
+      </w:r>
+      <w:proofErr w:type="spellStart"/>
+      <w:r>
+        <w:rPr>
+          <w:rFonts w:ascii="Arial" w:eastAsia="Times New Roman" w:hAnsi="Arial" w:cs="Arial"/>
+          <w:color w:val="0A0A0A"/>
+          <w:shd w:val="clear" w:color="auto" w:fill="E5EDFF"/>
+        </w:rPr>
+        <w:t>clusteredIndex</w:t>
+      </w:r>
+      <w:proofErr w:type="spellEnd"/>
+      <w:r>
+        <w:rPr>
+          <w:rFonts w:ascii="Arial" w:eastAsia="Times New Roman" w:hAnsi="Arial" w:cs="Arial"/>
+          <w:color w:val="0A0A0A"/>
+          <w:shd w:val="clear" w:color="auto" w:fill="E5EDFF"/>
+        </w:rPr>
+        <w:t> key </w:t>
+      </w:r>
+      <w:r>
+        <w:rPr>
+          <w:rFonts w:ascii="Arial" w:eastAsia="Times New Roman" w:hAnsi="Arial" w:cs="Arial"/>
+          <w:b/>
+          <w:bCs/>
+          <w:color w:val="0A0A0A"/>
+          <w:shd w:val="clear" w:color="auto" w:fill="E5EDFF"/>
+        </w:rPr>
+        <w:t>must be </w:t>
+      </w:r>
+      <w:proofErr w:type="gramStart"/>
+      <w:r>
+        <w:rPr>
+          <w:rFonts w:ascii="Arial" w:eastAsia="Times New Roman" w:hAnsi="Arial" w:cs="Arial"/>
+          <w:b/>
+          <w:bCs/>
+          <w:color w:val="0A0A0A"/>
+          <w:shd w:val="clear" w:color="auto" w:fill="E5EDFF"/>
+        </w:rPr>
+        <w:t>{ _</w:t>
+      </w:r>
+      <w:proofErr w:type="gramEnd"/>
+      <w:r>
+        <w:rPr>
+          <w:rFonts w:ascii="Arial" w:eastAsia="Times New Roman" w:hAnsi="Arial" w:cs="Arial"/>
+          <w:b/>
+          <w:bCs/>
+          <w:color w:val="0A0A0A"/>
+          <w:shd w:val="clear" w:color="auto" w:fill="E5EDFF"/>
+        </w:rPr>
+        <w:t xml:space="preserve">id: </w:t>
+      </w:r>
+      <w:proofErr w:type="gramStart"/>
+      <w:r>
+        <w:rPr>
+          <w:rFonts w:ascii="Arial" w:eastAsia="Times New Roman" w:hAnsi="Arial" w:cs="Arial"/>
+          <w:b/>
+          <w:bCs/>
+          <w:color w:val="0A0A0A"/>
+          <w:shd w:val="clear" w:color="auto" w:fill="E5EDFF"/>
+        </w:rPr>
+        <w:t>1 }</w:t>
+      </w:r>
+      <w:proofErr w:type="gramEnd"/>
+    </w:p>
+    <w:p>
+      <w:pPr>
+        <w:shd w:val="clear" w:color="auto" w:fill="FFFFFF"/>
+        <w:spacing w:after="180" w:line="360" w:lineRule="atLeast"/>
+        <w:rPr>
+          <w:rFonts w:ascii="Arial" w:eastAsia="Times New Roman" w:hAnsi="Arial" w:cs="Arial"/>
+          <w:color w:val="0A0A0A"/>
+          <w:shd w:val="clear" w:color="auto" w:fill="E5EDFF"/>
+        </w:rPr>
+      </w:pPr>
+      <w:r>
+        <w:rPr>
+          <w:rFonts w:ascii="Arial" w:eastAsia="Times New Roman" w:hAnsi="Arial" w:cs="Arial"/>
+          <w:color w:val="0A0A0A"/>
+          <w:shd w:val="clear" w:color="auto" w:fill="E5EDFF"/>
+        </w:rPr>
         <w:t xml:space="preserve">-create </w:t>
       </w:r>
+      <w:r>
+        <w:rPr>
+          <w:rFonts w:ascii="Arial" w:eastAsia="Times New Roman" w:hAnsi="Arial" w:cs="Arial"/>
+          <w:color w:val="0A0A0A"/>
+          <w:shd w:val="clear" w:color="auto" w:fill="E5EDFF"/>
+        </w:rPr>
+        <w:t>non clustered index</w:t>
+      </w:r>
+    </w:p>
+    <w:p>
+      <w:pPr>
+        <w:shd w:val="clear" w:color="auto" w:fill="FFFFFF"/>
+        <w:spacing w:after="180" w:line="360" w:lineRule="atLeast"/>
+        <w:rPr>
+          <w:rFonts w:ascii="Arial" w:eastAsia="Times New Roman" w:hAnsi="Arial" w:cs="Arial"/>
+          <w:color w:val="0A0A0A"/>
+          <w:shd w:val="clear" w:color="auto" w:fill="E5EDFF"/>
+        </w:rPr>
+      </w:pPr>
+      <w:r>
+        <w:rPr>
+          <w:rFonts w:ascii="Arial" w:eastAsia="Times New Roman" w:hAnsi="Arial" w:cs="Arial"/>
+          <w:color w:val="0A0A0A"/>
+          <w:shd w:val="clear" w:color="auto" w:fill="E5EDFF"/>
+        </w:rPr>
+        <w:tab/>
+      </w:r>
+      <w:r>
+        <w:rPr>
+          <w:rFonts w:ascii="Arial" w:eastAsia="Times New Roman" w:hAnsi="Arial" w:cs="Arial"/>
+          <w:color w:val="0A0A0A"/>
+          <w:shd w:val="clear" w:color="auto" w:fill="E5EDFF"/>
+        </w:rPr>
+        <w:t>In MongoDB, all standard indexes (single-field, compound, multikey, etc.) are non-clustered secondary indexes by default. MongoDB automatically creates a unique, non-clustered index on the _id field for every collection unless a clustered index is explicitly specified during collection creation.</w:t>
+      </w:r>
+    </w:p>
+    <w:p>
+      <w:pPr>
+        <w:shd w:val="clear" w:color="auto" w:fill="FFFFFF"/>
+        <w:spacing w:after="180" w:line="360" w:lineRule="atLeast"/>
+        <w:rPr>
+          <w:rFonts w:ascii="Arial" w:eastAsia="Times New Roman" w:hAnsi="Arial" w:cs="Arial"/>
+          <w:color w:val="0A0A0A"/>
+          <w:shd w:val="clear" w:color="auto" w:fill="E5EDFF"/>
+        </w:rPr>
+      </w:pPr>
+    </w:p>
+    <w:p>
+      <w:pPr>
+        <w:shd w:val="clear" w:color="auto" w:fill="FFFFFF"/>
+        <w:spacing w:after="180" w:line="360" w:lineRule="atLeast"/>
+        <w:rPr>
+          <w:rFonts w:ascii="Arial" w:eastAsia="Times New Roman" w:hAnsi="Arial" w:cs="Arial"/>
+          <w:color w:val="0A0A0A"/>
+          <w:shd w:val="clear" w:color="auto" w:fill="E5EDFF"/>
+        </w:rPr>
+      </w:pPr>
+      <w:r>
+        <w:rPr>
+          <w:rFonts w:ascii="Arial" w:eastAsia="Times New Roman" w:hAnsi="Arial" w:cs="Arial"/>
+          <w:color w:val="0A0A0A"/>
+          <w:shd w:val="clear" w:color="auto" w:fill="E5EDFF"/>
+        </w:rPr>
+        <w:t xml:space="preserve">-create </w:t>
+      </w:r>
       <w:proofErr w:type="gramStart"/>
       <w:r>
         <w:rPr>
@@ -3830,6 +3679,100 @@
       <w:pPr>
         <w:shd w:val="clear" w:color="auto" w:fill="FFFFFF"/>
         <w:spacing w:after="180" w:line="360" w:lineRule="atLeast"/>
+        <w:ind w:firstLine="720"/>
+        <w:rPr>
+          <w:rFonts w:ascii="Arial" w:eastAsia="Times New Roman" w:hAnsi="Arial" w:cs="Arial"/>
+          <w:color w:val="0A0A0A"/>
+          <w:shd w:val="clear" w:color="auto" w:fill="E5EDFF"/>
+        </w:rPr>
+      </w:pPr>
+      <w:proofErr w:type="spellStart"/>
+      <w:r>
+        <w:rPr>
+          <w:rFonts w:ascii="Arial" w:eastAsia="Times New Roman" w:hAnsi="Arial" w:cs="Arial"/>
+          <w:color w:val="0A0A0A"/>
+          <w:shd w:val="clear" w:color="auto" w:fill="E5EDFF"/>
+        </w:rPr>
+        <w:t>CombinedIndex</w:t>
+      </w:r>
+      <w:proofErr w:type="spellEnd"/>
+      <w:r>
+        <w:rPr>
+          <w:rFonts w:ascii="Arial" w:eastAsia="Times New Roman" w:hAnsi="Arial" w:cs="Arial"/>
+          <w:color w:val="0A0A0A"/>
+          <w:shd w:val="clear" w:color="auto" w:fill="E5EDFF"/>
+        </w:rPr>
+        <w:t xml:space="preserve">: </w:t>
+      </w:r>
+      <w:proofErr w:type="spellStart"/>
+      <w:proofErr w:type="gramStart"/>
+      <w:r>
+        <w:rPr>
+          <w:rFonts w:ascii="Arial" w:eastAsia="Times New Roman" w:hAnsi="Arial" w:cs="Arial"/>
+          <w:color w:val="0A0A0A"/>
+          <w:shd w:val="clear" w:color="auto" w:fill="E5EDFF"/>
+        </w:rPr>
+        <w:t>db.inventory</w:t>
+      </w:r>
+      <w:proofErr w:type="gramEnd"/>
+      <w:r>
+        <w:rPr>
+          <w:rFonts w:ascii="Arial" w:eastAsia="Times New Roman" w:hAnsi="Arial" w:cs="Arial"/>
+          <w:color w:val="0A0A0A"/>
+          <w:shd w:val="clear" w:color="auto" w:fill="E5EDFF"/>
+        </w:rPr>
+        <w:t>.</w:t>
+      </w:r>
+      <w:proofErr w:type="gramStart"/>
+      <w:r>
+        <w:rPr>
+          <w:rFonts w:ascii="Arial" w:eastAsia="Times New Roman" w:hAnsi="Arial" w:cs="Arial"/>
+          <w:color w:val="0A0A0A"/>
+          <w:shd w:val="clear" w:color="auto" w:fill="E5EDFF"/>
+        </w:rPr>
+        <w:t>createIndex</w:t>
+      </w:r>
+      <w:proofErr w:type="spellEnd"/>
+      <w:r>
+        <w:rPr>
+          <w:rFonts w:ascii="Arial" w:eastAsia="Times New Roman" w:hAnsi="Arial" w:cs="Arial"/>
+          <w:color w:val="0A0A0A"/>
+          <w:shd w:val="clear" w:color="auto" w:fill="E5EDFF"/>
+        </w:rPr>
+        <w:t>( {</w:t>
+      </w:r>
+      <w:proofErr w:type="gramEnd"/>
+      <w:r>
+        <w:rPr>
+          <w:rFonts w:ascii="Arial" w:eastAsia="Times New Roman" w:hAnsi="Arial" w:cs="Arial"/>
+          <w:color w:val="0A0A0A"/>
+          <w:shd w:val="clear" w:color="auto" w:fill="E5EDFF"/>
+        </w:rPr>
+        <w:t xml:space="preserve"> "item": 1, "stock": -</w:t>
+      </w:r>
+      <w:proofErr w:type="gramStart"/>
+      <w:r>
+        <w:rPr>
+          <w:rFonts w:ascii="Arial" w:eastAsia="Times New Roman" w:hAnsi="Arial" w:cs="Arial"/>
+          <w:color w:val="0A0A0A"/>
+          <w:shd w:val="clear" w:color="auto" w:fill="E5EDFF"/>
+        </w:rPr>
+        <w:t>1 }</w:t>
+      </w:r>
+      <w:proofErr w:type="gramEnd"/>
+      <w:r>
+        <w:rPr>
+          <w:rFonts w:ascii="Arial" w:eastAsia="Times New Roman" w:hAnsi="Arial" w:cs="Arial"/>
+          <w:color w:val="0A0A0A"/>
+          <w:shd w:val="clear" w:color="auto" w:fill="E5EDFF"/>
+        </w:rPr>
+        <w:t xml:space="preserve"> )</w:t>
+      </w:r>
+    </w:p>
+    <w:p>
+      <w:pPr>
+        <w:shd w:val="clear" w:color="auto" w:fill="FFFFFF"/>
+        <w:spacing w:after="180" w:line="360" w:lineRule="atLeast"/>
         <w:rPr>
           <w:rFonts w:ascii="Arial" w:eastAsia="Times New Roman" w:hAnsi="Arial" w:cs="Arial"/>
           <w:color w:val="0A0A0A"/>
@@ -3855,6 +3798,164 @@
           <w:shd w:val="clear" w:color="auto" w:fill="E5EDFF"/>
         </w:rPr>
       </w:pPr>
+      <w:proofErr w:type="spellStart"/>
+      <w:proofErr w:type="gramStart"/>
+      <w:r>
+        <w:rPr>
+          <w:rFonts w:ascii="Arial" w:eastAsia="Times New Roman" w:hAnsi="Arial" w:cs="Arial"/>
+          <w:color w:val="0A0A0A"/>
+          <w:shd w:val="clear" w:color="auto" w:fill="E5EDFF"/>
+        </w:rPr>
+        <w:t>db.users</w:t>
+      </w:r>
+      <w:proofErr w:type="gramEnd"/>
+      <w:r>
+        <w:rPr>
+          <w:rFonts w:ascii="Arial" w:eastAsia="Times New Roman" w:hAnsi="Arial" w:cs="Arial"/>
+          <w:color w:val="0A0A0A"/>
+          <w:shd w:val="clear" w:color="auto" w:fill="E5EDFF"/>
+        </w:rPr>
+        <w:t>.</w:t>
+      </w:r>
+      <w:proofErr w:type="gramStart"/>
+      <w:r>
+        <w:rPr>
+          <w:rFonts w:ascii="Arial" w:eastAsia="Times New Roman" w:hAnsi="Arial" w:cs="Arial"/>
+          <w:color w:val="0A0A0A"/>
+          <w:shd w:val="clear" w:color="auto" w:fill="E5EDFF"/>
+        </w:rPr>
+        <w:t>createIndex</w:t>
+      </w:r>
+      <w:proofErr w:type="spellEnd"/>
+      <w:r>
+        <w:rPr>
+          <w:rFonts w:ascii="Arial" w:eastAsia="Times New Roman" w:hAnsi="Arial" w:cs="Arial"/>
+          <w:color w:val="0A0A0A"/>
+          <w:shd w:val="clear" w:color="auto" w:fill="E5EDFF"/>
+        </w:rPr>
+        <w:t>({ username</w:t>
+      </w:r>
+      <w:proofErr w:type="gramEnd"/>
+      <w:r>
+        <w:rPr>
+          <w:rFonts w:ascii="Arial" w:eastAsia="Times New Roman" w:hAnsi="Arial" w:cs="Arial"/>
+          <w:color w:val="0A0A0A"/>
+          <w:shd w:val="clear" w:color="auto" w:fill="E5EDFF"/>
+        </w:rPr>
+        <w:t xml:space="preserve">: </w:t>
+      </w:r>
+      <w:proofErr w:type="gramStart"/>
+      <w:r>
+        <w:rPr>
+          <w:rFonts w:ascii="Arial" w:eastAsia="Times New Roman" w:hAnsi="Arial" w:cs="Arial"/>
+          <w:color w:val="0A0A0A"/>
+          <w:shd w:val="clear" w:color="auto" w:fill="E5EDFF"/>
+        </w:rPr>
+        <w:t>1 }</w:t>
+      </w:r>
+      <w:proofErr w:type="gramEnd"/>
+      <w:r>
+        <w:rPr>
+          <w:rFonts w:ascii="Arial" w:eastAsia="Times New Roman" w:hAnsi="Arial" w:cs="Arial"/>
+          <w:color w:val="0A0A0A"/>
+          <w:shd w:val="clear" w:color="auto" w:fill="E5EDFF"/>
+        </w:rPr>
+        <w:t xml:space="preserve">, </w:t>
+      </w:r>
+      <w:proofErr w:type="gramStart"/>
+      <w:r>
+        <w:rPr>
+          <w:rFonts w:ascii="Arial" w:eastAsia="Times New Roman" w:hAnsi="Arial" w:cs="Arial"/>
+          <w:color w:val="0A0A0A"/>
+          <w:shd w:val="clear" w:color="auto" w:fill="E5EDFF"/>
+        </w:rPr>
+        <w:t xml:space="preserve">{ </w:t>
+      </w:r>
+      <w:proofErr w:type="spellStart"/>
+      <w:r>
+        <w:rPr>
+          <w:rFonts w:ascii="Arial" w:eastAsia="Times New Roman" w:hAnsi="Arial" w:cs="Arial"/>
+          <w:color w:val="0A0A0A"/>
+          <w:shd w:val="clear" w:color="auto" w:fill="E5EDFF"/>
+        </w:rPr>
+        <w:t>unique</w:t>
+      </w:r>
+      <w:proofErr w:type="gramEnd"/>
+      <w:r>
+        <w:rPr>
+          <w:rFonts w:ascii="Arial" w:eastAsia="Times New Roman" w:hAnsi="Arial" w:cs="Arial"/>
+          <w:color w:val="0A0A0A"/>
+          <w:shd w:val="clear" w:color="auto" w:fill="E5EDFF"/>
+        </w:rPr>
+        <w:t>:true</w:t>
+      </w:r>
+      <w:proofErr w:type="spellEnd"/>
+      <w:r>
+        <w:rPr>
+          <w:rFonts w:ascii="Arial" w:eastAsia="Times New Roman" w:hAnsi="Arial" w:cs="Arial"/>
+          <w:color w:val="0A0A0A"/>
+          <w:shd w:val="clear" w:color="auto" w:fill="E5EDFF"/>
+        </w:rPr>
+        <w:t>, name: "</w:t>
+      </w:r>
+      <w:proofErr w:type="spellStart"/>
+      <w:r>
+        <w:rPr>
+          <w:rFonts w:ascii="Arial" w:eastAsia="Times New Roman" w:hAnsi="Arial" w:cs="Arial"/>
+          <w:color w:val="0A0A0A"/>
+          <w:shd w:val="clear" w:color="auto" w:fill="E5EDFF"/>
+        </w:rPr>
+        <w:t>custom_username_</w:t>
+      </w:r>
+      <w:proofErr w:type="gramStart"/>
+      <w:r>
+        <w:rPr>
+          <w:rFonts w:ascii="Arial" w:eastAsia="Times New Roman" w:hAnsi="Arial" w:cs="Arial"/>
+          <w:color w:val="0A0A0A"/>
+          <w:shd w:val="clear" w:color="auto" w:fill="E5EDFF"/>
+        </w:rPr>
+        <w:t>index</w:t>
+      </w:r>
+      <w:proofErr w:type="spellEnd"/>
+      <w:r>
+        <w:rPr>
+          <w:rFonts w:ascii="Arial" w:eastAsia="Times New Roman" w:hAnsi="Arial" w:cs="Arial"/>
+          <w:color w:val="0A0A0A"/>
+          <w:shd w:val="clear" w:color="auto" w:fill="E5EDFF"/>
+        </w:rPr>
+        <w:t>"}</w:t>
+      </w:r>
+      <w:proofErr w:type="gramEnd"/>
+      <w:r>
+        <w:rPr>
+          <w:rFonts w:ascii="Arial" w:eastAsia="Times New Roman" w:hAnsi="Arial" w:cs="Arial"/>
+          <w:color w:val="0A0A0A"/>
+          <w:shd w:val="clear" w:color="auto" w:fill="E5EDFF"/>
+        </w:rPr>
+        <w:t>)</w:t>
+      </w:r>
+    </w:p>
+    <w:p>
+      <w:pPr>
+        <w:shd w:val="clear" w:color="auto" w:fill="FFFFFF"/>
+        <w:spacing w:after="180" w:line="360" w:lineRule="atLeast"/>
+        <w:rPr>
+          <w:rFonts w:ascii="Arial" w:eastAsia="Times New Roman" w:hAnsi="Arial" w:cs="Arial"/>
+          <w:color w:val="0A0A0A"/>
+          <w:shd w:val="clear" w:color="auto" w:fill="E5EDFF"/>
+        </w:rPr>
+      </w:pPr>
+    </w:p>
+    <w:p>
+      <w:pPr>
+        <w:shd w:val="clear" w:color="auto" w:fill="FFFFFF"/>
+        <w:spacing w:after="180" w:line="360" w:lineRule="atLeast"/>
+        <w:rPr>
+          <w:rFonts w:ascii="Arial" w:eastAsia="Times New Roman" w:hAnsi="Arial" w:cs="Arial"/>
+          <w:color w:val="0A0A0A"/>
+          <w:shd w:val="clear" w:color="auto" w:fill="E5EDFF"/>
+        </w:rPr>
+      </w:pPr>
       <w:r>
         <w:rPr>
           <w:rFonts w:ascii="Arial" w:eastAsia="Times New Roman" w:hAnsi="Arial" w:cs="Arial"/>
@@ -3880,6 +3981,224 @@
           <w:color w:val="0A0A0A"/>
           <w:shd w:val="clear" w:color="auto" w:fill="E5EDFF"/>
         </w:rPr>
+        <w:tab/>
+      </w:r>
+      <w:proofErr w:type="spellStart"/>
+      <w:proofErr w:type="gramStart"/>
+      <w:r>
+        <w:rPr>
+          <w:rFonts w:ascii="Arial" w:eastAsia="Times New Roman" w:hAnsi="Arial" w:cs="Arial"/>
+          <w:color w:val="0A0A0A"/>
+          <w:shd w:val="clear" w:color="auto" w:fill="E5EDFF"/>
+        </w:rPr>
+        <w:t>db.products</w:t>
+      </w:r>
+      <w:proofErr w:type="gramEnd"/>
+      <w:r>
+        <w:rPr>
+          <w:rFonts w:ascii="Arial" w:eastAsia="Times New Roman" w:hAnsi="Arial" w:cs="Arial"/>
+          <w:color w:val="0A0A0A"/>
+          <w:shd w:val="clear" w:color="auto" w:fill="E5EDFF"/>
+        </w:rPr>
+        <w:t>.</w:t>
+      </w:r>
+      <w:proofErr w:type="gramStart"/>
+      <w:r>
+        <w:rPr>
+          <w:rFonts w:ascii="Arial" w:eastAsia="Times New Roman" w:hAnsi="Arial" w:cs="Arial"/>
+          <w:color w:val="0A0A0A"/>
+          <w:shd w:val="clear" w:color="auto" w:fill="E5EDFF"/>
+        </w:rPr>
+        <w:t>createIndex</w:t>
+      </w:r>
+      <w:proofErr w:type="spellEnd"/>
+      <w:r>
+        <w:rPr>
+          <w:rFonts w:ascii="Arial" w:eastAsia="Times New Roman" w:hAnsi="Arial" w:cs="Arial"/>
+          <w:color w:val="0A0A0A"/>
+          <w:shd w:val="clear" w:color="auto" w:fill="E5EDFF"/>
+        </w:rPr>
+        <w:t>({ description</w:t>
+      </w:r>
+      <w:proofErr w:type="gramEnd"/>
+      <w:r>
+        <w:rPr>
+          <w:rFonts w:ascii="Arial" w:eastAsia="Times New Roman" w:hAnsi="Arial" w:cs="Arial"/>
+          <w:color w:val="0A0A0A"/>
+          <w:shd w:val="clear" w:color="auto" w:fill="E5EDFF"/>
+        </w:rPr>
+        <w:t>: "text</w:t>
+      </w:r>
+      <w:proofErr w:type="gramStart"/>
+      <w:r>
+        <w:rPr>
+          <w:rFonts w:ascii="Arial" w:eastAsia="Times New Roman" w:hAnsi="Arial" w:cs="Arial"/>
+          <w:color w:val="0A0A0A"/>
+          <w:shd w:val="clear" w:color="auto" w:fill="E5EDFF"/>
+        </w:rPr>
+        <w:t>" });</w:t>
+      </w:r>
+      <w:proofErr w:type="gramEnd"/>
+    </w:p>
+    <w:p>
+      <w:pPr>
+        <w:shd w:val="clear" w:color="auto" w:fill="FFFFFF"/>
+        <w:spacing w:after="180" w:line="360" w:lineRule="atLeast"/>
+        <w:rPr>
+          <w:rFonts w:ascii="Arial" w:eastAsia="Times New Roman" w:hAnsi="Arial" w:cs="Arial"/>
+          <w:color w:val="0A0A0A"/>
+          <w:shd w:val="clear" w:color="auto" w:fill="E5EDFF"/>
+        </w:rPr>
+      </w:pPr>
+      <w:r>
+        <w:rPr>
+          <w:rFonts w:ascii="Arial" w:eastAsia="Times New Roman" w:hAnsi="Arial" w:cs="Arial"/>
+          <w:color w:val="0A0A0A"/>
+          <w:shd w:val="clear" w:color="auto" w:fill="E5EDFF"/>
+        </w:rPr>
+        <w:lastRenderedPageBreak/>
+        <w:tab/>
+      </w:r>
+      <w:r>
+        <w:rPr>
+          <w:rFonts w:ascii="Arial" w:eastAsia="Times New Roman" w:hAnsi="Arial" w:cs="Arial"/>
+          <w:color w:val="0A0A0A"/>
+          <w:shd w:val="clear" w:color="auto" w:fill="E5EDFF"/>
+        </w:rPr>
+        <w:t>After creating the index, you can perform a text search using the $text operator: </w:t>
+      </w:r>
+    </w:p>
+    <w:p>
+      <w:pPr>
+        <w:shd w:val="clear" w:color="auto" w:fill="FFFFFF"/>
+        <w:spacing w:after="180" w:line="360" w:lineRule="atLeast"/>
+        <w:ind w:firstLine="720"/>
+        <w:rPr>
+          <w:rFonts w:ascii="Arial" w:eastAsia="Times New Roman" w:hAnsi="Arial" w:cs="Arial"/>
+          <w:color w:val="0A0A0A"/>
+          <w:shd w:val="clear" w:color="auto" w:fill="E5EDFF"/>
+        </w:rPr>
+      </w:pPr>
+      <w:proofErr w:type="spellStart"/>
+      <w:proofErr w:type="gramStart"/>
+      <w:r>
+        <w:rPr>
+          <w:rFonts w:ascii="Arial" w:eastAsia="Times New Roman" w:hAnsi="Arial" w:cs="Arial"/>
+          <w:color w:val="0A0A0A"/>
+          <w:shd w:val="clear" w:color="auto" w:fill="E5EDFF"/>
+        </w:rPr>
+        <w:t>db.products</w:t>
+      </w:r>
+      <w:proofErr w:type="gramEnd"/>
+      <w:r>
+        <w:rPr>
+          <w:rFonts w:ascii="Arial" w:eastAsia="Times New Roman" w:hAnsi="Arial" w:cs="Arial"/>
+          <w:color w:val="0A0A0A"/>
+          <w:shd w:val="clear" w:color="auto" w:fill="E5EDFF"/>
+        </w:rPr>
+        <w:t>.</w:t>
+      </w:r>
+      <w:proofErr w:type="gramStart"/>
+      <w:r>
+        <w:rPr>
+          <w:rFonts w:ascii="Arial" w:eastAsia="Times New Roman" w:hAnsi="Arial" w:cs="Arial"/>
+          <w:color w:val="0A0A0A"/>
+          <w:shd w:val="clear" w:color="auto" w:fill="E5EDFF"/>
+        </w:rPr>
+        <w:t>find</w:t>
+      </w:r>
+      <w:proofErr w:type="spellEnd"/>
+      <w:r>
+        <w:rPr>
+          <w:rFonts w:ascii="Arial" w:eastAsia="Times New Roman" w:hAnsi="Arial" w:cs="Arial"/>
+          <w:color w:val="0A0A0A"/>
+          <w:shd w:val="clear" w:color="auto" w:fill="E5EDFF"/>
+        </w:rPr>
+        <w:t>({ $</w:t>
+      </w:r>
+      <w:proofErr w:type="gramEnd"/>
+      <w:r>
+        <w:rPr>
+          <w:rFonts w:ascii="Arial" w:eastAsia="Times New Roman" w:hAnsi="Arial" w:cs="Arial"/>
+          <w:color w:val="0A0A0A"/>
+          <w:shd w:val="clear" w:color="auto" w:fill="E5EDFF"/>
+        </w:rPr>
+        <w:t xml:space="preserve">text: </w:t>
+      </w:r>
+      <w:proofErr w:type="gramStart"/>
+      <w:r>
+        <w:rPr>
+          <w:rFonts w:ascii="Arial" w:eastAsia="Times New Roman" w:hAnsi="Arial" w:cs="Arial"/>
+          <w:color w:val="0A0A0A"/>
+          <w:shd w:val="clear" w:color="auto" w:fill="E5EDFF"/>
+        </w:rPr>
+        <w:t>{ $</w:t>
+      </w:r>
+      <w:proofErr w:type="gramEnd"/>
+      <w:r>
+        <w:rPr>
+          <w:rFonts w:ascii="Arial" w:eastAsia="Times New Roman" w:hAnsi="Arial" w:cs="Arial"/>
+          <w:color w:val="0A0A0A"/>
+          <w:shd w:val="clear" w:color="auto" w:fill="E5EDFF"/>
+        </w:rPr>
+        <w:t>search: "silk</w:t>
+      </w:r>
+      <w:proofErr w:type="gramStart"/>
+      <w:r>
+        <w:rPr>
+          <w:rFonts w:ascii="Arial" w:eastAsia="Times New Roman" w:hAnsi="Arial" w:cs="Arial"/>
+          <w:color w:val="0A0A0A"/>
+          <w:shd w:val="clear" w:color="auto" w:fill="E5EDFF"/>
+        </w:rPr>
+        <w:t>" }</w:t>
+      </w:r>
+      <w:proofErr w:type="gramEnd"/>
+      <w:r>
+        <w:rPr>
+          <w:rFonts w:ascii="Arial" w:eastAsia="Times New Roman" w:hAnsi="Arial" w:cs="Arial"/>
+          <w:color w:val="0A0A0A"/>
+          <w:shd w:val="clear" w:color="auto" w:fill="E5EDFF"/>
+        </w:rPr>
+        <w:t xml:space="preserve"> }</w:t>
+      </w:r>
+      <w:proofErr w:type="gramStart"/>
+      <w:r>
+        <w:rPr>
+          <w:rFonts w:ascii="Arial" w:eastAsia="Times New Roman" w:hAnsi="Arial" w:cs="Arial"/>
+          <w:color w:val="0A0A0A"/>
+          <w:shd w:val="clear" w:color="auto" w:fill="E5EDFF"/>
+        </w:rPr>
+        <w:t>);</w:t>
+      </w:r>
+      <w:proofErr w:type="gramEnd"/>
+    </w:p>
+    <w:p>
+      <w:pPr>
+        <w:shd w:val="clear" w:color="auto" w:fill="FFFFFF"/>
+        <w:spacing w:after="180" w:line="360" w:lineRule="atLeast"/>
+        <w:rPr>
+          <w:rFonts w:ascii="Arial" w:eastAsia="Times New Roman" w:hAnsi="Arial" w:cs="Arial"/>
+          <w:color w:val="0A0A0A"/>
+          <w:shd w:val="clear" w:color="auto" w:fill="E5EDFF"/>
+        </w:rPr>
+      </w:pPr>
+    </w:p>
+    <w:p>
+      <w:pPr>
+        <w:shd w:val="clear" w:color="auto" w:fill="FFFFFF"/>
+        <w:spacing w:after="180" w:line="360" w:lineRule="atLeast"/>
+        <w:rPr>
+          <w:rFonts w:ascii="Arial" w:eastAsia="Times New Roman" w:hAnsi="Arial" w:cs="Arial"/>
+          <w:color w:val="0A0A0A"/>
+          <w:shd w:val="clear" w:color="auto" w:fill="E5EDFF"/>
+        </w:rPr>
+      </w:pPr>
+      <w:r>
+        <w:rPr>
+          <w:rFonts w:ascii="Arial" w:eastAsia="Times New Roman" w:hAnsi="Arial" w:cs="Arial"/>
+          <w:color w:val="0A0A0A"/>
+          <w:shd w:val="clear" w:color="auto" w:fill="E5EDFF"/>
+        </w:rPr>
         <w:t>-hash index</w:t>
       </w:r>
     </w:p>
@@ -3899,6 +4218,202 @@
           <w:color w:val="0A0A0A"/>
           <w:shd w:val="clear" w:color="auto" w:fill="E5EDFF"/>
         </w:rPr>
+        <w:tab/>
+      </w:r>
+      <w:proofErr w:type="spellStart"/>
+      <w:proofErr w:type="gramStart"/>
+      <w:r>
+        <w:rPr>
+          <w:rFonts w:ascii="Arial" w:eastAsia="Times New Roman" w:hAnsi="Arial" w:cs="Arial"/>
+          <w:color w:val="0A0A0A"/>
+          <w:shd w:val="clear" w:color="auto" w:fill="E5EDFF"/>
+        </w:rPr>
+        <w:t>db.users</w:t>
+      </w:r>
+      <w:proofErr w:type="gramEnd"/>
+      <w:r>
+        <w:rPr>
+          <w:rFonts w:ascii="Arial" w:eastAsia="Times New Roman" w:hAnsi="Arial" w:cs="Arial"/>
+          <w:color w:val="0A0A0A"/>
+          <w:shd w:val="clear" w:color="auto" w:fill="E5EDFF"/>
+        </w:rPr>
+        <w:t>.</w:t>
+      </w:r>
+      <w:proofErr w:type="gramStart"/>
+      <w:r>
+        <w:rPr>
+          <w:rFonts w:ascii="Arial" w:eastAsia="Times New Roman" w:hAnsi="Arial" w:cs="Arial"/>
+          <w:color w:val="0A0A0A"/>
+          <w:shd w:val="clear" w:color="auto" w:fill="E5EDFF"/>
+        </w:rPr>
+        <w:t>createIndex</w:t>
+      </w:r>
+      <w:proofErr w:type="spellEnd"/>
+      <w:r>
+        <w:rPr>
+          <w:rFonts w:ascii="Arial" w:eastAsia="Times New Roman" w:hAnsi="Arial" w:cs="Arial"/>
+          <w:color w:val="0A0A0A"/>
+          <w:shd w:val="clear" w:color="auto" w:fill="E5EDFF"/>
+        </w:rPr>
+        <w:t>( {</w:t>
+      </w:r>
+      <w:proofErr w:type="gramEnd"/>
+      <w:r>
+        <w:rPr>
+          <w:rFonts w:ascii="Arial" w:eastAsia="Times New Roman" w:hAnsi="Arial" w:cs="Arial"/>
+          <w:color w:val="0A0A0A"/>
+          <w:shd w:val="clear" w:color="auto" w:fill="E5EDFF"/>
+        </w:rPr>
+        <w:t xml:space="preserve"> </w:t>
+      </w:r>
+      <w:proofErr w:type="spellStart"/>
+      <w:r>
+        <w:rPr>
+          <w:rFonts w:ascii="Arial" w:eastAsia="Times New Roman" w:hAnsi="Arial" w:cs="Arial"/>
+          <w:color w:val="0A0A0A"/>
+          <w:shd w:val="clear" w:color="auto" w:fill="E5EDFF"/>
+        </w:rPr>
+        <w:t>user_id</w:t>
+      </w:r>
+      <w:proofErr w:type="spellEnd"/>
+      <w:r>
+        <w:rPr>
+          <w:rFonts w:ascii="Arial" w:eastAsia="Times New Roman" w:hAnsi="Arial" w:cs="Arial"/>
+          <w:color w:val="0A0A0A"/>
+          <w:shd w:val="clear" w:color="auto" w:fill="E5EDFF"/>
+        </w:rPr>
+        <w:t>: "hashed</w:t>
+      </w:r>
+      <w:proofErr w:type="gramStart"/>
+      <w:r>
+        <w:rPr>
+          <w:rFonts w:ascii="Arial" w:eastAsia="Times New Roman" w:hAnsi="Arial" w:cs="Arial"/>
+          <w:color w:val="0A0A0A"/>
+          <w:shd w:val="clear" w:color="auto" w:fill="E5EDFF"/>
+        </w:rPr>
+        <w:t>" }</w:t>
+      </w:r>
+      <w:proofErr w:type="gramEnd"/>
+      <w:r>
+        <w:rPr>
+          <w:rFonts w:ascii="Arial" w:eastAsia="Times New Roman" w:hAnsi="Arial" w:cs="Arial"/>
+          <w:color w:val="0A0A0A"/>
+          <w:shd w:val="clear" w:color="auto" w:fill="E5EDFF"/>
+        </w:rPr>
+        <w:t xml:space="preserve"> )</w:t>
+      </w:r>
+    </w:p>
+    <w:p>
+      <w:pPr>
+        <w:shd w:val="clear" w:color="auto" w:fill="FFFFFF"/>
+        <w:spacing w:after="180" w:line="360" w:lineRule="atLeast"/>
+        <w:rPr>
+          <w:rFonts w:ascii="Arial" w:eastAsia="Times New Roman" w:hAnsi="Arial" w:cs="Arial"/>
+          <w:color w:val="0A0A0A"/>
+          <w:shd w:val="clear" w:color="auto" w:fill="E5EDFF"/>
+        </w:rPr>
+      </w:pPr>
+    </w:p>
+    <w:p>
+      <w:pPr>
+        <w:shd w:val="clear" w:color="auto" w:fill="FFFFFF"/>
+        <w:spacing w:after="180" w:line="360" w:lineRule="atLeast"/>
+        <w:rPr>
+          <w:rFonts w:ascii="Arial" w:eastAsia="Times New Roman" w:hAnsi="Arial" w:cs="Arial"/>
+          <w:color w:val="0A0A0A"/>
+          <w:shd w:val="clear" w:color="auto" w:fill="E5EDFF"/>
+        </w:rPr>
+      </w:pPr>
+      <w:r>
+        <w:rPr>
+          <w:rFonts w:ascii="Arial" w:eastAsia="Times New Roman" w:hAnsi="Arial" w:cs="Arial"/>
+          <w:color w:val="0A0A0A"/>
+          <w:shd w:val="clear" w:color="auto" w:fill="E5EDFF"/>
+        </w:rPr>
+        <w:t>-drop an index</w:t>
+      </w:r>
+    </w:p>
+    <w:p>
+      <w:pPr>
+        <w:shd w:val="clear" w:color="auto" w:fill="FFFFFF"/>
+        <w:spacing w:after="180" w:line="360" w:lineRule="atLeast"/>
+        <w:rPr>
+          <w:rFonts w:ascii="Arial" w:eastAsia="Times New Roman" w:hAnsi="Arial" w:cs="Arial"/>
+          <w:color w:val="0A0A0A"/>
+          <w:shd w:val="clear" w:color="auto" w:fill="E5EDFF"/>
+        </w:rPr>
+      </w:pPr>
+      <w:r>
+        <w:rPr>
+          <w:rFonts w:ascii="Arial" w:eastAsia="Times New Roman" w:hAnsi="Arial" w:cs="Arial"/>
+          <w:color w:val="0A0A0A"/>
+          <w:shd w:val="clear" w:color="auto" w:fill="E5EDFF"/>
+        </w:rPr>
+        <w:tab/>
+      </w:r>
+      <w:proofErr w:type="spellStart"/>
+      <w:proofErr w:type="gramStart"/>
+      <w:r>
+        <w:rPr>
+          <w:rFonts w:ascii="Arial" w:eastAsia="Times New Roman" w:hAnsi="Arial" w:cs="Arial"/>
+          <w:color w:val="0A0A0A"/>
+          <w:shd w:val="clear" w:color="auto" w:fill="E5EDFF"/>
+        </w:rPr>
+        <w:t>Db.employee</w:t>
+      </w:r>
+      <w:proofErr w:type="gramEnd"/>
+      <w:r>
+        <w:rPr>
+          <w:rFonts w:ascii="Arial" w:eastAsia="Times New Roman" w:hAnsi="Arial" w:cs="Arial"/>
+          <w:color w:val="0A0A0A"/>
+          <w:shd w:val="clear" w:color="auto" w:fill="E5EDFF"/>
+        </w:rPr>
+        <w:t>.dropIndex</w:t>
+      </w:r>
+      <w:proofErr w:type="spellEnd"/>
+      <w:r>
+        <w:rPr>
+          <w:rFonts w:ascii="Arial" w:eastAsia="Times New Roman" w:hAnsi="Arial" w:cs="Arial"/>
+          <w:color w:val="0A0A0A"/>
+          <w:shd w:val="clear" w:color="auto" w:fill="E5EDFF"/>
+        </w:rPr>
+        <w:t>(“</w:t>
+      </w:r>
+      <w:proofErr w:type="spellStart"/>
+      <w:r>
+        <w:rPr>
+          <w:rFonts w:ascii="Arial" w:eastAsia="Times New Roman" w:hAnsi="Arial" w:cs="Arial"/>
+          <w:color w:val="0A0A0A"/>
+          <w:shd w:val="clear" w:color="auto" w:fill="E5EDFF"/>
+        </w:rPr>
+        <w:t>indexName</w:t>
+      </w:r>
+      <w:proofErr w:type="spellEnd"/>
+      <w:r>
+        <w:rPr>
+          <w:rFonts w:ascii="Arial" w:eastAsia="Times New Roman" w:hAnsi="Arial" w:cs="Arial"/>
+          <w:color w:val="0A0A0A"/>
+          <w:shd w:val="clear" w:color="auto" w:fill="E5EDFF"/>
+        </w:rPr>
+        <w:t>”)</w:t>
+      </w:r>
+    </w:p>
+    <w:p>
+      <w:pPr>
+        <w:shd w:val="clear" w:color="auto" w:fill="FFFFFF"/>
+        <w:spacing w:after="180" w:line="360" w:lineRule="atLeast"/>
+        <w:rPr>
+          <w:rFonts w:ascii="Arial" w:eastAsia="Times New Roman" w:hAnsi="Arial" w:cs="Arial"/>
+          <w:color w:val="0A0A0A"/>
+          <w:shd w:val="clear" w:color="auto" w:fill="E5EDFF"/>
+        </w:rPr>
+      </w:pPr>
+      <w:r>
+        <w:rPr>
+          <w:rFonts w:ascii="Arial" w:eastAsia="Times New Roman" w:hAnsi="Arial" w:cs="Arial"/>
+          <w:color w:val="0A0A0A"/>
+          <w:shd w:val="clear" w:color="auto" w:fill="E5EDFF"/>
+        </w:rPr>
         <w:t>-$</w:t>
       </w:r>
       <w:proofErr w:type="gramStart"/>
@@ -4023,6 +4538,1340 @@
           <w:shd w:val="clear" w:color="auto" w:fill="E5EDFF"/>
         </w:rPr>
       </w:pPr>
+      <w:proofErr w:type="spellStart"/>
+      <w:proofErr w:type="gramStart"/>
+      <w:r>
+        <w:rPr>
+          <w:rFonts w:ascii="Arial" w:eastAsia="Times New Roman" w:hAnsi="Arial" w:cs="Arial"/>
+          <w:color w:val="0A0A0A"/>
+          <w:shd w:val="clear" w:color="auto" w:fill="E5EDFF"/>
+        </w:rPr>
+        <w:t>db.orders</w:t>
+      </w:r>
+      <w:proofErr w:type="gramEnd"/>
+      <w:r>
+        <w:rPr>
+          <w:rFonts w:ascii="Arial" w:eastAsia="Times New Roman" w:hAnsi="Arial" w:cs="Arial"/>
+          <w:color w:val="0A0A0A"/>
+          <w:shd w:val="clear" w:color="auto" w:fill="E5EDFF"/>
+        </w:rPr>
+        <w:t>.</w:t>
+      </w:r>
+      <w:proofErr w:type="gramStart"/>
+      <w:r>
+        <w:rPr>
+          <w:rFonts w:ascii="Arial" w:eastAsia="Times New Roman" w:hAnsi="Arial" w:cs="Arial"/>
+          <w:color w:val="0A0A0A"/>
+          <w:shd w:val="clear" w:color="auto" w:fill="E5EDFF"/>
+        </w:rPr>
+        <w:t>aggregate</w:t>
+      </w:r>
+      <w:proofErr w:type="spellEnd"/>
+      <w:r>
+        <w:rPr>
+          <w:rFonts w:ascii="Arial" w:eastAsia="Times New Roman" w:hAnsi="Arial" w:cs="Arial"/>
+          <w:color w:val="0A0A0A"/>
+          <w:shd w:val="clear" w:color="auto" w:fill="E5EDFF"/>
+        </w:rPr>
+        <w:t>(</w:t>
+      </w:r>
+      <w:proofErr w:type="gramEnd"/>
+      <w:r>
+        <w:rPr>
+          <w:rFonts w:ascii="Arial" w:eastAsia="Times New Roman" w:hAnsi="Arial" w:cs="Arial"/>
+          <w:color w:val="0A0A0A"/>
+          <w:shd w:val="clear" w:color="auto" w:fill="E5EDFF"/>
+        </w:rPr>
+        <w:t>[</w:t>
+      </w:r>
+    </w:p>
+    <w:p>
+      <w:pPr>
+        <w:shd w:val="clear" w:color="auto" w:fill="FFFFFF"/>
+        <w:spacing w:after="180" w:line="360" w:lineRule="atLeast"/>
+        <w:rPr>
+          <w:rFonts w:ascii="Arial" w:eastAsia="Times New Roman" w:hAnsi="Arial" w:cs="Arial"/>
+          <w:color w:val="0A0A0A"/>
+          <w:shd w:val="clear" w:color="auto" w:fill="E5EDFF"/>
+        </w:rPr>
+      </w:pPr>
+      <w:r>
+        <w:rPr>
+          <w:rFonts w:ascii="Arial" w:eastAsia="Times New Roman" w:hAnsi="Arial" w:cs="Arial"/>
+          <w:color w:val="0A0A0A"/>
+          <w:shd w:val="clear" w:color="auto" w:fill="E5EDFF"/>
+        </w:rPr>
+        <w:t xml:space="preserve">  </w:t>
+      </w:r>
+      <w:r>
+        <w:rPr>
+          <w:rFonts w:ascii="Arial" w:eastAsia="Times New Roman" w:hAnsi="Arial" w:cs="Arial"/>
+          <w:i/>
+          <w:iCs/>
+          <w:color w:val="0A0A0A"/>
+          <w:shd w:val="clear" w:color="auto" w:fill="E5EDFF"/>
+        </w:rPr>
+        <w:t>// Stage 1: $match - Filter active orders</w:t>
+      </w:r>
+    </w:p>
+    <w:p>
+      <w:pPr>
+        <w:shd w:val="clear" w:color="auto" w:fill="FFFFFF"/>
+        <w:spacing w:after="180" w:line="360" w:lineRule="atLeast"/>
+        <w:rPr>
+          <w:rFonts w:ascii="Arial" w:eastAsia="Times New Roman" w:hAnsi="Arial" w:cs="Arial"/>
+          <w:color w:val="0A0A0A"/>
+          <w:shd w:val="clear" w:color="auto" w:fill="E5EDFF"/>
+        </w:rPr>
+      </w:pPr>
+      <w:r>
+        <w:rPr>
+          <w:rFonts w:ascii="Arial" w:eastAsia="Times New Roman" w:hAnsi="Arial" w:cs="Arial"/>
+          <w:color w:val="0A0A0A"/>
+          <w:shd w:val="clear" w:color="auto" w:fill="E5EDFF"/>
+        </w:rPr>
+        <w:t xml:space="preserve">  {</w:t>
+      </w:r>
+    </w:p>
+    <w:p>
+      <w:pPr>
+        <w:shd w:val="clear" w:color="auto" w:fill="FFFFFF"/>
+        <w:spacing w:after="180" w:line="360" w:lineRule="atLeast"/>
+        <w:rPr>
+          <w:rFonts w:ascii="Arial" w:eastAsia="Times New Roman" w:hAnsi="Arial" w:cs="Arial"/>
+          <w:color w:val="0A0A0A"/>
+          <w:shd w:val="clear" w:color="auto" w:fill="E5EDFF"/>
+        </w:rPr>
+      </w:pPr>
+      <w:r>
+        <w:rPr>
+          <w:rFonts w:ascii="Arial" w:eastAsia="Times New Roman" w:hAnsi="Arial" w:cs="Arial"/>
+          <w:color w:val="0A0A0A"/>
+          <w:shd w:val="clear" w:color="auto" w:fill="E5EDFF"/>
+        </w:rPr>
+        <w:t xml:space="preserve">    $</w:t>
+      </w:r>
+      <w:proofErr w:type="gramStart"/>
+      <w:r>
+        <w:rPr>
+          <w:rFonts w:ascii="Arial" w:eastAsia="Times New Roman" w:hAnsi="Arial" w:cs="Arial"/>
+          <w:color w:val="0A0A0A"/>
+          <w:shd w:val="clear" w:color="auto" w:fill="E5EDFF"/>
+        </w:rPr>
+        <w:t>match: {</w:t>
+      </w:r>
+      <w:proofErr w:type="gramEnd"/>
+    </w:p>
+    <w:p>
+      <w:pPr>
+        <w:shd w:val="clear" w:color="auto" w:fill="FFFFFF"/>
+        <w:spacing w:after="180" w:line="360" w:lineRule="atLeast"/>
+        <w:rPr>
+          <w:rFonts w:ascii="Arial" w:eastAsia="Times New Roman" w:hAnsi="Arial" w:cs="Arial"/>
+          <w:color w:val="0A0A0A"/>
+          <w:shd w:val="clear" w:color="auto" w:fill="E5EDFF"/>
+        </w:rPr>
+      </w:pPr>
+      <w:r>
+        <w:rPr>
+          <w:rFonts w:ascii="Arial" w:eastAsia="Times New Roman" w:hAnsi="Arial" w:cs="Arial"/>
+          <w:color w:val="0A0A0A"/>
+          <w:shd w:val="clear" w:color="auto" w:fill="E5EDFF"/>
+        </w:rPr>
+        <w:t xml:space="preserve">      status: "active"</w:t>
+      </w:r>
+    </w:p>
+    <w:p>
+      <w:pPr>
+        <w:shd w:val="clear" w:color="auto" w:fill="FFFFFF"/>
+        <w:spacing w:after="180" w:line="360" w:lineRule="atLeast"/>
+        <w:rPr>
+          <w:rFonts w:ascii="Arial" w:eastAsia="Times New Roman" w:hAnsi="Arial" w:cs="Arial"/>
+          <w:color w:val="0A0A0A"/>
+          <w:shd w:val="clear" w:color="auto" w:fill="E5EDFF"/>
+        </w:rPr>
+      </w:pPr>
+      <w:r>
+        <w:rPr>
+          <w:rFonts w:ascii="Arial" w:eastAsia="Times New Roman" w:hAnsi="Arial" w:cs="Arial"/>
+          <w:color w:val="0A0A0A"/>
+          <w:shd w:val="clear" w:color="auto" w:fill="E5EDFF"/>
+        </w:rPr>
+        <w:t xml:space="preserve">    }</w:t>
+      </w:r>
+    </w:p>
+    <w:p>
+      <w:pPr>
+        <w:shd w:val="clear" w:color="auto" w:fill="FFFFFF"/>
+        <w:spacing w:after="180" w:line="360" w:lineRule="atLeast"/>
+        <w:rPr>
+          <w:rFonts w:ascii="Arial" w:eastAsia="Times New Roman" w:hAnsi="Arial" w:cs="Arial"/>
+          <w:color w:val="0A0A0A"/>
+          <w:shd w:val="clear" w:color="auto" w:fill="E5EDFF"/>
+        </w:rPr>
+      </w:pPr>
+      <w:r>
+        <w:rPr>
+          <w:rFonts w:ascii="Arial" w:eastAsia="Times New Roman" w:hAnsi="Arial" w:cs="Arial"/>
+          <w:color w:val="0A0A0A"/>
+          <w:shd w:val="clear" w:color="auto" w:fill="E5EDFF"/>
+        </w:rPr>
+        <w:t xml:space="preserve">  },</w:t>
+      </w:r>
+    </w:p>
+    <w:p>
+      <w:pPr>
+        <w:shd w:val="clear" w:color="auto" w:fill="FFFFFF"/>
+        <w:spacing w:after="180" w:line="360" w:lineRule="atLeast"/>
+        <w:rPr>
+          <w:rFonts w:ascii="Arial" w:eastAsia="Times New Roman" w:hAnsi="Arial" w:cs="Arial"/>
+          <w:color w:val="0A0A0A"/>
+          <w:shd w:val="clear" w:color="auto" w:fill="E5EDFF"/>
+        </w:rPr>
+      </w:pPr>
+    </w:p>
+    <w:p>
+      <w:pPr>
+        <w:shd w:val="clear" w:color="auto" w:fill="FFFFFF"/>
+        <w:spacing w:after="180" w:line="360" w:lineRule="atLeast"/>
+        <w:rPr>
+          <w:rFonts w:ascii="Arial" w:eastAsia="Times New Roman" w:hAnsi="Arial" w:cs="Arial"/>
+          <w:color w:val="0A0A0A"/>
+          <w:shd w:val="clear" w:color="auto" w:fill="E5EDFF"/>
+        </w:rPr>
+      </w:pPr>
+      <w:r>
+        <w:rPr>
+          <w:rFonts w:ascii="Arial" w:eastAsia="Times New Roman" w:hAnsi="Arial" w:cs="Arial"/>
+          <w:color w:val="0A0A0A"/>
+          <w:shd w:val="clear" w:color="auto" w:fill="E5EDFF"/>
+        </w:rPr>
+        <w:t xml:space="preserve">  </w:t>
+      </w:r>
+      <w:r>
+        <w:rPr>
+          <w:rFonts w:ascii="Arial" w:eastAsia="Times New Roman" w:hAnsi="Arial" w:cs="Arial"/>
+          <w:i/>
+          <w:iCs/>
+          <w:color w:val="0A0A0A"/>
+          <w:shd w:val="clear" w:color="auto" w:fill="E5EDFF"/>
+        </w:rPr>
+        <w:t>// Stage 2: $group - Calculate total spent per customer</w:t>
+      </w:r>
+    </w:p>
+    <w:p>
+      <w:pPr>
+        <w:shd w:val="clear" w:color="auto" w:fill="FFFFFF"/>
+        <w:spacing w:after="180" w:line="360" w:lineRule="atLeast"/>
+        <w:rPr>
+          <w:rFonts w:ascii="Arial" w:eastAsia="Times New Roman" w:hAnsi="Arial" w:cs="Arial"/>
+          <w:color w:val="0A0A0A"/>
+          <w:shd w:val="clear" w:color="auto" w:fill="E5EDFF"/>
+        </w:rPr>
+      </w:pPr>
+      <w:r>
+        <w:rPr>
+          <w:rFonts w:ascii="Arial" w:eastAsia="Times New Roman" w:hAnsi="Arial" w:cs="Arial"/>
+          <w:color w:val="0A0A0A"/>
+          <w:shd w:val="clear" w:color="auto" w:fill="E5EDFF"/>
+        </w:rPr>
+        <w:t xml:space="preserve">  {</w:t>
+      </w:r>
+    </w:p>
+    <w:p>
+      <w:pPr>
+        <w:shd w:val="clear" w:color="auto" w:fill="FFFFFF"/>
+        <w:spacing w:after="180" w:line="360" w:lineRule="atLeast"/>
+        <w:rPr>
+          <w:rFonts w:ascii="Arial" w:eastAsia="Times New Roman" w:hAnsi="Arial" w:cs="Arial"/>
+          <w:color w:val="0A0A0A"/>
+          <w:shd w:val="clear" w:color="auto" w:fill="E5EDFF"/>
+        </w:rPr>
+      </w:pPr>
+      <w:r>
+        <w:rPr>
+          <w:rFonts w:ascii="Arial" w:eastAsia="Times New Roman" w:hAnsi="Arial" w:cs="Arial"/>
+          <w:color w:val="0A0A0A"/>
+          <w:shd w:val="clear" w:color="auto" w:fill="E5EDFF"/>
+        </w:rPr>
+        <w:t xml:space="preserve">    $</w:t>
+      </w:r>
+      <w:proofErr w:type="gramStart"/>
+      <w:r>
+        <w:rPr>
+          <w:rFonts w:ascii="Arial" w:eastAsia="Times New Roman" w:hAnsi="Arial" w:cs="Arial"/>
+          <w:color w:val="0A0A0A"/>
+          <w:shd w:val="clear" w:color="auto" w:fill="E5EDFF"/>
+        </w:rPr>
+        <w:t>group: {</w:t>
+      </w:r>
+      <w:proofErr w:type="gramEnd"/>
+    </w:p>
+    <w:p>
+      <w:pPr>
+        <w:shd w:val="clear" w:color="auto" w:fill="FFFFFF"/>
+        <w:spacing w:after="180" w:line="360" w:lineRule="atLeast"/>
+        <w:rPr>
+          <w:rFonts w:ascii="Arial" w:eastAsia="Times New Roman" w:hAnsi="Arial" w:cs="Arial"/>
+          <w:color w:val="0A0A0A"/>
+          <w:shd w:val="clear" w:color="auto" w:fill="E5EDFF"/>
+        </w:rPr>
+      </w:pPr>
+      <w:r>
+        <w:rPr>
+          <w:rFonts w:ascii="Arial" w:eastAsia="Times New Roman" w:hAnsi="Arial" w:cs="Arial"/>
+          <w:color w:val="0A0A0A"/>
+          <w:shd w:val="clear" w:color="auto" w:fill="E5EDFF"/>
+        </w:rPr>
+        <w:t xml:space="preserve">      _id: "$</w:t>
+      </w:r>
+      <w:proofErr w:type="spellStart"/>
+      <w:r>
+        <w:rPr>
+          <w:rFonts w:ascii="Arial" w:eastAsia="Times New Roman" w:hAnsi="Arial" w:cs="Arial"/>
+          <w:color w:val="0A0A0A"/>
+          <w:shd w:val="clear" w:color="auto" w:fill="E5EDFF"/>
+        </w:rPr>
+        <w:t>customerId</w:t>
+      </w:r>
+      <w:proofErr w:type="spellEnd"/>
+      <w:r>
+        <w:rPr>
+          <w:rFonts w:ascii="Arial" w:eastAsia="Times New Roman" w:hAnsi="Arial" w:cs="Arial"/>
+          <w:color w:val="0A0A0A"/>
+          <w:shd w:val="clear" w:color="auto" w:fill="E5EDFF"/>
+        </w:rPr>
+        <w:t>",</w:t>
+      </w:r>
+    </w:p>
+    <w:p>
+      <w:pPr>
+        <w:shd w:val="clear" w:color="auto" w:fill="FFFFFF"/>
+        <w:spacing w:after="180" w:line="360" w:lineRule="atLeast"/>
+        <w:rPr>
+          <w:rFonts w:ascii="Arial" w:eastAsia="Times New Roman" w:hAnsi="Arial" w:cs="Arial"/>
+          <w:color w:val="0A0A0A"/>
+          <w:shd w:val="clear" w:color="auto" w:fill="E5EDFF"/>
+        </w:rPr>
+      </w:pPr>
+      <w:r>
+        <w:rPr>
+          <w:rFonts w:ascii="Arial" w:eastAsia="Times New Roman" w:hAnsi="Arial" w:cs="Arial"/>
+          <w:color w:val="0A0A0A"/>
+          <w:shd w:val="clear" w:color="auto" w:fill="E5EDFF"/>
+        </w:rPr>
+        <w:lastRenderedPageBreak/>
+        <w:t xml:space="preserve">      </w:t>
+      </w:r>
+      <w:proofErr w:type="spellStart"/>
+      <w:r>
+        <w:rPr>
+          <w:rFonts w:ascii="Arial" w:eastAsia="Times New Roman" w:hAnsi="Arial" w:cs="Arial"/>
+          <w:color w:val="0A0A0A"/>
+          <w:shd w:val="clear" w:color="auto" w:fill="E5EDFF"/>
+        </w:rPr>
+        <w:t>totalSpent</w:t>
+      </w:r>
+      <w:proofErr w:type="spellEnd"/>
+      <w:r>
+        <w:rPr>
+          <w:rFonts w:ascii="Arial" w:eastAsia="Times New Roman" w:hAnsi="Arial" w:cs="Arial"/>
+          <w:color w:val="0A0A0A"/>
+          <w:shd w:val="clear" w:color="auto" w:fill="E5EDFF"/>
+        </w:rPr>
+        <w:t xml:space="preserve">: </w:t>
+      </w:r>
+      <w:proofErr w:type="gramStart"/>
+      <w:r>
+        <w:rPr>
+          <w:rFonts w:ascii="Arial" w:eastAsia="Times New Roman" w:hAnsi="Arial" w:cs="Arial"/>
+          <w:color w:val="0A0A0A"/>
+          <w:shd w:val="clear" w:color="auto" w:fill="E5EDFF"/>
+        </w:rPr>
+        <w:t>{ $</w:t>
+      </w:r>
+      <w:proofErr w:type="gramEnd"/>
+      <w:r>
+        <w:rPr>
+          <w:rFonts w:ascii="Arial" w:eastAsia="Times New Roman" w:hAnsi="Arial" w:cs="Arial"/>
+          <w:color w:val="0A0A0A"/>
+          <w:shd w:val="clear" w:color="auto" w:fill="E5EDFF"/>
+        </w:rPr>
+        <w:t>sum: "$amount</w:t>
+      </w:r>
+      <w:proofErr w:type="gramStart"/>
+      <w:r>
+        <w:rPr>
+          <w:rFonts w:ascii="Arial" w:eastAsia="Times New Roman" w:hAnsi="Arial" w:cs="Arial"/>
+          <w:color w:val="0A0A0A"/>
+          <w:shd w:val="clear" w:color="auto" w:fill="E5EDFF"/>
+        </w:rPr>
+        <w:t>" }</w:t>
+      </w:r>
+      <w:proofErr w:type="gramEnd"/>
+    </w:p>
+    <w:p>
+      <w:pPr>
+        <w:shd w:val="clear" w:color="auto" w:fill="FFFFFF"/>
+        <w:spacing w:after="180" w:line="360" w:lineRule="atLeast"/>
+        <w:rPr>
+          <w:rFonts w:ascii="Arial" w:eastAsia="Times New Roman" w:hAnsi="Arial" w:cs="Arial"/>
+          <w:color w:val="0A0A0A"/>
+          <w:shd w:val="clear" w:color="auto" w:fill="E5EDFF"/>
+        </w:rPr>
+      </w:pPr>
+      <w:r>
+        <w:rPr>
+          <w:rFonts w:ascii="Arial" w:eastAsia="Times New Roman" w:hAnsi="Arial" w:cs="Arial"/>
+          <w:color w:val="0A0A0A"/>
+          <w:shd w:val="clear" w:color="auto" w:fill="E5EDFF"/>
+        </w:rPr>
+        <w:t xml:space="preserve">    }</w:t>
+      </w:r>
+    </w:p>
+    <w:p>
+      <w:pPr>
+        <w:shd w:val="clear" w:color="auto" w:fill="FFFFFF"/>
+        <w:spacing w:after="180" w:line="360" w:lineRule="atLeast"/>
+        <w:rPr>
+          <w:rFonts w:ascii="Arial" w:eastAsia="Times New Roman" w:hAnsi="Arial" w:cs="Arial"/>
+          <w:color w:val="0A0A0A"/>
+          <w:shd w:val="clear" w:color="auto" w:fill="E5EDFF"/>
+        </w:rPr>
+      </w:pPr>
+      <w:r>
+        <w:rPr>
+          <w:rFonts w:ascii="Arial" w:eastAsia="Times New Roman" w:hAnsi="Arial" w:cs="Arial"/>
+          <w:color w:val="0A0A0A"/>
+          <w:shd w:val="clear" w:color="auto" w:fill="E5EDFF"/>
+        </w:rPr>
+        <w:t xml:space="preserve">  },</w:t>
+      </w:r>
+    </w:p>
+    <w:p>
+      <w:pPr>
+        <w:shd w:val="clear" w:color="auto" w:fill="FFFFFF"/>
+        <w:spacing w:after="180" w:line="360" w:lineRule="atLeast"/>
+        <w:rPr>
+          <w:rFonts w:ascii="Arial" w:eastAsia="Times New Roman" w:hAnsi="Arial" w:cs="Arial"/>
+          <w:color w:val="0A0A0A"/>
+          <w:shd w:val="clear" w:color="auto" w:fill="E5EDFF"/>
+        </w:rPr>
+      </w:pPr>
+    </w:p>
+    <w:p>
+      <w:pPr>
+        <w:shd w:val="clear" w:color="auto" w:fill="FFFFFF"/>
+        <w:spacing w:after="180" w:line="360" w:lineRule="atLeast"/>
+        <w:rPr>
+          <w:rFonts w:ascii="Arial" w:eastAsia="Times New Roman" w:hAnsi="Arial" w:cs="Arial"/>
+          <w:color w:val="0A0A0A"/>
+          <w:shd w:val="clear" w:color="auto" w:fill="E5EDFF"/>
+        </w:rPr>
+      </w:pPr>
+      <w:r>
+        <w:rPr>
+          <w:rFonts w:ascii="Arial" w:eastAsia="Times New Roman" w:hAnsi="Arial" w:cs="Arial"/>
+          <w:color w:val="0A0A0A"/>
+          <w:shd w:val="clear" w:color="auto" w:fill="E5EDFF"/>
+        </w:rPr>
+        <w:t xml:space="preserve">  </w:t>
+      </w:r>
+      <w:r>
+        <w:rPr>
+          <w:rFonts w:ascii="Arial" w:eastAsia="Times New Roman" w:hAnsi="Arial" w:cs="Arial"/>
+          <w:i/>
+          <w:iCs/>
+          <w:color w:val="0A0A0A"/>
+          <w:shd w:val="clear" w:color="auto" w:fill="E5EDFF"/>
+        </w:rPr>
+        <w:t>// Stage 3: $sort - Sort customers by total spent in descending order</w:t>
+      </w:r>
+    </w:p>
+    <w:p>
+      <w:pPr>
+        <w:shd w:val="clear" w:color="auto" w:fill="FFFFFF"/>
+        <w:spacing w:after="180" w:line="360" w:lineRule="atLeast"/>
+        <w:rPr>
+          <w:rFonts w:ascii="Arial" w:eastAsia="Times New Roman" w:hAnsi="Arial" w:cs="Arial"/>
+          <w:color w:val="0A0A0A"/>
+          <w:shd w:val="clear" w:color="auto" w:fill="E5EDFF"/>
+        </w:rPr>
+      </w:pPr>
+      <w:r>
+        <w:rPr>
+          <w:rFonts w:ascii="Arial" w:eastAsia="Times New Roman" w:hAnsi="Arial" w:cs="Arial"/>
+          <w:color w:val="0A0A0A"/>
+          <w:shd w:val="clear" w:color="auto" w:fill="E5EDFF"/>
+        </w:rPr>
+        <w:t xml:space="preserve">  {</w:t>
+      </w:r>
+    </w:p>
+    <w:p>
+      <w:pPr>
+        <w:shd w:val="clear" w:color="auto" w:fill="FFFFFF"/>
+        <w:spacing w:after="180" w:line="360" w:lineRule="atLeast"/>
+        <w:rPr>
+          <w:rFonts w:ascii="Arial" w:eastAsia="Times New Roman" w:hAnsi="Arial" w:cs="Arial"/>
+          <w:color w:val="0A0A0A"/>
+          <w:shd w:val="clear" w:color="auto" w:fill="E5EDFF"/>
+        </w:rPr>
+      </w:pPr>
+      <w:r>
+        <w:rPr>
+          <w:rFonts w:ascii="Arial" w:eastAsia="Times New Roman" w:hAnsi="Arial" w:cs="Arial"/>
+          <w:color w:val="0A0A0A"/>
+          <w:shd w:val="clear" w:color="auto" w:fill="E5EDFF"/>
+        </w:rPr>
+        <w:t xml:space="preserve">    $</w:t>
+      </w:r>
+      <w:proofErr w:type="gramStart"/>
+      <w:r>
+        <w:rPr>
+          <w:rFonts w:ascii="Arial" w:eastAsia="Times New Roman" w:hAnsi="Arial" w:cs="Arial"/>
+          <w:color w:val="0A0A0A"/>
+          <w:shd w:val="clear" w:color="auto" w:fill="E5EDFF"/>
+        </w:rPr>
+        <w:t>sort: {</w:t>
+      </w:r>
+      <w:proofErr w:type="gramEnd"/>
+    </w:p>
+    <w:p>
+      <w:pPr>
+        <w:shd w:val="clear" w:color="auto" w:fill="FFFFFF"/>
+        <w:spacing w:after="180" w:line="360" w:lineRule="atLeast"/>
+        <w:rPr>
+          <w:rFonts w:ascii="Arial" w:eastAsia="Times New Roman" w:hAnsi="Arial" w:cs="Arial"/>
+          <w:color w:val="0A0A0A"/>
+          <w:shd w:val="clear" w:color="auto" w:fill="E5EDFF"/>
+        </w:rPr>
+      </w:pPr>
+      <w:r>
+        <w:rPr>
+          <w:rFonts w:ascii="Arial" w:eastAsia="Times New Roman" w:hAnsi="Arial" w:cs="Arial"/>
+          <w:color w:val="0A0A0A"/>
+          <w:shd w:val="clear" w:color="auto" w:fill="E5EDFF"/>
+        </w:rPr>
+        <w:t xml:space="preserve">      </w:t>
+      </w:r>
+      <w:proofErr w:type="spellStart"/>
+      <w:r>
+        <w:rPr>
+          <w:rFonts w:ascii="Arial" w:eastAsia="Times New Roman" w:hAnsi="Arial" w:cs="Arial"/>
+          <w:color w:val="0A0A0A"/>
+          <w:shd w:val="clear" w:color="auto" w:fill="E5EDFF"/>
+        </w:rPr>
+        <w:t>totalSpent</w:t>
+      </w:r>
+      <w:proofErr w:type="spellEnd"/>
+      <w:r>
+        <w:rPr>
+          <w:rFonts w:ascii="Arial" w:eastAsia="Times New Roman" w:hAnsi="Arial" w:cs="Arial"/>
+          <w:color w:val="0A0A0A"/>
+          <w:shd w:val="clear" w:color="auto" w:fill="E5EDFF"/>
+        </w:rPr>
+        <w:t>: -1</w:t>
+      </w:r>
+    </w:p>
+    <w:p>
+      <w:pPr>
+        <w:shd w:val="clear" w:color="auto" w:fill="FFFFFF"/>
+        <w:spacing w:after="180" w:line="360" w:lineRule="atLeast"/>
+        <w:rPr>
+          <w:rFonts w:ascii="Arial" w:eastAsia="Times New Roman" w:hAnsi="Arial" w:cs="Arial"/>
+          <w:color w:val="0A0A0A"/>
+          <w:shd w:val="clear" w:color="auto" w:fill="E5EDFF"/>
+        </w:rPr>
+      </w:pPr>
+      <w:r>
+        <w:rPr>
+          <w:rFonts w:ascii="Arial" w:eastAsia="Times New Roman" w:hAnsi="Arial" w:cs="Arial"/>
+          <w:color w:val="0A0A0A"/>
+          <w:shd w:val="clear" w:color="auto" w:fill="E5EDFF"/>
+        </w:rPr>
+        <w:t xml:space="preserve">    }</w:t>
+      </w:r>
+    </w:p>
+    <w:p>
+      <w:pPr>
+        <w:shd w:val="clear" w:color="auto" w:fill="FFFFFF"/>
+        <w:spacing w:after="180" w:line="360" w:lineRule="atLeast"/>
+        <w:rPr>
+          <w:rFonts w:ascii="Arial" w:eastAsia="Times New Roman" w:hAnsi="Arial" w:cs="Arial"/>
+          <w:color w:val="0A0A0A"/>
+          <w:shd w:val="clear" w:color="auto" w:fill="E5EDFF"/>
+        </w:rPr>
+      </w:pPr>
+      <w:r>
+        <w:rPr>
+          <w:rFonts w:ascii="Arial" w:eastAsia="Times New Roman" w:hAnsi="Arial" w:cs="Arial"/>
+          <w:color w:val="0A0A0A"/>
+          <w:shd w:val="clear" w:color="auto" w:fill="E5EDFF"/>
+        </w:rPr>
+        <w:t xml:space="preserve">  },</w:t>
+      </w:r>
+    </w:p>
+    <w:p>
+      <w:pPr>
+        <w:shd w:val="clear" w:color="auto" w:fill="FFFFFF"/>
+        <w:spacing w:after="180" w:line="360" w:lineRule="atLeast"/>
+        <w:rPr>
+          <w:rFonts w:ascii="Arial" w:eastAsia="Times New Roman" w:hAnsi="Arial" w:cs="Arial"/>
+          <w:color w:val="0A0A0A"/>
+          <w:shd w:val="clear" w:color="auto" w:fill="E5EDFF"/>
+        </w:rPr>
+      </w:pPr>
+    </w:p>
+    <w:p>
+      <w:pPr>
+        <w:shd w:val="clear" w:color="auto" w:fill="FFFFFF"/>
+        <w:spacing w:after="180" w:line="360" w:lineRule="atLeast"/>
+        <w:rPr>
+          <w:rFonts w:ascii="Arial" w:eastAsia="Times New Roman" w:hAnsi="Arial" w:cs="Arial"/>
+          <w:color w:val="0A0A0A"/>
+          <w:shd w:val="clear" w:color="auto" w:fill="E5EDFF"/>
+        </w:rPr>
+      </w:pPr>
+      <w:r>
+        <w:rPr>
+          <w:rFonts w:ascii="Arial" w:eastAsia="Times New Roman" w:hAnsi="Arial" w:cs="Arial"/>
+          <w:color w:val="0A0A0A"/>
+          <w:shd w:val="clear" w:color="auto" w:fill="E5EDFF"/>
+        </w:rPr>
+        <w:t xml:space="preserve">  </w:t>
+      </w:r>
+      <w:r>
+        <w:rPr>
+          <w:rFonts w:ascii="Arial" w:eastAsia="Times New Roman" w:hAnsi="Arial" w:cs="Arial"/>
+          <w:i/>
+          <w:iCs/>
+          <w:color w:val="0A0A0A"/>
+          <w:shd w:val="clear" w:color="auto" w:fill="E5EDFF"/>
+        </w:rPr>
+        <w:t>// Stage 4: $lookup - Join with the 'customers' collection to get customer names</w:t>
+      </w:r>
+    </w:p>
+    <w:p>
+      <w:pPr>
+        <w:shd w:val="clear" w:color="auto" w:fill="FFFFFF"/>
+        <w:spacing w:after="180" w:line="360" w:lineRule="atLeast"/>
+        <w:rPr>
+          <w:rFonts w:ascii="Arial" w:eastAsia="Times New Roman" w:hAnsi="Arial" w:cs="Arial"/>
+          <w:color w:val="0A0A0A"/>
+          <w:shd w:val="clear" w:color="auto" w:fill="E5EDFF"/>
+        </w:rPr>
+      </w:pPr>
+      <w:r>
+        <w:rPr>
+          <w:rFonts w:ascii="Arial" w:eastAsia="Times New Roman" w:hAnsi="Arial" w:cs="Arial"/>
+          <w:color w:val="0A0A0A"/>
+          <w:shd w:val="clear" w:color="auto" w:fill="E5EDFF"/>
+        </w:rPr>
+        <w:t xml:space="preserve">  {</w:t>
+      </w:r>
+    </w:p>
+    <w:p>
+      <w:pPr>
+        <w:shd w:val="clear" w:color="auto" w:fill="FFFFFF"/>
+        <w:spacing w:after="180" w:line="360" w:lineRule="atLeast"/>
+        <w:rPr>
+          <w:rFonts w:ascii="Arial" w:eastAsia="Times New Roman" w:hAnsi="Arial" w:cs="Arial"/>
+          <w:color w:val="0A0A0A"/>
+          <w:shd w:val="clear" w:color="auto" w:fill="E5EDFF"/>
+        </w:rPr>
+      </w:pPr>
+      <w:r>
+        <w:rPr>
+          <w:rFonts w:ascii="Arial" w:eastAsia="Times New Roman" w:hAnsi="Arial" w:cs="Arial"/>
+          <w:color w:val="0A0A0A"/>
+          <w:shd w:val="clear" w:color="auto" w:fill="E5EDFF"/>
+        </w:rPr>
+        <w:t xml:space="preserve">    $</w:t>
+      </w:r>
+      <w:proofErr w:type="gramStart"/>
+      <w:r>
+        <w:rPr>
+          <w:rFonts w:ascii="Arial" w:eastAsia="Times New Roman" w:hAnsi="Arial" w:cs="Arial"/>
+          <w:color w:val="0A0A0A"/>
+          <w:shd w:val="clear" w:color="auto" w:fill="E5EDFF"/>
+        </w:rPr>
+        <w:t>lookup: {</w:t>
+      </w:r>
+      <w:proofErr w:type="gramEnd"/>
+    </w:p>
+    <w:p>
+      <w:pPr>
+        <w:shd w:val="clear" w:color="auto" w:fill="FFFFFF"/>
+        <w:spacing w:after="180" w:line="360" w:lineRule="atLeast"/>
+        <w:rPr>
+          <w:rFonts w:ascii="Arial" w:eastAsia="Times New Roman" w:hAnsi="Arial" w:cs="Arial"/>
+          <w:color w:val="0A0A0A"/>
+          <w:shd w:val="clear" w:color="auto" w:fill="E5EDFF"/>
+        </w:rPr>
+      </w:pPr>
+      <w:r>
+        <w:rPr>
+          <w:rFonts w:ascii="Arial" w:eastAsia="Times New Roman" w:hAnsi="Arial" w:cs="Arial"/>
+          <w:color w:val="0A0A0A"/>
+          <w:shd w:val="clear" w:color="auto" w:fill="E5EDFF"/>
+        </w:rPr>
+        <w:t xml:space="preserve">      from: "customers</w:t>
+      </w:r>
+      <w:proofErr w:type="gramStart"/>
+      <w:r>
+        <w:rPr>
+          <w:rFonts w:ascii="Arial" w:eastAsia="Times New Roman" w:hAnsi="Arial" w:cs="Arial"/>
+          <w:color w:val="0A0A0A"/>
+          <w:shd w:val="clear" w:color="auto" w:fill="E5EDFF"/>
+        </w:rPr>
+        <w:t xml:space="preserve">",   </w:t>
+      </w:r>
+      <w:proofErr w:type="gramEnd"/>
+      <w:r>
+        <w:rPr>
+          <w:rFonts w:ascii="Arial" w:eastAsia="Times New Roman" w:hAnsi="Arial" w:cs="Arial"/>
+          <w:color w:val="0A0A0A"/>
+          <w:shd w:val="clear" w:color="auto" w:fill="E5EDFF"/>
+        </w:rPr>
+        <w:t xml:space="preserve">      </w:t>
+      </w:r>
+      <w:r>
+        <w:rPr>
+          <w:rFonts w:ascii="Arial" w:eastAsia="Times New Roman" w:hAnsi="Arial" w:cs="Arial"/>
+          <w:i/>
+          <w:iCs/>
+          <w:color w:val="0A0A0A"/>
+          <w:shd w:val="clear" w:color="auto" w:fill="E5EDFF"/>
+        </w:rPr>
+        <w:t>// The collection to join</w:t>
+      </w:r>
+    </w:p>
+    <w:p>
+      <w:pPr>
+        <w:shd w:val="clear" w:color="auto" w:fill="FFFFFF"/>
+        <w:spacing w:after="180" w:line="360" w:lineRule="atLeast"/>
+        <w:rPr>
+          <w:rFonts w:ascii="Arial" w:eastAsia="Times New Roman" w:hAnsi="Arial" w:cs="Arial"/>
+          <w:color w:val="0A0A0A"/>
+          <w:shd w:val="clear" w:color="auto" w:fill="E5EDFF"/>
+        </w:rPr>
+      </w:pPr>
+      <w:r>
+        <w:rPr>
+          <w:rFonts w:ascii="Arial" w:eastAsia="Times New Roman" w:hAnsi="Arial" w:cs="Arial"/>
+          <w:color w:val="0A0A0A"/>
+          <w:shd w:val="clear" w:color="auto" w:fill="E5EDFF"/>
+        </w:rPr>
+        <w:t xml:space="preserve">      </w:t>
+      </w:r>
+      <w:proofErr w:type="spellStart"/>
+      <w:r>
+        <w:rPr>
+          <w:rFonts w:ascii="Arial" w:eastAsia="Times New Roman" w:hAnsi="Arial" w:cs="Arial"/>
+          <w:color w:val="0A0A0A"/>
+          <w:shd w:val="clear" w:color="auto" w:fill="E5EDFF"/>
+        </w:rPr>
+        <w:t>localField</w:t>
+      </w:r>
+      <w:proofErr w:type="spellEnd"/>
+      <w:r>
+        <w:rPr>
+          <w:rFonts w:ascii="Arial" w:eastAsia="Times New Roman" w:hAnsi="Arial" w:cs="Arial"/>
+          <w:color w:val="0A0A0A"/>
+          <w:shd w:val="clear" w:color="auto" w:fill="E5EDFF"/>
+        </w:rPr>
+        <w:t>: "_id</w:t>
+      </w:r>
+      <w:proofErr w:type="gramStart"/>
+      <w:r>
+        <w:rPr>
+          <w:rFonts w:ascii="Arial" w:eastAsia="Times New Roman" w:hAnsi="Arial" w:cs="Arial"/>
+          <w:color w:val="0A0A0A"/>
+          <w:shd w:val="clear" w:color="auto" w:fill="E5EDFF"/>
+        </w:rPr>
+        <w:t xml:space="preserve">",   </w:t>
+      </w:r>
+      <w:proofErr w:type="gramEnd"/>
+      <w:r>
+        <w:rPr>
+          <w:rFonts w:ascii="Arial" w:eastAsia="Times New Roman" w:hAnsi="Arial" w:cs="Arial"/>
+          <w:color w:val="0A0A0A"/>
+          <w:shd w:val="clear" w:color="auto" w:fill="E5EDFF"/>
+        </w:rPr>
+        <w:t xml:space="preserve">      </w:t>
+      </w:r>
+      <w:r>
+        <w:rPr>
+          <w:rFonts w:ascii="Arial" w:eastAsia="Times New Roman" w:hAnsi="Arial" w:cs="Arial"/>
+          <w:i/>
+          <w:iCs/>
+          <w:color w:val="0A0A0A"/>
+          <w:shd w:val="clear" w:color="auto" w:fill="E5EDFF"/>
+        </w:rPr>
+        <w:t xml:space="preserve">// Field from the input documents (from $group output, which is </w:t>
+      </w:r>
+      <w:proofErr w:type="spellStart"/>
+      <w:r>
+        <w:rPr>
+          <w:rFonts w:ascii="Arial" w:eastAsia="Times New Roman" w:hAnsi="Arial" w:cs="Arial"/>
+          <w:i/>
+          <w:iCs/>
+          <w:color w:val="0A0A0A"/>
+          <w:shd w:val="clear" w:color="auto" w:fill="E5EDFF"/>
+        </w:rPr>
+        <w:t>customerId</w:t>
+      </w:r>
+      <w:proofErr w:type="spellEnd"/>
+      <w:r>
+        <w:rPr>
+          <w:rFonts w:ascii="Arial" w:eastAsia="Times New Roman" w:hAnsi="Arial" w:cs="Arial"/>
+          <w:i/>
+          <w:iCs/>
+          <w:color w:val="0A0A0A"/>
+          <w:shd w:val="clear" w:color="auto" w:fill="E5EDFF"/>
+        </w:rPr>
+        <w:t>)</w:t>
+      </w:r>
+    </w:p>
+    <w:p>
+      <w:pPr>
+        <w:shd w:val="clear" w:color="auto" w:fill="FFFFFF"/>
+        <w:spacing w:after="180" w:line="360" w:lineRule="atLeast"/>
+        <w:rPr>
+          <w:rFonts w:ascii="Arial" w:eastAsia="Times New Roman" w:hAnsi="Arial" w:cs="Arial"/>
+          <w:color w:val="0A0A0A"/>
+          <w:shd w:val="clear" w:color="auto" w:fill="E5EDFF"/>
+        </w:rPr>
+      </w:pPr>
+      <w:r>
+        <w:rPr>
+          <w:rFonts w:ascii="Arial" w:eastAsia="Times New Roman" w:hAnsi="Arial" w:cs="Arial"/>
+          <w:color w:val="0A0A0A"/>
+          <w:shd w:val="clear" w:color="auto" w:fill="E5EDFF"/>
+        </w:rPr>
+        <w:t xml:space="preserve">      </w:t>
+      </w:r>
+      <w:proofErr w:type="spellStart"/>
+      <w:r>
+        <w:rPr>
+          <w:rFonts w:ascii="Arial" w:eastAsia="Times New Roman" w:hAnsi="Arial" w:cs="Arial"/>
+          <w:color w:val="0A0A0A"/>
+          <w:shd w:val="clear" w:color="auto" w:fill="E5EDFF"/>
+        </w:rPr>
+        <w:t>foreignField</w:t>
+      </w:r>
+      <w:proofErr w:type="spellEnd"/>
+      <w:r>
+        <w:rPr>
+          <w:rFonts w:ascii="Arial" w:eastAsia="Times New Roman" w:hAnsi="Arial" w:cs="Arial"/>
+          <w:color w:val="0A0A0A"/>
+          <w:shd w:val="clear" w:color="auto" w:fill="E5EDFF"/>
+        </w:rPr>
+        <w:t>: "_id</w:t>
+      </w:r>
+      <w:proofErr w:type="gramStart"/>
+      <w:r>
+        <w:rPr>
+          <w:rFonts w:ascii="Arial" w:eastAsia="Times New Roman" w:hAnsi="Arial" w:cs="Arial"/>
+          <w:color w:val="0A0A0A"/>
+          <w:shd w:val="clear" w:color="auto" w:fill="E5EDFF"/>
+        </w:rPr>
+        <w:t xml:space="preserve">",   </w:t>
+      </w:r>
+      <w:proofErr w:type="gramEnd"/>
+      <w:r>
+        <w:rPr>
+          <w:rFonts w:ascii="Arial" w:eastAsia="Times New Roman" w:hAnsi="Arial" w:cs="Arial"/>
+          <w:color w:val="0A0A0A"/>
+          <w:shd w:val="clear" w:color="auto" w:fill="E5EDFF"/>
+        </w:rPr>
+        <w:t xml:space="preserve">    </w:t>
+      </w:r>
+      <w:r>
+        <w:rPr>
+          <w:rFonts w:ascii="Arial" w:eastAsia="Times New Roman" w:hAnsi="Arial" w:cs="Arial"/>
+          <w:i/>
+          <w:iCs/>
+          <w:color w:val="0A0A0A"/>
+          <w:shd w:val="clear" w:color="auto" w:fill="E5EDFF"/>
+        </w:rPr>
+        <w:t>// Field from the "customers" collection</w:t>
+      </w:r>
+    </w:p>
+    <w:p>
+      <w:pPr>
+        <w:shd w:val="clear" w:color="auto" w:fill="FFFFFF"/>
+        <w:spacing w:after="180" w:line="360" w:lineRule="atLeast"/>
+        <w:rPr>
+          <w:rFonts w:ascii="Arial" w:eastAsia="Times New Roman" w:hAnsi="Arial" w:cs="Arial"/>
+          <w:color w:val="0A0A0A"/>
+          <w:shd w:val="clear" w:color="auto" w:fill="E5EDFF"/>
+        </w:rPr>
+      </w:pPr>
+      <w:r>
+        <w:rPr>
+          <w:rFonts w:ascii="Arial" w:eastAsia="Times New Roman" w:hAnsi="Arial" w:cs="Arial"/>
+          <w:color w:val="0A0A0A"/>
+          <w:shd w:val="clear" w:color="auto" w:fill="E5EDFF"/>
+        </w:rPr>
+        <w:t xml:space="preserve">      as: "</w:t>
+      </w:r>
+      <w:proofErr w:type="spellStart"/>
+      <w:r>
+        <w:rPr>
+          <w:rFonts w:ascii="Arial" w:eastAsia="Times New Roman" w:hAnsi="Arial" w:cs="Arial"/>
+          <w:color w:val="0A0A0A"/>
+          <w:shd w:val="clear" w:color="auto" w:fill="E5EDFF"/>
+        </w:rPr>
+        <w:t>customerDetails</w:t>
+      </w:r>
+      <w:proofErr w:type="spellEnd"/>
+      <w:r>
+        <w:rPr>
+          <w:rFonts w:ascii="Arial" w:eastAsia="Times New Roman" w:hAnsi="Arial" w:cs="Arial"/>
+          <w:color w:val="0A0A0A"/>
+          <w:shd w:val="clear" w:color="auto" w:fill="E5EDFF"/>
+        </w:rPr>
+        <w:t xml:space="preserve">"      </w:t>
+      </w:r>
+      <w:r>
+        <w:rPr>
+          <w:rFonts w:ascii="Arial" w:eastAsia="Times New Roman" w:hAnsi="Arial" w:cs="Arial"/>
+          <w:i/>
+          <w:iCs/>
+          <w:color w:val="0A0A0A"/>
+          <w:shd w:val="clear" w:color="auto" w:fill="E5EDFF"/>
+        </w:rPr>
+        <w:t>// Output array field name to add to the input documents</w:t>
+      </w:r>
+    </w:p>
+    <w:p>
+      <w:pPr>
+        <w:shd w:val="clear" w:color="auto" w:fill="FFFFFF"/>
+        <w:spacing w:after="180" w:line="360" w:lineRule="atLeast"/>
+        <w:rPr>
+          <w:rFonts w:ascii="Arial" w:eastAsia="Times New Roman" w:hAnsi="Arial" w:cs="Arial"/>
+          <w:color w:val="0A0A0A"/>
+          <w:shd w:val="clear" w:color="auto" w:fill="E5EDFF"/>
+        </w:rPr>
+      </w:pPr>
+      <w:r>
+        <w:rPr>
+          <w:rFonts w:ascii="Arial" w:eastAsia="Times New Roman" w:hAnsi="Arial" w:cs="Arial"/>
+          <w:color w:val="0A0A0A"/>
+          <w:shd w:val="clear" w:color="auto" w:fill="E5EDFF"/>
+        </w:rPr>
+        <w:t xml:space="preserve">    }</w:t>
+      </w:r>
+    </w:p>
+    <w:p>
+      <w:pPr>
+        <w:shd w:val="clear" w:color="auto" w:fill="FFFFFF"/>
+        <w:spacing w:after="180" w:line="360" w:lineRule="atLeast"/>
+        <w:rPr>
+          <w:rFonts w:ascii="Arial" w:eastAsia="Times New Roman" w:hAnsi="Arial" w:cs="Arial"/>
+          <w:color w:val="0A0A0A"/>
+          <w:shd w:val="clear" w:color="auto" w:fill="E5EDFF"/>
+        </w:rPr>
+      </w:pPr>
+      <w:r>
+        <w:rPr>
+          <w:rFonts w:ascii="Arial" w:eastAsia="Times New Roman" w:hAnsi="Arial" w:cs="Arial"/>
+          <w:color w:val="0A0A0A"/>
+          <w:shd w:val="clear" w:color="auto" w:fill="E5EDFF"/>
+        </w:rPr>
+        <w:t xml:space="preserve">  },</w:t>
+      </w:r>
+    </w:p>
+    <w:p>
+      <w:pPr>
+        <w:shd w:val="clear" w:color="auto" w:fill="FFFFFF"/>
+        <w:spacing w:after="180" w:line="360" w:lineRule="atLeast"/>
+        <w:rPr>
+          <w:rFonts w:ascii="Arial" w:eastAsia="Times New Roman" w:hAnsi="Arial" w:cs="Arial"/>
+          <w:color w:val="0A0A0A"/>
+          <w:shd w:val="clear" w:color="auto" w:fill="E5EDFF"/>
+        </w:rPr>
+      </w:pPr>
+    </w:p>
+    <w:p>
+      <w:pPr>
+        <w:shd w:val="clear" w:color="auto" w:fill="FFFFFF"/>
+        <w:spacing w:after="180" w:line="360" w:lineRule="atLeast"/>
+        <w:rPr>
+          <w:rFonts w:ascii="Arial" w:eastAsia="Times New Roman" w:hAnsi="Arial" w:cs="Arial"/>
+          <w:color w:val="0A0A0A"/>
+          <w:shd w:val="clear" w:color="auto" w:fill="E5EDFF"/>
+        </w:rPr>
+      </w:pPr>
+      <w:r>
+        <w:rPr>
+          <w:rFonts w:ascii="Arial" w:eastAsia="Times New Roman" w:hAnsi="Arial" w:cs="Arial"/>
+          <w:color w:val="0A0A0A"/>
+          <w:shd w:val="clear" w:color="auto" w:fill="E5EDFF"/>
+        </w:rPr>
+        <w:t xml:space="preserve">  </w:t>
+      </w:r>
+      <w:r>
+        <w:rPr>
+          <w:rFonts w:ascii="Arial" w:eastAsia="Times New Roman" w:hAnsi="Arial" w:cs="Arial"/>
+          <w:i/>
+          <w:iCs/>
+          <w:color w:val="0A0A0A"/>
+          <w:shd w:val="clear" w:color="auto" w:fill="E5EDFF"/>
+        </w:rPr>
+        <w:t>// Stage 5: $project - Reshape the output documents</w:t>
+      </w:r>
+    </w:p>
+    <w:p>
+      <w:pPr>
+        <w:shd w:val="clear" w:color="auto" w:fill="FFFFFF"/>
+        <w:spacing w:after="180" w:line="360" w:lineRule="atLeast"/>
+        <w:rPr>
+          <w:rFonts w:ascii="Arial" w:eastAsia="Times New Roman" w:hAnsi="Arial" w:cs="Arial"/>
+          <w:color w:val="0A0A0A"/>
+          <w:shd w:val="clear" w:color="auto" w:fill="E5EDFF"/>
+        </w:rPr>
+      </w:pPr>
+      <w:r>
+        <w:rPr>
+          <w:rFonts w:ascii="Arial" w:eastAsia="Times New Roman" w:hAnsi="Arial" w:cs="Arial"/>
+          <w:color w:val="0A0A0A"/>
+          <w:shd w:val="clear" w:color="auto" w:fill="E5EDFF"/>
+        </w:rPr>
+        <w:t xml:space="preserve">  {</w:t>
+      </w:r>
+    </w:p>
+    <w:p>
+      <w:pPr>
+        <w:shd w:val="clear" w:color="auto" w:fill="FFFFFF"/>
+        <w:spacing w:after="180" w:line="360" w:lineRule="atLeast"/>
+        <w:rPr>
+          <w:rFonts w:ascii="Arial" w:eastAsia="Times New Roman" w:hAnsi="Arial" w:cs="Arial"/>
+          <w:color w:val="0A0A0A"/>
+          <w:shd w:val="clear" w:color="auto" w:fill="E5EDFF"/>
+        </w:rPr>
+      </w:pPr>
+      <w:r>
+        <w:rPr>
+          <w:rFonts w:ascii="Arial" w:eastAsia="Times New Roman" w:hAnsi="Arial" w:cs="Arial"/>
+          <w:color w:val="0A0A0A"/>
+          <w:shd w:val="clear" w:color="auto" w:fill="E5EDFF"/>
+        </w:rPr>
+        <w:lastRenderedPageBreak/>
+        <w:t xml:space="preserve">    $project: {</w:t>
+      </w:r>
+    </w:p>
+    <w:p>
+      <w:pPr>
+        <w:shd w:val="clear" w:color="auto" w:fill="FFFFFF"/>
+        <w:spacing w:after="180" w:line="360" w:lineRule="atLeast"/>
+        <w:rPr>
+          <w:rFonts w:ascii="Arial" w:eastAsia="Times New Roman" w:hAnsi="Arial" w:cs="Arial"/>
+          <w:color w:val="0A0A0A"/>
+          <w:shd w:val="clear" w:color="auto" w:fill="E5EDFF"/>
+        </w:rPr>
+      </w:pPr>
+      <w:r>
+        <w:rPr>
+          <w:rFonts w:ascii="Arial" w:eastAsia="Times New Roman" w:hAnsi="Arial" w:cs="Arial"/>
+          <w:color w:val="0A0A0A"/>
+          <w:shd w:val="clear" w:color="auto" w:fill="E5EDFF"/>
+        </w:rPr>
+        <w:t xml:space="preserve">      _id: </w:t>
+      </w:r>
+      <w:proofErr w:type="gramStart"/>
+      <w:r>
+        <w:rPr>
+          <w:rFonts w:ascii="Arial" w:eastAsia="Times New Roman" w:hAnsi="Arial" w:cs="Arial"/>
+          <w:color w:val="0A0A0A"/>
+          <w:shd w:val="clear" w:color="auto" w:fill="E5EDFF"/>
+        </w:rPr>
+        <w:t xml:space="preserve">0,   </w:t>
+      </w:r>
+      <w:proofErr w:type="gramEnd"/>
+      <w:r>
+        <w:rPr>
+          <w:rFonts w:ascii="Arial" w:eastAsia="Times New Roman" w:hAnsi="Arial" w:cs="Arial"/>
+          <w:color w:val="0A0A0A"/>
+          <w:shd w:val="clear" w:color="auto" w:fill="E5EDFF"/>
+        </w:rPr>
+        <w:t xml:space="preserve">                 </w:t>
+      </w:r>
+      <w:r>
+        <w:rPr>
+          <w:rFonts w:ascii="Arial" w:eastAsia="Times New Roman" w:hAnsi="Arial" w:cs="Arial"/>
+          <w:i/>
+          <w:iCs/>
+          <w:color w:val="0A0A0A"/>
+          <w:shd w:val="clear" w:color="auto" w:fill="E5EDFF"/>
+        </w:rPr>
+        <w:t>// Exclude the default _id field</w:t>
+      </w:r>
+    </w:p>
+    <w:p>
+      <w:pPr>
+        <w:shd w:val="clear" w:color="auto" w:fill="FFFFFF"/>
+        <w:spacing w:after="180" w:line="360" w:lineRule="atLeast"/>
+        <w:rPr>
+          <w:rFonts w:ascii="Arial" w:eastAsia="Times New Roman" w:hAnsi="Arial" w:cs="Arial"/>
+          <w:color w:val="0A0A0A"/>
+          <w:shd w:val="clear" w:color="auto" w:fill="E5EDFF"/>
+        </w:rPr>
+      </w:pPr>
+      <w:r>
+        <w:rPr>
+          <w:rFonts w:ascii="Arial" w:eastAsia="Times New Roman" w:hAnsi="Arial" w:cs="Arial"/>
+          <w:color w:val="0A0A0A"/>
+          <w:shd w:val="clear" w:color="auto" w:fill="E5EDFF"/>
+        </w:rPr>
+        <w:t xml:space="preserve">      </w:t>
+      </w:r>
+      <w:proofErr w:type="spellStart"/>
+      <w:r>
+        <w:rPr>
+          <w:rFonts w:ascii="Arial" w:eastAsia="Times New Roman" w:hAnsi="Arial" w:cs="Arial"/>
+          <w:color w:val="0A0A0A"/>
+          <w:shd w:val="clear" w:color="auto" w:fill="E5EDFF"/>
+        </w:rPr>
+        <w:t>customerName</w:t>
+      </w:r>
+      <w:proofErr w:type="spellEnd"/>
+      <w:r>
+        <w:rPr>
+          <w:rFonts w:ascii="Arial" w:eastAsia="Times New Roman" w:hAnsi="Arial" w:cs="Arial"/>
+          <w:color w:val="0A0A0A"/>
+          <w:shd w:val="clear" w:color="auto" w:fill="E5EDFF"/>
+        </w:rPr>
+        <w:t xml:space="preserve">: </w:t>
+      </w:r>
+      <w:proofErr w:type="gramStart"/>
+      <w:r>
+        <w:rPr>
+          <w:rFonts w:ascii="Arial" w:eastAsia="Times New Roman" w:hAnsi="Arial" w:cs="Arial"/>
+          <w:color w:val="0A0A0A"/>
+          <w:shd w:val="clear" w:color="auto" w:fill="E5EDFF"/>
+        </w:rPr>
+        <w:t>{ $</w:t>
+      </w:r>
+      <w:proofErr w:type="spellStart"/>
+      <w:proofErr w:type="gramEnd"/>
+      <w:r>
+        <w:rPr>
+          <w:rFonts w:ascii="Arial" w:eastAsia="Times New Roman" w:hAnsi="Arial" w:cs="Arial"/>
+          <w:color w:val="0A0A0A"/>
+          <w:shd w:val="clear" w:color="auto" w:fill="E5EDFF"/>
+        </w:rPr>
+        <w:t>arrayElemAt</w:t>
+      </w:r>
+      <w:proofErr w:type="spellEnd"/>
+      <w:r>
+        <w:rPr>
+          <w:rFonts w:ascii="Arial" w:eastAsia="Times New Roman" w:hAnsi="Arial" w:cs="Arial"/>
+          <w:color w:val="0A0A0A"/>
+          <w:shd w:val="clear" w:color="auto" w:fill="E5EDFF"/>
+        </w:rPr>
+        <w:t>: ["$customerDetails.name", 0</w:t>
+      </w:r>
+      <w:proofErr w:type="gramStart"/>
+      <w:r>
+        <w:rPr>
+          <w:rFonts w:ascii="Arial" w:eastAsia="Times New Roman" w:hAnsi="Arial" w:cs="Arial"/>
+          <w:color w:val="0A0A0A"/>
+          <w:shd w:val="clear" w:color="auto" w:fill="E5EDFF"/>
+        </w:rPr>
+        <w:t>] }</w:t>
+      </w:r>
+      <w:proofErr w:type="gramEnd"/>
+      <w:r>
+        <w:rPr>
+          <w:rFonts w:ascii="Arial" w:eastAsia="Times New Roman" w:hAnsi="Arial" w:cs="Arial"/>
+          <w:color w:val="0A0A0A"/>
+          <w:shd w:val="clear" w:color="auto" w:fill="E5EDFF"/>
+        </w:rPr>
+        <w:t xml:space="preserve">, </w:t>
+      </w:r>
+      <w:r>
+        <w:rPr>
+          <w:rFonts w:ascii="Arial" w:eastAsia="Times New Roman" w:hAnsi="Arial" w:cs="Arial"/>
+          <w:i/>
+          <w:iCs/>
+          <w:color w:val="0A0A0A"/>
+          <w:shd w:val="clear" w:color="auto" w:fill="E5EDFF"/>
+        </w:rPr>
+        <w:t xml:space="preserve">// Get the first name from the </w:t>
+      </w:r>
+      <w:proofErr w:type="spellStart"/>
+      <w:r>
+        <w:rPr>
+          <w:rFonts w:ascii="Arial" w:eastAsia="Times New Roman" w:hAnsi="Arial" w:cs="Arial"/>
+          <w:i/>
+          <w:iCs/>
+          <w:color w:val="0A0A0A"/>
+          <w:shd w:val="clear" w:color="auto" w:fill="E5EDFF"/>
+        </w:rPr>
+        <w:t>customerDetails</w:t>
+      </w:r>
+      <w:proofErr w:type="spellEnd"/>
+      <w:r>
+        <w:rPr>
+          <w:rFonts w:ascii="Arial" w:eastAsia="Times New Roman" w:hAnsi="Arial" w:cs="Arial"/>
+          <w:i/>
+          <w:iCs/>
+          <w:color w:val="0A0A0A"/>
+          <w:shd w:val="clear" w:color="auto" w:fill="E5EDFF"/>
+        </w:rPr>
+        <w:t xml:space="preserve"> array</w:t>
+      </w:r>
+    </w:p>
+    <w:p>
+      <w:pPr>
+        <w:shd w:val="clear" w:color="auto" w:fill="FFFFFF"/>
+        <w:spacing w:after="180" w:line="360" w:lineRule="atLeast"/>
+        <w:rPr>
+          <w:rFonts w:ascii="Arial" w:eastAsia="Times New Roman" w:hAnsi="Arial" w:cs="Arial"/>
+          <w:color w:val="0A0A0A"/>
+          <w:shd w:val="clear" w:color="auto" w:fill="E5EDFF"/>
+        </w:rPr>
+      </w:pPr>
+      <w:r>
+        <w:rPr>
+          <w:rFonts w:ascii="Arial" w:eastAsia="Times New Roman" w:hAnsi="Arial" w:cs="Arial"/>
+          <w:color w:val="0A0A0A"/>
+          <w:shd w:val="clear" w:color="auto" w:fill="E5EDFF"/>
+        </w:rPr>
+        <w:t xml:space="preserve">      </w:t>
+      </w:r>
+      <w:proofErr w:type="spellStart"/>
+      <w:proofErr w:type="gramStart"/>
+      <w:r>
+        <w:rPr>
+          <w:rFonts w:ascii="Arial" w:eastAsia="Times New Roman" w:hAnsi="Arial" w:cs="Arial"/>
+          <w:color w:val="0A0A0A"/>
+          <w:shd w:val="clear" w:color="auto" w:fill="E5EDFF"/>
+        </w:rPr>
+        <w:t>totalSpent</w:t>
+      </w:r>
+      <w:proofErr w:type="spellEnd"/>
+      <w:proofErr w:type="gramEnd"/>
+      <w:r>
+        <w:rPr>
+          <w:rFonts w:ascii="Arial" w:eastAsia="Times New Roman" w:hAnsi="Arial" w:cs="Arial"/>
+          <w:color w:val="0A0A0A"/>
+          <w:shd w:val="clear" w:color="auto" w:fill="E5EDFF"/>
+        </w:rPr>
+        <w:t xml:space="preserve">: 1              </w:t>
+      </w:r>
+      <w:r>
+        <w:rPr>
+          <w:rFonts w:ascii="Arial" w:eastAsia="Times New Roman" w:hAnsi="Arial" w:cs="Arial"/>
+          <w:i/>
+          <w:iCs/>
+          <w:color w:val="0A0A0A"/>
+          <w:shd w:val="clear" w:color="auto" w:fill="E5EDFF"/>
+        </w:rPr>
+        <w:t xml:space="preserve">// Include the </w:t>
+      </w:r>
+      <w:proofErr w:type="spellStart"/>
+      <w:r>
+        <w:rPr>
+          <w:rFonts w:ascii="Arial" w:eastAsia="Times New Roman" w:hAnsi="Arial" w:cs="Arial"/>
+          <w:i/>
+          <w:iCs/>
+          <w:color w:val="0A0A0A"/>
+          <w:shd w:val="clear" w:color="auto" w:fill="E5EDFF"/>
+        </w:rPr>
+        <w:t>totalSpent</w:t>
+      </w:r>
+      <w:proofErr w:type="spellEnd"/>
+      <w:r>
+        <w:rPr>
+          <w:rFonts w:ascii="Arial" w:eastAsia="Times New Roman" w:hAnsi="Arial" w:cs="Arial"/>
+          <w:i/>
+          <w:iCs/>
+          <w:color w:val="0A0A0A"/>
+          <w:shd w:val="clear" w:color="auto" w:fill="E5EDFF"/>
+        </w:rPr>
+        <w:t xml:space="preserve"> field</w:t>
+      </w:r>
+    </w:p>
+    <w:p>
+      <w:pPr>
+        <w:shd w:val="clear" w:color="auto" w:fill="FFFFFF"/>
+        <w:spacing w:after="180" w:line="360" w:lineRule="atLeast"/>
+        <w:rPr>
+          <w:rFonts w:ascii="Arial" w:eastAsia="Times New Roman" w:hAnsi="Arial" w:cs="Arial"/>
+          <w:color w:val="0A0A0A"/>
+          <w:shd w:val="clear" w:color="auto" w:fill="E5EDFF"/>
+        </w:rPr>
+      </w:pPr>
+      <w:r>
+        <w:rPr>
+          <w:rFonts w:ascii="Arial" w:eastAsia="Times New Roman" w:hAnsi="Arial" w:cs="Arial"/>
+          <w:color w:val="0A0A0A"/>
+          <w:shd w:val="clear" w:color="auto" w:fill="E5EDFF"/>
+        </w:rPr>
+        <w:t xml:space="preserve">    }</w:t>
+      </w:r>
+    </w:p>
+    <w:p>
+      <w:pPr>
+        <w:shd w:val="clear" w:color="auto" w:fill="FFFFFF"/>
+        <w:spacing w:after="180" w:line="360" w:lineRule="atLeast"/>
+        <w:rPr>
+          <w:rFonts w:ascii="Arial" w:eastAsia="Times New Roman" w:hAnsi="Arial" w:cs="Arial"/>
+          <w:color w:val="0A0A0A"/>
+          <w:shd w:val="clear" w:color="auto" w:fill="E5EDFF"/>
+        </w:rPr>
+      </w:pPr>
+      <w:r>
+        <w:rPr>
+          <w:rFonts w:ascii="Arial" w:eastAsia="Times New Roman" w:hAnsi="Arial" w:cs="Arial"/>
+          <w:color w:val="0A0A0A"/>
+          <w:shd w:val="clear" w:color="auto" w:fill="E5EDFF"/>
+        </w:rPr>
+        <w:t xml:space="preserve">  }</w:t>
+      </w:r>
+    </w:p>
+    <w:p>
+      <w:pPr>
+        <w:shd w:val="clear" w:color="auto" w:fill="FFFFFF"/>
+        <w:spacing w:after="180" w:line="360" w:lineRule="atLeast"/>
+        <w:rPr>
+          <w:rFonts w:ascii="Arial" w:eastAsia="Times New Roman" w:hAnsi="Arial" w:cs="Arial"/>
+          <w:color w:val="0A0A0A"/>
+          <w:shd w:val="clear" w:color="auto" w:fill="E5EDFF"/>
+        </w:rPr>
+      </w:pPr>
+      <w:r>
+        <w:rPr>
+          <w:rFonts w:ascii="Arial" w:eastAsia="Times New Roman" w:hAnsi="Arial" w:cs="Arial"/>
+          <w:color w:val="0A0A0A"/>
+          <w:shd w:val="clear" w:color="auto" w:fill="E5EDFF"/>
+        </w:rPr>
+        <w:t>]</w:t>
+      </w:r>
+      <w:proofErr w:type="gramStart"/>
+      <w:r>
+        <w:rPr>
+          <w:rFonts w:ascii="Arial" w:eastAsia="Times New Roman" w:hAnsi="Arial" w:cs="Arial"/>
+          <w:color w:val="0A0A0A"/>
+          <w:shd w:val="clear" w:color="auto" w:fill="E5EDFF"/>
+        </w:rPr>
+        <w:t>);</w:t>
+      </w:r>
+      <w:proofErr w:type="gramEnd"/>
+    </w:p>
+    <w:p>
+      <w:pPr>
+        <w:shd w:val="clear" w:color="auto" w:fill="FFFFFF"/>
+        <w:spacing w:after="180" w:line="360" w:lineRule="atLeast"/>
+        <w:rPr>
+          <w:rFonts w:ascii="Arial" w:eastAsia="Times New Roman" w:hAnsi="Arial" w:cs="Arial"/>
+          <w:color w:val="0A0A0A"/>
+          <w:shd w:val="clear" w:color="auto" w:fill="E5EDFF"/>
+        </w:rPr>
+      </w:pPr>
     </w:p>
     <w:p>
       <w:pPr>
@@ -4460,6 +6309,7 @@
           <w:rFonts w:ascii="Arial" w:eastAsia="Times New Roman" w:hAnsi="Arial" w:cs="Arial"/>
           <w:shd w:val="clear" w:color="auto" w:fill="E5EDFF"/>
         </w:rPr>
+        <w:lastRenderedPageBreak/>
         <w:t xml:space="preserve">    INSERT INTO </w:t>
       </w:r>
       <w:proofErr w:type="gramStart"/>
@@ -4653,7 +6503,6 @@
           <w:color w:val="0A0A0A"/>
           <w:shd w:val="clear" w:color="auto" w:fill="E5EDFF"/>
         </w:rPr>
-        <w:lastRenderedPageBreak/>
         <w:drawing>
           <wp:inline distT="0" distB="0" distL="0" distR="0" wp14:anchorId="4CDB0CB2" wp14:editId="0A82DAB7">
             <wp:extent cx="3648584" cy="1676634"/>
@@ -4966,6 +6815,7 @@
           <w:color w:val="0A0A0A"/>
           <w:shd w:val="clear" w:color="auto" w:fill="E5EDFF"/>
         </w:rPr>
+        <w:lastRenderedPageBreak/>
         <w:t>- default value</w:t>
       </w:r>
     </w:p>
@@ -5166,7 +7016,6 @@
           <w:color w:val="0A0A0A"/>
           <w:shd w:val="clear" w:color="auto" w:fill="E5EDFF"/>
         </w:rPr>
-        <w:lastRenderedPageBreak/>
         <w:t>MATERIALIZED NOT AVAILABLE IN MYSQL BUT YOU CAN CREATE A PHYSICAL TABLE FROM A SELECT:</w:t>
       </w:r>
     </w:p>
@@ -5609,6 +7458,7 @@
           <w:color w:val="0A0A0A"/>
           <w:shd w:val="clear" w:color="auto" w:fill="E5EDFF"/>
         </w:rPr>
+        <w:lastRenderedPageBreak/>
         <w:drawing>
           <wp:inline distT="0" distB="0" distL="0" distR="0" wp14:anchorId="75E452E1" wp14:editId="534C71C1">
             <wp:extent cx="3429479" cy="228632"/>
@@ -5860,7 +7710,6 @@
           <w:color w:val="0A0A0A"/>
           <w:shd w:val="clear" w:color="auto" w:fill="E5EDFF"/>
         </w:rPr>
-        <w:lastRenderedPageBreak/>
         <w:drawing>
           <wp:inline distT="0" distB="0" distL="0" distR="0" wp14:anchorId="4B640530" wp14:editId="5727EE2F">
             <wp:extent cx="4201111" cy="257211"/>
@@ -6208,6 +8057,7 @@
           <w:color w:val="0A0A0A"/>
           <w:shd w:val="clear" w:color="auto" w:fill="E5EDFF"/>
         </w:rPr>
+        <w:lastRenderedPageBreak/>
         <w:drawing>
           <wp:inline distT="0" distB="0" distL="0" distR="0" wp14:anchorId="2EACB0D0" wp14:editId="3207F840">
             <wp:extent cx="3734321" cy="1762371"/>
@@ -6272,7 +8122,6 @@
           <w:color w:val="0A0A0A"/>
           <w:shd w:val="clear" w:color="auto" w:fill="E5EDFF"/>
         </w:rPr>
-        <w:lastRenderedPageBreak/>
         <w:t>MySQL does not support CREATE GLOBAL TEMPORARY TABLE syntax; all temporary tables in MySQL are session-specific by nature. They are visible only within the current connection and are automatically dropped when that session ends. </w:t>
       </w:r>
     </w:p>
@@ -6800,6 +8649,7 @@
           <w:color w:val="0A0A0A"/>
           <w:shd w:val="clear" w:color="auto" w:fill="E5EDFF"/>
         </w:rPr>
+        <w:lastRenderedPageBreak/>
         <w:t>- distinct only</w:t>
       </w:r>
     </w:p>
@@ -6975,7 +8825,6 @@
           <w:color w:val="0A0A0A"/>
           <w:shd w:val="clear" w:color="auto" w:fill="E5EDFF"/>
         </w:rPr>
-        <w:lastRenderedPageBreak/>
         <w:drawing>
           <wp:inline distT="0" distB="0" distL="0" distR="0" wp14:anchorId="79A9EED6" wp14:editId="073C9223">
             <wp:extent cx="3219899" cy="704948"/>
@@ -7374,6 +9223,7 @@
           <w:color w:val="0A0A0A"/>
           <w:shd w:val="clear" w:color="auto" w:fill="E5EDFF"/>
         </w:rPr>
+        <w:lastRenderedPageBreak/>
         <w:drawing>
           <wp:inline distT="0" distB="0" distL="0" distR="0" wp14:anchorId="432C017D" wp14:editId="0A420090">
             <wp:extent cx="3734321" cy="2657846"/>
@@ -7692,6 +9542,7 @@
     </w:p>
     <w:p>
       <w:r>
+        <w:lastRenderedPageBreak/>
         <w:t>-mouse left effect</w:t>
       </w:r>
     </w:p>
@@ -7758,6 +9609,381 @@
       <w:r>
         <w:t xml:space="preserve"> event example</w:t>
       </w:r>
+    </w:p>
+    <w:p>
+      <w:r>
+        <w:t>-</w:t>
+      </w:r>
+      <w:proofErr w:type="spellStart"/>
+      <w:r>
+        <w:t>twowaybinding</w:t>
+      </w:r>
+      <w:proofErr w:type="spellEnd"/>
+      <w:r>
+        <w:t xml:space="preserve"> [()] write in input and immediately show in screen</w:t>
+      </w:r>
+    </w:p>
+    <w:p>
+      <w:r>
+        <w:t>-</w:t>
+      </w:r>
+      <w:proofErr w:type="gramStart"/>
+      <w:r>
+        <w:t>two way</w:t>
+      </w:r>
+      <w:proofErr w:type="gramEnd"/>
+      <w:r>
+        <w:t xml:space="preserve"> binding between components using model</w:t>
+      </w:r>
+    </w:p>
+    <w:p>
+      <w:r>
+        <w:t>-@if to display or not sections</w:t>
+      </w:r>
+    </w:p>
+    <w:p>
+      <w:r>
+        <w:t>-@for ant its contextual variables $count, $</w:t>
+      </w:r>
+      <w:proofErr w:type="spellStart"/>
+      <w:proofErr w:type="gramStart"/>
+      <w:r>
+        <w:t>index.$first,$</w:t>
+      </w:r>
+      <w:proofErr w:type="gramEnd"/>
+      <w:r>
+        <w:t>last</w:t>
+      </w:r>
+      <w:proofErr w:type="spellEnd"/>
+      <w:r>
+        <w:t>,</w:t>
+      </w:r>
+    </w:p>
+    <w:p>
+      <w:r>
+        <w:t>-@switch</w:t>
+      </w:r>
+    </w:p>
+    <w:p>
+      <w:r>
+        <w:t>-pipes, pipe with parameter, create custom pipe, pipe on array or object</w:t>
+      </w:r>
+    </w:p>
+    <w:p>
+      <w:proofErr w:type="gramStart"/>
+      <w:r>
+        <w:t>@let</w:t>
+      </w:r>
+      <w:proofErr w:type="gramEnd"/>
+    </w:p>
+    <w:p>
+      <w:r>
+        <w:t>-</w:t>
+      </w:r>
+      <w:proofErr w:type="spellStart"/>
+      <w:r>
+        <w:t>ngmodel</w:t>
+      </w:r>
+      <w:proofErr w:type="spellEnd"/>
+    </w:p>
+    <w:p>
+      <w:r>
+        <w:t xml:space="preserve">-create a form which validates range of age, and if email </w:t>
+      </w:r>
+      <w:proofErr w:type="gramStart"/>
+      <w:r>
+        <w:t>contains @</w:t>
+      </w:r>
+      <w:proofErr w:type="gramEnd"/>
+      <w:r>
+        <w:t xml:space="preserve"> with reactive forms</w:t>
+      </w:r>
+    </w:p>
+    <w:p>
+      <w:r>
+        <w:t xml:space="preserve">-inject a service </w:t>
+      </w:r>
+      <w:proofErr w:type="gramStart"/>
+      <w:r>
+        <w:t>in</w:t>
+      </w:r>
+      <w:proofErr w:type="gramEnd"/>
+      <w:r>
+        <w:t xml:space="preserve"> a component</w:t>
+      </w:r>
+      <w:r>
+        <w:t>, constructor and using inject</w:t>
+      </w:r>
+    </w:p>
+    <w:p>
+      <w:r>
+        <w:t>-@Input</w:t>
+      </w:r>
+    </w:p>
+    <w:p>
+      <w:r>
+        <w:t xml:space="preserve">-@Input receiving its value from a parent, ex </w:t>
+      </w:r>
+      <w:proofErr w:type="spellStart"/>
+      <w:r>
+        <w:t>housingLocation</w:t>
+      </w:r>
+      <w:proofErr w:type="spellEnd"/>
+      <w:r>
+        <w:t xml:space="preserve"> </w:t>
+      </w:r>
+      <w:r>
+        <w:t xml:space="preserve">object received in the component from a parent which receives a </w:t>
+      </w:r>
+      <w:proofErr w:type="spellStart"/>
+      <w:r>
+        <w:t>housingLocationList</w:t>
+      </w:r>
+      <w:proofErr w:type="spellEnd"/>
+      <w:r>
+        <w:t xml:space="preserve"> from a service</w:t>
+      </w:r>
+    </w:p>
+    <w:p>
+      <w:r>
+        <w:t xml:space="preserve">-validate extra </w:t>
+      </w:r>
+      <w:proofErr w:type="spellStart"/>
+      <w:proofErr w:type="gramStart"/>
+      <w:r>
+        <w:t>formGroup</w:t>
+      </w:r>
+      <w:proofErr w:type="spellEnd"/>
+      <w:proofErr w:type="gramEnd"/>
+      <w:r>
+        <w:t xml:space="preserve"> options</w:t>
+      </w:r>
+    </w:p>
+    <w:p>
+      <w:r>
+        <w:t xml:space="preserve">-vars </w:t>
+      </w:r>
+      <w:proofErr w:type="gramStart"/>
+      <w:r>
+        <w:t>with ?</w:t>
+      </w:r>
+      <w:proofErr w:type="gramEnd"/>
+      <w:r>
+        <w:t xml:space="preserve"> </w:t>
+      </w:r>
+      <w:proofErr w:type="gramStart"/>
+      <w:r>
+        <w:t>and ??</w:t>
+      </w:r>
+      <w:proofErr w:type="gramEnd"/>
+    </w:p>
+    <w:p>
+      <w:r>
+        <w:t>-#filter example on a list</w:t>
+      </w:r>
+    </w:p>
+    <w:p>
+      <w:r>
+        <w:t xml:space="preserve">-Element </w:t>
+      </w:r>
+      <w:proofErr w:type="spellStart"/>
+      <w:r>
+        <w:t>reff</w:t>
+      </w:r>
+      <w:proofErr w:type="spellEnd"/>
+      <w:r>
+        <w:t xml:space="preserve"> to change style color</w:t>
+      </w:r>
+    </w:p>
+    <w:p>
+      <w:r>
+        <w:lastRenderedPageBreak/>
+        <w:t>-create routes file</w:t>
+      </w:r>
+    </w:p>
+    <w:p>
+      <w:r>
+        <w:t>-routes with multiple route parameters, all routes for a path</w:t>
+      </w:r>
+    </w:p>
+    <w:p>
+      <w:r>
+        <w:t>-get the actual page parameters with activated route</w:t>
+      </w:r>
+    </w:p>
+    <w:p>
+      <w:r>
+        <w:t>-redirect to another route</w:t>
+      </w:r>
+    </w:p>
+    <w:p>
+      <w:r>
+        <w:t>-</w:t>
+      </w:r>
+      <w:proofErr w:type="gramStart"/>
+      <w:r>
+        <w:t>children</w:t>
+      </w:r>
+      <w:proofErr w:type="gramEnd"/>
+      <w:r>
+        <w:t xml:space="preserve"> routes</w:t>
+      </w:r>
+    </w:p>
+    <w:p>
+      <w:r>
+        <w:t>-router outlet</w:t>
+      </w:r>
+    </w:p>
+    <w:p>
+      <w:r>
+        <w:t>-</w:t>
+      </w:r>
+      <w:proofErr w:type="spellStart"/>
+      <w:r>
+        <w:t>routerlink</w:t>
+      </w:r>
+      <w:proofErr w:type="spellEnd"/>
+    </w:p>
+    <w:p>
+      <w:r>
+        <w:t>-multiple router outlet in same component</w:t>
+      </w:r>
+    </w:p>
+    <w:p>
+      <w:r>
+        <w:t>-</w:t>
+      </w:r>
+      <w:proofErr w:type="spellStart"/>
+      <w:proofErr w:type="gramStart"/>
+      <w:r>
+        <w:t>router.navigate</w:t>
+      </w:r>
+      <w:proofErr w:type="spellEnd"/>
+      <w:proofErr w:type="gramEnd"/>
+      <w:r>
+        <w:t>()</w:t>
+      </w:r>
+    </w:p>
+    <w:p>
+      <w:r>
+        <w:t>-create signal var and show it in template</w:t>
+      </w:r>
+    </w:p>
+    <w:p>
+      <w:r>
+        <w:t>-create Angular type object</w:t>
+      </w:r>
+    </w:p>
+    <w:p>
+      <w:r>
+        <w:t>-</w:t>
+      </w:r>
+      <w:proofErr w:type="spellStart"/>
+      <w:r>
+        <w:t>ngonInit</w:t>
+      </w:r>
+      <w:proofErr w:type="spellEnd"/>
+    </w:p>
+    <w:p>
+      <w:r>
+        <w:t xml:space="preserve">-initialize an angular </w:t>
+      </w:r>
+      <w:proofErr w:type="gramStart"/>
+      <w:r>
+        <w:t>type</w:t>
+      </w:r>
+      <w:proofErr w:type="gramEnd"/>
+      <w:r>
+        <w:t xml:space="preserve"> signal var from a service on </w:t>
+      </w:r>
+      <w:proofErr w:type="spellStart"/>
+      <w:r>
+        <w:t>ngoninit</w:t>
+      </w:r>
+      <w:proofErr w:type="spellEnd"/>
+    </w:p>
+    <w:p>
+      <w:r>
+        <w:t xml:space="preserve">-client call </w:t>
+      </w:r>
+    </w:p>
+    <w:p>
+      <w:r>
+        <w:t>-</w:t>
+      </w:r>
+      <w:proofErr w:type="gramStart"/>
+      <w:r>
+        <w:t>observable .pipe, .subscribe</w:t>
+      </w:r>
+      <w:proofErr w:type="gramEnd"/>
+    </w:p>
+    <w:p>
+      <w:r>
+        <w:t xml:space="preserve">-create custom directive </w:t>
+      </w:r>
+    </w:p>
+    <w:p>
+      <w:r>
+        <w:t xml:space="preserve">- </w:t>
+      </w:r>
+      <w:proofErr w:type="spellStart"/>
+      <w:r>
+        <w:t>ngclass</w:t>
+      </w:r>
+      <w:proofErr w:type="spellEnd"/>
+    </w:p>
+    <w:p>
+      <w:r>
+        <w:t>-union example</w:t>
+      </w:r>
+    </w:p>
+    <w:p>
+      <w:r>
+        <w:t>- computed expression</w:t>
+      </w:r>
+    </w:p>
+    <w:p>
+      <w:r>
+        <w:t>-effects</w:t>
+      </w:r>
+    </w:p>
+    <w:p>
+      <w:r>
+        <w:t>-</w:t>
+      </w:r>
+      <w:proofErr w:type="spellStart"/>
+      <w:r>
+        <w:t>linkedsignal</w:t>
+      </w:r>
+      <w:proofErr w:type="spellEnd"/>
+      <w:r>
+        <w:t>, array of options might change, selected one option linked signal from array options make sure it has proper value, if the array of options changed then the selected value should also change</w:t>
+      </w:r>
+    </w:p>
+    <w:p>
+      <w:r>
+        <w:t>-component attribute and class selectors</w:t>
+      </w:r>
+    </w:p>
+    <w:p>
+      <w:r>
+        <w:t>-ng-content</w:t>
+      </w:r>
+    </w:p>
+    <w:p>
+      <w:r>
+        <w:t>-add remove objects from array</w:t>
+      </w:r>
+    </w:p>
+    <w:p>
+      <w:r>
+        <w:t>-</w:t>
+      </w:r>
+      <w:proofErr w:type="spellStart"/>
+      <w:r>
+        <w:t>ngStyle</w:t>
+      </w:r>
+      <w:proofErr w:type="spellEnd"/>
     </w:p>
     <w:p>
       <w:r>
@@ -7766,433 +9992,58 @@
       </w:r>
       <w:proofErr w:type="spellStart"/>
       <w:r>
-        <w:t>twowaybinding</w:t>
-      </w:r>
-      <w:proofErr w:type="spellEnd"/>
-      <w:r>
-        <w:t xml:space="preserve"> [()] write in input and immediately show in screen</w:t>
-      </w:r>
+        <w:t>ngClass</w:t>
+      </w:r>
+      <w:proofErr w:type="spellEnd"/>
+    </w:p>
+    <w:p>
+      <w:r>
+        <w:t>-@Output</w:t>
+      </w:r>
+    </w:p>
+    <w:p>
+      <w:r>
+        <w:t>-@</w:t>
+      </w:r>
+      <w:proofErr w:type="spellStart"/>
+      <w:r>
+        <w:t>ViewChild</w:t>
+      </w:r>
+      <w:proofErr w:type="spellEnd"/>
     </w:p>
     <w:p>
       <w:r>
         <w:t>-</w:t>
       </w:r>
-      <w:proofErr w:type="gramStart"/>
-      <w:r>
-        <w:t>two way</w:t>
-      </w:r>
-      <w:proofErr w:type="gramEnd"/>
-      <w:r>
-        <w:t xml:space="preserve"> binding between components using model</w:t>
-      </w:r>
-    </w:p>
-    <w:p>
-      <w:r>
-        <w:t>-@if to display or not sections</w:t>
-      </w:r>
-    </w:p>
-    <w:p>
-      <w:r>
-        <w:t>-@for ant its contextual variables $count, $</w:t>
-      </w:r>
-      <w:proofErr w:type="spellStart"/>
-      <w:proofErr w:type="gramStart"/>
-      <w:r>
-        <w:t>index.$first,$</w:t>
-      </w:r>
-      <w:proofErr w:type="gramEnd"/>
-      <w:r>
-        <w:t>last</w:t>
-      </w:r>
-      <w:proofErr w:type="spellEnd"/>
-      <w:r>
-        <w:t>,</w:t>
-      </w:r>
-    </w:p>
-    <w:p>
-      <w:r>
-        <w:t>-@switch</w:t>
-      </w:r>
-    </w:p>
-    <w:p>
-      <w:r>
-        <w:t>-pipes, pipe with parameter, create custom pipe, pipe on array or object</w:t>
-      </w:r>
-    </w:p>
-    <w:p>
-      <w:proofErr w:type="gramStart"/>
-      <w:r>
-        <w:t>@let</w:t>
-      </w:r>
-      <w:proofErr w:type="gramEnd"/>
+      <w:proofErr w:type="spellStart"/>
+      <w:r>
+        <w:t>viewContainerRef</w:t>
+      </w:r>
+      <w:proofErr w:type="spellEnd"/>
+      <w:r>
+        <w:t xml:space="preserve"> to load a component</w:t>
+      </w:r>
+    </w:p>
+    <w:p>
+      <w:r>
+        <w:t>-Observable</w:t>
+      </w:r>
+    </w:p>
+    <w:p>
+      <w:r>
+        <w:t>-create a jasmine test</w:t>
+      </w:r>
+    </w:p>
+    <w:p/>
+    <w:p>
+      <w:r>
+        <w:t>KAFKA</w:t>
+      </w:r>
     </w:p>
     <w:p>
       <w:r>
         <w:t>-</w:t>
       </w:r>
-      <w:proofErr w:type="spellStart"/>
-      <w:r>
-        <w:t>ngmodel</w:t>
-      </w:r>
-      <w:proofErr w:type="spellEnd"/>
-    </w:p>
-    <w:p>
-      <w:r>
-        <w:t xml:space="preserve">-create a form which validates range of age, and if email </w:t>
-      </w:r>
-      <w:proofErr w:type="gramStart"/>
-      <w:r>
-        <w:t>contains @</w:t>
-      </w:r>
-      <w:proofErr w:type="gramEnd"/>
-      <w:r>
-        <w:t xml:space="preserve"> with reactive forms</w:t>
-      </w:r>
-    </w:p>
-    <w:p>
-      <w:r>
-        <w:t xml:space="preserve">-inject a service </w:t>
-      </w:r>
-      <w:proofErr w:type="gramStart"/>
-      <w:r>
-        <w:t>in</w:t>
-      </w:r>
-      <w:proofErr w:type="gramEnd"/>
-      <w:r>
-        <w:t xml:space="preserve"> a component</w:t>
-      </w:r>
-      <w:r>
-        <w:t>, constructor and using inject</w:t>
-      </w:r>
-    </w:p>
-    <w:p>
-      <w:r>
-        <w:t>-@Input</w:t>
-      </w:r>
-    </w:p>
-    <w:p>
-      <w:r>
-        <w:t xml:space="preserve">-@Input receiving its value from a parent, ex </w:t>
-      </w:r>
-      <w:proofErr w:type="spellStart"/>
-      <w:r>
-        <w:t>housingLocation</w:t>
-      </w:r>
-      <w:proofErr w:type="spellEnd"/>
-      <w:r>
-        <w:t xml:space="preserve"> </w:t>
-      </w:r>
-      <w:r>
-        <w:t xml:space="preserve">object received in the component from a parent which receives a </w:t>
-      </w:r>
-      <w:proofErr w:type="spellStart"/>
-      <w:r>
-        <w:t>housingLocationList</w:t>
-      </w:r>
-      <w:proofErr w:type="spellEnd"/>
-      <w:r>
-        <w:t xml:space="preserve"> from a service</w:t>
-      </w:r>
-    </w:p>
-    <w:p>
-      <w:r>
-        <w:t xml:space="preserve">-validate extra </w:t>
-      </w:r>
-      <w:proofErr w:type="spellStart"/>
-      <w:proofErr w:type="gramStart"/>
-      <w:r>
-        <w:t>formGroup</w:t>
-      </w:r>
-      <w:proofErr w:type="spellEnd"/>
-      <w:proofErr w:type="gramEnd"/>
-      <w:r>
-        <w:t xml:space="preserve"> options</w:t>
-      </w:r>
-    </w:p>
-    <w:p>
-      <w:r>
-        <w:t xml:space="preserve">-vars </w:t>
-      </w:r>
-      <w:proofErr w:type="gramStart"/>
-      <w:r>
-        <w:t>with ?</w:t>
-      </w:r>
-      <w:proofErr w:type="gramEnd"/>
-      <w:r>
-        <w:t xml:space="preserve"> </w:t>
-      </w:r>
-      <w:proofErr w:type="gramStart"/>
-      <w:r>
-        <w:t>and ??</w:t>
-      </w:r>
-      <w:proofErr w:type="gramEnd"/>
-    </w:p>
-    <w:p>
-      <w:r>
-        <w:t>-#filter example on a list</w:t>
-      </w:r>
-    </w:p>
-    <w:p>
-      <w:r>
-        <w:t xml:space="preserve">-Element </w:t>
-      </w:r>
-      <w:proofErr w:type="spellStart"/>
-      <w:r>
-        <w:t>reff</w:t>
-      </w:r>
-      <w:proofErr w:type="spellEnd"/>
-      <w:r>
-        <w:t xml:space="preserve"> to change style color</w:t>
-      </w:r>
-    </w:p>
-    <w:p>
-      <w:r>
-        <w:t>-create routes file</w:t>
-      </w:r>
-    </w:p>
-    <w:p>
-      <w:r>
-        <w:t>-routes with multiple route parameters, all routes for a path</w:t>
-      </w:r>
-    </w:p>
-    <w:p>
-      <w:r>
-        <w:t>-get the actual page parameters with activated route</w:t>
-      </w:r>
-    </w:p>
-    <w:p>
-      <w:r>
-        <w:t>-redirect to another route</w:t>
-      </w:r>
-    </w:p>
-    <w:p>
-      <w:r>
-        <w:t>-</w:t>
-      </w:r>
-      <w:proofErr w:type="gramStart"/>
-      <w:r>
-        <w:t>children</w:t>
-      </w:r>
-      <w:proofErr w:type="gramEnd"/>
-      <w:r>
-        <w:t xml:space="preserve"> routes</w:t>
-      </w:r>
-    </w:p>
-    <w:p>
-      <w:r>
-        <w:t>-router outlet</w:t>
-      </w:r>
-    </w:p>
-    <w:p>
-      <w:r>
-        <w:t>-</w:t>
-      </w:r>
-      <w:proofErr w:type="spellStart"/>
-      <w:r>
-        <w:t>routerlink</w:t>
-      </w:r>
-      <w:proofErr w:type="spellEnd"/>
-    </w:p>
-    <w:p>
-      <w:r>
-        <w:t>-multiple router outlet in same component</w:t>
-      </w:r>
-    </w:p>
-    <w:p>
-      <w:r>
-        <w:t>-</w:t>
-      </w:r>
-      <w:proofErr w:type="spellStart"/>
-      <w:proofErr w:type="gramStart"/>
-      <w:r>
-        <w:t>router.navigate</w:t>
-      </w:r>
-      <w:proofErr w:type="spellEnd"/>
-      <w:proofErr w:type="gramEnd"/>
-      <w:r>
-        <w:t>()</w:t>
-      </w:r>
-    </w:p>
-    <w:p>
-      <w:r>
-        <w:lastRenderedPageBreak/>
-        <w:t>-create signal var and show it in template</w:t>
-      </w:r>
-    </w:p>
-    <w:p>
-      <w:r>
-        <w:t>-create Angular type object</w:t>
-      </w:r>
-    </w:p>
-    <w:p>
-      <w:r>
-        <w:t>-</w:t>
-      </w:r>
-      <w:proofErr w:type="spellStart"/>
-      <w:r>
-        <w:t>ngonInit</w:t>
-      </w:r>
-      <w:proofErr w:type="spellEnd"/>
-    </w:p>
-    <w:p>
-      <w:r>
-        <w:t xml:space="preserve">-initialize an angular </w:t>
-      </w:r>
-      <w:proofErr w:type="gramStart"/>
-      <w:r>
-        <w:t>type</w:t>
-      </w:r>
-      <w:proofErr w:type="gramEnd"/>
-      <w:r>
-        <w:t xml:space="preserve"> signal var from a service on </w:t>
-      </w:r>
-      <w:proofErr w:type="spellStart"/>
-      <w:r>
-        <w:t>ngoninit</w:t>
-      </w:r>
-      <w:proofErr w:type="spellEnd"/>
-    </w:p>
-    <w:p>
-      <w:r>
-        <w:t xml:space="preserve">-client call </w:t>
-      </w:r>
-    </w:p>
-    <w:p>
-      <w:r>
-        <w:t>-</w:t>
-      </w:r>
-      <w:proofErr w:type="gramStart"/>
-      <w:r>
-        <w:t>observable .pipe, .subscribe</w:t>
-      </w:r>
-      <w:proofErr w:type="gramEnd"/>
-    </w:p>
-    <w:p>
-      <w:r>
-        <w:t xml:space="preserve">-create custom directive </w:t>
-      </w:r>
-    </w:p>
-    <w:p>
-      <w:r>
-        <w:t xml:space="preserve">- </w:t>
-      </w:r>
-      <w:proofErr w:type="spellStart"/>
-      <w:r>
-        <w:t>ngclass</w:t>
-      </w:r>
-      <w:proofErr w:type="spellEnd"/>
-    </w:p>
-    <w:p>
-      <w:r>
-        <w:t>-union example</w:t>
-      </w:r>
-    </w:p>
-    <w:p>
-      <w:r>
-        <w:t>- computed expression</w:t>
-      </w:r>
-    </w:p>
-    <w:p>
-      <w:r>
-        <w:t>-effects</w:t>
-      </w:r>
-    </w:p>
-    <w:p>
-      <w:r>
-        <w:t>-</w:t>
-      </w:r>
-      <w:proofErr w:type="spellStart"/>
-      <w:r>
-        <w:t>linkedsignal</w:t>
-      </w:r>
-      <w:proofErr w:type="spellEnd"/>
-      <w:r>
-        <w:t>, array of options might change, selected one option linked signal from array options make sure it has proper value, if the array of options changed then the selected value should also change</w:t>
-      </w:r>
-    </w:p>
-    <w:p>
-      <w:r>
-        <w:t>-component attribute and class selectors</w:t>
-      </w:r>
-    </w:p>
-    <w:p>
-      <w:r>
-        <w:t>-ng-content</w:t>
-      </w:r>
-    </w:p>
-    <w:p>
-      <w:r>
-        <w:t>-add remove objects from array</w:t>
-      </w:r>
-    </w:p>
-    <w:p>
-      <w:r>
-        <w:t>-</w:t>
-      </w:r>
-      <w:proofErr w:type="spellStart"/>
-      <w:r>
-        <w:t>ngStyle</w:t>
-      </w:r>
-      <w:proofErr w:type="spellEnd"/>
-    </w:p>
-    <w:p>
-      <w:r>
-        <w:t>-</w:t>
-      </w:r>
-      <w:proofErr w:type="spellStart"/>
-      <w:r>
-        <w:t>ngClass</w:t>
-      </w:r>
-      <w:proofErr w:type="spellEnd"/>
-    </w:p>
-    <w:p>
-      <w:r>
-        <w:t>-@Output</w:t>
-      </w:r>
-    </w:p>
-    <w:p>
-      <w:r>
-        <w:t>-@</w:t>
-      </w:r>
-      <w:proofErr w:type="spellStart"/>
-      <w:r>
-        <w:t>ViewChild</w:t>
-      </w:r>
-      <w:proofErr w:type="spellEnd"/>
-    </w:p>
-    <w:p>
-      <w:r>
-        <w:t>-</w:t>
-      </w:r>
-      <w:proofErr w:type="spellStart"/>
-      <w:r>
-        <w:t>viewContainerRef</w:t>
-      </w:r>
-      <w:proofErr w:type="spellEnd"/>
-      <w:r>
-        <w:t xml:space="preserve"> to load a component</w:t>
-      </w:r>
-    </w:p>
-    <w:p>
-      <w:r>
-        <w:t>-Observable</w:t>
-      </w:r>
-    </w:p>
-    <w:p>
-      <w:r>
-        <w:t>-create a jasmine test</w:t>
-      </w:r>
-    </w:p>
-    <w:p/>
-    <w:p>
-      <w:r>
-        <w:t>KAFKA</w:t>
-      </w:r>
-    </w:p>
-    <w:p>
-      <w:r>
-        <w:t>-</w:t>
-      </w:r>
       <w:r>
         <w:t xml:space="preserve">Generate </w:t>
       </w:r>
@@ -8207,7 +10058,6 @@
     </w:p>
     <w:p>
       <w:r>
-        <w:lastRenderedPageBreak/>
         <w:t>-</w:t>
       </w:r>
       <w:r>
@@ -8231,6 +10081,801 @@
     <w:p>
       <w:r>
         <w:t>THREADS</w:t>
+      </w:r>
+    </w:p>
+    <w:p>
+      <w:r>
+        <w:t>-create a virtual thread from thread builder, factory and executor</w:t>
+      </w:r>
+    </w:p>
+    <w:p>
+      <w:r>
+        <w:tab/>
+      </w:r>
+      <w:proofErr w:type="spellStart"/>
+      <w:proofErr w:type="gramStart"/>
+      <w:r>
+        <w:t>Thread.Builder.ofVirtual</w:t>
+      </w:r>
+      <w:proofErr w:type="spellEnd"/>
+      <w:proofErr w:type="gramEnd"/>
+      <w:r>
+        <w:t>(</w:t>
+      </w:r>
+      <w:proofErr w:type="gramStart"/>
+      <w:r>
+        <w:t>).</w:t>
+      </w:r>
+      <w:proofErr w:type="spellStart"/>
+      <w:r>
+        <w:t>unstarted</w:t>
+      </w:r>
+      <w:proofErr w:type="spellEnd"/>
+      <w:proofErr w:type="gramEnd"/>
+      <w:r>
+        <w:t>(runnable)</w:t>
+      </w:r>
+    </w:p>
+    <w:p>
+      <w:r>
+        <w:tab/>
+      </w:r>
+      <w:proofErr w:type="spellStart"/>
+      <w:r>
+        <w:t>Thread.ofVirtual</w:t>
+      </w:r>
+      <w:proofErr w:type="spellEnd"/>
+      <w:r>
+        <w:t>(</w:t>
+      </w:r>
+      <w:proofErr w:type="gramStart"/>
+      <w:r>
+        <w:t>).factory</w:t>
+      </w:r>
+      <w:proofErr w:type="gramEnd"/>
+      <w:r>
+        <w:t>(</w:t>
+      </w:r>
+      <w:proofErr w:type="gramStart"/>
+      <w:r>
+        <w:t>).new</w:t>
+      </w:r>
+      <w:proofErr w:type="gramEnd"/>
+      <w:r>
+        <w:t xml:space="preserve"> Thread(runnable) //create factory and a thread from it</w:t>
+      </w:r>
+    </w:p>
+    <w:p>
+      <w:r>
+        <w:tab/>
+      </w:r>
+      <w:r>
+        <w:t>Executors.</w:t>
+      </w:r>
+      <w:r>
+        <w:t xml:space="preserve"> </w:t>
+      </w:r>
+      <w:proofErr w:type="spellStart"/>
+      <w:r>
+        <w:t>newVirtualThreadPerTaskExecutor</w:t>
+      </w:r>
+      <w:proofErr w:type="spellEnd"/>
+      <w:r>
+        <w:t>(</w:t>
+      </w:r>
+      <w:proofErr w:type="gramStart"/>
+      <w:r>
+        <w:t>)</w:t>
+      </w:r>
+      <w:r>
+        <w:t>.submit</w:t>
+      </w:r>
+      <w:proofErr w:type="gramEnd"/>
+      <w:r>
+        <w:t>(runnable)</w:t>
+      </w:r>
+    </w:p>
+    <w:p>
+      <w:r>
+        <w:t xml:space="preserve">-force to </w:t>
+      </w:r>
+      <w:proofErr w:type="gramStart"/>
+      <w:r>
+        <w:t>wait</w:t>
+      </w:r>
+      <w:proofErr w:type="gramEnd"/>
+      <w:r>
+        <w:t xml:space="preserve"> daemon threads to complete before exiting with latch</w:t>
+      </w:r>
+    </w:p>
+    <w:p>
+      <w:r>
+        <w:tab/>
+      </w:r>
+      <w:proofErr w:type="spellStart"/>
+      <w:r>
+        <w:t>CountdownLatch</w:t>
+      </w:r>
+      <w:proofErr w:type="spellEnd"/>
+      <w:r>
+        <w:t xml:space="preserve"> latch = new </w:t>
+      </w:r>
+      <w:proofErr w:type="spellStart"/>
+      <w:proofErr w:type="gramStart"/>
+      <w:r>
+        <w:t>CountdownLatch</w:t>
+      </w:r>
+      <w:proofErr w:type="spellEnd"/>
+      <w:r>
+        <w:t>(</w:t>
+      </w:r>
+      <w:proofErr w:type="gramEnd"/>
+      <w:r>
+        <w:t>2) //count to end main</w:t>
+      </w:r>
+    </w:p>
+    <w:p>
+      <w:r>
+        <w:tab/>
+        <w:t xml:space="preserve">… </w:t>
+      </w:r>
+      <w:proofErr w:type="spellStart"/>
+      <w:proofErr w:type="gramStart"/>
+      <w:r>
+        <w:t>latch.await</w:t>
+      </w:r>
+      <w:proofErr w:type="spellEnd"/>
+      <w:r>
+        <w:t>()  /</w:t>
+      </w:r>
+      <w:proofErr w:type="gramEnd"/>
+      <w:r>
+        <w:t>/will wait until count goes to 0 (after 2 daemon threads)</w:t>
+      </w:r>
+    </w:p>
+    <w:p>
+      <w:r>
+        <w:tab/>
+        <w:t>…</w:t>
+      </w:r>
+      <w:proofErr w:type="spellStart"/>
+      <w:proofErr w:type="gramStart"/>
+      <w:r>
+        <w:t>latch.countDown</w:t>
+      </w:r>
+      <w:proofErr w:type="spellEnd"/>
+      <w:r>
+        <w:t>()  /</w:t>
+      </w:r>
+      <w:proofErr w:type="gramEnd"/>
+      <w:r>
+        <w:t>/rest 1 to current count</w:t>
+      </w:r>
+    </w:p>
+    <w:p>
+      <w:r>
+        <w:lastRenderedPageBreak/>
+        <w:t>-create executor service for virtual threads</w:t>
+      </w:r>
+    </w:p>
+    <w:p>
+      <w:r>
+        <w:tab/>
+      </w:r>
+      <w:proofErr w:type="spellStart"/>
+      <w:r>
+        <w:t>ExecutorService</w:t>
+      </w:r>
+      <w:proofErr w:type="spellEnd"/>
+      <w:r>
+        <w:t xml:space="preserve"> es =</w:t>
+      </w:r>
+      <w:proofErr w:type="spellStart"/>
+      <w:r>
+        <w:t>Executors.new</w:t>
+      </w:r>
+      <w:proofErr w:type="spellEnd"/>
+      <w:r>
+        <w:t xml:space="preserve"> </w:t>
+      </w:r>
+      <w:proofErr w:type="spellStart"/>
+      <w:proofErr w:type="gramStart"/>
+      <w:r>
+        <w:t>newVirtualThreadPerTaskExecutor</w:t>
+      </w:r>
+      <w:proofErr w:type="spellEnd"/>
+      <w:r>
+        <w:t>(</w:t>
+      </w:r>
+      <w:proofErr w:type="gramEnd"/>
+      <w:r>
+        <w:t>)</w:t>
+      </w:r>
+    </w:p>
+    <w:p>
+      <w:r>
+        <w:tab/>
+      </w:r>
+      <w:proofErr w:type="spellStart"/>
+      <w:proofErr w:type="gramStart"/>
+      <w:r>
+        <w:t>Es.submit</w:t>
+      </w:r>
+      <w:proofErr w:type="spellEnd"/>
+      <w:proofErr w:type="gramEnd"/>
+      <w:r>
+        <w:t xml:space="preserve">(callable/runnable), </w:t>
+      </w:r>
+      <w:proofErr w:type="spellStart"/>
+      <w:proofErr w:type="gramStart"/>
+      <w:r>
+        <w:t>es.execute</w:t>
+      </w:r>
+      <w:proofErr w:type="spellEnd"/>
+      <w:proofErr w:type="gramEnd"/>
+      <w:r>
+        <w:t>(runnable only)</w:t>
+      </w:r>
+    </w:p>
+    <w:p/>
+    <w:p>
+      <w:r>
+        <w:t>-submit a task and validate the response if it is done and get its result</w:t>
+      </w:r>
+    </w:p>
+    <w:p>
+      <w:r>
+        <w:tab/>
+      </w:r>
+      <w:r>
+        <w:t xml:space="preserve">Future&lt;Product&gt; </w:t>
+      </w:r>
+      <w:r>
+        <w:rPr>
+          <w:highlight w:val="yellow"/>
+        </w:rPr>
+        <w:t>future</w:t>
+      </w:r>
+      <w:r>
+        <w:t xml:space="preserve"> =</w:t>
+      </w:r>
+      <w:proofErr w:type="spellStart"/>
+      <w:r>
+        <w:t>ExecutorServiceins.</w:t>
+      </w:r>
+      <w:r>
+        <w:rPr>
+          <w:highlight w:val="yellow"/>
+        </w:rPr>
+        <w:t>submit</w:t>
+      </w:r>
+      <w:proofErr w:type="spellEnd"/>
+      <w:r>
+        <w:t>(()-&gt;</w:t>
+      </w:r>
+      <w:proofErr w:type="spellStart"/>
+      <w:r>
+        <w:t>Client.getProduct</w:t>
+      </w:r>
+      <w:proofErr w:type="spellEnd"/>
+      <w:r>
+        <w:t>(1)</w:t>
+      </w:r>
+      <w:proofErr w:type="gramStart"/>
+      <w:r>
+        <w:t>);</w:t>
+      </w:r>
+      <w:proofErr w:type="gramEnd"/>
+    </w:p>
+    <w:p>
+      <w:r>
+        <w:tab/>
+        <w:t>If(</w:t>
+      </w:r>
+      <w:proofErr w:type="spellStart"/>
+      <w:proofErr w:type="gramStart"/>
+      <w:r>
+        <w:rPr>
+          <w:highlight w:val="yellow"/>
+        </w:rPr>
+        <w:t>future.isDone</w:t>
+      </w:r>
+      <w:proofErr w:type="spellEnd"/>
+      <w:proofErr w:type="gramEnd"/>
+      <w:r>
+        <w:t xml:space="preserve">()) return </w:t>
+      </w:r>
+      <w:proofErr w:type="spellStart"/>
+      <w:proofErr w:type="gramStart"/>
+      <w:r>
+        <w:rPr>
+          <w:highlight w:val="yellow"/>
+        </w:rPr>
+        <w:t>future.get</w:t>
+      </w:r>
+      <w:proofErr w:type="spellEnd"/>
+      <w:r>
+        <w:t>();</w:t>
+      </w:r>
+      <w:proofErr w:type="gramEnd"/>
+    </w:p>
+    <w:p>
+      <w:r>
+        <w:t>-Semaphore example</w:t>
+      </w:r>
+    </w:p>
+    <w:p>
+      <w:r>
+        <w:tab/>
+      </w:r>
+      <w:r>
+        <w:t xml:space="preserve">Semaphore s = new </w:t>
+      </w:r>
+      <w:proofErr w:type="gramStart"/>
+      <w:r>
+        <w:t>Semaphore(</w:t>
+      </w:r>
+      <w:proofErr w:type="gramEnd"/>
+      <w:r>
+        <w:t xml:space="preserve">2); </w:t>
+      </w:r>
+      <w:proofErr w:type="spellStart"/>
+      <w:r>
+        <w:t>i</w:t>
+      </w:r>
+      <w:proofErr w:type="spellEnd"/>
+      <w:r>
+        <w:t>=</w:t>
+      </w:r>
+      <w:proofErr w:type="gramStart"/>
+      <w:r>
+        <w:t>0;</w:t>
+      </w:r>
+      <w:proofErr w:type="gramEnd"/>
+    </w:p>
+    <w:p>
+      <w:r>
+        <w:tab/>
+        <w:t>While(</w:t>
+      </w:r>
+      <w:proofErr w:type="spellStart"/>
+      <w:r>
+        <w:t>i</w:t>
+      </w:r>
+      <w:proofErr w:type="spellEnd"/>
+      <w:r>
+        <w:t>&lt;</w:t>
+      </w:r>
+      <w:proofErr w:type="gramStart"/>
+      <w:r>
+        <w:t>100){</w:t>
+      </w:r>
+      <w:proofErr w:type="gramEnd"/>
+      <w:r>
+        <w:t xml:space="preserve"> </w:t>
+      </w:r>
+      <w:proofErr w:type="spellStart"/>
+      <w:proofErr w:type="gramStart"/>
+      <w:r>
+        <w:t>s.aquire</w:t>
+      </w:r>
+      <w:proofErr w:type="spellEnd"/>
+      <w:proofErr w:type="gramEnd"/>
+      <w:r>
+        <w:t xml:space="preserve">() </w:t>
+      </w:r>
+      <w:proofErr w:type="spellStart"/>
+      <w:r>
+        <w:t>sout</w:t>
+      </w:r>
+      <w:proofErr w:type="spellEnd"/>
+      <w:r>
+        <w:t xml:space="preserve">(“semaphore”); </w:t>
+      </w:r>
+      <w:proofErr w:type="spellStart"/>
+      <w:r>
+        <w:t>i</w:t>
+      </w:r>
+      <w:proofErr w:type="spellEnd"/>
+      <w:r>
+        <w:t xml:space="preserve">++; </w:t>
+      </w:r>
+      <w:proofErr w:type="spellStart"/>
+      <w:proofErr w:type="gramStart"/>
+      <w:r>
+        <w:t>s.release</w:t>
+      </w:r>
+      <w:proofErr w:type="spellEnd"/>
+      <w:proofErr w:type="gramEnd"/>
+      <w:r>
+        <w:t>()</w:t>
+      </w:r>
+      <w:proofErr w:type="gramStart"/>
+      <w:r>
+        <w:t>};</w:t>
+      </w:r>
+      <w:proofErr w:type="gramEnd"/>
+    </w:p>
+    <w:p/>
+    <w:p>
+      <w:r>
+        <w:t>-create a scheduler with virtual threads</w:t>
+      </w:r>
+    </w:p>
+    <w:p>
+      <w:r>
+        <w:tab/>
+      </w:r>
+      <w:proofErr w:type="spellStart"/>
+      <w:r>
+        <w:t>ThreadFactory</w:t>
+      </w:r>
+      <w:proofErr w:type="spellEnd"/>
+      <w:r>
+        <w:t xml:space="preserve"> </w:t>
+      </w:r>
+      <w:r>
+        <w:rPr>
+          <w:highlight w:val="yellow"/>
+        </w:rPr>
+        <w:t>f</w:t>
+      </w:r>
+      <w:r>
+        <w:t xml:space="preserve"> = </w:t>
+      </w:r>
+      <w:proofErr w:type="spellStart"/>
+      <w:r>
+        <w:t>Thread.ofVirtual</w:t>
+      </w:r>
+      <w:proofErr w:type="spellEnd"/>
+      <w:r>
+        <w:t>(</w:t>
+      </w:r>
+      <w:proofErr w:type="gramStart"/>
+      <w:r>
+        <w:t>).factory</w:t>
+      </w:r>
+      <w:proofErr w:type="gramEnd"/>
+      <w:r>
+        <w:t>(</w:t>
+      </w:r>
+      <w:proofErr w:type="gramStart"/>
+      <w:r>
+        <w:t>);</w:t>
+      </w:r>
+      <w:proofErr w:type="gramEnd"/>
+    </w:p>
+    <w:p>
+      <w:r>
+        <w:tab/>
+      </w:r>
+      <w:proofErr w:type="spellStart"/>
+      <w:r>
+        <w:t>ScheduledExecutorService</w:t>
+      </w:r>
+      <w:proofErr w:type="spellEnd"/>
+      <w:r>
+        <w:t xml:space="preserve"> s=</w:t>
+      </w:r>
+      <w:proofErr w:type="spellStart"/>
+      <w:r>
+        <w:t>Executors.newScheduledThreadPool</w:t>
+      </w:r>
+      <w:proofErr w:type="spellEnd"/>
+      <w:r>
+        <w:t xml:space="preserve">(1, </w:t>
+      </w:r>
+      <w:r>
+        <w:rPr>
+          <w:highlight w:val="yellow"/>
+        </w:rPr>
+        <w:t>f</w:t>
+      </w:r>
+      <w:proofErr w:type="gramStart"/>
+      <w:r>
+        <w:t>);</w:t>
+      </w:r>
+      <w:proofErr w:type="gramEnd"/>
+    </w:p>
+    <w:p>
+      <w:r>
+        <w:tab/>
+      </w:r>
+      <w:proofErr w:type="spellStart"/>
+      <w:proofErr w:type="gramStart"/>
+      <w:r>
+        <w:t>s.scheduleAtFixedRate</w:t>
+      </w:r>
+      <w:proofErr w:type="spellEnd"/>
+      <w:proofErr w:type="gramEnd"/>
+      <w:r>
+        <w:t>(()-</w:t>
+      </w:r>
+      <w:proofErr w:type="gramStart"/>
+      <w:r>
+        <w:t>&gt;{</w:t>
+      </w:r>
+      <w:proofErr w:type="gramEnd"/>
+      <w:r>
+        <w:t>…}, 1,</w:t>
+      </w:r>
+      <w:proofErr w:type="gramStart"/>
+      <w:r>
+        <w:t>2,TimeUnit.Seconds)  /</w:t>
+      </w:r>
+      <w:proofErr w:type="gramEnd"/>
+      <w:r>
+        <w:t xml:space="preserve">/delay 1, </w:t>
+      </w:r>
+      <w:proofErr w:type="spellStart"/>
+      <w:r>
+        <w:t>cada</w:t>
+      </w:r>
+      <w:proofErr w:type="spellEnd"/>
+      <w:r>
+        <w:t xml:space="preserve"> 2 </w:t>
+      </w:r>
+      <w:proofErr w:type="spellStart"/>
+      <w:r>
+        <w:t>segundos</w:t>
+      </w:r>
+      <w:proofErr w:type="spellEnd"/>
+    </w:p>
+    <w:p>
+      <w:r>
+        <w:tab/>
+      </w:r>
+      <w:proofErr w:type="spellStart"/>
+      <w:proofErr w:type="gramStart"/>
+      <w:r>
+        <w:t>s.shutdown</w:t>
+      </w:r>
+      <w:proofErr w:type="spellEnd"/>
+      <w:proofErr w:type="gramEnd"/>
+      <w:r>
+        <w:t>()</w:t>
+      </w:r>
+    </w:p>
+    <w:p>
+      <w:r>
+        <w:t>-create local thread</w:t>
+      </w:r>
+    </w:p>
+    <w:p>
+      <w:r>
+        <w:tab/>
+      </w:r>
+      <w:proofErr w:type="spellStart"/>
+      <w:r>
+        <w:t>ThreadLocal</w:t>
+      </w:r>
+      <w:proofErr w:type="spellEnd"/>
+      <w:r>
+        <w:t xml:space="preserve">&lt;String&gt; </w:t>
+      </w:r>
+      <w:proofErr w:type="spellStart"/>
+      <w:r>
+        <w:t>tl</w:t>
+      </w:r>
+      <w:proofErr w:type="spellEnd"/>
+      <w:r>
+        <w:t xml:space="preserve"> = new </w:t>
+      </w:r>
+      <w:proofErr w:type="spellStart"/>
+      <w:r>
+        <w:t>ThreadLocal</w:t>
+      </w:r>
+      <w:proofErr w:type="spellEnd"/>
+      <w:r>
+        <w:t>&lt;</w:t>
+      </w:r>
+      <w:proofErr w:type="gramStart"/>
+      <w:r>
+        <w:t>&gt;();</w:t>
+      </w:r>
+      <w:proofErr w:type="gramEnd"/>
+      <w:r>
+        <w:t xml:space="preserve"> </w:t>
+      </w:r>
+    </w:p>
+    <w:p>
+      <w:r>
+        <w:tab/>
+      </w:r>
+      <w:proofErr w:type="spellStart"/>
+      <w:r>
+        <w:t>Tl.set</w:t>
+      </w:r>
+      <w:proofErr w:type="spellEnd"/>
+      <w:r>
+        <w:t>(“tokened”</w:t>
+      </w:r>
+      <w:proofErr w:type="gramStart"/>
+      <w:r>
+        <w:t xml:space="preserve">);   </w:t>
+      </w:r>
+      <w:proofErr w:type="spellStart"/>
+      <w:r>
+        <w:t>tl.get</w:t>
+      </w:r>
+      <w:proofErr w:type="spellEnd"/>
+      <w:r>
+        <w:t>(</w:t>
+      </w:r>
+      <w:proofErr w:type="gramEnd"/>
+      <w:r>
+        <w:t>)</w:t>
+      </w:r>
+    </w:p>
+    <w:p>
+      <w:r>
+        <w:tab/>
+        <w:t>OR</w:t>
+      </w:r>
+    </w:p>
+    <w:p>
+      <w:r>
+        <w:tab/>
+      </w:r>
+      <w:proofErr w:type="spellStart"/>
+      <w:r>
+        <w:t>ThreadLocal</w:t>
+      </w:r>
+      <w:proofErr w:type="spellEnd"/>
+      <w:r>
+        <w:t xml:space="preserve">&lt;String&gt; </w:t>
+      </w:r>
+      <w:proofErr w:type="spellStart"/>
+      <w:r>
+        <w:t>tl</w:t>
+      </w:r>
+      <w:proofErr w:type="spellEnd"/>
+      <w:r>
+        <w:t xml:space="preserve"> = </w:t>
+      </w:r>
+      <w:proofErr w:type="spellStart"/>
+      <w:r>
+        <w:t>ThreadLocal.withInitial</w:t>
+      </w:r>
+      <w:proofErr w:type="spellEnd"/>
+      <w:r>
+        <w:t xml:space="preserve"> (()-</w:t>
+      </w:r>
+      <w:proofErr w:type="gramStart"/>
+      <w:r>
+        <w:t>&gt;“</w:t>
+      </w:r>
+      <w:proofErr w:type="gramEnd"/>
+      <w:r>
+        <w:t>Example”)</w:t>
+      </w:r>
+    </w:p>
+    <w:p/>
+    <w:p>
+      <w:r>
+        <w:t xml:space="preserve">-create </w:t>
+      </w:r>
+      <w:proofErr w:type="spellStart"/>
+      <w:r>
+        <w:t>ScopedValue</w:t>
+      </w:r>
+      <w:proofErr w:type="spellEnd"/>
+      <w:r>
+        <w:t xml:space="preserve"> (</w:t>
+      </w:r>
+      <w:proofErr w:type="spellStart"/>
+      <w:r>
+        <w:t>jdk</w:t>
+      </w:r>
+      <w:proofErr w:type="spellEnd"/>
+      <w:r>
+        <w:t xml:space="preserve"> 25 improved thread local)</w:t>
+      </w:r>
+    </w:p>
+    <w:p>
+      <w:r>
+        <w:tab/>
+      </w:r>
+      <w:proofErr w:type="spellStart"/>
+      <w:r>
+        <w:t>ScopedValue</w:t>
+      </w:r>
+      <w:proofErr w:type="spellEnd"/>
+      <w:r>
+        <w:t xml:space="preserve">&lt;String&gt; </w:t>
+      </w:r>
+      <w:r>
+        <w:rPr>
+          <w:b/>
+          <w:bCs/>
+          <w:highlight w:val="yellow"/>
+        </w:rPr>
+        <w:t>SESSION_TOKEN</w:t>
+      </w:r>
+      <w:r>
+        <w:t xml:space="preserve"> = </w:t>
+      </w:r>
+      <w:proofErr w:type="spellStart"/>
+      <w:r>
+        <w:t>ScopedValue.newInstance</w:t>
+      </w:r>
+      <w:proofErr w:type="spellEnd"/>
+      <w:r>
+        <w:t>().</w:t>
+      </w:r>
+    </w:p>
+    <w:p>
+      <w:r>
+        <w:tab/>
+      </w:r>
+      <w:proofErr w:type="spellStart"/>
+      <w:r>
+        <w:t>ScopedValue.</w:t>
+      </w:r>
+      <w:r>
+        <w:rPr>
+          <w:highlight w:val="yellow"/>
+        </w:rPr>
+        <w:t>where</w:t>
+      </w:r>
+      <w:proofErr w:type="spellEnd"/>
+      <w:r>
+        <w:t>(</w:t>
+      </w:r>
+      <w:r>
+        <w:rPr>
+          <w:b/>
+          <w:bCs/>
+          <w:highlight w:val="yellow"/>
+        </w:rPr>
+        <w:t>SESSION_TOKEN</w:t>
+      </w:r>
+      <w:r>
+        <w:t>, “sesion123”</w:t>
+      </w:r>
+      <w:proofErr w:type="gramStart"/>
+      <w:r>
+        <w:t>).run</w:t>
+      </w:r>
+      <w:proofErr w:type="gramEnd"/>
+      <w:r>
+        <w:t>(()-&gt;{</w:t>
+      </w:r>
+      <w:proofErr w:type="gramStart"/>
+      <w:r>
+        <w:t>check(</w:t>
+      </w:r>
+      <w:proofErr w:type="gramEnd"/>
+      <w:r>
+        <w:t>)}</w:t>
+      </w:r>
+      <w:proofErr w:type="gramStart"/>
+      <w:r>
+        <w:t>);  /</w:t>
+      </w:r>
+      <w:proofErr w:type="gramEnd"/>
+      <w:r>
+        <w:t xml:space="preserve">/check </w:t>
+      </w:r>
+      <w:r>
+        <w:rPr>
+          <w:highlight w:val="yellow"/>
+        </w:rPr>
+        <w:t xml:space="preserve">prints SESSION_TOKEN successfully, after ending </w:t>
+      </w:r>
+      <w:proofErr w:type="gramStart"/>
+      <w:r>
+        <w:rPr>
+          <w:highlight w:val="yellow"/>
+        </w:rPr>
+        <w:t>run(</w:t>
+      </w:r>
+      <w:proofErr w:type="gramEnd"/>
+      <w:r>
+        <w:rPr>
+          <w:highlight w:val="yellow"/>
+        </w:rPr>
+        <w:t>) value is removed</w:t>
       </w:r>
     </w:p>
     <w:p/>
@@ -8847,7 +11492,6 @@
   <w:style w:type="character" w:default="1" w:styleId="DefaultParagraphFont">
     <w:name w:val="Default Paragraph Font"/>
     <w:uiPriority w:val="1"/>
-    <w:semiHidden/>
     <w:unhideWhenUsed/>
   </w:style>
   <w:style w:type="table" w:default="1" w:styleId="TableNormal">
@@ -9159,6 +11803,36 @@
       <w:smallCaps/>
       <w:color w:val="0F4761" w:themeColor="accent1" w:themeShade="BF"/>
       <w:spacing w:val="5"/>
+    </w:rPr>
+  </w:style>
+  <w:style w:type="paragraph" w:styleId="HTMLPreformatted">
+    <w:name w:val="HTML Preformatted"/>
+    <w:basedOn w:val="Normal"/>
+    <w:link w:val="HTMLPreformattedChar"/>
+    <w:uiPriority w:val="99"/>
+    <w:semiHidden/>
+    <w:unhideWhenUsed/>
+    <w:rsid w:val="005567F2"/>
+    <w:pPr>
+      <w:spacing w:after="0" w:line="240" w:lineRule="auto"/>
+    </w:pPr>
+    <w:rPr>
+      <w:rFonts w:ascii="Consolas" w:hAnsi="Consolas"/>
+      <w:sz w:val="20"/>
+      <w:szCs w:val="20"/>
+    </w:rPr>
+  </w:style>
+  <w:style w:type="character" w:customStyle="1" w:styleId="HTMLPreformattedChar">
+    <w:name w:val="HTML Preformatted Char"/>
+    <w:basedOn w:val="DefaultParagraphFont"/>
+    <w:link w:val="HTMLPreformatted"/>
+    <w:uiPriority w:val="99"/>
+    <w:semiHidden/>
+    <w:rsid w:val="005567F2"/>
+    <w:rPr>
+      <w:rFonts w:ascii="Consolas" w:hAnsi="Consolas"/>
+      <w:sz w:val="20"/>
+      <w:szCs w:val="20"/>
     </w:rPr>
   </w:style>
 </w:styles>

--- a/Exercizes.docx
+++ b/Exercizes.docx
@@ -27,25 +27,7 @@
           <w:color w:val="0A0A0A"/>
           <w:shd w:val="clear" w:color="auto" w:fill="E5EDFF"/>
         </w:rPr>
-        <w:t xml:space="preserve">-Filter example to find product </w:t>
-      </w:r>
-      <w:proofErr w:type="spellStart"/>
-      <w:r>
-        <w:rPr>
-          <w:rFonts w:ascii="Arial" w:eastAsia="Times New Roman" w:hAnsi="Arial" w:cs="Arial"/>
-          <w:color w:val="0A0A0A"/>
-          <w:shd w:val="clear" w:color="auto" w:fill="E5EDFF"/>
-        </w:rPr>
-        <w:t>chich</w:t>
-      </w:r>
-      <w:proofErr w:type="spellEnd"/>
-      <w:r>
-        <w:rPr>
-          <w:rFonts w:ascii="Arial" w:eastAsia="Times New Roman" w:hAnsi="Arial" w:cs="Arial"/>
-          <w:color w:val="0A0A0A"/>
-          <w:shd w:val="clear" w:color="auto" w:fill="E5EDFF"/>
-        </w:rPr>
-        <w:t xml:space="preserve"> exist in Alabama and California only, no other states</w:t>
+        <w:t>-Filter example to find product chich exist in Alabama and California only, no other states</w:t>
       </w:r>
     </w:p>
     <w:p>
@@ -209,43 +191,7 @@
           <w:color w:val="0A0A0A"/>
           <w:shd w:val="clear" w:color="auto" w:fill="E5EDFF"/>
         </w:rPr>
-        <w:t xml:space="preserve">-Find where </w:t>
-      </w:r>
-      <w:proofErr w:type="spellStart"/>
-      <w:r>
-        <w:rPr>
-          <w:rFonts w:ascii="Arial" w:eastAsia="Times New Roman" w:hAnsi="Arial" w:cs="Arial"/>
-          <w:color w:val="0A0A0A"/>
-          <w:shd w:val="clear" w:color="auto" w:fill="E5EDFF"/>
-        </w:rPr>
-        <w:t>edad</w:t>
-      </w:r>
-      <w:proofErr w:type="spellEnd"/>
-      <w:r>
-        <w:rPr>
-          <w:rFonts w:ascii="Arial" w:eastAsia="Times New Roman" w:hAnsi="Arial" w:cs="Arial"/>
-          <w:color w:val="0A0A0A"/>
-          <w:shd w:val="clear" w:color="auto" w:fill="E5EDFF"/>
-        </w:rPr>
-        <w:t xml:space="preserve"> </w:t>
-      </w:r>
-      <w:proofErr w:type="gramStart"/>
-      <w:r>
-        <w:rPr>
-          <w:rFonts w:ascii="Arial" w:eastAsia="Times New Roman" w:hAnsi="Arial" w:cs="Arial"/>
-          <w:color w:val="0A0A0A"/>
-          <w:shd w:val="clear" w:color="auto" w:fill="E5EDFF"/>
-        </w:rPr>
-        <w:t>greater</w:t>
-      </w:r>
-      <w:proofErr w:type="gramEnd"/>
-      <w:r>
-        <w:rPr>
-          <w:rFonts w:ascii="Arial" w:eastAsia="Times New Roman" w:hAnsi="Arial" w:cs="Arial"/>
-          <w:color w:val="0A0A0A"/>
-          <w:shd w:val="clear" w:color="auto" w:fill="E5EDFF"/>
-        </w:rPr>
-        <w:t xml:space="preserve"> than 35</w:t>
+        <w:t>-Find where edad greater than 35</w:t>
       </w:r>
     </w:p>
     <w:p>
@@ -360,15 +306,7 @@
     </w:p>
     <w:p>
       <w:r>
-        <w:t xml:space="preserve">If </w:t>
-      </w:r>
-      <w:proofErr w:type="spellStart"/>
-      <w:r>
-        <w:t>alabama</w:t>
-      </w:r>
-      <w:proofErr w:type="spellEnd"/>
-      <w:r>
-        <w:t xml:space="preserve"> or California is there it will return the document</w:t>
+        <w:t>If alabama or California is there it will return the document</w:t>
       </w:r>
     </w:p>
     <w:p/>
@@ -565,29 +503,8 @@
     </w:p>
     <w:p>
       <w:r>
-        <w:t>- $</w:t>
-      </w:r>
-      <w:proofErr w:type="spellStart"/>
-      <w:r>
-        <w:t>gt</w:t>
-      </w:r>
-      <w:proofErr w:type="spellEnd"/>
-      <w:r>
-        <w:t xml:space="preserve">, </w:t>
-      </w:r>
-      <w:proofErr w:type="spellStart"/>
-      <w:r>
-        <w:t>gte</w:t>
-      </w:r>
-      <w:proofErr w:type="spellEnd"/>
-      <w:r>
-        <w:t xml:space="preserve">, </w:t>
-      </w:r>
-      <w:proofErr w:type="spellStart"/>
-      <w:r>
-        <w:t>lt</w:t>
-      </w:r>
-      <w:proofErr w:type="spellEnd"/>
+        <w:t>- $gt, gte, lt</w:t>
+      </w:r>
     </w:p>
     <w:p>
       <w:r>
@@ -657,54 +574,8 @@
           <w:color w:val="0A0A0A"/>
           <w:shd w:val="clear" w:color="auto" w:fill="E5EDFF"/>
         </w:rPr>
-        <w:t xml:space="preserve">will return </w:t>
-      </w:r>
-      <w:proofErr w:type="spellStart"/>
-      <w:r>
-        <w:rPr>
-          <w:rFonts w:ascii="Arial" w:eastAsia="Times New Roman" w:hAnsi="Arial" w:cs="Arial"/>
-          <w:color w:val="0A0A0A"/>
-          <w:shd w:val="clear" w:color="auto" w:fill="E5EDFF"/>
-        </w:rPr>
-        <w:t>any where</w:t>
-      </w:r>
-      <w:proofErr w:type="spellEnd"/>
-      <w:r>
-        <w:rPr>
-          <w:rFonts w:ascii="Arial" w:eastAsia="Times New Roman" w:hAnsi="Arial" w:cs="Arial"/>
-          <w:color w:val="0A0A0A"/>
-          <w:shd w:val="clear" w:color="auto" w:fill="E5EDFF"/>
-        </w:rPr>
-        <w:t xml:space="preserve"> California OR Alabama is included with projection of </w:t>
-      </w:r>
-      <w:proofErr w:type="spellStart"/>
-      <w:r>
-        <w:rPr>
-          <w:rFonts w:ascii="Arial" w:eastAsia="Times New Roman" w:hAnsi="Arial" w:cs="Arial"/>
-          <w:color w:val="0A0A0A"/>
-          <w:shd w:val="clear" w:color="auto" w:fill="E5EDFF"/>
-        </w:rPr>
-        <w:t>productName</w:t>
-      </w:r>
-      <w:proofErr w:type="spellEnd"/>
-      <w:r>
-        <w:rPr>
-          <w:rFonts w:ascii="Arial" w:eastAsia="Times New Roman" w:hAnsi="Arial" w:cs="Arial"/>
-          <w:color w:val="0A0A0A"/>
-          <w:shd w:val="clear" w:color="auto" w:fill="E5EDFF"/>
-        </w:rPr>
-        <w:t xml:space="preserve">, stock and </w:t>
-      </w:r>
-      <w:proofErr w:type="spellStart"/>
-      <w:r>
-        <w:rPr>
-          <w:rFonts w:ascii="Arial" w:eastAsia="Times New Roman" w:hAnsi="Arial" w:cs="Arial"/>
-          <w:color w:val="0A0A0A"/>
-          <w:shd w:val="clear" w:color="auto" w:fill="E5EDFF"/>
-        </w:rPr>
-        <w:t>branchOffice</w:t>
-      </w:r>
-      <w:proofErr w:type="spellEnd"/>
+        <w:t>will return any where California OR Alabama is included with projection of productName, stock and branchOffice</w:t>
+      </w:r>
     </w:p>
     <w:p>
       <w:pPr>
@@ -772,25 +643,7 @@
           <w:color w:val="0A0A0A"/>
           <w:shd w:val="clear" w:color="auto" w:fill="E5EDFF"/>
         </w:rPr>
-        <w:t xml:space="preserve">-find if </w:t>
-      </w:r>
-      <w:proofErr w:type="spellStart"/>
-      <w:r>
-        <w:rPr>
-          <w:rFonts w:ascii="Arial" w:eastAsia="Times New Roman" w:hAnsi="Arial" w:cs="Arial"/>
-          <w:color w:val="0A0A0A"/>
-          <w:shd w:val="clear" w:color="auto" w:fill="E5EDFF"/>
-        </w:rPr>
-        <w:t>categoryName</w:t>
-      </w:r>
-      <w:proofErr w:type="spellEnd"/>
-      <w:r>
-        <w:rPr>
-          <w:rFonts w:ascii="Arial" w:eastAsia="Times New Roman" w:hAnsi="Arial" w:cs="Arial"/>
-          <w:color w:val="0A0A0A"/>
-          <w:shd w:val="clear" w:color="auto" w:fill="E5EDFF"/>
-        </w:rPr>
-        <w:t xml:space="preserve"> in Beverages and condiments</w:t>
+        <w:t>-find if categoryName in Beverages and condiments</w:t>
       </w:r>
     </w:p>
     <w:p>
@@ -1087,18 +940,8 @@
           <w:color w:val="0A0A0A"/>
           <w:shd w:val="clear" w:color="auto" w:fill="E5EDFF"/>
         </w:rPr>
-        <w:t>"</w:t>
-      </w:r>
-      <w:proofErr w:type="spellStart"/>
-      <w:r>
-        <w:rPr>
-          <w:rFonts w:ascii="Arial" w:eastAsia="Times New Roman" w:hAnsi="Arial" w:cs="Arial"/>
-          <w:color w:val="0A0A0A"/>
-          <w:shd w:val="clear" w:color="auto" w:fill="E5EDFF"/>
-        </w:rPr>
-        <w:t>Beverages","Seafood","Condiments</w:t>
-      </w:r>
-      <w:proofErr w:type="spellEnd"/>
+        <w:t>"Beverages","Seafood","Condiments</w:t>
+      </w:r>
     </w:p>
     <w:p>
       <w:pPr>
@@ -1181,26 +1024,14 @@
       <w:r>
         <w:t xml:space="preserve"> </w:t>
       </w:r>
-      <w:proofErr w:type="spellStart"/>
-      <w:proofErr w:type="gramStart"/>
-      <w:r>
-        <w:rPr>
-          <w:rFonts w:ascii="Arial" w:eastAsia="Times New Roman" w:hAnsi="Arial" w:cs="Arial"/>
-          <w:color w:val="0A0A0A"/>
-          <w:shd w:val="clear" w:color="auto" w:fill="E5EDFF"/>
-        </w:rPr>
-        <w:t>categories.suppliers</w:t>
-      </w:r>
-      <w:proofErr w:type="gramEnd"/>
-      <w:r>
-        <w:rPr>
-          <w:rFonts w:ascii="Arial" w:eastAsia="Times New Roman" w:hAnsi="Arial" w:cs="Arial"/>
-          <w:color w:val="0A0A0A"/>
-          <w:shd w:val="clear" w:color="auto" w:fill="E5EDFF"/>
-        </w:rPr>
-        <w:t>.country":"UK</w:t>
-      </w:r>
-      <w:proofErr w:type="spellEnd"/>
+      <w:r>
+        <w:rPr>
+          <w:rFonts w:ascii="Arial" w:eastAsia="Times New Roman" w:hAnsi="Arial" w:cs="Arial"/>
+          <w:color w:val="0A0A0A"/>
+          <w:shd w:val="clear" w:color="auto" w:fill="E5EDFF"/>
+        </w:rPr>
+        <w:t>categories.suppliers.country":"UK</w:t>
+      </w:r>
       <w:r>
         <w:rPr>
           <w:rFonts w:ascii="Arial" w:eastAsia="Times New Roman" w:hAnsi="Arial" w:cs="Arial"/>
@@ -1209,36 +1040,14 @@
         </w:rPr>
         <w:t xml:space="preserve">, </w:t>
       </w:r>
-      <w:proofErr w:type="spellStart"/>
-      <w:proofErr w:type="gramStart"/>
-      <w:r>
-        <w:rPr>
-          <w:rFonts w:ascii="Arial" w:eastAsia="Times New Roman" w:hAnsi="Arial" w:cs="Arial"/>
-          <w:color w:val="0A0A0A"/>
-          <w:shd w:val="clear" w:color="auto" w:fill="E5EDFF"/>
-        </w:rPr>
-        <w:t>categories.suppliers</w:t>
-      </w:r>
-      <w:proofErr w:type="gramEnd"/>
-      <w:r>
-        <w:rPr>
-          <w:rFonts w:ascii="Arial" w:eastAsia="Times New Roman" w:hAnsi="Arial" w:cs="Arial"/>
-          <w:color w:val="0A0A0A"/>
-          <w:shd w:val="clear" w:color="auto" w:fill="E5EDFF"/>
-        </w:rPr>
-        <w:t>.country</w:t>
-      </w:r>
-      <w:proofErr w:type="gramStart"/>
-      <w:r>
-        <w:rPr>
-          <w:rFonts w:ascii="Arial" w:eastAsia="Times New Roman" w:hAnsi="Arial" w:cs="Arial"/>
-          <w:color w:val="0A0A0A"/>
-          <w:shd w:val="clear" w:color="auto" w:fill="E5EDFF"/>
-        </w:rPr>
-        <w:t>":null</w:t>
-      </w:r>
-      <w:proofErr w:type="spellEnd"/>
-      <w:proofErr w:type="gramEnd"/>
+      <w:r>
+        <w:rPr>
+          <w:rFonts w:ascii="Arial" w:eastAsia="Times New Roman" w:hAnsi="Arial" w:cs="Arial"/>
+          <w:color w:val="0A0A0A"/>
+          <w:shd w:val="clear" w:color="auto" w:fill="E5EDFF"/>
+        </w:rPr>
+        <w:t>categories.suppliers.country":null</w:t>
+      </w:r>
       <w:r>
         <w:rPr>
           <w:rFonts w:ascii="Arial" w:eastAsia="Times New Roman" w:hAnsi="Arial" w:cs="Arial"/>
@@ -1247,23 +1056,13 @@
         </w:rPr>
         <w:t xml:space="preserve">, </w:t>
       </w:r>
-      <w:proofErr w:type="gramStart"/>
-      <w:r>
-        <w:rPr>
-          <w:rFonts w:ascii="Arial" w:eastAsia="Times New Roman" w:hAnsi="Arial" w:cs="Arial"/>
-          <w:color w:val="0A0A0A"/>
-          <w:shd w:val="clear" w:color="auto" w:fill="E5EDFF"/>
-        </w:rPr>
-        <w:t>categories.suppliers</w:t>
-      </w:r>
-      <w:proofErr w:type="gramEnd"/>
-      <w:r>
-        <w:rPr>
-          <w:rFonts w:ascii="Arial" w:eastAsia="Times New Roman" w:hAnsi="Arial" w:cs="Arial"/>
-          <w:color w:val="0A0A0A"/>
-          <w:shd w:val="clear" w:color="auto" w:fill="E5EDFF"/>
-        </w:rPr>
-        <w:t>.country":1</w:t>
+      <w:r>
+        <w:rPr>
+          <w:rFonts w:ascii="Arial" w:eastAsia="Times New Roman" w:hAnsi="Arial" w:cs="Arial"/>
+          <w:color w:val="0A0A0A"/>
+          <w:shd w:val="clear" w:color="auto" w:fill="E5EDFF"/>
+        </w:rPr>
+        <w:t>categories.suppliers.country":1</w:t>
       </w:r>
     </w:p>
     <w:p>
@@ -1446,18 +1245,8 @@
           <w:shd w:val="clear" w:color="auto" w:fill="E5EDFF"/>
         </w:rPr>
         <w:lastRenderedPageBreak/>
-        <w:t xml:space="preserve">-$type bring documents which </w:t>
-      </w:r>
-      <w:proofErr w:type="spellStart"/>
-      <w:r>
-        <w:rPr>
-          <w:rFonts w:ascii="Arial" w:eastAsia="Times New Roman" w:hAnsi="Arial" w:cs="Arial"/>
-          <w:color w:val="0A0A0A"/>
-          <w:shd w:val="clear" w:color="auto" w:fill="E5EDFF"/>
-        </w:rPr>
-        <w:t>homePhone</w:t>
-      </w:r>
-      <w:proofErr w:type="spellEnd"/>
+        <w:t>-$type bring documents which homePhone</w:t>
+      </w:r>
       <w:r>
         <w:rPr>
           <w:rFonts w:ascii="Arial" w:eastAsia="Times New Roman" w:hAnsi="Arial" w:cs="Arial"/>
@@ -1542,25 +1331,7 @@
           <w:color w:val="0A0A0A"/>
           <w:shd w:val="clear" w:color="auto" w:fill="E5EDFF"/>
         </w:rPr>
-        <w:t>-$</w:t>
-      </w:r>
-      <w:proofErr w:type="gramStart"/>
-      <w:r>
-        <w:rPr>
-          <w:rFonts w:ascii="Arial" w:eastAsia="Times New Roman" w:hAnsi="Arial" w:cs="Arial"/>
-          <w:color w:val="0A0A0A"/>
-          <w:shd w:val="clear" w:color="auto" w:fill="E5EDFF"/>
-        </w:rPr>
-        <w:t>regex</w:t>
-      </w:r>
-      <w:proofErr w:type="gramEnd"/>
-      <w:r>
-        <w:rPr>
-          <w:rFonts w:ascii="Arial" w:eastAsia="Times New Roman" w:hAnsi="Arial" w:cs="Arial"/>
-          <w:color w:val="0A0A0A"/>
-          <w:shd w:val="clear" w:color="auto" w:fill="E5EDFF"/>
-        </w:rPr>
-        <w:t xml:space="preserve"> bring documents where tittle has “Support” ignoring case</w:t>
+        <w:t>-$regex bring documents where tittle has “Support” ignoring case</w:t>
       </w:r>
     </w:p>
     <w:p>
@@ -1713,18 +1484,8 @@
           <w:color w:val="0A0A0A"/>
           <w:shd w:val="clear" w:color="auto" w:fill="E5EDFF"/>
         </w:rPr>
-        <w:t>-$</w:t>
-      </w:r>
-      <w:proofErr w:type="spellStart"/>
-      <w:r>
-        <w:rPr>
-          <w:rFonts w:ascii="Arial" w:eastAsia="Times New Roman" w:hAnsi="Arial" w:cs="Arial"/>
-          <w:color w:val="0A0A0A"/>
-          <w:shd w:val="clear" w:color="auto" w:fill="E5EDFF"/>
-        </w:rPr>
-        <w:t>elemMatch</w:t>
-      </w:r>
-      <w:proofErr w:type="spellEnd"/>
+        <w:t>-$elemMatch</w:t>
+      </w:r>
       <w:r>
         <w:rPr>
           <w:rFonts w:ascii="Arial" w:eastAsia="Times New Roman" w:hAnsi="Arial" w:cs="Arial"/>
@@ -1739,119 +1500,7 @@
           <w:color w:val="0A0A0A"/>
           <w:shd w:val="clear" w:color="auto" w:fill="E5EDFF"/>
         </w:rPr>
-        <w:t xml:space="preserve">hobbies is a property which has </w:t>
-      </w:r>
-      <w:proofErr w:type="gramStart"/>
-      <w:r>
-        <w:rPr>
-          <w:rFonts w:ascii="Arial" w:eastAsia="Times New Roman" w:hAnsi="Arial" w:cs="Arial"/>
-          <w:color w:val="0A0A0A"/>
-          <w:shd w:val="clear" w:color="auto" w:fill="E5EDFF"/>
-        </w:rPr>
-        <w:t>a</w:t>
-      </w:r>
-      <w:proofErr w:type="gramEnd"/>
-      <w:r>
-        <w:rPr>
-          <w:rFonts w:ascii="Arial" w:eastAsia="Times New Roman" w:hAnsi="Arial" w:cs="Arial"/>
-          <w:color w:val="0A0A0A"/>
-          <w:shd w:val="clear" w:color="auto" w:fill="E5EDFF"/>
-        </w:rPr>
-        <w:t xml:space="preserve"> embedded document, </w:t>
-      </w:r>
-      <w:proofErr w:type="gramStart"/>
-      <w:r>
-        <w:rPr>
-          <w:rFonts w:ascii="Arial" w:eastAsia="Times New Roman" w:hAnsi="Arial" w:cs="Arial"/>
-          <w:color w:val="0A0A0A"/>
-          <w:shd w:val="clear" w:color="auto" w:fill="E5EDFF"/>
-        </w:rPr>
-        <w:t>take a look</w:t>
-      </w:r>
-      <w:proofErr w:type="gramEnd"/>
-      <w:r>
-        <w:rPr>
-          <w:rFonts w:ascii="Arial" w:eastAsia="Times New Roman" w:hAnsi="Arial" w:cs="Arial"/>
-          <w:color w:val="0A0A0A"/>
-          <w:shd w:val="clear" w:color="auto" w:fill="E5EDFF"/>
-        </w:rPr>
-        <w:t xml:space="preserve"> to </w:t>
-      </w:r>
-      <w:proofErr w:type="spellStart"/>
-      <w:proofErr w:type="gramStart"/>
-      <w:r>
-        <w:rPr>
-          <w:rFonts w:ascii="Arial" w:eastAsia="Times New Roman" w:hAnsi="Arial" w:cs="Arial"/>
-          <w:color w:val="0A0A0A"/>
-          <w:shd w:val="clear" w:color="auto" w:fill="E5EDFF"/>
-        </w:rPr>
-        <w:t>hobbies.title</w:t>
-      </w:r>
-      <w:proofErr w:type="spellEnd"/>
-      <w:proofErr w:type="gramEnd"/>
-      <w:r>
-        <w:rPr>
-          <w:rFonts w:ascii="Arial" w:eastAsia="Times New Roman" w:hAnsi="Arial" w:cs="Arial"/>
-          <w:color w:val="0A0A0A"/>
-          <w:shd w:val="clear" w:color="auto" w:fill="E5EDFF"/>
-        </w:rPr>
-        <w:t xml:space="preserve"> = </w:t>
-      </w:r>
-      <w:proofErr w:type="spellStart"/>
-      <w:r>
-        <w:rPr>
-          <w:rFonts w:ascii="Arial" w:eastAsia="Times New Roman" w:hAnsi="Arial" w:cs="Arial"/>
-          <w:color w:val="0A0A0A"/>
-          <w:shd w:val="clear" w:color="auto" w:fill="E5EDFF"/>
-        </w:rPr>
-        <w:t>Voley</w:t>
-      </w:r>
-      <w:proofErr w:type="spellEnd"/>
-      <w:r>
-        <w:rPr>
-          <w:rFonts w:ascii="Arial" w:eastAsia="Times New Roman" w:hAnsi="Arial" w:cs="Arial"/>
-          <w:color w:val="0A0A0A"/>
-          <w:shd w:val="clear" w:color="auto" w:fill="E5EDFF"/>
-        </w:rPr>
-        <w:t xml:space="preserve"> and </w:t>
-      </w:r>
-      <w:proofErr w:type="spellStart"/>
-      <w:proofErr w:type="gramStart"/>
-      <w:r>
-        <w:rPr>
-          <w:rFonts w:ascii="Arial" w:eastAsia="Times New Roman" w:hAnsi="Arial" w:cs="Arial"/>
-          <w:color w:val="0A0A0A"/>
-          <w:shd w:val="clear" w:color="auto" w:fill="E5EDFF"/>
-        </w:rPr>
-        <w:t>hobbies.frequency</w:t>
-      </w:r>
-      <w:proofErr w:type="spellEnd"/>
-      <w:proofErr w:type="gramEnd"/>
-      <w:r>
-        <w:rPr>
-          <w:rFonts w:ascii="Arial" w:eastAsia="Times New Roman" w:hAnsi="Arial" w:cs="Arial"/>
-          <w:color w:val="0A0A0A"/>
-          <w:shd w:val="clear" w:color="auto" w:fill="E5EDFF"/>
-        </w:rPr>
-        <w:t xml:space="preserve"> </w:t>
-      </w:r>
-      <w:proofErr w:type="spellStart"/>
-      <w:r>
-        <w:rPr>
-          <w:rFonts w:ascii="Arial" w:eastAsia="Times New Roman" w:hAnsi="Arial" w:cs="Arial"/>
-          <w:color w:val="0A0A0A"/>
-          <w:shd w:val="clear" w:color="auto" w:fill="E5EDFF"/>
-        </w:rPr>
-        <w:t>gte</w:t>
-      </w:r>
-      <w:proofErr w:type="spellEnd"/>
-      <w:r>
-        <w:rPr>
-          <w:rFonts w:ascii="Arial" w:eastAsia="Times New Roman" w:hAnsi="Arial" w:cs="Arial"/>
-          <w:color w:val="0A0A0A"/>
-          <w:shd w:val="clear" w:color="auto" w:fill="E5EDFF"/>
-        </w:rPr>
-        <w:t xml:space="preserve"> 3 if both match the doc is returned</w:t>
+        <w:t>hobbies is a property which has a embedded document, take a look to hobbies.title = Voley and hobbies.frequency gte 3 if both match the doc is returned</w:t>
       </w:r>
     </w:p>
     <w:p>
@@ -2019,43 +1668,7 @@
           <w:color w:val="0A0A0A"/>
           <w:shd w:val="clear" w:color="auto" w:fill="E5EDFF"/>
         </w:rPr>
-        <w:t>-</w:t>
-      </w:r>
-      <w:proofErr w:type="gramStart"/>
-      <w:r>
-        <w:rPr>
-          <w:rFonts w:ascii="Arial" w:eastAsia="Times New Roman" w:hAnsi="Arial" w:cs="Arial"/>
-          <w:color w:val="0A0A0A"/>
-          <w:shd w:val="clear" w:color="auto" w:fill="E5EDFF"/>
-        </w:rPr>
-        <w:t>sort(</w:t>
-      </w:r>
-      <w:proofErr w:type="gramEnd"/>
-      <w:r>
-        <w:rPr>
-          <w:rFonts w:ascii="Arial" w:eastAsia="Times New Roman" w:hAnsi="Arial" w:cs="Arial"/>
-          <w:color w:val="0A0A0A"/>
-          <w:shd w:val="clear" w:color="auto" w:fill="E5EDFF"/>
-        </w:rPr>
-        <w:t xml:space="preserve">) product name </w:t>
-      </w:r>
-      <w:proofErr w:type="spellStart"/>
-      <w:r>
-        <w:rPr>
-          <w:rFonts w:ascii="Arial" w:eastAsia="Times New Roman" w:hAnsi="Arial" w:cs="Arial"/>
-          <w:color w:val="0A0A0A"/>
-          <w:shd w:val="clear" w:color="auto" w:fill="E5EDFF"/>
-        </w:rPr>
-        <w:t>asc</w:t>
-      </w:r>
-      <w:proofErr w:type="spellEnd"/>
-      <w:r>
-        <w:rPr>
-          <w:rFonts w:ascii="Arial" w:eastAsia="Times New Roman" w:hAnsi="Arial" w:cs="Arial"/>
-          <w:color w:val="0A0A0A"/>
-          <w:shd w:val="clear" w:color="auto" w:fill="E5EDFF"/>
-        </w:rPr>
-        <w:t>, desc</w:t>
+        <w:t>-sort() product name asc, desc</w:t>
       </w:r>
     </w:p>
     <w:p>
@@ -2182,36 +1795,8 @@
           <w:color w:val="0A0A0A"/>
           <w:shd w:val="clear" w:color="auto" w:fill="E5EDFF"/>
         </w:rPr>
-        <w:t>-</w:t>
-      </w:r>
-      <w:proofErr w:type="gramStart"/>
-      <w:r>
-        <w:rPr>
-          <w:rFonts w:ascii="Arial" w:eastAsia="Times New Roman" w:hAnsi="Arial" w:cs="Arial"/>
-          <w:color w:val="0A0A0A"/>
-          <w:shd w:val="clear" w:color="auto" w:fill="E5EDFF"/>
-        </w:rPr>
-        <w:t>skip(</w:t>
-      </w:r>
-      <w:proofErr w:type="gramEnd"/>
-      <w:r>
-        <w:rPr>
-          <w:rFonts w:ascii="Arial" w:eastAsia="Times New Roman" w:hAnsi="Arial" w:cs="Arial"/>
-          <w:color w:val="0A0A0A"/>
-          <w:shd w:val="clear" w:color="auto" w:fill="E5EDFF"/>
-        </w:rPr>
-        <w:t xml:space="preserve">) skip first 2 elements sorted </w:t>
-      </w:r>
-      <w:proofErr w:type="spellStart"/>
-      <w:r>
-        <w:rPr>
-          <w:rFonts w:ascii="Arial" w:eastAsia="Times New Roman" w:hAnsi="Arial" w:cs="Arial"/>
-          <w:color w:val="0A0A0A"/>
-          <w:shd w:val="clear" w:color="auto" w:fill="E5EDFF"/>
-        </w:rPr>
-        <w:t>asc</w:t>
-      </w:r>
-      <w:proofErr w:type="spellEnd"/>
+        <w:t>-skip() skip first 2 elements sorted asc</w:t>
+      </w:r>
     </w:p>
     <w:p>
       <w:pPr>
@@ -2283,25 +1868,7 @@
           <w:color w:val="0A0A0A"/>
           <w:shd w:val="clear" w:color="auto" w:fill="E5EDFF"/>
         </w:rPr>
-        <w:t>-</w:t>
-      </w:r>
-      <w:proofErr w:type="gramStart"/>
-      <w:r>
-        <w:rPr>
-          <w:rFonts w:ascii="Arial" w:eastAsia="Times New Roman" w:hAnsi="Arial" w:cs="Arial"/>
-          <w:color w:val="0A0A0A"/>
-          <w:shd w:val="clear" w:color="auto" w:fill="E5EDFF"/>
-        </w:rPr>
-        <w:t>limit(</w:t>
-      </w:r>
-      <w:proofErr w:type="gramEnd"/>
-      <w:r>
-        <w:rPr>
-          <w:rFonts w:ascii="Arial" w:eastAsia="Times New Roman" w:hAnsi="Arial" w:cs="Arial"/>
-          <w:color w:val="0A0A0A"/>
-          <w:shd w:val="clear" w:color="auto" w:fill="E5EDFF"/>
-        </w:rPr>
-        <w:t>) get only first document sorted desc</w:t>
+        <w:t>-limit() get only first document sorted desc</w:t>
       </w:r>
     </w:p>
     <w:p>
@@ -2375,43 +1942,7 @@
           <w:color w:val="0A0A0A"/>
           <w:shd w:val="clear" w:color="auto" w:fill="E5EDFF"/>
         </w:rPr>
-        <w:t>-</w:t>
-      </w:r>
-      <w:proofErr w:type="gramStart"/>
-      <w:r>
-        <w:rPr>
-          <w:rFonts w:ascii="Arial" w:eastAsia="Times New Roman" w:hAnsi="Arial" w:cs="Arial"/>
-          <w:color w:val="0A0A0A"/>
-          <w:shd w:val="clear" w:color="auto" w:fill="E5EDFF"/>
-        </w:rPr>
-        <w:t>count(</w:t>
-      </w:r>
-      <w:proofErr w:type="gramEnd"/>
-      <w:r>
-        <w:rPr>
-          <w:rFonts w:ascii="Arial" w:eastAsia="Times New Roman" w:hAnsi="Arial" w:cs="Arial"/>
-          <w:color w:val="0A0A0A"/>
-          <w:shd w:val="clear" w:color="auto" w:fill="E5EDFF"/>
-        </w:rPr>
-        <w:t xml:space="preserve">) product unit price </w:t>
-      </w:r>
-      <w:proofErr w:type="spellStart"/>
-      <w:r>
-        <w:rPr>
-          <w:rFonts w:ascii="Arial" w:eastAsia="Times New Roman" w:hAnsi="Arial" w:cs="Arial"/>
-          <w:color w:val="0A0A0A"/>
-          <w:shd w:val="clear" w:color="auto" w:fill="E5EDFF"/>
-        </w:rPr>
-        <w:t>gt</w:t>
-      </w:r>
-      <w:proofErr w:type="spellEnd"/>
-      <w:r>
-        <w:rPr>
-          <w:rFonts w:ascii="Arial" w:eastAsia="Times New Roman" w:hAnsi="Arial" w:cs="Arial"/>
-          <w:color w:val="0A0A0A"/>
-          <w:shd w:val="clear" w:color="auto" w:fill="E5EDFF"/>
-        </w:rPr>
-        <w:t xml:space="preserve"> 18</w:t>
+        <w:t>-count() product unit price gt 18</w:t>
       </w:r>
     </w:p>
     <w:p>
@@ -2606,43 +2137,7 @@
           <w:color w:val="0A0A0A"/>
           <w:shd w:val="clear" w:color="auto" w:fill="E5EDFF"/>
         </w:rPr>
-        <w:t>$</w:t>
-      </w:r>
-      <w:proofErr w:type="spellStart"/>
-      <w:r>
-        <w:rPr>
-          <w:rFonts w:ascii="Arial" w:eastAsia="Times New Roman" w:hAnsi="Arial" w:cs="Arial"/>
-          <w:color w:val="0A0A0A"/>
-          <w:shd w:val="clear" w:color="auto" w:fill="E5EDFF"/>
-        </w:rPr>
-        <w:t>inc</w:t>
-      </w:r>
-      <w:proofErr w:type="spellEnd"/>
-      <w:r>
-        <w:rPr>
-          <w:rFonts w:ascii="Arial" w:eastAsia="Times New Roman" w:hAnsi="Arial" w:cs="Arial"/>
-          <w:color w:val="0A0A0A"/>
-          <w:shd w:val="clear" w:color="auto" w:fill="E5EDFF"/>
-        </w:rPr>
-        <w:t xml:space="preserve"> increase </w:t>
-      </w:r>
-      <w:proofErr w:type="spellStart"/>
-      <w:r>
-        <w:rPr>
-          <w:rFonts w:ascii="Arial" w:eastAsia="Times New Roman" w:hAnsi="Arial" w:cs="Arial"/>
-          <w:color w:val="0A0A0A"/>
-          <w:shd w:val="clear" w:color="auto" w:fill="E5EDFF"/>
-        </w:rPr>
-        <w:t>voteaverage</w:t>
-      </w:r>
-      <w:proofErr w:type="spellEnd"/>
-      <w:r>
-        <w:rPr>
-          <w:rFonts w:ascii="Arial" w:eastAsia="Times New Roman" w:hAnsi="Arial" w:cs="Arial"/>
-          <w:color w:val="0A0A0A"/>
-          <w:shd w:val="clear" w:color="auto" w:fill="E5EDFF"/>
-        </w:rPr>
-        <w:t xml:space="preserve"> of Titanic in 1</w:t>
+        <w:t>$inc increase voteaverage of Titanic in 1</w:t>
       </w:r>
     </w:p>
     <w:p>
@@ -2896,25 +2391,7 @@
           <w:color w:val="0A0A0A"/>
           <w:shd w:val="clear" w:color="auto" w:fill="E5EDFF"/>
         </w:rPr>
-        <w:t xml:space="preserve">$push add language Portuguese to </w:t>
-      </w:r>
-      <w:proofErr w:type="spellStart"/>
-      <w:r>
-        <w:rPr>
-          <w:rFonts w:ascii="Arial" w:eastAsia="Times New Roman" w:hAnsi="Arial" w:cs="Arial"/>
-          <w:color w:val="0A0A0A"/>
-          <w:shd w:val="clear" w:color="auto" w:fill="E5EDFF"/>
-        </w:rPr>
-        <w:t>movieId</w:t>
-      </w:r>
-      <w:proofErr w:type="spellEnd"/>
-      <w:r>
-        <w:rPr>
-          <w:rFonts w:ascii="Arial" w:eastAsia="Times New Roman" w:hAnsi="Arial" w:cs="Arial"/>
-          <w:color w:val="0A0A0A"/>
-          <w:shd w:val="clear" w:color="auto" w:fill="E5EDFF"/>
-        </w:rPr>
-        <w:t xml:space="preserve"> mv08</w:t>
+        <w:t>$push add language Portuguese to movieId mv08</w:t>
       </w:r>
     </w:p>
     <w:p>
@@ -3438,61 +2915,13 @@
         </w:rPr>
         <w:tab/>
       </w:r>
-      <w:proofErr w:type="gramStart"/>
-      <w:r>
-        <w:rPr>
-          <w:rFonts w:ascii="Arial" w:eastAsia="Times New Roman" w:hAnsi="Arial" w:cs="Arial"/>
-          <w:color w:val="0A0A0A"/>
-          <w:shd w:val="clear" w:color="auto" w:fill="E5EDFF"/>
-        </w:rPr>
-        <w:t>a clustered</w:t>
-      </w:r>
-      <w:proofErr w:type="gramEnd"/>
-      <w:r>
-        <w:rPr>
-          <w:rFonts w:ascii="Arial" w:eastAsia="Times New Roman" w:hAnsi="Arial" w:cs="Arial"/>
-          <w:color w:val="0A0A0A"/>
-          <w:shd w:val="clear" w:color="auto" w:fill="E5EDFF"/>
-        </w:rPr>
-        <w:t xml:space="preserve"> index is created by specifying the </w:t>
-      </w:r>
-      <w:proofErr w:type="spellStart"/>
-      <w:r>
-        <w:rPr>
-          <w:rFonts w:ascii="Arial" w:eastAsia="Times New Roman" w:hAnsi="Arial" w:cs="Arial"/>
-          <w:color w:val="0A0A0A"/>
-          <w:shd w:val="clear" w:color="auto" w:fill="E5EDFF"/>
-        </w:rPr>
-        <w:t>clusteredIndex</w:t>
-      </w:r>
-      <w:proofErr w:type="spellEnd"/>
-      <w:r>
-        <w:rPr>
-          <w:rFonts w:ascii="Arial" w:eastAsia="Times New Roman" w:hAnsi="Arial" w:cs="Arial"/>
-          <w:color w:val="0A0A0A"/>
-          <w:shd w:val="clear" w:color="auto" w:fill="E5EDFF"/>
-        </w:rPr>
-        <w:t xml:space="preserve"> option when you create a new collection using the </w:t>
-      </w:r>
-      <w:proofErr w:type="spellStart"/>
-      <w:proofErr w:type="gramStart"/>
-      <w:r>
-        <w:rPr>
-          <w:rFonts w:ascii="Arial" w:eastAsia="Times New Roman" w:hAnsi="Arial" w:cs="Arial"/>
-          <w:color w:val="0A0A0A"/>
-          <w:shd w:val="clear" w:color="auto" w:fill="E5EDFF"/>
-        </w:rPr>
-        <w:t>db.createCollection</w:t>
-      </w:r>
-      <w:proofErr w:type="spellEnd"/>
-      <w:proofErr w:type="gramEnd"/>
-      <w:r>
-        <w:rPr>
-          <w:rFonts w:ascii="Arial" w:eastAsia="Times New Roman" w:hAnsi="Arial" w:cs="Arial"/>
-          <w:color w:val="0A0A0A"/>
-          <w:shd w:val="clear" w:color="auto" w:fill="E5EDFF"/>
-        </w:rPr>
-        <w:t>() method. You cannot add a clustered index to an existing collection</w:t>
+      <w:r>
+        <w:rPr>
+          <w:rFonts w:ascii="Arial" w:eastAsia="Times New Roman" w:hAnsi="Arial" w:cs="Arial"/>
+          <w:color w:val="0A0A0A"/>
+          <w:shd w:val="clear" w:color="auto" w:fill="E5EDFF"/>
+        </w:rPr>
+        <w:t>a clustered index is created by specifying the clusteredIndex option when you create a new collection using the db.createCollection() method. You cannot add a clustered index to an existing collection</w:t>
       </w:r>
       <w:r>
         <w:rPr>
@@ -3508,25 +2937,7 @@
           <w:color w:val="0A0A0A"/>
           <w:shd w:val="clear" w:color="auto" w:fill="E5EDFF"/>
         </w:rPr>
-        <w:t>The </w:t>
-      </w:r>
-      <w:proofErr w:type="spellStart"/>
-      <w:r>
-        <w:rPr>
-          <w:rFonts w:ascii="Arial" w:eastAsia="Times New Roman" w:hAnsi="Arial" w:cs="Arial"/>
-          <w:color w:val="0A0A0A"/>
-          <w:shd w:val="clear" w:color="auto" w:fill="E5EDFF"/>
-        </w:rPr>
-        <w:t>clusteredIndex</w:t>
-      </w:r>
-      <w:proofErr w:type="spellEnd"/>
-      <w:r>
-        <w:rPr>
-          <w:rFonts w:ascii="Arial" w:eastAsia="Times New Roman" w:hAnsi="Arial" w:cs="Arial"/>
-          <w:color w:val="0A0A0A"/>
-          <w:shd w:val="clear" w:color="auto" w:fill="E5EDFF"/>
-        </w:rPr>
-        <w:t> key </w:t>
+        <w:t>The clusteredIndex key </w:t>
       </w:r>
       <w:r>
         <w:rPr>
@@ -3536,42 +2947,8 @@
           <w:color w:val="0A0A0A"/>
           <w:shd w:val="clear" w:color="auto" w:fill="E5EDFF"/>
         </w:rPr>
-        <w:t>must be </w:t>
-      </w:r>
-      <w:proofErr w:type="gramStart"/>
-      <w:r>
-        <w:rPr>
-          <w:rFonts w:ascii="Arial" w:eastAsia="Times New Roman" w:hAnsi="Arial" w:cs="Arial"/>
-          <w:b/>
-          <w:bCs/>
-          <w:color w:val="0A0A0A"/>
-          <w:shd w:val="clear" w:color="auto" w:fill="E5EDFF"/>
-        </w:rPr>
-        <w:t>{ _</w:t>
-      </w:r>
-      <w:proofErr w:type="gramEnd"/>
-      <w:r>
-        <w:rPr>
-          <w:rFonts w:ascii="Arial" w:eastAsia="Times New Roman" w:hAnsi="Arial" w:cs="Arial"/>
-          <w:b/>
-          <w:bCs/>
-          <w:color w:val="0A0A0A"/>
-          <w:shd w:val="clear" w:color="auto" w:fill="E5EDFF"/>
-        </w:rPr>
-        <w:t xml:space="preserve">id: </w:t>
-      </w:r>
-      <w:proofErr w:type="gramStart"/>
-      <w:r>
-        <w:rPr>
-          <w:rFonts w:ascii="Arial" w:eastAsia="Times New Roman" w:hAnsi="Arial" w:cs="Arial"/>
-          <w:b/>
-          <w:bCs/>
-          <w:color w:val="0A0A0A"/>
-          <w:shd w:val="clear" w:color="auto" w:fill="E5EDFF"/>
-        </w:rPr>
-        <w:t>1 }</w:t>
-      </w:r>
-      <w:proofErr w:type="gramEnd"/>
+        <w:t>must be { _id: 1 }</w:t>
+      </w:r>
     </w:p>
     <w:p>
       <w:pPr>
@@ -3654,25 +3031,7 @@
           <w:color w:val="0A0A0A"/>
           <w:shd w:val="clear" w:color="auto" w:fill="E5EDFF"/>
         </w:rPr>
-        <w:t xml:space="preserve">-create </w:t>
-      </w:r>
-      <w:proofErr w:type="gramStart"/>
-      <w:r>
-        <w:rPr>
-          <w:rFonts w:ascii="Arial" w:eastAsia="Times New Roman" w:hAnsi="Arial" w:cs="Arial"/>
-          <w:color w:val="0A0A0A"/>
-          <w:shd w:val="clear" w:color="auto" w:fill="E5EDFF"/>
-        </w:rPr>
-        <w:t>compose</w:t>
-      </w:r>
-      <w:proofErr w:type="gramEnd"/>
-      <w:r>
-        <w:rPr>
-          <w:rFonts w:ascii="Arial" w:eastAsia="Times New Roman" w:hAnsi="Arial" w:cs="Arial"/>
-          <w:color w:val="0A0A0A"/>
-          <w:shd w:val="clear" w:color="auto" w:fill="E5EDFF"/>
-        </w:rPr>
-        <w:t xml:space="preserve"> index</w:t>
+        <w:t>-create compose index</w:t>
       </w:r>
     </w:p>
     <w:p>
@@ -3686,87 +3045,21 @@
           <w:shd w:val="clear" w:color="auto" w:fill="E5EDFF"/>
         </w:rPr>
       </w:pPr>
-      <w:proofErr w:type="spellStart"/>
-      <w:r>
-        <w:rPr>
-          <w:rFonts w:ascii="Arial" w:eastAsia="Times New Roman" w:hAnsi="Arial" w:cs="Arial"/>
-          <w:color w:val="0A0A0A"/>
-          <w:shd w:val="clear" w:color="auto" w:fill="E5EDFF"/>
-        </w:rPr>
-        <w:t>CombinedIndex</w:t>
-      </w:r>
-      <w:proofErr w:type="spellEnd"/>
-      <w:r>
-        <w:rPr>
-          <w:rFonts w:ascii="Arial" w:eastAsia="Times New Roman" w:hAnsi="Arial" w:cs="Arial"/>
-          <w:color w:val="0A0A0A"/>
-          <w:shd w:val="clear" w:color="auto" w:fill="E5EDFF"/>
-        </w:rPr>
-        <w:t xml:space="preserve">: </w:t>
-      </w:r>
-      <w:proofErr w:type="spellStart"/>
-      <w:proofErr w:type="gramStart"/>
-      <w:r>
-        <w:rPr>
-          <w:rFonts w:ascii="Arial" w:eastAsia="Times New Roman" w:hAnsi="Arial" w:cs="Arial"/>
-          <w:color w:val="0A0A0A"/>
-          <w:shd w:val="clear" w:color="auto" w:fill="E5EDFF"/>
-        </w:rPr>
-        <w:t>db.inventory</w:t>
-      </w:r>
-      <w:proofErr w:type="gramEnd"/>
-      <w:r>
-        <w:rPr>
-          <w:rFonts w:ascii="Arial" w:eastAsia="Times New Roman" w:hAnsi="Arial" w:cs="Arial"/>
-          <w:color w:val="0A0A0A"/>
-          <w:shd w:val="clear" w:color="auto" w:fill="E5EDFF"/>
-        </w:rPr>
-        <w:t>.</w:t>
-      </w:r>
-      <w:proofErr w:type="gramStart"/>
-      <w:r>
-        <w:rPr>
-          <w:rFonts w:ascii="Arial" w:eastAsia="Times New Roman" w:hAnsi="Arial" w:cs="Arial"/>
-          <w:color w:val="0A0A0A"/>
-          <w:shd w:val="clear" w:color="auto" w:fill="E5EDFF"/>
-        </w:rPr>
-        <w:t>createIndex</w:t>
-      </w:r>
-      <w:proofErr w:type="spellEnd"/>
-      <w:r>
-        <w:rPr>
-          <w:rFonts w:ascii="Arial" w:eastAsia="Times New Roman" w:hAnsi="Arial" w:cs="Arial"/>
-          <w:color w:val="0A0A0A"/>
-          <w:shd w:val="clear" w:color="auto" w:fill="E5EDFF"/>
-        </w:rPr>
-        <w:t>( {</w:t>
-      </w:r>
-      <w:proofErr w:type="gramEnd"/>
-      <w:r>
-        <w:rPr>
-          <w:rFonts w:ascii="Arial" w:eastAsia="Times New Roman" w:hAnsi="Arial" w:cs="Arial"/>
-          <w:color w:val="0A0A0A"/>
-          <w:shd w:val="clear" w:color="auto" w:fill="E5EDFF"/>
-        </w:rPr>
-        <w:t xml:space="preserve"> "item": 1, "stock": -</w:t>
-      </w:r>
-      <w:proofErr w:type="gramStart"/>
-      <w:r>
-        <w:rPr>
-          <w:rFonts w:ascii="Arial" w:eastAsia="Times New Roman" w:hAnsi="Arial" w:cs="Arial"/>
-          <w:color w:val="0A0A0A"/>
-          <w:shd w:val="clear" w:color="auto" w:fill="E5EDFF"/>
-        </w:rPr>
-        <w:t>1 }</w:t>
-      </w:r>
-      <w:proofErr w:type="gramEnd"/>
-      <w:r>
-        <w:rPr>
-          <w:rFonts w:ascii="Arial" w:eastAsia="Times New Roman" w:hAnsi="Arial" w:cs="Arial"/>
-          <w:color w:val="0A0A0A"/>
-          <w:shd w:val="clear" w:color="auto" w:fill="E5EDFF"/>
-        </w:rPr>
-        <w:t xml:space="preserve"> )</w:t>
+      <w:r>
+        <w:rPr>
+          <w:rFonts w:ascii="Arial" w:eastAsia="Times New Roman" w:hAnsi="Arial" w:cs="Arial"/>
+          <w:color w:val="0A0A0A"/>
+          <w:shd w:val="clear" w:color="auto" w:fill="E5EDFF"/>
+        </w:rPr>
+        <w:t xml:space="preserve">CombinedIndex: </w:t>
+      </w:r>
+      <w:r>
+        <w:rPr>
+          <w:rFonts w:ascii="Arial" w:eastAsia="Times New Roman" w:hAnsi="Arial" w:cs="Arial"/>
+          <w:color w:val="0A0A0A"/>
+          <w:shd w:val="clear" w:color="auto" w:fill="E5EDFF"/>
+        </w:rPr>
+        <w:t>db.inventory.createIndex( { "item": 1, "stock": -1 } )</w:t>
       </w:r>
     </w:p>
     <w:p>
@@ -3798,141 +3091,13 @@
           <w:shd w:val="clear" w:color="auto" w:fill="E5EDFF"/>
         </w:rPr>
       </w:pPr>
-      <w:proofErr w:type="spellStart"/>
-      <w:proofErr w:type="gramStart"/>
-      <w:r>
-        <w:rPr>
-          <w:rFonts w:ascii="Arial" w:eastAsia="Times New Roman" w:hAnsi="Arial" w:cs="Arial"/>
-          <w:color w:val="0A0A0A"/>
-          <w:shd w:val="clear" w:color="auto" w:fill="E5EDFF"/>
-        </w:rPr>
-        <w:t>db.users</w:t>
-      </w:r>
-      <w:proofErr w:type="gramEnd"/>
-      <w:r>
-        <w:rPr>
-          <w:rFonts w:ascii="Arial" w:eastAsia="Times New Roman" w:hAnsi="Arial" w:cs="Arial"/>
-          <w:color w:val="0A0A0A"/>
-          <w:shd w:val="clear" w:color="auto" w:fill="E5EDFF"/>
-        </w:rPr>
-        <w:t>.</w:t>
-      </w:r>
-      <w:proofErr w:type="gramStart"/>
-      <w:r>
-        <w:rPr>
-          <w:rFonts w:ascii="Arial" w:eastAsia="Times New Roman" w:hAnsi="Arial" w:cs="Arial"/>
-          <w:color w:val="0A0A0A"/>
-          <w:shd w:val="clear" w:color="auto" w:fill="E5EDFF"/>
-        </w:rPr>
-        <w:t>createIndex</w:t>
-      </w:r>
-      <w:proofErr w:type="spellEnd"/>
-      <w:r>
-        <w:rPr>
-          <w:rFonts w:ascii="Arial" w:eastAsia="Times New Roman" w:hAnsi="Arial" w:cs="Arial"/>
-          <w:color w:val="0A0A0A"/>
-          <w:shd w:val="clear" w:color="auto" w:fill="E5EDFF"/>
-        </w:rPr>
-        <w:t>({ username</w:t>
-      </w:r>
-      <w:proofErr w:type="gramEnd"/>
-      <w:r>
-        <w:rPr>
-          <w:rFonts w:ascii="Arial" w:eastAsia="Times New Roman" w:hAnsi="Arial" w:cs="Arial"/>
-          <w:color w:val="0A0A0A"/>
-          <w:shd w:val="clear" w:color="auto" w:fill="E5EDFF"/>
-        </w:rPr>
-        <w:t xml:space="preserve">: </w:t>
-      </w:r>
-      <w:proofErr w:type="gramStart"/>
-      <w:r>
-        <w:rPr>
-          <w:rFonts w:ascii="Arial" w:eastAsia="Times New Roman" w:hAnsi="Arial" w:cs="Arial"/>
-          <w:color w:val="0A0A0A"/>
-          <w:shd w:val="clear" w:color="auto" w:fill="E5EDFF"/>
-        </w:rPr>
-        <w:t>1 }</w:t>
-      </w:r>
-      <w:proofErr w:type="gramEnd"/>
-      <w:r>
-        <w:rPr>
-          <w:rFonts w:ascii="Arial" w:eastAsia="Times New Roman" w:hAnsi="Arial" w:cs="Arial"/>
-          <w:color w:val="0A0A0A"/>
-          <w:shd w:val="clear" w:color="auto" w:fill="E5EDFF"/>
-        </w:rPr>
-        <w:t xml:space="preserve">, </w:t>
-      </w:r>
-      <w:proofErr w:type="gramStart"/>
-      <w:r>
-        <w:rPr>
-          <w:rFonts w:ascii="Arial" w:eastAsia="Times New Roman" w:hAnsi="Arial" w:cs="Arial"/>
-          <w:color w:val="0A0A0A"/>
-          <w:shd w:val="clear" w:color="auto" w:fill="E5EDFF"/>
-        </w:rPr>
-        <w:t xml:space="preserve">{ </w:t>
-      </w:r>
-      <w:proofErr w:type="spellStart"/>
-      <w:r>
-        <w:rPr>
-          <w:rFonts w:ascii="Arial" w:eastAsia="Times New Roman" w:hAnsi="Arial" w:cs="Arial"/>
-          <w:color w:val="0A0A0A"/>
-          <w:shd w:val="clear" w:color="auto" w:fill="E5EDFF"/>
-        </w:rPr>
-        <w:t>unique</w:t>
-      </w:r>
-      <w:proofErr w:type="gramEnd"/>
-      <w:r>
-        <w:rPr>
-          <w:rFonts w:ascii="Arial" w:eastAsia="Times New Roman" w:hAnsi="Arial" w:cs="Arial"/>
-          <w:color w:val="0A0A0A"/>
-          <w:shd w:val="clear" w:color="auto" w:fill="E5EDFF"/>
-        </w:rPr>
-        <w:t>:true</w:t>
-      </w:r>
-      <w:proofErr w:type="spellEnd"/>
-      <w:r>
-        <w:rPr>
-          <w:rFonts w:ascii="Arial" w:eastAsia="Times New Roman" w:hAnsi="Arial" w:cs="Arial"/>
-          <w:color w:val="0A0A0A"/>
-          <w:shd w:val="clear" w:color="auto" w:fill="E5EDFF"/>
-        </w:rPr>
-        <w:t>, name: "</w:t>
-      </w:r>
-      <w:proofErr w:type="spellStart"/>
-      <w:r>
-        <w:rPr>
-          <w:rFonts w:ascii="Arial" w:eastAsia="Times New Roman" w:hAnsi="Arial" w:cs="Arial"/>
-          <w:color w:val="0A0A0A"/>
-          <w:shd w:val="clear" w:color="auto" w:fill="E5EDFF"/>
-        </w:rPr>
-        <w:t>custom_username_</w:t>
-      </w:r>
-      <w:proofErr w:type="gramStart"/>
-      <w:r>
-        <w:rPr>
-          <w:rFonts w:ascii="Arial" w:eastAsia="Times New Roman" w:hAnsi="Arial" w:cs="Arial"/>
-          <w:color w:val="0A0A0A"/>
-          <w:shd w:val="clear" w:color="auto" w:fill="E5EDFF"/>
-        </w:rPr>
-        <w:t>index</w:t>
-      </w:r>
-      <w:proofErr w:type="spellEnd"/>
-      <w:r>
-        <w:rPr>
-          <w:rFonts w:ascii="Arial" w:eastAsia="Times New Roman" w:hAnsi="Arial" w:cs="Arial"/>
-          <w:color w:val="0A0A0A"/>
-          <w:shd w:val="clear" w:color="auto" w:fill="E5EDFF"/>
-        </w:rPr>
-        <w:t>"}</w:t>
-      </w:r>
-      <w:proofErr w:type="gramEnd"/>
-      <w:r>
-        <w:rPr>
-          <w:rFonts w:ascii="Arial" w:eastAsia="Times New Roman" w:hAnsi="Arial" w:cs="Arial"/>
-          <w:color w:val="0A0A0A"/>
-          <w:shd w:val="clear" w:color="auto" w:fill="E5EDFF"/>
-        </w:rPr>
-        <w:t>)</w:t>
+      <w:r>
+        <w:rPr>
+          <w:rFonts w:ascii="Arial" w:eastAsia="Times New Roman" w:hAnsi="Arial" w:cs="Arial"/>
+          <w:color w:val="0A0A0A"/>
+          <w:shd w:val="clear" w:color="auto" w:fill="E5EDFF"/>
+        </w:rPr>
+        <w:t>db.users.createIndex({ username: 1 }, { unique:true, name: "custom_username_index"})</w:t>
       </w:r>
     </w:p>
     <w:p>
@@ -3983,62 +3148,14 @@
         </w:rPr>
         <w:tab/>
       </w:r>
-      <w:proofErr w:type="spellStart"/>
-      <w:proofErr w:type="gramStart"/>
-      <w:r>
-        <w:rPr>
-          <w:rFonts w:ascii="Arial" w:eastAsia="Times New Roman" w:hAnsi="Arial" w:cs="Arial"/>
-          <w:color w:val="0A0A0A"/>
-          <w:shd w:val="clear" w:color="auto" w:fill="E5EDFF"/>
-        </w:rPr>
-        <w:t>db.products</w:t>
-      </w:r>
-      <w:proofErr w:type="gramEnd"/>
-      <w:r>
-        <w:rPr>
-          <w:rFonts w:ascii="Arial" w:eastAsia="Times New Roman" w:hAnsi="Arial" w:cs="Arial"/>
-          <w:color w:val="0A0A0A"/>
-          <w:shd w:val="clear" w:color="auto" w:fill="E5EDFF"/>
-        </w:rPr>
-        <w:t>.</w:t>
-      </w:r>
-      <w:proofErr w:type="gramStart"/>
-      <w:r>
-        <w:rPr>
-          <w:rFonts w:ascii="Arial" w:eastAsia="Times New Roman" w:hAnsi="Arial" w:cs="Arial"/>
-          <w:color w:val="0A0A0A"/>
-          <w:shd w:val="clear" w:color="auto" w:fill="E5EDFF"/>
-        </w:rPr>
-        <w:t>createIndex</w:t>
-      </w:r>
-      <w:proofErr w:type="spellEnd"/>
-      <w:r>
-        <w:rPr>
-          <w:rFonts w:ascii="Arial" w:eastAsia="Times New Roman" w:hAnsi="Arial" w:cs="Arial"/>
-          <w:color w:val="0A0A0A"/>
-          <w:shd w:val="clear" w:color="auto" w:fill="E5EDFF"/>
-        </w:rPr>
-        <w:t>({ description</w:t>
-      </w:r>
-      <w:proofErr w:type="gramEnd"/>
-      <w:r>
-        <w:rPr>
-          <w:rFonts w:ascii="Arial" w:eastAsia="Times New Roman" w:hAnsi="Arial" w:cs="Arial"/>
-          <w:color w:val="0A0A0A"/>
-          <w:shd w:val="clear" w:color="auto" w:fill="E5EDFF"/>
-        </w:rPr>
-        <w:t>: "text</w:t>
-      </w:r>
-      <w:proofErr w:type="gramStart"/>
-      <w:r>
-        <w:rPr>
-          <w:rFonts w:ascii="Arial" w:eastAsia="Times New Roman" w:hAnsi="Arial" w:cs="Arial"/>
-          <w:color w:val="0A0A0A"/>
-          <w:shd w:val="clear" w:color="auto" w:fill="E5EDFF"/>
-        </w:rPr>
-        <w:t>" });</w:t>
-      </w:r>
-      <w:proofErr w:type="gramEnd"/>
+      <w:r>
+        <w:rPr>
+          <w:rFonts w:ascii="Arial" w:eastAsia="Times New Roman" w:hAnsi="Arial" w:cs="Arial"/>
+          <w:color w:val="0A0A0A"/>
+          <w:shd w:val="clear" w:color="auto" w:fill="E5EDFF"/>
+        </w:rPr>
+        <w:t>db.products.createIndex({ description: "text" });</w:t>
+      </w:r>
     </w:p>
     <w:p>
       <w:pPr>
@@ -4079,98 +3196,14 @@
           <w:shd w:val="clear" w:color="auto" w:fill="E5EDFF"/>
         </w:rPr>
       </w:pPr>
-      <w:proofErr w:type="spellStart"/>
-      <w:proofErr w:type="gramStart"/>
-      <w:r>
-        <w:rPr>
-          <w:rFonts w:ascii="Arial" w:eastAsia="Times New Roman" w:hAnsi="Arial" w:cs="Arial"/>
-          <w:color w:val="0A0A0A"/>
-          <w:shd w:val="clear" w:color="auto" w:fill="E5EDFF"/>
-        </w:rPr>
-        <w:t>db.products</w:t>
-      </w:r>
-      <w:proofErr w:type="gramEnd"/>
-      <w:r>
-        <w:rPr>
-          <w:rFonts w:ascii="Arial" w:eastAsia="Times New Roman" w:hAnsi="Arial" w:cs="Arial"/>
-          <w:color w:val="0A0A0A"/>
-          <w:shd w:val="clear" w:color="auto" w:fill="E5EDFF"/>
-        </w:rPr>
-        <w:t>.</w:t>
-      </w:r>
-      <w:proofErr w:type="gramStart"/>
-      <w:r>
-        <w:rPr>
-          <w:rFonts w:ascii="Arial" w:eastAsia="Times New Roman" w:hAnsi="Arial" w:cs="Arial"/>
-          <w:color w:val="0A0A0A"/>
-          <w:shd w:val="clear" w:color="auto" w:fill="E5EDFF"/>
-        </w:rPr>
-        <w:t>find</w:t>
-      </w:r>
-      <w:proofErr w:type="spellEnd"/>
-      <w:r>
-        <w:rPr>
-          <w:rFonts w:ascii="Arial" w:eastAsia="Times New Roman" w:hAnsi="Arial" w:cs="Arial"/>
-          <w:color w:val="0A0A0A"/>
-          <w:shd w:val="clear" w:color="auto" w:fill="E5EDFF"/>
-        </w:rPr>
-        <w:t>({ $</w:t>
-      </w:r>
-      <w:proofErr w:type="gramEnd"/>
-      <w:r>
-        <w:rPr>
-          <w:rFonts w:ascii="Arial" w:eastAsia="Times New Roman" w:hAnsi="Arial" w:cs="Arial"/>
-          <w:color w:val="0A0A0A"/>
-          <w:shd w:val="clear" w:color="auto" w:fill="E5EDFF"/>
-        </w:rPr>
-        <w:t xml:space="preserve">text: </w:t>
-      </w:r>
-      <w:proofErr w:type="gramStart"/>
-      <w:r>
-        <w:rPr>
-          <w:rFonts w:ascii="Arial" w:eastAsia="Times New Roman" w:hAnsi="Arial" w:cs="Arial"/>
-          <w:color w:val="0A0A0A"/>
-          <w:shd w:val="clear" w:color="auto" w:fill="E5EDFF"/>
-        </w:rPr>
-        <w:t>{ $</w:t>
-      </w:r>
-      <w:proofErr w:type="gramEnd"/>
-      <w:r>
-        <w:rPr>
-          <w:rFonts w:ascii="Arial" w:eastAsia="Times New Roman" w:hAnsi="Arial" w:cs="Arial"/>
-          <w:color w:val="0A0A0A"/>
-          <w:shd w:val="clear" w:color="auto" w:fill="E5EDFF"/>
-        </w:rPr>
-        <w:t>search: "silk</w:t>
-      </w:r>
-      <w:proofErr w:type="gramStart"/>
-      <w:r>
-        <w:rPr>
-          <w:rFonts w:ascii="Arial" w:eastAsia="Times New Roman" w:hAnsi="Arial" w:cs="Arial"/>
-          <w:color w:val="0A0A0A"/>
-          <w:shd w:val="clear" w:color="auto" w:fill="E5EDFF"/>
-        </w:rPr>
-        <w:t>" }</w:t>
-      </w:r>
-      <w:proofErr w:type="gramEnd"/>
-      <w:r>
-        <w:rPr>
-          <w:rFonts w:ascii="Arial" w:eastAsia="Times New Roman" w:hAnsi="Arial" w:cs="Arial"/>
-          <w:color w:val="0A0A0A"/>
-          <w:shd w:val="clear" w:color="auto" w:fill="E5EDFF"/>
-        </w:rPr>
-        <w:t xml:space="preserve"> }</w:t>
-      </w:r>
-      <w:proofErr w:type="gramStart"/>
-      <w:r>
-        <w:rPr>
-          <w:rFonts w:ascii="Arial" w:eastAsia="Times New Roman" w:hAnsi="Arial" w:cs="Arial"/>
-          <w:color w:val="0A0A0A"/>
-          <w:shd w:val="clear" w:color="auto" w:fill="E5EDFF"/>
-        </w:rPr>
-        <w:t>);</w:t>
-      </w:r>
-      <w:proofErr w:type="gramEnd"/>
+      <w:r>
+        <w:rPr>
+          <w:rFonts w:ascii="Arial" w:eastAsia="Times New Roman" w:hAnsi="Arial" w:cs="Arial"/>
+          <w:color w:val="0A0A0A"/>
+          <w:shd w:val="clear" w:color="auto" w:fill="E5EDFF"/>
+        </w:rPr>
+        <w:t>db.products.find({ $text: { $search: "silk" } });</w:t>
+      </w:r>
     </w:p>
     <w:p>
       <w:pPr>
@@ -4220,87 +3253,13 @@
         </w:rPr>
         <w:tab/>
       </w:r>
-      <w:proofErr w:type="spellStart"/>
-      <w:proofErr w:type="gramStart"/>
-      <w:r>
-        <w:rPr>
-          <w:rFonts w:ascii="Arial" w:eastAsia="Times New Roman" w:hAnsi="Arial" w:cs="Arial"/>
-          <w:color w:val="0A0A0A"/>
-          <w:shd w:val="clear" w:color="auto" w:fill="E5EDFF"/>
-        </w:rPr>
-        <w:t>db.users</w:t>
-      </w:r>
-      <w:proofErr w:type="gramEnd"/>
-      <w:r>
-        <w:rPr>
-          <w:rFonts w:ascii="Arial" w:eastAsia="Times New Roman" w:hAnsi="Arial" w:cs="Arial"/>
-          <w:color w:val="0A0A0A"/>
-          <w:shd w:val="clear" w:color="auto" w:fill="E5EDFF"/>
-        </w:rPr>
-        <w:t>.</w:t>
-      </w:r>
-      <w:proofErr w:type="gramStart"/>
-      <w:r>
-        <w:rPr>
-          <w:rFonts w:ascii="Arial" w:eastAsia="Times New Roman" w:hAnsi="Arial" w:cs="Arial"/>
-          <w:color w:val="0A0A0A"/>
-          <w:shd w:val="clear" w:color="auto" w:fill="E5EDFF"/>
-        </w:rPr>
-        <w:t>createIndex</w:t>
-      </w:r>
-      <w:proofErr w:type="spellEnd"/>
-      <w:r>
-        <w:rPr>
-          <w:rFonts w:ascii="Arial" w:eastAsia="Times New Roman" w:hAnsi="Arial" w:cs="Arial"/>
-          <w:color w:val="0A0A0A"/>
-          <w:shd w:val="clear" w:color="auto" w:fill="E5EDFF"/>
-        </w:rPr>
-        <w:t>( {</w:t>
-      </w:r>
-      <w:proofErr w:type="gramEnd"/>
-      <w:r>
-        <w:rPr>
-          <w:rFonts w:ascii="Arial" w:eastAsia="Times New Roman" w:hAnsi="Arial" w:cs="Arial"/>
-          <w:color w:val="0A0A0A"/>
-          <w:shd w:val="clear" w:color="auto" w:fill="E5EDFF"/>
-        </w:rPr>
-        <w:t xml:space="preserve"> </w:t>
-      </w:r>
-      <w:proofErr w:type="spellStart"/>
-      <w:r>
-        <w:rPr>
-          <w:rFonts w:ascii="Arial" w:eastAsia="Times New Roman" w:hAnsi="Arial" w:cs="Arial"/>
-          <w:color w:val="0A0A0A"/>
-          <w:shd w:val="clear" w:color="auto" w:fill="E5EDFF"/>
-        </w:rPr>
-        <w:t>user_id</w:t>
-      </w:r>
-      <w:proofErr w:type="spellEnd"/>
-      <w:r>
-        <w:rPr>
-          <w:rFonts w:ascii="Arial" w:eastAsia="Times New Roman" w:hAnsi="Arial" w:cs="Arial"/>
-          <w:color w:val="0A0A0A"/>
-          <w:shd w:val="clear" w:color="auto" w:fill="E5EDFF"/>
-        </w:rPr>
-        <w:t>: "hashed</w:t>
-      </w:r>
-      <w:proofErr w:type="gramStart"/>
-      <w:r>
-        <w:rPr>
-          <w:rFonts w:ascii="Arial" w:eastAsia="Times New Roman" w:hAnsi="Arial" w:cs="Arial"/>
-          <w:color w:val="0A0A0A"/>
-          <w:shd w:val="clear" w:color="auto" w:fill="E5EDFF"/>
-        </w:rPr>
-        <w:t>" }</w:t>
-      </w:r>
-      <w:proofErr w:type="gramEnd"/>
-      <w:r>
-        <w:rPr>
-          <w:rFonts w:ascii="Arial" w:eastAsia="Times New Roman" w:hAnsi="Arial" w:cs="Arial"/>
-          <w:color w:val="0A0A0A"/>
-          <w:shd w:val="clear" w:color="auto" w:fill="E5EDFF"/>
-        </w:rPr>
-        <w:t xml:space="preserve"> )</w:t>
+      <w:r>
+        <w:rPr>
+          <w:rFonts w:ascii="Arial" w:eastAsia="Times New Roman" w:hAnsi="Arial" w:cs="Arial"/>
+          <w:color w:val="0A0A0A"/>
+          <w:shd w:val="clear" w:color="auto" w:fill="E5EDFF"/>
+        </w:rPr>
+        <w:t>db.users.createIndex( { user_id: "hashed" } )</w:t>
       </w:r>
     </w:p>
     <w:p>
@@ -4350,163 +3309,64 @@
           <w:shd w:val="clear" w:color="auto" w:fill="E5EDFF"/>
         </w:rPr>
         <w:tab/>
-      </w:r>
-      <w:proofErr w:type="spellStart"/>
-      <w:proofErr w:type="gramStart"/>
-      <w:r>
-        <w:rPr>
-          <w:rFonts w:ascii="Arial" w:eastAsia="Times New Roman" w:hAnsi="Arial" w:cs="Arial"/>
-          <w:color w:val="0A0A0A"/>
-          <w:shd w:val="clear" w:color="auto" w:fill="E5EDFF"/>
-        </w:rPr>
-        <w:t>Db.employee</w:t>
-      </w:r>
-      <w:proofErr w:type="gramEnd"/>
-      <w:r>
-        <w:rPr>
-          <w:rFonts w:ascii="Arial" w:eastAsia="Times New Roman" w:hAnsi="Arial" w:cs="Arial"/>
-          <w:color w:val="0A0A0A"/>
-          <w:shd w:val="clear" w:color="auto" w:fill="E5EDFF"/>
-        </w:rPr>
-        <w:t>.dropIndex</w:t>
-      </w:r>
-      <w:proofErr w:type="spellEnd"/>
-      <w:r>
-        <w:rPr>
-          <w:rFonts w:ascii="Arial" w:eastAsia="Times New Roman" w:hAnsi="Arial" w:cs="Arial"/>
-          <w:color w:val="0A0A0A"/>
-          <w:shd w:val="clear" w:color="auto" w:fill="E5EDFF"/>
-        </w:rPr>
-        <w:t>(“</w:t>
-      </w:r>
-      <w:proofErr w:type="spellStart"/>
-      <w:r>
-        <w:rPr>
-          <w:rFonts w:ascii="Arial" w:eastAsia="Times New Roman" w:hAnsi="Arial" w:cs="Arial"/>
-          <w:color w:val="0A0A0A"/>
-          <w:shd w:val="clear" w:color="auto" w:fill="E5EDFF"/>
-        </w:rPr>
-        <w:t>indexName</w:t>
-      </w:r>
-      <w:proofErr w:type="spellEnd"/>
-      <w:r>
-        <w:rPr>
-          <w:rFonts w:ascii="Arial" w:eastAsia="Times New Roman" w:hAnsi="Arial" w:cs="Arial"/>
-          <w:color w:val="0A0A0A"/>
-          <w:shd w:val="clear" w:color="auto" w:fill="E5EDFF"/>
-        </w:rPr>
-        <w:t>”)</w:t>
-      </w:r>
-    </w:p>
-    <w:p>
-      <w:pPr>
-        <w:shd w:val="clear" w:color="auto" w:fill="FFFFFF"/>
-        <w:spacing w:after="180" w:line="360" w:lineRule="atLeast"/>
-        <w:rPr>
-          <w:rFonts w:ascii="Arial" w:eastAsia="Times New Roman" w:hAnsi="Arial" w:cs="Arial"/>
-          <w:color w:val="0A0A0A"/>
-          <w:shd w:val="clear" w:color="auto" w:fill="E5EDFF"/>
-        </w:rPr>
-      </w:pPr>
-      <w:r>
-        <w:rPr>
-          <w:rFonts w:ascii="Arial" w:eastAsia="Times New Roman" w:hAnsi="Arial" w:cs="Arial"/>
-          <w:color w:val="0A0A0A"/>
-          <w:shd w:val="clear" w:color="auto" w:fill="E5EDFF"/>
-        </w:rPr>
-        <w:t>-$</w:t>
-      </w:r>
-      <w:proofErr w:type="gramStart"/>
-      <w:r>
-        <w:rPr>
-          <w:rFonts w:ascii="Arial" w:eastAsia="Times New Roman" w:hAnsi="Arial" w:cs="Arial"/>
-          <w:color w:val="0A0A0A"/>
-          <w:shd w:val="clear" w:color="auto" w:fill="E5EDFF"/>
-        </w:rPr>
-        <w:t>match</w:t>
-      </w:r>
-      <w:proofErr w:type="gramEnd"/>
-      <w:r>
-        <w:rPr>
-          <w:rFonts w:ascii="Arial" w:eastAsia="Times New Roman" w:hAnsi="Arial" w:cs="Arial"/>
-          <w:color w:val="0A0A0A"/>
-          <w:shd w:val="clear" w:color="auto" w:fill="E5EDFF"/>
-        </w:rPr>
-        <w:t xml:space="preserve"> get employees, single males using aggregation</w:t>
-      </w:r>
-    </w:p>
-    <w:p>
-      <w:pPr>
-        <w:shd w:val="clear" w:color="auto" w:fill="FFFFFF"/>
-        <w:spacing w:after="180" w:line="360" w:lineRule="atLeast"/>
-        <w:rPr>
-          <w:rFonts w:ascii="Arial" w:eastAsia="Times New Roman" w:hAnsi="Arial" w:cs="Arial"/>
-          <w:color w:val="0A0A0A"/>
-          <w:shd w:val="clear" w:color="auto" w:fill="E5EDFF"/>
-        </w:rPr>
-      </w:pPr>
-      <w:r>
-        <w:rPr>
-          <w:rFonts w:ascii="Arial" w:eastAsia="Times New Roman" w:hAnsi="Arial" w:cs="Arial"/>
-          <w:color w:val="0A0A0A"/>
-          <w:shd w:val="clear" w:color="auto" w:fill="E5EDFF"/>
-        </w:rPr>
-        <w:t xml:space="preserve">-$group, from previous example </w:t>
-      </w:r>
-      <w:proofErr w:type="gramStart"/>
-      <w:r>
-        <w:rPr>
-          <w:rFonts w:ascii="Arial" w:eastAsia="Times New Roman" w:hAnsi="Arial" w:cs="Arial"/>
-          <w:color w:val="0A0A0A"/>
-          <w:shd w:val="clear" w:color="auto" w:fill="E5EDFF"/>
-        </w:rPr>
-        <w:t>group based</w:t>
-      </w:r>
-      <w:proofErr w:type="gramEnd"/>
-      <w:r>
-        <w:rPr>
-          <w:rFonts w:ascii="Arial" w:eastAsia="Times New Roman" w:hAnsi="Arial" w:cs="Arial"/>
-          <w:color w:val="0A0A0A"/>
-          <w:shd w:val="clear" w:color="auto" w:fill="E5EDFF"/>
-        </w:rPr>
-        <w:t xml:space="preserve"> country and location as id and count of it</w:t>
-      </w:r>
-    </w:p>
-    <w:p>
-      <w:pPr>
-        <w:shd w:val="clear" w:color="auto" w:fill="FFFFFF"/>
-        <w:spacing w:after="180" w:line="360" w:lineRule="atLeast"/>
-        <w:rPr>
-          <w:rFonts w:ascii="Arial" w:eastAsia="Times New Roman" w:hAnsi="Arial" w:cs="Arial"/>
-          <w:color w:val="0A0A0A"/>
-          <w:shd w:val="clear" w:color="auto" w:fill="E5EDFF"/>
-        </w:rPr>
-      </w:pPr>
-      <w:r>
-        <w:rPr>
-          <w:rFonts w:ascii="Arial" w:eastAsia="Times New Roman" w:hAnsi="Arial" w:cs="Arial"/>
-          <w:color w:val="0A0A0A"/>
-          <w:shd w:val="clear" w:color="auto" w:fill="E5EDFF"/>
-        </w:rPr>
-        <w:t xml:space="preserve">-$sort, add </w:t>
-      </w:r>
-      <w:proofErr w:type="gramStart"/>
-      <w:r>
-        <w:rPr>
-          <w:rFonts w:ascii="Arial" w:eastAsia="Times New Roman" w:hAnsi="Arial" w:cs="Arial"/>
-          <w:color w:val="0A0A0A"/>
-          <w:shd w:val="clear" w:color="auto" w:fill="E5EDFF"/>
-        </w:rPr>
-        <w:t>sorting</w:t>
-      </w:r>
-      <w:proofErr w:type="gramEnd"/>
-      <w:r>
-        <w:rPr>
-          <w:rFonts w:ascii="Arial" w:eastAsia="Times New Roman" w:hAnsi="Arial" w:cs="Arial"/>
-          <w:color w:val="0A0A0A"/>
-          <w:shd w:val="clear" w:color="auto" w:fill="E5EDFF"/>
-        </w:rPr>
-        <w:t xml:space="preserve"> removing the count and just leaving country and state</w:t>
+        <w:t>Db.employee.dropIndex(“indexName”)</w:t>
+      </w:r>
+    </w:p>
+    <w:p>
+      <w:pPr>
+        <w:shd w:val="clear" w:color="auto" w:fill="FFFFFF"/>
+        <w:spacing w:after="180" w:line="360" w:lineRule="atLeast"/>
+        <w:rPr>
+          <w:rFonts w:ascii="Arial" w:eastAsia="Times New Roman" w:hAnsi="Arial" w:cs="Arial"/>
+          <w:color w:val="0A0A0A"/>
+          <w:shd w:val="clear" w:color="auto" w:fill="E5EDFF"/>
+        </w:rPr>
+      </w:pPr>
+      <w:r>
+        <w:rPr>
+          <w:rFonts w:ascii="Arial" w:eastAsia="Times New Roman" w:hAnsi="Arial" w:cs="Arial"/>
+          <w:color w:val="0A0A0A"/>
+          <w:shd w:val="clear" w:color="auto" w:fill="E5EDFF"/>
+        </w:rPr>
+        <w:t>-$match get employees, single males using aggregation</w:t>
+      </w:r>
+    </w:p>
+    <w:p>
+      <w:pPr>
+        <w:shd w:val="clear" w:color="auto" w:fill="FFFFFF"/>
+        <w:spacing w:after="180" w:line="360" w:lineRule="atLeast"/>
+        <w:rPr>
+          <w:rFonts w:ascii="Arial" w:eastAsia="Times New Roman" w:hAnsi="Arial" w:cs="Arial"/>
+          <w:color w:val="0A0A0A"/>
+          <w:shd w:val="clear" w:color="auto" w:fill="E5EDFF"/>
+        </w:rPr>
+      </w:pPr>
+      <w:r>
+        <w:rPr>
+          <w:rFonts w:ascii="Arial" w:eastAsia="Times New Roman" w:hAnsi="Arial" w:cs="Arial"/>
+          <w:color w:val="0A0A0A"/>
+          <w:shd w:val="clear" w:color="auto" w:fill="E5EDFF"/>
+        </w:rPr>
+        <w:t>-$group, from previous example group based country and location as id and count of it</w:t>
+      </w:r>
+    </w:p>
+    <w:p>
+      <w:pPr>
+        <w:shd w:val="clear" w:color="auto" w:fill="FFFFFF"/>
+        <w:spacing w:after="180" w:line="360" w:lineRule="atLeast"/>
+        <w:rPr>
+          <w:rFonts w:ascii="Arial" w:eastAsia="Times New Roman" w:hAnsi="Arial" w:cs="Arial"/>
+          <w:color w:val="0A0A0A"/>
+          <w:shd w:val="clear" w:color="auto" w:fill="E5EDFF"/>
+        </w:rPr>
+      </w:pPr>
+      <w:r>
+        <w:rPr>
+          <w:rFonts w:ascii="Arial" w:eastAsia="Times New Roman" w:hAnsi="Arial" w:cs="Arial"/>
+          <w:color w:val="0A0A0A"/>
+          <w:shd w:val="clear" w:color="auto" w:fill="E5EDFF"/>
+        </w:rPr>
+        <w:t>-$sort, add sorting removing the count and just leaving country and state</w:t>
       </w:r>
     </w:p>
     <w:p>
@@ -4538,51 +3398,13 @@
           <w:shd w:val="clear" w:color="auto" w:fill="E5EDFF"/>
         </w:rPr>
       </w:pPr>
-      <w:proofErr w:type="spellStart"/>
-      <w:proofErr w:type="gramStart"/>
-      <w:r>
-        <w:rPr>
-          <w:rFonts w:ascii="Arial" w:eastAsia="Times New Roman" w:hAnsi="Arial" w:cs="Arial"/>
-          <w:color w:val="0A0A0A"/>
-          <w:shd w:val="clear" w:color="auto" w:fill="E5EDFF"/>
-        </w:rPr>
-        <w:t>db.orders</w:t>
-      </w:r>
-      <w:proofErr w:type="gramEnd"/>
-      <w:r>
-        <w:rPr>
-          <w:rFonts w:ascii="Arial" w:eastAsia="Times New Roman" w:hAnsi="Arial" w:cs="Arial"/>
-          <w:color w:val="0A0A0A"/>
-          <w:shd w:val="clear" w:color="auto" w:fill="E5EDFF"/>
-        </w:rPr>
-        <w:t>.</w:t>
-      </w:r>
-      <w:proofErr w:type="gramStart"/>
-      <w:r>
-        <w:rPr>
-          <w:rFonts w:ascii="Arial" w:eastAsia="Times New Roman" w:hAnsi="Arial" w:cs="Arial"/>
-          <w:color w:val="0A0A0A"/>
-          <w:shd w:val="clear" w:color="auto" w:fill="E5EDFF"/>
-        </w:rPr>
-        <w:t>aggregate</w:t>
-      </w:r>
-      <w:proofErr w:type="spellEnd"/>
-      <w:r>
-        <w:rPr>
-          <w:rFonts w:ascii="Arial" w:eastAsia="Times New Roman" w:hAnsi="Arial" w:cs="Arial"/>
-          <w:color w:val="0A0A0A"/>
-          <w:shd w:val="clear" w:color="auto" w:fill="E5EDFF"/>
-        </w:rPr>
-        <w:t>(</w:t>
-      </w:r>
-      <w:proofErr w:type="gramEnd"/>
-      <w:r>
-        <w:rPr>
-          <w:rFonts w:ascii="Arial" w:eastAsia="Times New Roman" w:hAnsi="Arial" w:cs="Arial"/>
-          <w:color w:val="0A0A0A"/>
-          <w:shd w:val="clear" w:color="auto" w:fill="E5EDFF"/>
-        </w:rPr>
-        <w:t>[</w:t>
+      <w:r>
+        <w:rPr>
+          <w:rFonts w:ascii="Arial" w:eastAsia="Times New Roman" w:hAnsi="Arial" w:cs="Arial"/>
+          <w:color w:val="0A0A0A"/>
+          <w:shd w:val="clear" w:color="auto" w:fill="E5EDFF"/>
+        </w:rPr>
+        <w:t>db.orders.aggregate([</w:t>
       </w:r>
     </w:p>
     <w:p>
@@ -4649,18 +3471,8 @@
           <w:color w:val="0A0A0A"/>
           <w:shd w:val="clear" w:color="auto" w:fill="E5EDFF"/>
         </w:rPr>
-        <w:t xml:space="preserve">    $</w:t>
-      </w:r>
-      <w:proofErr w:type="gramStart"/>
-      <w:r>
-        <w:rPr>
-          <w:rFonts w:ascii="Arial" w:eastAsia="Times New Roman" w:hAnsi="Arial" w:cs="Arial"/>
-          <w:color w:val="0A0A0A"/>
-          <w:shd w:val="clear" w:color="auto" w:fill="E5EDFF"/>
-        </w:rPr>
-        <w:t>match: {</w:t>
-      </w:r>
-      <w:proofErr w:type="gramEnd"/>
+        <w:t xml:space="preserve">    $match: {</w:t>
+      </w:r>
     </w:p>
     <w:p>
       <w:pPr>
@@ -4794,54 +3606,26 @@
           <w:color w:val="0A0A0A"/>
           <w:shd w:val="clear" w:color="auto" w:fill="E5EDFF"/>
         </w:rPr>
-        <w:t xml:space="preserve">    $</w:t>
-      </w:r>
-      <w:proofErr w:type="gramStart"/>
-      <w:r>
-        <w:rPr>
-          <w:rFonts w:ascii="Arial" w:eastAsia="Times New Roman" w:hAnsi="Arial" w:cs="Arial"/>
-          <w:color w:val="0A0A0A"/>
-          <w:shd w:val="clear" w:color="auto" w:fill="E5EDFF"/>
-        </w:rPr>
-        <w:t>group: {</w:t>
-      </w:r>
-      <w:proofErr w:type="gramEnd"/>
-    </w:p>
-    <w:p>
-      <w:pPr>
-        <w:shd w:val="clear" w:color="auto" w:fill="FFFFFF"/>
-        <w:spacing w:after="180" w:line="360" w:lineRule="atLeast"/>
-        <w:rPr>
-          <w:rFonts w:ascii="Arial" w:eastAsia="Times New Roman" w:hAnsi="Arial" w:cs="Arial"/>
-          <w:color w:val="0A0A0A"/>
-          <w:shd w:val="clear" w:color="auto" w:fill="E5EDFF"/>
-        </w:rPr>
-      </w:pPr>
-      <w:r>
-        <w:rPr>
-          <w:rFonts w:ascii="Arial" w:eastAsia="Times New Roman" w:hAnsi="Arial" w:cs="Arial"/>
-          <w:color w:val="0A0A0A"/>
-          <w:shd w:val="clear" w:color="auto" w:fill="E5EDFF"/>
-        </w:rPr>
-        <w:t xml:space="preserve">      _id: "$</w:t>
-      </w:r>
-      <w:proofErr w:type="spellStart"/>
-      <w:r>
-        <w:rPr>
-          <w:rFonts w:ascii="Arial" w:eastAsia="Times New Roman" w:hAnsi="Arial" w:cs="Arial"/>
-          <w:color w:val="0A0A0A"/>
-          <w:shd w:val="clear" w:color="auto" w:fill="E5EDFF"/>
-        </w:rPr>
-        <w:t>customerId</w:t>
-      </w:r>
-      <w:proofErr w:type="spellEnd"/>
-      <w:r>
-        <w:rPr>
-          <w:rFonts w:ascii="Arial" w:eastAsia="Times New Roman" w:hAnsi="Arial" w:cs="Arial"/>
-          <w:color w:val="0A0A0A"/>
-          <w:shd w:val="clear" w:color="auto" w:fill="E5EDFF"/>
-        </w:rPr>
-        <w:t>",</w:t>
+        <w:t xml:space="preserve">    $group: {</w:t>
+      </w:r>
+    </w:p>
+    <w:p>
+      <w:pPr>
+        <w:shd w:val="clear" w:color="auto" w:fill="FFFFFF"/>
+        <w:spacing w:after="180" w:line="360" w:lineRule="atLeast"/>
+        <w:rPr>
+          <w:rFonts w:ascii="Arial" w:eastAsia="Times New Roman" w:hAnsi="Arial" w:cs="Arial"/>
+          <w:color w:val="0A0A0A"/>
+          <w:shd w:val="clear" w:color="auto" w:fill="E5EDFF"/>
+        </w:rPr>
+      </w:pPr>
+      <w:r>
+        <w:rPr>
+          <w:rFonts w:ascii="Arial" w:eastAsia="Times New Roman" w:hAnsi="Arial" w:cs="Arial"/>
+          <w:color w:val="0A0A0A"/>
+          <w:shd w:val="clear" w:color="auto" w:fill="E5EDFF"/>
+        </w:rPr>
+        <w:t xml:space="preserve">      _id: "$customerId",</w:t>
       </w:r>
     </w:p>
     <w:p>
@@ -4861,54 +3645,8 @@
           <w:shd w:val="clear" w:color="auto" w:fill="E5EDFF"/>
         </w:rPr>
         <w:lastRenderedPageBreak/>
-        <w:t xml:space="preserve">      </w:t>
-      </w:r>
-      <w:proofErr w:type="spellStart"/>
-      <w:r>
-        <w:rPr>
-          <w:rFonts w:ascii="Arial" w:eastAsia="Times New Roman" w:hAnsi="Arial" w:cs="Arial"/>
-          <w:color w:val="0A0A0A"/>
-          <w:shd w:val="clear" w:color="auto" w:fill="E5EDFF"/>
-        </w:rPr>
-        <w:t>totalSpent</w:t>
-      </w:r>
-      <w:proofErr w:type="spellEnd"/>
-      <w:r>
-        <w:rPr>
-          <w:rFonts w:ascii="Arial" w:eastAsia="Times New Roman" w:hAnsi="Arial" w:cs="Arial"/>
-          <w:color w:val="0A0A0A"/>
-          <w:shd w:val="clear" w:color="auto" w:fill="E5EDFF"/>
-        </w:rPr>
-        <w:t xml:space="preserve">: </w:t>
-      </w:r>
-      <w:proofErr w:type="gramStart"/>
-      <w:r>
-        <w:rPr>
-          <w:rFonts w:ascii="Arial" w:eastAsia="Times New Roman" w:hAnsi="Arial" w:cs="Arial"/>
-          <w:color w:val="0A0A0A"/>
-          <w:shd w:val="clear" w:color="auto" w:fill="E5EDFF"/>
-        </w:rPr>
-        <w:t>{ $</w:t>
-      </w:r>
-      <w:proofErr w:type="gramEnd"/>
-      <w:r>
-        <w:rPr>
-          <w:rFonts w:ascii="Arial" w:eastAsia="Times New Roman" w:hAnsi="Arial" w:cs="Arial"/>
-          <w:color w:val="0A0A0A"/>
-          <w:shd w:val="clear" w:color="auto" w:fill="E5EDFF"/>
-        </w:rPr>
-        <w:t>sum: "$amount</w:t>
-      </w:r>
-      <w:proofErr w:type="gramStart"/>
-      <w:r>
-        <w:rPr>
-          <w:rFonts w:ascii="Arial" w:eastAsia="Times New Roman" w:hAnsi="Arial" w:cs="Arial"/>
-          <w:color w:val="0A0A0A"/>
-          <w:shd w:val="clear" w:color="auto" w:fill="E5EDFF"/>
-        </w:rPr>
-        <w:t>" }</w:t>
-      </w:r>
-      <w:proofErr w:type="gramEnd"/>
+        <w:t xml:space="preserve">      totalSpent: { $sum: "$amount" }</w:t>
+      </w:r>
     </w:p>
     <w:p>
       <w:pPr>
@@ -5023,54 +3761,26 @@
           <w:color w:val="0A0A0A"/>
           <w:shd w:val="clear" w:color="auto" w:fill="E5EDFF"/>
         </w:rPr>
-        <w:t xml:space="preserve">    $</w:t>
-      </w:r>
-      <w:proofErr w:type="gramStart"/>
-      <w:r>
-        <w:rPr>
-          <w:rFonts w:ascii="Arial" w:eastAsia="Times New Roman" w:hAnsi="Arial" w:cs="Arial"/>
-          <w:color w:val="0A0A0A"/>
-          <w:shd w:val="clear" w:color="auto" w:fill="E5EDFF"/>
-        </w:rPr>
-        <w:t>sort: {</w:t>
-      </w:r>
-      <w:proofErr w:type="gramEnd"/>
-    </w:p>
-    <w:p>
-      <w:pPr>
-        <w:shd w:val="clear" w:color="auto" w:fill="FFFFFF"/>
-        <w:spacing w:after="180" w:line="360" w:lineRule="atLeast"/>
-        <w:rPr>
-          <w:rFonts w:ascii="Arial" w:eastAsia="Times New Roman" w:hAnsi="Arial" w:cs="Arial"/>
-          <w:color w:val="0A0A0A"/>
-          <w:shd w:val="clear" w:color="auto" w:fill="E5EDFF"/>
-        </w:rPr>
-      </w:pPr>
-      <w:r>
-        <w:rPr>
-          <w:rFonts w:ascii="Arial" w:eastAsia="Times New Roman" w:hAnsi="Arial" w:cs="Arial"/>
-          <w:color w:val="0A0A0A"/>
-          <w:shd w:val="clear" w:color="auto" w:fill="E5EDFF"/>
-        </w:rPr>
-        <w:t xml:space="preserve">      </w:t>
-      </w:r>
-      <w:proofErr w:type="spellStart"/>
-      <w:r>
-        <w:rPr>
-          <w:rFonts w:ascii="Arial" w:eastAsia="Times New Roman" w:hAnsi="Arial" w:cs="Arial"/>
-          <w:color w:val="0A0A0A"/>
-          <w:shd w:val="clear" w:color="auto" w:fill="E5EDFF"/>
-        </w:rPr>
-        <w:t>totalSpent</w:t>
-      </w:r>
-      <w:proofErr w:type="spellEnd"/>
-      <w:r>
-        <w:rPr>
-          <w:rFonts w:ascii="Arial" w:eastAsia="Times New Roman" w:hAnsi="Arial" w:cs="Arial"/>
-          <w:color w:val="0A0A0A"/>
-          <w:shd w:val="clear" w:color="auto" w:fill="E5EDFF"/>
-        </w:rPr>
-        <w:t>: -1</w:t>
+        <w:t xml:space="preserve">    $sort: {</w:t>
+      </w:r>
+    </w:p>
+    <w:p>
+      <w:pPr>
+        <w:shd w:val="clear" w:color="auto" w:fill="FFFFFF"/>
+        <w:spacing w:after="180" w:line="360" w:lineRule="atLeast"/>
+        <w:rPr>
+          <w:rFonts w:ascii="Arial" w:eastAsia="Times New Roman" w:hAnsi="Arial" w:cs="Arial"/>
+          <w:color w:val="0A0A0A"/>
+          <w:shd w:val="clear" w:color="auto" w:fill="E5EDFF"/>
+        </w:rPr>
+      </w:pPr>
+      <w:r>
+        <w:rPr>
+          <w:rFonts w:ascii="Arial" w:eastAsia="Times New Roman" w:hAnsi="Arial" w:cs="Arial"/>
+          <w:color w:val="0A0A0A"/>
+          <w:shd w:val="clear" w:color="auto" w:fill="E5EDFF"/>
+        </w:rPr>
+        <w:t xml:space="preserve">      totalSpent: -1</w:t>
       </w:r>
     </w:p>
     <w:p>
@@ -5186,54 +3896,26 @@
           <w:color w:val="0A0A0A"/>
           <w:shd w:val="clear" w:color="auto" w:fill="E5EDFF"/>
         </w:rPr>
-        <w:t xml:space="preserve">    $</w:t>
-      </w:r>
-      <w:proofErr w:type="gramStart"/>
-      <w:r>
-        <w:rPr>
-          <w:rFonts w:ascii="Arial" w:eastAsia="Times New Roman" w:hAnsi="Arial" w:cs="Arial"/>
-          <w:color w:val="0A0A0A"/>
-          <w:shd w:val="clear" w:color="auto" w:fill="E5EDFF"/>
-        </w:rPr>
-        <w:t>lookup: {</w:t>
-      </w:r>
-      <w:proofErr w:type="gramEnd"/>
-    </w:p>
-    <w:p>
-      <w:pPr>
-        <w:shd w:val="clear" w:color="auto" w:fill="FFFFFF"/>
-        <w:spacing w:after="180" w:line="360" w:lineRule="atLeast"/>
-        <w:rPr>
-          <w:rFonts w:ascii="Arial" w:eastAsia="Times New Roman" w:hAnsi="Arial" w:cs="Arial"/>
-          <w:color w:val="0A0A0A"/>
-          <w:shd w:val="clear" w:color="auto" w:fill="E5EDFF"/>
-        </w:rPr>
-      </w:pPr>
-      <w:r>
-        <w:rPr>
-          <w:rFonts w:ascii="Arial" w:eastAsia="Times New Roman" w:hAnsi="Arial" w:cs="Arial"/>
-          <w:color w:val="0A0A0A"/>
-          <w:shd w:val="clear" w:color="auto" w:fill="E5EDFF"/>
-        </w:rPr>
-        <w:t xml:space="preserve">      from: "customers</w:t>
-      </w:r>
-      <w:proofErr w:type="gramStart"/>
-      <w:r>
-        <w:rPr>
-          <w:rFonts w:ascii="Arial" w:eastAsia="Times New Roman" w:hAnsi="Arial" w:cs="Arial"/>
-          <w:color w:val="0A0A0A"/>
-          <w:shd w:val="clear" w:color="auto" w:fill="E5EDFF"/>
-        </w:rPr>
-        <w:t xml:space="preserve">",   </w:t>
-      </w:r>
-      <w:proofErr w:type="gramEnd"/>
-      <w:r>
-        <w:rPr>
-          <w:rFonts w:ascii="Arial" w:eastAsia="Times New Roman" w:hAnsi="Arial" w:cs="Arial"/>
-          <w:color w:val="0A0A0A"/>
-          <w:shd w:val="clear" w:color="auto" w:fill="E5EDFF"/>
-        </w:rPr>
-        <w:t xml:space="preserve">      </w:t>
+        <w:t xml:space="preserve">    $lookup: {</w:t>
+      </w:r>
+    </w:p>
+    <w:p>
+      <w:pPr>
+        <w:shd w:val="clear" w:color="auto" w:fill="FFFFFF"/>
+        <w:spacing w:after="180" w:line="360" w:lineRule="atLeast"/>
+        <w:rPr>
+          <w:rFonts w:ascii="Arial" w:eastAsia="Times New Roman" w:hAnsi="Arial" w:cs="Arial"/>
+          <w:color w:val="0A0A0A"/>
+          <w:shd w:val="clear" w:color="auto" w:fill="E5EDFF"/>
+        </w:rPr>
+      </w:pPr>
+      <w:r>
+        <w:rPr>
+          <w:rFonts w:ascii="Arial" w:eastAsia="Times New Roman" w:hAnsi="Arial" w:cs="Arial"/>
+          <w:color w:val="0A0A0A"/>
+          <w:shd w:val="clear" w:color="auto" w:fill="E5EDFF"/>
+        </w:rPr>
+        <w:t xml:space="preserve">      from: "customers",         </w:t>
       </w:r>
       <w:r>
         <w:rPr>
@@ -5262,43 +3944,7 @@
           <w:color w:val="0A0A0A"/>
           <w:shd w:val="clear" w:color="auto" w:fill="E5EDFF"/>
         </w:rPr>
-        <w:t xml:space="preserve">      </w:t>
-      </w:r>
-      <w:proofErr w:type="spellStart"/>
-      <w:r>
-        <w:rPr>
-          <w:rFonts w:ascii="Arial" w:eastAsia="Times New Roman" w:hAnsi="Arial" w:cs="Arial"/>
-          <w:color w:val="0A0A0A"/>
-          <w:shd w:val="clear" w:color="auto" w:fill="E5EDFF"/>
-        </w:rPr>
-        <w:t>localField</w:t>
-      </w:r>
-      <w:proofErr w:type="spellEnd"/>
-      <w:r>
-        <w:rPr>
-          <w:rFonts w:ascii="Arial" w:eastAsia="Times New Roman" w:hAnsi="Arial" w:cs="Arial"/>
-          <w:color w:val="0A0A0A"/>
-          <w:shd w:val="clear" w:color="auto" w:fill="E5EDFF"/>
-        </w:rPr>
-        <w:t>: "_id</w:t>
-      </w:r>
-      <w:proofErr w:type="gramStart"/>
-      <w:r>
-        <w:rPr>
-          <w:rFonts w:ascii="Arial" w:eastAsia="Times New Roman" w:hAnsi="Arial" w:cs="Arial"/>
-          <w:color w:val="0A0A0A"/>
-          <w:shd w:val="clear" w:color="auto" w:fill="E5EDFF"/>
-        </w:rPr>
-        <w:t xml:space="preserve">",   </w:t>
-      </w:r>
-      <w:proofErr w:type="gramEnd"/>
-      <w:r>
-        <w:rPr>
-          <w:rFonts w:ascii="Arial" w:eastAsia="Times New Roman" w:hAnsi="Arial" w:cs="Arial"/>
-          <w:color w:val="0A0A0A"/>
-          <w:shd w:val="clear" w:color="auto" w:fill="E5EDFF"/>
-        </w:rPr>
-        <w:t xml:space="preserve">      </w:t>
+        <w:t xml:space="preserve">      localField: "_id",         </w:t>
       </w:r>
       <w:r>
         <w:rPr>
@@ -5308,9 +3954,27 @@
           <w:color w:val="0A0A0A"/>
           <w:shd w:val="clear" w:color="auto" w:fill="E5EDFF"/>
         </w:rPr>
-        <w:t xml:space="preserve">// Field from the input documents (from $group output, which is </w:t>
-      </w:r>
-      <w:proofErr w:type="spellStart"/>
+        <w:t>// Field from the input documents (from $group output, which is customerId)</w:t>
+      </w:r>
+    </w:p>
+    <w:p>
+      <w:pPr>
+        <w:shd w:val="clear" w:color="auto" w:fill="FFFFFF"/>
+        <w:spacing w:after="180" w:line="360" w:lineRule="atLeast"/>
+        <w:rPr>
+          <w:rFonts w:ascii="Arial" w:eastAsia="Times New Roman" w:hAnsi="Arial" w:cs="Arial"/>
+          <w:color w:val="0A0A0A"/>
+          <w:shd w:val="clear" w:color="auto" w:fill="E5EDFF"/>
+        </w:rPr>
+      </w:pPr>
+      <w:r>
+        <w:rPr>
+          <w:rFonts w:ascii="Arial" w:eastAsia="Times New Roman" w:hAnsi="Arial" w:cs="Arial"/>
+          <w:color w:val="0A0A0A"/>
+          <w:shd w:val="clear" w:color="auto" w:fill="E5EDFF"/>
+        </w:rPr>
+        <w:t xml:space="preserve">      foreignField: "_id",       </w:t>
+      </w:r>
       <w:r>
         <w:rPr>
           <w:rFonts w:ascii="Arial" w:eastAsia="Times New Roman" w:hAnsi="Arial" w:cs="Arial"/>
@@ -5319,9 +3983,27 @@
           <w:color w:val="0A0A0A"/>
           <w:shd w:val="clear" w:color="auto" w:fill="E5EDFF"/>
         </w:rPr>
-        <w:t>customerId</w:t>
-      </w:r>
-      <w:proofErr w:type="spellEnd"/>
+        <w:t>// Field from the "customers" collection</w:t>
+      </w:r>
+    </w:p>
+    <w:p>
+      <w:pPr>
+        <w:shd w:val="clear" w:color="auto" w:fill="FFFFFF"/>
+        <w:spacing w:after="180" w:line="360" w:lineRule="atLeast"/>
+        <w:rPr>
+          <w:rFonts w:ascii="Arial" w:eastAsia="Times New Roman" w:hAnsi="Arial" w:cs="Arial"/>
+          <w:color w:val="0A0A0A"/>
+          <w:shd w:val="clear" w:color="auto" w:fill="E5EDFF"/>
+        </w:rPr>
+      </w:pPr>
+      <w:r>
+        <w:rPr>
+          <w:rFonts w:ascii="Arial" w:eastAsia="Times New Roman" w:hAnsi="Arial" w:cs="Arial"/>
+          <w:color w:val="0A0A0A"/>
+          <w:shd w:val="clear" w:color="auto" w:fill="E5EDFF"/>
+        </w:rPr>
+        <w:t xml:space="preserve">      as: "customerDetails"      </w:t>
+      </w:r>
       <w:r>
         <w:rPr>
           <w:rFonts w:ascii="Arial" w:eastAsia="Times New Roman" w:hAnsi="Arial" w:cs="Arial"/>
@@ -5330,62 +4012,75 @@
           <w:color w:val="0A0A0A"/>
           <w:shd w:val="clear" w:color="auto" w:fill="E5EDFF"/>
         </w:rPr>
-        <w:t>)</w:t>
-      </w:r>
-    </w:p>
-    <w:p>
-      <w:pPr>
-        <w:shd w:val="clear" w:color="auto" w:fill="FFFFFF"/>
-        <w:spacing w:after="180" w:line="360" w:lineRule="atLeast"/>
-        <w:rPr>
-          <w:rFonts w:ascii="Arial" w:eastAsia="Times New Roman" w:hAnsi="Arial" w:cs="Arial"/>
-          <w:color w:val="0A0A0A"/>
-          <w:shd w:val="clear" w:color="auto" w:fill="E5EDFF"/>
-        </w:rPr>
-      </w:pPr>
-      <w:r>
-        <w:rPr>
-          <w:rFonts w:ascii="Arial" w:eastAsia="Times New Roman" w:hAnsi="Arial" w:cs="Arial"/>
-          <w:color w:val="0A0A0A"/>
-          <w:shd w:val="clear" w:color="auto" w:fill="E5EDFF"/>
-        </w:rPr>
-        <w:t xml:space="preserve">      </w:t>
-      </w:r>
-      <w:proofErr w:type="spellStart"/>
-      <w:r>
-        <w:rPr>
-          <w:rFonts w:ascii="Arial" w:eastAsia="Times New Roman" w:hAnsi="Arial" w:cs="Arial"/>
-          <w:color w:val="0A0A0A"/>
-          <w:shd w:val="clear" w:color="auto" w:fill="E5EDFF"/>
-        </w:rPr>
-        <w:t>foreignField</w:t>
-      </w:r>
-      <w:proofErr w:type="spellEnd"/>
-      <w:r>
-        <w:rPr>
-          <w:rFonts w:ascii="Arial" w:eastAsia="Times New Roman" w:hAnsi="Arial" w:cs="Arial"/>
-          <w:color w:val="0A0A0A"/>
-          <w:shd w:val="clear" w:color="auto" w:fill="E5EDFF"/>
-        </w:rPr>
-        <w:t>: "_id</w:t>
-      </w:r>
-      <w:proofErr w:type="gramStart"/>
-      <w:r>
-        <w:rPr>
-          <w:rFonts w:ascii="Arial" w:eastAsia="Times New Roman" w:hAnsi="Arial" w:cs="Arial"/>
-          <w:color w:val="0A0A0A"/>
-          <w:shd w:val="clear" w:color="auto" w:fill="E5EDFF"/>
-        </w:rPr>
-        <w:t xml:space="preserve">",   </w:t>
-      </w:r>
-      <w:proofErr w:type="gramEnd"/>
-      <w:r>
-        <w:rPr>
-          <w:rFonts w:ascii="Arial" w:eastAsia="Times New Roman" w:hAnsi="Arial" w:cs="Arial"/>
-          <w:color w:val="0A0A0A"/>
-          <w:shd w:val="clear" w:color="auto" w:fill="E5EDFF"/>
-        </w:rPr>
-        <w:t xml:space="preserve">    </w:t>
+        <w:t>// Output array field name to add to the input documents</w:t>
+      </w:r>
+    </w:p>
+    <w:p>
+      <w:pPr>
+        <w:shd w:val="clear" w:color="auto" w:fill="FFFFFF"/>
+        <w:spacing w:after="180" w:line="360" w:lineRule="atLeast"/>
+        <w:rPr>
+          <w:rFonts w:ascii="Arial" w:eastAsia="Times New Roman" w:hAnsi="Arial" w:cs="Arial"/>
+          <w:color w:val="0A0A0A"/>
+          <w:shd w:val="clear" w:color="auto" w:fill="E5EDFF"/>
+        </w:rPr>
+      </w:pPr>
+      <w:r>
+        <w:rPr>
+          <w:rFonts w:ascii="Arial" w:eastAsia="Times New Roman" w:hAnsi="Arial" w:cs="Arial"/>
+          <w:color w:val="0A0A0A"/>
+          <w:shd w:val="clear" w:color="auto" w:fill="E5EDFF"/>
+        </w:rPr>
+        <w:t xml:space="preserve">    }</w:t>
+      </w:r>
+    </w:p>
+    <w:p>
+      <w:pPr>
+        <w:shd w:val="clear" w:color="auto" w:fill="FFFFFF"/>
+        <w:spacing w:after="180" w:line="360" w:lineRule="atLeast"/>
+        <w:rPr>
+          <w:rFonts w:ascii="Arial" w:eastAsia="Times New Roman" w:hAnsi="Arial" w:cs="Arial"/>
+          <w:color w:val="0A0A0A"/>
+          <w:shd w:val="clear" w:color="auto" w:fill="E5EDFF"/>
+        </w:rPr>
+      </w:pPr>
+      <w:r>
+        <w:rPr>
+          <w:rFonts w:ascii="Arial" w:eastAsia="Times New Roman" w:hAnsi="Arial" w:cs="Arial"/>
+          <w:color w:val="0A0A0A"/>
+          <w:shd w:val="clear" w:color="auto" w:fill="E5EDFF"/>
+        </w:rPr>
+        <w:t xml:space="preserve">  },</w:t>
+      </w:r>
+    </w:p>
+    <w:p>
+      <w:pPr>
+        <w:shd w:val="clear" w:color="auto" w:fill="FFFFFF"/>
+        <w:spacing w:after="180" w:line="360" w:lineRule="atLeast"/>
+        <w:rPr>
+          <w:rFonts w:ascii="Arial" w:eastAsia="Times New Roman" w:hAnsi="Arial" w:cs="Arial"/>
+          <w:color w:val="0A0A0A"/>
+          <w:shd w:val="clear" w:color="auto" w:fill="E5EDFF"/>
+        </w:rPr>
+      </w:pPr>
+    </w:p>
+    <w:p>
+      <w:pPr>
+        <w:shd w:val="clear" w:color="auto" w:fill="FFFFFF"/>
+        <w:spacing w:after="180" w:line="360" w:lineRule="atLeast"/>
+        <w:rPr>
+          <w:rFonts w:ascii="Arial" w:eastAsia="Times New Roman" w:hAnsi="Arial" w:cs="Arial"/>
+          <w:color w:val="0A0A0A"/>
+          <w:shd w:val="clear" w:color="auto" w:fill="E5EDFF"/>
+        </w:rPr>
+      </w:pPr>
+      <w:r>
+        <w:rPr>
+          <w:rFonts w:ascii="Arial" w:eastAsia="Times New Roman" w:hAnsi="Arial" w:cs="Arial"/>
+          <w:color w:val="0A0A0A"/>
+          <w:shd w:val="clear" w:color="auto" w:fill="E5EDFF"/>
+        </w:rPr>
+        <w:t xml:space="preserve">  </w:t>
       </w:r>
       <w:r>
         <w:rPr>
@@ -5395,44 +4090,65 @@
           <w:color w:val="0A0A0A"/>
           <w:shd w:val="clear" w:color="auto" w:fill="E5EDFF"/>
         </w:rPr>
-        <w:t>// Field from the "customers" collection</w:t>
-      </w:r>
-    </w:p>
-    <w:p>
-      <w:pPr>
-        <w:shd w:val="clear" w:color="auto" w:fill="FFFFFF"/>
-        <w:spacing w:after="180" w:line="360" w:lineRule="atLeast"/>
-        <w:rPr>
-          <w:rFonts w:ascii="Arial" w:eastAsia="Times New Roman" w:hAnsi="Arial" w:cs="Arial"/>
-          <w:color w:val="0A0A0A"/>
-          <w:shd w:val="clear" w:color="auto" w:fill="E5EDFF"/>
-        </w:rPr>
-      </w:pPr>
-      <w:r>
-        <w:rPr>
-          <w:rFonts w:ascii="Arial" w:eastAsia="Times New Roman" w:hAnsi="Arial" w:cs="Arial"/>
-          <w:color w:val="0A0A0A"/>
-          <w:shd w:val="clear" w:color="auto" w:fill="E5EDFF"/>
-        </w:rPr>
-        <w:t xml:space="preserve">      as: "</w:t>
-      </w:r>
-      <w:proofErr w:type="spellStart"/>
-      <w:r>
-        <w:rPr>
-          <w:rFonts w:ascii="Arial" w:eastAsia="Times New Roman" w:hAnsi="Arial" w:cs="Arial"/>
-          <w:color w:val="0A0A0A"/>
-          <w:shd w:val="clear" w:color="auto" w:fill="E5EDFF"/>
-        </w:rPr>
-        <w:t>customerDetails</w:t>
-      </w:r>
-      <w:proofErr w:type="spellEnd"/>
-      <w:r>
-        <w:rPr>
-          <w:rFonts w:ascii="Arial" w:eastAsia="Times New Roman" w:hAnsi="Arial" w:cs="Arial"/>
-          <w:color w:val="0A0A0A"/>
-          <w:shd w:val="clear" w:color="auto" w:fill="E5EDFF"/>
-        </w:rPr>
-        <w:t xml:space="preserve">"      </w:t>
+        <w:t>// Stage 5: $project - Reshape the output documents</w:t>
+      </w:r>
+    </w:p>
+    <w:p>
+      <w:pPr>
+        <w:shd w:val="clear" w:color="auto" w:fill="FFFFFF"/>
+        <w:spacing w:after="180" w:line="360" w:lineRule="atLeast"/>
+        <w:rPr>
+          <w:rFonts w:ascii="Arial" w:eastAsia="Times New Roman" w:hAnsi="Arial" w:cs="Arial"/>
+          <w:color w:val="0A0A0A"/>
+          <w:shd w:val="clear" w:color="auto" w:fill="E5EDFF"/>
+        </w:rPr>
+      </w:pPr>
+      <w:r>
+        <w:rPr>
+          <w:rFonts w:ascii="Arial" w:eastAsia="Times New Roman" w:hAnsi="Arial" w:cs="Arial"/>
+          <w:color w:val="0A0A0A"/>
+          <w:shd w:val="clear" w:color="auto" w:fill="E5EDFF"/>
+        </w:rPr>
+        <w:t xml:space="preserve">  {</w:t>
+      </w:r>
+    </w:p>
+    <w:p>
+      <w:pPr>
+        <w:shd w:val="clear" w:color="auto" w:fill="FFFFFF"/>
+        <w:spacing w:after="180" w:line="360" w:lineRule="atLeast"/>
+        <w:rPr>
+          <w:rFonts w:ascii="Arial" w:eastAsia="Times New Roman" w:hAnsi="Arial" w:cs="Arial"/>
+          <w:color w:val="0A0A0A"/>
+          <w:shd w:val="clear" w:color="auto" w:fill="E5EDFF"/>
+        </w:rPr>
+      </w:pPr>
+      <w:r>
+        <w:rPr>
+          <w:rFonts w:ascii="Arial" w:eastAsia="Times New Roman" w:hAnsi="Arial" w:cs="Arial"/>
+          <w:color w:val="0A0A0A"/>
+          <w:shd w:val="clear" w:color="auto" w:fill="E5EDFF"/>
+        </w:rPr>
+        <w:lastRenderedPageBreak/>
+        <w:t xml:space="preserve">    $project: {</w:t>
+      </w:r>
+    </w:p>
+    <w:p>
+      <w:pPr>
+        <w:shd w:val="clear" w:color="auto" w:fill="FFFFFF"/>
+        <w:spacing w:after="180" w:line="360" w:lineRule="atLeast"/>
+        <w:rPr>
+          <w:rFonts w:ascii="Arial" w:eastAsia="Times New Roman" w:hAnsi="Arial" w:cs="Arial"/>
+          <w:color w:val="0A0A0A"/>
+          <w:shd w:val="clear" w:color="auto" w:fill="E5EDFF"/>
+        </w:rPr>
+      </w:pPr>
+      <w:r>
+        <w:rPr>
+          <w:rFonts w:ascii="Arial" w:eastAsia="Times New Roman" w:hAnsi="Arial" w:cs="Arial"/>
+          <w:color w:val="0A0A0A"/>
+          <w:shd w:val="clear" w:color="auto" w:fill="E5EDFF"/>
+        </w:rPr>
+        <w:t xml:space="preserve">      _id: 0,                    </w:t>
       </w:r>
       <w:r>
         <w:rPr>
@@ -5442,75 +4158,26 @@
           <w:color w:val="0A0A0A"/>
           <w:shd w:val="clear" w:color="auto" w:fill="E5EDFF"/>
         </w:rPr>
-        <w:t>// Output array field name to add to the input documents</w:t>
-      </w:r>
-    </w:p>
-    <w:p>
-      <w:pPr>
-        <w:shd w:val="clear" w:color="auto" w:fill="FFFFFF"/>
-        <w:spacing w:after="180" w:line="360" w:lineRule="atLeast"/>
-        <w:rPr>
-          <w:rFonts w:ascii="Arial" w:eastAsia="Times New Roman" w:hAnsi="Arial" w:cs="Arial"/>
-          <w:color w:val="0A0A0A"/>
-          <w:shd w:val="clear" w:color="auto" w:fill="E5EDFF"/>
-        </w:rPr>
-      </w:pPr>
-      <w:r>
-        <w:rPr>
-          <w:rFonts w:ascii="Arial" w:eastAsia="Times New Roman" w:hAnsi="Arial" w:cs="Arial"/>
-          <w:color w:val="0A0A0A"/>
-          <w:shd w:val="clear" w:color="auto" w:fill="E5EDFF"/>
-        </w:rPr>
-        <w:t xml:space="preserve">    }</w:t>
-      </w:r>
-    </w:p>
-    <w:p>
-      <w:pPr>
-        <w:shd w:val="clear" w:color="auto" w:fill="FFFFFF"/>
-        <w:spacing w:after="180" w:line="360" w:lineRule="atLeast"/>
-        <w:rPr>
-          <w:rFonts w:ascii="Arial" w:eastAsia="Times New Roman" w:hAnsi="Arial" w:cs="Arial"/>
-          <w:color w:val="0A0A0A"/>
-          <w:shd w:val="clear" w:color="auto" w:fill="E5EDFF"/>
-        </w:rPr>
-      </w:pPr>
-      <w:r>
-        <w:rPr>
-          <w:rFonts w:ascii="Arial" w:eastAsia="Times New Roman" w:hAnsi="Arial" w:cs="Arial"/>
-          <w:color w:val="0A0A0A"/>
-          <w:shd w:val="clear" w:color="auto" w:fill="E5EDFF"/>
-        </w:rPr>
-        <w:t xml:space="preserve">  },</w:t>
-      </w:r>
-    </w:p>
-    <w:p>
-      <w:pPr>
-        <w:shd w:val="clear" w:color="auto" w:fill="FFFFFF"/>
-        <w:spacing w:after="180" w:line="360" w:lineRule="atLeast"/>
-        <w:rPr>
-          <w:rFonts w:ascii="Arial" w:eastAsia="Times New Roman" w:hAnsi="Arial" w:cs="Arial"/>
-          <w:color w:val="0A0A0A"/>
-          <w:shd w:val="clear" w:color="auto" w:fill="E5EDFF"/>
-        </w:rPr>
-      </w:pPr>
-    </w:p>
-    <w:p>
-      <w:pPr>
-        <w:shd w:val="clear" w:color="auto" w:fill="FFFFFF"/>
-        <w:spacing w:after="180" w:line="360" w:lineRule="atLeast"/>
-        <w:rPr>
-          <w:rFonts w:ascii="Arial" w:eastAsia="Times New Roman" w:hAnsi="Arial" w:cs="Arial"/>
-          <w:color w:val="0A0A0A"/>
-          <w:shd w:val="clear" w:color="auto" w:fill="E5EDFF"/>
-        </w:rPr>
-      </w:pPr>
-      <w:r>
-        <w:rPr>
-          <w:rFonts w:ascii="Arial" w:eastAsia="Times New Roman" w:hAnsi="Arial" w:cs="Arial"/>
-          <w:color w:val="0A0A0A"/>
-          <w:shd w:val="clear" w:color="auto" w:fill="E5EDFF"/>
-        </w:rPr>
-        <w:t xml:space="preserve">  </w:t>
+        <w:t>// Exclude the default _id field</w:t>
+      </w:r>
+    </w:p>
+    <w:p>
+      <w:pPr>
+        <w:shd w:val="clear" w:color="auto" w:fill="FFFFFF"/>
+        <w:spacing w:after="180" w:line="360" w:lineRule="atLeast"/>
+        <w:rPr>
+          <w:rFonts w:ascii="Arial" w:eastAsia="Times New Roman" w:hAnsi="Arial" w:cs="Arial"/>
+          <w:color w:val="0A0A0A"/>
+          <w:shd w:val="clear" w:color="auto" w:fill="E5EDFF"/>
+        </w:rPr>
+      </w:pPr>
+      <w:r>
+        <w:rPr>
+          <w:rFonts w:ascii="Arial" w:eastAsia="Times New Roman" w:hAnsi="Arial" w:cs="Arial"/>
+          <w:color w:val="0A0A0A"/>
+          <w:shd w:val="clear" w:color="auto" w:fill="E5EDFF"/>
+        </w:rPr>
+        <w:t xml:space="preserve">      customerName: { $arrayElemAt: ["$customerDetails.name", 0] }, </w:t>
       </w:r>
       <w:r>
         <w:rPr>
@@ -5520,83 +4187,26 @@
           <w:color w:val="0A0A0A"/>
           <w:shd w:val="clear" w:color="auto" w:fill="E5EDFF"/>
         </w:rPr>
-        <w:t>// Stage 5: $project - Reshape the output documents</w:t>
-      </w:r>
-    </w:p>
-    <w:p>
-      <w:pPr>
-        <w:shd w:val="clear" w:color="auto" w:fill="FFFFFF"/>
-        <w:spacing w:after="180" w:line="360" w:lineRule="atLeast"/>
-        <w:rPr>
-          <w:rFonts w:ascii="Arial" w:eastAsia="Times New Roman" w:hAnsi="Arial" w:cs="Arial"/>
-          <w:color w:val="0A0A0A"/>
-          <w:shd w:val="clear" w:color="auto" w:fill="E5EDFF"/>
-        </w:rPr>
-      </w:pPr>
-      <w:r>
-        <w:rPr>
-          <w:rFonts w:ascii="Arial" w:eastAsia="Times New Roman" w:hAnsi="Arial" w:cs="Arial"/>
-          <w:color w:val="0A0A0A"/>
-          <w:shd w:val="clear" w:color="auto" w:fill="E5EDFF"/>
-        </w:rPr>
-        <w:t xml:space="preserve">  {</w:t>
-      </w:r>
-    </w:p>
-    <w:p>
-      <w:pPr>
-        <w:shd w:val="clear" w:color="auto" w:fill="FFFFFF"/>
-        <w:spacing w:after="180" w:line="360" w:lineRule="atLeast"/>
-        <w:rPr>
-          <w:rFonts w:ascii="Arial" w:eastAsia="Times New Roman" w:hAnsi="Arial" w:cs="Arial"/>
-          <w:color w:val="0A0A0A"/>
-          <w:shd w:val="clear" w:color="auto" w:fill="E5EDFF"/>
-        </w:rPr>
-      </w:pPr>
-      <w:r>
-        <w:rPr>
-          <w:rFonts w:ascii="Arial" w:eastAsia="Times New Roman" w:hAnsi="Arial" w:cs="Arial"/>
-          <w:color w:val="0A0A0A"/>
-          <w:shd w:val="clear" w:color="auto" w:fill="E5EDFF"/>
-        </w:rPr>
-        <w:lastRenderedPageBreak/>
-        <w:t xml:space="preserve">    $project: {</w:t>
-      </w:r>
-    </w:p>
-    <w:p>
-      <w:pPr>
-        <w:shd w:val="clear" w:color="auto" w:fill="FFFFFF"/>
-        <w:spacing w:after="180" w:line="360" w:lineRule="atLeast"/>
-        <w:rPr>
-          <w:rFonts w:ascii="Arial" w:eastAsia="Times New Roman" w:hAnsi="Arial" w:cs="Arial"/>
-          <w:color w:val="0A0A0A"/>
-          <w:shd w:val="clear" w:color="auto" w:fill="E5EDFF"/>
-        </w:rPr>
-      </w:pPr>
-      <w:r>
-        <w:rPr>
-          <w:rFonts w:ascii="Arial" w:eastAsia="Times New Roman" w:hAnsi="Arial" w:cs="Arial"/>
-          <w:color w:val="0A0A0A"/>
-          <w:shd w:val="clear" w:color="auto" w:fill="E5EDFF"/>
-        </w:rPr>
-        <w:t xml:space="preserve">      _id: </w:t>
-      </w:r>
-      <w:proofErr w:type="gramStart"/>
-      <w:r>
-        <w:rPr>
-          <w:rFonts w:ascii="Arial" w:eastAsia="Times New Roman" w:hAnsi="Arial" w:cs="Arial"/>
-          <w:color w:val="0A0A0A"/>
-          <w:shd w:val="clear" w:color="auto" w:fill="E5EDFF"/>
-        </w:rPr>
-        <w:t xml:space="preserve">0,   </w:t>
-      </w:r>
-      <w:proofErr w:type="gramEnd"/>
-      <w:r>
-        <w:rPr>
-          <w:rFonts w:ascii="Arial" w:eastAsia="Times New Roman" w:hAnsi="Arial" w:cs="Arial"/>
-          <w:color w:val="0A0A0A"/>
-          <w:shd w:val="clear" w:color="auto" w:fill="E5EDFF"/>
-        </w:rPr>
-        <w:t xml:space="preserve">                 </w:t>
+        <w:t>// Get the first name from the customerDetails array</w:t>
+      </w:r>
+    </w:p>
+    <w:p>
+      <w:pPr>
+        <w:shd w:val="clear" w:color="auto" w:fill="FFFFFF"/>
+        <w:spacing w:after="180" w:line="360" w:lineRule="atLeast"/>
+        <w:rPr>
+          <w:rFonts w:ascii="Arial" w:eastAsia="Times New Roman" w:hAnsi="Arial" w:cs="Arial"/>
+          <w:color w:val="0A0A0A"/>
+          <w:shd w:val="clear" w:color="auto" w:fill="E5EDFF"/>
+        </w:rPr>
+      </w:pPr>
+      <w:r>
+        <w:rPr>
+          <w:rFonts w:ascii="Arial" w:eastAsia="Times New Roman" w:hAnsi="Arial" w:cs="Arial"/>
+          <w:color w:val="0A0A0A"/>
+          <w:shd w:val="clear" w:color="auto" w:fill="E5EDFF"/>
+        </w:rPr>
+        <w:t xml:space="preserve">      totalSpent: 1              </w:t>
       </w:r>
       <w:r>
         <w:rPr>
@@ -5606,193 +4216,7 @@
           <w:color w:val="0A0A0A"/>
           <w:shd w:val="clear" w:color="auto" w:fill="E5EDFF"/>
         </w:rPr>
-        <w:t>// Exclude the default _id field</w:t>
-      </w:r>
-    </w:p>
-    <w:p>
-      <w:pPr>
-        <w:shd w:val="clear" w:color="auto" w:fill="FFFFFF"/>
-        <w:spacing w:after="180" w:line="360" w:lineRule="atLeast"/>
-        <w:rPr>
-          <w:rFonts w:ascii="Arial" w:eastAsia="Times New Roman" w:hAnsi="Arial" w:cs="Arial"/>
-          <w:color w:val="0A0A0A"/>
-          <w:shd w:val="clear" w:color="auto" w:fill="E5EDFF"/>
-        </w:rPr>
-      </w:pPr>
-      <w:r>
-        <w:rPr>
-          <w:rFonts w:ascii="Arial" w:eastAsia="Times New Roman" w:hAnsi="Arial" w:cs="Arial"/>
-          <w:color w:val="0A0A0A"/>
-          <w:shd w:val="clear" w:color="auto" w:fill="E5EDFF"/>
-        </w:rPr>
-        <w:t xml:space="preserve">      </w:t>
-      </w:r>
-      <w:proofErr w:type="spellStart"/>
-      <w:r>
-        <w:rPr>
-          <w:rFonts w:ascii="Arial" w:eastAsia="Times New Roman" w:hAnsi="Arial" w:cs="Arial"/>
-          <w:color w:val="0A0A0A"/>
-          <w:shd w:val="clear" w:color="auto" w:fill="E5EDFF"/>
-        </w:rPr>
-        <w:t>customerName</w:t>
-      </w:r>
-      <w:proofErr w:type="spellEnd"/>
-      <w:r>
-        <w:rPr>
-          <w:rFonts w:ascii="Arial" w:eastAsia="Times New Roman" w:hAnsi="Arial" w:cs="Arial"/>
-          <w:color w:val="0A0A0A"/>
-          <w:shd w:val="clear" w:color="auto" w:fill="E5EDFF"/>
-        </w:rPr>
-        <w:t xml:space="preserve">: </w:t>
-      </w:r>
-      <w:proofErr w:type="gramStart"/>
-      <w:r>
-        <w:rPr>
-          <w:rFonts w:ascii="Arial" w:eastAsia="Times New Roman" w:hAnsi="Arial" w:cs="Arial"/>
-          <w:color w:val="0A0A0A"/>
-          <w:shd w:val="clear" w:color="auto" w:fill="E5EDFF"/>
-        </w:rPr>
-        <w:t>{ $</w:t>
-      </w:r>
-      <w:proofErr w:type="spellStart"/>
-      <w:proofErr w:type="gramEnd"/>
-      <w:r>
-        <w:rPr>
-          <w:rFonts w:ascii="Arial" w:eastAsia="Times New Roman" w:hAnsi="Arial" w:cs="Arial"/>
-          <w:color w:val="0A0A0A"/>
-          <w:shd w:val="clear" w:color="auto" w:fill="E5EDFF"/>
-        </w:rPr>
-        <w:t>arrayElemAt</w:t>
-      </w:r>
-      <w:proofErr w:type="spellEnd"/>
-      <w:r>
-        <w:rPr>
-          <w:rFonts w:ascii="Arial" w:eastAsia="Times New Roman" w:hAnsi="Arial" w:cs="Arial"/>
-          <w:color w:val="0A0A0A"/>
-          <w:shd w:val="clear" w:color="auto" w:fill="E5EDFF"/>
-        </w:rPr>
-        <w:t>: ["$customerDetails.name", 0</w:t>
-      </w:r>
-      <w:proofErr w:type="gramStart"/>
-      <w:r>
-        <w:rPr>
-          <w:rFonts w:ascii="Arial" w:eastAsia="Times New Roman" w:hAnsi="Arial" w:cs="Arial"/>
-          <w:color w:val="0A0A0A"/>
-          <w:shd w:val="clear" w:color="auto" w:fill="E5EDFF"/>
-        </w:rPr>
-        <w:t>] }</w:t>
-      </w:r>
-      <w:proofErr w:type="gramEnd"/>
-      <w:r>
-        <w:rPr>
-          <w:rFonts w:ascii="Arial" w:eastAsia="Times New Roman" w:hAnsi="Arial" w:cs="Arial"/>
-          <w:color w:val="0A0A0A"/>
-          <w:shd w:val="clear" w:color="auto" w:fill="E5EDFF"/>
-        </w:rPr>
-        <w:t xml:space="preserve">, </w:t>
-      </w:r>
-      <w:r>
-        <w:rPr>
-          <w:rFonts w:ascii="Arial" w:eastAsia="Times New Roman" w:hAnsi="Arial" w:cs="Arial"/>
-          <w:i/>
-          <w:iCs/>
-          <w:color w:val="0A0A0A"/>
-          <w:shd w:val="clear" w:color="auto" w:fill="E5EDFF"/>
-        </w:rPr>
-        <w:t xml:space="preserve">// Get the first name from the </w:t>
-      </w:r>
-      <w:proofErr w:type="spellStart"/>
-      <w:r>
-        <w:rPr>
-          <w:rFonts w:ascii="Arial" w:eastAsia="Times New Roman" w:hAnsi="Arial" w:cs="Arial"/>
-          <w:i/>
-          <w:iCs/>
-          <w:color w:val="0A0A0A"/>
-          <w:shd w:val="clear" w:color="auto" w:fill="E5EDFF"/>
-        </w:rPr>
-        <w:t>customerDetails</w:t>
-      </w:r>
-      <w:proofErr w:type="spellEnd"/>
-      <w:r>
-        <w:rPr>
-          <w:rFonts w:ascii="Arial" w:eastAsia="Times New Roman" w:hAnsi="Arial" w:cs="Arial"/>
-          <w:i/>
-          <w:iCs/>
-          <w:color w:val="0A0A0A"/>
-          <w:shd w:val="clear" w:color="auto" w:fill="E5EDFF"/>
-        </w:rPr>
-        <w:t xml:space="preserve"> array</w:t>
-      </w:r>
-    </w:p>
-    <w:p>
-      <w:pPr>
-        <w:shd w:val="clear" w:color="auto" w:fill="FFFFFF"/>
-        <w:spacing w:after="180" w:line="360" w:lineRule="atLeast"/>
-        <w:rPr>
-          <w:rFonts w:ascii="Arial" w:eastAsia="Times New Roman" w:hAnsi="Arial" w:cs="Arial"/>
-          <w:color w:val="0A0A0A"/>
-          <w:shd w:val="clear" w:color="auto" w:fill="E5EDFF"/>
-        </w:rPr>
-      </w:pPr>
-      <w:r>
-        <w:rPr>
-          <w:rFonts w:ascii="Arial" w:eastAsia="Times New Roman" w:hAnsi="Arial" w:cs="Arial"/>
-          <w:color w:val="0A0A0A"/>
-          <w:shd w:val="clear" w:color="auto" w:fill="E5EDFF"/>
-        </w:rPr>
-        <w:t xml:space="preserve">      </w:t>
-      </w:r>
-      <w:proofErr w:type="spellStart"/>
-      <w:proofErr w:type="gramStart"/>
-      <w:r>
-        <w:rPr>
-          <w:rFonts w:ascii="Arial" w:eastAsia="Times New Roman" w:hAnsi="Arial" w:cs="Arial"/>
-          <w:color w:val="0A0A0A"/>
-          <w:shd w:val="clear" w:color="auto" w:fill="E5EDFF"/>
-        </w:rPr>
-        <w:t>totalSpent</w:t>
-      </w:r>
-      <w:proofErr w:type="spellEnd"/>
-      <w:proofErr w:type="gramEnd"/>
-      <w:r>
-        <w:rPr>
-          <w:rFonts w:ascii="Arial" w:eastAsia="Times New Roman" w:hAnsi="Arial" w:cs="Arial"/>
-          <w:color w:val="0A0A0A"/>
-          <w:shd w:val="clear" w:color="auto" w:fill="E5EDFF"/>
-        </w:rPr>
-        <w:t xml:space="preserve">: 1              </w:t>
-      </w:r>
-      <w:r>
-        <w:rPr>
-          <w:rFonts w:ascii="Arial" w:eastAsia="Times New Roman" w:hAnsi="Arial" w:cs="Arial"/>
-          <w:i/>
-          <w:iCs/>
-          <w:color w:val="0A0A0A"/>
-          <w:shd w:val="clear" w:color="auto" w:fill="E5EDFF"/>
-        </w:rPr>
-        <w:t xml:space="preserve">// Include the </w:t>
-      </w:r>
-      <w:proofErr w:type="spellStart"/>
-      <w:r>
-        <w:rPr>
-          <w:rFonts w:ascii="Arial" w:eastAsia="Times New Roman" w:hAnsi="Arial" w:cs="Arial"/>
-          <w:i/>
-          <w:iCs/>
-          <w:color w:val="0A0A0A"/>
-          <w:shd w:val="clear" w:color="auto" w:fill="E5EDFF"/>
-        </w:rPr>
-        <w:t>totalSpent</w:t>
-      </w:r>
-      <w:proofErr w:type="spellEnd"/>
-      <w:r>
-        <w:rPr>
-          <w:rFonts w:ascii="Arial" w:eastAsia="Times New Roman" w:hAnsi="Arial" w:cs="Arial"/>
-          <w:i/>
-          <w:iCs/>
-          <w:color w:val="0A0A0A"/>
-          <w:shd w:val="clear" w:color="auto" w:fill="E5EDFF"/>
-        </w:rPr>
-        <w:t xml:space="preserve"> field</w:t>
+        <w:t>// Include the totalSpent field</w:t>
       </w:r>
     </w:p>
     <w:p>
@@ -5849,18 +4273,8 @@
           <w:color w:val="0A0A0A"/>
           <w:shd w:val="clear" w:color="auto" w:fill="E5EDFF"/>
         </w:rPr>
-        <w:t>]</w:t>
-      </w:r>
-      <w:proofErr w:type="gramStart"/>
-      <w:r>
-        <w:rPr>
-          <w:rFonts w:ascii="Arial" w:eastAsia="Times New Roman" w:hAnsi="Arial" w:cs="Arial"/>
-          <w:color w:val="0A0A0A"/>
-          <w:shd w:val="clear" w:color="auto" w:fill="E5EDFF"/>
-        </w:rPr>
-        <w:t>);</w:t>
-      </w:r>
-      <w:proofErr w:type="gramEnd"/>
+        <w:t>]);</w:t>
+      </w:r>
     </w:p>
     <w:p>
       <w:pPr>
@@ -5942,23 +4356,7 @@
           <w:rFonts w:ascii="Arial" w:eastAsia="Times New Roman" w:hAnsi="Arial" w:cs="Arial"/>
           <w:shd w:val="clear" w:color="auto" w:fill="E5EDFF"/>
         </w:rPr>
-        <w:t xml:space="preserve">CREATE TRIGGER </w:t>
-      </w:r>
-      <w:proofErr w:type="spellStart"/>
-      <w:r>
-        <w:rPr>
-          <w:rFonts w:ascii="Arial" w:eastAsia="Times New Roman" w:hAnsi="Arial" w:cs="Arial"/>
-          <w:shd w:val="clear" w:color="auto" w:fill="E5EDFF"/>
-        </w:rPr>
-        <w:t>logOrder</w:t>
-      </w:r>
-      <w:proofErr w:type="spellEnd"/>
-      <w:r>
-        <w:rPr>
-          <w:rFonts w:ascii="Arial" w:eastAsia="Times New Roman" w:hAnsi="Arial" w:cs="Arial"/>
-          <w:shd w:val="clear" w:color="auto" w:fill="E5EDFF"/>
-        </w:rPr>
-        <w:t xml:space="preserve"> </w:t>
+        <w:t xml:space="preserve">CREATE TRIGGER logOrder </w:t>
       </w:r>
     </w:p>
     <w:p>
@@ -6044,48 +4442,42 @@
           <w:shd w:val="clear" w:color="auto" w:fill="E5EDFF"/>
         </w:rPr>
         <w:tab/>
-      </w:r>
-      <w:proofErr w:type="gramStart"/>
-      <w:r>
-        <w:rPr>
-          <w:rFonts w:ascii="Arial" w:eastAsia="Times New Roman" w:hAnsi="Arial" w:cs="Arial"/>
-          <w:shd w:val="clear" w:color="auto" w:fill="E5EDFF"/>
-        </w:rPr>
-        <w:t>SET @</w:t>
-      </w:r>
-      <w:proofErr w:type="gramEnd"/>
-      <w:r>
-        <w:rPr>
-          <w:rFonts w:ascii="Arial" w:eastAsia="Times New Roman" w:hAnsi="Arial" w:cs="Arial"/>
-          <w:shd w:val="clear" w:color="auto" w:fill="E5EDFF"/>
-        </w:rPr>
-        <w:t xml:space="preserve">last_client_id = </w:t>
-      </w:r>
-      <w:proofErr w:type="spellStart"/>
-      <w:r>
-        <w:rPr>
-          <w:rFonts w:ascii="Arial" w:eastAsia="Times New Roman" w:hAnsi="Arial" w:cs="Arial"/>
-          <w:shd w:val="clear" w:color="auto" w:fill="E5EDFF"/>
-        </w:rPr>
-        <w:t>NEW.customer_</w:t>
-      </w:r>
-      <w:proofErr w:type="gramStart"/>
-      <w:r>
-        <w:rPr>
-          <w:rFonts w:ascii="Arial" w:eastAsia="Times New Roman" w:hAnsi="Arial" w:cs="Arial"/>
-          <w:shd w:val="clear" w:color="auto" w:fill="E5EDFF"/>
-        </w:rPr>
-        <w:t>id</w:t>
-      </w:r>
-      <w:proofErr w:type="spellEnd"/>
-      <w:r>
-        <w:rPr>
-          <w:rFonts w:ascii="Arial" w:eastAsia="Times New Roman" w:hAnsi="Arial" w:cs="Arial"/>
-          <w:shd w:val="clear" w:color="auto" w:fill="E5EDFF"/>
-        </w:rPr>
-        <w:t>;</w:t>
-      </w:r>
-      <w:proofErr w:type="gramEnd"/>
+        <w:t>SET @last_client_id = NEW.customer_id;</w:t>
+      </w:r>
+    </w:p>
+    <w:p>
+      <w:pPr>
+        <w:shd w:val="clear" w:color="auto" w:fill="FFFFFF"/>
+        <w:spacing w:after="180" w:line="360" w:lineRule="atLeast"/>
+        <w:rPr>
+          <w:rFonts w:ascii="Arial" w:eastAsia="Times New Roman" w:hAnsi="Arial" w:cs="Arial"/>
+          <w:shd w:val="clear" w:color="auto" w:fill="E5EDFF"/>
+        </w:rPr>
+      </w:pPr>
+      <w:r>
+        <w:rPr>
+          <w:rFonts w:ascii="Arial" w:eastAsia="Times New Roman" w:hAnsi="Arial" w:cs="Arial"/>
+          <w:shd w:val="clear" w:color="auto" w:fill="E5EDFF"/>
+        </w:rPr>
+        <w:t xml:space="preserve">    SET @quantity = NEW.quantity;</w:t>
+      </w:r>
+    </w:p>
+    <w:p>
+      <w:pPr>
+        <w:shd w:val="clear" w:color="auto" w:fill="FFFFFF"/>
+        <w:spacing w:after="180" w:line="360" w:lineRule="atLeast"/>
+        <w:rPr>
+          <w:rFonts w:ascii="Arial" w:eastAsia="Times New Roman" w:hAnsi="Arial" w:cs="Arial"/>
+          <w:shd w:val="clear" w:color="auto" w:fill="E5EDFF"/>
+        </w:rPr>
+      </w:pPr>
+      <w:r>
+        <w:rPr>
+          <w:rFonts w:ascii="Arial" w:eastAsia="Times New Roman" w:hAnsi="Arial" w:cs="Arial"/>
+          <w:shd w:val="clear" w:color="auto" w:fill="E5EDFF"/>
+        </w:rPr>
+        <w:t xml:space="preserve">    SET @product_id = NEW.product_id;</w:t>
+      </w:r>
     </w:p>
     <w:p>
       <w:pPr>
@@ -6103,47 +4495,23 @@
         </w:rPr>
         <w:t xml:space="preserve">    </w:t>
       </w:r>
-      <w:proofErr w:type="gramStart"/>
-      <w:r>
-        <w:rPr>
-          <w:rFonts w:ascii="Arial" w:eastAsia="Times New Roman" w:hAnsi="Arial" w:cs="Arial"/>
-          <w:shd w:val="clear" w:color="auto" w:fill="E5EDFF"/>
-        </w:rPr>
-        <w:t>SET @</w:t>
-      </w:r>
-      <w:proofErr w:type="gramEnd"/>
-      <w:r>
-        <w:rPr>
-          <w:rFonts w:ascii="Arial" w:eastAsia="Times New Roman" w:hAnsi="Arial" w:cs="Arial"/>
-          <w:shd w:val="clear" w:color="auto" w:fill="E5EDFF"/>
-        </w:rPr>
-        <w:t xml:space="preserve">quantity = </w:t>
-      </w:r>
-      <w:proofErr w:type="spellStart"/>
-      <w:r>
-        <w:rPr>
-          <w:rFonts w:ascii="Arial" w:eastAsia="Times New Roman" w:hAnsi="Arial" w:cs="Arial"/>
-          <w:shd w:val="clear" w:color="auto" w:fill="E5EDFF"/>
-        </w:rPr>
-        <w:t>NEW.</w:t>
-      </w:r>
-      <w:proofErr w:type="gramStart"/>
-      <w:r>
-        <w:rPr>
-          <w:rFonts w:ascii="Arial" w:eastAsia="Times New Roman" w:hAnsi="Arial" w:cs="Arial"/>
-          <w:shd w:val="clear" w:color="auto" w:fill="E5EDFF"/>
-        </w:rPr>
-        <w:t>quantity</w:t>
-      </w:r>
-      <w:proofErr w:type="spellEnd"/>
-      <w:r>
-        <w:rPr>
-          <w:rFonts w:ascii="Arial" w:eastAsia="Times New Roman" w:hAnsi="Arial" w:cs="Arial"/>
-          <w:shd w:val="clear" w:color="auto" w:fill="E5EDFF"/>
-        </w:rPr>
-        <w:t>;</w:t>
-      </w:r>
-      <w:proofErr w:type="gramEnd"/>
+    </w:p>
+    <w:p>
+      <w:pPr>
+        <w:shd w:val="clear" w:color="auto" w:fill="FFFFFF"/>
+        <w:spacing w:after="180" w:line="360" w:lineRule="atLeast"/>
+        <w:rPr>
+          <w:rFonts w:ascii="Arial" w:eastAsia="Times New Roman" w:hAnsi="Arial" w:cs="Arial"/>
+          <w:shd w:val="clear" w:color="auto" w:fill="E5EDFF"/>
+        </w:rPr>
+      </w:pPr>
+      <w:r>
+        <w:rPr>
+          <w:rFonts w:ascii="Arial" w:eastAsia="Times New Roman" w:hAnsi="Arial" w:cs="Arial"/>
+          <w:shd w:val="clear" w:color="auto" w:fill="E5EDFF"/>
+        </w:rPr>
+        <w:t xml:space="preserve">    SET @customerName = (SELECT customer_name from customers where customer_id= @last_client_id);</w:t>
+      </w:r>
     </w:p>
     <w:p>
       <w:pPr>
@@ -6161,47 +4529,24 @@
         </w:rPr>
         <w:t xml:space="preserve">    </w:t>
       </w:r>
-      <w:proofErr w:type="gramStart"/>
-      <w:r>
-        <w:rPr>
-          <w:rFonts w:ascii="Arial" w:eastAsia="Times New Roman" w:hAnsi="Arial" w:cs="Arial"/>
-          <w:shd w:val="clear" w:color="auto" w:fill="E5EDFF"/>
-        </w:rPr>
-        <w:t>SET @</w:t>
-      </w:r>
-      <w:proofErr w:type="gramEnd"/>
-      <w:r>
-        <w:rPr>
-          <w:rFonts w:ascii="Arial" w:eastAsia="Times New Roman" w:hAnsi="Arial" w:cs="Arial"/>
-          <w:shd w:val="clear" w:color="auto" w:fill="E5EDFF"/>
-        </w:rPr>
-        <w:t xml:space="preserve">product_id = </w:t>
-      </w:r>
-      <w:proofErr w:type="spellStart"/>
-      <w:r>
-        <w:rPr>
-          <w:rFonts w:ascii="Arial" w:eastAsia="Times New Roman" w:hAnsi="Arial" w:cs="Arial"/>
-          <w:shd w:val="clear" w:color="auto" w:fill="E5EDFF"/>
-        </w:rPr>
-        <w:t>NEW.product_</w:t>
-      </w:r>
-      <w:proofErr w:type="gramStart"/>
-      <w:r>
-        <w:rPr>
-          <w:rFonts w:ascii="Arial" w:eastAsia="Times New Roman" w:hAnsi="Arial" w:cs="Arial"/>
-          <w:shd w:val="clear" w:color="auto" w:fill="E5EDFF"/>
-        </w:rPr>
-        <w:t>id</w:t>
-      </w:r>
-      <w:proofErr w:type="spellEnd"/>
-      <w:r>
-        <w:rPr>
-          <w:rFonts w:ascii="Arial" w:eastAsia="Times New Roman" w:hAnsi="Arial" w:cs="Arial"/>
-          <w:shd w:val="clear" w:color="auto" w:fill="E5EDFF"/>
-        </w:rPr>
-        <w:t>;</w:t>
-      </w:r>
-      <w:proofErr w:type="gramEnd"/>
+    </w:p>
+    <w:p>
+      <w:pPr>
+        <w:shd w:val="clear" w:color="auto" w:fill="FFFFFF"/>
+        <w:spacing w:after="180" w:line="360" w:lineRule="atLeast"/>
+        <w:rPr>
+          <w:rFonts w:ascii="Arial" w:eastAsia="Times New Roman" w:hAnsi="Arial" w:cs="Arial"/>
+          <w:shd w:val="clear" w:color="auto" w:fill="E5EDFF"/>
+        </w:rPr>
+      </w:pPr>
+      <w:r>
+        <w:rPr>
+          <w:rFonts w:ascii="Arial" w:eastAsia="Times New Roman" w:hAnsi="Arial" w:cs="Arial"/>
+          <w:shd w:val="clear" w:color="auto" w:fill="E5EDFF"/>
+        </w:rPr>
+        <w:lastRenderedPageBreak/>
+        <w:t xml:space="preserve">    INSERT INTO log(description, quantity, product_id) VALUES (CONCAT('client was: ',@last_client_id), @quantity, @product_id);</w:t>
+      </w:r>
     </w:p>
     <w:p>
       <w:pPr>
@@ -6234,207 +4579,6 @@
           <w:rFonts w:ascii="Arial" w:eastAsia="Times New Roman" w:hAnsi="Arial" w:cs="Arial"/>
           <w:shd w:val="clear" w:color="auto" w:fill="E5EDFF"/>
         </w:rPr>
-        <w:t xml:space="preserve">    SET @customerName = (SELECT </w:t>
-      </w:r>
-      <w:proofErr w:type="spellStart"/>
-      <w:r>
-        <w:rPr>
-          <w:rFonts w:ascii="Arial" w:eastAsia="Times New Roman" w:hAnsi="Arial" w:cs="Arial"/>
-          <w:shd w:val="clear" w:color="auto" w:fill="E5EDFF"/>
-        </w:rPr>
-        <w:t>customer_name</w:t>
-      </w:r>
-      <w:proofErr w:type="spellEnd"/>
-      <w:r>
-        <w:rPr>
-          <w:rFonts w:ascii="Arial" w:eastAsia="Times New Roman" w:hAnsi="Arial" w:cs="Arial"/>
-          <w:shd w:val="clear" w:color="auto" w:fill="E5EDFF"/>
-        </w:rPr>
-        <w:t xml:space="preserve"> from customers where </w:t>
-      </w:r>
-      <w:proofErr w:type="spellStart"/>
-      <w:r>
-        <w:rPr>
-          <w:rFonts w:ascii="Arial" w:eastAsia="Times New Roman" w:hAnsi="Arial" w:cs="Arial"/>
-          <w:shd w:val="clear" w:color="auto" w:fill="E5EDFF"/>
-        </w:rPr>
-        <w:t>customer_id</w:t>
-      </w:r>
-      <w:proofErr w:type="spellEnd"/>
-      <w:r>
-        <w:rPr>
-          <w:rFonts w:ascii="Arial" w:eastAsia="Times New Roman" w:hAnsi="Arial" w:cs="Arial"/>
-          <w:shd w:val="clear" w:color="auto" w:fill="E5EDFF"/>
-        </w:rPr>
-        <w:t>= @last_client_id</w:t>
-      </w:r>
-      <w:proofErr w:type="gramStart"/>
-      <w:r>
-        <w:rPr>
-          <w:rFonts w:ascii="Arial" w:eastAsia="Times New Roman" w:hAnsi="Arial" w:cs="Arial"/>
-          <w:shd w:val="clear" w:color="auto" w:fill="E5EDFF"/>
-        </w:rPr>
-        <w:t>);</w:t>
-      </w:r>
-      <w:proofErr w:type="gramEnd"/>
-    </w:p>
-    <w:p>
-      <w:pPr>
-        <w:shd w:val="clear" w:color="auto" w:fill="FFFFFF"/>
-        <w:spacing w:after="180" w:line="360" w:lineRule="atLeast"/>
-        <w:rPr>
-          <w:rFonts w:ascii="Arial" w:eastAsia="Times New Roman" w:hAnsi="Arial" w:cs="Arial"/>
-          <w:shd w:val="clear" w:color="auto" w:fill="E5EDFF"/>
-        </w:rPr>
-      </w:pPr>
-      <w:r>
-        <w:rPr>
-          <w:rFonts w:ascii="Arial" w:eastAsia="Times New Roman" w:hAnsi="Arial" w:cs="Arial"/>
-          <w:shd w:val="clear" w:color="auto" w:fill="E5EDFF"/>
-        </w:rPr>
-        <w:t xml:space="preserve">    </w:t>
-      </w:r>
-    </w:p>
-    <w:p>
-      <w:pPr>
-        <w:shd w:val="clear" w:color="auto" w:fill="FFFFFF"/>
-        <w:spacing w:after="180" w:line="360" w:lineRule="atLeast"/>
-        <w:rPr>
-          <w:rFonts w:ascii="Arial" w:eastAsia="Times New Roman" w:hAnsi="Arial" w:cs="Arial"/>
-          <w:shd w:val="clear" w:color="auto" w:fill="E5EDFF"/>
-        </w:rPr>
-      </w:pPr>
-      <w:r>
-        <w:rPr>
-          <w:rFonts w:ascii="Arial" w:eastAsia="Times New Roman" w:hAnsi="Arial" w:cs="Arial"/>
-          <w:shd w:val="clear" w:color="auto" w:fill="E5EDFF"/>
-        </w:rPr>
-        <w:lastRenderedPageBreak/>
-        <w:t xml:space="preserve">    INSERT INTO </w:t>
-      </w:r>
-      <w:proofErr w:type="gramStart"/>
-      <w:r>
-        <w:rPr>
-          <w:rFonts w:ascii="Arial" w:eastAsia="Times New Roman" w:hAnsi="Arial" w:cs="Arial"/>
-          <w:shd w:val="clear" w:color="auto" w:fill="E5EDFF"/>
-        </w:rPr>
-        <w:t>log(</w:t>
-      </w:r>
-      <w:proofErr w:type="gramEnd"/>
-      <w:r>
-        <w:rPr>
-          <w:rFonts w:ascii="Arial" w:eastAsia="Times New Roman" w:hAnsi="Arial" w:cs="Arial"/>
-          <w:shd w:val="clear" w:color="auto" w:fill="E5EDFF"/>
-        </w:rPr>
-        <w:t xml:space="preserve">description, quantity, </w:t>
-      </w:r>
-      <w:proofErr w:type="spellStart"/>
-      <w:r>
-        <w:rPr>
-          <w:rFonts w:ascii="Arial" w:eastAsia="Times New Roman" w:hAnsi="Arial" w:cs="Arial"/>
-          <w:shd w:val="clear" w:color="auto" w:fill="E5EDFF"/>
-        </w:rPr>
-        <w:t>product_id</w:t>
-      </w:r>
-      <w:proofErr w:type="spellEnd"/>
-      <w:r>
-        <w:rPr>
-          <w:rFonts w:ascii="Arial" w:eastAsia="Times New Roman" w:hAnsi="Arial" w:cs="Arial"/>
-          <w:shd w:val="clear" w:color="auto" w:fill="E5EDFF"/>
-        </w:rPr>
-        <w:t>) VALUES (</w:t>
-      </w:r>
-      <w:proofErr w:type="gramStart"/>
-      <w:r>
-        <w:rPr>
-          <w:rFonts w:ascii="Arial" w:eastAsia="Times New Roman" w:hAnsi="Arial" w:cs="Arial"/>
-          <w:shd w:val="clear" w:color="auto" w:fill="E5EDFF"/>
-        </w:rPr>
-        <w:t>CONCAT(</w:t>
-      </w:r>
-      <w:proofErr w:type="gramEnd"/>
-      <w:r>
-        <w:rPr>
-          <w:rFonts w:ascii="Arial" w:eastAsia="Times New Roman" w:hAnsi="Arial" w:cs="Arial"/>
-          <w:shd w:val="clear" w:color="auto" w:fill="E5EDFF"/>
-        </w:rPr>
-        <w:t xml:space="preserve">'client was: </w:t>
-      </w:r>
-      <w:proofErr w:type="gramStart"/>
-      <w:r>
-        <w:rPr>
-          <w:rFonts w:ascii="Arial" w:eastAsia="Times New Roman" w:hAnsi="Arial" w:cs="Arial"/>
-          <w:shd w:val="clear" w:color="auto" w:fill="E5EDFF"/>
-        </w:rPr>
-        <w:t>',@</w:t>
-      </w:r>
-      <w:proofErr w:type="spellStart"/>
-      <w:proofErr w:type="gramEnd"/>
-      <w:r>
-        <w:rPr>
-          <w:rFonts w:ascii="Arial" w:eastAsia="Times New Roman" w:hAnsi="Arial" w:cs="Arial"/>
-          <w:shd w:val="clear" w:color="auto" w:fill="E5EDFF"/>
-        </w:rPr>
-        <w:t>last_client_id</w:t>
-      </w:r>
-      <w:proofErr w:type="spellEnd"/>
-      <w:proofErr w:type="gramStart"/>
-      <w:r>
-        <w:rPr>
-          <w:rFonts w:ascii="Arial" w:eastAsia="Times New Roman" w:hAnsi="Arial" w:cs="Arial"/>
-          <w:shd w:val="clear" w:color="auto" w:fill="E5EDFF"/>
-        </w:rPr>
-        <w:t>), @quantity, @</w:t>
-      </w:r>
-      <w:proofErr w:type="gramEnd"/>
-      <w:r>
-        <w:rPr>
-          <w:rFonts w:ascii="Arial" w:eastAsia="Times New Roman" w:hAnsi="Arial" w:cs="Arial"/>
-          <w:shd w:val="clear" w:color="auto" w:fill="E5EDFF"/>
-        </w:rPr>
-        <w:t>product_id</w:t>
-      </w:r>
-      <w:proofErr w:type="gramStart"/>
-      <w:r>
-        <w:rPr>
-          <w:rFonts w:ascii="Arial" w:eastAsia="Times New Roman" w:hAnsi="Arial" w:cs="Arial"/>
-          <w:shd w:val="clear" w:color="auto" w:fill="E5EDFF"/>
-        </w:rPr>
-        <w:t>);</w:t>
-      </w:r>
-      <w:proofErr w:type="gramEnd"/>
-    </w:p>
-    <w:p>
-      <w:pPr>
-        <w:shd w:val="clear" w:color="auto" w:fill="FFFFFF"/>
-        <w:spacing w:after="180" w:line="360" w:lineRule="atLeast"/>
-        <w:rPr>
-          <w:rFonts w:ascii="Arial" w:eastAsia="Times New Roman" w:hAnsi="Arial" w:cs="Arial"/>
-          <w:shd w:val="clear" w:color="auto" w:fill="E5EDFF"/>
-        </w:rPr>
-      </w:pPr>
-      <w:r>
-        <w:rPr>
-          <w:rFonts w:ascii="Arial" w:eastAsia="Times New Roman" w:hAnsi="Arial" w:cs="Arial"/>
-          <w:shd w:val="clear" w:color="auto" w:fill="E5EDFF"/>
-        </w:rPr>
-        <w:t xml:space="preserve">    </w:t>
-      </w:r>
-    </w:p>
-    <w:p>
-      <w:pPr>
-        <w:shd w:val="clear" w:color="auto" w:fill="FFFFFF"/>
-        <w:spacing w:after="180" w:line="360" w:lineRule="atLeast"/>
-        <w:rPr>
-          <w:rFonts w:ascii="Arial" w:eastAsia="Times New Roman" w:hAnsi="Arial" w:cs="Arial"/>
-          <w:shd w:val="clear" w:color="auto" w:fill="E5EDFF"/>
-        </w:rPr>
-      </w:pPr>
-      <w:r>
-        <w:rPr>
-          <w:rFonts w:ascii="Arial" w:eastAsia="Times New Roman" w:hAnsi="Arial" w:cs="Arial"/>
-          <w:shd w:val="clear" w:color="auto" w:fill="E5EDFF"/>
-        </w:rPr>
         <w:t>END$$</w:t>
       </w:r>
     </w:p>
@@ -6457,7 +4601,6 @@
           <w:shd w:val="clear" w:color="auto" w:fill="E5EDFF"/>
         </w:rPr>
       </w:pPr>
-      <w:proofErr w:type="gramStart"/>
       <w:r>
         <w:rPr>
           <w:rFonts w:ascii="Arial" w:eastAsia="Times New Roman" w:hAnsi="Arial" w:cs="Arial"/>
@@ -6465,7 +4608,6 @@
         </w:rPr>
         <w:t>DELIMITER ;</w:t>
       </w:r>
-      <w:proofErr w:type="gramEnd"/>
     </w:p>
     <w:p>
       <w:pPr>
@@ -6716,25 +4858,7 @@
           <w:color w:val="0A0A0A"/>
           <w:shd w:val="clear" w:color="auto" w:fill="E5EDFF"/>
         </w:rPr>
-        <w:t xml:space="preserve">- </w:t>
-      </w:r>
-      <w:proofErr w:type="spellStart"/>
-      <w:r>
-        <w:rPr>
-          <w:rFonts w:ascii="Arial" w:eastAsia="Times New Roman" w:hAnsi="Arial" w:cs="Arial"/>
-          <w:color w:val="0A0A0A"/>
-          <w:shd w:val="clear" w:color="auto" w:fill="E5EDFF"/>
-        </w:rPr>
-        <w:t>sql</w:t>
-      </w:r>
-      <w:proofErr w:type="spellEnd"/>
-      <w:r>
-        <w:rPr>
-          <w:rFonts w:ascii="Arial" w:eastAsia="Times New Roman" w:hAnsi="Arial" w:cs="Arial"/>
-          <w:color w:val="0A0A0A"/>
-          <w:shd w:val="clear" w:color="auto" w:fill="E5EDFF"/>
-        </w:rPr>
-        <w:t xml:space="preserve"> transaction</w:t>
+        <w:t>- sql transaction</w:t>
       </w:r>
       <w:r>
         <w:rPr>
@@ -7384,61 +5508,7 @@
           <w:color w:val="0A0A0A"/>
           <w:shd w:val="clear" w:color="auto" w:fill="E5EDFF"/>
         </w:rPr>
-        <w:t xml:space="preserve">- </w:t>
-      </w:r>
-      <w:proofErr w:type="gramStart"/>
-      <w:r>
-        <w:rPr>
-          <w:rFonts w:ascii="Arial" w:eastAsia="Times New Roman" w:hAnsi="Arial" w:cs="Arial"/>
-          <w:color w:val="0A0A0A"/>
-          <w:shd w:val="clear" w:color="auto" w:fill="E5EDFF"/>
-        </w:rPr>
-        <w:t>count(</w:t>
-      </w:r>
-      <w:proofErr w:type="gramEnd"/>
-      <w:r>
-        <w:rPr>
-          <w:rFonts w:ascii="Arial" w:eastAsia="Times New Roman" w:hAnsi="Arial" w:cs="Arial"/>
-          <w:color w:val="0A0A0A"/>
-          <w:shd w:val="clear" w:color="auto" w:fill="E5EDFF"/>
-        </w:rPr>
-        <w:t xml:space="preserve">), </w:t>
-      </w:r>
-      <w:proofErr w:type="gramStart"/>
-      <w:r>
-        <w:rPr>
-          <w:rFonts w:ascii="Arial" w:eastAsia="Times New Roman" w:hAnsi="Arial" w:cs="Arial"/>
-          <w:color w:val="0A0A0A"/>
-          <w:shd w:val="clear" w:color="auto" w:fill="E5EDFF"/>
-        </w:rPr>
-        <w:t>avg(</w:t>
-      </w:r>
-      <w:proofErr w:type="gramEnd"/>
-      <w:r>
-        <w:rPr>
-          <w:rFonts w:ascii="Arial" w:eastAsia="Times New Roman" w:hAnsi="Arial" w:cs="Arial"/>
-          <w:color w:val="0A0A0A"/>
-          <w:shd w:val="clear" w:color="auto" w:fill="E5EDFF"/>
-        </w:rPr>
-        <w:t xml:space="preserve">), </w:t>
-      </w:r>
-      <w:proofErr w:type="gramStart"/>
-      <w:r>
-        <w:rPr>
-          <w:rFonts w:ascii="Arial" w:eastAsia="Times New Roman" w:hAnsi="Arial" w:cs="Arial"/>
-          <w:color w:val="0A0A0A"/>
-          <w:shd w:val="clear" w:color="auto" w:fill="E5EDFF"/>
-        </w:rPr>
-        <w:t>sum(</w:t>
-      </w:r>
-      <w:proofErr w:type="gramEnd"/>
-      <w:r>
-        <w:rPr>
-          <w:rFonts w:ascii="Arial" w:eastAsia="Times New Roman" w:hAnsi="Arial" w:cs="Arial"/>
-          <w:color w:val="0A0A0A"/>
-          <w:shd w:val="clear" w:color="auto" w:fill="E5EDFF"/>
-        </w:rPr>
-        <w:t>)</w:t>
+        <w:t>- count(), avg(), sum()</w:t>
       </w:r>
     </w:p>
     <w:p>
@@ -7599,25 +5669,7 @@
           <w:color w:val="0A0A0A"/>
           <w:shd w:val="clear" w:color="auto" w:fill="E5EDFF"/>
         </w:rPr>
-        <w:t xml:space="preserve">-create </w:t>
-      </w:r>
-      <w:proofErr w:type="gramStart"/>
-      <w:r>
-        <w:rPr>
-          <w:rFonts w:ascii="Arial" w:eastAsia="Times New Roman" w:hAnsi="Arial" w:cs="Arial"/>
-          <w:color w:val="0A0A0A"/>
-          <w:shd w:val="clear" w:color="auto" w:fill="E5EDFF"/>
-        </w:rPr>
-        <w:t>use</w:t>
-      </w:r>
-      <w:proofErr w:type="gramEnd"/>
-      <w:r>
-        <w:rPr>
-          <w:rFonts w:ascii="Arial" w:eastAsia="Times New Roman" w:hAnsi="Arial" w:cs="Arial"/>
-          <w:color w:val="0A0A0A"/>
-          <w:shd w:val="clear" w:color="auto" w:fill="E5EDFF"/>
-        </w:rPr>
-        <w:t xml:space="preserve"> cursor</w:t>
+        <w:t>-create use cursor</w:t>
       </w:r>
     </w:p>
     <w:p>
@@ -7944,25 +5996,7 @@
           <w:color w:val="0A0A0A"/>
           <w:shd w:val="clear" w:color="auto" w:fill="E5EDFF"/>
         </w:rPr>
-        <w:t xml:space="preserve">In MySQL (specifically for the default </w:t>
-      </w:r>
-      <w:proofErr w:type="spellStart"/>
-      <w:r>
-        <w:rPr>
-          <w:rFonts w:ascii="Arial" w:eastAsia="Times New Roman" w:hAnsi="Arial" w:cs="Arial"/>
-          <w:color w:val="0A0A0A"/>
-          <w:shd w:val="clear" w:color="auto" w:fill="E5EDFF"/>
-        </w:rPr>
-        <w:t>InnoDB</w:t>
-      </w:r>
-      <w:proofErr w:type="spellEnd"/>
-      <w:r>
-        <w:rPr>
-          <w:rFonts w:ascii="Arial" w:eastAsia="Times New Roman" w:hAnsi="Arial" w:cs="Arial"/>
-          <w:color w:val="0A0A0A"/>
-          <w:shd w:val="clear" w:color="auto" w:fill="E5EDFF"/>
-        </w:rPr>
-        <w:t xml:space="preserve"> storage engine), all indexes other than the primary key are inherently non-clustered, or "secondary" indexes. You cannot explicitly use a NONCLUSTERED keyword in MySQL; the CREATE INDEX statement automatically creates a non-clustered index.</w:t>
+        <w:t>In MySQL (specifically for the default InnoDB storage engine), all indexes other than the primary key are inherently non-clustered, or "secondary" indexes. You cannot explicitly use a NONCLUSTERED keyword in MySQL; the CREATE INDEX statement automatically creates a non-clustered index.</w:t>
       </w:r>
     </w:p>
     <w:p>
@@ -7989,25 +6023,7 @@
           <w:color w:val="0A0A0A"/>
           <w:shd w:val="clear" w:color="auto" w:fill="E5EDFF"/>
         </w:rPr>
-        <w:t xml:space="preserve">In MySQL's </w:t>
-      </w:r>
-      <w:proofErr w:type="spellStart"/>
-      <w:r>
-        <w:rPr>
-          <w:rFonts w:ascii="Arial" w:eastAsia="Times New Roman" w:hAnsi="Arial" w:cs="Arial"/>
-          <w:color w:val="0A0A0A"/>
-          <w:shd w:val="clear" w:color="auto" w:fill="E5EDFF"/>
-        </w:rPr>
-        <w:t>InnoDB</w:t>
-      </w:r>
-      <w:proofErr w:type="spellEnd"/>
-      <w:r>
-        <w:rPr>
-          <w:rFonts w:ascii="Arial" w:eastAsia="Times New Roman" w:hAnsi="Arial" w:cs="Arial"/>
-          <w:color w:val="0A0A0A"/>
-          <w:shd w:val="clear" w:color="auto" w:fill="E5EDFF"/>
-        </w:rPr>
-        <w:t xml:space="preserve"> storage engine, you do not use a dedicated CREATE CLUSTERED INDEX statement. Instead, the PRIMARY KEY automatically serves as the clustered index.</w:t>
+        <w:t>In MySQL's InnoDB storage engine, you do not use a dedicated CREATE CLUSTERED INDEX statement. Instead, the PRIMARY KEY automatically serves as the clustered index.</w:t>
       </w:r>
     </w:p>
     <w:p>
@@ -8244,192 +6260,56 @@
           <w:color w:val="FFFFFF" w:themeColor="background1"/>
           <w:shd w:val="clear" w:color="auto" w:fill="E5EDFF"/>
         </w:rPr>
-        <w:t xml:space="preserve">CREATE TABLE </w:t>
-      </w:r>
-      <w:proofErr w:type="gramStart"/>
-      <w:r>
+        <w:t xml:space="preserve">CREATE TABLE log(id int PRIMARY KEY, description varchar(300), quantity int, product_id int, </w:t>
+      </w:r>
+    </w:p>
+    <w:p>
+      <w:pPr>
+        <w:shd w:val="clear" w:color="auto" w:fill="FFFFFF"/>
+        <w:spacing w:after="180" w:line="360" w:lineRule="atLeast"/>
         <w:rPr>
           <w:rFonts w:ascii="Arial" w:eastAsia="Times New Roman" w:hAnsi="Arial" w:cs="Arial"/>
           <w:color w:val="FFFFFF" w:themeColor="background1"/>
           <w:shd w:val="clear" w:color="auto" w:fill="E5EDFF"/>
         </w:rPr>
-        <w:t>log(</w:t>
-      </w:r>
-      <w:proofErr w:type="gramEnd"/>
+      </w:pPr>
       <w:r>
         <w:rPr>
           <w:rFonts w:ascii="Arial" w:eastAsia="Times New Roman" w:hAnsi="Arial" w:cs="Arial"/>
           <w:color w:val="FFFFFF" w:themeColor="background1"/>
           <w:shd w:val="clear" w:color="auto" w:fill="E5EDFF"/>
         </w:rPr>
-        <w:t xml:space="preserve">id int PRIMARY KEY, description </w:t>
-      </w:r>
-      <w:proofErr w:type="gramStart"/>
-      <w:r>
+        <w:t>CONSTRAINT products_fk FOREIGN KEY (product_id) REFERENCES products(product_id))</w:t>
+      </w:r>
+    </w:p>
+    <w:p>
+      <w:pPr>
+        <w:shd w:val="clear" w:color="auto" w:fill="FFFFFF"/>
+        <w:spacing w:after="180" w:line="360" w:lineRule="atLeast"/>
         <w:rPr>
           <w:rFonts w:ascii="Arial" w:eastAsia="Times New Roman" w:hAnsi="Arial" w:cs="Arial"/>
           <w:color w:val="FFFFFF" w:themeColor="background1"/>
           <w:shd w:val="clear" w:color="auto" w:fill="E5EDFF"/>
         </w:rPr>
-        <w:t>varchar(</w:t>
-      </w:r>
-      <w:proofErr w:type="gramEnd"/>
-      <w:r>
+      </w:pPr>
+    </w:p>
+    <w:p>
+      <w:pPr>
+        <w:shd w:val="clear" w:color="auto" w:fill="FFFFFF"/>
+        <w:spacing w:after="180" w:line="360" w:lineRule="atLeast"/>
         <w:rPr>
           <w:rFonts w:ascii="Arial" w:eastAsia="Times New Roman" w:hAnsi="Arial" w:cs="Arial"/>
           <w:color w:val="FFFFFF" w:themeColor="background1"/>
           <w:shd w:val="clear" w:color="auto" w:fill="E5EDFF"/>
         </w:rPr>
-        <w:t xml:space="preserve">300), quantity int, </w:t>
-      </w:r>
-      <w:proofErr w:type="spellStart"/>
+      </w:pPr>
       <w:r>
         <w:rPr>
           <w:rFonts w:ascii="Arial" w:eastAsia="Times New Roman" w:hAnsi="Arial" w:cs="Arial"/>
           <w:color w:val="FFFFFF" w:themeColor="background1"/>
           <w:shd w:val="clear" w:color="auto" w:fill="E5EDFF"/>
         </w:rPr>
-        <w:t>product_id</w:t>
-      </w:r>
-      <w:proofErr w:type="spellEnd"/>
-      <w:r>
-        <w:rPr>
-          <w:rFonts w:ascii="Arial" w:eastAsia="Times New Roman" w:hAnsi="Arial" w:cs="Arial"/>
-          <w:color w:val="FFFFFF" w:themeColor="background1"/>
-          <w:shd w:val="clear" w:color="auto" w:fill="E5EDFF"/>
-        </w:rPr>
-        <w:t xml:space="preserve"> int, </w:t>
-      </w:r>
-    </w:p>
-    <w:p>
-      <w:pPr>
-        <w:shd w:val="clear" w:color="auto" w:fill="FFFFFF"/>
-        <w:spacing w:after="180" w:line="360" w:lineRule="atLeast"/>
-        <w:rPr>
-          <w:rFonts w:ascii="Arial" w:eastAsia="Times New Roman" w:hAnsi="Arial" w:cs="Arial"/>
-          <w:color w:val="FFFFFF" w:themeColor="background1"/>
-          <w:shd w:val="clear" w:color="auto" w:fill="E5EDFF"/>
-        </w:rPr>
-      </w:pPr>
-      <w:r>
-        <w:rPr>
-          <w:rFonts w:ascii="Arial" w:eastAsia="Times New Roman" w:hAnsi="Arial" w:cs="Arial"/>
-          <w:color w:val="FFFFFF" w:themeColor="background1"/>
-          <w:shd w:val="clear" w:color="auto" w:fill="E5EDFF"/>
-        </w:rPr>
-        <w:t xml:space="preserve">CONSTRAINT </w:t>
-      </w:r>
-      <w:proofErr w:type="spellStart"/>
-      <w:r>
-        <w:rPr>
-          <w:rFonts w:ascii="Arial" w:eastAsia="Times New Roman" w:hAnsi="Arial" w:cs="Arial"/>
-          <w:color w:val="FFFFFF" w:themeColor="background1"/>
-          <w:shd w:val="clear" w:color="auto" w:fill="E5EDFF"/>
-        </w:rPr>
-        <w:t>products_fk</w:t>
-      </w:r>
-      <w:proofErr w:type="spellEnd"/>
-      <w:r>
-        <w:rPr>
-          <w:rFonts w:ascii="Arial" w:eastAsia="Times New Roman" w:hAnsi="Arial" w:cs="Arial"/>
-          <w:color w:val="FFFFFF" w:themeColor="background1"/>
-          <w:shd w:val="clear" w:color="auto" w:fill="E5EDFF"/>
-        </w:rPr>
-        <w:t xml:space="preserve"> FOREIGN KEY (</w:t>
-      </w:r>
-      <w:proofErr w:type="spellStart"/>
-      <w:r>
-        <w:rPr>
-          <w:rFonts w:ascii="Arial" w:eastAsia="Times New Roman" w:hAnsi="Arial" w:cs="Arial"/>
-          <w:color w:val="FFFFFF" w:themeColor="background1"/>
-          <w:shd w:val="clear" w:color="auto" w:fill="E5EDFF"/>
-        </w:rPr>
-        <w:t>product_id</w:t>
-      </w:r>
-      <w:proofErr w:type="spellEnd"/>
-      <w:r>
-        <w:rPr>
-          <w:rFonts w:ascii="Arial" w:eastAsia="Times New Roman" w:hAnsi="Arial" w:cs="Arial"/>
-          <w:color w:val="FFFFFF" w:themeColor="background1"/>
-          <w:shd w:val="clear" w:color="auto" w:fill="E5EDFF"/>
-        </w:rPr>
-        <w:t>) REFERENCES products(</w:t>
-      </w:r>
-      <w:proofErr w:type="spellStart"/>
-      <w:r>
-        <w:rPr>
-          <w:rFonts w:ascii="Arial" w:eastAsia="Times New Roman" w:hAnsi="Arial" w:cs="Arial"/>
-          <w:color w:val="FFFFFF" w:themeColor="background1"/>
-          <w:shd w:val="clear" w:color="auto" w:fill="E5EDFF"/>
-        </w:rPr>
-        <w:t>product_id</w:t>
-      </w:r>
-      <w:proofErr w:type="spellEnd"/>
-      <w:r>
-        <w:rPr>
-          <w:rFonts w:ascii="Arial" w:eastAsia="Times New Roman" w:hAnsi="Arial" w:cs="Arial"/>
-          <w:color w:val="FFFFFF" w:themeColor="background1"/>
-          <w:shd w:val="clear" w:color="auto" w:fill="E5EDFF"/>
-        </w:rPr>
-        <w:t>))</w:t>
-      </w:r>
-    </w:p>
-    <w:p>
-      <w:pPr>
-        <w:shd w:val="clear" w:color="auto" w:fill="FFFFFF"/>
-        <w:spacing w:after="180" w:line="360" w:lineRule="atLeast"/>
-        <w:rPr>
-          <w:rFonts w:ascii="Arial" w:eastAsia="Times New Roman" w:hAnsi="Arial" w:cs="Arial"/>
-          <w:color w:val="FFFFFF" w:themeColor="background1"/>
-          <w:shd w:val="clear" w:color="auto" w:fill="E5EDFF"/>
-        </w:rPr>
-      </w:pPr>
-    </w:p>
-    <w:p>
-      <w:pPr>
-        <w:shd w:val="clear" w:color="auto" w:fill="FFFFFF"/>
-        <w:spacing w:after="180" w:line="360" w:lineRule="atLeast"/>
-        <w:rPr>
-          <w:rFonts w:ascii="Arial" w:eastAsia="Times New Roman" w:hAnsi="Arial" w:cs="Arial"/>
-          <w:color w:val="FFFFFF" w:themeColor="background1"/>
-          <w:shd w:val="clear" w:color="auto" w:fill="E5EDFF"/>
-        </w:rPr>
-      </w:pPr>
-      <w:r>
-        <w:rPr>
-          <w:rFonts w:ascii="Arial" w:eastAsia="Times New Roman" w:hAnsi="Arial" w:cs="Arial"/>
-          <w:color w:val="FFFFFF" w:themeColor="background1"/>
-          <w:shd w:val="clear" w:color="auto" w:fill="E5EDFF"/>
-        </w:rPr>
-        <w:t xml:space="preserve">ALTER TABLE orders ADD PRIMARY </w:t>
-      </w:r>
-      <w:proofErr w:type="gramStart"/>
-      <w:r>
-        <w:rPr>
-          <w:rFonts w:ascii="Arial" w:eastAsia="Times New Roman" w:hAnsi="Arial" w:cs="Arial"/>
-          <w:color w:val="FFFFFF" w:themeColor="background1"/>
-          <w:shd w:val="clear" w:color="auto" w:fill="E5EDFF"/>
-        </w:rPr>
-        <w:t>KEY(</w:t>
-      </w:r>
-      <w:proofErr w:type="spellStart"/>
-      <w:proofErr w:type="gramEnd"/>
-      <w:r>
-        <w:rPr>
-          <w:rFonts w:ascii="Arial" w:eastAsia="Times New Roman" w:hAnsi="Arial" w:cs="Arial"/>
-          <w:color w:val="FFFFFF" w:themeColor="background1"/>
-          <w:shd w:val="clear" w:color="auto" w:fill="E5EDFF"/>
-        </w:rPr>
-        <w:t>order_id</w:t>
-      </w:r>
-      <w:proofErr w:type="spellEnd"/>
-      <w:r>
-        <w:rPr>
-          <w:rFonts w:ascii="Arial" w:eastAsia="Times New Roman" w:hAnsi="Arial" w:cs="Arial"/>
-          <w:color w:val="FFFFFF" w:themeColor="background1"/>
-          <w:shd w:val="clear" w:color="auto" w:fill="E5EDFF"/>
-        </w:rPr>
-        <w:t>)</w:t>
+        <w:t>ALTER TABLE orders ADD PRIMARY KEY(order_id)</w:t>
       </w:r>
     </w:p>
     <w:p>
@@ -8462,25 +6342,7 @@
           <w:color w:val="0A0A0A"/>
           <w:shd w:val="clear" w:color="auto" w:fill="E5EDFF"/>
         </w:rPr>
-        <w:t xml:space="preserve">-Where </w:t>
-      </w:r>
-      <w:proofErr w:type="gramStart"/>
-      <w:r>
-        <w:rPr>
-          <w:rFonts w:ascii="Arial" w:eastAsia="Times New Roman" w:hAnsi="Arial" w:cs="Arial"/>
-          <w:color w:val="0A0A0A"/>
-          <w:shd w:val="clear" w:color="auto" w:fill="E5EDFF"/>
-        </w:rPr>
-        <w:t>between</w:t>
-      </w:r>
-      <w:proofErr w:type="gramEnd"/>
-      <w:r>
-        <w:rPr>
-          <w:rFonts w:ascii="Arial" w:eastAsia="Times New Roman" w:hAnsi="Arial" w:cs="Arial"/>
-          <w:color w:val="0A0A0A"/>
-          <w:shd w:val="clear" w:color="auto" w:fill="E5EDFF"/>
-        </w:rPr>
-        <w:t>, in, like</w:t>
+        <w:t>-Where between, in, like</w:t>
       </w:r>
       <w:r>
         <w:rPr>
@@ -8670,25 +6532,7 @@
           <w:shd w:val="clear" w:color="auto" w:fill="E5EDFF"/>
         </w:rPr>
         <w:tab/>
-        <w:t xml:space="preserve">Select distinct </w:t>
-      </w:r>
-      <w:proofErr w:type="spellStart"/>
-      <w:r>
-        <w:rPr>
-          <w:rFonts w:ascii="Arial" w:eastAsia="Times New Roman" w:hAnsi="Arial" w:cs="Arial"/>
-          <w:color w:val="0A0A0A"/>
-          <w:shd w:val="clear" w:color="auto" w:fill="E5EDFF"/>
-        </w:rPr>
-        <w:t>employee_name</w:t>
-      </w:r>
-      <w:proofErr w:type="spellEnd"/>
-      <w:r>
-        <w:rPr>
-          <w:rFonts w:ascii="Arial" w:eastAsia="Times New Roman" w:hAnsi="Arial" w:cs="Arial"/>
-          <w:color w:val="0A0A0A"/>
-          <w:shd w:val="clear" w:color="auto" w:fill="E5EDFF"/>
-        </w:rPr>
-        <w:t xml:space="preserve"> from employees</w:t>
+        <w:t>Select distinct employee_name from employees</w:t>
       </w:r>
     </w:p>
     <w:p>
@@ -9008,80 +6852,26 @@
           <w:color w:val="0A0A0A"/>
           <w:shd w:val="clear" w:color="auto" w:fill="E5EDFF"/>
         </w:rPr>
-        <w:t>-</w:t>
-      </w:r>
-      <w:proofErr w:type="gramStart"/>
-      <w:r>
-        <w:rPr>
-          <w:rFonts w:ascii="Arial" w:eastAsia="Times New Roman" w:hAnsi="Arial" w:cs="Arial"/>
-          <w:color w:val="0A0A0A"/>
-          <w:shd w:val="clear" w:color="auto" w:fill="E5EDFF"/>
-        </w:rPr>
-        <w:t>rank(</w:t>
-      </w:r>
-      <w:proofErr w:type="gramEnd"/>
-      <w:r>
-        <w:rPr>
-          <w:rFonts w:ascii="Arial" w:eastAsia="Times New Roman" w:hAnsi="Arial" w:cs="Arial"/>
-          <w:color w:val="0A0A0A"/>
-          <w:shd w:val="clear" w:color="auto" w:fill="E5EDFF"/>
-        </w:rPr>
-        <w:t>)</w:t>
-      </w:r>
-    </w:p>
-    <w:p>
-      <w:pPr>
-        <w:shd w:val="clear" w:color="auto" w:fill="FFFFFF"/>
-        <w:spacing w:after="180" w:line="360" w:lineRule="atLeast"/>
-        <w:rPr>
-          <w:rFonts w:ascii="Arial" w:eastAsia="Times New Roman" w:hAnsi="Arial" w:cs="Arial"/>
-          <w:color w:val="0A0A0A"/>
-          <w:shd w:val="clear" w:color="auto" w:fill="E5EDFF"/>
-        </w:rPr>
-      </w:pPr>
-      <w:r>
-        <w:rPr>
-          <w:rFonts w:ascii="Arial" w:eastAsia="Times New Roman" w:hAnsi="Arial" w:cs="Arial"/>
-          <w:color w:val="0A0A0A"/>
-          <w:shd w:val="clear" w:color="auto" w:fill="E5EDFF"/>
-        </w:rPr>
-        <w:t>-</w:t>
-      </w:r>
-      <w:proofErr w:type="spellStart"/>
-      <w:r>
-        <w:rPr>
-          <w:rFonts w:ascii="Arial" w:eastAsia="Times New Roman" w:hAnsi="Arial" w:cs="Arial"/>
-          <w:color w:val="0A0A0A"/>
-          <w:shd w:val="clear" w:color="auto" w:fill="E5EDFF"/>
-        </w:rPr>
-        <w:t>row_</w:t>
-      </w:r>
-      <w:proofErr w:type="gramStart"/>
-      <w:r>
-        <w:rPr>
-          <w:rFonts w:ascii="Arial" w:eastAsia="Times New Roman" w:hAnsi="Arial" w:cs="Arial"/>
-          <w:color w:val="0A0A0A"/>
-          <w:shd w:val="clear" w:color="auto" w:fill="E5EDFF"/>
-        </w:rPr>
-        <w:t>number</w:t>
-      </w:r>
-      <w:proofErr w:type="spellEnd"/>
-      <w:r>
-        <w:rPr>
-          <w:rFonts w:ascii="Arial" w:eastAsia="Times New Roman" w:hAnsi="Arial" w:cs="Arial"/>
-          <w:color w:val="0A0A0A"/>
-          <w:shd w:val="clear" w:color="auto" w:fill="E5EDFF"/>
-        </w:rPr>
-        <w:t>(</w:t>
-      </w:r>
-      <w:proofErr w:type="gramEnd"/>
-      <w:r>
-        <w:rPr>
-          <w:rFonts w:ascii="Arial" w:eastAsia="Times New Roman" w:hAnsi="Arial" w:cs="Arial"/>
-          <w:color w:val="0A0A0A"/>
-          <w:shd w:val="clear" w:color="auto" w:fill="E5EDFF"/>
-        </w:rPr>
-        <w:t>)</w:t>
+        <w:t>-rank()</w:t>
+      </w:r>
+    </w:p>
+    <w:p>
+      <w:pPr>
+        <w:shd w:val="clear" w:color="auto" w:fill="FFFFFF"/>
+        <w:spacing w:after="180" w:line="360" w:lineRule="atLeast"/>
+        <w:rPr>
+          <w:rFonts w:ascii="Arial" w:eastAsia="Times New Roman" w:hAnsi="Arial" w:cs="Arial"/>
+          <w:color w:val="0A0A0A"/>
+          <w:shd w:val="clear" w:color="auto" w:fill="E5EDFF"/>
+        </w:rPr>
+      </w:pPr>
+      <w:r>
+        <w:rPr>
+          <w:rFonts w:ascii="Arial" w:eastAsia="Times New Roman" w:hAnsi="Arial" w:cs="Arial"/>
+          <w:color w:val="0A0A0A"/>
+          <w:shd w:val="clear" w:color="auto" w:fill="E5EDFF"/>
+        </w:rPr>
+        <w:t>-row_number()</w:t>
       </w:r>
     </w:p>
     <w:p>
@@ -9298,23 +7088,13 @@
           <w:shd w:val="clear" w:color="auto" w:fill="E5EDFF"/>
         </w:rPr>
       </w:pPr>
-      <w:proofErr w:type="spellStart"/>
-      <w:r>
-        <w:rPr>
-          <w:rFonts w:ascii="Arial" w:eastAsia="Times New Roman" w:hAnsi="Arial" w:cs="Arial"/>
-          <w:color w:val="0A0A0A"/>
-          <w:shd w:val="clear" w:color="auto" w:fill="E5EDFF"/>
-        </w:rPr>
-        <w:t>sql</w:t>
-      </w:r>
-      <w:proofErr w:type="spellEnd"/>
-      <w:r>
-        <w:rPr>
-          <w:rFonts w:ascii="Arial" w:eastAsia="Times New Roman" w:hAnsi="Arial" w:cs="Arial"/>
-          <w:color w:val="0A0A0A"/>
-          <w:shd w:val="clear" w:color="auto" w:fill="E5EDFF"/>
-        </w:rPr>
-        <w:t xml:space="preserve"> not use, limit and offset instead</w:t>
+      <w:r>
+        <w:rPr>
+          <w:rFonts w:ascii="Arial" w:eastAsia="Times New Roman" w:hAnsi="Arial" w:cs="Arial"/>
+          <w:color w:val="0A0A0A"/>
+          <w:shd w:val="clear" w:color="auto" w:fill="E5EDFF"/>
+        </w:rPr>
+        <w:t>sql not use, limit and offset instead</w:t>
       </w:r>
     </w:p>
     <w:p>
@@ -9341,25 +7121,7 @@
           <w:color w:val="0A0A0A"/>
           <w:shd w:val="clear" w:color="auto" w:fill="E5EDFF"/>
         </w:rPr>
-        <w:t>-</w:t>
-      </w:r>
-      <w:proofErr w:type="spellStart"/>
-      <w:r>
-        <w:rPr>
-          <w:rFonts w:ascii="Arial" w:eastAsia="Times New Roman" w:hAnsi="Arial" w:cs="Arial"/>
-          <w:color w:val="0A0A0A"/>
-          <w:shd w:val="clear" w:color="auto" w:fill="E5EDFF"/>
-        </w:rPr>
-        <w:t>sql</w:t>
-      </w:r>
-      <w:proofErr w:type="spellEnd"/>
-      <w:r>
-        <w:rPr>
-          <w:rFonts w:ascii="Arial" w:eastAsia="Times New Roman" w:hAnsi="Arial" w:cs="Arial"/>
-          <w:color w:val="0A0A0A"/>
-          <w:shd w:val="clear" w:color="auto" w:fill="E5EDFF"/>
-        </w:rPr>
-        <w:t xml:space="preserve"> string into date</w:t>
+        <w:t>-sql string into date</w:t>
       </w:r>
     </w:p>
     <w:p>
@@ -9461,49 +7223,8 @@
           <w:shd w:val="clear" w:color="auto" w:fill="E5EDFF"/>
         </w:rPr>
         <w:tab/>
-        <w:t xml:space="preserve">SET @customerName = (SELECT </w:t>
-      </w:r>
-      <w:proofErr w:type="spellStart"/>
-      <w:r>
-        <w:rPr>
-          <w:rFonts w:ascii="Arial" w:eastAsia="Times New Roman" w:hAnsi="Arial" w:cs="Arial"/>
-          <w:shd w:val="clear" w:color="auto" w:fill="E5EDFF"/>
-        </w:rPr>
-        <w:t>customer_name</w:t>
-      </w:r>
-      <w:proofErr w:type="spellEnd"/>
-      <w:r>
-        <w:rPr>
-          <w:rFonts w:ascii="Arial" w:eastAsia="Times New Roman" w:hAnsi="Arial" w:cs="Arial"/>
-          <w:shd w:val="clear" w:color="auto" w:fill="E5EDFF"/>
-        </w:rPr>
-        <w:t xml:space="preserve"> from customers where </w:t>
-      </w:r>
-      <w:proofErr w:type="spellStart"/>
-      <w:r>
-        <w:rPr>
-          <w:rFonts w:ascii="Arial" w:eastAsia="Times New Roman" w:hAnsi="Arial" w:cs="Arial"/>
-          <w:shd w:val="clear" w:color="auto" w:fill="E5EDFF"/>
-        </w:rPr>
-        <w:t>customer_id</w:t>
-      </w:r>
-      <w:proofErr w:type="spellEnd"/>
-      <w:r>
-        <w:rPr>
-          <w:rFonts w:ascii="Arial" w:eastAsia="Times New Roman" w:hAnsi="Arial" w:cs="Arial"/>
-          <w:shd w:val="clear" w:color="auto" w:fill="E5EDFF"/>
-        </w:rPr>
-        <w:t>= @last_client_id</w:t>
-      </w:r>
-      <w:proofErr w:type="gramStart"/>
-      <w:r>
-        <w:rPr>
-          <w:rFonts w:ascii="Arial" w:eastAsia="Times New Roman" w:hAnsi="Arial" w:cs="Arial"/>
-          <w:shd w:val="clear" w:color="auto" w:fill="E5EDFF"/>
-        </w:rPr>
-        <w:t>);</w:t>
-      </w:r>
-      <w:proofErr w:type="gramEnd"/>
+        <w:t>SET @customerName = (SELECT customer_name from customers where customer_id= @last_client_id);</w:t>
+      </w:r>
     </w:p>
     <w:p/>
     <w:p>
@@ -9524,15 +7245,7 @@
     </w:p>
     <w:p>
       <w:r>
-        <w:t xml:space="preserve">-bind </w:t>
-      </w:r>
-      <w:proofErr w:type="spellStart"/>
-      <w:r>
-        <w:t>contentEditable</w:t>
-      </w:r>
-      <w:proofErr w:type="spellEnd"/>
-      <w:r>
-        <w:t xml:space="preserve"> property from a tag to a variable</w:t>
+        <w:t>-bind contentEditable property from a tag to a variable</w:t>
       </w:r>
     </w:p>
     <w:p>
@@ -9573,67 +7286,30 @@
     </w:p>
     <w:p>
       <w:r>
+        <w:t>-ngSrc load images ex</w:t>
+      </w:r>
+    </w:p>
+    <w:p>
+      <w:r>
+        <w:t>-modify css style properties in tags</w:t>
+      </w:r>
+    </w:p>
+    <w:p>
+      <w:r>
+        <w:t>-keyup event example</w:t>
+      </w:r>
+    </w:p>
+    <w:p>
+      <w:r>
         <w:t>-</w:t>
       </w:r>
-      <w:proofErr w:type="spellStart"/>
-      <w:r>
-        <w:t>ngSrc</w:t>
-      </w:r>
-      <w:proofErr w:type="spellEnd"/>
-      <w:r>
-        <w:t xml:space="preserve"> load images ex</w:t>
-      </w:r>
-    </w:p>
-    <w:p>
-      <w:r>
-        <w:t xml:space="preserve">-modify </w:t>
-      </w:r>
-      <w:proofErr w:type="spellStart"/>
-      <w:r>
-        <w:t>css</w:t>
-      </w:r>
-      <w:proofErr w:type="spellEnd"/>
-      <w:r>
-        <w:t xml:space="preserve"> style properties in tags</w:t>
-      </w:r>
-    </w:p>
-    <w:p>
-      <w:r>
-        <w:t>-</w:t>
-      </w:r>
-      <w:proofErr w:type="spellStart"/>
-      <w:r>
-        <w:t>keyup</w:t>
-      </w:r>
-      <w:proofErr w:type="spellEnd"/>
-      <w:r>
-        <w:t xml:space="preserve"> event example</w:t>
-      </w:r>
-    </w:p>
-    <w:p>
-      <w:r>
-        <w:t>-</w:t>
-      </w:r>
-      <w:proofErr w:type="spellStart"/>
-      <w:r>
-        <w:t>twowaybinding</w:t>
-      </w:r>
-      <w:proofErr w:type="spellEnd"/>
-      <w:r>
-        <w:t xml:space="preserve"> [()] write in input and immediately show in screen</w:t>
-      </w:r>
-    </w:p>
-    <w:p>
-      <w:r>
-        <w:t>-</w:t>
-      </w:r>
-      <w:proofErr w:type="gramStart"/>
-      <w:r>
-        <w:t>two way</w:t>
-      </w:r>
-      <w:proofErr w:type="gramEnd"/>
-      <w:r>
-        <w:t xml:space="preserve"> binding between components using model</w:t>
+      <w:r>
+        <w:t>twowaybinding [()] write in input and immediately show in screen</w:t>
+      </w:r>
+    </w:p>
+    <w:p>
+      <w:r>
+        <w:t>-two way binding between components using model</w:t>
       </w:r>
     </w:p>
     <w:p>
@@ -9643,20 +7319,7 @@
     </w:p>
     <w:p>
       <w:r>
-        <w:t>-@for ant its contextual variables $count, $</w:t>
-      </w:r>
-      <w:proofErr w:type="spellStart"/>
-      <w:proofErr w:type="gramStart"/>
-      <w:r>
-        <w:t>index.$first,$</w:t>
-      </w:r>
-      <w:proofErr w:type="gramEnd"/>
-      <w:r>
-        <w:t>last</w:t>
-      </w:r>
-      <w:proofErr w:type="spellEnd"/>
-      <w:r>
-        <w:t>,</w:t>
+        <w:t>-@for ant its contextual variables $count, $index.$first,$last,</w:t>
       </w:r>
     </w:p>
     <w:p>
@@ -9670,46 +7333,23 @@
       </w:r>
     </w:p>
     <w:p>
-      <w:proofErr w:type="gramStart"/>
       <w:r>
         <w:t>@let</w:t>
       </w:r>
-      <w:proofErr w:type="gramEnd"/>
-    </w:p>
-    <w:p>
-      <w:r>
-        <w:t>-</w:t>
-      </w:r>
-      <w:proofErr w:type="spellStart"/>
-      <w:r>
-        <w:t>ngmodel</w:t>
-      </w:r>
-      <w:proofErr w:type="spellEnd"/>
-    </w:p>
-    <w:p>
-      <w:r>
-        <w:t xml:space="preserve">-create a form which validates range of age, and if email </w:t>
-      </w:r>
-      <w:proofErr w:type="gramStart"/>
-      <w:r>
-        <w:t>contains @</w:t>
-      </w:r>
-      <w:proofErr w:type="gramEnd"/>
-      <w:r>
-        <w:t xml:space="preserve"> with reactive forms</w:t>
-      </w:r>
-    </w:p>
-    <w:p>
-      <w:r>
-        <w:t xml:space="preserve">-inject a service </w:t>
-      </w:r>
-      <w:proofErr w:type="gramStart"/>
-      <w:r>
-        <w:t>in</w:t>
-      </w:r>
-      <w:proofErr w:type="gramEnd"/>
-      <w:r>
-        <w:t xml:space="preserve"> a component</w:t>
+    </w:p>
+    <w:p>
+      <w:r>
+        <w:t>-ngmodel</w:t>
+      </w:r>
+    </w:p>
+    <w:p>
+      <w:r>
+        <w:t>-create a form which validates range of age, and if email contains @ with reactive forms</w:t>
+      </w:r>
+    </w:p>
+    <w:p>
+      <w:r>
+        <w:t>-inject a service in a component</w:t>
       </w:r>
       <w:r>
         <w:t>, constructor and using inject</w:t>
@@ -9722,60 +7362,21 @@
     </w:p>
     <w:p>
       <w:r>
-        <w:t xml:space="preserve">-@Input receiving its value from a parent, ex </w:t>
-      </w:r>
-      <w:proofErr w:type="spellStart"/>
-      <w:r>
-        <w:t>housingLocation</w:t>
-      </w:r>
-      <w:proofErr w:type="spellEnd"/>
-      <w:r>
-        <w:t xml:space="preserve"> </w:t>
-      </w:r>
-      <w:r>
-        <w:t xml:space="preserve">object received in the component from a parent which receives a </w:t>
-      </w:r>
-      <w:proofErr w:type="spellStart"/>
-      <w:r>
-        <w:t>housingLocationList</w:t>
-      </w:r>
-      <w:proofErr w:type="spellEnd"/>
-      <w:r>
-        <w:t xml:space="preserve"> from a service</w:t>
-      </w:r>
-    </w:p>
-    <w:p>
-      <w:r>
-        <w:t xml:space="preserve">-validate extra </w:t>
-      </w:r>
-      <w:proofErr w:type="spellStart"/>
-      <w:proofErr w:type="gramStart"/>
-      <w:r>
-        <w:t>formGroup</w:t>
-      </w:r>
-      <w:proofErr w:type="spellEnd"/>
-      <w:proofErr w:type="gramEnd"/>
-      <w:r>
-        <w:t xml:space="preserve"> options</w:t>
-      </w:r>
-    </w:p>
-    <w:p>
-      <w:r>
-        <w:t xml:space="preserve">-vars </w:t>
-      </w:r>
-      <w:proofErr w:type="gramStart"/>
-      <w:r>
-        <w:t>with ?</w:t>
-      </w:r>
-      <w:proofErr w:type="gramEnd"/>
-      <w:r>
-        <w:t xml:space="preserve"> </w:t>
-      </w:r>
-      <w:proofErr w:type="gramStart"/>
-      <w:r>
-        <w:t>and ??</w:t>
-      </w:r>
-      <w:proofErr w:type="gramEnd"/>
+        <w:t xml:space="preserve">-@Input receiving its value from a parent, ex housingLocation </w:t>
+      </w:r>
+      <w:r>
+        <w:t>object received in the component from a parent which receives a housingLocationList from a service</w:t>
+      </w:r>
+    </w:p>
+    <w:p>
+      <w:r>
+        <w:t>-validate extra formGroup options</w:t>
+      </w:r>
+    </w:p>
+    <w:p>
+      <w:r>
+        <w:t>-vars with ? and ??</w:t>
+      </w:r>
     </w:p>
     <w:p>
       <w:r>
@@ -9784,15 +7385,7 @@
     </w:p>
     <w:p>
       <w:r>
-        <w:t xml:space="preserve">-Element </w:t>
-      </w:r>
-      <w:proofErr w:type="spellStart"/>
-      <w:r>
-        <w:t>reff</w:t>
-      </w:r>
-      <w:proofErr w:type="spellEnd"/>
-      <w:r>
-        <w:t xml:space="preserve"> to change style color</w:t>
+        <w:t>-Element reff to change style color</w:t>
       </w:r>
     </w:p>
     <w:p>
@@ -9818,242 +7411,152 @@
     </w:p>
     <w:p>
       <w:r>
+        <w:t>-children routes</w:t>
+      </w:r>
+    </w:p>
+    <w:p>
+      <w:r>
+        <w:t>-router outlet</w:t>
+      </w:r>
+    </w:p>
+    <w:p>
+      <w:r>
+        <w:t>-routerlink</w:t>
+      </w:r>
+    </w:p>
+    <w:p>
+      <w:r>
+        <w:t>-multiple router outlet in same component</w:t>
+      </w:r>
+    </w:p>
+    <w:p>
+      <w:r>
+        <w:t>-router.navigate()</w:t>
+      </w:r>
+    </w:p>
+    <w:p>
+      <w:r>
+        <w:t>-create signal var and show it in template</w:t>
+      </w:r>
+    </w:p>
+    <w:p>
+      <w:r>
+        <w:t>-create Angular type object</w:t>
+      </w:r>
+    </w:p>
+    <w:p>
+      <w:r>
+        <w:t>-ngonInit</w:t>
+      </w:r>
+    </w:p>
+    <w:p>
+      <w:r>
+        <w:t>-initialize an angular type signal var from a service on ngoninit</w:t>
+      </w:r>
+    </w:p>
+    <w:p>
+      <w:r>
+        <w:t xml:space="preserve">-client call </w:t>
+      </w:r>
+    </w:p>
+    <w:p>
+      <w:r>
+        <w:t>-observable .pipe, .subscribe</w:t>
+      </w:r>
+    </w:p>
+    <w:p>
+      <w:r>
+        <w:t xml:space="preserve">-create custom directive </w:t>
+      </w:r>
+    </w:p>
+    <w:p>
+      <w:r>
+        <w:t>- ngclass</w:t>
+      </w:r>
+    </w:p>
+    <w:p>
+      <w:r>
+        <w:t>-union example</w:t>
+      </w:r>
+    </w:p>
+    <w:p>
+      <w:r>
+        <w:t>- computed expression</w:t>
+      </w:r>
+    </w:p>
+    <w:p>
+      <w:r>
+        <w:t>-effects</w:t>
+      </w:r>
+    </w:p>
+    <w:p>
+      <w:r>
+        <w:t>-linkedsignal, array of options might change, selected one option linked signal from array options make sure it has proper value, if the array of options changed then the selected value should also change</w:t>
+      </w:r>
+    </w:p>
+    <w:p>
+      <w:r>
+        <w:t>-component attribute and class selectors</w:t>
+      </w:r>
+    </w:p>
+    <w:p>
+      <w:r>
+        <w:t>-ng-content</w:t>
+      </w:r>
+    </w:p>
+    <w:p>
+      <w:r>
+        <w:t>-add remove objects from array</w:t>
+      </w:r>
+    </w:p>
+    <w:p>
+      <w:r>
+        <w:t>-ngStyle</w:t>
+      </w:r>
+    </w:p>
+    <w:p>
+      <w:r>
+        <w:lastRenderedPageBreak/>
+        <w:t>-ngClass</w:t>
+      </w:r>
+    </w:p>
+    <w:p>
+      <w:r>
+        <w:t>-@Output</w:t>
+      </w:r>
+    </w:p>
+    <w:p>
+      <w:r>
+        <w:t>-@ViewChild</w:t>
+      </w:r>
+    </w:p>
+    <w:p>
+      <w:r>
+        <w:t>-viewContainerRef to load a component</w:t>
+      </w:r>
+    </w:p>
+    <w:p>
+      <w:r>
+        <w:t>-Observable</w:t>
+      </w:r>
+    </w:p>
+    <w:p>
+      <w:r>
+        <w:t>-create a jasmine test</w:t>
+      </w:r>
+    </w:p>
+    <w:p/>
+    <w:p>
+      <w:r>
+        <w:t>KAFKA</w:t>
+      </w:r>
+    </w:p>
+    <w:p>
+      <w:r>
         <w:t>-</w:t>
       </w:r>
-      <w:proofErr w:type="gramStart"/>
-      <w:r>
-        <w:t>children</w:t>
-      </w:r>
-      <w:proofErr w:type="gramEnd"/>
-      <w:r>
-        <w:t xml:space="preserve"> routes</w:t>
-      </w:r>
-    </w:p>
-    <w:p>
-      <w:r>
-        <w:t>-router outlet</w:t>
-      </w:r>
-    </w:p>
-    <w:p>
-      <w:r>
-        <w:t>-</w:t>
-      </w:r>
-      <w:proofErr w:type="spellStart"/>
-      <w:r>
-        <w:t>routerlink</w:t>
-      </w:r>
-      <w:proofErr w:type="spellEnd"/>
-    </w:p>
-    <w:p>
-      <w:r>
-        <w:t>-multiple router outlet in same component</w:t>
-      </w:r>
-    </w:p>
-    <w:p>
-      <w:r>
-        <w:t>-</w:t>
-      </w:r>
-      <w:proofErr w:type="spellStart"/>
-      <w:proofErr w:type="gramStart"/>
-      <w:r>
-        <w:t>router.navigate</w:t>
-      </w:r>
-      <w:proofErr w:type="spellEnd"/>
-      <w:proofErr w:type="gramEnd"/>
-      <w:r>
-        <w:t>()</w:t>
-      </w:r>
-    </w:p>
-    <w:p>
-      <w:r>
-        <w:t>-create signal var and show it in template</w:t>
-      </w:r>
-    </w:p>
-    <w:p>
-      <w:r>
-        <w:t>-create Angular type object</w:t>
-      </w:r>
-    </w:p>
-    <w:p>
-      <w:r>
-        <w:t>-</w:t>
-      </w:r>
-      <w:proofErr w:type="spellStart"/>
-      <w:r>
-        <w:t>ngonInit</w:t>
-      </w:r>
-      <w:proofErr w:type="spellEnd"/>
-    </w:p>
-    <w:p>
-      <w:r>
-        <w:t xml:space="preserve">-initialize an angular </w:t>
-      </w:r>
-      <w:proofErr w:type="gramStart"/>
-      <w:r>
-        <w:t>type</w:t>
-      </w:r>
-      <w:proofErr w:type="gramEnd"/>
-      <w:r>
-        <w:t xml:space="preserve"> signal var from a service on </w:t>
-      </w:r>
-      <w:proofErr w:type="spellStart"/>
-      <w:r>
-        <w:t>ngoninit</w:t>
-      </w:r>
-      <w:proofErr w:type="spellEnd"/>
-    </w:p>
-    <w:p>
-      <w:r>
-        <w:t xml:space="preserve">-client call </w:t>
-      </w:r>
-    </w:p>
-    <w:p>
-      <w:r>
-        <w:t>-</w:t>
-      </w:r>
-      <w:proofErr w:type="gramStart"/>
-      <w:r>
-        <w:t>observable .pipe, .subscribe</w:t>
-      </w:r>
-      <w:proofErr w:type="gramEnd"/>
-    </w:p>
-    <w:p>
-      <w:r>
-        <w:t xml:space="preserve">-create custom directive </w:t>
-      </w:r>
-    </w:p>
-    <w:p>
-      <w:r>
-        <w:t xml:space="preserve">- </w:t>
-      </w:r>
-      <w:proofErr w:type="spellStart"/>
-      <w:r>
-        <w:t>ngclass</w:t>
-      </w:r>
-      <w:proofErr w:type="spellEnd"/>
-    </w:p>
-    <w:p>
-      <w:r>
-        <w:t>-union example</w:t>
-      </w:r>
-    </w:p>
-    <w:p>
-      <w:r>
-        <w:t>- computed expression</w:t>
-      </w:r>
-    </w:p>
-    <w:p>
-      <w:r>
-        <w:t>-effects</w:t>
-      </w:r>
-    </w:p>
-    <w:p>
-      <w:r>
-        <w:t>-</w:t>
-      </w:r>
-      <w:proofErr w:type="spellStart"/>
-      <w:r>
-        <w:t>linkedsignal</w:t>
-      </w:r>
-      <w:proofErr w:type="spellEnd"/>
-      <w:r>
-        <w:t>, array of options might change, selected one option linked signal from array options make sure it has proper value, if the array of options changed then the selected value should also change</w:t>
-      </w:r>
-    </w:p>
-    <w:p>
-      <w:r>
-        <w:t>-component attribute and class selectors</w:t>
-      </w:r>
-    </w:p>
-    <w:p>
-      <w:r>
-        <w:t>-ng-content</w:t>
-      </w:r>
-    </w:p>
-    <w:p>
-      <w:r>
-        <w:t>-add remove objects from array</w:t>
-      </w:r>
-    </w:p>
-    <w:p>
-      <w:r>
-        <w:t>-</w:t>
-      </w:r>
-      <w:proofErr w:type="spellStart"/>
-      <w:r>
-        <w:t>ngStyle</w:t>
-      </w:r>
-      <w:proofErr w:type="spellEnd"/>
-    </w:p>
-    <w:p>
-      <w:r>
-        <w:lastRenderedPageBreak/>
-        <w:t>-</w:t>
-      </w:r>
-      <w:proofErr w:type="spellStart"/>
-      <w:r>
-        <w:t>ngClass</w:t>
-      </w:r>
-      <w:proofErr w:type="spellEnd"/>
-    </w:p>
-    <w:p>
-      <w:r>
-        <w:t>-@Output</w:t>
-      </w:r>
-    </w:p>
-    <w:p>
-      <w:r>
-        <w:t>-@</w:t>
-      </w:r>
-      <w:proofErr w:type="spellStart"/>
-      <w:r>
-        <w:t>ViewChild</w:t>
-      </w:r>
-      <w:proofErr w:type="spellEnd"/>
-    </w:p>
-    <w:p>
-      <w:r>
-        <w:t>-</w:t>
-      </w:r>
-      <w:proofErr w:type="spellStart"/>
-      <w:r>
-        <w:t>viewContainerRef</w:t>
-      </w:r>
-      <w:proofErr w:type="spellEnd"/>
-      <w:r>
-        <w:t xml:space="preserve"> to load a component</w:t>
-      </w:r>
-    </w:p>
-    <w:p>
-      <w:r>
-        <w:t>-Observable</w:t>
-      </w:r>
-    </w:p>
-    <w:p>
-      <w:r>
-        <w:t>-create a jasmine test</w:t>
-      </w:r>
-    </w:p>
-    <w:p/>
-    <w:p>
-      <w:r>
-        <w:t>KAFKA</w:t>
-      </w:r>
-    </w:p>
-    <w:p>
-      <w:r>
-        <w:t>-</w:t>
-      </w:r>
-      <w:r>
-        <w:t xml:space="preserve">Generate </w:t>
-      </w:r>
-      <w:proofErr w:type="spellStart"/>
-      <w:r>
-        <w:t>kafka</w:t>
-      </w:r>
-      <w:proofErr w:type="spellEnd"/>
-      <w:r>
-        <w:t xml:space="preserve"> message and consume it</w:t>
+      <w:r>
+        <w:t>Generate kafka message and consume it</w:t>
       </w:r>
     </w:p>
     <w:p>
@@ -10091,58 +7594,13 @@
     <w:p>
       <w:r>
         <w:tab/>
-      </w:r>
-      <w:proofErr w:type="spellStart"/>
-      <w:proofErr w:type="gramStart"/>
-      <w:r>
-        <w:t>Thread.Builder.ofVirtual</w:t>
-      </w:r>
-      <w:proofErr w:type="spellEnd"/>
-      <w:proofErr w:type="gramEnd"/>
-      <w:r>
-        <w:t>(</w:t>
-      </w:r>
-      <w:proofErr w:type="gramStart"/>
-      <w:r>
-        <w:t>).</w:t>
-      </w:r>
-      <w:proofErr w:type="spellStart"/>
-      <w:r>
-        <w:t>unstarted</w:t>
-      </w:r>
-      <w:proofErr w:type="spellEnd"/>
-      <w:proofErr w:type="gramEnd"/>
-      <w:r>
-        <w:t>(runnable)</w:t>
+        <w:t>Thread.Builder.ofVirtual().unstarted(runnable)</w:t>
       </w:r>
     </w:p>
     <w:p>
       <w:r>
         <w:tab/>
-      </w:r>
-      <w:proofErr w:type="spellStart"/>
-      <w:r>
-        <w:t>Thread.ofVirtual</w:t>
-      </w:r>
-      <w:proofErr w:type="spellEnd"/>
-      <w:r>
-        <w:t>(</w:t>
-      </w:r>
-      <w:proofErr w:type="gramStart"/>
-      <w:r>
-        <w:t>).factory</w:t>
-      </w:r>
-      <w:proofErr w:type="gramEnd"/>
-      <w:r>
-        <w:t>(</w:t>
-      </w:r>
-      <w:proofErr w:type="gramStart"/>
-      <w:r>
-        <w:t>).new</w:t>
-      </w:r>
-      <w:proofErr w:type="gramEnd"/>
-      <w:r>
-        <w:t xml:space="preserve"> Thread(runnable) //create factory and a thread from it</w:t>
+        <w:t>Thread.ofVirtual().factory().new Thread(runnable) //create factory and a thread from it</w:t>
       </w:r>
     </w:p>
     <w:p>
@@ -10155,101 +7613,34 @@
       <w:r>
         <w:t xml:space="preserve"> </w:t>
       </w:r>
-      <w:proofErr w:type="spellStart"/>
-      <w:r>
-        <w:t>newVirtualThreadPerTaskExecutor</w:t>
-      </w:r>
-      <w:proofErr w:type="spellEnd"/>
-      <w:r>
-        <w:t>(</w:t>
-      </w:r>
-      <w:proofErr w:type="gramStart"/>
-      <w:r>
-        <w:t>)</w:t>
-      </w:r>
-      <w:r>
-        <w:t>.submit</w:t>
-      </w:r>
-      <w:proofErr w:type="gramEnd"/>
-      <w:r>
-        <w:t>(runnable)</w:t>
-      </w:r>
-    </w:p>
-    <w:p>
-      <w:r>
-        <w:t xml:space="preserve">-force to </w:t>
-      </w:r>
-      <w:proofErr w:type="gramStart"/>
-      <w:r>
-        <w:t>wait</w:t>
-      </w:r>
-      <w:proofErr w:type="gramEnd"/>
-      <w:r>
-        <w:t xml:space="preserve"> daemon threads to complete before exiting with latch</w:t>
+      <w:r>
+        <w:t>newVirtualThreadPerTaskExecutor()</w:t>
+      </w:r>
+      <w:r>
+        <w:t>.submit(runnable)</w:t>
+      </w:r>
+    </w:p>
+    <w:p>
+      <w:r>
+        <w:t>-force to wait daemon threads to complete before exiting with latch</w:t>
       </w:r>
     </w:p>
     <w:p>
       <w:r>
         <w:tab/>
-      </w:r>
-      <w:proofErr w:type="spellStart"/>
-      <w:r>
-        <w:t>CountdownLatch</w:t>
-      </w:r>
-      <w:proofErr w:type="spellEnd"/>
-      <w:r>
-        <w:t xml:space="preserve"> latch = new </w:t>
-      </w:r>
-      <w:proofErr w:type="spellStart"/>
-      <w:proofErr w:type="gramStart"/>
-      <w:r>
-        <w:t>CountdownLatch</w:t>
-      </w:r>
-      <w:proofErr w:type="spellEnd"/>
-      <w:r>
-        <w:t>(</w:t>
-      </w:r>
-      <w:proofErr w:type="gramEnd"/>
-      <w:r>
-        <w:t>2) //count to end main</w:t>
+        <w:t>CountdownLatch latch = new CountdownLatch(2) //count to end main</w:t>
       </w:r>
     </w:p>
     <w:p>
       <w:r>
         <w:tab/>
-        <w:t xml:space="preserve">… </w:t>
-      </w:r>
-      <w:proofErr w:type="spellStart"/>
-      <w:proofErr w:type="gramStart"/>
-      <w:r>
-        <w:t>latch.await</w:t>
-      </w:r>
-      <w:proofErr w:type="spellEnd"/>
-      <w:r>
-        <w:t>()  /</w:t>
-      </w:r>
-      <w:proofErr w:type="gramEnd"/>
-      <w:r>
-        <w:t>/will wait until count goes to 0 (after 2 daemon threads)</w:t>
+        <w:t>… latch.await()  //will wait until count goes to 0 (after 2 daemon threads)</w:t>
       </w:r>
     </w:p>
     <w:p>
       <w:r>
         <w:tab/>
-        <w:t>…</w:t>
-      </w:r>
-      <w:proofErr w:type="spellStart"/>
-      <w:proofErr w:type="gramStart"/>
-      <w:r>
-        <w:t>latch.countDown</w:t>
-      </w:r>
-      <w:proofErr w:type="spellEnd"/>
-      <w:r>
-        <w:t>()  /</w:t>
-      </w:r>
-      <w:proofErr w:type="gramEnd"/>
-      <w:r>
-        <w:t>/rest 1 to current count</w:t>
+        <w:t>…latch.countDown()  //rest 1 to current count</w:t>
       </w:r>
     </w:p>
     <w:p>
@@ -10261,60 +7652,19 @@
     <w:p>
       <w:r>
         <w:tab/>
-      </w:r>
-      <w:proofErr w:type="spellStart"/>
-      <w:r>
-        <w:t>ExecutorService</w:t>
-      </w:r>
-      <w:proofErr w:type="spellEnd"/>
-      <w:r>
-        <w:t xml:space="preserve"> es =</w:t>
-      </w:r>
-      <w:proofErr w:type="spellStart"/>
-      <w:r>
-        <w:t>Executors.new</w:t>
-      </w:r>
-      <w:proofErr w:type="spellEnd"/>
+        <w:t>ExecutorService es =Executors.new</w:t>
+      </w:r>
       <w:r>
         <w:t xml:space="preserve"> </w:t>
       </w:r>
-      <w:proofErr w:type="spellStart"/>
-      <w:proofErr w:type="gramStart"/>
-      <w:r>
-        <w:t>newVirtualThreadPerTaskExecutor</w:t>
-      </w:r>
-      <w:proofErr w:type="spellEnd"/>
-      <w:r>
-        <w:t>(</w:t>
-      </w:r>
-      <w:proofErr w:type="gramEnd"/>
-      <w:r>
-        <w:t>)</w:t>
+      <w:r>
+        <w:t>newVirtualThreadPerTaskExecutor()</w:t>
       </w:r>
     </w:p>
     <w:p>
       <w:r>
         <w:tab/>
-      </w:r>
-      <w:proofErr w:type="spellStart"/>
-      <w:proofErr w:type="gramStart"/>
-      <w:r>
-        <w:t>Es.submit</w:t>
-      </w:r>
-      <w:proofErr w:type="spellEnd"/>
-      <w:proofErr w:type="gramEnd"/>
-      <w:r>
-        <w:t xml:space="preserve">(callable/runnable), </w:t>
-      </w:r>
-      <w:proofErr w:type="spellStart"/>
-      <w:proofErr w:type="gramStart"/>
-      <w:r>
-        <w:t>es.execute</w:t>
-      </w:r>
-      <w:proofErr w:type="spellEnd"/>
-      <w:proofErr w:type="gramEnd"/>
-      <w:r>
-        <w:t>(runnable only)</w:t>
+        <w:t>Es.submit(callable/runnable), es.execute(runnable only)</w:t>
       </w:r>
     </w:p>
     <w:p/>
@@ -10339,7 +7689,6 @@
       <w:r>
         <w:t xml:space="preserve"> =</w:t>
       </w:r>
-      <w:proofErr w:type="spellStart"/>
       <w:r>
         <w:t>ExecutorServiceins.</w:t>
       </w:r>
@@ -10349,55 +7698,33 @@
         </w:rPr>
         <w:t>submit</w:t>
       </w:r>
-      <w:proofErr w:type="spellEnd"/>
-      <w:r>
-        <w:t>(()-&gt;</w:t>
-      </w:r>
-      <w:proofErr w:type="spellStart"/>
-      <w:r>
-        <w:t>Client.getProduct</w:t>
-      </w:r>
-      <w:proofErr w:type="spellEnd"/>
-      <w:r>
-        <w:t>(1)</w:t>
-      </w:r>
-      <w:proofErr w:type="gramStart"/>
-      <w:r>
-        <w:t>);</w:t>
-      </w:r>
-      <w:proofErr w:type="gramEnd"/>
+      <w:r>
+        <w:t>(()-&gt;Client.getProduct(1));</w:t>
+      </w:r>
     </w:p>
     <w:p>
       <w:r>
         <w:tab/>
         <w:t>If(</w:t>
       </w:r>
-      <w:proofErr w:type="spellStart"/>
-      <w:proofErr w:type="gramStart"/>
       <w:r>
         <w:rPr>
           <w:highlight w:val="yellow"/>
         </w:rPr>
         <w:t>future.isDone</w:t>
       </w:r>
-      <w:proofErr w:type="spellEnd"/>
-      <w:proofErr w:type="gramEnd"/>
       <w:r>
         <w:t xml:space="preserve">()) return </w:t>
       </w:r>
-      <w:proofErr w:type="spellStart"/>
-      <w:proofErr w:type="gramStart"/>
       <w:r>
         <w:rPr>
           <w:highlight w:val="yellow"/>
         </w:rPr>
         <w:t>future.get</w:t>
       </w:r>
-      <w:proofErr w:type="spellEnd"/>
       <w:r>
         <w:t>();</w:t>
       </w:r>
-      <w:proofErr w:type="gramEnd"/>
     </w:p>
     <w:p>
       <w:r>
@@ -10409,92 +7736,14 @@
         <w:tab/>
       </w:r>
       <w:r>
-        <w:t xml:space="preserve">Semaphore s = new </w:t>
-      </w:r>
-      <w:proofErr w:type="gramStart"/>
-      <w:r>
-        <w:t>Semaphore(</w:t>
-      </w:r>
-      <w:proofErr w:type="gramEnd"/>
-      <w:r>
-        <w:t xml:space="preserve">2); </w:t>
-      </w:r>
-      <w:proofErr w:type="spellStart"/>
-      <w:r>
-        <w:t>i</w:t>
-      </w:r>
-      <w:proofErr w:type="spellEnd"/>
-      <w:r>
-        <w:t>=</w:t>
-      </w:r>
-      <w:proofErr w:type="gramStart"/>
-      <w:r>
-        <w:t>0;</w:t>
-      </w:r>
-      <w:proofErr w:type="gramEnd"/>
+        <w:t>Semaphore s = new Semaphore(2); i=0;</w:t>
+      </w:r>
     </w:p>
     <w:p>
       <w:r>
         <w:tab/>
-        <w:t>While(</w:t>
-      </w:r>
-      <w:proofErr w:type="spellStart"/>
-      <w:r>
-        <w:t>i</w:t>
-      </w:r>
-      <w:proofErr w:type="spellEnd"/>
-      <w:r>
-        <w:t>&lt;</w:t>
-      </w:r>
-      <w:proofErr w:type="gramStart"/>
-      <w:r>
-        <w:t>100){</w:t>
-      </w:r>
-      <w:proofErr w:type="gramEnd"/>
-      <w:r>
-        <w:t xml:space="preserve"> </w:t>
-      </w:r>
-      <w:proofErr w:type="spellStart"/>
-      <w:proofErr w:type="gramStart"/>
-      <w:r>
-        <w:t>s.aquire</w:t>
-      </w:r>
-      <w:proofErr w:type="spellEnd"/>
-      <w:proofErr w:type="gramEnd"/>
-      <w:r>
-        <w:t xml:space="preserve">() </w:t>
-      </w:r>
-      <w:proofErr w:type="spellStart"/>
-      <w:r>
-        <w:t>sout</w:t>
-      </w:r>
-      <w:proofErr w:type="spellEnd"/>
-      <w:r>
-        <w:t xml:space="preserve">(“semaphore”); </w:t>
-      </w:r>
-      <w:proofErr w:type="spellStart"/>
-      <w:r>
-        <w:t>i</w:t>
-      </w:r>
-      <w:proofErr w:type="spellEnd"/>
-      <w:r>
-        <w:t xml:space="preserve">++; </w:t>
-      </w:r>
-      <w:proofErr w:type="spellStart"/>
-      <w:proofErr w:type="gramStart"/>
-      <w:r>
-        <w:t>s.release</w:t>
-      </w:r>
-      <w:proofErr w:type="spellEnd"/>
-      <w:proofErr w:type="gramEnd"/>
-      <w:r>
-        <w:t>()</w:t>
-      </w:r>
-      <w:proofErr w:type="gramStart"/>
-      <w:r>
-        <w:t>};</w:t>
-      </w:r>
-      <w:proofErr w:type="gramEnd"/>
+        <w:t>While(i&lt;100){ s.aquire() sout(“semaphore”); i++; s.release()};</w:t>
+      </w:r>
     </w:p>
     <w:p/>
     <w:p>
@@ -10505,14 +7754,7 @@
     <w:p>
       <w:r>
         <w:tab/>
-      </w:r>
-      <w:proofErr w:type="spellStart"/>
-      <w:r>
-        <w:t>ThreadFactory</w:t>
-      </w:r>
-      <w:proofErr w:type="spellEnd"/>
-      <w:r>
-        <w:t xml:space="preserve"> </w:t>
+        <w:t xml:space="preserve">ThreadFactory </w:t>
       </w:r>
       <w:r>
         <w:rPr>
@@ -10521,190 +7763,51 @@
         <w:t>f</w:t>
       </w:r>
       <w:r>
-        <w:t xml:space="preserve"> = </w:t>
-      </w:r>
-      <w:proofErr w:type="spellStart"/>
-      <w:r>
-        <w:t>Thread.ofVirtual</w:t>
-      </w:r>
-      <w:proofErr w:type="spellEnd"/>
-      <w:r>
-        <w:t>(</w:t>
-      </w:r>
-      <w:proofErr w:type="gramStart"/>
-      <w:r>
-        <w:t>).factory</w:t>
-      </w:r>
-      <w:proofErr w:type="gramEnd"/>
-      <w:r>
-        <w:t>(</w:t>
-      </w:r>
-      <w:proofErr w:type="gramStart"/>
+        <w:t xml:space="preserve"> = Thread.ofVirtual().factory();</w:t>
+      </w:r>
+    </w:p>
+    <w:p>
+      <w:r>
+        <w:tab/>
+        <w:t xml:space="preserve">ScheduledExecutorService s=Executors.newScheduledThreadPool(1, </w:t>
+      </w:r>
+      <w:r>
+        <w:rPr>
+          <w:highlight w:val="yellow"/>
+        </w:rPr>
+        <w:t>f</w:t>
+      </w:r>
       <w:r>
         <w:t>);</w:t>
       </w:r>
-      <w:proofErr w:type="gramEnd"/>
     </w:p>
     <w:p>
       <w:r>
         <w:tab/>
-      </w:r>
-      <w:proofErr w:type="spellStart"/>
-      <w:r>
-        <w:t>ScheduledExecutorService</w:t>
-      </w:r>
-      <w:proofErr w:type="spellEnd"/>
-      <w:r>
-        <w:t xml:space="preserve"> s=</w:t>
-      </w:r>
-      <w:proofErr w:type="spellStart"/>
-      <w:r>
-        <w:t>Executors.newScheduledThreadPool</w:t>
-      </w:r>
-      <w:proofErr w:type="spellEnd"/>
-      <w:r>
-        <w:t xml:space="preserve">(1, </w:t>
-      </w:r>
-      <w:r>
-        <w:rPr>
-          <w:highlight w:val="yellow"/>
-        </w:rPr>
-        <w:t>f</w:t>
-      </w:r>
-      <w:proofErr w:type="gramStart"/>
-      <w:r>
-        <w:t>);</w:t>
-      </w:r>
-      <w:proofErr w:type="gramEnd"/>
+        <w:t>s.scheduleAtFixedRate(()-&gt;{…}, 1,2,TimeUnit.Seconds)  //delay 1, cada 2 segundos</w:t>
+      </w:r>
     </w:p>
     <w:p>
       <w:r>
         <w:tab/>
-      </w:r>
-      <w:proofErr w:type="spellStart"/>
-      <w:proofErr w:type="gramStart"/>
-      <w:r>
-        <w:t>s.scheduleAtFixedRate</w:t>
-      </w:r>
-      <w:proofErr w:type="spellEnd"/>
-      <w:proofErr w:type="gramEnd"/>
-      <w:r>
-        <w:t>(()-</w:t>
-      </w:r>
-      <w:proofErr w:type="gramStart"/>
-      <w:r>
-        <w:t>&gt;{</w:t>
-      </w:r>
-      <w:proofErr w:type="gramEnd"/>
-      <w:r>
-        <w:t>…}, 1,</w:t>
-      </w:r>
-      <w:proofErr w:type="gramStart"/>
-      <w:r>
-        <w:t>2,TimeUnit.Seconds)  /</w:t>
-      </w:r>
-      <w:proofErr w:type="gramEnd"/>
-      <w:r>
-        <w:t xml:space="preserve">/delay 1, </w:t>
-      </w:r>
-      <w:proofErr w:type="spellStart"/>
-      <w:r>
-        <w:t>cada</w:t>
-      </w:r>
-      <w:proofErr w:type="spellEnd"/>
-      <w:r>
-        <w:t xml:space="preserve"> 2 </w:t>
-      </w:r>
-      <w:proofErr w:type="spellStart"/>
-      <w:r>
-        <w:t>segundos</w:t>
-      </w:r>
-      <w:proofErr w:type="spellEnd"/>
+        <w:t>s.shutdown()</w:t>
+      </w:r>
+    </w:p>
+    <w:p>
+      <w:r>
+        <w:t>-create local thread</w:t>
+      </w:r>
     </w:p>
     <w:p>
       <w:r>
         <w:tab/>
-      </w:r>
-      <w:proofErr w:type="spellStart"/>
-      <w:proofErr w:type="gramStart"/>
-      <w:r>
-        <w:t>s.shutdown</w:t>
-      </w:r>
-      <w:proofErr w:type="spellEnd"/>
-      <w:proofErr w:type="gramEnd"/>
-      <w:r>
-        <w:t>()</w:t>
-      </w:r>
-    </w:p>
-    <w:p>
-      <w:r>
-        <w:t>-create local thread</w:t>
+        <w:t xml:space="preserve">ThreadLocal&lt;String&gt; tl = new ThreadLocal&lt;&gt;(); </w:t>
       </w:r>
     </w:p>
     <w:p>
       <w:r>
         <w:tab/>
-      </w:r>
-      <w:proofErr w:type="spellStart"/>
-      <w:r>
-        <w:t>ThreadLocal</w:t>
-      </w:r>
-      <w:proofErr w:type="spellEnd"/>
-      <w:r>
-        <w:t xml:space="preserve">&lt;String&gt; </w:t>
-      </w:r>
-      <w:proofErr w:type="spellStart"/>
-      <w:r>
-        <w:t>tl</w:t>
-      </w:r>
-      <w:proofErr w:type="spellEnd"/>
-      <w:r>
-        <w:t xml:space="preserve"> = new </w:t>
-      </w:r>
-      <w:proofErr w:type="spellStart"/>
-      <w:r>
-        <w:t>ThreadLocal</w:t>
-      </w:r>
-      <w:proofErr w:type="spellEnd"/>
-      <w:r>
-        <w:t>&lt;</w:t>
-      </w:r>
-      <w:proofErr w:type="gramStart"/>
-      <w:r>
-        <w:t>&gt;();</w:t>
-      </w:r>
-      <w:proofErr w:type="gramEnd"/>
-      <w:r>
-        <w:t xml:space="preserve"> </w:t>
-      </w:r>
-    </w:p>
-    <w:p>
-      <w:r>
-        <w:tab/>
-      </w:r>
-      <w:proofErr w:type="spellStart"/>
-      <w:r>
-        <w:t>Tl.set</w:t>
-      </w:r>
-      <w:proofErr w:type="spellEnd"/>
-      <w:r>
-        <w:t>(“tokened”</w:t>
-      </w:r>
-      <w:proofErr w:type="gramStart"/>
-      <w:r>
-        <w:t xml:space="preserve">);   </w:t>
-      </w:r>
-      <w:proofErr w:type="spellStart"/>
-      <w:r>
-        <w:t>tl.get</w:t>
-      </w:r>
-      <w:proofErr w:type="spellEnd"/>
-      <w:r>
-        <w:t>(</w:t>
-      </w:r>
-      <w:proofErr w:type="gramEnd"/>
-      <w:r>
-        <w:t>)</w:t>
+        <w:t>Tl.set(“tokened”);   tl.get()</w:t>
       </w:r>
     </w:p>
     <w:p>
@@ -10716,73 +7819,19 @@
     <w:p>
       <w:r>
         <w:tab/>
-      </w:r>
-      <w:proofErr w:type="spellStart"/>
-      <w:r>
-        <w:t>ThreadLocal</w:t>
-      </w:r>
-      <w:proofErr w:type="spellEnd"/>
-      <w:r>
-        <w:t xml:space="preserve">&lt;String&gt; </w:t>
-      </w:r>
-      <w:proofErr w:type="spellStart"/>
-      <w:r>
-        <w:t>tl</w:t>
-      </w:r>
-      <w:proofErr w:type="spellEnd"/>
-      <w:r>
-        <w:t xml:space="preserve"> = </w:t>
-      </w:r>
-      <w:proofErr w:type="spellStart"/>
-      <w:r>
-        <w:t>ThreadLocal.withInitial</w:t>
-      </w:r>
-      <w:proofErr w:type="spellEnd"/>
-      <w:r>
-        <w:t xml:space="preserve"> (()-</w:t>
-      </w:r>
-      <w:proofErr w:type="gramStart"/>
-      <w:r>
-        <w:t>&gt;“</w:t>
-      </w:r>
-      <w:proofErr w:type="gramEnd"/>
-      <w:r>
-        <w:t>Example”)</w:t>
+        <w:t>ThreadLocal&lt;String&gt; tl = ThreadLocal.withInitial (()-&gt;“Example”)</w:t>
       </w:r>
     </w:p>
     <w:p/>
     <w:p>
       <w:r>
-        <w:t xml:space="preserve">-create </w:t>
-      </w:r>
-      <w:proofErr w:type="spellStart"/>
-      <w:r>
-        <w:t>ScopedValue</w:t>
-      </w:r>
-      <w:proofErr w:type="spellEnd"/>
-      <w:r>
-        <w:t xml:space="preserve"> (</w:t>
-      </w:r>
-      <w:proofErr w:type="spellStart"/>
-      <w:r>
-        <w:t>jdk</w:t>
-      </w:r>
-      <w:proofErr w:type="spellEnd"/>
-      <w:r>
-        <w:t xml:space="preserve"> 25 improved thread local)</w:t>
+        <w:t>-create ScopedValue (jdk 25 improved thread local)</w:t>
       </w:r>
     </w:p>
     <w:p>
       <w:r>
         <w:tab/>
-      </w:r>
-      <w:proofErr w:type="spellStart"/>
-      <w:r>
-        <w:t>ScopedValue</w:t>
-      </w:r>
-      <w:proofErr w:type="spellEnd"/>
-      <w:r>
-        <w:t xml:space="preserve">&lt;String&gt; </w:t>
+        <w:t xml:space="preserve">ScopedValue&lt;String&gt; </w:t>
       </w:r>
       <w:r>
         <w:rPr>
@@ -10793,23 +7842,12 @@
         <w:t>SESSION_TOKEN</w:t>
       </w:r>
       <w:r>
-        <w:t xml:space="preserve"> = </w:t>
-      </w:r>
-      <w:proofErr w:type="spellStart"/>
-      <w:r>
-        <w:t>ScopedValue.newInstance</w:t>
-      </w:r>
-      <w:proofErr w:type="spellEnd"/>
-      <w:r>
-        <w:t>().</w:t>
+        <w:t xml:space="preserve"> = ScopedValue.newInstance().</w:t>
       </w:r>
     </w:p>
     <w:p>
       <w:r>
         <w:tab/>
-      </w:r>
-      <w:proofErr w:type="spellStart"/>
-      <w:r>
         <w:t>ScopedValue.</w:t>
       </w:r>
       <w:r>
@@ -10818,7 +7856,6 @@
         </w:rPr>
         <w:t>where</w:t>
       </w:r>
-      <w:proofErr w:type="spellEnd"/>
       <w:r>
         <w:t>(</w:t>
       </w:r>
@@ -10831,54 +7868,27 @@
         <w:t>SESSION_TOKEN</w:t>
       </w:r>
       <w:r>
-        <w:t>, “sesion123”</w:t>
-      </w:r>
-      <w:proofErr w:type="gramStart"/>
-      <w:r>
-        <w:t>).run</w:t>
-      </w:r>
-      <w:proofErr w:type="gramEnd"/>
-      <w:r>
-        <w:t>(()-&gt;{</w:t>
-      </w:r>
-      <w:proofErr w:type="gramStart"/>
-      <w:r>
-        <w:t>check(</w:t>
-      </w:r>
-      <w:proofErr w:type="gramEnd"/>
-      <w:r>
-        <w:t>)}</w:t>
-      </w:r>
-      <w:proofErr w:type="gramStart"/>
-      <w:r>
-        <w:t>);  /</w:t>
-      </w:r>
-      <w:proofErr w:type="gramEnd"/>
-      <w:r>
-        <w:t xml:space="preserve">/check </w:t>
+        <w:t xml:space="preserve">, “sesion123”).run(()-&gt;{check()});  //check </w:t>
       </w:r>
       <w:r>
         <w:rPr>
           <w:highlight w:val="yellow"/>
         </w:rPr>
-        <w:t xml:space="preserve">prints SESSION_TOKEN successfully, after ending </w:t>
-      </w:r>
-      <w:proofErr w:type="gramStart"/>
-      <w:r>
-        <w:rPr>
-          <w:highlight w:val="yellow"/>
-        </w:rPr>
-        <w:t>run(</w:t>
-      </w:r>
-      <w:proofErr w:type="gramEnd"/>
-      <w:r>
-        <w:rPr>
-          <w:highlight w:val="yellow"/>
-        </w:rPr>
-        <w:t>) value is removed</w:t>
-      </w:r>
-    </w:p>
-    <w:p/>
+        <w:t>prints SESSION_TOKEN successfully, after ending run() value is removed</w:t>
+      </w:r>
+    </w:p>
+    <w:p>
+      <w:r>
+        <w:lastRenderedPageBreak/>
+        <w:t>Spring Boot</w:t>
+      </w:r>
+    </w:p>
+    <w:p>
+      <w:r>
+        <w:tab/>
+        <w:t>Import with @Value and @ConfigurationProperties</w:t>
+      </w:r>
+    </w:p>
     <w:sectPr>
       <w:pgSz w:w="12240" w:h="15840"/>
       <w:pgMar w:top="1440" w:right="1440" w:bottom="1440" w:left="1440" w:header="720" w:footer="720" w:gutter="0"/>

--- a/Exercizes.docx
+++ b/Exercizes.docx
@@ -7235,19 +7235,220 @@
     <w:p/>
     <w:p>
       <w:r>
+        <w:t>-add a defer block with @loading</w:t>
+      </w:r>
+    </w:p>
+    <w:p>
+      <w:r>
+        <w:t>@defer(on viewport){&lt;p&gt;hi message from {{user}}&lt;/p&gt;} @placeholder{&lt;p&gt;initial hi&lt;/p&gt;}@loading(minimum 3s){ &lt;p&gt;3 s message will display&lt;/p&gt;}</w:t>
+      </w:r>
+    </w:p>
+    <w:p/>
+    <w:p>
+      <w:r>
+        <w:lastRenderedPageBreak/>
+        <w:t>-send an event from a child to a parent with output and show it with a signal</w:t>
+      </w:r>
+    </w:p>
+    <w:p>
+      <w:r>
+        <w:t>Child</w:t>
+      </w:r>
+    </w:p>
+    <w:p>
+      <w:r>
+        <w:tab/>
+      </w:r>
+      <w:r>
+        <w:rPr>
+          <w:highlight w:val="yellow"/>
+        </w:rPr>
+        <w:t>Saludador</w:t>
+      </w:r>
+      <w:r>
+        <w:t xml:space="preserve"> = output&lt;string&gt;();</w:t>
+      </w:r>
+    </w:p>
+    <w:p>
+      <w:r>
+        <w:tab/>
+        <w:t xml:space="preserve">sendHi(message:string){ </w:t>
+      </w:r>
+      <w:r>
+        <w:rPr>
+          <w:highlight w:val="yellow"/>
+        </w:rPr>
+        <w:t>saludador</w:t>
+      </w:r>
+      <w:r>
+        <w:t>.emit(message)}</w:t>
+      </w:r>
+    </w:p>
+    <w:p/>
+    <w:p>
+      <w:r>
+        <w:t>Parent</w:t>
+      </w:r>
+    </w:p>
+    <w:p>
+      <w:r>
+        <w:tab/>
+        <w:t>&lt;app-child (</w:t>
+      </w:r>
+      <w:r>
+        <w:rPr>
+          <w:highlight w:val="yellow"/>
+        </w:rPr>
+        <w:t>saludador</w:t>
+      </w:r>
+      <w:r>
+        <w:t>)=agregarSaludo($event)&gt;</w:t>
+      </w:r>
+    </w:p>
+    <w:p>
+      <w:pPr>
+        <w:rPr>
+          <w:lang w:val="es-MX"/>
+        </w:rPr>
+      </w:pPr>
+      <w:r>
+        <w:tab/>
+      </w:r>
+      <w:r>
+        <w:rPr>
+          <w:lang w:val="es-MX"/>
+        </w:rPr>
+        <w:t>agregarSaludo(saludo:string){ signalname.s</w:t>
+      </w:r>
+      <w:r>
+        <w:rPr>
+          <w:lang w:val="es-MX"/>
+        </w:rPr>
+        <w:t>et(saludo)}</w:t>
+      </w:r>
+    </w:p>
+    <w:p>
+      <w:pPr>
+        <w:rPr>
+          <w:lang w:val="es-MX"/>
+        </w:rPr>
+      </w:pPr>
+    </w:p>
+    <w:p>
+      <w:r>
+        <w:t>-send the key pressed in a input and alert its value</w:t>
+      </w:r>
+    </w:p>
+    <w:p>
+      <w:r>
+        <w:tab/>
+        <w:t>&lt;input (key</w:t>
+      </w:r>
+      <w:r>
+        <w:t>up</w:t>
+      </w:r>
+      <w:r>
+        <w:t>)=sendKey($event”)</w:t>
+      </w:r>
+    </w:p>
+    <w:p>
+      <w:r>
+        <w:tab/>
+        <w:t>sendKey(event: KeyboardEvent){</w:t>
+      </w:r>
+    </w:p>
+    <w:p>
+      <w:r>
+        <w:tab/>
+      </w:r>
+      <w:r>
+        <w:tab/>
+        <w:t>alert(event.key + “pressed”)</w:t>
+      </w:r>
+    </w:p>
+    <w:p/>
+    <w:p>
+      <w:r>
+        <w:t>-disable a button based on a property</w:t>
+      </w:r>
+    </w:p>
+    <w:p>
+      <w:r>
+        <w:tab/>
+        <w:t>&lt;button [disabled]=”aBooleanProperty”&gt;</w:t>
+      </w:r>
+    </w:p>
+    <w:p/>
+    <w:p>
+      <w:r>
+        <w:t>-</w:t>
+      </w:r>
+      <w:r>
+        <w:t>send a property from parent into child with input.required</w:t>
+      </w:r>
+    </w:p>
+    <w:p>
+      <w:r>
+        <w:tab/>
+        <w:t>&lt;app-child [user]=”userObj” /&gt;</w:t>
+      </w:r>
+    </w:p>
+    <w:p>
+      <w:r>
+        <w:tab/>
+        <w:t>On child:</w:t>
+      </w:r>
+    </w:p>
+    <w:p>
+      <w:r>
+        <w:tab/>
+      </w:r>
+      <w:r>
+        <w:tab/>
+        <w:t xml:space="preserve">User = input.required&lt;User&gt;(); </w:t>
+      </w:r>
+    </w:p>
+    <w:p/>
+    <w:p>
+      <w:r>
         <w:t>-declare array</w:t>
       </w:r>
     </w:p>
     <w:p>
       <w:r>
+        <w:tab/>
+        <w:t>Numeros: number[] = [1,2,3]</w:t>
+      </w:r>
+    </w:p>
+    <w:p>
+      <w:r>
+        <w:tab/>
+        <w:t>Personas: Person[] =  [{ name:”fer”, edad:40}]</w:t>
+      </w:r>
+    </w:p>
+    <w:p/>
+    <w:p>
+      <w:r>
+        <w:lastRenderedPageBreak/>
         <w:t>-@for</w:t>
       </w:r>
     </w:p>
     <w:p>
       <w:r>
-        <w:t>-bind contentEditable property from a tag to a variable</w:t>
-      </w:r>
-    </w:p>
+        <w:tab/>
+        <w:t>@for(user of users; track user.id){</w:t>
+      </w:r>
+    </w:p>
+    <w:p>
+      <w:r>
+        <w:tab/>
+      </w:r>
+      <w:r>
+        <w:tab/>
+        <w:t>&lt;p&gt;{{user.name}}&lt;/p&gt;}</w:t>
+      </w:r>
+    </w:p>
+    <w:p/>
     <w:p>
       <w:r>
         <w:t>-mouse over effect</w:t>
@@ -7255,113 +7456,117 @@
     </w:p>
     <w:p>
       <w:r>
+        <w:tab/>
+        <w:t>&lt;div (mouseover)=”mouseReceived()”&gt;</w:t>
+      </w:r>
+    </w:p>
+    <w:p>
+      <w:r>
+        <w:tab/>
+        <w:t>mouseReceived(){ alert(“mouse received”)</w:t>
+      </w:r>
+    </w:p>
+    <w:p/>
+    <w:p>
+      <w:r>
+        <w:t>- text interpolation</w:t>
+      </w:r>
+    </w:p>
+    <w:p>
+      <w:r>
+        <w:tab/>
+        <w:t>{{aProperty}}</w:t>
+      </w:r>
+    </w:p>
+    <w:p>
+      <w:r>
+        <w:t>-send a component as input to another component</w:t>
+      </w:r>
+    </w:p>
+    <w:p>
+      <w:r>
+        <w:t>-lifecycle printing to see each phase</w:t>
+      </w:r>
+    </w:p>
+    <w:p>
+      <w:r>
+        <w:t>-ngSrc load images ex</w:t>
+      </w:r>
+    </w:p>
+    <w:p>
+      <w:r>
+        <w:t>-modify css style properties in tags</w:t>
+      </w:r>
+    </w:p>
+    <w:p>
+      <w:r>
+        <w:t>-keyup event example</w:t>
+      </w:r>
+    </w:p>
+    <w:p>
+      <w:r>
+        <w:t>-</w:t>
+      </w:r>
+      <w:r>
+        <w:t>twowaybinding [()] write in input and immediately show in screen</w:t>
+      </w:r>
+    </w:p>
+    <w:p>
+      <w:r>
+        <w:t>-two way binding between components using model</w:t>
+      </w:r>
+    </w:p>
+    <w:p>
+      <w:r>
+        <w:t>-@if to display or not sections</w:t>
+      </w:r>
+    </w:p>
+    <w:p>
+      <w:r>
+        <w:t>-@for ant its contextual variables $count, $index.$first,$last,</w:t>
+      </w:r>
+    </w:p>
+    <w:p>
+      <w:r>
+        <w:t>-@switch</w:t>
+      </w:r>
+    </w:p>
+    <w:p>
+      <w:r>
+        <w:t>-pipes, pipe with parameter, create custom pipe, pipe on array or object</w:t>
+      </w:r>
+    </w:p>
+    <w:p>
+      <w:r>
+        <w:t>@let</w:t>
+      </w:r>
+    </w:p>
+    <w:p>
+      <w:r>
+        <w:t>-ngmodel</w:t>
+      </w:r>
+    </w:p>
+    <w:p>
+      <w:r>
+        <w:t>-create a form which validates range of age, and if email contains @ with reactive forms</w:t>
+      </w:r>
+    </w:p>
+    <w:p>
+      <w:r>
+        <w:t>-inject a service in a component</w:t>
+      </w:r>
+      <w:r>
+        <w:t>, constructor and using inject</w:t>
+      </w:r>
+    </w:p>
+    <w:p>
+      <w:r>
+        <w:t>-@Input</w:t>
+      </w:r>
+    </w:p>
+    <w:p>
+      <w:r>
         <w:lastRenderedPageBreak/>
-        <w:t>-mouse left effect</w:t>
-      </w:r>
-    </w:p>
-    <w:p>
-      <w:r>
-        <w:t>- click on child emits to parent using output</w:t>
-      </w:r>
-    </w:p>
-    <w:p>
-      <w:r>
-        <w:t>- @defer, @placeholder, @loading</w:t>
-      </w:r>
-    </w:p>
-    <w:p>
-      <w:r>
-        <w:t>- text interpolation</w:t>
-      </w:r>
-    </w:p>
-    <w:p>
-      <w:r>
-        <w:t>-disabled tag property bind to a property</w:t>
-      </w:r>
-    </w:p>
-    <w:p>
-      <w:r>
-        <w:t>-lifecycle printing to see each phase</w:t>
-      </w:r>
-    </w:p>
-    <w:p>
-      <w:r>
-        <w:t>-ngSrc load images ex</w:t>
-      </w:r>
-    </w:p>
-    <w:p>
-      <w:r>
-        <w:t>-modify css style properties in tags</w:t>
-      </w:r>
-    </w:p>
-    <w:p>
-      <w:r>
-        <w:t>-keyup event example</w:t>
-      </w:r>
-    </w:p>
-    <w:p>
-      <w:r>
-        <w:t>-</w:t>
-      </w:r>
-      <w:r>
-        <w:t>twowaybinding [()] write in input and immediately show in screen</w:t>
-      </w:r>
-    </w:p>
-    <w:p>
-      <w:r>
-        <w:t>-two way binding between components using model</w:t>
-      </w:r>
-    </w:p>
-    <w:p>
-      <w:r>
-        <w:t>-@if to display or not sections</w:t>
-      </w:r>
-    </w:p>
-    <w:p>
-      <w:r>
-        <w:t>-@for ant its contextual variables $count, $index.$first,$last,</w:t>
-      </w:r>
-    </w:p>
-    <w:p>
-      <w:r>
-        <w:t>-@switch</w:t>
-      </w:r>
-    </w:p>
-    <w:p>
-      <w:r>
-        <w:t>-pipes, pipe with parameter, create custom pipe, pipe on array or object</w:t>
-      </w:r>
-    </w:p>
-    <w:p>
-      <w:r>
-        <w:t>@let</w:t>
-      </w:r>
-    </w:p>
-    <w:p>
-      <w:r>
-        <w:t>-ngmodel</w:t>
-      </w:r>
-    </w:p>
-    <w:p>
-      <w:r>
-        <w:t>-create a form which validates range of age, and if email contains @ with reactive forms</w:t>
-      </w:r>
-    </w:p>
-    <w:p>
-      <w:r>
-        <w:t>-inject a service in a component</w:t>
-      </w:r>
-      <w:r>
-        <w:t>, constructor and using inject</w:t>
-      </w:r>
-    </w:p>
-    <w:p>
-      <w:r>
-        <w:t>-@Input</w:t>
-      </w:r>
-    </w:p>
-    <w:p>
-      <w:r>
         <w:t xml:space="preserve">-@Input receiving its value from a parent, ex housingLocation </w:t>
       </w:r>
       <w:r>
@@ -7390,107 +7595,107 @@
     </w:p>
     <w:p>
       <w:r>
+        <w:t>-create routes file</w:t>
+      </w:r>
+    </w:p>
+    <w:p>
+      <w:r>
+        <w:t>-routes with multiple route parameters, all routes for a path</w:t>
+      </w:r>
+    </w:p>
+    <w:p>
+      <w:r>
+        <w:t>-get the actual page parameters with activated route</w:t>
+      </w:r>
+    </w:p>
+    <w:p>
+      <w:r>
+        <w:t>-redirect to another route</w:t>
+      </w:r>
+    </w:p>
+    <w:p>
+      <w:r>
+        <w:t>-children routes</w:t>
+      </w:r>
+    </w:p>
+    <w:p>
+      <w:r>
+        <w:t>-router outlet</w:t>
+      </w:r>
+    </w:p>
+    <w:p>
+      <w:r>
+        <w:t>-routerlink</w:t>
+      </w:r>
+    </w:p>
+    <w:p>
+      <w:r>
+        <w:t>-multiple router outlet in same component</w:t>
+      </w:r>
+    </w:p>
+    <w:p>
+      <w:r>
+        <w:t>-router.navigate()</w:t>
+      </w:r>
+    </w:p>
+    <w:p>
+      <w:r>
+        <w:t>-create signal var and show it in template</w:t>
+      </w:r>
+    </w:p>
+    <w:p>
+      <w:r>
+        <w:t>-create Angular type object</w:t>
+      </w:r>
+    </w:p>
+    <w:p>
+      <w:r>
+        <w:t>-ngonInit</w:t>
+      </w:r>
+    </w:p>
+    <w:p>
+      <w:r>
+        <w:t>-initialize an angular type signal var from a service on ngoninit</w:t>
+      </w:r>
+    </w:p>
+    <w:p>
+      <w:r>
+        <w:t xml:space="preserve">-client call </w:t>
+      </w:r>
+    </w:p>
+    <w:p>
+      <w:r>
+        <w:t>-observable .pipe, .subscribe</w:t>
+      </w:r>
+    </w:p>
+    <w:p>
+      <w:r>
+        <w:t xml:space="preserve">-create custom directive </w:t>
+      </w:r>
+    </w:p>
+    <w:p>
+      <w:r>
+        <w:t>- ngclass</w:t>
+      </w:r>
+    </w:p>
+    <w:p>
+      <w:r>
+        <w:t>-union example</w:t>
+      </w:r>
+    </w:p>
+    <w:p>
+      <w:r>
+        <w:t>- computed expression</w:t>
+      </w:r>
+    </w:p>
+    <w:p>
+      <w:r>
+        <w:t>-effects</w:t>
+      </w:r>
+    </w:p>
+    <w:p>
+      <w:r>
         <w:lastRenderedPageBreak/>
-        <w:t>-create routes file</w:t>
-      </w:r>
-    </w:p>
-    <w:p>
-      <w:r>
-        <w:t>-routes with multiple route parameters, all routes for a path</w:t>
-      </w:r>
-    </w:p>
-    <w:p>
-      <w:r>
-        <w:t>-get the actual page parameters with activated route</w:t>
-      </w:r>
-    </w:p>
-    <w:p>
-      <w:r>
-        <w:t>-redirect to another route</w:t>
-      </w:r>
-    </w:p>
-    <w:p>
-      <w:r>
-        <w:t>-children routes</w:t>
-      </w:r>
-    </w:p>
-    <w:p>
-      <w:r>
-        <w:t>-router outlet</w:t>
-      </w:r>
-    </w:p>
-    <w:p>
-      <w:r>
-        <w:t>-routerlink</w:t>
-      </w:r>
-    </w:p>
-    <w:p>
-      <w:r>
-        <w:t>-multiple router outlet in same component</w:t>
-      </w:r>
-    </w:p>
-    <w:p>
-      <w:r>
-        <w:t>-router.navigate()</w:t>
-      </w:r>
-    </w:p>
-    <w:p>
-      <w:r>
-        <w:t>-create signal var and show it in template</w:t>
-      </w:r>
-    </w:p>
-    <w:p>
-      <w:r>
-        <w:t>-create Angular type object</w:t>
-      </w:r>
-    </w:p>
-    <w:p>
-      <w:r>
-        <w:t>-ngonInit</w:t>
-      </w:r>
-    </w:p>
-    <w:p>
-      <w:r>
-        <w:t>-initialize an angular type signal var from a service on ngoninit</w:t>
-      </w:r>
-    </w:p>
-    <w:p>
-      <w:r>
-        <w:t xml:space="preserve">-client call </w:t>
-      </w:r>
-    </w:p>
-    <w:p>
-      <w:r>
-        <w:t>-observable .pipe, .subscribe</w:t>
-      </w:r>
-    </w:p>
-    <w:p>
-      <w:r>
-        <w:t xml:space="preserve">-create custom directive </w:t>
-      </w:r>
-    </w:p>
-    <w:p>
-      <w:r>
-        <w:t>- ngclass</w:t>
-      </w:r>
-    </w:p>
-    <w:p>
-      <w:r>
-        <w:t>-union example</w:t>
-      </w:r>
-    </w:p>
-    <w:p>
-      <w:r>
-        <w:t>- computed expression</w:t>
-      </w:r>
-    </w:p>
-    <w:p>
-      <w:r>
-        <w:t>-effects</w:t>
-      </w:r>
-    </w:p>
-    <w:p>
-      <w:r>
         <w:t>-linkedsignal, array of options might change, selected one option linked signal from array options make sure it has proper value, if the array of options changed then the selected value should also change</w:t>
       </w:r>
     </w:p>
@@ -7516,7 +7721,6 @@
     </w:p>
     <w:p>
       <w:r>
-        <w:lastRenderedPageBreak/>
         <w:t>-ngClass</w:t>
       </w:r>
     </w:p>
@@ -7599,6 +7803,7 @@
     </w:p>
     <w:p>
       <w:r>
+        <w:lastRenderedPageBreak/>
         <w:tab/>
         <w:t>Thread.ofVirtual().factory().new Thread(runnable) //create factory and a thread from it</w:t>
       </w:r>
@@ -7645,7 +7850,6 @@
     </w:p>
     <w:p>
       <w:r>
-        <w:lastRenderedPageBreak/>
         <w:t>-create executor service for virtual threads</w:t>
       </w:r>
     </w:p>
@@ -7812,6 +8016,7 @@
     </w:p>
     <w:p>
       <w:r>
+        <w:lastRenderedPageBreak/>
         <w:tab/>
         <w:t>OR</w:t>
       </w:r>
@@ -7879,14 +8084,161 @@
     </w:p>
     <w:p>
       <w:r>
+        <w:t>Spring Boot</w:t>
+      </w:r>
+    </w:p>
+    <w:p>
+      <w:r>
+        <w:tab/>
+      </w:r>
+      <w:r>
+        <w:t>-</w:t>
+      </w:r>
+      <w:r>
+        <w:t>Import with @Value and @ConfigurationProperties</w:t>
+      </w:r>
+    </w:p>
+    <w:p>
+      <w:r>
+        <w:tab/>
+        <w:t xml:space="preserve">-init detroy methods </w:t>
+      </w:r>
+    </w:p>
+    <w:p>
+      <w:r>
+        <w:tab/>
+        <w:t>-exclude an auto configuration</w:t>
+      </w:r>
+    </w:p>
+    <w:p>
+      <w:r>
+        <w:tab/>
+        <w:t>-create an interceptor</w:t>
+      </w:r>
+    </w:p>
+    <w:p>
+      <w:r>
+        <w:tab/>
+        <w:t>-create an exception</w:t>
+      </w:r>
+    </w:p>
+    <w:p>
+      <w:r>
+        <w:tab/>
+        <w:t>-use actuator</w:t>
+      </w:r>
+    </w:p>
+    <w:p>
+      <w:r>
+        <w:tab/>
+        <w:t>-transactional</w:t>
+      </w:r>
+    </w:p>
+    <w:p>
+      <w:r>
+        <w:tab/>
+        <w:t>-implement optimistic locking</w:t>
+      </w:r>
+      <w:r>
+        <w:t>, pessimistic locking</w:t>
+      </w:r>
+    </w:p>
+    <w:p>
+      <w:r>
+        <w:tab/>
+        <w:t>-create a one to many, many to one</w:t>
+      </w:r>
+    </w:p>
+    <w:p>
+      <w:r>
+        <w:tab/>
+        <w:t>-spring security authentication flow</w:t>
+      </w:r>
+    </w:p>
+    <w:p>
+      <w:r>
+        <w:tab/>
+        <w:t>-use aop</w:t>
+      </w:r>
+    </w:p>
+    <w:p>
+      <w:r>
+        <w:tab/>
+        <w:t>-spring security implement custom entry point, denied handler, invalid session page, concurrent session for same user to just 1 and deny at login if a second same user wants to login, authentication events, onsuccess, on failure, authentication success handler, authentication failure handler, invalidate http session and delete cookies</w:t>
+      </w:r>
+    </w:p>
+    <w:p>
+      <w:r>
+        <w:tab/>
+        <w:t>-normal mvc that injects a @ModelAttribute from a form and redirects to a view</w:t>
+      </w:r>
+      <w:r>
+        <w:t>, if the form has errors refirect to the submit form page and highlight the errors</w:t>
+      </w:r>
+    </w:p>
+    <w:p>
+      <w:r>
+        <w:tab/>
+        <w:t>-activate different profiles</w:t>
+      </w:r>
+    </w:p>
+    <w:p>
+      <w:r>
+        <w:tab/>
+        <w:t>-create a open feign client</w:t>
+      </w:r>
+    </w:p>
+    <w:p>
+      <w:r>
         <w:lastRenderedPageBreak/>
-        <w:t>Spring Boot</w:t>
-      </w:r>
-    </w:p>
-    <w:p>
-      <w:r>
         <w:tab/>
-        <w:t>Import with @Value and @ConfigurationProperties</w:t>
+        <w:t>-circuit breaker with fallback method, limit and retries</w:t>
+      </w:r>
+    </w:p>
+    <w:p>
+      <w:r>
+        <w:tab/>
+        <w:t>-saga pattern</w:t>
+      </w:r>
+    </w:p>
+    <w:p>
+      <w:r>
+        <w:tab/>
+        <w:t>-distributed tracing ex</w:t>
+      </w:r>
+    </w:p>
+    <w:p>
+      <w:r>
+        <w:tab/>
+        <w:t>-create a gateway</w:t>
+      </w:r>
+    </w:p>
+    <w:p>
+      <w:r>
+        <w:tab/>
+        <w:t xml:space="preserve">-implement cache </w:t>
+      </w:r>
+    </w:p>
+    <w:p>
+      <w:r>
+        <w:tab/>
+        <w:t>-implement kafka</w:t>
+      </w:r>
+    </w:p>
+    <w:p>
+      <w:r>
+        <w:tab/>
+        <w:t>-bulkhead pattern</w:t>
+      </w:r>
+    </w:p>
+    <w:p>
+      <w:r>
+        <w:t>-@async, @enableasync</w:t>
+      </w:r>
+    </w:p>
+    <w:p>
+      <w:r>
+        <w:t>-create a mongo repository</w:t>
       </w:r>
     </w:p>
     <w:sectPr>

--- a/Exercizes.docx
+++ b/Exercizes.docx
@@ -7306,34 +7306,14 @@
       </w:r>
     </w:p>
     <w:p>
-      <w:pPr>
-        <w:rPr>
-          <w:lang w:val="es-MX"/>
-        </w:rPr>
-      </w:pPr>
       <w:r>
         <w:tab/>
       </w:r>
       <w:r>
-        <w:rPr>
-          <w:lang w:val="es-MX"/>
-        </w:rPr>
-        <w:t>agregarSaludo(saludo:string){ signalname.s</w:t>
-      </w:r>
-      <w:r>
-        <w:rPr>
-          <w:lang w:val="es-MX"/>
-        </w:rPr>
-        <w:t>et(saludo)}</w:t>
-      </w:r>
-    </w:p>
-    <w:p>
-      <w:pPr>
-        <w:rPr>
-          <w:lang w:val="es-MX"/>
-        </w:rPr>
-      </w:pPr>
-    </w:p>
+        <w:t>agregarSaludo(saludo:string){ signalname.set(saludo)}</w:t>
+      </w:r>
+    </w:p>
+    <w:p/>
     <w:p>
       <w:r>
         <w:t>-send the key pressed in a input and alert its value</w:t>
@@ -7485,11 +7465,64 @@
     </w:p>
     <w:p>
       <w:r>
+        <w:tab/>
+      </w:r>
+      <w:r>
+        <w:t>@for(url of urlList; track $index){</w:t>
+      </w:r>
+    </w:p>
+    <w:p>
+      <w:pPr>
+        <w:ind w:left="720" w:firstLine="720"/>
+      </w:pPr>
+      <w:r>
+        <w:t xml:space="preserve">  &lt;</w:t>
+      </w:r>
+      <w:r>
+        <w:rPr>
+          <w:highlight w:val="yellow"/>
+        </w:rPr>
+        <w:t>app-home-pictures</w:t>
+      </w:r>
+      <w:r>
+        <w:t xml:space="preserve"> [url]="url"/&gt;}</w:t>
+      </w:r>
+    </w:p>
+    <w:p>
+      <w:r>
+        <w:tab/>
+        <w:t>Child</w:t>
+      </w:r>
+    </w:p>
+    <w:p>
+      <w:r>
+        <w:tab/>
+      </w:r>
+      <w:r>
+        <w:tab/>
+      </w:r>
+      <w:r>
+        <w:t> url = input.required&lt;string&gt;();</w:t>
+      </w:r>
+    </w:p>
+    <w:p>
+      <w:pPr>
+        <w:ind w:left="720" w:firstLine="720"/>
+      </w:pPr>
+    </w:p>
+    <w:p>
+      <w:r>
         <w:t>-lifecycle printing to see each phase</w:t>
       </w:r>
     </w:p>
     <w:p>
       <w:r>
+        <w:tab/>
+        <w:t>Logger component example</w:t>
+      </w:r>
+    </w:p>
+    <w:p>
+      <w:r>
         <w:t>-ngSrc load images ex</w:t>
       </w:r>
     </w:p>
@@ -7533,6 +7566,7 @@
     </w:p>
     <w:p>
       <w:r>
+        <w:lastRenderedPageBreak/>
         <w:t>-pipes, pipe with parameter, create custom pipe, pipe on array or object</w:t>
       </w:r>
     </w:p>
@@ -7566,105 +7600,105 @@
     </w:p>
     <w:p>
       <w:r>
+        <w:t xml:space="preserve">-@Input receiving its value from a parent, ex housingLocation </w:t>
+      </w:r>
+      <w:r>
+        <w:t>object received in the component from a parent which receives a housingLocationList from a service</w:t>
+      </w:r>
+    </w:p>
+    <w:p>
+      <w:r>
+        <w:t>-validate extra formGroup options</w:t>
+      </w:r>
+    </w:p>
+    <w:p>
+      <w:r>
+        <w:t>-vars with ? and ??</w:t>
+      </w:r>
+    </w:p>
+    <w:p>
+      <w:r>
+        <w:t>-#filter example on a list</w:t>
+      </w:r>
+    </w:p>
+    <w:p>
+      <w:r>
+        <w:t>-Element reff to change style color</w:t>
+      </w:r>
+    </w:p>
+    <w:p>
+      <w:r>
+        <w:t>-create routes file</w:t>
+      </w:r>
+    </w:p>
+    <w:p>
+      <w:r>
+        <w:t>-routes with multiple route parameters, all routes for a path</w:t>
+      </w:r>
+    </w:p>
+    <w:p>
+      <w:r>
+        <w:t>-get the actual page parameters with activated route</w:t>
+      </w:r>
+    </w:p>
+    <w:p>
+      <w:r>
+        <w:t>-redirect to another route</w:t>
+      </w:r>
+    </w:p>
+    <w:p>
+      <w:r>
+        <w:t>-children routes</w:t>
+      </w:r>
+    </w:p>
+    <w:p>
+      <w:r>
+        <w:t>-router outlet</w:t>
+      </w:r>
+    </w:p>
+    <w:p>
+      <w:r>
+        <w:t>-routerlink</w:t>
+      </w:r>
+    </w:p>
+    <w:p>
+      <w:r>
+        <w:t>-multiple router outlet in same component</w:t>
+      </w:r>
+    </w:p>
+    <w:p>
+      <w:r>
+        <w:t>-router.navigate()</w:t>
+      </w:r>
+    </w:p>
+    <w:p>
+      <w:r>
+        <w:t>-create signal var and show it in template</w:t>
+      </w:r>
+    </w:p>
+    <w:p>
+      <w:r>
+        <w:t>-create Angular type object</w:t>
+      </w:r>
+    </w:p>
+    <w:p>
+      <w:r>
+        <w:t>-ngonInit</w:t>
+      </w:r>
+    </w:p>
+    <w:p>
+      <w:r>
+        <w:t>-initialize an angular type signal var from a service on ngoninit</w:t>
+      </w:r>
+    </w:p>
+    <w:p>
+      <w:r>
+        <w:t xml:space="preserve">-client call </w:t>
+      </w:r>
+    </w:p>
+    <w:p>
+      <w:r>
         <w:lastRenderedPageBreak/>
-        <w:t xml:space="preserve">-@Input receiving its value from a parent, ex housingLocation </w:t>
-      </w:r>
-      <w:r>
-        <w:t>object received in the component from a parent which receives a housingLocationList from a service</w:t>
-      </w:r>
-    </w:p>
-    <w:p>
-      <w:r>
-        <w:t>-validate extra formGroup options</w:t>
-      </w:r>
-    </w:p>
-    <w:p>
-      <w:r>
-        <w:t>-vars with ? and ??</w:t>
-      </w:r>
-    </w:p>
-    <w:p>
-      <w:r>
-        <w:t>-#filter example on a list</w:t>
-      </w:r>
-    </w:p>
-    <w:p>
-      <w:r>
-        <w:t>-Element reff to change style color</w:t>
-      </w:r>
-    </w:p>
-    <w:p>
-      <w:r>
-        <w:t>-create routes file</w:t>
-      </w:r>
-    </w:p>
-    <w:p>
-      <w:r>
-        <w:t>-routes with multiple route parameters, all routes for a path</w:t>
-      </w:r>
-    </w:p>
-    <w:p>
-      <w:r>
-        <w:t>-get the actual page parameters with activated route</w:t>
-      </w:r>
-    </w:p>
-    <w:p>
-      <w:r>
-        <w:t>-redirect to another route</w:t>
-      </w:r>
-    </w:p>
-    <w:p>
-      <w:r>
-        <w:t>-children routes</w:t>
-      </w:r>
-    </w:p>
-    <w:p>
-      <w:r>
-        <w:t>-router outlet</w:t>
-      </w:r>
-    </w:p>
-    <w:p>
-      <w:r>
-        <w:t>-routerlink</w:t>
-      </w:r>
-    </w:p>
-    <w:p>
-      <w:r>
-        <w:t>-multiple router outlet in same component</w:t>
-      </w:r>
-    </w:p>
-    <w:p>
-      <w:r>
-        <w:t>-router.navigate()</w:t>
-      </w:r>
-    </w:p>
-    <w:p>
-      <w:r>
-        <w:t>-create signal var and show it in template</w:t>
-      </w:r>
-    </w:p>
-    <w:p>
-      <w:r>
-        <w:t>-create Angular type object</w:t>
-      </w:r>
-    </w:p>
-    <w:p>
-      <w:r>
-        <w:t>-ngonInit</w:t>
-      </w:r>
-    </w:p>
-    <w:p>
-      <w:r>
-        <w:t>-initialize an angular type signal var from a service on ngoninit</w:t>
-      </w:r>
-    </w:p>
-    <w:p>
-      <w:r>
-        <w:t xml:space="preserve">-client call </w:t>
-      </w:r>
-    </w:p>
-    <w:p>
-      <w:r>
         <w:t>-observable .pipe, .subscribe</w:t>
       </w:r>
     </w:p>
@@ -7695,7 +7729,6 @@
     </w:p>
     <w:p>
       <w:r>
-        <w:lastRenderedPageBreak/>
         <w:t>-linkedsignal, array of options might change, selected one option linked signal from array options make sure it has proper value, if the array of options changed then the selected value should also change</w:t>
       </w:r>
     </w:p>
@@ -7803,191 +7836,185 @@
     </w:p>
     <w:p>
       <w:r>
+        <w:tab/>
+        <w:t>Thread.ofVirtual().factory().new Thread(runnable) //create factory and a thread from it</w:t>
+      </w:r>
+    </w:p>
+    <w:p>
+      <w:r>
+        <w:tab/>
+      </w:r>
+      <w:r>
+        <w:t>Executors.</w:t>
+      </w:r>
+      <w:r>
+        <w:t xml:space="preserve"> newVirtualThreadPerTaskExecutor()</w:t>
+      </w:r>
+      <w:r>
+        <w:t>.submit(runnable)</w:t>
+      </w:r>
+    </w:p>
+    <w:p>
+      <w:r>
+        <w:t>-force to wait daemon threads to complete before exiting with latch</w:t>
+      </w:r>
+    </w:p>
+    <w:p>
+      <w:r>
+        <w:tab/>
+        <w:t>CountdownLatch latch = new CountdownLatch(2) //count to end main</w:t>
+      </w:r>
+    </w:p>
+    <w:p>
+      <w:r>
+        <w:tab/>
+        <w:t>… latch.await()  //will wait until count goes to 0 (after 2 daemon threads)</w:t>
+      </w:r>
+    </w:p>
+    <w:p>
+      <w:r>
+        <w:tab/>
+        <w:t>…latch.countDown()  //rest 1 to current count</w:t>
+      </w:r>
+    </w:p>
+    <w:p>
+      <w:r>
+        <w:t>-create executor service for virtual threads</w:t>
+      </w:r>
+    </w:p>
+    <w:p>
+      <w:r>
+        <w:tab/>
+        <w:t>ExecutorService es =Executors.new</w:t>
+      </w:r>
+      <w:r>
+        <w:t xml:space="preserve"> newVirtualThreadPerTaskExecutor()</w:t>
+      </w:r>
+    </w:p>
+    <w:p>
+      <w:r>
+        <w:tab/>
+        <w:t>Es.submit(callable/runnable), es.execute(runnable only)</w:t>
+      </w:r>
+    </w:p>
+    <w:p/>
+    <w:p>
+      <w:r>
+        <w:t>-submit a task and validate the response if it is done and get its result</w:t>
+      </w:r>
+    </w:p>
+    <w:p>
+      <w:r>
+        <w:tab/>
+      </w:r>
+      <w:r>
+        <w:t xml:space="preserve">Future&lt;Product&gt; </w:t>
+      </w:r>
+      <w:r>
+        <w:rPr>
+          <w:highlight w:val="yellow"/>
+        </w:rPr>
+        <w:t>future</w:t>
+      </w:r>
+      <w:r>
+        <w:t xml:space="preserve"> =</w:t>
+      </w:r>
+      <w:r>
+        <w:t>ExecutorServiceins.</w:t>
+      </w:r>
+      <w:r>
+        <w:rPr>
+          <w:highlight w:val="yellow"/>
+        </w:rPr>
+        <w:t>submit</w:t>
+      </w:r>
+      <w:r>
+        <w:t>(()-&gt;Client.getProduct(1));</w:t>
+      </w:r>
+    </w:p>
+    <w:p>
+      <w:r>
+        <w:tab/>
+        <w:t>If(</w:t>
+      </w:r>
+      <w:r>
+        <w:rPr>
+          <w:highlight w:val="yellow"/>
+        </w:rPr>
+        <w:t>future.isDone</w:t>
+      </w:r>
+      <w:r>
+        <w:t xml:space="preserve">()) return </w:t>
+      </w:r>
+      <w:r>
+        <w:rPr>
+          <w:highlight w:val="yellow"/>
+        </w:rPr>
+        <w:t>future.get</w:t>
+      </w:r>
+      <w:r>
+        <w:t>();</w:t>
+      </w:r>
+    </w:p>
+    <w:p>
+      <w:r>
+        <w:t>-Semaphore example</w:t>
+      </w:r>
+    </w:p>
+    <w:p>
+      <w:r>
+        <w:tab/>
+      </w:r>
+      <w:r>
+        <w:t>Semaphore s = new Semaphore(2); i=0;</w:t>
+      </w:r>
+    </w:p>
+    <w:p>
+      <w:r>
+        <w:tab/>
+        <w:t>While(i&lt;100){ s.aquire() sout(“semaphore”); i++; s.release()};</w:t>
+      </w:r>
+    </w:p>
+    <w:p/>
+    <w:p>
+      <w:r>
+        <w:t>-create a scheduler with virtual threads</w:t>
+      </w:r>
+    </w:p>
+    <w:p>
+      <w:r>
+        <w:tab/>
+        <w:t xml:space="preserve">ThreadFactory </w:t>
+      </w:r>
+      <w:r>
+        <w:rPr>
+          <w:highlight w:val="yellow"/>
+        </w:rPr>
+        <w:t>f</w:t>
+      </w:r>
+      <w:r>
+        <w:t xml:space="preserve"> = Thread.ofVirtual().factory();</w:t>
+      </w:r>
+    </w:p>
+    <w:p>
+      <w:r>
+        <w:tab/>
+        <w:t xml:space="preserve">ScheduledExecutorService s=Executors.newScheduledThreadPool(1, </w:t>
+      </w:r>
+      <w:r>
+        <w:rPr>
+          <w:highlight w:val="yellow"/>
+        </w:rPr>
+        <w:t>f</w:t>
+      </w:r>
+      <w:r>
+        <w:t>);</w:t>
+      </w:r>
+    </w:p>
+    <w:p>
+      <w:r>
         <w:lastRenderedPageBreak/>
         <w:tab/>
-        <w:t>Thread.ofVirtual().factory().new Thread(runnable) //create factory and a thread from it</w:t>
-      </w:r>
-    </w:p>
-    <w:p>
-      <w:r>
-        <w:tab/>
-      </w:r>
-      <w:r>
-        <w:t>Executors.</w:t>
-      </w:r>
-      <w:r>
-        <w:t xml:space="preserve"> </w:t>
-      </w:r>
-      <w:r>
-        <w:t>newVirtualThreadPerTaskExecutor()</w:t>
-      </w:r>
-      <w:r>
-        <w:t>.submit(runnable)</w:t>
-      </w:r>
-    </w:p>
-    <w:p>
-      <w:r>
-        <w:t>-force to wait daemon threads to complete before exiting with latch</w:t>
-      </w:r>
-    </w:p>
-    <w:p>
-      <w:r>
-        <w:tab/>
-        <w:t>CountdownLatch latch = new CountdownLatch(2) //count to end main</w:t>
-      </w:r>
-    </w:p>
-    <w:p>
-      <w:r>
-        <w:tab/>
-        <w:t>… latch.await()  //will wait until count goes to 0 (after 2 daemon threads)</w:t>
-      </w:r>
-    </w:p>
-    <w:p>
-      <w:r>
-        <w:tab/>
-        <w:t>…latch.countDown()  //rest 1 to current count</w:t>
-      </w:r>
-    </w:p>
-    <w:p>
-      <w:r>
-        <w:t>-create executor service for virtual threads</w:t>
-      </w:r>
-    </w:p>
-    <w:p>
-      <w:r>
-        <w:tab/>
-        <w:t>ExecutorService es =Executors.new</w:t>
-      </w:r>
-      <w:r>
-        <w:t xml:space="preserve"> </w:t>
-      </w:r>
-      <w:r>
-        <w:t>newVirtualThreadPerTaskExecutor()</w:t>
-      </w:r>
-    </w:p>
-    <w:p>
-      <w:r>
-        <w:tab/>
-        <w:t>Es.submit(callable/runnable), es.execute(runnable only)</w:t>
-      </w:r>
-    </w:p>
-    <w:p/>
-    <w:p>
-      <w:r>
-        <w:t>-submit a task and validate the response if it is done and get its result</w:t>
-      </w:r>
-    </w:p>
-    <w:p>
-      <w:r>
-        <w:tab/>
-      </w:r>
-      <w:r>
-        <w:t xml:space="preserve">Future&lt;Product&gt; </w:t>
-      </w:r>
-      <w:r>
-        <w:rPr>
-          <w:highlight w:val="yellow"/>
-        </w:rPr>
-        <w:t>future</w:t>
-      </w:r>
-      <w:r>
-        <w:t xml:space="preserve"> =</w:t>
-      </w:r>
-      <w:r>
-        <w:t>ExecutorServiceins.</w:t>
-      </w:r>
-      <w:r>
-        <w:rPr>
-          <w:highlight w:val="yellow"/>
-        </w:rPr>
-        <w:t>submit</w:t>
-      </w:r>
-      <w:r>
-        <w:t>(()-&gt;Client.getProduct(1));</w:t>
-      </w:r>
-    </w:p>
-    <w:p>
-      <w:r>
-        <w:tab/>
-        <w:t>If(</w:t>
-      </w:r>
-      <w:r>
-        <w:rPr>
-          <w:highlight w:val="yellow"/>
-        </w:rPr>
-        <w:t>future.isDone</w:t>
-      </w:r>
-      <w:r>
-        <w:t xml:space="preserve">()) return </w:t>
-      </w:r>
-      <w:r>
-        <w:rPr>
-          <w:highlight w:val="yellow"/>
-        </w:rPr>
-        <w:t>future.get</w:t>
-      </w:r>
-      <w:r>
-        <w:t>();</w:t>
-      </w:r>
-    </w:p>
-    <w:p>
-      <w:r>
-        <w:t>-Semaphore example</w:t>
-      </w:r>
-    </w:p>
-    <w:p>
-      <w:r>
-        <w:tab/>
-      </w:r>
-      <w:r>
-        <w:t>Semaphore s = new Semaphore(2); i=0;</w:t>
-      </w:r>
-    </w:p>
-    <w:p>
-      <w:r>
-        <w:tab/>
-        <w:t>While(i&lt;100){ s.aquire() sout(“semaphore”); i++; s.release()};</w:t>
-      </w:r>
-    </w:p>
-    <w:p/>
-    <w:p>
-      <w:r>
-        <w:t>-create a scheduler with virtual threads</w:t>
-      </w:r>
-    </w:p>
-    <w:p>
-      <w:r>
-        <w:tab/>
-        <w:t xml:space="preserve">ThreadFactory </w:t>
-      </w:r>
-      <w:r>
-        <w:rPr>
-          <w:highlight w:val="yellow"/>
-        </w:rPr>
-        <w:t>f</w:t>
-      </w:r>
-      <w:r>
-        <w:t xml:space="preserve"> = Thread.ofVirtual().factory();</w:t>
-      </w:r>
-    </w:p>
-    <w:p>
-      <w:r>
-        <w:tab/>
-        <w:t xml:space="preserve">ScheduledExecutorService s=Executors.newScheduledThreadPool(1, </w:t>
-      </w:r>
-      <w:r>
-        <w:rPr>
-          <w:highlight w:val="yellow"/>
-        </w:rPr>
-        <w:t>f</w:t>
-      </w:r>
-      <w:r>
-        <w:t>);</w:t>
-      </w:r>
-    </w:p>
-    <w:p>
-      <w:r>
-        <w:tab/>
         <w:t>s.scheduleAtFixedRate(()-&gt;{…}, 1,2,TimeUnit.Seconds)  //delay 1, cada 2 segundos</w:t>
       </w:r>
     </w:p>
@@ -8016,7 +8043,6 @@
     </w:p>
     <w:p>
       <w:r>
-        <w:lastRenderedPageBreak/>
         <w:tab/>
         <w:t>OR</w:t>
       </w:r>
@@ -8164,7 +8190,11 @@
     <w:p>
       <w:r>
         <w:tab/>
-        <w:t>-spring security implement custom entry point, denied handler, invalid session page, concurrent session for same user to just 1 and deny at login if a second same user wants to login, authentication events, onsuccess, on failure, authentication success handler, authentication failure handler, invalidate http session and delete cookies</w:t>
+        <w:t xml:space="preserve">-spring security implement custom entry point, denied handler, invalid session page, concurrent session for same user to just 1 and deny at login if a second same user </w:t>
+      </w:r>
+      <w:r>
+        <w:lastRenderedPageBreak/>
+        <w:t>wants to login, authentication events, onsuccess, on failure, authentication success handler, authentication failure handler, invalidate http session and delete cookies</w:t>
       </w:r>
     </w:p>
     <w:p>
@@ -8190,7 +8220,6 @@
     </w:p>
     <w:p>
       <w:r>
-        <w:lastRenderedPageBreak/>
         <w:tab/>
         <w:t>-circuit breaker with fallback method, limit and retries</w:t>
       </w:r>

--- a/Exercizes.docx
+++ b/Exercizes.docx
@@ -61,7 +61,7 @@
                     <pic:cNvPicPr/>
                   </pic:nvPicPr>
                   <pic:blipFill>
-                    <a:blip r:embed="rId4"/>
+                    <a:blip r:embed="rId6"/>
                     <a:stretch>
                       <a:fillRect/>
                     </a:stretch>
@@ -130,7 +130,7 @@
                     <pic:cNvPicPr/>
                   </pic:nvPicPr>
                   <pic:blipFill>
-                    <a:blip r:embed="rId5"/>
+                    <a:blip r:embed="rId7"/>
                     <a:stretch>
                       <a:fillRect/>
                     </a:stretch>
@@ -225,7 +225,7 @@
                     <pic:cNvPicPr/>
                   </pic:nvPicPr>
                   <pic:blipFill>
-                    <a:blip r:embed="rId6"/>
+                    <a:blip r:embed="rId8"/>
                     <a:stretch>
                       <a:fillRect/>
                     </a:stretch>
@@ -283,7 +283,7 @@
                     <pic:cNvPicPr/>
                   </pic:nvPicPr>
                   <pic:blipFill>
-                    <a:blip r:embed="rId7"/>
+                    <a:blip r:embed="rId9"/>
                     <a:stretch>
                       <a:fillRect/>
                     </a:stretch>
@@ -369,7 +369,7 @@
                     <pic:cNvPicPr/>
                   </pic:nvPicPr>
                   <pic:blipFill>
-                    <a:blip r:embed="rId8"/>
+                    <a:blip r:embed="rId10"/>
                     <a:stretch>
                       <a:fillRect/>
                     </a:stretch>
@@ -469,7 +469,7 @@
                     <pic:cNvPicPr/>
                   </pic:nvPicPr>
                   <pic:blipFill>
-                    <a:blip r:embed="rId9"/>
+                    <a:blip r:embed="rId11"/>
                     <a:stretch>
                       <a:fillRect/>
                     </a:stretch>
@@ -528,7 +528,7 @@
                     <pic:cNvPicPr/>
                   </pic:nvPicPr>
                   <pic:blipFill>
-                    <a:blip r:embed="rId10"/>
+                    <a:blip r:embed="rId12"/>
                     <a:stretch>
                       <a:fillRect/>
                     </a:stretch>
@@ -608,7 +608,7 @@
                     <pic:cNvPicPr/>
                   </pic:nvPicPr>
                   <pic:blipFill>
-                    <a:blip r:embed="rId11"/>
+                    <a:blip r:embed="rId13"/>
                     <a:stretch>
                       <a:fillRect/>
                     </a:stretch>
@@ -677,7 +677,7 @@
                     <pic:cNvPicPr/>
                   </pic:nvPicPr>
                   <pic:blipFill>
-                    <a:blip r:embed="rId12"/>
+                    <a:blip r:embed="rId14"/>
                     <a:stretch>
                       <a:fillRect/>
                     </a:stretch>
@@ -762,7 +762,7 @@
                     <pic:cNvPicPr/>
                   </pic:nvPicPr>
                   <pic:blipFill>
-                    <a:blip r:embed="rId13"/>
+                    <a:blip r:embed="rId15"/>
                     <a:stretch>
                       <a:fillRect/>
                     </a:stretch>
@@ -872,7 +872,7 @@
                     <pic:cNvPicPr/>
                   </pic:nvPicPr>
                   <pic:blipFill>
-                    <a:blip r:embed="rId14"/>
+                    <a:blip r:embed="rId16"/>
                     <a:stretch>
                       <a:fillRect/>
                     </a:stretch>
@@ -974,7 +974,7 @@
                     <pic:cNvPicPr/>
                   </pic:nvPicPr>
                   <pic:blipFill>
-                    <a:blip r:embed="rId15"/>
+                    <a:blip r:embed="rId17"/>
                     <a:stretch>
                       <a:fillRect/>
                     </a:stretch>
@@ -1096,7 +1096,7 @@
                     <pic:cNvPicPr/>
                   </pic:nvPicPr>
                   <pic:blipFill>
-                    <a:blip r:embed="rId16"/>
+                    <a:blip r:embed="rId18"/>
                     <a:stretch>
                       <a:fillRect/>
                     </a:stretch>
@@ -1200,7 +1200,7 @@
                     <pic:cNvPicPr/>
                   </pic:nvPicPr>
                   <pic:blipFill>
-                    <a:blip r:embed="rId17"/>
+                    <a:blip r:embed="rId19"/>
                     <a:stretch>
                       <a:fillRect/>
                     </a:stretch>
@@ -1287,7 +1287,7 @@
                     <pic:cNvPicPr/>
                   </pic:nvPicPr>
                   <pic:blipFill>
-                    <a:blip r:embed="rId18"/>
+                    <a:blip r:embed="rId20"/>
                     <a:stretch>
                       <a:fillRect/>
                     </a:stretch>
@@ -1365,7 +1365,7 @@
                     <pic:cNvPicPr/>
                   </pic:nvPicPr>
                   <pic:blipFill>
-                    <a:blip r:embed="rId19"/>
+                    <a:blip r:embed="rId21"/>
                     <a:stretch>
                       <a:fillRect/>
                     </a:stretch>
@@ -1447,7 +1447,7 @@
                     <pic:cNvPicPr/>
                   </pic:nvPicPr>
                   <pic:blipFill>
-                    <a:blip r:embed="rId4"/>
+                    <a:blip r:embed="rId6"/>
                     <a:stretch>
                       <a:fillRect/>
                     </a:stretch>
@@ -1536,7 +1536,7 @@
                     <pic:cNvPicPr/>
                   </pic:nvPicPr>
                   <pic:blipFill>
-                    <a:blip r:embed="rId20"/>
+                    <a:blip r:embed="rId22"/>
                     <a:stretch>
                       <a:fillRect/>
                     </a:stretch>
@@ -1620,7 +1620,7 @@
                     <pic:cNvPicPr/>
                   </pic:nvPicPr>
                   <pic:blipFill>
-                    <a:blip r:embed="rId21"/>
+                    <a:blip r:embed="rId23"/>
                     <a:stretch>
                       <a:fillRect/>
                     </a:stretch>
@@ -1704,7 +1704,7 @@
                     <pic:cNvPicPr/>
                   </pic:nvPicPr>
                   <pic:blipFill>
-                    <a:blip r:embed="rId22"/>
+                    <a:blip r:embed="rId24"/>
                     <a:stretch>
                       <a:fillRect/>
                     </a:stretch>
@@ -1758,7 +1758,7 @@
                     <pic:cNvPicPr/>
                   </pic:nvPicPr>
                   <pic:blipFill>
-                    <a:blip r:embed="rId23"/>
+                    <a:blip r:embed="rId25"/>
                     <a:stretch>
                       <a:fillRect/>
                     </a:stretch>
@@ -1831,7 +1831,7 @@
                     <pic:cNvPicPr/>
                   </pic:nvPicPr>
                   <pic:blipFill>
-                    <a:blip r:embed="rId24"/>
+                    <a:blip r:embed="rId26"/>
                     <a:stretch>
                       <a:fillRect/>
                     </a:stretch>
@@ -1905,7 +1905,7 @@
                     <pic:cNvPicPr/>
                   </pic:nvPicPr>
                   <pic:blipFill>
-                    <a:blip r:embed="rId25"/>
+                    <a:blip r:embed="rId27"/>
                     <a:stretch>
                       <a:fillRect/>
                     </a:stretch>
@@ -1978,7 +1978,7 @@
                     <pic:cNvPicPr/>
                   </pic:nvPicPr>
                   <pic:blipFill>
-                    <a:blip r:embed="rId26"/>
+                    <a:blip r:embed="rId28"/>
                     <a:stretch>
                       <a:fillRect/>
                     </a:stretch>
@@ -2092,7 +2092,7 @@
                     <pic:cNvPicPr/>
                   </pic:nvPicPr>
                   <pic:blipFill>
-                    <a:blip r:embed="rId27"/>
+                    <a:blip r:embed="rId29"/>
                     <a:stretch>
                       <a:fillRect/>
                     </a:stretch>
@@ -2173,7 +2173,7 @@
                     <pic:cNvPicPr/>
                   </pic:nvPicPr>
                   <pic:blipFill>
-                    <a:blip r:embed="rId28"/>
+                    <a:blip r:embed="rId30"/>
                     <a:stretch>
                       <a:fillRect/>
                     </a:stretch>
@@ -2254,7 +2254,7 @@
                     <pic:cNvPicPr/>
                   </pic:nvPicPr>
                   <pic:blipFill>
-                    <a:blip r:embed="rId29"/>
+                    <a:blip r:embed="rId31"/>
                     <a:stretch>
                       <a:fillRect/>
                     </a:stretch>
@@ -2346,7 +2346,7 @@
                     <pic:cNvPicPr/>
                   </pic:nvPicPr>
                   <pic:blipFill>
-                    <a:blip r:embed="rId30"/>
+                    <a:blip r:embed="rId32"/>
                     <a:stretch>
                       <a:fillRect/>
                     </a:stretch>
@@ -2427,7 +2427,7 @@
                     <pic:cNvPicPr/>
                   </pic:nvPicPr>
                   <pic:blipFill>
-                    <a:blip r:embed="rId31"/>
+                    <a:blip r:embed="rId33"/>
                     <a:stretch>
                       <a:fillRect/>
                     </a:stretch>
@@ -2524,7 +2524,7 @@
                     <pic:cNvPicPr/>
                   </pic:nvPicPr>
                   <pic:blipFill>
-                    <a:blip r:embed="rId32"/>
+                    <a:blip r:embed="rId34"/>
                     <a:stretch>
                       <a:fillRect/>
                     </a:stretch>
@@ -2597,7 +2597,7 @@
                     <pic:cNvPicPr/>
                   </pic:nvPicPr>
                   <pic:blipFill>
-                    <a:blip r:embed="rId33"/>
+                    <a:blip r:embed="rId35"/>
                     <a:stretch>
                       <a:fillRect/>
                     </a:stretch>
@@ -2687,7 +2687,7 @@
                     <pic:cNvPicPr/>
                   </pic:nvPicPr>
                   <pic:blipFill>
-                    <a:blip r:embed="rId34"/>
+                    <a:blip r:embed="rId36"/>
                     <a:stretch>
                       <a:fillRect/>
                     </a:stretch>
@@ -2741,7 +2741,7 @@
                     <pic:cNvPicPr/>
                   </pic:nvPicPr>
                   <pic:blipFill>
-                    <a:blip r:embed="rId35"/>
+                    <a:blip r:embed="rId37"/>
                     <a:stretch>
                       <a:fillRect/>
                     </a:stretch>
@@ -2825,7 +2825,7 @@
                     <pic:cNvPicPr/>
                   </pic:nvPicPr>
                   <pic:blipFill>
-                    <a:blip r:embed="rId36"/>
+                    <a:blip r:embed="rId38"/>
                     <a:stretch>
                       <a:fillRect/>
                     </a:stretch>
@@ -4661,7 +4661,7 @@
                     <pic:cNvPicPr/>
                   </pic:nvPicPr>
                   <pic:blipFill>
-                    <a:blip r:embed="rId37"/>
+                    <a:blip r:embed="rId39"/>
                     <a:stretch>
                       <a:fillRect/>
                     </a:stretch>
@@ -4715,7 +4715,7 @@
                     <pic:cNvPicPr/>
                   </pic:nvPicPr>
                   <pic:blipFill>
-                    <a:blip r:embed="rId38"/>
+                    <a:blip r:embed="rId40"/>
                     <a:stretch>
                       <a:fillRect/>
                     </a:stretch>
@@ -4799,7 +4799,7 @@
                     <pic:cNvPicPr/>
                   </pic:nvPicPr>
                   <pic:blipFill>
-                    <a:blip r:embed="rId39"/>
+                    <a:blip r:embed="rId41"/>
                     <a:stretch>
                       <a:fillRect/>
                     </a:stretch>
@@ -4902,7 +4902,7 @@
                     <pic:cNvPicPr/>
                   </pic:nvPicPr>
                   <pic:blipFill>
-                    <a:blip r:embed="rId40"/>
+                    <a:blip r:embed="rId42"/>
                     <a:stretch>
                       <a:fillRect/>
                     </a:stretch>
@@ -4976,7 +4976,7 @@
                     <pic:cNvPicPr/>
                   </pic:nvPicPr>
                   <pic:blipFill>
-                    <a:blip r:embed="rId41"/>
+                    <a:blip r:embed="rId43"/>
                     <a:stretch>
                       <a:fillRect/>
                     </a:stretch>
@@ -5049,7 +5049,7 @@
                     <pic:cNvPicPr/>
                   </pic:nvPicPr>
                   <pic:blipFill>
-                    <a:blip r:embed="rId42"/>
+                    <a:blip r:embed="rId44"/>
                     <a:stretch>
                       <a:fillRect/>
                     </a:stretch>
@@ -5103,7 +5103,7 @@
                     <pic:cNvPicPr/>
                   </pic:nvPicPr>
                   <pic:blipFill>
-                    <a:blip r:embed="rId43"/>
+                    <a:blip r:embed="rId45"/>
                     <a:stretch>
                       <a:fillRect/>
                     </a:stretch>
@@ -5176,7 +5176,7 @@
                     <pic:cNvPicPr/>
                   </pic:nvPicPr>
                   <pic:blipFill>
-                    <a:blip r:embed="rId44"/>
+                    <a:blip r:embed="rId46"/>
                     <a:stretch>
                       <a:fillRect/>
                     </a:stretch>
@@ -5230,7 +5230,7 @@
                     <pic:cNvPicPr/>
                   </pic:nvPicPr>
                   <pic:blipFill>
-                    <a:blip r:embed="rId45"/>
+                    <a:blip r:embed="rId47"/>
                     <a:stretch>
                       <a:fillRect/>
                     </a:stretch>
@@ -5314,7 +5314,7 @@
                     <pic:cNvPicPr/>
                   </pic:nvPicPr>
                   <pic:blipFill>
-                    <a:blip r:embed="rId46"/>
+                    <a:blip r:embed="rId48"/>
                     <a:stretch>
                       <a:fillRect/>
                     </a:stretch>
@@ -5398,7 +5398,7 @@
                     <pic:cNvPicPr/>
                   </pic:nvPicPr>
                   <pic:blipFill>
-                    <a:blip r:embed="rId47"/>
+                    <a:blip r:embed="rId49"/>
                     <a:stretch>
                       <a:fillRect/>
                     </a:stretch>
@@ -5471,7 +5471,7 @@
                     <pic:cNvPicPr/>
                   </pic:nvPicPr>
                   <pic:blipFill>
-                    <a:blip r:embed="rId48"/>
+                    <a:blip r:embed="rId50"/>
                     <a:stretch>
                       <a:fillRect/>
                     </a:stretch>
@@ -5545,7 +5545,7 @@
                     <pic:cNvPicPr/>
                   </pic:nvPicPr>
                   <pic:blipFill>
-                    <a:blip r:embed="rId49"/>
+                    <a:blip r:embed="rId51"/>
                     <a:stretch>
                       <a:fillRect/>
                     </a:stretch>
@@ -5632,7 +5632,7 @@
                     <pic:cNvPicPr/>
                   </pic:nvPicPr>
                   <pic:blipFill>
-                    <a:blip r:embed="rId50"/>
+                    <a:blip r:embed="rId52"/>
                     <a:stretch>
                       <a:fillRect/>
                     </a:stretch>
@@ -5724,7 +5724,7 @@
                     <pic:cNvPicPr/>
                   </pic:nvPicPr>
                   <pic:blipFill>
-                    <a:blip r:embed="rId51"/>
+                    <a:blip r:embed="rId53"/>
                     <a:stretch>
                       <a:fillRect/>
                     </a:stretch>
@@ -5778,7 +5778,7 @@
                     <pic:cNvPicPr/>
                   </pic:nvPicPr>
                   <pic:blipFill>
-                    <a:blip r:embed="rId52"/>
+                    <a:blip r:embed="rId54"/>
                     <a:stretch>
                       <a:fillRect/>
                     </a:stretch>
@@ -5832,7 +5832,7 @@
                     <pic:cNvPicPr/>
                   </pic:nvPicPr>
                   <pic:blipFill>
-                    <a:blip r:embed="rId53"/>
+                    <a:blip r:embed="rId55"/>
                     <a:stretch>
                       <a:fillRect/>
                     </a:stretch>
@@ -5886,7 +5886,7 @@
                     <pic:cNvPicPr/>
                   </pic:nvPicPr>
                   <pic:blipFill>
-                    <a:blip r:embed="rId54"/>
+                    <a:blip r:embed="rId56"/>
                     <a:stretch>
                       <a:fillRect/>
                     </a:stretch>
@@ -5940,7 +5940,7 @@
                     <pic:cNvPicPr/>
                   </pic:nvPicPr>
                   <pic:blipFill>
-                    <a:blip r:embed="rId55"/>
+                    <a:blip r:embed="rId57"/>
                     <a:stretch>
                       <a:fillRect/>
                     </a:stretch>
@@ -6090,7 +6090,7 @@
                     <pic:cNvPicPr/>
                   </pic:nvPicPr>
                   <pic:blipFill>
-                    <a:blip r:embed="rId56"/>
+                    <a:blip r:embed="rId58"/>
                     <a:stretch>
                       <a:fillRect/>
                     </a:stretch>
@@ -6204,7 +6204,7 @@
                     <pic:cNvPicPr/>
                   </pic:nvPicPr>
                   <pic:blipFill>
-                    <a:blip r:embed="rId57"/>
+                    <a:blip r:embed="rId59"/>
                     <a:stretch>
                       <a:fillRect/>
                     </a:stretch>
@@ -6389,7 +6389,7 @@
                     <pic:cNvPicPr/>
                   </pic:nvPicPr>
                   <pic:blipFill>
-                    <a:blip r:embed="rId58"/>
+                    <a:blip r:embed="rId60"/>
                     <a:stretch>
                       <a:fillRect/>
                     </a:stretch>
@@ -6446,7 +6446,7 @@
                     <pic:cNvPicPr/>
                   </pic:nvPicPr>
                   <pic:blipFill>
-                    <a:blip r:embed="rId59"/>
+                    <a:blip r:embed="rId61"/>
                     <a:stretch>
                       <a:fillRect/>
                     </a:stretch>
@@ -6598,7 +6598,7 @@
                     <pic:cNvPicPr/>
                   </pic:nvPicPr>
                   <pic:blipFill>
-                    <a:blip r:embed="rId60"/>
+                    <a:blip r:embed="rId62"/>
                     <a:stretch>
                       <a:fillRect/>
                     </a:stretch>
@@ -6685,7 +6685,7 @@
                     <pic:cNvPicPr/>
                   </pic:nvPicPr>
                   <pic:blipFill>
-                    <a:blip r:embed="rId61"/>
+                    <a:blip r:embed="rId63"/>
                     <a:stretch>
                       <a:fillRect/>
                     </a:stretch>
@@ -6815,7 +6815,7 @@
                     <pic:cNvPicPr/>
                   </pic:nvPicPr>
                   <pic:blipFill>
-                    <a:blip r:embed="rId62"/>
+                    <a:blip r:embed="rId64"/>
                     <a:stretch>
                       <a:fillRect/>
                     </a:stretch>
@@ -6956,7 +6956,7 @@
                     <pic:cNvPicPr/>
                   </pic:nvPicPr>
                   <pic:blipFill>
-                    <a:blip r:embed="rId39"/>
+                    <a:blip r:embed="rId41"/>
                     <a:stretch>
                       <a:fillRect/>
                     </a:stretch>
@@ -7030,7 +7030,7 @@
                     <pic:cNvPicPr/>
                   </pic:nvPicPr>
                   <pic:blipFill>
-                    <a:blip r:embed="rId63"/>
+                    <a:blip r:embed="rId65"/>
                     <a:stretch>
                       <a:fillRect/>
                     </a:stretch>
@@ -7163,7 +7163,7 @@
                     <pic:cNvPicPr/>
                   </pic:nvPicPr>
                   <pic:blipFill>
-                    <a:blip r:embed="rId64"/>
+                    <a:blip r:embed="rId66"/>
                     <a:stretch>
                       <a:fillRect/>
                     </a:stretch>
@@ -7528,16 +7528,34 @@
     </w:p>
     <w:p>
       <w:r>
+        <w:tab/>
+        <w:t>&lt;img [ngSrc]=”imagepath”&gt;</w:t>
+      </w:r>
+    </w:p>
+    <w:p>
+      <w:r>
         <w:t>-modify css style properties in tags</w:t>
       </w:r>
     </w:p>
     <w:p>
       <w:r>
+        <w:tab/>
+        <w:t>&lt;button [style.background-color]=”isEnabled ? ‘blue’:’yellow’”&gt;Clickme&lt;/button&gt;</w:t>
+      </w:r>
+    </w:p>
+    <w:p>
+      <w:r>
         <w:t>-keyup event example</w:t>
       </w:r>
     </w:p>
     <w:p>
       <w:r>
+        <w:tab/>
+        <w:t>&lt;input type=”text” (keyup.enter)=”submit()”/&gt;</w:t>
+      </w:r>
+    </w:p>
+    <w:p>
+      <w:r>
         <w:t>-</w:t>
       </w:r>
       <w:r>
@@ -7546,7 +7564,74 @@
     </w:p>
     <w:p>
       <w:r>
-        <w:t>-two way binding between components using model</w:t>
+        <w:tab/>
+        <w:t>Value = input</w:t>
+      </w:r>
+      <w:r>
+        <w:t>/model</w:t>
+      </w:r>
+      <w:r>
+        <w:t>&lt;string&gt;(‘’):</w:t>
+      </w:r>
+      <w:r>
+        <w:t xml:space="preserve">  //model will receive an output automatically</w:t>
+      </w:r>
+    </w:p>
+    <w:p>
+      <w:r>
+        <w:lastRenderedPageBreak/>
+        <w:tab/>
+        <w:t xml:space="preserve">In child </w:t>
+      </w:r>
+    </w:p>
+    <w:p>
+      <w:r>
+        <w:tab/>
+      </w:r>
+      <w:r>
+        <w:tab/>
+        <w:t>{{Value}}</w:t>
+      </w:r>
+    </w:p>
+    <w:p>
+      <w:r>
+        <w:tab/>
+        <w:t>Parent</w:t>
+      </w:r>
+    </w:p>
+    <w:p>
+      <w:r>
+        <w:tab/>
+      </w:r>
+      <w:r>
+        <w:tab/>
+        <w:t>&lt;app-child [</w:t>
+      </w:r>
+      <w:r>
+        <w:t>(</w:t>
+      </w:r>
+      <w:r>
+        <w:t>Value</w:t>
+      </w:r>
+      <w:r>
+        <w:t>)</w:t>
+      </w:r>
+      <w:r>
+        <w:t>]=”parentValue()”/&gt;</w:t>
+      </w:r>
+    </w:p>
+    <w:p>
+      <w:r>
+        <w:tab/>
+      </w:r>
+      <w:r>
+        <w:tab/>
+        <w:t>parentValue = signal&lt;string&gt;(‘’);</w:t>
+      </w:r>
+    </w:p>
+    <w:p>
+      <w:r>
+        <w:tab/>
       </w:r>
     </w:p>
     <w:p>
@@ -7556,6 +7641,12 @@
     </w:p>
     <w:p>
       <w:r>
+        <w:tab/>
+        <w:t>@if(isProd){ &lt;p&gt;it is prod&lt;/p&gt;}</w:t>
+      </w:r>
+    </w:p>
+    <w:p>
+      <w:r>
         <w:t>-@for ant its contextual variables $count, $index.$first,$last,</w:t>
       </w:r>
     </w:p>
@@ -7566,88 +7657,88 @@
     </w:p>
     <w:p>
       <w:r>
+        <w:t>-pipes, pipe with parameter, create custom pipe, pipe on array or object</w:t>
+      </w:r>
+    </w:p>
+    <w:p>
+      <w:r>
+        <w:t>@let</w:t>
+      </w:r>
+    </w:p>
+    <w:p>
+      <w:r>
+        <w:t>-ngmodel</w:t>
+      </w:r>
+    </w:p>
+    <w:p>
+      <w:r>
+        <w:t>-create a form which validates range of age, and if email contains @ with reactive forms</w:t>
+      </w:r>
+    </w:p>
+    <w:p>
+      <w:r>
+        <w:t>-inject a service in a component</w:t>
+      </w:r>
+      <w:r>
+        <w:t>, constructor and using inject</w:t>
+      </w:r>
+    </w:p>
+    <w:p>
+      <w:r>
+        <w:t>-@Input</w:t>
+      </w:r>
+    </w:p>
+    <w:p>
+      <w:r>
+        <w:t xml:space="preserve">-@Input receiving its value from a parent, ex housingLocation </w:t>
+      </w:r>
+      <w:r>
+        <w:t>object received in the component from a parent which receives a housingLocationList from a service</w:t>
+      </w:r>
+    </w:p>
+    <w:p>
+      <w:r>
+        <w:t>-validate extra formGroup options</w:t>
+      </w:r>
+    </w:p>
+    <w:p>
+      <w:r>
+        <w:t>-vars with ? and ??</w:t>
+      </w:r>
+    </w:p>
+    <w:p>
+      <w:r>
+        <w:t>-#filter example on a list</w:t>
+      </w:r>
+    </w:p>
+    <w:p>
+      <w:r>
+        <w:t>-Element reff to change style color</w:t>
+      </w:r>
+    </w:p>
+    <w:p>
+      <w:r>
+        <w:t>-create routes file</w:t>
+      </w:r>
+    </w:p>
+    <w:p>
+      <w:r>
+        <w:t>-routes with multiple route parameters, all routes for a path</w:t>
+      </w:r>
+    </w:p>
+    <w:p>
+      <w:r>
+        <w:t>-get the actual page parameters with activated route</w:t>
+      </w:r>
+    </w:p>
+    <w:p>
+      <w:r>
+        <w:t>-redirect to another route</w:t>
+      </w:r>
+    </w:p>
+    <w:p>
+      <w:r>
         <w:lastRenderedPageBreak/>
-        <w:t>-pipes, pipe with parameter, create custom pipe, pipe on array or object</w:t>
-      </w:r>
-    </w:p>
-    <w:p>
-      <w:r>
-        <w:t>@let</w:t>
-      </w:r>
-    </w:p>
-    <w:p>
-      <w:r>
-        <w:t>-ngmodel</w:t>
-      </w:r>
-    </w:p>
-    <w:p>
-      <w:r>
-        <w:t>-create a form which validates range of age, and if email contains @ with reactive forms</w:t>
-      </w:r>
-    </w:p>
-    <w:p>
-      <w:r>
-        <w:t>-inject a service in a component</w:t>
-      </w:r>
-      <w:r>
-        <w:t>, constructor and using inject</w:t>
-      </w:r>
-    </w:p>
-    <w:p>
-      <w:r>
-        <w:t>-@Input</w:t>
-      </w:r>
-    </w:p>
-    <w:p>
-      <w:r>
-        <w:t xml:space="preserve">-@Input receiving its value from a parent, ex housingLocation </w:t>
-      </w:r>
-      <w:r>
-        <w:t>object received in the component from a parent which receives a housingLocationList from a service</w:t>
-      </w:r>
-    </w:p>
-    <w:p>
-      <w:r>
-        <w:t>-validate extra formGroup options</w:t>
-      </w:r>
-    </w:p>
-    <w:p>
-      <w:r>
-        <w:t>-vars with ? and ??</w:t>
-      </w:r>
-    </w:p>
-    <w:p>
-      <w:r>
-        <w:t>-#filter example on a list</w:t>
-      </w:r>
-    </w:p>
-    <w:p>
-      <w:r>
-        <w:t>-Element reff to change style color</w:t>
-      </w:r>
-    </w:p>
-    <w:p>
-      <w:r>
-        <w:t>-create routes file</w:t>
-      </w:r>
-    </w:p>
-    <w:p>
-      <w:r>
-        <w:t>-routes with multiple route parameters, all routes for a path</w:t>
-      </w:r>
-    </w:p>
-    <w:p>
-      <w:r>
-        <w:t>-get the actual page parameters with activated route</w:t>
-      </w:r>
-    </w:p>
-    <w:p>
-      <w:r>
-        <w:t>-redirect to another route</w:t>
-      </w:r>
-    </w:p>
-    <w:p>
-      <w:r>
         <w:t>-children routes</w:t>
       </w:r>
     </w:p>
@@ -7698,88 +7789,650 @@
     </w:p>
     <w:p>
       <w:r>
+        <w:t>-observable .pipe, .subscribe</w:t>
+      </w:r>
+    </w:p>
+    <w:p>
+      <w:r>
+        <w:t xml:space="preserve">-create custom directive </w:t>
+      </w:r>
+    </w:p>
+    <w:p>
+      <w:r>
+        <w:t>- ngclass</w:t>
+      </w:r>
+    </w:p>
+    <w:p>
+      <w:r>
+        <w:t>-union example</w:t>
+      </w:r>
+    </w:p>
+    <w:p>
+      <w:r>
+        <w:t>- computed expression</w:t>
+      </w:r>
+    </w:p>
+    <w:p>
+      <w:r>
+        <w:t>-effects</w:t>
+      </w:r>
+    </w:p>
+    <w:p>
+      <w:r>
+        <w:t>-linkedsignal, array of options might change, selected one option linked signal from array options make sure it has proper value, if the array of options changed then the selected value should also change</w:t>
+      </w:r>
+    </w:p>
+    <w:p>
+      <w:r>
+        <w:t>-component attribute and class selectors</w:t>
+      </w:r>
+    </w:p>
+    <w:p>
+      <w:r>
+        <w:t>-ng-content</w:t>
+      </w:r>
+    </w:p>
+    <w:p>
+      <w:r>
+        <w:t>-add remove objects from array</w:t>
+      </w:r>
+    </w:p>
+    <w:p>
+      <w:r>
+        <w:t>-ngStyle</w:t>
+      </w:r>
+    </w:p>
+    <w:p>
+      <w:r>
+        <w:t>-ngClass</w:t>
+      </w:r>
+    </w:p>
+    <w:p>
+      <w:r>
+        <w:t>-@Output</w:t>
+      </w:r>
+    </w:p>
+    <w:p>
+      <w:r>
+        <w:t>-@ViewChild</w:t>
+      </w:r>
+    </w:p>
+    <w:p>
+      <w:r>
+        <w:t>-viewContainerRef to load a component</w:t>
+      </w:r>
+    </w:p>
+    <w:p>
+      <w:r>
         <w:lastRenderedPageBreak/>
-        <w:t>-observable .pipe, .subscribe</w:t>
-      </w:r>
-    </w:p>
-    <w:p>
-      <w:r>
-        <w:t xml:space="preserve">-create custom directive </w:t>
-      </w:r>
-    </w:p>
-    <w:p>
-      <w:r>
-        <w:t>- ngclass</w:t>
-      </w:r>
-    </w:p>
-    <w:p>
-      <w:r>
-        <w:t>-union example</w:t>
-      </w:r>
-    </w:p>
-    <w:p>
-      <w:r>
-        <w:t>- computed expression</w:t>
-      </w:r>
-    </w:p>
-    <w:p>
-      <w:r>
-        <w:t>-effects</w:t>
-      </w:r>
-    </w:p>
-    <w:p>
-      <w:r>
-        <w:t>-linkedsignal, array of options might change, selected one option linked signal from array options make sure it has proper value, if the array of options changed then the selected value should also change</w:t>
-      </w:r>
-    </w:p>
-    <w:p>
-      <w:r>
-        <w:t>-component attribute and class selectors</w:t>
-      </w:r>
-    </w:p>
-    <w:p>
-      <w:r>
-        <w:t>-ng-content</w:t>
-      </w:r>
-    </w:p>
-    <w:p>
-      <w:r>
-        <w:t>-add remove objects from array</w:t>
-      </w:r>
-    </w:p>
-    <w:p>
-      <w:r>
-        <w:t>-ngStyle</w:t>
-      </w:r>
-    </w:p>
-    <w:p>
-      <w:r>
-        <w:t>-ngClass</w:t>
-      </w:r>
-    </w:p>
-    <w:p>
-      <w:r>
-        <w:t>-@Output</w:t>
-      </w:r>
-    </w:p>
-    <w:p>
-      <w:r>
-        <w:t>-@ViewChild</w:t>
-      </w:r>
-    </w:p>
-    <w:p>
-      <w:r>
-        <w:t>-viewContainerRef to load a component</w:t>
-      </w:r>
-    </w:p>
-    <w:p>
-      <w:r>
         <w:t>-Observable</w:t>
       </w:r>
     </w:p>
     <w:p>
       <w:r>
         <w:t>-create a jasmine test</w:t>
+      </w:r>
+    </w:p>
+    <w:p>
+      <w:r>
+        <w:t>-fetch from back end service</w:t>
+      </w:r>
+    </w:p>
+    <w:p>
+      <w:r>
+        <w:t>-filter result</w:t>
+      </w:r>
+    </w:p>
+    <w:p>
+      <w:pPr>
+        <w:tabs>
+          <w:tab w:val="left" w:pos="6566"/>
+        </w:tabs>
+      </w:pPr>
+      <w:r>
+        <w:t>-inject  ElementRef and updates background of an element</w:t>
+      </w:r>
+      <w:r>
+        <w:tab/>
+      </w:r>
+    </w:p>
+    <w:p>
+      <w:pPr>
+        <w:tabs>
+          <w:tab w:val="left" w:pos="6566"/>
+        </w:tabs>
+      </w:pPr>
+      <w:r>
+        <w:t>-loadChildren example</w:t>
+      </w:r>
+    </w:p>
+    <w:p>
+      <w:pPr>
+        <w:tabs>
+          <w:tab w:val="left" w:pos="6566"/>
+        </w:tabs>
+      </w:pPr>
+      <w:r>
+        <w:t>-redirect path to another path</w:t>
+      </w:r>
+    </w:p>
+    <w:p>
+      <w:pPr>
+        <w:tabs>
+          <w:tab w:val="left" w:pos="6566"/>
+        </w:tabs>
+      </w:pPr>
+      <w:r>
+        <w:t xml:space="preserve">        In routes:</w:t>
+      </w:r>
+    </w:p>
+    <w:p>
+      <w:pPr>
+        <w:tabs>
+          <w:tab w:val="left" w:pos="6566"/>
+        </w:tabs>
+      </w:pPr>
+      <w:r>
+        <w:t xml:space="preserve">           { path:’login’, redirectTo: ‘/register’}</w:t>
+      </w:r>
+    </w:p>
+    <w:p>
+      <w:pPr>
+        <w:tabs>
+          <w:tab w:val="left" w:pos="6566"/>
+        </w:tabs>
+      </w:pPr>
+    </w:p>
+    <w:p>
+      <w:pPr>
+        <w:tabs>
+          <w:tab w:val="left" w:pos="6566"/>
+        </w:tabs>
+      </w:pPr>
+      <w:r>
+        <w:t>- Add a  nested route</w:t>
+      </w:r>
+    </w:p>
+    <w:p>
+      <w:pPr>
+        <w:tabs>
+          <w:tab w:val="left" w:pos="6566"/>
+        </w:tabs>
+      </w:pPr>
+      <w:r>
+        <w:t xml:space="preserve">      {</w:t>
+      </w:r>
+    </w:p>
+    <w:p>
+      <w:pPr>
+        <w:tabs>
+          <w:tab w:val="left" w:pos="6566"/>
+        </w:tabs>
+      </w:pPr>
+      <w:r>
+        <w:t xml:space="preserve">       path: ‘employees/:id’, </w:t>
+      </w:r>
+    </w:p>
+    <w:p>
+      <w:pPr>
+        <w:tabs>
+          <w:tab w:val="left" w:pos="6566"/>
+        </w:tabs>
+      </w:pPr>
+      <w:r>
+        <w:t xml:space="preserve">       component:’EmployeeComponent’,</w:t>
+      </w:r>
+    </w:p>
+    <w:p>
+      <w:pPr>
+        <w:tabs>
+          <w:tab w:val="left" w:pos="6566"/>
+        </w:tabs>
+      </w:pPr>
+      <w:r>
+        <w:t xml:space="preserve">       Children:[</w:t>
+      </w:r>
+    </w:p>
+    <w:p>
+      <w:pPr>
+        <w:tabs>
+          <w:tab w:val="left" w:pos="6566"/>
+        </w:tabs>
+      </w:pPr>
+      <w:r>
+        <w:t xml:space="preserve">           {Path:’info’,</w:t>
+      </w:r>
+    </w:p>
+    <w:p>
+      <w:pPr>
+        <w:tabs>
+          <w:tab w:val="left" w:pos="6566"/>
+        </w:tabs>
+      </w:pPr>
+      <w:r>
+        <w:t xml:space="preserve">           Component: EmployeesInfo},</w:t>
+      </w:r>
+      <w:r>
+        <w:t xml:space="preserve">              //employees/123/info</w:t>
+      </w:r>
+    </w:p>
+    <w:p>
+      <w:pPr>
+        <w:tabs>
+          <w:tab w:val="left" w:pos="6566"/>
+        </w:tabs>
+      </w:pPr>
+      <w:r>
+        <w:t xml:space="preserve">           {path:’profile’,</w:t>
+      </w:r>
+    </w:p>
+    <w:p>
+      <w:pPr>
+        <w:tabs>
+          <w:tab w:val="left" w:pos="6566"/>
+        </w:tabs>
+      </w:pPr>
+      <w:r>
+        <w:t xml:space="preserve">            Component:’EmployeeProfile’}</w:t>
+      </w:r>
+      <w:r>
+        <w:t xml:space="preserve">        //employees/456/profile</w:t>
+      </w:r>
+    </w:p>
+    <w:p>
+      <w:pPr>
+        <w:tabs>
+          <w:tab w:val="left" w:pos="6566"/>
+        </w:tabs>
+      </w:pPr>
+      <w:r>
+        <w:t xml:space="preserve">    ]</w:t>
+      </w:r>
+    </w:p>
+    <w:p>
+      <w:pPr>
+        <w:tabs>
+          <w:tab w:val="left" w:pos="6566"/>
+        </w:tabs>
+      </w:pPr>
+      <w:r>
+        <w:t>- Create a nested route structure where the parent component has a nav bar with routerlinks and when you click one the section of the page below changes based on the component (with router-outlet)</w:t>
+      </w:r>
+    </w:p>
+    <w:p>
+      <w:pPr>
+        <w:tabs>
+          <w:tab w:val="left" w:pos="6566"/>
+        </w:tabs>
+      </w:pPr>
+      <w:r>
+        <w:t xml:space="preserve">-multiple outlets in same component with &lt;router-outlet </w:t>
+      </w:r>
+      <w:r>
+        <w:rPr>
+          <w:highlight w:val="yellow"/>
+        </w:rPr>
+        <w:t>name</w:t>
+      </w:r>
+      <w:r>
+        <w:t>=”read-more=/&gt;</w:t>
+      </w:r>
+      <w:r>
+        <w:t xml:space="preserve"> and outlet property inside routes file</w:t>
+      </w:r>
+    </w:p>
+    <w:p/>
+    <w:p>
+      <w:r>
+        <w:t>- router.navigate when clicking in a button navigate to another path</w:t>
+      </w:r>
+    </w:p>
+    <w:p>
+      <w:r>
+        <w:lastRenderedPageBreak/>
+        <w:t>-console the actual path and path params</w:t>
+      </w:r>
+    </w:p>
+    <w:p>
+      <w:r>
+        <w:t>-create a computed signal</w:t>
+      </w:r>
+    </w:p>
+    <w:p>
+      <w:r>
+        <w:tab/>
+        <w:t xml:space="preserve">Name </w:t>
+      </w:r>
+      <w:r>
+        <w:t>=</w:t>
+      </w:r>
+      <w:r>
+        <w:t xml:space="preserve"> signal&lt;string&gt;(‘Fer’);</w:t>
+      </w:r>
+    </w:p>
+    <w:p>
+      <w:r>
+        <w:tab/>
+      </w:r>
+      <w:r>
+        <w:t>computedEx=  computed(()=&gt; value.toUppercase());    //</w:t>
+      </w:r>
+      <w:r>
+        <w:rPr>
+          <w:highlight w:val="yellow"/>
+        </w:rPr>
+        <w:t>never has a input parameter</w:t>
+      </w:r>
+    </w:p>
+    <w:p>
+      <w:r>
+        <w:tab/>
+        <w:t>{{computedEx()}}   //prints FER</w:t>
+      </w:r>
+    </w:p>
+    <w:p/>
+    <w:p>
+      <w:r>
+        <w:t>-create an effect</w:t>
+      </w:r>
+    </w:p>
+    <w:p>
+      <w:r>
+        <w:tab/>
+        <w:t>Effect(</w:t>
+      </w:r>
+      <w:r>
+        <w:t>() =&gt;{ log.info(‘updated signal to Unused state’}</w:t>
+      </w:r>
+    </w:p>
+    <w:p>
+      <w:r>
+        <w:t>-create an effect with untrack (this untrack changes of state will not trigger the effect)</w:t>
+      </w:r>
+    </w:p>
+    <w:p>
+      <w:r>
+        <w:tab/>
+        <w:t xml:space="preserve">Effect(() =&gt; { </w:t>
+      </w:r>
+      <w:r>
+        <w:t>`</w:t>
+      </w:r>
+      <w:r>
+        <w:t>the counter increases: $count and the user is ${untracked(counter)}</w:t>
+      </w:r>
+      <w:r>
+        <w:t xml:space="preserve"> </w:t>
+      </w:r>
+      <w:r>
+        <w:t>`</w:t>
+      </w:r>
+      <w:r>
+        <w:t>}</w:t>
+      </w:r>
+    </w:p>
+    <w:p/>
+    <w:p>
+      <w:r>
+        <w:t>-add a token into the localStorage</w:t>
+      </w:r>
+    </w:p>
+    <w:p>
+      <w:r>
+        <w:tab/>
+        <w:t>localStorage.setItem(‘tokenName’, ‘jwt value’);</w:t>
+      </w:r>
+    </w:p>
+    <w:p/>
+    <w:p>
+      <w:r>
+        <w:t>-add ng content</w:t>
+      </w:r>
+    </w:p>
+    <w:p>
+      <w:r>
+        <w:tab/>
+      </w:r>
+    </w:p>
+    <w:p>
+      <w:r>
+        <w:tab/>
+        <w:t>In component cards html</w:t>
+      </w:r>
+    </w:p>
+    <w:p>
+      <w:r>
+        <w:tab/>
+      </w:r>
+      <w:r>
+        <w:tab/>
+        <w:t>&lt;ng-content select=”body”&gt;</w:t>
+      </w:r>
+    </w:p>
+    <w:p>
+      <w:r>
+        <w:tab/>
+        <w:t xml:space="preserve">Using the component in </w:t>
+      </w:r>
+      <w:r>
+        <w:t xml:space="preserve">parent </w:t>
+      </w:r>
+      <w:r>
+        <w:t>html</w:t>
+      </w:r>
+    </w:p>
+    <w:p>
+      <w:r>
+        <w:tab/>
+      </w:r>
+      <w:r>
+        <w:tab/>
+        <w:t>&lt;cards&gt;</w:t>
+      </w:r>
+    </w:p>
+    <w:p>
+      <w:r>
+        <w:tab/>
+      </w:r>
+      <w:r>
+        <w:tab/>
+      </w:r>
+      <w:r>
+        <w:tab/>
+        <w:t>&lt;body&gt;&lt;p&gt;body to add&lt;/p&gt;&lt;/body&gt;</w:t>
+      </w:r>
+    </w:p>
+    <w:p>
+      <w:r>
+        <w:tab/>
+      </w:r>
+      <w:r>
+        <w:tab/>
+        <w:t>&lt;cards&gt;</w:t>
+      </w:r>
+    </w:p>
+    <w:p>
+      <w:r>
+        <w:tab/>
+      </w:r>
+      <w:r>
+        <w:tab/>
+      </w:r>
+    </w:p>
+    <w:p>
+      <w:r>
+        <w:t>-view child example</w:t>
+      </w:r>
+    </w:p>
+    <w:p>
+      <w:r>
+        <w:tab/>
+        <w:t>Component has in its html &lt;input #nameInput…&gt;</w:t>
+      </w:r>
+    </w:p>
+    <w:p>
+      <w:r>
+        <w:tab/>
+        <w:t>In its ts file</w:t>
+      </w:r>
+    </w:p>
+    <w:p>
+      <w:r>
+        <w:lastRenderedPageBreak/>
+        <w:tab/>
+      </w:r>
+      <w:r>
+        <w:tab/>
+        <w:t>@ViewChild(‘nameInput’) inputElement: ElementRef;</w:t>
+      </w:r>
+    </w:p>
+    <w:p>
+      <w:r>
+        <w:t xml:space="preserve">ngAfterViewInit(){ this.inputElement.nativeElement.focus(); } </w:t>
+      </w:r>
+    </w:p>
+    <w:p/>
+    <w:p>
+      <w:r>
+        <w:t>-example with ng-content, ng-template and ng-template-outlet</w:t>
+      </w:r>
+    </w:p>
+    <w:p>
+      <w:r>
+        <w:tab/>
+      </w:r>
+      <w:r>
+        <w:t>&lt;ng-content select=”</w:t>
+      </w:r>
+      <w:r>
+        <w:rPr>
+          <w:highlight w:val="yellow"/>
+        </w:rPr>
+        <w:t>header</w:t>
+      </w:r>
+      <w:r>
+        <w:t>”&gt;&lt;ng-content&gt;    //parent will sent content to replace it</w:t>
+      </w:r>
+    </w:p>
+    <w:p>
+      <w:pPr>
+        <w:ind w:firstLine="720"/>
+      </w:pPr>
+      <w:r>
+        <w:t xml:space="preserve">(&lt;child&gt;&lt;h1 </w:t>
+      </w:r>
+      <w:r>
+        <w:rPr>
+          <w:highlight w:val="yellow"/>
+        </w:rPr>
+        <w:t>header</w:t>
+      </w:r>
+      <w:r>
+        <w:t>&gt;Header to replace in child&lt;/h1&gt;&lt;/child&gt;</w:t>
+      </w:r>
+    </w:p>
+    <w:p>
+      <w:r>
+        <w:tab/>
+      </w:r>
+    </w:p>
+    <w:p>
+      <w:r>
+        <w:tab/>
+        <w:t>&lt;ng-template #</w:t>
+      </w:r>
+      <w:r>
+        <w:rPr>
+          <w:highlight w:val="yellow"/>
+        </w:rPr>
+        <w:t>randomTemplate</w:t>
+      </w:r>
+      <w:r>
+        <w:t>&gt;</w:t>
+      </w:r>
+    </w:p>
+    <w:p>
+      <w:r>
+        <w:tab/>
+      </w:r>
+      <w:r>
+        <w:tab/>
+        <w:t>{{randomNumber}}</w:t>
+      </w:r>
+    </w:p>
+    <w:p>
+      <w:r>
+        <w:tab/>
+        <w:t>&lt;/ng-template&gt;</w:t>
+      </w:r>
+    </w:p>
+    <w:p/>
+    <w:p>
+      <w:r>
+        <w:tab/>
+        <w:t>@if(randomNumber){</w:t>
+      </w:r>
+    </w:p>
+    <w:p>
+      <w:r>
+        <w:tab/>
+        <w:t>&lt;ng-container *ngTemplateOutlet=”</w:t>
+      </w:r>
+      <w:r>
+        <w:rPr>
+          <w:highlight w:val="yellow"/>
+        </w:rPr>
+        <w:t>randomTemplate</w:t>
+      </w:r>
+      <w:r>
+        <w:t>”&gt;//template replace here</w:t>
+      </w:r>
+    </w:p>
+    <w:p>
+      <w:r>
+        <w:tab/>
+        <w:t>}</w:t>
+      </w:r>
+    </w:p>
+    <w:p/>
+    <w:p>
+      <w:r>
+        <w:t>-add element to array, remove first, remove last added, keep first half</w:t>
+      </w:r>
+    </w:p>
+    <w:p/>
+    <w:p>
+      <w:r>
+        <w:t>-add a style with ngstyle, add a class with ngClass</w:t>
+      </w:r>
+    </w:p>
+    <w:p>
+      <w:r>
+        <w:tab/>
+        <w:t>&lt;h2 [ngClass]=”randomNumber%2==0 ? ‘</w:t>
+      </w:r>
+      <w:r>
+        <w:t>vipClass</w:t>
+      </w:r>
+      <w:r>
+        <w:t>’ : ‘</w:t>
+      </w:r>
+      <w:r>
+        <w:t>poorClass</w:t>
+      </w:r>
+      <w:r>
+        <w:t>’”&gt;</w:t>
+      </w:r>
+    </w:p>
+    <w:p/>
+    <w:p>
+      <w:r>
+        <w:t>-load a component with ngComponentOutlet</w:t>
+      </w:r>
+    </w:p>
+    <w:p>
+      <w:r>
+        <w:tab/>
       </w:r>
     </w:p>
     <w:p/>
@@ -8013,7 +8666,6 @@
     </w:p>
     <w:p>
       <w:r>
-        <w:lastRenderedPageBreak/>
         <w:tab/>
         <w:t>s.scheduleAtFixedRate(()-&gt;{…}, 1,2,TimeUnit.Seconds)  //delay 1, cada 2 segundos</w:t>
       </w:r>
@@ -8177,6 +8829,7 @@
     </w:p>
     <w:p>
       <w:r>
+        <w:lastRenderedPageBreak/>
         <w:tab/>
         <w:t>-spring security authentication flow</w:t>
       </w:r>
@@ -8190,11 +8843,7 @@
     <w:p>
       <w:r>
         <w:tab/>
-        <w:t xml:space="preserve">-spring security implement custom entry point, denied handler, invalid session page, concurrent session for same user to just 1 and deny at login if a second same user </w:t>
-      </w:r>
-      <w:r>
-        <w:lastRenderedPageBreak/>
-        <w:t>wants to login, authentication events, onsuccess, on failure, authentication success handler, authentication failure handler, invalidate http session and delete cookies</w:t>
+        <w:t>-spring security implement custom entry point, denied handler, invalid session page, concurrent session for same user to just 1 and deny at login if a second same user wants to login, authentication events, onsuccess, on failure, authentication success handler, authentication failure handler, invalidate http session and delete cookies</w:t>
       </w:r>
     </w:p>
     <w:p>
@@ -8278,6 +8927,356 @@
     </w:sectPr>
   </w:body>
 </w:document>
+</file>
+
+<file path=word/numbering.xml><?xml version="1.0" encoding="utf-8"?>
+<w:numbering xmlns:wpc="http://schemas.microsoft.com/office/word/2010/wordprocessingCanvas" xmlns:cx="http://schemas.microsoft.com/office/drawing/2014/chartex" xmlns:cx1="http://schemas.microsoft.com/office/drawing/2015/9/8/chartex" xmlns:cx2="http://schemas.microsoft.com/office/drawing/2015/10/21/chartex" xmlns:cx3="http://schemas.microsoft.com/office/drawing/2016/5/9/chartex" xmlns:cx4="http://schemas.microsoft.com/office/drawing/2016/5/10/chartex" xmlns:cx5="http://schemas.microsoft.com/office/drawing/2016/5/11/chartex" xmlns:cx6="http://schemas.microsoft.com/office/drawing/2016/5/12/chartex" xmlns:cx7="http://schemas.microsoft.com/office/drawing/2016/5/13/chartex" xmlns:cx8="http://schemas.microsoft.com/office/drawing/2016/5/14/chartex" xmlns:mc="http://schemas.openxmlformats.org/markup-compatibility/2006" xmlns:aink="http://schemas.microsoft.com/office/drawing/2016/ink" xmlns:am3d="http://schemas.microsoft.com/office/drawing/2017/model3d" xmlns:o="urn:schemas-microsoft-com:office:office" xmlns:oel="http://schemas.microsoft.com/office/2019/extlst" xmlns:r="http://schemas.openxmlformats.org/officeDocument/2006/relationships" xmlns:m="http://schemas.openxmlformats.org/officeDocument/2006/math" xmlns:v="urn:schemas-microsoft-com:vml" xmlns:wp14="http://schemas.microsoft.com/office/word/2010/wordprocessingDrawing" xmlns:wp="http://schemas.openxmlformats.org/drawingml/2006/wordprocessingDrawing" xmlns:w10="urn:schemas-microsoft-com:office:word" xmlns:w="http://schemas.openxmlformats.org/wordprocessingml/2006/main" xmlns:w14="http://schemas.microsoft.com/office/word/2010/wordml" xmlns:w15="http://schemas.microsoft.com/office/word/2012/wordml" xmlns:w16cex="http://schemas.microsoft.com/office/word/2018/wordml/cex" xmlns:w16cid="http://schemas.microsoft.com/office/word/2016/wordml/cid" xmlns:w16="http://schemas.microsoft.com/office/word/2018/wordml" xmlns:w16du="http://schemas.microsoft.com/office/word/2023/wordml/word16du" xmlns:w16sdtdh="http://schemas.microsoft.com/office/word/2020/wordml/sdtdatahash" xmlns:w16sdtfl="http://schemas.microsoft.com/office/word/2024/wordml/sdtformatlock" xmlns:w16se="http://schemas.microsoft.com/office/word/2015/wordml/symex" xmlns:wpg="http://schemas.microsoft.com/office/word/2010/wordprocessingGroup" xmlns:wpi="http://schemas.microsoft.com/office/word/2010/wordprocessingInk" xmlns:wne="http://schemas.microsoft.com/office/word/2006/wordml" xmlns:wps="http://schemas.microsoft.com/office/word/2010/wordprocessingShape" mc:Ignorable="w14 w15 w16se w16cid w16 w16cex w16sdtdh w16sdtfl w16du wp14">
+  <w:abstractNum w:abstractNumId="0" w15:restartNumberingAfterBreak="0">
+    <w:nsid w:val="0C390EB3"/>
+    <w:multiLevelType w:val="hybridMultilevel"/>
+    <w:tmpl w:val="DFC87FC6"/>
+    <w:lvl w:ilvl="0" w:tplc="C506E8F0">
+      <w:numFmt w:val="bullet"/>
+      <w:lvlText w:val="-"/>
+      <w:lvlJc w:val="left"/>
+      <w:pPr>
+        <w:ind w:left="720" w:hanging="360"/>
+      </w:pPr>
+      <w:rPr>
+        <w:rFonts w:ascii="Aptos" w:eastAsiaTheme="minorHAnsi" w:hAnsi="Aptos" w:cstheme="minorBidi" w:hint="default"/>
+      </w:rPr>
+    </w:lvl>
+    <w:lvl w:ilvl="1" w:tplc="04090003" w:tentative="1">
+      <w:start w:val="1"/>
+      <w:numFmt w:val="bullet"/>
+      <w:lvlText w:val="o"/>
+      <w:lvlJc w:val="left"/>
+      <w:pPr>
+        <w:ind w:left="1440" w:hanging="360"/>
+      </w:pPr>
+      <w:rPr>
+        <w:rFonts w:ascii="Courier New" w:hAnsi="Courier New" w:cs="Courier New" w:hint="default"/>
+      </w:rPr>
+    </w:lvl>
+    <w:lvl w:ilvl="2" w:tplc="04090005" w:tentative="1">
+      <w:start w:val="1"/>
+      <w:numFmt w:val="bullet"/>
+      <w:lvlText w:val=""/>
+      <w:lvlJc w:val="left"/>
+      <w:pPr>
+        <w:ind w:left="2160" w:hanging="360"/>
+      </w:pPr>
+      <w:rPr>
+        <w:rFonts w:ascii="Wingdings" w:hAnsi="Wingdings" w:hint="default"/>
+      </w:rPr>
+    </w:lvl>
+    <w:lvl w:ilvl="3" w:tplc="04090001" w:tentative="1">
+      <w:start w:val="1"/>
+      <w:numFmt w:val="bullet"/>
+      <w:lvlText w:val=""/>
+      <w:lvlJc w:val="left"/>
+      <w:pPr>
+        <w:ind w:left="2880" w:hanging="360"/>
+      </w:pPr>
+      <w:rPr>
+        <w:rFonts w:ascii="Symbol" w:hAnsi="Symbol" w:hint="default"/>
+      </w:rPr>
+    </w:lvl>
+    <w:lvl w:ilvl="4" w:tplc="04090003" w:tentative="1">
+      <w:start w:val="1"/>
+      <w:numFmt w:val="bullet"/>
+      <w:lvlText w:val="o"/>
+      <w:lvlJc w:val="left"/>
+      <w:pPr>
+        <w:ind w:left="3600" w:hanging="360"/>
+      </w:pPr>
+      <w:rPr>
+        <w:rFonts w:ascii="Courier New" w:hAnsi="Courier New" w:cs="Courier New" w:hint="default"/>
+      </w:rPr>
+    </w:lvl>
+    <w:lvl w:ilvl="5" w:tplc="04090005" w:tentative="1">
+      <w:start w:val="1"/>
+      <w:numFmt w:val="bullet"/>
+      <w:lvlText w:val=""/>
+      <w:lvlJc w:val="left"/>
+      <w:pPr>
+        <w:ind w:left="4320" w:hanging="360"/>
+      </w:pPr>
+      <w:rPr>
+        <w:rFonts w:ascii="Wingdings" w:hAnsi="Wingdings" w:hint="default"/>
+      </w:rPr>
+    </w:lvl>
+    <w:lvl w:ilvl="6" w:tplc="04090001" w:tentative="1">
+      <w:start w:val="1"/>
+      <w:numFmt w:val="bullet"/>
+      <w:lvlText w:val=""/>
+      <w:lvlJc w:val="left"/>
+      <w:pPr>
+        <w:ind w:left="5040" w:hanging="360"/>
+      </w:pPr>
+      <w:rPr>
+        <w:rFonts w:ascii="Symbol" w:hAnsi="Symbol" w:hint="default"/>
+      </w:rPr>
+    </w:lvl>
+    <w:lvl w:ilvl="7" w:tplc="04090003" w:tentative="1">
+      <w:start w:val="1"/>
+      <w:numFmt w:val="bullet"/>
+      <w:lvlText w:val="o"/>
+      <w:lvlJc w:val="left"/>
+      <w:pPr>
+        <w:ind w:left="5760" w:hanging="360"/>
+      </w:pPr>
+      <w:rPr>
+        <w:rFonts w:ascii="Courier New" w:hAnsi="Courier New" w:cs="Courier New" w:hint="default"/>
+      </w:rPr>
+    </w:lvl>
+    <w:lvl w:ilvl="8" w:tplc="04090005" w:tentative="1">
+      <w:start w:val="1"/>
+      <w:numFmt w:val="bullet"/>
+      <w:lvlText w:val=""/>
+      <w:lvlJc w:val="left"/>
+      <w:pPr>
+        <w:ind w:left="6480" w:hanging="360"/>
+      </w:pPr>
+      <w:rPr>
+        <w:rFonts w:ascii="Wingdings" w:hAnsi="Wingdings" w:hint="default"/>
+      </w:rPr>
+    </w:lvl>
+  </w:abstractNum>
+  <w:abstractNum w:abstractNumId="1" w15:restartNumberingAfterBreak="0">
+    <w:nsid w:val="11907C3D"/>
+    <w:multiLevelType w:val="hybridMultilevel"/>
+    <w:tmpl w:val="A94E885C"/>
+    <w:lvl w:ilvl="0" w:tplc="6340FD0E">
+      <w:numFmt w:val="bullet"/>
+      <w:lvlText w:val="-"/>
+      <w:lvlJc w:val="left"/>
+      <w:pPr>
+        <w:ind w:left="720" w:hanging="360"/>
+      </w:pPr>
+      <w:rPr>
+        <w:rFonts w:ascii="Aptos" w:eastAsiaTheme="minorHAnsi" w:hAnsi="Aptos" w:cstheme="minorBidi" w:hint="default"/>
+      </w:rPr>
+    </w:lvl>
+    <w:lvl w:ilvl="1" w:tplc="04090003" w:tentative="1">
+      <w:start w:val="1"/>
+      <w:numFmt w:val="bullet"/>
+      <w:lvlText w:val="o"/>
+      <w:lvlJc w:val="left"/>
+      <w:pPr>
+        <w:ind w:left="1440" w:hanging="360"/>
+      </w:pPr>
+      <w:rPr>
+        <w:rFonts w:ascii="Courier New" w:hAnsi="Courier New" w:cs="Courier New" w:hint="default"/>
+      </w:rPr>
+    </w:lvl>
+    <w:lvl w:ilvl="2" w:tplc="04090005" w:tentative="1">
+      <w:start w:val="1"/>
+      <w:numFmt w:val="bullet"/>
+      <w:lvlText w:val=""/>
+      <w:lvlJc w:val="left"/>
+      <w:pPr>
+        <w:ind w:left="2160" w:hanging="360"/>
+      </w:pPr>
+      <w:rPr>
+        <w:rFonts w:ascii="Wingdings" w:hAnsi="Wingdings" w:hint="default"/>
+      </w:rPr>
+    </w:lvl>
+    <w:lvl w:ilvl="3" w:tplc="04090001" w:tentative="1">
+      <w:start w:val="1"/>
+      <w:numFmt w:val="bullet"/>
+      <w:lvlText w:val=""/>
+      <w:lvlJc w:val="left"/>
+      <w:pPr>
+        <w:ind w:left="2880" w:hanging="360"/>
+      </w:pPr>
+      <w:rPr>
+        <w:rFonts w:ascii="Symbol" w:hAnsi="Symbol" w:hint="default"/>
+      </w:rPr>
+    </w:lvl>
+    <w:lvl w:ilvl="4" w:tplc="04090003" w:tentative="1">
+      <w:start w:val="1"/>
+      <w:numFmt w:val="bullet"/>
+      <w:lvlText w:val="o"/>
+      <w:lvlJc w:val="left"/>
+      <w:pPr>
+        <w:ind w:left="3600" w:hanging="360"/>
+      </w:pPr>
+      <w:rPr>
+        <w:rFonts w:ascii="Courier New" w:hAnsi="Courier New" w:cs="Courier New" w:hint="default"/>
+      </w:rPr>
+    </w:lvl>
+    <w:lvl w:ilvl="5" w:tplc="04090005" w:tentative="1">
+      <w:start w:val="1"/>
+      <w:numFmt w:val="bullet"/>
+      <w:lvlText w:val=""/>
+      <w:lvlJc w:val="left"/>
+      <w:pPr>
+        <w:ind w:left="4320" w:hanging="360"/>
+      </w:pPr>
+      <w:rPr>
+        <w:rFonts w:ascii="Wingdings" w:hAnsi="Wingdings" w:hint="default"/>
+      </w:rPr>
+    </w:lvl>
+    <w:lvl w:ilvl="6" w:tplc="04090001" w:tentative="1">
+      <w:start w:val="1"/>
+      <w:numFmt w:val="bullet"/>
+      <w:lvlText w:val=""/>
+      <w:lvlJc w:val="left"/>
+      <w:pPr>
+        <w:ind w:left="5040" w:hanging="360"/>
+      </w:pPr>
+      <w:rPr>
+        <w:rFonts w:ascii="Symbol" w:hAnsi="Symbol" w:hint="default"/>
+      </w:rPr>
+    </w:lvl>
+    <w:lvl w:ilvl="7" w:tplc="04090003" w:tentative="1">
+      <w:start w:val="1"/>
+      <w:numFmt w:val="bullet"/>
+      <w:lvlText w:val="o"/>
+      <w:lvlJc w:val="left"/>
+      <w:pPr>
+        <w:ind w:left="5760" w:hanging="360"/>
+      </w:pPr>
+      <w:rPr>
+        <w:rFonts w:ascii="Courier New" w:hAnsi="Courier New" w:cs="Courier New" w:hint="default"/>
+      </w:rPr>
+    </w:lvl>
+    <w:lvl w:ilvl="8" w:tplc="04090005" w:tentative="1">
+      <w:start w:val="1"/>
+      <w:numFmt w:val="bullet"/>
+      <w:lvlText w:val=""/>
+      <w:lvlJc w:val="left"/>
+      <w:pPr>
+        <w:ind w:left="6480" w:hanging="360"/>
+      </w:pPr>
+      <w:rPr>
+        <w:rFonts w:ascii="Wingdings" w:hAnsi="Wingdings" w:hint="default"/>
+      </w:rPr>
+    </w:lvl>
+  </w:abstractNum>
+  <w:abstractNum w:abstractNumId="2" w15:restartNumberingAfterBreak="0">
+    <w:nsid w:val="40680C2A"/>
+    <w:multiLevelType w:val="hybridMultilevel"/>
+    <w:tmpl w:val="49EC5C9E"/>
+    <w:lvl w:ilvl="0" w:tplc="C09A879E">
+      <w:numFmt w:val="bullet"/>
+      <w:lvlText w:val="-"/>
+      <w:lvlJc w:val="left"/>
+      <w:pPr>
+        <w:ind w:left="720" w:hanging="360"/>
+      </w:pPr>
+      <w:rPr>
+        <w:rFonts w:ascii="Aptos" w:eastAsiaTheme="minorHAnsi" w:hAnsi="Aptos" w:cstheme="minorBidi" w:hint="default"/>
+      </w:rPr>
+    </w:lvl>
+    <w:lvl w:ilvl="1" w:tplc="04090003" w:tentative="1">
+      <w:start w:val="1"/>
+      <w:numFmt w:val="bullet"/>
+      <w:lvlText w:val="o"/>
+      <w:lvlJc w:val="left"/>
+      <w:pPr>
+        <w:ind w:left="1440" w:hanging="360"/>
+      </w:pPr>
+      <w:rPr>
+        <w:rFonts w:ascii="Courier New" w:hAnsi="Courier New" w:cs="Courier New" w:hint="default"/>
+      </w:rPr>
+    </w:lvl>
+    <w:lvl w:ilvl="2" w:tplc="04090005" w:tentative="1">
+      <w:start w:val="1"/>
+      <w:numFmt w:val="bullet"/>
+      <w:lvlText w:val=""/>
+      <w:lvlJc w:val="left"/>
+      <w:pPr>
+        <w:ind w:left="2160" w:hanging="360"/>
+      </w:pPr>
+      <w:rPr>
+        <w:rFonts w:ascii="Wingdings" w:hAnsi="Wingdings" w:hint="default"/>
+      </w:rPr>
+    </w:lvl>
+    <w:lvl w:ilvl="3" w:tplc="04090001" w:tentative="1">
+      <w:start w:val="1"/>
+      <w:numFmt w:val="bullet"/>
+      <w:lvlText w:val=""/>
+      <w:lvlJc w:val="left"/>
+      <w:pPr>
+        <w:ind w:left="2880" w:hanging="360"/>
+      </w:pPr>
+      <w:rPr>
+        <w:rFonts w:ascii="Symbol" w:hAnsi="Symbol" w:hint="default"/>
+      </w:rPr>
+    </w:lvl>
+    <w:lvl w:ilvl="4" w:tplc="04090003" w:tentative="1">
+      <w:start w:val="1"/>
+      <w:numFmt w:val="bullet"/>
+      <w:lvlText w:val="o"/>
+      <w:lvlJc w:val="left"/>
+      <w:pPr>
+        <w:ind w:left="3600" w:hanging="360"/>
+      </w:pPr>
+      <w:rPr>
+        <w:rFonts w:ascii="Courier New" w:hAnsi="Courier New" w:cs="Courier New" w:hint="default"/>
+      </w:rPr>
+    </w:lvl>
+    <w:lvl w:ilvl="5" w:tplc="04090005" w:tentative="1">
+      <w:start w:val="1"/>
+      <w:numFmt w:val="bullet"/>
+      <w:lvlText w:val=""/>
+      <w:lvlJc w:val="left"/>
+      <w:pPr>
+        <w:ind w:left="4320" w:hanging="360"/>
+      </w:pPr>
+      <w:rPr>
+        <w:rFonts w:ascii="Wingdings" w:hAnsi="Wingdings" w:hint="default"/>
+      </w:rPr>
+    </w:lvl>
+    <w:lvl w:ilvl="6" w:tplc="04090001" w:tentative="1">
+      <w:start w:val="1"/>
+      <w:numFmt w:val="bullet"/>
+      <w:lvlText w:val=""/>
+      <w:lvlJc w:val="left"/>
+      <w:pPr>
+        <w:ind w:left="5040" w:hanging="360"/>
+      </w:pPr>
+      <w:rPr>
+        <w:rFonts w:ascii="Symbol" w:hAnsi="Symbol" w:hint="default"/>
+      </w:rPr>
+    </w:lvl>
+    <w:lvl w:ilvl="7" w:tplc="04090003" w:tentative="1">
+      <w:start w:val="1"/>
+      <w:numFmt w:val="bullet"/>
+      <w:lvlText w:val="o"/>
+      <w:lvlJc w:val="left"/>
+      <w:pPr>
+        <w:ind w:left="5760" w:hanging="360"/>
+      </w:pPr>
+      <w:rPr>
+        <w:rFonts w:ascii="Courier New" w:hAnsi="Courier New" w:cs="Courier New" w:hint="default"/>
+      </w:rPr>
+    </w:lvl>
+    <w:lvl w:ilvl="8" w:tplc="04090005" w:tentative="1">
+      <w:start w:val="1"/>
+      <w:numFmt w:val="bullet"/>
+      <w:lvlText w:val=""/>
+      <w:lvlJc w:val="left"/>
+      <w:pPr>
+        <w:ind w:left="6480" w:hanging="360"/>
+      </w:pPr>
+      <w:rPr>
+        <w:rFonts w:ascii="Wingdings" w:hAnsi="Wingdings" w:hint="default"/>
+      </w:rPr>
+    </w:lvl>
+  </w:abstractNum>
+  <w:num w:numId="1" w16cid:durableId="744499900">
+    <w:abstractNumId w:val="1"/>
+  </w:num>
+  <w:num w:numId="2" w16cid:durableId="1501002248">
+    <w:abstractNumId w:val="0"/>
+  </w:num>
+  <w:num w:numId="3" w16cid:durableId="1524052980">
+    <w:abstractNumId w:val="2"/>
+  </w:num>
+</w:numbering>
 </file>
 
 <file path=word/styles.xml><?xml version="1.0" encoding="utf-8"?>
@@ -8883,6 +9882,7 @@
   <w:style w:type="character" w:default="1" w:styleId="DefaultParagraphFont">
     <w:name w:val="Default Paragraph Font"/>
     <w:uiPriority w:val="1"/>
+    <w:semiHidden/>
     <w:unhideWhenUsed/>
   </w:style>
   <w:style w:type="table" w:default="1" w:styleId="TableNormal">
@@ -9542,4 +10542,16 @@
     </a:ext>
   </a:extLst>
 </a:theme>
+</file>
+
+<file path=customXml/item1.xml><?xml version="1.0" encoding="utf-8"?>
+<b:Sources xmlns:b="http://schemas.openxmlformats.org/officeDocument/2006/bibliography" xmlns="http://schemas.openxmlformats.org/officeDocument/2006/bibliography" SelectedStyle="\APASixthEditionOfficeOnline.xsl" StyleName="APA" Version="6"/>
+</file>
+
+<file path=customXml/itemProps1.xml><?xml version="1.0" encoding="utf-8"?>
+<ds:datastoreItem xmlns:ds="http://schemas.openxmlformats.org/officeDocument/2006/customXml" ds:itemID="{A666708F-8702-41A1-B65B-88E316AA742A}">
+  <ds:schemaRefs>
+    <ds:schemaRef ds:uri="http://schemas.openxmlformats.org/officeDocument/2006/bibliography"/>
+  </ds:schemaRefs>
+</ds:datastoreItem>
 </file>
--- a/Exercizes.docx
+++ b/Exercizes.docx
@@ -27,7 +27,25 @@
           <w:color w:val="0A0A0A"/>
           <w:shd w:val="clear" w:color="auto" w:fill="E5EDFF"/>
         </w:rPr>
-        <w:t>-Filter example to find product chich exist in Alabama and California only, no other states</w:t>
+        <w:t xml:space="preserve">-Filter example to find product </w:t>
+      </w:r>
+      <w:proofErr w:type="spellStart"/>
+      <w:r>
+        <w:rPr>
+          <w:rFonts w:ascii="Arial" w:eastAsia="Times New Roman" w:hAnsi="Arial" w:cs="Arial"/>
+          <w:color w:val="0A0A0A"/>
+          <w:shd w:val="clear" w:color="auto" w:fill="E5EDFF"/>
+        </w:rPr>
+        <w:t>chich</w:t>
+      </w:r>
+      <w:proofErr w:type="spellEnd"/>
+      <w:r>
+        <w:rPr>
+          <w:rFonts w:ascii="Arial" w:eastAsia="Times New Roman" w:hAnsi="Arial" w:cs="Arial"/>
+          <w:color w:val="0A0A0A"/>
+          <w:shd w:val="clear" w:color="auto" w:fill="E5EDFF"/>
+        </w:rPr>
+        <w:t xml:space="preserve"> exist in Alabama and California only, no other states</w:t>
       </w:r>
     </w:p>
     <w:p>
@@ -191,7 +209,43 @@
           <w:color w:val="0A0A0A"/>
           <w:shd w:val="clear" w:color="auto" w:fill="E5EDFF"/>
         </w:rPr>
-        <w:t>-Find where edad greater than 35</w:t>
+        <w:t xml:space="preserve">-Find where </w:t>
+      </w:r>
+      <w:proofErr w:type="spellStart"/>
+      <w:r>
+        <w:rPr>
+          <w:rFonts w:ascii="Arial" w:eastAsia="Times New Roman" w:hAnsi="Arial" w:cs="Arial"/>
+          <w:color w:val="0A0A0A"/>
+          <w:shd w:val="clear" w:color="auto" w:fill="E5EDFF"/>
+        </w:rPr>
+        <w:t>edad</w:t>
+      </w:r>
+      <w:proofErr w:type="spellEnd"/>
+      <w:r>
+        <w:rPr>
+          <w:rFonts w:ascii="Arial" w:eastAsia="Times New Roman" w:hAnsi="Arial" w:cs="Arial"/>
+          <w:color w:val="0A0A0A"/>
+          <w:shd w:val="clear" w:color="auto" w:fill="E5EDFF"/>
+        </w:rPr>
+        <w:t xml:space="preserve"> </w:t>
+      </w:r>
+      <w:proofErr w:type="gramStart"/>
+      <w:r>
+        <w:rPr>
+          <w:rFonts w:ascii="Arial" w:eastAsia="Times New Roman" w:hAnsi="Arial" w:cs="Arial"/>
+          <w:color w:val="0A0A0A"/>
+          <w:shd w:val="clear" w:color="auto" w:fill="E5EDFF"/>
+        </w:rPr>
+        <w:t>greater</w:t>
+      </w:r>
+      <w:proofErr w:type="gramEnd"/>
+      <w:r>
+        <w:rPr>
+          <w:rFonts w:ascii="Arial" w:eastAsia="Times New Roman" w:hAnsi="Arial" w:cs="Arial"/>
+          <w:color w:val="0A0A0A"/>
+          <w:shd w:val="clear" w:color="auto" w:fill="E5EDFF"/>
+        </w:rPr>
+        <w:t xml:space="preserve"> than 35</w:t>
       </w:r>
     </w:p>
     <w:p>
@@ -306,7 +360,15 @@
     </w:p>
     <w:p>
       <w:r>
-        <w:t>If alabama or California is there it will return the document</w:t>
+        <w:t xml:space="preserve">If </w:t>
+      </w:r>
+      <w:proofErr w:type="spellStart"/>
+      <w:r>
+        <w:t>alabama</w:t>
+      </w:r>
+      <w:proofErr w:type="spellEnd"/>
+      <w:r>
+        <w:t xml:space="preserve"> or California is there it will return the document</w:t>
       </w:r>
     </w:p>
     <w:p/>
@@ -503,8 +565,29 @@
     </w:p>
     <w:p>
       <w:r>
-        <w:t>- $gt, gte, lt</w:t>
-      </w:r>
+        <w:t>- $</w:t>
+      </w:r>
+      <w:proofErr w:type="spellStart"/>
+      <w:r>
+        <w:t>gt</w:t>
+      </w:r>
+      <w:proofErr w:type="spellEnd"/>
+      <w:r>
+        <w:t xml:space="preserve">, </w:t>
+      </w:r>
+      <w:proofErr w:type="spellStart"/>
+      <w:r>
+        <w:t>gte</w:t>
+      </w:r>
+      <w:proofErr w:type="spellEnd"/>
+      <w:r>
+        <w:t xml:space="preserve">, </w:t>
+      </w:r>
+      <w:proofErr w:type="spellStart"/>
+      <w:r>
+        <w:t>lt</w:t>
+      </w:r>
+      <w:proofErr w:type="spellEnd"/>
     </w:p>
     <w:p>
       <w:r>
@@ -574,8 +657,36 @@
           <w:color w:val="0A0A0A"/>
           <w:shd w:val="clear" w:color="auto" w:fill="E5EDFF"/>
         </w:rPr>
-        <w:t>will return any where California OR Alabama is included with projection of productName, stock and branchOffice</w:t>
-      </w:r>
+        <w:t xml:space="preserve">will return any where California OR Alabama is included with projection of </w:t>
+      </w:r>
+      <w:proofErr w:type="spellStart"/>
+      <w:r>
+        <w:rPr>
+          <w:rFonts w:ascii="Arial" w:eastAsia="Times New Roman" w:hAnsi="Arial" w:cs="Arial"/>
+          <w:color w:val="0A0A0A"/>
+          <w:shd w:val="clear" w:color="auto" w:fill="E5EDFF"/>
+        </w:rPr>
+        <w:t>productName</w:t>
+      </w:r>
+      <w:proofErr w:type="spellEnd"/>
+      <w:r>
+        <w:rPr>
+          <w:rFonts w:ascii="Arial" w:eastAsia="Times New Roman" w:hAnsi="Arial" w:cs="Arial"/>
+          <w:color w:val="0A0A0A"/>
+          <w:shd w:val="clear" w:color="auto" w:fill="E5EDFF"/>
+        </w:rPr>
+        <w:t xml:space="preserve">, stock and </w:t>
+      </w:r>
+      <w:proofErr w:type="spellStart"/>
+      <w:r>
+        <w:rPr>
+          <w:rFonts w:ascii="Arial" w:eastAsia="Times New Roman" w:hAnsi="Arial" w:cs="Arial"/>
+          <w:color w:val="0A0A0A"/>
+          <w:shd w:val="clear" w:color="auto" w:fill="E5EDFF"/>
+        </w:rPr>
+        <w:t>branchOffice</w:t>
+      </w:r>
+      <w:proofErr w:type="spellEnd"/>
     </w:p>
     <w:p>
       <w:pPr>
@@ -643,7 +754,25 @@
           <w:color w:val="0A0A0A"/>
           <w:shd w:val="clear" w:color="auto" w:fill="E5EDFF"/>
         </w:rPr>
-        <w:t>-find if categoryName in Beverages and condiments</w:t>
+        <w:t xml:space="preserve">-find if </w:t>
+      </w:r>
+      <w:proofErr w:type="spellStart"/>
+      <w:r>
+        <w:rPr>
+          <w:rFonts w:ascii="Arial" w:eastAsia="Times New Roman" w:hAnsi="Arial" w:cs="Arial"/>
+          <w:color w:val="0A0A0A"/>
+          <w:shd w:val="clear" w:color="auto" w:fill="E5EDFF"/>
+        </w:rPr>
+        <w:t>categoryName</w:t>
+      </w:r>
+      <w:proofErr w:type="spellEnd"/>
+      <w:r>
+        <w:rPr>
+          <w:rFonts w:ascii="Arial" w:eastAsia="Times New Roman" w:hAnsi="Arial" w:cs="Arial"/>
+          <w:color w:val="0A0A0A"/>
+          <w:shd w:val="clear" w:color="auto" w:fill="E5EDFF"/>
+        </w:rPr>
+        <w:t xml:space="preserve"> in Beverages and condiments</w:t>
       </w:r>
     </w:p>
     <w:p>
@@ -940,8 +1069,18 @@
           <w:color w:val="0A0A0A"/>
           <w:shd w:val="clear" w:color="auto" w:fill="E5EDFF"/>
         </w:rPr>
-        <w:t>"Beverages","Seafood","Condiments</w:t>
-      </w:r>
+        <w:t>"</w:t>
+      </w:r>
+      <w:proofErr w:type="spellStart"/>
+      <w:r>
+        <w:rPr>
+          <w:rFonts w:ascii="Arial" w:eastAsia="Times New Roman" w:hAnsi="Arial" w:cs="Arial"/>
+          <w:color w:val="0A0A0A"/>
+          <w:shd w:val="clear" w:color="auto" w:fill="E5EDFF"/>
+        </w:rPr>
+        <w:t>Beverages","Seafood","Condiments</w:t>
+      </w:r>
+      <w:proofErr w:type="spellEnd"/>
     </w:p>
     <w:p>
       <w:pPr>
@@ -1024,14 +1163,26 @@
       <w:r>
         <w:t xml:space="preserve"> </w:t>
       </w:r>
-      <w:r>
-        <w:rPr>
-          <w:rFonts w:ascii="Arial" w:eastAsia="Times New Roman" w:hAnsi="Arial" w:cs="Arial"/>
-          <w:color w:val="0A0A0A"/>
-          <w:shd w:val="clear" w:color="auto" w:fill="E5EDFF"/>
-        </w:rPr>
-        <w:t>categories.suppliers.country":"UK</w:t>
-      </w:r>
+      <w:proofErr w:type="spellStart"/>
+      <w:proofErr w:type="gramStart"/>
+      <w:r>
+        <w:rPr>
+          <w:rFonts w:ascii="Arial" w:eastAsia="Times New Roman" w:hAnsi="Arial" w:cs="Arial"/>
+          <w:color w:val="0A0A0A"/>
+          <w:shd w:val="clear" w:color="auto" w:fill="E5EDFF"/>
+        </w:rPr>
+        <w:t>categories.suppliers</w:t>
+      </w:r>
+      <w:proofErr w:type="gramEnd"/>
+      <w:r>
+        <w:rPr>
+          <w:rFonts w:ascii="Arial" w:eastAsia="Times New Roman" w:hAnsi="Arial" w:cs="Arial"/>
+          <w:color w:val="0A0A0A"/>
+          <w:shd w:val="clear" w:color="auto" w:fill="E5EDFF"/>
+        </w:rPr>
+        <w:t>.country":"UK</w:t>
+      </w:r>
+      <w:proofErr w:type="spellEnd"/>
       <w:r>
         <w:rPr>
           <w:rFonts w:ascii="Arial" w:eastAsia="Times New Roman" w:hAnsi="Arial" w:cs="Arial"/>
@@ -1040,14 +1191,36 @@
         </w:rPr>
         <w:t xml:space="preserve">, </w:t>
       </w:r>
-      <w:r>
-        <w:rPr>
-          <w:rFonts w:ascii="Arial" w:eastAsia="Times New Roman" w:hAnsi="Arial" w:cs="Arial"/>
-          <w:color w:val="0A0A0A"/>
-          <w:shd w:val="clear" w:color="auto" w:fill="E5EDFF"/>
-        </w:rPr>
-        <w:t>categories.suppliers.country":null</w:t>
-      </w:r>
+      <w:proofErr w:type="spellStart"/>
+      <w:proofErr w:type="gramStart"/>
+      <w:r>
+        <w:rPr>
+          <w:rFonts w:ascii="Arial" w:eastAsia="Times New Roman" w:hAnsi="Arial" w:cs="Arial"/>
+          <w:color w:val="0A0A0A"/>
+          <w:shd w:val="clear" w:color="auto" w:fill="E5EDFF"/>
+        </w:rPr>
+        <w:t>categories.suppliers</w:t>
+      </w:r>
+      <w:proofErr w:type="gramEnd"/>
+      <w:r>
+        <w:rPr>
+          <w:rFonts w:ascii="Arial" w:eastAsia="Times New Roman" w:hAnsi="Arial" w:cs="Arial"/>
+          <w:color w:val="0A0A0A"/>
+          <w:shd w:val="clear" w:color="auto" w:fill="E5EDFF"/>
+        </w:rPr>
+        <w:t>.country</w:t>
+      </w:r>
+      <w:proofErr w:type="gramStart"/>
+      <w:r>
+        <w:rPr>
+          <w:rFonts w:ascii="Arial" w:eastAsia="Times New Roman" w:hAnsi="Arial" w:cs="Arial"/>
+          <w:color w:val="0A0A0A"/>
+          <w:shd w:val="clear" w:color="auto" w:fill="E5EDFF"/>
+        </w:rPr>
+        <w:t>":null</w:t>
+      </w:r>
+      <w:proofErr w:type="spellEnd"/>
+      <w:proofErr w:type="gramEnd"/>
       <w:r>
         <w:rPr>
           <w:rFonts w:ascii="Arial" w:eastAsia="Times New Roman" w:hAnsi="Arial" w:cs="Arial"/>
@@ -1056,13 +1229,23 @@
         </w:rPr>
         <w:t xml:space="preserve">, </w:t>
       </w:r>
-      <w:r>
-        <w:rPr>
-          <w:rFonts w:ascii="Arial" w:eastAsia="Times New Roman" w:hAnsi="Arial" w:cs="Arial"/>
-          <w:color w:val="0A0A0A"/>
-          <w:shd w:val="clear" w:color="auto" w:fill="E5EDFF"/>
-        </w:rPr>
-        <w:t>categories.suppliers.country":1</w:t>
+      <w:proofErr w:type="gramStart"/>
+      <w:r>
+        <w:rPr>
+          <w:rFonts w:ascii="Arial" w:eastAsia="Times New Roman" w:hAnsi="Arial" w:cs="Arial"/>
+          <w:color w:val="0A0A0A"/>
+          <w:shd w:val="clear" w:color="auto" w:fill="E5EDFF"/>
+        </w:rPr>
+        <w:t>categories.suppliers</w:t>
+      </w:r>
+      <w:proofErr w:type="gramEnd"/>
+      <w:r>
+        <w:rPr>
+          <w:rFonts w:ascii="Arial" w:eastAsia="Times New Roman" w:hAnsi="Arial" w:cs="Arial"/>
+          <w:color w:val="0A0A0A"/>
+          <w:shd w:val="clear" w:color="auto" w:fill="E5EDFF"/>
+        </w:rPr>
+        <w:t>.country":1</w:t>
       </w:r>
     </w:p>
     <w:p>
@@ -1245,8 +1428,18 @@
           <w:shd w:val="clear" w:color="auto" w:fill="E5EDFF"/>
         </w:rPr>
         <w:lastRenderedPageBreak/>
-        <w:t>-$type bring documents which homePhone</w:t>
-      </w:r>
+        <w:t xml:space="preserve">-$type bring documents which </w:t>
+      </w:r>
+      <w:proofErr w:type="spellStart"/>
+      <w:r>
+        <w:rPr>
+          <w:rFonts w:ascii="Arial" w:eastAsia="Times New Roman" w:hAnsi="Arial" w:cs="Arial"/>
+          <w:color w:val="0A0A0A"/>
+          <w:shd w:val="clear" w:color="auto" w:fill="E5EDFF"/>
+        </w:rPr>
+        <w:t>homePhone</w:t>
+      </w:r>
+      <w:proofErr w:type="spellEnd"/>
       <w:r>
         <w:rPr>
           <w:rFonts w:ascii="Arial" w:eastAsia="Times New Roman" w:hAnsi="Arial" w:cs="Arial"/>
@@ -1331,7 +1524,25 @@
           <w:color w:val="0A0A0A"/>
           <w:shd w:val="clear" w:color="auto" w:fill="E5EDFF"/>
         </w:rPr>
-        <w:t>-$regex bring documents where tittle has “Support” ignoring case</w:t>
+        <w:t>-$</w:t>
+      </w:r>
+      <w:proofErr w:type="gramStart"/>
+      <w:r>
+        <w:rPr>
+          <w:rFonts w:ascii="Arial" w:eastAsia="Times New Roman" w:hAnsi="Arial" w:cs="Arial"/>
+          <w:color w:val="0A0A0A"/>
+          <w:shd w:val="clear" w:color="auto" w:fill="E5EDFF"/>
+        </w:rPr>
+        <w:t>regex</w:t>
+      </w:r>
+      <w:proofErr w:type="gramEnd"/>
+      <w:r>
+        <w:rPr>
+          <w:rFonts w:ascii="Arial" w:eastAsia="Times New Roman" w:hAnsi="Arial" w:cs="Arial"/>
+          <w:color w:val="0A0A0A"/>
+          <w:shd w:val="clear" w:color="auto" w:fill="E5EDFF"/>
+        </w:rPr>
+        <w:t xml:space="preserve"> bring documents where tittle has “Support” ignoring case</w:t>
       </w:r>
     </w:p>
     <w:p>
@@ -1484,8 +1695,18 @@
           <w:color w:val="0A0A0A"/>
           <w:shd w:val="clear" w:color="auto" w:fill="E5EDFF"/>
         </w:rPr>
-        <w:t>-$elemMatch</w:t>
-      </w:r>
+        <w:t>-$</w:t>
+      </w:r>
+      <w:proofErr w:type="spellStart"/>
+      <w:r>
+        <w:rPr>
+          <w:rFonts w:ascii="Arial" w:eastAsia="Times New Roman" w:hAnsi="Arial" w:cs="Arial"/>
+          <w:color w:val="0A0A0A"/>
+          <w:shd w:val="clear" w:color="auto" w:fill="E5EDFF"/>
+        </w:rPr>
+        <w:t>elemMatch</w:t>
+      </w:r>
+      <w:proofErr w:type="spellEnd"/>
       <w:r>
         <w:rPr>
           <w:rFonts w:ascii="Arial" w:eastAsia="Times New Roman" w:hAnsi="Arial" w:cs="Arial"/>
@@ -1500,7 +1721,119 @@
           <w:color w:val="0A0A0A"/>
           <w:shd w:val="clear" w:color="auto" w:fill="E5EDFF"/>
         </w:rPr>
-        <w:t>hobbies is a property which has a embedded document, take a look to hobbies.title = Voley and hobbies.frequency gte 3 if both match the doc is returned</w:t>
+        <w:t xml:space="preserve">hobbies is a property which has </w:t>
+      </w:r>
+      <w:proofErr w:type="gramStart"/>
+      <w:r>
+        <w:rPr>
+          <w:rFonts w:ascii="Arial" w:eastAsia="Times New Roman" w:hAnsi="Arial" w:cs="Arial"/>
+          <w:color w:val="0A0A0A"/>
+          <w:shd w:val="clear" w:color="auto" w:fill="E5EDFF"/>
+        </w:rPr>
+        <w:t>a</w:t>
+      </w:r>
+      <w:proofErr w:type="gramEnd"/>
+      <w:r>
+        <w:rPr>
+          <w:rFonts w:ascii="Arial" w:eastAsia="Times New Roman" w:hAnsi="Arial" w:cs="Arial"/>
+          <w:color w:val="0A0A0A"/>
+          <w:shd w:val="clear" w:color="auto" w:fill="E5EDFF"/>
+        </w:rPr>
+        <w:t xml:space="preserve"> embedded document, </w:t>
+      </w:r>
+      <w:proofErr w:type="gramStart"/>
+      <w:r>
+        <w:rPr>
+          <w:rFonts w:ascii="Arial" w:eastAsia="Times New Roman" w:hAnsi="Arial" w:cs="Arial"/>
+          <w:color w:val="0A0A0A"/>
+          <w:shd w:val="clear" w:color="auto" w:fill="E5EDFF"/>
+        </w:rPr>
+        <w:t>take a look</w:t>
+      </w:r>
+      <w:proofErr w:type="gramEnd"/>
+      <w:r>
+        <w:rPr>
+          <w:rFonts w:ascii="Arial" w:eastAsia="Times New Roman" w:hAnsi="Arial" w:cs="Arial"/>
+          <w:color w:val="0A0A0A"/>
+          <w:shd w:val="clear" w:color="auto" w:fill="E5EDFF"/>
+        </w:rPr>
+        <w:t xml:space="preserve"> to </w:t>
+      </w:r>
+      <w:proofErr w:type="spellStart"/>
+      <w:proofErr w:type="gramStart"/>
+      <w:r>
+        <w:rPr>
+          <w:rFonts w:ascii="Arial" w:eastAsia="Times New Roman" w:hAnsi="Arial" w:cs="Arial"/>
+          <w:color w:val="0A0A0A"/>
+          <w:shd w:val="clear" w:color="auto" w:fill="E5EDFF"/>
+        </w:rPr>
+        <w:t>hobbies.title</w:t>
+      </w:r>
+      <w:proofErr w:type="spellEnd"/>
+      <w:proofErr w:type="gramEnd"/>
+      <w:r>
+        <w:rPr>
+          <w:rFonts w:ascii="Arial" w:eastAsia="Times New Roman" w:hAnsi="Arial" w:cs="Arial"/>
+          <w:color w:val="0A0A0A"/>
+          <w:shd w:val="clear" w:color="auto" w:fill="E5EDFF"/>
+        </w:rPr>
+        <w:t xml:space="preserve"> = </w:t>
+      </w:r>
+      <w:proofErr w:type="spellStart"/>
+      <w:r>
+        <w:rPr>
+          <w:rFonts w:ascii="Arial" w:eastAsia="Times New Roman" w:hAnsi="Arial" w:cs="Arial"/>
+          <w:color w:val="0A0A0A"/>
+          <w:shd w:val="clear" w:color="auto" w:fill="E5EDFF"/>
+        </w:rPr>
+        <w:t>Voley</w:t>
+      </w:r>
+      <w:proofErr w:type="spellEnd"/>
+      <w:r>
+        <w:rPr>
+          <w:rFonts w:ascii="Arial" w:eastAsia="Times New Roman" w:hAnsi="Arial" w:cs="Arial"/>
+          <w:color w:val="0A0A0A"/>
+          <w:shd w:val="clear" w:color="auto" w:fill="E5EDFF"/>
+        </w:rPr>
+        <w:t xml:space="preserve"> and </w:t>
+      </w:r>
+      <w:proofErr w:type="spellStart"/>
+      <w:proofErr w:type="gramStart"/>
+      <w:r>
+        <w:rPr>
+          <w:rFonts w:ascii="Arial" w:eastAsia="Times New Roman" w:hAnsi="Arial" w:cs="Arial"/>
+          <w:color w:val="0A0A0A"/>
+          <w:shd w:val="clear" w:color="auto" w:fill="E5EDFF"/>
+        </w:rPr>
+        <w:t>hobbies.frequency</w:t>
+      </w:r>
+      <w:proofErr w:type="spellEnd"/>
+      <w:proofErr w:type="gramEnd"/>
+      <w:r>
+        <w:rPr>
+          <w:rFonts w:ascii="Arial" w:eastAsia="Times New Roman" w:hAnsi="Arial" w:cs="Arial"/>
+          <w:color w:val="0A0A0A"/>
+          <w:shd w:val="clear" w:color="auto" w:fill="E5EDFF"/>
+        </w:rPr>
+        <w:t xml:space="preserve"> </w:t>
+      </w:r>
+      <w:proofErr w:type="spellStart"/>
+      <w:r>
+        <w:rPr>
+          <w:rFonts w:ascii="Arial" w:eastAsia="Times New Roman" w:hAnsi="Arial" w:cs="Arial"/>
+          <w:color w:val="0A0A0A"/>
+          <w:shd w:val="clear" w:color="auto" w:fill="E5EDFF"/>
+        </w:rPr>
+        <w:t>gte</w:t>
+      </w:r>
+      <w:proofErr w:type="spellEnd"/>
+      <w:r>
+        <w:rPr>
+          <w:rFonts w:ascii="Arial" w:eastAsia="Times New Roman" w:hAnsi="Arial" w:cs="Arial"/>
+          <w:color w:val="0A0A0A"/>
+          <w:shd w:val="clear" w:color="auto" w:fill="E5EDFF"/>
+        </w:rPr>
+        <w:t xml:space="preserve"> 3 if both match the doc is returned</w:t>
       </w:r>
     </w:p>
     <w:p>
@@ -1668,7 +2001,43 @@
           <w:color w:val="0A0A0A"/>
           <w:shd w:val="clear" w:color="auto" w:fill="E5EDFF"/>
         </w:rPr>
-        <w:t>-sort() product name asc, desc</w:t>
+        <w:t>-</w:t>
+      </w:r>
+      <w:proofErr w:type="gramStart"/>
+      <w:r>
+        <w:rPr>
+          <w:rFonts w:ascii="Arial" w:eastAsia="Times New Roman" w:hAnsi="Arial" w:cs="Arial"/>
+          <w:color w:val="0A0A0A"/>
+          <w:shd w:val="clear" w:color="auto" w:fill="E5EDFF"/>
+        </w:rPr>
+        <w:t>sort(</w:t>
+      </w:r>
+      <w:proofErr w:type="gramEnd"/>
+      <w:r>
+        <w:rPr>
+          <w:rFonts w:ascii="Arial" w:eastAsia="Times New Roman" w:hAnsi="Arial" w:cs="Arial"/>
+          <w:color w:val="0A0A0A"/>
+          <w:shd w:val="clear" w:color="auto" w:fill="E5EDFF"/>
+        </w:rPr>
+        <w:t xml:space="preserve">) product name </w:t>
+      </w:r>
+      <w:proofErr w:type="spellStart"/>
+      <w:r>
+        <w:rPr>
+          <w:rFonts w:ascii="Arial" w:eastAsia="Times New Roman" w:hAnsi="Arial" w:cs="Arial"/>
+          <w:color w:val="0A0A0A"/>
+          <w:shd w:val="clear" w:color="auto" w:fill="E5EDFF"/>
+        </w:rPr>
+        <w:t>asc</w:t>
+      </w:r>
+      <w:proofErr w:type="spellEnd"/>
+      <w:r>
+        <w:rPr>
+          <w:rFonts w:ascii="Arial" w:eastAsia="Times New Roman" w:hAnsi="Arial" w:cs="Arial"/>
+          <w:color w:val="0A0A0A"/>
+          <w:shd w:val="clear" w:color="auto" w:fill="E5EDFF"/>
+        </w:rPr>
+        <w:t>, desc</w:t>
       </w:r>
     </w:p>
     <w:p>
@@ -1795,8 +2164,36 @@
           <w:color w:val="0A0A0A"/>
           <w:shd w:val="clear" w:color="auto" w:fill="E5EDFF"/>
         </w:rPr>
-        <w:t>-skip() skip first 2 elements sorted asc</w:t>
-      </w:r>
+        <w:t>-</w:t>
+      </w:r>
+      <w:proofErr w:type="gramStart"/>
+      <w:r>
+        <w:rPr>
+          <w:rFonts w:ascii="Arial" w:eastAsia="Times New Roman" w:hAnsi="Arial" w:cs="Arial"/>
+          <w:color w:val="0A0A0A"/>
+          <w:shd w:val="clear" w:color="auto" w:fill="E5EDFF"/>
+        </w:rPr>
+        <w:t>skip(</w:t>
+      </w:r>
+      <w:proofErr w:type="gramEnd"/>
+      <w:r>
+        <w:rPr>
+          <w:rFonts w:ascii="Arial" w:eastAsia="Times New Roman" w:hAnsi="Arial" w:cs="Arial"/>
+          <w:color w:val="0A0A0A"/>
+          <w:shd w:val="clear" w:color="auto" w:fill="E5EDFF"/>
+        </w:rPr>
+        <w:t xml:space="preserve">) skip first 2 elements sorted </w:t>
+      </w:r>
+      <w:proofErr w:type="spellStart"/>
+      <w:r>
+        <w:rPr>
+          <w:rFonts w:ascii="Arial" w:eastAsia="Times New Roman" w:hAnsi="Arial" w:cs="Arial"/>
+          <w:color w:val="0A0A0A"/>
+          <w:shd w:val="clear" w:color="auto" w:fill="E5EDFF"/>
+        </w:rPr>
+        <w:t>asc</w:t>
+      </w:r>
+      <w:proofErr w:type="spellEnd"/>
     </w:p>
     <w:p>
       <w:pPr>
@@ -1868,7 +2265,25 @@
           <w:color w:val="0A0A0A"/>
           <w:shd w:val="clear" w:color="auto" w:fill="E5EDFF"/>
         </w:rPr>
-        <w:t>-limit() get only first document sorted desc</w:t>
+        <w:t>-</w:t>
+      </w:r>
+      <w:proofErr w:type="gramStart"/>
+      <w:r>
+        <w:rPr>
+          <w:rFonts w:ascii="Arial" w:eastAsia="Times New Roman" w:hAnsi="Arial" w:cs="Arial"/>
+          <w:color w:val="0A0A0A"/>
+          <w:shd w:val="clear" w:color="auto" w:fill="E5EDFF"/>
+        </w:rPr>
+        <w:t>limit(</w:t>
+      </w:r>
+      <w:proofErr w:type="gramEnd"/>
+      <w:r>
+        <w:rPr>
+          <w:rFonts w:ascii="Arial" w:eastAsia="Times New Roman" w:hAnsi="Arial" w:cs="Arial"/>
+          <w:color w:val="0A0A0A"/>
+          <w:shd w:val="clear" w:color="auto" w:fill="E5EDFF"/>
+        </w:rPr>
+        <w:t>) get only first document sorted desc</w:t>
       </w:r>
     </w:p>
     <w:p>
@@ -1942,7 +2357,43 @@
           <w:color w:val="0A0A0A"/>
           <w:shd w:val="clear" w:color="auto" w:fill="E5EDFF"/>
         </w:rPr>
-        <w:t>-count() product unit price gt 18</w:t>
+        <w:t>-</w:t>
+      </w:r>
+      <w:proofErr w:type="gramStart"/>
+      <w:r>
+        <w:rPr>
+          <w:rFonts w:ascii="Arial" w:eastAsia="Times New Roman" w:hAnsi="Arial" w:cs="Arial"/>
+          <w:color w:val="0A0A0A"/>
+          <w:shd w:val="clear" w:color="auto" w:fill="E5EDFF"/>
+        </w:rPr>
+        <w:t>count(</w:t>
+      </w:r>
+      <w:proofErr w:type="gramEnd"/>
+      <w:r>
+        <w:rPr>
+          <w:rFonts w:ascii="Arial" w:eastAsia="Times New Roman" w:hAnsi="Arial" w:cs="Arial"/>
+          <w:color w:val="0A0A0A"/>
+          <w:shd w:val="clear" w:color="auto" w:fill="E5EDFF"/>
+        </w:rPr>
+        <w:t xml:space="preserve">) product unit price </w:t>
+      </w:r>
+      <w:proofErr w:type="spellStart"/>
+      <w:r>
+        <w:rPr>
+          <w:rFonts w:ascii="Arial" w:eastAsia="Times New Roman" w:hAnsi="Arial" w:cs="Arial"/>
+          <w:color w:val="0A0A0A"/>
+          <w:shd w:val="clear" w:color="auto" w:fill="E5EDFF"/>
+        </w:rPr>
+        <w:t>gt</w:t>
+      </w:r>
+      <w:proofErr w:type="spellEnd"/>
+      <w:r>
+        <w:rPr>
+          <w:rFonts w:ascii="Arial" w:eastAsia="Times New Roman" w:hAnsi="Arial" w:cs="Arial"/>
+          <w:color w:val="0A0A0A"/>
+          <w:shd w:val="clear" w:color="auto" w:fill="E5EDFF"/>
+        </w:rPr>
+        <w:t xml:space="preserve"> 18</w:t>
       </w:r>
     </w:p>
     <w:p>
@@ -2137,7 +2588,43 @@
           <w:color w:val="0A0A0A"/>
           <w:shd w:val="clear" w:color="auto" w:fill="E5EDFF"/>
         </w:rPr>
-        <w:t>$inc increase voteaverage of Titanic in 1</w:t>
+        <w:t>$</w:t>
+      </w:r>
+      <w:proofErr w:type="spellStart"/>
+      <w:r>
+        <w:rPr>
+          <w:rFonts w:ascii="Arial" w:eastAsia="Times New Roman" w:hAnsi="Arial" w:cs="Arial"/>
+          <w:color w:val="0A0A0A"/>
+          <w:shd w:val="clear" w:color="auto" w:fill="E5EDFF"/>
+        </w:rPr>
+        <w:t>inc</w:t>
+      </w:r>
+      <w:proofErr w:type="spellEnd"/>
+      <w:r>
+        <w:rPr>
+          <w:rFonts w:ascii="Arial" w:eastAsia="Times New Roman" w:hAnsi="Arial" w:cs="Arial"/>
+          <w:color w:val="0A0A0A"/>
+          <w:shd w:val="clear" w:color="auto" w:fill="E5EDFF"/>
+        </w:rPr>
+        <w:t xml:space="preserve"> increase </w:t>
+      </w:r>
+      <w:proofErr w:type="spellStart"/>
+      <w:r>
+        <w:rPr>
+          <w:rFonts w:ascii="Arial" w:eastAsia="Times New Roman" w:hAnsi="Arial" w:cs="Arial"/>
+          <w:color w:val="0A0A0A"/>
+          <w:shd w:val="clear" w:color="auto" w:fill="E5EDFF"/>
+        </w:rPr>
+        <w:t>voteaverage</w:t>
+      </w:r>
+      <w:proofErr w:type="spellEnd"/>
+      <w:r>
+        <w:rPr>
+          <w:rFonts w:ascii="Arial" w:eastAsia="Times New Roman" w:hAnsi="Arial" w:cs="Arial"/>
+          <w:color w:val="0A0A0A"/>
+          <w:shd w:val="clear" w:color="auto" w:fill="E5EDFF"/>
+        </w:rPr>
+        <w:t xml:space="preserve"> of Titanic in 1</w:t>
       </w:r>
     </w:p>
     <w:p>
@@ -2391,7 +2878,25 @@
           <w:color w:val="0A0A0A"/>
           <w:shd w:val="clear" w:color="auto" w:fill="E5EDFF"/>
         </w:rPr>
-        <w:t>$push add language Portuguese to movieId mv08</w:t>
+        <w:t xml:space="preserve">$push add language Portuguese to </w:t>
+      </w:r>
+      <w:proofErr w:type="spellStart"/>
+      <w:r>
+        <w:rPr>
+          <w:rFonts w:ascii="Arial" w:eastAsia="Times New Roman" w:hAnsi="Arial" w:cs="Arial"/>
+          <w:color w:val="0A0A0A"/>
+          <w:shd w:val="clear" w:color="auto" w:fill="E5EDFF"/>
+        </w:rPr>
+        <w:t>movieId</w:t>
+      </w:r>
+      <w:proofErr w:type="spellEnd"/>
+      <w:r>
+        <w:rPr>
+          <w:rFonts w:ascii="Arial" w:eastAsia="Times New Roman" w:hAnsi="Arial" w:cs="Arial"/>
+          <w:color w:val="0A0A0A"/>
+          <w:shd w:val="clear" w:color="auto" w:fill="E5EDFF"/>
+        </w:rPr>
+        <w:t xml:space="preserve"> mv08</w:t>
       </w:r>
     </w:p>
     <w:p>
@@ -2915,13 +3420,61 @@
         </w:rPr>
         <w:tab/>
       </w:r>
-      <w:r>
-        <w:rPr>
-          <w:rFonts w:ascii="Arial" w:eastAsia="Times New Roman" w:hAnsi="Arial" w:cs="Arial"/>
-          <w:color w:val="0A0A0A"/>
-          <w:shd w:val="clear" w:color="auto" w:fill="E5EDFF"/>
-        </w:rPr>
-        <w:t>a clustered index is created by specifying the clusteredIndex option when you create a new collection using the db.createCollection() method. You cannot add a clustered index to an existing collection</w:t>
+      <w:proofErr w:type="gramStart"/>
+      <w:r>
+        <w:rPr>
+          <w:rFonts w:ascii="Arial" w:eastAsia="Times New Roman" w:hAnsi="Arial" w:cs="Arial"/>
+          <w:color w:val="0A0A0A"/>
+          <w:shd w:val="clear" w:color="auto" w:fill="E5EDFF"/>
+        </w:rPr>
+        <w:t>a clustered</w:t>
+      </w:r>
+      <w:proofErr w:type="gramEnd"/>
+      <w:r>
+        <w:rPr>
+          <w:rFonts w:ascii="Arial" w:eastAsia="Times New Roman" w:hAnsi="Arial" w:cs="Arial"/>
+          <w:color w:val="0A0A0A"/>
+          <w:shd w:val="clear" w:color="auto" w:fill="E5EDFF"/>
+        </w:rPr>
+        <w:t xml:space="preserve"> index is created by specifying the </w:t>
+      </w:r>
+      <w:proofErr w:type="spellStart"/>
+      <w:r>
+        <w:rPr>
+          <w:rFonts w:ascii="Arial" w:eastAsia="Times New Roman" w:hAnsi="Arial" w:cs="Arial"/>
+          <w:color w:val="0A0A0A"/>
+          <w:shd w:val="clear" w:color="auto" w:fill="E5EDFF"/>
+        </w:rPr>
+        <w:t>clusteredIndex</w:t>
+      </w:r>
+      <w:proofErr w:type="spellEnd"/>
+      <w:r>
+        <w:rPr>
+          <w:rFonts w:ascii="Arial" w:eastAsia="Times New Roman" w:hAnsi="Arial" w:cs="Arial"/>
+          <w:color w:val="0A0A0A"/>
+          <w:shd w:val="clear" w:color="auto" w:fill="E5EDFF"/>
+        </w:rPr>
+        <w:t xml:space="preserve"> option when you create a new collection using the </w:t>
+      </w:r>
+      <w:proofErr w:type="spellStart"/>
+      <w:proofErr w:type="gramStart"/>
+      <w:r>
+        <w:rPr>
+          <w:rFonts w:ascii="Arial" w:eastAsia="Times New Roman" w:hAnsi="Arial" w:cs="Arial"/>
+          <w:color w:val="0A0A0A"/>
+          <w:shd w:val="clear" w:color="auto" w:fill="E5EDFF"/>
+        </w:rPr>
+        <w:t>db.createCollection</w:t>
+      </w:r>
+      <w:proofErr w:type="spellEnd"/>
+      <w:proofErr w:type="gramEnd"/>
+      <w:r>
+        <w:rPr>
+          <w:rFonts w:ascii="Arial" w:eastAsia="Times New Roman" w:hAnsi="Arial" w:cs="Arial"/>
+          <w:color w:val="0A0A0A"/>
+          <w:shd w:val="clear" w:color="auto" w:fill="E5EDFF"/>
+        </w:rPr>
+        <w:t>() method. You cannot add a clustered index to an existing collection</w:t>
       </w:r>
       <w:r>
         <w:rPr>
@@ -2937,7 +3490,25 @@
           <w:color w:val="0A0A0A"/>
           <w:shd w:val="clear" w:color="auto" w:fill="E5EDFF"/>
         </w:rPr>
-        <w:t>The clusteredIndex key </w:t>
+        <w:t>The </w:t>
+      </w:r>
+      <w:proofErr w:type="spellStart"/>
+      <w:r>
+        <w:rPr>
+          <w:rFonts w:ascii="Arial" w:eastAsia="Times New Roman" w:hAnsi="Arial" w:cs="Arial"/>
+          <w:color w:val="0A0A0A"/>
+          <w:shd w:val="clear" w:color="auto" w:fill="E5EDFF"/>
+        </w:rPr>
+        <w:t>clusteredIndex</w:t>
+      </w:r>
+      <w:proofErr w:type="spellEnd"/>
+      <w:r>
+        <w:rPr>
+          <w:rFonts w:ascii="Arial" w:eastAsia="Times New Roman" w:hAnsi="Arial" w:cs="Arial"/>
+          <w:color w:val="0A0A0A"/>
+          <w:shd w:val="clear" w:color="auto" w:fill="E5EDFF"/>
+        </w:rPr>
+        <w:t> key </w:t>
       </w:r>
       <w:r>
         <w:rPr>
@@ -2947,8 +3518,42 @@
           <w:color w:val="0A0A0A"/>
           <w:shd w:val="clear" w:color="auto" w:fill="E5EDFF"/>
         </w:rPr>
-        <w:t>must be { _id: 1 }</w:t>
-      </w:r>
+        <w:t>must be </w:t>
+      </w:r>
+      <w:proofErr w:type="gramStart"/>
+      <w:r>
+        <w:rPr>
+          <w:rFonts w:ascii="Arial" w:eastAsia="Times New Roman" w:hAnsi="Arial" w:cs="Arial"/>
+          <w:b/>
+          <w:bCs/>
+          <w:color w:val="0A0A0A"/>
+          <w:shd w:val="clear" w:color="auto" w:fill="E5EDFF"/>
+        </w:rPr>
+        <w:t>{ _</w:t>
+      </w:r>
+      <w:proofErr w:type="gramEnd"/>
+      <w:r>
+        <w:rPr>
+          <w:rFonts w:ascii="Arial" w:eastAsia="Times New Roman" w:hAnsi="Arial" w:cs="Arial"/>
+          <w:b/>
+          <w:bCs/>
+          <w:color w:val="0A0A0A"/>
+          <w:shd w:val="clear" w:color="auto" w:fill="E5EDFF"/>
+        </w:rPr>
+        <w:t xml:space="preserve">id: </w:t>
+      </w:r>
+      <w:proofErr w:type="gramStart"/>
+      <w:r>
+        <w:rPr>
+          <w:rFonts w:ascii="Arial" w:eastAsia="Times New Roman" w:hAnsi="Arial" w:cs="Arial"/>
+          <w:b/>
+          <w:bCs/>
+          <w:color w:val="0A0A0A"/>
+          <w:shd w:val="clear" w:color="auto" w:fill="E5EDFF"/>
+        </w:rPr>
+        <w:t>1 }</w:t>
+      </w:r>
+      <w:proofErr w:type="gramEnd"/>
     </w:p>
     <w:p>
       <w:pPr>
@@ -3031,7 +3636,25 @@
           <w:color w:val="0A0A0A"/>
           <w:shd w:val="clear" w:color="auto" w:fill="E5EDFF"/>
         </w:rPr>
-        <w:t>-create compose index</w:t>
+        <w:t xml:space="preserve">-create </w:t>
+      </w:r>
+      <w:proofErr w:type="gramStart"/>
+      <w:r>
+        <w:rPr>
+          <w:rFonts w:ascii="Arial" w:eastAsia="Times New Roman" w:hAnsi="Arial" w:cs="Arial"/>
+          <w:color w:val="0A0A0A"/>
+          <w:shd w:val="clear" w:color="auto" w:fill="E5EDFF"/>
+        </w:rPr>
+        <w:t>compose</w:t>
+      </w:r>
+      <w:proofErr w:type="gramEnd"/>
+      <w:r>
+        <w:rPr>
+          <w:rFonts w:ascii="Arial" w:eastAsia="Times New Roman" w:hAnsi="Arial" w:cs="Arial"/>
+          <w:color w:val="0A0A0A"/>
+          <w:shd w:val="clear" w:color="auto" w:fill="E5EDFF"/>
+        </w:rPr>
+        <w:t xml:space="preserve"> index</w:t>
       </w:r>
     </w:p>
     <w:p>
@@ -3045,21 +3668,87 @@
           <w:shd w:val="clear" w:color="auto" w:fill="E5EDFF"/>
         </w:rPr>
       </w:pPr>
-      <w:r>
-        <w:rPr>
-          <w:rFonts w:ascii="Arial" w:eastAsia="Times New Roman" w:hAnsi="Arial" w:cs="Arial"/>
-          <w:color w:val="0A0A0A"/>
-          <w:shd w:val="clear" w:color="auto" w:fill="E5EDFF"/>
-        </w:rPr>
-        <w:t xml:space="preserve">CombinedIndex: </w:t>
-      </w:r>
-      <w:r>
-        <w:rPr>
-          <w:rFonts w:ascii="Arial" w:eastAsia="Times New Roman" w:hAnsi="Arial" w:cs="Arial"/>
-          <w:color w:val="0A0A0A"/>
-          <w:shd w:val="clear" w:color="auto" w:fill="E5EDFF"/>
-        </w:rPr>
-        <w:t>db.inventory.createIndex( { "item": 1, "stock": -1 } )</w:t>
+      <w:proofErr w:type="spellStart"/>
+      <w:r>
+        <w:rPr>
+          <w:rFonts w:ascii="Arial" w:eastAsia="Times New Roman" w:hAnsi="Arial" w:cs="Arial"/>
+          <w:color w:val="0A0A0A"/>
+          <w:shd w:val="clear" w:color="auto" w:fill="E5EDFF"/>
+        </w:rPr>
+        <w:t>CombinedIndex</w:t>
+      </w:r>
+      <w:proofErr w:type="spellEnd"/>
+      <w:r>
+        <w:rPr>
+          <w:rFonts w:ascii="Arial" w:eastAsia="Times New Roman" w:hAnsi="Arial" w:cs="Arial"/>
+          <w:color w:val="0A0A0A"/>
+          <w:shd w:val="clear" w:color="auto" w:fill="E5EDFF"/>
+        </w:rPr>
+        <w:t xml:space="preserve">: </w:t>
+      </w:r>
+      <w:proofErr w:type="spellStart"/>
+      <w:proofErr w:type="gramStart"/>
+      <w:r>
+        <w:rPr>
+          <w:rFonts w:ascii="Arial" w:eastAsia="Times New Roman" w:hAnsi="Arial" w:cs="Arial"/>
+          <w:color w:val="0A0A0A"/>
+          <w:shd w:val="clear" w:color="auto" w:fill="E5EDFF"/>
+        </w:rPr>
+        <w:t>db.inventory</w:t>
+      </w:r>
+      <w:proofErr w:type="gramEnd"/>
+      <w:r>
+        <w:rPr>
+          <w:rFonts w:ascii="Arial" w:eastAsia="Times New Roman" w:hAnsi="Arial" w:cs="Arial"/>
+          <w:color w:val="0A0A0A"/>
+          <w:shd w:val="clear" w:color="auto" w:fill="E5EDFF"/>
+        </w:rPr>
+        <w:t>.</w:t>
+      </w:r>
+      <w:proofErr w:type="gramStart"/>
+      <w:r>
+        <w:rPr>
+          <w:rFonts w:ascii="Arial" w:eastAsia="Times New Roman" w:hAnsi="Arial" w:cs="Arial"/>
+          <w:color w:val="0A0A0A"/>
+          <w:shd w:val="clear" w:color="auto" w:fill="E5EDFF"/>
+        </w:rPr>
+        <w:t>createIndex</w:t>
+      </w:r>
+      <w:proofErr w:type="spellEnd"/>
+      <w:r>
+        <w:rPr>
+          <w:rFonts w:ascii="Arial" w:eastAsia="Times New Roman" w:hAnsi="Arial" w:cs="Arial"/>
+          <w:color w:val="0A0A0A"/>
+          <w:shd w:val="clear" w:color="auto" w:fill="E5EDFF"/>
+        </w:rPr>
+        <w:t>( {</w:t>
+      </w:r>
+      <w:proofErr w:type="gramEnd"/>
+      <w:r>
+        <w:rPr>
+          <w:rFonts w:ascii="Arial" w:eastAsia="Times New Roman" w:hAnsi="Arial" w:cs="Arial"/>
+          <w:color w:val="0A0A0A"/>
+          <w:shd w:val="clear" w:color="auto" w:fill="E5EDFF"/>
+        </w:rPr>
+        <w:t xml:space="preserve"> "item": 1, "stock": -</w:t>
+      </w:r>
+      <w:proofErr w:type="gramStart"/>
+      <w:r>
+        <w:rPr>
+          <w:rFonts w:ascii="Arial" w:eastAsia="Times New Roman" w:hAnsi="Arial" w:cs="Arial"/>
+          <w:color w:val="0A0A0A"/>
+          <w:shd w:val="clear" w:color="auto" w:fill="E5EDFF"/>
+        </w:rPr>
+        <w:t>1 }</w:t>
+      </w:r>
+      <w:proofErr w:type="gramEnd"/>
+      <w:r>
+        <w:rPr>
+          <w:rFonts w:ascii="Arial" w:eastAsia="Times New Roman" w:hAnsi="Arial" w:cs="Arial"/>
+          <w:color w:val="0A0A0A"/>
+          <w:shd w:val="clear" w:color="auto" w:fill="E5EDFF"/>
+        </w:rPr>
+        <w:t xml:space="preserve"> )</w:t>
       </w:r>
     </w:p>
     <w:p>
@@ -3091,13 +3780,141 @@
           <w:shd w:val="clear" w:color="auto" w:fill="E5EDFF"/>
         </w:rPr>
       </w:pPr>
-      <w:r>
-        <w:rPr>
-          <w:rFonts w:ascii="Arial" w:eastAsia="Times New Roman" w:hAnsi="Arial" w:cs="Arial"/>
-          <w:color w:val="0A0A0A"/>
-          <w:shd w:val="clear" w:color="auto" w:fill="E5EDFF"/>
-        </w:rPr>
-        <w:t>db.users.createIndex({ username: 1 }, { unique:true, name: "custom_username_index"})</w:t>
+      <w:proofErr w:type="spellStart"/>
+      <w:proofErr w:type="gramStart"/>
+      <w:r>
+        <w:rPr>
+          <w:rFonts w:ascii="Arial" w:eastAsia="Times New Roman" w:hAnsi="Arial" w:cs="Arial"/>
+          <w:color w:val="0A0A0A"/>
+          <w:shd w:val="clear" w:color="auto" w:fill="E5EDFF"/>
+        </w:rPr>
+        <w:t>db.users</w:t>
+      </w:r>
+      <w:proofErr w:type="gramEnd"/>
+      <w:r>
+        <w:rPr>
+          <w:rFonts w:ascii="Arial" w:eastAsia="Times New Roman" w:hAnsi="Arial" w:cs="Arial"/>
+          <w:color w:val="0A0A0A"/>
+          <w:shd w:val="clear" w:color="auto" w:fill="E5EDFF"/>
+        </w:rPr>
+        <w:t>.</w:t>
+      </w:r>
+      <w:proofErr w:type="gramStart"/>
+      <w:r>
+        <w:rPr>
+          <w:rFonts w:ascii="Arial" w:eastAsia="Times New Roman" w:hAnsi="Arial" w:cs="Arial"/>
+          <w:color w:val="0A0A0A"/>
+          <w:shd w:val="clear" w:color="auto" w:fill="E5EDFF"/>
+        </w:rPr>
+        <w:t>createIndex</w:t>
+      </w:r>
+      <w:proofErr w:type="spellEnd"/>
+      <w:r>
+        <w:rPr>
+          <w:rFonts w:ascii="Arial" w:eastAsia="Times New Roman" w:hAnsi="Arial" w:cs="Arial"/>
+          <w:color w:val="0A0A0A"/>
+          <w:shd w:val="clear" w:color="auto" w:fill="E5EDFF"/>
+        </w:rPr>
+        <w:t>({ username</w:t>
+      </w:r>
+      <w:proofErr w:type="gramEnd"/>
+      <w:r>
+        <w:rPr>
+          <w:rFonts w:ascii="Arial" w:eastAsia="Times New Roman" w:hAnsi="Arial" w:cs="Arial"/>
+          <w:color w:val="0A0A0A"/>
+          <w:shd w:val="clear" w:color="auto" w:fill="E5EDFF"/>
+        </w:rPr>
+        <w:t xml:space="preserve">: </w:t>
+      </w:r>
+      <w:proofErr w:type="gramStart"/>
+      <w:r>
+        <w:rPr>
+          <w:rFonts w:ascii="Arial" w:eastAsia="Times New Roman" w:hAnsi="Arial" w:cs="Arial"/>
+          <w:color w:val="0A0A0A"/>
+          <w:shd w:val="clear" w:color="auto" w:fill="E5EDFF"/>
+        </w:rPr>
+        <w:t>1 }</w:t>
+      </w:r>
+      <w:proofErr w:type="gramEnd"/>
+      <w:r>
+        <w:rPr>
+          <w:rFonts w:ascii="Arial" w:eastAsia="Times New Roman" w:hAnsi="Arial" w:cs="Arial"/>
+          <w:color w:val="0A0A0A"/>
+          <w:shd w:val="clear" w:color="auto" w:fill="E5EDFF"/>
+        </w:rPr>
+        <w:t xml:space="preserve">, </w:t>
+      </w:r>
+      <w:proofErr w:type="gramStart"/>
+      <w:r>
+        <w:rPr>
+          <w:rFonts w:ascii="Arial" w:eastAsia="Times New Roman" w:hAnsi="Arial" w:cs="Arial"/>
+          <w:color w:val="0A0A0A"/>
+          <w:shd w:val="clear" w:color="auto" w:fill="E5EDFF"/>
+        </w:rPr>
+        <w:t xml:space="preserve">{ </w:t>
+      </w:r>
+      <w:proofErr w:type="spellStart"/>
+      <w:r>
+        <w:rPr>
+          <w:rFonts w:ascii="Arial" w:eastAsia="Times New Roman" w:hAnsi="Arial" w:cs="Arial"/>
+          <w:color w:val="0A0A0A"/>
+          <w:shd w:val="clear" w:color="auto" w:fill="E5EDFF"/>
+        </w:rPr>
+        <w:t>unique</w:t>
+      </w:r>
+      <w:proofErr w:type="gramEnd"/>
+      <w:r>
+        <w:rPr>
+          <w:rFonts w:ascii="Arial" w:eastAsia="Times New Roman" w:hAnsi="Arial" w:cs="Arial"/>
+          <w:color w:val="0A0A0A"/>
+          <w:shd w:val="clear" w:color="auto" w:fill="E5EDFF"/>
+        </w:rPr>
+        <w:t>:true</w:t>
+      </w:r>
+      <w:proofErr w:type="spellEnd"/>
+      <w:r>
+        <w:rPr>
+          <w:rFonts w:ascii="Arial" w:eastAsia="Times New Roman" w:hAnsi="Arial" w:cs="Arial"/>
+          <w:color w:val="0A0A0A"/>
+          <w:shd w:val="clear" w:color="auto" w:fill="E5EDFF"/>
+        </w:rPr>
+        <w:t>, name: "</w:t>
+      </w:r>
+      <w:proofErr w:type="spellStart"/>
+      <w:r>
+        <w:rPr>
+          <w:rFonts w:ascii="Arial" w:eastAsia="Times New Roman" w:hAnsi="Arial" w:cs="Arial"/>
+          <w:color w:val="0A0A0A"/>
+          <w:shd w:val="clear" w:color="auto" w:fill="E5EDFF"/>
+        </w:rPr>
+        <w:t>custom_username_</w:t>
+      </w:r>
+      <w:proofErr w:type="gramStart"/>
+      <w:r>
+        <w:rPr>
+          <w:rFonts w:ascii="Arial" w:eastAsia="Times New Roman" w:hAnsi="Arial" w:cs="Arial"/>
+          <w:color w:val="0A0A0A"/>
+          <w:shd w:val="clear" w:color="auto" w:fill="E5EDFF"/>
+        </w:rPr>
+        <w:t>index</w:t>
+      </w:r>
+      <w:proofErr w:type="spellEnd"/>
+      <w:r>
+        <w:rPr>
+          <w:rFonts w:ascii="Arial" w:eastAsia="Times New Roman" w:hAnsi="Arial" w:cs="Arial"/>
+          <w:color w:val="0A0A0A"/>
+          <w:shd w:val="clear" w:color="auto" w:fill="E5EDFF"/>
+        </w:rPr>
+        <w:t>"}</w:t>
+      </w:r>
+      <w:proofErr w:type="gramEnd"/>
+      <w:r>
+        <w:rPr>
+          <w:rFonts w:ascii="Arial" w:eastAsia="Times New Roman" w:hAnsi="Arial" w:cs="Arial"/>
+          <w:color w:val="0A0A0A"/>
+          <w:shd w:val="clear" w:color="auto" w:fill="E5EDFF"/>
+        </w:rPr>
+        <w:t>)</w:t>
       </w:r>
     </w:p>
     <w:p>
@@ -3148,14 +3965,62 @@
         </w:rPr>
         <w:tab/>
       </w:r>
-      <w:r>
-        <w:rPr>
-          <w:rFonts w:ascii="Arial" w:eastAsia="Times New Roman" w:hAnsi="Arial" w:cs="Arial"/>
-          <w:color w:val="0A0A0A"/>
-          <w:shd w:val="clear" w:color="auto" w:fill="E5EDFF"/>
-        </w:rPr>
-        <w:t>db.products.createIndex({ description: "text" });</w:t>
-      </w:r>
+      <w:proofErr w:type="spellStart"/>
+      <w:proofErr w:type="gramStart"/>
+      <w:r>
+        <w:rPr>
+          <w:rFonts w:ascii="Arial" w:eastAsia="Times New Roman" w:hAnsi="Arial" w:cs="Arial"/>
+          <w:color w:val="0A0A0A"/>
+          <w:shd w:val="clear" w:color="auto" w:fill="E5EDFF"/>
+        </w:rPr>
+        <w:t>db.products</w:t>
+      </w:r>
+      <w:proofErr w:type="gramEnd"/>
+      <w:r>
+        <w:rPr>
+          <w:rFonts w:ascii="Arial" w:eastAsia="Times New Roman" w:hAnsi="Arial" w:cs="Arial"/>
+          <w:color w:val="0A0A0A"/>
+          <w:shd w:val="clear" w:color="auto" w:fill="E5EDFF"/>
+        </w:rPr>
+        <w:t>.</w:t>
+      </w:r>
+      <w:proofErr w:type="gramStart"/>
+      <w:r>
+        <w:rPr>
+          <w:rFonts w:ascii="Arial" w:eastAsia="Times New Roman" w:hAnsi="Arial" w:cs="Arial"/>
+          <w:color w:val="0A0A0A"/>
+          <w:shd w:val="clear" w:color="auto" w:fill="E5EDFF"/>
+        </w:rPr>
+        <w:t>createIndex</w:t>
+      </w:r>
+      <w:proofErr w:type="spellEnd"/>
+      <w:r>
+        <w:rPr>
+          <w:rFonts w:ascii="Arial" w:eastAsia="Times New Roman" w:hAnsi="Arial" w:cs="Arial"/>
+          <w:color w:val="0A0A0A"/>
+          <w:shd w:val="clear" w:color="auto" w:fill="E5EDFF"/>
+        </w:rPr>
+        <w:t>({ description</w:t>
+      </w:r>
+      <w:proofErr w:type="gramEnd"/>
+      <w:r>
+        <w:rPr>
+          <w:rFonts w:ascii="Arial" w:eastAsia="Times New Roman" w:hAnsi="Arial" w:cs="Arial"/>
+          <w:color w:val="0A0A0A"/>
+          <w:shd w:val="clear" w:color="auto" w:fill="E5EDFF"/>
+        </w:rPr>
+        <w:t>: "text</w:t>
+      </w:r>
+      <w:proofErr w:type="gramStart"/>
+      <w:r>
+        <w:rPr>
+          <w:rFonts w:ascii="Arial" w:eastAsia="Times New Roman" w:hAnsi="Arial" w:cs="Arial"/>
+          <w:color w:val="0A0A0A"/>
+          <w:shd w:val="clear" w:color="auto" w:fill="E5EDFF"/>
+        </w:rPr>
+        <w:t>" });</w:t>
+      </w:r>
+      <w:proofErr w:type="gramEnd"/>
     </w:p>
     <w:p>
       <w:pPr>
@@ -3196,14 +4061,98 @@
           <w:shd w:val="clear" w:color="auto" w:fill="E5EDFF"/>
         </w:rPr>
       </w:pPr>
-      <w:r>
-        <w:rPr>
-          <w:rFonts w:ascii="Arial" w:eastAsia="Times New Roman" w:hAnsi="Arial" w:cs="Arial"/>
-          <w:color w:val="0A0A0A"/>
-          <w:shd w:val="clear" w:color="auto" w:fill="E5EDFF"/>
-        </w:rPr>
-        <w:t>db.products.find({ $text: { $search: "silk" } });</w:t>
-      </w:r>
+      <w:proofErr w:type="spellStart"/>
+      <w:proofErr w:type="gramStart"/>
+      <w:r>
+        <w:rPr>
+          <w:rFonts w:ascii="Arial" w:eastAsia="Times New Roman" w:hAnsi="Arial" w:cs="Arial"/>
+          <w:color w:val="0A0A0A"/>
+          <w:shd w:val="clear" w:color="auto" w:fill="E5EDFF"/>
+        </w:rPr>
+        <w:t>db.products</w:t>
+      </w:r>
+      <w:proofErr w:type="gramEnd"/>
+      <w:r>
+        <w:rPr>
+          <w:rFonts w:ascii="Arial" w:eastAsia="Times New Roman" w:hAnsi="Arial" w:cs="Arial"/>
+          <w:color w:val="0A0A0A"/>
+          <w:shd w:val="clear" w:color="auto" w:fill="E5EDFF"/>
+        </w:rPr>
+        <w:t>.</w:t>
+      </w:r>
+      <w:proofErr w:type="gramStart"/>
+      <w:r>
+        <w:rPr>
+          <w:rFonts w:ascii="Arial" w:eastAsia="Times New Roman" w:hAnsi="Arial" w:cs="Arial"/>
+          <w:color w:val="0A0A0A"/>
+          <w:shd w:val="clear" w:color="auto" w:fill="E5EDFF"/>
+        </w:rPr>
+        <w:t>find</w:t>
+      </w:r>
+      <w:proofErr w:type="spellEnd"/>
+      <w:r>
+        <w:rPr>
+          <w:rFonts w:ascii="Arial" w:eastAsia="Times New Roman" w:hAnsi="Arial" w:cs="Arial"/>
+          <w:color w:val="0A0A0A"/>
+          <w:shd w:val="clear" w:color="auto" w:fill="E5EDFF"/>
+        </w:rPr>
+        <w:t>({ $</w:t>
+      </w:r>
+      <w:proofErr w:type="gramEnd"/>
+      <w:r>
+        <w:rPr>
+          <w:rFonts w:ascii="Arial" w:eastAsia="Times New Roman" w:hAnsi="Arial" w:cs="Arial"/>
+          <w:color w:val="0A0A0A"/>
+          <w:shd w:val="clear" w:color="auto" w:fill="E5EDFF"/>
+        </w:rPr>
+        <w:t xml:space="preserve">text: </w:t>
+      </w:r>
+      <w:proofErr w:type="gramStart"/>
+      <w:r>
+        <w:rPr>
+          <w:rFonts w:ascii="Arial" w:eastAsia="Times New Roman" w:hAnsi="Arial" w:cs="Arial"/>
+          <w:color w:val="0A0A0A"/>
+          <w:shd w:val="clear" w:color="auto" w:fill="E5EDFF"/>
+        </w:rPr>
+        <w:t>{ $</w:t>
+      </w:r>
+      <w:proofErr w:type="gramEnd"/>
+      <w:r>
+        <w:rPr>
+          <w:rFonts w:ascii="Arial" w:eastAsia="Times New Roman" w:hAnsi="Arial" w:cs="Arial"/>
+          <w:color w:val="0A0A0A"/>
+          <w:shd w:val="clear" w:color="auto" w:fill="E5EDFF"/>
+        </w:rPr>
+        <w:t>search: "silk</w:t>
+      </w:r>
+      <w:proofErr w:type="gramStart"/>
+      <w:r>
+        <w:rPr>
+          <w:rFonts w:ascii="Arial" w:eastAsia="Times New Roman" w:hAnsi="Arial" w:cs="Arial"/>
+          <w:color w:val="0A0A0A"/>
+          <w:shd w:val="clear" w:color="auto" w:fill="E5EDFF"/>
+        </w:rPr>
+        <w:t>" }</w:t>
+      </w:r>
+      <w:proofErr w:type="gramEnd"/>
+      <w:r>
+        <w:rPr>
+          <w:rFonts w:ascii="Arial" w:eastAsia="Times New Roman" w:hAnsi="Arial" w:cs="Arial"/>
+          <w:color w:val="0A0A0A"/>
+          <w:shd w:val="clear" w:color="auto" w:fill="E5EDFF"/>
+        </w:rPr>
+        <w:t xml:space="preserve"> }</w:t>
+      </w:r>
+      <w:proofErr w:type="gramStart"/>
+      <w:r>
+        <w:rPr>
+          <w:rFonts w:ascii="Arial" w:eastAsia="Times New Roman" w:hAnsi="Arial" w:cs="Arial"/>
+          <w:color w:val="0A0A0A"/>
+          <w:shd w:val="clear" w:color="auto" w:fill="E5EDFF"/>
+        </w:rPr>
+        <w:t>);</w:t>
+      </w:r>
+      <w:proofErr w:type="gramEnd"/>
     </w:p>
     <w:p>
       <w:pPr>
@@ -3253,13 +4202,87 @@
         </w:rPr>
         <w:tab/>
       </w:r>
-      <w:r>
-        <w:rPr>
-          <w:rFonts w:ascii="Arial" w:eastAsia="Times New Roman" w:hAnsi="Arial" w:cs="Arial"/>
-          <w:color w:val="0A0A0A"/>
-          <w:shd w:val="clear" w:color="auto" w:fill="E5EDFF"/>
-        </w:rPr>
-        <w:t>db.users.createIndex( { user_id: "hashed" } )</w:t>
+      <w:proofErr w:type="spellStart"/>
+      <w:proofErr w:type="gramStart"/>
+      <w:r>
+        <w:rPr>
+          <w:rFonts w:ascii="Arial" w:eastAsia="Times New Roman" w:hAnsi="Arial" w:cs="Arial"/>
+          <w:color w:val="0A0A0A"/>
+          <w:shd w:val="clear" w:color="auto" w:fill="E5EDFF"/>
+        </w:rPr>
+        <w:t>db.users</w:t>
+      </w:r>
+      <w:proofErr w:type="gramEnd"/>
+      <w:r>
+        <w:rPr>
+          <w:rFonts w:ascii="Arial" w:eastAsia="Times New Roman" w:hAnsi="Arial" w:cs="Arial"/>
+          <w:color w:val="0A0A0A"/>
+          <w:shd w:val="clear" w:color="auto" w:fill="E5EDFF"/>
+        </w:rPr>
+        <w:t>.</w:t>
+      </w:r>
+      <w:proofErr w:type="gramStart"/>
+      <w:r>
+        <w:rPr>
+          <w:rFonts w:ascii="Arial" w:eastAsia="Times New Roman" w:hAnsi="Arial" w:cs="Arial"/>
+          <w:color w:val="0A0A0A"/>
+          <w:shd w:val="clear" w:color="auto" w:fill="E5EDFF"/>
+        </w:rPr>
+        <w:t>createIndex</w:t>
+      </w:r>
+      <w:proofErr w:type="spellEnd"/>
+      <w:r>
+        <w:rPr>
+          <w:rFonts w:ascii="Arial" w:eastAsia="Times New Roman" w:hAnsi="Arial" w:cs="Arial"/>
+          <w:color w:val="0A0A0A"/>
+          <w:shd w:val="clear" w:color="auto" w:fill="E5EDFF"/>
+        </w:rPr>
+        <w:t>( {</w:t>
+      </w:r>
+      <w:proofErr w:type="gramEnd"/>
+      <w:r>
+        <w:rPr>
+          <w:rFonts w:ascii="Arial" w:eastAsia="Times New Roman" w:hAnsi="Arial" w:cs="Arial"/>
+          <w:color w:val="0A0A0A"/>
+          <w:shd w:val="clear" w:color="auto" w:fill="E5EDFF"/>
+        </w:rPr>
+        <w:t xml:space="preserve"> </w:t>
+      </w:r>
+      <w:proofErr w:type="spellStart"/>
+      <w:r>
+        <w:rPr>
+          <w:rFonts w:ascii="Arial" w:eastAsia="Times New Roman" w:hAnsi="Arial" w:cs="Arial"/>
+          <w:color w:val="0A0A0A"/>
+          <w:shd w:val="clear" w:color="auto" w:fill="E5EDFF"/>
+        </w:rPr>
+        <w:t>user_id</w:t>
+      </w:r>
+      <w:proofErr w:type="spellEnd"/>
+      <w:r>
+        <w:rPr>
+          <w:rFonts w:ascii="Arial" w:eastAsia="Times New Roman" w:hAnsi="Arial" w:cs="Arial"/>
+          <w:color w:val="0A0A0A"/>
+          <w:shd w:val="clear" w:color="auto" w:fill="E5EDFF"/>
+        </w:rPr>
+        <w:t>: "hashed</w:t>
+      </w:r>
+      <w:proofErr w:type="gramStart"/>
+      <w:r>
+        <w:rPr>
+          <w:rFonts w:ascii="Arial" w:eastAsia="Times New Roman" w:hAnsi="Arial" w:cs="Arial"/>
+          <w:color w:val="0A0A0A"/>
+          <w:shd w:val="clear" w:color="auto" w:fill="E5EDFF"/>
+        </w:rPr>
+        <w:t>" }</w:t>
+      </w:r>
+      <w:proofErr w:type="gramEnd"/>
+      <w:r>
+        <w:rPr>
+          <w:rFonts w:ascii="Arial" w:eastAsia="Times New Roman" w:hAnsi="Arial" w:cs="Arial"/>
+          <w:color w:val="0A0A0A"/>
+          <w:shd w:val="clear" w:color="auto" w:fill="E5EDFF"/>
+        </w:rPr>
+        <w:t xml:space="preserve"> )</w:t>
       </w:r>
     </w:p>
     <w:p>
@@ -3309,64 +4332,163 @@
           <w:shd w:val="clear" w:color="auto" w:fill="E5EDFF"/>
         </w:rPr>
         <w:tab/>
-        <w:t>Db.employee.dropIndex(“indexName”)</w:t>
-      </w:r>
-    </w:p>
-    <w:p>
-      <w:pPr>
-        <w:shd w:val="clear" w:color="auto" w:fill="FFFFFF"/>
-        <w:spacing w:after="180" w:line="360" w:lineRule="atLeast"/>
-        <w:rPr>
-          <w:rFonts w:ascii="Arial" w:eastAsia="Times New Roman" w:hAnsi="Arial" w:cs="Arial"/>
-          <w:color w:val="0A0A0A"/>
-          <w:shd w:val="clear" w:color="auto" w:fill="E5EDFF"/>
-        </w:rPr>
-      </w:pPr>
-      <w:r>
-        <w:rPr>
-          <w:rFonts w:ascii="Arial" w:eastAsia="Times New Roman" w:hAnsi="Arial" w:cs="Arial"/>
-          <w:color w:val="0A0A0A"/>
-          <w:shd w:val="clear" w:color="auto" w:fill="E5EDFF"/>
-        </w:rPr>
-        <w:t>-$match get employees, single males using aggregation</w:t>
-      </w:r>
-    </w:p>
-    <w:p>
-      <w:pPr>
-        <w:shd w:val="clear" w:color="auto" w:fill="FFFFFF"/>
-        <w:spacing w:after="180" w:line="360" w:lineRule="atLeast"/>
-        <w:rPr>
-          <w:rFonts w:ascii="Arial" w:eastAsia="Times New Roman" w:hAnsi="Arial" w:cs="Arial"/>
-          <w:color w:val="0A0A0A"/>
-          <w:shd w:val="clear" w:color="auto" w:fill="E5EDFF"/>
-        </w:rPr>
-      </w:pPr>
-      <w:r>
-        <w:rPr>
-          <w:rFonts w:ascii="Arial" w:eastAsia="Times New Roman" w:hAnsi="Arial" w:cs="Arial"/>
-          <w:color w:val="0A0A0A"/>
-          <w:shd w:val="clear" w:color="auto" w:fill="E5EDFF"/>
-        </w:rPr>
-        <w:t>-$group, from previous example group based country and location as id and count of it</w:t>
-      </w:r>
-    </w:p>
-    <w:p>
-      <w:pPr>
-        <w:shd w:val="clear" w:color="auto" w:fill="FFFFFF"/>
-        <w:spacing w:after="180" w:line="360" w:lineRule="atLeast"/>
-        <w:rPr>
-          <w:rFonts w:ascii="Arial" w:eastAsia="Times New Roman" w:hAnsi="Arial" w:cs="Arial"/>
-          <w:color w:val="0A0A0A"/>
-          <w:shd w:val="clear" w:color="auto" w:fill="E5EDFF"/>
-        </w:rPr>
-      </w:pPr>
-      <w:r>
-        <w:rPr>
-          <w:rFonts w:ascii="Arial" w:eastAsia="Times New Roman" w:hAnsi="Arial" w:cs="Arial"/>
-          <w:color w:val="0A0A0A"/>
-          <w:shd w:val="clear" w:color="auto" w:fill="E5EDFF"/>
-        </w:rPr>
-        <w:t>-$sort, add sorting removing the count and just leaving country and state</w:t>
+      </w:r>
+      <w:proofErr w:type="spellStart"/>
+      <w:proofErr w:type="gramStart"/>
+      <w:r>
+        <w:rPr>
+          <w:rFonts w:ascii="Arial" w:eastAsia="Times New Roman" w:hAnsi="Arial" w:cs="Arial"/>
+          <w:color w:val="0A0A0A"/>
+          <w:shd w:val="clear" w:color="auto" w:fill="E5EDFF"/>
+        </w:rPr>
+        <w:t>Db.employee</w:t>
+      </w:r>
+      <w:proofErr w:type="gramEnd"/>
+      <w:r>
+        <w:rPr>
+          <w:rFonts w:ascii="Arial" w:eastAsia="Times New Roman" w:hAnsi="Arial" w:cs="Arial"/>
+          <w:color w:val="0A0A0A"/>
+          <w:shd w:val="clear" w:color="auto" w:fill="E5EDFF"/>
+        </w:rPr>
+        <w:t>.dropIndex</w:t>
+      </w:r>
+      <w:proofErr w:type="spellEnd"/>
+      <w:r>
+        <w:rPr>
+          <w:rFonts w:ascii="Arial" w:eastAsia="Times New Roman" w:hAnsi="Arial" w:cs="Arial"/>
+          <w:color w:val="0A0A0A"/>
+          <w:shd w:val="clear" w:color="auto" w:fill="E5EDFF"/>
+        </w:rPr>
+        <w:t>(“</w:t>
+      </w:r>
+      <w:proofErr w:type="spellStart"/>
+      <w:r>
+        <w:rPr>
+          <w:rFonts w:ascii="Arial" w:eastAsia="Times New Roman" w:hAnsi="Arial" w:cs="Arial"/>
+          <w:color w:val="0A0A0A"/>
+          <w:shd w:val="clear" w:color="auto" w:fill="E5EDFF"/>
+        </w:rPr>
+        <w:t>indexName</w:t>
+      </w:r>
+      <w:proofErr w:type="spellEnd"/>
+      <w:r>
+        <w:rPr>
+          <w:rFonts w:ascii="Arial" w:eastAsia="Times New Roman" w:hAnsi="Arial" w:cs="Arial"/>
+          <w:color w:val="0A0A0A"/>
+          <w:shd w:val="clear" w:color="auto" w:fill="E5EDFF"/>
+        </w:rPr>
+        <w:t>”)</w:t>
+      </w:r>
+    </w:p>
+    <w:p>
+      <w:pPr>
+        <w:shd w:val="clear" w:color="auto" w:fill="FFFFFF"/>
+        <w:spacing w:after="180" w:line="360" w:lineRule="atLeast"/>
+        <w:rPr>
+          <w:rFonts w:ascii="Arial" w:eastAsia="Times New Roman" w:hAnsi="Arial" w:cs="Arial"/>
+          <w:color w:val="0A0A0A"/>
+          <w:shd w:val="clear" w:color="auto" w:fill="E5EDFF"/>
+        </w:rPr>
+      </w:pPr>
+      <w:r>
+        <w:rPr>
+          <w:rFonts w:ascii="Arial" w:eastAsia="Times New Roman" w:hAnsi="Arial" w:cs="Arial"/>
+          <w:color w:val="0A0A0A"/>
+          <w:shd w:val="clear" w:color="auto" w:fill="E5EDFF"/>
+        </w:rPr>
+        <w:t>-$</w:t>
+      </w:r>
+      <w:proofErr w:type="gramStart"/>
+      <w:r>
+        <w:rPr>
+          <w:rFonts w:ascii="Arial" w:eastAsia="Times New Roman" w:hAnsi="Arial" w:cs="Arial"/>
+          <w:color w:val="0A0A0A"/>
+          <w:shd w:val="clear" w:color="auto" w:fill="E5EDFF"/>
+        </w:rPr>
+        <w:t>match</w:t>
+      </w:r>
+      <w:proofErr w:type="gramEnd"/>
+      <w:r>
+        <w:rPr>
+          <w:rFonts w:ascii="Arial" w:eastAsia="Times New Roman" w:hAnsi="Arial" w:cs="Arial"/>
+          <w:color w:val="0A0A0A"/>
+          <w:shd w:val="clear" w:color="auto" w:fill="E5EDFF"/>
+        </w:rPr>
+        <w:t xml:space="preserve"> get employees, single males using aggregation</w:t>
+      </w:r>
+    </w:p>
+    <w:p>
+      <w:pPr>
+        <w:shd w:val="clear" w:color="auto" w:fill="FFFFFF"/>
+        <w:spacing w:after="180" w:line="360" w:lineRule="atLeast"/>
+        <w:rPr>
+          <w:rFonts w:ascii="Arial" w:eastAsia="Times New Roman" w:hAnsi="Arial" w:cs="Arial"/>
+          <w:color w:val="0A0A0A"/>
+          <w:shd w:val="clear" w:color="auto" w:fill="E5EDFF"/>
+        </w:rPr>
+      </w:pPr>
+      <w:r>
+        <w:rPr>
+          <w:rFonts w:ascii="Arial" w:eastAsia="Times New Roman" w:hAnsi="Arial" w:cs="Arial"/>
+          <w:color w:val="0A0A0A"/>
+          <w:shd w:val="clear" w:color="auto" w:fill="E5EDFF"/>
+        </w:rPr>
+        <w:t xml:space="preserve">-$group, from previous example </w:t>
+      </w:r>
+      <w:proofErr w:type="gramStart"/>
+      <w:r>
+        <w:rPr>
+          <w:rFonts w:ascii="Arial" w:eastAsia="Times New Roman" w:hAnsi="Arial" w:cs="Arial"/>
+          <w:color w:val="0A0A0A"/>
+          <w:shd w:val="clear" w:color="auto" w:fill="E5EDFF"/>
+        </w:rPr>
+        <w:t>group based</w:t>
+      </w:r>
+      <w:proofErr w:type="gramEnd"/>
+      <w:r>
+        <w:rPr>
+          <w:rFonts w:ascii="Arial" w:eastAsia="Times New Roman" w:hAnsi="Arial" w:cs="Arial"/>
+          <w:color w:val="0A0A0A"/>
+          <w:shd w:val="clear" w:color="auto" w:fill="E5EDFF"/>
+        </w:rPr>
+        <w:t xml:space="preserve"> country and location as id and count of it</w:t>
+      </w:r>
+    </w:p>
+    <w:p>
+      <w:pPr>
+        <w:shd w:val="clear" w:color="auto" w:fill="FFFFFF"/>
+        <w:spacing w:after="180" w:line="360" w:lineRule="atLeast"/>
+        <w:rPr>
+          <w:rFonts w:ascii="Arial" w:eastAsia="Times New Roman" w:hAnsi="Arial" w:cs="Arial"/>
+          <w:color w:val="0A0A0A"/>
+          <w:shd w:val="clear" w:color="auto" w:fill="E5EDFF"/>
+        </w:rPr>
+      </w:pPr>
+      <w:r>
+        <w:rPr>
+          <w:rFonts w:ascii="Arial" w:eastAsia="Times New Roman" w:hAnsi="Arial" w:cs="Arial"/>
+          <w:color w:val="0A0A0A"/>
+          <w:shd w:val="clear" w:color="auto" w:fill="E5EDFF"/>
+        </w:rPr>
+        <w:t xml:space="preserve">-$sort, add </w:t>
+      </w:r>
+      <w:proofErr w:type="gramStart"/>
+      <w:r>
+        <w:rPr>
+          <w:rFonts w:ascii="Arial" w:eastAsia="Times New Roman" w:hAnsi="Arial" w:cs="Arial"/>
+          <w:color w:val="0A0A0A"/>
+          <w:shd w:val="clear" w:color="auto" w:fill="E5EDFF"/>
+        </w:rPr>
+        <w:t>sorting</w:t>
+      </w:r>
+      <w:proofErr w:type="gramEnd"/>
+      <w:r>
+        <w:rPr>
+          <w:rFonts w:ascii="Arial" w:eastAsia="Times New Roman" w:hAnsi="Arial" w:cs="Arial"/>
+          <w:color w:val="0A0A0A"/>
+          <w:shd w:val="clear" w:color="auto" w:fill="E5EDFF"/>
+        </w:rPr>
+        <w:t xml:space="preserve"> removing the count and just leaving country and state</w:t>
       </w:r>
     </w:p>
     <w:p>
@@ -3398,13 +4520,51 @@
           <w:shd w:val="clear" w:color="auto" w:fill="E5EDFF"/>
         </w:rPr>
       </w:pPr>
-      <w:r>
-        <w:rPr>
-          <w:rFonts w:ascii="Arial" w:eastAsia="Times New Roman" w:hAnsi="Arial" w:cs="Arial"/>
-          <w:color w:val="0A0A0A"/>
-          <w:shd w:val="clear" w:color="auto" w:fill="E5EDFF"/>
-        </w:rPr>
-        <w:t>db.orders.aggregate([</w:t>
+      <w:proofErr w:type="spellStart"/>
+      <w:proofErr w:type="gramStart"/>
+      <w:r>
+        <w:rPr>
+          <w:rFonts w:ascii="Arial" w:eastAsia="Times New Roman" w:hAnsi="Arial" w:cs="Arial"/>
+          <w:color w:val="0A0A0A"/>
+          <w:shd w:val="clear" w:color="auto" w:fill="E5EDFF"/>
+        </w:rPr>
+        <w:t>db.orders</w:t>
+      </w:r>
+      <w:proofErr w:type="gramEnd"/>
+      <w:r>
+        <w:rPr>
+          <w:rFonts w:ascii="Arial" w:eastAsia="Times New Roman" w:hAnsi="Arial" w:cs="Arial"/>
+          <w:color w:val="0A0A0A"/>
+          <w:shd w:val="clear" w:color="auto" w:fill="E5EDFF"/>
+        </w:rPr>
+        <w:t>.</w:t>
+      </w:r>
+      <w:proofErr w:type="gramStart"/>
+      <w:r>
+        <w:rPr>
+          <w:rFonts w:ascii="Arial" w:eastAsia="Times New Roman" w:hAnsi="Arial" w:cs="Arial"/>
+          <w:color w:val="0A0A0A"/>
+          <w:shd w:val="clear" w:color="auto" w:fill="E5EDFF"/>
+        </w:rPr>
+        <w:t>aggregate</w:t>
+      </w:r>
+      <w:proofErr w:type="spellEnd"/>
+      <w:r>
+        <w:rPr>
+          <w:rFonts w:ascii="Arial" w:eastAsia="Times New Roman" w:hAnsi="Arial" w:cs="Arial"/>
+          <w:color w:val="0A0A0A"/>
+          <w:shd w:val="clear" w:color="auto" w:fill="E5EDFF"/>
+        </w:rPr>
+        <w:t>(</w:t>
+      </w:r>
+      <w:proofErr w:type="gramEnd"/>
+      <w:r>
+        <w:rPr>
+          <w:rFonts w:ascii="Arial" w:eastAsia="Times New Roman" w:hAnsi="Arial" w:cs="Arial"/>
+          <w:color w:val="0A0A0A"/>
+          <w:shd w:val="clear" w:color="auto" w:fill="E5EDFF"/>
+        </w:rPr>
+        <w:t>[</w:t>
       </w:r>
     </w:p>
     <w:p>
@@ -3471,8 +4631,18 @@
           <w:color w:val="0A0A0A"/>
           <w:shd w:val="clear" w:color="auto" w:fill="E5EDFF"/>
         </w:rPr>
-        <w:t xml:space="preserve">    $match: {</w:t>
-      </w:r>
+        <w:t xml:space="preserve">    $</w:t>
+      </w:r>
+      <w:proofErr w:type="gramStart"/>
+      <w:r>
+        <w:rPr>
+          <w:rFonts w:ascii="Arial" w:eastAsia="Times New Roman" w:hAnsi="Arial" w:cs="Arial"/>
+          <w:color w:val="0A0A0A"/>
+          <w:shd w:val="clear" w:color="auto" w:fill="E5EDFF"/>
+        </w:rPr>
+        <w:t>match: {</w:t>
+      </w:r>
+      <w:proofErr w:type="gramEnd"/>
     </w:p>
     <w:p>
       <w:pPr>
@@ -3606,26 +4776,54 @@
           <w:color w:val="0A0A0A"/>
           <w:shd w:val="clear" w:color="auto" w:fill="E5EDFF"/>
         </w:rPr>
-        <w:t xml:space="preserve">    $group: {</w:t>
-      </w:r>
-    </w:p>
-    <w:p>
-      <w:pPr>
-        <w:shd w:val="clear" w:color="auto" w:fill="FFFFFF"/>
-        <w:spacing w:after="180" w:line="360" w:lineRule="atLeast"/>
-        <w:rPr>
-          <w:rFonts w:ascii="Arial" w:eastAsia="Times New Roman" w:hAnsi="Arial" w:cs="Arial"/>
-          <w:color w:val="0A0A0A"/>
-          <w:shd w:val="clear" w:color="auto" w:fill="E5EDFF"/>
-        </w:rPr>
-      </w:pPr>
-      <w:r>
-        <w:rPr>
-          <w:rFonts w:ascii="Arial" w:eastAsia="Times New Roman" w:hAnsi="Arial" w:cs="Arial"/>
-          <w:color w:val="0A0A0A"/>
-          <w:shd w:val="clear" w:color="auto" w:fill="E5EDFF"/>
-        </w:rPr>
-        <w:t xml:space="preserve">      _id: "$customerId",</w:t>
+        <w:t xml:space="preserve">    $</w:t>
+      </w:r>
+      <w:proofErr w:type="gramStart"/>
+      <w:r>
+        <w:rPr>
+          <w:rFonts w:ascii="Arial" w:eastAsia="Times New Roman" w:hAnsi="Arial" w:cs="Arial"/>
+          <w:color w:val="0A0A0A"/>
+          <w:shd w:val="clear" w:color="auto" w:fill="E5EDFF"/>
+        </w:rPr>
+        <w:t>group: {</w:t>
+      </w:r>
+      <w:proofErr w:type="gramEnd"/>
+    </w:p>
+    <w:p>
+      <w:pPr>
+        <w:shd w:val="clear" w:color="auto" w:fill="FFFFFF"/>
+        <w:spacing w:after="180" w:line="360" w:lineRule="atLeast"/>
+        <w:rPr>
+          <w:rFonts w:ascii="Arial" w:eastAsia="Times New Roman" w:hAnsi="Arial" w:cs="Arial"/>
+          <w:color w:val="0A0A0A"/>
+          <w:shd w:val="clear" w:color="auto" w:fill="E5EDFF"/>
+        </w:rPr>
+      </w:pPr>
+      <w:r>
+        <w:rPr>
+          <w:rFonts w:ascii="Arial" w:eastAsia="Times New Roman" w:hAnsi="Arial" w:cs="Arial"/>
+          <w:color w:val="0A0A0A"/>
+          <w:shd w:val="clear" w:color="auto" w:fill="E5EDFF"/>
+        </w:rPr>
+        <w:t xml:space="preserve">      _id: "$</w:t>
+      </w:r>
+      <w:proofErr w:type="spellStart"/>
+      <w:r>
+        <w:rPr>
+          <w:rFonts w:ascii="Arial" w:eastAsia="Times New Roman" w:hAnsi="Arial" w:cs="Arial"/>
+          <w:color w:val="0A0A0A"/>
+          <w:shd w:val="clear" w:color="auto" w:fill="E5EDFF"/>
+        </w:rPr>
+        <w:t>customerId</w:t>
+      </w:r>
+      <w:proofErr w:type="spellEnd"/>
+      <w:r>
+        <w:rPr>
+          <w:rFonts w:ascii="Arial" w:eastAsia="Times New Roman" w:hAnsi="Arial" w:cs="Arial"/>
+          <w:color w:val="0A0A0A"/>
+          <w:shd w:val="clear" w:color="auto" w:fill="E5EDFF"/>
+        </w:rPr>
+        <w:t>",</w:t>
       </w:r>
     </w:p>
     <w:p>
@@ -3645,8 +4843,54 @@
           <w:shd w:val="clear" w:color="auto" w:fill="E5EDFF"/>
         </w:rPr>
         <w:lastRenderedPageBreak/>
-        <w:t xml:space="preserve">      totalSpent: { $sum: "$amount" }</w:t>
-      </w:r>
+        <w:t xml:space="preserve">      </w:t>
+      </w:r>
+      <w:proofErr w:type="spellStart"/>
+      <w:r>
+        <w:rPr>
+          <w:rFonts w:ascii="Arial" w:eastAsia="Times New Roman" w:hAnsi="Arial" w:cs="Arial"/>
+          <w:color w:val="0A0A0A"/>
+          <w:shd w:val="clear" w:color="auto" w:fill="E5EDFF"/>
+        </w:rPr>
+        <w:t>totalSpent</w:t>
+      </w:r>
+      <w:proofErr w:type="spellEnd"/>
+      <w:r>
+        <w:rPr>
+          <w:rFonts w:ascii="Arial" w:eastAsia="Times New Roman" w:hAnsi="Arial" w:cs="Arial"/>
+          <w:color w:val="0A0A0A"/>
+          <w:shd w:val="clear" w:color="auto" w:fill="E5EDFF"/>
+        </w:rPr>
+        <w:t xml:space="preserve">: </w:t>
+      </w:r>
+      <w:proofErr w:type="gramStart"/>
+      <w:r>
+        <w:rPr>
+          <w:rFonts w:ascii="Arial" w:eastAsia="Times New Roman" w:hAnsi="Arial" w:cs="Arial"/>
+          <w:color w:val="0A0A0A"/>
+          <w:shd w:val="clear" w:color="auto" w:fill="E5EDFF"/>
+        </w:rPr>
+        <w:t>{ $</w:t>
+      </w:r>
+      <w:proofErr w:type="gramEnd"/>
+      <w:r>
+        <w:rPr>
+          <w:rFonts w:ascii="Arial" w:eastAsia="Times New Roman" w:hAnsi="Arial" w:cs="Arial"/>
+          <w:color w:val="0A0A0A"/>
+          <w:shd w:val="clear" w:color="auto" w:fill="E5EDFF"/>
+        </w:rPr>
+        <w:t>sum: "$amount</w:t>
+      </w:r>
+      <w:proofErr w:type="gramStart"/>
+      <w:r>
+        <w:rPr>
+          <w:rFonts w:ascii="Arial" w:eastAsia="Times New Roman" w:hAnsi="Arial" w:cs="Arial"/>
+          <w:color w:val="0A0A0A"/>
+          <w:shd w:val="clear" w:color="auto" w:fill="E5EDFF"/>
+        </w:rPr>
+        <w:t>" }</w:t>
+      </w:r>
+      <w:proofErr w:type="gramEnd"/>
     </w:p>
     <w:p>
       <w:pPr>
@@ -3761,26 +5005,54 @@
           <w:color w:val="0A0A0A"/>
           <w:shd w:val="clear" w:color="auto" w:fill="E5EDFF"/>
         </w:rPr>
-        <w:t xml:space="preserve">    $sort: {</w:t>
-      </w:r>
-    </w:p>
-    <w:p>
-      <w:pPr>
-        <w:shd w:val="clear" w:color="auto" w:fill="FFFFFF"/>
-        <w:spacing w:after="180" w:line="360" w:lineRule="atLeast"/>
-        <w:rPr>
-          <w:rFonts w:ascii="Arial" w:eastAsia="Times New Roman" w:hAnsi="Arial" w:cs="Arial"/>
-          <w:color w:val="0A0A0A"/>
-          <w:shd w:val="clear" w:color="auto" w:fill="E5EDFF"/>
-        </w:rPr>
-      </w:pPr>
-      <w:r>
-        <w:rPr>
-          <w:rFonts w:ascii="Arial" w:eastAsia="Times New Roman" w:hAnsi="Arial" w:cs="Arial"/>
-          <w:color w:val="0A0A0A"/>
-          <w:shd w:val="clear" w:color="auto" w:fill="E5EDFF"/>
-        </w:rPr>
-        <w:t xml:space="preserve">      totalSpent: -1</w:t>
+        <w:t xml:space="preserve">    $</w:t>
+      </w:r>
+      <w:proofErr w:type="gramStart"/>
+      <w:r>
+        <w:rPr>
+          <w:rFonts w:ascii="Arial" w:eastAsia="Times New Roman" w:hAnsi="Arial" w:cs="Arial"/>
+          <w:color w:val="0A0A0A"/>
+          <w:shd w:val="clear" w:color="auto" w:fill="E5EDFF"/>
+        </w:rPr>
+        <w:t>sort: {</w:t>
+      </w:r>
+      <w:proofErr w:type="gramEnd"/>
+    </w:p>
+    <w:p>
+      <w:pPr>
+        <w:shd w:val="clear" w:color="auto" w:fill="FFFFFF"/>
+        <w:spacing w:after="180" w:line="360" w:lineRule="atLeast"/>
+        <w:rPr>
+          <w:rFonts w:ascii="Arial" w:eastAsia="Times New Roman" w:hAnsi="Arial" w:cs="Arial"/>
+          <w:color w:val="0A0A0A"/>
+          <w:shd w:val="clear" w:color="auto" w:fill="E5EDFF"/>
+        </w:rPr>
+      </w:pPr>
+      <w:r>
+        <w:rPr>
+          <w:rFonts w:ascii="Arial" w:eastAsia="Times New Roman" w:hAnsi="Arial" w:cs="Arial"/>
+          <w:color w:val="0A0A0A"/>
+          <w:shd w:val="clear" w:color="auto" w:fill="E5EDFF"/>
+        </w:rPr>
+        <w:t xml:space="preserve">      </w:t>
+      </w:r>
+      <w:proofErr w:type="spellStart"/>
+      <w:r>
+        <w:rPr>
+          <w:rFonts w:ascii="Arial" w:eastAsia="Times New Roman" w:hAnsi="Arial" w:cs="Arial"/>
+          <w:color w:val="0A0A0A"/>
+          <w:shd w:val="clear" w:color="auto" w:fill="E5EDFF"/>
+        </w:rPr>
+        <w:t>totalSpent</w:t>
+      </w:r>
+      <w:proofErr w:type="spellEnd"/>
+      <w:r>
+        <w:rPr>
+          <w:rFonts w:ascii="Arial" w:eastAsia="Times New Roman" w:hAnsi="Arial" w:cs="Arial"/>
+          <w:color w:val="0A0A0A"/>
+          <w:shd w:val="clear" w:color="auto" w:fill="E5EDFF"/>
+        </w:rPr>
+        <w:t>: -1</w:t>
       </w:r>
     </w:p>
     <w:p>
@@ -3896,26 +5168,54 @@
           <w:color w:val="0A0A0A"/>
           <w:shd w:val="clear" w:color="auto" w:fill="E5EDFF"/>
         </w:rPr>
-        <w:t xml:space="preserve">    $lookup: {</w:t>
-      </w:r>
-    </w:p>
-    <w:p>
-      <w:pPr>
-        <w:shd w:val="clear" w:color="auto" w:fill="FFFFFF"/>
-        <w:spacing w:after="180" w:line="360" w:lineRule="atLeast"/>
-        <w:rPr>
-          <w:rFonts w:ascii="Arial" w:eastAsia="Times New Roman" w:hAnsi="Arial" w:cs="Arial"/>
-          <w:color w:val="0A0A0A"/>
-          <w:shd w:val="clear" w:color="auto" w:fill="E5EDFF"/>
-        </w:rPr>
-      </w:pPr>
-      <w:r>
-        <w:rPr>
-          <w:rFonts w:ascii="Arial" w:eastAsia="Times New Roman" w:hAnsi="Arial" w:cs="Arial"/>
-          <w:color w:val="0A0A0A"/>
-          <w:shd w:val="clear" w:color="auto" w:fill="E5EDFF"/>
-        </w:rPr>
-        <w:t xml:space="preserve">      from: "customers",         </w:t>
+        <w:t xml:space="preserve">    $</w:t>
+      </w:r>
+      <w:proofErr w:type="gramStart"/>
+      <w:r>
+        <w:rPr>
+          <w:rFonts w:ascii="Arial" w:eastAsia="Times New Roman" w:hAnsi="Arial" w:cs="Arial"/>
+          <w:color w:val="0A0A0A"/>
+          <w:shd w:val="clear" w:color="auto" w:fill="E5EDFF"/>
+        </w:rPr>
+        <w:t>lookup: {</w:t>
+      </w:r>
+      <w:proofErr w:type="gramEnd"/>
+    </w:p>
+    <w:p>
+      <w:pPr>
+        <w:shd w:val="clear" w:color="auto" w:fill="FFFFFF"/>
+        <w:spacing w:after="180" w:line="360" w:lineRule="atLeast"/>
+        <w:rPr>
+          <w:rFonts w:ascii="Arial" w:eastAsia="Times New Roman" w:hAnsi="Arial" w:cs="Arial"/>
+          <w:color w:val="0A0A0A"/>
+          <w:shd w:val="clear" w:color="auto" w:fill="E5EDFF"/>
+        </w:rPr>
+      </w:pPr>
+      <w:r>
+        <w:rPr>
+          <w:rFonts w:ascii="Arial" w:eastAsia="Times New Roman" w:hAnsi="Arial" w:cs="Arial"/>
+          <w:color w:val="0A0A0A"/>
+          <w:shd w:val="clear" w:color="auto" w:fill="E5EDFF"/>
+        </w:rPr>
+        <w:t xml:space="preserve">      from: "customers</w:t>
+      </w:r>
+      <w:proofErr w:type="gramStart"/>
+      <w:r>
+        <w:rPr>
+          <w:rFonts w:ascii="Arial" w:eastAsia="Times New Roman" w:hAnsi="Arial" w:cs="Arial"/>
+          <w:color w:val="0A0A0A"/>
+          <w:shd w:val="clear" w:color="auto" w:fill="E5EDFF"/>
+        </w:rPr>
+        <w:t xml:space="preserve">",   </w:t>
+      </w:r>
+      <w:proofErr w:type="gramEnd"/>
+      <w:r>
+        <w:rPr>
+          <w:rFonts w:ascii="Arial" w:eastAsia="Times New Roman" w:hAnsi="Arial" w:cs="Arial"/>
+          <w:color w:val="0A0A0A"/>
+          <w:shd w:val="clear" w:color="auto" w:fill="E5EDFF"/>
+        </w:rPr>
+        <w:t xml:space="preserve">      </w:t>
       </w:r>
       <w:r>
         <w:rPr>
@@ -3944,7 +5244,43 @@
           <w:color w:val="0A0A0A"/>
           <w:shd w:val="clear" w:color="auto" w:fill="E5EDFF"/>
         </w:rPr>
-        <w:t xml:space="preserve">      localField: "_id",         </w:t>
+        <w:t xml:space="preserve">      </w:t>
+      </w:r>
+      <w:proofErr w:type="spellStart"/>
+      <w:r>
+        <w:rPr>
+          <w:rFonts w:ascii="Arial" w:eastAsia="Times New Roman" w:hAnsi="Arial" w:cs="Arial"/>
+          <w:color w:val="0A0A0A"/>
+          <w:shd w:val="clear" w:color="auto" w:fill="E5EDFF"/>
+        </w:rPr>
+        <w:t>localField</w:t>
+      </w:r>
+      <w:proofErr w:type="spellEnd"/>
+      <w:r>
+        <w:rPr>
+          <w:rFonts w:ascii="Arial" w:eastAsia="Times New Roman" w:hAnsi="Arial" w:cs="Arial"/>
+          <w:color w:val="0A0A0A"/>
+          <w:shd w:val="clear" w:color="auto" w:fill="E5EDFF"/>
+        </w:rPr>
+        <w:t>: "_id</w:t>
+      </w:r>
+      <w:proofErr w:type="gramStart"/>
+      <w:r>
+        <w:rPr>
+          <w:rFonts w:ascii="Arial" w:eastAsia="Times New Roman" w:hAnsi="Arial" w:cs="Arial"/>
+          <w:color w:val="0A0A0A"/>
+          <w:shd w:val="clear" w:color="auto" w:fill="E5EDFF"/>
+        </w:rPr>
+        <w:t xml:space="preserve">",   </w:t>
+      </w:r>
+      <w:proofErr w:type="gramEnd"/>
+      <w:r>
+        <w:rPr>
+          <w:rFonts w:ascii="Arial" w:eastAsia="Times New Roman" w:hAnsi="Arial" w:cs="Arial"/>
+          <w:color w:val="0A0A0A"/>
+          <w:shd w:val="clear" w:color="auto" w:fill="E5EDFF"/>
+        </w:rPr>
+        <w:t xml:space="preserve">      </w:t>
       </w:r>
       <w:r>
         <w:rPr>
@@ -3954,27 +5290,9 @@
           <w:color w:val="0A0A0A"/>
           <w:shd w:val="clear" w:color="auto" w:fill="E5EDFF"/>
         </w:rPr>
-        <w:t>// Field from the input documents (from $group output, which is customerId)</w:t>
-      </w:r>
-    </w:p>
-    <w:p>
-      <w:pPr>
-        <w:shd w:val="clear" w:color="auto" w:fill="FFFFFF"/>
-        <w:spacing w:after="180" w:line="360" w:lineRule="atLeast"/>
-        <w:rPr>
-          <w:rFonts w:ascii="Arial" w:eastAsia="Times New Roman" w:hAnsi="Arial" w:cs="Arial"/>
-          <w:color w:val="0A0A0A"/>
-          <w:shd w:val="clear" w:color="auto" w:fill="E5EDFF"/>
-        </w:rPr>
-      </w:pPr>
-      <w:r>
-        <w:rPr>
-          <w:rFonts w:ascii="Arial" w:eastAsia="Times New Roman" w:hAnsi="Arial" w:cs="Arial"/>
-          <w:color w:val="0A0A0A"/>
-          <w:shd w:val="clear" w:color="auto" w:fill="E5EDFF"/>
-        </w:rPr>
-        <w:t xml:space="preserve">      foreignField: "_id",       </w:t>
-      </w:r>
+        <w:t xml:space="preserve">// Field from the input documents (from $group output, which is </w:t>
+      </w:r>
+      <w:proofErr w:type="spellStart"/>
       <w:r>
         <w:rPr>
           <w:rFonts w:ascii="Arial" w:eastAsia="Times New Roman" w:hAnsi="Arial" w:cs="Arial"/>
@@ -3983,27 +5301,9 @@
           <w:color w:val="0A0A0A"/>
           <w:shd w:val="clear" w:color="auto" w:fill="E5EDFF"/>
         </w:rPr>
-        <w:t>// Field from the "customers" collection</w:t>
-      </w:r>
-    </w:p>
-    <w:p>
-      <w:pPr>
-        <w:shd w:val="clear" w:color="auto" w:fill="FFFFFF"/>
-        <w:spacing w:after="180" w:line="360" w:lineRule="atLeast"/>
-        <w:rPr>
-          <w:rFonts w:ascii="Arial" w:eastAsia="Times New Roman" w:hAnsi="Arial" w:cs="Arial"/>
-          <w:color w:val="0A0A0A"/>
-          <w:shd w:val="clear" w:color="auto" w:fill="E5EDFF"/>
-        </w:rPr>
-      </w:pPr>
-      <w:r>
-        <w:rPr>
-          <w:rFonts w:ascii="Arial" w:eastAsia="Times New Roman" w:hAnsi="Arial" w:cs="Arial"/>
-          <w:color w:val="0A0A0A"/>
-          <w:shd w:val="clear" w:color="auto" w:fill="E5EDFF"/>
-        </w:rPr>
-        <w:t xml:space="preserve">      as: "customerDetails"      </w:t>
-      </w:r>
+        <w:t>customerId</w:t>
+      </w:r>
+      <w:proofErr w:type="spellEnd"/>
       <w:r>
         <w:rPr>
           <w:rFonts w:ascii="Arial" w:eastAsia="Times New Roman" w:hAnsi="Arial" w:cs="Arial"/>
@@ -4012,75 +5312,62 @@
           <w:color w:val="0A0A0A"/>
           <w:shd w:val="clear" w:color="auto" w:fill="E5EDFF"/>
         </w:rPr>
-        <w:t>// Output array field name to add to the input documents</w:t>
-      </w:r>
-    </w:p>
-    <w:p>
-      <w:pPr>
-        <w:shd w:val="clear" w:color="auto" w:fill="FFFFFF"/>
-        <w:spacing w:after="180" w:line="360" w:lineRule="atLeast"/>
-        <w:rPr>
-          <w:rFonts w:ascii="Arial" w:eastAsia="Times New Roman" w:hAnsi="Arial" w:cs="Arial"/>
-          <w:color w:val="0A0A0A"/>
-          <w:shd w:val="clear" w:color="auto" w:fill="E5EDFF"/>
-        </w:rPr>
-      </w:pPr>
-      <w:r>
-        <w:rPr>
-          <w:rFonts w:ascii="Arial" w:eastAsia="Times New Roman" w:hAnsi="Arial" w:cs="Arial"/>
-          <w:color w:val="0A0A0A"/>
-          <w:shd w:val="clear" w:color="auto" w:fill="E5EDFF"/>
-        </w:rPr>
-        <w:t xml:space="preserve">    }</w:t>
-      </w:r>
-    </w:p>
-    <w:p>
-      <w:pPr>
-        <w:shd w:val="clear" w:color="auto" w:fill="FFFFFF"/>
-        <w:spacing w:after="180" w:line="360" w:lineRule="atLeast"/>
-        <w:rPr>
-          <w:rFonts w:ascii="Arial" w:eastAsia="Times New Roman" w:hAnsi="Arial" w:cs="Arial"/>
-          <w:color w:val="0A0A0A"/>
-          <w:shd w:val="clear" w:color="auto" w:fill="E5EDFF"/>
-        </w:rPr>
-      </w:pPr>
-      <w:r>
-        <w:rPr>
-          <w:rFonts w:ascii="Arial" w:eastAsia="Times New Roman" w:hAnsi="Arial" w:cs="Arial"/>
-          <w:color w:val="0A0A0A"/>
-          <w:shd w:val="clear" w:color="auto" w:fill="E5EDFF"/>
-        </w:rPr>
-        <w:t xml:space="preserve">  },</w:t>
-      </w:r>
-    </w:p>
-    <w:p>
-      <w:pPr>
-        <w:shd w:val="clear" w:color="auto" w:fill="FFFFFF"/>
-        <w:spacing w:after="180" w:line="360" w:lineRule="atLeast"/>
-        <w:rPr>
-          <w:rFonts w:ascii="Arial" w:eastAsia="Times New Roman" w:hAnsi="Arial" w:cs="Arial"/>
-          <w:color w:val="0A0A0A"/>
-          <w:shd w:val="clear" w:color="auto" w:fill="E5EDFF"/>
-        </w:rPr>
-      </w:pPr>
-    </w:p>
-    <w:p>
-      <w:pPr>
-        <w:shd w:val="clear" w:color="auto" w:fill="FFFFFF"/>
-        <w:spacing w:after="180" w:line="360" w:lineRule="atLeast"/>
-        <w:rPr>
-          <w:rFonts w:ascii="Arial" w:eastAsia="Times New Roman" w:hAnsi="Arial" w:cs="Arial"/>
-          <w:color w:val="0A0A0A"/>
-          <w:shd w:val="clear" w:color="auto" w:fill="E5EDFF"/>
-        </w:rPr>
-      </w:pPr>
-      <w:r>
-        <w:rPr>
-          <w:rFonts w:ascii="Arial" w:eastAsia="Times New Roman" w:hAnsi="Arial" w:cs="Arial"/>
-          <w:color w:val="0A0A0A"/>
-          <w:shd w:val="clear" w:color="auto" w:fill="E5EDFF"/>
-        </w:rPr>
-        <w:t xml:space="preserve">  </w:t>
+        <w:t>)</w:t>
+      </w:r>
+    </w:p>
+    <w:p>
+      <w:pPr>
+        <w:shd w:val="clear" w:color="auto" w:fill="FFFFFF"/>
+        <w:spacing w:after="180" w:line="360" w:lineRule="atLeast"/>
+        <w:rPr>
+          <w:rFonts w:ascii="Arial" w:eastAsia="Times New Roman" w:hAnsi="Arial" w:cs="Arial"/>
+          <w:color w:val="0A0A0A"/>
+          <w:shd w:val="clear" w:color="auto" w:fill="E5EDFF"/>
+        </w:rPr>
+      </w:pPr>
+      <w:r>
+        <w:rPr>
+          <w:rFonts w:ascii="Arial" w:eastAsia="Times New Roman" w:hAnsi="Arial" w:cs="Arial"/>
+          <w:color w:val="0A0A0A"/>
+          <w:shd w:val="clear" w:color="auto" w:fill="E5EDFF"/>
+        </w:rPr>
+        <w:t xml:space="preserve">      </w:t>
+      </w:r>
+      <w:proofErr w:type="spellStart"/>
+      <w:r>
+        <w:rPr>
+          <w:rFonts w:ascii="Arial" w:eastAsia="Times New Roman" w:hAnsi="Arial" w:cs="Arial"/>
+          <w:color w:val="0A0A0A"/>
+          <w:shd w:val="clear" w:color="auto" w:fill="E5EDFF"/>
+        </w:rPr>
+        <w:t>foreignField</w:t>
+      </w:r>
+      <w:proofErr w:type="spellEnd"/>
+      <w:r>
+        <w:rPr>
+          <w:rFonts w:ascii="Arial" w:eastAsia="Times New Roman" w:hAnsi="Arial" w:cs="Arial"/>
+          <w:color w:val="0A0A0A"/>
+          <w:shd w:val="clear" w:color="auto" w:fill="E5EDFF"/>
+        </w:rPr>
+        <w:t>: "_id</w:t>
+      </w:r>
+      <w:proofErr w:type="gramStart"/>
+      <w:r>
+        <w:rPr>
+          <w:rFonts w:ascii="Arial" w:eastAsia="Times New Roman" w:hAnsi="Arial" w:cs="Arial"/>
+          <w:color w:val="0A0A0A"/>
+          <w:shd w:val="clear" w:color="auto" w:fill="E5EDFF"/>
+        </w:rPr>
+        <w:t xml:space="preserve">",   </w:t>
+      </w:r>
+      <w:proofErr w:type="gramEnd"/>
+      <w:r>
+        <w:rPr>
+          <w:rFonts w:ascii="Arial" w:eastAsia="Times New Roman" w:hAnsi="Arial" w:cs="Arial"/>
+          <w:color w:val="0A0A0A"/>
+          <w:shd w:val="clear" w:color="auto" w:fill="E5EDFF"/>
+        </w:rPr>
+        <w:t xml:space="preserve">    </w:t>
       </w:r>
       <w:r>
         <w:rPr>
@@ -4090,6 +5377,131 @@
           <w:color w:val="0A0A0A"/>
           <w:shd w:val="clear" w:color="auto" w:fill="E5EDFF"/>
         </w:rPr>
+        <w:t>// Field from the "customers" collection</w:t>
+      </w:r>
+    </w:p>
+    <w:p>
+      <w:pPr>
+        <w:shd w:val="clear" w:color="auto" w:fill="FFFFFF"/>
+        <w:spacing w:after="180" w:line="360" w:lineRule="atLeast"/>
+        <w:rPr>
+          <w:rFonts w:ascii="Arial" w:eastAsia="Times New Roman" w:hAnsi="Arial" w:cs="Arial"/>
+          <w:color w:val="0A0A0A"/>
+          <w:shd w:val="clear" w:color="auto" w:fill="E5EDFF"/>
+        </w:rPr>
+      </w:pPr>
+      <w:r>
+        <w:rPr>
+          <w:rFonts w:ascii="Arial" w:eastAsia="Times New Roman" w:hAnsi="Arial" w:cs="Arial"/>
+          <w:color w:val="0A0A0A"/>
+          <w:shd w:val="clear" w:color="auto" w:fill="E5EDFF"/>
+        </w:rPr>
+        <w:t xml:space="preserve">      as: "</w:t>
+      </w:r>
+      <w:proofErr w:type="spellStart"/>
+      <w:r>
+        <w:rPr>
+          <w:rFonts w:ascii="Arial" w:eastAsia="Times New Roman" w:hAnsi="Arial" w:cs="Arial"/>
+          <w:color w:val="0A0A0A"/>
+          <w:shd w:val="clear" w:color="auto" w:fill="E5EDFF"/>
+        </w:rPr>
+        <w:t>customerDetails</w:t>
+      </w:r>
+      <w:proofErr w:type="spellEnd"/>
+      <w:r>
+        <w:rPr>
+          <w:rFonts w:ascii="Arial" w:eastAsia="Times New Roman" w:hAnsi="Arial" w:cs="Arial"/>
+          <w:color w:val="0A0A0A"/>
+          <w:shd w:val="clear" w:color="auto" w:fill="E5EDFF"/>
+        </w:rPr>
+        <w:t xml:space="preserve">"      </w:t>
+      </w:r>
+      <w:r>
+        <w:rPr>
+          <w:rFonts w:ascii="Arial" w:eastAsia="Times New Roman" w:hAnsi="Arial" w:cs="Arial"/>
+          <w:i/>
+          <w:iCs/>
+          <w:color w:val="0A0A0A"/>
+          <w:shd w:val="clear" w:color="auto" w:fill="E5EDFF"/>
+        </w:rPr>
+        <w:t>// Output array field name to add to the input documents</w:t>
+      </w:r>
+    </w:p>
+    <w:p>
+      <w:pPr>
+        <w:shd w:val="clear" w:color="auto" w:fill="FFFFFF"/>
+        <w:spacing w:after="180" w:line="360" w:lineRule="atLeast"/>
+        <w:rPr>
+          <w:rFonts w:ascii="Arial" w:eastAsia="Times New Roman" w:hAnsi="Arial" w:cs="Arial"/>
+          <w:color w:val="0A0A0A"/>
+          <w:shd w:val="clear" w:color="auto" w:fill="E5EDFF"/>
+        </w:rPr>
+      </w:pPr>
+      <w:r>
+        <w:rPr>
+          <w:rFonts w:ascii="Arial" w:eastAsia="Times New Roman" w:hAnsi="Arial" w:cs="Arial"/>
+          <w:color w:val="0A0A0A"/>
+          <w:shd w:val="clear" w:color="auto" w:fill="E5EDFF"/>
+        </w:rPr>
+        <w:t xml:space="preserve">    }</w:t>
+      </w:r>
+    </w:p>
+    <w:p>
+      <w:pPr>
+        <w:shd w:val="clear" w:color="auto" w:fill="FFFFFF"/>
+        <w:spacing w:after="180" w:line="360" w:lineRule="atLeast"/>
+        <w:rPr>
+          <w:rFonts w:ascii="Arial" w:eastAsia="Times New Roman" w:hAnsi="Arial" w:cs="Arial"/>
+          <w:color w:val="0A0A0A"/>
+          <w:shd w:val="clear" w:color="auto" w:fill="E5EDFF"/>
+        </w:rPr>
+      </w:pPr>
+      <w:r>
+        <w:rPr>
+          <w:rFonts w:ascii="Arial" w:eastAsia="Times New Roman" w:hAnsi="Arial" w:cs="Arial"/>
+          <w:color w:val="0A0A0A"/>
+          <w:shd w:val="clear" w:color="auto" w:fill="E5EDFF"/>
+        </w:rPr>
+        <w:t xml:space="preserve">  },</w:t>
+      </w:r>
+    </w:p>
+    <w:p>
+      <w:pPr>
+        <w:shd w:val="clear" w:color="auto" w:fill="FFFFFF"/>
+        <w:spacing w:after="180" w:line="360" w:lineRule="atLeast"/>
+        <w:rPr>
+          <w:rFonts w:ascii="Arial" w:eastAsia="Times New Roman" w:hAnsi="Arial" w:cs="Arial"/>
+          <w:color w:val="0A0A0A"/>
+          <w:shd w:val="clear" w:color="auto" w:fill="E5EDFF"/>
+        </w:rPr>
+      </w:pPr>
+    </w:p>
+    <w:p>
+      <w:pPr>
+        <w:shd w:val="clear" w:color="auto" w:fill="FFFFFF"/>
+        <w:spacing w:after="180" w:line="360" w:lineRule="atLeast"/>
+        <w:rPr>
+          <w:rFonts w:ascii="Arial" w:eastAsia="Times New Roman" w:hAnsi="Arial" w:cs="Arial"/>
+          <w:color w:val="0A0A0A"/>
+          <w:shd w:val="clear" w:color="auto" w:fill="E5EDFF"/>
+        </w:rPr>
+      </w:pPr>
+      <w:r>
+        <w:rPr>
+          <w:rFonts w:ascii="Arial" w:eastAsia="Times New Roman" w:hAnsi="Arial" w:cs="Arial"/>
+          <w:color w:val="0A0A0A"/>
+          <w:shd w:val="clear" w:color="auto" w:fill="E5EDFF"/>
+        </w:rPr>
+        <w:t xml:space="preserve">  </w:t>
+      </w:r>
+      <w:r>
+        <w:rPr>
+          <w:rFonts w:ascii="Arial" w:eastAsia="Times New Roman" w:hAnsi="Arial" w:cs="Arial"/>
+          <w:i/>
+          <w:iCs/>
+          <w:color w:val="0A0A0A"/>
+          <w:shd w:val="clear" w:color="auto" w:fill="E5EDFF"/>
+        </w:rPr>
         <w:t>// Stage 5: $project - Reshape the output documents</w:t>
       </w:r>
     </w:p>
@@ -4148,7 +5560,25 @@
           <w:color w:val="0A0A0A"/>
           <w:shd w:val="clear" w:color="auto" w:fill="E5EDFF"/>
         </w:rPr>
-        <w:t xml:space="preserve">      _id: 0,                    </w:t>
+        <w:t xml:space="preserve">      _id: </w:t>
+      </w:r>
+      <w:proofErr w:type="gramStart"/>
+      <w:r>
+        <w:rPr>
+          <w:rFonts w:ascii="Arial" w:eastAsia="Times New Roman" w:hAnsi="Arial" w:cs="Arial"/>
+          <w:color w:val="0A0A0A"/>
+          <w:shd w:val="clear" w:color="auto" w:fill="E5EDFF"/>
+        </w:rPr>
+        <w:t xml:space="preserve">0,   </w:t>
+      </w:r>
+      <w:proofErr w:type="gramEnd"/>
+      <w:r>
+        <w:rPr>
+          <w:rFonts w:ascii="Arial" w:eastAsia="Times New Roman" w:hAnsi="Arial" w:cs="Arial"/>
+          <w:color w:val="0A0A0A"/>
+          <w:shd w:val="clear" w:color="auto" w:fill="E5EDFF"/>
+        </w:rPr>
+        <w:t xml:space="preserve">                 </w:t>
       </w:r>
       <w:r>
         <w:rPr>
@@ -4177,7 +5607,71 @@
           <w:color w:val="0A0A0A"/>
           <w:shd w:val="clear" w:color="auto" w:fill="E5EDFF"/>
         </w:rPr>
-        <w:t xml:space="preserve">      customerName: { $arrayElemAt: ["$customerDetails.name", 0] }, </w:t>
+        <w:t xml:space="preserve">      </w:t>
+      </w:r>
+      <w:proofErr w:type="spellStart"/>
+      <w:r>
+        <w:rPr>
+          <w:rFonts w:ascii="Arial" w:eastAsia="Times New Roman" w:hAnsi="Arial" w:cs="Arial"/>
+          <w:color w:val="0A0A0A"/>
+          <w:shd w:val="clear" w:color="auto" w:fill="E5EDFF"/>
+        </w:rPr>
+        <w:t>customerName</w:t>
+      </w:r>
+      <w:proofErr w:type="spellEnd"/>
+      <w:r>
+        <w:rPr>
+          <w:rFonts w:ascii="Arial" w:eastAsia="Times New Roman" w:hAnsi="Arial" w:cs="Arial"/>
+          <w:color w:val="0A0A0A"/>
+          <w:shd w:val="clear" w:color="auto" w:fill="E5EDFF"/>
+        </w:rPr>
+        <w:t xml:space="preserve">: </w:t>
+      </w:r>
+      <w:proofErr w:type="gramStart"/>
+      <w:r>
+        <w:rPr>
+          <w:rFonts w:ascii="Arial" w:eastAsia="Times New Roman" w:hAnsi="Arial" w:cs="Arial"/>
+          <w:color w:val="0A0A0A"/>
+          <w:shd w:val="clear" w:color="auto" w:fill="E5EDFF"/>
+        </w:rPr>
+        <w:t>{ $</w:t>
+      </w:r>
+      <w:proofErr w:type="spellStart"/>
+      <w:proofErr w:type="gramEnd"/>
+      <w:r>
+        <w:rPr>
+          <w:rFonts w:ascii="Arial" w:eastAsia="Times New Roman" w:hAnsi="Arial" w:cs="Arial"/>
+          <w:color w:val="0A0A0A"/>
+          <w:shd w:val="clear" w:color="auto" w:fill="E5EDFF"/>
+        </w:rPr>
+        <w:t>arrayElemAt</w:t>
+      </w:r>
+      <w:proofErr w:type="spellEnd"/>
+      <w:r>
+        <w:rPr>
+          <w:rFonts w:ascii="Arial" w:eastAsia="Times New Roman" w:hAnsi="Arial" w:cs="Arial"/>
+          <w:color w:val="0A0A0A"/>
+          <w:shd w:val="clear" w:color="auto" w:fill="E5EDFF"/>
+        </w:rPr>
+        <w:t>: ["$customerDetails.name", 0</w:t>
+      </w:r>
+      <w:proofErr w:type="gramStart"/>
+      <w:r>
+        <w:rPr>
+          <w:rFonts w:ascii="Arial" w:eastAsia="Times New Roman" w:hAnsi="Arial" w:cs="Arial"/>
+          <w:color w:val="0A0A0A"/>
+          <w:shd w:val="clear" w:color="auto" w:fill="E5EDFF"/>
+        </w:rPr>
+        <w:t>] }</w:t>
+      </w:r>
+      <w:proofErr w:type="gramEnd"/>
+      <w:r>
+        <w:rPr>
+          <w:rFonts w:ascii="Arial" w:eastAsia="Times New Roman" w:hAnsi="Arial" w:cs="Arial"/>
+          <w:color w:val="0A0A0A"/>
+          <w:shd w:val="clear" w:color="auto" w:fill="E5EDFF"/>
+        </w:rPr>
+        <w:t xml:space="preserve">, </w:t>
       </w:r>
       <w:r>
         <w:rPr>
@@ -4187,27 +5681,9 @@
           <w:color w:val="0A0A0A"/>
           <w:shd w:val="clear" w:color="auto" w:fill="E5EDFF"/>
         </w:rPr>
-        <w:t>// Get the first name from the customerDetails array</w:t>
-      </w:r>
-    </w:p>
-    <w:p>
-      <w:pPr>
-        <w:shd w:val="clear" w:color="auto" w:fill="FFFFFF"/>
-        <w:spacing w:after="180" w:line="360" w:lineRule="atLeast"/>
-        <w:rPr>
-          <w:rFonts w:ascii="Arial" w:eastAsia="Times New Roman" w:hAnsi="Arial" w:cs="Arial"/>
-          <w:color w:val="0A0A0A"/>
-          <w:shd w:val="clear" w:color="auto" w:fill="E5EDFF"/>
-        </w:rPr>
-      </w:pPr>
-      <w:r>
-        <w:rPr>
-          <w:rFonts w:ascii="Arial" w:eastAsia="Times New Roman" w:hAnsi="Arial" w:cs="Arial"/>
-          <w:color w:val="0A0A0A"/>
-          <w:shd w:val="clear" w:color="auto" w:fill="E5EDFF"/>
-        </w:rPr>
-        <w:t xml:space="preserve">      totalSpent: 1              </w:t>
-      </w:r>
+        <w:t xml:space="preserve">// Get the first name from the </w:t>
+      </w:r>
+      <w:proofErr w:type="spellStart"/>
       <w:r>
         <w:rPr>
           <w:rFonts w:ascii="Arial" w:eastAsia="Times New Roman" w:hAnsi="Arial" w:cs="Arial"/>
@@ -4216,7 +5692,89 @@
           <w:color w:val="0A0A0A"/>
           <w:shd w:val="clear" w:color="auto" w:fill="E5EDFF"/>
         </w:rPr>
-        <w:t>// Include the totalSpent field</w:t>
+        <w:t>customerDetails</w:t>
+      </w:r>
+      <w:proofErr w:type="spellEnd"/>
+      <w:r>
+        <w:rPr>
+          <w:rFonts w:ascii="Arial" w:eastAsia="Times New Roman" w:hAnsi="Arial" w:cs="Arial"/>
+          <w:i/>
+          <w:iCs/>
+          <w:color w:val="0A0A0A"/>
+          <w:shd w:val="clear" w:color="auto" w:fill="E5EDFF"/>
+        </w:rPr>
+        <w:t xml:space="preserve"> array</w:t>
+      </w:r>
+    </w:p>
+    <w:p>
+      <w:pPr>
+        <w:shd w:val="clear" w:color="auto" w:fill="FFFFFF"/>
+        <w:spacing w:after="180" w:line="360" w:lineRule="atLeast"/>
+        <w:rPr>
+          <w:rFonts w:ascii="Arial" w:eastAsia="Times New Roman" w:hAnsi="Arial" w:cs="Arial"/>
+          <w:color w:val="0A0A0A"/>
+          <w:shd w:val="clear" w:color="auto" w:fill="E5EDFF"/>
+        </w:rPr>
+      </w:pPr>
+      <w:r>
+        <w:rPr>
+          <w:rFonts w:ascii="Arial" w:eastAsia="Times New Roman" w:hAnsi="Arial" w:cs="Arial"/>
+          <w:color w:val="0A0A0A"/>
+          <w:shd w:val="clear" w:color="auto" w:fill="E5EDFF"/>
+        </w:rPr>
+        <w:t xml:space="preserve">      </w:t>
+      </w:r>
+      <w:proofErr w:type="spellStart"/>
+      <w:proofErr w:type="gramStart"/>
+      <w:r>
+        <w:rPr>
+          <w:rFonts w:ascii="Arial" w:eastAsia="Times New Roman" w:hAnsi="Arial" w:cs="Arial"/>
+          <w:color w:val="0A0A0A"/>
+          <w:shd w:val="clear" w:color="auto" w:fill="E5EDFF"/>
+        </w:rPr>
+        <w:t>totalSpent</w:t>
+      </w:r>
+      <w:proofErr w:type="spellEnd"/>
+      <w:proofErr w:type="gramEnd"/>
+      <w:r>
+        <w:rPr>
+          <w:rFonts w:ascii="Arial" w:eastAsia="Times New Roman" w:hAnsi="Arial" w:cs="Arial"/>
+          <w:color w:val="0A0A0A"/>
+          <w:shd w:val="clear" w:color="auto" w:fill="E5EDFF"/>
+        </w:rPr>
+        <w:t xml:space="preserve">: 1              </w:t>
+      </w:r>
+      <w:r>
+        <w:rPr>
+          <w:rFonts w:ascii="Arial" w:eastAsia="Times New Roman" w:hAnsi="Arial" w:cs="Arial"/>
+          <w:i/>
+          <w:iCs/>
+          <w:color w:val="0A0A0A"/>
+          <w:shd w:val="clear" w:color="auto" w:fill="E5EDFF"/>
+        </w:rPr>
+        <w:t xml:space="preserve">// Include the </w:t>
+      </w:r>
+      <w:proofErr w:type="spellStart"/>
+      <w:r>
+        <w:rPr>
+          <w:rFonts w:ascii="Arial" w:eastAsia="Times New Roman" w:hAnsi="Arial" w:cs="Arial"/>
+          <w:i/>
+          <w:iCs/>
+          <w:color w:val="0A0A0A"/>
+          <w:shd w:val="clear" w:color="auto" w:fill="E5EDFF"/>
+        </w:rPr>
+        <w:t>totalSpent</w:t>
+      </w:r>
+      <w:proofErr w:type="spellEnd"/>
+      <w:r>
+        <w:rPr>
+          <w:rFonts w:ascii="Arial" w:eastAsia="Times New Roman" w:hAnsi="Arial" w:cs="Arial"/>
+          <w:i/>
+          <w:iCs/>
+          <w:color w:val="0A0A0A"/>
+          <w:shd w:val="clear" w:color="auto" w:fill="E5EDFF"/>
+        </w:rPr>
+        <w:t xml:space="preserve"> field</w:t>
       </w:r>
     </w:p>
     <w:p>
@@ -4273,8 +5831,18 @@
           <w:color w:val="0A0A0A"/>
           <w:shd w:val="clear" w:color="auto" w:fill="E5EDFF"/>
         </w:rPr>
-        <w:t>]);</w:t>
-      </w:r>
+        <w:t>]</w:t>
+      </w:r>
+      <w:proofErr w:type="gramStart"/>
+      <w:r>
+        <w:rPr>
+          <w:rFonts w:ascii="Arial" w:eastAsia="Times New Roman" w:hAnsi="Arial" w:cs="Arial"/>
+          <w:color w:val="0A0A0A"/>
+          <w:shd w:val="clear" w:color="auto" w:fill="E5EDFF"/>
+        </w:rPr>
+        <w:t>);</w:t>
+      </w:r>
+      <w:proofErr w:type="gramEnd"/>
     </w:p>
     <w:p>
       <w:pPr>
@@ -4356,7 +5924,23 @@
           <w:rFonts w:ascii="Arial" w:eastAsia="Times New Roman" w:hAnsi="Arial" w:cs="Arial"/>
           <w:shd w:val="clear" w:color="auto" w:fill="E5EDFF"/>
         </w:rPr>
-        <w:t xml:space="preserve">CREATE TRIGGER logOrder </w:t>
+        <w:t xml:space="preserve">CREATE TRIGGER </w:t>
+      </w:r>
+      <w:proofErr w:type="spellStart"/>
+      <w:r>
+        <w:rPr>
+          <w:rFonts w:ascii="Arial" w:eastAsia="Times New Roman" w:hAnsi="Arial" w:cs="Arial"/>
+          <w:shd w:val="clear" w:color="auto" w:fill="E5EDFF"/>
+        </w:rPr>
+        <w:t>logOrder</w:t>
+      </w:r>
+      <w:proofErr w:type="spellEnd"/>
+      <w:r>
+        <w:rPr>
+          <w:rFonts w:ascii="Arial" w:eastAsia="Times New Roman" w:hAnsi="Arial" w:cs="Arial"/>
+          <w:shd w:val="clear" w:color="auto" w:fill="E5EDFF"/>
+        </w:rPr>
+        <w:t xml:space="preserve"> </w:t>
       </w:r>
     </w:p>
     <w:p>
@@ -4442,42 +6026,48 @@
           <w:shd w:val="clear" w:color="auto" w:fill="E5EDFF"/>
         </w:rPr>
         <w:tab/>
-        <w:t>SET @last_client_id = NEW.customer_id;</w:t>
-      </w:r>
-    </w:p>
-    <w:p>
-      <w:pPr>
-        <w:shd w:val="clear" w:color="auto" w:fill="FFFFFF"/>
-        <w:spacing w:after="180" w:line="360" w:lineRule="atLeast"/>
-        <w:rPr>
-          <w:rFonts w:ascii="Arial" w:eastAsia="Times New Roman" w:hAnsi="Arial" w:cs="Arial"/>
-          <w:shd w:val="clear" w:color="auto" w:fill="E5EDFF"/>
-        </w:rPr>
-      </w:pPr>
-      <w:r>
-        <w:rPr>
-          <w:rFonts w:ascii="Arial" w:eastAsia="Times New Roman" w:hAnsi="Arial" w:cs="Arial"/>
-          <w:shd w:val="clear" w:color="auto" w:fill="E5EDFF"/>
-        </w:rPr>
-        <w:t xml:space="preserve">    SET @quantity = NEW.quantity;</w:t>
-      </w:r>
-    </w:p>
-    <w:p>
-      <w:pPr>
-        <w:shd w:val="clear" w:color="auto" w:fill="FFFFFF"/>
-        <w:spacing w:after="180" w:line="360" w:lineRule="atLeast"/>
-        <w:rPr>
-          <w:rFonts w:ascii="Arial" w:eastAsia="Times New Roman" w:hAnsi="Arial" w:cs="Arial"/>
-          <w:shd w:val="clear" w:color="auto" w:fill="E5EDFF"/>
-        </w:rPr>
-      </w:pPr>
-      <w:r>
-        <w:rPr>
-          <w:rFonts w:ascii="Arial" w:eastAsia="Times New Roman" w:hAnsi="Arial" w:cs="Arial"/>
-          <w:shd w:val="clear" w:color="auto" w:fill="E5EDFF"/>
-        </w:rPr>
-        <w:t xml:space="preserve">    SET @product_id = NEW.product_id;</w:t>
-      </w:r>
+      </w:r>
+      <w:proofErr w:type="gramStart"/>
+      <w:r>
+        <w:rPr>
+          <w:rFonts w:ascii="Arial" w:eastAsia="Times New Roman" w:hAnsi="Arial" w:cs="Arial"/>
+          <w:shd w:val="clear" w:color="auto" w:fill="E5EDFF"/>
+        </w:rPr>
+        <w:t>SET @</w:t>
+      </w:r>
+      <w:proofErr w:type="gramEnd"/>
+      <w:r>
+        <w:rPr>
+          <w:rFonts w:ascii="Arial" w:eastAsia="Times New Roman" w:hAnsi="Arial" w:cs="Arial"/>
+          <w:shd w:val="clear" w:color="auto" w:fill="E5EDFF"/>
+        </w:rPr>
+        <w:t xml:space="preserve">last_client_id = </w:t>
+      </w:r>
+      <w:proofErr w:type="spellStart"/>
+      <w:r>
+        <w:rPr>
+          <w:rFonts w:ascii="Arial" w:eastAsia="Times New Roman" w:hAnsi="Arial" w:cs="Arial"/>
+          <w:shd w:val="clear" w:color="auto" w:fill="E5EDFF"/>
+        </w:rPr>
+        <w:t>NEW.customer_</w:t>
+      </w:r>
+      <w:proofErr w:type="gramStart"/>
+      <w:r>
+        <w:rPr>
+          <w:rFonts w:ascii="Arial" w:eastAsia="Times New Roman" w:hAnsi="Arial" w:cs="Arial"/>
+          <w:shd w:val="clear" w:color="auto" w:fill="E5EDFF"/>
+        </w:rPr>
+        <w:t>id</w:t>
+      </w:r>
+      <w:proofErr w:type="spellEnd"/>
+      <w:r>
+        <w:rPr>
+          <w:rFonts w:ascii="Arial" w:eastAsia="Times New Roman" w:hAnsi="Arial" w:cs="Arial"/>
+          <w:shd w:val="clear" w:color="auto" w:fill="E5EDFF"/>
+        </w:rPr>
+        <w:t>;</w:t>
+      </w:r>
+      <w:proofErr w:type="gramEnd"/>
     </w:p>
     <w:p>
       <w:pPr>
@@ -4495,23 +6085,47 @@
         </w:rPr>
         <w:t xml:space="preserve">    </w:t>
       </w:r>
-    </w:p>
-    <w:p>
-      <w:pPr>
-        <w:shd w:val="clear" w:color="auto" w:fill="FFFFFF"/>
-        <w:spacing w:after="180" w:line="360" w:lineRule="atLeast"/>
-        <w:rPr>
-          <w:rFonts w:ascii="Arial" w:eastAsia="Times New Roman" w:hAnsi="Arial" w:cs="Arial"/>
-          <w:shd w:val="clear" w:color="auto" w:fill="E5EDFF"/>
-        </w:rPr>
-      </w:pPr>
-      <w:r>
-        <w:rPr>
-          <w:rFonts w:ascii="Arial" w:eastAsia="Times New Roman" w:hAnsi="Arial" w:cs="Arial"/>
-          <w:shd w:val="clear" w:color="auto" w:fill="E5EDFF"/>
-        </w:rPr>
-        <w:t xml:space="preserve">    SET @customerName = (SELECT customer_name from customers where customer_id= @last_client_id);</w:t>
-      </w:r>
+      <w:proofErr w:type="gramStart"/>
+      <w:r>
+        <w:rPr>
+          <w:rFonts w:ascii="Arial" w:eastAsia="Times New Roman" w:hAnsi="Arial" w:cs="Arial"/>
+          <w:shd w:val="clear" w:color="auto" w:fill="E5EDFF"/>
+        </w:rPr>
+        <w:t>SET @</w:t>
+      </w:r>
+      <w:proofErr w:type="gramEnd"/>
+      <w:r>
+        <w:rPr>
+          <w:rFonts w:ascii="Arial" w:eastAsia="Times New Roman" w:hAnsi="Arial" w:cs="Arial"/>
+          <w:shd w:val="clear" w:color="auto" w:fill="E5EDFF"/>
+        </w:rPr>
+        <w:t xml:space="preserve">quantity = </w:t>
+      </w:r>
+      <w:proofErr w:type="spellStart"/>
+      <w:r>
+        <w:rPr>
+          <w:rFonts w:ascii="Arial" w:eastAsia="Times New Roman" w:hAnsi="Arial" w:cs="Arial"/>
+          <w:shd w:val="clear" w:color="auto" w:fill="E5EDFF"/>
+        </w:rPr>
+        <w:t>NEW.</w:t>
+      </w:r>
+      <w:proofErr w:type="gramStart"/>
+      <w:r>
+        <w:rPr>
+          <w:rFonts w:ascii="Arial" w:eastAsia="Times New Roman" w:hAnsi="Arial" w:cs="Arial"/>
+          <w:shd w:val="clear" w:color="auto" w:fill="E5EDFF"/>
+        </w:rPr>
+        <w:t>quantity</w:t>
+      </w:r>
+      <w:proofErr w:type="spellEnd"/>
+      <w:r>
+        <w:rPr>
+          <w:rFonts w:ascii="Arial" w:eastAsia="Times New Roman" w:hAnsi="Arial" w:cs="Arial"/>
+          <w:shd w:val="clear" w:color="auto" w:fill="E5EDFF"/>
+        </w:rPr>
+        <w:t>;</w:t>
+      </w:r>
+      <w:proofErr w:type="gramEnd"/>
     </w:p>
     <w:p>
       <w:pPr>
@@ -4529,6 +6143,139 @@
         </w:rPr>
         <w:t xml:space="preserve">    </w:t>
       </w:r>
+      <w:proofErr w:type="gramStart"/>
+      <w:r>
+        <w:rPr>
+          <w:rFonts w:ascii="Arial" w:eastAsia="Times New Roman" w:hAnsi="Arial" w:cs="Arial"/>
+          <w:shd w:val="clear" w:color="auto" w:fill="E5EDFF"/>
+        </w:rPr>
+        <w:t>SET @</w:t>
+      </w:r>
+      <w:proofErr w:type="gramEnd"/>
+      <w:r>
+        <w:rPr>
+          <w:rFonts w:ascii="Arial" w:eastAsia="Times New Roman" w:hAnsi="Arial" w:cs="Arial"/>
+          <w:shd w:val="clear" w:color="auto" w:fill="E5EDFF"/>
+        </w:rPr>
+        <w:t xml:space="preserve">product_id = </w:t>
+      </w:r>
+      <w:proofErr w:type="spellStart"/>
+      <w:r>
+        <w:rPr>
+          <w:rFonts w:ascii="Arial" w:eastAsia="Times New Roman" w:hAnsi="Arial" w:cs="Arial"/>
+          <w:shd w:val="clear" w:color="auto" w:fill="E5EDFF"/>
+        </w:rPr>
+        <w:t>NEW.product_</w:t>
+      </w:r>
+      <w:proofErr w:type="gramStart"/>
+      <w:r>
+        <w:rPr>
+          <w:rFonts w:ascii="Arial" w:eastAsia="Times New Roman" w:hAnsi="Arial" w:cs="Arial"/>
+          <w:shd w:val="clear" w:color="auto" w:fill="E5EDFF"/>
+        </w:rPr>
+        <w:t>id</w:t>
+      </w:r>
+      <w:proofErr w:type="spellEnd"/>
+      <w:r>
+        <w:rPr>
+          <w:rFonts w:ascii="Arial" w:eastAsia="Times New Roman" w:hAnsi="Arial" w:cs="Arial"/>
+          <w:shd w:val="clear" w:color="auto" w:fill="E5EDFF"/>
+        </w:rPr>
+        <w:t>;</w:t>
+      </w:r>
+      <w:proofErr w:type="gramEnd"/>
+    </w:p>
+    <w:p>
+      <w:pPr>
+        <w:shd w:val="clear" w:color="auto" w:fill="FFFFFF"/>
+        <w:spacing w:after="180" w:line="360" w:lineRule="atLeast"/>
+        <w:rPr>
+          <w:rFonts w:ascii="Arial" w:eastAsia="Times New Roman" w:hAnsi="Arial" w:cs="Arial"/>
+          <w:shd w:val="clear" w:color="auto" w:fill="E5EDFF"/>
+        </w:rPr>
+      </w:pPr>
+      <w:r>
+        <w:rPr>
+          <w:rFonts w:ascii="Arial" w:eastAsia="Times New Roman" w:hAnsi="Arial" w:cs="Arial"/>
+          <w:shd w:val="clear" w:color="auto" w:fill="E5EDFF"/>
+        </w:rPr>
+        <w:t xml:space="preserve">    </w:t>
+      </w:r>
+    </w:p>
+    <w:p>
+      <w:pPr>
+        <w:shd w:val="clear" w:color="auto" w:fill="FFFFFF"/>
+        <w:spacing w:after="180" w:line="360" w:lineRule="atLeast"/>
+        <w:rPr>
+          <w:rFonts w:ascii="Arial" w:eastAsia="Times New Roman" w:hAnsi="Arial" w:cs="Arial"/>
+          <w:shd w:val="clear" w:color="auto" w:fill="E5EDFF"/>
+        </w:rPr>
+      </w:pPr>
+      <w:r>
+        <w:rPr>
+          <w:rFonts w:ascii="Arial" w:eastAsia="Times New Roman" w:hAnsi="Arial" w:cs="Arial"/>
+          <w:shd w:val="clear" w:color="auto" w:fill="E5EDFF"/>
+        </w:rPr>
+        <w:t xml:space="preserve">    SET @customerName = (SELECT </w:t>
+      </w:r>
+      <w:proofErr w:type="spellStart"/>
+      <w:r>
+        <w:rPr>
+          <w:rFonts w:ascii="Arial" w:eastAsia="Times New Roman" w:hAnsi="Arial" w:cs="Arial"/>
+          <w:shd w:val="clear" w:color="auto" w:fill="E5EDFF"/>
+        </w:rPr>
+        <w:t>customer_name</w:t>
+      </w:r>
+      <w:proofErr w:type="spellEnd"/>
+      <w:r>
+        <w:rPr>
+          <w:rFonts w:ascii="Arial" w:eastAsia="Times New Roman" w:hAnsi="Arial" w:cs="Arial"/>
+          <w:shd w:val="clear" w:color="auto" w:fill="E5EDFF"/>
+        </w:rPr>
+        <w:t xml:space="preserve"> from customers where </w:t>
+      </w:r>
+      <w:proofErr w:type="spellStart"/>
+      <w:r>
+        <w:rPr>
+          <w:rFonts w:ascii="Arial" w:eastAsia="Times New Roman" w:hAnsi="Arial" w:cs="Arial"/>
+          <w:shd w:val="clear" w:color="auto" w:fill="E5EDFF"/>
+        </w:rPr>
+        <w:t>customer_id</w:t>
+      </w:r>
+      <w:proofErr w:type="spellEnd"/>
+      <w:r>
+        <w:rPr>
+          <w:rFonts w:ascii="Arial" w:eastAsia="Times New Roman" w:hAnsi="Arial" w:cs="Arial"/>
+          <w:shd w:val="clear" w:color="auto" w:fill="E5EDFF"/>
+        </w:rPr>
+        <w:t>= @last_client_id</w:t>
+      </w:r>
+      <w:proofErr w:type="gramStart"/>
+      <w:r>
+        <w:rPr>
+          <w:rFonts w:ascii="Arial" w:eastAsia="Times New Roman" w:hAnsi="Arial" w:cs="Arial"/>
+          <w:shd w:val="clear" w:color="auto" w:fill="E5EDFF"/>
+        </w:rPr>
+        <w:t>);</w:t>
+      </w:r>
+      <w:proofErr w:type="gramEnd"/>
+    </w:p>
+    <w:p>
+      <w:pPr>
+        <w:shd w:val="clear" w:color="auto" w:fill="FFFFFF"/>
+        <w:spacing w:after="180" w:line="360" w:lineRule="atLeast"/>
+        <w:rPr>
+          <w:rFonts w:ascii="Arial" w:eastAsia="Times New Roman" w:hAnsi="Arial" w:cs="Arial"/>
+          <w:shd w:val="clear" w:color="auto" w:fill="E5EDFF"/>
+        </w:rPr>
+      </w:pPr>
+      <w:r>
+        <w:rPr>
+          <w:rFonts w:ascii="Arial" w:eastAsia="Times New Roman" w:hAnsi="Arial" w:cs="Arial"/>
+          <w:shd w:val="clear" w:color="auto" w:fill="E5EDFF"/>
+        </w:rPr>
+        <w:t xml:space="preserve">    </w:t>
+      </w:r>
     </w:p>
     <w:p>
       <w:pPr>
@@ -4545,8 +6292,99 @@
           <w:shd w:val="clear" w:color="auto" w:fill="E5EDFF"/>
         </w:rPr>
         <w:lastRenderedPageBreak/>
-        <w:t xml:space="preserve">    INSERT INTO log(description, quantity, product_id) VALUES (CONCAT('client was: ',@last_client_id), @quantity, @product_id);</w:t>
-      </w:r>
+        <w:t xml:space="preserve">    INSERT INTO </w:t>
+      </w:r>
+      <w:proofErr w:type="gramStart"/>
+      <w:r>
+        <w:rPr>
+          <w:rFonts w:ascii="Arial" w:eastAsia="Times New Roman" w:hAnsi="Arial" w:cs="Arial"/>
+          <w:shd w:val="clear" w:color="auto" w:fill="E5EDFF"/>
+        </w:rPr>
+        <w:t>log(</w:t>
+      </w:r>
+      <w:proofErr w:type="gramEnd"/>
+      <w:r>
+        <w:rPr>
+          <w:rFonts w:ascii="Arial" w:eastAsia="Times New Roman" w:hAnsi="Arial" w:cs="Arial"/>
+          <w:shd w:val="clear" w:color="auto" w:fill="E5EDFF"/>
+        </w:rPr>
+        <w:t xml:space="preserve">description, quantity, </w:t>
+      </w:r>
+      <w:proofErr w:type="spellStart"/>
+      <w:r>
+        <w:rPr>
+          <w:rFonts w:ascii="Arial" w:eastAsia="Times New Roman" w:hAnsi="Arial" w:cs="Arial"/>
+          <w:shd w:val="clear" w:color="auto" w:fill="E5EDFF"/>
+        </w:rPr>
+        <w:t>product_id</w:t>
+      </w:r>
+      <w:proofErr w:type="spellEnd"/>
+      <w:r>
+        <w:rPr>
+          <w:rFonts w:ascii="Arial" w:eastAsia="Times New Roman" w:hAnsi="Arial" w:cs="Arial"/>
+          <w:shd w:val="clear" w:color="auto" w:fill="E5EDFF"/>
+        </w:rPr>
+        <w:t>) VALUES (</w:t>
+      </w:r>
+      <w:proofErr w:type="gramStart"/>
+      <w:r>
+        <w:rPr>
+          <w:rFonts w:ascii="Arial" w:eastAsia="Times New Roman" w:hAnsi="Arial" w:cs="Arial"/>
+          <w:shd w:val="clear" w:color="auto" w:fill="E5EDFF"/>
+        </w:rPr>
+        <w:t>CONCAT(</w:t>
+      </w:r>
+      <w:proofErr w:type="gramEnd"/>
+      <w:r>
+        <w:rPr>
+          <w:rFonts w:ascii="Arial" w:eastAsia="Times New Roman" w:hAnsi="Arial" w:cs="Arial"/>
+          <w:shd w:val="clear" w:color="auto" w:fill="E5EDFF"/>
+        </w:rPr>
+        <w:t xml:space="preserve">'client was: </w:t>
+      </w:r>
+      <w:proofErr w:type="gramStart"/>
+      <w:r>
+        <w:rPr>
+          <w:rFonts w:ascii="Arial" w:eastAsia="Times New Roman" w:hAnsi="Arial" w:cs="Arial"/>
+          <w:shd w:val="clear" w:color="auto" w:fill="E5EDFF"/>
+        </w:rPr>
+        <w:t>',@</w:t>
+      </w:r>
+      <w:proofErr w:type="spellStart"/>
+      <w:proofErr w:type="gramEnd"/>
+      <w:r>
+        <w:rPr>
+          <w:rFonts w:ascii="Arial" w:eastAsia="Times New Roman" w:hAnsi="Arial" w:cs="Arial"/>
+          <w:shd w:val="clear" w:color="auto" w:fill="E5EDFF"/>
+        </w:rPr>
+        <w:t>last_client_id</w:t>
+      </w:r>
+      <w:proofErr w:type="spellEnd"/>
+      <w:proofErr w:type="gramStart"/>
+      <w:r>
+        <w:rPr>
+          <w:rFonts w:ascii="Arial" w:eastAsia="Times New Roman" w:hAnsi="Arial" w:cs="Arial"/>
+          <w:shd w:val="clear" w:color="auto" w:fill="E5EDFF"/>
+        </w:rPr>
+        <w:t>), @quantity, @</w:t>
+      </w:r>
+      <w:proofErr w:type="gramEnd"/>
+      <w:r>
+        <w:rPr>
+          <w:rFonts w:ascii="Arial" w:eastAsia="Times New Roman" w:hAnsi="Arial" w:cs="Arial"/>
+          <w:shd w:val="clear" w:color="auto" w:fill="E5EDFF"/>
+        </w:rPr>
+        <w:t>product_id</w:t>
+      </w:r>
+      <w:proofErr w:type="gramStart"/>
+      <w:r>
+        <w:rPr>
+          <w:rFonts w:ascii="Arial" w:eastAsia="Times New Roman" w:hAnsi="Arial" w:cs="Arial"/>
+          <w:shd w:val="clear" w:color="auto" w:fill="E5EDFF"/>
+        </w:rPr>
+        <w:t>);</w:t>
+      </w:r>
+      <w:proofErr w:type="gramEnd"/>
     </w:p>
     <w:p>
       <w:pPr>
@@ -4601,6 +6439,7 @@
           <w:shd w:val="clear" w:color="auto" w:fill="E5EDFF"/>
         </w:rPr>
       </w:pPr>
+      <w:proofErr w:type="gramStart"/>
       <w:r>
         <w:rPr>
           <w:rFonts w:ascii="Arial" w:eastAsia="Times New Roman" w:hAnsi="Arial" w:cs="Arial"/>
@@ -4608,6 +6447,7 @@
         </w:rPr>
         <w:t>DELIMITER ;</w:t>
       </w:r>
+      <w:proofErr w:type="gramEnd"/>
     </w:p>
     <w:p>
       <w:pPr>
@@ -4858,7 +6698,25 @@
           <w:color w:val="0A0A0A"/>
           <w:shd w:val="clear" w:color="auto" w:fill="E5EDFF"/>
         </w:rPr>
-        <w:t>- sql transaction</w:t>
+        <w:t xml:space="preserve">- </w:t>
+      </w:r>
+      <w:proofErr w:type="spellStart"/>
+      <w:r>
+        <w:rPr>
+          <w:rFonts w:ascii="Arial" w:eastAsia="Times New Roman" w:hAnsi="Arial" w:cs="Arial"/>
+          <w:color w:val="0A0A0A"/>
+          <w:shd w:val="clear" w:color="auto" w:fill="E5EDFF"/>
+        </w:rPr>
+        <w:t>sql</w:t>
+      </w:r>
+      <w:proofErr w:type="spellEnd"/>
+      <w:r>
+        <w:rPr>
+          <w:rFonts w:ascii="Arial" w:eastAsia="Times New Roman" w:hAnsi="Arial" w:cs="Arial"/>
+          <w:color w:val="0A0A0A"/>
+          <w:shd w:val="clear" w:color="auto" w:fill="E5EDFF"/>
+        </w:rPr>
+        <w:t xml:space="preserve"> transaction</w:t>
       </w:r>
       <w:r>
         <w:rPr>
@@ -5508,7 +7366,61 @@
           <w:color w:val="0A0A0A"/>
           <w:shd w:val="clear" w:color="auto" w:fill="E5EDFF"/>
         </w:rPr>
-        <w:t>- count(), avg(), sum()</w:t>
+        <w:t xml:space="preserve">- </w:t>
+      </w:r>
+      <w:proofErr w:type="gramStart"/>
+      <w:r>
+        <w:rPr>
+          <w:rFonts w:ascii="Arial" w:eastAsia="Times New Roman" w:hAnsi="Arial" w:cs="Arial"/>
+          <w:color w:val="0A0A0A"/>
+          <w:shd w:val="clear" w:color="auto" w:fill="E5EDFF"/>
+        </w:rPr>
+        <w:t>count(</w:t>
+      </w:r>
+      <w:proofErr w:type="gramEnd"/>
+      <w:r>
+        <w:rPr>
+          <w:rFonts w:ascii="Arial" w:eastAsia="Times New Roman" w:hAnsi="Arial" w:cs="Arial"/>
+          <w:color w:val="0A0A0A"/>
+          <w:shd w:val="clear" w:color="auto" w:fill="E5EDFF"/>
+        </w:rPr>
+        <w:t xml:space="preserve">), </w:t>
+      </w:r>
+      <w:proofErr w:type="gramStart"/>
+      <w:r>
+        <w:rPr>
+          <w:rFonts w:ascii="Arial" w:eastAsia="Times New Roman" w:hAnsi="Arial" w:cs="Arial"/>
+          <w:color w:val="0A0A0A"/>
+          <w:shd w:val="clear" w:color="auto" w:fill="E5EDFF"/>
+        </w:rPr>
+        <w:t>avg(</w:t>
+      </w:r>
+      <w:proofErr w:type="gramEnd"/>
+      <w:r>
+        <w:rPr>
+          <w:rFonts w:ascii="Arial" w:eastAsia="Times New Roman" w:hAnsi="Arial" w:cs="Arial"/>
+          <w:color w:val="0A0A0A"/>
+          <w:shd w:val="clear" w:color="auto" w:fill="E5EDFF"/>
+        </w:rPr>
+        <w:t xml:space="preserve">), </w:t>
+      </w:r>
+      <w:proofErr w:type="gramStart"/>
+      <w:r>
+        <w:rPr>
+          <w:rFonts w:ascii="Arial" w:eastAsia="Times New Roman" w:hAnsi="Arial" w:cs="Arial"/>
+          <w:color w:val="0A0A0A"/>
+          <w:shd w:val="clear" w:color="auto" w:fill="E5EDFF"/>
+        </w:rPr>
+        <w:t>sum(</w:t>
+      </w:r>
+      <w:proofErr w:type="gramEnd"/>
+      <w:r>
+        <w:rPr>
+          <w:rFonts w:ascii="Arial" w:eastAsia="Times New Roman" w:hAnsi="Arial" w:cs="Arial"/>
+          <w:color w:val="0A0A0A"/>
+          <w:shd w:val="clear" w:color="auto" w:fill="E5EDFF"/>
+        </w:rPr>
+        <w:t>)</w:t>
       </w:r>
     </w:p>
     <w:p>
@@ -5669,7 +7581,25 @@
           <w:color w:val="0A0A0A"/>
           <w:shd w:val="clear" w:color="auto" w:fill="E5EDFF"/>
         </w:rPr>
-        <w:t>-create use cursor</w:t>
+        <w:t xml:space="preserve">-create </w:t>
+      </w:r>
+      <w:proofErr w:type="gramStart"/>
+      <w:r>
+        <w:rPr>
+          <w:rFonts w:ascii="Arial" w:eastAsia="Times New Roman" w:hAnsi="Arial" w:cs="Arial"/>
+          <w:color w:val="0A0A0A"/>
+          <w:shd w:val="clear" w:color="auto" w:fill="E5EDFF"/>
+        </w:rPr>
+        <w:t>use</w:t>
+      </w:r>
+      <w:proofErr w:type="gramEnd"/>
+      <w:r>
+        <w:rPr>
+          <w:rFonts w:ascii="Arial" w:eastAsia="Times New Roman" w:hAnsi="Arial" w:cs="Arial"/>
+          <w:color w:val="0A0A0A"/>
+          <w:shd w:val="clear" w:color="auto" w:fill="E5EDFF"/>
+        </w:rPr>
+        <w:t xml:space="preserve"> cursor</w:t>
       </w:r>
     </w:p>
     <w:p>
@@ -5996,34 +7926,70 @@
           <w:color w:val="0A0A0A"/>
           <w:shd w:val="clear" w:color="auto" w:fill="E5EDFF"/>
         </w:rPr>
-        <w:t>In MySQL (specifically for the default InnoDB storage engine), all indexes other than the primary key are inherently non-clustered, or "secondary" indexes. You cannot explicitly use a NONCLUSTERED keyword in MySQL; the CREATE INDEX statement automatically creates a non-clustered index.</w:t>
-      </w:r>
-    </w:p>
-    <w:p>
-      <w:pPr>
-        <w:shd w:val="clear" w:color="auto" w:fill="FFFFFF"/>
-        <w:spacing w:after="180" w:line="360" w:lineRule="atLeast"/>
-        <w:rPr>
-          <w:rFonts w:ascii="Arial" w:eastAsia="Times New Roman" w:hAnsi="Arial" w:cs="Arial"/>
-          <w:color w:val="0A0A0A"/>
-          <w:shd w:val="clear" w:color="auto" w:fill="E5EDFF"/>
-        </w:rPr>
-      </w:pPr>
-      <w:r>
-        <w:rPr>
-          <w:rFonts w:ascii="Arial" w:eastAsia="Times New Roman" w:hAnsi="Arial" w:cs="Arial"/>
-          <w:color w:val="0A0A0A"/>
-          <w:shd w:val="clear" w:color="auto" w:fill="E5EDFF"/>
-        </w:rPr>
-        <w:tab/>
-      </w:r>
-      <w:r>
-        <w:rPr>
-          <w:rFonts w:ascii="Arial" w:eastAsia="Times New Roman" w:hAnsi="Arial" w:cs="Arial"/>
-          <w:color w:val="0A0A0A"/>
-          <w:shd w:val="clear" w:color="auto" w:fill="E5EDFF"/>
-        </w:rPr>
-        <w:t>In MySQL's InnoDB storage engine, you do not use a dedicated CREATE CLUSTERED INDEX statement. Instead, the PRIMARY KEY automatically serves as the clustered index.</w:t>
+        <w:t xml:space="preserve">In MySQL (specifically for the default </w:t>
+      </w:r>
+      <w:proofErr w:type="spellStart"/>
+      <w:r>
+        <w:rPr>
+          <w:rFonts w:ascii="Arial" w:eastAsia="Times New Roman" w:hAnsi="Arial" w:cs="Arial"/>
+          <w:color w:val="0A0A0A"/>
+          <w:shd w:val="clear" w:color="auto" w:fill="E5EDFF"/>
+        </w:rPr>
+        <w:t>InnoDB</w:t>
+      </w:r>
+      <w:proofErr w:type="spellEnd"/>
+      <w:r>
+        <w:rPr>
+          <w:rFonts w:ascii="Arial" w:eastAsia="Times New Roman" w:hAnsi="Arial" w:cs="Arial"/>
+          <w:color w:val="0A0A0A"/>
+          <w:shd w:val="clear" w:color="auto" w:fill="E5EDFF"/>
+        </w:rPr>
+        <w:t xml:space="preserve"> storage engine), all indexes other than the primary key are inherently non-clustered, or "secondary" indexes. You cannot explicitly use a NONCLUSTERED keyword in MySQL; the CREATE INDEX statement automatically creates a non-clustered index.</w:t>
+      </w:r>
+    </w:p>
+    <w:p>
+      <w:pPr>
+        <w:shd w:val="clear" w:color="auto" w:fill="FFFFFF"/>
+        <w:spacing w:after="180" w:line="360" w:lineRule="atLeast"/>
+        <w:rPr>
+          <w:rFonts w:ascii="Arial" w:eastAsia="Times New Roman" w:hAnsi="Arial" w:cs="Arial"/>
+          <w:color w:val="0A0A0A"/>
+          <w:shd w:val="clear" w:color="auto" w:fill="E5EDFF"/>
+        </w:rPr>
+      </w:pPr>
+      <w:r>
+        <w:rPr>
+          <w:rFonts w:ascii="Arial" w:eastAsia="Times New Roman" w:hAnsi="Arial" w:cs="Arial"/>
+          <w:color w:val="0A0A0A"/>
+          <w:shd w:val="clear" w:color="auto" w:fill="E5EDFF"/>
+        </w:rPr>
+        <w:tab/>
+      </w:r>
+      <w:r>
+        <w:rPr>
+          <w:rFonts w:ascii="Arial" w:eastAsia="Times New Roman" w:hAnsi="Arial" w:cs="Arial"/>
+          <w:color w:val="0A0A0A"/>
+          <w:shd w:val="clear" w:color="auto" w:fill="E5EDFF"/>
+        </w:rPr>
+        <w:t xml:space="preserve">In MySQL's </w:t>
+      </w:r>
+      <w:proofErr w:type="spellStart"/>
+      <w:r>
+        <w:rPr>
+          <w:rFonts w:ascii="Arial" w:eastAsia="Times New Roman" w:hAnsi="Arial" w:cs="Arial"/>
+          <w:color w:val="0A0A0A"/>
+          <w:shd w:val="clear" w:color="auto" w:fill="E5EDFF"/>
+        </w:rPr>
+        <w:t>InnoDB</w:t>
+      </w:r>
+      <w:proofErr w:type="spellEnd"/>
+      <w:r>
+        <w:rPr>
+          <w:rFonts w:ascii="Arial" w:eastAsia="Times New Roman" w:hAnsi="Arial" w:cs="Arial"/>
+          <w:color w:val="0A0A0A"/>
+          <w:shd w:val="clear" w:color="auto" w:fill="E5EDFF"/>
+        </w:rPr>
+        <w:t xml:space="preserve"> storage engine, you do not use a dedicated CREATE CLUSTERED INDEX statement. Instead, the PRIMARY KEY automatically serves as the clustered index.</w:t>
       </w:r>
     </w:p>
     <w:p>
@@ -6260,56 +8226,192 @@
           <w:color w:val="FFFFFF" w:themeColor="background1"/>
           <w:shd w:val="clear" w:color="auto" w:fill="E5EDFF"/>
         </w:rPr>
-        <w:t xml:space="preserve">CREATE TABLE log(id int PRIMARY KEY, description varchar(300), quantity int, product_id int, </w:t>
-      </w:r>
-    </w:p>
-    <w:p>
-      <w:pPr>
-        <w:shd w:val="clear" w:color="auto" w:fill="FFFFFF"/>
-        <w:spacing w:after="180" w:line="360" w:lineRule="atLeast"/>
+        <w:t xml:space="preserve">CREATE TABLE </w:t>
+      </w:r>
+      <w:proofErr w:type="gramStart"/>
+      <w:r>
         <w:rPr>
           <w:rFonts w:ascii="Arial" w:eastAsia="Times New Roman" w:hAnsi="Arial" w:cs="Arial"/>
           <w:color w:val="FFFFFF" w:themeColor="background1"/>
           <w:shd w:val="clear" w:color="auto" w:fill="E5EDFF"/>
         </w:rPr>
-      </w:pPr>
+        <w:t>log(</w:t>
+      </w:r>
+      <w:proofErr w:type="gramEnd"/>
       <w:r>
         <w:rPr>
           <w:rFonts w:ascii="Arial" w:eastAsia="Times New Roman" w:hAnsi="Arial" w:cs="Arial"/>
           <w:color w:val="FFFFFF" w:themeColor="background1"/>
           <w:shd w:val="clear" w:color="auto" w:fill="E5EDFF"/>
         </w:rPr>
-        <w:t>CONSTRAINT products_fk FOREIGN KEY (product_id) REFERENCES products(product_id))</w:t>
-      </w:r>
-    </w:p>
-    <w:p>
-      <w:pPr>
-        <w:shd w:val="clear" w:color="auto" w:fill="FFFFFF"/>
-        <w:spacing w:after="180" w:line="360" w:lineRule="atLeast"/>
+        <w:t xml:space="preserve">id int PRIMARY KEY, description </w:t>
+      </w:r>
+      <w:proofErr w:type="gramStart"/>
+      <w:r>
         <w:rPr>
           <w:rFonts w:ascii="Arial" w:eastAsia="Times New Roman" w:hAnsi="Arial" w:cs="Arial"/>
           <w:color w:val="FFFFFF" w:themeColor="background1"/>
           <w:shd w:val="clear" w:color="auto" w:fill="E5EDFF"/>
         </w:rPr>
-      </w:pPr>
-    </w:p>
-    <w:p>
-      <w:pPr>
-        <w:shd w:val="clear" w:color="auto" w:fill="FFFFFF"/>
-        <w:spacing w:after="180" w:line="360" w:lineRule="atLeast"/>
+        <w:t>varchar(</w:t>
+      </w:r>
+      <w:proofErr w:type="gramEnd"/>
+      <w:r>
         <w:rPr>
           <w:rFonts w:ascii="Arial" w:eastAsia="Times New Roman" w:hAnsi="Arial" w:cs="Arial"/>
           <w:color w:val="FFFFFF" w:themeColor="background1"/>
           <w:shd w:val="clear" w:color="auto" w:fill="E5EDFF"/>
         </w:rPr>
-      </w:pPr>
+        <w:t xml:space="preserve">300), quantity int, </w:t>
+      </w:r>
+      <w:proofErr w:type="spellStart"/>
       <w:r>
         <w:rPr>
           <w:rFonts w:ascii="Arial" w:eastAsia="Times New Roman" w:hAnsi="Arial" w:cs="Arial"/>
           <w:color w:val="FFFFFF" w:themeColor="background1"/>
           <w:shd w:val="clear" w:color="auto" w:fill="E5EDFF"/>
         </w:rPr>
-        <w:t>ALTER TABLE orders ADD PRIMARY KEY(order_id)</w:t>
+        <w:t>product_id</w:t>
+      </w:r>
+      <w:proofErr w:type="spellEnd"/>
+      <w:r>
+        <w:rPr>
+          <w:rFonts w:ascii="Arial" w:eastAsia="Times New Roman" w:hAnsi="Arial" w:cs="Arial"/>
+          <w:color w:val="FFFFFF" w:themeColor="background1"/>
+          <w:shd w:val="clear" w:color="auto" w:fill="E5EDFF"/>
+        </w:rPr>
+        <w:t xml:space="preserve"> int, </w:t>
+      </w:r>
+    </w:p>
+    <w:p>
+      <w:pPr>
+        <w:shd w:val="clear" w:color="auto" w:fill="FFFFFF"/>
+        <w:spacing w:after="180" w:line="360" w:lineRule="atLeast"/>
+        <w:rPr>
+          <w:rFonts w:ascii="Arial" w:eastAsia="Times New Roman" w:hAnsi="Arial" w:cs="Arial"/>
+          <w:color w:val="FFFFFF" w:themeColor="background1"/>
+          <w:shd w:val="clear" w:color="auto" w:fill="E5EDFF"/>
+        </w:rPr>
+      </w:pPr>
+      <w:r>
+        <w:rPr>
+          <w:rFonts w:ascii="Arial" w:eastAsia="Times New Roman" w:hAnsi="Arial" w:cs="Arial"/>
+          <w:color w:val="FFFFFF" w:themeColor="background1"/>
+          <w:shd w:val="clear" w:color="auto" w:fill="E5EDFF"/>
+        </w:rPr>
+        <w:t xml:space="preserve">CONSTRAINT </w:t>
+      </w:r>
+      <w:proofErr w:type="spellStart"/>
+      <w:r>
+        <w:rPr>
+          <w:rFonts w:ascii="Arial" w:eastAsia="Times New Roman" w:hAnsi="Arial" w:cs="Arial"/>
+          <w:color w:val="FFFFFF" w:themeColor="background1"/>
+          <w:shd w:val="clear" w:color="auto" w:fill="E5EDFF"/>
+        </w:rPr>
+        <w:t>products_fk</w:t>
+      </w:r>
+      <w:proofErr w:type="spellEnd"/>
+      <w:r>
+        <w:rPr>
+          <w:rFonts w:ascii="Arial" w:eastAsia="Times New Roman" w:hAnsi="Arial" w:cs="Arial"/>
+          <w:color w:val="FFFFFF" w:themeColor="background1"/>
+          <w:shd w:val="clear" w:color="auto" w:fill="E5EDFF"/>
+        </w:rPr>
+        <w:t xml:space="preserve"> FOREIGN KEY (</w:t>
+      </w:r>
+      <w:proofErr w:type="spellStart"/>
+      <w:r>
+        <w:rPr>
+          <w:rFonts w:ascii="Arial" w:eastAsia="Times New Roman" w:hAnsi="Arial" w:cs="Arial"/>
+          <w:color w:val="FFFFFF" w:themeColor="background1"/>
+          <w:shd w:val="clear" w:color="auto" w:fill="E5EDFF"/>
+        </w:rPr>
+        <w:t>product_id</w:t>
+      </w:r>
+      <w:proofErr w:type="spellEnd"/>
+      <w:r>
+        <w:rPr>
+          <w:rFonts w:ascii="Arial" w:eastAsia="Times New Roman" w:hAnsi="Arial" w:cs="Arial"/>
+          <w:color w:val="FFFFFF" w:themeColor="background1"/>
+          <w:shd w:val="clear" w:color="auto" w:fill="E5EDFF"/>
+        </w:rPr>
+        <w:t>) REFERENCES products(</w:t>
+      </w:r>
+      <w:proofErr w:type="spellStart"/>
+      <w:r>
+        <w:rPr>
+          <w:rFonts w:ascii="Arial" w:eastAsia="Times New Roman" w:hAnsi="Arial" w:cs="Arial"/>
+          <w:color w:val="FFFFFF" w:themeColor="background1"/>
+          <w:shd w:val="clear" w:color="auto" w:fill="E5EDFF"/>
+        </w:rPr>
+        <w:t>product_id</w:t>
+      </w:r>
+      <w:proofErr w:type="spellEnd"/>
+      <w:r>
+        <w:rPr>
+          <w:rFonts w:ascii="Arial" w:eastAsia="Times New Roman" w:hAnsi="Arial" w:cs="Arial"/>
+          <w:color w:val="FFFFFF" w:themeColor="background1"/>
+          <w:shd w:val="clear" w:color="auto" w:fill="E5EDFF"/>
+        </w:rPr>
+        <w:t>))</w:t>
+      </w:r>
+    </w:p>
+    <w:p>
+      <w:pPr>
+        <w:shd w:val="clear" w:color="auto" w:fill="FFFFFF"/>
+        <w:spacing w:after="180" w:line="360" w:lineRule="atLeast"/>
+        <w:rPr>
+          <w:rFonts w:ascii="Arial" w:eastAsia="Times New Roman" w:hAnsi="Arial" w:cs="Arial"/>
+          <w:color w:val="FFFFFF" w:themeColor="background1"/>
+          <w:shd w:val="clear" w:color="auto" w:fill="E5EDFF"/>
+        </w:rPr>
+      </w:pPr>
+    </w:p>
+    <w:p>
+      <w:pPr>
+        <w:shd w:val="clear" w:color="auto" w:fill="FFFFFF"/>
+        <w:spacing w:after="180" w:line="360" w:lineRule="atLeast"/>
+        <w:rPr>
+          <w:rFonts w:ascii="Arial" w:eastAsia="Times New Roman" w:hAnsi="Arial" w:cs="Arial"/>
+          <w:color w:val="FFFFFF" w:themeColor="background1"/>
+          <w:shd w:val="clear" w:color="auto" w:fill="E5EDFF"/>
+        </w:rPr>
+      </w:pPr>
+      <w:r>
+        <w:rPr>
+          <w:rFonts w:ascii="Arial" w:eastAsia="Times New Roman" w:hAnsi="Arial" w:cs="Arial"/>
+          <w:color w:val="FFFFFF" w:themeColor="background1"/>
+          <w:shd w:val="clear" w:color="auto" w:fill="E5EDFF"/>
+        </w:rPr>
+        <w:t xml:space="preserve">ALTER TABLE orders ADD PRIMARY </w:t>
+      </w:r>
+      <w:proofErr w:type="gramStart"/>
+      <w:r>
+        <w:rPr>
+          <w:rFonts w:ascii="Arial" w:eastAsia="Times New Roman" w:hAnsi="Arial" w:cs="Arial"/>
+          <w:color w:val="FFFFFF" w:themeColor="background1"/>
+          <w:shd w:val="clear" w:color="auto" w:fill="E5EDFF"/>
+        </w:rPr>
+        <w:t>KEY(</w:t>
+      </w:r>
+      <w:proofErr w:type="spellStart"/>
+      <w:proofErr w:type="gramEnd"/>
+      <w:r>
+        <w:rPr>
+          <w:rFonts w:ascii="Arial" w:eastAsia="Times New Roman" w:hAnsi="Arial" w:cs="Arial"/>
+          <w:color w:val="FFFFFF" w:themeColor="background1"/>
+          <w:shd w:val="clear" w:color="auto" w:fill="E5EDFF"/>
+        </w:rPr>
+        <w:t>order_id</w:t>
+      </w:r>
+      <w:proofErr w:type="spellEnd"/>
+      <w:r>
+        <w:rPr>
+          <w:rFonts w:ascii="Arial" w:eastAsia="Times New Roman" w:hAnsi="Arial" w:cs="Arial"/>
+          <w:color w:val="FFFFFF" w:themeColor="background1"/>
+          <w:shd w:val="clear" w:color="auto" w:fill="E5EDFF"/>
+        </w:rPr>
+        <w:t>)</w:t>
       </w:r>
     </w:p>
     <w:p>
@@ -6342,7 +8444,25 @@
           <w:color w:val="0A0A0A"/>
           <w:shd w:val="clear" w:color="auto" w:fill="E5EDFF"/>
         </w:rPr>
-        <w:t>-Where between, in, like</w:t>
+        <w:t xml:space="preserve">-Where </w:t>
+      </w:r>
+      <w:proofErr w:type="gramStart"/>
+      <w:r>
+        <w:rPr>
+          <w:rFonts w:ascii="Arial" w:eastAsia="Times New Roman" w:hAnsi="Arial" w:cs="Arial"/>
+          <w:color w:val="0A0A0A"/>
+          <w:shd w:val="clear" w:color="auto" w:fill="E5EDFF"/>
+        </w:rPr>
+        <w:t>between</w:t>
+      </w:r>
+      <w:proofErr w:type="gramEnd"/>
+      <w:r>
+        <w:rPr>
+          <w:rFonts w:ascii="Arial" w:eastAsia="Times New Roman" w:hAnsi="Arial" w:cs="Arial"/>
+          <w:color w:val="0A0A0A"/>
+          <w:shd w:val="clear" w:color="auto" w:fill="E5EDFF"/>
+        </w:rPr>
+        <w:t>, in, like</w:t>
       </w:r>
       <w:r>
         <w:rPr>
@@ -6532,7 +8652,25 @@
           <w:shd w:val="clear" w:color="auto" w:fill="E5EDFF"/>
         </w:rPr>
         <w:tab/>
-        <w:t>Select distinct employee_name from employees</w:t>
+        <w:t xml:space="preserve">Select distinct </w:t>
+      </w:r>
+      <w:proofErr w:type="spellStart"/>
+      <w:r>
+        <w:rPr>
+          <w:rFonts w:ascii="Arial" w:eastAsia="Times New Roman" w:hAnsi="Arial" w:cs="Arial"/>
+          <w:color w:val="0A0A0A"/>
+          <w:shd w:val="clear" w:color="auto" w:fill="E5EDFF"/>
+        </w:rPr>
+        <w:t>employee_name</w:t>
+      </w:r>
+      <w:proofErr w:type="spellEnd"/>
+      <w:r>
+        <w:rPr>
+          <w:rFonts w:ascii="Arial" w:eastAsia="Times New Roman" w:hAnsi="Arial" w:cs="Arial"/>
+          <w:color w:val="0A0A0A"/>
+          <w:shd w:val="clear" w:color="auto" w:fill="E5EDFF"/>
+        </w:rPr>
+        <w:t xml:space="preserve"> from employees</w:t>
       </w:r>
     </w:p>
     <w:p>
@@ -6852,26 +8990,80 @@
           <w:color w:val="0A0A0A"/>
           <w:shd w:val="clear" w:color="auto" w:fill="E5EDFF"/>
         </w:rPr>
-        <w:t>-rank()</w:t>
-      </w:r>
-    </w:p>
-    <w:p>
-      <w:pPr>
-        <w:shd w:val="clear" w:color="auto" w:fill="FFFFFF"/>
-        <w:spacing w:after="180" w:line="360" w:lineRule="atLeast"/>
-        <w:rPr>
-          <w:rFonts w:ascii="Arial" w:eastAsia="Times New Roman" w:hAnsi="Arial" w:cs="Arial"/>
-          <w:color w:val="0A0A0A"/>
-          <w:shd w:val="clear" w:color="auto" w:fill="E5EDFF"/>
-        </w:rPr>
-      </w:pPr>
-      <w:r>
-        <w:rPr>
-          <w:rFonts w:ascii="Arial" w:eastAsia="Times New Roman" w:hAnsi="Arial" w:cs="Arial"/>
-          <w:color w:val="0A0A0A"/>
-          <w:shd w:val="clear" w:color="auto" w:fill="E5EDFF"/>
-        </w:rPr>
-        <w:t>-row_number()</w:t>
+        <w:t>-</w:t>
+      </w:r>
+      <w:proofErr w:type="gramStart"/>
+      <w:r>
+        <w:rPr>
+          <w:rFonts w:ascii="Arial" w:eastAsia="Times New Roman" w:hAnsi="Arial" w:cs="Arial"/>
+          <w:color w:val="0A0A0A"/>
+          <w:shd w:val="clear" w:color="auto" w:fill="E5EDFF"/>
+        </w:rPr>
+        <w:t>rank(</w:t>
+      </w:r>
+      <w:proofErr w:type="gramEnd"/>
+      <w:r>
+        <w:rPr>
+          <w:rFonts w:ascii="Arial" w:eastAsia="Times New Roman" w:hAnsi="Arial" w:cs="Arial"/>
+          <w:color w:val="0A0A0A"/>
+          <w:shd w:val="clear" w:color="auto" w:fill="E5EDFF"/>
+        </w:rPr>
+        <w:t>)</w:t>
+      </w:r>
+    </w:p>
+    <w:p>
+      <w:pPr>
+        <w:shd w:val="clear" w:color="auto" w:fill="FFFFFF"/>
+        <w:spacing w:after="180" w:line="360" w:lineRule="atLeast"/>
+        <w:rPr>
+          <w:rFonts w:ascii="Arial" w:eastAsia="Times New Roman" w:hAnsi="Arial" w:cs="Arial"/>
+          <w:color w:val="0A0A0A"/>
+          <w:shd w:val="clear" w:color="auto" w:fill="E5EDFF"/>
+        </w:rPr>
+      </w:pPr>
+      <w:r>
+        <w:rPr>
+          <w:rFonts w:ascii="Arial" w:eastAsia="Times New Roman" w:hAnsi="Arial" w:cs="Arial"/>
+          <w:color w:val="0A0A0A"/>
+          <w:shd w:val="clear" w:color="auto" w:fill="E5EDFF"/>
+        </w:rPr>
+        <w:t>-</w:t>
+      </w:r>
+      <w:proofErr w:type="spellStart"/>
+      <w:r>
+        <w:rPr>
+          <w:rFonts w:ascii="Arial" w:eastAsia="Times New Roman" w:hAnsi="Arial" w:cs="Arial"/>
+          <w:color w:val="0A0A0A"/>
+          <w:shd w:val="clear" w:color="auto" w:fill="E5EDFF"/>
+        </w:rPr>
+        <w:t>row_</w:t>
+      </w:r>
+      <w:proofErr w:type="gramStart"/>
+      <w:r>
+        <w:rPr>
+          <w:rFonts w:ascii="Arial" w:eastAsia="Times New Roman" w:hAnsi="Arial" w:cs="Arial"/>
+          <w:color w:val="0A0A0A"/>
+          <w:shd w:val="clear" w:color="auto" w:fill="E5EDFF"/>
+        </w:rPr>
+        <w:t>number</w:t>
+      </w:r>
+      <w:proofErr w:type="spellEnd"/>
+      <w:r>
+        <w:rPr>
+          <w:rFonts w:ascii="Arial" w:eastAsia="Times New Roman" w:hAnsi="Arial" w:cs="Arial"/>
+          <w:color w:val="0A0A0A"/>
+          <w:shd w:val="clear" w:color="auto" w:fill="E5EDFF"/>
+        </w:rPr>
+        <w:t>(</w:t>
+      </w:r>
+      <w:proofErr w:type="gramEnd"/>
+      <w:r>
+        <w:rPr>
+          <w:rFonts w:ascii="Arial" w:eastAsia="Times New Roman" w:hAnsi="Arial" w:cs="Arial"/>
+          <w:color w:val="0A0A0A"/>
+          <w:shd w:val="clear" w:color="auto" w:fill="E5EDFF"/>
+        </w:rPr>
+        <w:t>)</w:t>
       </w:r>
     </w:p>
     <w:p>
@@ -7088,13 +9280,23 @@
           <w:shd w:val="clear" w:color="auto" w:fill="E5EDFF"/>
         </w:rPr>
       </w:pPr>
-      <w:r>
-        <w:rPr>
-          <w:rFonts w:ascii="Arial" w:eastAsia="Times New Roman" w:hAnsi="Arial" w:cs="Arial"/>
-          <w:color w:val="0A0A0A"/>
-          <w:shd w:val="clear" w:color="auto" w:fill="E5EDFF"/>
-        </w:rPr>
-        <w:t>sql not use, limit and offset instead</w:t>
+      <w:proofErr w:type="spellStart"/>
+      <w:r>
+        <w:rPr>
+          <w:rFonts w:ascii="Arial" w:eastAsia="Times New Roman" w:hAnsi="Arial" w:cs="Arial"/>
+          <w:color w:val="0A0A0A"/>
+          <w:shd w:val="clear" w:color="auto" w:fill="E5EDFF"/>
+        </w:rPr>
+        <w:t>sql</w:t>
+      </w:r>
+      <w:proofErr w:type="spellEnd"/>
+      <w:r>
+        <w:rPr>
+          <w:rFonts w:ascii="Arial" w:eastAsia="Times New Roman" w:hAnsi="Arial" w:cs="Arial"/>
+          <w:color w:val="0A0A0A"/>
+          <w:shd w:val="clear" w:color="auto" w:fill="E5EDFF"/>
+        </w:rPr>
+        <w:t xml:space="preserve"> not use, limit and offset instead</w:t>
       </w:r>
     </w:p>
     <w:p>
@@ -7121,7 +9323,25 @@
           <w:color w:val="0A0A0A"/>
           <w:shd w:val="clear" w:color="auto" w:fill="E5EDFF"/>
         </w:rPr>
-        <w:t>-sql string into date</w:t>
+        <w:t>-</w:t>
+      </w:r>
+      <w:proofErr w:type="spellStart"/>
+      <w:r>
+        <w:rPr>
+          <w:rFonts w:ascii="Arial" w:eastAsia="Times New Roman" w:hAnsi="Arial" w:cs="Arial"/>
+          <w:color w:val="0A0A0A"/>
+          <w:shd w:val="clear" w:color="auto" w:fill="E5EDFF"/>
+        </w:rPr>
+        <w:t>sql</w:t>
+      </w:r>
+      <w:proofErr w:type="spellEnd"/>
+      <w:r>
+        <w:rPr>
+          <w:rFonts w:ascii="Arial" w:eastAsia="Times New Roman" w:hAnsi="Arial" w:cs="Arial"/>
+          <w:color w:val="0A0A0A"/>
+          <w:shd w:val="clear" w:color="auto" w:fill="E5EDFF"/>
+        </w:rPr>
+        <w:t xml:space="preserve"> string into date</w:t>
       </w:r>
     </w:p>
     <w:p>
@@ -7223,8 +9443,49 @@
           <w:shd w:val="clear" w:color="auto" w:fill="E5EDFF"/>
         </w:rPr>
         <w:tab/>
-        <w:t>SET @customerName = (SELECT customer_name from customers where customer_id= @last_client_id);</w:t>
-      </w:r>
+        <w:t xml:space="preserve">SET @customerName = (SELECT </w:t>
+      </w:r>
+      <w:proofErr w:type="spellStart"/>
+      <w:r>
+        <w:rPr>
+          <w:rFonts w:ascii="Arial" w:eastAsia="Times New Roman" w:hAnsi="Arial" w:cs="Arial"/>
+          <w:shd w:val="clear" w:color="auto" w:fill="E5EDFF"/>
+        </w:rPr>
+        <w:t>customer_name</w:t>
+      </w:r>
+      <w:proofErr w:type="spellEnd"/>
+      <w:r>
+        <w:rPr>
+          <w:rFonts w:ascii="Arial" w:eastAsia="Times New Roman" w:hAnsi="Arial" w:cs="Arial"/>
+          <w:shd w:val="clear" w:color="auto" w:fill="E5EDFF"/>
+        </w:rPr>
+        <w:t xml:space="preserve"> from customers where </w:t>
+      </w:r>
+      <w:proofErr w:type="spellStart"/>
+      <w:r>
+        <w:rPr>
+          <w:rFonts w:ascii="Arial" w:eastAsia="Times New Roman" w:hAnsi="Arial" w:cs="Arial"/>
+          <w:shd w:val="clear" w:color="auto" w:fill="E5EDFF"/>
+        </w:rPr>
+        <w:t>customer_id</w:t>
+      </w:r>
+      <w:proofErr w:type="spellEnd"/>
+      <w:r>
+        <w:rPr>
+          <w:rFonts w:ascii="Arial" w:eastAsia="Times New Roman" w:hAnsi="Arial" w:cs="Arial"/>
+          <w:shd w:val="clear" w:color="auto" w:fill="E5EDFF"/>
+        </w:rPr>
+        <w:t>= @last_client_id</w:t>
+      </w:r>
+      <w:proofErr w:type="gramStart"/>
+      <w:r>
+        <w:rPr>
+          <w:rFonts w:ascii="Arial" w:eastAsia="Times New Roman" w:hAnsi="Arial" w:cs="Arial"/>
+          <w:shd w:val="clear" w:color="auto" w:fill="E5EDFF"/>
+        </w:rPr>
+        <w:t>);</w:t>
+      </w:r>
+      <w:proofErr w:type="gramEnd"/>
     </w:p>
     <w:p/>
     <w:p>
@@ -7235,12 +9496,60 @@
     <w:p/>
     <w:p>
       <w:r>
-        <w:t>-add a defer block with @loading</w:t>
-      </w:r>
-    </w:p>
-    <w:p>
-      <w:r>
-        <w:t>@defer(on viewport){&lt;p&gt;hi message from {{user}}&lt;/p&gt;} @placeholder{&lt;p&gt;initial hi&lt;/p&gt;}@loading(minimum 3s){ &lt;p&gt;3 s message will display&lt;/p&gt;}</w:t>
+        <w:t xml:space="preserve">-add a defer block </w:t>
+      </w:r>
+      <w:proofErr w:type="gramStart"/>
+      <w:r>
+        <w:t>with @</w:t>
+      </w:r>
+      <w:proofErr w:type="gramEnd"/>
+      <w:r>
+        <w:t>loading</w:t>
+      </w:r>
+    </w:p>
+    <w:p>
+      <w:r>
+        <w:t>@</w:t>
+      </w:r>
+      <w:proofErr w:type="gramStart"/>
+      <w:r>
+        <w:t>defer(</w:t>
+      </w:r>
+      <w:proofErr w:type="gramEnd"/>
+      <w:r>
+        <w:t xml:space="preserve">on </w:t>
+      </w:r>
+      <w:proofErr w:type="gramStart"/>
+      <w:r>
+        <w:t>viewport){</w:t>
+      </w:r>
+      <w:proofErr w:type="gramEnd"/>
+      <w:r>
+        <w:t>&lt;p&gt;hi message from {{user</w:t>
+      </w:r>
+      <w:proofErr w:type="gramStart"/>
+      <w:r>
+        <w:t>}}&lt;</w:t>
+      </w:r>
+      <w:proofErr w:type="gramEnd"/>
+      <w:r>
+        <w:t>/p&gt;} @placeholder{&lt;p&gt;initial hi&lt;/p</w:t>
+      </w:r>
+      <w:proofErr w:type="gramStart"/>
+      <w:r>
+        <w:t>&gt;}@loading(</w:t>
+      </w:r>
+      <w:proofErr w:type="gramEnd"/>
+      <w:r>
+        <w:t>minimum 3</w:t>
+      </w:r>
+      <w:proofErr w:type="gramStart"/>
+      <w:r>
+        <w:t>s){</w:t>
+      </w:r>
+      <w:proofErr w:type="gramEnd"/>
+      <w:r>
+        <w:t xml:space="preserve"> &lt;p&gt;3 s message will display&lt;/p&gt;}</w:t>
       </w:r>
     </w:p>
     <w:p/>
@@ -7259,30 +9568,64 @@
       <w:r>
         <w:tab/>
       </w:r>
+      <w:proofErr w:type="spellStart"/>
       <w:r>
         <w:rPr>
           <w:highlight w:val="yellow"/>
         </w:rPr>
         <w:t>Saludador</w:t>
       </w:r>
-      <w:r>
-        <w:t xml:space="preserve"> = output&lt;string&gt;();</w:t>
-      </w:r>
-    </w:p>
-    <w:p>
-      <w:r>
-        <w:tab/>
-        <w:t xml:space="preserve">sendHi(message:string){ </w:t>
-      </w:r>
+      <w:proofErr w:type="spellEnd"/>
+      <w:r>
+        <w:t xml:space="preserve"> = output&lt;string</w:t>
+      </w:r>
+      <w:proofErr w:type="gramStart"/>
+      <w:r>
+        <w:t>&gt;();</w:t>
+      </w:r>
+      <w:proofErr w:type="gramEnd"/>
+    </w:p>
+    <w:p>
+      <w:r>
+        <w:tab/>
+      </w:r>
+      <w:proofErr w:type="spellStart"/>
+      <w:r>
+        <w:t>sendHi</w:t>
+      </w:r>
+      <w:proofErr w:type="spellEnd"/>
+      <w:r>
+        <w:t>(</w:t>
+      </w:r>
+      <w:proofErr w:type="spellStart"/>
+      <w:proofErr w:type="gramStart"/>
+      <w:r>
+        <w:t>message:string</w:t>
+      </w:r>
+      <w:proofErr w:type="spellEnd"/>
+      <w:r>
+        <w:t xml:space="preserve">){ </w:t>
+      </w:r>
+      <w:proofErr w:type="spellStart"/>
       <w:r>
         <w:rPr>
           <w:highlight w:val="yellow"/>
         </w:rPr>
         <w:t>saludador</w:t>
       </w:r>
-      <w:r>
-        <w:t>.emit(message)}</w:t>
-      </w:r>
+      <w:proofErr w:type="gramEnd"/>
+      <w:r>
+        <w:t>.emit</w:t>
+      </w:r>
+      <w:proofErr w:type="spellEnd"/>
+      <w:r>
+        <w:t>(</w:t>
+      </w:r>
+      <w:proofErr w:type="gramStart"/>
+      <w:r>
+        <w:t>message)}</w:t>
+      </w:r>
+      <w:proofErr w:type="gramEnd"/>
     </w:p>
     <w:p/>
     <w:p>
@@ -7295,55 +9638,153 @@
         <w:tab/>
         <w:t>&lt;app-child (</w:t>
       </w:r>
+      <w:proofErr w:type="spellStart"/>
       <w:r>
         <w:rPr>
           <w:highlight w:val="yellow"/>
         </w:rPr>
         <w:t>saludador</w:t>
       </w:r>
-      <w:r>
-        <w:t>)=agregarSaludo($event)&gt;</w:t>
-      </w:r>
-    </w:p>
-    <w:p>
-      <w:r>
-        <w:tab/>
-      </w:r>
-      <w:r>
-        <w:t>agregarSaludo(saludo:string){ signalname.set(saludo)}</w:t>
-      </w:r>
+      <w:proofErr w:type="spellEnd"/>
+      <w:r>
+        <w:t>)=</w:t>
+      </w:r>
+      <w:proofErr w:type="spellStart"/>
+      <w:r>
+        <w:t>agregarSaludo</w:t>
+      </w:r>
+      <w:proofErr w:type="spellEnd"/>
+      <w:r>
+        <w:t>($event)&gt;</w:t>
+      </w:r>
+    </w:p>
+    <w:p>
+      <w:r>
+        <w:tab/>
+      </w:r>
+      <w:proofErr w:type="spellStart"/>
+      <w:r>
+        <w:t>agregarSaludo</w:t>
+      </w:r>
+      <w:proofErr w:type="spellEnd"/>
+      <w:r>
+        <w:t>(</w:t>
+      </w:r>
+      <w:proofErr w:type="spellStart"/>
+      <w:proofErr w:type="gramStart"/>
+      <w:r>
+        <w:t>saludo:string</w:t>
+      </w:r>
+      <w:proofErr w:type="spellEnd"/>
+      <w:r>
+        <w:t xml:space="preserve">){ </w:t>
+      </w:r>
+      <w:proofErr w:type="spellStart"/>
+      <w:r>
+        <w:t>signalname.set</w:t>
+      </w:r>
+      <w:proofErr w:type="spellEnd"/>
+      <w:proofErr w:type="gramEnd"/>
+      <w:r>
+        <w:t>(</w:t>
+      </w:r>
+      <w:proofErr w:type="spellStart"/>
+      <w:proofErr w:type="gramStart"/>
+      <w:r>
+        <w:t>saludo</w:t>
+      </w:r>
+      <w:proofErr w:type="spellEnd"/>
+      <w:r>
+        <w:t>)}</w:t>
+      </w:r>
+      <w:proofErr w:type="gramEnd"/>
     </w:p>
     <w:p/>
     <w:p>
       <w:r>
-        <w:t>-send the key pressed in a input and alert its value</w:t>
-      </w:r>
-    </w:p>
-    <w:p>
-      <w:r>
-        <w:tab/>
-        <w:t>&lt;input (key</w:t>
+        <w:t xml:space="preserve">-send the key pressed in </w:t>
+      </w:r>
+      <w:proofErr w:type="gramStart"/>
+      <w:r>
+        <w:t>a</w:t>
+      </w:r>
+      <w:proofErr w:type="gramEnd"/>
+      <w:r>
+        <w:t xml:space="preserve"> input and alert its value</w:t>
+      </w:r>
+    </w:p>
+    <w:p>
+      <w:r>
+        <w:tab/>
+        <w:t>&lt;input (</w:t>
+      </w:r>
+      <w:proofErr w:type="spellStart"/>
+      <w:r>
+        <w:t>key</w:t>
       </w:r>
       <w:r>
         <w:t>up</w:t>
       </w:r>
-      <w:r>
-        <w:t>)=sendKey($event”)</w:t>
-      </w:r>
-    </w:p>
-    <w:p>
-      <w:r>
-        <w:tab/>
-        <w:t>sendKey(event: KeyboardEvent){</w:t>
-      </w:r>
-    </w:p>
-    <w:p>
-      <w:r>
-        <w:tab/>
-      </w:r>
-      <w:r>
-        <w:tab/>
-        <w:t>alert(event.key + “pressed”)</w:t>
+      <w:proofErr w:type="spellEnd"/>
+      <w:r>
+        <w:t>)=</w:t>
+      </w:r>
+      <w:proofErr w:type="spellStart"/>
+      <w:r>
+        <w:t>sendKey</w:t>
+      </w:r>
+      <w:proofErr w:type="spellEnd"/>
+      <w:r>
+        <w:t>($event”)</w:t>
+      </w:r>
+    </w:p>
+    <w:p>
+      <w:r>
+        <w:tab/>
+      </w:r>
+      <w:proofErr w:type="spellStart"/>
+      <w:proofErr w:type="gramStart"/>
+      <w:r>
+        <w:t>sendKey</w:t>
+      </w:r>
+      <w:proofErr w:type="spellEnd"/>
+      <w:r>
+        <w:t>(</w:t>
+      </w:r>
+      <w:proofErr w:type="gramEnd"/>
+      <w:r>
+        <w:t xml:space="preserve">event: </w:t>
+      </w:r>
+      <w:proofErr w:type="spellStart"/>
+      <w:proofErr w:type="gramStart"/>
+      <w:r>
+        <w:t>KeyboardEvent</w:t>
+      </w:r>
+      <w:proofErr w:type="spellEnd"/>
+      <w:r>
+        <w:t>){</w:t>
+      </w:r>
+      <w:proofErr w:type="gramEnd"/>
+    </w:p>
+    <w:p>
+      <w:r>
+        <w:tab/>
+      </w:r>
+      <w:r>
+        <w:tab/>
+      </w:r>
+      <w:proofErr w:type="gramStart"/>
+      <w:r>
+        <w:t>alert(</w:t>
+      </w:r>
+      <w:proofErr w:type="spellStart"/>
+      <w:proofErr w:type="gramEnd"/>
+      <w:r>
+        <w:t>event.key</w:t>
+      </w:r>
+      <w:proofErr w:type="spellEnd"/>
+      <w:r>
+        <w:t xml:space="preserve"> + “pressed”)</w:t>
       </w:r>
     </w:p>
     <w:p/>
@@ -7355,7 +9796,20 @@
     <w:p>
       <w:r>
         <w:tab/>
-        <w:t>&lt;button [disabled]=”aBooleanProperty”&gt;</w:t>
+        <w:t>&lt;button [disabled]</w:t>
+      </w:r>
+      <w:proofErr w:type="gramStart"/>
+      <w:r>
+        <w:t>=”</w:t>
+      </w:r>
+      <w:proofErr w:type="spellStart"/>
+      <w:r>
+        <w:t>aBooleanProperty</w:t>
+      </w:r>
+      <w:proofErr w:type="spellEnd"/>
+      <w:proofErr w:type="gramEnd"/>
+      <w:r>
+        <w:t>”&gt;</w:t>
       </w:r>
     </w:p>
     <w:p/>
@@ -7364,13 +9818,33 @@
         <w:t>-</w:t>
       </w:r>
       <w:r>
-        <w:t>send a property from parent into child with input.required</w:t>
-      </w:r>
-    </w:p>
-    <w:p>
-      <w:r>
-        <w:tab/>
-        <w:t>&lt;app-child [user]=”userObj” /&gt;</w:t>
+        <w:t xml:space="preserve">send a property from parent into child with </w:t>
+      </w:r>
+      <w:proofErr w:type="spellStart"/>
+      <w:proofErr w:type="gramStart"/>
+      <w:r>
+        <w:t>input.required</w:t>
+      </w:r>
+      <w:proofErr w:type="spellEnd"/>
+      <w:proofErr w:type="gramEnd"/>
+    </w:p>
+    <w:p>
+      <w:r>
+        <w:tab/>
+        <w:t>&lt;app-child [user]</w:t>
+      </w:r>
+      <w:proofErr w:type="gramStart"/>
+      <w:r>
+        <w:t>=”</w:t>
+      </w:r>
+      <w:proofErr w:type="spellStart"/>
+      <w:r>
+        <w:t>userObj</w:t>
+      </w:r>
+      <w:proofErr w:type="spellEnd"/>
+      <w:proofErr w:type="gramEnd"/>
+      <w:r>
+        <w:t>” /&gt;</w:t>
       </w:r>
     </w:p>
     <w:p>
@@ -7385,7 +9859,25 @@
       </w:r>
       <w:r>
         <w:tab/>
-        <w:t xml:space="preserve">User = input.required&lt;User&gt;(); </w:t>
+        <w:t xml:space="preserve">User = </w:t>
+      </w:r>
+      <w:proofErr w:type="spellStart"/>
+      <w:proofErr w:type="gramStart"/>
+      <w:r>
+        <w:t>input.required</w:t>
+      </w:r>
+      <w:proofErr w:type="spellEnd"/>
+      <w:proofErr w:type="gramEnd"/>
+      <w:r>
+        <w:t>&lt;User</w:t>
+      </w:r>
+      <w:proofErr w:type="gramStart"/>
+      <w:r>
+        <w:t>&gt;();</w:t>
+      </w:r>
+      <w:proofErr w:type="gramEnd"/>
+      <w:r>
+        <w:t xml:space="preserve"> </w:t>
       </w:r>
     </w:p>
     <w:p/>
@@ -7397,13 +9889,49 @@
     <w:p>
       <w:r>
         <w:tab/>
-        <w:t>Numeros: number[] = [1,2,3]</w:t>
-      </w:r>
-    </w:p>
-    <w:p>
-      <w:r>
-        <w:tab/>
-        <w:t>Personas: Person[] =  [{ name:”fer”, edad:40}]</w:t>
+      </w:r>
+      <w:proofErr w:type="spellStart"/>
+      <w:r>
+        <w:t>Numeros</w:t>
+      </w:r>
+      <w:proofErr w:type="spellEnd"/>
+      <w:r>
+        <w:t xml:space="preserve">: </w:t>
+      </w:r>
+      <w:proofErr w:type="gramStart"/>
+      <w:r>
+        <w:t>number[</w:t>
+      </w:r>
+      <w:proofErr w:type="gramEnd"/>
+      <w:r>
+        <w:t>] = [1,2,3]</w:t>
+      </w:r>
+    </w:p>
+    <w:p>
+      <w:r>
+        <w:tab/>
+        <w:t xml:space="preserve">Personas: </w:t>
+      </w:r>
+      <w:proofErr w:type="gramStart"/>
+      <w:r>
+        <w:t>Person[</w:t>
+      </w:r>
+      <w:proofErr w:type="gramEnd"/>
+      <w:r>
+        <w:t xml:space="preserve">] </w:t>
+      </w:r>
+      <w:proofErr w:type="gramStart"/>
+      <w:r>
+        <w:t xml:space="preserve">=  [{ </w:t>
+      </w:r>
+      <w:proofErr w:type="spellStart"/>
+      <w:r>
+        <w:t>name:”fer</w:t>
+      </w:r>
+      <w:proofErr w:type="spellEnd"/>
+      <w:proofErr w:type="gramEnd"/>
+      <w:r>
+        <w:t>”, edad:40}]</w:t>
       </w:r>
     </w:p>
     <w:p/>
@@ -7416,16 +9944,37 @@
     <w:p>
       <w:r>
         <w:tab/>
-        <w:t>@for(user of users; track user.id){</w:t>
-      </w:r>
-    </w:p>
-    <w:p>
-      <w:r>
-        <w:tab/>
-      </w:r>
-      <w:r>
-        <w:tab/>
-        <w:t>&lt;p&gt;{{user.name}}&lt;/p&gt;}</w:t>
+        <w:t>@</w:t>
+      </w:r>
+      <w:proofErr w:type="gramStart"/>
+      <w:r>
+        <w:t>for(</w:t>
+      </w:r>
+      <w:proofErr w:type="gramEnd"/>
+      <w:r>
+        <w:t xml:space="preserve">user of users; track </w:t>
+      </w:r>
+      <w:proofErr w:type="gramStart"/>
+      <w:r>
+        <w:t>user.id){</w:t>
+      </w:r>
+      <w:proofErr w:type="gramEnd"/>
+    </w:p>
+    <w:p>
+      <w:r>
+        <w:tab/>
+      </w:r>
+      <w:r>
+        <w:tab/>
+        <w:t>&lt;p&gt;{{user.name</w:t>
+      </w:r>
+      <w:proofErr w:type="gramStart"/>
+      <w:r>
+        <w:t>}}&lt;</w:t>
+      </w:r>
+      <w:proofErr w:type="gramEnd"/>
+      <w:r>
+        <w:t>/p&gt;}</w:t>
       </w:r>
     </w:p>
     <w:p/>
@@ -7437,13 +9986,38 @@
     <w:p>
       <w:r>
         <w:tab/>
-        <w:t>&lt;div (mouseover)=”mouseReceived()”&gt;</w:t>
-      </w:r>
-    </w:p>
-    <w:p>
-      <w:r>
-        <w:tab/>
-        <w:t>mouseReceived(){ alert(“mouse received”)</w:t>
+        <w:t>&lt;div (mouseover)</w:t>
+      </w:r>
+      <w:proofErr w:type="gramStart"/>
+      <w:r>
+        <w:t>=”</w:t>
+      </w:r>
+      <w:proofErr w:type="spellStart"/>
+      <w:r>
+        <w:t>mouseReceived</w:t>
+      </w:r>
+      <w:proofErr w:type="spellEnd"/>
+      <w:proofErr w:type="gramEnd"/>
+      <w:r>
+        <w:t>()”&gt;</w:t>
+      </w:r>
+    </w:p>
+    <w:p>
+      <w:r>
+        <w:tab/>
+      </w:r>
+      <w:proofErr w:type="spellStart"/>
+      <w:proofErr w:type="gramStart"/>
+      <w:r>
+        <w:t>mouseReceived</w:t>
+      </w:r>
+      <w:proofErr w:type="spellEnd"/>
+      <w:r>
+        <w:t>(){ alert</w:t>
+      </w:r>
+      <w:proofErr w:type="gramEnd"/>
+      <w:r>
+        <w:t>(“mouse received”)</w:t>
       </w:r>
     </w:p>
     <w:p/>
@@ -7455,7 +10029,15 @@
     <w:p>
       <w:r>
         <w:tab/>
-        <w:t>{{aProperty}}</w:t>
+        <w:t>{{</w:t>
+      </w:r>
+      <w:proofErr w:type="spellStart"/>
+      <w:r>
+        <w:t>aProperty</w:t>
+      </w:r>
+      <w:proofErr w:type="spellEnd"/>
+      <w:r>
+        <w:t>}}</w:t>
       </w:r>
     </w:p>
     <w:p>
@@ -7468,8 +10050,29 @@
         <w:tab/>
       </w:r>
       <w:r>
-        <w:t>@for(url of urlList; track $index){</w:t>
-      </w:r>
+        <w:t>@</w:t>
+      </w:r>
+      <w:proofErr w:type="gramStart"/>
+      <w:r>
+        <w:t>for(</w:t>
+      </w:r>
+      <w:proofErr w:type="gramEnd"/>
+      <w:r>
+        <w:t xml:space="preserve">url of </w:t>
+      </w:r>
+      <w:proofErr w:type="spellStart"/>
+      <w:r>
+        <w:t>urlList</w:t>
+      </w:r>
+      <w:proofErr w:type="spellEnd"/>
+      <w:r>
+        <w:t>; track $</w:t>
+      </w:r>
+      <w:proofErr w:type="gramStart"/>
+      <w:r>
+        <w:t>index){</w:t>
+      </w:r>
+      <w:proofErr w:type="gramEnd"/>
     </w:p>
     <w:p>
       <w:pPr>
@@ -7485,7 +10088,23 @@
         <w:t>app-home-pictures</w:t>
       </w:r>
       <w:r>
-        <w:t xml:space="preserve"> [url]="url"/&gt;}</w:t>
+        <w:t xml:space="preserve"> [</w:t>
+      </w:r>
+      <w:proofErr w:type="spellStart"/>
+      <w:r>
+        <w:t>url</w:t>
+      </w:r>
+      <w:proofErr w:type="spellEnd"/>
+      <w:r>
+        <w:t>]="</w:t>
+      </w:r>
+      <w:proofErr w:type="spellStart"/>
+      <w:r>
+        <w:t>url</w:t>
+      </w:r>
+      <w:proofErr w:type="spellEnd"/>
+      <w:r>
+        <w:t>"/&gt;}</w:t>
       </w:r>
     </w:p>
     <w:p>
@@ -7502,8 +10121,31 @@
         <w:tab/>
       </w:r>
       <w:r>
-        <w:t> url = input.required&lt;string&gt;();</w:t>
-      </w:r>
+        <w:t> </w:t>
+      </w:r>
+      <w:proofErr w:type="spellStart"/>
+      <w:r>
+        <w:t>url</w:t>
+      </w:r>
+      <w:proofErr w:type="spellEnd"/>
+      <w:r>
+        <w:t xml:space="preserve"> = </w:t>
+      </w:r>
+      <w:proofErr w:type="spellStart"/>
+      <w:proofErr w:type="gramStart"/>
+      <w:r>
+        <w:t>input.required</w:t>
+      </w:r>
+      <w:proofErr w:type="spellEnd"/>
+      <w:proofErr w:type="gramEnd"/>
+      <w:r>
+        <w:t>&lt;string</w:t>
+      </w:r>
+      <w:proofErr w:type="gramStart"/>
+      <w:r>
+        <w:t>&gt;();</w:t>
+      </w:r>
+      <w:proofErr w:type="gramEnd"/>
     </w:p>
     <w:p>
       <w:pPr>
@@ -7523,43 +10165,166 @@
     </w:p>
     <w:p>
       <w:r>
-        <w:t>-ngSrc load images ex</w:t>
-      </w:r>
-    </w:p>
-    <w:p>
-      <w:r>
-        <w:tab/>
-        <w:t>&lt;img [ngSrc]=”imagepath”&gt;</w:t>
-      </w:r>
-    </w:p>
-    <w:p>
-      <w:r>
-        <w:t>-modify css style properties in tags</w:t>
-      </w:r>
-    </w:p>
-    <w:p>
-      <w:r>
-        <w:tab/>
-        <w:t>&lt;button [style.background-color]=”isEnabled ? ‘blue’:’yellow’”&gt;Clickme&lt;/button&gt;</w:t>
-      </w:r>
-    </w:p>
-    <w:p>
-      <w:r>
-        <w:t>-keyup event example</w:t>
-      </w:r>
-    </w:p>
-    <w:p>
-      <w:r>
-        <w:tab/>
-        <w:t>&lt;input type=”text” (keyup.enter)=”submit()”/&gt;</w:t>
-      </w:r>
-    </w:p>
-    <w:p>
-      <w:r>
         <w:t>-</w:t>
       </w:r>
-      <w:r>
-        <w:t>twowaybinding [()] write in input and immediately show in screen</w:t>
+      <w:proofErr w:type="spellStart"/>
+      <w:r>
+        <w:t>ngSrc</w:t>
+      </w:r>
+      <w:proofErr w:type="spellEnd"/>
+      <w:r>
+        <w:t xml:space="preserve"> load images ex</w:t>
+      </w:r>
+    </w:p>
+    <w:p>
+      <w:r>
+        <w:tab/>
+        <w:t>&lt;</w:t>
+      </w:r>
+      <w:proofErr w:type="spellStart"/>
+      <w:r>
+        <w:t>img</w:t>
+      </w:r>
+      <w:proofErr w:type="spellEnd"/>
+      <w:r>
+        <w:t xml:space="preserve"> [</w:t>
+      </w:r>
+      <w:proofErr w:type="spellStart"/>
+      <w:r>
+        <w:t>ngSrc</w:t>
+      </w:r>
+      <w:proofErr w:type="spellEnd"/>
+      <w:r>
+        <w:t>]</w:t>
+      </w:r>
+      <w:proofErr w:type="gramStart"/>
+      <w:r>
+        <w:t>=”</w:t>
+      </w:r>
+      <w:proofErr w:type="spellStart"/>
+      <w:r>
+        <w:t>imagepath</w:t>
+      </w:r>
+      <w:proofErr w:type="spellEnd"/>
+      <w:proofErr w:type="gramEnd"/>
+      <w:r>
+        <w:t>”&gt;</w:t>
+      </w:r>
+    </w:p>
+    <w:p>
+      <w:r>
+        <w:t xml:space="preserve">-modify </w:t>
+      </w:r>
+      <w:proofErr w:type="spellStart"/>
+      <w:r>
+        <w:t>css</w:t>
+      </w:r>
+      <w:proofErr w:type="spellEnd"/>
+      <w:r>
+        <w:t xml:space="preserve"> style properties in tags</w:t>
+      </w:r>
+    </w:p>
+    <w:p>
+      <w:r>
+        <w:tab/>
+        <w:t>&lt;button [</w:t>
+      </w:r>
+      <w:proofErr w:type="spellStart"/>
+      <w:proofErr w:type="gramStart"/>
+      <w:r>
+        <w:t>style.background</w:t>
+      </w:r>
+      <w:proofErr w:type="spellEnd"/>
+      <w:proofErr w:type="gramEnd"/>
+      <w:r>
+        <w:t>-</w:t>
+      </w:r>
+      <w:proofErr w:type="gramStart"/>
+      <w:r>
+        <w:t>color]=</w:t>
+      </w:r>
+      <w:proofErr w:type="gramEnd"/>
+      <w:r>
+        <w:t>”</w:t>
+      </w:r>
+      <w:proofErr w:type="spellStart"/>
+      <w:proofErr w:type="gramStart"/>
+      <w:r>
+        <w:t>isEnabled</w:t>
+      </w:r>
+      <w:proofErr w:type="spellEnd"/>
+      <w:r>
+        <w:t xml:space="preserve"> ?</w:t>
+      </w:r>
+      <w:proofErr w:type="gramEnd"/>
+      <w:r>
+        <w:t xml:space="preserve"> ‘</w:t>
+      </w:r>
+      <w:proofErr w:type="spellStart"/>
+      <w:r>
+        <w:t>blue’:’yellow</w:t>
+      </w:r>
+      <w:proofErr w:type="spellEnd"/>
+      <w:r>
+        <w:t>’”&gt;</w:t>
+      </w:r>
+      <w:proofErr w:type="spellStart"/>
+      <w:r>
+        <w:t>Clickme</w:t>
+      </w:r>
+      <w:proofErr w:type="spellEnd"/>
+      <w:r>
+        <w:t>&lt;/button&gt;</w:t>
+      </w:r>
+    </w:p>
+    <w:p>
+      <w:r>
+        <w:t>-</w:t>
+      </w:r>
+      <w:proofErr w:type="spellStart"/>
+      <w:r>
+        <w:t>keyup</w:t>
+      </w:r>
+      <w:proofErr w:type="spellEnd"/>
+      <w:r>
+        <w:t xml:space="preserve"> event example</w:t>
+      </w:r>
+    </w:p>
+    <w:p>
+      <w:r>
+        <w:tab/>
+        <w:t>&lt;input type=”text” (</w:t>
+      </w:r>
+      <w:proofErr w:type="spellStart"/>
+      <w:proofErr w:type="gramStart"/>
+      <w:r>
+        <w:t>keyup.enter</w:t>
+      </w:r>
+      <w:proofErr w:type="spellEnd"/>
+      <w:proofErr w:type="gramEnd"/>
+      <w:r>
+        <w:t>)</w:t>
+      </w:r>
+      <w:proofErr w:type="gramStart"/>
+      <w:r>
+        <w:t>=”submit</w:t>
+      </w:r>
+      <w:proofErr w:type="gramEnd"/>
+      <w:r>
+        <w:t>()”/&gt;</w:t>
+      </w:r>
+    </w:p>
+    <w:p>
+      <w:r>
+        <w:t>-</w:t>
+      </w:r>
+      <w:proofErr w:type="spellStart"/>
+      <w:r>
+        <w:t>twowaybinding</w:t>
+      </w:r>
+      <w:proofErr w:type="spellEnd"/>
+      <w:r>
+        <w:t xml:space="preserve"> [()] write in input and immediately show in screen</w:t>
       </w:r>
     </w:p>
     <w:p>
@@ -7571,10 +10336,26 @@
         <w:t>/model</w:t>
       </w:r>
       <w:r>
-        <w:t>&lt;string&gt;(‘’):</w:t>
-      </w:r>
-      <w:r>
-        <w:t xml:space="preserve">  //model will receive an output automatically</w:t>
+        <w:t>&lt;string</w:t>
+      </w:r>
+      <w:proofErr w:type="gramStart"/>
+      <w:r>
+        <w:t>&gt;(</w:t>
+      </w:r>
+      <w:proofErr w:type="gramEnd"/>
+      <w:r>
+        <w:t>‘’)</w:t>
+      </w:r>
+      <w:proofErr w:type="gramStart"/>
+      <w:r>
+        <w:t>:</w:t>
+      </w:r>
+      <w:r>
+        <w:t xml:space="preserve">  /</w:t>
+      </w:r>
+      <w:proofErr w:type="gramEnd"/>
+      <w:r>
+        <w:t>/model will receive an output automatically</w:t>
       </w:r>
     </w:p>
     <w:p>
@@ -7613,21 +10394,59 @@
       <w:r>
         <w:t>Value</w:t>
       </w:r>
+      <w:proofErr w:type="gramStart"/>
       <w:r>
         <w:t>)</w:t>
       </w:r>
       <w:r>
-        <w:t>]=”parentValue()”/&gt;</w:t>
-      </w:r>
-    </w:p>
-    <w:p>
-      <w:r>
-        <w:tab/>
-      </w:r>
-      <w:r>
-        <w:tab/>
-        <w:t>parentValue = signal&lt;string&gt;(‘’);</w:t>
-      </w:r>
+        <w:t>]=</w:t>
+      </w:r>
+      <w:proofErr w:type="gramEnd"/>
+      <w:r>
+        <w:t>”</w:t>
+      </w:r>
+      <w:proofErr w:type="spellStart"/>
+      <w:proofErr w:type="gramStart"/>
+      <w:r>
+        <w:t>parentValue</w:t>
+      </w:r>
+      <w:proofErr w:type="spellEnd"/>
+      <w:r>
+        <w:t>(</w:t>
+      </w:r>
+      <w:proofErr w:type="gramEnd"/>
+      <w:r>
+        <w:t>)”/&gt;</w:t>
+      </w:r>
+    </w:p>
+    <w:p>
+      <w:r>
+        <w:tab/>
+      </w:r>
+      <w:r>
+        <w:tab/>
+      </w:r>
+      <w:proofErr w:type="spellStart"/>
+      <w:r>
+        <w:t>parentValue</w:t>
+      </w:r>
+      <w:proofErr w:type="spellEnd"/>
+      <w:r>
+        <w:t xml:space="preserve"> = signal&lt;string</w:t>
+      </w:r>
+      <w:proofErr w:type="gramStart"/>
+      <w:r>
+        <w:t>&gt;(</w:t>
+      </w:r>
+      <w:proofErr w:type="gramEnd"/>
+      <w:r>
+        <w:t>‘’</w:t>
+      </w:r>
+      <w:proofErr w:type="gramStart"/>
+      <w:r>
+        <w:t>);</w:t>
+      </w:r>
+      <w:proofErr w:type="gramEnd"/>
     </w:p>
     <w:p>
       <w:r>
@@ -7642,14 +10461,78 @@
     <w:p>
       <w:r>
         <w:tab/>
-        <w:t>@if(isProd){ &lt;p&gt;it is prod&lt;/p&gt;}</w:t>
-      </w:r>
-    </w:p>
-    <w:p>
-      <w:r>
-        <w:t>-@for ant its contextual variables $count, $index.$first,$last,</w:t>
-      </w:r>
-    </w:p>
+      </w:r>
+      <w:proofErr w:type="gramStart"/>
+      <w:r>
+        <w:t>@if</w:t>
+      </w:r>
+      <w:proofErr w:type="gramEnd"/>
+      <w:r>
+        <w:t>(isProd</w:t>
+      </w:r>
+      <w:proofErr w:type="gramStart"/>
+      <w:r>
+        <w:t>){ &lt;</w:t>
+      </w:r>
+      <w:proofErr w:type="gramEnd"/>
+      <w:r>
+        <w:t>p&gt;it is prod&lt;/p&gt;}</w:t>
+      </w:r>
+    </w:p>
+    <w:p/>
+    <w:p>
+      <w:r>
+        <w:t>-@for ant its contextual variables $count, $</w:t>
+      </w:r>
+      <w:proofErr w:type="spellStart"/>
+      <w:proofErr w:type="gramStart"/>
+      <w:r>
+        <w:t>index.$first,$</w:t>
+      </w:r>
+      <w:proofErr w:type="gramEnd"/>
+      <w:r>
+        <w:t>last</w:t>
+      </w:r>
+      <w:proofErr w:type="spellEnd"/>
+      <w:r>
+        <w:t>,</w:t>
+      </w:r>
+    </w:p>
+    <w:p>
+      <w:r>
+        <w:tab/>
+        <w:t>@</w:t>
+      </w:r>
+      <w:proofErr w:type="gramStart"/>
+      <w:r>
+        <w:t>for(</w:t>
+      </w:r>
+      <w:proofErr w:type="gramEnd"/>
+      <w:r>
+        <w:t>item of items; track $</w:t>
+      </w:r>
+      <w:proofErr w:type="gramStart"/>
+      <w:r>
+        <w:t>index){</w:t>
+      </w:r>
+      <w:proofErr w:type="gramEnd"/>
+    </w:p>
+    <w:p>
+      <w:r>
+        <w:tab/>
+      </w:r>
+      <w:r>
+        <w:tab/>
+        <w:t>{{item.name}}</w:t>
+      </w:r>
+    </w:p>
+    <w:p>
+      <w:r>
+        <w:tab/>
+        <w:t>}</w:t>
+      </w:r>
+    </w:p>
+    <w:p/>
     <w:p>
       <w:r>
         <w:t>-@switch</w:t>
@@ -7657,27 +10540,455 @@
     </w:p>
     <w:p>
       <w:r>
+        <w:tab/>
+      </w:r>
+      <w:proofErr w:type="gramStart"/>
+      <w:r>
+        <w:t>@switch</w:t>
+      </w:r>
+      <w:proofErr w:type="gramEnd"/>
+      <w:r>
+        <w:t>(</w:t>
+      </w:r>
+      <w:proofErr w:type="gramStart"/>
+      <w:r>
+        <w:t>getScore()</w:t>
+      </w:r>
+      <w:r>
+        <w:t>){</w:t>
+      </w:r>
+      <w:proofErr w:type="gramEnd"/>
+    </w:p>
+    <w:p>
+      <w:r>
+        <w:tab/>
+        <w:t>@case(‘A</w:t>
+      </w:r>
+      <w:proofErr w:type="gramStart"/>
+      <w:r>
+        <w:t>’){</w:t>
+      </w:r>
+      <w:proofErr w:type="gramEnd"/>
+      <w:r>
+        <w:t xml:space="preserve"> </w:t>
+      </w:r>
+      <w:r>
+        <w:t>&lt;p&gt; high score&lt;/p</w:t>
+      </w:r>
+      <w:proofErr w:type="gramStart"/>
+      <w:r>
+        <w:t>&gt;</w:t>
+      </w:r>
+      <w:r>
+        <w:t xml:space="preserve"> </w:t>
+      </w:r>
+      <w:r>
+        <w:t>}</w:t>
+      </w:r>
+      <w:proofErr w:type="gramEnd"/>
+    </w:p>
+    <w:p>
+      <w:r>
+        <w:tab/>
+        <w:t>@case(‘B</w:t>
+      </w:r>
+      <w:proofErr w:type="gramStart"/>
+      <w:r>
+        <w:t>’){</w:t>
+      </w:r>
+      <w:proofErr w:type="gramEnd"/>
+      <w:r>
+        <w:t xml:space="preserve"> &lt;p&gt;regular score</w:t>
+      </w:r>
+      <w:r>
+        <w:t xml:space="preserve"> &lt;/p&gt;}</w:t>
+      </w:r>
+    </w:p>
+    <w:p>
+      <w:r>
+        <w:tab/>
+        <w:t>@default {&lt;p&gt; fail</w:t>
+      </w:r>
+      <w:r>
+        <w:t>ed &lt;/p&gt;</w:t>
+      </w:r>
+      <w:r>
+        <w:t>}</w:t>
+      </w:r>
+    </w:p>
+    <w:p>
+      <w:r>
+        <w:tab/>
+      </w:r>
+    </w:p>
+    <w:p>
+      <w:r>
+        <w:tab/>
+      </w:r>
+    </w:p>
+    <w:p>
+      <w:r>
         <w:t>-pipes, pipe with parameter, create custom pipe, pipe on array or object</w:t>
       </w:r>
     </w:p>
     <w:p>
       <w:r>
+        <w:tab/>
+      </w:r>
+      <w:proofErr w:type="gramStart"/>
+      <w:r>
+        <w:t xml:space="preserve">{{ </w:t>
+      </w:r>
+      <w:proofErr w:type="spellStart"/>
+      <w:r>
+        <w:t>aDate</w:t>
+      </w:r>
+      <w:proofErr w:type="spellEnd"/>
+      <w:proofErr w:type="gramEnd"/>
+      <w:r>
+        <w:t xml:space="preserve"> | </w:t>
+      </w:r>
+      <w:proofErr w:type="gramStart"/>
+      <w:r>
+        <w:t>date }</w:t>
+      </w:r>
+      <w:proofErr w:type="gramEnd"/>
+      <w:r>
+        <w:t>}</w:t>
+      </w:r>
+    </w:p>
+    <w:p>
+      <w:r>
+        <w:tab/>
+      </w:r>
+    </w:p>
+    <w:p>
+      <w:r>
+        <w:tab/>
+      </w:r>
+      <w:proofErr w:type="gramStart"/>
+      <w:r>
+        <w:t>For(</w:t>
+      </w:r>
+      <w:proofErr w:type="gramEnd"/>
+      <w:r>
+        <w:t xml:space="preserve">item of array | </w:t>
+      </w:r>
+      <w:r>
+        <w:t xml:space="preserve">slice </w:t>
+      </w:r>
+      <w:proofErr w:type="gramStart"/>
+      <w:r>
+        <w:t xml:space="preserve">1:3 </w:t>
+      </w:r>
+      <w:r>
+        <w:t>;</w:t>
+      </w:r>
+      <w:proofErr w:type="gramEnd"/>
+      <w:r>
+        <w:t xml:space="preserve"> track $index</w:t>
+      </w:r>
+      <w:proofErr w:type="gramStart"/>
+      <w:r>
+        <w:t xml:space="preserve">; </w:t>
+      </w:r>
+      <w:r>
+        <w:t>)</w:t>
+      </w:r>
+      <w:proofErr w:type="gramEnd"/>
+      <w:r>
+        <w:t xml:space="preserve">    //</w:t>
+      </w:r>
+      <w:r>
+        <w:t>from 1 to 3 exclusive is sent with pipe</w:t>
+      </w:r>
+    </w:p>
+    <w:p>
+      <w:r>
+        <w:tab/>
+      </w:r>
+      <w:proofErr w:type="gramStart"/>
+      <w:r>
+        <w:t>{ &lt;</w:t>
+      </w:r>
+      <w:proofErr w:type="gramEnd"/>
+      <w:r>
+        <w:t xml:space="preserve">p&gt; </w:t>
+      </w:r>
+      <w:proofErr w:type="gramStart"/>
+      <w:r>
+        <w:t>{{ item</w:t>
+      </w:r>
+      <w:proofErr w:type="gramEnd"/>
+      <w:r>
+        <w:t xml:space="preserve"> }} &lt;/p</w:t>
+      </w:r>
+      <w:proofErr w:type="gramStart"/>
+      <w:r>
+        <w:t>&gt; }</w:t>
+      </w:r>
+      <w:proofErr w:type="gramEnd"/>
+      <w:r>
+        <w:t>}</w:t>
+      </w:r>
+      <w:r>
+        <w:tab/>
+      </w:r>
+      <w:r>
+        <w:tab/>
+      </w:r>
+      <w:r>
+        <w:tab/>
+      </w:r>
+    </w:p>
+    <w:p>
+      <w:proofErr w:type="gramStart"/>
+      <w:r>
+        <w:lastRenderedPageBreak/>
         <w:t>@let</w:t>
       </w:r>
-    </w:p>
-    <w:p>
-      <w:r>
-        <w:t>-ngmodel</w:t>
-      </w:r>
-    </w:p>
-    <w:p>
-      <w:r>
-        <w:t>-create a form which validates range of age, and if email contains @ with reactive forms</w:t>
-      </w:r>
-    </w:p>
-    <w:p>
-      <w:r>
-        <w:t>-inject a service in a component</w:t>
+      <w:proofErr w:type="gramEnd"/>
+    </w:p>
+    <w:p>
+      <w:r>
+        <w:tab/>
+      </w:r>
+      <w:proofErr w:type="gramStart"/>
+      <w:r>
+        <w:t>@let</w:t>
+      </w:r>
+      <w:proofErr w:type="gramEnd"/>
+      <w:r>
+        <w:t xml:space="preserve"> user</w:t>
+      </w:r>
+      <w:r>
+        <w:t xml:space="preserve"> = $user</w:t>
+      </w:r>
+      <w:r>
+        <w:t xml:space="preserve"> | </w:t>
+      </w:r>
+      <w:proofErr w:type="gramStart"/>
+      <w:r>
+        <w:t>async</w:t>
+      </w:r>
+      <w:r>
+        <w:t>;  /</w:t>
+      </w:r>
+      <w:proofErr w:type="gramEnd"/>
+      <w:r>
+        <w:t>/async operation assigned to user</w:t>
+      </w:r>
+    </w:p>
+    <w:p>
+      <w:r>
+        <w:tab/>
+      </w:r>
+    </w:p>
+    <w:p>
+      <w:r>
+        <w:tab/>
+      </w:r>
+    </w:p>
+    <w:p>
+      <w:r>
+        <w:t>-</w:t>
+      </w:r>
+      <w:proofErr w:type="spellStart"/>
+      <w:r>
+        <w:t>ngmodel</w:t>
+      </w:r>
+      <w:proofErr w:type="spellEnd"/>
+    </w:p>
+    <w:p>
+      <w:r>
+        <w:tab/>
+      </w:r>
+      <w:r>
+        <w:t>Name: string = ‘</w:t>
+      </w:r>
+      <w:proofErr w:type="gramStart"/>
+      <w:r>
+        <w:t>’;</w:t>
+      </w:r>
+      <w:proofErr w:type="gramEnd"/>
+    </w:p>
+    <w:p>
+      <w:r>
+        <w:tab/>
+      </w:r>
+      <w:r>
+        <w:t>&lt;input [(</w:t>
+      </w:r>
+      <w:proofErr w:type="spellStart"/>
+      <w:r>
+        <w:t>ngModel</w:t>
+      </w:r>
+      <w:proofErr w:type="spellEnd"/>
+      <w:proofErr w:type="gramStart"/>
+      <w:r>
+        <w:t>)]=</w:t>
+      </w:r>
+      <w:proofErr w:type="gramEnd"/>
+      <w:r>
+        <w:t>”name” /&gt;</w:t>
+      </w:r>
+    </w:p>
+    <w:p/>
+    <w:p>
+      <w:r>
+        <w:t xml:space="preserve">-create a form which validates range of age, and if email </w:t>
+      </w:r>
+      <w:proofErr w:type="gramStart"/>
+      <w:r>
+        <w:t>contains @</w:t>
+      </w:r>
+      <w:proofErr w:type="gramEnd"/>
+      <w:r>
+        <w:t xml:space="preserve"> with reactive forms</w:t>
+      </w:r>
+    </w:p>
+    <w:p>
+      <w:r>
+        <w:tab/>
+      </w:r>
+      <w:proofErr w:type="spellStart"/>
+      <w:r>
+        <w:t>formGroup</w:t>
+      </w:r>
+      <w:proofErr w:type="spellEnd"/>
+      <w:r>
+        <w:t xml:space="preserve"> = new </w:t>
+      </w:r>
+      <w:proofErr w:type="spellStart"/>
+      <w:proofErr w:type="gramStart"/>
+      <w:r>
+        <w:t>FormGroup</w:t>
+      </w:r>
+      <w:proofErr w:type="spellEnd"/>
+      <w:r>
+        <w:t>(</w:t>
+      </w:r>
+      <w:proofErr w:type="gramEnd"/>
+      <w:r>
+        <w:t>{</w:t>
+      </w:r>
+    </w:p>
+    <w:p>
+      <w:pPr>
+        <w:ind w:left="2160"/>
+      </w:pPr>
+      <w:r>
+        <w:t>email</w:t>
+      </w:r>
+      <w:r>
+        <w:t xml:space="preserve">: </w:t>
+      </w:r>
+      <w:r>
+        <w:t xml:space="preserve">new </w:t>
+      </w:r>
+      <w:proofErr w:type="spellStart"/>
+      <w:proofErr w:type="gramStart"/>
+      <w:r>
+        <w:t>FormControl</w:t>
+      </w:r>
+      <w:proofErr w:type="spellEnd"/>
+      <w:r>
+        <w:t>(</w:t>
+      </w:r>
+      <w:proofErr w:type="gramEnd"/>
+      <w:r>
+        <w:t xml:space="preserve">‘’, </w:t>
+      </w:r>
+      <w:proofErr w:type="gramStart"/>
+      <w:r>
+        <w:t>validators:</w:t>
+      </w:r>
+      <w:r>
+        <w:t>[</w:t>
+      </w:r>
+      <w:proofErr w:type="spellStart"/>
+      <w:proofErr w:type="gramEnd"/>
+      <w:r>
+        <w:t>Validator.email</w:t>
+      </w:r>
+      <w:proofErr w:type="spellEnd"/>
+      <w:r>
+        <w:t xml:space="preserve">, </w:t>
+      </w:r>
+      <w:proofErr w:type="spellStart"/>
+      <w:r>
+        <w:t>Validators.required</w:t>
+      </w:r>
+      <w:proofErr w:type="spellEnd"/>
+      <w:r>
+        <w:t>],</w:t>
+      </w:r>
+    </w:p>
+    <w:p>
+      <w:pPr>
+        <w:ind w:left="2160"/>
+      </w:pPr>
+      <w:r>
+        <w:t xml:space="preserve">age: new </w:t>
+      </w:r>
+      <w:proofErr w:type="spellStart"/>
+      <w:proofErr w:type="gramStart"/>
+      <w:r>
+        <w:t>FormControl</w:t>
+      </w:r>
+      <w:proofErr w:type="spellEnd"/>
+      <w:r>
+        <w:t>(</w:t>
+      </w:r>
+      <w:proofErr w:type="gramEnd"/>
+      <w:r>
+        <w:t>0, validators:</w:t>
+      </w:r>
+      <w:r>
+        <w:t xml:space="preserve"> </w:t>
+      </w:r>
+      <w:r>
+        <w:t>[Validators.min</w:t>
+      </w:r>
+      <w:r>
+        <w:t>:</w:t>
+      </w:r>
+      <w:proofErr w:type="gramStart"/>
+      <w:r>
+        <w:t>18,Validators.max</w:t>
+      </w:r>
+      <w:proofErr w:type="gramEnd"/>
+      <w:r>
+        <w:t>: 100</w:t>
+      </w:r>
+      <w:r>
+        <w:t>]</w:t>
+      </w:r>
+    </w:p>
+    <w:p>
+      <w:pPr>
+        <w:ind w:left="720" w:firstLine="720"/>
+      </w:pPr>
+      <w:r>
+        <w:t>})</w:t>
+      </w:r>
+    </w:p>
+    <w:p>
+      <w:pPr>
+        <w:ind w:left="720" w:firstLine="720"/>
+      </w:pPr>
+    </w:p>
+    <w:p>
+      <w:r>
+        <w:t xml:space="preserve">-inject a service </w:t>
+      </w:r>
+      <w:proofErr w:type="gramStart"/>
+      <w:r>
+        <w:t>in</w:t>
+      </w:r>
+      <w:proofErr w:type="gramEnd"/>
+      <w:r>
+        <w:t xml:space="preserve"> a component</w:t>
       </w:r>
       <w:r>
         <w:t>, constructor and using inject</w:t>
@@ -7685,35 +10996,463 @@
     </w:p>
     <w:p>
       <w:r>
+        <w:tab/>
+      </w:r>
+      <w:proofErr w:type="spellStart"/>
+      <w:r>
+        <w:t>userService</w:t>
+      </w:r>
+      <w:proofErr w:type="spellEnd"/>
+      <w:r>
+        <w:t xml:space="preserve">: </w:t>
+      </w:r>
+      <w:proofErr w:type="spellStart"/>
+      <w:r>
+        <w:t>UserService</w:t>
+      </w:r>
+      <w:proofErr w:type="spellEnd"/>
+      <w:r>
+        <w:t xml:space="preserve"> = </w:t>
+      </w:r>
+      <w:proofErr w:type="gramStart"/>
+      <w:r>
+        <w:t>inject(</w:t>
+      </w:r>
+      <w:proofErr w:type="spellStart"/>
+      <w:proofErr w:type="gramEnd"/>
+      <w:r>
+        <w:t>UserService</w:t>
+      </w:r>
+      <w:proofErr w:type="spellEnd"/>
+      <w:r>
+        <w:t>)</w:t>
+      </w:r>
+    </w:p>
+    <w:p>
+      <w:r>
+        <w:tab/>
+      </w:r>
+      <w:proofErr w:type="gramStart"/>
+      <w:r>
+        <w:t>constructor(</w:t>
+      </w:r>
+      <w:proofErr w:type="gramEnd"/>
+      <w:r>
+        <w:t xml:space="preserve">private </w:t>
+      </w:r>
+      <w:proofErr w:type="spellStart"/>
+      <w:r>
+        <w:t>userService</w:t>
+      </w:r>
+      <w:proofErr w:type="spellEnd"/>
+      <w:r>
+        <w:t xml:space="preserve">: </w:t>
+      </w:r>
+      <w:proofErr w:type="spellStart"/>
+      <w:proofErr w:type="gramStart"/>
+      <w:r>
+        <w:t>UserService</w:t>
+      </w:r>
+      <w:proofErr w:type="spellEnd"/>
+      <w:r>
+        <w:t>)</w:t>
+      </w:r>
+      <w:r>
+        <w:t xml:space="preserve">   </w:t>
+      </w:r>
+      <w:proofErr w:type="gramEnd"/>
+      <w:r>
+        <w:t xml:space="preserve"> //private will be available only in component</w:t>
+      </w:r>
+    </w:p>
+    <w:p/>
+    <w:p>
+      <w:r>
         <w:t>-@Input</w:t>
       </w:r>
     </w:p>
     <w:p>
       <w:r>
-        <w:t xml:space="preserve">-@Input receiving its value from a parent, ex housingLocation </w:t>
-      </w:r>
-      <w:r>
-        <w:t>object received in the component from a parent which receives a housingLocationList from a service</w:t>
-      </w:r>
-    </w:p>
-    <w:p>
-      <w:r>
-        <w:t>-validate extra formGroup options</w:t>
-      </w:r>
-    </w:p>
-    <w:p>
-      <w:r>
-        <w:t>-vars with ? and ??</w:t>
-      </w:r>
-    </w:p>
-    <w:p>
-      <w:r>
+        <w:tab/>
+      </w:r>
+      <w:r>
+        <w:t>Name</w:t>
+      </w:r>
+      <w:r>
+        <w:t xml:space="preserve"> =</w:t>
+      </w:r>
+      <w:r>
+        <w:t xml:space="preserve"> input&lt;string</w:t>
+      </w:r>
+      <w:proofErr w:type="gramStart"/>
+      <w:r>
+        <w:t>&gt;(</w:t>
+      </w:r>
+      <w:proofErr w:type="gramEnd"/>
+      <w:r>
+        <w:t>‘’)</w:t>
+      </w:r>
+    </w:p>
+    <w:p/>
+    <w:p>
+      <w:r>
+        <w:t xml:space="preserve">-vars </w:t>
+      </w:r>
+      <w:proofErr w:type="gramStart"/>
+      <w:r>
+        <w:t>with ?</w:t>
+      </w:r>
+      <w:proofErr w:type="gramEnd"/>
+      <w:r>
+        <w:t xml:space="preserve"> </w:t>
+      </w:r>
+      <w:proofErr w:type="gramStart"/>
+      <w:r>
+        <w:t>and ??</w:t>
+      </w:r>
+      <w:proofErr w:type="gramEnd"/>
+    </w:p>
+    <w:p>
+      <w:r>
+        <w:tab/>
+      </w:r>
+      <w:r>
+        <w:t>Console.log(user.name?)</w:t>
+      </w:r>
+      <w:r>
+        <w:t xml:space="preserve">   //is name </w:t>
+      </w:r>
+      <w:proofErr w:type="gramStart"/>
+      <w:r>
+        <w:t>is</w:t>
+      </w:r>
+      <w:proofErr w:type="gramEnd"/>
+      <w:r>
+        <w:t xml:space="preserve"> undefined </w:t>
+      </w:r>
+      <w:proofErr w:type="spellStart"/>
+      <w:proofErr w:type="gramStart"/>
+      <w:r>
+        <w:t>wont</w:t>
+      </w:r>
+      <w:proofErr w:type="spellEnd"/>
+      <w:proofErr w:type="gramEnd"/>
+      <w:r>
+        <w:t xml:space="preserve"> return an error</w:t>
+      </w:r>
+    </w:p>
+    <w:p>
+      <w:r>
+        <w:tab/>
+      </w:r>
+      <w:proofErr w:type="gramStart"/>
+      <w:r>
+        <w:t>Console.log(</w:t>
+      </w:r>
+      <w:proofErr w:type="gramEnd"/>
+      <w:r>
+        <w:t>user.name??</w:t>
+      </w:r>
+      <w:r>
+        <w:t xml:space="preserve"> </w:t>
+      </w:r>
+      <w:r>
+        <w:t>’</w:t>
+      </w:r>
+      <w:proofErr w:type="spellStart"/>
+      <w:r>
+        <w:t>de</w:t>
+      </w:r>
+      <w:r>
+        <w:t>faultvalue</w:t>
+      </w:r>
+      <w:proofErr w:type="spellEnd"/>
+      <w:r>
+        <w:t>’)</w:t>
+      </w:r>
+    </w:p>
+    <w:p>
+      <w:r>
+        <w:lastRenderedPageBreak/>
         <w:t>-#filter example on a list</w:t>
       </w:r>
     </w:p>
     <w:p>
       <w:r>
-        <w:t>-Element reff to change style color</w:t>
+        <w:tab/>
+      </w:r>
+      <w:r>
+        <w:t>Items: &lt;string</w:t>
+      </w:r>
+      <w:proofErr w:type="gramStart"/>
+      <w:r>
+        <w:t>&gt;[]{</w:t>
+      </w:r>
+      <w:proofErr w:type="gramEnd"/>
+      <w:r>
+        <w:t>…</w:t>
+      </w:r>
+      <w:r>
+        <w:t>elements</w:t>
+      </w:r>
+      <w:r>
+        <w:t>}</w:t>
+      </w:r>
+    </w:p>
+    <w:p>
+      <w:r>
+        <w:tab/>
+      </w:r>
+      <w:proofErr w:type="spellStart"/>
+      <w:r>
+        <w:t>searchFilter</w:t>
+      </w:r>
+      <w:proofErr w:type="spellEnd"/>
+      <w:r>
+        <w:t>: string = ‘</w:t>
+      </w:r>
+      <w:proofErr w:type="gramStart"/>
+      <w:r>
+        <w:t>’;</w:t>
+      </w:r>
+      <w:proofErr w:type="gramEnd"/>
+    </w:p>
+    <w:p>
+      <w:r>
+        <w:tab/>
+      </w:r>
+      <w:proofErr w:type="spellStart"/>
+      <w:r>
+        <w:t>filteredItems</w:t>
+      </w:r>
+      <w:proofErr w:type="spellEnd"/>
+      <w:r>
+        <w:t>:&lt;string</w:t>
+      </w:r>
+      <w:proofErr w:type="gramStart"/>
+      <w:r>
+        <w:t>&gt;[</w:t>
+      </w:r>
+      <w:proofErr w:type="gramEnd"/>
+      <w:r>
+        <w:t>…items</w:t>
+      </w:r>
+      <w:proofErr w:type="gramStart"/>
+      <w:r>
+        <w:t>];</w:t>
+      </w:r>
+      <w:proofErr w:type="gramEnd"/>
+    </w:p>
+    <w:p>
+      <w:r>
+        <w:tab/>
+      </w:r>
+    </w:p>
+    <w:p>
+      <w:r>
+        <w:tab/>
+      </w:r>
+      <w:proofErr w:type="spellStart"/>
+      <w:proofErr w:type="gramStart"/>
+      <w:r>
+        <w:t>filterElements</w:t>
+      </w:r>
+      <w:proofErr w:type="spellEnd"/>
+      <w:r>
+        <w:t>(){</w:t>
+      </w:r>
+      <w:proofErr w:type="gramEnd"/>
+    </w:p>
+    <w:p>
+      <w:r>
+        <w:tab/>
+        <w:t>if</w:t>
+      </w:r>
+      <w:proofErr w:type="gramStart"/>
+      <w:r>
+        <w:t>(!</w:t>
+      </w:r>
+      <w:proofErr w:type="spellStart"/>
+      <w:r>
+        <w:t>searchFilter</w:t>
+      </w:r>
+      <w:proofErr w:type="spellEnd"/>
+      <w:r>
+        <w:t>){</w:t>
+      </w:r>
+      <w:proofErr w:type="gramEnd"/>
+    </w:p>
+    <w:p>
+      <w:r>
+        <w:tab/>
+      </w:r>
+      <w:proofErr w:type="spellStart"/>
+      <w:proofErr w:type="gramStart"/>
+      <w:r>
+        <w:t>this.filteredItems</w:t>
+      </w:r>
+      <w:proofErr w:type="spellEnd"/>
+      <w:proofErr w:type="gramEnd"/>
+      <w:r>
+        <w:t xml:space="preserve"> = </w:t>
+      </w:r>
+      <w:r>
+        <w:t>[…</w:t>
+      </w:r>
+      <w:proofErr w:type="spellStart"/>
+      <w:proofErr w:type="gramStart"/>
+      <w:r>
+        <w:t>this.items</w:t>
+      </w:r>
+      <w:proofErr w:type="spellEnd"/>
+      <w:r>
+        <w:t>]</w:t>
+      </w:r>
+      <w:r>
+        <w:t>;</w:t>
+      </w:r>
+      <w:proofErr w:type="gramEnd"/>
+    </w:p>
+    <w:p>
+      <w:pPr>
+        <w:ind w:firstLine="720"/>
+      </w:pPr>
+      <w:r>
+        <w:t>r</w:t>
+      </w:r>
+      <w:r>
+        <w:t>eturn</w:t>
+      </w:r>
+      <w:r>
+        <w:t>;}</w:t>
+      </w:r>
+    </w:p>
+    <w:p>
+      <w:r>
+        <w:tab/>
+      </w:r>
+    </w:p>
+    <w:p>
+      <w:r>
+        <w:tab/>
+      </w:r>
+      <w:r>
+        <w:t xml:space="preserve">const </w:t>
+      </w:r>
+      <w:proofErr w:type="spellStart"/>
+      <w:r>
+        <w:t>loweredSearchFilter</w:t>
+      </w:r>
+      <w:proofErr w:type="spellEnd"/>
+      <w:r>
+        <w:t xml:space="preserve"> = </w:t>
+      </w:r>
+      <w:proofErr w:type="spellStart"/>
+      <w:proofErr w:type="gramStart"/>
+      <w:r>
+        <w:t>this.</w:t>
+      </w:r>
+      <w:r>
+        <w:t>searchFilter.toLowerCase</w:t>
+      </w:r>
+      <w:proofErr w:type="spellEnd"/>
+      <w:proofErr w:type="gramEnd"/>
+      <w:r>
+        <w:t>(</w:t>
+      </w:r>
+      <w:proofErr w:type="gramStart"/>
+      <w:r>
+        <w:t>);</w:t>
+      </w:r>
+      <w:proofErr w:type="gramEnd"/>
+    </w:p>
+    <w:p>
+      <w:r>
+        <w:tab/>
+      </w:r>
+      <w:proofErr w:type="spellStart"/>
+      <w:proofErr w:type="gramStart"/>
+      <w:r>
+        <w:t>this.</w:t>
+      </w:r>
+      <w:r>
+        <w:t>filteredItems</w:t>
+      </w:r>
+      <w:proofErr w:type="spellEnd"/>
+      <w:proofErr w:type="gramEnd"/>
+      <w:r>
+        <w:t xml:space="preserve">= </w:t>
+      </w:r>
+      <w:proofErr w:type="spellStart"/>
+      <w:proofErr w:type="gramStart"/>
+      <w:r>
+        <w:t>this.</w:t>
+      </w:r>
+      <w:r>
+        <w:t>items</w:t>
+      </w:r>
+      <w:proofErr w:type="gramEnd"/>
+      <w:r>
+        <w:t>.</w:t>
+      </w:r>
+      <w:r>
+        <w:t>filter</w:t>
+      </w:r>
+      <w:proofErr w:type="spellEnd"/>
+      <w:r>
+        <w:t>(</w:t>
+      </w:r>
+      <w:proofErr w:type="spellStart"/>
+      <w:r>
+        <w:t>i</w:t>
+      </w:r>
+      <w:proofErr w:type="spellEnd"/>
+      <w:r>
+        <w:t xml:space="preserve">=&gt; </w:t>
+      </w:r>
+      <w:proofErr w:type="spellStart"/>
+      <w:proofErr w:type="gramStart"/>
+      <w:r>
+        <w:t>i.</w:t>
+      </w:r>
+      <w:r>
+        <w:t>toLowerCase.</w:t>
+      </w:r>
+      <w:r>
+        <w:t>includes</w:t>
+      </w:r>
+      <w:proofErr w:type="spellEnd"/>
+      <w:proofErr w:type="gramEnd"/>
+      <w:r>
+        <w:t>(</w:t>
+      </w:r>
+      <w:proofErr w:type="spellStart"/>
+      <w:r>
+        <w:t>lowerdSearchFilter</w:t>
+      </w:r>
+      <w:proofErr w:type="spellEnd"/>
+      <w:r>
+        <w:t>)</w:t>
+      </w:r>
+      <w:r>
+        <w:t>)</w:t>
+      </w:r>
+      <w:r>
+        <w:t>}</w:t>
+      </w:r>
+    </w:p>
+    <w:p/>
+    <w:p>
+      <w:r>
+        <w:t xml:space="preserve">-Element </w:t>
+      </w:r>
+      <w:proofErr w:type="spellStart"/>
+      <w:r>
+        <w:t>reff</w:t>
+      </w:r>
+      <w:proofErr w:type="spellEnd"/>
+      <w:r>
+        <w:t xml:space="preserve"> to change style color</w:t>
       </w:r>
     </w:p>
     <w:p>
@@ -7738,49 +11477,90 @@
     </w:p>
     <w:p>
       <w:r>
+        <w:t>-</w:t>
+      </w:r>
+      <w:proofErr w:type="gramStart"/>
+      <w:r>
+        <w:t>children</w:t>
+      </w:r>
+      <w:proofErr w:type="gramEnd"/>
+      <w:r>
+        <w:t xml:space="preserve"> routes</w:t>
+      </w:r>
+    </w:p>
+    <w:p>
+      <w:r>
+        <w:t>-router outlet</w:t>
+      </w:r>
+    </w:p>
+    <w:p>
+      <w:r>
+        <w:t>-</w:t>
+      </w:r>
+      <w:proofErr w:type="spellStart"/>
+      <w:r>
+        <w:t>routerlink</w:t>
+      </w:r>
+      <w:proofErr w:type="spellEnd"/>
+    </w:p>
+    <w:p>
+      <w:r>
+        <w:t>-multiple router outlet in same component</w:t>
+      </w:r>
+    </w:p>
+    <w:p>
+      <w:r>
+        <w:t>-</w:t>
+      </w:r>
+      <w:proofErr w:type="spellStart"/>
+      <w:proofErr w:type="gramStart"/>
+      <w:r>
+        <w:t>router.navigate</w:t>
+      </w:r>
+      <w:proofErr w:type="spellEnd"/>
+      <w:proofErr w:type="gramEnd"/>
+      <w:r>
+        <w:t>()</w:t>
+      </w:r>
+    </w:p>
+    <w:p>
+      <w:r>
+        <w:t>-create signal var and show it in template</w:t>
+      </w:r>
+    </w:p>
+    <w:p>
+      <w:r>
+        <w:t>-create Angular type object</w:t>
+      </w:r>
+    </w:p>
+    <w:p>
+      <w:r>
+        <w:t>-</w:t>
+      </w:r>
+      <w:proofErr w:type="spellStart"/>
+      <w:r>
+        <w:t>ngonInit</w:t>
+      </w:r>
+      <w:proofErr w:type="spellEnd"/>
+    </w:p>
+    <w:p>
+      <w:r>
         <w:lastRenderedPageBreak/>
-        <w:t>-children routes</w:t>
-      </w:r>
-    </w:p>
-    <w:p>
-      <w:r>
-        <w:t>-router outlet</w:t>
-      </w:r>
-    </w:p>
-    <w:p>
-      <w:r>
-        <w:t>-routerlink</w:t>
-      </w:r>
-    </w:p>
-    <w:p>
-      <w:r>
-        <w:t>-multiple router outlet in same component</w:t>
-      </w:r>
-    </w:p>
-    <w:p>
-      <w:r>
-        <w:t>-router.navigate()</w:t>
-      </w:r>
-    </w:p>
-    <w:p>
-      <w:r>
-        <w:t>-create signal var and show it in template</w:t>
-      </w:r>
-    </w:p>
-    <w:p>
-      <w:r>
-        <w:t>-create Angular type object</w:t>
-      </w:r>
-    </w:p>
-    <w:p>
-      <w:r>
-        <w:t>-ngonInit</w:t>
-      </w:r>
-    </w:p>
-    <w:p>
-      <w:r>
-        <w:t>-initialize an angular type signal var from a service on ngoninit</w:t>
-      </w:r>
+        <w:t xml:space="preserve">-initialize an angular </w:t>
+      </w:r>
+      <w:proofErr w:type="gramStart"/>
+      <w:r>
+        <w:t>type</w:t>
+      </w:r>
+      <w:proofErr w:type="gramEnd"/>
+      <w:r>
+        <w:t xml:space="preserve"> signal var from a service on </w:t>
+      </w:r>
+      <w:proofErr w:type="spellStart"/>
+      <w:r>
+        <w:t>ngoninit</w:t>
+      </w:r>
+      <w:proofErr w:type="spellEnd"/>
     </w:p>
     <w:p>
       <w:r>
@@ -7789,8 +11569,13 @@
     </w:p>
     <w:p>
       <w:r>
-        <w:t>-observable .pipe, .subscribe</w:t>
-      </w:r>
+        <w:t>-</w:t>
+      </w:r>
+      <w:proofErr w:type="gramStart"/>
+      <w:r>
+        <w:t>observable .pipe, .subscribe</w:t>
+      </w:r>
+      <w:proofErr w:type="gramEnd"/>
     </w:p>
     <w:p>
       <w:r>
@@ -7799,8 +11584,13 @@
     </w:p>
     <w:p>
       <w:r>
-        <w:t>- ngclass</w:t>
-      </w:r>
+        <w:t xml:space="preserve">- </w:t>
+      </w:r>
+      <w:proofErr w:type="spellStart"/>
+      <w:r>
+        <w:t>ngclass</w:t>
+      </w:r>
+      <w:proofErr w:type="spellEnd"/>
     </w:p>
     <w:p>
       <w:r>
@@ -7819,7 +11609,15 @@
     </w:p>
     <w:p>
       <w:r>
-        <w:t>-linkedsignal, array of options might change, selected one option linked signal from array options make sure it has proper value, if the array of options changed then the selected value should also change</w:t>
+        <w:t>-</w:t>
+      </w:r>
+      <w:proofErr w:type="spellStart"/>
+      <w:r>
+        <w:t>linkedsignal</w:t>
+      </w:r>
+      <w:proofErr w:type="spellEnd"/>
+      <w:r>
+        <w:t>, array of options might change, selected one option linked signal from array options make sure it has proper value, if the array of options changed then the selected value should also change</w:t>
       </w:r>
     </w:p>
     <w:p>
@@ -7839,13 +11637,23 @@
     </w:p>
     <w:p>
       <w:r>
-        <w:t>-ngStyle</w:t>
-      </w:r>
-    </w:p>
-    <w:p>
-      <w:r>
-        <w:t>-ngClass</w:t>
-      </w:r>
+        <w:t>-</w:t>
+      </w:r>
+      <w:proofErr w:type="spellStart"/>
+      <w:r>
+        <w:t>ngStyle</w:t>
+      </w:r>
+      <w:proofErr w:type="spellEnd"/>
+    </w:p>
+    <w:p>
+      <w:r>
+        <w:t>-</w:t>
+      </w:r>
+      <w:proofErr w:type="spellStart"/>
+      <w:r>
+        <w:t>ngClass</w:t>
+      </w:r>
+      <w:proofErr w:type="spellEnd"/>
     </w:p>
     <w:p>
       <w:r>
@@ -7854,17 +11662,29 @@
     </w:p>
     <w:p>
       <w:r>
-        <w:t>-@ViewChild</w:t>
-      </w:r>
-    </w:p>
-    <w:p>
-      <w:r>
-        <w:t>-viewContainerRef to load a component</w:t>
-      </w:r>
-    </w:p>
-    <w:p>
-      <w:r>
-        <w:lastRenderedPageBreak/>
+        <w:t>-@</w:t>
+      </w:r>
+      <w:proofErr w:type="spellStart"/>
+      <w:r>
+        <w:t>ViewChild</w:t>
+      </w:r>
+      <w:proofErr w:type="spellEnd"/>
+    </w:p>
+    <w:p>
+      <w:r>
+        <w:t>-</w:t>
+      </w:r>
+      <w:proofErr w:type="spellStart"/>
+      <w:r>
+        <w:t>viewContainerRef</w:t>
+      </w:r>
+      <w:proofErr w:type="spellEnd"/>
+      <w:r>
+        <w:t xml:space="preserve"> to load a component</w:t>
+      </w:r>
+    </w:p>
+    <w:p>
+      <w:r>
         <w:t>-Observable</w:t>
       </w:r>
     </w:p>
@@ -7875,7 +11695,15 @@
     </w:p>
     <w:p>
       <w:r>
-        <w:t>-fetch from back end service</w:t>
+        <w:t xml:space="preserve">-fetch from </w:t>
+      </w:r>
+      <w:proofErr w:type="gramStart"/>
+      <w:r>
+        <w:t>back end</w:t>
+      </w:r>
+      <w:proofErr w:type="gramEnd"/>
+      <w:r>
+        <w:t xml:space="preserve"> service</w:t>
       </w:r>
     </w:p>
     <w:p>
@@ -7890,7 +11718,20 @@
         </w:tabs>
       </w:pPr>
       <w:r>
-        <w:t>-inject  ElementRef and updates background of an element</w:t>
+        <w:t>-</w:t>
+      </w:r>
+      <w:proofErr w:type="gramStart"/>
+      <w:r>
+        <w:t xml:space="preserve">inject  </w:t>
+      </w:r>
+      <w:proofErr w:type="spellStart"/>
+      <w:r>
+        <w:t>ElementRef</w:t>
+      </w:r>
+      <w:proofErr w:type="spellEnd"/>
+      <w:proofErr w:type="gramEnd"/>
+      <w:r>
+        <w:t xml:space="preserve"> and updates background of an element</w:t>
       </w:r>
       <w:r>
         <w:tab/>
@@ -7903,7 +11744,15 @@
         </w:tabs>
       </w:pPr>
       <w:r>
-        <w:t>-loadChildren example</w:t>
+        <w:t>-</w:t>
+      </w:r>
+      <w:proofErr w:type="spellStart"/>
+      <w:r>
+        <w:t>loadChildren</w:t>
+      </w:r>
+      <w:proofErr w:type="spellEnd"/>
+      <w:r>
+        <w:t xml:space="preserve"> example</w:t>
       </w:r>
     </w:p>
     <w:p>
@@ -7933,8 +11782,43 @@
         </w:tabs>
       </w:pPr>
       <w:r>
-        <w:t xml:space="preserve">           { path:’login’, redirectTo: ‘/register’}</w:t>
-      </w:r>
+        <w:lastRenderedPageBreak/>
+        <w:t xml:space="preserve">           </w:t>
+      </w:r>
+      <w:proofErr w:type="gramStart"/>
+      <w:r>
+        <w:t xml:space="preserve">{ </w:t>
+      </w:r>
+      <w:proofErr w:type="spellStart"/>
+      <w:r>
+        <w:t>path</w:t>
+      </w:r>
+      <w:proofErr w:type="gramEnd"/>
+      <w:r>
+        <w:t>:’login</w:t>
+      </w:r>
+      <w:proofErr w:type="spellEnd"/>
+      <w:r>
+        <w:t xml:space="preserve">’, </w:t>
+      </w:r>
+      <w:proofErr w:type="spellStart"/>
+      <w:proofErr w:type="gramStart"/>
+      <w:r>
+        <w:t>redirectTo</w:t>
+      </w:r>
+      <w:proofErr w:type="spellEnd"/>
+      <w:r>
+        <w:t>: ‘</w:t>
+      </w:r>
+      <w:proofErr w:type="gramEnd"/>
+      <w:r>
+        <w:t>/</w:t>
+      </w:r>
+      <w:proofErr w:type="gramStart"/>
+      <w:r>
+        <w:t>register’}</w:t>
+      </w:r>
+      <w:proofErr w:type="gramEnd"/>
     </w:p>
     <w:p>
       <w:pPr>
@@ -7950,7 +11834,15 @@
         </w:tabs>
       </w:pPr>
       <w:r>
-        <w:t>- Add a  nested route</w:t>
+        <w:t xml:space="preserve">- Add </w:t>
+      </w:r>
+      <w:proofErr w:type="gramStart"/>
+      <w:r>
+        <w:t>a  nested</w:t>
+      </w:r>
+      <w:proofErr w:type="gramEnd"/>
+      <w:r>
+        <w:t xml:space="preserve"> route</w:t>
       </w:r>
     </w:p>
     <w:p>
@@ -7970,7 +11862,15 @@
         </w:tabs>
       </w:pPr>
       <w:r>
-        <w:t xml:space="preserve">       path: ‘employees/:id’, </w:t>
+        <w:t xml:space="preserve">       </w:t>
+      </w:r>
+      <w:proofErr w:type="gramStart"/>
+      <w:r>
+        <w:t>path: ‘employees/:</w:t>
+      </w:r>
+      <w:proofErr w:type="gramEnd"/>
+      <w:r>
+        <w:t xml:space="preserve">id’, </w:t>
       </w:r>
     </w:p>
     <w:p>
@@ -7980,7 +11880,15 @@
         </w:tabs>
       </w:pPr>
       <w:r>
-        <w:t xml:space="preserve">       component:’EmployeeComponent’,</w:t>
+        <w:t xml:space="preserve">       component:’</w:t>
+      </w:r>
+      <w:proofErr w:type="spellStart"/>
+      <w:r>
+        <w:t>EmployeeComponent</w:t>
+      </w:r>
+      <w:proofErr w:type="spellEnd"/>
+      <w:r>
+        <w:t>’,</w:t>
       </w:r>
     </w:p>
     <w:p>
@@ -7990,8 +11898,13 @@
         </w:tabs>
       </w:pPr>
       <w:r>
-        <w:t xml:space="preserve">       Children:[</w:t>
-      </w:r>
+        <w:t xml:space="preserve">       </w:t>
+      </w:r>
+      <w:proofErr w:type="gramStart"/>
+      <w:r>
+        <w:t>Children:[</w:t>
+      </w:r>
+      <w:proofErr w:type="gramEnd"/>
     </w:p>
     <w:p>
       <w:pPr>
@@ -8000,7 +11913,15 @@
         </w:tabs>
       </w:pPr>
       <w:r>
-        <w:t xml:space="preserve">           {Path:’info’,</w:t>
+        <w:t xml:space="preserve">           {</w:t>
+      </w:r>
+      <w:proofErr w:type="spellStart"/>
+      <w:r>
+        <w:t>Path:’info</w:t>
+      </w:r>
+      <w:proofErr w:type="spellEnd"/>
+      <w:r>
+        <w:t>’,</w:t>
       </w:r>
     </w:p>
     <w:p>
@@ -8010,10 +11931,23 @@
         </w:tabs>
       </w:pPr>
       <w:r>
-        <w:t xml:space="preserve">           Component: EmployeesInfo},</w:t>
-      </w:r>
-      <w:r>
-        <w:t xml:space="preserve">              //employees/123/info</w:t>
+        <w:t xml:space="preserve">           Component: </w:t>
+      </w:r>
+      <w:proofErr w:type="spellStart"/>
+      <w:r>
+        <w:t>EmployeesInfo</w:t>
+      </w:r>
+      <w:proofErr w:type="spellEnd"/>
+      <w:proofErr w:type="gramStart"/>
+      <w:r>
+        <w:t>},</w:t>
+      </w:r>
+      <w:r>
+        <w:t xml:space="preserve">   </w:t>
+      </w:r>
+      <w:proofErr w:type="gramEnd"/>
+      <w:r>
+        <w:t xml:space="preserve">           //employees/123/info</w:t>
       </w:r>
     </w:p>
     <w:p>
@@ -8023,7 +11957,15 @@
         </w:tabs>
       </w:pPr>
       <w:r>
-        <w:t xml:space="preserve">           {path:’profile’,</w:t>
+        <w:t xml:space="preserve">           {</w:t>
+      </w:r>
+      <w:proofErr w:type="spellStart"/>
+      <w:r>
+        <w:t>path:’profile</w:t>
+      </w:r>
+      <w:proofErr w:type="spellEnd"/>
+      <w:r>
+        <w:t>’,</w:t>
       </w:r>
     </w:p>
     <w:p>
@@ -8033,10 +11975,23 @@
         </w:tabs>
       </w:pPr>
       <w:r>
-        <w:t xml:space="preserve">            Component:’EmployeeProfile’}</w:t>
-      </w:r>
-      <w:r>
-        <w:t xml:space="preserve">        //employees/456/profile</w:t>
+        <w:t xml:space="preserve">            Component:’</w:t>
+      </w:r>
+      <w:proofErr w:type="spellStart"/>
+      <w:r>
+        <w:t>EmployeeProfile</w:t>
+      </w:r>
+      <w:proofErr w:type="spellEnd"/>
+      <w:proofErr w:type="gramStart"/>
+      <w:r>
+        <w:t>’}</w:t>
+      </w:r>
+      <w:r>
+        <w:t xml:space="preserve">   </w:t>
+      </w:r>
+      <w:proofErr w:type="gramEnd"/>
+      <w:r>
+        <w:t xml:space="preserve">     //employees/456/profile</w:t>
       </w:r>
     </w:p>
     <w:p>
@@ -8056,7 +12011,15 @@
         </w:tabs>
       </w:pPr>
       <w:r>
-        <w:t>- Create a nested route structure where the parent component has a nav bar with routerlinks and when you click one the section of the page below changes based on the component (with router-outlet)</w:t>
+        <w:t xml:space="preserve">- Create a nested route structure where the parent component has a nav bar with </w:t>
+      </w:r>
+      <w:proofErr w:type="spellStart"/>
+      <w:r>
+        <w:t>routerlinks</w:t>
+      </w:r>
+      <w:proofErr w:type="spellEnd"/>
+      <w:r>
+        <w:t xml:space="preserve"> and when you click one the section of the page below changes based on the component (with router-outlet)</w:t>
       </w:r>
     </w:p>
     <w:p>
@@ -8074,8 +12037,13 @@
         </w:rPr>
         <w:t>name</w:t>
       </w:r>
-      <w:r>
-        <w:t>=”read-more=/&gt;</w:t>
+      <w:proofErr w:type="gramStart"/>
+      <w:r>
+        <w:t>=”read</w:t>
+      </w:r>
+      <w:proofErr w:type="gramEnd"/>
+      <w:r>
+        <w:t>-more=/&gt;</w:t>
       </w:r>
       <w:r>
         <w:t xml:space="preserve"> and outlet property inside routes file</w:t>
@@ -8084,360 +12052,672 @@
     <w:p/>
     <w:p>
       <w:r>
-        <w:t>- router.navigate when clicking in a button navigate to another path</w:t>
-      </w:r>
+        <w:t xml:space="preserve">- </w:t>
+      </w:r>
+      <w:proofErr w:type="spellStart"/>
+      <w:proofErr w:type="gramStart"/>
+      <w:r>
+        <w:t>router.navigate</w:t>
+      </w:r>
+      <w:proofErr w:type="spellEnd"/>
+      <w:proofErr w:type="gramEnd"/>
+      <w:r>
+        <w:t xml:space="preserve"> when clicking in a button navigate to another path</w:t>
+      </w:r>
+    </w:p>
+    <w:p>
+      <w:r>
+        <w:t>-console the actual path and path params</w:t>
+      </w:r>
+    </w:p>
+    <w:p>
+      <w:r>
+        <w:t>-create a computed signal</w:t>
+      </w:r>
+    </w:p>
+    <w:p>
+      <w:r>
+        <w:tab/>
+        <w:t xml:space="preserve">Name </w:t>
+      </w:r>
+      <w:r>
+        <w:t>=</w:t>
+      </w:r>
+      <w:r>
+        <w:t xml:space="preserve"> signal&lt;string</w:t>
+      </w:r>
+      <w:proofErr w:type="gramStart"/>
+      <w:r>
+        <w:t>&gt;(‘</w:t>
+      </w:r>
+      <w:proofErr w:type="gramEnd"/>
+      <w:r>
+        <w:t>Fer’</w:t>
+      </w:r>
+      <w:proofErr w:type="gramStart"/>
+      <w:r>
+        <w:t>);</w:t>
+      </w:r>
+      <w:proofErr w:type="gramEnd"/>
+    </w:p>
+    <w:p>
+      <w:r>
+        <w:tab/>
+      </w:r>
+      <w:proofErr w:type="spellStart"/>
+      <w:r>
+        <w:t>computedEx</w:t>
+      </w:r>
+      <w:proofErr w:type="spellEnd"/>
+      <w:proofErr w:type="gramStart"/>
+      <w:r>
+        <w:t>=  computed</w:t>
+      </w:r>
+      <w:proofErr w:type="gramEnd"/>
+      <w:r>
+        <w:t>(</w:t>
+      </w:r>
+      <w:proofErr w:type="gramStart"/>
+      <w:r>
+        <w:t>()=</w:t>
+      </w:r>
+      <w:proofErr w:type="gramEnd"/>
+      <w:r>
+        <w:t xml:space="preserve">&gt; </w:t>
+      </w:r>
+      <w:proofErr w:type="spellStart"/>
+      <w:proofErr w:type="gramStart"/>
+      <w:r>
+        <w:t>value.toUppercase</w:t>
+      </w:r>
+      <w:proofErr w:type="spellEnd"/>
+      <w:proofErr w:type="gramEnd"/>
+      <w:r>
+        <w:t>()</w:t>
+      </w:r>
+      <w:proofErr w:type="gramStart"/>
+      <w:r>
+        <w:t xml:space="preserve">);   </w:t>
+      </w:r>
+      <w:proofErr w:type="gramEnd"/>
+      <w:r>
+        <w:t xml:space="preserve"> //</w:t>
+      </w:r>
+      <w:r>
+        <w:rPr>
+          <w:highlight w:val="yellow"/>
+        </w:rPr>
+        <w:t>never has a input parameter</w:t>
+      </w:r>
+    </w:p>
+    <w:p>
+      <w:r>
+        <w:tab/>
+        <w:t>{{</w:t>
+      </w:r>
+      <w:proofErr w:type="spellStart"/>
+      <w:proofErr w:type="gramStart"/>
+      <w:r>
+        <w:t>computedEx</w:t>
+      </w:r>
+      <w:proofErr w:type="spellEnd"/>
+      <w:r>
+        <w:t>(</w:t>
+      </w:r>
+      <w:proofErr w:type="gramEnd"/>
+      <w:r>
+        <w:t>)</w:t>
+      </w:r>
+      <w:proofErr w:type="gramStart"/>
+      <w:r>
+        <w:t xml:space="preserve">}}   </w:t>
+      </w:r>
+      <w:proofErr w:type="gramEnd"/>
+      <w:r>
+        <w:t>//prints FER</w:t>
+      </w:r>
+    </w:p>
+    <w:p/>
+    <w:p>
+      <w:r>
+        <w:t>-create an effect</w:t>
+      </w:r>
+    </w:p>
+    <w:p>
+      <w:r>
+        <w:tab/>
+      </w:r>
+      <w:proofErr w:type="gramStart"/>
+      <w:r>
+        <w:t>Effect(</w:t>
+      </w:r>
+      <w:proofErr w:type="gramEnd"/>
+      <w:r>
+        <w:t>() =</w:t>
+      </w:r>
+      <w:proofErr w:type="gramStart"/>
+      <w:r>
+        <w:t>&gt;{ log.info</w:t>
+      </w:r>
+      <w:proofErr w:type="gramEnd"/>
+      <w:r>
+        <w:t xml:space="preserve">(‘updated signal to Unused </w:t>
+      </w:r>
+      <w:proofErr w:type="gramStart"/>
+      <w:r>
+        <w:t>state’}</w:t>
+      </w:r>
+      <w:proofErr w:type="gramEnd"/>
     </w:p>
     <w:p>
       <w:r>
         <w:lastRenderedPageBreak/>
-        <w:t>-console the actual path and path params</w:t>
-      </w:r>
-    </w:p>
-    <w:p>
-      <w:r>
-        <w:t>-create a computed signal</w:t>
-      </w:r>
-    </w:p>
-    <w:p>
-      <w:r>
-        <w:tab/>
-        <w:t xml:space="preserve">Name </w:t>
-      </w:r>
-      <w:r>
-        <w:t>=</w:t>
-      </w:r>
-      <w:r>
-        <w:t xml:space="preserve"> signal&lt;string&gt;(‘Fer’);</w:t>
-      </w:r>
-    </w:p>
-    <w:p>
-      <w:r>
-        <w:tab/>
-      </w:r>
-      <w:r>
-        <w:t>computedEx=  computed(()=&gt; value.toUppercase());    //</w:t>
+        <w:t xml:space="preserve">-create an effect with untrack (this </w:t>
+      </w:r>
+      <w:proofErr w:type="gramStart"/>
+      <w:r>
+        <w:t>untrack</w:t>
+      </w:r>
+      <w:proofErr w:type="gramEnd"/>
+      <w:r>
+        <w:t xml:space="preserve"> changes of state will not trigger the effect)</w:t>
+      </w:r>
+    </w:p>
+    <w:p>
+      <w:r>
+        <w:tab/>
+      </w:r>
+      <w:proofErr w:type="gramStart"/>
+      <w:r>
+        <w:t>Effect(</w:t>
+      </w:r>
+      <w:proofErr w:type="gramEnd"/>
+      <w:r>
+        <w:t xml:space="preserve">() =&gt; </w:t>
+      </w:r>
+      <w:proofErr w:type="gramStart"/>
+      <w:r>
+        <w:t>{ `</w:t>
+      </w:r>
+      <w:proofErr w:type="gramEnd"/>
+      <w:r>
+        <w:t>the counter increases: $count and the user is ${untracked(counter)}</w:t>
+      </w:r>
+      <w:r>
+        <w:t xml:space="preserve"> </w:t>
+      </w:r>
+      <w:r>
+        <w:t>`}</w:t>
+      </w:r>
+    </w:p>
+    <w:p/>
+    <w:p>
+      <w:r>
+        <w:t xml:space="preserve">-add a token into the </w:t>
+      </w:r>
+      <w:proofErr w:type="spellStart"/>
+      <w:r>
+        <w:t>localStorage</w:t>
+      </w:r>
+      <w:proofErr w:type="spellEnd"/>
+    </w:p>
+    <w:p>
+      <w:r>
+        <w:tab/>
+      </w:r>
+      <w:proofErr w:type="spellStart"/>
+      <w:r>
+        <w:t>localStorage.</w:t>
+      </w:r>
+      <w:proofErr w:type="gramStart"/>
+      <w:r>
+        <w:t>setItem</w:t>
+      </w:r>
+      <w:proofErr w:type="spellEnd"/>
+      <w:r>
+        <w:t>(‘</w:t>
+      </w:r>
+      <w:proofErr w:type="spellStart"/>
+      <w:proofErr w:type="gramEnd"/>
+      <w:r>
+        <w:t>tokenName</w:t>
+      </w:r>
+      <w:proofErr w:type="spellEnd"/>
+      <w:proofErr w:type="gramStart"/>
+      <w:r>
+        <w:t>’, ‘</w:t>
+      </w:r>
+      <w:proofErr w:type="spellStart"/>
+      <w:proofErr w:type="gramEnd"/>
+      <w:r>
+        <w:t>jwt</w:t>
+      </w:r>
+      <w:proofErr w:type="spellEnd"/>
+      <w:r>
+        <w:t xml:space="preserve"> value’</w:t>
+      </w:r>
+      <w:proofErr w:type="gramStart"/>
+      <w:r>
+        <w:t>);</w:t>
+      </w:r>
+      <w:proofErr w:type="gramEnd"/>
+    </w:p>
+    <w:p/>
+    <w:p>
+      <w:r>
+        <w:t>-add ng content</w:t>
+      </w:r>
+    </w:p>
+    <w:p>
+      <w:r>
+        <w:tab/>
+      </w:r>
+    </w:p>
+    <w:p>
+      <w:r>
+        <w:tab/>
+        <w:t>In component cards html</w:t>
+      </w:r>
+    </w:p>
+    <w:p>
+      <w:r>
+        <w:tab/>
+      </w:r>
+      <w:r>
+        <w:tab/>
+        <w:t>&lt;ng-content select</w:t>
+      </w:r>
+      <w:proofErr w:type="gramStart"/>
+      <w:r>
+        <w:t>=”body</w:t>
+      </w:r>
+      <w:proofErr w:type="gramEnd"/>
+      <w:r>
+        <w:t>”&gt;</w:t>
+      </w:r>
+    </w:p>
+    <w:p>
+      <w:r>
+        <w:tab/>
+        <w:t xml:space="preserve">Using the component in </w:t>
+      </w:r>
+      <w:r>
+        <w:t xml:space="preserve">parent </w:t>
+      </w:r>
+      <w:r>
+        <w:t>html</w:t>
+      </w:r>
+    </w:p>
+    <w:p>
+      <w:r>
+        <w:tab/>
+      </w:r>
+      <w:r>
+        <w:tab/>
+        <w:t>&lt;cards&gt;</w:t>
+      </w:r>
+    </w:p>
+    <w:p>
+      <w:r>
+        <w:tab/>
+      </w:r>
+      <w:r>
+        <w:tab/>
+      </w:r>
+      <w:r>
+        <w:tab/>
+        <w:t>&lt;body&gt;&lt;p&gt;body to add&lt;/p&gt;&lt;/body&gt;</w:t>
+      </w:r>
+    </w:p>
+    <w:p>
+      <w:r>
+        <w:tab/>
+      </w:r>
+      <w:r>
+        <w:tab/>
+        <w:t>&lt;cards&gt;</w:t>
+      </w:r>
+    </w:p>
+    <w:p>
+      <w:r>
+        <w:tab/>
+      </w:r>
+      <w:r>
+        <w:tab/>
+      </w:r>
+    </w:p>
+    <w:p>
+      <w:r>
+        <w:t>-view child example</w:t>
+      </w:r>
+    </w:p>
+    <w:p>
+      <w:r>
+        <w:tab/>
+        <w:t>Component has in its html &lt;input #nameInput…&gt;</w:t>
+      </w:r>
+    </w:p>
+    <w:p>
+      <w:r>
+        <w:tab/>
+        <w:t xml:space="preserve">In its </w:t>
+      </w:r>
+      <w:proofErr w:type="spellStart"/>
+      <w:r>
+        <w:t>ts</w:t>
+      </w:r>
+      <w:proofErr w:type="spellEnd"/>
+      <w:r>
+        <w:t xml:space="preserve"> file</w:t>
+      </w:r>
+    </w:p>
+    <w:p>
+      <w:r>
+        <w:tab/>
+      </w:r>
+      <w:r>
+        <w:tab/>
+        <w:t xml:space="preserve">@ViewChild(‘nameInput’) </w:t>
+      </w:r>
+      <w:proofErr w:type="spellStart"/>
+      <w:r>
+        <w:t>inputElement</w:t>
+      </w:r>
+      <w:proofErr w:type="spellEnd"/>
+      <w:r>
+        <w:t xml:space="preserve">: </w:t>
+      </w:r>
+      <w:proofErr w:type="spellStart"/>
+      <w:proofErr w:type="gramStart"/>
+      <w:r>
+        <w:t>ElementRef</w:t>
+      </w:r>
+      <w:proofErr w:type="spellEnd"/>
+      <w:r>
+        <w:t>;</w:t>
+      </w:r>
+      <w:proofErr w:type="gramEnd"/>
+    </w:p>
+    <w:p>
+      <w:proofErr w:type="spellStart"/>
+      <w:proofErr w:type="gramStart"/>
+      <w:r>
+        <w:t>ngAfterViewInit</w:t>
+      </w:r>
+      <w:proofErr w:type="spellEnd"/>
+      <w:r>
+        <w:t xml:space="preserve">(){ </w:t>
+      </w:r>
+      <w:proofErr w:type="spellStart"/>
+      <w:r>
+        <w:t>this</w:t>
+      </w:r>
+      <w:proofErr w:type="gramEnd"/>
+      <w:r>
+        <w:t>.</w:t>
+      </w:r>
+      <w:proofErr w:type="gramStart"/>
+      <w:r>
+        <w:t>inputElement.nativeElement.focus</w:t>
+      </w:r>
+      <w:proofErr w:type="spellEnd"/>
+      <w:proofErr w:type="gramEnd"/>
+      <w:r>
+        <w:t>()</w:t>
+      </w:r>
+      <w:proofErr w:type="gramStart"/>
+      <w:r>
+        <w:t>; }</w:t>
+      </w:r>
+      <w:proofErr w:type="gramEnd"/>
+      <w:r>
+        <w:t xml:space="preserve"> </w:t>
+      </w:r>
+    </w:p>
+    <w:p/>
+    <w:p>
+      <w:r>
+        <w:t>-example with ng-content, ng-template and ng-template-outlet</w:t>
+      </w:r>
+    </w:p>
+    <w:p>
+      <w:r>
+        <w:tab/>
+      </w:r>
+      <w:r>
+        <w:t>&lt;ng-content select</w:t>
+      </w:r>
+      <w:proofErr w:type="gramStart"/>
+      <w:r>
+        <w:t>=”</w:t>
       </w:r>
       <w:r>
         <w:rPr>
           <w:highlight w:val="yellow"/>
         </w:rPr>
-        <w:t>never has a input parameter</w:t>
-      </w:r>
-    </w:p>
-    <w:p>
-      <w:r>
-        <w:tab/>
-        <w:t>{{computedEx()}}   //prints FER</w:t>
+        <w:t>header</w:t>
+      </w:r>
+      <w:proofErr w:type="gramEnd"/>
+      <w:r>
+        <w:t xml:space="preserve">”&gt;&lt;ng-content&gt;    //parent will </w:t>
+      </w:r>
+      <w:proofErr w:type="gramStart"/>
+      <w:r>
+        <w:t>sent</w:t>
+      </w:r>
+      <w:proofErr w:type="gramEnd"/>
+      <w:r>
+        <w:t xml:space="preserve"> content to replace it</w:t>
+      </w:r>
+    </w:p>
+    <w:p>
+      <w:pPr>
+        <w:ind w:firstLine="720"/>
+      </w:pPr>
+      <w:r>
+        <w:t xml:space="preserve">(&lt;child&gt;&lt;h1 </w:t>
+      </w:r>
+      <w:r>
+        <w:rPr>
+          <w:highlight w:val="yellow"/>
+        </w:rPr>
+        <w:t>header</w:t>
+      </w:r>
+      <w:r>
+        <w:t>&gt;Header to replace in child&lt;/h1&gt;&lt;/child&gt;</w:t>
+      </w:r>
+    </w:p>
+    <w:p>
+      <w:r>
+        <w:tab/>
+      </w:r>
+    </w:p>
+    <w:p>
+      <w:r>
+        <w:tab/>
+        <w:t>&lt;ng-template #</w:t>
+      </w:r>
+      <w:r>
+        <w:rPr>
+          <w:highlight w:val="yellow"/>
+        </w:rPr>
+        <w:t>randomTemplate</w:t>
+      </w:r>
+      <w:r>
+        <w:t>&gt;</w:t>
+      </w:r>
+    </w:p>
+    <w:p>
+      <w:r>
+        <w:lastRenderedPageBreak/>
+        <w:tab/>
+      </w:r>
+      <w:r>
+        <w:tab/>
+        <w:t>{{</w:t>
+      </w:r>
+      <w:proofErr w:type="spellStart"/>
+      <w:r>
+        <w:t>randomNumber</w:t>
+      </w:r>
+      <w:proofErr w:type="spellEnd"/>
+      <w:r>
+        <w:t>}}</w:t>
+      </w:r>
+    </w:p>
+    <w:p>
+      <w:r>
+        <w:tab/>
+        <w:t>&lt;/ng-template&gt;</w:t>
       </w:r>
     </w:p>
     <w:p/>
     <w:p>
       <w:r>
-        <w:t>-create an effect</w:t>
-      </w:r>
-    </w:p>
-    <w:p>
-      <w:r>
-        <w:tab/>
-        <w:t>Effect(</w:t>
-      </w:r>
-      <w:r>
-        <w:t>() =&gt;{ log.info(‘updated signal to Unused state’}</w:t>
-      </w:r>
-    </w:p>
-    <w:p>
-      <w:r>
-        <w:t>-create an effect with untrack (this untrack changes of state will not trigger the effect)</w:t>
-      </w:r>
-    </w:p>
-    <w:p>
-      <w:r>
-        <w:tab/>
-        <w:t xml:space="preserve">Effect(() =&gt; { </w:t>
-      </w:r>
-      <w:r>
-        <w:t>`</w:t>
-      </w:r>
-      <w:r>
-        <w:t>the counter increases: $count and the user is ${untracked(counter)}</w:t>
-      </w:r>
-      <w:r>
-        <w:t xml:space="preserve"> </w:t>
-      </w:r>
-      <w:r>
-        <w:t>`</w:t>
-      </w:r>
-      <w:r>
+        <w:tab/>
+      </w:r>
+      <w:proofErr w:type="gramStart"/>
+      <w:r>
+        <w:t>@if</w:t>
+      </w:r>
+      <w:proofErr w:type="gramEnd"/>
+      <w:r>
+        <w:t>(randomNumber</w:t>
+      </w:r>
+      <w:proofErr w:type="gramStart"/>
+      <w:r>
+        <w:t>){</w:t>
+      </w:r>
+      <w:proofErr w:type="gramEnd"/>
+    </w:p>
+    <w:p>
+      <w:r>
+        <w:tab/>
+        <w:t>&lt;ng-container *</w:t>
+      </w:r>
+      <w:proofErr w:type="spellStart"/>
+      <w:r>
+        <w:t>ngTemplateOutlet</w:t>
+      </w:r>
+      <w:proofErr w:type="spellEnd"/>
+      <w:proofErr w:type="gramStart"/>
+      <w:r>
+        <w:t>=”</w:t>
+      </w:r>
+      <w:proofErr w:type="spellStart"/>
+      <w:r>
+        <w:rPr>
+          <w:highlight w:val="yellow"/>
+        </w:rPr>
+        <w:t>randomTemplate</w:t>
+      </w:r>
+      <w:proofErr w:type="spellEnd"/>
+      <w:proofErr w:type="gramEnd"/>
+      <w:r>
+        <w:t>”&gt;//template replace here</w:t>
+      </w:r>
+    </w:p>
+    <w:p>
+      <w:r>
+        <w:tab/>
         <w:t>}</w:t>
       </w:r>
     </w:p>
     <w:p/>
     <w:p>
       <w:r>
-        <w:t>-add a token into the localStorage</w:t>
-      </w:r>
-    </w:p>
-    <w:p>
-      <w:r>
-        <w:tab/>
-        <w:t>localStorage.setItem(‘tokenName’, ‘jwt value’);</w:t>
+        <w:t>-add element to array, remove first, remove last added, keep first half</w:t>
       </w:r>
     </w:p>
     <w:p/>
     <w:p>
       <w:r>
-        <w:t>-add ng content</w:t>
-      </w:r>
-    </w:p>
-    <w:p>
-      <w:r>
-        <w:tab/>
-      </w:r>
-    </w:p>
-    <w:p>
-      <w:r>
-        <w:tab/>
-        <w:t>In component cards html</w:t>
-      </w:r>
-    </w:p>
-    <w:p>
-      <w:r>
-        <w:tab/>
-      </w:r>
-      <w:r>
-        <w:tab/>
-        <w:t>&lt;ng-content select=”body”&gt;</w:t>
-      </w:r>
-    </w:p>
-    <w:p>
-      <w:r>
-        <w:tab/>
-        <w:t xml:space="preserve">Using the component in </w:t>
-      </w:r>
-      <w:r>
-        <w:t xml:space="preserve">parent </w:t>
-      </w:r>
-      <w:r>
-        <w:t>html</w:t>
-      </w:r>
-    </w:p>
-    <w:p>
-      <w:r>
-        <w:tab/>
-      </w:r>
-      <w:r>
-        <w:tab/>
-        <w:t>&lt;cards&gt;</w:t>
-      </w:r>
-    </w:p>
-    <w:p>
-      <w:r>
-        <w:tab/>
-      </w:r>
-      <w:r>
-        <w:tab/>
-      </w:r>
-      <w:r>
-        <w:tab/>
-        <w:t>&lt;body&gt;&lt;p&gt;body to add&lt;/p&gt;&lt;/body&gt;</w:t>
-      </w:r>
-    </w:p>
-    <w:p>
-      <w:r>
-        <w:tab/>
-      </w:r>
-      <w:r>
-        <w:tab/>
-        <w:t>&lt;cards&gt;</w:t>
-      </w:r>
-    </w:p>
-    <w:p>
-      <w:r>
-        <w:tab/>
-      </w:r>
-      <w:r>
-        <w:tab/>
-      </w:r>
-    </w:p>
-    <w:p>
-      <w:r>
-        <w:t>-view child example</w:t>
-      </w:r>
-    </w:p>
-    <w:p>
-      <w:r>
-        <w:tab/>
-        <w:t>Component has in its html &lt;input #nameInput…&gt;</w:t>
-      </w:r>
-    </w:p>
-    <w:p>
-      <w:r>
-        <w:tab/>
-        <w:t>In its ts file</w:t>
-      </w:r>
-    </w:p>
-    <w:p>
-      <w:r>
-        <w:lastRenderedPageBreak/>
-        <w:tab/>
-      </w:r>
-      <w:r>
-        <w:tab/>
-        <w:t>@ViewChild(‘nameInput’) inputElement: ElementRef;</w:t>
-      </w:r>
-    </w:p>
-    <w:p>
-      <w:r>
-        <w:t xml:space="preserve">ngAfterViewInit(){ this.inputElement.nativeElement.focus(); } </w:t>
+        <w:t xml:space="preserve">-add a style with </w:t>
+      </w:r>
+      <w:proofErr w:type="spellStart"/>
+      <w:r>
+        <w:t>ngstyle</w:t>
+      </w:r>
+      <w:proofErr w:type="spellEnd"/>
+      <w:r>
+        <w:t xml:space="preserve">, add a class with </w:t>
+      </w:r>
+      <w:proofErr w:type="spellStart"/>
+      <w:r>
+        <w:t>ngClass</w:t>
+      </w:r>
+      <w:proofErr w:type="spellEnd"/>
+    </w:p>
+    <w:p>
+      <w:r>
+        <w:tab/>
+        <w:t>&lt;h2 [</w:t>
+      </w:r>
+      <w:proofErr w:type="spellStart"/>
+      <w:r>
+        <w:t>ngClass</w:t>
+      </w:r>
+      <w:proofErr w:type="spellEnd"/>
+      <w:r>
+        <w:t>]</w:t>
+      </w:r>
+      <w:proofErr w:type="gramStart"/>
+      <w:r>
+        <w:t>=”randomNumber</w:t>
+      </w:r>
+      <w:proofErr w:type="gramEnd"/>
+      <w:r>
+        <w:t>%2==</w:t>
+      </w:r>
+      <w:proofErr w:type="gramStart"/>
+      <w:r>
+        <w:t>0 ?</w:t>
+      </w:r>
+      <w:proofErr w:type="gramEnd"/>
+      <w:r>
+        <w:t xml:space="preserve"> ‘</w:t>
+      </w:r>
+      <w:proofErr w:type="spellStart"/>
+      <w:r>
+        <w:t>vipClass</w:t>
+      </w:r>
+      <w:proofErr w:type="spellEnd"/>
+      <w:proofErr w:type="gramStart"/>
+      <w:r>
+        <w:t>’ :</w:t>
+      </w:r>
+      <w:proofErr w:type="gramEnd"/>
+      <w:r>
+        <w:t xml:space="preserve"> ‘</w:t>
+      </w:r>
+      <w:proofErr w:type="spellStart"/>
+      <w:r>
+        <w:t>poorClass</w:t>
+      </w:r>
+      <w:proofErr w:type="spellEnd"/>
+      <w:r>
+        <w:t>’”&gt;</w:t>
       </w:r>
     </w:p>
     <w:p/>
     <w:p>
       <w:r>
-        <w:t>-example with ng-content, ng-template and ng-template-outlet</w:t>
-      </w:r>
-    </w:p>
-    <w:p>
-      <w:r>
-        <w:tab/>
-      </w:r>
-      <w:r>
-        <w:t>&lt;ng-content select=”</w:t>
-      </w:r>
-      <w:r>
-        <w:rPr>
-          <w:highlight w:val="yellow"/>
-        </w:rPr>
-        <w:t>header</w:t>
-      </w:r>
-      <w:r>
-        <w:t>”&gt;&lt;ng-content&gt;    //parent will sent content to replace it</w:t>
-      </w:r>
-    </w:p>
-    <w:p>
-      <w:pPr>
-        <w:ind w:firstLine="720"/>
-      </w:pPr>
-      <w:r>
-        <w:t xml:space="preserve">(&lt;child&gt;&lt;h1 </w:t>
-      </w:r>
-      <w:r>
-        <w:rPr>
-          <w:highlight w:val="yellow"/>
-        </w:rPr>
-        <w:t>header</w:t>
-      </w:r>
-      <w:r>
-        <w:t>&gt;Header to replace in child&lt;/h1&gt;&lt;/child&gt;</w:t>
-      </w:r>
-    </w:p>
-    <w:p>
-      <w:r>
-        <w:tab/>
-      </w:r>
-    </w:p>
-    <w:p>
-      <w:r>
-        <w:tab/>
-        <w:t>&lt;ng-template #</w:t>
-      </w:r>
-      <w:r>
-        <w:rPr>
-          <w:highlight w:val="yellow"/>
-        </w:rPr>
-        <w:t>randomTemplate</w:t>
-      </w:r>
-      <w:r>
-        <w:t>&gt;</w:t>
-      </w:r>
-    </w:p>
-    <w:p>
-      <w:r>
-        <w:tab/>
-      </w:r>
-      <w:r>
-        <w:tab/>
-        <w:t>{{randomNumber}}</w:t>
-      </w:r>
-    </w:p>
-    <w:p>
-      <w:r>
-        <w:tab/>
-        <w:t>&lt;/ng-template&gt;</w:t>
+        <w:t xml:space="preserve">-load a component with </w:t>
+      </w:r>
+      <w:proofErr w:type="spellStart"/>
+      <w:r>
+        <w:t>ngComponentOutlet</w:t>
+      </w:r>
+      <w:proofErr w:type="spellEnd"/>
+    </w:p>
+    <w:p>
+      <w:r>
+        <w:tab/>
       </w:r>
     </w:p>
     <w:p/>
     <w:p>
       <w:r>
-        <w:tab/>
-        <w:t>@if(randomNumber){</w:t>
-      </w:r>
-    </w:p>
-    <w:p>
-      <w:r>
-        <w:tab/>
-        <w:t>&lt;ng-container *ngTemplateOutlet=”</w:t>
-      </w:r>
-      <w:r>
-        <w:rPr>
-          <w:highlight w:val="yellow"/>
-        </w:rPr>
-        <w:t>randomTemplate</w:t>
-      </w:r>
-      <w:r>
-        <w:t>”&gt;//template replace here</w:t>
-      </w:r>
-    </w:p>
-    <w:p>
-      <w:r>
-        <w:tab/>
-        <w:t>}</w:t>
-      </w:r>
-    </w:p>
-    <w:p/>
-    <w:p>
-      <w:r>
-        <w:t>-add element to array, remove first, remove last added, keep first half</w:t>
-      </w:r>
-    </w:p>
-    <w:p/>
-    <w:p>
-      <w:r>
-        <w:t>-add a style with ngstyle, add a class with ngClass</w:t>
-      </w:r>
-    </w:p>
-    <w:p>
-      <w:r>
-        <w:tab/>
-        <w:t>&lt;h2 [ngClass]=”randomNumber%2==0 ? ‘</w:t>
-      </w:r>
-      <w:r>
-        <w:t>vipClass</w:t>
-      </w:r>
-      <w:r>
-        <w:t>’ : ‘</w:t>
-      </w:r>
-      <w:r>
-        <w:t>poorClass</w:t>
-      </w:r>
-      <w:r>
-        <w:t>’”&gt;</w:t>
-      </w:r>
-    </w:p>
-    <w:p/>
-    <w:p>
-      <w:r>
-        <w:t>-load a component with ngComponentOutlet</w:t>
-      </w:r>
-    </w:p>
-    <w:p>
-      <w:r>
-        <w:tab/>
-      </w:r>
-    </w:p>
-    <w:p/>
-    <w:p>
-      <w:r>
         <w:t>KAFKA</w:t>
       </w:r>
     </w:p>
@@ -8446,7 +12726,15 @@
         <w:t>-</w:t>
       </w:r>
       <w:r>
-        <w:t>Generate kafka message and consume it</w:t>
+        <w:t xml:space="preserve">Generate </w:t>
+      </w:r>
+      <w:proofErr w:type="spellStart"/>
+      <w:r>
+        <w:t>kafka</w:t>
+      </w:r>
+      <w:proofErr w:type="spellEnd"/>
+      <w:r>
+        <w:t xml:space="preserve"> message and consume it</w:t>
       </w:r>
     </w:p>
     <w:p>
@@ -8483,14 +12771,60 @@
     </w:p>
     <w:p>
       <w:r>
-        <w:tab/>
-        <w:t>Thread.Builder.ofVirtual().unstarted(runnable)</w:t>
-      </w:r>
-    </w:p>
-    <w:p>
-      <w:r>
-        <w:tab/>
-        <w:t>Thread.ofVirtual().factory().new Thread(runnable) //create factory and a thread from it</w:t>
+        <w:lastRenderedPageBreak/>
+        <w:tab/>
+      </w:r>
+      <w:proofErr w:type="spellStart"/>
+      <w:proofErr w:type="gramStart"/>
+      <w:r>
+        <w:t>Thread.Builder.ofVirtual</w:t>
+      </w:r>
+      <w:proofErr w:type="spellEnd"/>
+      <w:proofErr w:type="gramEnd"/>
+      <w:r>
+        <w:t>(</w:t>
+      </w:r>
+      <w:proofErr w:type="gramStart"/>
+      <w:r>
+        <w:t>).</w:t>
+      </w:r>
+      <w:proofErr w:type="spellStart"/>
+      <w:r>
+        <w:t>unstarted</w:t>
+      </w:r>
+      <w:proofErr w:type="spellEnd"/>
+      <w:proofErr w:type="gramEnd"/>
+      <w:r>
+        <w:t>(runnable)</w:t>
+      </w:r>
+    </w:p>
+    <w:p>
+      <w:r>
+        <w:tab/>
+      </w:r>
+      <w:proofErr w:type="spellStart"/>
+      <w:r>
+        <w:t>Thread.ofVirtual</w:t>
+      </w:r>
+      <w:proofErr w:type="spellEnd"/>
+      <w:r>
+        <w:t>(</w:t>
+      </w:r>
+      <w:proofErr w:type="gramStart"/>
+      <w:r>
+        <w:t>).factory</w:t>
+      </w:r>
+      <w:proofErr w:type="gramEnd"/>
+      <w:r>
+        <w:t>(</w:t>
+      </w:r>
+      <w:proofErr w:type="gramStart"/>
+      <w:r>
+        <w:t>).new</w:t>
+      </w:r>
+      <w:proofErr w:type="gramEnd"/>
+      <w:r>
+        <w:t xml:space="preserve"> Thread(runnable) //create factory and a thread from it</w:t>
       </w:r>
     </w:p>
     <w:p>
@@ -8501,33 +12835,103 @@
         <w:t>Executors.</w:t>
       </w:r>
       <w:r>
-        <w:t xml:space="preserve"> newVirtualThreadPerTaskExecutor()</w:t>
-      </w:r>
-      <w:r>
-        <w:t>.submit(runnable)</w:t>
-      </w:r>
-    </w:p>
-    <w:p>
-      <w:r>
-        <w:t>-force to wait daemon threads to complete before exiting with latch</w:t>
-      </w:r>
-    </w:p>
-    <w:p>
-      <w:r>
-        <w:tab/>
-        <w:t>CountdownLatch latch = new CountdownLatch(2) //count to end main</w:t>
-      </w:r>
-    </w:p>
-    <w:p>
-      <w:r>
-        <w:tab/>
-        <w:t>… latch.await()  //will wait until count goes to 0 (after 2 daemon threads)</w:t>
-      </w:r>
-    </w:p>
-    <w:p>
-      <w:r>
-        <w:tab/>
-        <w:t>…latch.countDown()  //rest 1 to current count</w:t>
+        <w:t xml:space="preserve"> </w:t>
+      </w:r>
+      <w:proofErr w:type="spellStart"/>
+      <w:r>
+        <w:t>newVirtualThreadPerTaskExecutor</w:t>
+      </w:r>
+      <w:proofErr w:type="spellEnd"/>
+      <w:r>
+        <w:t>(</w:t>
+      </w:r>
+      <w:proofErr w:type="gramStart"/>
+      <w:r>
+        <w:t>)</w:t>
+      </w:r>
+      <w:r>
+        <w:t>.submit</w:t>
+      </w:r>
+      <w:proofErr w:type="gramEnd"/>
+      <w:r>
+        <w:t>(runnable)</w:t>
+      </w:r>
+    </w:p>
+    <w:p>
+      <w:r>
+        <w:t xml:space="preserve">-force to </w:t>
+      </w:r>
+      <w:proofErr w:type="gramStart"/>
+      <w:r>
+        <w:t>wait</w:t>
+      </w:r>
+      <w:proofErr w:type="gramEnd"/>
+      <w:r>
+        <w:t xml:space="preserve"> daemon threads to complete before exiting with latch</w:t>
+      </w:r>
+    </w:p>
+    <w:p>
+      <w:r>
+        <w:tab/>
+      </w:r>
+      <w:proofErr w:type="spellStart"/>
+      <w:r>
+        <w:t>CountdownLatch</w:t>
+      </w:r>
+      <w:proofErr w:type="spellEnd"/>
+      <w:r>
+        <w:t xml:space="preserve"> latch = new </w:t>
+      </w:r>
+      <w:proofErr w:type="spellStart"/>
+      <w:proofErr w:type="gramStart"/>
+      <w:r>
+        <w:t>CountdownLatch</w:t>
+      </w:r>
+      <w:proofErr w:type="spellEnd"/>
+      <w:r>
+        <w:t>(</w:t>
+      </w:r>
+      <w:proofErr w:type="gramEnd"/>
+      <w:r>
+        <w:t>2) //count to end main</w:t>
+      </w:r>
+    </w:p>
+    <w:p>
+      <w:r>
+        <w:tab/>
+        <w:t xml:space="preserve">… </w:t>
+      </w:r>
+      <w:proofErr w:type="spellStart"/>
+      <w:proofErr w:type="gramStart"/>
+      <w:r>
+        <w:t>latch.await</w:t>
+      </w:r>
+      <w:proofErr w:type="spellEnd"/>
+      <w:r>
+        <w:t>()  /</w:t>
+      </w:r>
+      <w:proofErr w:type="gramEnd"/>
+      <w:r>
+        <w:t>/will wait until count goes to 0 (after 2 daemon threads)</w:t>
+      </w:r>
+    </w:p>
+    <w:p>
+      <w:r>
+        <w:tab/>
+        <w:t>…</w:t>
+      </w:r>
+      <w:proofErr w:type="spellStart"/>
+      <w:proofErr w:type="gramStart"/>
+      <w:r>
+        <w:t>latch.countDown</w:t>
+      </w:r>
+      <w:proofErr w:type="spellEnd"/>
+      <w:r>
+        <w:t>()  /</w:t>
+      </w:r>
+      <w:proofErr w:type="gramEnd"/>
+      <w:r>
+        <w:t>/rest 1 to current count</w:t>
       </w:r>
     </w:p>
     <w:p>
@@ -8538,16 +12942,60 @@
     <w:p>
       <w:r>
         <w:tab/>
-        <w:t>ExecutorService es =Executors.new</w:t>
-      </w:r>
-      <w:r>
-        <w:t xml:space="preserve"> newVirtualThreadPerTaskExecutor()</w:t>
-      </w:r>
-    </w:p>
-    <w:p>
-      <w:r>
-        <w:tab/>
-        <w:t>Es.submit(callable/runnable), es.execute(runnable only)</w:t>
+      </w:r>
+      <w:proofErr w:type="spellStart"/>
+      <w:r>
+        <w:t>ExecutorService</w:t>
+      </w:r>
+      <w:proofErr w:type="spellEnd"/>
+      <w:r>
+        <w:t xml:space="preserve"> es =</w:t>
+      </w:r>
+      <w:proofErr w:type="spellStart"/>
+      <w:r>
+        <w:t>Executors.new</w:t>
+      </w:r>
+      <w:proofErr w:type="spellEnd"/>
+      <w:r>
+        <w:t xml:space="preserve"> </w:t>
+      </w:r>
+      <w:proofErr w:type="spellStart"/>
+      <w:proofErr w:type="gramStart"/>
+      <w:r>
+        <w:t>newVirtualThreadPerTaskExecutor</w:t>
+      </w:r>
+      <w:proofErr w:type="spellEnd"/>
+      <w:r>
+        <w:t>(</w:t>
+      </w:r>
+      <w:proofErr w:type="gramEnd"/>
+      <w:r>
+        <w:t>)</w:t>
+      </w:r>
+    </w:p>
+    <w:p>
+      <w:r>
+        <w:tab/>
+      </w:r>
+      <w:proofErr w:type="spellStart"/>
+      <w:proofErr w:type="gramStart"/>
+      <w:r>
+        <w:t>Es.submit</w:t>
+      </w:r>
+      <w:proofErr w:type="spellEnd"/>
+      <w:proofErr w:type="gramEnd"/>
+      <w:r>
+        <w:t xml:space="preserve">(callable/runnable), </w:t>
+      </w:r>
+      <w:proofErr w:type="spellStart"/>
+      <w:proofErr w:type="gramStart"/>
+      <w:r>
+        <w:t>es.execute</w:t>
+      </w:r>
+      <w:proofErr w:type="spellEnd"/>
+      <w:proofErr w:type="gramEnd"/>
+      <w:r>
+        <w:t>(runnable only)</w:t>
       </w:r>
     </w:p>
     <w:p/>
@@ -8572,6 +13020,7 @@
       <w:r>
         <w:t xml:space="preserve"> =</w:t>
       </w:r>
+      <w:proofErr w:type="spellStart"/>
       <w:r>
         <w:t>ExecutorServiceins.</w:t>
       </w:r>
@@ -8581,33 +13030,55 @@
         </w:rPr>
         <w:t>submit</w:t>
       </w:r>
-      <w:r>
-        <w:t>(()-&gt;Client.getProduct(1));</w:t>
-      </w:r>
+      <w:proofErr w:type="spellEnd"/>
+      <w:r>
+        <w:t>(()-&gt;</w:t>
+      </w:r>
+      <w:proofErr w:type="spellStart"/>
+      <w:r>
+        <w:t>Client.getProduct</w:t>
+      </w:r>
+      <w:proofErr w:type="spellEnd"/>
+      <w:r>
+        <w:t>(1)</w:t>
+      </w:r>
+      <w:proofErr w:type="gramStart"/>
+      <w:r>
+        <w:t>);</w:t>
+      </w:r>
+      <w:proofErr w:type="gramEnd"/>
     </w:p>
     <w:p>
       <w:r>
         <w:tab/>
         <w:t>If(</w:t>
       </w:r>
+      <w:proofErr w:type="spellStart"/>
+      <w:proofErr w:type="gramStart"/>
       <w:r>
         <w:rPr>
           <w:highlight w:val="yellow"/>
         </w:rPr>
         <w:t>future.isDone</w:t>
       </w:r>
+      <w:proofErr w:type="spellEnd"/>
+      <w:proofErr w:type="gramEnd"/>
       <w:r>
         <w:t xml:space="preserve">()) return </w:t>
       </w:r>
+      <w:proofErr w:type="spellStart"/>
+      <w:proofErr w:type="gramStart"/>
       <w:r>
         <w:rPr>
           <w:highlight w:val="yellow"/>
         </w:rPr>
         <w:t>future.get</w:t>
       </w:r>
+      <w:proofErr w:type="spellEnd"/>
       <w:r>
         <w:t>();</w:t>
       </w:r>
+      <w:proofErr w:type="gramEnd"/>
     </w:p>
     <w:p>
       <w:r>
@@ -8619,14 +13090,92 @@
         <w:tab/>
       </w:r>
       <w:r>
-        <w:t>Semaphore s = new Semaphore(2); i=0;</w:t>
-      </w:r>
-    </w:p>
-    <w:p>
-      <w:r>
-        <w:tab/>
-        <w:t>While(i&lt;100){ s.aquire() sout(“semaphore”); i++; s.release()};</w:t>
-      </w:r>
+        <w:t xml:space="preserve">Semaphore s = new </w:t>
+      </w:r>
+      <w:proofErr w:type="gramStart"/>
+      <w:r>
+        <w:t>Semaphore(</w:t>
+      </w:r>
+      <w:proofErr w:type="gramEnd"/>
+      <w:r>
+        <w:t xml:space="preserve">2); </w:t>
+      </w:r>
+      <w:proofErr w:type="spellStart"/>
+      <w:r>
+        <w:t>i</w:t>
+      </w:r>
+      <w:proofErr w:type="spellEnd"/>
+      <w:r>
+        <w:t>=</w:t>
+      </w:r>
+      <w:proofErr w:type="gramStart"/>
+      <w:r>
+        <w:t>0;</w:t>
+      </w:r>
+      <w:proofErr w:type="gramEnd"/>
+    </w:p>
+    <w:p>
+      <w:r>
+        <w:tab/>
+        <w:t>While(</w:t>
+      </w:r>
+      <w:proofErr w:type="spellStart"/>
+      <w:r>
+        <w:t>i</w:t>
+      </w:r>
+      <w:proofErr w:type="spellEnd"/>
+      <w:r>
+        <w:t>&lt;</w:t>
+      </w:r>
+      <w:proofErr w:type="gramStart"/>
+      <w:r>
+        <w:t>100){</w:t>
+      </w:r>
+      <w:proofErr w:type="gramEnd"/>
+      <w:r>
+        <w:t xml:space="preserve"> </w:t>
+      </w:r>
+      <w:proofErr w:type="spellStart"/>
+      <w:proofErr w:type="gramStart"/>
+      <w:r>
+        <w:t>s.aquire</w:t>
+      </w:r>
+      <w:proofErr w:type="spellEnd"/>
+      <w:proofErr w:type="gramEnd"/>
+      <w:r>
+        <w:t xml:space="preserve">() </w:t>
+      </w:r>
+      <w:proofErr w:type="spellStart"/>
+      <w:r>
+        <w:t>sout</w:t>
+      </w:r>
+      <w:proofErr w:type="spellEnd"/>
+      <w:r>
+        <w:t xml:space="preserve">(“semaphore”); </w:t>
+      </w:r>
+      <w:proofErr w:type="spellStart"/>
+      <w:r>
+        <w:t>i</w:t>
+      </w:r>
+      <w:proofErr w:type="spellEnd"/>
+      <w:r>
+        <w:t xml:space="preserve">++; </w:t>
+      </w:r>
+      <w:proofErr w:type="spellStart"/>
+      <w:proofErr w:type="gramStart"/>
+      <w:r>
+        <w:t>s.release</w:t>
+      </w:r>
+      <w:proofErr w:type="spellEnd"/>
+      <w:proofErr w:type="gramEnd"/>
+      <w:r>
+        <w:t>()</w:t>
+      </w:r>
+      <w:proofErr w:type="gramStart"/>
+      <w:r>
+        <w:t>};</w:t>
+      </w:r>
+      <w:proofErr w:type="gramEnd"/>
     </w:p>
     <w:p/>
     <w:p>
@@ -8637,7 +13186,14 @@
     <w:p>
       <w:r>
         <w:tab/>
-        <w:t xml:space="preserve">ThreadFactory </w:t>
+      </w:r>
+      <w:proofErr w:type="spellStart"/>
+      <w:r>
+        <w:t>ThreadFactory</w:t>
+      </w:r>
+      <w:proofErr w:type="spellEnd"/>
+      <w:r>
+        <w:t xml:space="preserve"> </w:t>
       </w:r>
       <w:r>
         <w:rPr>
@@ -8646,13 +13202,49 @@
         <w:t>f</w:t>
       </w:r>
       <w:r>
-        <w:t xml:space="preserve"> = Thread.ofVirtual().factory();</w:t>
-      </w:r>
-    </w:p>
-    <w:p>
-      <w:r>
-        <w:tab/>
-        <w:t xml:space="preserve">ScheduledExecutorService s=Executors.newScheduledThreadPool(1, </w:t>
+        <w:t xml:space="preserve"> = </w:t>
+      </w:r>
+      <w:proofErr w:type="spellStart"/>
+      <w:r>
+        <w:t>Thread.ofVirtual</w:t>
+      </w:r>
+      <w:proofErr w:type="spellEnd"/>
+      <w:r>
+        <w:t>(</w:t>
+      </w:r>
+      <w:proofErr w:type="gramStart"/>
+      <w:r>
+        <w:t>).factory</w:t>
+      </w:r>
+      <w:proofErr w:type="gramEnd"/>
+      <w:r>
+        <w:t>(</w:t>
+      </w:r>
+      <w:proofErr w:type="gramStart"/>
+      <w:r>
+        <w:t>);</w:t>
+      </w:r>
+      <w:proofErr w:type="gramEnd"/>
+    </w:p>
+    <w:p>
+      <w:r>
+        <w:tab/>
+      </w:r>
+      <w:proofErr w:type="spellStart"/>
+      <w:r>
+        <w:t>ScheduledExecutorService</w:t>
+      </w:r>
+      <w:proofErr w:type="spellEnd"/>
+      <w:r>
+        <w:t xml:space="preserve"> s=</w:t>
+      </w:r>
+      <w:proofErr w:type="spellStart"/>
+      <w:r>
+        <w:t>Executors.newScheduledThreadPool</w:t>
+      </w:r>
+      <w:proofErr w:type="spellEnd"/>
+      <w:r>
+        <w:t xml:space="preserve">(1, </w:t>
       </w:r>
       <w:r>
         <w:rPr>
@@ -8660,20 +13252,69 @@
         </w:rPr>
         <w:t>f</w:t>
       </w:r>
+      <w:proofErr w:type="gramStart"/>
       <w:r>
         <w:t>);</w:t>
       </w:r>
-    </w:p>
-    <w:p>
-      <w:r>
-        <w:tab/>
-        <w:t>s.scheduleAtFixedRate(()-&gt;{…}, 1,2,TimeUnit.Seconds)  //delay 1, cada 2 segundos</w:t>
-      </w:r>
-    </w:p>
-    <w:p>
-      <w:r>
-        <w:tab/>
-        <w:t>s.shutdown()</w:t>
+      <w:proofErr w:type="gramEnd"/>
+    </w:p>
+    <w:p>
+      <w:r>
+        <w:tab/>
+      </w:r>
+      <w:proofErr w:type="spellStart"/>
+      <w:proofErr w:type="gramStart"/>
+      <w:r>
+        <w:t>s.scheduleAtFixedRate</w:t>
+      </w:r>
+      <w:proofErr w:type="spellEnd"/>
+      <w:proofErr w:type="gramEnd"/>
+      <w:r>
+        <w:t>(()-</w:t>
+      </w:r>
+      <w:proofErr w:type="gramStart"/>
+      <w:r>
+        <w:t>&gt;{</w:t>
+      </w:r>
+      <w:proofErr w:type="gramEnd"/>
+      <w:r>
+        <w:t>…}, 1,</w:t>
+      </w:r>
+      <w:proofErr w:type="gramStart"/>
+      <w:r>
+        <w:t>2,TimeUnit.Seconds)  /</w:t>
+      </w:r>
+      <w:proofErr w:type="gramEnd"/>
+      <w:r>
+        <w:t xml:space="preserve">/delay 1, </w:t>
+      </w:r>
+      <w:proofErr w:type="spellStart"/>
+      <w:r>
+        <w:t>cada</w:t>
+      </w:r>
+      <w:proofErr w:type="spellEnd"/>
+      <w:r>
+        <w:t xml:space="preserve"> 2 </w:t>
+      </w:r>
+      <w:proofErr w:type="spellStart"/>
+      <w:r>
+        <w:t>segundos</w:t>
+      </w:r>
+      <w:proofErr w:type="spellEnd"/>
+    </w:p>
+    <w:p>
+      <w:r>
+        <w:tab/>
+      </w:r>
+      <w:proofErr w:type="spellStart"/>
+      <w:proofErr w:type="gramStart"/>
+      <w:r>
+        <w:t>s.shutdown</w:t>
+      </w:r>
+      <w:proofErr w:type="spellEnd"/>
+      <w:proofErr w:type="gramEnd"/>
+      <w:r>
+        <w:t>()</w:t>
       </w:r>
     </w:p>
     <w:p>
@@ -8684,13 +13325,68 @@
     <w:p>
       <w:r>
         <w:tab/>
-        <w:t xml:space="preserve">ThreadLocal&lt;String&gt; tl = new ThreadLocal&lt;&gt;(); </w:t>
-      </w:r>
-    </w:p>
-    <w:p>
-      <w:r>
-        <w:tab/>
-        <w:t>Tl.set(“tokened”);   tl.get()</w:t>
+      </w:r>
+      <w:proofErr w:type="spellStart"/>
+      <w:r>
+        <w:t>ThreadLocal</w:t>
+      </w:r>
+      <w:proofErr w:type="spellEnd"/>
+      <w:r>
+        <w:t xml:space="preserve">&lt;String&gt; </w:t>
+      </w:r>
+      <w:proofErr w:type="spellStart"/>
+      <w:r>
+        <w:t>tl</w:t>
+      </w:r>
+      <w:proofErr w:type="spellEnd"/>
+      <w:r>
+        <w:t xml:space="preserve"> = new </w:t>
+      </w:r>
+      <w:proofErr w:type="spellStart"/>
+      <w:r>
+        <w:t>ThreadLocal</w:t>
+      </w:r>
+      <w:proofErr w:type="spellEnd"/>
+      <w:r>
+        <w:t>&lt;</w:t>
+      </w:r>
+      <w:proofErr w:type="gramStart"/>
+      <w:r>
+        <w:t>&gt;();</w:t>
+      </w:r>
+      <w:proofErr w:type="gramEnd"/>
+      <w:r>
+        <w:t xml:space="preserve"> </w:t>
+      </w:r>
+    </w:p>
+    <w:p>
+      <w:r>
+        <w:lastRenderedPageBreak/>
+        <w:tab/>
+      </w:r>
+      <w:proofErr w:type="spellStart"/>
+      <w:r>
+        <w:t>Tl.set</w:t>
+      </w:r>
+      <w:proofErr w:type="spellEnd"/>
+      <w:r>
+        <w:t>(“tokened”</w:t>
+      </w:r>
+      <w:proofErr w:type="gramStart"/>
+      <w:r>
+        <w:t xml:space="preserve">);   </w:t>
+      </w:r>
+      <w:proofErr w:type="spellStart"/>
+      <w:r>
+        <w:t>tl.get</w:t>
+      </w:r>
+      <w:proofErr w:type="spellEnd"/>
+      <w:r>
+        <w:t>(</w:t>
+      </w:r>
+      <w:proofErr w:type="gramEnd"/>
+      <w:r>
+        <w:t>)</w:t>
       </w:r>
     </w:p>
     <w:p>
@@ -8702,19 +13398,73 @@
     <w:p>
       <w:r>
         <w:tab/>
-        <w:t>ThreadLocal&lt;String&gt; tl = ThreadLocal.withInitial (()-&gt;“Example”)</w:t>
+      </w:r>
+      <w:proofErr w:type="spellStart"/>
+      <w:r>
+        <w:t>ThreadLocal</w:t>
+      </w:r>
+      <w:proofErr w:type="spellEnd"/>
+      <w:r>
+        <w:t xml:space="preserve">&lt;String&gt; </w:t>
+      </w:r>
+      <w:proofErr w:type="spellStart"/>
+      <w:r>
+        <w:t>tl</w:t>
+      </w:r>
+      <w:proofErr w:type="spellEnd"/>
+      <w:r>
+        <w:t xml:space="preserve"> = </w:t>
+      </w:r>
+      <w:proofErr w:type="spellStart"/>
+      <w:r>
+        <w:t>ThreadLocal.withInitial</w:t>
+      </w:r>
+      <w:proofErr w:type="spellEnd"/>
+      <w:r>
+        <w:t xml:space="preserve"> (()-</w:t>
+      </w:r>
+      <w:proofErr w:type="gramStart"/>
+      <w:r>
+        <w:t>&gt;“</w:t>
+      </w:r>
+      <w:proofErr w:type="gramEnd"/>
+      <w:r>
+        <w:t>Example”)</w:t>
       </w:r>
     </w:p>
     <w:p/>
     <w:p>
       <w:r>
-        <w:t>-create ScopedValue (jdk 25 improved thread local)</w:t>
-      </w:r>
-    </w:p>
-    <w:p>
-      <w:r>
-        <w:tab/>
-        <w:t xml:space="preserve">ScopedValue&lt;String&gt; </w:t>
+        <w:t xml:space="preserve">-create </w:t>
+      </w:r>
+      <w:proofErr w:type="spellStart"/>
+      <w:r>
+        <w:t>ScopedValue</w:t>
+      </w:r>
+      <w:proofErr w:type="spellEnd"/>
+      <w:r>
+        <w:t xml:space="preserve"> (</w:t>
+      </w:r>
+      <w:proofErr w:type="spellStart"/>
+      <w:r>
+        <w:t>jdk</w:t>
+      </w:r>
+      <w:proofErr w:type="spellEnd"/>
+      <w:r>
+        <w:t xml:space="preserve"> 25 improved thread local)</w:t>
+      </w:r>
+    </w:p>
+    <w:p>
+      <w:r>
+        <w:tab/>
+      </w:r>
+      <w:proofErr w:type="spellStart"/>
+      <w:r>
+        <w:t>ScopedValue</w:t>
+      </w:r>
+      <w:proofErr w:type="spellEnd"/>
+      <w:r>
+        <w:t xml:space="preserve">&lt;String&gt; </w:t>
       </w:r>
       <w:r>
         <w:rPr>
@@ -8725,12 +13475,23 @@
         <w:t>SESSION_TOKEN</w:t>
       </w:r>
       <w:r>
-        <w:t xml:space="preserve"> = ScopedValue.newInstance().</w:t>
-      </w:r>
-    </w:p>
-    <w:p>
-      <w:r>
-        <w:tab/>
+        <w:t xml:space="preserve"> = </w:t>
+      </w:r>
+      <w:proofErr w:type="spellStart"/>
+      <w:r>
+        <w:t>ScopedValue.newInstance</w:t>
+      </w:r>
+      <w:proofErr w:type="spellEnd"/>
+      <w:r>
+        <w:t>().</w:t>
+      </w:r>
+    </w:p>
+    <w:p>
+      <w:r>
+        <w:tab/>
+      </w:r>
+      <w:proofErr w:type="spellStart"/>
+      <w:r>
         <w:t>ScopedValue.</w:t>
       </w:r>
       <w:r>
@@ -8739,6 +13500,7 @@
         </w:rPr>
         <w:t>where</w:t>
       </w:r>
+      <w:proofErr w:type="spellEnd"/>
       <w:r>
         <w:t>(</w:t>
       </w:r>
@@ -8751,13 +13513,51 @@
         <w:t>SESSION_TOKEN</w:t>
       </w:r>
       <w:r>
-        <w:t xml:space="preserve">, “sesion123”).run(()-&gt;{check()});  //check </w:t>
+        <w:t>, “sesion123”</w:t>
+      </w:r>
+      <w:proofErr w:type="gramStart"/>
+      <w:r>
+        <w:t>).run</w:t>
+      </w:r>
+      <w:proofErr w:type="gramEnd"/>
+      <w:r>
+        <w:t>(()-&gt;{</w:t>
+      </w:r>
+      <w:proofErr w:type="gramStart"/>
+      <w:r>
+        <w:t>check(</w:t>
+      </w:r>
+      <w:proofErr w:type="gramEnd"/>
+      <w:r>
+        <w:t>)}</w:t>
+      </w:r>
+      <w:proofErr w:type="gramStart"/>
+      <w:r>
+        <w:t>);  /</w:t>
+      </w:r>
+      <w:proofErr w:type="gramEnd"/>
+      <w:r>
+        <w:t xml:space="preserve">/check </w:t>
       </w:r>
       <w:r>
         <w:rPr>
           <w:highlight w:val="yellow"/>
         </w:rPr>
-        <w:t>prints SESSION_TOKEN successfully, after ending run() value is removed</w:t>
+        <w:t xml:space="preserve">prints SESSION_TOKEN successfully, after ending </w:t>
+      </w:r>
+      <w:proofErr w:type="gramStart"/>
+      <w:r>
+        <w:rPr>
+          <w:highlight w:val="yellow"/>
+        </w:rPr>
+        <w:t>run(</w:t>
+      </w:r>
+      <w:proofErr w:type="gramEnd"/>
+      <w:r>
+        <w:rPr>
+          <w:highlight w:val="yellow"/>
+        </w:rPr>
+        <w:t>) value is removed</w:t>
       </w:r>
     </w:p>
     <w:p>
@@ -8779,7 +13579,23 @@
     <w:p>
       <w:r>
         <w:tab/>
-        <w:t xml:space="preserve">-init detroy methods </w:t>
+        <w:t>-</w:t>
+      </w:r>
+      <w:proofErr w:type="spellStart"/>
+      <w:r>
+        <w:t>init</w:t>
+      </w:r>
+      <w:proofErr w:type="spellEnd"/>
+      <w:r>
+        <w:t xml:space="preserve"> </w:t>
+      </w:r>
+      <w:proofErr w:type="spellStart"/>
+      <w:r>
+        <w:t>detroy</w:t>
+      </w:r>
+      <w:proofErr w:type="spellEnd"/>
+      <w:r>
+        <w:t xml:space="preserve"> methods </w:t>
       </w:r>
     </w:p>
     <w:p>
@@ -8824,47 +13640,100 @@
     <w:p>
       <w:r>
         <w:tab/>
-        <w:t>-create a one to many, many to one</w:t>
+        <w:t xml:space="preserve">-create a one </w:t>
+      </w:r>
+      <w:proofErr w:type="gramStart"/>
+      <w:r>
+        <w:t>to</w:t>
+      </w:r>
+      <w:proofErr w:type="gramEnd"/>
+      <w:r>
+        <w:t xml:space="preserve"> many, many to one</w:t>
+      </w:r>
+    </w:p>
+    <w:p>
+      <w:r>
+        <w:tab/>
+        <w:t>-spring security authentication flow</w:t>
+      </w:r>
+    </w:p>
+    <w:p>
+      <w:r>
+        <w:tab/>
+        <w:t xml:space="preserve">-use </w:t>
+      </w:r>
+      <w:proofErr w:type="spellStart"/>
+      <w:r>
+        <w:t>aop</w:t>
+      </w:r>
+      <w:proofErr w:type="spellEnd"/>
+    </w:p>
+    <w:p>
+      <w:r>
+        <w:tab/>
+        <w:t xml:space="preserve">-spring security implement custom entry point, denied handler, invalid session page, concurrent session for same user to just 1 and deny at login if a second same user wants to login, authentication events, </w:t>
+      </w:r>
+      <w:proofErr w:type="spellStart"/>
+      <w:r>
+        <w:t>onsuccess</w:t>
+      </w:r>
+      <w:proofErr w:type="spellEnd"/>
+      <w:r>
+        <w:t>, on failure, authentication success handler, authentication failure handler, invalidate http session and delete cookies</w:t>
+      </w:r>
+    </w:p>
+    <w:p>
+      <w:r>
+        <w:tab/>
+        <w:t xml:space="preserve">-normal </w:t>
+      </w:r>
+      <w:proofErr w:type="spellStart"/>
+      <w:r>
+        <w:t>mvc</w:t>
+      </w:r>
+      <w:proofErr w:type="spellEnd"/>
+      <w:r>
+        <w:t xml:space="preserve"> that injects </w:t>
+      </w:r>
+      <w:proofErr w:type="gramStart"/>
+      <w:r>
+        <w:t>a @</w:t>
+      </w:r>
+      <w:proofErr w:type="gramEnd"/>
+      <w:r>
+        <w:t>ModelAttribute from a form and redirects to a view</w:t>
+      </w:r>
+      <w:r>
+        <w:t xml:space="preserve">, if the form has errors </w:t>
+      </w:r>
+      <w:proofErr w:type="spellStart"/>
+      <w:r>
+        <w:t>refirect</w:t>
+      </w:r>
+      <w:proofErr w:type="spellEnd"/>
+      <w:r>
+        <w:t xml:space="preserve"> to the submit form page and highlight the errors</w:t>
+      </w:r>
+    </w:p>
+    <w:p>
+      <w:r>
+        <w:tab/>
+        <w:t>-activate different profiles</w:t>
       </w:r>
     </w:p>
     <w:p>
       <w:r>
         <w:lastRenderedPageBreak/>
         <w:tab/>
-        <w:t>-spring security authentication flow</w:t>
-      </w:r>
-    </w:p>
-    <w:p>
-      <w:r>
-        <w:tab/>
-        <w:t>-use aop</w:t>
-      </w:r>
-    </w:p>
-    <w:p>
-      <w:r>
-        <w:tab/>
-        <w:t>-spring security implement custom entry point, denied handler, invalid session page, concurrent session for same user to just 1 and deny at login if a second same user wants to login, authentication events, onsuccess, on failure, authentication success handler, authentication failure handler, invalidate http session and delete cookies</w:t>
-      </w:r>
-    </w:p>
-    <w:p>
-      <w:r>
-        <w:tab/>
-        <w:t>-normal mvc that injects a @ModelAttribute from a form and redirects to a view</w:t>
-      </w:r>
-      <w:r>
-        <w:t>, if the form has errors refirect to the submit form page and highlight the errors</w:t>
-      </w:r>
-    </w:p>
-    <w:p>
-      <w:r>
-        <w:tab/>
-        <w:t>-activate different profiles</w:t>
-      </w:r>
-    </w:p>
-    <w:p>
-      <w:r>
-        <w:tab/>
-        <w:t>-create a open feign client</w:t>
+        <w:t xml:space="preserve">-create </w:t>
+      </w:r>
+      <w:proofErr w:type="gramStart"/>
+      <w:r>
+        <w:t>a</w:t>
+      </w:r>
+      <w:proofErr w:type="gramEnd"/>
+      <w:r>
+        <w:t xml:space="preserve"> open feign client</w:t>
       </w:r>
     </w:p>
     <w:p>
@@ -8900,8 +13769,13 @@
     <w:p>
       <w:r>
         <w:tab/>
-        <w:t>-implement kafka</w:t>
-      </w:r>
+        <w:t xml:space="preserve">-implement </w:t>
+      </w:r>
+      <w:proofErr w:type="spellStart"/>
+      <w:r>
+        <w:t>kafka</w:t>
+      </w:r>
+      <w:proofErr w:type="spellEnd"/>
     </w:p>
     <w:p>
       <w:r>

--- a/Exercizes.docx
+++ b/Exercizes.docx
@@ -27,25 +27,7 @@
           <w:color w:val="0A0A0A"/>
           <w:shd w:val="clear" w:color="auto" w:fill="E5EDFF"/>
         </w:rPr>
-        <w:t xml:space="preserve">-Filter example to find product </w:t>
-      </w:r>
-      <w:proofErr w:type="spellStart"/>
-      <w:r>
-        <w:rPr>
-          <w:rFonts w:ascii="Arial" w:eastAsia="Times New Roman" w:hAnsi="Arial" w:cs="Arial"/>
-          <w:color w:val="0A0A0A"/>
-          <w:shd w:val="clear" w:color="auto" w:fill="E5EDFF"/>
-        </w:rPr>
-        <w:t>chich</w:t>
-      </w:r>
-      <w:proofErr w:type="spellEnd"/>
-      <w:r>
-        <w:rPr>
-          <w:rFonts w:ascii="Arial" w:eastAsia="Times New Roman" w:hAnsi="Arial" w:cs="Arial"/>
-          <w:color w:val="0A0A0A"/>
-          <w:shd w:val="clear" w:color="auto" w:fill="E5EDFF"/>
-        </w:rPr>
-        <w:t xml:space="preserve"> exist in Alabama and California only, no other states</w:t>
+        <w:t>-Filter example to find product chich exist in Alabama and California only, no other states</w:t>
       </w:r>
     </w:p>
     <w:p>
@@ -209,43 +191,7 @@
           <w:color w:val="0A0A0A"/>
           <w:shd w:val="clear" w:color="auto" w:fill="E5EDFF"/>
         </w:rPr>
-        <w:t xml:space="preserve">-Find where </w:t>
-      </w:r>
-      <w:proofErr w:type="spellStart"/>
-      <w:r>
-        <w:rPr>
-          <w:rFonts w:ascii="Arial" w:eastAsia="Times New Roman" w:hAnsi="Arial" w:cs="Arial"/>
-          <w:color w:val="0A0A0A"/>
-          <w:shd w:val="clear" w:color="auto" w:fill="E5EDFF"/>
-        </w:rPr>
-        <w:t>edad</w:t>
-      </w:r>
-      <w:proofErr w:type="spellEnd"/>
-      <w:r>
-        <w:rPr>
-          <w:rFonts w:ascii="Arial" w:eastAsia="Times New Roman" w:hAnsi="Arial" w:cs="Arial"/>
-          <w:color w:val="0A0A0A"/>
-          <w:shd w:val="clear" w:color="auto" w:fill="E5EDFF"/>
-        </w:rPr>
-        <w:t xml:space="preserve"> </w:t>
-      </w:r>
-      <w:proofErr w:type="gramStart"/>
-      <w:r>
-        <w:rPr>
-          <w:rFonts w:ascii="Arial" w:eastAsia="Times New Roman" w:hAnsi="Arial" w:cs="Arial"/>
-          <w:color w:val="0A0A0A"/>
-          <w:shd w:val="clear" w:color="auto" w:fill="E5EDFF"/>
-        </w:rPr>
-        <w:t>greater</w:t>
-      </w:r>
-      <w:proofErr w:type="gramEnd"/>
-      <w:r>
-        <w:rPr>
-          <w:rFonts w:ascii="Arial" w:eastAsia="Times New Roman" w:hAnsi="Arial" w:cs="Arial"/>
-          <w:color w:val="0A0A0A"/>
-          <w:shd w:val="clear" w:color="auto" w:fill="E5EDFF"/>
-        </w:rPr>
-        <w:t xml:space="preserve"> than 35</w:t>
+        <w:t>-Find where edad greater than 35</w:t>
       </w:r>
     </w:p>
     <w:p>
@@ -360,15 +306,7 @@
     </w:p>
     <w:p>
       <w:r>
-        <w:t xml:space="preserve">If </w:t>
-      </w:r>
-      <w:proofErr w:type="spellStart"/>
-      <w:r>
-        <w:t>alabama</w:t>
-      </w:r>
-      <w:proofErr w:type="spellEnd"/>
-      <w:r>
-        <w:t xml:space="preserve"> or California is there it will return the document</w:t>
+        <w:t>If alabama or California is there it will return the document</w:t>
       </w:r>
     </w:p>
     <w:p/>
@@ -565,29 +503,8 @@
     </w:p>
     <w:p>
       <w:r>
-        <w:t>- $</w:t>
-      </w:r>
-      <w:proofErr w:type="spellStart"/>
-      <w:r>
-        <w:t>gt</w:t>
-      </w:r>
-      <w:proofErr w:type="spellEnd"/>
-      <w:r>
-        <w:t xml:space="preserve">, </w:t>
-      </w:r>
-      <w:proofErr w:type="spellStart"/>
-      <w:r>
-        <w:t>gte</w:t>
-      </w:r>
-      <w:proofErr w:type="spellEnd"/>
-      <w:r>
-        <w:t xml:space="preserve">, </w:t>
-      </w:r>
-      <w:proofErr w:type="spellStart"/>
-      <w:r>
-        <w:t>lt</w:t>
-      </w:r>
-      <w:proofErr w:type="spellEnd"/>
+        <w:t>- $gt, gte, lt</w:t>
+      </w:r>
     </w:p>
     <w:p>
       <w:r>
@@ -657,36 +574,8 @@
           <w:color w:val="0A0A0A"/>
           <w:shd w:val="clear" w:color="auto" w:fill="E5EDFF"/>
         </w:rPr>
-        <w:t xml:space="preserve">will return any where California OR Alabama is included with projection of </w:t>
-      </w:r>
-      <w:proofErr w:type="spellStart"/>
-      <w:r>
-        <w:rPr>
-          <w:rFonts w:ascii="Arial" w:eastAsia="Times New Roman" w:hAnsi="Arial" w:cs="Arial"/>
-          <w:color w:val="0A0A0A"/>
-          <w:shd w:val="clear" w:color="auto" w:fill="E5EDFF"/>
-        </w:rPr>
-        <w:t>productName</w:t>
-      </w:r>
-      <w:proofErr w:type="spellEnd"/>
-      <w:r>
-        <w:rPr>
-          <w:rFonts w:ascii="Arial" w:eastAsia="Times New Roman" w:hAnsi="Arial" w:cs="Arial"/>
-          <w:color w:val="0A0A0A"/>
-          <w:shd w:val="clear" w:color="auto" w:fill="E5EDFF"/>
-        </w:rPr>
-        <w:t xml:space="preserve">, stock and </w:t>
-      </w:r>
-      <w:proofErr w:type="spellStart"/>
-      <w:r>
-        <w:rPr>
-          <w:rFonts w:ascii="Arial" w:eastAsia="Times New Roman" w:hAnsi="Arial" w:cs="Arial"/>
-          <w:color w:val="0A0A0A"/>
-          <w:shd w:val="clear" w:color="auto" w:fill="E5EDFF"/>
-        </w:rPr>
-        <w:t>branchOffice</w:t>
-      </w:r>
-      <w:proofErr w:type="spellEnd"/>
+        <w:t>will return any where California OR Alabama is included with projection of productName, stock and branchOffice</w:t>
+      </w:r>
     </w:p>
     <w:p>
       <w:pPr>
@@ -754,25 +643,7 @@
           <w:color w:val="0A0A0A"/>
           <w:shd w:val="clear" w:color="auto" w:fill="E5EDFF"/>
         </w:rPr>
-        <w:t xml:space="preserve">-find if </w:t>
-      </w:r>
-      <w:proofErr w:type="spellStart"/>
-      <w:r>
-        <w:rPr>
-          <w:rFonts w:ascii="Arial" w:eastAsia="Times New Roman" w:hAnsi="Arial" w:cs="Arial"/>
-          <w:color w:val="0A0A0A"/>
-          <w:shd w:val="clear" w:color="auto" w:fill="E5EDFF"/>
-        </w:rPr>
-        <w:t>categoryName</w:t>
-      </w:r>
-      <w:proofErr w:type="spellEnd"/>
-      <w:r>
-        <w:rPr>
-          <w:rFonts w:ascii="Arial" w:eastAsia="Times New Roman" w:hAnsi="Arial" w:cs="Arial"/>
-          <w:color w:val="0A0A0A"/>
-          <w:shd w:val="clear" w:color="auto" w:fill="E5EDFF"/>
-        </w:rPr>
-        <w:t xml:space="preserve"> in Beverages and condiments</w:t>
+        <w:t>-find if categoryName in Beverages and condiments</w:t>
       </w:r>
     </w:p>
     <w:p>
@@ -1069,18 +940,8 @@
           <w:color w:val="0A0A0A"/>
           <w:shd w:val="clear" w:color="auto" w:fill="E5EDFF"/>
         </w:rPr>
-        <w:t>"</w:t>
-      </w:r>
-      <w:proofErr w:type="spellStart"/>
-      <w:r>
-        <w:rPr>
-          <w:rFonts w:ascii="Arial" w:eastAsia="Times New Roman" w:hAnsi="Arial" w:cs="Arial"/>
-          <w:color w:val="0A0A0A"/>
-          <w:shd w:val="clear" w:color="auto" w:fill="E5EDFF"/>
-        </w:rPr>
-        <w:t>Beverages","Seafood","Condiments</w:t>
-      </w:r>
-      <w:proofErr w:type="spellEnd"/>
+        <w:t>"Beverages","Seafood","Condiments</w:t>
+      </w:r>
     </w:p>
     <w:p>
       <w:pPr>
@@ -1163,26 +1024,14 @@
       <w:r>
         <w:t xml:space="preserve"> </w:t>
       </w:r>
-      <w:proofErr w:type="spellStart"/>
-      <w:proofErr w:type="gramStart"/>
-      <w:r>
-        <w:rPr>
-          <w:rFonts w:ascii="Arial" w:eastAsia="Times New Roman" w:hAnsi="Arial" w:cs="Arial"/>
-          <w:color w:val="0A0A0A"/>
-          <w:shd w:val="clear" w:color="auto" w:fill="E5EDFF"/>
-        </w:rPr>
-        <w:t>categories.suppliers</w:t>
-      </w:r>
-      <w:proofErr w:type="gramEnd"/>
-      <w:r>
-        <w:rPr>
-          <w:rFonts w:ascii="Arial" w:eastAsia="Times New Roman" w:hAnsi="Arial" w:cs="Arial"/>
-          <w:color w:val="0A0A0A"/>
-          <w:shd w:val="clear" w:color="auto" w:fill="E5EDFF"/>
-        </w:rPr>
-        <w:t>.country":"UK</w:t>
-      </w:r>
-      <w:proofErr w:type="spellEnd"/>
+      <w:r>
+        <w:rPr>
+          <w:rFonts w:ascii="Arial" w:eastAsia="Times New Roman" w:hAnsi="Arial" w:cs="Arial"/>
+          <w:color w:val="0A0A0A"/>
+          <w:shd w:val="clear" w:color="auto" w:fill="E5EDFF"/>
+        </w:rPr>
+        <w:t>categories.suppliers.country":"UK</w:t>
+      </w:r>
       <w:r>
         <w:rPr>
           <w:rFonts w:ascii="Arial" w:eastAsia="Times New Roman" w:hAnsi="Arial" w:cs="Arial"/>
@@ -1191,36 +1040,14 @@
         </w:rPr>
         <w:t xml:space="preserve">, </w:t>
       </w:r>
-      <w:proofErr w:type="spellStart"/>
-      <w:proofErr w:type="gramStart"/>
-      <w:r>
-        <w:rPr>
-          <w:rFonts w:ascii="Arial" w:eastAsia="Times New Roman" w:hAnsi="Arial" w:cs="Arial"/>
-          <w:color w:val="0A0A0A"/>
-          <w:shd w:val="clear" w:color="auto" w:fill="E5EDFF"/>
-        </w:rPr>
-        <w:t>categories.suppliers</w:t>
-      </w:r>
-      <w:proofErr w:type="gramEnd"/>
-      <w:r>
-        <w:rPr>
-          <w:rFonts w:ascii="Arial" w:eastAsia="Times New Roman" w:hAnsi="Arial" w:cs="Arial"/>
-          <w:color w:val="0A0A0A"/>
-          <w:shd w:val="clear" w:color="auto" w:fill="E5EDFF"/>
-        </w:rPr>
-        <w:t>.country</w:t>
-      </w:r>
-      <w:proofErr w:type="gramStart"/>
-      <w:r>
-        <w:rPr>
-          <w:rFonts w:ascii="Arial" w:eastAsia="Times New Roman" w:hAnsi="Arial" w:cs="Arial"/>
-          <w:color w:val="0A0A0A"/>
-          <w:shd w:val="clear" w:color="auto" w:fill="E5EDFF"/>
-        </w:rPr>
-        <w:t>":null</w:t>
-      </w:r>
-      <w:proofErr w:type="spellEnd"/>
-      <w:proofErr w:type="gramEnd"/>
+      <w:r>
+        <w:rPr>
+          <w:rFonts w:ascii="Arial" w:eastAsia="Times New Roman" w:hAnsi="Arial" w:cs="Arial"/>
+          <w:color w:val="0A0A0A"/>
+          <w:shd w:val="clear" w:color="auto" w:fill="E5EDFF"/>
+        </w:rPr>
+        <w:t>categories.suppliers.country":null</w:t>
+      </w:r>
       <w:r>
         <w:rPr>
           <w:rFonts w:ascii="Arial" w:eastAsia="Times New Roman" w:hAnsi="Arial" w:cs="Arial"/>
@@ -1229,23 +1056,13 @@
         </w:rPr>
         <w:t xml:space="preserve">, </w:t>
       </w:r>
-      <w:proofErr w:type="gramStart"/>
-      <w:r>
-        <w:rPr>
-          <w:rFonts w:ascii="Arial" w:eastAsia="Times New Roman" w:hAnsi="Arial" w:cs="Arial"/>
-          <w:color w:val="0A0A0A"/>
-          <w:shd w:val="clear" w:color="auto" w:fill="E5EDFF"/>
-        </w:rPr>
-        <w:t>categories.suppliers</w:t>
-      </w:r>
-      <w:proofErr w:type="gramEnd"/>
-      <w:r>
-        <w:rPr>
-          <w:rFonts w:ascii="Arial" w:eastAsia="Times New Roman" w:hAnsi="Arial" w:cs="Arial"/>
-          <w:color w:val="0A0A0A"/>
-          <w:shd w:val="clear" w:color="auto" w:fill="E5EDFF"/>
-        </w:rPr>
-        <w:t>.country":1</w:t>
+      <w:r>
+        <w:rPr>
+          <w:rFonts w:ascii="Arial" w:eastAsia="Times New Roman" w:hAnsi="Arial" w:cs="Arial"/>
+          <w:color w:val="0A0A0A"/>
+          <w:shd w:val="clear" w:color="auto" w:fill="E5EDFF"/>
+        </w:rPr>
+        <w:t>categories.suppliers.country":1</w:t>
       </w:r>
     </w:p>
     <w:p>
@@ -1428,18 +1245,8 @@
           <w:shd w:val="clear" w:color="auto" w:fill="E5EDFF"/>
         </w:rPr>
         <w:lastRenderedPageBreak/>
-        <w:t xml:space="preserve">-$type bring documents which </w:t>
-      </w:r>
-      <w:proofErr w:type="spellStart"/>
-      <w:r>
-        <w:rPr>
-          <w:rFonts w:ascii="Arial" w:eastAsia="Times New Roman" w:hAnsi="Arial" w:cs="Arial"/>
-          <w:color w:val="0A0A0A"/>
-          <w:shd w:val="clear" w:color="auto" w:fill="E5EDFF"/>
-        </w:rPr>
-        <w:t>homePhone</w:t>
-      </w:r>
-      <w:proofErr w:type="spellEnd"/>
+        <w:t>-$type bring documents which homePhone</w:t>
+      </w:r>
       <w:r>
         <w:rPr>
           <w:rFonts w:ascii="Arial" w:eastAsia="Times New Roman" w:hAnsi="Arial" w:cs="Arial"/>
@@ -1524,25 +1331,7 @@
           <w:color w:val="0A0A0A"/>
           <w:shd w:val="clear" w:color="auto" w:fill="E5EDFF"/>
         </w:rPr>
-        <w:t>-$</w:t>
-      </w:r>
-      <w:proofErr w:type="gramStart"/>
-      <w:r>
-        <w:rPr>
-          <w:rFonts w:ascii="Arial" w:eastAsia="Times New Roman" w:hAnsi="Arial" w:cs="Arial"/>
-          <w:color w:val="0A0A0A"/>
-          <w:shd w:val="clear" w:color="auto" w:fill="E5EDFF"/>
-        </w:rPr>
-        <w:t>regex</w:t>
-      </w:r>
-      <w:proofErr w:type="gramEnd"/>
-      <w:r>
-        <w:rPr>
-          <w:rFonts w:ascii="Arial" w:eastAsia="Times New Roman" w:hAnsi="Arial" w:cs="Arial"/>
-          <w:color w:val="0A0A0A"/>
-          <w:shd w:val="clear" w:color="auto" w:fill="E5EDFF"/>
-        </w:rPr>
-        <w:t xml:space="preserve"> bring documents where tittle has “Support” ignoring case</w:t>
+        <w:t>-$regex bring documents where tittle has “Support” ignoring case</w:t>
       </w:r>
     </w:p>
     <w:p>
@@ -1695,18 +1484,8 @@
           <w:color w:val="0A0A0A"/>
           <w:shd w:val="clear" w:color="auto" w:fill="E5EDFF"/>
         </w:rPr>
-        <w:t>-$</w:t>
-      </w:r>
-      <w:proofErr w:type="spellStart"/>
-      <w:r>
-        <w:rPr>
-          <w:rFonts w:ascii="Arial" w:eastAsia="Times New Roman" w:hAnsi="Arial" w:cs="Arial"/>
-          <w:color w:val="0A0A0A"/>
-          <w:shd w:val="clear" w:color="auto" w:fill="E5EDFF"/>
-        </w:rPr>
-        <w:t>elemMatch</w:t>
-      </w:r>
-      <w:proofErr w:type="spellEnd"/>
+        <w:t>-$elemMatch</w:t>
+      </w:r>
       <w:r>
         <w:rPr>
           <w:rFonts w:ascii="Arial" w:eastAsia="Times New Roman" w:hAnsi="Arial" w:cs="Arial"/>
@@ -1721,119 +1500,7 @@
           <w:color w:val="0A0A0A"/>
           <w:shd w:val="clear" w:color="auto" w:fill="E5EDFF"/>
         </w:rPr>
-        <w:t xml:space="preserve">hobbies is a property which has </w:t>
-      </w:r>
-      <w:proofErr w:type="gramStart"/>
-      <w:r>
-        <w:rPr>
-          <w:rFonts w:ascii="Arial" w:eastAsia="Times New Roman" w:hAnsi="Arial" w:cs="Arial"/>
-          <w:color w:val="0A0A0A"/>
-          <w:shd w:val="clear" w:color="auto" w:fill="E5EDFF"/>
-        </w:rPr>
-        <w:t>a</w:t>
-      </w:r>
-      <w:proofErr w:type="gramEnd"/>
-      <w:r>
-        <w:rPr>
-          <w:rFonts w:ascii="Arial" w:eastAsia="Times New Roman" w:hAnsi="Arial" w:cs="Arial"/>
-          <w:color w:val="0A0A0A"/>
-          <w:shd w:val="clear" w:color="auto" w:fill="E5EDFF"/>
-        </w:rPr>
-        <w:t xml:space="preserve"> embedded document, </w:t>
-      </w:r>
-      <w:proofErr w:type="gramStart"/>
-      <w:r>
-        <w:rPr>
-          <w:rFonts w:ascii="Arial" w:eastAsia="Times New Roman" w:hAnsi="Arial" w:cs="Arial"/>
-          <w:color w:val="0A0A0A"/>
-          <w:shd w:val="clear" w:color="auto" w:fill="E5EDFF"/>
-        </w:rPr>
-        <w:t>take a look</w:t>
-      </w:r>
-      <w:proofErr w:type="gramEnd"/>
-      <w:r>
-        <w:rPr>
-          <w:rFonts w:ascii="Arial" w:eastAsia="Times New Roman" w:hAnsi="Arial" w:cs="Arial"/>
-          <w:color w:val="0A0A0A"/>
-          <w:shd w:val="clear" w:color="auto" w:fill="E5EDFF"/>
-        </w:rPr>
-        <w:t xml:space="preserve"> to </w:t>
-      </w:r>
-      <w:proofErr w:type="spellStart"/>
-      <w:proofErr w:type="gramStart"/>
-      <w:r>
-        <w:rPr>
-          <w:rFonts w:ascii="Arial" w:eastAsia="Times New Roman" w:hAnsi="Arial" w:cs="Arial"/>
-          <w:color w:val="0A0A0A"/>
-          <w:shd w:val="clear" w:color="auto" w:fill="E5EDFF"/>
-        </w:rPr>
-        <w:t>hobbies.title</w:t>
-      </w:r>
-      <w:proofErr w:type="spellEnd"/>
-      <w:proofErr w:type="gramEnd"/>
-      <w:r>
-        <w:rPr>
-          <w:rFonts w:ascii="Arial" w:eastAsia="Times New Roman" w:hAnsi="Arial" w:cs="Arial"/>
-          <w:color w:val="0A0A0A"/>
-          <w:shd w:val="clear" w:color="auto" w:fill="E5EDFF"/>
-        </w:rPr>
-        <w:t xml:space="preserve"> = </w:t>
-      </w:r>
-      <w:proofErr w:type="spellStart"/>
-      <w:r>
-        <w:rPr>
-          <w:rFonts w:ascii="Arial" w:eastAsia="Times New Roman" w:hAnsi="Arial" w:cs="Arial"/>
-          <w:color w:val="0A0A0A"/>
-          <w:shd w:val="clear" w:color="auto" w:fill="E5EDFF"/>
-        </w:rPr>
-        <w:t>Voley</w:t>
-      </w:r>
-      <w:proofErr w:type="spellEnd"/>
-      <w:r>
-        <w:rPr>
-          <w:rFonts w:ascii="Arial" w:eastAsia="Times New Roman" w:hAnsi="Arial" w:cs="Arial"/>
-          <w:color w:val="0A0A0A"/>
-          <w:shd w:val="clear" w:color="auto" w:fill="E5EDFF"/>
-        </w:rPr>
-        <w:t xml:space="preserve"> and </w:t>
-      </w:r>
-      <w:proofErr w:type="spellStart"/>
-      <w:proofErr w:type="gramStart"/>
-      <w:r>
-        <w:rPr>
-          <w:rFonts w:ascii="Arial" w:eastAsia="Times New Roman" w:hAnsi="Arial" w:cs="Arial"/>
-          <w:color w:val="0A0A0A"/>
-          <w:shd w:val="clear" w:color="auto" w:fill="E5EDFF"/>
-        </w:rPr>
-        <w:t>hobbies.frequency</w:t>
-      </w:r>
-      <w:proofErr w:type="spellEnd"/>
-      <w:proofErr w:type="gramEnd"/>
-      <w:r>
-        <w:rPr>
-          <w:rFonts w:ascii="Arial" w:eastAsia="Times New Roman" w:hAnsi="Arial" w:cs="Arial"/>
-          <w:color w:val="0A0A0A"/>
-          <w:shd w:val="clear" w:color="auto" w:fill="E5EDFF"/>
-        </w:rPr>
-        <w:t xml:space="preserve"> </w:t>
-      </w:r>
-      <w:proofErr w:type="spellStart"/>
-      <w:r>
-        <w:rPr>
-          <w:rFonts w:ascii="Arial" w:eastAsia="Times New Roman" w:hAnsi="Arial" w:cs="Arial"/>
-          <w:color w:val="0A0A0A"/>
-          <w:shd w:val="clear" w:color="auto" w:fill="E5EDFF"/>
-        </w:rPr>
-        <w:t>gte</w:t>
-      </w:r>
-      <w:proofErr w:type="spellEnd"/>
-      <w:r>
-        <w:rPr>
-          <w:rFonts w:ascii="Arial" w:eastAsia="Times New Roman" w:hAnsi="Arial" w:cs="Arial"/>
-          <w:color w:val="0A0A0A"/>
-          <w:shd w:val="clear" w:color="auto" w:fill="E5EDFF"/>
-        </w:rPr>
-        <w:t xml:space="preserve"> 3 if both match the doc is returned</w:t>
+        <w:t>hobbies is a property which has a embedded document, take a look to hobbies.title = Voley and hobbies.frequency gte 3 if both match the doc is returned</w:t>
       </w:r>
     </w:p>
     <w:p>
@@ -2001,43 +1668,7 @@
           <w:color w:val="0A0A0A"/>
           <w:shd w:val="clear" w:color="auto" w:fill="E5EDFF"/>
         </w:rPr>
-        <w:t>-</w:t>
-      </w:r>
-      <w:proofErr w:type="gramStart"/>
-      <w:r>
-        <w:rPr>
-          <w:rFonts w:ascii="Arial" w:eastAsia="Times New Roman" w:hAnsi="Arial" w:cs="Arial"/>
-          <w:color w:val="0A0A0A"/>
-          <w:shd w:val="clear" w:color="auto" w:fill="E5EDFF"/>
-        </w:rPr>
-        <w:t>sort(</w:t>
-      </w:r>
-      <w:proofErr w:type="gramEnd"/>
-      <w:r>
-        <w:rPr>
-          <w:rFonts w:ascii="Arial" w:eastAsia="Times New Roman" w:hAnsi="Arial" w:cs="Arial"/>
-          <w:color w:val="0A0A0A"/>
-          <w:shd w:val="clear" w:color="auto" w:fill="E5EDFF"/>
-        </w:rPr>
-        <w:t xml:space="preserve">) product name </w:t>
-      </w:r>
-      <w:proofErr w:type="spellStart"/>
-      <w:r>
-        <w:rPr>
-          <w:rFonts w:ascii="Arial" w:eastAsia="Times New Roman" w:hAnsi="Arial" w:cs="Arial"/>
-          <w:color w:val="0A0A0A"/>
-          <w:shd w:val="clear" w:color="auto" w:fill="E5EDFF"/>
-        </w:rPr>
-        <w:t>asc</w:t>
-      </w:r>
-      <w:proofErr w:type="spellEnd"/>
-      <w:r>
-        <w:rPr>
-          <w:rFonts w:ascii="Arial" w:eastAsia="Times New Roman" w:hAnsi="Arial" w:cs="Arial"/>
-          <w:color w:val="0A0A0A"/>
-          <w:shd w:val="clear" w:color="auto" w:fill="E5EDFF"/>
-        </w:rPr>
-        <w:t>, desc</w:t>
+        <w:t>-sort() product name asc, desc</w:t>
       </w:r>
     </w:p>
     <w:p>
@@ -2164,36 +1795,8 @@
           <w:color w:val="0A0A0A"/>
           <w:shd w:val="clear" w:color="auto" w:fill="E5EDFF"/>
         </w:rPr>
-        <w:t>-</w:t>
-      </w:r>
-      <w:proofErr w:type="gramStart"/>
-      <w:r>
-        <w:rPr>
-          <w:rFonts w:ascii="Arial" w:eastAsia="Times New Roman" w:hAnsi="Arial" w:cs="Arial"/>
-          <w:color w:val="0A0A0A"/>
-          <w:shd w:val="clear" w:color="auto" w:fill="E5EDFF"/>
-        </w:rPr>
-        <w:t>skip(</w:t>
-      </w:r>
-      <w:proofErr w:type="gramEnd"/>
-      <w:r>
-        <w:rPr>
-          <w:rFonts w:ascii="Arial" w:eastAsia="Times New Roman" w:hAnsi="Arial" w:cs="Arial"/>
-          <w:color w:val="0A0A0A"/>
-          <w:shd w:val="clear" w:color="auto" w:fill="E5EDFF"/>
-        </w:rPr>
-        <w:t xml:space="preserve">) skip first 2 elements sorted </w:t>
-      </w:r>
-      <w:proofErr w:type="spellStart"/>
-      <w:r>
-        <w:rPr>
-          <w:rFonts w:ascii="Arial" w:eastAsia="Times New Roman" w:hAnsi="Arial" w:cs="Arial"/>
-          <w:color w:val="0A0A0A"/>
-          <w:shd w:val="clear" w:color="auto" w:fill="E5EDFF"/>
-        </w:rPr>
-        <w:t>asc</w:t>
-      </w:r>
-      <w:proofErr w:type="spellEnd"/>
+        <w:t>-skip() skip first 2 elements sorted asc</w:t>
+      </w:r>
     </w:p>
     <w:p>
       <w:pPr>
@@ -2265,25 +1868,7 @@
           <w:color w:val="0A0A0A"/>
           <w:shd w:val="clear" w:color="auto" w:fill="E5EDFF"/>
         </w:rPr>
-        <w:t>-</w:t>
-      </w:r>
-      <w:proofErr w:type="gramStart"/>
-      <w:r>
-        <w:rPr>
-          <w:rFonts w:ascii="Arial" w:eastAsia="Times New Roman" w:hAnsi="Arial" w:cs="Arial"/>
-          <w:color w:val="0A0A0A"/>
-          <w:shd w:val="clear" w:color="auto" w:fill="E5EDFF"/>
-        </w:rPr>
-        <w:t>limit(</w:t>
-      </w:r>
-      <w:proofErr w:type="gramEnd"/>
-      <w:r>
-        <w:rPr>
-          <w:rFonts w:ascii="Arial" w:eastAsia="Times New Roman" w:hAnsi="Arial" w:cs="Arial"/>
-          <w:color w:val="0A0A0A"/>
-          <w:shd w:val="clear" w:color="auto" w:fill="E5EDFF"/>
-        </w:rPr>
-        <w:t>) get only first document sorted desc</w:t>
+        <w:t>-limit() get only first document sorted desc</w:t>
       </w:r>
     </w:p>
     <w:p>
@@ -2357,43 +1942,7 @@
           <w:color w:val="0A0A0A"/>
           <w:shd w:val="clear" w:color="auto" w:fill="E5EDFF"/>
         </w:rPr>
-        <w:t>-</w:t>
-      </w:r>
-      <w:proofErr w:type="gramStart"/>
-      <w:r>
-        <w:rPr>
-          <w:rFonts w:ascii="Arial" w:eastAsia="Times New Roman" w:hAnsi="Arial" w:cs="Arial"/>
-          <w:color w:val="0A0A0A"/>
-          <w:shd w:val="clear" w:color="auto" w:fill="E5EDFF"/>
-        </w:rPr>
-        <w:t>count(</w:t>
-      </w:r>
-      <w:proofErr w:type="gramEnd"/>
-      <w:r>
-        <w:rPr>
-          <w:rFonts w:ascii="Arial" w:eastAsia="Times New Roman" w:hAnsi="Arial" w:cs="Arial"/>
-          <w:color w:val="0A0A0A"/>
-          <w:shd w:val="clear" w:color="auto" w:fill="E5EDFF"/>
-        </w:rPr>
-        <w:t xml:space="preserve">) product unit price </w:t>
-      </w:r>
-      <w:proofErr w:type="spellStart"/>
-      <w:r>
-        <w:rPr>
-          <w:rFonts w:ascii="Arial" w:eastAsia="Times New Roman" w:hAnsi="Arial" w:cs="Arial"/>
-          <w:color w:val="0A0A0A"/>
-          <w:shd w:val="clear" w:color="auto" w:fill="E5EDFF"/>
-        </w:rPr>
-        <w:t>gt</w:t>
-      </w:r>
-      <w:proofErr w:type="spellEnd"/>
-      <w:r>
-        <w:rPr>
-          <w:rFonts w:ascii="Arial" w:eastAsia="Times New Roman" w:hAnsi="Arial" w:cs="Arial"/>
-          <w:color w:val="0A0A0A"/>
-          <w:shd w:val="clear" w:color="auto" w:fill="E5EDFF"/>
-        </w:rPr>
-        <w:t xml:space="preserve"> 18</w:t>
+        <w:t>-count() product unit price gt 18</w:t>
       </w:r>
     </w:p>
     <w:p>
@@ -2588,43 +2137,7 @@
           <w:color w:val="0A0A0A"/>
           <w:shd w:val="clear" w:color="auto" w:fill="E5EDFF"/>
         </w:rPr>
-        <w:t>$</w:t>
-      </w:r>
-      <w:proofErr w:type="spellStart"/>
-      <w:r>
-        <w:rPr>
-          <w:rFonts w:ascii="Arial" w:eastAsia="Times New Roman" w:hAnsi="Arial" w:cs="Arial"/>
-          <w:color w:val="0A0A0A"/>
-          <w:shd w:val="clear" w:color="auto" w:fill="E5EDFF"/>
-        </w:rPr>
-        <w:t>inc</w:t>
-      </w:r>
-      <w:proofErr w:type="spellEnd"/>
-      <w:r>
-        <w:rPr>
-          <w:rFonts w:ascii="Arial" w:eastAsia="Times New Roman" w:hAnsi="Arial" w:cs="Arial"/>
-          <w:color w:val="0A0A0A"/>
-          <w:shd w:val="clear" w:color="auto" w:fill="E5EDFF"/>
-        </w:rPr>
-        <w:t xml:space="preserve"> increase </w:t>
-      </w:r>
-      <w:proofErr w:type="spellStart"/>
-      <w:r>
-        <w:rPr>
-          <w:rFonts w:ascii="Arial" w:eastAsia="Times New Roman" w:hAnsi="Arial" w:cs="Arial"/>
-          <w:color w:val="0A0A0A"/>
-          <w:shd w:val="clear" w:color="auto" w:fill="E5EDFF"/>
-        </w:rPr>
-        <w:t>voteaverage</w:t>
-      </w:r>
-      <w:proofErr w:type="spellEnd"/>
-      <w:r>
-        <w:rPr>
-          <w:rFonts w:ascii="Arial" w:eastAsia="Times New Roman" w:hAnsi="Arial" w:cs="Arial"/>
-          <w:color w:val="0A0A0A"/>
-          <w:shd w:val="clear" w:color="auto" w:fill="E5EDFF"/>
-        </w:rPr>
-        <w:t xml:space="preserve"> of Titanic in 1</w:t>
+        <w:t>$inc increase voteaverage of Titanic in 1</w:t>
       </w:r>
     </w:p>
     <w:p>
@@ -2878,25 +2391,7 @@
           <w:color w:val="0A0A0A"/>
           <w:shd w:val="clear" w:color="auto" w:fill="E5EDFF"/>
         </w:rPr>
-        <w:t xml:space="preserve">$push add language Portuguese to </w:t>
-      </w:r>
-      <w:proofErr w:type="spellStart"/>
-      <w:r>
-        <w:rPr>
-          <w:rFonts w:ascii="Arial" w:eastAsia="Times New Roman" w:hAnsi="Arial" w:cs="Arial"/>
-          <w:color w:val="0A0A0A"/>
-          <w:shd w:val="clear" w:color="auto" w:fill="E5EDFF"/>
-        </w:rPr>
-        <w:t>movieId</w:t>
-      </w:r>
-      <w:proofErr w:type="spellEnd"/>
-      <w:r>
-        <w:rPr>
-          <w:rFonts w:ascii="Arial" w:eastAsia="Times New Roman" w:hAnsi="Arial" w:cs="Arial"/>
-          <w:color w:val="0A0A0A"/>
-          <w:shd w:val="clear" w:color="auto" w:fill="E5EDFF"/>
-        </w:rPr>
-        <w:t xml:space="preserve"> mv08</w:t>
+        <w:t>$push add language Portuguese to movieId mv08</w:t>
       </w:r>
     </w:p>
     <w:p>
@@ -3420,61 +2915,13 @@
         </w:rPr>
         <w:tab/>
       </w:r>
-      <w:proofErr w:type="gramStart"/>
-      <w:r>
-        <w:rPr>
-          <w:rFonts w:ascii="Arial" w:eastAsia="Times New Roman" w:hAnsi="Arial" w:cs="Arial"/>
-          <w:color w:val="0A0A0A"/>
-          <w:shd w:val="clear" w:color="auto" w:fill="E5EDFF"/>
-        </w:rPr>
-        <w:t>a clustered</w:t>
-      </w:r>
-      <w:proofErr w:type="gramEnd"/>
-      <w:r>
-        <w:rPr>
-          <w:rFonts w:ascii="Arial" w:eastAsia="Times New Roman" w:hAnsi="Arial" w:cs="Arial"/>
-          <w:color w:val="0A0A0A"/>
-          <w:shd w:val="clear" w:color="auto" w:fill="E5EDFF"/>
-        </w:rPr>
-        <w:t xml:space="preserve"> index is created by specifying the </w:t>
-      </w:r>
-      <w:proofErr w:type="spellStart"/>
-      <w:r>
-        <w:rPr>
-          <w:rFonts w:ascii="Arial" w:eastAsia="Times New Roman" w:hAnsi="Arial" w:cs="Arial"/>
-          <w:color w:val="0A0A0A"/>
-          <w:shd w:val="clear" w:color="auto" w:fill="E5EDFF"/>
-        </w:rPr>
-        <w:t>clusteredIndex</w:t>
-      </w:r>
-      <w:proofErr w:type="spellEnd"/>
-      <w:r>
-        <w:rPr>
-          <w:rFonts w:ascii="Arial" w:eastAsia="Times New Roman" w:hAnsi="Arial" w:cs="Arial"/>
-          <w:color w:val="0A0A0A"/>
-          <w:shd w:val="clear" w:color="auto" w:fill="E5EDFF"/>
-        </w:rPr>
-        <w:t xml:space="preserve"> option when you create a new collection using the </w:t>
-      </w:r>
-      <w:proofErr w:type="spellStart"/>
-      <w:proofErr w:type="gramStart"/>
-      <w:r>
-        <w:rPr>
-          <w:rFonts w:ascii="Arial" w:eastAsia="Times New Roman" w:hAnsi="Arial" w:cs="Arial"/>
-          <w:color w:val="0A0A0A"/>
-          <w:shd w:val="clear" w:color="auto" w:fill="E5EDFF"/>
-        </w:rPr>
-        <w:t>db.createCollection</w:t>
-      </w:r>
-      <w:proofErr w:type="spellEnd"/>
-      <w:proofErr w:type="gramEnd"/>
-      <w:r>
-        <w:rPr>
-          <w:rFonts w:ascii="Arial" w:eastAsia="Times New Roman" w:hAnsi="Arial" w:cs="Arial"/>
-          <w:color w:val="0A0A0A"/>
-          <w:shd w:val="clear" w:color="auto" w:fill="E5EDFF"/>
-        </w:rPr>
-        <w:t>() method. You cannot add a clustered index to an existing collection</w:t>
+      <w:r>
+        <w:rPr>
+          <w:rFonts w:ascii="Arial" w:eastAsia="Times New Roman" w:hAnsi="Arial" w:cs="Arial"/>
+          <w:color w:val="0A0A0A"/>
+          <w:shd w:val="clear" w:color="auto" w:fill="E5EDFF"/>
+        </w:rPr>
+        <w:t>a clustered index is created by specifying the clusteredIndex option when you create a new collection using the db.createCollection() method. You cannot add a clustered index to an existing collection</w:t>
       </w:r>
       <w:r>
         <w:rPr>
@@ -3490,25 +2937,7 @@
           <w:color w:val="0A0A0A"/>
           <w:shd w:val="clear" w:color="auto" w:fill="E5EDFF"/>
         </w:rPr>
-        <w:t>The </w:t>
-      </w:r>
-      <w:proofErr w:type="spellStart"/>
-      <w:r>
-        <w:rPr>
-          <w:rFonts w:ascii="Arial" w:eastAsia="Times New Roman" w:hAnsi="Arial" w:cs="Arial"/>
-          <w:color w:val="0A0A0A"/>
-          <w:shd w:val="clear" w:color="auto" w:fill="E5EDFF"/>
-        </w:rPr>
-        <w:t>clusteredIndex</w:t>
-      </w:r>
-      <w:proofErr w:type="spellEnd"/>
-      <w:r>
-        <w:rPr>
-          <w:rFonts w:ascii="Arial" w:eastAsia="Times New Roman" w:hAnsi="Arial" w:cs="Arial"/>
-          <w:color w:val="0A0A0A"/>
-          <w:shd w:val="clear" w:color="auto" w:fill="E5EDFF"/>
-        </w:rPr>
-        <w:t> key </w:t>
+        <w:t>The clusteredIndex key </w:t>
       </w:r>
       <w:r>
         <w:rPr>
@@ -3518,42 +2947,8 @@
           <w:color w:val="0A0A0A"/>
           <w:shd w:val="clear" w:color="auto" w:fill="E5EDFF"/>
         </w:rPr>
-        <w:t>must be </w:t>
-      </w:r>
-      <w:proofErr w:type="gramStart"/>
-      <w:r>
-        <w:rPr>
-          <w:rFonts w:ascii="Arial" w:eastAsia="Times New Roman" w:hAnsi="Arial" w:cs="Arial"/>
-          <w:b/>
-          <w:bCs/>
-          <w:color w:val="0A0A0A"/>
-          <w:shd w:val="clear" w:color="auto" w:fill="E5EDFF"/>
-        </w:rPr>
-        <w:t>{ _</w:t>
-      </w:r>
-      <w:proofErr w:type="gramEnd"/>
-      <w:r>
-        <w:rPr>
-          <w:rFonts w:ascii="Arial" w:eastAsia="Times New Roman" w:hAnsi="Arial" w:cs="Arial"/>
-          <w:b/>
-          <w:bCs/>
-          <w:color w:val="0A0A0A"/>
-          <w:shd w:val="clear" w:color="auto" w:fill="E5EDFF"/>
-        </w:rPr>
-        <w:t xml:space="preserve">id: </w:t>
-      </w:r>
-      <w:proofErr w:type="gramStart"/>
-      <w:r>
-        <w:rPr>
-          <w:rFonts w:ascii="Arial" w:eastAsia="Times New Roman" w:hAnsi="Arial" w:cs="Arial"/>
-          <w:b/>
-          <w:bCs/>
-          <w:color w:val="0A0A0A"/>
-          <w:shd w:val="clear" w:color="auto" w:fill="E5EDFF"/>
-        </w:rPr>
-        <w:t>1 }</w:t>
-      </w:r>
-      <w:proofErr w:type="gramEnd"/>
+        <w:t>must be { _id: 1 }</w:t>
+      </w:r>
     </w:p>
     <w:p>
       <w:pPr>
@@ -3636,25 +3031,7 @@
           <w:color w:val="0A0A0A"/>
           <w:shd w:val="clear" w:color="auto" w:fill="E5EDFF"/>
         </w:rPr>
-        <w:t xml:space="preserve">-create </w:t>
-      </w:r>
-      <w:proofErr w:type="gramStart"/>
-      <w:r>
-        <w:rPr>
-          <w:rFonts w:ascii="Arial" w:eastAsia="Times New Roman" w:hAnsi="Arial" w:cs="Arial"/>
-          <w:color w:val="0A0A0A"/>
-          <w:shd w:val="clear" w:color="auto" w:fill="E5EDFF"/>
-        </w:rPr>
-        <w:t>compose</w:t>
-      </w:r>
-      <w:proofErr w:type="gramEnd"/>
-      <w:r>
-        <w:rPr>
-          <w:rFonts w:ascii="Arial" w:eastAsia="Times New Roman" w:hAnsi="Arial" w:cs="Arial"/>
-          <w:color w:val="0A0A0A"/>
-          <w:shd w:val="clear" w:color="auto" w:fill="E5EDFF"/>
-        </w:rPr>
-        <w:t xml:space="preserve"> index</w:t>
+        <w:t>-create compose index</w:t>
       </w:r>
     </w:p>
     <w:p>
@@ -3668,87 +3045,21 @@
           <w:shd w:val="clear" w:color="auto" w:fill="E5EDFF"/>
         </w:rPr>
       </w:pPr>
-      <w:proofErr w:type="spellStart"/>
-      <w:r>
-        <w:rPr>
-          <w:rFonts w:ascii="Arial" w:eastAsia="Times New Roman" w:hAnsi="Arial" w:cs="Arial"/>
-          <w:color w:val="0A0A0A"/>
-          <w:shd w:val="clear" w:color="auto" w:fill="E5EDFF"/>
-        </w:rPr>
-        <w:t>CombinedIndex</w:t>
-      </w:r>
-      <w:proofErr w:type="spellEnd"/>
-      <w:r>
-        <w:rPr>
-          <w:rFonts w:ascii="Arial" w:eastAsia="Times New Roman" w:hAnsi="Arial" w:cs="Arial"/>
-          <w:color w:val="0A0A0A"/>
-          <w:shd w:val="clear" w:color="auto" w:fill="E5EDFF"/>
-        </w:rPr>
-        <w:t xml:space="preserve">: </w:t>
-      </w:r>
-      <w:proofErr w:type="spellStart"/>
-      <w:proofErr w:type="gramStart"/>
-      <w:r>
-        <w:rPr>
-          <w:rFonts w:ascii="Arial" w:eastAsia="Times New Roman" w:hAnsi="Arial" w:cs="Arial"/>
-          <w:color w:val="0A0A0A"/>
-          <w:shd w:val="clear" w:color="auto" w:fill="E5EDFF"/>
-        </w:rPr>
-        <w:t>db.inventory</w:t>
-      </w:r>
-      <w:proofErr w:type="gramEnd"/>
-      <w:r>
-        <w:rPr>
-          <w:rFonts w:ascii="Arial" w:eastAsia="Times New Roman" w:hAnsi="Arial" w:cs="Arial"/>
-          <w:color w:val="0A0A0A"/>
-          <w:shd w:val="clear" w:color="auto" w:fill="E5EDFF"/>
-        </w:rPr>
-        <w:t>.</w:t>
-      </w:r>
-      <w:proofErr w:type="gramStart"/>
-      <w:r>
-        <w:rPr>
-          <w:rFonts w:ascii="Arial" w:eastAsia="Times New Roman" w:hAnsi="Arial" w:cs="Arial"/>
-          <w:color w:val="0A0A0A"/>
-          <w:shd w:val="clear" w:color="auto" w:fill="E5EDFF"/>
-        </w:rPr>
-        <w:t>createIndex</w:t>
-      </w:r>
-      <w:proofErr w:type="spellEnd"/>
-      <w:r>
-        <w:rPr>
-          <w:rFonts w:ascii="Arial" w:eastAsia="Times New Roman" w:hAnsi="Arial" w:cs="Arial"/>
-          <w:color w:val="0A0A0A"/>
-          <w:shd w:val="clear" w:color="auto" w:fill="E5EDFF"/>
-        </w:rPr>
-        <w:t>( {</w:t>
-      </w:r>
-      <w:proofErr w:type="gramEnd"/>
-      <w:r>
-        <w:rPr>
-          <w:rFonts w:ascii="Arial" w:eastAsia="Times New Roman" w:hAnsi="Arial" w:cs="Arial"/>
-          <w:color w:val="0A0A0A"/>
-          <w:shd w:val="clear" w:color="auto" w:fill="E5EDFF"/>
-        </w:rPr>
-        <w:t xml:space="preserve"> "item": 1, "stock": -</w:t>
-      </w:r>
-      <w:proofErr w:type="gramStart"/>
-      <w:r>
-        <w:rPr>
-          <w:rFonts w:ascii="Arial" w:eastAsia="Times New Roman" w:hAnsi="Arial" w:cs="Arial"/>
-          <w:color w:val="0A0A0A"/>
-          <w:shd w:val="clear" w:color="auto" w:fill="E5EDFF"/>
-        </w:rPr>
-        <w:t>1 }</w:t>
-      </w:r>
-      <w:proofErr w:type="gramEnd"/>
-      <w:r>
-        <w:rPr>
-          <w:rFonts w:ascii="Arial" w:eastAsia="Times New Roman" w:hAnsi="Arial" w:cs="Arial"/>
-          <w:color w:val="0A0A0A"/>
-          <w:shd w:val="clear" w:color="auto" w:fill="E5EDFF"/>
-        </w:rPr>
-        <w:t xml:space="preserve"> )</w:t>
+      <w:r>
+        <w:rPr>
+          <w:rFonts w:ascii="Arial" w:eastAsia="Times New Roman" w:hAnsi="Arial" w:cs="Arial"/>
+          <w:color w:val="0A0A0A"/>
+          <w:shd w:val="clear" w:color="auto" w:fill="E5EDFF"/>
+        </w:rPr>
+        <w:t xml:space="preserve">CombinedIndex: </w:t>
+      </w:r>
+      <w:r>
+        <w:rPr>
+          <w:rFonts w:ascii="Arial" w:eastAsia="Times New Roman" w:hAnsi="Arial" w:cs="Arial"/>
+          <w:color w:val="0A0A0A"/>
+          <w:shd w:val="clear" w:color="auto" w:fill="E5EDFF"/>
+        </w:rPr>
+        <w:t>db.inventory.createIndex( { "item": 1, "stock": -1 } )</w:t>
       </w:r>
     </w:p>
     <w:p>
@@ -3780,141 +3091,13 @@
           <w:shd w:val="clear" w:color="auto" w:fill="E5EDFF"/>
         </w:rPr>
       </w:pPr>
-      <w:proofErr w:type="spellStart"/>
-      <w:proofErr w:type="gramStart"/>
-      <w:r>
-        <w:rPr>
-          <w:rFonts w:ascii="Arial" w:eastAsia="Times New Roman" w:hAnsi="Arial" w:cs="Arial"/>
-          <w:color w:val="0A0A0A"/>
-          <w:shd w:val="clear" w:color="auto" w:fill="E5EDFF"/>
-        </w:rPr>
-        <w:t>db.users</w:t>
-      </w:r>
-      <w:proofErr w:type="gramEnd"/>
-      <w:r>
-        <w:rPr>
-          <w:rFonts w:ascii="Arial" w:eastAsia="Times New Roman" w:hAnsi="Arial" w:cs="Arial"/>
-          <w:color w:val="0A0A0A"/>
-          <w:shd w:val="clear" w:color="auto" w:fill="E5EDFF"/>
-        </w:rPr>
-        <w:t>.</w:t>
-      </w:r>
-      <w:proofErr w:type="gramStart"/>
-      <w:r>
-        <w:rPr>
-          <w:rFonts w:ascii="Arial" w:eastAsia="Times New Roman" w:hAnsi="Arial" w:cs="Arial"/>
-          <w:color w:val="0A0A0A"/>
-          <w:shd w:val="clear" w:color="auto" w:fill="E5EDFF"/>
-        </w:rPr>
-        <w:t>createIndex</w:t>
-      </w:r>
-      <w:proofErr w:type="spellEnd"/>
-      <w:r>
-        <w:rPr>
-          <w:rFonts w:ascii="Arial" w:eastAsia="Times New Roman" w:hAnsi="Arial" w:cs="Arial"/>
-          <w:color w:val="0A0A0A"/>
-          <w:shd w:val="clear" w:color="auto" w:fill="E5EDFF"/>
-        </w:rPr>
-        <w:t>({ username</w:t>
-      </w:r>
-      <w:proofErr w:type="gramEnd"/>
-      <w:r>
-        <w:rPr>
-          <w:rFonts w:ascii="Arial" w:eastAsia="Times New Roman" w:hAnsi="Arial" w:cs="Arial"/>
-          <w:color w:val="0A0A0A"/>
-          <w:shd w:val="clear" w:color="auto" w:fill="E5EDFF"/>
-        </w:rPr>
-        <w:t xml:space="preserve">: </w:t>
-      </w:r>
-      <w:proofErr w:type="gramStart"/>
-      <w:r>
-        <w:rPr>
-          <w:rFonts w:ascii="Arial" w:eastAsia="Times New Roman" w:hAnsi="Arial" w:cs="Arial"/>
-          <w:color w:val="0A0A0A"/>
-          <w:shd w:val="clear" w:color="auto" w:fill="E5EDFF"/>
-        </w:rPr>
-        <w:t>1 }</w:t>
-      </w:r>
-      <w:proofErr w:type="gramEnd"/>
-      <w:r>
-        <w:rPr>
-          <w:rFonts w:ascii="Arial" w:eastAsia="Times New Roman" w:hAnsi="Arial" w:cs="Arial"/>
-          <w:color w:val="0A0A0A"/>
-          <w:shd w:val="clear" w:color="auto" w:fill="E5EDFF"/>
-        </w:rPr>
-        <w:t xml:space="preserve">, </w:t>
-      </w:r>
-      <w:proofErr w:type="gramStart"/>
-      <w:r>
-        <w:rPr>
-          <w:rFonts w:ascii="Arial" w:eastAsia="Times New Roman" w:hAnsi="Arial" w:cs="Arial"/>
-          <w:color w:val="0A0A0A"/>
-          <w:shd w:val="clear" w:color="auto" w:fill="E5EDFF"/>
-        </w:rPr>
-        <w:t xml:space="preserve">{ </w:t>
-      </w:r>
-      <w:proofErr w:type="spellStart"/>
-      <w:r>
-        <w:rPr>
-          <w:rFonts w:ascii="Arial" w:eastAsia="Times New Roman" w:hAnsi="Arial" w:cs="Arial"/>
-          <w:color w:val="0A0A0A"/>
-          <w:shd w:val="clear" w:color="auto" w:fill="E5EDFF"/>
-        </w:rPr>
-        <w:t>unique</w:t>
-      </w:r>
-      <w:proofErr w:type="gramEnd"/>
-      <w:r>
-        <w:rPr>
-          <w:rFonts w:ascii="Arial" w:eastAsia="Times New Roman" w:hAnsi="Arial" w:cs="Arial"/>
-          <w:color w:val="0A0A0A"/>
-          <w:shd w:val="clear" w:color="auto" w:fill="E5EDFF"/>
-        </w:rPr>
-        <w:t>:true</w:t>
-      </w:r>
-      <w:proofErr w:type="spellEnd"/>
-      <w:r>
-        <w:rPr>
-          <w:rFonts w:ascii="Arial" w:eastAsia="Times New Roman" w:hAnsi="Arial" w:cs="Arial"/>
-          <w:color w:val="0A0A0A"/>
-          <w:shd w:val="clear" w:color="auto" w:fill="E5EDFF"/>
-        </w:rPr>
-        <w:t>, name: "</w:t>
-      </w:r>
-      <w:proofErr w:type="spellStart"/>
-      <w:r>
-        <w:rPr>
-          <w:rFonts w:ascii="Arial" w:eastAsia="Times New Roman" w:hAnsi="Arial" w:cs="Arial"/>
-          <w:color w:val="0A0A0A"/>
-          <w:shd w:val="clear" w:color="auto" w:fill="E5EDFF"/>
-        </w:rPr>
-        <w:t>custom_username_</w:t>
-      </w:r>
-      <w:proofErr w:type="gramStart"/>
-      <w:r>
-        <w:rPr>
-          <w:rFonts w:ascii="Arial" w:eastAsia="Times New Roman" w:hAnsi="Arial" w:cs="Arial"/>
-          <w:color w:val="0A0A0A"/>
-          <w:shd w:val="clear" w:color="auto" w:fill="E5EDFF"/>
-        </w:rPr>
-        <w:t>index</w:t>
-      </w:r>
-      <w:proofErr w:type="spellEnd"/>
-      <w:r>
-        <w:rPr>
-          <w:rFonts w:ascii="Arial" w:eastAsia="Times New Roman" w:hAnsi="Arial" w:cs="Arial"/>
-          <w:color w:val="0A0A0A"/>
-          <w:shd w:val="clear" w:color="auto" w:fill="E5EDFF"/>
-        </w:rPr>
-        <w:t>"}</w:t>
-      </w:r>
-      <w:proofErr w:type="gramEnd"/>
-      <w:r>
-        <w:rPr>
-          <w:rFonts w:ascii="Arial" w:eastAsia="Times New Roman" w:hAnsi="Arial" w:cs="Arial"/>
-          <w:color w:val="0A0A0A"/>
-          <w:shd w:val="clear" w:color="auto" w:fill="E5EDFF"/>
-        </w:rPr>
-        <w:t>)</w:t>
+      <w:r>
+        <w:rPr>
+          <w:rFonts w:ascii="Arial" w:eastAsia="Times New Roman" w:hAnsi="Arial" w:cs="Arial"/>
+          <w:color w:val="0A0A0A"/>
+          <w:shd w:val="clear" w:color="auto" w:fill="E5EDFF"/>
+        </w:rPr>
+        <w:t>db.users.createIndex({ username: 1 }, { unique:true, name: "custom_username_index"})</w:t>
       </w:r>
     </w:p>
     <w:p>
@@ -3965,62 +3148,14 @@
         </w:rPr>
         <w:tab/>
       </w:r>
-      <w:proofErr w:type="spellStart"/>
-      <w:proofErr w:type="gramStart"/>
-      <w:r>
-        <w:rPr>
-          <w:rFonts w:ascii="Arial" w:eastAsia="Times New Roman" w:hAnsi="Arial" w:cs="Arial"/>
-          <w:color w:val="0A0A0A"/>
-          <w:shd w:val="clear" w:color="auto" w:fill="E5EDFF"/>
-        </w:rPr>
-        <w:t>db.products</w:t>
-      </w:r>
-      <w:proofErr w:type="gramEnd"/>
-      <w:r>
-        <w:rPr>
-          <w:rFonts w:ascii="Arial" w:eastAsia="Times New Roman" w:hAnsi="Arial" w:cs="Arial"/>
-          <w:color w:val="0A0A0A"/>
-          <w:shd w:val="clear" w:color="auto" w:fill="E5EDFF"/>
-        </w:rPr>
-        <w:t>.</w:t>
-      </w:r>
-      <w:proofErr w:type="gramStart"/>
-      <w:r>
-        <w:rPr>
-          <w:rFonts w:ascii="Arial" w:eastAsia="Times New Roman" w:hAnsi="Arial" w:cs="Arial"/>
-          <w:color w:val="0A0A0A"/>
-          <w:shd w:val="clear" w:color="auto" w:fill="E5EDFF"/>
-        </w:rPr>
-        <w:t>createIndex</w:t>
-      </w:r>
-      <w:proofErr w:type="spellEnd"/>
-      <w:r>
-        <w:rPr>
-          <w:rFonts w:ascii="Arial" w:eastAsia="Times New Roman" w:hAnsi="Arial" w:cs="Arial"/>
-          <w:color w:val="0A0A0A"/>
-          <w:shd w:val="clear" w:color="auto" w:fill="E5EDFF"/>
-        </w:rPr>
-        <w:t>({ description</w:t>
-      </w:r>
-      <w:proofErr w:type="gramEnd"/>
-      <w:r>
-        <w:rPr>
-          <w:rFonts w:ascii="Arial" w:eastAsia="Times New Roman" w:hAnsi="Arial" w:cs="Arial"/>
-          <w:color w:val="0A0A0A"/>
-          <w:shd w:val="clear" w:color="auto" w:fill="E5EDFF"/>
-        </w:rPr>
-        <w:t>: "text</w:t>
-      </w:r>
-      <w:proofErr w:type="gramStart"/>
-      <w:r>
-        <w:rPr>
-          <w:rFonts w:ascii="Arial" w:eastAsia="Times New Roman" w:hAnsi="Arial" w:cs="Arial"/>
-          <w:color w:val="0A0A0A"/>
-          <w:shd w:val="clear" w:color="auto" w:fill="E5EDFF"/>
-        </w:rPr>
-        <w:t>" });</w:t>
-      </w:r>
-      <w:proofErr w:type="gramEnd"/>
+      <w:r>
+        <w:rPr>
+          <w:rFonts w:ascii="Arial" w:eastAsia="Times New Roman" w:hAnsi="Arial" w:cs="Arial"/>
+          <w:color w:val="0A0A0A"/>
+          <w:shd w:val="clear" w:color="auto" w:fill="E5EDFF"/>
+        </w:rPr>
+        <w:t>db.products.createIndex({ description: "text" });</w:t>
+      </w:r>
     </w:p>
     <w:p>
       <w:pPr>
@@ -4061,98 +3196,14 @@
           <w:shd w:val="clear" w:color="auto" w:fill="E5EDFF"/>
         </w:rPr>
       </w:pPr>
-      <w:proofErr w:type="spellStart"/>
-      <w:proofErr w:type="gramStart"/>
-      <w:r>
-        <w:rPr>
-          <w:rFonts w:ascii="Arial" w:eastAsia="Times New Roman" w:hAnsi="Arial" w:cs="Arial"/>
-          <w:color w:val="0A0A0A"/>
-          <w:shd w:val="clear" w:color="auto" w:fill="E5EDFF"/>
-        </w:rPr>
-        <w:t>db.products</w:t>
-      </w:r>
-      <w:proofErr w:type="gramEnd"/>
-      <w:r>
-        <w:rPr>
-          <w:rFonts w:ascii="Arial" w:eastAsia="Times New Roman" w:hAnsi="Arial" w:cs="Arial"/>
-          <w:color w:val="0A0A0A"/>
-          <w:shd w:val="clear" w:color="auto" w:fill="E5EDFF"/>
-        </w:rPr>
-        <w:t>.</w:t>
-      </w:r>
-      <w:proofErr w:type="gramStart"/>
-      <w:r>
-        <w:rPr>
-          <w:rFonts w:ascii="Arial" w:eastAsia="Times New Roman" w:hAnsi="Arial" w:cs="Arial"/>
-          <w:color w:val="0A0A0A"/>
-          <w:shd w:val="clear" w:color="auto" w:fill="E5EDFF"/>
-        </w:rPr>
-        <w:t>find</w:t>
-      </w:r>
-      <w:proofErr w:type="spellEnd"/>
-      <w:r>
-        <w:rPr>
-          <w:rFonts w:ascii="Arial" w:eastAsia="Times New Roman" w:hAnsi="Arial" w:cs="Arial"/>
-          <w:color w:val="0A0A0A"/>
-          <w:shd w:val="clear" w:color="auto" w:fill="E5EDFF"/>
-        </w:rPr>
-        <w:t>({ $</w:t>
-      </w:r>
-      <w:proofErr w:type="gramEnd"/>
-      <w:r>
-        <w:rPr>
-          <w:rFonts w:ascii="Arial" w:eastAsia="Times New Roman" w:hAnsi="Arial" w:cs="Arial"/>
-          <w:color w:val="0A0A0A"/>
-          <w:shd w:val="clear" w:color="auto" w:fill="E5EDFF"/>
-        </w:rPr>
-        <w:t xml:space="preserve">text: </w:t>
-      </w:r>
-      <w:proofErr w:type="gramStart"/>
-      <w:r>
-        <w:rPr>
-          <w:rFonts w:ascii="Arial" w:eastAsia="Times New Roman" w:hAnsi="Arial" w:cs="Arial"/>
-          <w:color w:val="0A0A0A"/>
-          <w:shd w:val="clear" w:color="auto" w:fill="E5EDFF"/>
-        </w:rPr>
-        <w:t>{ $</w:t>
-      </w:r>
-      <w:proofErr w:type="gramEnd"/>
-      <w:r>
-        <w:rPr>
-          <w:rFonts w:ascii="Arial" w:eastAsia="Times New Roman" w:hAnsi="Arial" w:cs="Arial"/>
-          <w:color w:val="0A0A0A"/>
-          <w:shd w:val="clear" w:color="auto" w:fill="E5EDFF"/>
-        </w:rPr>
-        <w:t>search: "silk</w:t>
-      </w:r>
-      <w:proofErr w:type="gramStart"/>
-      <w:r>
-        <w:rPr>
-          <w:rFonts w:ascii="Arial" w:eastAsia="Times New Roman" w:hAnsi="Arial" w:cs="Arial"/>
-          <w:color w:val="0A0A0A"/>
-          <w:shd w:val="clear" w:color="auto" w:fill="E5EDFF"/>
-        </w:rPr>
-        <w:t>" }</w:t>
-      </w:r>
-      <w:proofErr w:type="gramEnd"/>
-      <w:r>
-        <w:rPr>
-          <w:rFonts w:ascii="Arial" w:eastAsia="Times New Roman" w:hAnsi="Arial" w:cs="Arial"/>
-          <w:color w:val="0A0A0A"/>
-          <w:shd w:val="clear" w:color="auto" w:fill="E5EDFF"/>
-        </w:rPr>
-        <w:t xml:space="preserve"> }</w:t>
-      </w:r>
-      <w:proofErr w:type="gramStart"/>
-      <w:r>
-        <w:rPr>
-          <w:rFonts w:ascii="Arial" w:eastAsia="Times New Roman" w:hAnsi="Arial" w:cs="Arial"/>
-          <w:color w:val="0A0A0A"/>
-          <w:shd w:val="clear" w:color="auto" w:fill="E5EDFF"/>
-        </w:rPr>
-        <w:t>);</w:t>
-      </w:r>
-      <w:proofErr w:type="gramEnd"/>
+      <w:r>
+        <w:rPr>
+          <w:rFonts w:ascii="Arial" w:eastAsia="Times New Roman" w:hAnsi="Arial" w:cs="Arial"/>
+          <w:color w:val="0A0A0A"/>
+          <w:shd w:val="clear" w:color="auto" w:fill="E5EDFF"/>
+        </w:rPr>
+        <w:t>db.products.find({ $text: { $search: "silk" } });</w:t>
+      </w:r>
     </w:p>
     <w:p>
       <w:pPr>
@@ -4202,87 +3253,13 @@
         </w:rPr>
         <w:tab/>
       </w:r>
-      <w:proofErr w:type="spellStart"/>
-      <w:proofErr w:type="gramStart"/>
-      <w:r>
-        <w:rPr>
-          <w:rFonts w:ascii="Arial" w:eastAsia="Times New Roman" w:hAnsi="Arial" w:cs="Arial"/>
-          <w:color w:val="0A0A0A"/>
-          <w:shd w:val="clear" w:color="auto" w:fill="E5EDFF"/>
-        </w:rPr>
-        <w:t>db.users</w:t>
-      </w:r>
-      <w:proofErr w:type="gramEnd"/>
-      <w:r>
-        <w:rPr>
-          <w:rFonts w:ascii="Arial" w:eastAsia="Times New Roman" w:hAnsi="Arial" w:cs="Arial"/>
-          <w:color w:val="0A0A0A"/>
-          <w:shd w:val="clear" w:color="auto" w:fill="E5EDFF"/>
-        </w:rPr>
-        <w:t>.</w:t>
-      </w:r>
-      <w:proofErr w:type="gramStart"/>
-      <w:r>
-        <w:rPr>
-          <w:rFonts w:ascii="Arial" w:eastAsia="Times New Roman" w:hAnsi="Arial" w:cs="Arial"/>
-          <w:color w:val="0A0A0A"/>
-          <w:shd w:val="clear" w:color="auto" w:fill="E5EDFF"/>
-        </w:rPr>
-        <w:t>createIndex</w:t>
-      </w:r>
-      <w:proofErr w:type="spellEnd"/>
-      <w:r>
-        <w:rPr>
-          <w:rFonts w:ascii="Arial" w:eastAsia="Times New Roman" w:hAnsi="Arial" w:cs="Arial"/>
-          <w:color w:val="0A0A0A"/>
-          <w:shd w:val="clear" w:color="auto" w:fill="E5EDFF"/>
-        </w:rPr>
-        <w:t>( {</w:t>
-      </w:r>
-      <w:proofErr w:type="gramEnd"/>
-      <w:r>
-        <w:rPr>
-          <w:rFonts w:ascii="Arial" w:eastAsia="Times New Roman" w:hAnsi="Arial" w:cs="Arial"/>
-          <w:color w:val="0A0A0A"/>
-          <w:shd w:val="clear" w:color="auto" w:fill="E5EDFF"/>
-        </w:rPr>
-        <w:t xml:space="preserve"> </w:t>
-      </w:r>
-      <w:proofErr w:type="spellStart"/>
-      <w:r>
-        <w:rPr>
-          <w:rFonts w:ascii="Arial" w:eastAsia="Times New Roman" w:hAnsi="Arial" w:cs="Arial"/>
-          <w:color w:val="0A0A0A"/>
-          <w:shd w:val="clear" w:color="auto" w:fill="E5EDFF"/>
-        </w:rPr>
-        <w:t>user_id</w:t>
-      </w:r>
-      <w:proofErr w:type="spellEnd"/>
-      <w:r>
-        <w:rPr>
-          <w:rFonts w:ascii="Arial" w:eastAsia="Times New Roman" w:hAnsi="Arial" w:cs="Arial"/>
-          <w:color w:val="0A0A0A"/>
-          <w:shd w:val="clear" w:color="auto" w:fill="E5EDFF"/>
-        </w:rPr>
-        <w:t>: "hashed</w:t>
-      </w:r>
-      <w:proofErr w:type="gramStart"/>
-      <w:r>
-        <w:rPr>
-          <w:rFonts w:ascii="Arial" w:eastAsia="Times New Roman" w:hAnsi="Arial" w:cs="Arial"/>
-          <w:color w:val="0A0A0A"/>
-          <w:shd w:val="clear" w:color="auto" w:fill="E5EDFF"/>
-        </w:rPr>
-        <w:t>" }</w:t>
-      </w:r>
-      <w:proofErr w:type="gramEnd"/>
-      <w:r>
-        <w:rPr>
-          <w:rFonts w:ascii="Arial" w:eastAsia="Times New Roman" w:hAnsi="Arial" w:cs="Arial"/>
-          <w:color w:val="0A0A0A"/>
-          <w:shd w:val="clear" w:color="auto" w:fill="E5EDFF"/>
-        </w:rPr>
-        <w:t xml:space="preserve"> )</w:t>
+      <w:r>
+        <w:rPr>
+          <w:rFonts w:ascii="Arial" w:eastAsia="Times New Roman" w:hAnsi="Arial" w:cs="Arial"/>
+          <w:color w:val="0A0A0A"/>
+          <w:shd w:val="clear" w:color="auto" w:fill="E5EDFF"/>
+        </w:rPr>
+        <w:t>db.users.createIndex( { user_id: "hashed" } )</w:t>
       </w:r>
     </w:p>
     <w:p>
@@ -4332,163 +3309,64 @@
           <w:shd w:val="clear" w:color="auto" w:fill="E5EDFF"/>
         </w:rPr>
         <w:tab/>
-      </w:r>
-      <w:proofErr w:type="spellStart"/>
-      <w:proofErr w:type="gramStart"/>
-      <w:r>
-        <w:rPr>
-          <w:rFonts w:ascii="Arial" w:eastAsia="Times New Roman" w:hAnsi="Arial" w:cs="Arial"/>
-          <w:color w:val="0A0A0A"/>
-          <w:shd w:val="clear" w:color="auto" w:fill="E5EDFF"/>
-        </w:rPr>
-        <w:t>Db.employee</w:t>
-      </w:r>
-      <w:proofErr w:type="gramEnd"/>
-      <w:r>
-        <w:rPr>
-          <w:rFonts w:ascii="Arial" w:eastAsia="Times New Roman" w:hAnsi="Arial" w:cs="Arial"/>
-          <w:color w:val="0A0A0A"/>
-          <w:shd w:val="clear" w:color="auto" w:fill="E5EDFF"/>
-        </w:rPr>
-        <w:t>.dropIndex</w:t>
-      </w:r>
-      <w:proofErr w:type="spellEnd"/>
-      <w:r>
-        <w:rPr>
-          <w:rFonts w:ascii="Arial" w:eastAsia="Times New Roman" w:hAnsi="Arial" w:cs="Arial"/>
-          <w:color w:val="0A0A0A"/>
-          <w:shd w:val="clear" w:color="auto" w:fill="E5EDFF"/>
-        </w:rPr>
-        <w:t>(“</w:t>
-      </w:r>
-      <w:proofErr w:type="spellStart"/>
-      <w:r>
-        <w:rPr>
-          <w:rFonts w:ascii="Arial" w:eastAsia="Times New Roman" w:hAnsi="Arial" w:cs="Arial"/>
-          <w:color w:val="0A0A0A"/>
-          <w:shd w:val="clear" w:color="auto" w:fill="E5EDFF"/>
-        </w:rPr>
-        <w:t>indexName</w:t>
-      </w:r>
-      <w:proofErr w:type="spellEnd"/>
-      <w:r>
-        <w:rPr>
-          <w:rFonts w:ascii="Arial" w:eastAsia="Times New Roman" w:hAnsi="Arial" w:cs="Arial"/>
-          <w:color w:val="0A0A0A"/>
-          <w:shd w:val="clear" w:color="auto" w:fill="E5EDFF"/>
-        </w:rPr>
-        <w:t>”)</w:t>
-      </w:r>
-    </w:p>
-    <w:p>
-      <w:pPr>
-        <w:shd w:val="clear" w:color="auto" w:fill="FFFFFF"/>
-        <w:spacing w:after="180" w:line="360" w:lineRule="atLeast"/>
-        <w:rPr>
-          <w:rFonts w:ascii="Arial" w:eastAsia="Times New Roman" w:hAnsi="Arial" w:cs="Arial"/>
-          <w:color w:val="0A0A0A"/>
-          <w:shd w:val="clear" w:color="auto" w:fill="E5EDFF"/>
-        </w:rPr>
-      </w:pPr>
-      <w:r>
-        <w:rPr>
-          <w:rFonts w:ascii="Arial" w:eastAsia="Times New Roman" w:hAnsi="Arial" w:cs="Arial"/>
-          <w:color w:val="0A0A0A"/>
-          <w:shd w:val="clear" w:color="auto" w:fill="E5EDFF"/>
-        </w:rPr>
-        <w:t>-$</w:t>
-      </w:r>
-      <w:proofErr w:type="gramStart"/>
-      <w:r>
-        <w:rPr>
-          <w:rFonts w:ascii="Arial" w:eastAsia="Times New Roman" w:hAnsi="Arial" w:cs="Arial"/>
-          <w:color w:val="0A0A0A"/>
-          <w:shd w:val="clear" w:color="auto" w:fill="E5EDFF"/>
-        </w:rPr>
-        <w:t>match</w:t>
-      </w:r>
-      <w:proofErr w:type="gramEnd"/>
-      <w:r>
-        <w:rPr>
-          <w:rFonts w:ascii="Arial" w:eastAsia="Times New Roman" w:hAnsi="Arial" w:cs="Arial"/>
-          <w:color w:val="0A0A0A"/>
-          <w:shd w:val="clear" w:color="auto" w:fill="E5EDFF"/>
-        </w:rPr>
-        <w:t xml:space="preserve"> get employees, single males using aggregation</w:t>
-      </w:r>
-    </w:p>
-    <w:p>
-      <w:pPr>
-        <w:shd w:val="clear" w:color="auto" w:fill="FFFFFF"/>
-        <w:spacing w:after="180" w:line="360" w:lineRule="atLeast"/>
-        <w:rPr>
-          <w:rFonts w:ascii="Arial" w:eastAsia="Times New Roman" w:hAnsi="Arial" w:cs="Arial"/>
-          <w:color w:val="0A0A0A"/>
-          <w:shd w:val="clear" w:color="auto" w:fill="E5EDFF"/>
-        </w:rPr>
-      </w:pPr>
-      <w:r>
-        <w:rPr>
-          <w:rFonts w:ascii="Arial" w:eastAsia="Times New Roman" w:hAnsi="Arial" w:cs="Arial"/>
-          <w:color w:val="0A0A0A"/>
-          <w:shd w:val="clear" w:color="auto" w:fill="E5EDFF"/>
-        </w:rPr>
-        <w:t xml:space="preserve">-$group, from previous example </w:t>
-      </w:r>
-      <w:proofErr w:type="gramStart"/>
-      <w:r>
-        <w:rPr>
-          <w:rFonts w:ascii="Arial" w:eastAsia="Times New Roman" w:hAnsi="Arial" w:cs="Arial"/>
-          <w:color w:val="0A0A0A"/>
-          <w:shd w:val="clear" w:color="auto" w:fill="E5EDFF"/>
-        </w:rPr>
-        <w:t>group based</w:t>
-      </w:r>
-      <w:proofErr w:type="gramEnd"/>
-      <w:r>
-        <w:rPr>
-          <w:rFonts w:ascii="Arial" w:eastAsia="Times New Roman" w:hAnsi="Arial" w:cs="Arial"/>
-          <w:color w:val="0A0A0A"/>
-          <w:shd w:val="clear" w:color="auto" w:fill="E5EDFF"/>
-        </w:rPr>
-        <w:t xml:space="preserve"> country and location as id and count of it</w:t>
-      </w:r>
-    </w:p>
-    <w:p>
-      <w:pPr>
-        <w:shd w:val="clear" w:color="auto" w:fill="FFFFFF"/>
-        <w:spacing w:after="180" w:line="360" w:lineRule="atLeast"/>
-        <w:rPr>
-          <w:rFonts w:ascii="Arial" w:eastAsia="Times New Roman" w:hAnsi="Arial" w:cs="Arial"/>
-          <w:color w:val="0A0A0A"/>
-          <w:shd w:val="clear" w:color="auto" w:fill="E5EDFF"/>
-        </w:rPr>
-      </w:pPr>
-      <w:r>
-        <w:rPr>
-          <w:rFonts w:ascii="Arial" w:eastAsia="Times New Roman" w:hAnsi="Arial" w:cs="Arial"/>
-          <w:color w:val="0A0A0A"/>
-          <w:shd w:val="clear" w:color="auto" w:fill="E5EDFF"/>
-        </w:rPr>
-        <w:t xml:space="preserve">-$sort, add </w:t>
-      </w:r>
-      <w:proofErr w:type="gramStart"/>
-      <w:r>
-        <w:rPr>
-          <w:rFonts w:ascii="Arial" w:eastAsia="Times New Roman" w:hAnsi="Arial" w:cs="Arial"/>
-          <w:color w:val="0A0A0A"/>
-          <w:shd w:val="clear" w:color="auto" w:fill="E5EDFF"/>
-        </w:rPr>
-        <w:t>sorting</w:t>
-      </w:r>
-      <w:proofErr w:type="gramEnd"/>
-      <w:r>
-        <w:rPr>
-          <w:rFonts w:ascii="Arial" w:eastAsia="Times New Roman" w:hAnsi="Arial" w:cs="Arial"/>
-          <w:color w:val="0A0A0A"/>
-          <w:shd w:val="clear" w:color="auto" w:fill="E5EDFF"/>
-        </w:rPr>
-        <w:t xml:space="preserve"> removing the count and just leaving country and state</w:t>
+        <w:t>Db.employee.dropIndex(“indexName”)</w:t>
+      </w:r>
+    </w:p>
+    <w:p>
+      <w:pPr>
+        <w:shd w:val="clear" w:color="auto" w:fill="FFFFFF"/>
+        <w:spacing w:after="180" w:line="360" w:lineRule="atLeast"/>
+        <w:rPr>
+          <w:rFonts w:ascii="Arial" w:eastAsia="Times New Roman" w:hAnsi="Arial" w:cs="Arial"/>
+          <w:color w:val="0A0A0A"/>
+          <w:shd w:val="clear" w:color="auto" w:fill="E5EDFF"/>
+        </w:rPr>
+      </w:pPr>
+      <w:r>
+        <w:rPr>
+          <w:rFonts w:ascii="Arial" w:eastAsia="Times New Roman" w:hAnsi="Arial" w:cs="Arial"/>
+          <w:color w:val="0A0A0A"/>
+          <w:shd w:val="clear" w:color="auto" w:fill="E5EDFF"/>
+        </w:rPr>
+        <w:t>-$match get employees, single males using aggregation</w:t>
+      </w:r>
+    </w:p>
+    <w:p>
+      <w:pPr>
+        <w:shd w:val="clear" w:color="auto" w:fill="FFFFFF"/>
+        <w:spacing w:after="180" w:line="360" w:lineRule="atLeast"/>
+        <w:rPr>
+          <w:rFonts w:ascii="Arial" w:eastAsia="Times New Roman" w:hAnsi="Arial" w:cs="Arial"/>
+          <w:color w:val="0A0A0A"/>
+          <w:shd w:val="clear" w:color="auto" w:fill="E5EDFF"/>
+        </w:rPr>
+      </w:pPr>
+      <w:r>
+        <w:rPr>
+          <w:rFonts w:ascii="Arial" w:eastAsia="Times New Roman" w:hAnsi="Arial" w:cs="Arial"/>
+          <w:color w:val="0A0A0A"/>
+          <w:shd w:val="clear" w:color="auto" w:fill="E5EDFF"/>
+        </w:rPr>
+        <w:t>-$group, from previous example group based country and location as id and count of it</w:t>
+      </w:r>
+    </w:p>
+    <w:p>
+      <w:pPr>
+        <w:shd w:val="clear" w:color="auto" w:fill="FFFFFF"/>
+        <w:spacing w:after="180" w:line="360" w:lineRule="atLeast"/>
+        <w:rPr>
+          <w:rFonts w:ascii="Arial" w:eastAsia="Times New Roman" w:hAnsi="Arial" w:cs="Arial"/>
+          <w:color w:val="0A0A0A"/>
+          <w:shd w:val="clear" w:color="auto" w:fill="E5EDFF"/>
+        </w:rPr>
+      </w:pPr>
+      <w:r>
+        <w:rPr>
+          <w:rFonts w:ascii="Arial" w:eastAsia="Times New Roman" w:hAnsi="Arial" w:cs="Arial"/>
+          <w:color w:val="0A0A0A"/>
+          <w:shd w:val="clear" w:color="auto" w:fill="E5EDFF"/>
+        </w:rPr>
+        <w:t>-$sort, add sorting removing the count and just leaving country and state</w:t>
       </w:r>
     </w:p>
     <w:p>
@@ -4520,51 +3398,13 @@
           <w:shd w:val="clear" w:color="auto" w:fill="E5EDFF"/>
         </w:rPr>
       </w:pPr>
-      <w:proofErr w:type="spellStart"/>
-      <w:proofErr w:type="gramStart"/>
-      <w:r>
-        <w:rPr>
-          <w:rFonts w:ascii="Arial" w:eastAsia="Times New Roman" w:hAnsi="Arial" w:cs="Arial"/>
-          <w:color w:val="0A0A0A"/>
-          <w:shd w:val="clear" w:color="auto" w:fill="E5EDFF"/>
-        </w:rPr>
-        <w:t>db.orders</w:t>
-      </w:r>
-      <w:proofErr w:type="gramEnd"/>
-      <w:r>
-        <w:rPr>
-          <w:rFonts w:ascii="Arial" w:eastAsia="Times New Roman" w:hAnsi="Arial" w:cs="Arial"/>
-          <w:color w:val="0A0A0A"/>
-          <w:shd w:val="clear" w:color="auto" w:fill="E5EDFF"/>
-        </w:rPr>
-        <w:t>.</w:t>
-      </w:r>
-      <w:proofErr w:type="gramStart"/>
-      <w:r>
-        <w:rPr>
-          <w:rFonts w:ascii="Arial" w:eastAsia="Times New Roman" w:hAnsi="Arial" w:cs="Arial"/>
-          <w:color w:val="0A0A0A"/>
-          <w:shd w:val="clear" w:color="auto" w:fill="E5EDFF"/>
-        </w:rPr>
-        <w:t>aggregate</w:t>
-      </w:r>
-      <w:proofErr w:type="spellEnd"/>
-      <w:r>
-        <w:rPr>
-          <w:rFonts w:ascii="Arial" w:eastAsia="Times New Roman" w:hAnsi="Arial" w:cs="Arial"/>
-          <w:color w:val="0A0A0A"/>
-          <w:shd w:val="clear" w:color="auto" w:fill="E5EDFF"/>
-        </w:rPr>
-        <w:t>(</w:t>
-      </w:r>
-      <w:proofErr w:type="gramEnd"/>
-      <w:r>
-        <w:rPr>
-          <w:rFonts w:ascii="Arial" w:eastAsia="Times New Roman" w:hAnsi="Arial" w:cs="Arial"/>
-          <w:color w:val="0A0A0A"/>
-          <w:shd w:val="clear" w:color="auto" w:fill="E5EDFF"/>
-        </w:rPr>
-        <w:t>[</w:t>
+      <w:r>
+        <w:rPr>
+          <w:rFonts w:ascii="Arial" w:eastAsia="Times New Roman" w:hAnsi="Arial" w:cs="Arial"/>
+          <w:color w:val="0A0A0A"/>
+          <w:shd w:val="clear" w:color="auto" w:fill="E5EDFF"/>
+        </w:rPr>
+        <w:t>db.orders.aggregate([</w:t>
       </w:r>
     </w:p>
     <w:p>
@@ -4631,18 +3471,8 @@
           <w:color w:val="0A0A0A"/>
           <w:shd w:val="clear" w:color="auto" w:fill="E5EDFF"/>
         </w:rPr>
-        <w:t xml:space="preserve">    $</w:t>
-      </w:r>
-      <w:proofErr w:type="gramStart"/>
-      <w:r>
-        <w:rPr>
-          <w:rFonts w:ascii="Arial" w:eastAsia="Times New Roman" w:hAnsi="Arial" w:cs="Arial"/>
-          <w:color w:val="0A0A0A"/>
-          <w:shd w:val="clear" w:color="auto" w:fill="E5EDFF"/>
-        </w:rPr>
-        <w:t>match: {</w:t>
-      </w:r>
-      <w:proofErr w:type="gramEnd"/>
+        <w:t xml:space="preserve">    $match: {</w:t>
+      </w:r>
     </w:p>
     <w:p>
       <w:pPr>
@@ -4776,54 +3606,26 @@
           <w:color w:val="0A0A0A"/>
           <w:shd w:val="clear" w:color="auto" w:fill="E5EDFF"/>
         </w:rPr>
-        <w:t xml:space="preserve">    $</w:t>
-      </w:r>
-      <w:proofErr w:type="gramStart"/>
-      <w:r>
-        <w:rPr>
-          <w:rFonts w:ascii="Arial" w:eastAsia="Times New Roman" w:hAnsi="Arial" w:cs="Arial"/>
-          <w:color w:val="0A0A0A"/>
-          <w:shd w:val="clear" w:color="auto" w:fill="E5EDFF"/>
-        </w:rPr>
-        <w:t>group: {</w:t>
-      </w:r>
-      <w:proofErr w:type="gramEnd"/>
-    </w:p>
-    <w:p>
-      <w:pPr>
-        <w:shd w:val="clear" w:color="auto" w:fill="FFFFFF"/>
-        <w:spacing w:after="180" w:line="360" w:lineRule="atLeast"/>
-        <w:rPr>
-          <w:rFonts w:ascii="Arial" w:eastAsia="Times New Roman" w:hAnsi="Arial" w:cs="Arial"/>
-          <w:color w:val="0A0A0A"/>
-          <w:shd w:val="clear" w:color="auto" w:fill="E5EDFF"/>
-        </w:rPr>
-      </w:pPr>
-      <w:r>
-        <w:rPr>
-          <w:rFonts w:ascii="Arial" w:eastAsia="Times New Roman" w:hAnsi="Arial" w:cs="Arial"/>
-          <w:color w:val="0A0A0A"/>
-          <w:shd w:val="clear" w:color="auto" w:fill="E5EDFF"/>
-        </w:rPr>
-        <w:t xml:space="preserve">      _id: "$</w:t>
-      </w:r>
-      <w:proofErr w:type="spellStart"/>
-      <w:r>
-        <w:rPr>
-          <w:rFonts w:ascii="Arial" w:eastAsia="Times New Roman" w:hAnsi="Arial" w:cs="Arial"/>
-          <w:color w:val="0A0A0A"/>
-          <w:shd w:val="clear" w:color="auto" w:fill="E5EDFF"/>
-        </w:rPr>
-        <w:t>customerId</w:t>
-      </w:r>
-      <w:proofErr w:type="spellEnd"/>
-      <w:r>
-        <w:rPr>
-          <w:rFonts w:ascii="Arial" w:eastAsia="Times New Roman" w:hAnsi="Arial" w:cs="Arial"/>
-          <w:color w:val="0A0A0A"/>
-          <w:shd w:val="clear" w:color="auto" w:fill="E5EDFF"/>
-        </w:rPr>
-        <w:t>",</w:t>
+        <w:t xml:space="preserve">    $group: {</w:t>
+      </w:r>
+    </w:p>
+    <w:p>
+      <w:pPr>
+        <w:shd w:val="clear" w:color="auto" w:fill="FFFFFF"/>
+        <w:spacing w:after="180" w:line="360" w:lineRule="atLeast"/>
+        <w:rPr>
+          <w:rFonts w:ascii="Arial" w:eastAsia="Times New Roman" w:hAnsi="Arial" w:cs="Arial"/>
+          <w:color w:val="0A0A0A"/>
+          <w:shd w:val="clear" w:color="auto" w:fill="E5EDFF"/>
+        </w:rPr>
+      </w:pPr>
+      <w:r>
+        <w:rPr>
+          <w:rFonts w:ascii="Arial" w:eastAsia="Times New Roman" w:hAnsi="Arial" w:cs="Arial"/>
+          <w:color w:val="0A0A0A"/>
+          <w:shd w:val="clear" w:color="auto" w:fill="E5EDFF"/>
+        </w:rPr>
+        <w:t xml:space="preserve">      _id: "$customerId",</w:t>
       </w:r>
     </w:p>
     <w:p>
@@ -4843,54 +3645,8 @@
           <w:shd w:val="clear" w:color="auto" w:fill="E5EDFF"/>
         </w:rPr>
         <w:lastRenderedPageBreak/>
-        <w:t xml:space="preserve">      </w:t>
-      </w:r>
-      <w:proofErr w:type="spellStart"/>
-      <w:r>
-        <w:rPr>
-          <w:rFonts w:ascii="Arial" w:eastAsia="Times New Roman" w:hAnsi="Arial" w:cs="Arial"/>
-          <w:color w:val="0A0A0A"/>
-          <w:shd w:val="clear" w:color="auto" w:fill="E5EDFF"/>
-        </w:rPr>
-        <w:t>totalSpent</w:t>
-      </w:r>
-      <w:proofErr w:type="spellEnd"/>
-      <w:r>
-        <w:rPr>
-          <w:rFonts w:ascii="Arial" w:eastAsia="Times New Roman" w:hAnsi="Arial" w:cs="Arial"/>
-          <w:color w:val="0A0A0A"/>
-          <w:shd w:val="clear" w:color="auto" w:fill="E5EDFF"/>
-        </w:rPr>
-        <w:t xml:space="preserve">: </w:t>
-      </w:r>
-      <w:proofErr w:type="gramStart"/>
-      <w:r>
-        <w:rPr>
-          <w:rFonts w:ascii="Arial" w:eastAsia="Times New Roman" w:hAnsi="Arial" w:cs="Arial"/>
-          <w:color w:val="0A0A0A"/>
-          <w:shd w:val="clear" w:color="auto" w:fill="E5EDFF"/>
-        </w:rPr>
-        <w:t>{ $</w:t>
-      </w:r>
-      <w:proofErr w:type="gramEnd"/>
-      <w:r>
-        <w:rPr>
-          <w:rFonts w:ascii="Arial" w:eastAsia="Times New Roman" w:hAnsi="Arial" w:cs="Arial"/>
-          <w:color w:val="0A0A0A"/>
-          <w:shd w:val="clear" w:color="auto" w:fill="E5EDFF"/>
-        </w:rPr>
-        <w:t>sum: "$amount</w:t>
-      </w:r>
-      <w:proofErr w:type="gramStart"/>
-      <w:r>
-        <w:rPr>
-          <w:rFonts w:ascii="Arial" w:eastAsia="Times New Roman" w:hAnsi="Arial" w:cs="Arial"/>
-          <w:color w:val="0A0A0A"/>
-          <w:shd w:val="clear" w:color="auto" w:fill="E5EDFF"/>
-        </w:rPr>
-        <w:t>" }</w:t>
-      </w:r>
-      <w:proofErr w:type="gramEnd"/>
+        <w:t xml:space="preserve">      totalSpent: { $sum: "$amount" }</w:t>
+      </w:r>
     </w:p>
     <w:p>
       <w:pPr>
@@ -5005,54 +3761,26 @@
           <w:color w:val="0A0A0A"/>
           <w:shd w:val="clear" w:color="auto" w:fill="E5EDFF"/>
         </w:rPr>
-        <w:t xml:space="preserve">    $</w:t>
-      </w:r>
-      <w:proofErr w:type="gramStart"/>
-      <w:r>
-        <w:rPr>
-          <w:rFonts w:ascii="Arial" w:eastAsia="Times New Roman" w:hAnsi="Arial" w:cs="Arial"/>
-          <w:color w:val="0A0A0A"/>
-          <w:shd w:val="clear" w:color="auto" w:fill="E5EDFF"/>
-        </w:rPr>
-        <w:t>sort: {</w:t>
-      </w:r>
-      <w:proofErr w:type="gramEnd"/>
-    </w:p>
-    <w:p>
-      <w:pPr>
-        <w:shd w:val="clear" w:color="auto" w:fill="FFFFFF"/>
-        <w:spacing w:after="180" w:line="360" w:lineRule="atLeast"/>
-        <w:rPr>
-          <w:rFonts w:ascii="Arial" w:eastAsia="Times New Roman" w:hAnsi="Arial" w:cs="Arial"/>
-          <w:color w:val="0A0A0A"/>
-          <w:shd w:val="clear" w:color="auto" w:fill="E5EDFF"/>
-        </w:rPr>
-      </w:pPr>
-      <w:r>
-        <w:rPr>
-          <w:rFonts w:ascii="Arial" w:eastAsia="Times New Roman" w:hAnsi="Arial" w:cs="Arial"/>
-          <w:color w:val="0A0A0A"/>
-          <w:shd w:val="clear" w:color="auto" w:fill="E5EDFF"/>
-        </w:rPr>
-        <w:t xml:space="preserve">      </w:t>
-      </w:r>
-      <w:proofErr w:type="spellStart"/>
-      <w:r>
-        <w:rPr>
-          <w:rFonts w:ascii="Arial" w:eastAsia="Times New Roman" w:hAnsi="Arial" w:cs="Arial"/>
-          <w:color w:val="0A0A0A"/>
-          <w:shd w:val="clear" w:color="auto" w:fill="E5EDFF"/>
-        </w:rPr>
-        <w:t>totalSpent</w:t>
-      </w:r>
-      <w:proofErr w:type="spellEnd"/>
-      <w:r>
-        <w:rPr>
-          <w:rFonts w:ascii="Arial" w:eastAsia="Times New Roman" w:hAnsi="Arial" w:cs="Arial"/>
-          <w:color w:val="0A0A0A"/>
-          <w:shd w:val="clear" w:color="auto" w:fill="E5EDFF"/>
-        </w:rPr>
-        <w:t>: -1</w:t>
+        <w:t xml:space="preserve">    $sort: {</w:t>
+      </w:r>
+    </w:p>
+    <w:p>
+      <w:pPr>
+        <w:shd w:val="clear" w:color="auto" w:fill="FFFFFF"/>
+        <w:spacing w:after="180" w:line="360" w:lineRule="atLeast"/>
+        <w:rPr>
+          <w:rFonts w:ascii="Arial" w:eastAsia="Times New Roman" w:hAnsi="Arial" w:cs="Arial"/>
+          <w:color w:val="0A0A0A"/>
+          <w:shd w:val="clear" w:color="auto" w:fill="E5EDFF"/>
+        </w:rPr>
+      </w:pPr>
+      <w:r>
+        <w:rPr>
+          <w:rFonts w:ascii="Arial" w:eastAsia="Times New Roman" w:hAnsi="Arial" w:cs="Arial"/>
+          <w:color w:val="0A0A0A"/>
+          <w:shd w:val="clear" w:color="auto" w:fill="E5EDFF"/>
+        </w:rPr>
+        <w:t xml:space="preserve">      totalSpent: -1</w:t>
       </w:r>
     </w:p>
     <w:p>
@@ -5168,54 +3896,26 @@
           <w:color w:val="0A0A0A"/>
           <w:shd w:val="clear" w:color="auto" w:fill="E5EDFF"/>
         </w:rPr>
-        <w:t xml:space="preserve">    $</w:t>
-      </w:r>
-      <w:proofErr w:type="gramStart"/>
-      <w:r>
-        <w:rPr>
-          <w:rFonts w:ascii="Arial" w:eastAsia="Times New Roman" w:hAnsi="Arial" w:cs="Arial"/>
-          <w:color w:val="0A0A0A"/>
-          <w:shd w:val="clear" w:color="auto" w:fill="E5EDFF"/>
-        </w:rPr>
-        <w:t>lookup: {</w:t>
-      </w:r>
-      <w:proofErr w:type="gramEnd"/>
-    </w:p>
-    <w:p>
-      <w:pPr>
-        <w:shd w:val="clear" w:color="auto" w:fill="FFFFFF"/>
-        <w:spacing w:after="180" w:line="360" w:lineRule="atLeast"/>
-        <w:rPr>
-          <w:rFonts w:ascii="Arial" w:eastAsia="Times New Roman" w:hAnsi="Arial" w:cs="Arial"/>
-          <w:color w:val="0A0A0A"/>
-          <w:shd w:val="clear" w:color="auto" w:fill="E5EDFF"/>
-        </w:rPr>
-      </w:pPr>
-      <w:r>
-        <w:rPr>
-          <w:rFonts w:ascii="Arial" w:eastAsia="Times New Roman" w:hAnsi="Arial" w:cs="Arial"/>
-          <w:color w:val="0A0A0A"/>
-          <w:shd w:val="clear" w:color="auto" w:fill="E5EDFF"/>
-        </w:rPr>
-        <w:t xml:space="preserve">      from: "customers</w:t>
-      </w:r>
-      <w:proofErr w:type="gramStart"/>
-      <w:r>
-        <w:rPr>
-          <w:rFonts w:ascii="Arial" w:eastAsia="Times New Roman" w:hAnsi="Arial" w:cs="Arial"/>
-          <w:color w:val="0A0A0A"/>
-          <w:shd w:val="clear" w:color="auto" w:fill="E5EDFF"/>
-        </w:rPr>
-        <w:t xml:space="preserve">",   </w:t>
-      </w:r>
-      <w:proofErr w:type="gramEnd"/>
-      <w:r>
-        <w:rPr>
-          <w:rFonts w:ascii="Arial" w:eastAsia="Times New Roman" w:hAnsi="Arial" w:cs="Arial"/>
-          <w:color w:val="0A0A0A"/>
-          <w:shd w:val="clear" w:color="auto" w:fill="E5EDFF"/>
-        </w:rPr>
-        <w:t xml:space="preserve">      </w:t>
+        <w:t xml:space="preserve">    $lookup: {</w:t>
+      </w:r>
+    </w:p>
+    <w:p>
+      <w:pPr>
+        <w:shd w:val="clear" w:color="auto" w:fill="FFFFFF"/>
+        <w:spacing w:after="180" w:line="360" w:lineRule="atLeast"/>
+        <w:rPr>
+          <w:rFonts w:ascii="Arial" w:eastAsia="Times New Roman" w:hAnsi="Arial" w:cs="Arial"/>
+          <w:color w:val="0A0A0A"/>
+          <w:shd w:val="clear" w:color="auto" w:fill="E5EDFF"/>
+        </w:rPr>
+      </w:pPr>
+      <w:r>
+        <w:rPr>
+          <w:rFonts w:ascii="Arial" w:eastAsia="Times New Roman" w:hAnsi="Arial" w:cs="Arial"/>
+          <w:color w:val="0A0A0A"/>
+          <w:shd w:val="clear" w:color="auto" w:fill="E5EDFF"/>
+        </w:rPr>
+        <w:t xml:space="preserve">      from: "customers",         </w:t>
       </w:r>
       <w:r>
         <w:rPr>
@@ -5244,43 +3944,7 @@
           <w:color w:val="0A0A0A"/>
           <w:shd w:val="clear" w:color="auto" w:fill="E5EDFF"/>
         </w:rPr>
-        <w:t xml:space="preserve">      </w:t>
-      </w:r>
-      <w:proofErr w:type="spellStart"/>
-      <w:r>
-        <w:rPr>
-          <w:rFonts w:ascii="Arial" w:eastAsia="Times New Roman" w:hAnsi="Arial" w:cs="Arial"/>
-          <w:color w:val="0A0A0A"/>
-          <w:shd w:val="clear" w:color="auto" w:fill="E5EDFF"/>
-        </w:rPr>
-        <w:t>localField</w:t>
-      </w:r>
-      <w:proofErr w:type="spellEnd"/>
-      <w:r>
-        <w:rPr>
-          <w:rFonts w:ascii="Arial" w:eastAsia="Times New Roman" w:hAnsi="Arial" w:cs="Arial"/>
-          <w:color w:val="0A0A0A"/>
-          <w:shd w:val="clear" w:color="auto" w:fill="E5EDFF"/>
-        </w:rPr>
-        <w:t>: "_id</w:t>
-      </w:r>
-      <w:proofErr w:type="gramStart"/>
-      <w:r>
-        <w:rPr>
-          <w:rFonts w:ascii="Arial" w:eastAsia="Times New Roman" w:hAnsi="Arial" w:cs="Arial"/>
-          <w:color w:val="0A0A0A"/>
-          <w:shd w:val="clear" w:color="auto" w:fill="E5EDFF"/>
-        </w:rPr>
-        <w:t xml:space="preserve">",   </w:t>
-      </w:r>
-      <w:proofErr w:type="gramEnd"/>
-      <w:r>
-        <w:rPr>
-          <w:rFonts w:ascii="Arial" w:eastAsia="Times New Roman" w:hAnsi="Arial" w:cs="Arial"/>
-          <w:color w:val="0A0A0A"/>
-          <w:shd w:val="clear" w:color="auto" w:fill="E5EDFF"/>
-        </w:rPr>
-        <w:t xml:space="preserve">      </w:t>
+        <w:t xml:space="preserve">      localField: "_id",         </w:t>
       </w:r>
       <w:r>
         <w:rPr>
@@ -5290,9 +3954,27 @@
           <w:color w:val="0A0A0A"/>
           <w:shd w:val="clear" w:color="auto" w:fill="E5EDFF"/>
         </w:rPr>
-        <w:t xml:space="preserve">// Field from the input documents (from $group output, which is </w:t>
-      </w:r>
-      <w:proofErr w:type="spellStart"/>
+        <w:t>// Field from the input documents (from $group output, which is customerId)</w:t>
+      </w:r>
+    </w:p>
+    <w:p>
+      <w:pPr>
+        <w:shd w:val="clear" w:color="auto" w:fill="FFFFFF"/>
+        <w:spacing w:after="180" w:line="360" w:lineRule="atLeast"/>
+        <w:rPr>
+          <w:rFonts w:ascii="Arial" w:eastAsia="Times New Roman" w:hAnsi="Arial" w:cs="Arial"/>
+          <w:color w:val="0A0A0A"/>
+          <w:shd w:val="clear" w:color="auto" w:fill="E5EDFF"/>
+        </w:rPr>
+      </w:pPr>
+      <w:r>
+        <w:rPr>
+          <w:rFonts w:ascii="Arial" w:eastAsia="Times New Roman" w:hAnsi="Arial" w:cs="Arial"/>
+          <w:color w:val="0A0A0A"/>
+          <w:shd w:val="clear" w:color="auto" w:fill="E5EDFF"/>
+        </w:rPr>
+        <w:t xml:space="preserve">      foreignField: "_id",       </w:t>
+      </w:r>
       <w:r>
         <w:rPr>
           <w:rFonts w:ascii="Arial" w:eastAsia="Times New Roman" w:hAnsi="Arial" w:cs="Arial"/>
@@ -5301,9 +3983,27 @@
           <w:color w:val="0A0A0A"/>
           <w:shd w:val="clear" w:color="auto" w:fill="E5EDFF"/>
         </w:rPr>
-        <w:t>customerId</w:t>
-      </w:r>
-      <w:proofErr w:type="spellEnd"/>
+        <w:t>// Field from the "customers" collection</w:t>
+      </w:r>
+    </w:p>
+    <w:p>
+      <w:pPr>
+        <w:shd w:val="clear" w:color="auto" w:fill="FFFFFF"/>
+        <w:spacing w:after="180" w:line="360" w:lineRule="atLeast"/>
+        <w:rPr>
+          <w:rFonts w:ascii="Arial" w:eastAsia="Times New Roman" w:hAnsi="Arial" w:cs="Arial"/>
+          <w:color w:val="0A0A0A"/>
+          <w:shd w:val="clear" w:color="auto" w:fill="E5EDFF"/>
+        </w:rPr>
+      </w:pPr>
+      <w:r>
+        <w:rPr>
+          <w:rFonts w:ascii="Arial" w:eastAsia="Times New Roman" w:hAnsi="Arial" w:cs="Arial"/>
+          <w:color w:val="0A0A0A"/>
+          <w:shd w:val="clear" w:color="auto" w:fill="E5EDFF"/>
+        </w:rPr>
+        <w:t xml:space="preserve">      as: "customerDetails"      </w:t>
+      </w:r>
       <w:r>
         <w:rPr>
           <w:rFonts w:ascii="Arial" w:eastAsia="Times New Roman" w:hAnsi="Arial" w:cs="Arial"/>
@@ -5312,62 +4012,75 @@
           <w:color w:val="0A0A0A"/>
           <w:shd w:val="clear" w:color="auto" w:fill="E5EDFF"/>
         </w:rPr>
-        <w:t>)</w:t>
-      </w:r>
-    </w:p>
-    <w:p>
-      <w:pPr>
-        <w:shd w:val="clear" w:color="auto" w:fill="FFFFFF"/>
-        <w:spacing w:after="180" w:line="360" w:lineRule="atLeast"/>
-        <w:rPr>
-          <w:rFonts w:ascii="Arial" w:eastAsia="Times New Roman" w:hAnsi="Arial" w:cs="Arial"/>
-          <w:color w:val="0A0A0A"/>
-          <w:shd w:val="clear" w:color="auto" w:fill="E5EDFF"/>
-        </w:rPr>
-      </w:pPr>
-      <w:r>
-        <w:rPr>
-          <w:rFonts w:ascii="Arial" w:eastAsia="Times New Roman" w:hAnsi="Arial" w:cs="Arial"/>
-          <w:color w:val="0A0A0A"/>
-          <w:shd w:val="clear" w:color="auto" w:fill="E5EDFF"/>
-        </w:rPr>
-        <w:t xml:space="preserve">      </w:t>
-      </w:r>
-      <w:proofErr w:type="spellStart"/>
-      <w:r>
-        <w:rPr>
-          <w:rFonts w:ascii="Arial" w:eastAsia="Times New Roman" w:hAnsi="Arial" w:cs="Arial"/>
-          <w:color w:val="0A0A0A"/>
-          <w:shd w:val="clear" w:color="auto" w:fill="E5EDFF"/>
-        </w:rPr>
-        <w:t>foreignField</w:t>
-      </w:r>
-      <w:proofErr w:type="spellEnd"/>
-      <w:r>
-        <w:rPr>
-          <w:rFonts w:ascii="Arial" w:eastAsia="Times New Roman" w:hAnsi="Arial" w:cs="Arial"/>
-          <w:color w:val="0A0A0A"/>
-          <w:shd w:val="clear" w:color="auto" w:fill="E5EDFF"/>
-        </w:rPr>
-        <w:t>: "_id</w:t>
-      </w:r>
-      <w:proofErr w:type="gramStart"/>
-      <w:r>
-        <w:rPr>
-          <w:rFonts w:ascii="Arial" w:eastAsia="Times New Roman" w:hAnsi="Arial" w:cs="Arial"/>
-          <w:color w:val="0A0A0A"/>
-          <w:shd w:val="clear" w:color="auto" w:fill="E5EDFF"/>
-        </w:rPr>
-        <w:t xml:space="preserve">",   </w:t>
-      </w:r>
-      <w:proofErr w:type="gramEnd"/>
-      <w:r>
-        <w:rPr>
-          <w:rFonts w:ascii="Arial" w:eastAsia="Times New Roman" w:hAnsi="Arial" w:cs="Arial"/>
-          <w:color w:val="0A0A0A"/>
-          <w:shd w:val="clear" w:color="auto" w:fill="E5EDFF"/>
-        </w:rPr>
-        <w:t xml:space="preserve">    </w:t>
+        <w:t>// Output array field name to add to the input documents</w:t>
+      </w:r>
+    </w:p>
+    <w:p>
+      <w:pPr>
+        <w:shd w:val="clear" w:color="auto" w:fill="FFFFFF"/>
+        <w:spacing w:after="180" w:line="360" w:lineRule="atLeast"/>
+        <w:rPr>
+          <w:rFonts w:ascii="Arial" w:eastAsia="Times New Roman" w:hAnsi="Arial" w:cs="Arial"/>
+          <w:color w:val="0A0A0A"/>
+          <w:shd w:val="clear" w:color="auto" w:fill="E5EDFF"/>
+        </w:rPr>
+      </w:pPr>
+      <w:r>
+        <w:rPr>
+          <w:rFonts w:ascii="Arial" w:eastAsia="Times New Roman" w:hAnsi="Arial" w:cs="Arial"/>
+          <w:color w:val="0A0A0A"/>
+          <w:shd w:val="clear" w:color="auto" w:fill="E5EDFF"/>
+        </w:rPr>
+        <w:t xml:space="preserve">    }</w:t>
+      </w:r>
+    </w:p>
+    <w:p>
+      <w:pPr>
+        <w:shd w:val="clear" w:color="auto" w:fill="FFFFFF"/>
+        <w:spacing w:after="180" w:line="360" w:lineRule="atLeast"/>
+        <w:rPr>
+          <w:rFonts w:ascii="Arial" w:eastAsia="Times New Roman" w:hAnsi="Arial" w:cs="Arial"/>
+          <w:color w:val="0A0A0A"/>
+          <w:shd w:val="clear" w:color="auto" w:fill="E5EDFF"/>
+        </w:rPr>
+      </w:pPr>
+      <w:r>
+        <w:rPr>
+          <w:rFonts w:ascii="Arial" w:eastAsia="Times New Roman" w:hAnsi="Arial" w:cs="Arial"/>
+          <w:color w:val="0A0A0A"/>
+          <w:shd w:val="clear" w:color="auto" w:fill="E5EDFF"/>
+        </w:rPr>
+        <w:t xml:space="preserve">  },</w:t>
+      </w:r>
+    </w:p>
+    <w:p>
+      <w:pPr>
+        <w:shd w:val="clear" w:color="auto" w:fill="FFFFFF"/>
+        <w:spacing w:after="180" w:line="360" w:lineRule="atLeast"/>
+        <w:rPr>
+          <w:rFonts w:ascii="Arial" w:eastAsia="Times New Roman" w:hAnsi="Arial" w:cs="Arial"/>
+          <w:color w:val="0A0A0A"/>
+          <w:shd w:val="clear" w:color="auto" w:fill="E5EDFF"/>
+        </w:rPr>
+      </w:pPr>
+    </w:p>
+    <w:p>
+      <w:pPr>
+        <w:shd w:val="clear" w:color="auto" w:fill="FFFFFF"/>
+        <w:spacing w:after="180" w:line="360" w:lineRule="atLeast"/>
+        <w:rPr>
+          <w:rFonts w:ascii="Arial" w:eastAsia="Times New Roman" w:hAnsi="Arial" w:cs="Arial"/>
+          <w:color w:val="0A0A0A"/>
+          <w:shd w:val="clear" w:color="auto" w:fill="E5EDFF"/>
+        </w:rPr>
+      </w:pPr>
+      <w:r>
+        <w:rPr>
+          <w:rFonts w:ascii="Arial" w:eastAsia="Times New Roman" w:hAnsi="Arial" w:cs="Arial"/>
+          <w:color w:val="0A0A0A"/>
+          <w:shd w:val="clear" w:color="auto" w:fill="E5EDFF"/>
+        </w:rPr>
+        <w:t xml:space="preserve">  </w:t>
       </w:r>
       <w:r>
         <w:rPr>
@@ -5377,44 +4090,65 @@
           <w:color w:val="0A0A0A"/>
           <w:shd w:val="clear" w:color="auto" w:fill="E5EDFF"/>
         </w:rPr>
-        <w:t>// Field from the "customers" collection</w:t>
-      </w:r>
-    </w:p>
-    <w:p>
-      <w:pPr>
-        <w:shd w:val="clear" w:color="auto" w:fill="FFFFFF"/>
-        <w:spacing w:after="180" w:line="360" w:lineRule="atLeast"/>
-        <w:rPr>
-          <w:rFonts w:ascii="Arial" w:eastAsia="Times New Roman" w:hAnsi="Arial" w:cs="Arial"/>
-          <w:color w:val="0A0A0A"/>
-          <w:shd w:val="clear" w:color="auto" w:fill="E5EDFF"/>
-        </w:rPr>
-      </w:pPr>
-      <w:r>
-        <w:rPr>
-          <w:rFonts w:ascii="Arial" w:eastAsia="Times New Roman" w:hAnsi="Arial" w:cs="Arial"/>
-          <w:color w:val="0A0A0A"/>
-          <w:shd w:val="clear" w:color="auto" w:fill="E5EDFF"/>
-        </w:rPr>
-        <w:t xml:space="preserve">      as: "</w:t>
-      </w:r>
-      <w:proofErr w:type="spellStart"/>
-      <w:r>
-        <w:rPr>
-          <w:rFonts w:ascii="Arial" w:eastAsia="Times New Roman" w:hAnsi="Arial" w:cs="Arial"/>
-          <w:color w:val="0A0A0A"/>
-          <w:shd w:val="clear" w:color="auto" w:fill="E5EDFF"/>
-        </w:rPr>
-        <w:t>customerDetails</w:t>
-      </w:r>
-      <w:proofErr w:type="spellEnd"/>
-      <w:r>
-        <w:rPr>
-          <w:rFonts w:ascii="Arial" w:eastAsia="Times New Roman" w:hAnsi="Arial" w:cs="Arial"/>
-          <w:color w:val="0A0A0A"/>
-          <w:shd w:val="clear" w:color="auto" w:fill="E5EDFF"/>
-        </w:rPr>
-        <w:t xml:space="preserve">"      </w:t>
+        <w:t>// Stage 5: $project - Reshape the output documents</w:t>
+      </w:r>
+    </w:p>
+    <w:p>
+      <w:pPr>
+        <w:shd w:val="clear" w:color="auto" w:fill="FFFFFF"/>
+        <w:spacing w:after="180" w:line="360" w:lineRule="atLeast"/>
+        <w:rPr>
+          <w:rFonts w:ascii="Arial" w:eastAsia="Times New Roman" w:hAnsi="Arial" w:cs="Arial"/>
+          <w:color w:val="0A0A0A"/>
+          <w:shd w:val="clear" w:color="auto" w:fill="E5EDFF"/>
+        </w:rPr>
+      </w:pPr>
+      <w:r>
+        <w:rPr>
+          <w:rFonts w:ascii="Arial" w:eastAsia="Times New Roman" w:hAnsi="Arial" w:cs="Arial"/>
+          <w:color w:val="0A0A0A"/>
+          <w:shd w:val="clear" w:color="auto" w:fill="E5EDFF"/>
+        </w:rPr>
+        <w:t xml:space="preserve">  {</w:t>
+      </w:r>
+    </w:p>
+    <w:p>
+      <w:pPr>
+        <w:shd w:val="clear" w:color="auto" w:fill="FFFFFF"/>
+        <w:spacing w:after="180" w:line="360" w:lineRule="atLeast"/>
+        <w:rPr>
+          <w:rFonts w:ascii="Arial" w:eastAsia="Times New Roman" w:hAnsi="Arial" w:cs="Arial"/>
+          <w:color w:val="0A0A0A"/>
+          <w:shd w:val="clear" w:color="auto" w:fill="E5EDFF"/>
+        </w:rPr>
+      </w:pPr>
+      <w:r>
+        <w:rPr>
+          <w:rFonts w:ascii="Arial" w:eastAsia="Times New Roman" w:hAnsi="Arial" w:cs="Arial"/>
+          <w:color w:val="0A0A0A"/>
+          <w:shd w:val="clear" w:color="auto" w:fill="E5EDFF"/>
+        </w:rPr>
+        <w:lastRenderedPageBreak/>
+        <w:t xml:space="preserve">    $project: {</w:t>
+      </w:r>
+    </w:p>
+    <w:p>
+      <w:pPr>
+        <w:shd w:val="clear" w:color="auto" w:fill="FFFFFF"/>
+        <w:spacing w:after="180" w:line="360" w:lineRule="atLeast"/>
+        <w:rPr>
+          <w:rFonts w:ascii="Arial" w:eastAsia="Times New Roman" w:hAnsi="Arial" w:cs="Arial"/>
+          <w:color w:val="0A0A0A"/>
+          <w:shd w:val="clear" w:color="auto" w:fill="E5EDFF"/>
+        </w:rPr>
+      </w:pPr>
+      <w:r>
+        <w:rPr>
+          <w:rFonts w:ascii="Arial" w:eastAsia="Times New Roman" w:hAnsi="Arial" w:cs="Arial"/>
+          <w:color w:val="0A0A0A"/>
+          <w:shd w:val="clear" w:color="auto" w:fill="E5EDFF"/>
+        </w:rPr>
+        <w:t xml:space="preserve">      _id: 0,                    </w:t>
       </w:r>
       <w:r>
         <w:rPr>
@@ -5424,75 +4158,26 @@
           <w:color w:val="0A0A0A"/>
           <w:shd w:val="clear" w:color="auto" w:fill="E5EDFF"/>
         </w:rPr>
-        <w:t>// Output array field name to add to the input documents</w:t>
-      </w:r>
-    </w:p>
-    <w:p>
-      <w:pPr>
-        <w:shd w:val="clear" w:color="auto" w:fill="FFFFFF"/>
-        <w:spacing w:after="180" w:line="360" w:lineRule="atLeast"/>
-        <w:rPr>
-          <w:rFonts w:ascii="Arial" w:eastAsia="Times New Roman" w:hAnsi="Arial" w:cs="Arial"/>
-          <w:color w:val="0A0A0A"/>
-          <w:shd w:val="clear" w:color="auto" w:fill="E5EDFF"/>
-        </w:rPr>
-      </w:pPr>
-      <w:r>
-        <w:rPr>
-          <w:rFonts w:ascii="Arial" w:eastAsia="Times New Roman" w:hAnsi="Arial" w:cs="Arial"/>
-          <w:color w:val="0A0A0A"/>
-          <w:shd w:val="clear" w:color="auto" w:fill="E5EDFF"/>
-        </w:rPr>
-        <w:t xml:space="preserve">    }</w:t>
-      </w:r>
-    </w:p>
-    <w:p>
-      <w:pPr>
-        <w:shd w:val="clear" w:color="auto" w:fill="FFFFFF"/>
-        <w:spacing w:after="180" w:line="360" w:lineRule="atLeast"/>
-        <w:rPr>
-          <w:rFonts w:ascii="Arial" w:eastAsia="Times New Roman" w:hAnsi="Arial" w:cs="Arial"/>
-          <w:color w:val="0A0A0A"/>
-          <w:shd w:val="clear" w:color="auto" w:fill="E5EDFF"/>
-        </w:rPr>
-      </w:pPr>
-      <w:r>
-        <w:rPr>
-          <w:rFonts w:ascii="Arial" w:eastAsia="Times New Roman" w:hAnsi="Arial" w:cs="Arial"/>
-          <w:color w:val="0A0A0A"/>
-          <w:shd w:val="clear" w:color="auto" w:fill="E5EDFF"/>
-        </w:rPr>
-        <w:t xml:space="preserve">  },</w:t>
-      </w:r>
-    </w:p>
-    <w:p>
-      <w:pPr>
-        <w:shd w:val="clear" w:color="auto" w:fill="FFFFFF"/>
-        <w:spacing w:after="180" w:line="360" w:lineRule="atLeast"/>
-        <w:rPr>
-          <w:rFonts w:ascii="Arial" w:eastAsia="Times New Roman" w:hAnsi="Arial" w:cs="Arial"/>
-          <w:color w:val="0A0A0A"/>
-          <w:shd w:val="clear" w:color="auto" w:fill="E5EDFF"/>
-        </w:rPr>
-      </w:pPr>
-    </w:p>
-    <w:p>
-      <w:pPr>
-        <w:shd w:val="clear" w:color="auto" w:fill="FFFFFF"/>
-        <w:spacing w:after="180" w:line="360" w:lineRule="atLeast"/>
-        <w:rPr>
-          <w:rFonts w:ascii="Arial" w:eastAsia="Times New Roman" w:hAnsi="Arial" w:cs="Arial"/>
-          <w:color w:val="0A0A0A"/>
-          <w:shd w:val="clear" w:color="auto" w:fill="E5EDFF"/>
-        </w:rPr>
-      </w:pPr>
-      <w:r>
-        <w:rPr>
-          <w:rFonts w:ascii="Arial" w:eastAsia="Times New Roman" w:hAnsi="Arial" w:cs="Arial"/>
-          <w:color w:val="0A0A0A"/>
-          <w:shd w:val="clear" w:color="auto" w:fill="E5EDFF"/>
-        </w:rPr>
-        <w:t xml:space="preserve">  </w:t>
+        <w:t>// Exclude the default _id field</w:t>
+      </w:r>
+    </w:p>
+    <w:p>
+      <w:pPr>
+        <w:shd w:val="clear" w:color="auto" w:fill="FFFFFF"/>
+        <w:spacing w:after="180" w:line="360" w:lineRule="atLeast"/>
+        <w:rPr>
+          <w:rFonts w:ascii="Arial" w:eastAsia="Times New Roman" w:hAnsi="Arial" w:cs="Arial"/>
+          <w:color w:val="0A0A0A"/>
+          <w:shd w:val="clear" w:color="auto" w:fill="E5EDFF"/>
+        </w:rPr>
+      </w:pPr>
+      <w:r>
+        <w:rPr>
+          <w:rFonts w:ascii="Arial" w:eastAsia="Times New Roman" w:hAnsi="Arial" w:cs="Arial"/>
+          <w:color w:val="0A0A0A"/>
+          <w:shd w:val="clear" w:color="auto" w:fill="E5EDFF"/>
+        </w:rPr>
+        <w:t xml:space="preserve">      customerName: { $arrayElemAt: ["$customerDetails.name", 0] }, </w:t>
       </w:r>
       <w:r>
         <w:rPr>
@@ -5502,83 +4187,26 @@
           <w:color w:val="0A0A0A"/>
           <w:shd w:val="clear" w:color="auto" w:fill="E5EDFF"/>
         </w:rPr>
-        <w:t>// Stage 5: $project - Reshape the output documents</w:t>
-      </w:r>
-    </w:p>
-    <w:p>
-      <w:pPr>
-        <w:shd w:val="clear" w:color="auto" w:fill="FFFFFF"/>
-        <w:spacing w:after="180" w:line="360" w:lineRule="atLeast"/>
-        <w:rPr>
-          <w:rFonts w:ascii="Arial" w:eastAsia="Times New Roman" w:hAnsi="Arial" w:cs="Arial"/>
-          <w:color w:val="0A0A0A"/>
-          <w:shd w:val="clear" w:color="auto" w:fill="E5EDFF"/>
-        </w:rPr>
-      </w:pPr>
-      <w:r>
-        <w:rPr>
-          <w:rFonts w:ascii="Arial" w:eastAsia="Times New Roman" w:hAnsi="Arial" w:cs="Arial"/>
-          <w:color w:val="0A0A0A"/>
-          <w:shd w:val="clear" w:color="auto" w:fill="E5EDFF"/>
-        </w:rPr>
-        <w:t xml:space="preserve">  {</w:t>
-      </w:r>
-    </w:p>
-    <w:p>
-      <w:pPr>
-        <w:shd w:val="clear" w:color="auto" w:fill="FFFFFF"/>
-        <w:spacing w:after="180" w:line="360" w:lineRule="atLeast"/>
-        <w:rPr>
-          <w:rFonts w:ascii="Arial" w:eastAsia="Times New Roman" w:hAnsi="Arial" w:cs="Arial"/>
-          <w:color w:val="0A0A0A"/>
-          <w:shd w:val="clear" w:color="auto" w:fill="E5EDFF"/>
-        </w:rPr>
-      </w:pPr>
-      <w:r>
-        <w:rPr>
-          <w:rFonts w:ascii="Arial" w:eastAsia="Times New Roman" w:hAnsi="Arial" w:cs="Arial"/>
-          <w:color w:val="0A0A0A"/>
-          <w:shd w:val="clear" w:color="auto" w:fill="E5EDFF"/>
-        </w:rPr>
-        <w:lastRenderedPageBreak/>
-        <w:t xml:space="preserve">    $project: {</w:t>
-      </w:r>
-    </w:p>
-    <w:p>
-      <w:pPr>
-        <w:shd w:val="clear" w:color="auto" w:fill="FFFFFF"/>
-        <w:spacing w:after="180" w:line="360" w:lineRule="atLeast"/>
-        <w:rPr>
-          <w:rFonts w:ascii="Arial" w:eastAsia="Times New Roman" w:hAnsi="Arial" w:cs="Arial"/>
-          <w:color w:val="0A0A0A"/>
-          <w:shd w:val="clear" w:color="auto" w:fill="E5EDFF"/>
-        </w:rPr>
-      </w:pPr>
-      <w:r>
-        <w:rPr>
-          <w:rFonts w:ascii="Arial" w:eastAsia="Times New Roman" w:hAnsi="Arial" w:cs="Arial"/>
-          <w:color w:val="0A0A0A"/>
-          <w:shd w:val="clear" w:color="auto" w:fill="E5EDFF"/>
-        </w:rPr>
-        <w:t xml:space="preserve">      _id: </w:t>
-      </w:r>
-      <w:proofErr w:type="gramStart"/>
-      <w:r>
-        <w:rPr>
-          <w:rFonts w:ascii="Arial" w:eastAsia="Times New Roman" w:hAnsi="Arial" w:cs="Arial"/>
-          <w:color w:val="0A0A0A"/>
-          <w:shd w:val="clear" w:color="auto" w:fill="E5EDFF"/>
-        </w:rPr>
-        <w:t xml:space="preserve">0,   </w:t>
-      </w:r>
-      <w:proofErr w:type="gramEnd"/>
-      <w:r>
-        <w:rPr>
-          <w:rFonts w:ascii="Arial" w:eastAsia="Times New Roman" w:hAnsi="Arial" w:cs="Arial"/>
-          <w:color w:val="0A0A0A"/>
-          <w:shd w:val="clear" w:color="auto" w:fill="E5EDFF"/>
-        </w:rPr>
-        <w:t xml:space="preserve">                 </w:t>
+        <w:t>// Get the first name from the customerDetails array</w:t>
+      </w:r>
+    </w:p>
+    <w:p>
+      <w:pPr>
+        <w:shd w:val="clear" w:color="auto" w:fill="FFFFFF"/>
+        <w:spacing w:after="180" w:line="360" w:lineRule="atLeast"/>
+        <w:rPr>
+          <w:rFonts w:ascii="Arial" w:eastAsia="Times New Roman" w:hAnsi="Arial" w:cs="Arial"/>
+          <w:color w:val="0A0A0A"/>
+          <w:shd w:val="clear" w:color="auto" w:fill="E5EDFF"/>
+        </w:rPr>
+      </w:pPr>
+      <w:r>
+        <w:rPr>
+          <w:rFonts w:ascii="Arial" w:eastAsia="Times New Roman" w:hAnsi="Arial" w:cs="Arial"/>
+          <w:color w:val="0A0A0A"/>
+          <w:shd w:val="clear" w:color="auto" w:fill="E5EDFF"/>
+        </w:rPr>
+        <w:t xml:space="preserve">      totalSpent: 1              </w:t>
       </w:r>
       <w:r>
         <w:rPr>
@@ -5588,193 +4216,7 @@
           <w:color w:val="0A0A0A"/>
           <w:shd w:val="clear" w:color="auto" w:fill="E5EDFF"/>
         </w:rPr>
-        <w:t>// Exclude the default _id field</w:t>
-      </w:r>
-    </w:p>
-    <w:p>
-      <w:pPr>
-        <w:shd w:val="clear" w:color="auto" w:fill="FFFFFF"/>
-        <w:spacing w:after="180" w:line="360" w:lineRule="atLeast"/>
-        <w:rPr>
-          <w:rFonts w:ascii="Arial" w:eastAsia="Times New Roman" w:hAnsi="Arial" w:cs="Arial"/>
-          <w:color w:val="0A0A0A"/>
-          <w:shd w:val="clear" w:color="auto" w:fill="E5EDFF"/>
-        </w:rPr>
-      </w:pPr>
-      <w:r>
-        <w:rPr>
-          <w:rFonts w:ascii="Arial" w:eastAsia="Times New Roman" w:hAnsi="Arial" w:cs="Arial"/>
-          <w:color w:val="0A0A0A"/>
-          <w:shd w:val="clear" w:color="auto" w:fill="E5EDFF"/>
-        </w:rPr>
-        <w:t xml:space="preserve">      </w:t>
-      </w:r>
-      <w:proofErr w:type="spellStart"/>
-      <w:r>
-        <w:rPr>
-          <w:rFonts w:ascii="Arial" w:eastAsia="Times New Roman" w:hAnsi="Arial" w:cs="Arial"/>
-          <w:color w:val="0A0A0A"/>
-          <w:shd w:val="clear" w:color="auto" w:fill="E5EDFF"/>
-        </w:rPr>
-        <w:t>customerName</w:t>
-      </w:r>
-      <w:proofErr w:type="spellEnd"/>
-      <w:r>
-        <w:rPr>
-          <w:rFonts w:ascii="Arial" w:eastAsia="Times New Roman" w:hAnsi="Arial" w:cs="Arial"/>
-          <w:color w:val="0A0A0A"/>
-          <w:shd w:val="clear" w:color="auto" w:fill="E5EDFF"/>
-        </w:rPr>
-        <w:t xml:space="preserve">: </w:t>
-      </w:r>
-      <w:proofErr w:type="gramStart"/>
-      <w:r>
-        <w:rPr>
-          <w:rFonts w:ascii="Arial" w:eastAsia="Times New Roman" w:hAnsi="Arial" w:cs="Arial"/>
-          <w:color w:val="0A0A0A"/>
-          <w:shd w:val="clear" w:color="auto" w:fill="E5EDFF"/>
-        </w:rPr>
-        <w:t>{ $</w:t>
-      </w:r>
-      <w:proofErr w:type="spellStart"/>
-      <w:proofErr w:type="gramEnd"/>
-      <w:r>
-        <w:rPr>
-          <w:rFonts w:ascii="Arial" w:eastAsia="Times New Roman" w:hAnsi="Arial" w:cs="Arial"/>
-          <w:color w:val="0A0A0A"/>
-          <w:shd w:val="clear" w:color="auto" w:fill="E5EDFF"/>
-        </w:rPr>
-        <w:t>arrayElemAt</w:t>
-      </w:r>
-      <w:proofErr w:type="spellEnd"/>
-      <w:r>
-        <w:rPr>
-          <w:rFonts w:ascii="Arial" w:eastAsia="Times New Roman" w:hAnsi="Arial" w:cs="Arial"/>
-          <w:color w:val="0A0A0A"/>
-          <w:shd w:val="clear" w:color="auto" w:fill="E5EDFF"/>
-        </w:rPr>
-        <w:t>: ["$customerDetails.name", 0</w:t>
-      </w:r>
-      <w:proofErr w:type="gramStart"/>
-      <w:r>
-        <w:rPr>
-          <w:rFonts w:ascii="Arial" w:eastAsia="Times New Roman" w:hAnsi="Arial" w:cs="Arial"/>
-          <w:color w:val="0A0A0A"/>
-          <w:shd w:val="clear" w:color="auto" w:fill="E5EDFF"/>
-        </w:rPr>
-        <w:t>] }</w:t>
-      </w:r>
-      <w:proofErr w:type="gramEnd"/>
-      <w:r>
-        <w:rPr>
-          <w:rFonts w:ascii="Arial" w:eastAsia="Times New Roman" w:hAnsi="Arial" w:cs="Arial"/>
-          <w:color w:val="0A0A0A"/>
-          <w:shd w:val="clear" w:color="auto" w:fill="E5EDFF"/>
-        </w:rPr>
-        <w:t xml:space="preserve">, </w:t>
-      </w:r>
-      <w:r>
-        <w:rPr>
-          <w:rFonts w:ascii="Arial" w:eastAsia="Times New Roman" w:hAnsi="Arial" w:cs="Arial"/>
-          <w:i/>
-          <w:iCs/>
-          <w:color w:val="0A0A0A"/>
-          <w:shd w:val="clear" w:color="auto" w:fill="E5EDFF"/>
-        </w:rPr>
-        <w:t xml:space="preserve">// Get the first name from the </w:t>
-      </w:r>
-      <w:proofErr w:type="spellStart"/>
-      <w:r>
-        <w:rPr>
-          <w:rFonts w:ascii="Arial" w:eastAsia="Times New Roman" w:hAnsi="Arial" w:cs="Arial"/>
-          <w:i/>
-          <w:iCs/>
-          <w:color w:val="0A0A0A"/>
-          <w:shd w:val="clear" w:color="auto" w:fill="E5EDFF"/>
-        </w:rPr>
-        <w:t>customerDetails</w:t>
-      </w:r>
-      <w:proofErr w:type="spellEnd"/>
-      <w:r>
-        <w:rPr>
-          <w:rFonts w:ascii="Arial" w:eastAsia="Times New Roman" w:hAnsi="Arial" w:cs="Arial"/>
-          <w:i/>
-          <w:iCs/>
-          <w:color w:val="0A0A0A"/>
-          <w:shd w:val="clear" w:color="auto" w:fill="E5EDFF"/>
-        </w:rPr>
-        <w:t xml:space="preserve"> array</w:t>
-      </w:r>
-    </w:p>
-    <w:p>
-      <w:pPr>
-        <w:shd w:val="clear" w:color="auto" w:fill="FFFFFF"/>
-        <w:spacing w:after="180" w:line="360" w:lineRule="atLeast"/>
-        <w:rPr>
-          <w:rFonts w:ascii="Arial" w:eastAsia="Times New Roman" w:hAnsi="Arial" w:cs="Arial"/>
-          <w:color w:val="0A0A0A"/>
-          <w:shd w:val="clear" w:color="auto" w:fill="E5EDFF"/>
-        </w:rPr>
-      </w:pPr>
-      <w:r>
-        <w:rPr>
-          <w:rFonts w:ascii="Arial" w:eastAsia="Times New Roman" w:hAnsi="Arial" w:cs="Arial"/>
-          <w:color w:val="0A0A0A"/>
-          <w:shd w:val="clear" w:color="auto" w:fill="E5EDFF"/>
-        </w:rPr>
-        <w:t xml:space="preserve">      </w:t>
-      </w:r>
-      <w:proofErr w:type="spellStart"/>
-      <w:proofErr w:type="gramStart"/>
-      <w:r>
-        <w:rPr>
-          <w:rFonts w:ascii="Arial" w:eastAsia="Times New Roman" w:hAnsi="Arial" w:cs="Arial"/>
-          <w:color w:val="0A0A0A"/>
-          <w:shd w:val="clear" w:color="auto" w:fill="E5EDFF"/>
-        </w:rPr>
-        <w:t>totalSpent</w:t>
-      </w:r>
-      <w:proofErr w:type="spellEnd"/>
-      <w:proofErr w:type="gramEnd"/>
-      <w:r>
-        <w:rPr>
-          <w:rFonts w:ascii="Arial" w:eastAsia="Times New Roman" w:hAnsi="Arial" w:cs="Arial"/>
-          <w:color w:val="0A0A0A"/>
-          <w:shd w:val="clear" w:color="auto" w:fill="E5EDFF"/>
-        </w:rPr>
-        <w:t xml:space="preserve">: 1              </w:t>
-      </w:r>
-      <w:r>
-        <w:rPr>
-          <w:rFonts w:ascii="Arial" w:eastAsia="Times New Roman" w:hAnsi="Arial" w:cs="Arial"/>
-          <w:i/>
-          <w:iCs/>
-          <w:color w:val="0A0A0A"/>
-          <w:shd w:val="clear" w:color="auto" w:fill="E5EDFF"/>
-        </w:rPr>
-        <w:t xml:space="preserve">// Include the </w:t>
-      </w:r>
-      <w:proofErr w:type="spellStart"/>
-      <w:r>
-        <w:rPr>
-          <w:rFonts w:ascii="Arial" w:eastAsia="Times New Roman" w:hAnsi="Arial" w:cs="Arial"/>
-          <w:i/>
-          <w:iCs/>
-          <w:color w:val="0A0A0A"/>
-          <w:shd w:val="clear" w:color="auto" w:fill="E5EDFF"/>
-        </w:rPr>
-        <w:t>totalSpent</w:t>
-      </w:r>
-      <w:proofErr w:type="spellEnd"/>
-      <w:r>
-        <w:rPr>
-          <w:rFonts w:ascii="Arial" w:eastAsia="Times New Roman" w:hAnsi="Arial" w:cs="Arial"/>
-          <w:i/>
-          <w:iCs/>
-          <w:color w:val="0A0A0A"/>
-          <w:shd w:val="clear" w:color="auto" w:fill="E5EDFF"/>
-        </w:rPr>
-        <w:t xml:space="preserve"> field</w:t>
+        <w:t>// Include the totalSpent field</w:t>
       </w:r>
     </w:p>
     <w:p>
@@ -5831,18 +4273,8 @@
           <w:color w:val="0A0A0A"/>
           <w:shd w:val="clear" w:color="auto" w:fill="E5EDFF"/>
         </w:rPr>
-        <w:t>]</w:t>
-      </w:r>
-      <w:proofErr w:type="gramStart"/>
-      <w:r>
-        <w:rPr>
-          <w:rFonts w:ascii="Arial" w:eastAsia="Times New Roman" w:hAnsi="Arial" w:cs="Arial"/>
-          <w:color w:val="0A0A0A"/>
-          <w:shd w:val="clear" w:color="auto" w:fill="E5EDFF"/>
-        </w:rPr>
-        <w:t>);</w:t>
-      </w:r>
-      <w:proofErr w:type="gramEnd"/>
+        <w:t>]);</w:t>
+      </w:r>
     </w:p>
     <w:p>
       <w:pPr>
@@ -5924,23 +4356,7 @@
           <w:rFonts w:ascii="Arial" w:eastAsia="Times New Roman" w:hAnsi="Arial" w:cs="Arial"/>
           <w:shd w:val="clear" w:color="auto" w:fill="E5EDFF"/>
         </w:rPr>
-        <w:t xml:space="preserve">CREATE TRIGGER </w:t>
-      </w:r>
-      <w:proofErr w:type="spellStart"/>
-      <w:r>
-        <w:rPr>
-          <w:rFonts w:ascii="Arial" w:eastAsia="Times New Roman" w:hAnsi="Arial" w:cs="Arial"/>
-          <w:shd w:val="clear" w:color="auto" w:fill="E5EDFF"/>
-        </w:rPr>
-        <w:t>logOrder</w:t>
-      </w:r>
-      <w:proofErr w:type="spellEnd"/>
-      <w:r>
-        <w:rPr>
-          <w:rFonts w:ascii="Arial" w:eastAsia="Times New Roman" w:hAnsi="Arial" w:cs="Arial"/>
-          <w:shd w:val="clear" w:color="auto" w:fill="E5EDFF"/>
-        </w:rPr>
-        <w:t xml:space="preserve"> </w:t>
+        <w:t xml:space="preserve">CREATE TRIGGER logOrder </w:t>
       </w:r>
     </w:p>
     <w:p>
@@ -6026,48 +4442,42 @@
           <w:shd w:val="clear" w:color="auto" w:fill="E5EDFF"/>
         </w:rPr>
         <w:tab/>
-      </w:r>
-      <w:proofErr w:type="gramStart"/>
-      <w:r>
-        <w:rPr>
-          <w:rFonts w:ascii="Arial" w:eastAsia="Times New Roman" w:hAnsi="Arial" w:cs="Arial"/>
-          <w:shd w:val="clear" w:color="auto" w:fill="E5EDFF"/>
-        </w:rPr>
-        <w:t>SET @</w:t>
-      </w:r>
-      <w:proofErr w:type="gramEnd"/>
-      <w:r>
-        <w:rPr>
-          <w:rFonts w:ascii="Arial" w:eastAsia="Times New Roman" w:hAnsi="Arial" w:cs="Arial"/>
-          <w:shd w:val="clear" w:color="auto" w:fill="E5EDFF"/>
-        </w:rPr>
-        <w:t xml:space="preserve">last_client_id = </w:t>
-      </w:r>
-      <w:proofErr w:type="spellStart"/>
-      <w:r>
-        <w:rPr>
-          <w:rFonts w:ascii="Arial" w:eastAsia="Times New Roman" w:hAnsi="Arial" w:cs="Arial"/>
-          <w:shd w:val="clear" w:color="auto" w:fill="E5EDFF"/>
-        </w:rPr>
-        <w:t>NEW.customer_</w:t>
-      </w:r>
-      <w:proofErr w:type="gramStart"/>
-      <w:r>
-        <w:rPr>
-          <w:rFonts w:ascii="Arial" w:eastAsia="Times New Roman" w:hAnsi="Arial" w:cs="Arial"/>
-          <w:shd w:val="clear" w:color="auto" w:fill="E5EDFF"/>
-        </w:rPr>
-        <w:t>id</w:t>
-      </w:r>
-      <w:proofErr w:type="spellEnd"/>
-      <w:r>
-        <w:rPr>
-          <w:rFonts w:ascii="Arial" w:eastAsia="Times New Roman" w:hAnsi="Arial" w:cs="Arial"/>
-          <w:shd w:val="clear" w:color="auto" w:fill="E5EDFF"/>
-        </w:rPr>
-        <w:t>;</w:t>
-      </w:r>
-      <w:proofErr w:type="gramEnd"/>
+        <w:t>SET @last_client_id = NEW.customer_id;</w:t>
+      </w:r>
+    </w:p>
+    <w:p>
+      <w:pPr>
+        <w:shd w:val="clear" w:color="auto" w:fill="FFFFFF"/>
+        <w:spacing w:after="180" w:line="360" w:lineRule="atLeast"/>
+        <w:rPr>
+          <w:rFonts w:ascii="Arial" w:eastAsia="Times New Roman" w:hAnsi="Arial" w:cs="Arial"/>
+          <w:shd w:val="clear" w:color="auto" w:fill="E5EDFF"/>
+        </w:rPr>
+      </w:pPr>
+      <w:r>
+        <w:rPr>
+          <w:rFonts w:ascii="Arial" w:eastAsia="Times New Roman" w:hAnsi="Arial" w:cs="Arial"/>
+          <w:shd w:val="clear" w:color="auto" w:fill="E5EDFF"/>
+        </w:rPr>
+        <w:t xml:space="preserve">    SET @quantity = NEW.quantity;</w:t>
+      </w:r>
+    </w:p>
+    <w:p>
+      <w:pPr>
+        <w:shd w:val="clear" w:color="auto" w:fill="FFFFFF"/>
+        <w:spacing w:after="180" w:line="360" w:lineRule="atLeast"/>
+        <w:rPr>
+          <w:rFonts w:ascii="Arial" w:eastAsia="Times New Roman" w:hAnsi="Arial" w:cs="Arial"/>
+          <w:shd w:val="clear" w:color="auto" w:fill="E5EDFF"/>
+        </w:rPr>
+      </w:pPr>
+      <w:r>
+        <w:rPr>
+          <w:rFonts w:ascii="Arial" w:eastAsia="Times New Roman" w:hAnsi="Arial" w:cs="Arial"/>
+          <w:shd w:val="clear" w:color="auto" w:fill="E5EDFF"/>
+        </w:rPr>
+        <w:t xml:space="preserve">    SET @product_id = NEW.product_id;</w:t>
+      </w:r>
     </w:p>
     <w:p>
       <w:pPr>
@@ -6085,47 +4495,23 @@
         </w:rPr>
         <w:t xml:space="preserve">    </w:t>
       </w:r>
-      <w:proofErr w:type="gramStart"/>
-      <w:r>
-        <w:rPr>
-          <w:rFonts w:ascii="Arial" w:eastAsia="Times New Roman" w:hAnsi="Arial" w:cs="Arial"/>
-          <w:shd w:val="clear" w:color="auto" w:fill="E5EDFF"/>
-        </w:rPr>
-        <w:t>SET @</w:t>
-      </w:r>
-      <w:proofErr w:type="gramEnd"/>
-      <w:r>
-        <w:rPr>
-          <w:rFonts w:ascii="Arial" w:eastAsia="Times New Roman" w:hAnsi="Arial" w:cs="Arial"/>
-          <w:shd w:val="clear" w:color="auto" w:fill="E5EDFF"/>
-        </w:rPr>
-        <w:t xml:space="preserve">quantity = </w:t>
-      </w:r>
-      <w:proofErr w:type="spellStart"/>
-      <w:r>
-        <w:rPr>
-          <w:rFonts w:ascii="Arial" w:eastAsia="Times New Roman" w:hAnsi="Arial" w:cs="Arial"/>
-          <w:shd w:val="clear" w:color="auto" w:fill="E5EDFF"/>
-        </w:rPr>
-        <w:t>NEW.</w:t>
-      </w:r>
-      <w:proofErr w:type="gramStart"/>
-      <w:r>
-        <w:rPr>
-          <w:rFonts w:ascii="Arial" w:eastAsia="Times New Roman" w:hAnsi="Arial" w:cs="Arial"/>
-          <w:shd w:val="clear" w:color="auto" w:fill="E5EDFF"/>
-        </w:rPr>
-        <w:t>quantity</w:t>
-      </w:r>
-      <w:proofErr w:type="spellEnd"/>
-      <w:r>
-        <w:rPr>
-          <w:rFonts w:ascii="Arial" w:eastAsia="Times New Roman" w:hAnsi="Arial" w:cs="Arial"/>
-          <w:shd w:val="clear" w:color="auto" w:fill="E5EDFF"/>
-        </w:rPr>
-        <w:t>;</w:t>
-      </w:r>
-      <w:proofErr w:type="gramEnd"/>
+    </w:p>
+    <w:p>
+      <w:pPr>
+        <w:shd w:val="clear" w:color="auto" w:fill="FFFFFF"/>
+        <w:spacing w:after="180" w:line="360" w:lineRule="atLeast"/>
+        <w:rPr>
+          <w:rFonts w:ascii="Arial" w:eastAsia="Times New Roman" w:hAnsi="Arial" w:cs="Arial"/>
+          <w:shd w:val="clear" w:color="auto" w:fill="E5EDFF"/>
+        </w:rPr>
+      </w:pPr>
+      <w:r>
+        <w:rPr>
+          <w:rFonts w:ascii="Arial" w:eastAsia="Times New Roman" w:hAnsi="Arial" w:cs="Arial"/>
+          <w:shd w:val="clear" w:color="auto" w:fill="E5EDFF"/>
+        </w:rPr>
+        <w:t xml:space="preserve">    SET @customerName = (SELECT customer_name from customers where customer_id= @last_client_id);</w:t>
+      </w:r>
     </w:p>
     <w:p>
       <w:pPr>
@@ -6143,47 +4529,24 @@
         </w:rPr>
         <w:t xml:space="preserve">    </w:t>
       </w:r>
-      <w:proofErr w:type="gramStart"/>
-      <w:r>
-        <w:rPr>
-          <w:rFonts w:ascii="Arial" w:eastAsia="Times New Roman" w:hAnsi="Arial" w:cs="Arial"/>
-          <w:shd w:val="clear" w:color="auto" w:fill="E5EDFF"/>
-        </w:rPr>
-        <w:t>SET @</w:t>
-      </w:r>
-      <w:proofErr w:type="gramEnd"/>
-      <w:r>
-        <w:rPr>
-          <w:rFonts w:ascii="Arial" w:eastAsia="Times New Roman" w:hAnsi="Arial" w:cs="Arial"/>
-          <w:shd w:val="clear" w:color="auto" w:fill="E5EDFF"/>
-        </w:rPr>
-        <w:t xml:space="preserve">product_id = </w:t>
-      </w:r>
-      <w:proofErr w:type="spellStart"/>
-      <w:r>
-        <w:rPr>
-          <w:rFonts w:ascii="Arial" w:eastAsia="Times New Roman" w:hAnsi="Arial" w:cs="Arial"/>
-          <w:shd w:val="clear" w:color="auto" w:fill="E5EDFF"/>
-        </w:rPr>
-        <w:t>NEW.product_</w:t>
-      </w:r>
-      <w:proofErr w:type="gramStart"/>
-      <w:r>
-        <w:rPr>
-          <w:rFonts w:ascii="Arial" w:eastAsia="Times New Roman" w:hAnsi="Arial" w:cs="Arial"/>
-          <w:shd w:val="clear" w:color="auto" w:fill="E5EDFF"/>
-        </w:rPr>
-        <w:t>id</w:t>
-      </w:r>
-      <w:proofErr w:type="spellEnd"/>
-      <w:r>
-        <w:rPr>
-          <w:rFonts w:ascii="Arial" w:eastAsia="Times New Roman" w:hAnsi="Arial" w:cs="Arial"/>
-          <w:shd w:val="clear" w:color="auto" w:fill="E5EDFF"/>
-        </w:rPr>
-        <w:t>;</w:t>
-      </w:r>
-      <w:proofErr w:type="gramEnd"/>
+    </w:p>
+    <w:p>
+      <w:pPr>
+        <w:shd w:val="clear" w:color="auto" w:fill="FFFFFF"/>
+        <w:spacing w:after="180" w:line="360" w:lineRule="atLeast"/>
+        <w:rPr>
+          <w:rFonts w:ascii="Arial" w:eastAsia="Times New Roman" w:hAnsi="Arial" w:cs="Arial"/>
+          <w:shd w:val="clear" w:color="auto" w:fill="E5EDFF"/>
+        </w:rPr>
+      </w:pPr>
+      <w:r>
+        <w:rPr>
+          <w:rFonts w:ascii="Arial" w:eastAsia="Times New Roman" w:hAnsi="Arial" w:cs="Arial"/>
+          <w:shd w:val="clear" w:color="auto" w:fill="E5EDFF"/>
+        </w:rPr>
+        <w:lastRenderedPageBreak/>
+        <w:t xml:space="preserve">    INSERT INTO log(description, quantity, product_id) VALUES (CONCAT('client was: ',@last_client_id), @quantity, @product_id);</w:t>
+      </w:r>
     </w:p>
     <w:p>
       <w:pPr>
@@ -6216,207 +4579,6 @@
           <w:rFonts w:ascii="Arial" w:eastAsia="Times New Roman" w:hAnsi="Arial" w:cs="Arial"/>
           <w:shd w:val="clear" w:color="auto" w:fill="E5EDFF"/>
         </w:rPr>
-        <w:t xml:space="preserve">    SET @customerName = (SELECT </w:t>
-      </w:r>
-      <w:proofErr w:type="spellStart"/>
-      <w:r>
-        <w:rPr>
-          <w:rFonts w:ascii="Arial" w:eastAsia="Times New Roman" w:hAnsi="Arial" w:cs="Arial"/>
-          <w:shd w:val="clear" w:color="auto" w:fill="E5EDFF"/>
-        </w:rPr>
-        <w:t>customer_name</w:t>
-      </w:r>
-      <w:proofErr w:type="spellEnd"/>
-      <w:r>
-        <w:rPr>
-          <w:rFonts w:ascii="Arial" w:eastAsia="Times New Roman" w:hAnsi="Arial" w:cs="Arial"/>
-          <w:shd w:val="clear" w:color="auto" w:fill="E5EDFF"/>
-        </w:rPr>
-        <w:t xml:space="preserve"> from customers where </w:t>
-      </w:r>
-      <w:proofErr w:type="spellStart"/>
-      <w:r>
-        <w:rPr>
-          <w:rFonts w:ascii="Arial" w:eastAsia="Times New Roman" w:hAnsi="Arial" w:cs="Arial"/>
-          <w:shd w:val="clear" w:color="auto" w:fill="E5EDFF"/>
-        </w:rPr>
-        <w:t>customer_id</w:t>
-      </w:r>
-      <w:proofErr w:type="spellEnd"/>
-      <w:r>
-        <w:rPr>
-          <w:rFonts w:ascii="Arial" w:eastAsia="Times New Roman" w:hAnsi="Arial" w:cs="Arial"/>
-          <w:shd w:val="clear" w:color="auto" w:fill="E5EDFF"/>
-        </w:rPr>
-        <w:t>= @last_client_id</w:t>
-      </w:r>
-      <w:proofErr w:type="gramStart"/>
-      <w:r>
-        <w:rPr>
-          <w:rFonts w:ascii="Arial" w:eastAsia="Times New Roman" w:hAnsi="Arial" w:cs="Arial"/>
-          <w:shd w:val="clear" w:color="auto" w:fill="E5EDFF"/>
-        </w:rPr>
-        <w:t>);</w:t>
-      </w:r>
-      <w:proofErr w:type="gramEnd"/>
-    </w:p>
-    <w:p>
-      <w:pPr>
-        <w:shd w:val="clear" w:color="auto" w:fill="FFFFFF"/>
-        <w:spacing w:after="180" w:line="360" w:lineRule="atLeast"/>
-        <w:rPr>
-          <w:rFonts w:ascii="Arial" w:eastAsia="Times New Roman" w:hAnsi="Arial" w:cs="Arial"/>
-          <w:shd w:val="clear" w:color="auto" w:fill="E5EDFF"/>
-        </w:rPr>
-      </w:pPr>
-      <w:r>
-        <w:rPr>
-          <w:rFonts w:ascii="Arial" w:eastAsia="Times New Roman" w:hAnsi="Arial" w:cs="Arial"/>
-          <w:shd w:val="clear" w:color="auto" w:fill="E5EDFF"/>
-        </w:rPr>
-        <w:t xml:space="preserve">    </w:t>
-      </w:r>
-    </w:p>
-    <w:p>
-      <w:pPr>
-        <w:shd w:val="clear" w:color="auto" w:fill="FFFFFF"/>
-        <w:spacing w:after="180" w:line="360" w:lineRule="atLeast"/>
-        <w:rPr>
-          <w:rFonts w:ascii="Arial" w:eastAsia="Times New Roman" w:hAnsi="Arial" w:cs="Arial"/>
-          <w:shd w:val="clear" w:color="auto" w:fill="E5EDFF"/>
-        </w:rPr>
-      </w:pPr>
-      <w:r>
-        <w:rPr>
-          <w:rFonts w:ascii="Arial" w:eastAsia="Times New Roman" w:hAnsi="Arial" w:cs="Arial"/>
-          <w:shd w:val="clear" w:color="auto" w:fill="E5EDFF"/>
-        </w:rPr>
-        <w:lastRenderedPageBreak/>
-        <w:t xml:space="preserve">    INSERT INTO </w:t>
-      </w:r>
-      <w:proofErr w:type="gramStart"/>
-      <w:r>
-        <w:rPr>
-          <w:rFonts w:ascii="Arial" w:eastAsia="Times New Roman" w:hAnsi="Arial" w:cs="Arial"/>
-          <w:shd w:val="clear" w:color="auto" w:fill="E5EDFF"/>
-        </w:rPr>
-        <w:t>log(</w:t>
-      </w:r>
-      <w:proofErr w:type="gramEnd"/>
-      <w:r>
-        <w:rPr>
-          <w:rFonts w:ascii="Arial" w:eastAsia="Times New Roman" w:hAnsi="Arial" w:cs="Arial"/>
-          <w:shd w:val="clear" w:color="auto" w:fill="E5EDFF"/>
-        </w:rPr>
-        <w:t xml:space="preserve">description, quantity, </w:t>
-      </w:r>
-      <w:proofErr w:type="spellStart"/>
-      <w:r>
-        <w:rPr>
-          <w:rFonts w:ascii="Arial" w:eastAsia="Times New Roman" w:hAnsi="Arial" w:cs="Arial"/>
-          <w:shd w:val="clear" w:color="auto" w:fill="E5EDFF"/>
-        </w:rPr>
-        <w:t>product_id</w:t>
-      </w:r>
-      <w:proofErr w:type="spellEnd"/>
-      <w:r>
-        <w:rPr>
-          <w:rFonts w:ascii="Arial" w:eastAsia="Times New Roman" w:hAnsi="Arial" w:cs="Arial"/>
-          <w:shd w:val="clear" w:color="auto" w:fill="E5EDFF"/>
-        </w:rPr>
-        <w:t>) VALUES (</w:t>
-      </w:r>
-      <w:proofErr w:type="gramStart"/>
-      <w:r>
-        <w:rPr>
-          <w:rFonts w:ascii="Arial" w:eastAsia="Times New Roman" w:hAnsi="Arial" w:cs="Arial"/>
-          <w:shd w:val="clear" w:color="auto" w:fill="E5EDFF"/>
-        </w:rPr>
-        <w:t>CONCAT(</w:t>
-      </w:r>
-      <w:proofErr w:type="gramEnd"/>
-      <w:r>
-        <w:rPr>
-          <w:rFonts w:ascii="Arial" w:eastAsia="Times New Roman" w:hAnsi="Arial" w:cs="Arial"/>
-          <w:shd w:val="clear" w:color="auto" w:fill="E5EDFF"/>
-        </w:rPr>
-        <w:t xml:space="preserve">'client was: </w:t>
-      </w:r>
-      <w:proofErr w:type="gramStart"/>
-      <w:r>
-        <w:rPr>
-          <w:rFonts w:ascii="Arial" w:eastAsia="Times New Roman" w:hAnsi="Arial" w:cs="Arial"/>
-          <w:shd w:val="clear" w:color="auto" w:fill="E5EDFF"/>
-        </w:rPr>
-        <w:t>',@</w:t>
-      </w:r>
-      <w:proofErr w:type="spellStart"/>
-      <w:proofErr w:type="gramEnd"/>
-      <w:r>
-        <w:rPr>
-          <w:rFonts w:ascii="Arial" w:eastAsia="Times New Roman" w:hAnsi="Arial" w:cs="Arial"/>
-          <w:shd w:val="clear" w:color="auto" w:fill="E5EDFF"/>
-        </w:rPr>
-        <w:t>last_client_id</w:t>
-      </w:r>
-      <w:proofErr w:type="spellEnd"/>
-      <w:proofErr w:type="gramStart"/>
-      <w:r>
-        <w:rPr>
-          <w:rFonts w:ascii="Arial" w:eastAsia="Times New Roman" w:hAnsi="Arial" w:cs="Arial"/>
-          <w:shd w:val="clear" w:color="auto" w:fill="E5EDFF"/>
-        </w:rPr>
-        <w:t>), @quantity, @</w:t>
-      </w:r>
-      <w:proofErr w:type="gramEnd"/>
-      <w:r>
-        <w:rPr>
-          <w:rFonts w:ascii="Arial" w:eastAsia="Times New Roman" w:hAnsi="Arial" w:cs="Arial"/>
-          <w:shd w:val="clear" w:color="auto" w:fill="E5EDFF"/>
-        </w:rPr>
-        <w:t>product_id</w:t>
-      </w:r>
-      <w:proofErr w:type="gramStart"/>
-      <w:r>
-        <w:rPr>
-          <w:rFonts w:ascii="Arial" w:eastAsia="Times New Roman" w:hAnsi="Arial" w:cs="Arial"/>
-          <w:shd w:val="clear" w:color="auto" w:fill="E5EDFF"/>
-        </w:rPr>
-        <w:t>);</w:t>
-      </w:r>
-      <w:proofErr w:type="gramEnd"/>
-    </w:p>
-    <w:p>
-      <w:pPr>
-        <w:shd w:val="clear" w:color="auto" w:fill="FFFFFF"/>
-        <w:spacing w:after="180" w:line="360" w:lineRule="atLeast"/>
-        <w:rPr>
-          <w:rFonts w:ascii="Arial" w:eastAsia="Times New Roman" w:hAnsi="Arial" w:cs="Arial"/>
-          <w:shd w:val="clear" w:color="auto" w:fill="E5EDFF"/>
-        </w:rPr>
-      </w:pPr>
-      <w:r>
-        <w:rPr>
-          <w:rFonts w:ascii="Arial" w:eastAsia="Times New Roman" w:hAnsi="Arial" w:cs="Arial"/>
-          <w:shd w:val="clear" w:color="auto" w:fill="E5EDFF"/>
-        </w:rPr>
-        <w:t xml:space="preserve">    </w:t>
-      </w:r>
-    </w:p>
-    <w:p>
-      <w:pPr>
-        <w:shd w:val="clear" w:color="auto" w:fill="FFFFFF"/>
-        <w:spacing w:after="180" w:line="360" w:lineRule="atLeast"/>
-        <w:rPr>
-          <w:rFonts w:ascii="Arial" w:eastAsia="Times New Roman" w:hAnsi="Arial" w:cs="Arial"/>
-          <w:shd w:val="clear" w:color="auto" w:fill="E5EDFF"/>
-        </w:rPr>
-      </w:pPr>
-      <w:r>
-        <w:rPr>
-          <w:rFonts w:ascii="Arial" w:eastAsia="Times New Roman" w:hAnsi="Arial" w:cs="Arial"/>
-          <w:shd w:val="clear" w:color="auto" w:fill="E5EDFF"/>
-        </w:rPr>
         <w:t>END$$</w:t>
       </w:r>
     </w:p>
@@ -6439,7 +4601,6 @@
           <w:shd w:val="clear" w:color="auto" w:fill="E5EDFF"/>
         </w:rPr>
       </w:pPr>
-      <w:proofErr w:type="gramStart"/>
       <w:r>
         <w:rPr>
           <w:rFonts w:ascii="Arial" w:eastAsia="Times New Roman" w:hAnsi="Arial" w:cs="Arial"/>
@@ -6447,7 +4608,6 @@
         </w:rPr>
         <w:t>DELIMITER ;</w:t>
       </w:r>
-      <w:proofErr w:type="gramEnd"/>
     </w:p>
     <w:p>
       <w:pPr>
@@ -6698,25 +4858,7 @@
           <w:color w:val="0A0A0A"/>
           <w:shd w:val="clear" w:color="auto" w:fill="E5EDFF"/>
         </w:rPr>
-        <w:t xml:space="preserve">- </w:t>
-      </w:r>
-      <w:proofErr w:type="spellStart"/>
-      <w:r>
-        <w:rPr>
-          <w:rFonts w:ascii="Arial" w:eastAsia="Times New Roman" w:hAnsi="Arial" w:cs="Arial"/>
-          <w:color w:val="0A0A0A"/>
-          <w:shd w:val="clear" w:color="auto" w:fill="E5EDFF"/>
-        </w:rPr>
-        <w:t>sql</w:t>
-      </w:r>
-      <w:proofErr w:type="spellEnd"/>
-      <w:r>
-        <w:rPr>
-          <w:rFonts w:ascii="Arial" w:eastAsia="Times New Roman" w:hAnsi="Arial" w:cs="Arial"/>
-          <w:color w:val="0A0A0A"/>
-          <w:shd w:val="clear" w:color="auto" w:fill="E5EDFF"/>
-        </w:rPr>
-        <w:t xml:space="preserve"> transaction</w:t>
+        <w:t>- sql transaction</w:t>
       </w:r>
       <w:r>
         <w:rPr>
@@ -7366,61 +5508,7 @@
           <w:color w:val="0A0A0A"/>
           <w:shd w:val="clear" w:color="auto" w:fill="E5EDFF"/>
         </w:rPr>
-        <w:t xml:space="preserve">- </w:t>
-      </w:r>
-      <w:proofErr w:type="gramStart"/>
-      <w:r>
-        <w:rPr>
-          <w:rFonts w:ascii="Arial" w:eastAsia="Times New Roman" w:hAnsi="Arial" w:cs="Arial"/>
-          <w:color w:val="0A0A0A"/>
-          <w:shd w:val="clear" w:color="auto" w:fill="E5EDFF"/>
-        </w:rPr>
-        <w:t>count(</w:t>
-      </w:r>
-      <w:proofErr w:type="gramEnd"/>
-      <w:r>
-        <w:rPr>
-          <w:rFonts w:ascii="Arial" w:eastAsia="Times New Roman" w:hAnsi="Arial" w:cs="Arial"/>
-          <w:color w:val="0A0A0A"/>
-          <w:shd w:val="clear" w:color="auto" w:fill="E5EDFF"/>
-        </w:rPr>
-        <w:t xml:space="preserve">), </w:t>
-      </w:r>
-      <w:proofErr w:type="gramStart"/>
-      <w:r>
-        <w:rPr>
-          <w:rFonts w:ascii="Arial" w:eastAsia="Times New Roman" w:hAnsi="Arial" w:cs="Arial"/>
-          <w:color w:val="0A0A0A"/>
-          <w:shd w:val="clear" w:color="auto" w:fill="E5EDFF"/>
-        </w:rPr>
-        <w:t>avg(</w:t>
-      </w:r>
-      <w:proofErr w:type="gramEnd"/>
-      <w:r>
-        <w:rPr>
-          <w:rFonts w:ascii="Arial" w:eastAsia="Times New Roman" w:hAnsi="Arial" w:cs="Arial"/>
-          <w:color w:val="0A0A0A"/>
-          <w:shd w:val="clear" w:color="auto" w:fill="E5EDFF"/>
-        </w:rPr>
-        <w:t xml:space="preserve">), </w:t>
-      </w:r>
-      <w:proofErr w:type="gramStart"/>
-      <w:r>
-        <w:rPr>
-          <w:rFonts w:ascii="Arial" w:eastAsia="Times New Roman" w:hAnsi="Arial" w:cs="Arial"/>
-          <w:color w:val="0A0A0A"/>
-          <w:shd w:val="clear" w:color="auto" w:fill="E5EDFF"/>
-        </w:rPr>
-        <w:t>sum(</w:t>
-      </w:r>
-      <w:proofErr w:type="gramEnd"/>
-      <w:r>
-        <w:rPr>
-          <w:rFonts w:ascii="Arial" w:eastAsia="Times New Roman" w:hAnsi="Arial" w:cs="Arial"/>
-          <w:color w:val="0A0A0A"/>
-          <w:shd w:val="clear" w:color="auto" w:fill="E5EDFF"/>
-        </w:rPr>
-        <w:t>)</w:t>
+        <w:t>- count(), avg(), sum()</w:t>
       </w:r>
     </w:p>
     <w:p>
@@ -7581,25 +5669,7 @@
           <w:color w:val="0A0A0A"/>
           <w:shd w:val="clear" w:color="auto" w:fill="E5EDFF"/>
         </w:rPr>
-        <w:t xml:space="preserve">-create </w:t>
-      </w:r>
-      <w:proofErr w:type="gramStart"/>
-      <w:r>
-        <w:rPr>
-          <w:rFonts w:ascii="Arial" w:eastAsia="Times New Roman" w:hAnsi="Arial" w:cs="Arial"/>
-          <w:color w:val="0A0A0A"/>
-          <w:shd w:val="clear" w:color="auto" w:fill="E5EDFF"/>
-        </w:rPr>
-        <w:t>use</w:t>
-      </w:r>
-      <w:proofErr w:type="gramEnd"/>
-      <w:r>
-        <w:rPr>
-          <w:rFonts w:ascii="Arial" w:eastAsia="Times New Roman" w:hAnsi="Arial" w:cs="Arial"/>
-          <w:color w:val="0A0A0A"/>
-          <w:shd w:val="clear" w:color="auto" w:fill="E5EDFF"/>
-        </w:rPr>
-        <w:t xml:space="preserve"> cursor</w:t>
+        <w:t>-create use cursor</w:t>
       </w:r>
     </w:p>
     <w:p>
@@ -7926,70 +5996,34 @@
           <w:color w:val="0A0A0A"/>
           <w:shd w:val="clear" w:color="auto" w:fill="E5EDFF"/>
         </w:rPr>
-        <w:t xml:space="preserve">In MySQL (specifically for the default </w:t>
-      </w:r>
-      <w:proofErr w:type="spellStart"/>
-      <w:r>
-        <w:rPr>
-          <w:rFonts w:ascii="Arial" w:eastAsia="Times New Roman" w:hAnsi="Arial" w:cs="Arial"/>
-          <w:color w:val="0A0A0A"/>
-          <w:shd w:val="clear" w:color="auto" w:fill="E5EDFF"/>
-        </w:rPr>
-        <w:t>InnoDB</w:t>
-      </w:r>
-      <w:proofErr w:type="spellEnd"/>
-      <w:r>
-        <w:rPr>
-          <w:rFonts w:ascii="Arial" w:eastAsia="Times New Roman" w:hAnsi="Arial" w:cs="Arial"/>
-          <w:color w:val="0A0A0A"/>
-          <w:shd w:val="clear" w:color="auto" w:fill="E5EDFF"/>
-        </w:rPr>
-        <w:t xml:space="preserve"> storage engine), all indexes other than the primary key are inherently non-clustered, or "secondary" indexes. You cannot explicitly use a NONCLUSTERED keyword in MySQL; the CREATE INDEX statement automatically creates a non-clustered index.</w:t>
-      </w:r>
-    </w:p>
-    <w:p>
-      <w:pPr>
-        <w:shd w:val="clear" w:color="auto" w:fill="FFFFFF"/>
-        <w:spacing w:after="180" w:line="360" w:lineRule="atLeast"/>
-        <w:rPr>
-          <w:rFonts w:ascii="Arial" w:eastAsia="Times New Roman" w:hAnsi="Arial" w:cs="Arial"/>
-          <w:color w:val="0A0A0A"/>
-          <w:shd w:val="clear" w:color="auto" w:fill="E5EDFF"/>
-        </w:rPr>
-      </w:pPr>
-      <w:r>
-        <w:rPr>
-          <w:rFonts w:ascii="Arial" w:eastAsia="Times New Roman" w:hAnsi="Arial" w:cs="Arial"/>
-          <w:color w:val="0A0A0A"/>
-          <w:shd w:val="clear" w:color="auto" w:fill="E5EDFF"/>
-        </w:rPr>
-        <w:tab/>
-      </w:r>
-      <w:r>
-        <w:rPr>
-          <w:rFonts w:ascii="Arial" w:eastAsia="Times New Roman" w:hAnsi="Arial" w:cs="Arial"/>
-          <w:color w:val="0A0A0A"/>
-          <w:shd w:val="clear" w:color="auto" w:fill="E5EDFF"/>
-        </w:rPr>
-        <w:t xml:space="preserve">In MySQL's </w:t>
-      </w:r>
-      <w:proofErr w:type="spellStart"/>
-      <w:r>
-        <w:rPr>
-          <w:rFonts w:ascii="Arial" w:eastAsia="Times New Roman" w:hAnsi="Arial" w:cs="Arial"/>
-          <w:color w:val="0A0A0A"/>
-          <w:shd w:val="clear" w:color="auto" w:fill="E5EDFF"/>
-        </w:rPr>
-        <w:t>InnoDB</w:t>
-      </w:r>
-      <w:proofErr w:type="spellEnd"/>
-      <w:r>
-        <w:rPr>
-          <w:rFonts w:ascii="Arial" w:eastAsia="Times New Roman" w:hAnsi="Arial" w:cs="Arial"/>
-          <w:color w:val="0A0A0A"/>
-          <w:shd w:val="clear" w:color="auto" w:fill="E5EDFF"/>
-        </w:rPr>
-        <w:t xml:space="preserve"> storage engine, you do not use a dedicated CREATE CLUSTERED INDEX statement. Instead, the PRIMARY KEY automatically serves as the clustered index.</w:t>
+        <w:t>In MySQL (specifically for the default InnoDB storage engine), all indexes other than the primary key are inherently non-clustered, or "secondary" indexes. You cannot explicitly use a NONCLUSTERED keyword in MySQL; the CREATE INDEX statement automatically creates a non-clustered index.</w:t>
+      </w:r>
+    </w:p>
+    <w:p>
+      <w:pPr>
+        <w:shd w:val="clear" w:color="auto" w:fill="FFFFFF"/>
+        <w:spacing w:after="180" w:line="360" w:lineRule="atLeast"/>
+        <w:rPr>
+          <w:rFonts w:ascii="Arial" w:eastAsia="Times New Roman" w:hAnsi="Arial" w:cs="Arial"/>
+          <w:color w:val="0A0A0A"/>
+          <w:shd w:val="clear" w:color="auto" w:fill="E5EDFF"/>
+        </w:rPr>
+      </w:pPr>
+      <w:r>
+        <w:rPr>
+          <w:rFonts w:ascii="Arial" w:eastAsia="Times New Roman" w:hAnsi="Arial" w:cs="Arial"/>
+          <w:color w:val="0A0A0A"/>
+          <w:shd w:val="clear" w:color="auto" w:fill="E5EDFF"/>
+        </w:rPr>
+        <w:tab/>
+      </w:r>
+      <w:r>
+        <w:rPr>
+          <w:rFonts w:ascii="Arial" w:eastAsia="Times New Roman" w:hAnsi="Arial" w:cs="Arial"/>
+          <w:color w:val="0A0A0A"/>
+          <w:shd w:val="clear" w:color="auto" w:fill="E5EDFF"/>
+        </w:rPr>
+        <w:t>In MySQL's InnoDB storage engine, you do not use a dedicated CREATE CLUSTERED INDEX statement. Instead, the PRIMARY KEY automatically serves as the clustered index.</w:t>
       </w:r>
     </w:p>
     <w:p>
@@ -8226,192 +6260,56 @@
           <w:color w:val="FFFFFF" w:themeColor="background1"/>
           <w:shd w:val="clear" w:color="auto" w:fill="E5EDFF"/>
         </w:rPr>
-        <w:t xml:space="preserve">CREATE TABLE </w:t>
-      </w:r>
-      <w:proofErr w:type="gramStart"/>
-      <w:r>
+        <w:t xml:space="preserve">CREATE TABLE log(id int PRIMARY KEY, description varchar(300), quantity int, product_id int, </w:t>
+      </w:r>
+    </w:p>
+    <w:p>
+      <w:pPr>
+        <w:shd w:val="clear" w:color="auto" w:fill="FFFFFF"/>
+        <w:spacing w:after="180" w:line="360" w:lineRule="atLeast"/>
         <w:rPr>
           <w:rFonts w:ascii="Arial" w:eastAsia="Times New Roman" w:hAnsi="Arial" w:cs="Arial"/>
           <w:color w:val="FFFFFF" w:themeColor="background1"/>
           <w:shd w:val="clear" w:color="auto" w:fill="E5EDFF"/>
         </w:rPr>
-        <w:t>log(</w:t>
-      </w:r>
-      <w:proofErr w:type="gramEnd"/>
+      </w:pPr>
       <w:r>
         <w:rPr>
           <w:rFonts w:ascii="Arial" w:eastAsia="Times New Roman" w:hAnsi="Arial" w:cs="Arial"/>
           <w:color w:val="FFFFFF" w:themeColor="background1"/>
           <w:shd w:val="clear" w:color="auto" w:fill="E5EDFF"/>
         </w:rPr>
-        <w:t xml:space="preserve">id int PRIMARY KEY, description </w:t>
-      </w:r>
-      <w:proofErr w:type="gramStart"/>
-      <w:r>
+        <w:t>CONSTRAINT products_fk FOREIGN KEY (product_id) REFERENCES products(product_id))</w:t>
+      </w:r>
+    </w:p>
+    <w:p>
+      <w:pPr>
+        <w:shd w:val="clear" w:color="auto" w:fill="FFFFFF"/>
+        <w:spacing w:after="180" w:line="360" w:lineRule="atLeast"/>
         <w:rPr>
           <w:rFonts w:ascii="Arial" w:eastAsia="Times New Roman" w:hAnsi="Arial" w:cs="Arial"/>
           <w:color w:val="FFFFFF" w:themeColor="background1"/>
           <w:shd w:val="clear" w:color="auto" w:fill="E5EDFF"/>
         </w:rPr>
-        <w:t>varchar(</w:t>
-      </w:r>
-      <w:proofErr w:type="gramEnd"/>
-      <w:r>
+      </w:pPr>
+    </w:p>
+    <w:p>
+      <w:pPr>
+        <w:shd w:val="clear" w:color="auto" w:fill="FFFFFF"/>
+        <w:spacing w:after="180" w:line="360" w:lineRule="atLeast"/>
         <w:rPr>
           <w:rFonts w:ascii="Arial" w:eastAsia="Times New Roman" w:hAnsi="Arial" w:cs="Arial"/>
           <w:color w:val="FFFFFF" w:themeColor="background1"/>
           <w:shd w:val="clear" w:color="auto" w:fill="E5EDFF"/>
         </w:rPr>
-        <w:t xml:space="preserve">300), quantity int, </w:t>
-      </w:r>
-      <w:proofErr w:type="spellStart"/>
+      </w:pPr>
       <w:r>
         <w:rPr>
           <w:rFonts w:ascii="Arial" w:eastAsia="Times New Roman" w:hAnsi="Arial" w:cs="Arial"/>
           <w:color w:val="FFFFFF" w:themeColor="background1"/>
           <w:shd w:val="clear" w:color="auto" w:fill="E5EDFF"/>
         </w:rPr>
-        <w:t>product_id</w:t>
-      </w:r>
-      <w:proofErr w:type="spellEnd"/>
-      <w:r>
-        <w:rPr>
-          <w:rFonts w:ascii="Arial" w:eastAsia="Times New Roman" w:hAnsi="Arial" w:cs="Arial"/>
-          <w:color w:val="FFFFFF" w:themeColor="background1"/>
-          <w:shd w:val="clear" w:color="auto" w:fill="E5EDFF"/>
-        </w:rPr>
-        <w:t xml:space="preserve"> int, </w:t>
-      </w:r>
-    </w:p>
-    <w:p>
-      <w:pPr>
-        <w:shd w:val="clear" w:color="auto" w:fill="FFFFFF"/>
-        <w:spacing w:after="180" w:line="360" w:lineRule="atLeast"/>
-        <w:rPr>
-          <w:rFonts w:ascii="Arial" w:eastAsia="Times New Roman" w:hAnsi="Arial" w:cs="Arial"/>
-          <w:color w:val="FFFFFF" w:themeColor="background1"/>
-          <w:shd w:val="clear" w:color="auto" w:fill="E5EDFF"/>
-        </w:rPr>
-      </w:pPr>
-      <w:r>
-        <w:rPr>
-          <w:rFonts w:ascii="Arial" w:eastAsia="Times New Roman" w:hAnsi="Arial" w:cs="Arial"/>
-          <w:color w:val="FFFFFF" w:themeColor="background1"/>
-          <w:shd w:val="clear" w:color="auto" w:fill="E5EDFF"/>
-        </w:rPr>
-        <w:t xml:space="preserve">CONSTRAINT </w:t>
-      </w:r>
-      <w:proofErr w:type="spellStart"/>
-      <w:r>
-        <w:rPr>
-          <w:rFonts w:ascii="Arial" w:eastAsia="Times New Roman" w:hAnsi="Arial" w:cs="Arial"/>
-          <w:color w:val="FFFFFF" w:themeColor="background1"/>
-          <w:shd w:val="clear" w:color="auto" w:fill="E5EDFF"/>
-        </w:rPr>
-        <w:t>products_fk</w:t>
-      </w:r>
-      <w:proofErr w:type="spellEnd"/>
-      <w:r>
-        <w:rPr>
-          <w:rFonts w:ascii="Arial" w:eastAsia="Times New Roman" w:hAnsi="Arial" w:cs="Arial"/>
-          <w:color w:val="FFFFFF" w:themeColor="background1"/>
-          <w:shd w:val="clear" w:color="auto" w:fill="E5EDFF"/>
-        </w:rPr>
-        <w:t xml:space="preserve"> FOREIGN KEY (</w:t>
-      </w:r>
-      <w:proofErr w:type="spellStart"/>
-      <w:r>
-        <w:rPr>
-          <w:rFonts w:ascii="Arial" w:eastAsia="Times New Roman" w:hAnsi="Arial" w:cs="Arial"/>
-          <w:color w:val="FFFFFF" w:themeColor="background1"/>
-          <w:shd w:val="clear" w:color="auto" w:fill="E5EDFF"/>
-        </w:rPr>
-        <w:t>product_id</w:t>
-      </w:r>
-      <w:proofErr w:type="spellEnd"/>
-      <w:r>
-        <w:rPr>
-          <w:rFonts w:ascii="Arial" w:eastAsia="Times New Roman" w:hAnsi="Arial" w:cs="Arial"/>
-          <w:color w:val="FFFFFF" w:themeColor="background1"/>
-          <w:shd w:val="clear" w:color="auto" w:fill="E5EDFF"/>
-        </w:rPr>
-        <w:t>) REFERENCES products(</w:t>
-      </w:r>
-      <w:proofErr w:type="spellStart"/>
-      <w:r>
-        <w:rPr>
-          <w:rFonts w:ascii="Arial" w:eastAsia="Times New Roman" w:hAnsi="Arial" w:cs="Arial"/>
-          <w:color w:val="FFFFFF" w:themeColor="background1"/>
-          <w:shd w:val="clear" w:color="auto" w:fill="E5EDFF"/>
-        </w:rPr>
-        <w:t>product_id</w:t>
-      </w:r>
-      <w:proofErr w:type="spellEnd"/>
-      <w:r>
-        <w:rPr>
-          <w:rFonts w:ascii="Arial" w:eastAsia="Times New Roman" w:hAnsi="Arial" w:cs="Arial"/>
-          <w:color w:val="FFFFFF" w:themeColor="background1"/>
-          <w:shd w:val="clear" w:color="auto" w:fill="E5EDFF"/>
-        </w:rPr>
-        <w:t>))</w:t>
-      </w:r>
-    </w:p>
-    <w:p>
-      <w:pPr>
-        <w:shd w:val="clear" w:color="auto" w:fill="FFFFFF"/>
-        <w:spacing w:after="180" w:line="360" w:lineRule="atLeast"/>
-        <w:rPr>
-          <w:rFonts w:ascii="Arial" w:eastAsia="Times New Roman" w:hAnsi="Arial" w:cs="Arial"/>
-          <w:color w:val="FFFFFF" w:themeColor="background1"/>
-          <w:shd w:val="clear" w:color="auto" w:fill="E5EDFF"/>
-        </w:rPr>
-      </w:pPr>
-    </w:p>
-    <w:p>
-      <w:pPr>
-        <w:shd w:val="clear" w:color="auto" w:fill="FFFFFF"/>
-        <w:spacing w:after="180" w:line="360" w:lineRule="atLeast"/>
-        <w:rPr>
-          <w:rFonts w:ascii="Arial" w:eastAsia="Times New Roman" w:hAnsi="Arial" w:cs="Arial"/>
-          <w:color w:val="FFFFFF" w:themeColor="background1"/>
-          <w:shd w:val="clear" w:color="auto" w:fill="E5EDFF"/>
-        </w:rPr>
-      </w:pPr>
-      <w:r>
-        <w:rPr>
-          <w:rFonts w:ascii="Arial" w:eastAsia="Times New Roman" w:hAnsi="Arial" w:cs="Arial"/>
-          <w:color w:val="FFFFFF" w:themeColor="background1"/>
-          <w:shd w:val="clear" w:color="auto" w:fill="E5EDFF"/>
-        </w:rPr>
-        <w:t xml:space="preserve">ALTER TABLE orders ADD PRIMARY </w:t>
-      </w:r>
-      <w:proofErr w:type="gramStart"/>
-      <w:r>
-        <w:rPr>
-          <w:rFonts w:ascii="Arial" w:eastAsia="Times New Roman" w:hAnsi="Arial" w:cs="Arial"/>
-          <w:color w:val="FFFFFF" w:themeColor="background1"/>
-          <w:shd w:val="clear" w:color="auto" w:fill="E5EDFF"/>
-        </w:rPr>
-        <w:t>KEY(</w:t>
-      </w:r>
-      <w:proofErr w:type="spellStart"/>
-      <w:proofErr w:type="gramEnd"/>
-      <w:r>
-        <w:rPr>
-          <w:rFonts w:ascii="Arial" w:eastAsia="Times New Roman" w:hAnsi="Arial" w:cs="Arial"/>
-          <w:color w:val="FFFFFF" w:themeColor="background1"/>
-          <w:shd w:val="clear" w:color="auto" w:fill="E5EDFF"/>
-        </w:rPr>
-        <w:t>order_id</w:t>
-      </w:r>
-      <w:proofErr w:type="spellEnd"/>
-      <w:r>
-        <w:rPr>
-          <w:rFonts w:ascii="Arial" w:eastAsia="Times New Roman" w:hAnsi="Arial" w:cs="Arial"/>
-          <w:color w:val="FFFFFF" w:themeColor="background1"/>
-          <w:shd w:val="clear" w:color="auto" w:fill="E5EDFF"/>
-        </w:rPr>
-        <w:t>)</w:t>
+        <w:t>ALTER TABLE orders ADD PRIMARY KEY(order_id)</w:t>
       </w:r>
     </w:p>
     <w:p>
@@ -8444,25 +6342,7 @@
           <w:color w:val="0A0A0A"/>
           <w:shd w:val="clear" w:color="auto" w:fill="E5EDFF"/>
         </w:rPr>
-        <w:t xml:space="preserve">-Where </w:t>
-      </w:r>
-      <w:proofErr w:type="gramStart"/>
-      <w:r>
-        <w:rPr>
-          <w:rFonts w:ascii="Arial" w:eastAsia="Times New Roman" w:hAnsi="Arial" w:cs="Arial"/>
-          <w:color w:val="0A0A0A"/>
-          <w:shd w:val="clear" w:color="auto" w:fill="E5EDFF"/>
-        </w:rPr>
-        <w:t>between</w:t>
-      </w:r>
-      <w:proofErr w:type="gramEnd"/>
-      <w:r>
-        <w:rPr>
-          <w:rFonts w:ascii="Arial" w:eastAsia="Times New Roman" w:hAnsi="Arial" w:cs="Arial"/>
-          <w:color w:val="0A0A0A"/>
-          <w:shd w:val="clear" w:color="auto" w:fill="E5EDFF"/>
-        </w:rPr>
-        <w:t>, in, like</w:t>
+        <w:t>-Where between, in, like</w:t>
       </w:r>
       <w:r>
         <w:rPr>
@@ -8652,25 +6532,7 @@
           <w:shd w:val="clear" w:color="auto" w:fill="E5EDFF"/>
         </w:rPr>
         <w:tab/>
-        <w:t xml:space="preserve">Select distinct </w:t>
-      </w:r>
-      <w:proofErr w:type="spellStart"/>
-      <w:r>
-        <w:rPr>
-          <w:rFonts w:ascii="Arial" w:eastAsia="Times New Roman" w:hAnsi="Arial" w:cs="Arial"/>
-          <w:color w:val="0A0A0A"/>
-          <w:shd w:val="clear" w:color="auto" w:fill="E5EDFF"/>
-        </w:rPr>
-        <w:t>employee_name</w:t>
-      </w:r>
-      <w:proofErr w:type="spellEnd"/>
-      <w:r>
-        <w:rPr>
-          <w:rFonts w:ascii="Arial" w:eastAsia="Times New Roman" w:hAnsi="Arial" w:cs="Arial"/>
-          <w:color w:val="0A0A0A"/>
-          <w:shd w:val="clear" w:color="auto" w:fill="E5EDFF"/>
-        </w:rPr>
-        <w:t xml:space="preserve"> from employees</w:t>
+        <w:t>Select distinct employee_name from employees</w:t>
       </w:r>
     </w:p>
     <w:p>
@@ -8990,80 +6852,26 @@
           <w:color w:val="0A0A0A"/>
           <w:shd w:val="clear" w:color="auto" w:fill="E5EDFF"/>
         </w:rPr>
-        <w:t>-</w:t>
-      </w:r>
-      <w:proofErr w:type="gramStart"/>
-      <w:r>
-        <w:rPr>
-          <w:rFonts w:ascii="Arial" w:eastAsia="Times New Roman" w:hAnsi="Arial" w:cs="Arial"/>
-          <w:color w:val="0A0A0A"/>
-          <w:shd w:val="clear" w:color="auto" w:fill="E5EDFF"/>
-        </w:rPr>
-        <w:t>rank(</w:t>
-      </w:r>
-      <w:proofErr w:type="gramEnd"/>
-      <w:r>
-        <w:rPr>
-          <w:rFonts w:ascii="Arial" w:eastAsia="Times New Roman" w:hAnsi="Arial" w:cs="Arial"/>
-          <w:color w:val="0A0A0A"/>
-          <w:shd w:val="clear" w:color="auto" w:fill="E5EDFF"/>
-        </w:rPr>
-        <w:t>)</w:t>
-      </w:r>
-    </w:p>
-    <w:p>
-      <w:pPr>
-        <w:shd w:val="clear" w:color="auto" w:fill="FFFFFF"/>
-        <w:spacing w:after="180" w:line="360" w:lineRule="atLeast"/>
-        <w:rPr>
-          <w:rFonts w:ascii="Arial" w:eastAsia="Times New Roman" w:hAnsi="Arial" w:cs="Arial"/>
-          <w:color w:val="0A0A0A"/>
-          <w:shd w:val="clear" w:color="auto" w:fill="E5EDFF"/>
-        </w:rPr>
-      </w:pPr>
-      <w:r>
-        <w:rPr>
-          <w:rFonts w:ascii="Arial" w:eastAsia="Times New Roman" w:hAnsi="Arial" w:cs="Arial"/>
-          <w:color w:val="0A0A0A"/>
-          <w:shd w:val="clear" w:color="auto" w:fill="E5EDFF"/>
-        </w:rPr>
-        <w:t>-</w:t>
-      </w:r>
-      <w:proofErr w:type="spellStart"/>
-      <w:r>
-        <w:rPr>
-          <w:rFonts w:ascii="Arial" w:eastAsia="Times New Roman" w:hAnsi="Arial" w:cs="Arial"/>
-          <w:color w:val="0A0A0A"/>
-          <w:shd w:val="clear" w:color="auto" w:fill="E5EDFF"/>
-        </w:rPr>
-        <w:t>row_</w:t>
-      </w:r>
-      <w:proofErr w:type="gramStart"/>
-      <w:r>
-        <w:rPr>
-          <w:rFonts w:ascii="Arial" w:eastAsia="Times New Roman" w:hAnsi="Arial" w:cs="Arial"/>
-          <w:color w:val="0A0A0A"/>
-          <w:shd w:val="clear" w:color="auto" w:fill="E5EDFF"/>
-        </w:rPr>
-        <w:t>number</w:t>
-      </w:r>
-      <w:proofErr w:type="spellEnd"/>
-      <w:r>
-        <w:rPr>
-          <w:rFonts w:ascii="Arial" w:eastAsia="Times New Roman" w:hAnsi="Arial" w:cs="Arial"/>
-          <w:color w:val="0A0A0A"/>
-          <w:shd w:val="clear" w:color="auto" w:fill="E5EDFF"/>
-        </w:rPr>
-        <w:t>(</w:t>
-      </w:r>
-      <w:proofErr w:type="gramEnd"/>
-      <w:r>
-        <w:rPr>
-          <w:rFonts w:ascii="Arial" w:eastAsia="Times New Roman" w:hAnsi="Arial" w:cs="Arial"/>
-          <w:color w:val="0A0A0A"/>
-          <w:shd w:val="clear" w:color="auto" w:fill="E5EDFF"/>
-        </w:rPr>
-        <w:t>)</w:t>
+        <w:t>-rank()</w:t>
+      </w:r>
+    </w:p>
+    <w:p>
+      <w:pPr>
+        <w:shd w:val="clear" w:color="auto" w:fill="FFFFFF"/>
+        <w:spacing w:after="180" w:line="360" w:lineRule="atLeast"/>
+        <w:rPr>
+          <w:rFonts w:ascii="Arial" w:eastAsia="Times New Roman" w:hAnsi="Arial" w:cs="Arial"/>
+          <w:color w:val="0A0A0A"/>
+          <w:shd w:val="clear" w:color="auto" w:fill="E5EDFF"/>
+        </w:rPr>
+      </w:pPr>
+      <w:r>
+        <w:rPr>
+          <w:rFonts w:ascii="Arial" w:eastAsia="Times New Roman" w:hAnsi="Arial" w:cs="Arial"/>
+          <w:color w:val="0A0A0A"/>
+          <w:shd w:val="clear" w:color="auto" w:fill="E5EDFF"/>
+        </w:rPr>
+        <w:t>-row_number()</w:t>
       </w:r>
     </w:p>
     <w:p>
@@ -9280,23 +7088,13 @@
           <w:shd w:val="clear" w:color="auto" w:fill="E5EDFF"/>
         </w:rPr>
       </w:pPr>
-      <w:proofErr w:type="spellStart"/>
-      <w:r>
-        <w:rPr>
-          <w:rFonts w:ascii="Arial" w:eastAsia="Times New Roman" w:hAnsi="Arial" w:cs="Arial"/>
-          <w:color w:val="0A0A0A"/>
-          <w:shd w:val="clear" w:color="auto" w:fill="E5EDFF"/>
-        </w:rPr>
-        <w:t>sql</w:t>
-      </w:r>
-      <w:proofErr w:type="spellEnd"/>
-      <w:r>
-        <w:rPr>
-          <w:rFonts w:ascii="Arial" w:eastAsia="Times New Roman" w:hAnsi="Arial" w:cs="Arial"/>
-          <w:color w:val="0A0A0A"/>
-          <w:shd w:val="clear" w:color="auto" w:fill="E5EDFF"/>
-        </w:rPr>
-        <w:t xml:space="preserve"> not use, limit and offset instead</w:t>
+      <w:r>
+        <w:rPr>
+          <w:rFonts w:ascii="Arial" w:eastAsia="Times New Roman" w:hAnsi="Arial" w:cs="Arial"/>
+          <w:color w:val="0A0A0A"/>
+          <w:shd w:val="clear" w:color="auto" w:fill="E5EDFF"/>
+        </w:rPr>
+        <w:t>sql not use, limit and offset instead</w:t>
       </w:r>
     </w:p>
     <w:p>
@@ -9323,25 +7121,7 @@
           <w:color w:val="0A0A0A"/>
           <w:shd w:val="clear" w:color="auto" w:fill="E5EDFF"/>
         </w:rPr>
-        <w:t>-</w:t>
-      </w:r>
-      <w:proofErr w:type="spellStart"/>
-      <w:r>
-        <w:rPr>
-          <w:rFonts w:ascii="Arial" w:eastAsia="Times New Roman" w:hAnsi="Arial" w:cs="Arial"/>
-          <w:color w:val="0A0A0A"/>
-          <w:shd w:val="clear" w:color="auto" w:fill="E5EDFF"/>
-        </w:rPr>
-        <w:t>sql</w:t>
-      </w:r>
-      <w:proofErr w:type="spellEnd"/>
-      <w:r>
-        <w:rPr>
-          <w:rFonts w:ascii="Arial" w:eastAsia="Times New Roman" w:hAnsi="Arial" w:cs="Arial"/>
-          <w:color w:val="0A0A0A"/>
-          <w:shd w:val="clear" w:color="auto" w:fill="E5EDFF"/>
-        </w:rPr>
-        <w:t xml:space="preserve"> string into date</w:t>
+        <w:t>-sql string into date</w:t>
       </w:r>
     </w:p>
     <w:p>
@@ -9443,49 +7223,8 @@
           <w:shd w:val="clear" w:color="auto" w:fill="E5EDFF"/>
         </w:rPr>
         <w:tab/>
-        <w:t xml:space="preserve">SET @customerName = (SELECT </w:t>
-      </w:r>
-      <w:proofErr w:type="spellStart"/>
-      <w:r>
-        <w:rPr>
-          <w:rFonts w:ascii="Arial" w:eastAsia="Times New Roman" w:hAnsi="Arial" w:cs="Arial"/>
-          <w:shd w:val="clear" w:color="auto" w:fill="E5EDFF"/>
-        </w:rPr>
-        <w:t>customer_name</w:t>
-      </w:r>
-      <w:proofErr w:type="spellEnd"/>
-      <w:r>
-        <w:rPr>
-          <w:rFonts w:ascii="Arial" w:eastAsia="Times New Roman" w:hAnsi="Arial" w:cs="Arial"/>
-          <w:shd w:val="clear" w:color="auto" w:fill="E5EDFF"/>
-        </w:rPr>
-        <w:t xml:space="preserve"> from customers where </w:t>
-      </w:r>
-      <w:proofErr w:type="spellStart"/>
-      <w:r>
-        <w:rPr>
-          <w:rFonts w:ascii="Arial" w:eastAsia="Times New Roman" w:hAnsi="Arial" w:cs="Arial"/>
-          <w:shd w:val="clear" w:color="auto" w:fill="E5EDFF"/>
-        </w:rPr>
-        <w:t>customer_id</w:t>
-      </w:r>
-      <w:proofErr w:type="spellEnd"/>
-      <w:r>
-        <w:rPr>
-          <w:rFonts w:ascii="Arial" w:eastAsia="Times New Roman" w:hAnsi="Arial" w:cs="Arial"/>
-          <w:shd w:val="clear" w:color="auto" w:fill="E5EDFF"/>
-        </w:rPr>
-        <w:t>= @last_client_id</w:t>
-      </w:r>
-      <w:proofErr w:type="gramStart"/>
-      <w:r>
-        <w:rPr>
-          <w:rFonts w:ascii="Arial" w:eastAsia="Times New Roman" w:hAnsi="Arial" w:cs="Arial"/>
-          <w:shd w:val="clear" w:color="auto" w:fill="E5EDFF"/>
-        </w:rPr>
-        <w:t>);</w:t>
-      </w:r>
-      <w:proofErr w:type="gramEnd"/>
+        <w:t>SET @customerName = (SELECT customer_name from customers where customer_id= @last_client_id);</w:t>
+      </w:r>
     </w:p>
     <w:p/>
     <w:p>
@@ -9496,60 +7235,12 @@
     <w:p/>
     <w:p>
       <w:r>
-        <w:t xml:space="preserve">-add a defer block </w:t>
-      </w:r>
-      <w:proofErr w:type="gramStart"/>
-      <w:r>
-        <w:t>with @</w:t>
-      </w:r>
-      <w:proofErr w:type="gramEnd"/>
-      <w:r>
-        <w:t>loading</w:t>
-      </w:r>
-    </w:p>
-    <w:p>
-      <w:r>
-        <w:t>@</w:t>
-      </w:r>
-      <w:proofErr w:type="gramStart"/>
-      <w:r>
-        <w:t>defer(</w:t>
-      </w:r>
-      <w:proofErr w:type="gramEnd"/>
-      <w:r>
-        <w:t xml:space="preserve">on </w:t>
-      </w:r>
-      <w:proofErr w:type="gramStart"/>
-      <w:r>
-        <w:t>viewport){</w:t>
-      </w:r>
-      <w:proofErr w:type="gramEnd"/>
-      <w:r>
-        <w:t>&lt;p&gt;hi message from {{user</w:t>
-      </w:r>
-      <w:proofErr w:type="gramStart"/>
-      <w:r>
-        <w:t>}}&lt;</w:t>
-      </w:r>
-      <w:proofErr w:type="gramEnd"/>
-      <w:r>
-        <w:t>/p&gt;} @placeholder{&lt;p&gt;initial hi&lt;/p</w:t>
-      </w:r>
-      <w:proofErr w:type="gramStart"/>
-      <w:r>
-        <w:t>&gt;}@loading(</w:t>
-      </w:r>
-      <w:proofErr w:type="gramEnd"/>
-      <w:r>
-        <w:t>minimum 3</w:t>
-      </w:r>
-      <w:proofErr w:type="gramStart"/>
-      <w:r>
-        <w:t>s){</w:t>
-      </w:r>
-      <w:proofErr w:type="gramEnd"/>
-      <w:r>
-        <w:t xml:space="preserve"> &lt;p&gt;3 s message will display&lt;/p&gt;}</w:t>
+        <w:t>-add a defer block with @loading</w:t>
+      </w:r>
+    </w:p>
+    <w:p>
+      <w:r>
+        <w:t>@defer(on viewport){&lt;p&gt;hi message from {{user}}&lt;/p&gt;} @placeholder{&lt;p&gt;initial hi&lt;/p&gt;}@loading(minimum 3s){ &lt;p&gt;3 s message will display&lt;/p&gt;}</w:t>
       </w:r>
     </w:p>
     <w:p/>
@@ -9568,64 +7259,30 @@
       <w:r>
         <w:tab/>
       </w:r>
-      <w:proofErr w:type="spellStart"/>
       <w:r>
         <w:rPr>
           <w:highlight w:val="yellow"/>
         </w:rPr>
         <w:t>Saludador</w:t>
       </w:r>
-      <w:proofErr w:type="spellEnd"/>
-      <w:r>
-        <w:t xml:space="preserve"> = output&lt;string</w:t>
-      </w:r>
-      <w:proofErr w:type="gramStart"/>
-      <w:r>
-        <w:t>&gt;();</w:t>
-      </w:r>
-      <w:proofErr w:type="gramEnd"/>
-    </w:p>
-    <w:p>
-      <w:r>
-        <w:tab/>
-      </w:r>
-      <w:proofErr w:type="spellStart"/>
-      <w:r>
-        <w:t>sendHi</w:t>
-      </w:r>
-      <w:proofErr w:type="spellEnd"/>
-      <w:r>
-        <w:t>(</w:t>
-      </w:r>
-      <w:proofErr w:type="spellStart"/>
-      <w:proofErr w:type="gramStart"/>
-      <w:r>
-        <w:t>message:string</w:t>
-      </w:r>
-      <w:proofErr w:type="spellEnd"/>
-      <w:r>
-        <w:t xml:space="preserve">){ </w:t>
-      </w:r>
-      <w:proofErr w:type="spellStart"/>
+      <w:r>
+        <w:t xml:space="preserve"> = output&lt;string&gt;();</w:t>
+      </w:r>
+    </w:p>
+    <w:p>
+      <w:r>
+        <w:tab/>
+        <w:t xml:space="preserve">sendHi(message:string){ </w:t>
+      </w:r>
       <w:r>
         <w:rPr>
           <w:highlight w:val="yellow"/>
         </w:rPr>
         <w:t>saludador</w:t>
       </w:r>
-      <w:proofErr w:type="gramEnd"/>
-      <w:r>
-        <w:t>.emit</w:t>
-      </w:r>
-      <w:proofErr w:type="spellEnd"/>
-      <w:r>
-        <w:t>(</w:t>
-      </w:r>
-      <w:proofErr w:type="gramStart"/>
-      <w:r>
-        <w:t>message)}</w:t>
-      </w:r>
-      <w:proofErr w:type="gramEnd"/>
+      <w:r>
+        <w:t>.emit(message)}</w:t>
+      </w:r>
     </w:p>
     <w:p/>
     <w:p>
@@ -9638,300 +7295,129 @@
         <w:tab/>
         <w:t>&lt;app-child (</w:t>
       </w:r>
-      <w:proofErr w:type="spellStart"/>
       <w:r>
         <w:rPr>
           <w:highlight w:val="yellow"/>
         </w:rPr>
         <w:t>saludador</w:t>
       </w:r>
-      <w:proofErr w:type="spellEnd"/>
-      <w:r>
-        <w:t>)=</w:t>
-      </w:r>
-      <w:proofErr w:type="spellStart"/>
-      <w:r>
-        <w:t>agregarSaludo</w:t>
-      </w:r>
-      <w:proofErr w:type="spellEnd"/>
-      <w:r>
-        <w:t>($event)&gt;</w:t>
-      </w:r>
-    </w:p>
-    <w:p>
-      <w:r>
-        <w:tab/>
-      </w:r>
-      <w:proofErr w:type="spellStart"/>
-      <w:r>
-        <w:t>agregarSaludo</w:t>
-      </w:r>
-      <w:proofErr w:type="spellEnd"/>
-      <w:r>
-        <w:t>(</w:t>
-      </w:r>
-      <w:proofErr w:type="spellStart"/>
-      <w:proofErr w:type="gramStart"/>
-      <w:r>
-        <w:t>saludo:string</w:t>
-      </w:r>
-      <w:proofErr w:type="spellEnd"/>
-      <w:r>
-        <w:t xml:space="preserve">){ </w:t>
-      </w:r>
-      <w:proofErr w:type="spellStart"/>
-      <w:r>
-        <w:t>signalname.set</w:t>
-      </w:r>
-      <w:proofErr w:type="spellEnd"/>
-      <w:proofErr w:type="gramEnd"/>
-      <w:r>
-        <w:t>(</w:t>
-      </w:r>
-      <w:proofErr w:type="spellStart"/>
-      <w:proofErr w:type="gramStart"/>
-      <w:r>
-        <w:t>saludo</w:t>
-      </w:r>
-      <w:proofErr w:type="spellEnd"/>
-      <w:r>
-        <w:t>)}</w:t>
-      </w:r>
-      <w:proofErr w:type="gramEnd"/>
+      <w:r>
+        <w:t>)=agregarSaludo($event)&gt;</w:t>
+      </w:r>
+    </w:p>
+    <w:p>
+      <w:pPr>
+        <w:rPr>
+          <w:lang w:val="es-MX"/>
+        </w:rPr>
+      </w:pPr>
+      <w:r>
+        <w:tab/>
+      </w:r>
+      <w:r>
+        <w:rPr>
+          <w:lang w:val="es-MX"/>
+        </w:rPr>
+        <w:t>agregarSaludo(saludo:string){ signalname.set(saludo)}</w:t>
+      </w:r>
+    </w:p>
+    <w:p>
+      <w:pPr>
+        <w:rPr>
+          <w:lang w:val="es-MX"/>
+        </w:rPr>
+      </w:pPr>
+    </w:p>
+    <w:p>
+      <w:r>
+        <w:t>-send the key pressed in a input and alert its value</w:t>
+      </w:r>
+    </w:p>
+    <w:p>
+      <w:r>
+        <w:tab/>
+        <w:t>&lt;input (key</w:t>
+      </w:r>
+      <w:r>
+        <w:t>up</w:t>
+      </w:r>
+      <w:r>
+        <w:t>)=sendKey($event”)</w:t>
+      </w:r>
+    </w:p>
+    <w:p>
+      <w:r>
+        <w:tab/>
+        <w:t>sendKey(event: KeyboardEvent){</w:t>
+      </w:r>
+    </w:p>
+    <w:p>
+      <w:r>
+        <w:tab/>
+      </w:r>
+      <w:r>
+        <w:tab/>
+        <w:t>alert(event.key + “pressed”)</w:t>
+      </w:r>
     </w:p>
     <w:p/>
     <w:p>
       <w:r>
-        <w:t xml:space="preserve">-send the key pressed in </w:t>
-      </w:r>
-      <w:proofErr w:type="gramStart"/>
-      <w:r>
-        <w:t>a</w:t>
-      </w:r>
-      <w:proofErr w:type="gramEnd"/>
-      <w:r>
-        <w:t xml:space="preserve"> input and alert its value</w:t>
-      </w:r>
-    </w:p>
-    <w:p>
-      <w:r>
-        <w:tab/>
-        <w:t>&lt;input (</w:t>
-      </w:r>
-      <w:proofErr w:type="spellStart"/>
-      <w:r>
-        <w:t>key</w:t>
-      </w:r>
-      <w:r>
-        <w:t>up</w:t>
-      </w:r>
-      <w:proofErr w:type="spellEnd"/>
-      <w:r>
-        <w:t>)=</w:t>
-      </w:r>
-      <w:proofErr w:type="spellStart"/>
-      <w:r>
-        <w:t>sendKey</w:t>
-      </w:r>
-      <w:proofErr w:type="spellEnd"/>
-      <w:r>
-        <w:t>($event”)</w:t>
-      </w:r>
-    </w:p>
-    <w:p>
-      <w:r>
-        <w:tab/>
-      </w:r>
-      <w:proofErr w:type="spellStart"/>
-      <w:proofErr w:type="gramStart"/>
-      <w:r>
-        <w:t>sendKey</w:t>
-      </w:r>
-      <w:proofErr w:type="spellEnd"/>
-      <w:r>
-        <w:t>(</w:t>
-      </w:r>
-      <w:proofErr w:type="gramEnd"/>
-      <w:r>
-        <w:t xml:space="preserve">event: </w:t>
-      </w:r>
-      <w:proofErr w:type="spellStart"/>
-      <w:proofErr w:type="gramStart"/>
-      <w:r>
-        <w:t>KeyboardEvent</w:t>
-      </w:r>
-      <w:proofErr w:type="spellEnd"/>
-      <w:r>
-        <w:t>){</w:t>
-      </w:r>
-      <w:proofErr w:type="gramEnd"/>
-    </w:p>
-    <w:p>
-      <w:r>
-        <w:tab/>
-      </w:r>
-      <w:r>
-        <w:tab/>
-      </w:r>
-      <w:proofErr w:type="gramStart"/>
-      <w:r>
-        <w:t>alert(</w:t>
-      </w:r>
-      <w:proofErr w:type="spellStart"/>
-      <w:proofErr w:type="gramEnd"/>
-      <w:r>
-        <w:t>event.key</w:t>
-      </w:r>
-      <w:proofErr w:type="spellEnd"/>
-      <w:r>
-        <w:t xml:space="preserve"> + “pressed”)</w:t>
+        <w:t>-disable a button based on a property</w:t>
+      </w:r>
+    </w:p>
+    <w:p>
+      <w:r>
+        <w:tab/>
+        <w:t>&lt;button [disabled]=”aBooleanProperty”&gt;</w:t>
       </w:r>
     </w:p>
     <w:p/>
     <w:p>
       <w:r>
-        <w:t>-disable a button based on a property</w:t>
-      </w:r>
-    </w:p>
-    <w:p>
-      <w:r>
-        <w:tab/>
-        <w:t>&lt;button [disabled]</w:t>
-      </w:r>
-      <w:proofErr w:type="gramStart"/>
-      <w:r>
-        <w:t>=”</w:t>
-      </w:r>
-      <w:proofErr w:type="spellStart"/>
-      <w:r>
-        <w:t>aBooleanProperty</w:t>
-      </w:r>
-      <w:proofErr w:type="spellEnd"/>
-      <w:proofErr w:type="gramEnd"/>
-      <w:r>
-        <w:t>”&gt;</w:t>
+        <w:t>-</w:t>
+      </w:r>
+      <w:r>
+        <w:t>send a property from parent into child with input.required</w:t>
+      </w:r>
+    </w:p>
+    <w:p>
+      <w:r>
+        <w:tab/>
+        <w:t>&lt;app-child [user]=”userObj” /&gt;</w:t>
+      </w:r>
+    </w:p>
+    <w:p>
+      <w:r>
+        <w:tab/>
+        <w:t>On child:</w:t>
+      </w:r>
+    </w:p>
+    <w:p>
+      <w:r>
+        <w:tab/>
+      </w:r>
+      <w:r>
+        <w:tab/>
+        <w:t xml:space="preserve">User = input.required&lt;User&gt;(); </w:t>
       </w:r>
     </w:p>
     <w:p/>
     <w:p>
       <w:r>
-        <w:t>-</w:t>
-      </w:r>
-      <w:r>
-        <w:t xml:space="preserve">send a property from parent into child with </w:t>
-      </w:r>
-      <w:proofErr w:type="spellStart"/>
-      <w:proofErr w:type="gramStart"/>
-      <w:r>
-        <w:t>input.required</w:t>
-      </w:r>
-      <w:proofErr w:type="spellEnd"/>
-      <w:proofErr w:type="gramEnd"/>
-    </w:p>
-    <w:p>
-      <w:r>
-        <w:tab/>
-        <w:t>&lt;app-child [user]</w:t>
-      </w:r>
-      <w:proofErr w:type="gramStart"/>
-      <w:r>
-        <w:t>=”</w:t>
-      </w:r>
-      <w:proofErr w:type="spellStart"/>
-      <w:r>
-        <w:t>userObj</w:t>
-      </w:r>
-      <w:proofErr w:type="spellEnd"/>
-      <w:proofErr w:type="gramEnd"/>
-      <w:r>
-        <w:t>” /&gt;</w:t>
-      </w:r>
-    </w:p>
-    <w:p>
-      <w:r>
-        <w:tab/>
-        <w:t>On child:</w:t>
-      </w:r>
-    </w:p>
-    <w:p>
-      <w:r>
-        <w:tab/>
-      </w:r>
-      <w:r>
-        <w:tab/>
-        <w:t xml:space="preserve">User = </w:t>
-      </w:r>
-      <w:proofErr w:type="spellStart"/>
-      <w:proofErr w:type="gramStart"/>
-      <w:r>
-        <w:t>input.required</w:t>
-      </w:r>
-      <w:proofErr w:type="spellEnd"/>
-      <w:proofErr w:type="gramEnd"/>
-      <w:r>
-        <w:t>&lt;User</w:t>
-      </w:r>
-      <w:proofErr w:type="gramStart"/>
-      <w:r>
-        <w:t>&gt;();</w:t>
-      </w:r>
-      <w:proofErr w:type="gramEnd"/>
-      <w:r>
-        <w:t xml:space="preserve"> </w:t>
-      </w:r>
-    </w:p>
-    <w:p/>
-    <w:p>
-      <w:r>
         <w:t>-declare array</w:t>
       </w:r>
     </w:p>
     <w:p>
       <w:r>
         <w:tab/>
-      </w:r>
-      <w:proofErr w:type="spellStart"/>
-      <w:r>
-        <w:t>Numeros</w:t>
-      </w:r>
-      <w:proofErr w:type="spellEnd"/>
-      <w:r>
-        <w:t xml:space="preserve">: </w:t>
-      </w:r>
-      <w:proofErr w:type="gramStart"/>
-      <w:r>
-        <w:t>number[</w:t>
-      </w:r>
-      <w:proofErr w:type="gramEnd"/>
-      <w:r>
-        <w:t>] = [1,2,3]</w:t>
-      </w:r>
-    </w:p>
-    <w:p>
-      <w:r>
-        <w:tab/>
-        <w:t xml:space="preserve">Personas: </w:t>
-      </w:r>
-      <w:proofErr w:type="gramStart"/>
-      <w:r>
-        <w:t>Person[</w:t>
-      </w:r>
-      <w:proofErr w:type="gramEnd"/>
-      <w:r>
-        <w:t xml:space="preserve">] </w:t>
-      </w:r>
-      <w:proofErr w:type="gramStart"/>
-      <w:r>
-        <w:t xml:space="preserve">=  [{ </w:t>
-      </w:r>
-      <w:proofErr w:type="spellStart"/>
-      <w:r>
-        <w:t>name:”fer</w:t>
-      </w:r>
-      <w:proofErr w:type="spellEnd"/>
-      <w:proofErr w:type="gramEnd"/>
-      <w:r>
-        <w:t>”, edad:40}]</w:t>
+        <w:t>Numeros: number[] = [1,2,3]</w:t>
+      </w:r>
+    </w:p>
+    <w:p>
+      <w:r>
+        <w:tab/>
+        <w:t>Personas: Person[] =  [{ name:”fer”, edad:40}]</w:t>
       </w:r>
     </w:p>
     <w:p/>
@@ -9944,37 +7430,16 @@
     <w:p>
       <w:r>
         <w:tab/>
-        <w:t>@</w:t>
-      </w:r>
-      <w:proofErr w:type="gramStart"/>
-      <w:r>
-        <w:t>for(</w:t>
-      </w:r>
-      <w:proofErr w:type="gramEnd"/>
-      <w:r>
-        <w:t xml:space="preserve">user of users; track </w:t>
-      </w:r>
-      <w:proofErr w:type="gramStart"/>
-      <w:r>
-        <w:t>user.id){</w:t>
-      </w:r>
-      <w:proofErr w:type="gramEnd"/>
-    </w:p>
-    <w:p>
-      <w:r>
-        <w:tab/>
-      </w:r>
-      <w:r>
-        <w:tab/>
-        <w:t>&lt;p&gt;{{user.name</w:t>
-      </w:r>
-      <w:proofErr w:type="gramStart"/>
-      <w:r>
-        <w:t>}}&lt;</w:t>
-      </w:r>
-      <w:proofErr w:type="gramEnd"/>
-      <w:r>
-        <w:t>/p&gt;}</w:t>
+        <w:t>@for(user of users; track user.id){</w:t>
+      </w:r>
+    </w:p>
+    <w:p>
+      <w:r>
+        <w:tab/>
+      </w:r>
+      <w:r>
+        <w:tab/>
+        <w:t>&lt;p&gt;{{user.name}}&lt;/p&gt;}</w:t>
       </w:r>
     </w:p>
     <w:p/>
@@ -9986,38 +7451,13 @@
     <w:p>
       <w:r>
         <w:tab/>
-        <w:t>&lt;div (mouseover)</w:t>
-      </w:r>
-      <w:proofErr w:type="gramStart"/>
-      <w:r>
-        <w:t>=”</w:t>
-      </w:r>
-      <w:proofErr w:type="spellStart"/>
-      <w:r>
-        <w:t>mouseReceived</w:t>
-      </w:r>
-      <w:proofErr w:type="spellEnd"/>
-      <w:proofErr w:type="gramEnd"/>
-      <w:r>
-        <w:t>()”&gt;</w:t>
-      </w:r>
-    </w:p>
-    <w:p>
-      <w:r>
-        <w:tab/>
-      </w:r>
-      <w:proofErr w:type="spellStart"/>
-      <w:proofErr w:type="gramStart"/>
-      <w:r>
-        <w:t>mouseReceived</w:t>
-      </w:r>
-      <w:proofErr w:type="spellEnd"/>
-      <w:r>
-        <w:t>(){ alert</w:t>
-      </w:r>
-      <w:proofErr w:type="gramEnd"/>
-      <w:r>
-        <w:t>(“mouse received”)</w:t>
+        <w:t>&lt;div (mouseover)=”mouseReceived()”&gt;</w:t>
+      </w:r>
+    </w:p>
+    <w:p>
+      <w:r>
+        <w:tab/>
+        <w:t>mouseReceived(){ alert(“mouse received”)</w:t>
       </w:r>
     </w:p>
     <w:p/>
@@ -10029,15 +7469,7 @@
     <w:p>
       <w:r>
         <w:tab/>
-        <w:t>{{</w:t>
-      </w:r>
-      <w:proofErr w:type="spellStart"/>
-      <w:r>
-        <w:t>aProperty</w:t>
-      </w:r>
-      <w:proofErr w:type="spellEnd"/>
-      <w:r>
-        <w:t>}}</w:t>
+        <w:t>{{aProperty}}</w:t>
       </w:r>
     </w:p>
     <w:p>
@@ -10050,29 +7482,8 @@
         <w:tab/>
       </w:r>
       <w:r>
-        <w:t>@</w:t>
-      </w:r>
-      <w:proofErr w:type="gramStart"/>
-      <w:r>
-        <w:t>for(</w:t>
-      </w:r>
-      <w:proofErr w:type="gramEnd"/>
-      <w:r>
-        <w:t xml:space="preserve">url of </w:t>
-      </w:r>
-      <w:proofErr w:type="spellStart"/>
-      <w:r>
-        <w:t>urlList</w:t>
-      </w:r>
-      <w:proofErr w:type="spellEnd"/>
-      <w:r>
-        <w:t>; track $</w:t>
-      </w:r>
-      <w:proofErr w:type="gramStart"/>
-      <w:r>
-        <w:t>index){</w:t>
-      </w:r>
-      <w:proofErr w:type="gramEnd"/>
+        <w:t>@for(url of urlList; track $index){</w:t>
+      </w:r>
     </w:p>
     <w:p>
       <w:pPr>
@@ -10088,23 +7499,7 @@
         <w:t>app-home-pictures</w:t>
       </w:r>
       <w:r>
-        <w:t xml:space="preserve"> [</w:t>
-      </w:r>
-      <w:proofErr w:type="spellStart"/>
-      <w:r>
-        <w:t>url</w:t>
-      </w:r>
-      <w:proofErr w:type="spellEnd"/>
-      <w:r>
-        <w:t>]="</w:t>
-      </w:r>
-      <w:proofErr w:type="spellStart"/>
-      <w:r>
-        <w:t>url</w:t>
-      </w:r>
-      <w:proofErr w:type="spellEnd"/>
-      <w:r>
-        <w:t>"/&gt;}</w:t>
+        <w:t xml:space="preserve"> [url]="url"/&gt;}</w:t>
       </w:r>
     </w:p>
     <w:p>
@@ -10121,31 +7516,8 @@
         <w:tab/>
       </w:r>
       <w:r>
-        <w:t> </w:t>
-      </w:r>
-      <w:proofErr w:type="spellStart"/>
-      <w:r>
-        <w:t>url</w:t>
-      </w:r>
-      <w:proofErr w:type="spellEnd"/>
-      <w:r>
-        <w:t xml:space="preserve"> = </w:t>
-      </w:r>
-      <w:proofErr w:type="spellStart"/>
-      <w:proofErr w:type="gramStart"/>
-      <w:r>
-        <w:t>input.required</w:t>
-      </w:r>
-      <w:proofErr w:type="spellEnd"/>
-      <w:proofErr w:type="gramEnd"/>
-      <w:r>
-        <w:t>&lt;string</w:t>
-      </w:r>
-      <w:proofErr w:type="gramStart"/>
-      <w:r>
-        <w:t>&gt;();</w:t>
-      </w:r>
-      <w:proofErr w:type="gramEnd"/>
+        <w:t> url = input.required&lt;string&gt;();</w:t>
+      </w:r>
     </w:p>
     <w:p>
       <w:pPr>
@@ -10165,538 +7537,262 @@
     </w:p>
     <w:p>
       <w:r>
+        <w:t>-ngSrc load images ex</w:t>
+      </w:r>
+    </w:p>
+    <w:p>
+      <w:r>
+        <w:tab/>
+        <w:t>&lt;img [ngSrc]=”imagepath”&gt;</w:t>
+      </w:r>
+    </w:p>
+    <w:p>
+      <w:r>
+        <w:t>-modify css style properties in tags</w:t>
+      </w:r>
+    </w:p>
+    <w:p>
+      <w:r>
+        <w:tab/>
+        <w:t>&lt;button [style.background-color]=”isEnabled ? ‘blue’:’yellow’”&gt;Clickme&lt;/button&gt;</w:t>
+      </w:r>
+    </w:p>
+    <w:p>
+      <w:r>
+        <w:t>-keyup event example</w:t>
+      </w:r>
+    </w:p>
+    <w:p>
+      <w:r>
+        <w:tab/>
+        <w:t>&lt;input type=”text” (keyup.enter)=”submit()”/&gt;</w:t>
+      </w:r>
+    </w:p>
+    <w:p>
+      <w:r>
         <w:t>-</w:t>
       </w:r>
-      <w:proofErr w:type="spellStart"/>
-      <w:r>
-        <w:t>ngSrc</w:t>
-      </w:r>
-      <w:proofErr w:type="spellEnd"/>
-      <w:r>
-        <w:t xml:space="preserve"> load images ex</w:t>
-      </w:r>
-    </w:p>
-    <w:p>
-      <w:r>
-        <w:tab/>
-        <w:t>&lt;</w:t>
-      </w:r>
-      <w:proofErr w:type="spellStart"/>
-      <w:r>
-        <w:t>img</w:t>
-      </w:r>
-      <w:proofErr w:type="spellEnd"/>
-      <w:r>
-        <w:t xml:space="preserve"> [</w:t>
-      </w:r>
-      <w:proofErr w:type="spellStart"/>
-      <w:r>
-        <w:t>ngSrc</w:t>
-      </w:r>
-      <w:proofErr w:type="spellEnd"/>
-      <w:r>
-        <w:t>]</w:t>
-      </w:r>
-      <w:proofErr w:type="gramStart"/>
-      <w:r>
-        <w:t>=”</w:t>
-      </w:r>
-      <w:proofErr w:type="spellStart"/>
-      <w:r>
-        <w:t>imagepath</w:t>
-      </w:r>
-      <w:proofErr w:type="spellEnd"/>
-      <w:proofErr w:type="gramEnd"/>
-      <w:r>
-        <w:t>”&gt;</w:t>
-      </w:r>
-    </w:p>
-    <w:p>
-      <w:r>
-        <w:t xml:space="preserve">-modify </w:t>
-      </w:r>
-      <w:proofErr w:type="spellStart"/>
-      <w:r>
-        <w:t>css</w:t>
-      </w:r>
-      <w:proofErr w:type="spellEnd"/>
-      <w:r>
-        <w:t xml:space="preserve"> style properties in tags</w:t>
-      </w:r>
-    </w:p>
-    <w:p>
-      <w:r>
-        <w:tab/>
-        <w:t>&lt;button [</w:t>
-      </w:r>
-      <w:proofErr w:type="spellStart"/>
-      <w:proofErr w:type="gramStart"/>
-      <w:r>
-        <w:t>style.background</w:t>
-      </w:r>
-      <w:proofErr w:type="spellEnd"/>
-      <w:proofErr w:type="gramEnd"/>
-      <w:r>
-        <w:t>-</w:t>
-      </w:r>
-      <w:proofErr w:type="gramStart"/>
-      <w:r>
-        <w:t>color]=</w:t>
-      </w:r>
-      <w:proofErr w:type="gramEnd"/>
-      <w:r>
-        <w:t>”</w:t>
-      </w:r>
-      <w:proofErr w:type="spellStart"/>
-      <w:proofErr w:type="gramStart"/>
-      <w:r>
-        <w:t>isEnabled</w:t>
-      </w:r>
-      <w:proofErr w:type="spellEnd"/>
-      <w:r>
-        <w:t xml:space="preserve"> ?</w:t>
-      </w:r>
-      <w:proofErr w:type="gramEnd"/>
-      <w:r>
-        <w:t xml:space="preserve"> ‘</w:t>
-      </w:r>
-      <w:proofErr w:type="spellStart"/>
-      <w:r>
-        <w:t>blue’:’yellow</w:t>
-      </w:r>
-      <w:proofErr w:type="spellEnd"/>
-      <w:r>
-        <w:t>’”&gt;</w:t>
-      </w:r>
-      <w:proofErr w:type="spellStart"/>
-      <w:r>
-        <w:t>Clickme</w:t>
-      </w:r>
-      <w:proofErr w:type="spellEnd"/>
-      <w:r>
-        <w:t>&lt;/button&gt;</w:t>
-      </w:r>
-    </w:p>
-    <w:p>
-      <w:r>
-        <w:t>-</w:t>
-      </w:r>
-      <w:proofErr w:type="spellStart"/>
-      <w:r>
-        <w:t>keyup</w:t>
-      </w:r>
-      <w:proofErr w:type="spellEnd"/>
-      <w:r>
-        <w:t xml:space="preserve"> event example</w:t>
-      </w:r>
-    </w:p>
-    <w:p>
-      <w:r>
-        <w:tab/>
-        <w:t>&lt;input type=”text” (</w:t>
-      </w:r>
-      <w:proofErr w:type="spellStart"/>
-      <w:proofErr w:type="gramStart"/>
-      <w:r>
-        <w:t>keyup.enter</w:t>
-      </w:r>
-      <w:proofErr w:type="spellEnd"/>
-      <w:proofErr w:type="gramEnd"/>
+      <w:r>
+        <w:t>twowaybinding [()] write in input and immediately show in screen</w:t>
+      </w:r>
+    </w:p>
+    <w:p>
+      <w:r>
+        <w:tab/>
+        <w:t>Value = input</w:t>
+      </w:r>
+      <w:r>
+        <w:t>/model</w:t>
+      </w:r>
+      <w:r>
+        <w:t>&lt;string&gt;(‘’):</w:t>
+      </w:r>
+      <w:r>
+        <w:t xml:space="preserve">  //model will receive an output automatically</w:t>
+      </w:r>
+    </w:p>
+    <w:p>
+      <w:r>
+        <w:lastRenderedPageBreak/>
+        <w:tab/>
+        <w:t xml:space="preserve">In child </w:t>
+      </w:r>
+    </w:p>
+    <w:p>
+      <w:r>
+        <w:tab/>
+      </w:r>
+      <w:r>
+        <w:tab/>
+        <w:t>{{Value}}</w:t>
+      </w:r>
+    </w:p>
+    <w:p>
+      <w:r>
+        <w:tab/>
+        <w:t>Parent</w:t>
+      </w:r>
+    </w:p>
+    <w:p>
+      <w:r>
+        <w:tab/>
+      </w:r>
+      <w:r>
+        <w:tab/>
+        <w:t>&lt;app-child [</w:t>
+      </w:r>
+      <w:r>
+        <w:t>(</w:t>
+      </w:r>
+      <w:r>
+        <w:t>Value</w:t>
+      </w:r>
       <w:r>
         <w:t>)</w:t>
       </w:r>
-      <w:proofErr w:type="gramStart"/>
-      <w:r>
-        <w:t>=”submit</w:t>
-      </w:r>
-      <w:proofErr w:type="gramEnd"/>
-      <w:r>
-        <w:t>()”/&gt;</w:t>
-      </w:r>
-    </w:p>
-    <w:p>
-      <w:r>
-        <w:t>-</w:t>
-      </w:r>
-      <w:proofErr w:type="spellStart"/>
-      <w:r>
-        <w:t>twowaybinding</w:t>
-      </w:r>
-      <w:proofErr w:type="spellEnd"/>
-      <w:r>
-        <w:t xml:space="preserve"> [()] write in input and immediately show in screen</w:t>
-      </w:r>
-    </w:p>
-    <w:p>
-      <w:r>
-        <w:tab/>
-        <w:t>Value = input</w:t>
-      </w:r>
-      <w:r>
-        <w:t>/model</w:t>
-      </w:r>
-      <w:r>
-        <w:t>&lt;string</w:t>
-      </w:r>
-      <w:proofErr w:type="gramStart"/>
-      <w:r>
-        <w:t>&gt;(</w:t>
-      </w:r>
-      <w:proofErr w:type="gramEnd"/>
-      <w:r>
-        <w:t>‘’)</w:t>
-      </w:r>
-      <w:proofErr w:type="gramStart"/>
-      <w:r>
-        <w:t>:</w:t>
-      </w:r>
-      <w:r>
-        <w:t xml:space="preserve">  /</w:t>
-      </w:r>
-      <w:proofErr w:type="gramEnd"/>
-      <w:r>
-        <w:t>/model will receive an output automatically</w:t>
-      </w:r>
-    </w:p>
-    <w:p>
-      <w:r>
-        <w:lastRenderedPageBreak/>
-        <w:tab/>
-        <w:t xml:space="preserve">In child </w:t>
-      </w:r>
-    </w:p>
-    <w:p>
-      <w:r>
-        <w:tab/>
-      </w:r>
-      <w:r>
-        <w:tab/>
-        <w:t>{{Value}}</w:t>
-      </w:r>
-    </w:p>
-    <w:p>
-      <w:r>
-        <w:tab/>
-        <w:t>Parent</w:t>
-      </w:r>
-    </w:p>
-    <w:p>
-      <w:r>
-        <w:tab/>
-      </w:r>
-      <w:r>
-        <w:tab/>
-        <w:t>&lt;app-child [</w:t>
-      </w:r>
-      <w:r>
-        <w:t>(</w:t>
-      </w:r>
-      <w:r>
-        <w:t>Value</w:t>
-      </w:r>
-      <w:proofErr w:type="gramStart"/>
+      <w:r>
+        <w:t>]=”parentValue()”/&gt;</w:t>
+      </w:r>
+    </w:p>
+    <w:p>
+      <w:r>
+        <w:tab/>
+      </w:r>
+      <w:r>
+        <w:tab/>
+        <w:t>parentValue = signal&lt;string&gt;(‘’);</w:t>
+      </w:r>
+    </w:p>
+    <w:p>
+      <w:r>
+        <w:tab/>
+      </w:r>
+    </w:p>
+    <w:p>
+      <w:r>
+        <w:t>-@if to display or not sections</w:t>
+      </w:r>
+    </w:p>
+    <w:p>
+      <w:r>
+        <w:tab/>
+        <w:t>@if(isProd){ &lt;p&gt;it is prod&lt;/p&gt;}</w:t>
+      </w:r>
+    </w:p>
+    <w:p/>
+    <w:p>
+      <w:r>
+        <w:t>-@for ant its contextual variables $count, $index.$first,$last,</w:t>
+      </w:r>
+    </w:p>
+    <w:p>
+      <w:r>
+        <w:tab/>
+        <w:t>@for(</w:t>
+      </w:r>
+      <w:r>
+        <w:t>item of items; track $index){</w:t>
+      </w:r>
+    </w:p>
+    <w:p>
+      <w:r>
+        <w:tab/>
+      </w:r>
+      <w:r>
+        <w:tab/>
+        <w:t>{{item.name}}</w:t>
+      </w:r>
+    </w:p>
+    <w:p>
+      <w:r>
+        <w:tab/>
+        <w:t>}</w:t>
+      </w:r>
+    </w:p>
+    <w:p/>
+    <w:p>
+      <w:r>
+        <w:t>-@switch</w:t>
+      </w:r>
+    </w:p>
+    <w:p>
+      <w:r>
+        <w:tab/>
+      </w:r>
+      <w:r>
+        <w:t>@switch(</w:t>
+      </w:r>
+      <w:r>
+        <w:t>getScore()</w:t>
+      </w:r>
+      <w:r>
+        <w:t>){</w:t>
+      </w:r>
+    </w:p>
+    <w:p>
+      <w:r>
+        <w:tab/>
+        <w:t>@case(‘A’){</w:t>
+      </w:r>
+      <w:r>
+        <w:t xml:space="preserve"> </w:t>
+      </w:r>
+      <w:r>
+        <w:t>&lt;p&gt; high score&lt;/p&gt;</w:t>
+      </w:r>
+      <w:r>
+        <w:t xml:space="preserve"> </w:t>
+      </w:r>
+      <w:r>
+        <w:t>}</w:t>
+      </w:r>
+    </w:p>
+    <w:p>
+      <w:r>
+        <w:tab/>
+        <w:t>@case(‘B’){ &lt;p&gt;regular score</w:t>
+      </w:r>
+      <w:r>
+        <w:t xml:space="preserve"> &lt;/p&gt;}</w:t>
+      </w:r>
+    </w:p>
+    <w:p>
+      <w:r>
+        <w:tab/>
+        <w:t>@default {&lt;p&gt; fail</w:t>
+      </w:r>
+      <w:r>
+        <w:t>ed &lt;/p&gt;</w:t>
+      </w:r>
+      <w:r>
+        <w:t>}</w:t>
+      </w:r>
+    </w:p>
+    <w:p>
+      <w:r>
+        <w:tab/>
+      </w:r>
+    </w:p>
+    <w:p>
+      <w:r>
+        <w:tab/>
+      </w:r>
+    </w:p>
+    <w:p>
+      <w:r>
+        <w:t>-pipes, pipe with parameter, create custom pipe, pipe on array or object</w:t>
+      </w:r>
+    </w:p>
+    <w:p>
+      <w:r>
+        <w:tab/>
+      </w:r>
+      <w:r>
+        <w:t>{{ aDate | date }}</w:t>
+      </w:r>
+    </w:p>
+    <w:p>
+      <w:r>
+        <w:tab/>
+      </w:r>
+    </w:p>
+    <w:p>
+      <w:r>
+        <w:tab/>
+      </w:r>
+      <w:r>
+        <w:t xml:space="preserve">For(item of array | </w:t>
+      </w:r>
+      <w:r>
+        <w:t xml:space="preserve">slice 1:3 </w:t>
+      </w:r>
+      <w:r>
+        <w:t xml:space="preserve">; track $index; </w:t>
+      </w:r>
       <w:r>
         <w:t>)</w:t>
       </w:r>
       <w:r>
-        <w:t>]=</w:t>
-      </w:r>
-      <w:proofErr w:type="gramEnd"/>
-      <w:r>
-        <w:t>”</w:t>
-      </w:r>
-      <w:proofErr w:type="spellStart"/>
-      <w:proofErr w:type="gramStart"/>
-      <w:r>
-        <w:t>parentValue</w:t>
-      </w:r>
-      <w:proofErr w:type="spellEnd"/>
-      <w:r>
-        <w:t>(</w:t>
-      </w:r>
-      <w:proofErr w:type="gramEnd"/>
-      <w:r>
-        <w:t>)”/&gt;</w:t>
-      </w:r>
-    </w:p>
-    <w:p>
-      <w:r>
-        <w:tab/>
-      </w:r>
-      <w:r>
-        <w:tab/>
-      </w:r>
-      <w:proofErr w:type="spellStart"/>
-      <w:r>
-        <w:t>parentValue</w:t>
-      </w:r>
-      <w:proofErr w:type="spellEnd"/>
-      <w:r>
-        <w:t xml:space="preserve"> = signal&lt;string</w:t>
-      </w:r>
-      <w:proofErr w:type="gramStart"/>
-      <w:r>
-        <w:t>&gt;(</w:t>
-      </w:r>
-      <w:proofErr w:type="gramEnd"/>
-      <w:r>
-        <w:t>‘’</w:t>
-      </w:r>
-      <w:proofErr w:type="gramStart"/>
-      <w:r>
-        <w:t>);</w:t>
-      </w:r>
-      <w:proofErr w:type="gramEnd"/>
-    </w:p>
-    <w:p>
-      <w:r>
-        <w:tab/>
-      </w:r>
-    </w:p>
-    <w:p>
-      <w:r>
-        <w:t>-@if to display or not sections</w:t>
-      </w:r>
-    </w:p>
-    <w:p>
-      <w:r>
-        <w:tab/>
-      </w:r>
-      <w:proofErr w:type="gramStart"/>
-      <w:r>
-        <w:t>@if</w:t>
-      </w:r>
-      <w:proofErr w:type="gramEnd"/>
-      <w:r>
-        <w:t>(isProd</w:t>
-      </w:r>
-      <w:proofErr w:type="gramStart"/>
-      <w:r>
-        <w:t>){ &lt;</w:t>
-      </w:r>
-      <w:proofErr w:type="gramEnd"/>
-      <w:r>
-        <w:t>p&gt;it is prod&lt;/p&gt;}</w:t>
-      </w:r>
-    </w:p>
-    <w:p/>
-    <w:p>
-      <w:r>
-        <w:t>-@for ant its contextual variables $count, $</w:t>
-      </w:r>
-      <w:proofErr w:type="spellStart"/>
-      <w:proofErr w:type="gramStart"/>
-      <w:r>
-        <w:t>index.$first,$</w:t>
-      </w:r>
-      <w:proofErr w:type="gramEnd"/>
-      <w:r>
-        <w:t>last</w:t>
-      </w:r>
-      <w:proofErr w:type="spellEnd"/>
-      <w:r>
-        <w:t>,</w:t>
-      </w:r>
-    </w:p>
-    <w:p>
-      <w:r>
-        <w:tab/>
-        <w:t>@</w:t>
-      </w:r>
-      <w:proofErr w:type="gramStart"/>
-      <w:r>
-        <w:t>for(</w:t>
-      </w:r>
-      <w:proofErr w:type="gramEnd"/>
-      <w:r>
-        <w:t>item of items; track $</w:t>
-      </w:r>
-      <w:proofErr w:type="gramStart"/>
-      <w:r>
-        <w:t>index){</w:t>
-      </w:r>
-      <w:proofErr w:type="gramEnd"/>
-    </w:p>
-    <w:p>
-      <w:r>
-        <w:tab/>
-      </w:r>
-      <w:r>
-        <w:tab/>
-        <w:t>{{item.name}}</w:t>
-      </w:r>
-    </w:p>
-    <w:p>
-      <w:r>
-        <w:tab/>
-        <w:t>}</w:t>
-      </w:r>
-    </w:p>
-    <w:p/>
-    <w:p>
-      <w:r>
-        <w:t>-@switch</w:t>
-      </w:r>
-    </w:p>
-    <w:p>
-      <w:r>
-        <w:tab/>
-      </w:r>
-      <w:proofErr w:type="gramStart"/>
-      <w:r>
-        <w:t>@switch</w:t>
-      </w:r>
-      <w:proofErr w:type="gramEnd"/>
-      <w:r>
-        <w:t>(</w:t>
-      </w:r>
-      <w:proofErr w:type="gramStart"/>
-      <w:r>
-        <w:t>getScore()</w:t>
-      </w:r>
-      <w:r>
-        <w:t>){</w:t>
-      </w:r>
-      <w:proofErr w:type="gramEnd"/>
-    </w:p>
-    <w:p>
-      <w:r>
-        <w:tab/>
-        <w:t>@case(‘A</w:t>
-      </w:r>
-      <w:proofErr w:type="gramStart"/>
-      <w:r>
-        <w:t>’){</w:t>
-      </w:r>
-      <w:proofErr w:type="gramEnd"/>
-      <w:r>
-        <w:t xml:space="preserve"> </w:t>
-      </w:r>
-      <w:r>
-        <w:t>&lt;p&gt; high score&lt;/p</w:t>
-      </w:r>
-      <w:proofErr w:type="gramStart"/>
-      <w:r>
-        <w:t>&gt;</w:t>
-      </w:r>
-      <w:r>
-        <w:t xml:space="preserve"> </w:t>
-      </w:r>
-      <w:r>
-        <w:t>}</w:t>
-      </w:r>
-      <w:proofErr w:type="gramEnd"/>
-    </w:p>
-    <w:p>
-      <w:r>
-        <w:tab/>
-        <w:t>@case(‘B</w:t>
-      </w:r>
-      <w:proofErr w:type="gramStart"/>
-      <w:r>
-        <w:t>’){</w:t>
-      </w:r>
-      <w:proofErr w:type="gramEnd"/>
-      <w:r>
-        <w:t xml:space="preserve"> &lt;p&gt;regular score</w:t>
-      </w:r>
-      <w:r>
-        <w:t xml:space="preserve"> &lt;/p&gt;}</w:t>
-      </w:r>
-    </w:p>
-    <w:p>
-      <w:r>
-        <w:tab/>
-        <w:t>@default {&lt;p&gt; fail</w:t>
-      </w:r>
-      <w:r>
-        <w:t>ed &lt;/p&gt;</w:t>
-      </w:r>
-      <w:r>
-        <w:t>}</w:t>
-      </w:r>
-    </w:p>
-    <w:p>
-      <w:r>
-        <w:tab/>
-      </w:r>
-    </w:p>
-    <w:p>
-      <w:r>
-        <w:tab/>
-      </w:r>
-    </w:p>
-    <w:p>
-      <w:r>
-        <w:t>-pipes, pipe with parameter, create custom pipe, pipe on array or object</w:t>
-      </w:r>
-    </w:p>
-    <w:p>
-      <w:r>
-        <w:tab/>
-      </w:r>
-      <w:proofErr w:type="gramStart"/>
-      <w:r>
-        <w:t xml:space="preserve">{{ </w:t>
-      </w:r>
-      <w:proofErr w:type="spellStart"/>
-      <w:r>
-        <w:t>aDate</w:t>
-      </w:r>
-      <w:proofErr w:type="spellEnd"/>
-      <w:proofErr w:type="gramEnd"/>
-      <w:r>
-        <w:t xml:space="preserve"> | </w:t>
-      </w:r>
-      <w:proofErr w:type="gramStart"/>
-      <w:r>
-        <w:t>date }</w:t>
-      </w:r>
-      <w:proofErr w:type="gramEnd"/>
-      <w:r>
-        <w:t>}</w:t>
-      </w:r>
-    </w:p>
-    <w:p>
-      <w:r>
-        <w:tab/>
-      </w:r>
-    </w:p>
-    <w:p>
-      <w:r>
-        <w:tab/>
-      </w:r>
-      <w:proofErr w:type="gramStart"/>
-      <w:r>
-        <w:t>For(</w:t>
-      </w:r>
-      <w:proofErr w:type="gramEnd"/>
-      <w:r>
-        <w:t xml:space="preserve">item of array | </w:t>
-      </w:r>
-      <w:r>
-        <w:t xml:space="preserve">slice </w:t>
-      </w:r>
-      <w:proofErr w:type="gramStart"/>
-      <w:r>
-        <w:t xml:space="preserve">1:3 </w:t>
-      </w:r>
-      <w:r>
-        <w:t>;</w:t>
-      </w:r>
-      <w:proofErr w:type="gramEnd"/>
-      <w:r>
-        <w:t xml:space="preserve"> track $index</w:t>
-      </w:r>
-      <w:proofErr w:type="gramStart"/>
-      <w:r>
-        <w:t xml:space="preserve">; </w:t>
-      </w:r>
-      <w:r>
-        <w:t>)</w:t>
-      </w:r>
-      <w:proofErr w:type="gramEnd"/>
-      <w:r>
         <w:t xml:space="preserve">    //</w:t>
       </w:r>
       <w:r>
@@ -10706,171 +7802,80 @@
     <w:p>
       <w:r>
         <w:tab/>
-      </w:r>
-      <w:proofErr w:type="gramStart"/>
-      <w:r>
-        <w:t>{ &lt;</w:t>
-      </w:r>
-      <w:proofErr w:type="gramEnd"/>
-      <w:r>
-        <w:t xml:space="preserve">p&gt; </w:t>
-      </w:r>
-      <w:proofErr w:type="gramStart"/>
-      <w:r>
-        <w:t>{{ item</w:t>
-      </w:r>
-      <w:proofErr w:type="gramEnd"/>
-      <w:r>
-        <w:t xml:space="preserve"> }} &lt;/p</w:t>
-      </w:r>
-      <w:proofErr w:type="gramStart"/>
-      <w:r>
-        <w:t>&gt; }</w:t>
-      </w:r>
-      <w:proofErr w:type="gramEnd"/>
-      <w:r>
-        <w:t>}</w:t>
-      </w:r>
-      <w:r>
-        <w:tab/>
-      </w:r>
-      <w:r>
-        <w:tab/>
-      </w:r>
-      <w:r>
-        <w:tab/>
-      </w:r>
-    </w:p>
-    <w:p>
-      <w:proofErr w:type="gramStart"/>
+        <w:t>{ &lt;p&gt; {{ item }} &lt;/p&gt; }}</w:t>
+      </w:r>
+      <w:r>
+        <w:tab/>
+      </w:r>
+      <w:r>
+        <w:tab/>
+      </w:r>
+      <w:r>
+        <w:tab/>
+      </w:r>
+    </w:p>
+    <w:p>
       <w:r>
         <w:lastRenderedPageBreak/>
         <w:t>@let</w:t>
       </w:r>
-      <w:proofErr w:type="gramEnd"/>
-    </w:p>
-    <w:p>
-      <w:r>
-        <w:tab/>
-      </w:r>
-      <w:proofErr w:type="gramStart"/>
-      <w:r>
-        <w:t>@let</w:t>
-      </w:r>
-      <w:proofErr w:type="gramEnd"/>
-      <w:r>
-        <w:t xml:space="preserve"> user</w:t>
+    </w:p>
+    <w:p>
+      <w:r>
+        <w:tab/>
+        <w:t>@let user</w:t>
       </w:r>
       <w:r>
         <w:t xml:space="preserve"> = $user</w:t>
       </w:r>
       <w:r>
-        <w:t xml:space="preserve"> | </w:t>
-      </w:r>
-      <w:proofErr w:type="gramStart"/>
-      <w:r>
-        <w:t>async</w:t>
-      </w:r>
-      <w:r>
-        <w:t>;  /</w:t>
-      </w:r>
-      <w:proofErr w:type="gramEnd"/>
-      <w:r>
-        <w:t>/async operation assigned to user</w:t>
-      </w:r>
-    </w:p>
-    <w:p>
-      <w:r>
-        <w:tab/>
-      </w:r>
-    </w:p>
-    <w:p>
-      <w:r>
-        <w:tab/>
-      </w:r>
-    </w:p>
-    <w:p>
-      <w:r>
-        <w:t>-</w:t>
-      </w:r>
-      <w:proofErr w:type="spellStart"/>
-      <w:r>
-        <w:t>ngmodel</w:t>
-      </w:r>
-      <w:proofErr w:type="spellEnd"/>
-    </w:p>
-    <w:p>
-      <w:r>
-        <w:tab/>
-      </w:r>
-      <w:r>
-        <w:t>Name: string = ‘</w:t>
-      </w:r>
-      <w:proofErr w:type="gramStart"/>
-      <w:r>
-        <w:t>’;</w:t>
-      </w:r>
-      <w:proofErr w:type="gramEnd"/>
-    </w:p>
-    <w:p>
-      <w:r>
-        <w:tab/>
-      </w:r>
-      <w:r>
-        <w:t>&lt;input [(</w:t>
-      </w:r>
-      <w:proofErr w:type="spellStart"/>
-      <w:r>
-        <w:t>ngModel</w:t>
-      </w:r>
-      <w:proofErr w:type="spellEnd"/>
-      <w:proofErr w:type="gramStart"/>
-      <w:r>
-        <w:t>)]=</w:t>
-      </w:r>
-      <w:proofErr w:type="gramEnd"/>
-      <w:r>
-        <w:t>”name” /&gt;</w:t>
+        <w:t xml:space="preserve"> | async</w:t>
+      </w:r>
+      <w:r>
+        <w:t>;  //async operation assigned to user</w:t>
+      </w:r>
+    </w:p>
+    <w:p>
+      <w:r>
+        <w:tab/>
+      </w:r>
+    </w:p>
+    <w:p>
+      <w:r>
+        <w:tab/>
+      </w:r>
+    </w:p>
+    <w:p>
+      <w:r>
+        <w:t>-ngmodel</w:t>
+      </w:r>
+    </w:p>
+    <w:p>
+      <w:r>
+        <w:tab/>
+      </w:r>
+      <w:r>
+        <w:t>Name: string = ‘’;</w:t>
+      </w:r>
+    </w:p>
+    <w:p>
+      <w:r>
+        <w:tab/>
+      </w:r>
+      <w:r>
+        <w:t>&lt;input [(ngModel)]=”name” /&gt;</w:t>
       </w:r>
     </w:p>
     <w:p/>
     <w:p>
       <w:r>
-        <w:t xml:space="preserve">-create a form which validates range of age, and if email </w:t>
-      </w:r>
-      <w:proofErr w:type="gramStart"/>
-      <w:r>
-        <w:t>contains @</w:t>
-      </w:r>
-      <w:proofErr w:type="gramEnd"/>
-      <w:r>
-        <w:t xml:space="preserve"> with reactive forms</w:t>
-      </w:r>
-    </w:p>
-    <w:p>
-      <w:r>
-        <w:tab/>
-      </w:r>
-      <w:proofErr w:type="spellStart"/>
-      <w:r>
-        <w:t>formGroup</w:t>
-      </w:r>
-      <w:proofErr w:type="spellEnd"/>
-      <w:r>
-        <w:t xml:space="preserve"> = new </w:t>
-      </w:r>
-      <w:proofErr w:type="spellStart"/>
-      <w:proofErr w:type="gramStart"/>
-      <w:r>
-        <w:t>FormGroup</w:t>
-      </w:r>
-      <w:proofErr w:type="spellEnd"/>
-      <w:r>
-        <w:t>(</w:t>
-      </w:r>
-      <w:proofErr w:type="gramEnd"/>
-      <w:r>
-        <w:t>{</w:t>
+        <w:t>-create a form which validates range of age, and if email contains @ with reactive forms</w:t>
+      </w:r>
+    </w:p>
+    <w:p>
+      <w:r>
+        <w:tab/>
+        <w:t>formGroup = new FormGroup({</w:t>
       </w:r>
     </w:p>
     <w:p>
@@ -10884,42 +7889,17 @@
         <w:t xml:space="preserve">: </w:t>
       </w:r>
       <w:r>
-        <w:t xml:space="preserve">new </w:t>
-      </w:r>
-      <w:proofErr w:type="spellStart"/>
-      <w:proofErr w:type="gramStart"/>
-      <w:r>
-        <w:t>FormControl</w:t>
-      </w:r>
-      <w:proofErr w:type="spellEnd"/>
-      <w:r>
-        <w:t>(</w:t>
-      </w:r>
-      <w:proofErr w:type="gramEnd"/>
-      <w:r>
-        <w:t xml:space="preserve">‘’, </w:t>
-      </w:r>
-      <w:proofErr w:type="gramStart"/>
-      <w:r>
-        <w:t>validators:</w:t>
+        <w:t>new FormControl(‘’, validators:</w:t>
       </w:r>
       <w:r>
         <w:t>[</w:t>
       </w:r>
-      <w:proofErr w:type="spellStart"/>
-      <w:proofErr w:type="gramEnd"/>
       <w:r>
         <w:t>Validator.email</w:t>
       </w:r>
-      <w:proofErr w:type="spellEnd"/>
-      <w:r>
-        <w:t xml:space="preserve">, </w:t>
-      </w:r>
-      <w:proofErr w:type="spellStart"/>
-      <w:r>
-        <w:t>Validators.required</w:t>
-      </w:r>
-      <w:proofErr w:type="spellEnd"/>
+      <w:r>
+        <w:t>, Validators.required</w:t>
+      </w:r>
       <w:r>
         <w:t>],</w:t>
       </w:r>
@@ -10929,20 +7909,7 @@
         <w:ind w:left="2160"/>
       </w:pPr>
       <w:r>
-        <w:t xml:space="preserve">age: new </w:t>
-      </w:r>
-      <w:proofErr w:type="spellStart"/>
-      <w:proofErr w:type="gramStart"/>
-      <w:r>
-        <w:t>FormControl</w:t>
-      </w:r>
-      <w:proofErr w:type="spellEnd"/>
-      <w:r>
-        <w:t>(</w:t>
-      </w:r>
-      <w:proofErr w:type="gramEnd"/>
-      <w:r>
-        <w:t>0, validators:</w:t>
+        <w:t>age: new FormControl(0, validators:</w:t>
       </w:r>
       <w:r>
         <w:t xml:space="preserve"> </w:t>
@@ -10951,15 +7918,7 @@
         <w:t>[Validators.min</w:t>
       </w:r>
       <w:r>
-        <w:t>:</w:t>
-      </w:r>
-      <w:proofErr w:type="gramStart"/>
-      <w:r>
-        <w:t>18,Validators.max</w:t>
-      </w:r>
-      <w:proofErr w:type="gramEnd"/>
-      <w:r>
-        <w:t>: 100</w:t>
+        <w:t>:18,Validators.max: 100</w:t>
       </w:r>
       <w:r>
         <w:t>]</w:t>
@@ -10980,15 +7939,7 @@
     </w:p>
     <w:p>
       <w:r>
-        <w:t xml:space="preserve">-inject a service </w:t>
-      </w:r>
-      <w:proofErr w:type="gramStart"/>
-      <w:r>
-        <w:t>in</w:t>
-      </w:r>
-      <w:proofErr w:type="gramEnd"/>
-      <w:r>
-        <w:t xml:space="preserve"> a component</w:t>
+        <w:t>-inject a service in a component</w:t>
       </w:r>
       <w:r>
         <w:t>, constructor and using inject</w:t>
@@ -10997,72 +7948,18 @@
     <w:p>
       <w:r>
         <w:tab/>
-      </w:r>
-      <w:proofErr w:type="spellStart"/>
-      <w:r>
-        <w:t>userService</w:t>
-      </w:r>
-      <w:proofErr w:type="spellEnd"/>
-      <w:r>
-        <w:t xml:space="preserve">: </w:t>
-      </w:r>
-      <w:proofErr w:type="spellStart"/>
-      <w:r>
-        <w:t>UserService</w:t>
-      </w:r>
-      <w:proofErr w:type="spellEnd"/>
-      <w:r>
-        <w:t xml:space="preserve"> = </w:t>
-      </w:r>
-      <w:proofErr w:type="gramStart"/>
-      <w:r>
-        <w:t>inject(</w:t>
-      </w:r>
-      <w:proofErr w:type="spellStart"/>
-      <w:proofErr w:type="gramEnd"/>
-      <w:r>
-        <w:t>UserService</w:t>
-      </w:r>
-      <w:proofErr w:type="spellEnd"/>
-      <w:r>
-        <w:t>)</w:t>
-      </w:r>
-    </w:p>
-    <w:p>
-      <w:r>
-        <w:tab/>
-      </w:r>
-      <w:proofErr w:type="gramStart"/>
-      <w:r>
-        <w:t>constructor(</w:t>
-      </w:r>
-      <w:proofErr w:type="gramEnd"/>
-      <w:r>
-        <w:t xml:space="preserve">private </w:t>
-      </w:r>
-      <w:proofErr w:type="spellStart"/>
-      <w:r>
-        <w:t>userService</w:t>
-      </w:r>
-      <w:proofErr w:type="spellEnd"/>
-      <w:r>
-        <w:t xml:space="preserve">: </w:t>
-      </w:r>
-      <w:proofErr w:type="spellStart"/>
-      <w:proofErr w:type="gramStart"/>
-      <w:r>
-        <w:t>UserService</w:t>
-      </w:r>
-      <w:proofErr w:type="spellEnd"/>
-      <w:r>
-        <w:t>)</w:t>
-      </w:r>
-      <w:r>
-        <w:t xml:space="preserve">   </w:t>
-      </w:r>
-      <w:proofErr w:type="gramEnd"/>
-      <w:r>
-        <w:t xml:space="preserve"> //private will be available only in component</w:t>
+        <w:t>userService: UserService = inject(UserService)</w:t>
+      </w:r>
+    </w:p>
+    <w:p>
+      <w:r>
+        <w:tab/>
+      </w:r>
+      <w:r>
+        <w:t>constructor(private userService: UserService)</w:t>
+      </w:r>
+      <w:r>
+        <w:t xml:space="preserve">    //private will be available only in component</w:t>
       </w:r>
     </w:p>
     <w:p/>
@@ -11082,93 +7979,41 @@
         <w:t xml:space="preserve"> =</w:t>
       </w:r>
       <w:r>
-        <w:t xml:space="preserve"> input&lt;string</w:t>
-      </w:r>
-      <w:proofErr w:type="gramStart"/>
-      <w:r>
-        <w:t>&gt;(</w:t>
-      </w:r>
-      <w:proofErr w:type="gramEnd"/>
-      <w:r>
-        <w:t>‘’)</w:t>
+        <w:t xml:space="preserve"> input&lt;string&gt;(‘’)</w:t>
       </w:r>
     </w:p>
     <w:p/>
     <w:p>
       <w:r>
-        <w:t xml:space="preserve">-vars </w:t>
-      </w:r>
-      <w:proofErr w:type="gramStart"/>
-      <w:r>
-        <w:t>with ?</w:t>
-      </w:r>
-      <w:proofErr w:type="gramEnd"/>
+        <w:t>-vars with ? and ??</w:t>
+      </w:r>
+    </w:p>
+    <w:p>
+      <w:r>
+        <w:tab/>
+      </w:r>
+      <w:r>
+        <w:t>Console.log(user.name?)</w:t>
+      </w:r>
+      <w:r>
+        <w:t xml:space="preserve">   //is name is undefined wont return an error</w:t>
+      </w:r>
+    </w:p>
+    <w:p>
+      <w:r>
+        <w:tab/>
+      </w:r>
+      <w:r>
+        <w:t>Console.log(user.name??</w:t>
+      </w:r>
       <w:r>
         <w:t xml:space="preserve"> </w:t>
       </w:r>
-      <w:proofErr w:type="gramStart"/>
-      <w:r>
-        <w:t>and ??</w:t>
-      </w:r>
-      <w:proofErr w:type="gramEnd"/>
-    </w:p>
-    <w:p>
-      <w:r>
-        <w:tab/>
-      </w:r>
-      <w:r>
-        <w:t>Console.log(user.name?)</w:t>
-      </w:r>
-      <w:r>
-        <w:t xml:space="preserve">   //is name </w:t>
-      </w:r>
-      <w:proofErr w:type="gramStart"/>
-      <w:r>
-        <w:t>is</w:t>
-      </w:r>
-      <w:proofErr w:type="gramEnd"/>
-      <w:r>
-        <w:t xml:space="preserve"> undefined </w:t>
-      </w:r>
-      <w:proofErr w:type="spellStart"/>
-      <w:proofErr w:type="gramStart"/>
-      <w:r>
-        <w:t>wont</w:t>
-      </w:r>
-      <w:proofErr w:type="spellEnd"/>
-      <w:proofErr w:type="gramEnd"/>
-      <w:r>
-        <w:t xml:space="preserve"> return an error</w:t>
-      </w:r>
-    </w:p>
-    <w:p>
-      <w:r>
-        <w:tab/>
-      </w:r>
-      <w:proofErr w:type="gramStart"/>
-      <w:r>
-        <w:t>Console.log(</w:t>
-      </w:r>
-      <w:proofErr w:type="gramEnd"/>
-      <w:r>
-        <w:t>user.name??</w:t>
-      </w:r>
-      <w:r>
-        <w:t xml:space="preserve"> </w:t>
-      </w:r>
-      <w:r>
-        <w:t>’</w:t>
-      </w:r>
-      <w:proofErr w:type="spellStart"/>
-      <w:r>
-        <w:t>de</w:t>
-      </w:r>
-      <w:r>
-        <w:t>faultvalue</w:t>
-      </w:r>
-      <w:proofErr w:type="spellEnd"/>
-      <w:r>
-        <w:t>’)</w:t>
+      <w:r>
+        <w:t>’de</w:t>
+      </w:r>
+      <w:r>
+        <w:t>faultvalue’)</w:t>
       </w:r>
     </w:p>
     <w:p>
@@ -11182,15 +8027,7 @@
         <w:tab/>
       </w:r>
       <w:r>
-        <w:t>Items: &lt;string</w:t>
-      </w:r>
-      <w:proofErr w:type="gramStart"/>
-      <w:r>
-        <w:t>&gt;[]{</w:t>
-      </w:r>
-      <w:proofErr w:type="gramEnd"/>
-      <w:r>
-        <w:t>…</w:t>
+        <w:t>Items: &lt;string&gt;[]{…</w:t>
       </w:r>
       <w:r>
         <w:t>elements</w:t>
@@ -11202,116 +8039,45 @@
     <w:p>
       <w:r>
         <w:tab/>
-      </w:r>
-      <w:proofErr w:type="spellStart"/>
-      <w:r>
-        <w:t>searchFilter</w:t>
-      </w:r>
-      <w:proofErr w:type="spellEnd"/>
-      <w:r>
-        <w:t>: string = ‘</w:t>
-      </w:r>
-      <w:proofErr w:type="gramStart"/>
-      <w:r>
-        <w:t>’;</w:t>
-      </w:r>
-      <w:proofErr w:type="gramEnd"/>
-    </w:p>
-    <w:p>
-      <w:r>
-        <w:tab/>
-      </w:r>
-      <w:proofErr w:type="spellStart"/>
-      <w:r>
-        <w:t>filteredItems</w:t>
-      </w:r>
-      <w:proofErr w:type="spellEnd"/>
-      <w:r>
-        <w:t>:&lt;string</w:t>
-      </w:r>
-      <w:proofErr w:type="gramStart"/>
-      <w:r>
-        <w:t>&gt;[</w:t>
-      </w:r>
-      <w:proofErr w:type="gramEnd"/>
-      <w:r>
-        <w:t>…items</w:t>
-      </w:r>
-      <w:proofErr w:type="gramStart"/>
-      <w:r>
-        <w:t>];</w:t>
-      </w:r>
-      <w:proofErr w:type="gramEnd"/>
-    </w:p>
-    <w:p>
-      <w:r>
-        <w:tab/>
-      </w:r>
-    </w:p>
-    <w:p>
-      <w:r>
-        <w:tab/>
-      </w:r>
-      <w:proofErr w:type="spellStart"/>
-      <w:proofErr w:type="gramStart"/>
-      <w:r>
-        <w:t>filterElements</w:t>
-      </w:r>
-      <w:proofErr w:type="spellEnd"/>
-      <w:r>
-        <w:t>(){</w:t>
-      </w:r>
-      <w:proofErr w:type="gramEnd"/>
-    </w:p>
-    <w:p>
-      <w:r>
-        <w:tab/>
-        <w:t>if</w:t>
-      </w:r>
-      <w:proofErr w:type="gramStart"/>
-      <w:r>
-        <w:t>(!</w:t>
-      </w:r>
-      <w:proofErr w:type="spellStart"/>
-      <w:r>
-        <w:t>searchFilter</w:t>
-      </w:r>
-      <w:proofErr w:type="spellEnd"/>
-      <w:r>
-        <w:t>){</w:t>
-      </w:r>
-      <w:proofErr w:type="gramEnd"/>
-    </w:p>
-    <w:p>
-      <w:r>
-        <w:tab/>
-      </w:r>
-      <w:proofErr w:type="spellStart"/>
-      <w:proofErr w:type="gramStart"/>
-      <w:r>
-        <w:t>this.filteredItems</w:t>
-      </w:r>
-      <w:proofErr w:type="spellEnd"/>
-      <w:proofErr w:type="gramEnd"/>
-      <w:r>
-        <w:t xml:space="preserve"> = </w:t>
-      </w:r>
-      <w:r>
-        <w:t>[…</w:t>
-      </w:r>
-      <w:proofErr w:type="spellStart"/>
-      <w:proofErr w:type="gramStart"/>
-      <w:r>
-        <w:t>this.items</w:t>
-      </w:r>
-      <w:proofErr w:type="spellEnd"/>
-      <w:r>
-        <w:t>]</w:t>
+        <w:t>searchFilter: string = ‘’;</w:t>
+      </w:r>
+    </w:p>
+    <w:p>
+      <w:r>
+        <w:tab/>
+        <w:t>filteredItems:&lt;string&gt;[…items];</w:t>
+      </w:r>
+    </w:p>
+    <w:p>
+      <w:r>
+        <w:tab/>
+      </w:r>
+    </w:p>
+    <w:p>
+      <w:r>
+        <w:tab/>
+      </w:r>
+      <w:r>
+        <w:t>filterElements(){</w:t>
+      </w:r>
+    </w:p>
+    <w:p>
+      <w:r>
+        <w:tab/>
+        <w:t>if(!searchFilter){</w:t>
+      </w:r>
+    </w:p>
+    <w:p>
+      <w:r>
+        <w:tab/>
+        <w:t xml:space="preserve">this.filteredItems = </w:t>
+      </w:r>
+      <w:r>
+        <w:t>[…this.items]</w:t>
       </w:r>
       <w:r>
         <w:t>;</w:t>
       </w:r>
-      <w:proofErr w:type="gramEnd"/>
     </w:p>
     <w:p>
       <w:pPr>
@@ -11339,79 +8105,35 @@
       <w:r>
         <w:t xml:space="preserve">const </w:t>
       </w:r>
-      <w:proofErr w:type="spellStart"/>
-      <w:r>
-        <w:t>loweredSearchFilter</w:t>
-      </w:r>
-      <w:proofErr w:type="spellEnd"/>
-      <w:r>
-        <w:t xml:space="preserve"> = </w:t>
-      </w:r>
-      <w:proofErr w:type="spellStart"/>
-      <w:proofErr w:type="gramStart"/>
+      <w:r>
+        <w:t xml:space="preserve">loweredSearchFilter = </w:t>
+      </w:r>
       <w:r>
         <w:t>this.</w:t>
       </w:r>
       <w:r>
-        <w:t>searchFilter.toLowerCase</w:t>
-      </w:r>
-      <w:proofErr w:type="spellEnd"/>
-      <w:proofErr w:type="gramEnd"/>
-      <w:r>
-        <w:t>(</w:t>
-      </w:r>
-      <w:proofErr w:type="gramStart"/>
-      <w:r>
-        <w:t>);</w:t>
-      </w:r>
-      <w:proofErr w:type="gramEnd"/>
-    </w:p>
-    <w:p>
-      <w:r>
-        <w:tab/>
-      </w:r>
-      <w:proofErr w:type="spellStart"/>
-      <w:proofErr w:type="gramStart"/>
+        <w:t>searchFilter.toLowerCase();</w:t>
+      </w:r>
+    </w:p>
+    <w:p>
+      <w:r>
+        <w:tab/>
+      </w:r>
       <w:r>
         <w:t>this.</w:t>
       </w:r>
       <w:r>
-        <w:t>filteredItems</w:t>
-      </w:r>
-      <w:proofErr w:type="spellEnd"/>
-      <w:proofErr w:type="gramEnd"/>
-      <w:r>
-        <w:t xml:space="preserve">= </w:t>
-      </w:r>
-      <w:proofErr w:type="spellStart"/>
-      <w:proofErr w:type="gramStart"/>
+        <w:t xml:space="preserve">filteredItems= </w:t>
+      </w:r>
       <w:r>
         <w:t>this.</w:t>
       </w:r>
       <w:r>
-        <w:t>items</w:t>
-      </w:r>
-      <w:proofErr w:type="gramEnd"/>
-      <w:r>
-        <w:t>.</w:t>
-      </w:r>
-      <w:r>
-        <w:t>filter</w:t>
-      </w:r>
-      <w:proofErr w:type="spellEnd"/>
-      <w:r>
-        <w:t>(</w:t>
-      </w:r>
-      <w:proofErr w:type="spellStart"/>
-      <w:r>
-        <w:t>i</w:t>
-      </w:r>
-      <w:proofErr w:type="spellEnd"/>
-      <w:r>
-        <w:t xml:space="preserve">=&gt; </w:t>
-      </w:r>
-      <w:proofErr w:type="spellStart"/>
-      <w:proofErr w:type="gramStart"/>
+        <w:t>items.</w:t>
+      </w:r>
+      <w:r>
+        <w:t xml:space="preserve">filter(i=&gt; </w:t>
+      </w:r>
       <w:r>
         <w:t>i.</w:t>
       </w:r>
@@ -11421,16 +8143,9 @@
       <w:r>
         <w:t>includes</w:t>
       </w:r>
-      <w:proofErr w:type="spellEnd"/>
-      <w:proofErr w:type="gramEnd"/>
-      <w:r>
-        <w:t>(</w:t>
-      </w:r>
-      <w:proofErr w:type="spellStart"/>
-      <w:r>
-        <w:t>lowerdSearchFilter</w:t>
-      </w:r>
-      <w:proofErr w:type="spellEnd"/>
+      <w:r>
+        <w:t>(lowerdSearchFilter</w:t>
+      </w:r>
       <w:r>
         <w:t>)</w:t>
       </w:r>
@@ -11444,15 +8159,7 @@
     <w:p/>
     <w:p>
       <w:r>
-        <w:t xml:space="preserve">-Element </w:t>
-      </w:r>
-      <w:proofErr w:type="spellStart"/>
-      <w:r>
-        <w:t>reff</w:t>
-      </w:r>
-      <w:proofErr w:type="spellEnd"/>
-      <w:r>
-        <w:t xml:space="preserve"> to change style color</w:t>
+        <w:t>-Element reff to change style color</w:t>
       </w:r>
     </w:p>
     <w:p>
@@ -11477,15 +8184,7 @@
     </w:p>
     <w:p>
       <w:r>
-        <w:t>-</w:t>
-      </w:r>
-      <w:proofErr w:type="gramStart"/>
-      <w:r>
-        <w:t>children</w:t>
-      </w:r>
-      <w:proofErr w:type="gramEnd"/>
-      <w:r>
-        <w:t xml:space="preserve"> routes</w:t>
+        <w:t>-children routes</w:t>
       </w:r>
     </w:p>
     <w:p>
@@ -11495,13 +8194,8 @@
     </w:p>
     <w:p>
       <w:r>
-        <w:t>-</w:t>
-      </w:r>
-      <w:proofErr w:type="spellStart"/>
-      <w:r>
-        <w:t>routerlink</w:t>
-      </w:r>
-      <w:proofErr w:type="spellEnd"/>
+        <w:t>-routerlink</w:t>
+      </w:r>
     </w:p>
     <w:p>
       <w:r>
@@ -11510,17 +8204,7 @@
     </w:p>
     <w:p>
       <w:r>
-        <w:t>-</w:t>
-      </w:r>
-      <w:proofErr w:type="spellStart"/>
-      <w:proofErr w:type="gramStart"/>
-      <w:r>
-        <w:t>router.navigate</w:t>
-      </w:r>
-      <w:proofErr w:type="spellEnd"/>
-      <w:proofErr w:type="gramEnd"/>
-      <w:r>
-        <w:t>()</w:t>
+        <w:t>-router.navigate()</w:t>
       </w:r>
     </w:p>
     <w:p>
@@ -11535,32 +8219,14 @@
     </w:p>
     <w:p>
       <w:r>
-        <w:t>-</w:t>
-      </w:r>
-      <w:proofErr w:type="spellStart"/>
-      <w:r>
-        <w:t>ngonInit</w:t>
-      </w:r>
-      <w:proofErr w:type="spellEnd"/>
+        <w:t>-ngonInit</w:t>
+      </w:r>
     </w:p>
     <w:p>
       <w:r>
         <w:lastRenderedPageBreak/>
-        <w:t xml:space="preserve">-initialize an angular </w:t>
-      </w:r>
-      <w:proofErr w:type="gramStart"/>
-      <w:r>
-        <w:t>type</w:t>
-      </w:r>
-      <w:proofErr w:type="gramEnd"/>
-      <w:r>
-        <w:t xml:space="preserve"> signal var from a service on </w:t>
-      </w:r>
-      <w:proofErr w:type="spellStart"/>
-      <w:r>
-        <w:t>ngoninit</w:t>
-      </w:r>
-      <w:proofErr w:type="spellEnd"/>
+        <w:t>-initialize an angular type signal var from a service on ngoninit</w:t>
+      </w:r>
     </w:p>
     <w:p>
       <w:r>
@@ -11569,13 +8235,8 @@
     </w:p>
     <w:p>
       <w:r>
-        <w:t>-</w:t>
-      </w:r>
-      <w:proofErr w:type="gramStart"/>
-      <w:r>
-        <w:t>observable .pipe, .subscribe</w:t>
-      </w:r>
-      <w:proofErr w:type="gramEnd"/>
+        <w:t>-observable .pipe, .subscribe</w:t>
+      </w:r>
     </w:p>
     <w:p>
       <w:r>
@@ -11584,13 +8245,8 @@
     </w:p>
     <w:p>
       <w:r>
-        <w:t xml:space="preserve">- </w:t>
-      </w:r>
-      <w:proofErr w:type="spellStart"/>
-      <w:r>
-        <w:t>ngclass</w:t>
-      </w:r>
-      <w:proofErr w:type="spellEnd"/>
+        <w:t>- ngclass</w:t>
+      </w:r>
     </w:p>
     <w:p>
       <w:r>
@@ -11609,15 +8265,7 @@
     </w:p>
     <w:p>
       <w:r>
-        <w:t>-</w:t>
-      </w:r>
-      <w:proofErr w:type="spellStart"/>
-      <w:r>
-        <w:t>linkedsignal</w:t>
-      </w:r>
-      <w:proofErr w:type="spellEnd"/>
-      <w:r>
-        <w:t>, array of options might change, selected one option linked signal from array options make sure it has proper value, if the array of options changed then the selected value should also change</w:t>
+        <w:t>-linkedsignal, array of options might change, selected one option linked signal from array options make sure it has proper value, if the array of options changed then the selected value should also change</w:t>
       </w:r>
     </w:p>
     <w:p>
@@ -11637,23 +8285,13 @@
     </w:p>
     <w:p>
       <w:r>
-        <w:t>-</w:t>
-      </w:r>
-      <w:proofErr w:type="spellStart"/>
-      <w:r>
-        <w:t>ngStyle</w:t>
-      </w:r>
-      <w:proofErr w:type="spellEnd"/>
-    </w:p>
-    <w:p>
-      <w:r>
-        <w:t>-</w:t>
-      </w:r>
-      <w:proofErr w:type="spellStart"/>
-      <w:r>
-        <w:t>ngClass</w:t>
-      </w:r>
-      <w:proofErr w:type="spellEnd"/>
+        <w:t>-ngStyle</w:t>
+      </w:r>
+    </w:p>
+    <w:p>
+      <w:r>
+        <w:t>-ngClass</w:t>
+      </w:r>
     </w:p>
     <w:p>
       <w:r>
@@ -11662,25 +8300,12 @@
     </w:p>
     <w:p>
       <w:r>
-        <w:t>-@</w:t>
-      </w:r>
-      <w:proofErr w:type="spellStart"/>
-      <w:r>
-        <w:t>ViewChild</w:t>
-      </w:r>
-      <w:proofErr w:type="spellEnd"/>
-    </w:p>
-    <w:p>
-      <w:r>
-        <w:t>-</w:t>
-      </w:r>
-      <w:proofErr w:type="spellStart"/>
-      <w:r>
-        <w:t>viewContainerRef</w:t>
-      </w:r>
-      <w:proofErr w:type="spellEnd"/>
-      <w:r>
-        <w:t xml:space="preserve"> to load a component</w:t>
+        <w:t>-@ViewChild</w:t>
+      </w:r>
+    </w:p>
+    <w:p>
+      <w:r>
+        <w:t>-viewContainerRef to load a component</w:t>
       </w:r>
     </w:p>
     <w:p>
@@ -11695,15 +8320,7 @@
     </w:p>
     <w:p>
       <w:r>
-        <w:t xml:space="preserve">-fetch from </w:t>
-      </w:r>
-      <w:proofErr w:type="gramStart"/>
-      <w:r>
-        <w:t>back end</w:t>
-      </w:r>
-      <w:proofErr w:type="gramEnd"/>
-      <w:r>
-        <w:t xml:space="preserve"> service</w:t>
+        <w:t>-fetch from back end service</w:t>
       </w:r>
     </w:p>
     <w:p>
@@ -11718,20 +8335,7 @@
         </w:tabs>
       </w:pPr>
       <w:r>
-        <w:t>-</w:t>
-      </w:r>
-      <w:proofErr w:type="gramStart"/>
-      <w:r>
-        <w:t xml:space="preserve">inject  </w:t>
-      </w:r>
-      <w:proofErr w:type="spellStart"/>
-      <w:r>
-        <w:t>ElementRef</w:t>
-      </w:r>
-      <w:proofErr w:type="spellEnd"/>
-      <w:proofErr w:type="gramEnd"/>
-      <w:r>
-        <w:t xml:space="preserve"> and updates background of an element</w:t>
+        <w:t>-inject  ElementRef and updates background of an element</w:t>
       </w:r>
       <w:r>
         <w:tab/>
@@ -11744,15 +8348,7 @@
         </w:tabs>
       </w:pPr>
       <w:r>
-        <w:t>-</w:t>
-      </w:r>
-      <w:proofErr w:type="spellStart"/>
-      <w:r>
-        <w:t>loadChildren</w:t>
-      </w:r>
-      <w:proofErr w:type="spellEnd"/>
-      <w:r>
-        <w:t xml:space="preserve"> example</w:t>
+        <w:t>-loadChildren example</w:t>
       </w:r>
     </w:p>
     <w:p>
@@ -11783,42 +8379,8 @@
       </w:pPr>
       <w:r>
         <w:lastRenderedPageBreak/>
-        <w:t xml:space="preserve">           </w:t>
-      </w:r>
-      <w:proofErr w:type="gramStart"/>
-      <w:r>
-        <w:t xml:space="preserve">{ </w:t>
-      </w:r>
-      <w:proofErr w:type="spellStart"/>
-      <w:r>
-        <w:t>path</w:t>
-      </w:r>
-      <w:proofErr w:type="gramEnd"/>
-      <w:r>
-        <w:t>:’login</w:t>
-      </w:r>
-      <w:proofErr w:type="spellEnd"/>
-      <w:r>
-        <w:t xml:space="preserve">’, </w:t>
-      </w:r>
-      <w:proofErr w:type="spellStart"/>
-      <w:proofErr w:type="gramStart"/>
-      <w:r>
-        <w:t>redirectTo</w:t>
-      </w:r>
-      <w:proofErr w:type="spellEnd"/>
-      <w:r>
-        <w:t>: ‘</w:t>
-      </w:r>
-      <w:proofErr w:type="gramEnd"/>
-      <w:r>
-        <w:t>/</w:t>
-      </w:r>
-      <w:proofErr w:type="gramStart"/>
-      <w:r>
-        <w:t>register’}</w:t>
-      </w:r>
-      <w:proofErr w:type="gramEnd"/>
+        <w:t xml:space="preserve">           { path:’login’, redirectTo: ‘/register’}</w:t>
+      </w:r>
     </w:p>
     <w:p>
       <w:pPr>
@@ -11834,15 +8396,7 @@
         </w:tabs>
       </w:pPr>
       <w:r>
-        <w:t xml:space="preserve">- Add </w:t>
-      </w:r>
-      <w:proofErr w:type="gramStart"/>
-      <w:r>
-        <w:t>a  nested</w:t>
-      </w:r>
-      <w:proofErr w:type="gramEnd"/>
-      <w:r>
-        <w:t xml:space="preserve"> route</w:t>
+        <w:t>- Add a  nested route</w:t>
       </w:r>
     </w:p>
     <w:p>
@@ -11862,15 +8416,7 @@
         </w:tabs>
       </w:pPr>
       <w:r>
-        <w:t xml:space="preserve">       </w:t>
-      </w:r>
-      <w:proofErr w:type="gramStart"/>
-      <w:r>
-        <w:t>path: ‘employees/:</w:t>
-      </w:r>
-      <w:proofErr w:type="gramEnd"/>
-      <w:r>
-        <w:t xml:space="preserve">id’, </w:t>
+        <w:t xml:space="preserve">       path: ‘employees/:id’, </w:t>
       </w:r>
     </w:p>
     <w:p>
@@ -11880,15 +8426,7 @@
         </w:tabs>
       </w:pPr>
       <w:r>
-        <w:t xml:space="preserve">       component:’</w:t>
-      </w:r>
-      <w:proofErr w:type="spellStart"/>
-      <w:r>
-        <w:t>EmployeeComponent</w:t>
-      </w:r>
-      <w:proofErr w:type="spellEnd"/>
-      <w:r>
-        <w:t>’,</w:t>
+        <w:t xml:space="preserve">       component:’EmployeeComponent’,</w:t>
       </w:r>
     </w:p>
     <w:p>
@@ -11898,13 +8436,8 @@
         </w:tabs>
       </w:pPr>
       <w:r>
-        <w:t xml:space="preserve">       </w:t>
-      </w:r>
-      <w:proofErr w:type="gramStart"/>
-      <w:r>
-        <w:t>Children:[</w:t>
-      </w:r>
-      <w:proofErr w:type="gramEnd"/>
+        <w:t xml:space="preserve">       Children:[</w:t>
+      </w:r>
     </w:p>
     <w:p>
       <w:pPr>
@@ -11913,15 +8446,7 @@
         </w:tabs>
       </w:pPr>
       <w:r>
-        <w:t xml:space="preserve">           {</w:t>
-      </w:r>
-      <w:proofErr w:type="spellStart"/>
-      <w:r>
-        <w:t>Path:’info</w:t>
-      </w:r>
-      <w:proofErr w:type="spellEnd"/>
-      <w:r>
-        <w:t>’,</w:t>
+        <w:t xml:space="preserve">           {Path:’info’,</w:t>
       </w:r>
     </w:p>
     <w:p>
@@ -11931,23 +8456,10 @@
         </w:tabs>
       </w:pPr>
       <w:r>
-        <w:t xml:space="preserve">           Component: </w:t>
-      </w:r>
-      <w:proofErr w:type="spellStart"/>
-      <w:r>
-        <w:t>EmployeesInfo</w:t>
-      </w:r>
-      <w:proofErr w:type="spellEnd"/>
-      <w:proofErr w:type="gramStart"/>
-      <w:r>
-        <w:t>},</w:t>
-      </w:r>
-      <w:r>
-        <w:t xml:space="preserve">   </w:t>
-      </w:r>
-      <w:proofErr w:type="gramEnd"/>
-      <w:r>
-        <w:t xml:space="preserve">           //employees/123/info</w:t>
+        <w:t xml:space="preserve">           Component: EmployeesInfo},</w:t>
+      </w:r>
+      <w:r>
+        <w:t xml:space="preserve">              //employees/123/info</w:t>
       </w:r>
     </w:p>
     <w:p>
@@ -11957,15 +8469,7 @@
         </w:tabs>
       </w:pPr>
       <w:r>
-        <w:t xml:space="preserve">           {</w:t>
-      </w:r>
-      <w:proofErr w:type="spellStart"/>
-      <w:r>
-        <w:t>path:’profile</w:t>
-      </w:r>
-      <w:proofErr w:type="spellEnd"/>
-      <w:r>
-        <w:t>’,</w:t>
+        <w:t xml:space="preserve">           {path:’profile’,</w:t>
       </w:r>
     </w:p>
     <w:p>
@@ -11975,23 +8479,10 @@
         </w:tabs>
       </w:pPr>
       <w:r>
-        <w:t xml:space="preserve">            Component:’</w:t>
-      </w:r>
-      <w:proofErr w:type="spellStart"/>
-      <w:r>
-        <w:t>EmployeeProfile</w:t>
-      </w:r>
-      <w:proofErr w:type="spellEnd"/>
-      <w:proofErr w:type="gramStart"/>
-      <w:r>
-        <w:t>’}</w:t>
-      </w:r>
-      <w:r>
-        <w:t xml:space="preserve">   </w:t>
-      </w:r>
-      <w:proofErr w:type="gramEnd"/>
-      <w:r>
-        <w:t xml:space="preserve">     //employees/456/profile</w:t>
+        <w:t xml:space="preserve">            Component:’EmployeeProfile’}</w:t>
+      </w:r>
+      <w:r>
+        <w:t xml:space="preserve">        //employees/456/profile</w:t>
       </w:r>
     </w:p>
     <w:p>
@@ -12011,15 +8502,7 @@
         </w:tabs>
       </w:pPr>
       <w:r>
-        <w:t xml:space="preserve">- Create a nested route structure where the parent component has a nav bar with </w:t>
-      </w:r>
-      <w:proofErr w:type="spellStart"/>
-      <w:r>
-        <w:t>routerlinks</w:t>
-      </w:r>
-      <w:proofErr w:type="spellEnd"/>
-      <w:r>
-        <w:t xml:space="preserve"> and when you click one the section of the page below changes based on the component (with router-outlet)</w:t>
+        <w:t>- Create a nested route structure where the parent component has a nav bar with routerlinks and when you click one the section of the page below changes based on the component (with router-outlet)</w:t>
       </w:r>
     </w:p>
     <w:p>
@@ -12037,13 +8520,8 @@
         </w:rPr>
         <w:t>name</w:t>
       </w:r>
-      <w:proofErr w:type="gramStart"/>
-      <w:r>
-        <w:t>=”read</w:t>
-      </w:r>
-      <w:proofErr w:type="gramEnd"/>
-      <w:r>
-        <w:t>-more=/&gt;</w:t>
+      <w:r>
+        <w:t>=”read-more=/&gt;</w:t>
       </w:r>
       <w:r>
         <w:t xml:space="preserve"> and outlet property inside routes file</w:t>
@@ -12052,17 +8530,7 @@
     <w:p/>
     <w:p>
       <w:r>
-        <w:t xml:space="preserve">- </w:t>
-      </w:r>
-      <w:proofErr w:type="spellStart"/>
-      <w:proofErr w:type="gramStart"/>
-      <w:r>
-        <w:t>router.navigate</w:t>
-      </w:r>
-      <w:proofErr w:type="spellEnd"/>
-      <w:proofErr w:type="gramEnd"/>
-      <w:r>
-        <w:t xml:space="preserve"> when clicking in a button navigate to another path</w:t>
+        <w:t>- router.navigate when clicking in a button navigate to another path</w:t>
       </w:r>
     </w:p>
     <w:p>
@@ -12084,1387 +8552,600 @@
         <w:t>=</w:t>
       </w:r>
       <w:r>
-        <w:t xml:space="preserve"> signal&lt;string</w:t>
-      </w:r>
-      <w:proofErr w:type="gramStart"/>
-      <w:r>
-        <w:t>&gt;(‘</w:t>
-      </w:r>
-      <w:proofErr w:type="gramEnd"/>
-      <w:r>
-        <w:t>Fer’</w:t>
-      </w:r>
-      <w:proofErr w:type="gramStart"/>
+        <w:t xml:space="preserve"> signal&lt;string&gt;(‘Fer’);</w:t>
+      </w:r>
+    </w:p>
+    <w:p>
+      <w:r>
+        <w:tab/>
+      </w:r>
+      <w:r>
+        <w:t>computedEx=  computed(()=&gt; value.toUppercase());    //</w:t>
+      </w:r>
+      <w:r>
+        <w:rPr>
+          <w:highlight w:val="yellow"/>
+        </w:rPr>
+        <w:t>never has a input parameter</w:t>
+      </w:r>
+    </w:p>
+    <w:p>
+      <w:r>
+        <w:tab/>
+        <w:t>{{computedEx()}}   //prints FER</w:t>
+      </w:r>
+    </w:p>
+    <w:p/>
+    <w:p>
+      <w:r>
+        <w:t>-create an effect</w:t>
+      </w:r>
+    </w:p>
+    <w:p>
+      <w:r>
+        <w:tab/>
+        <w:t>Effect(</w:t>
+      </w:r>
+      <w:r>
+        <w:t>() =&gt;{ log.info(‘updated signal to Unused state’}</w:t>
+      </w:r>
+    </w:p>
+    <w:p>
+      <w:r>
+        <w:lastRenderedPageBreak/>
+        <w:t>-create an effect with untrack (this untrack changes of state will not trigger the effect)</w:t>
+      </w:r>
+    </w:p>
+    <w:p>
+      <w:r>
+        <w:tab/>
+        <w:t>Effect(() =&gt; { `the counter increases: $count and the user is ${untracked(counter)}</w:t>
+      </w:r>
+      <w:r>
+        <w:t xml:space="preserve"> </w:t>
+      </w:r>
+      <w:r>
+        <w:t>`}</w:t>
+      </w:r>
+    </w:p>
+    <w:p/>
+    <w:p>
+      <w:r>
+        <w:t>-add a token into the localStorage</w:t>
+      </w:r>
+    </w:p>
+    <w:p>
+      <w:r>
+        <w:tab/>
+        <w:t>localStorage.setItem(‘tokenName’, ‘jwt value’);</w:t>
+      </w:r>
+    </w:p>
+    <w:p/>
+    <w:p>
+      <w:r>
+        <w:t>-add ng content</w:t>
+      </w:r>
+    </w:p>
+    <w:p>
+      <w:r>
+        <w:tab/>
+      </w:r>
+    </w:p>
+    <w:p>
+      <w:r>
+        <w:tab/>
+        <w:t>In component cards html</w:t>
+      </w:r>
+    </w:p>
+    <w:p>
+      <w:r>
+        <w:tab/>
+      </w:r>
+      <w:r>
+        <w:tab/>
+        <w:t>&lt;ng-content select=”body”&gt;</w:t>
+      </w:r>
+    </w:p>
+    <w:p>
+      <w:r>
+        <w:tab/>
+        <w:t xml:space="preserve">Using the component in </w:t>
+      </w:r>
+      <w:r>
+        <w:t xml:space="preserve">parent </w:t>
+      </w:r>
+      <w:r>
+        <w:t>html</w:t>
+      </w:r>
+    </w:p>
+    <w:p>
+      <w:r>
+        <w:tab/>
+      </w:r>
+      <w:r>
+        <w:tab/>
+        <w:t>&lt;cards&gt;</w:t>
+      </w:r>
+    </w:p>
+    <w:p>
+      <w:r>
+        <w:tab/>
+      </w:r>
+      <w:r>
+        <w:tab/>
+      </w:r>
+      <w:r>
+        <w:tab/>
+        <w:t>&lt;body&gt;&lt;p&gt;body to add&lt;/p&gt;&lt;/body&gt;</w:t>
+      </w:r>
+    </w:p>
+    <w:p>
+      <w:r>
+        <w:tab/>
+      </w:r>
+      <w:r>
+        <w:tab/>
+        <w:t>&lt;cards&gt;</w:t>
+      </w:r>
+    </w:p>
+    <w:p>
+      <w:r>
+        <w:tab/>
+      </w:r>
+      <w:r>
+        <w:tab/>
+      </w:r>
+    </w:p>
+    <w:p>
+      <w:r>
+        <w:t>-view child example</w:t>
+      </w:r>
+    </w:p>
+    <w:p>
+      <w:r>
+        <w:tab/>
+        <w:t>Component has in its html &lt;input #nameInput…&gt;</w:t>
+      </w:r>
+    </w:p>
+    <w:p>
+      <w:r>
+        <w:tab/>
+        <w:t>In its ts file</w:t>
+      </w:r>
+    </w:p>
+    <w:p>
+      <w:r>
+        <w:tab/>
+      </w:r>
+      <w:r>
+        <w:tab/>
+        <w:t>@ViewChild(‘nameInput’) inputElement: ElementRef;</w:t>
+      </w:r>
+    </w:p>
+    <w:p>
+      <w:r>
+        <w:t xml:space="preserve">ngAfterViewInit(){ this.inputElement.nativeElement.focus(); } </w:t>
+      </w:r>
+    </w:p>
+    <w:p/>
+    <w:p>
+      <w:r>
+        <w:t>-example with ng-content, ng-template and ng-template-outlet</w:t>
+      </w:r>
+    </w:p>
+    <w:p>
+      <w:r>
+        <w:tab/>
+      </w:r>
+      <w:r>
+        <w:t>&lt;ng-content select=”</w:t>
+      </w:r>
+      <w:r>
+        <w:rPr>
+          <w:highlight w:val="yellow"/>
+        </w:rPr>
+        <w:t>header</w:t>
+      </w:r>
+      <w:r>
+        <w:t>”&gt;&lt;ng-content&gt;    //parent will sent content to replace it</w:t>
+      </w:r>
+    </w:p>
+    <w:p>
+      <w:pPr>
+        <w:ind w:firstLine="720"/>
+      </w:pPr>
+      <w:r>
+        <w:t xml:space="preserve">(&lt;child&gt;&lt;h1 </w:t>
+      </w:r>
+      <w:r>
+        <w:rPr>
+          <w:highlight w:val="yellow"/>
+        </w:rPr>
+        <w:t>header</w:t>
+      </w:r>
+      <w:r>
+        <w:t>&gt;Header to replace in child&lt;/h1&gt;&lt;/child&gt;</w:t>
+      </w:r>
+    </w:p>
+    <w:p>
+      <w:r>
+        <w:tab/>
+      </w:r>
+    </w:p>
+    <w:p>
+      <w:r>
+        <w:tab/>
+        <w:t>&lt;ng-template #</w:t>
+      </w:r>
+      <w:r>
+        <w:rPr>
+          <w:highlight w:val="yellow"/>
+        </w:rPr>
+        <w:t>randomTemplate</w:t>
+      </w:r>
+      <w:r>
+        <w:t>&gt;</w:t>
+      </w:r>
+    </w:p>
+    <w:p>
+      <w:r>
+        <w:lastRenderedPageBreak/>
+        <w:tab/>
+      </w:r>
+      <w:r>
+        <w:tab/>
+        <w:t>{{randomNumber}}</w:t>
+      </w:r>
+    </w:p>
+    <w:p>
+      <w:r>
+        <w:tab/>
+        <w:t>&lt;/ng-template&gt;</w:t>
+      </w:r>
+    </w:p>
+    <w:p/>
+    <w:p>
+      <w:r>
+        <w:tab/>
+        <w:t>@if(randomNumber){</w:t>
+      </w:r>
+    </w:p>
+    <w:p>
+      <w:r>
+        <w:tab/>
+        <w:t>&lt;ng-container *ngTemplateOutlet=”</w:t>
+      </w:r>
+      <w:r>
+        <w:rPr>
+          <w:highlight w:val="yellow"/>
+        </w:rPr>
+        <w:t>randomTemplate</w:t>
+      </w:r>
+      <w:r>
+        <w:t>”&gt;//template replace here</w:t>
+      </w:r>
+    </w:p>
+    <w:p>
+      <w:r>
+        <w:tab/>
+        <w:t>}</w:t>
+      </w:r>
+    </w:p>
+    <w:p/>
+    <w:p>
+      <w:r>
+        <w:t>-add element to array, remove first, remove last added, keep first half</w:t>
+      </w:r>
+    </w:p>
+    <w:p/>
+    <w:p>
+      <w:r>
+        <w:t>-add a style with ngstyle, add a class with ngClass</w:t>
+      </w:r>
+    </w:p>
+    <w:p>
+      <w:r>
+        <w:tab/>
+        <w:t>&lt;h2 [ngClass]=”randomNumber%2==0 ? ‘</w:t>
+      </w:r>
+      <w:r>
+        <w:t>vipClass</w:t>
+      </w:r>
+      <w:r>
+        <w:t>’ : ‘</w:t>
+      </w:r>
+      <w:r>
+        <w:t>poorClass</w:t>
+      </w:r>
+      <w:r>
+        <w:t>’”&gt;</w:t>
+      </w:r>
+    </w:p>
+    <w:p/>
+    <w:p>
+      <w:r>
+        <w:t>-load a component with ngComponentOutlet</w:t>
+      </w:r>
+    </w:p>
+    <w:p>
+      <w:r>
+        <w:tab/>
+      </w:r>
+    </w:p>
+    <w:p/>
+    <w:p>
+      <w:r>
+        <w:t>KAFKA</w:t>
+      </w:r>
+    </w:p>
+    <w:p>
+      <w:r>
+        <w:t>-</w:t>
+      </w:r>
+      <w:r>
+        <w:t>Generate kafka message and consume it</w:t>
+      </w:r>
+    </w:p>
+    <w:p>
+      <w:r>
+        <w:t>-</w:t>
+      </w:r>
+      <w:r>
+        <w:t>Create multi partition, multi group consumer example</w:t>
+      </w:r>
+    </w:p>
+    <w:p>
+      <w:r>
+        <w:t>-send a message with key and validate it will go to same partition</w:t>
+      </w:r>
+    </w:p>
+    <w:p/>
+    <w:p>
+      <w:r>
+        <w:t>THREADS</w:t>
+      </w:r>
+    </w:p>
+    <w:p>
+      <w:r>
+        <w:t>-create a virtual thread from thread builder, factory and executor</w:t>
+      </w:r>
+    </w:p>
+    <w:p>
+      <w:r>
+        <w:tab/>
+        <w:t>Thread.Builder.ofVirtual().unstarted(runnable)</w:t>
+      </w:r>
+    </w:p>
+    <w:p>
+      <w:r>
+        <w:tab/>
+        <w:t>Thread.ofVirtual().factory().new Thread(runnable) //create factory and a thread from it</w:t>
+      </w:r>
+    </w:p>
+    <w:p>
+      <w:r>
+        <w:tab/>
+      </w:r>
+      <w:r>
+        <w:t>Executors.</w:t>
+      </w:r>
+      <w:r>
+        <w:t xml:space="preserve"> newVirtualThreadPerTaskExecutor()</w:t>
+      </w:r>
+      <w:r>
+        <w:t>.submit(runnable)</w:t>
+      </w:r>
+    </w:p>
+    <w:p>
+      <w:r>
+        <w:lastRenderedPageBreak/>
+        <w:t>-force to wait daemon threads to complete before exiting with latch</w:t>
+      </w:r>
+    </w:p>
+    <w:p>
+      <w:r>
+        <w:tab/>
+        <w:t>CountdownLatch latch = new CountdownLatch(2) //count to end main</w:t>
+      </w:r>
+    </w:p>
+    <w:p>
+      <w:r>
+        <w:tab/>
+        <w:t>… latch.await()  //will wait until count goes to 0 (after 2 daemon threads)</w:t>
+      </w:r>
+    </w:p>
+    <w:p>
+      <w:r>
+        <w:tab/>
+        <w:t>…latch.countDown()  //rest 1 to current count</w:t>
+      </w:r>
+    </w:p>
+    <w:p>
+      <w:r>
+        <w:t>-create executor service for virtual threads</w:t>
+      </w:r>
+    </w:p>
+    <w:p>
+      <w:r>
+        <w:tab/>
+        <w:t>ExecutorService es =Executors.new</w:t>
+      </w:r>
+      <w:r>
+        <w:t xml:space="preserve"> newVirtualThreadPerTaskExecutor()</w:t>
+      </w:r>
+    </w:p>
+    <w:p>
+      <w:r>
+        <w:tab/>
+        <w:t>Es.submit(callable/runnable), es.execute(runnable only)</w:t>
+      </w:r>
+    </w:p>
+    <w:p/>
+    <w:p>
+      <w:r>
+        <w:t>-submit a task and validate the response if it is done and get its result</w:t>
+      </w:r>
+    </w:p>
+    <w:p>
+      <w:r>
+        <w:tab/>
+      </w:r>
+      <w:r>
+        <w:t xml:space="preserve">Future&lt;Product&gt; </w:t>
+      </w:r>
+      <w:r>
+        <w:rPr>
+          <w:highlight w:val="yellow"/>
+        </w:rPr>
+        <w:t>future</w:t>
+      </w:r>
+      <w:r>
+        <w:t xml:space="preserve"> =</w:t>
+      </w:r>
+      <w:r>
+        <w:t>ExecutorServiceins.</w:t>
+      </w:r>
+      <w:r>
+        <w:rPr>
+          <w:highlight w:val="yellow"/>
+        </w:rPr>
+        <w:t>submit</w:t>
+      </w:r>
+      <w:r>
+        <w:t>(()-&gt;Client.getProduct(1));</w:t>
+      </w:r>
+    </w:p>
+    <w:p>
+      <w:r>
+        <w:tab/>
+        <w:t>If(</w:t>
+      </w:r>
+      <w:r>
+        <w:rPr>
+          <w:highlight w:val="yellow"/>
+        </w:rPr>
+        <w:t>future.isDone</w:t>
+      </w:r>
+      <w:r>
+        <w:t xml:space="preserve">()) return </w:t>
+      </w:r>
+      <w:r>
+        <w:rPr>
+          <w:highlight w:val="yellow"/>
+        </w:rPr>
+        <w:t>future.get</w:t>
+      </w:r>
+      <w:r>
+        <w:t>();</w:t>
+      </w:r>
+    </w:p>
+    <w:p>
+      <w:r>
+        <w:t>-Semaphore example</w:t>
+      </w:r>
+    </w:p>
+    <w:p>
+      <w:r>
+        <w:tab/>
+      </w:r>
+      <w:r>
+        <w:t>Semaphore s = new Semaphore(2); i=0;</w:t>
+      </w:r>
+    </w:p>
+    <w:p>
+      <w:r>
+        <w:tab/>
+        <w:t>While(i&lt;100){ s.aquire() sout(“semaphore”); i++; s.release()};</w:t>
+      </w:r>
+    </w:p>
+    <w:p/>
+    <w:p>
+      <w:r>
+        <w:t>-create a scheduler with virtual threads</w:t>
+      </w:r>
+    </w:p>
+    <w:p>
+      <w:r>
+        <w:tab/>
+        <w:t xml:space="preserve">ThreadFactory </w:t>
+      </w:r>
+      <w:r>
+        <w:rPr>
+          <w:highlight w:val="yellow"/>
+        </w:rPr>
+        <w:t>f</w:t>
+      </w:r>
+      <w:r>
+        <w:t xml:space="preserve"> = Thread.ofVirtual().factory();</w:t>
+      </w:r>
+    </w:p>
+    <w:p>
+      <w:r>
+        <w:tab/>
+        <w:t xml:space="preserve">ScheduledExecutorService s=Executors.newScheduledThreadPool(1, </w:t>
+      </w:r>
+      <w:r>
+        <w:rPr>
+          <w:highlight w:val="yellow"/>
+        </w:rPr>
+        <w:t>f</w:t>
+      </w:r>
       <w:r>
         <w:t>);</w:t>
       </w:r>
-      <w:proofErr w:type="gramEnd"/>
-    </w:p>
-    <w:p>
-      <w:r>
-        <w:tab/>
-      </w:r>
-      <w:proofErr w:type="spellStart"/>
-      <w:r>
-        <w:t>computedEx</w:t>
-      </w:r>
-      <w:proofErr w:type="spellEnd"/>
-      <w:proofErr w:type="gramStart"/>
-      <w:r>
-        <w:t>=  computed</w:t>
-      </w:r>
-      <w:proofErr w:type="gramEnd"/>
-      <w:r>
-        <w:t>(</w:t>
-      </w:r>
-      <w:proofErr w:type="gramStart"/>
-      <w:r>
-        <w:t>()=</w:t>
-      </w:r>
-      <w:proofErr w:type="gramEnd"/>
-      <w:r>
-        <w:t xml:space="preserve">&gt; </w:t>
-      </w:r>
-      <w:proofErr w:type="spellStart"/>
-      <w:proofErr w:type="gramStart"/>
-      <w:r>
-        <w:t>value.toUppercase</w:t>
-      </w:r>
-      <w:proofErr w:type="spellEnd"/>
-      <w:proofErr w:type="gramEnd"/>
-      <w:r>
-        <w:t>()</w:t>
-      </w:r>
-      <w:proofErr w:type="gramStart"/>
-      <w:r>
-        <w:t xml:space="preserve">);   </w:t>
-      </w:r>
-      <w:proofErr w:type="gramEnd"/>
-      <w:r>
-        <w:t xml:space="preserve"> //</w:t>
-      </w:r>
-      <w:r>
-        <w:rPr>
-          <w:highlight w:val="yellow"/>
-        </w:rPr>
-        <w:t>never has a input parameter</w:t>
-      </w:r>
-    </w:p>
-    <w:p>
-      <w:r>
-        <w:tab/>
-        <w:t>{{</w:t>
-      </w:r>
-      <w:proofErr w:type="spellStart"/>
-      <w:proofErr w:type="gramStart"/>
-      <w:r>
-        <w:t>computedEx</w:t>
-      </w:r>
-      <w:proofErr w:type="spellEnd"/>
-      <w:r>
-        <w:t>(</w:t>
-      </w:r>
-      <w:proofErr w:type="gramEnd"/>
-      <w:r>
-        <w:t>)</w:t>
-      </w:r>
-      <w:proofErr w:type="gramStart"/>
-      <w:r>
-        <w:t xml:space="preserve">}}   </w:t>
-      </w:r>
-      <w:proofErr w:type="gramEnd"/>
-      <w:r>
-        <w:t>//prints FER</w:t>
+    </w:p>
+    <w:p>
+      <w:r>
+        <w:tab/>
+        <w:t>s.scheduleAtFixedRate(()-&gt;{…}, 1,2,TimeUnit.Seconds)  //delay 1, cada 2 segundos</w:t>
+      </w:r>
+    </w:p>
+    <w:p>
+      <w:r>
+        <w:tab/>
+        <w:t>s.shutdown()</w:t>
+      </w:r>
+    </w:p>
+    <w:p>
+      <w:r>
+        <w:t>-create local thread</w:t>
+      </w:r>
+    </w:p>
+    <w:p>
+      <w:r>
+        <w:tab/>
+        <w:t xml:space="preserve">ThreadLocal&lt;String&gt; tl = new ThreadLocal&lt;&gt;(); </w:t>
+      </w:r>
+    </w:p>
+    <w:p>
+      <w:r>
+        <w:tab/>
+        <w:t>Tl.set(“tokened”);   tl.get()</w:t>
+      </w:r>
+    </w:p>
+    <w:p>
+      <w:r>
+        <w:tab/>
+        <w:t>OR</w:t>
+      </w:r>
+    </w:p>
+    <w:p>
+      <w:r>
+        <w:tab/>
+        <w:t>ThreadLocal&lt;String&gt; tl = ThreadLocal.withInitial (()-&gt;“Example”)</w:t>
       </w:r>
     </w:p>
     <w:p/>
     <w:p>
       <w:r>
-        <w:t>-create an effect</w:t>
-      </w:r>
-    </w:p>
-    <w:p>
-      <w:r>
-        <w:tab/>
-      </w:r>
-      <w:proofErr w:type="gramStart"/>
-      <w:r>
-        <w:t>Effect(</w:t>
-      </w:r>
-      <w:proofErr w:type="gramEnd"/>
-      <w:r>
-        <w:t>() =</w:t>
-      </w:r>
-      <w:proofErr w:type="gramStart"/>
-      <w:r>
-        <w:t>&gt;{ log.info</w:t>
-      </w:r>
-      <w:proofErr w:type="gramEnd"/>
-      <w:r>
-        <w:t xml:space="preserve">(‘updated signal to Unused </w:t>
-      </w:r>
-      <w:proofErr w:type="gramStart"/>
-      <w:r>
-        <w:t>state’}</w:t>
-      </w:r>
-      <w:proofErr w:type="gramEnd"/>
-    </w:p>
-    <w:p>
-      <w:r>
         <w:lastRenderedPageBreak/>
-        <w:t xml:space="preserve">-create an effect with untrack (this </w:t>
-      </w:r>
-      <w:proofErr w:type="gramStart"/>
-      <w:r>
-        <w:t>untrack</w:t>
-      </w:r>
-      <w:proofErr w:type="gramEnd"/>
-      <w:r>
-        <w:t xml:space="preserve"> changes of state will not trigger the effect)</w:t>
-      </w:r>
-    </w:p>
-    <w:p>
-      <w:r>
-        <w:tab/>
-      </w:r>
-      <w:proofErr w:type="gramStart"/>
-      <w:r>
-        <w:t>Effect(</w:t>
-      </w:r>
-      <w:proofErr w:type="gramEnd"/>
-      <w:r>
-        <w:t xml:space="preserve">() =&gt; </w:t>
-      </w:r>
-      <w:proofErr w:type="gramStart"/>
-      <w:r>
-        <w:t>{ `</w:t>
-      </w:r>
-      <w:proofErr w:type="gramEnd"/>
-      <w:r>
-        <w:t>the counter increases: $count and the user is ${untracked(counter)}</w:t>
-      </w:r>
-      <w:r>
-        <w:t xml:space="preserve"> </w:t>
-      </w:r>
-      <w:r>
-        <w:t>`}</w:t>
-      </w:r>
-    </w:p>
-    <w:p/>
-    <w:p>
-      <w:r>
-        <w:t xml:space="preserve">-add a token into the </w:t>
-      </w:r>
-      <w:proofErr w:type="spellStart"/>
-      <w:r>
-        <w:t>localStorage</w:t>
-      </w:r>
-      <w:proofErr w:type="spellEnd"/>
-    </w:p>
-    <w:p>
-      <w:r>
-        <w:tab/>
-      </w:r>
-      <w:proofErr w:type="spellStart"/>
-      <w:r>
-        <w:t>localStorage.</w:t>
-      </w:r>
-      <w:proofErr w:type="gramStart"/>
-      <w:r>
-        <w:t>setItem</w:t>
-      </w:r>
-      <w:proofErr w:type="spellEnd"/>
-      <w:r>
-        <w:t>(‘</w:t>
-      </w:r>
-      <w:proofErr w:type="spellStart"/>
-      <w:proofErr w:type="gramEnd"/>
-      <w:r>
-        <w:t>tokenName</w:t>
-      </w:r>
-      <w:proofErr w:type="spellEnd"/>
-      <w:proofErr w:type="gramStart"/>
-      <w:r>
-        <w:t>’, ‘</w:t>
-      </w:r>
-      <w:proofErr w:type="spellStart"/>
-      <w:proofErr w:type="gramEnd"/>
-      <w:r>
-        <w:t>jwt</w:t>
-      </w:r>
-      <w:proofErr w:type="spellEnd"/>
-      <w:r>
-        <w:t xml:space="preserve"> value’</w:t>
-      </w:r>
-      <w:proofErr w:type="gramStart"/>
-      <w:r>
-        <w:t>);</w:t>
-      </w:r>
-      <w:proofErr w:type="gramEnd"/>
-    </w:p>
-    <w:p/>
-    <w:p>
-      <w:r>
-        <w:t>-add ng content</w:t>
-      </w:r>
-    </w:p>
-    <w:p>
-      <w:r>
-        <w:tab/>
-      </w:r>
-    </w:p>
-    <w:p>
-      <w:r>
-        <w:tab/>
-        <w:t>In component cards html</w:t>
-      </w:r>
-    </w:p>
-    <w:p>
-      <w:r>
-        <w:tab/>
-      </w:r>
-      <w:r>
-        <w:tab/>
-        <w:t>&lt;ng-content select</w:t>
-      </w:r>
-      <w:proofErr w:type="gramStart"/>
-      <w:r>
-        <w:t>=”body</w:t>
-      </w:r>
-      <w:proofErr w:type="gramEnd"/>
-      <w:r>
-        <w:t>”&gt;</w:t>
-      </w:r>
-    </w:p>
-    <w:p>
-      <w:r>
-        <w:tab/>
-        <w:t xml:space="preserve">Using the component in </w:t>
-      </w:r>
-      <w:r>
-        <w:t xml:space="preserve">parent </w:t>
-      </w:r>
-      <w:r>
-        <w:t>html</w:t>
-      </w:r>
-    </w:p>
-    <w:p>
-      <w:r>
-        <w:tab/>
-      </w:r>
-      <w:r>
-        <w:tab/>
-        <w:t>&lt;cards&gt;</w:t>
-      </w:r>
-    </w:p>
-    <w:p>
-      <w:r>
-        <w:tab/>
-      </w:r>
-      <w:r>
-        <w:tab/>
-      </w:r>
-      <w:r>
-        <w:tab/>
-        <w:t>&lt;body&gt;&lt;p&gt;body to add&lt;/p&gt;&lt;/body&gt;</w:t>
-      </w:r>
-    </w:p>
-    <w:p>
-      <w:r>
-        <w:tab/>
-      </w:r>
-      <w:r>
-        <w:tab/>
-        <w:t>&lt;cards&gt;</w:t>
-      </w:r>
-    </w:p>
-    <w:p>
-      <w:r>
-        <w:tab/>
-      </w:r>
-      <w:r>
-        <w:tab/>
-      </w:r>
-    </w:p>
-    <w:p>
-      <w:r>
-        <w:t>-view child example</w:t>
-      </w:r>
-    </w:p>
-    <w:p>
-      <w:r>
-        <w:tab/>
-        <w:t>Component has in its html &lt;input #nameInput…&gt;</w:t>
-      </w:r>
-    </w:p>
-    <w:p>
-      <w:r>
-        <w:tab/>
-        <w:t xml:space="preserve">In its </w:t>
-      </w:r>
-      <w:proofErr w:type="spellStart"/>
-      <w:r>
-        <w:t>ts</w:t>
-      </w:r>
-      <w:proofErr w:type="spellEnd"/>
-      <w:r>
-        <w:t xml:space="preserve"> file</w:t>
-      </w:r>
-    </w:p>
-    <w:p>
-      <w:r>
-        <w:tab/>
-      </w:r>
-      <w:r>
-        <w:tab/>
-        <w:t xml:space="preserve">@ViewChild(‘nameInput’) </w:t>
-      </w:r>
-      <w:proofErr w:type="spellStart"/>
-      <w:r>
-        <w:t>inputElement</w:t>
-      </w:r>
-      <w:proofErr w:type="spellEnd"/>
-      <w:r>
-        <w:t xml:space="preserve">: </w:t>
-      </w:r>
-      <w:proofErr w:type="spellStart"/>
-      <w:proofErr w:type="gramStart"/>
-      <w:r>
-        <w:t>ElementRef</w:t>
-      </w:r>
-      <w:proofErr w:type="spellEnd"/>
-      <w:r>
-        <w:t>;</w:t>
-      </w:r>
-      <w:proofErr w:type="gramEnd"/>
-    </w:p>
-    <w:p>
-      <w:proofErr w:type="spellStart"/>
-      <w:proofErr w:type="gramStart"/>
-      <w:r>
-        <w:t>ngAfterViewInit</w:t>
-      </w:r>
-      <w:proofErr w:type="spellEnd"/>
-      <w:r>
-        <w:t xml:space="preserve">(){ </w:t>
-      </w:r>
-      <w:proofErr w:type="spellStart"/>
-      <w:r>
-        <w:t>this</w:t>
-      </w:r>
-      <w:proofErr w:type="gramEnd"/>
-      <w:r>
-        <w:t>.</w:t>
-      </w:r>
-      <w:proofErr w:type="gramStart"/>
-      <w:r>
-        <w:t>inputElement.nativeElement.focus</w:t>
-      </w:r>
-      <w:proofErr w:type="spellEnd"/>
-      <w:proofErr w:type="gramEnd"/>
-      <w:r>
-        <w:t>()</w:t>
-      </w:r>
-      <w:proofErr w:type="gramStart"/>
-      <w:r>
-        <w:t>; }</w:t>
-      </w:r>
-      <w:proofErr w:type="gramEnd"/>
-      <w:r>
-        <w:t xml:space="preserve"> </w:t>
-      </w:r>
-    </w:p>
-    <w:p/>
-    <w:p>
-      <w:r>
-        <w:t>-example with ng-content, ng-template and ng-template-outlet</w:t>
-      </w:r>
-    </w:p>
-    <w:p>
-      <w:r>
-        <w:tab/>
-      </w:r>
-      <w:r>
-        <w:t>&lt;ng-content select</w:t>
-      </w:r>
-      <w:proofErr w:type="gramStart"/>
-      <w:r>
-        <w:t>=”</w:t>
-      </w:r>
-      <w:r>
-        <w:rPr>
-          <w:highlight w:val="yellow"/>
-        </w:rPr>
-        <w:t>header</w:t>
-      </w:r>
-      <w:proofErr w:type="gramEnd"/>
-      <w:r>
-        <w:t xml:space="preserve">”&gt;&lt;ng-content&gt;    //parent will </w:t>
-      </w:r>
-      <w:proofErr w:type="gramStart"/>
-      <w:r>
-        <w:t>sent</w:t>
-      </w:r>
-      <w:proofErr w:type="gramEnd"/>
-      <w:r>
-        <w:t xml:space="preserve"> content to replace it</w:t>
-      </w:r>
-    </w:p>
-    <w:p>
-      <w:pPr>
-        <w:ind w:firstLine="720"/>
-      </w:pPr>
-      <w:r>
-        <w:t xml:space="preserve">(&lt;child&gt;&lt;h1 </w:t>
-      </w:r>
-      <w:r>
-        <w:rPr>
-          <w:highlight w:val="yellow"/>
-        </w:rPr>
-        <w:t>header</w:t>
-      </w:r>
-      <w:r>
-        <w:t>&gt;Header to replace in child&lt;/h1&gt;&lt;/child&gt;</w:t>
-      </w:r>
-    </w:p>
-    <w:p>
-      <w:r>
-        <w:tab/>
-      </w:r>
-    </w:p>
-    <w:p>
-      <w:r>
-        <w:tab/>
-        <w:t>&lt;ng-template #</w:t>
-      </w:r>
-      <w:r>
-        <w:rPr>
-          <w:highlight w:val="yellow"/>
-        </w:rPr>
-        <w:t>randomTemplate</w:t>
-      </w:r>
-      <w:r>
-        <w:t>&gt;</w:t>
-      </w:r>
-    </w:p>
-    <w:p>
-      <w:r>
-        <w:lastRenderedPageBreak/>
-        <w:tab/>
-      </w:r>
-      <w:r>
-        <w:tab/>
-        <w:t>{{</w:t>
-      </w:r>
-      <w:proofErr w:type="spellStart"/>
-      <w:r>
-        <w:t>randomNumber</w:t>
-      </w:r>
-      <w:proofErr w:type="spellEnd"/>
-      <w:r>
-        <w:t>}}</w:t>
-      </w:r>
-    </w:p>
-    <w:p>
-      <w:r>
-        <w:tab/>
-        <w:t>&lt;/ng-template&gt;</w:t>
-      </w:r>
-    </w:p>
-    <w:p/>
-    <w:p>
-      <w:r>
-        <w:tab/>
-      </w:r>
-      <w:proofErr w:type="gramStart"/>
-      <w:r>
-        <w:t>@if</w:t>
-      </w:r>
-      <w:proofErr w:type="gramEnd"/>
-      <w:r>
-        <w:t>(randomNumber</w:t>
-      </w:r>
-      <w:proofErr w:type="gramStart"/>
-      <w:r>
-        <w:t>){</w:t>
-      </w:r>
-      <w:proofErr w:type="gramEnd"/>
-    </w:p>
-    <w:p>
-      <w:r>
-        <w:tab/>
-        <w:t>&lt;ng-container *</w:t>
-      </w:r>
-      <w:proofErr w:type="spellStart"/>
-      <w:r>
-        <w:t>ngTemplateOutlet</w:t>
-      </w:r>
-      <w:proofErr w:type="spellEnd"/>
-      <w:proofErr w:type="gramStart"/>
-      <w:r>
-        <w:t>=”</w:t>
-      </w:r>
-      <w:proofErr w:type="spellStart"/>
-      <w:r>
-        <w:rPr>
-          <w:highlight w:val="yellow"/>
-        </w:rPr>
-        <w:t>randomTemplate</w:t>
-      </w:r>
-      <w:proofErr w:type="spellEnd"/>
-      <w:proofErr w:type="gramEnd"/>
-      <w:r>
-        <w:t>”&gt;//template replace here</w:t>
-      </w:r>
-    </w:p>
-    <w:p>
-      <w:r>
-        <w:tab/>
-        <w:t>}</w:t>
-      </w:r>
-    </w:p>
-    <w:p/>
-    <w:p>
-      <w:r>
-        <w:t>-add element to array, remove first, remove last added, keep first half</w:t>
-      </w:r>
-    </w:p>
-    <w:p/>
-    <w:p>
-      <w:r>
-        <w:t xml:space="preserve">-add a style with </w:t>
-      </w:r>
-      <w:proofErr w:type="spellStart"/>
-      <w:r>
-        <w:t>ngstyle</w:t>
-      </w:r>
-      <w:proofErr w:type="spellEnd"/>
-      <w:r>
-        <w:t xml:space="preserve">, add a class with </w:t>
-      </w:r>
-      <w:proofErr w:type="spellStart"/>
-      <w:r>
-        <w:t>ngClass</w:t>
-      </w:r>
-      <w:proofErr w:type="spellEnd"/>
-    </w:p>
-    <w:p>
-      <w:r>
-        <w:tab/>
-        <w:t>&lt;h2 [</w:t>
-      </w:r>
-      <w:proofErr w:type="spellStart"/>
-      <w:r>
-        <w:t>ngClass</w:t>
-      </w:r>
-      <w:proofErr w:type="spellEnd"/>
-      <w:r>
-        <w:t>]</w:t>
-      </w:r>
-      <w:proofErr w:type="gramStart"/>
-      <w:r>
-        <w:t>=”randomNumber</w:t>
-      </w:r>
-      <w:proofErr w:type="gramEnd"/>
-      <w:r>
-        <w:t>%2==</w:t>
-      </w:r>
-      <w:proofErr w:type="gramStart"/>
-      <w:r>
-        <w:t>0 ?</w:t>
-      </w:r>
-      <w:proofErr w:type="gramEnd"/>
-      <w:r>
-        <w:t xml:space="preserve"> ‘</w:t>
-      </w:r>
-      <w:proofErr w:type="spellStart"/>
-      <w:r>
-        <w:t>vipClass</w:t>
-      </w:r>
-      <w:proofErr w:type="spellEnd"/>
-      <w:proofErr w:type="gramStart"/>
-      <w:r>
-        <w:t>’ :</w:t>
-      </w:r>
-      <w:proofErr w:type="gramEnd"/>
-      <w:r>
-        <w:t xml:space="preserve"> ‘</w:t>
-      </w:r>
-      <w:proofErr w:type="spellStart"/>
-      <w:r>
-        <w:t>poorClass</w:t>
-      </w:r>
-      <w:proofErr w:type="spellEnd"/>
-      <w:r>
-        <w:t>’”&gt;</w:t>
-      </w:r>
-    </w:p>
-    <w:p/>
-    <w:p>
-      <w:r>
-        <w:t xml:space="preserve">-load a component with </w:t>
-      </w:r>
-      <w:proofErr w:type="spellStart"/>
-      <w:r>
-        <w:t>ngComponentOutlet</w:t>
-      </w:r>
-      <w:proofErr w:type="spellEnd"/>
-    </w:p>
-    <w:p>
-      <w:r>
-        <w:tab/>
-      </w:r>
-    </w:p>
-    <w:p/>
-    <w:p>
-      <w:r>
-        <w:t>KAFKA</w:t>
-      </w:r>
-    </w:p>
-    <w:p>
-      <w:r>
-        <w:t>-</w:t>
-      </w:r>
-      <w:r>
-        <w:t xml:space="preserve">Generate </w:t>
-      </w:r>
-      <w:proofErr w:type="spellStart"/>
-      <w:r>
-        <w:t>kafka</w:t>
-      </w:r>
-      <w:proofErr w:type="spellEnd"/>
-      <w:r>
-        <w:t xml:space="preserve"> message and consume it</w:t>
-      </w:r>
-    </w:p>
-    <w:p>
-      <w:r>
-        <w:t>-</w:t>
-      </w:r>
-      <w:r>
-        <w:t>Create multi partition, multi group consumer example</w:t>
-      </w:r>
-    </w:p>
-    <w:p/>
-    <w:p/>
-    <w:p>
-      <w:r>
-        <w:t>SPRING BOOT</w:t>
-      </w:r>
-    </w:p>
-    <w:p>
-      <w:r>
-        <w:t xml:space="preserve">-@Transactional all propagation and isolation with retry </w:t>
-      </w:r>
-    </w:p>
-    <w:p/>
-    <w:p/>
-    <w:p>
-      <w:r>
-        <w:t>THREADS</w:t>
-      </w:r>
-    </w:p>
-    <w:p>
-      <w:r>
-        <w:t>-create a virtual thread from thread builder, factory and executor</w:t>
-      </w:r>
-    </w:p>
-    <w:p>
-      <w:r>
-        <w:lastRenderedPageBreak/>
-        <w:tab/>
-      </w:r>
-      <w:proofErr w:type="spellStart"/>
-      <w:proofErr w:type="gramStart"/>
-      <w:r>
-        <w:t>Thread.Builder.ofVirtual</w:t>
-      </w:r>
-      <w:proofErr w:type="spellEnd"/>
-      <w:proofErr w:type="gramEnd"/>
-      <w:r>
-        <w:t>(</w:t>
-      </w:r>
-      <w:proofErr w:type="gramStart"/>
-      <w:r>
-        <w:t>).</w:t>
-      </w:r>
-      <w:proofErr w:type="spellStart"/>
-      <w:r>
-        <w:t>unstarted</w:t>
-      </w:r>
-      <w:proofErr w:type="spellEnd"/>
-      <w:proofErr w:type="gramEnd"/>
-      <w:r>
-        <w:t>(runnable)</w:t>
-      </w:r>
-    </w:p>
-    <w:p>
-      <w:r>
-        <w:tab/>
-      </w:r>
-      <w:proofErr w:type="spellStart"/>
-      <w:r>
-        <w:t>Thread.ofVirtual</w:t>
-      </w:r>
-      <w:proofErr w:type="spellEnd"/>
-      <w:r>
-        <w:t>(</w:t>
-      </w:r>
-      <w:proofErr w:type="gramStart"/>
-      <w:r>
-        <w:t>).factory</w:t>
-      </w:r>
-      <w:proofErr w:type="gramEnd"/>
-      <w:r>
-        <w:t>(</w:t>
-      </w:r>
-      <w:proofErr w:type="gramStart"/>
-      <w:r>
-        <w:t>).new</w:t>
-      </w:r>
-      <w:proofErr w:type="gramEnd"/>
-      <w:r>
-        <w:t xml:space="preserve"> Thread(runnable) //create factory and a thread from it</w:t>
-      </w:r>
-    </w:p>
-    <w:p>
-      <w:r>
-        <w:tab/>
-      </w:r>
-      <w:r>
-        <w:t>Executors.</w:t>
-      </w:r>
-      <w:r>
-        <w:t xml:space="preserve"> </w:t>
-      </w:r>
-      <w:proofErr w:type="spellStart"/>
-      <w:r>
-        <w:t>newVirtualThreadPerTaskExecutor</w:t>
-      </w:r>
-      <w:proofErr w:type="spellEnd"/>
-      <w:r>
-        <w:t>(</w:t>
-      </w:r>
-      <w:proofErr w:type="gramStart"/>
-      <w:r>
-        <w:t>)</w:t>
-      </w:r>
-      <w:r>
-        <w:t>.submit</w:t>
-      </w:r>
-      <w:proofErr w:type="gramEnd"/>
-      <w:r>
-        <w:t>(runnable)</w:t>
-      </w:r>
-    </w:p>
-    <w:p>
-      <w:r>
-        <w:t xml:space="preserve">-force to </w:t>
-      </w:r>
-      <w:proofErr w:type="gramStart"/>
-      <w:r>
-        <w:t>wait</w:t>
-      </w:r>
-      <w:proofErr w:type="gramEnd"/>
-      <w:r>
-        <w:t xml:space="preserve"> daemon threads to complete before exiting with latch</w:t>
-      </w:r>
-    </w:p>
-    <w:p>
-      <w:r>
-        <w:tab/>
-      </w:r>
-      <w:proofErr w:type="spellStart"/>
-      <w:r>
-        <w:t>CountdownLatch</w:t>
-      </w:r>
-      <w:proofErr w:type="spellEnd"/>
-      <w:r>
-        <w:t xml:space="preserve"> latch = new </w:t>
-      </w:r>
-      <w:proofErr w:type="spellStart"/>
-      <w:proofErr w:type="gramStart"/>
-      <w:r>
-        <w:t>CountdownLatch</w:t>
-      </w:r>
-      <w:proofErr w:type="spellEnd"/>
-      <w:r>
-        <w:t>(</w:t>
-      </w:r>
-      <w:proofErr w:type="gramEnd"/>
-      <w:r>
-        <w:t>2) //count to end main</w:t>
-      </w:r>
-    </w:p>
-    <w:p>
-      <w:r>
-        <w:tab/>
-        <w:t xml:space="preserve">… </w:t>
-      </w:r>
-      <w:proofErr w:type="spellStart"/>
-      <w:proofErr w:type="gramStart"/>
-      <w:r>
-        <w:t>latch.await</w:t>
-      </w:r>
-      <w:proofErr w:type="spellEnd"/>
-      <w:r>
-        <w:t>()  /</w:t>
-      </w:r>
-      <w:proofErr w:type="gramEnd"/>
-      <w:r>
-        <w:t>/will wait until count goes to 0 (after 2 daemon threads)</w:t>
-      </w:r>
-    </w:p>
-    <w:p>
-      <w:r>
-        <w:tab/>
-        <w:t>…</w:t>
-      </w:r>
-      <w:proofErr w:type="spellStart"/>
-      <w:proofErr w:type="gramStart"/>
-      <w:r>
-        <w:t>latch.countDown</w:t>
-      </w:r>
-      <w:proofErr w:type="spellEnd"/>
-      <w:r>
-        <w:t>()  /</w:t>
-      </w:r>
-      <w:proofErr w:type="gramEnd"/>
-      <w:r>
-        <w:t>/rest 1 to current count</w:t>
-      </w:r>
-    </w:p>
-    <w:p>
-      <w:r>
-        <w:t>-create executor service for virtual threads</w:t>
-      </w:r>
-    </w:p>
-    <w:p>
-      <w:r>
-        <w:tab/>
-      </w:r>
-      <w:proofErr w:type="spellStart"/>
-      <w:r>
-        <w:t>ExecutorService</w:t>
-      </w:r>
-      <w:proofErr w:type="spellEnd"/>
-      <w:r>
-        <w:t xml:space="preserve"> es =</w:t>
-      </w:r>
-      <w:proofErr w:type="spellStart"/>
-      <w:r>
-        <w:t>Executors.new</w:t>
-      </w:r>
-      <w:proofErr w:type="spellEnd"/>
-      <w:r>
-        <w:t xml:space="preserve"> </w:t>
-      </w:r>
-      <w:proofErr w:type="spellStart"/>
-      <w:proofErr w:type="gramStart"/>
-      <w:r>
-        <w:t>newVirtualThreadPerTaskExecutor</w:t>
-      </w:r>
-      <w:proofErr w:type="spellEnd"/>
-      <w:r>
-        <w:t>(</w:t>
-      </w:r>
-      <w:proofErr w:type="gramEnd"/>
-      <w:r>
-        <w:t>)</w:t>
-      </w:r>
-    </w:p>
-    <w:p>
-      <w:r>
-        <w:tab/>
-      </w:r>
-      <w:proofErr w:type="spellStart"/>
-      <w:proofErr w:type="gramStart"/>
-      <w:r>
-        <w:t>Es.submit</w:t>
-      </w:r>
-      <w:proofErr w:type="spellEnd"/>
-      <w:proofErr w:type="gramEnd"/>
-      <w:r>
-        <w:t xml:space="preserve">(callable/runnable), </w:t>
-      </w:r>
-      <w:proofErr w:type="spellStart"/>
-      <w:proofErr w:type="gramStart"/>
-      <w:r>
-        <w:t>es.execute</w:t>
-      </w:r>
-      <w:proofErr w:type="spellEnd"/>
-      <w:proofErr w:type="gramEnd"/>
-      <w:r>
-        <w:t>(runnable only)</w:t>
-      </w:r>
-    </w:p>
-    <w:p/>
-    <w:p>
-      <w:r>
-        <w:t>-submit a task and validate the response if it is done and get its result</w:t>
-      </w:r>
-    </w:p>
-    <w:p>
-      <w:r>
-        <w:tab/>
-      </w:r>
-      <w:r>
-        <w:t xml:space="preserve">Future&lt;Product&gt; </w:t>
-      </w:r>
-      <w:r>
-        <w:rPr>
-          <w:highlight w:val="yellow"/>
-        </w:rPr>
-        <w:t>future</w:t>
-      </w:r>
-      <w:r>
-        <w:t xml:space="preserve"> =</w:t>
-      </w:r>
-      <w:proofErr w:type="spellStart"/>
-      <w:r>
-        <w:t>ExecutorServiceins.</w:t>
-      </w:r>
-      <w:r>
-        <w:rPr>
-          <w:highlight w:val="yellow"/>
-        </w:rPr>
-        <w:t>submit</w:t>
-      </w:r>
-      <w:proofErr w:type="spellEnd"/>
-      <w:r>
-        <w:t>(()-&gt;</w:t>
-      </w:r>
-      <w:proofErr w:type="spellStart"/>
-      <w:r>
-        <w:t>Client.getProduct</w:t>
-      </w:r>
-      <w:proofErr w:type="spellEnd"/>
-      <w:r>
-        <w:t>(1)</w:t>
-      </w:r>
-      <w:proofErr w:type="gramStart"/>
-      <w:r>
-        <w:t>);</w:t>
-      </w:r>
-      <w:proofErr w:type="gramEnd"/>
-    </w:p>
-    <w:p>
-      <w:r>
-        <w:tab/>
-        <w:t>If(</w:t>
-      </w:r>
-      <w:proofErr w:type="spellStart"/>
-      <w:proofErr w:type="gramStart"/>
-      <w:r>
-        <w:rPr>
-          <w:highlight w:val="yellow"/>
-        </w:rPr>
-        <w:t>future.isDone</w:t>
-      </w:r>
-      <w:proofErr w:type="spellEnd"/>
-      <w:proofErr w:type="gramEnd"/>
-      <w:r>
-        <w:t xml:space="preserve">()) return </w:t>
-      </w:r>
-      <w:proofErr w:type="spellStart"/>
-      <w:proofErr w:type="gramStart"/>
-      <w:r>
-        <w:rPr>
-          <w:highlight w:val="yellow"/>
-        </w:rPr>
-        <w:t>future.get</w:t>
-      </w:r>
-      <w:proofErr w:type="spellEnd"/>
-      <w:r>
-        <w:t>();</w:t>
-      </w:r>
-      <w:proofErr w:type="gramEnd"/>
-    </w:p>
-    <w:p>
-      <w:r>
-        <w:t>-Semaphore example</w:t>
-      </w:r>
-    </w:p>
-    <w:p>
-      <w:r>
-        <w:tab/>
-      </w:r>
-      <w:r>
-        <w:t xml:space="preserve">Semaphore s = new </w:t>
-      </w:r>
-      <w:proofErr w:type="gramStart"/>
-      <w:r>
-        <w:t>Semaphore(</w:t>
-      </w:r>
-      <w:proofErr w:type="gramEnd"/>
-      <w:r>
-        <w:t xml:space="preserve">2); </w:t>
-      </w:r>
-      <w:proofErr w:type="spellStart"/>
-      <w:r>
-        <w:t>i</w:t>
-      </w:r>
-      <w:proofErr w:type="spellEnd"/>
-      <w:r>
-        <w:t>=</w:t>
-      </w:r>
-      <w:proofErr w:type="gramStart"/>
-      <w:r>
-        <w:t>0;</w:t>
-      </w:r>
-      <w:proofErr w:type="gramEnd"/>
-    </w:p>
-    <w:p>
-      <w:r>
-        <w:tab/>
-        <w:t>While(</w:t>
-      </w:r>
-      <w:proofErr w:type="spellStart"/>
-      <w:r>
-        <w:t>i</w:t>
-      </w:r>
-      <w:proofErr w:type="spellEnd"/>
-      <w:r>
-        <w:t>&lt;</w:t>
-      </w:r>
-      <w:proofErr w:type="gramStart"/>
-      <w:r>
-        <w:t>100){</w:t>
-      </w:r>
-      <w:proofErr w:type="gramEnd"/>
-      <w:r>
-        <w:t xml:space="preserve"> </w:t>
-      </w:r>
-      <w:proofErr w:type="spellStart"/>
-      <w:proofErr w:type="gramStart"/>
-      <w:r>
-        <w:t>s.aquire</w:t>
-      </w:r>
-      <w:proofErr w:type="spellEnd"/>
-      <w:proofErr w:type="gramEnd"/>
-      <w:r>
-        <w:t xml:space="preserve">() </w:t>
-      </w:r>
-      <w:proofErr w:type="spellStart"/>
-      <w:r>
-        <w:t>sout</w:t>
-      </w:r>
-      <w:proofErr w:type="spellEnd"/>
-      <w:r>
-        <w:t xml:space="preserve">(“semaphore”); </w:t>
-      </w:r>
-      <w:proofErr w:type="spellStart"/>
-      <w:r>
-        <w:t>i</w:t>
-      </w:r>
-      <w:proofErr w:type="spellEnd"/>
-      <w:r>
-        <w:t xml:space="preserve">++; </w:t>
-      </w:r>
-      <w:proofErr w:type="spellStart"/>
-      <w:proofErr w:type="gramStart"/>
-      <w:r>
-        <w:t>s.release</w:t>
-      </w:r>
-      <w:proofErr w:type="spellEnd"/>
-      <w:proofErr w:type="gramEnd"/>
-      <w:r>
-        <w:t>()</w:t>
-      </w:r>
-      <w:proofErr w:type="gramStart"/>
-      <w:r>
-        <w:t>};</w:t>
-      </w:r>
-      <w:proofErr w:type="gramEnd"/>
-    </w:p>
-    <w:p/>
-    <w:p>
-      <w:r>
-        <w:t>-create a scheduler with virtual threads</w:t>
-      </w:r>
-    </w:p>
-    <w:p>
-      <w:r>
-        <w:tab/>
-      </w:r>
-      <w:proofErr w:type="spellStart"/>
-      <w:r>
-        <w:t>ThreadFactory</w:t>
-      </w:r>
-      <w:proofErr w:type="spellEnd"/>
-      <w:r>
-        <w:t xml:space="preserve"> </w:t>
-      </w:r>
-      <w:r>
-        <w:rPr>
-          <w:highlight w:val="yellow"/>
-        </w:rPr>
-        <w:t>f</w:t>
-      </w:r>
-      <w:r>
-        <w:t xml:space="preserve"> = </w:t>
-      </w:r>
-      <w:proofErr w:type="spellStart"/>
-      <w:r>
-        <w:t>Thread.ofVirtual</w:t>
-      </w:r>
-      <w:proofErr w:type="spellEnd"/>
-      <w:r>
-        <w:t>(</w:t>
-      </w:r>
-      <w:proofErr w:type="gramStart"/>
-      <w:r>
-        <w:t>).factory</w:t>
-      </w:r>
-      <w:proofErr w:type="gramEnd"/>
-      <w:r>
-        <w:t>(</w:t>
-      </w:r>
-      <w:proofErr w:type="gramStart"/>
-      <w:r>
-        <w:t>);</w:t>
-      </w:r>
-      <w:proofErr w:type="gramEnd"/>
-    </w:p>
-    <w:p>
-      <w:r>
-        <w:tab/>
-      </w:r>
-      <w:proofErr w:type="spellStart"/>
-      <w:r>
-        <w:t>ScheduledExecutorService</w:t>
-      </w:r>
-      <w:proofErr w:type="spellEnd"/>
-      <w:r>
-        <w:t xml:space="preserve"> s=</w:t>
-      </w:r>
-      <w:proofErr w:type="spellStart"/>
-      <w:r>
-        <w:t>Executors.newScheduledThreadPool</w:t>
-      </w:r>
-      <w:proofErr w:type="spellEnd"/>
-      <w:r>
-        <w:t xml:space="preserve">(1, </w:t>
-      </w:r>
-      <w:r>
-        <w:rPr>
-          <w:highlight w:val="yellow"/>
-        </w:rPr>
-        <w:t>f</w:t>
-      </w:r>
-      <w:proofErr w:type="gramStart"/>
-      <w:r>
-        <w:t>);</w:t>
-      </w:r>
-      <w:proofErr w:type="gramEnd"/>
-    </w:p>
-    <w:p>
-      <w:r>
-        <w:tab/>
-      </w:r>
-      <w:proofErr w:type="spellStart"/>
-      <w:proofErr w:type="gramStart"/>
-      <w:r>
-        <w:t>s.scheduleAtFixedRate</w:t>
-      </w:r>
-      <w:proofErr w:type="spellEnd"/>
-      <w:proofErr w:type="gramEnd"/>
-      <w:r>
-        <w:t>(()-</w:t>
-      </w:r>
-      <w:proofErr w:type="gramStart"/>
-      <w:r>
-        <w:t>&gt;{</w:t>
-      </w:r>
-      <w:proofErr w:type="gramEnd"/>
-      <w:r>
-        <w:t>…}, 1,</w:t>
-      </w:r>
-      <w:proofErr w:type="gramStart"/>
-      <w:r>
-        <w:t>2,TimeUnit.Seconds)  /</w:t>
-      </w:r>
-      <w:proofErr w:type="gramEnd"/>
-      <w:r>
-        <w:t xml:space="preserve">/delay 1, </w:t>
-      </w:r>
-      <w:proofErr w:type="spellStart"/>
-      <w:r>
-        <w:t>cada</w:t>
-      </w:r>
-      <w:proofErr w:type="spellEnd"/>
-      <w:r>
-        <w:t xml:space="preserve"> 2 </w:t>
-      </w:r>
-      <w:proofErr w:type="spellStart"/>
-      <w:r>
-        <w:t>segundos</w:t>
-      </w:r>
-      <w:proofErr w:type="spellEnd"/>
-    </w:p>
-    <w:p>
-      <w:r>
-        <w:tab/>
-      </w:r>
-      <w:proofErr w:type="spellStart"/>
-      <w:proofErr w:type="gramStart"/>
-      <w:r>
-        <w:t>s.shutdown</w:t>
-      </w:r>
-      <w:proofErr w:type="spellEnd"/>
-      <w:proofErr w:type="gramEnd"/>
-      <w:r>
-        <w:t>()</w:t>
-      </w:r>
-    </w:p>
-    <w:p>
-      <w:r>
-        <w:t>-create local thread</w:t>
-      </w:r>
-    </w:p>
-    <w:p>
-      <w:r>
-        <w:tab/>
-      </w:r>
-      <w:proofErr w:type="spellStart"/>
-      <w:r>
-        <w:t>ThreadLocal</w:t>
-      </w:r>
-      <w:proofErr w:type="spellEnd"/>
-      <w:r>
-        <w:t xml:space="preserve">&lt;String&gt; </w:t>
-      </w:r>
-      <w:proofErr w:type="spellStart"/>
-      <w:r>
-        <w:t>tl</w:t>
-      </w:r>
-      <w:proofErr w:type="spellEnd"/>
-      <w:r>
-        <w:t xml:space="preserve"> = new </w:t>
-      </w:r>
-      <w:proofErr w:type="spellStart"/>
-      <w:r>
-        <w:t>ThreadLocal</w:t>
-      </w:r>
-      <w:proofErr w:type="spellEnd"/>
-      <w:r>
-        <w:t>&lt;</w:t>
-      </w:r>
-      <w:proofErr w:type="gramStart"/>
-      <w:r>
-        <w:t>&gt;();</w:t>
-      </w:r>
-      <w:proofErr w:type="gramEnd"/>
-      <w:r>
-        <w:t xml:space="preserve"> </w:t>
-      </w:r>
-    </w:p>
-    <w:p>
-      <w:r>
-        <w:lastRenderedPageBreak/>
-        <w:tab/>
-      </w:r>
-      <w:proofErr w:type="spellStart"/>
-      <w:r>
-        <w:t>Tl.set</w:t>
-      </w:r>
-      <w:proofErr w:type="spellEnd"/>
-      <w:r>
-        <w:t>(“tokened”</w:t>
-      </w:r>
-      <w:proofErr w:type="gramStart"/>
-      <w:r>
-        <w:t xml:space="preserve">);   </w:t>
-      </w:r>
-      <w:proofErr w:type="spellStart"/>
-      <w:r>
-        <w:t>tl.get</w:t>
-      </w:r>
-      <w:proofErr w:type="spellEnd"/>
-      <w:r>
-        <w:t>(</w:t>
-      </w:r>
-      <w:proofErr w:type="gramEnd"/>
-      <w:r>
-        <w:t>)</w:t>
-      </w:r>
-    </w:p>
-    <w:p>
-      <w:r>
-        <w:tab/>
-        <w:t>OR</w:t>
-      </w:r>
-    </w:p>
-    <w:p>
-      <w:r>
-        <w:tab/>
-      </w:r>
-      <w:proofErr w:type="spellStart"/>
-      <w:r>
-        <w:t>ThreadLocal</w:t>
-      </w:r>
-      <w:proofErr w:type="spellEnd"/>
-      <w:r>
-        <w:t xml:space="preserve">&lt;String&gt; </w:t>
-      </w:r>
-      <w:proofErr w:type="spellStart"/>
-      <w:r>
-        <w:t>tl</w:t>
-      </w:r>
-      <w:proofErr w:type="spellEnd"/>
-      <w:r>
-        <w:t xml:space="preserve"> = </w:t>
-      </w:r>
-      <w:proofErr w:type="spellStart"/>
-      <w:r>
-        <w:t>ThreadLocal.withInitial</w:t>
-      </w:r>
-      <w:proofErr w:type="spellEnd"/>
-      <w:r>
-        <w:t xml:space="preserve"> (()-</w:t>
-      </w:r>
-      <w:proofErr w:type="gramStart"/>
-      <w:r>
-        <w:t>&gt;“</w:t>
-      </w:r>
-      <w:proofErr w:type="gramEnd"/>
-      <w:r>
-        <w:t>Example”)</w:t>
-      </w:r>
-    </w:p>
-    <w:p/>
-    <w:p>
-      <w:r>
-        <w:t xml:space="preserve">-create </w:t>
-      </w:r>
-      <w:proofErr w:type="spellStart"/>
-      <w:r>
-        <w:t>ScopedValue</w:t>
-      </w:r>
-      <w:proofErr w:type="spellEnd"/>
-      <w:r>
-        <w:t xml:space="preserve"> (</w:t>
-      </w:r>
-      <w:proofErr w:type="spellStart"/>
-      <w:r>
-        <w:t>jdk</w:t>
-      </w:r>
-      <w:proofErr w:type="spellEnd"/>
-      <w:r>
-        <w:t xml:space="preserve"> 25 improved thread local)</w:t>
-      </w:r>
-    </w:p>
-    <w:p>
-      <w:r>
-        <w:tab/>
-      </w:r>
-      <w:proofErr w:type="spellStart"/>
-      <w:r>
-        <w:t>ScopedValue</w:t>
-      </w:r>
-      <w:proofErr w:type="spellEnd"/>
-      <w:r>
-        <w:t xml:space="preserve">&lt;String&gt; </w:t>
+        <w:t>-create ScopedValue (jdk 25 improved thread local)</w:t>
+      </w:r>
+    </w:p>
+    <w:p>
+      <w:r>
+        <w:tab/>
+        <w:t xml:space="preserve">ScopedValue&lt;String&gt; </w:t>
       </w:r>
       <w:r>
         <w:rPr>
@@ -13475,23 +9156,12 @@
         <w:t>SESSION_TOKEN</w:t>
       </w:r>
       <w:r>
-        <w:t xml:space="preserve"> = </w:t>
-      </w:r>
-      <w:proofErr w:type="spellStart"/>
-      <w:r>
-        <w:t>ScopedValue.newInstance</w:t>
-      </w:r>
-      <w:proofErr w:type="spellEnd"/>
-      <w:r>
-        <w:t>().</w:t>
-      </w:r>
-    </w:p>
-    <w:p>
-      <w:r>
-        <w:tab/>
-      </w:r>
-      <w:proofErr w:type="spellStart"/>
-      <w:r>
+        <w:t xml:space="preserve"> = ScopedValue.newInstance().</w:t>
+      </w:r>
+    </w:p>
+    <w:p>
+      <w:r>
+        <w:tab/>
         <w:t>ScopedValue.</w:t>
       </w:r>
       <w:r>
@@ -13500,7 +9170,6 @@
         </w:rPr>
         <w:t>where</w:t>
       </w:r>
-      <w:proofErr w:type="spellEnd"/>
       <w:r>
         <w:t>(</w:t>
       </w:r>
@@ -13513,270 +9182,283 @@
         <w:t>SESSION_TOKEN</w:t>
       </w:r>
       <w:r>
-        <w:t>, “sesion123”</w:t>
-      </w:r>
-      <w:proofErr w:type="gramStart"/>
-      <w:r>
-        <w:t>).run</w:t>
-      </w:r>
-      <w:proofErr w:type="gramEnd"/>
-      <w:r>
-        <w:t>(()-&gt;{</w:t>
-      </w:r>
-      <w:proofErr w:type="gramStart"/>
-      <w:r>
-        <w:t>check(</w:t>
-      </w:r>
-      <w:proofErr w:type="gramEnd"/>
-      <w:r>
-        <w:t>)}</w:t>
-      </w:r>
-      <w:proofErr w:type="gramStart"/>
-      <w:r>
-        <w:t>);  /</w:t>
-      </w:r>
-      <w:proofErr w:type="gramEnd"/>
-      <w:r>
-        <w:t xml:space="preserve">/check </w:t>
+        <w:t xml:space="preserve">, “sesion123”).run(()-&gt;{check()});  //check </w:t>
       </w:r>
       <w:r>
         <w:rPr>
           <w:highlight w:val="yellow"/>
         </w:rPr>
-        <w:t xml:space="preserve">prints SESSION_TOKEN successfully, after ending </w:t>
-      </w:r>
-      <w:proofErr w:type="gramStart"/>
+        <w:t>prints SESSION_TOKEN successfully, after ending run() value is removed</w:t>
+      </w:r>
+    </w:p>
+    <w:p/>
+    <w:p>
+      <w:r>
+        <w:t>Spring Boot</w:t>
+      </w:r>
+    </w:p>
+    <w:p>
+      <w:r>
+        <w:tab/>
+      </w:r>
+      <w:r>
+        <w:t>-</w:t>
+      </w:r>
+      <w:r>
+        <w:t>Import with @Value and @ConfigurationProperties</w:t>
+      </w:r>
+    </w:p>
+    <w:p>
+      <w:r>
+        <w:tab/>
+        <w:t xml:space="preserve">-init detroy methods </w:t>
+      </w:r>
+    </w:p>
+    <w:p>
+      <w:r>
+        <w:tab/>
+        <w:t>-exclude an auto configuration</w:t>
+      </w:r>
+    </w:p>
+    <w:p>
+      <w:r>
+        <w:tab/>
+        <w:t>-create an interceptor</w:t>
+      </w:r>
+    </w:p>
+    <w:p>
+      <w:r>
+        <w:tab/>
+        <w:t>-create an exception</w:t>
+      </w:r>
+    </w:p>
+    <w:p>
+      <w:r>
+        <w:tab/>
+        <w:t>-use actuator</w:t>
+      </w:r>
+    </w:p>
+    <w:p>
+      <w:r>
+        <w:tab/>
+        <w:t>-transactional</w:t>
+      </w:r>
+    </w:p>
+    <w:p>
+      <w:r>
+        <w:tab/>
+        <w:t>-implement optimistic locking</w:t>
+      </w:r>
+      <w:r>
+        <w:t>, pessimistic locking</w:t>
+      </w:r>
+    </w:p>
+    <w:p>
+      <w:r>
+        <w:tab/>
+        <w:t>-create a one to many, many to one</w:t>
+      </w:r>
+    </w:p>
+    <w:p>
+      <w:r>
+        <w:tab/>
+        <w:t>-spring security authentication flow</w:t>
+      </w:r>
+    </w:p>
+    <w:p>
+      <w:r>
+        <w:tab/>
+        <w:t>-use aop</w:t>
+      </w:r>
+    </w:p>
+    <w:p>
+      <w:r>
+        <w:tab/>
+        <w:t>-spring security implement custom entry point, denied handler, invalid session page, concurrent session for same user to just 1 and deny at login if a second same user wants to login, authentication events, onsuccess, on failure, authentication success handler, authentication failure handler, invalidate http session and delete cookies</w:t>
+      </w:r>
+    </w:p>
+    <w:p>
+      <w:r>
+        <w:tab/>
+        <w:t>-normal mvc that injects a @ModelAttribute from a form and redirects to a view</w:t>
+      </w:r>
+      <w:r>
+        <w:t>, if the form has errors refirect to the submit form page and highlight the errors</w:t>
+      </w:r>
+    </w:p>
+    <w:p>
+      <w:r>
+        <w:tab/>
+        <w:t>-activate different profiles</w:t>
+      </w:r>
+    </w:p>
+    <w:p>
+      <w:r>
+        <w:tab/>
+        <w:t>-create a open feign client</w:t>
+      </w:r>
+    </w:p>
+    <w:p>
+      <w:r>
+        <w:tab/>
+        <w:t>-circuit breaker with fallback method, limit and retries</w:t>
+      </w:r>
+    </w:p>
+    <w:p>
+      <w:r>
+        <w:tab/>
+        <w:t>-saga pattern</w:t>
+      </w:r>
+    </w:p>
+    <w:p>
+      <w:r>
+        <w:lastRenderedPageBreak/>
+        <w:tab/>
+        <w:t>-distributed tracing ex</w:t>
+      </w:r>
+    </w:p>
+    <w:p>
+      <w:r>
+        <w:tab/>
+        <w:t>-create a gateway</w:t>
+      </w:r>
+    </w:p>
+    <w:p>
+      <w:r>
+        <w:tab/>
+        <w:t xml:space="preserve">-implement cache </w:t>
+      </w:r>
+    </w:p>
+    <w:p>
+      <w:r>
+        <w:tab/>
+        <w:t>-implement kafka</w:t>
+      </w:r>
+    </w:p>
+    <w:p>
+      <w:r>
+        <w:t xml:space="preserve">Added kafka starter dependency on producer and consumer, </w:t>
+      </w:r>
+      <w:r>
+        <w:t xml:space="preserve">added properties on both with kafka server and producer, consumer, added a producer with kafkatemplate (injected </w:t>
+      </w:r>
+      <w:r>
+        <w:t>by spring), send a message, added a consumer with @KafkaListener adding topic and groupId</w:t>
+      </w:r>
+      <w:r>
+        <w:t xml:space="preserve"> and received the message</w:t>
+      </w:r>
+      <w:r>
+        <w:t>.</w:t>
+      </w:r>
+    </w:p>
+    <w:p>
+      <w:r>
+        <w:t xml:space="preserve">To visualize kafka topic, partitions, </w:t>
+      </w:r>
+      <w:r>
+        <w:t>replicas I used kafka ui, created a compose file and added kafka with zookeeper dependency (must had been an older version of kafka)</w:t>
+      </w:r>
+      <w:r>
+        <w:t xml:space="preserve"> then added </w:t>
+      </w:r>
+      <w:r>
+        <w:t>provectuslabs/kafka-ui:latest</w:t>
+      </w:r>
+      <w:r>
+        <w:t xml:space="preserve"> as service, created a network for them to communicate and run the docker compose file, </w:t>
+      </w:r>
+      <w:r>
+        <w:t>took a look in the declared port for kafka ui and it shows the dashboard</w:t>
+      </w:r>
+      <w:r>
+        <w:t>.</w:t>
+      </w:r>
+    </w:p>
+    <w:p>
+      <w:r>
+        <w:t>To add a second broker add a second service in the compose file same as the broker but changing ids and ports</w:t>
+      </w:r>
+      <w:r>
+        <w:t>, needed to change replication factor and partitions in the topic(with a bean for the topic) and add the second port in the yaml properties</w:t>
+      </w:r>
+    </w:p>
+    <w:p>
+      <w:r>
+        <w:t>If replica</w:t>
+      </w:r>
+      <w:r>
+        <w:t>s are not correct, probably existed before both brokers were there or failed in automatic creation, could create it in kafka ui or rebalance it</w:t>
+      </w:r>
+    </w:p>
+    <w:p/>
+    <w:p>
+      <w:r>
+        <w:tab/>
+        <w:t xml:space="preserve">- implement kafka with spring cloud </w:t>
+      </w:r>
+      <w:r>
+        <w:t>streams</w:t>
+      </w:r>
+    </w:p>
+    <w:p/>
+    <w:p>
+      <w:r>
+        <w:t xml:space="preserve">Created a </w:t>
+      </w:r>
+      <w:r>
+        <w:t xml:space="preserve">bean for producer but it was sending messages each second, we can use poller fixed delay to avoid it but since I was using </w:t>
+      </w:r>
+      <w:r>
+        <w:t>streamBridge to send the message it was not needed anyway so commented it, added a consumer to consume the message sent by the producer, a configuration bean</w:t>
+      </w:r>
+      <w:r>
+        <w:t>, it can be a supplier if you just want to consume, but I added it as a Function to forward it into another topic.</w:t>
+      </w:r>
+    </w:p>
+    <w:p>
+      <w:r>
+        <w:t xml:space="preserve">Added </w:t>
+      </w:r>
+      <w:r>
+        <w:t>spring-cloud-starter-stream-kafka</w:t>
+      </w:r>
+      <w:r>
+        <w:t xml:space="preserve"> in pom and its dependency management, and in properties need to configure </w:t>
+      </w:r>
+      <w:r>
+        <w:t xml:space="preserve">the functions definitions name (method name in the consumer and </w:t>
+      </w:r>
+      <w:r>
+        <w:t xml:space="preserve">binding name in the send stream bridge of the producer, configure destination (the topic it goes to) and the bindings for in and out methods for each </w:t>
+      </w:r>
+      <w:r>
+        <w:t>function definition (appending in/out-0)</w:t>
+      </w:r>
+      <w:r>
+        <w:t xml:space="preserve"> and binder to the kafka broker servers</w:t>
+      </w:r>
+    </w:p>
+    <w:p/>
+    <w:p>
+      <w:r>
+        <w:lastRenderedPageBreak/>
+        <w:t>Kafka</w:t>
+      </w:r>
+      <w:r>
+        <w:t xml:space="preserve"> provectuslabs/</w:t>
+      </w:r>
       <w:r>
         <w:rPr>
           <w:highlight w:val="yellow"/>
         </w:rPr>
-        <w:t>run(</w:t>
-      </w:r>
-      <w:proofErr w:type="gramEnd"/>
-      <w:r>
-        <w:rPr>
-          <w:highlight w:val="yellow"/>
-        </w:rPr>
-        <w:t>) value is removed</w:t>
-      </w:r>
-    </w:p>
-    <w:p>
-      <w:r>
-        <w:t>Spring Boot</w:t>
-      </w:r>
-    </w:p>
-    <w:p>
-      <w:r>
-        <w:tab/>
-      </w:r>
-      <w:r>
-        <w:t>-</w:t>
-      </w:r>
-      <w:r>
-        <w:t>Import with @Value and @ConfigurationProperties</w:t>
-      </w:r>
-    </w:p>
-    <w:p>
-      <w:r>
-        <w:tab/>
-        <w:t>-</w:t>
-      </w:r>
-      <w:proofErr w:type="spellStart"/>
-      <w:r>
-        <w:t>init</w:t>
-      </w:r>
-      <w:proofErr w:type="spellEnd"/>
-      <w:r>
-        <w:t xml:space="preserve"> </w:t>
-      </w:r>
-      <w:proofErr w:type="spellStart"/>
-      <w:r>
-        <w:t>detroy</w:t>
-      </w:r>
-      <w:proofErr w:type="spellEnd"/>
-      <w:r>
-        <w:t xml:space="preserve"> methods </w:t>
-      </w:r>
-    </w:p>
-    <w:p>
-      <w:r>
-        <w:tab/>
-        <w:t>-exclude an auto configuration</w:t>
-      </w:r>
-    </w:p>
-    <w:p>
-      <w:r>
-        <w:tab/>
-        <w:t>-create an interceptor</w:t>
-      </w:r>
-    </w:p>
-    <w:p>
-      <w:r>
-        <w:tab/>
-        <w:t>-create an exception</w:t>
-      </w:r>
-    </w:p>
-    <w:p>
-      <w:r>
-        <w:tab/>
-        <w:t>-use actuator</w:t>
-      </w:r>
-    </w:p>
-    <w:p>
-      <w:r>
-        <w:tab/>
-        <w:t>-transactional</w:t>
-      </w:r>
-    </w:p>
-    <w:p>
-      <w:r>
-        <w:tab/>
-        <w:t>-implement optimistic locking</w:t>
-      </w:r>
-      <w:r>
-        <w:t>, pessimistic locking</w:t>
-      </w:r>
-    </w:p>
-    <w:p>
-      <w:r>
-        <w:tab/>
-        <w:t xml:space="preserve">-create a one </w:t>
-      </w:r>
-      <w:proofErr w:type="gramStart"/>
-      <w:r>
-        <w:t>to</w:t>
-      </w:r>
-      <w:proofErr w:type="gramEnd"/>
-      <w:r>
-        <w:t xml:space="preserve"> many, many to one</w:t>
-      </w:r>
-    </w:p>
-    <w:p>
-      <w:r>
-        <w:tab/>
-        <w:t>-spring security authentication flow</w:t>
-      </w:r>
-    </w:p>
-    <w:p>
-      <w:r>
-        <w:tab/>
-        <w:t xml:space="preserve">-use </w:t>
-      </w:r>
-      <w:proofErr w:type="spellStart"/>
-      <w:r>
-        <w:t>aop</w:t>
-      </w:r>
-      <w:proofErr w:type="spellEnd"/>
-    </w:p>
-    <w:p>
-      <w:r>
-        <w:tab/>
-        <w:t xml:space="preserve">-spring security implement custom entry point, denied handler, invalid session page, concurrent session for same user to just 1 and deny at login if a second same user wants to login, authentication events, </w:t>
-      </w:r>
-      <w:proofErr w:type="spellStart"/>
-      <w:r>
-        <w:t>onsuccess</w:t>
-      </w:r>
-      <w:proofErr w:type="spellEnd"/>
-      <w:r>
-        <w:t>, on failure, authentication success handler, authentication failure handler, invalidate http session and delete cookies</w:t>
-      </w:r>
-    </w:p>
-    <w:p>
-      <w:r>
-        <w:tab/>
-        <w:t xml:space="preserve">-normal </w:t>
-      </w:r>
-      <w:proofErr w:type="spellStart"/>
-      <w:r>
-        <w:t>mvc</w:t>
-      </w:r>
-      <w:proofErr w:type="spellEnd"/>
-      <w:r>
-        <w:t xml:space="preserve"> that injects </w:t>
-      </w:r>
-      <w:proofErr w:type="gramStart"/>
-      <w:r>
-        <w:t>a @</w:t>
-      </w:r>
-      <w:proofErr w:type="gramEnd"/>
-      <w:r>
-        <w:t>ModelAttribute from a form and redirects to a view</w:t>
-      </w:r>
-      <w:r>
-        <w:t xml:space="preserve">, if the form has errors </w:t>
-      </w:r>
-      <w:proofErr w:type="spellStart"/>
-      <w:r>
-        <w:t>refirect</w:t>
-      </w:r>
-      <w:proofErr w:type="spellEnd"/>
-      <w:r>
-        <w:t xml:space="preserve"> to the submit form page and highlight the errors</w:t>
-      </w:r>
-    </w:p>
-    <w:p>
-      <w:r>
-        <w:tab/>
-        <w:t>-activate different profiles</w:t>
-      </w:r>
-    </w:p>
-    <w:p>
-      <w:r>
-        <w:lastRenderedPageBreak/>
-        <w:tab/>
-        <w:t xml:space="preserve">-create </w:t>
-      </w:r>
-      <w:proofErr w:type="gramStart"/>
-      <w:r>
-        <w:t>a</w:t>
-      </w:r>
-      <w:proofErr w:type="gramEnd"/>
-      <w:r>
-        <w:t xml:space="preserve"> open feign client</w:t>
-      </w:r>
-    </w:p>
-    <w:p>
-      <w:r>
-        <w:tab/>
-        <w:t>-circuit breaker with fallback method, limit and retries</w:t>
-      </w:r>
-    </w:p>
-    <w:p>
-      <w:r>
-        <w:tab/>
-        <w:t>-saga pattern</w:t>
-      </w:r>
-    </w:p>
-    <w:p>
-      <w:r>
-        <w:tab/>
-        <w:t>-distributed tracing ex</w:t>
-      </w:r>
-    </w:p>
-    <w:p>
-      <w:r>
-        <w:tab/>
-        <w:t>-create a gateway</w:t>
-      </w:r>
-    </w:p>
-    <w:p>
-      <w:r>
-        <w:tab/>
-        <w:t xml:space="preserve">-implement cache </w:t>
-      </w:r>
-    </w:p>
-    <w:p>
-      <w:r>
-        <w:tab/>
-        <w:t xml:space="preserve">-implement </w:t>
-      </w:r>
-      <w:proofErr w:type="spellStart"/>
-      <w:r>
-        <w:t>kafka</w:t>
-      </w:r>
-      <w:proofErr w:type="spellEnd"/>
-    </w:p>
+        <w:t>kafka-ui</w:t>
+      </w:r>
+      <w:r>
+        <w:t xml:space="preserve"> image used to see kafka details in a dashboard, topics, brokers, replicas, messages, current offsets, etc</w:t>
+      </w:r>
+    </w:p>
+    <w:p/>
     <w:p>
       <w:r>
         <w:tab/>
@@ -13793,6 +9475,12 @@
         <w:t>-create a mongo repository</w:t>
       </w:r>
     </w:p>
+    <w:p>
+      <w:r>
+        <w:t xml:space="preserve">-@Transactional all propagation and isolation with retry </w:t>
+      </w:r>
+    </w:p>
+    <w:p/>
     <w:sectPr>
       <w:pgSz w:w="12240" w:h="15840"/>
       <w:pgMar w:top="1440" w:right="1440" w:bottom="1440" w:left="1440" w:header="720" w:footer="720" w:gutter="0"/>
@@ -14756,7 +10444,6 @@
   <w:style w:type="character" w:default="1" w:styleId="DefaultParagraphFont">
     <w:name w:val="Default Paragraph Font"/>
     <w:uiPriority w:val="1"/>
-    <w:semiHidden/>
     <w:unhideWhenUsed/>
   </w:style>
   <w:style w:type="table" w:default="1" w:styleId="TableNormal">
@@ -15100,6 +10787,29 @@
       <w:szCs w:val="20"/>
     </w:rPr>
   </w:style>
+  <w:style w:type="character" w:styleId="Hyperlink">
+    <w:name w:val="Hyperlink"/>
+    <w:basedOn w:val="DefaultParagraphFont"/>
+    <w:uiPriority w:val="99"/>
+    <w:unhideWhenUsed/>
+    <w:rsid w:val="00A61D1E"/>
+    <w:rPr>
+      <w:color w:val="467886" w:themeColor="hyperlink"/>
+      <w:u w:val="single"/>
+    </w:rPr>
+  </w:style>
+  <w:style w:type="character" w:styleId="UnresolvedMention">
+    <w:name w:val="Unresolved Mention"/>
+    <w:basedOn w:val="DefaultParagraphFont"/>
+    <w:uiPriority w:val="99"/>
+    <w:semiHidden/>
+    <w:unhideWhenUsed/>
+    <w:rsid w:val="00A61D1E"/>
+    <w:rPr>
+      <w:color w:val="605E5C"/>
+      <w:shd w:val="clear" w:color="auto" w:fill="E1DFDD"/>
+    </w:rPr>
+  </w:style>
 </w:styles>
 </file>
 

--- a/Exercizes.docx
+++ b/Exercizes.docx
@@ -27,7 +27,25 @@
           <w:color w:val="0A0A0A"/>
           <w:shd w:val="clear" w:color="auto" w:fill="E5EDFF"/>
         </w:rPr>
-        <w:t>-Filter example to find product chich exist in Alabama and California only, no other states</w:t>
+        <w:t xml:space="preserve">-Filter example to find product </w:t>
+      </w:r>
+      <w:proofErr w:type="spellStart"/>
+      <w:r>
+        <w:rPr>
+          <w:rFonts w:ascii="Arial" w:eastAsia="Times New Roman" w:hAnsi="Arial" w:cs="Arial"/>
+          <w:color w:val="0A0A0A"/>
+          <w:shd w:val="clear" w:color="auto" w:fill="E5EDFF"/>
+        </w:rPr>
+        <w:t>chich</w:t>
+      </w:r>
+      <w:proofErr w:type="spellEnd"/>
+      <w:r>
+        <w:rPr>
+          <w:rFonts w:ascii="Arial" w:eastAsia="Times New Roman" w:hAnsi="Arial" w:cs="Arial"/>
+          <w:color w:val="0A0A0A"/>
+          <w:shd w:val="clear" w:color="auto" w:fill="E5EDFF"/>
+        </w:rPr>
+        <w:t xml:space="preserve"> exist in Alabama and California only, no other states</w:t>
       </w:r>
     </w:p>
     <w:p>
@@ -191,7 +209,43 @@
           <w:color w:val="0A0A0A"/>
           <w:shd w:val="clear" w:color="auto" w:fill="E5EDFF"/>
         </w:rPr>
-        <w:t>-Find where edad greater than 35</w:t>
+        <w:t xml:space="preserve">-Find where </w:t>
+      </w:r>
+      <w:proofErr w:type="spellStart"/>
+      <w:r>
+        <w:rPr>
+          <w:rFonts w:ascii="Arial" w:eastAsia="Times New Roman" w:hAnsi="Arial" w:cs="Arial"/>
+          <w:color w:val="0A0A0A"/>
+          <w:shd w:val="clear" w:color="auto" w:fill="E5EDFF"/>
+        </w:rPr>
+        <w:t>edad</w:t>
+      </w:r>
+      <w:proofErr w:type="spellEnd"/>
+      <w:r>
+        <w:rPr>
+          <w:rFonts w:ascii="Arial" w:eastAsia="Times New Roman" w:hAnsi="Arial" w:cs="Arial"/>
+          <w:color w:val="0A0A0A"/>
+          <w:shd w:val="clear" w:color="auto" w:fill="E5EDFF"/>
+        </w:rPr>
+        <w:t xml:space="preserve"> </w:t>
+      </w:r>
+      <w:proofErr w:type="gramStart"/>
+      <w:r>
+        <w:rPr>
+          <w:rFonts w:ascii="Arial" w:eastAsia="Times New Roman" w:hAnsi="Arial" w:cs="Arial"/>
+          <w:color w:val="0A0A0A"/>
+          <w:shd w:val="clear" w:color="auto" w:fill="E5EDFF"/>
+        </w:rPr>
+        <w:t>greater</w:t>
+      </w:r>
+      <w:proofErr w:type="gramEnd"/>
+      <w:r>
+        <w:rPr>
+          <w:rFonts w:ascii="Arial" w:eastAsia="Times New Roman" w:hAnsi="Arial" w:cs="Arial"/>
+          <w:color w:val="0A0A0A"/>
+          <w:shd w:val="clear" w:color="auto" w:fill="E5EDFF"/>
+        </w:rPr>
+        <w:t xml:space="preserve"> than 35</w:t>
       </w:r>
     </w:p>
     <w:p>
@@ -306,7 +360,15 @@
     </w:p>
     <w:p>
       <w:r>
-        <w:t>If alabama or California is there it will return the document</w:t>
+        <w:t xml:space="preserve">If </w:t>
+      </w:r>
+      <w:proofErr w:type="spellStart"/>
+      <w:r>
+        <w:t>alabama</w:t>
+      </w:r>
+      <w:proofErr w:type="spellEnd"/>
+      <w:r>
+        <w:t xml:space="preserve"> or California is there it will return the document</w:t>
       </w:r>
     </w:p>
     <w:p/>
@@ -503,8 +565,29 @@
     </w:p>
     <w:p>
       <w:r>
-        <w:t>- $gt, gte, lt</w:t>
-      </w:r>
+        <w:t>- $</w:t>
+      </w:r>
+      <w:proofErr w:type="spellStart"/>
+      <w:r>
+        <w:t>gt</w:t>
+      </w:r>
+      <w:proofErr w:type="spellEnd"/>
+      <w:r>
+        <w:t xml:space="preserve">, </w:t>
+      </w:r>
+      <w:proofErr w:type="spellStart"/>
+      <w:r>
+        <w:t>gte</w:t>
+      </w:r>
+      <w:proofErr w:type="spellEnd"/>
+      <w:r>
+        <w:t xml:space="preserve">, </w:t>
+      </w:r>
+      <w:proofErr w:type="spellStart"/>
+      <w:r>
+        <w:t>lt</w:t>
+      </w:r>
+      <w:proofErr w:type="spellEnd"/>
     </w:p>
     <w:p>
       <w:r>
@@ -574,8 +657,36 @@
           <w:color w:val="0A0A0A"/>
           <w:shd w:val="clear" w:color="auto" w:fill="E5EDFF"/>
         </w:rPr>
-        <w:t>will return any where California OR Alabama is included with projection of productName, stock and branchOffice</w:t>
-      </w:r>
+        <w:t xml:space="preserve">will return any where California OR Alabama is included with projection of </w:t>
+      </w:r>
+      <w:proofErr w:type="spellStart"/>
+      <w:r>
+        <w:rPr>
+          <w:rFonts w:ascii="Arial" w:eastAsia="Times New Roman" w:hAnsi="Arial" w:cs="Arial"/>
+          <w:color w:val="0A0A0A"/>
+          <w:shd w:val="clear" w:color="auto" w:fill="E5EDFF"/>
+        </w:rPr>
+        <w:t>productName</w:t>
+      </w:r>
+      <w:proofErr w:type="spellEnd"/>
+      <w:r>
+        <w:rPr>
+          <w:rFonts w:ascii="Arial" w:eastAsia="Times New Roman" w:hAnsi="Arial" w:cs="Arial"/>
+          <w:color w:val="0A0A0A"/>
+          <w:shd w:val="clear" w:color="auto" w:fill="E5EDFF"/>
+        </w:rPr>
+        <w:t xml:space="preserve">, stock and </w:t>
+      </w:r>
+      <w:proofErr w:type="spellStart"/>
+      <w:r>
+        <w:rPr>
+          <w:rFonts w:ascii="Arial" w:eastAsia="Times New Roman" w:hAnsi="Arial" w:cs="Arial"/>
+          <w:color w:val="0A0A0A"/>
+          <w:shd w:val="clear" w:color="auto" w:fill="E5EDFF"/>
+        </w:rPr>
+        <w:t>branchOffice</w:t>
+      </w:r>
+      <w:proofErr w:type="spellEnd"/>
     </w:p>
     <w:p>
       <w:pPr>
@@ -643,7 +754,25 @@
           <w:color w:val="0A0A0A"/>
           <w:shd w:val="clear" w:color="auto" w:fill="E5EDFF"/>
         </w:rPr>
-        <w:t>-find if categoryName in Beverages and condiments</w:t>
+        <w:t xml:space="preserve">-find if </w:t>
+      </w:r>
+      <w:proofErr w:type="spellStart"/>
+      <w:r>
+        <w:rPr>
+          <w:rFonts w:ascii="Arial" w:eastAsia="Times New Roman" w:hAnsi="Arial" w:cs="Arial"/>
+          <w:color w:val="0A0A0A"/>
+          <w:shd w:val="clear" w:color="auto" w:fill="E5EDFF"/>
+        </w:rPr>
+        <w:t>categoryName</w:t>
+      </w:r>
+      <w:proofErr w:type="spellEnd"/>
+      <w:r>
+        <w:rPr>
+          <w:rFonts w:ascii="Arial" w:eastAsia="Times New Roman" w:hAnsi="Arial" w:cs="Arial"/>
+          <w:color w:val="0A0A0A"/>
+          <w:shd w:val="clear" w:color="auto" w:fill="E5EDFF"/>
+        </w:rPr>
+        <w:t xml:space="preserve"> in Beverages and condiments</w:t>
       </w:r>
     </w:p>
     <w:p>
@@ -940,8 +1069,18 @@
           <w:color w:val="0A0A0A"/>
           <w:shd w:val="clear" w:color="auto" w:fill="E5EDFF"/>
         </w:rPr>
-        <w:t>"Beverages","Seafood","Condiments</w:t>
-      </w:r>
+        <w:t>"</w:t>
+      </w:r>
+      <w:proofErr w:type="spellStart"/>
+      <w:r>
+        <w:rPr>
+          <w:rFonts w:ascii="Arial" w:eastAsia="Times New Roman" w:hAnsi="Arial" w:cs="Arial"/>
+          <w:color w:val="0A0A0A"/>
+          <w:shd w:val="clear" w:color="auto" w:fill="E5EDFF"/>
+        </w:rPr>
+        <w:t>Beverages","Seafood","Condiments</w:t>
+      </w:r>
+      <w:proofErr w:type="spellEnd"/>
     </w:p>
     <w:p>
       <w:pPr>
@@ -1024,14 +1163,26 @@
       <w:r>
         <w:t xml:space="preserve"> </w:t>
       </w:r>
-      <w:r>
-        <w:rPr>
-          <w:rFonts w:ascii="Arial" w:eastAsia="Times New Roman" w:hAnsi="Arial" w:cs="Arial"/>
-          <w:color w:val="0A0A0A"/>
-          <w:shd w:val="clear" w:color="auto" w:fill="E5EDFF"/>
-        </w:rPr>
-        <w:t>categories.suppliers.country":"UK</w:t>
-      </w:r>
+      <w:proofErr w:type="spellStart"/>
+      <w:proofErr w:type="gramStart"/>
+      <w:r>
+        <w:rPr>
+          <w:rFonts w:ascii="Arial" w:eastAsia="Times New Roman" w:hAnsi="Arial" w:cs="Arial"/>
+          <w:color w:val="0A0A0A"/>
+          <w:shd w:val="clear" w:color="auto" w:fill="E5EDFF"/>
+        </w:rPr>
+        <w:t>categories.suppliers</w:t>
+      </w:r>
+      <w:proofErr w:type="gramEnd"/>
+      <w:r>
+        <w:rPr>
+          <w:rFonts w:ascii="Arial" w:eastAsia="Times New Roman" w:hAnsi="Arial" w:cs="Arial"/>
+          <w:color w:val="0A0A0A"/>
+          <w:shd w:val="clear" w:color="auto" w:fill="E5EDFF"/>
+        </w:rPr>
+        <w:t>.country":"UK</w:t>
+      </w:r>
+      <w:proofErr w:type="spellEnd"/>
       <w:r>
         <w:rPr>
           <w:rFonts w:ascii="Arial" w:eastAsia="Times New Roman" w:hAnsi="Arial" w:cs="Arial"/>
@@ -1040,14 +1191,36 @@
         </w:rPr>
         <w:t xml:space="preserve">, </w:t>
       </w:r>
-      <w:r>
-        <w:rPr>
-          <w:rFonts w:ascii="Arial" w:eastAsia="Times New Roman" w:hAnsi="Arial" w:cs="Arial"/>
-          <w:color w:val="0A0A0A"/>
-          <w:shd w:val="clear" w:color="auto" w:fill="E5EDFF"/>
-        </w:rPr>
-        <w:t>categories.suppliers.country":null</w:t>
-      </w:r>
+      <w:proofErr w:type="spellStart"/>
+      <w:proofErr w:type="gramStart"/>
+      <w:r>
+        <w:rPr>
+          <w:rFonts w:ascii="Arial" w:eastAsia="Times New Roman" w:hAnsi="Arial" w:cs="Arial"/>
+          <w:color w:val="0A0A0A"/>
+          <w:shd w:val="clear" w:color="auto" w:fill="E5EDFF"/>
+        </w:rPr>
+        <w:t>categories.suppliers</w:t>
+      </w:r>
+      <w:proofErr w:type="gramEnd"/>
+      <w:r>
+        <w:rPr>
+          <w:rFonts w:ascii="Arial" w:eastAsia="Times New Roman" w:hAnsi="Arial" w:cs="Arial"/>
+          <w:color w:val="0A0A0A"/>
+          <w:shd w:val="clear" w:color="auto" w:fill="E5EDFF"/>
+        </w:rPr>
+        <w:t>.country</w:t>
+      </w:r>
+      <w:proofErr w:type="gramStart"/>
+      <w:r>
+        <w:rPr>
+          <w:rFonts w:ascii="Arial" w:eastAsia="Times New Roman" w:hAnsi="Arial" w:cs="Arial"/>
+          <w:color w:val="0A0A0A"/>
+          <w:shd w:val="clear" w:color="auto" w:fill="E5EDFF"/>
+        </w:rPr>
+        <w:t>":null</w:t>
+      </w:r>
+      <w:proofErr w:type="spellEnd"/>
+      <w:proofErr w:type="gramEnd"/>
       <w:r>
         <w:rPr>
           <w:rFonts w:ascii="Arial" w:eastAsia="Times New Roman" w:hAnsi="Arial" w:cs="Arial"/>
@@ -1056,13 +1229,23 @@
         </w:rPr>
         <w:t xml:space="preserve">, </w:t>
       </w:r>
-      <w:r>
-        <w:rPr>
-          <w:rFonts w:ascii="Arial" w:eastAsia="Times New Roman" w:hAnsi="Arial" w:cs="Arial"/>
-          <w:color w:val="0A0A0A"/>
-          <w:shd w:val="clear" w:color="auto" w:fill="E5EDFF"/>
-        </w:rPr>
-        <w:t>categories.suppliers.country":1</w:t>
+      <w:proofErr w:type="gramStart"/>
+      <w:r>
+        <w:rPr>
+          <w:rFonts w:ascii="Arial" w:eastAsia="Times New Roman" w:hAnsi="Arial" w:cs="Arial"/>
+          <w:color w:val="0A0A0A"/>
+          <w:shd w:val="clear" w:color="auto" w:fill="E5EDFF"/>
+        </w:rPr>
+        <w:t>categories.suppliers</w:t>
+      </w:r>
+      <w:proofErr w:type="gramEnd"/>
+      <w:r>
+        <w:rPr>
+          <w:rFonts w:ascii="Arial" w:eastAsia="Times New Roman" w:hAnsi="Arial" w:cs="Arial"/>
+          <w:color w:val="0A0A0A"/>
+          <w:shd w:val="clear" w:color="auto" w:fill="E5EDFF"/>
+        </w:rPr>
+        <w:t>.country":1</w:t>
       </w:r>
     </w:p>
     <w:p>
@@ -1245,8 +1428,18 @@
           <w:shd w:val="clear" w:color="auto" w:fill="E5EDFF"/>
         </w:rPr>
         <w:lastRenderedPageBreak/>
-        <w:t>-$type bring documents which homePhone</w:t>
-      </w:r>
+        <w:t xml:space="preserve">-$type bring documents which </w:t>
+      </w:r>
+      <w:proofErr w:type="spellStart"/>
+      <w:r>
+        <w:rPr>
+          <w:rFonts w:ascii="Arial" w:eastAsia="Times New Roman" w:hAnsi="Arial" w:cs="Arial"/>
+          <w:color w:val="0A0A0A"/>
+          <w:shd w:val="clear" w:color="auto" w:fill="E5EDFF"/>
+        </w:rPr>
+        <w:t>homePhone</w:t>
+      </w:r>
+      <w:proofErr w:type="spellEnd"/>
       <w:r>
         <w:rPr>
           <w:rFonts w:ascii="Arial" w:eastAsia="Times New Roman" w:hAnsi="Arial" w:cs="Arial"/>
@@ -1331,7 +1524,25 @@
           <w:color w:val="0A0A0A"/>
           <w:shd w:val="clear" w:color="auto" w:fill="E5EDFF"/>
         </w:rPr>
-        <w:t>-$regex bring documents where tittle has “Support” ignoring case</w:t>
+        <w:t>-$</w:t>
+      </w:r>
+      <w:proofErr w:type="gramStart"/>
+      <w:r>
+        <w:rPr>
+          <w:rFonts w:ascii="Arial" w:eastAsia="Times New Roman" w:hAnsi="Arial" w:cs="Arial"/>
+          <w:color w:val="0A0A0A"/>
+          <w:shd w:val="clear" w:color="auto" w:fill="E5EDFF"/>
+        </w:rPr>
+        <w:t>regex</w:t>
+      </w:r>
+      <w:proofErr w:type="gramEnd"/>
+      <w:r>
+        <w:rPr>
+          <w:rFonts w:ascii="Arial" w:eastAsia="Times New Roman" w:hAnsi="Arial" w:cs="Arial"/>
+          <w:color w:val="0A0A0A"/>
+          <w:shd w:val="clear" w:color="auto" w:fill="E5EDFF"/>
+        </w:rPr>
+        <w:t xml:space="preserve"> bring documents where tittle has “Support” ignoring case</w:t>
       </w:r>
     </w:p>
     <w:p>
@@ -1484,8 +1695,18 @@
           <w:color w:val="0A0A0A"/>
           <w:shd w:val="clear" w:color="auto" w:fill="E5EDFF"/>
         </w:rPr>
-        <w:t>-$elemMatch</w:t>
-      </w:r>
+        <w:t>-$</w:t>
+      </w:r>
+      <w:proofErr w:type="spellStart"/>
+      <w:r>
+        <w:rPr>
+          <w:rFonts w:ascii="Arial" w:eastAsia="Times New Roman" w:hAnsi="Arial" w:cs="Arial"/>
+          <w:color w:val="0A0A0A"/>
+          <w:shd w:val="clear" w:color="auto" w:fill="E5EDFF"/>
+        </w:rPr>
+        <w:t>elemMatch</w:t>
+      </w:r>
+      <w:proofErr w:type="spellEnd"/>
       <w:r>
         <w:rPr>
           <w:rFonts w:ascii="Arial" w:eastAsia="Times New Roman" w:hAnsi="Arial" w:cs="Arial"/>
@@ -1500,7 +1721,119 @@
           <w:color w:val="0A0A0A"/>
           <w:shd w:val="clear" w:color="auto" w:fill="E5EDFF"/>
         </w:rPr>
-        <w:t>hobbies is a property which has a embedded document, take a look to hobbies.title = Voley and hobbies.frequency gte 3 if both match the doc is returned</w:t>
+        <w:t xml:space="preserve">hobbies is a property which has </w:t>
+      </w:r>
+      <w:proofErr w:type="gramStart"/>
+      <w:r>
+        <w:rPr>
+          <w:rFonts w:ascii="Arial" w:eastAsia="Times New Roman" w:hAnsi="Arial" w:cs="Arial"/>
+          <w:color w:val="0A0A0A"/>
+          <w:shd w:val="clear" w:color="auto" w:fill="E5EDFF"/>
+        </w:rPr>
+        <w:t>a</w:t>
+      </w:r>
+      <w:proofErr w:type="gramEnd"/>
+      <w:r>
+        <w:rPr>
+          <w:rFonts w:ascii="Arial" w:eastAsia="Times New Roman" w:hAnsi="Arial" w:cs="Arial"/>
+          <w:color w:val="0A0A0A"/>
+          <w:shd w:val="clear" w:color="auto" w:fill="E5EDFF"/>
+        </w:rPr>
+        <w:t xml:space="preserve"> embedded document, </w:t>
+      </w:r>
+      <w:proofErr w:type="gramStart"/>
+      <w:r>
+        <w:rPr>
+          <w:rFonts w:ascii="Arial" w:eastAsia="Times New Roman" w:hAnsi="Arial" w:cs="Arial"/>
+          <w:color w:val="0A0A0A"/>
+          <w:shd w:val="clear" w:color="auto" w:fill="E5EDFF"/>
+        </w:rPr>
+        <w:t>take a look</w:t>
+      </w:r>
+      <w:proofErr w:type="gramEnd"/>
+      <w:r>
+        <w:rPr>
+          <w:rFonts w:ascii="Arial" w:eastAsia="Times New Roman" w:hAnsi="Arial" w:cs="Arial"/>
+          <w:color w:val="0A0A0A"/>
+          <w:shd w:val="clear" w:color="auto" w:fill="E5EDFF"/>
+        </w:rPr>
+        <w:t xml:space="preserve"> to </w:t>
+      </w:r>
+      <w:proofErr w:type="spellStart"/>
+      <w:proofErr w:type="gramStart"/>
+      <w:r>
+        <w:rPr>
+          <w:rFonts w:ascii="Arial" w:eastAsia="Times New Roman" w:hAnsi="Arial" w:cs="Arial"/>
+          <w:color w:val="0A0A0A"/>
+          <w:shd w:val="clear" w:color="auto" w:fill="E5EDFF"/>
+        </w:rPr>
+        <w:t>hobbies.title</w:t>
+      </w:r>
+      <w:proofErr w:type="spellEnd"/>
+      <w:proofErr w:type="gramEnd"/>
+      <w:r>
+        <w:rPr>
+          <w:rFonts w:ascii="Arial" w:eastAsia="Times New Roman" w:hAnsi="Arial" w:cs="Arial"/>
+          <w:color w:val="0A0A0A"/>
+          <w:shd w:val="clear" w:color="auto" w:fill="E5EDFF"/>
+        </w:rPr>
+        <w:t xml:space="preserve"> = </w:t>
+      </w:r>
+      <w:proofErr w:type="spellStart"/>
+      <w:r>
+        <w:rPr>
+          <w:rFonts w:ascii="Arial" w:eastAsia="Times New Roman" w:hAnsi="Arial" w:cs="Arial"/>
+          <w:color w:val="0A0A0A"/>
+          <w:shd w:val="clear" w:color="auto" w:fill="E5EDFF"/>
+        </w:rPr>
+        <w:t>Voley</w:t>
+      </w:r>
+      <w:proofErr w:type="spellEnd"/>
+      <w:r>
+        <w:rPr>
+          <w:rFonts w:ascii="Arial" w:eastAsia="Times New Roman" w:hAnsi="Arial" w:cs="Arial"/>
+          <w:color w:val="0A0A0A"/>
+          <w:shd w:val="clear" w:color="auto" w:fill="E5EDFF"/>
+        </w:rPr>
+        <w:t xml:space="preserve"> and </w:t>
+      </w:r>
+      <w:proofErr w:type="spellStart"/>
+      <w:proofErr w:type="gramStart"/>
+      <w:r>
+        <w:rPr>
+          <w:rFonts w:ascii="Arial" w:eastAsia="Times New Roman" w:hAnsi="Arial" w:cs="Arial"/>
+          <w:color w:val="0A0A0A"/>
+          <w:shd w:val="clear" w:color="auto" w:fill="E5EDFF"/>
+        </w:rPr>
+        <w:t>hobbies.frequency</w:t>
+      </w:r>
+      <w:proofErr w:type="spellEnd"/>
+      <w:proofErr w:type="gramEnd"/>
+      <w:r>
+        <w:rPr>
+          <w:rFonts w:ascii="Arial" w:eastAsia="Times New Roman" w:hAnsi="Arial" w:cs="Arial"/>
+          <w:color w:val="0A0A0A"/>
+          <w:shd w:val="clear" w:color="auto" w:fill="E5EDFF"/>
+        </w:rPr>
+        <w:t xml:space="preserve"> </w:t>
+      </w:r>
+      <w:proofErr w:type="spellStart"/>
+      <w:r>
+        <w:rPr>
+          <w:rFonts w:ascii="Arial" w:eastAsia="Times New Roman" w:hAnsi="Arial" w:cs="Arial"/>
+          <w:color w:val="0A0A0A"/>
+          <w:shd w:val="clear" w:color="auto" w:fill="E5EDFF"/>
+        </w:rPr>
+        <w:t>gte</w:t>
+      </w:r>
+      <w:proofErr w:type="spellEnd"/>
+      <w:r>
+        <w:rPr>
+          <w:rFonts w:ascii="Arial" w:eastAsia="Times New Roman" w:hAnsi="Arial" w:cs="Arial"/>
+          <w:color w:val="0A0A0A"/>
+          <w:shd w:val="clear" w:color="auto" w:fill="E5EDFF"/>
+        </w:rPr>
+        <w:t xml:space="preserve"> 3 if both match the doc is returned</w:t>
       </w:r>
     </w:p>
     <w:p>
@@ -1668,7 +2001,43 @@
           <w:color w:val="0A0A0A"/>
           <w:shd w:val="clear" w:color="auto" w:fill="E5EDFF"/>
         </w:rPr>
-        <w:t>-sort() product name asc, desc</w:t>
+        <w:t>-</w:t>
+      </w:r>
+      <w:proofErr w:type="gramStart"/>
+      <w:r>
+        <w:rPr>
+          <w:rFonts w:ascii="Arial" w:eastAsia="Times New Roman" w:hAnsi="Arial" w:cs="Arial"/>
+          <w:color w:val="0A0A0A"/>
+          <w:shd w:val="clear" w:color="auto" w:fill="E5EDFF"/>
+        </w:rPr>
+        <w:t>sort(</w:t>
+      </w:r>
+      <w:proofErr w:type="gramEnd"/>
+      <w:r>
+        <w:rPr>
+          <w:rFonts w:ascii="Arial" w:eastAsia="Times New Roman" w:hAnsi="Arial" w:cs="Arial"/>
+          <w:color w:val="0A0A0A"/>
+          <w:shd w:val="clear" w:color="auto" w:fill="E5EDFF"/>
+        </w:rPr>
+        <w:t xml:space="preserve">) product name </w:t>
+      </w:r>
+      <w:proofErr w:type="spellStart"/>
+      <w:r>
+        <w:rPr>
+          <w:rFonts w:ascii="Arial" w:eastAsia="Times New Roman" w:hAnsi="Arial" w:cs="Arial"/>
+          <w:color w:val="0A0A0A"/>
+          <w:shd w:val="clear" w:color="auto" w:fill="E5EDFF"/>
+        </w:rPr>
+        <w:t>asc</w:t>
+      </w:r>
+      <w:proofErr w:type="spellEnd"/>
+      <w:r>
+        <w:rPr>
+          <w:rFonts w:ascii="Arial" w:eastAsia="Times New Roman" w:hAnsi="Arial" w:cs="Arial"/>
+          <w:color w:val="0A0A0A"/>
+          <w:shd w:val="clear" w:color="auto" w:fill="E5EDFF"/>
+        </w:rPr>
+        <w:t>, desc</w:t>
       </w:r>
     </w:p>
     <w:p>
@@ -1795,8 +2164,36 @@
           <w:color w:val="0A0A0A"/>
           <w:shd w:val="clear" w:color="auto" w:fill="E5EDFF"/>
         </w:rPr>
-        <w:t>-skip() skip first 2 elements sorted asc</w:t>
-      </w:r>
+        <w:t>-</w:t>
+      </w:r>
+      <w:proofErr w:type="gramStart"/>
+      <w:r>
+        <w:rPr>
+          <w:rFonts w:ascii="Arial" w:eastAsia="Times New Roman" w:hAnsi="Arial" w:cs="Arial"/>
+          <w:color w:val="0A0A0A"/>
+          <w:shd w:val="clear" w:color="auto" w:fill="E5EDFF"/>
+        </w:rPr>
+        <w:t>skip(</w:t>
+      </w:r>
+      <w:proofErr w:type="gramEnd"/>
+      <w:r>
+        <w:rPr>
+          <w:rFonts w:ascii="Arial" w:eastAsia="Times New Roman" w:hAnsi="Arial" w:cs="Arial"/>
+          <w:color w:val="0A0A0A"/>
+          <w:shd w:val="clear" w:color="auto" w:fill="E5EDFF"/>
+        </w:rPr>
+        <w:t xml:space="preserve">) skip first 2 elements sorted </w:t>
+      </w:r>
+      <w:proofErr w:type="spellStart"/>
+      <w:r>
+        <w:rPr>
+          <w:rFonts w:ascii="Arial" w:eastAsia="Times New Roman" w:hAnsi="Arial" w:cs="Arial"/>
+          <w:color w:val="0A0A0A"/>
+          <w:shd w:val="clear" w:color="auto" w:fill="E5EDFF"/>
+        </w:rPr>
+        <w:t>asc</w:t>
+      </w:r>
+      <w:proofErr w:type="spellEnd"/>
     </w:p>
     <w:p>
       <w:pPr>
@@ -1868,7 +2265,25 @@
           <w:color w:val="0A0A0A"/>
           <w:shd w:val="clear" w:color="auto" w:fill="E5EDFF"/>
         </w:rPr>
-        <w:t>-limit() get only first document sorted desc</w:t>
+        <w:t>-</w:t>
+      </w:r>
+      <w:proofErr w:type="gramStart"/>
+      <w:r>
+        <w:rPr>
+          <w:rFonts w:ascii="Arial" w:eastAsia="Times New Roman" w:hAnsi="Arial" w:cs="Arial"/>
+          <w:color w:val="0A0A0A"/>
+          <w:shd w:val="clear" w:color="auto" w:fill="E5EDFF"/>
+        </w:rPr>
+        <w:t>limit(</w:t>
+      </w:r>
+      <w:proofErr w:type="gramEnd"/>
+      <w:r>
+        <w:rPr>
+          <w:rFonts w:ascii="Arial" w:eastAsia="Times New Roman" w:hAnsi="Arial" w:cs="Arial"/>
+          <w:color w:val="0A0A0A"/>
+          <w:shd w:val="clear" w:color="auto" w:fill="E5EDFF"/>
+        </w:rPr>
+        <w:t>) get only first document sorted desc</w:t>
       </w:r>
     </w:p>
     <w:p>
@@ -1942,7 +2357,43 @@
           <w:color w:val="0A0A0A"/>
           <w:shd w:val="clear" w:color="auto" w:fill="E5EDFF"/>
         </w:rPr>
-        <w:t>-count() product unit price gt 18</w:t>
+        <w:t>-</w:t>
+      </w:r>
+      <w:proofErr w:type="gramStart"/>
+      <w:r>
+        <w:rPr>
+          <w:rFonts w:ascii="Arial" w:eastAsia="Times New Roman" w:hAnsi="Arial" w:cs="Arial"/>
+          <w:color w:val="0A0A0A"/>
+          <w:shd w:val="clear" w:color="auto" w:fill="E5EDFF"/>
+        </w:rPr>
+        <w:t>count(</w:t>
+      </w:r>
+      <w:proofErr w:type="gramEnd"/>
+      <w:r>
+        <w:rPr>
+          <w:rFonts w:ascii="Arial" w:eastAsia="Times New Roman" w:hAnsi="Arial" w:cs="Arial"/>
+          <w:color w:val="0A0A0A"/>
+          <w:shd w:val="clear" w:color="auto" w:fill="E5EDFF"/>
+        </w:rPr>
+        <w:t xml:space="preserve">) product unit price </w:t>
+      </w:r>
+      <w:proofErr w:type="spellStart"/>
+      <w:r>
+        <w:rPr>
+          <w:rFonts w:ascii="Arial" w:eastAsia="Times New Roman" w:hAnsi="Arial" w:cs="Arial"/>
+          <w:color w:val="0A0A0A"/>
+          <w:shd w:val="clear" w:color="auto" w:fill="E5EDFF"/>
+        </w:rPr>
+        <w:t>gt</w:t>
+      </w:r>
+      <w:proofErr w:type="spellEnd"/>
+      <w:r>
+        <w:rPr>
+          <w:rFonts w:ascii="Arial" w:eastAsia="Times New Roman" w:hAnsi="Arial" w:cs="Arial"/>
+          <w:color w:val="0A0A0A"/>
+          <w:shd w:val="clear" w:color="auto" w:fill="E5EDFF"/>
+        </w:rPr>
+        <w:t xml:space="preserve"> 18</w:t>
       </w:r>
     </w:p>
     <w:p>
@@ -2137,7 +2588,43 @@
           <w:color w:val="0A0A0A"/>
           <w:shd w:val="clear" w:color="auto" w:fill="E5EDFF"/>
         </w:rPr>
-        <w:t>$inc increase voteaverage of Titanic in 1</w:t>
+        <w:t>$</w:t>
+      </w:r>
+      <w:proofErr w:type="spellStart"/>
+      <w:r>
+        <w:rPr>
+          <w:rFonts w:ascii="Arial" w:eastAsia="Times New Roman" w:hAnsi="Arial" w:cs="Arial"/>
+          <w:color w:val="0A0A0A"/>
+          <w:shd w:val="clear" w:color="auto" w:fill="E5EDFF"/>
+        </w:rPr>
+        <w:t>inc</w:t>
+      </w:r>
+      <w:proofErr w:type="spellEnd"/>
+      <w:r>
+        <w:rPr>
+          <w:rFonts w:ascii="Arial" w:eastAsia="Times New Roman" w:hAnsi="Arial" w:cs="Arial"/>
+          <w:color w:val="0A0A0A"/>
+          <w:shd w:val="clear" w:color="auto" w:fill="E5EDFF"/>
+        </w:rPr>
+        <w:t xml:space="preserve"> increase </w:t>
+      </w:r>
+      <w:proofErr w:type="spellStart"/>
+      <w:r>
+        <w:rPr>
+          <w:rFonts w:ascii="Arial" w:eastAsia="Times New Roman" w:hAnsi="Arial" w:cs="Arial"/>
+          <w:color w:val="0A0A0A"/>
+          <w:shd w:val="clear" w:color="auto" w:fill="E5EDFF"/>
+        </w:rPr>
+        <w:t>voteaverage</w:t>
+      </w:r>
+      <w:proofErr w:type="spellEnd"/>
+      <w:r>
+        <w:rPr>
+          <w:rFonts w:ascii="Arial" w:eastAsia="Times New Roman" w:hAnsi="Arial" w:cs="Arial"/>
+          <w:color w:val="0A0A0A"/>
+          <w:shd w:val="clear" w:color="auto" w:fill="E5EDFF"/>
+        </w:rPr>
+        <w:t xml:space="preserve"> of Titanic in 1</w:t>
       </w:r>
     </w:p>
     <w:p>
@@ -2391,7 +2878,25 @@
           <w:color w:val="0A0A0A"/>
           <w:shd w:val="clear" w:color="auto" w:fill="E5EDFF"/>
         </w:rPr>
-        <w:t>$push add language Portuguese to movieId mv08</w:t>
+        <w:t xml:space="preserve">$push add language Portuguese to </w:t>
+      </w:r>
+      <w:proofErr w:type="spellStart"/>
+      <w:r>
+        <w:rPr>
+          <w:rFonts w:ascii="Arial" w:eastAsia="Times New Roman" w:hAnsi="Arial" w:cs="Arial"/>
+          <w:color w:val="0A0A0A"/>
+          <w:shd w:val="clear" w:color="auto" w:fill="E5EDFF"/>
+        </w:rPr>
+        <w:t>movieId</w:t>
+      </w:r>
+      <w:proofErr w:type="spellEnd"/>
+      <w:r>
+        <w:rPr>
+          <w:rFonts w:ascii="Arial" w:eastAsia="Times New Roman" w:hAnsi="Arial" w:cs="Arial"/>
+          <w:color w:val="0A0A0A"/>
+          <w:shd w:val="clear" w:color="auto" w:fill="E5EDFF"/>
+        </w:rPr>
+        <w:t xml:space="preserve"> mv08</w:t>
       </w:r>
     </w:p>
     <w:p>
@@ -2915,13 +3420,61 @@
         </w:rPr>
         <w:tab/>
       </w:r>
-      <w:r>
-        <w:rPr>
-          <w:rFonts w:ascii="Arial" w:eastAsia="Times New Roman" w:hAnsi="Arial" w:cs="Arial"/>
-          <w:color w:val="0A0A0A"/>
-          <w:shd w:val="clear" w:color="auto" w:fill="E5EDFF"/>
-        </w:rPr>
-        <w:t>a clustered index is created by specifying the clusteredIndex option when you create a new collection using the db.createCollection() method. You cannot add a clustered index to an existing collection</w:t>
+      <w:proofErr w:type="gramStart"/>
+      <w:r>
+        <w:rPr>
+          <w:rFonts w:ascii="Arial" w:eastAsia="Times New Roman" w:hAnsi="Arial" w:cs="Arial"/>
+          <w:color w:val="0A0A0A"/>
+          <w:shd w:val="clear" w:color="auto" w:fill="E5EDFF"/>
+        </w:rPr>
+        <w:t>a clustered</w:t>
+      </w:r>
+      <w:proofErr w:type="gramEnd"/>
+      <w:r>
+        <w:rPr>
+          <w:rFonts w:ascii="Arial" w:eastAsia="Times New Roman" w:hAnsi="Arial" w:cs="Arial"/>
+          <w:color w:val="0A0A0A"/>
+          <w:shd w:val="clear" w:color="auto" w:fill="E5EDFF"/>
+        </w:rPr>
+        <w:t xml:space="preserve"> index is created by specifying the </w:t>
+      </w:r>
+      <w:proofErr w:type="spellStart"/>
+      <w:r>
+        <w:rPr>
+          <w:rFonts w:ascii="Arial" w:eastAsia="Times New Roman" w:hAnsi="Arial" w:cs="Arial"/>
+          <w:color w:val="0A0A0A"/>
+          <w:shd w:val="clear" w:color="auto" w:fill="E5EDFF"/>
+        </w:rPr>
+        <w:t>clusteredIndex</w:t>
+      </w:r>
+      <w:proofErr w:type="spellEnd"/>
+      <w:r>
+        <w:rPr>
+          <w:rFonts w:ascii="Arial" w:eastAsia="Times New Roman" w:hAnsi="Arial" w:cs="Arial"/>
+          <w:color w:val="0A0A0A"/>
+          <w:shd w:val="clear" w:color="auto" w:fill="E5EDFF"/>
+        </w:rPr>
+        <w:t xml:space="preserve"> option when you create a new collection using the </w:t>
+      </w:r>
+      <w:proofErr w:type="spellStart"/>
+      <w:proofErr w:type="gramStart"/>
+      <w:r>
+        <w:rPr>
+          <w:rFonts w:ascii="Arial" w:eastAsia="Times New Roman" w:hAnsi="Arial" w:cs="Arial"/>
+          <w:color w:val="0A0A0A"/>
+          <w:shd w:val="clear" w:color="auto" w:fill="E5EDFF"/>
+        </w:rPr>
+        <w:t>db.createCollection</w:t>
+      </w:r>
+      <w:proofErr w:type="spellEnd"/>
+      <w:proofErr w:type="gramEnd"/>
+      <w:r>
+        <w:rPr>
+          <w:rFonts w:ascii="Arial" w:eastAsia="Times New Roman" w:hAnsi="Arial" w:cs="Arial"/>
+          <w:color w:val="0A0A0A"/>
+          <w:shd w:val="clear" w:color="auto" w:fill="E5EDFF"/>
+        </w:rPr>
+        <w:t>() method. You cannot add a clustered index to an existing collection</w:t>
       </w:r>
       <w:r>
         <w:rPr>
@@ -2937,7 +3490,25 @@
           <w:color w:val="0A0A0A"/>
           <w:shd w:val="clear" w:color="auto" w:fill="E5EDFF"/>
         </w:rPr>
-        <w:t>The clusteredIndex key </w:t>
+        <w:t>The </w:t>
+      </w:r>
+      <w:proofErr w:type="spellStart"/>
+      <w:r>
+        <w:rPr>
+          <w:rFonts w:ascii="Arial" w:eastAsia="Times New Roman" w:hAnsi="Arial" w:cs="Arial"/>
+          <w:color w:val="0A0A0A"/>
+          <w:shd w:val="clear" w:color="auto" w:fill="E5EDFF"/>
+        </w:rPr>
+        <w:t>clusteredIndex</w:t>
+      </w:r>
+      <w:proofErr w:type="spellEnd"/>
+      <w:r>
+        <w:rPr>
+          <w:rFonts w:ascii="Arial" w:eastAsia="Times New Roman" w:hAnsi="Arial" w:cs="Arial"/>
+          <w:color w:val="0A0A0A"/>
+          <w:shd w:val="clear" w:color="auto" w:fill="E5EDFF"/>
+        </w:rPr>
+        <w:t> key </w:t>
       </w:r>
       <w:r>
         <w:rPr>
@@ -2947,8 +3518,42 @@
           <w:color w:val="0A0A0A"/>
           <w:shd w:val="clear" w:color="auto" w:fill="E5EDFF"/>
         </w:rPr>
-        <w:t>must be { _id: 1 }</w:t>
-      </w:r>
+        <w:t>must be </w:t>
+      </w:r>
+      <w:proofErr w:type="gramStart"/>
+      <w:r>
+        <w:rPr>
+          <w:rFonts w:ascii="Arial" w:eastAsia="Times New Roman" w:hAnsi="Arial" w:cs="Arial"/>
+          <w:b/>
+          <w:bCs/>
+          <w:color w:val="0A0A0A"/>
+          <w:shd w:val="clear" w:color="auto" w:fill="E5EDFF"/>
+        </w:rPr>
+        <w:t>{ _</w:t>
+      </w:r>
+      <w:proofErr w:type="gramEnd"/>
+      <w:r>
+        <w:rPr>
+          <w:rFonts w:ascii="Arial" w:eastAsia="Times New Roman" w:hAnsi="Arial" w:cs="Arial"/>
+          <w:b/>
+          <w:bCs/>
+          <w:color w:val="0A0A0A"/>
+          <w:shd w:val="clear" w:color="auto" w:fill="E5EDFF"/>
+        </w:rPr>
+        <w:t xml:space="preserve">id: </w:t>
+      </w:r>
+      <w:proofErr w:type="gramStart"/>
+      <w:r>
+        <w:rPr>
+          <w:rFonts w:ascii="Arial" w:eastAsia="Times New Roman" w:hAnsi="Arial" w:cs="Arial"/>
+          <w:b/>
+          <w:bCs/>
+          <w:color w:val="0A0A0A"/>
+          <w:shd w:val="clear" w:color="auto" w:fill="E5EDFF"/>
+        </w:rPr>
+        <w:t>1 }</w:t>
+      </w:r>
+      <w:proofErr w:type="gramEnd"/>
     </w:p>
     <w:p>
       <w:pPr>
@@ -3031,7 +3636,25 @@
           <w:color w:val="0A0A0A"/>
           <w:shd w:val="clear" w:color="auto" w:fill="E5EDFF"/>
         </w:rPr>
-        <w:t>-create compose index</w:t>
+        <w:t xml:space="preserve">-create </w:t>
+      </w:r>
+      <w:proofErr w:type="gramStart"/>
+      <w:r>
+        <w:rPr>
+          <w:rFonts w:ascii="Arial" w:eastAsia="Times New Roman" w:hAnsi="Arial" w:cs="Arial"/>
+          <w:color w:val="0A0A0A"/>
+          <w:shd w:val="clear" w:color="auto" w:fill="E5EDFF"/>
+        </w:rPr>
+        <w:t>compose</w:t>
+      </w:r>
+      <w:proofErr w:type="gramEnd"/>
+      <w:r>
+        <w:rPr>
+          <w:rFonts w:ascii="Arial" w:eastAsia="Times New Roman" w:hAnsi="Arial" w:cs="Arial"/>
+          <w:color w:val="0A0A0A"/>
+          <w:shd w:val="clear" w:color="auto" w:fill="E5EDFF"/>
+        </w:rPr>
+        <w:t xml:space="preserve"> index</w:t>
       </w:r>
     </w:p>
     <w:p>
@@ -3045,21 +3668,87 @@
           <w:shd w:val="clear" w:color="auto" w:fill="E5EDFF"/>
         </w:rPr>
       </w:pPr>
-      <w:r>
-        <w:rPr>
-          <w:rFonts w:ascii="Arial" w:eastAsia="Times New Roman" w:hAnsi="Arial" w:cs="Arial"/>
-          <w:color w:val="0A0A0A"/>
-          <w:shd w:val="clear" w:color="auto" w:fill="E5EDFF"/>
-        </w:rPr>
-        <w:t xml:space="preserve">CombinedIndex: </w:t>
-      </w:r>
-      <w:r>
-        <w:rPr>
-          <w:rFonts w:ascii="Arial" w:eastAsia="Times New Roman" w:hAnsi="Arial" w:cs="Arial"/>
-          <w:color w:val="0A0A0A"/>
-          <w:shd w:val="clear" w:color="auto" w:fill="E5EDFF"/>
-        </w:rPr>
-        <w:t>db.inventory.createIndex( { "item": 1, "stock": -1 } )</w:t>
+      <w:proofErr w:type="spellStart"/>
+      <w:r>
+        <w:rPr>
+          <w:rFonts w:ascii="Arial" w:eastAsia="Times New Roman" w:hAnsi="Arial" w:cs="Arial"/>
+          <w:color w:val="0A0A0A"/>
+          <w:shd w:val="clear" w:color="auto" w:fill="E5EDFF"/>
+        </w:rPr>
+        <w:t>CombinedIndex</w:t>
+      </w:r>
+      <w:proofErr w:type="spellEnd"/>
+      <w:r>
+        <w:rPr>
+          <w:rFonts w:ascii="Arial" w:eastAsia="Times New Roman" w:hAnsi="Arial" w:cs="Arial"/>
+          <w:color w:val="0A0A0A"/>
+          <w:shd w:val="clear" w:color="auto" w:fill="E5EDFF"/>
+        </w:rPr>
+        <w:t xml:space="preserve">: </w:t>
+      </w:r>
+      <w:proofErr w:type="spellStart"/>
+      <w:proofErr w:type="gramStart"/>
+      <w:r>
+        <w:rPr>
+          <w:rFonts w:ascii="Arial" w:eastAsia="Times New Roman" w:hAnsi="Arial" w:cs="Arial"/>
+          <w:color w:val="0A0A0A"/>
+          <w:shd w:val="clear" w:color="auto" w:fill="E5EDFF"/>
+        </w:rPr>
+        <w:t>db.inventory</w:t>
+      </w:r>
+      <w:proofErr w:type="gramEnd"/>
+      <w:r>
+        <w:rPr>
+          <w:rFonts w:ascii="Arial" w:eastAsia="Times New Roman" w:hAnsi="Arial" w:cs="Arial"/>
+          <w:color w:val="0A0A0A"/>
+          <w:shd w:val="clear" w:color="auto" w:fill="E5EDFF"/>
+        </w:rPr>
+        <w:t>.</w:t>
+      </w:r>
+      <w:proofErr w:type="gramStart"/>
+      <w:r>
+        <w:rPr>
+          <w:rFonts w:ascii="Arial" w:eastAsia="Times New Roman" w:hAnsi="Arial" w:cs="Arial"/>
+          <w:color w:val="0A0A0A"/>
+          <w:shd w:val="clear" w:color="auto" w:fill="E5EDFF"/>
+        </w:rPr>
+        <w:t>createIndex</w:t>
+      </w:r>
+      <w:proofErr w:type="spellEnd"/>
+      <w:r>
+        <w:rPr>
+          <w:rFonts w:ascii="Arial" w:eastAsia="Times New Roman" w:hAnsi="Arial" w:cs="Arial"/>
+          <w:color w:val="0A0A0A"/>
+          <w:shd w:val="clear" w:color="auto" w:fill="E5EDFF"/>
+        </w:rPr>
+        <w:t>( {</w:t>
+      </w:r>
+      <w:proofErr w:type="gramEnd"/>
+      <w:r>
+        <w:rPr>
+          <w:rFonts w:ascii="Arial" w:eastAsia="Times New Roman" w:hAnsi="Arial" w:cs="Arial"/>
+          <w:color w:val="0A0A0A"/>
+          <w:shd w:val="clear" w:color="auto" w:fill="E5EDFF"/>
+        </w:rPr>
+        <w:t xml:space="preserve"> "item": 1, "stock": -</w:t>
+      </w:r>
+      <w:proofErr w:type="gramStart"/>
+      <w:r>
+        <w:rPr>
+          <w:rFonts w:ascii="Arial" w:eastAsia="Times New Roman" w:hAnsi="Arial" w:cs="Arial"/>
+          <w:color w:val="0A0A0A"/>
+          <w:shd w:val="clear" w:color="auto" w:fill="E5EDFF"/>
+        </w:rPr>
+        <w:t>1 }</w:t>
+      </w:r>
+      <w:proofErr w:type="gramEnd"/>
+      <w:r>
+        <w:rPr>
+          <w:rFonts w:ascii="Arial" w:eastAsia="Times New Roman" w:hAnsi="Arial" w:cs="Arial"/>
+          <w:color w:val="0A0A0A"/>
+          <w:shd w:val="clear" w:color="auto" w:fill="E5EDFF"/>
+        </w:rPr>
+        <w:t xml:space="preserve"> )</w:t>
       </w:r>
     </w:p>
     <w:p>
@@ -3091,13 +3780,141 @@
           <w:shd w:val="clear" w:color="auto" w:fill="E5EDFF"/>
         </w:rPr>
       </w:pPr>
-      <w:r>
-        <w:rPr>
-          <w:rFonts w:ascii="Arial" w:eastAsia="Times New Roman" w:hAnsi="Arial" w:cs="Arial"/>
-          <w:color w:val="0A0A0A"/>
-          <w:shd w:val="clear" w:color="auto" w:fill="E5EDFF"/>
-        </w:rPr>
-        <w:t>db.users.createIndex({ username: 1 }, { unique:true, name: "custom_username_index"})</w:t>
+      <w:proofErr w:type="spellStart"/>
+      <w:proofErr w:type="gramStart"/>
+      <w:r>
+        <w:rPr>
+          <w:rFonts w:ascii="Arial" w:eastAsia="Times New Roman" w:hAnsi="Arial" w:cs="Arial"/>
+          <w:color w:val="0A0A0A"/>
+          <w:shd w:val="clear" w:color="auto" w:fill="E5EDFF"/>
+        </w:rPr>
+        <w:t>db.users</w:t>
+      </w:r>
+      <w:proofErr w:type="gramEnd"/>
+      <w:r>
+        <w:rPr>
+          <w:rFonts w:ascii="Arial" w:eastAsia="Times New Roman" w:hAnsi="Arial" w:cs="Arial"/>
+          <w:color w:val="0A0A0A"/>
+          <w:shd w:val="clear" w:color="auto" w:fill="E5EDFF"/>
+        </w:rPr>
+        <w:t>.</w:t>
+      </w:r>
+      <w:proofErr w:type="gramStart"/>
+      <w:r>
+        <w:rPr>
+          <w:rFonts w:ascii="Arial" w:eastAsia="Times New Roman" w:hAnsi="Arial" w:cs="Arial"/>
+          <w:color w:val="0A0A0A"/>
+          <w:shd w:val="clear" w:color="auto" w:fill="E5EDFF"/>
+        </w:rPr>
+        <w:t>createIndex</w:t>
+      </w:r>
+      <w:proofErr w:type="spellEnd"/>
+      <w:r>
+        <w:rPr>
+          <w:rFonts w:ascii="Arial" w:eastAsia="Times New Roman" w:hAnsi="Arial" w:cs="Arial"/>
+          <w:color w:val="0A0A0A"/>
+          <w:shd w:val="clear" w:color="auto" w:fill="E5EDFF"/>
+        </w:rPr>
+        <w:t>({ username</w:t>
+      </w:r>
+      <w:proofErr w:type="gramEnd"/>
+      <w:r>
+        <w:rPr>
+          <w:rFonts w:ascii="Arial" w:eastAsia="Times New Roman" w:hAnsi="Arial" w:cs="Arial"/>
+          <w:color w:val="0A0A0A"/>
+          <w:shd w:val="clear" w:color="auto" w:fill="E5EDFF"/>
+        </w:rPr>
+        <w:t xml:space="preserve">: </w:t>
+      </w:r>
+      <w:proofErr w:type="gramStart"/>
+      <w:r>
+        <w:rPr>
+          <w:rFonts w:ascii="Arial" w:eastAsia="Times New Roman" w:hAnsi="Arial" w:cs="Arial"/>
+          <w:color w:val="0A0A0A"/>
+          <w:shd w:val="clear" w:color="auto" w:fill="E5EDFF"/>
+        </w:rPr>
+        <w:t>1 }</w:t>
+      </w:r>
+      <w:proofErr w:type="gramEnd"/>
+      <w:r>
+        <w:rPr>
+          <w:rFonts w:ascii="Arial" w:eastAsia="Times New Roman" w:hAnsi="Arial" w:cs="Arial"/>
+          <w:color w:val="0A0A0A"/>
+          <w:shd w:val="clear" w:color="auto" w:fill="E5EDFF"/>
+        </w:rPr>
+        <w:t xml:space="preserve">, </w:t>
+      </w:r>
+      <w:proofErr w:type="gramStart"/>
+      <w:r>
+        <w:rPr>
+          <w:rFonts w:ascii="Arial" w:eastAsia="Times New Roman" w:hAnsi="Arial" w:cs="Arial"/>
+          <w:color w:val="0A0A0A"/>
+          <w:shd w:val="clear" w:color="auto" w:fill="E5EDFF"/>
+        </w:rPr>
+        <w:t xml:space="preserve">{ </w:t>
+      </w:r>
+      <w:proofErr w:type="spellStart"/>
+      <w:r>
+        <w:rPr>
+          <w:rFonts w:ascii="Arial" w:eastAsia="Times New Roman" w:hAnsi="Arial" w:cs="Arial"/>
+          <w:color w:val="0A0A0A"/>
+          <w:shd w:val="clear" w:color="auto" w:fill="E5EDFF"/>
+        </w:rPr>
+        <w:t>unique</w:t>
+      </w:r>
+      <w:proofErr w:type="gramEnd"/>
+      <w:r>
+        <w:rPr>
+          <w:rFonts w:ascii="Arial" w:eastAsia="Times New Roman" w:hAnsi="Arial" w:cs="Arial"/>
+          <w:color w:val="0A0A0A"/>
+          <w:shd w:val="clear" w:color="auto" w:fill="E5EDFF"/>
+        </w:rPr>
+        <w:t>:true</w:t>
+      </w:r>
+      <w:proofErr w:type="spellEnd"/>
+      <w:r>
+        <w:rPr>
+          <w:rFonts w:ascii="Arial" w:eastAsia="Times New Roman" w:hAnsi="Arial" w:cs="Arial"/>
+          <w:color w:val="0A0A0A"/>
+          <w:shd w:val="clear" w:color="auto" w:fill="E5EDFF"/>
+        </w:rPr>
+        <w:t>, name: "</w:t>
+      </w:r>
+      <w:proofErr w:type="spellStart"/>
+      <w:r>
+        <w:rPr>
+          <w:rFonts w:ascii="Arial" w:eastAsia="Times New Roman" w:hAnsi="Arial" w:cs="Arial"/>
+          <w:color w:val="0A0A0A"/>
+          <w:shd w:val="clear" w:color="auto" w:fill="E5EDFF"/>
+        </w:rPr>
+        <w:t>custom_username_</w:t>
+      </w:r>
+      <w:proofErr w:type="gramStart"/>
+      <w:r>
+        <w:rPr>
+          <w:rFonts w:ascii="Arial" w:eastAsia="Times New Roman" w:hAnsi="Arial" w:cs="Arial"/>
+          <w:color w:val="0A0A0A"/>
+          <w:shd w:val="clear" w:color="auto" w:fill="E5EDFF"/>
+        </w:rPr>
+        <w:t>index</w:t>
+      </w:r>
+      <w:proofErr w:type="spellEnd"/>
+      <w:r>
+        <w:rPr>
+          <w:rFonts w:ascii="Arial" w:eastAsia="Times New Roman" w:hAnsi="Arial" w:cs="Arial"/>
+          <w:color w:val="0A0A0A"/>
+          <w:shd w:val="clear" w:color="auto" w:fill="E5EDFF"/>
+        </w:rPr>
+        <w:t>"}</w:t>
+      </w:r>
+      <w:proofErr w:type="gramEnd"/>
+      <w:r>
+        <w:rPr>
+          <w:rFonts w:ascii="Arial" w:eastAsia="Times New Roman" w:hAnsi="Arial" w:cs="Arial"/>
+          <w:color w:val="0A0A0A"/>
+          <w:shd w:val="clear" w:color="auto" w:fill="E5EDFF"/>
+        </w:rPr>
+        <w:t>)</w:t>
       </w:r>
     </w:p>
     <w:p>
@@ -3148,14 +3965,62 @@
         </w:rPr>
         <w:tab/>
       </w:r>
-      <w:r>
-        <w:rPr>
-          <w:rFonts w:ascii="Arial" w:eastAsia="Times New Roman" w:hAnsi="Arial" w:cs="Arial"/>
-          <w:color w:val="0A0A0A"/>
-          <w:shd w:val="clear" w:color="auto" w:fill="E5EDFF"/>
-        </w:rPr>
-        <w:t>db.products.createIndex({ description: "text" });</w:t>
-      </w:r>
+      <w:proofErr w:type="spellStart"/>
+      <w:proofErr w:type="gramStart"/>
+      <w:r>
+        <w:rPr>
+          <w:rFonts w:ascii="Arial" w:eastAsia="Times New Roman" w:hAnsi="Arial" w:cs="Arial"/>
+          <w:color w:val="0A0A0A"/>
+          <w:shd w:val="clear" w:color="auto" w:fill="E5EDFF"/>
+        </w:rPr>
+        <w:t>db.products</w:t>
+      </w:r>
+      <w:proofErr w:type="gramEnd"/>
+      <w:r>
+        <w:rPr>
+          <w:rFonts w:ascii="Arial" w:eastAsia="Times New Roman" w:hAnsi="Arial" w:cs="Arial"/>
+          <w:color w:val="0A0A0A"/>
+          <w:shd w:val="clear" w:color="auto" w:fill="E5EDFF"/>
+        </w:rPr>
+        <w:t>.</w:t>
+      </w:r>
+      <w:proofErr w:type="gramStart"/>
+      <w:r>
+        <w:rPr>
+          <w:rFonts w:ascii="Arial" w:eastAsia="Times New Roman" w:hAnsi="Arial" w:cs="Arial"/>
+          <w:color w:val="0A0A0A"/>
+          <w:shd w:val="clear" w:color="auto" w:fill="E5EDFF"/>
+        </w:rPr>
+        <w:t>createIndex</w:t>
+      </w:r>
+      <w:proofErr w:type="spellEnd"/>
+      <w:r>
+        <w:rPr>
+          <w:rFonts w:ascii="Arial" w:eastAsia="Times New Roman" w:hAnsi="Arial" w:cs="Arial"/>
+          <w:color w:val="0A0A0A"/>
+          <w:shd w:val="clear" w:color="auto" w:fill="E5EDFF"/>
+        </w:rPr>
+        <w:t>({ description</w:t>
+      </w:r>
+      <w:proofErr w:type="gramEnd"/>
+      <w:r>
+        <w:rPr>
+          <w:rFonts w:ascii="Arial" w:eastAsia="Times New Roman" w:hAnsi="Arial" w:cs="Arial"/>
+          <w:color w:val="0A0A0A"/>
+          <w:shd w:val="clear" w:color="auto" w:fill="E5EDFF"/>
+        </w:rPr>
+        <w:t>: "text</w:t>
+      </w:r>
+      <w:proofErr w:type="gramStart"/>
+      <w:r>
+        <w:rPr>
+          <w:rFonts w:ascii="Arial" w:eastAsia="Times New Roman" w:hAnsi="Arial" w:cs="Arial"/>
+          <w:color w:val="0A0A0A"/>
+          <w:shd w:val="clear" w:color="auto" w:fill="E5EDFF"/>
+        </w:rPr>
+        <w:t>" });</w:t>
+      </w:r>
+      <w:proofErr w:type="gramEnd"/>
     </w:p>
     <w:p>
       <w:pPr>
@@ -3196,14 +4061,98 @@
           <w:shd w:val="clear" w:color="auto" w:fill="E5EDFF"/>
         </w:rPr>
       </w:pPr>
-      <w:r>
-        <w:rPr>
-          <w:rFonts w:ascii="Arial" w:eastAsia="Times New Roman" w:hAnsi="Arial" w:cs="Arial"/>
-          <w:color w:val="0A0A0A"/>
-          <w:shd w:val="clear" w:color="auto" w:fill="E5EDFF"/>
-        </w:rPr>
-        <w:t>db.products.find({ $text: { $search: "silk" } });</w:t>
-      </w:r>
+      <w:proofErr w:type="spellStart"/>
+      <w:proofErr w:type="gramStart"/>
+      <w:r>
+        <w:rPr>
+          <w:rFonts w:ascii="Arial" w:eastAsia="Times New Roman" w:hAnsi="Arial" w:cs="Arial"/>
+          <w:color w:val="0A0A0A"/>
+          <w:shd w:val="clear" w:color="auto" w:fill="E5EDFF"/>
+        </w:rPr>
+        <w:t>db.products</w:t>
+      </w:r>
+      <w:proofErr w:type="gramEnd"/>
+      <w:r>
+        <w:rPr>
+          <w:rFonts w:ascii="Arial" w:eastAsia="Times New Roman" w:hAnsi="Arial" w:cs="Arial"/>
+          <w:color w:val="0A0A0A"/>
+          <w:shd w:val="clear" w:color="auto" w:fill="E5EDFF"/>
+        </w:rPr>
+        <w:t>.</w:t>
+      </w:r>
+      <w:proofErr w:type="gramStart"/>
+      <w:r>
+        <w:rPr>
+          <w:rFonts w:ascii="Arial" w:eastAsia="Times New Roman" w:hAnsi="Arial" w:cs="Arial"/>
+          <w:color w:val="0A0A0A"/>
+          <w:shd w:val="clear" w:color="auto" w:fill="E5EDFF"/>
+        </w:rPr>
+        <w:t>find</w:t>
+      </w:r>
+      <w:proofErr w:type="spellEnd"/>
+      <w:r>
+        <w:rPr>
+          <w:rFonts w:ascii="Arial" w:eastAsia="Times New Roman" w:hAnsi="Arial" w:cs="Arial"/>
+          <w:color w:val="0A0A0A"/>
+          <w:shd w:val="clear" w:color="auto" w:fill="E5EDFF"/>
+        </w:rPr>
+        <w:t>({ $</w:t>
+      </w:r>
+      <w:proofErr w:type="gramEnd"/>
+      <w:r>
+        <w:rPr>
+          <w:rFonts w:ascii="Arial" w:eastAsia="Times New Roman" w:hAnsi="Arial" w:cs="Arial"/>
+          <w:color w:val="0A0A0A"/>
+          <w:shd w:val="clear" w:color="auto" w:fill="E5EDFF"/>
+        </w:rPr>
+        <w:t xml:space="preserve">text: </w:t>
+      </w:r>
+      <w:proofErr w:type="gramStart"/>
+      <w:r>
+        <w:rPr>
+          <w:rFonts w:ascii="Arial" w:eastAsia="Times New Roman" w:hAnsi="Arial" w:cs="Arial"/>
+          <w:color w:val="0A0A0A"/>
+          <w:shd w:val="clear" w:color="auto" w:fill="E5EDFF"/>
+        </w:rPr>
+        <w:t>{ $</w:t>
+      </w:r>
+      <w:proofErr w:type="gramEnd"/>
+      <w:r>
+        <w:rPr>
+          <w:rFonts w:ascii="Arial" w:eastAsia="Times New Roman" w:hAnsi="Arial" w:cs="Arial"/>
+          <w:color w:val="0A0A0A"/>
+          <w:shd w:val="clear" w:color="auto" w:fill="E5EDFF"/>
+        </w:rPr>
+        <w:t>search: "silk</w:t>
+      </w:r>
+      <w:proofErr w:type="gramStart"/>
+      <w:r>
+        <w:rPr>
+          <w:rFonts w:ascii="Arial" w:eastAsia="Times New Roman" w:hAnsi="Arial" w:cs="Arial"/>
+          <w:color w:val="0A0A0A"/>
+          <w:shd w:val="clear" w:color="auto" w:fill="E5EDFF"/>
+        </w:rPr>
+        <w:t>" }</w:t>
+      </w:r>
+      <w:proofErr w:type="gramEnd"/>
+      <w:r>
+        <w:rPr>
+          <w:rFonts w:ascii="Arial" w:eastAsia="Times New Roman" w:hAnsi="Arial" w:cs="Arial"/>
+          <w:color w:val="0A0A0A"/>
+          <w:shd w:val="clear" w:color="auto" w:fill="E5EDFF"/>
+        </w:rPr>
+        <w:t xml:space="preserve"> }</w:t>
+      </w:r>
+      <w:proofErr w:type="gramStart"/>
+      <w:r>
+        <w:rPr>
+          <w:rFonts w:ascii="Arial" w:eastAsia="Times New Roman" w:hAnsi="Arial" w:cs="Arial"/>
+          <w:color w:val="0A0A0A"/>
+          <w:shd w:val="clear" w:color="auto" w:fill="E5EDFF"/>
+        </w:rPr>
+        <w:t>);</w:t>
+      </w:r>
+      <w:proofErr w:type="gramEnd"/>
     </w:p>
     <w:p>
       <w:pPr>
@@ -3253,13 +4202,87 @@
         </w:rPr>
         <w:tab/>
       </w:r>
-      <w:r>
-        <w:rPr>
-          <w:rFonts w:ascii="Arial" w:eastAsia="Times New Roman" w:hAnsi="Arial" w:cs="Arial"/>
-          <w:color w:val="0A0A0A"/>
-          <w:shd w:val="clear" w:color="auto" w:fill="E5EDFF"/>
-        </w:rPr>
-        <w:t>db.users.createIndex( { user_id: "hashed" } )</w:t>
+      <w:proofErr w:type="spellStart"/>
+      <w:proofErr w:type="gramStart"/>
+      <w:r>
+        <w:rPr>
+          <w:rFonts w:ascii="Arial" w:eastAsia="Times New Roman" w:hAnsi="Arial" w:cs="Arial"/>
+          <w:color w:val="0A0A0A"/>
+          <w:shd w:val="clear" w:color="auto" w:fill="E5EDFF"/>
+        </w:rPr>
+        <w:t>db.users</w:t>
+      </w:r>
+      <w:proofErr w:type="gramEnd"/>
+      <w:r>
+        <w:rPr>
+          <w:rFonts w:ascii="Arial" w:eastAsia="Times New Roman" w:hAnsi="Arial" w:cs="Arial"/>
+          <w:color w:val="0A0A0A"/>
+          <w:shd w:val="clear" w:color="auto" w:fill="E5EDFF"/>
+        </w:rPr>
+        <w:t>.</w:t>
+      </w:r>
+      <w:proofErr w:type="gramStart"/>
+      <w:r>
+        <w:rPr>
+          <w:rFonts w:ascii="Arial" w:eastAsia="Times New Roman" w:hAnsi="Arial" w:cs="Arial"/>
+          <w:color w:val="0A0A0A"/>
+          <w:shd w:val="clear" w:color="auto" w:fill="E5EDFF"/>
+        </w:rPr>
+        <w:t>createIndex</w:t>
+      </w:r>
+      <w:proofErr w:type="spellEnd"/>
+      <w:r>
+        <w:rPr>
+          <w:rFonts w:ascii="Arial" w:eastAsia="Times New Roman" w:hAnsi="Arial" w:cs="Arial"/>
+          <w:color w:val="0A0A0A"/>
+          <w:shd w:val="clear" w:color="auto" w:fill="E5EDFF"/>
+        </w:rPr>
+        <w:t>( {</w:t>
+      </w:r>
+      <w:proofErr w:type="gramEnd"/>
+      <w:r>
+        <w:rPr>
+          <w:rFonts w:ascii="Arial" w:eastAsia="Times New Roman" w:hAnsi="Arial" w:cs="Arial"/>
+          <w:color w:val="0A0A0A"/>
+          <w:shd w:val="clear" w:color="auto" w:fill="E5EDFF"/>
+        </w:rPr>
+        <w:t xml:space="preserve"> </w:t>
+      </w:r>
+      <w:proofErr w:type="spellStart"/>
+      <w:r>
+        <w:rPr>
+          <w:rFonts w:ascii="Arial" w:eastAsia="Times New Roman" w:hAnsi="Arial" w:cs="Arial"/>
+          <w:color w:val="0A0A0A"/>
+          <w:shd w:val="clear" w:color="auto" w:fill="E5EDFF"/>
+        </w:rPr>
+        <w:t>user_id</w:t>
+      </w:r>
+      <w:proofErr w:type="spellEnd"/>
+      <w:r>
+        <w:rPr>
+          <w:rFonts w:ascii="Arial" w:eastAsia="Times New Roman" w:hAnsi="Arial" w:cs="Arial"/>
+          <w:color w:val="0A0A0A"/>
+          <w:shd w:val="clear" w:color="auto" w:fill="E5EDFF"/>
+        </w:rPr>
+        <w:t>: "hashed</w:t>
+      </w:r>
+      <w:proofErr w:type="gramStart"/>
+      <w:r>
+        <w:rPr>
+          <w:rFonts w:ascii="Arial" w:eastAsia="Times New Roman" w:hAnsi="Arial" w:cs="Arial"/>
+          <w:color w:val="0A0A0A"/>
+          <w:shd w:val="clear" w:color="auto" w:fill="E5EDFF"/>
+        </w:rPr>
+        <w:t>" }</w:t>
+      </w:r>
+      <w:proofErr w:type="gramEnd"/>
+      <w:r>
+        <w:rPr>
+          <w:rFonts w:ascii="Arial" w:eastAsia="Times New Roman" w:hAnsi="Arial" w:cs="Arial"/>
+          <w:color w:val="0A0A0A"/>
+          <w:shd w:val="clear" w:color="auto" w:fill="E5EDFF"/>
+        </w:rPr>
+        <w:t xml:space="preserve"> )</w:t>
       </w:r>
     </w:p>
     <w:p>
@@ -3309,64 +4332,163 @@
           <w:shd w:val="clear" w:color="auto" w:fill="E5EDFF"/>
         </w:rPr>
         <w:tab/>
-        <w:t>Db.employee.dropIndex(“indexName”)</w:t>
-      </w:r>
-    </w:p>
-    <w:p>
-      <w:pPr>
-        <w:shd w:val="clear" w:color="auto" w:fill="FFFFFF"/>
-        <w:spacing w:after="180" w:line="360" w:lineRule="atLeast"/>
-        <w:rPr>
-          <w:rFonts w:ascii="Arial" w:eastAsia="Times New Roman" w:hAnsi="Arial" w:cs="Arial"/>
-          <w:color w:val="0A0A0A"/>
-          <w:shd w:val="clear" w:color="auto" w:fill="E5EDFF"/>
-        </w:rPr>
-      </w:pPr>
-      <w:r>
-        <w:rPr>
-          <w:rFonts w:ascii="Arial" w:eastAsia="Times New Roman" w:hAnsi="Arial" w:cs="Arial"/>
-          <w:color w:val="0A0A0A"/>
-          <w:shd w:val="clear" w:color="auto" w:fill="E5EDFF"/>
-        </w:rPr>
-        <w:t>-$match get employees, single males using aggregation</w:t>
-      </w:r>
-    </w:p>
-    <w:p>
-      <w:pPr>
-        <w:shd w:val="clear" w:color="auto" w:fill="FFFFFF"/>
-        <w:spacing w:after="180" w:line="360" w:lineRule="atLeast"/>
-        <w:rPr>
-          <w:rFonts w:ascii="Arial" w:eastAsia="Times New Roman" w:hAnsi="Arial" w:cs="Arial"/>
-          <w:color w:val="0A0A0A"/>
-          <w:shd w:val="clear" w:color="auto" w:fill="E5EDFF"/>
-        </w:rPr>
-      </w:pPr>
-      <w:r>
-        <w:rPr>
-          <w:rFonts w:ascii="Arial" w:eastAsia="Times New Roman" w:hAnsi="Arial" w:cs="Arial"/>
-          <w:color w:val="0A0A0A"/>
-          <w:shd w:val="clear" w:color="auto" w:fill="E5EDFF"/>
-        </w:rPr>
-        <w:t>-$group, from previous example group based country and location as id and count of it</w:t>
-      </w:r>
-    </w:p>
-    <w:p>
-      <w:pPr>
-        <w:shd w:val="clear" w:color="auto" w:fill="FFFFFF"/>
-        <w:spacing w:after="180" w:line="360" w:lineRule="atLeast"/>
-        <w:rPr>
-          <w:rFonts w:ascii="Arial" w:eastAsia="Times New Roman" w:hAnsi="Arial" w:cs="Arial"/>
-          <w:color w:val="0A0A0A"/>
-          <w:shd w:val="clear" w:color="auto" w:fill="E5EDFF"/>
-        </w:rPr>
-      </w:pPr>
-      <w:r>
-        <w:rPr>
-          <w:rFonts w:ascii="Arial" w:eastAsia="Times New Roman" w:hAnsi="Arial" w:cs="Arial"/>
-          <w:color w:val="0A0A0A"/>
-          <w:shd w:val="clear" w:color="auto" w:fill="E5EDFF"/>
-        </w:rPr>
-        <w:t>-$sort, add sorting removing the count and just leaving country and state</w:t>
+      </w:r>
+      <w:proofErr w:type="spellStart"/>
+      <w:proofErr w:type="gramStart"/>
+      <w:r>
+        <w:rPr>
+          <w:rFonts w:ascii="Arial" w:eastAsia="Times New Roman" w:hAnsi="Arial" w:cs="Arial"/>
+          <w:color w:val="0A0A0A"/>
+          <w:shd w:val="clear" w:color="auto" w:fill="E5EDFF"/>
+        </w:rPr>
+        <w:t>Db.employee</w:t>
+      </w:r>
+      <w:proofErr w:type="gramEnd"/>
+      <w:r>
+        <w:rPr>
+          <w:rFonts w:ascii="Arial" w:eastAsia="Times New Roman" w:hAnsi="Arial" w:cs="Arial"/>
+          <w:color w:val="0A0A0A"/>
+          <w:shd w:val="clear" w:color="auto" w:fill="E5EDFF"/>
+        </w:rPr>
+        <w:t>.dropIndex</w:t>
+      </w:r>
+      <w:proofErr w:type="spellEnd"/>
+      <w:r>
+        <w:rPr>
+          <w:rFonts w:ascii="Arial" w:eastAsia="Times New Roman" w:hAnsi="Arial" w:cs="Arial"/>
+          <w:color w:val="0A0A0A"/>
+          <w:shd w:val="clear" w:color="auto" w:fill="E5EDFF"/>
+        </w:rPr>
+        <w:t>(“</w:t>
+      </w:r>
+      <w:proofErr w:type="spellStart"/>
+      <w:r>
+        <w:rPr>
+          <w:rFonts w:ascii="Arial" w:eastAsia="Times New Roman" w:hAnsi="Arial" w:cs="Arial"/>
+          <w:color w:val="0A0A0A"/>
+          <w:shd w:val="clear" w:color="auto" w:fill="E5EDFF"/>
+        </w:rPr>
+        <w:t>indexName</w:t>
+      </w:r>
+      <w:proofErr w:type="spellEnd"/>
+      <w:r>
+        <w:rPr>
+          <w:rFonts w:ascii="Arial" w:eastAsia="Times New Roman" w:hAnsi="Arial" w:cs="Arial"/>
+          <w:color w:val="0A0A0A"/>
+          <w:shd w:val="clear" w:color="auto" w:fill="E5EDFF"/>
+        </w:rPr>
+        <w:t>”)</w:t>
+      </w:r>
+    </w:p>
+    <w:p>
+      <w:pPr>
+        <w:shd w:val="clear" w:color="auto" w:fill="FFFFFF"/>
+        <w:spacing w:after="180" w:line="360" w:lineRule="atLeast"/>
+        <w:rPr>
+          <w:rFonts w:ascii="Arial" w:eastAsia="Times New Roman" w:hAnsi="Arial" w:cs="Arial"/>
+          <w:color w:val="0A0A0A"/>
+          <w:shd w:val="clear" w:color="auto" w:fill="E5EDFF"/>
+        </w:rPr>
+      </w:pPr>
+      <w:r>
+        <w:rPr>
+          <w:rFonts w:ascii="Arial" w:eastAsia="Times New Roman" w:hAnsi="Arial" w:cs="Arial"/>
+          <w:color w:val="0A0A0A"/>
+          <w:shd w:val="clear" w:color="auto" w:fill="E5EDFF"/>
+        </w:rPr>
+        <w:t>-$</w:t>
+      </w:r>
+      <w:proofErr w:type="gramStart"/>
+      <w:r>
+        <w:rPr>
+          <w:rFonts w:ascii="Arial" w:eastAsia="Times New Roman" w:hAnsi="Arial" w:cs="Arial"/>
+          <w:color w:val="0A0A0A"/>
+          <w:shd w:val="clear" w:color="auto" w:fill="E5EDFF"/>
+        </w:rPr>
+        <w:t>match</w:t>
+      </w:r>
+      <w:proofErr w:type="gramEnd"/>
+      <w:r>
+        <w:rPr>
+          <w:rFonts w:ascii="Arial" w:eastAsia="Times New Roman" w:hAnsi="Arial" w:cs="Arial"/>
+          <w:color w:val="0A0A0A"/>
+          <w:shd w:val="clear" w:color="auto" w:fill="E5EDFF"/>
+        </w:rPr>
+        <w:t xml:space="preserve"> get employees, single males using aggregation</w:t>
+      </w:r>
+    </w:p>
+    <w:p>
+      <w:pPr>
+        <w:shd w:val="clear" w:color="auto" w:fill="FFFFFF"/>
+        <w:spacing w:after="180" w:line="360" w:lineRule="atLeast"/>
+        <w:rPr>
+          <w:rFonts w:ascii="Arial" w:eastAsia="Times New Roman" w:hAnsi="Arial" w:cs="Arial"/>
+          <w:color w:val="0A0A0A"/>
+          <w:shd w:val="clear" w:color="auto" w:fill="E5EDFF"/>
+        </w:rPr>
+      </w:pPr>
+      <w:r>
+        <w:rPr>
+          <w:rFonts w:ascii="Arial" w:eastAsia="Times New Roman" w:hAnsi="Arial" w:cs="Arial"/>
+          <w:color w:val="0A0A0A"/>
+          <w:shd w:val="clear" w:color="auto" w:fill="E5EDFF"/>
+        </w:rPr>
+        <w:t xml:space="preserve">-$group, from previous example </w:t>
+      </w:r>
+      <w:proofErr w:type="gramStart"/>
+      <w:r>
+        <w:rPr>
+          <w:rFonts w:ascii="Arial" w:eastAsia="Times New Roman" w:hAnsi="Arial" w:cs="Arial"/>
+          <w:color w:val="0A0A0A"/>
+          <w:shd w:val="clear" w:color="auto" w:fill="E5EDFF"/>
+        </w:rPr>
+        <w:t>group based</w:t>
+      </w:r>
+      <w:proofErr w:type="gramEnd"/>
+      <w:r>
+        <w:rPr>
+          <w:rFonts w:ascii="Arial" w:eastAsia="Times New Roman" w:hAnsi="Arial" w:cs="Arial"/>
+          <w:color w:val="0A0A0A"/>
+          <w:shd w:val="clear" w:color="auto" w:fill="E5EDFF"/>
+        </w:rPr>
+        <w:t xml:space="preserve"> country and location as id and count of it</w:t>
+      </w:r>
+    </w:p>
+    <w:p>
+      <w:pPr>
+        <w:shd w:val="clear" w:color="auto" w:fill="FFFFFF"/>
+        <w:spacing w:after="180" w:line="360" w:lineRule="atLeast"/>
+        <w:rPr>
+          <w:rFonts w:ascii="Arial" w:eastAsia="Times New Roman" w:hAnsi="Arial" w:cs="Arial"/>
+          <w:color w:val="0A0A0A"/>
+          <w:shd w:val="clear" w:color="auto" w:fill="E5EDFF"/>
+        </w:rPr>
+      </w:pPr>
+      <w:r>
+        <w:rPr>
+          <w:rFonts w:ascii="Arial" w:eastAsia="Times New Roman" w:hAnsi="Arial" w:cs="Arial"/>
+          <w:color w:val="0A0A0A"/>
+          <w:shd w:val="clear" w:color="auto" w:fill="E5EDFF"/>
+        </w:rPr>
+        <w:t xml:space="preserve">-$sort, add </w:t>
+      </w:r>
+      <w:proofErr w:type="gramStart"/>
+      <w:r>
+        <w:rPr>
+          <w:rFonts w:ascii="Arial" w:eastAsia="Times New Roman" w:hAnsi="Arial" w:cs="Arial"/>
+          <w:color w:val="0A0A0A"/>
+          <w:shd w:val="clear" w:color="auto" w:fill="E5EDFF"/>
+        </w:rPr>
+        <w:t>sorting</w:t>
+      </w:r>
+      <w:proofErr w:type="gramEnd"/>
+      <w:r>
+        <w:rPr>
+          <w:rFonts w:ascii="Arial" w:eastAsia="Times New Roman" w:hAnsi="Arial" w:cs="Arial"/>
+          <w:color w:val="0A0A0A"/>
+          <w:shd w:val="clear" w:color="auto" w:fill="E5EDFF"/>
+        </w:rPr>
+        <w:t xml:space="preserve"> removing the count and just leaving country and state</w:t>
       </w:r>
     </w:p>
     <w:p>
@@ -3398,13 +4520,51 @@
           <w:shd w:val="clear" w:color="auto" w:fill="E5EDFF"/>
         </w:rPr>
       </w:pPr>
-      <w:r>
-        <w:rPr>
-          <w:rFonts w:ascii="Arial" w:eastAsia="Times New Roman" w:hAnsi="Arial" w:cs="Arial"/>
-          <w:color w:val="0A0A0A"/>
-          <w:shd w:val="clear" w:color="auto" w:fill="E5EDFF"/>
-        </w:rPr>
-        <w:t>db.orders.aggregate([</w:t>
+      <w:proofErr w:type="spellStart"/>
+      <w:proofErr w:type="gramStart"/>
+      <w:r>
+        <w:rPr>
+          <w:rFonts w:ascii="Arial" w:eastAsia="Times New Roman" w:hAnsi="Arial" w:cs="Arial"/>
+          <w:color w:val="0A0A0A"/>
+          <w:shd w:val="clear" w:color="auto" w:fill="E5EDFF"/>
+        </w:rPr>
+        <w:t>db.orders</w:t>
+      </w:r>
+      <w:proofErr w:type="gramEnd"/>
+      <w:r>
+        <w:rPr>
+          <w:rFonts w:ascii="Arial" w:eastAsia="Times New Roman" w:hAnsi="Arial" w:cs="Arial"/>
+          <w:color w:val="0A0A0A"/>
+          <w:shd w:val="clear" w:color="auto" w:fill="E5EDFF"/>
+        </w:rPr>
+        <w:t>.</w:t>
+      </w:r>
+      <w:proofErr w:type="gramStart"/>
+      <w:r>
+        <w:rPr>
+          <w:rFonts w:ascii="Arial" w:eastAsia="Times New Roman" w:hAnsi="Arial" w:cs="Arial"/>
+          <w:color w:val="0A0A0A"/>
+          <w:shd w:val="clear" w:color="auto" w:fill="E5EDFF"/>
+        </w:rPr>
+        <w:t>aggregate</w:t>
+      </w:r>
+      <w:proofErr w:type="spellEnd"/>
+      <w:r>
+        <w:rPr>
+          <w:rFonts w:ascii="Arial" w:eastAsia="Times New Roman" w:hAnsi="Arial" w:cs="Arial"/>
+          <w:color w:val="0A0A0A"/>
+          <w:shd w:val="clear" w:color="auto" w:fill="E5EDFF"/>
+        </w:rPr>
+        <w:t>(</w:t>
+      </w:r>
+      <w:proofErr w:type="gramEnd"/>
+      <w:r>
+        <w:rPr>
+          <w:rFonts w:ascii="Arial" w:eastAsia="Times New Roman" w:hAnsi="Arial" w:cs="Arial"/>
+          <w:color w:val="0A0A0A"/>
+          <w:shd w:val="clear" w:color="auto" w:fill="E5EDFF"/>
+        </w:rPr>
+        <w:t>[</w:t>
       </w:r>
     </w:p>
     <w:p>
@@ -3471,8 +4631,18 @@
           <w:color w:val="0A0A0A"/>
           <w:shd w:val="clear" w:color="auto" w:fill="E5EDFF"/>
         </w:rPr>
-        <w:t xml:space="preserve">    $match: {</w:t>
-      </w:r>
+        <w:t xml:space="preserve">    $</w:t>
+      </w:r>
+      <w:proofErr w:type="gramStart"/>
+      <w:r>
+        <w:rPr>
+          <w:rFonts w:ascii="Arial" w:eastAsia="Times New Roman" w:hAnsi="Arial" w:cs="Arial"/>
+          <w:color w:val="0A0A0A"/>
+          <w:shd w:val="clear" w:color="auto" w:fill="E5EDFF"/>
+        </w:rPr>
+        <w:t>match: {</w:t>
+      </w:r>
+      <w:proofErr w:type="gramEnd"/>
     </w:p>
     <w:p>
       <w:pPr>
@@ -3606,26 +4776,54 @@
           <w:color w:val="0A0A0A"/>
           <w:shd w:val="clear" w:color="auto" w:fill="E5EDFF"/>
         </w:rPr>
-        <w:t xml:space="preserve">    $group: {</w:t>
-      </w:r>
-    </w:p>
-    <w:p>
-      <w:pPr>
-        <w:shd w:val="clear" w:color="auto" w:fill="FFFFFF"/>
-        <w:spacing w:after="180" w:line="360" w:lineRule="atLeast"/>
-        <w:rPr>
-          <w:rFonts w:ascii="Arial" w:eastAsia="Times New Roman" w:hAnsi="Arial" w:cs="Arial"/>
-          <w:color w:val="0A0A0A"/>
-          <w:shd w:val="clear" w:color="auto" w:fill="E5EDFF"/>
-        </w:rPr>
-      </w:pPr>
-      <w:r>
-        <w:rPr>
-          <w:rFonts w:ascii="Arial" w:eastAsia="Times New Roman" w:hAnsi="Arial" w:cs="Arial"/>
-          <w:color w:val="0A0A0A"/>
-          <w:shd w:val="clear" w:color="auto" w:fill="E5EDFF"/>
-        </w:rPr>
-        <w:t xml:space="preserve">      _id: "$customerId",</w:t>
+        <w:t xml:space="preserve">    $</w:t>
+      </w:r>
+      <w:proofErr w:type="gramStart"/>
+      <w:r>
+        <w:rPr>
+          <w:rFonts w:ascii="Arial" w:eastAsia="Times New Roman" w:hAnsi="Arial" w:cs="Arial"/>
+          <w:color w:val="0A0A0A"/>
+          <w:shd w:val="clear" w:color="auto" w:fill="E5EDFF"/>
+        </w:rPr>
+        <w:t>group: {</w:t>
+      </w:r>
+      <w:proofErr w:type="gramEnd"/>
+    </w:p>
+    <w:p>
+      <w:pPr>
+        <w:shd w:val="clear" w:color="auto" w:fill="FFFFFF"/>
+        <w:spacing w:after="180" w:line="360" w:lineRule="atLeast"/>
+        <w:rPr>
+          <w:rFonts w:ascii="Arial" w:eastAsia="Times New Roman" w:hAnsi="Arial" w:cs="Arial"/>
+          <w:color w:val="0A0A0A"/>
+          <w:shd w:val="clear" w:color="auto" w:fill="E5EDFF"/>
+        </w:rPr>
+      </w:pPr>
+      <w:r>
+        <w:rPr>
+          <w:rFonts w:ascii="Arial" w:eastAsia="Times New Roman" w:hAnsi="Arial" w:cs="Arial"/>
+          <w:color w:val="0A0A0A"/>
+          <w:shd w:val="clear" w:color="auto" w:fill="E5EDFF"/>
+        </w:rPr>
+        <w:t xml:space="preserve">      _id: "$</w:t>
+      </w:r>
+      <w:proofErr w:type="spellStart"/>
+      <w:r>
+        <w:rPr>
+          <w:rFonts w:ascii="Arial" w:eastAsia="Times New Roman" w:hAnsi="Arial" w:cs="Arial"/>
+          <w:color w:val="0A0A0A"/>
+          <w:shd w:val="clear" w:color="auto" w:fill="E5EDFF"/>
+        </w:rPr>
+        <w:t>customerId</w:t>
+      </w:r>
+      <w:proofErr w:type="spellEnd"/>
+      <w:r>
+        <w:rPr>
+          <w:rFonts w:ascii="Arial" w:eastAsia="Times New Roman" w:hAnsi="Arial" w:cs="Arial"/>
+          <w:color w:val="0A0A0A"/>
+          <w:shd w:val="clear" w:color="auto" w:fill="E5EDFF"/>
+        </w:rPr>
+        <w:t>",</w:t>
       </w:r>
     </w:p>
     <w:p>
@@ -3645,8 +4843,54 @@
           <w:shd w:val="clear" w:color="auto" w:fill="E5EDFF"/>
         </w:rPr>
         <w:lastRenderedPageBreak/>
-        <w:t xml:space="preserve">      totalSpent: { $sum: "$amount" }</w:t>
-      </w:r>
+        <w:t xml:space="preserve">      </w:t>
+      </w:r>
+      <w:proofErr w:type="spellStart"/>
+      <w:r>
+        <w:rPr>
+          <w:rFonts w:ascii="Arial" w:eastAsia="Times New Roman" w:hAnsi="Arial" w:cs="Arial"/>
+          <w:color w:val="0A0A0A"/>
+          <w:shd w:val="clear" w:color="auto" w:fill="E5EDFF"/>
+        </w:rPr>
+        <w:t>totalSpent</w:t>
+      </w:r>
+      <w:proofErr w:type="spellEnd"/>
+      <w:r>
+        <w:rPr>
+          <w:rFonts w:ascii="Arial" w:eastAsia="Times New Roman" w:hAnsi="Arial" w:cs="Arial"/>
+          <w:color w:val="0A0A0A"/>
+          <w:shd w:val="clear" w:color="auto" w:fill="E5EDFF"/>
+        </w:rPr>
+        <w:t xml:space="preserve">: </w:t>
+      </w:r>
+      <w:proofErr w:type="gramStart"/>
+      <w:r>
+        <w:rPr>
+          <w:rFonts w:ascii="Arial" w:eastAsia="Times New Roman" w:hAnsi="Arial" w:cs="Arial"/>
+          <w:color w:val="0A0A0A"/>
+          <w:shd w:val="clear" w:color="auto" w:fill="E5EDFF"/>
+        </w:rPr>
+        <w:t>{ $</w:t>
+      </w:r>
+      <w:proofErr w:type="gramEnd"/>
+      <w:r>
+        <w:rPr>
+          <w:rFonts w:ascii="Arial" w:eastAsia="Times New Roman" w:hAnsi="Arial" w:cs="Arial"/>
+          <w:color w:val="0A0A0A"/>
+          <w:shd w:val="clear" w:color="auto" w:fill="E5EDFF"/>
+        </w:rPr>
+        <w:t>sum: "$amount</w:t>
+      </w:r>
+      <w:proofErr w:type="gramStart"/>
+      <w:r>
+        <w:rPr>
+          <w:rFonts w:ascii="Arial" w:eastAsia="Times New Roman" w:hAnsi="Arial" w:cs="Arial"/>
+          <w:color w:val="0A0A0A"/>
+          <w:shd w:val="clear" w:color="auto" w:fill="E5EDFF"/>
+        </w:rPr>
+        <w:t>" }</w:t>
+      </w:r>
+      <w:proofErr w:type="gramEnd"/>
     </w:p>
     <w:p>
       <w:pPr>
@@ -3761,26 +5005,54 @@
           <w:color w:val="0A0A0A"/>
           <w:shd w:val="clear" w:color="auto" w:fill="E5EDFF"/>
         </w:rPr>
-        <w:t xml:space="preserve">    $sort: {</w:t>
-      </w:r>
-    </w:p>
-    <w:p>
-      <w:pPr>
-        <w:shd w:val="clear" w:color="auto" w:fill="FFFFFF"/>
-        <w:spacing w:after="180" w:line="360" w:lineRule="atLeast"/>
-        <w:rPr>
-          <w:rFonts w:ascii="Arial" w:eastAsia="Times New Roman" w:hAnsi="Arial" w:cs="Arial"/>
-          <w:color w:val="0A0A0A"/>
-          <w:shd w:val="clear" w:color="auto" w:fill="E5EDFF"/>
-        </w:rPr>
-      </w:pPr>
-      <w:r>
-        <w:rPr>
-          <w:rFonts w:ascii="Arial" w:eastAsia="Times New Roman" w:hAnsi="Arial" w:cs="Arial"/>
-          <w:color w:val="0A0A0A"/>
-          <w:shd w:val="clear" w:color="auto" w:fill="E5EDFF"/>
-        </w:rPr>
-        <w:t xml:space="preserve">      totalSpent: -1</w:t>
+        <w:t xml:space="preserve">    $</w:t>
+      </w:r>
+      <w:proofErr w:type="gramStart"/>
+      <w:r>
+        <w:rPr>
+          <w:rFonts w:ascii="Arial" w:eastAsia="Times New Roman" w:hAnsi="Arial" w:cs="Arial"/>
+          <w:color w:val="0A0A0A"/>
+          <w:shd w:val="clear" w:color="auto" w:fill="E5EDFF"/>
+        </w:rPr>
+        <w:t>sort: {</w:t>
+      </w:r>
+      <w:proofErr w:type="gramEnd"/>
+    </w:p>
+    <w:p>
+      <w:pPr>
+        <w:shd w:val="clear" w:color="auto" w:fill="FFFFFF"/>
+        <w:spacing w:after="180" w:line="360" w:lineRule="atLeast"/>
+        <w:rPr>
+          <w:rFonts w:ascii="Arial" w:eastAsia="Times New Roman" w:hAnsi="Arial" w:cs="Arial"/>
+          <w:color w:val="0A0A0A"/>
+          <w:shd w:val="clear" w:color="auto" w:fill="E5EDFF"/>
+        </w:rPr>
+      </w:pPr>
+      <w:r>
+        <w:rPr>
+          <w:rFonts w:ascii="Arial" w:eastAsia="Times New Roman" w:hAnsi="Arial" w:cs="Arial"/>
+          <w:color w:val="0A0A0A"/>
+          <w:shd w:val="clear" w:color="auto" w:fill="E5EDFF"/>
+        </w:rPr>
+        <w:t xml:space="preserve">      </w:t>
+      </w:r>
+      <w:proofErr w:type="spellStart"/>
+      <w:r>
+        <w:rPr>
+          <w:rFonts w:ascii="Arial" w:eastAsia="Times New Roman" w:hAnsi="Arial" w:cs="Arial"/>
+          <w:color w:val="0A0A0A"/>
+          <w:shd w:val="clear" w:color="auto" w:fill="E5EDFF"/>
+        </w:rPr>
+        <w:t>totalSpent</w:t>
+      </w:r>
+      <w:proofErr w:type="spellEnd"/>
+      <w:r>
+        <w:rPr>
+          <w:rFonts w:ascii="Arial" w:eastAsia="Times New Roman" w:hAnsi="Arial" w:cs="Arial"/>
+          <w:color w:val="0A0A0A"/>
+          <w:shd w:val="clear" w:color="auto" w:fill="E5EDFF"/>
+        </w:rPr>
+        <w:t>: -1</w:t>
       </w:r>
     </w:p>
     <w:p>
@@ -3896,26 +5168,54 @@
           <w:color w:val="0A0A0A"/>
           <w:shd w:val="clear" w:color="auto" w:fill="E5EDFF"/>
         </w:rPr>
-        <w:t xml:space="preserve">    $lookup: {</w:t>
-      </w:r>
-    </w:p>
-    <w:p>
-      <w:pPr>
-        <w:shd w:val="clear" w:color="auto" w:fill="FFFFFF"/>
-        <w:spacing w:after="180" w:line="360" w:lineRule="atLeast"/>
-        <w:rPr>
-          <w:rFonts w:ascii="Arial" w:eastAsia="Times New Roman" w:hAnsi="Arial" w:cs="Arial"/>
-          <w:color w:val="0A0A0A"/>
-          <w:shd w:val="clear" w:color="auto" w:fill="E5EDFF"/>
-        </w:rPr>
-      </w:pPr>
-      <w:r>
-        <w:rPr>
-          <w:rFonts w:ascii="Arial" w:eastAsia="Times New Roman" w:hAnsi="Arial" w:cs="Arial"/>
-          <w:color w:val="0A0A0A"/>
-          <w:shd w:val="clear" w:color="auto" w:fill="E5EDFF"/>
-        </w:rPr>
-        <w:t xml:space="preserve">      from: "customers",         </w:t>
+        <w:t xml:space="preserve">    $</w:t>
+      </w:r>
+      <w:proofErr w:type="gramStart"/>
+      <w:r>
+        <w:rPr>
+          <w:rFonts w:ascii="Arial" w:eastAsia="Times New Roman" w:hAnsi="Arial" w:cs="Arial"/>
+          <w:color w:val="0A0A0A"/>
+          <w:shd w:val="clear" w:color="auto" w:fill="E5EDFF"/>
+        </w:rPr>
+        <w:t>lookup: {</w:t>
+      </w:r>
+      <w:proofErr w:type="gramEnd"/>
+    </w:p>
+    <w:p>
+      <w:pPr>
+        <w:shd w:val="clear" w:color="auto" w:fill="FFFFFF"/>
+        <w:spacing w:after="180" w:line="360" w:lineRule="atLeast"/>
+        <w:rPr>
+          <w:rFonts w:ascii="Arial" w:eastAsia="Times New Roman" w:hAnsi="Arial" w:cs="Arial"/>
+          <w:color w:val="0A0A0A"/>
+          <w:shd w:val="clear" w:color="auto" w:fill="E5EDFF"/>
+        </w:rPr>
+      </w:pPr>
+      <w:r>
+        <w:rPr>
+          <w:rFonts w:ascii="Arial" w:eastAsia="Times New Roman" w:hAnsi="Arial" w:cs="Arial"/>
+          <w:color w:val="0A0A0A"/>
+          <w:shd w:val="clear" w:color="auto" w:fill="E5EDFF"/>
+        </w:rPr>
+        <w:t xml:space="preserve">      from: "customers</w:t>
+      </w:r>
+      <w:proofErr w:type="gramStart"/>
+      <w:r>
+        <w:rPr>
+          <w:rFonts w:ascii="Arial" w:eastAsia="Times New Roman" w:hAnsi="Arial" w:cs="Arial"/>
+          <w:color w:val="0A0A0A"/>
+          <w:shd w:val="clear" w:color="auto" w:fill="E5EDFF"/>
+        </w:rPr>
+        <w:t xml:space="preserve">",   </w:t>
+      </w:r>
+      <w:proofErr w:type="gramEnd"/>
+      <w:r>
+        <w:rPr>
+          <w:rFonts w:ascii="Arial" w:eastAsia="Times New Roman" w:hAnsi="Arial" w:cs="Arial"/>
+          <w:color w:val="0A0A0A"/>
+          <w:shd w:val="clear" w:color="auto" w:fill="E5EDFF"/>
+        </w:rPr>
+        <w:t xml:space="preserve">      </w:t>
       </w:r>
       <w:r>
         <w:rPr>
@@ -3944,7 +5244,43 @@
           <w:color w:val="0A0A0A"/>
           <w:shd w:val="clear" w:color="auto" w:fill="E5EDFF"/>
         </w:rPr>
-        <w:t xml:space="preserve">      localField: "_id",         </w:t>
+        <w:t xml:space="preserve">      </w:t>
+      </w:r>
+      <w:proofErr w:type="spellStart"/>
+      <w:r>
+        <w:rPr>
+          <w:rFonts w:ascii="Arial" w:eastAsia="Times New Roman" w:hAnsi="Arial" w:cs="Arial"/>
+          <w:color w:val="0A0A0A"/>
+          <w:shd w:val="clear" w:color="auto" w:fill="E5EDFF"/>
+        </w:rPr>
+        <w:t>localField</w:t>
+      </w:r>
+      <w:proofErr w:type="spellEnd"/>
+      <w:r>
+        <w:rPr>
+          <w:rFonts w:ascii="Arial" w:eastAsia="Times New Roman" w:hAnsi="Arial" w:cs="Arial"/>
+          <w:color w:val="0A0A0A"/>
+          <w:shd w:val="clear" w:color="auto" w:fill="E5EDFF"/>
+        </w:rPr>
+        <w:t>: "_id</w:t>
+      </w:r>
+      <w:proofErr w:type="gramStart"/>
+      <w:r>
+        <w:rPr>
+          <w:rFonts w:ascii="Arial" w:eastAsia="Times New Roman" w:hAnsi="Arial" w:cs="Arial"/>
+          <w:color w:val="0A0A0A"/>
+          <w:shd w:val="clear" w:color="auto" w:fill="E5EDFF"/>
+        </w:rPr>
+        <w:t xml:space="preserve">",   </w:t>
+      </w:r>
+      <w:proofErr w:type="gramEnd"/>
+      <w:r>
+        <w:rPr>
+          <w:rFonts w:ascii="Arial" w:eastAsia="Times New Roman" w:hAnsi="Arial" w:cs="Arial"/>
+          <w:color w:val="0A0A0A"/>
+          <w:shd w:val="clear" w:color="auto" w:fill="E5EDFF"/>
+        </w:rPr>
+        <w:t xml:space="preserve">      </w:t>
       </w:r>
       <w:r>
         <w:rPr>
@@ -3954,27 +5290,9 @@
           <w:color w:val="0A0A0A"/>
           <w:shd w:val="clear" w:color="auto" w:fill="E5EDFF"/>
         </w:rPr>
-        <w:t>// Field from the input documents (from $group output, which is customerId)</w:t>
-      </w:r>
-    </w:p>
-    <w:p>
-      <w:pPr>
-        <w:shd w:val="clear" w:color="auto" w:fill="FFFFFF"/>
-        <w:spacing w:after="180" w:line="360" w:lineRule="atLeast"/>
-        <w:rPr>
-          <w:rFonts w:ascii="Arial" w:eastAsia="Times New Roman" w:hAnsi="Arial" w:cs="Arial"/>
-          <w:color w:val="0A0A0A"/>
-          <w:shd w:val="clear" w:color="auto" w:fill="E5EDFF"/>
-        </w:rPr>
-      </w:pPr>
-      <w:r>
-        <w:rPr>
-          <w:rFonts w:ascii="Arial" w:eastAsia="Times New Roman" w:hAnsi="Arial" w:cs="Arial"/>
-          <w:color w:val="0A0A0A"/>
-          <w:shd w:val="clear" w:color="auto" w:fill="E5EDFF"/>
-        </w:rPr>
-        <w:t xml:space="preserve">      foreignField: "_id",       </w:t>
-      </w:r>
+        <w:t xml:space="preserve">// Field from the input documents (from $group output, which is </w:t>
+      </w:r>
+      <w:proofErr w:type="spellStart"/>
       <w:r>
         <w:rPr>
           <w:rFonts w:ascii="Arial" w:eastAsia="Times New Roman" w:hAnsi="Arial" w:cs="Arial"/>
@@ -3983,27 +5301,9 @@
           <w:color w:val="0A0A0A"/>
           <w:shd w:val="clear" w:color="auto" w:fill="E5EDFF"/>
         </w:rPr>
-        <w:t>// Field from the "customers" collection</w:t>
-      </w:r>
-    </w:p>
-    <w:p>
-      <w:pPr>
-        <w:shd w:val="clear" w:color="auto" w:fill="FFFFFF"/>
-        <w:spacing w:after="180" w:line="360" w:lineRule="atLeast"/>
-        <w:rPr>
-          <w:rFonts w:ascii="Arial" w:eastAsia="Times New Roman" w:hAnsi="Arial" w:cs="Arial"/>
-          <w:color w:val="0A0A0A"/>
-          <w:shd w:val="clear" w:color="auto" w:fill="E5EDFF"/>
-        </w:rPr>
-      </w:pPr>
-      <w:r>
-        <w:rPr>
-          <w:rFonts w:ascii="Arial" w:eastAsia="Times New Roman" w:hAnsi="Arial" w:cs="Arial"/>
-          <w:color w:val="0A0A0A"/>
-          <w:shd w:val="clear" w:color="auto" w:fill="E5EDFF"/>
-        </w:rPr>
-        <w:t xml:space="preserve">      as: "customerDetails"      </w:t>
-      </w:r>
+        <w:t>customerId</w:t>
+      </w:r>
+      <w:proofErr w:type="spellEnd"/>
       <w:r>
         <w:rPr>
           <w:rFonts w:ascii="Arial" w:eastAsia="Times New Roman" w:hAnsi="Arial" w:cs="Arial"/>
@@ -4012,75 +5312,62 @@
           <w:color w:val="0A0A0A"/>
           <w:shd w:val="clear" w:color="auto" w:fill="E5EDFF"/>
         </w:rPr>
-        <w:t>// Output array field name to add to the input documents</w:t>
-      </w:r>
-    </w:p>
-    <w:p>
-      <w:pPr>
-        <w:shd w:val="clear" w:color="auto" w:fill="FFFFFF"/>
-        <w:spacing w:after="180" w:line="360" w:lineRule="atLeast"/>
-        <w:rPr>
-          <w:rFonts w:ascii="Arial" w:eastAsia="Times New Roman" w:hAnsi="Arial" w:cs="Arial"/>
-          <w:color w:val="0A0A0A"/>
-          <w:shd w:val="clear" w:color="auto" w:fill="E5EDFF"/>
-        </w:rPr>
-      </w:pPr>
-      <w:r>
-        <w:rPr>
-          <w:rFonts w:ascii="Arial" w:eastAsia="Times New Roman" w:hAnsi="Arial" w:cs="Arial"/>
-          <w:color w:val="0A0A0A"/>
-          <w:shd w:val="clear" w:color="auto" w:fill="E5EDFF"/>
-        </w:rPr>
-        <w:t xml:space="preserve">    }</w:t>
-      </w:r>
-    </w:p>
-    <w:p>
-      <w:pPr>
-        <w:shd w:val="clear" w:color="auto" w:fill="FFFFFF"/>
-        <w:spacing w:after="180" w:line="360" w:lineRule="atLeast"/>
-        <w:rPr>
-          <w:rFonts w:ascii="Arial" w:eastAsia="Times New Roman" w:hAnsi="Arial" w:cs="Arial"/>
-          <w:color w:val="0A0A0A"/>
-          <w:shd w:val="clear" w:color="auto" w:fill="E5EDFF"/>
-        </w:rPr>
-      </w:pPr>
-      <w:r>
-        <w:rPr>
-          <w:rFonts w:ascii="Arial" w:eastAsia="Times New Roman" w:hAnsi="Arial" w:cs="Arial"/>
-          <w:color w:val="0A0A0A"/>
-          <w:shd w:val="clear" w:color="auto" w:fill="E5EDFF"/>
-        </w:rPr>
-        <w:t xml:space="preserve">  },</w:t>
-      </w:r>
-    </w:p>
-    <w:p>
-      <w:pPr>
-        <w:shd w:val="clear" w:color="auto" w:fill="FFFFFF"/>
-        <w:spacing w:after="180" w:line="360" w:lineRule="atLeast"/>
-        <w:rPr>
-          <w:rFonts w:ascii="Arial" w:eastAsia="Times New Roman" w:hAnsi="Arial" w:cs="Arial"/>
-          <w:color w:val="0A0A0A"/>
-          <w:shd w:val="clear" w:color="auto" w:fill="E5EDFF"/>
-        </w:rPr>
-      </w:pPr>
-    </w:p>
-    <w:p>
-      <w:pPr>
-        <w:shd w:val="clear" w:color="auto" w:fill="FFFFFF"/>
-        <w:spacing w:after="180" w:line="360" w:lineRule="atLeast"/>
-        <w:rPr>
-          <w:rFonts w:ascii="Arial" w:eastAsia="Times New Roman" w:hAnsi="Arial" w:cs="Arial"/>
-          <w:color w:val="0A0A0A"/>
-          <w:shd w:val="clear" w:color="auto" w:fill="E5EDFF"/>
-        </w:rPr>
-      </w:pPr>
-      <w:r>
-        <w:rPr>
-          <w:rFonts w:ascii="Arial" w:eastAsia="Times New Roman" w:hAnsi="Arial" w:cs="Arial"/>
-          <w:color w:val="0A0A0A"/>
-          <w:shd w:val="clear" w:color="auto" w:fill="E5EDFF"/>
-        </w:rPr>
-        <w:t xml:space="preserve">  </w:t>
+        <w:t>)</w:t>
+      </w:r>
+    </w:p>
+    <w:p>
+      <w:pPr>
+        <w:shd w:val="clear" w:color="auto" w:fill="FFFFFF"/>
+        <w:spacing w:after="180" w:line="360" w:lineRule="atLeast"/>
+        <w:rPr>
+          <w:rFonts w:ascii="Arial" w:eastAsia="Times New Roman" w:hAnsi="Arial" w:cs="Arial"/>
+          <w:color w:val="0A0A0A"/>
+          <w:shd w:val="clear" w:color="auto" w:fill="E5EDFF"/>
+        </w:rPr>
+      </w:pPr>
+      <w:r>
+        <w:rPr>
+          <w:rFonts w:ascii="Arial" w:eastAsia="Times New Roman" w:hAnsi="Arial" w:cs="Arial"/>
+          <w:color w:val="0A0A0A"/>
+          <w:shd w:val="clear" w:color="auto" w:fill="E5EDFF"/>
+        </w:rPr>
+        <w:t xml:space="preserve">      </w:t>
+      </w:r>
+      <w:proofErr w:type="spellStart"/>
+      <w:r>
+        <w:rPr>
+          <w:rFonts w:ascii="Arial" w:eastAsia="Times New Roman" w:hAnsi="Arial" w:cs="Arial"/>
+          <w:color w:val="0A0A0A"/>
+          <w:shd w:val="clear" w:color="auto" w:fill="E5EDFF"/>
+        </w:rPr>
+        <w:t>foreignField</w:t>
+      </w:r>
+      <w:proofErr w:type="spellEnd"/>
+      <w:r>
+        <w:rPr>
+          <w:rFonts w:ascii="Arial" w:eastAsia="Times New Roman" w:hAnsi="Arial" w:cs="Arial"/>
+          <w:color w:val="0A0A0A"/>
+          <w:shd w:val="clear" w:color="auto" w:fill="E5EDFF"/>
+        </w:rPr>
+        <w:t>: "_id</w:t>
+      </w:r>
+      <w:proofErr w:type="gramStart"/>
+      <w:r>
+        <w:rPr>
+          <w:rFonts w:ascii="Arial" w:eastAsia="Times New Roman" w:hAnsi="Arial" w:cs="Arial"/>
+          <w:color w:val="0A0A0A"/>
+          <w:shd w:val="clear" w:color="auto" w:fill="E5EDFF"/>
+        </w:rPr>
+        <w:t xml:space="preserve">",   </w:t>
+      </w:r>
+      <w:proofErr w:type="gramEnd"/>
+      <w:r>
+        <w:rPr>
+          <w:rFonts w:ascii="Arial" w:eastAsia="Times New Roman" w:hAnsi="Arial" w:cs="Arial"/>
+          <w:color w:val="0A0A0A"/>
+          <w:shd w:val="clear" w:color="auto" w:fill="E5EDFF"/>
+        </w:rPr>
+        <w:t xml:space="preserve">    </w:t>
       </w:r>
       <w:r>
         <w:rPr>
@@ -4090,6 +5377,131 @@
           <w:color w:val="0A0A0A"/>
           <w:shd w:val="clear" w:color="auto" w:fill="E5EDFF"/>
         </w:rPr>
+        <w:t>// Field from the "customers" collection</w:t>
+      </w:r>
+    </w:p>
+    <w:p>
+      <w:pPr>
+        <w:shd w:val="clear" w:color="auto" w:fill="FFFFFF"/>
+        <w:spacing w:after="180" w:line="360" w:lineRule="atLeast"/>
+        <w:rPr>
+          <w:rFonts w:ascii="Arial" w:eastAsia="Times New Roman" w:hAnsi="Arial" w:cs="Arial"/>
+          <w:color w:val="0A0A0A"/>
+          <w:shd w:val="clear" w:color="auto" w:fill="E5EDFF"/>
+        </w:rPr>
+      </w:pPr>
+      <w:r>
+        <w:rPr>
+          <w:rFonts w:ascii="Arial" w:eastAsia="Times New Roman" w:hAnsi="Arial" w:cs="Arial"/>
+          <w:color w:val="0A0A0A"/>
+          <w:shd w:val="clear" w:color="auto" w:fill="E5EDFF"/>
+        </w:rPr>
+        <w:t xml:space="preserve">      as: "</w:t>
+      </w:r>
+      <w:proofErr w:type="spellStart"/>
+      <w:r>
+        <w:rPr>
+          <w:rFonts w:ascii="Arial" w:eastAsia="Times New Roman" w:hAnsi="Arial" w:cs="Arial"/>
+          <w:color w:val="0A0A0A"/>
+          <w:shd w:val="clear" w:color="auto" w:fill="E5EDFF"/>
+        </w:rPr>
+        <w:t>customerDetails</w:t>
+      </w:r>
+      <w:proofErr w:type="spellEnd"/>
+      <w:r>
+        <w:rPr>
+          <w:rFonts w:ascii="Arial" w:eastAsia="Times New Roman" w:hAnsi="Arial" w:cs="Arial"/>
+          <w:color w:val="0A0A0A"/>
+          <w:shd w:val="clear" w:color="auto" w:fill="E5EDFF"/>
+        </w:rPr>
+        <w:t xml:space="preserve">"      </w:t>
+      </w:r>
+      <w:r>
+        <w:rPr>
+          <w:rFonts w:ascii="Arial" w:eastAsia="Times New Roman" w:hAnsi="Arial" w:cs="Arial"/>
+          <w:i/>
+          <w:iCs/>
+          <w:color w:val="0A0A0A"/>
+          <w:shd w:val="clear" w:color="auto" w:fill="E5EDFF"/>
+        </w:rPr>
+        <w:t>// Output array field name to add to the input documents</w:t>
+      </w:r>
+    </w:p>
+    <w:p>
+      <w:pPr>
+        <w:shd w:val="clear" w:color="auto" w:fill="FFFFFF"/>
+        <w:spacing w:after="180" w:line="360" w:lineRule="atLeast"/>
+        <w:rPr>
+          <w:rFonts w:ascii="Arial" w:eastAsia="Times New Roman" w:hAnsi="Arial" w:cs="Arial"/>
+          <w:color w:val="0A0A0A"/>
+          <w:shd w:val="clear" w:color="auto" w:fill="E5EDFF"/>
+        </w:rPr>
+      </w:pPr>
+      <w:r>
+        <w:rPr>
+          <w:rFonts w:ascii="Arial" w:eastAsia="Times New Roman" w:hAnsi="Arial" w:cs="Arial"/>
+          <w:color w:val="0A0A0A"/>
+          <w:shd w:val="clear" w:color="auto" w:fill="E5EDFF"/>
+        </w:rPr>
+        <w:t xml:space="preserve">    }</w:t>
+      </w:r>
+    </w:p>
+    <w:p>
+      <w:pPr>
+        <w:shd w:val="clear" w:color="auto" w:fill="FFFFFF"/>
+        <w:spacing w:after="180" w:line="360" w:lineRule="atLeast"/>
+        <w:rPr>
+          <w:rFonts w:ascii="Arial" w:eastAsia="Times New Roman" w:hAnsi="Arial" w:cs="Arial"/>
+          <w:color w:val="0A0A0A"/>
+          <w:shd w:val="clear" w:color="auto" w:fill="E5EDFF"/>
+        </w:rPr>
+      </w:pPr>
+      <w:r>
+        <w:rPr>
+          <w:rFonts w:ascii="Arial" w:eastAsia="Times New Roman" w:hAnsi="Arial" w:cs="Arial"/>
+          <w:color w:val="0A0A0A"/>
+          <w:shd w:val="clear" w:color="auto" w:fill="E5EDFF"/>
+        </w:rPr>
+        <w:t xml:space="preserve">  },</w:t>
+      </w:r>
+    </w:p>
+    <w:p>
+      <w:pPr>
+        <w:shd w:val="clear" w:color="auto" w:fill="FFFFFF"/>
+        <w:spacing w:after="180" w:line="360" w:lineRule="atLeast"/>
+        <w:rPr>
+          <w:rFonts w:ascii="Arial" w:eastAsia="Times New Roman" w:hAnsi="Arial" w:cs="Arial"/>
+          <w:color w:val="0A0A0A"/>
+          <w:shd w:val="clear" w:color="auto" w:fill="E5EDFF"/>
+        </w:rPr>
+      </w:pPr>
+    </w:p>
+    <w:p>
+      <w:pPr>
+        <w:shd w:val="clear" w:color="auto" w:fill="FFFFFF"/>
+        <w:spacing w:after="180" w:line="360" w:lineRule="atLeast"/>
+        <w:rPr>
+          <w:rFonts w:ascii="Arial" w:eastAsia="Times New Roman" w:hAnsi="Arial" w:cs="Arial"/>
+          <w:color w:val="0A0A0A"/>
+          <w:shd w:val="clear" w:color="auto" w:fill="E5EDFF"/>
+        </w:rPr>
+      </w:pPr>
+      <w:r>
+        <w:rPr>
+          <w:rFonts w:ascii="Arial" w:eastAsia="Times New Roman" w:hAnsi="Arial" w:cs="Arial"/>
+          <w:color w:val="0A0A0A"/>
+          <w:shd w:val="clear" w:color="auto" w:fill="E5EDFF"/>
+        </w:rPr>
+        <w:t xml:space="preserve">  </w:t>
+      </w:r>
+      <w:r>
+        <w:rPr>
+          <w:rFonts w:ascii="Arial" w:eastAsia="Times New Roman" w:hAnsi="Arial" w:cs="Arial"/>
+          <w:i/>
+          <w:iCs/>
+          <w:color w:val="0A0A0A"/>
+          <w:shd w:val="clear" w:color="auto" w:fill="E5EDFF"/>
+        </w:rPr>
         <w:t>// Stage 5: $project - Reshape the output documents</w:t>
       </w:r>
     </w:p>
@@ -4148,7 +5560,25 @@
           <w:color w:val="0A0A0A"/>
           <w:shd w:val="clear" w:color="auto" w:fill="E5EDFF"/>
         </w:rPr>
-        <w:t xml:space="preserve">      _id: 0,                    </w:t>
+        <w:t xml:space="preserve">      _id: </w:t>
+      </w:r>
+      <w:proofErr w:type="gramStart"/>
+      <w:r>
+        <w:rPr>
+          <w:rFonts w:ascii="Arial" w:eastAsia="Times New Roman" w:hAnsi="Arial" w:cs="Arial"/>
+          <w:color w:val="0A0A0A"/>
+          <w:shd w:val="clear" w:color="auto" w:fill="E5EDFF"/>
+        </w:rPr>
+        <w:t xml:space="preserve">0,   </w:t>
+      </w:r>
+      <w:proofErr w:type="gramEnd"/>
+      <w:r>
+        <w:rPr>
+          <w:rFonts w:ascii="Arial" w:eastAsia="Times New Roman" w:hAnsi="Arial" w:cs="Arial"/>
+          <w:color w:val="0A0A0A"/>
+          <w:shd w:val="clear" w:color="auto" w:fill="E5EDFF"/>
+        </w:rPr>
+        <w:t xml:space="preserve">                 </w:t>
       </w:r>
       <w:r>
         <w:rPr>
@@ -4177,7 +5607,71 @@
           <w:color w:val="0A0A0A"/>
           <w:shd w:val="clear" w:color="auto" w:fill="E5EDFF"/>
         </w:rPr>
-        <w:t xml:space="preserve">      customerName: { $arrayElemAt: ["$customerDetails.name", 0] }, </w:t>
+        <w:t xml:space="preserve">      </w:t>
+      </w:r>
+      <w:proofErr w:type="spellStart"/>
+      <w:r>
+        <w:rPr>
+          <w:rFonts w:ascii="Arial" w:eastAsia="Times New Roman" w:hAnsi="Arial" w:cs="Arial"/>
+          <w:color w:val="0A0A0A"/>
+          <w:shd w:val="clear" w:color="auto" w:fill="E5EDFF"/>
+        </w:rPr>
+        <w:t>customerName</w:t>
+      </w:r>
+      <w:proofErr w:type="spellEnd"/>
+      <w:r>
+        <w:rPr>
+          <w:rFonts w:ascii="Arial" w:eastAsia="Times New Roman" w:hAnsi="Arial" w:cs="Arial"/>
+          <w:color w:val="0A0A0A"/>
+          <w:shd w:val="clear" w:color="auto" w:fill="E5EDFF"/>
+        </w:rPr>
+        <w:t xml:space="preserve">: </w:t>
+      </w:r>
+      <w:proofErr w:type="gramStart"/>
+      <w:r>
+        <w:rPr>
+          <w:rFonts w:ascii="Arial" w:eastAsia="Times New Roman" w:hAnsi="Arial" w:cs="Arial"/>
+          <w:color w:val="0A0A0A"/>
+          <w:shd w:val="clear" w:color="auto" w:fill="E5EDFF"/>
+        </w:rPr>
+        <w:t>{ $</w:t>
+      </w:r>
+      <w:proofErr w:type="spellStart"/>
+      <w:proofErr w:type="gramEnd"/>
+      <w:r>
+        <w:rPr>
+          <w:rFonts w:ascii="Arial" w:eastAsia="Times New Roman" w:hAnsi="Arial" w:cs="Arial"/>
+          <w:color w:val="0A0A0A"/>
+          <w:shd w:val="clear" w:color="auto" w:fill="E5EDFF"/>
+        </w:rPr>
+        <w:t>arrayElemAt</w:t>
+      </w:r>
+      <w:proofErr w:type="spellEnd"/>
+      <w:r>
+        <w:rPr>
+          <w:rFonts w:ascii="Arial" w:eastAsia="Times New Roman" w:hAnsi="Arial" w:cs="Arial"/>
+          <w:color w:val="0A0A0A"/>
+          <w:shd w:val="clear" w:color="auto" w:fill="E5EDFF"/>
+        </w:rPr>
+        <w:t>: ["$customerDetails.name", 0</w:t>
+      </w:r>
+      <w:proofErr w:type="gramStart"/>
+      <w:r>
+        <w:rPr>
+          <w:rFonts w:ascii="Arial" w:eastAsia="Times New Roman" w:hAnsi="Arial" w:cs="Arial"/>
+          <w:color w:val="0A0A0A"/>
+          <w:shd w:val="clear" w:color="auto" w:fill="E5EDFF"/>
+        </w:rPr>
+        <w:t>] }</w:t>
+      </w:r>
+      <w:proofErr w:type="gramEnd"/>
+      <w:r>
+        <w:rPr>
+          <w:rFonts w:ascii="Arial" w:eastAsia="Times New Roman" w:hAnsi="Arial" w:cs="Arial"/>
+          <w:color w:val="0A0A0A"/>
+          <w:shd w:val="clear" w:color="auto" w:fill="E5EDFF"/>
+        </w:rPr>
+        <w:t xml:space="preserve">, </w:t>
       </w:r>
       <w:r>
         <w:rPr>
@@ -4187,27 +5681,9 @@
           <w:color w:val="0A0A0A"/>
           <w:shd w:val="clear" w:color="auto" w:fill="E5EDFF"/>
         </w:rPr>
-        <w:t>// Get the first name from the customerDetails array</w:t>
-      </w:r>
-    </w:p>
-    <w:p>
-      <w:pPr>
-        <w:shd w:val="clear" w:color="auto" w:fill="FFFFFF"/>
-        <w:spacing w:after="180" w:line="360" w:lineRule="atLeast"/>
-        <w:rPr>
-          <w:rFonts w:ascii="Arial" w:eastAsia="Times New Roman" w:hAnsi="Arial" w:cs="Arial"/>
-          <w:color w:val="0A0A0A"/>
-          <w:shd w:val="clear" w:color="auto" w:fill="E5EDFF"/>
-        </w:rPr>
-      </w:pPr>
-      <w:r>
-        <w:rPr>
-          <w:rFonts w:ascii="Arial" w:eastAsia="Times New Roman" w:hAnsi="Arial" w:cs="Arial"/>
-          <w:color w:val="0A0A0A"/>
-          <w:shd w:val="clear" w:color="auto" w:fill="E5EDFF"/>
-        </w:rPr>
-        <w:t xml:space="preserve">      totalSpent: 1              </w:t>
-      </w:r>
+        <w:t xml:space="preserve">// Get the first name from the </w:t>
+      </w:r>
+      <w:proofErr w:type="spellStart"/>
       <w:r>
         <w:rPr>
           <w:rFonts w:ascii="Arial" w:eastAsia="Times New Roman" w:hAnsi="Arial" w:cs="Arial"/>
@@ -4216,7 +5692,89 @@
           <w:color w:val="0A0A0A"/>
           <w:shd w:val="clear" w:color="auto" w:fill="E5EDFF"/>
         </w:rPr>
-        <w:t>// Include the totalSpent field</w:t>
+        <w:t>customerDetails</w:t>
+      </w:r>
+      <w:proofErr w:type="spellEnd"/>
+      <w:r>
+        <w:rPr>
+          <w:rFonts w:ascii="Arial" w:eastAsia="Times New Roman" w:hAnsi="Arial" w:cs="Arial"/>
+          <w:i/>
+          <w:iCs/>
+          <w:color w:val="0A0A0A"/>
+          <w:shd w:val="clear" w:color="auto" w:fill="E5EDFF"/>
+        </w:rPr>
+        <w:t xml:space="preserve"> array</w:t>
+      </w:r>
+    </w:p>
+    <w:p>
+      <w:pPr>
+        <w:shd w:val="clear" w:color="auto" w:fill="FFFFFF"/>
+        <w:spacing w:after="180" w:line="360" w:lineRule="atLeast"/>
+        <w:rPr>
+          <w:rFonts w:ascii="Arial" w:eastAsia="Times New Roman" w:hAnsi="Arial" w:cs="Arial"/>
+          <w:color w:val="0A0A0A"/>
+          <w:shd w:val="clear" w:color="auto" w:fill="E5EDFF"/>
+        </w:rPr>
+      </w:pPr>
+      <w:r>
+        <w:rPr>
+          <w:rFonts w:ascii="Arial" w:eastAsia="Times New Roman" w:hAnsi="Arial" w:cs="Arial"/>
+          <w:color w:val="0A0A0A"/>
+          <w:shd w:val="clear" w:color="auto" w:fill="E5EDFF"/>
+        </w:rPr>
+        <w:t xml:space="preserve">      </w:t>
+      </w:r>
+      <w:proofErr w:type="spellStart"/>
+      <w:proofErr w:type="gramStart"/>
+      <w:r>
+        <w:rPr>
+          <w:rFonts w:ascii="Arial" w:eastAsia="Times New Roman" w:hAnsi="Arial" w:cs="Arial"/>
+          <w:color w:val="0A0A0A"/>
+          <w:shd w:val="clear" w:color="auto" w:fill="E5EDFF"/>
+        </w:rPr>
+        <w:t>totalSpent</w:t>
+      </w:r>
+      <w:proofErr w:type="spellEnd"/>
+      <w:proofErr w:type="gramEnd"/>
+      <w:r>
+        <w:rPr>
+          <w:rFonts w:ascii="Arial" w:eastAsia="Times New Roman" w:hAnsi="Arial" w:cs="Arial"/>
+          <w:color w:val="0A0A0A"/>
+          <w:shd w:val="clear" w:color="auto" w:fill="E5EDFF"/>
+        </w:rPr>
+        <w:t xml:space="preserve">: 1              </w:t>
+      </w:r>
+      <w:r>
+        <w:rPr>
+          <w:rFonts w:ascii="Arial" w:eastAsia="Times New Roman" w:hAnsi="Arial" w:cs="Arial"/>
+          <w:i/>
+          <w:iCs/>
+          <w:color w:val="0A0A0A"/>
+          <w:shd w:val="clear" w:color="auto" w:fill="E5EDFF"/>
+        </w:rPr>
+        <w:t xml:space="preserve">// Include the </w:t>
+      </w:r>
+      <w:proofErr w:type="spellStart"/>
+      <w:r>
+        <w:rPr>
+          <w:rFonts w:ascii="Arial" w:eastAsia="Times New Roman" w:hAnsi="Arial" w:cs="Arial"/>
+          <w:i/>
+          <w:iCs/>
+          <w:color w:val="0A0A0A"/>
+          <w:shd w:val="clear" w:color="auto" w:fill="E5EDFF"/>
+        </w:rPr>
+        <w:t>totalSpent</w:t>
+      </w:r>
+      <w:proofErr w:type="spellEnd"/>
+      <w:r>
+        <w:rPr>
+          <w:rFonts w:ascii="Arial" w:eastAsia="Times New Roman" w:hAnsi="Arial" w:cs="Arial"/>
+          <w:i/>
+          <w:iCs/>
+          <w:color w:val="0A0A0A"/>
+          <w:shd w:val="clear" w:color="auto" w:fill="E5EDFF"/>
+        </w:rPr>
+        <w:t xml:space="preserve"> field</w:t>
       </w:r>
     </w:p>
     <w:p>
@@ -4273,8 +5831,18 @@
           <w:color w:val="0A0A0A"/>
           <w:shd w:val="clear" w:color="auto" w:fill="E5EDFF"/>
         </w:rPr>
-        <w:t>]);</w:t>
-      </w:r>
+        <w:t>]</w:t>
+      </w:r>
+      <w:proofErr w:type="gramStart"/>
+      <w:r>
+        <w:rPr>
+          <w:rFonts w:ascii="Arial" w:eastAsia="Times New Roman" w:hAnsi="Arial" w:cs="Arial"/>
+          <w:color w:val="0A0A0A"/>
+          <w:shd w:val="clear" w:color="auto" w:fill="E5EDFF"/>
+        </w:rPr>
+        <w:t>);</w:t>
+      </w:r>
+      <w:proofErr w:type="gramEnd"/>
     </w:p>
     <w:p>
       <w:pPr>
@@ -4356,7 +5924,23 @@
           <w:rFonts w:ascii="Arial" w:eastAsia="Times New Roman" w:hAnsi="Arial" w:cs="Arial"/>
           <w:shd w:val="clear" w:color="auto" w:fill="E5EDFF"/>
         </w:rPr>
-        <w:t xml:space="preserve">CREATE TRIGGER logOrder </w:t>
+        <w:t xml:space="preserve">CREATE TRIGGER </w:t>
+      </w:r>
+      <w:proofErr w:type="spellStart"/>
+      <w:r>
+        <w:rPr>
+          <w:rFonts w:ascii="Arial" w:eastAsia="Times New Roman" w:hAnsi="Arial" w:cs="Arial"/>
+          <w:shd w:val="clear" w:color="auto" w:fill="E5EDFF"/>
+        </w:rPr>
+        <w:t>logOrder</w:t>
+      </w:r>
+      <w:proofErr w:type="spellEnd"/>
+      <w:r>
+        <w:rPr>
+          <w:rFonts w:ascii="Arial" w:eastAsia="Times New Roman" w:hAnsi="Arial" w:cs="Arial"/>
+          <w:shd w:val="clear" w:color="auto" w:fill="E5EDFF"/>
+        </w:rPr>
+        <w:t xml:space="preserve"> </w:t>
       </w:r>
     </w:p>
     <w:p>
@@ -4442,42 +6026,48 @@
           <w:shd w:val="clear" w:color="auto" w:fill="E5EDFF"/>
         </w:rPr>
         <w:tab/>
-        <w:t>SET @last_client_id = NEW.customer_id;</w:t>
-      </w:r>
-    </w:p>
-    <w:p>
-      <w:pPr>
-        <w:shd w:val="clear" w:color="auto" w:fill="FFFFFF"/>
-        <w:spacing w:after="180" w:line="360" w:lineRule="atLeast"/>
-        <w:rPr>
-          <w:rFonts w:ascii="Arial" w:eastAsia="Times New Roman" w:hAnsi="Arial" w:cs="Arial"/>
-          <w:shd w:val="clear" w:color="auto" w:fill="E5EDFF"/>
-        </w:rPr>
-      </w:pPr>
-      <w:r>
-        <w:rPr>
-          <w:rFonts w:ascii="Arial" w:eastAsia="Times New Roman" w:hAnsi="Arial" w:cs="Arial"/>
-          <w:shd w:val="clear" w:color="auto" w:fill="E5EDFF"/>
-        </w:rPr>
-        <w:t xml:space="preserve">    SET @quantity = NEW.quantity;</w:t>
-      </w:r>
-    </w:p>
-    <w:p>
-      <w:pPr>
-        <w:shd w:val="clear" w:color="auto" w:fill="FFFFFF"/>
-        <w:spacing w:after="180" w:line="360" w:lineRule="atLeast"/>
-        <w:rPr>
-          <w:rFonts w:ascii="Arial" w:eastAsia="Times New Roman" w:hAnsi="Arial" w:cs="Arial"/>
-          <w:shd w:val="clear" w:color="auto" w:fill="E5EDFF"/>
-        </w:rPr>
-      </w:pPr>
-      <w:r>
-        <w:rPr>
-          <w:rFonts w:ascii="Arial" w:eastAsia="Times New Roman" w:hAnsi="Arial" w:cs="Arial"/>
-          <w:shd w:val="clear" w:color="auto" w:fill="E5EDFF"/>
-        </w:rPr>
-        <w:t xml:space="preserve">    SET @product_id = NEW.product_id;</w:t>
-      </w:r>
+      </w:r>
+      <w:proofErr w:type="gramStart"/>
+      <w:r>
+        <w:rPr>
+          <w:rFonts w:ascii="Arial" w:eastAsia="Times New Roman" w:hAnsi="Arial" w:cs="Arial"/>
+          <w:shd w:val="clear" w:color="auto" w:fill="E5EDFF"/>
+        </w:rPr>
+        <w:t>SET @</w:t>
+      </w:r>
+      <w:proofErr w:type="gramEnd"/>
+      <w:r>
+        <w:rPr>
+          <w:rFonts w:ascii="Arial" w:eastAsia="Times New Roman" w:hAnsi="Arial" w:cs="Arial"/>
+          <w:shd w:val="clear" w:color="auto" w:fill="E5EDFF"/>
+        </w:rPr>
+        <w:t xml:space="preserve">last_client_id = </w:t>
+      </w:r>
+      <w:proofErr w:type="spellStart"/>
+      <w:r>
+        <w:rPr>
+          <w:rFonts w:ascii="Arial" w:eastAsia="Times New Roman" w:hAnsi="Arial" w:cs="Arial"/>
+          <w:shd w:val="clear" w:color="auto" w:fill="E5EDFF"/>
+        </w:rPr>
+        <w:t>NEW.customer_</w:t>
+      </w:r>
+      <w:proofErr w:type="gramStart"/>
+      <w:r>
+        <w:rPr>
+          <w:rFonts w:ascii="Arial" w:eastAsia="Times New Roman" w:hAnsi="Arial" w:cs="Arial"/>
+          <w:shd w:val="clear" w:color="auto" w:fill="E5EDFF"/>
+        </w:rPr>
+        <w:t>id</w:t>
+      </w:r>
+      <w:proofErr w:type="spellEnd"/>
+      <w:r>
+        <w:rPr>
+          <w:rFonts w:ascii="Arial" w:eastAsia="Times New Roman" w:hAnsi="Arial" w:cs="Arial"/>
+          <w:shd w:val="clear" w:color="auto" w:fill="E5EDFF"/>
+        </w:rPr>
+        <w:t>;</w:t>
+      </w:r>
+      <w:proofErr w:type="gramEnd"/>
     </w:p>
     <w:p>
       <w:pPr>
@@ -4495,23 +6085,47 @@
         </w:rPr>
         <w:t xml:space="preserve">    </w:t>
       </w:r>
-    </w:p>
-    <w:p>
-      <w:pPr>
-        <w:shd w:val="clear" w:color="auto" w:fill="FFFFFF"/>
-        <w:spacing w:after="180" w:line="360" w:lineRule="atLeast"/>
-        <w:rPr>
-          <w:rFonts w:ascii="Arial" w:eastAsia="Times New Roman" w:hAnsi="Arial" w:cs="Arial"/>
-          <w:shd w:val="clear" w:color="auto" w:fill="E5EDFF"/>
-        </w:rPr>
-      </w:pPr>
-      <w:r>
-        <w:rPr>
-          <w:rFonts w:ascii="Arial" w:eastAsia="Times New Roman" w:hAnsi="Arial" w:cs="Arial"/>
-          <w:shd w:val="clear" w:color="auto" w:fill="E5EDFF"/>
-        </w:rPr>
-        <w:t xml:space="preserve">    SET @customerName = (SELECT customer_name from customers where customer_id= @last_client_id);</w:t>
-      </w:r>
+      <w:proofErr w:type="gramStart"/>
+      <w:r>
+        <w:rPr>
+          <w:rFonts w:ascii="Arial" w:eastAsia="Times New Roman" w:hAnsi="Arial" w:cs="Arial"/>
+          <w:shd w:val="clear" w:color="auto" w:fill="E5EDFF"/>
+        </w:rPr>
+        <w:t>SET @</w:t>
+      </w:r>
+      <w:proofErr w:type="gramEnd"/>
+      <w:r>
+        <w:rPr>
+          <w:rFonts w:ascii="Arial" w:eastAsia="Times New Roman" w:hAnsi="Arial" w:cs="Arial"/>
+          <w:shd w:val="clear" w:color="auto" w:fill="E5EDFF"/>
+        </w:rPr>
+        <w:t xml:space="preserve">quantity = </w:t>
+      </w:r>
+      <w:proofErr w:type="spellStart"/>
+      <w:r>
+        <w:rPr>
+          <w:rFonts w:ascii="Arial" w:eastAsia="Times New Roman" w:hAnsi="Arial" w:cs="Arial"/>
+          <w:shd w:val="clear" w:color="auto" w:fill="E5EDFF"/>
+        </w:rPr>
+        <w:t>NEW.</w:t>
+      </w:r>
+      <w:proofErr w:type="gramStart"/>
+      <w:r>
+        <w:rPr>
+          <w:rFonts w:ascii="Arial" w:eastAsia="Times New Roman" w:hAnsi="Arial" w:cs="Arial"/>
+          <w:shd w:val="clear" w:color="auto" w:fill="E5EDFF"/>
+        </w:rPr>
+        <w:t>quantity</w:t>
+      </w:r>
+      <w:proofErr w:type="spellEnd"/>
+      <w:r>
+        <w:rPr>
+          <w:rFonts w:ascii="Arial" w:eastAsia="Times New Roman" w:hAnsi="Arial" w:cs="Arial"/>
+          <w:shd w:val="clear" w:color="auto" w:fill="E5EDFF"/>
+        </w:rPr>
+        <w:t>;</w:t>
+      </w:r>
+      <w:proofErr w:type="gramEnd"/>
     </w:p>
     <w:p>
       <w:pPr>
@@ -4529,6 +6143,139 @@
         </w:rPr>
         <w:t xml:space="preserve">    </w:t>
       </w:r>
+      <w:proofErr w:type="gramStart"/>
+      <w:r>
+        <w:rPr>
+          <w:rFonts w:ascii="Arial" w:eastAsia="Times New Roman" w:hAnsi="Arial" w:cs="Arial"/>
+          <w:shd w:val="clear" w:color="auto" w:fill="E5EDFF"/>
+        </w:rPr>
+        <w:t>SET @</w:t>
+      </w:r>
+      <w:proofErr w:type="gramEnd"/>
+      <w:r>
+        <w:rPr>
+          <w:rFonts w:ascii="Arial" w:eastAsia="Times New Roman" w:hAnsi="Arial" w:cs="Arial"/>
+          <w:shd w:val="clear" w:color="auto" w:fill="E5EDFF"/>
+        </w:rPr>
+        <w:t xml:space="preserve">product_id = </w:t>
+      </w:r>
+      <w:proofErr w:type="spellStart"/>
+      <w:r>
+        <w:rPr>
+          <w:rFonts w:ascii="Arial" w:eastAsia="Times New Roman" w:hAnsi="Arial" w:cs="Arial"/>
+          <w:shd w:val="clear" w:color="auto" w:fill="E5EDFF"/>
+        </w:rPr>
+        <w:t>NEW.product_</w:t>
+      </w:r>
+      <w:proofErr w:type="gramStart"/>
+      <w:r>
+        <w:rPr>
+          <w:rFonts w:ascii="Arial" w:eastAsia="Times New Roman" w:hAnsi="Arial" w:cs="Arial"/>
+          <w:shd w:val="clear" w:color="auto" w:fill="E5EDFF"/>
+        </w:rPr>
+        <w:t>id</w:t>
+      </w:r>
+      <w:proofErr w:type="spellEnd"/>
+      <w:r>
+        <w:rPr>
+          <w:rFonts w:ascii="Arial" w:eastAsia="Times New Roman" w:hAnsi="Arial" w:cs="Arial"/>
+          <w:shd w:val="clear" w:color="auto" w:fill="E5EDFF"/>
+        </w:rPr>
+        <w:t>;</w:t>
+      </w:r>
+      <w:proofErr w:type="gramEnd"/>
+    </w:p>
+    <w:p>
+      <w:pPr>
+        <w:shd w:val="clear" w:color="auto" w:fill="FFFFFF"/>
+        <w:spacing w:after="180" w:line="360" w:lineRule="atLeast"/>
+        <w:rPr>
+          <w:rFonts w:ascii="Arial" w:eastAsia="Times New Roman" w:hAnsi="Arial" w:cs="Arial"/>
+          <w:shd w:val="clear" w:color="auto" w:fill="E5EDFF"/>
+        </w:rPr>
+      </w:pPr>
+      <w:r>
+        <w:rPr>
+          <w:rFonts w:ascii="Arial" w:eastAsia="Times New Roman" w:hAnsi="Arial" w:cs="Arial"/>
+          <w:shd w:val="clear" w:color="auto" w:fill="E5EDFF"/>
+        </w:rPr>
+        <w:t xml:space="preserve">    </w:t>
+      </w:r>
+    </w:p>
+    <w:p>
+      <w:pPr>
+        <w:shd w:val="clear" w:color="auto" w:fill="FFFFFF"/>
+        <w:spacing w:after="180" w:line="360" w:lineRule="atLeast"/>
+        <w:rPr>
+          <w:rFonts w:ascii="Arial" w:eastAsia="Times New Roman" w:hAnsi="Arial" w:cs="Arial"/>
+          <w:shd w:val="clear" w:color="auto" w:fill="E5EDFF"/>
+        </w:rPr>
+      </w:pPr>
+      <w:r>
+        <w:rPr>
+          <w:rFonts w:ascii="Arial" w:eastAsia="Times New Roman" w:hAnsi="Arial" w:cs="Arial"/>
+          <w:shd w:val="clear" w:color="auto" w:fill="E5EDFF"/>
+        </w:rPr>
+        <w:t xml:space="preserve">    SET @customerName = (SELECT </w:t>
+      </w:r>
+      <w:proofErr w:type="spellStart"/>
+      <w:r>
+        <w:rPr>
+          <w:rFonts w:ascii="Arial" w:eastAsia="Times New Roman" w:hAnsi="Arial" w:cs="Arial"/>
+          <w:shd w:val="clear" w:color="auto" w:fill="E5EDFF"/>
+        </w:rPr>
+        <w:t>customer_name</w:t>
+      </w:r>
+      <w:proofErr w:type="spellEnd"/>
+      <w:r>
+        <w:rPr>
+          <w:rFonts w:ascii="Arial" w:eastAsia="Times New Roman" w:hAnsi="Arial" w:cs="Arial"/>
+          <w:shd w:val="clear" w:color="auto" w:fill="E5EDFF"/>
+        </w:rPr>
+        <w:t xml:space="preserve"> from customers where </w:t>
+      </w:r>
+      <w:proofErr w:type="spellStart"/>
+      <w:r>
+        <w:rPr>
+          <w:rFonts w:ascii="Arial" w:eastAsia="Times New Roman" w:hAnsi="Arial" w:cs="Arial"/>
+          <w:shd w:val="clear" w:color="auto" w:fill="E5EDFF"/>
+        </w:rPr>
+        <w:t>customer_id</w:t>
+      </w:r>
+      <w:proofErr w:type="spellEnd"/>
+      <w:r>
+        <w:rPr>
+          <w:rFonts w:ascii="Arial" w:eastAsia="Times New Roman" w:hAnsi="Arial" w:cs="Arial"/>
+          <w:shd w:val="clear" w:color="auto" w:fill="E5EDFF"/>
+        </w:rPr>
+        <w:t>= @last_client_id</w:t>
+      </w:r>
+      <w:proofErr w:type="gramStart"/>
+      <w:r>
+        <w:rPr>
+          <w:rFonts w:ascii="Arial" w:eastAsia="Times New Roman" w:hAnsi="Arial" w:cs="Arial"/>
+          <w:shd w:val="clear" w:color="auto" w:fill="E5EDFF"/>
+        </w:rPr>
+        <w:t>);</w:t>
+      </w:r>
+      <w:proofErr w:type="gramEnd"/>
+    </w:p>
+    <w:p>
+      <w:pPr>
+        <w:shd w:val="clear" w:color="auto" w:fill="FFFFFF"/>
+        <w:spacing w:after="180" w:line="360" w:lineRule="atLeast"/>
+        <w:rPr>
+          <w:rFonts w:ascii="Arial" w:eastAsia="Times New Roman" w:hAnsi="Arial" w:cs="Arial"/>
+          <w:shd w:val="clear" w:color="auto" w:fill="E5EDFF"/>
+        </w:rPr>
+      </w:pPr>
+      <w:r>
+        <w:rPr>
+          <w:rFonts w:ascii="Arial" w:eastAsia="Times New Roman" w:hAnsi="Arial" w:cs="Arial"/>
+          <w:shd w:val="clear" w:color="auto" w:fill="E5EDFF"/>
+        </w:rPr>
+        <w:t xml:space="preserve">    </w:t>
+      </w:r>
     </w:p>
     <w:p>
       <w:pPr>
@@ -4545,8 +6292,99 @@
           <w:shd w:val="clear" w:color="auto" w:fill="E5EDFF"/>
         </w:rPr>
         <w:lastRenderedPageBreak/>
-        <w:t xml:space="preserve">    INSERT INTO log(description, quantity, product_id) VALUES (CONCAT('client was: ',@last_client_id), @quantity, @product_id);</w:t>
-      </w:r>
+        <w:t xml:space="preserve">    INSERT INTO </w:t>
+      </w:r>
+      <w:proofErr w:type="gramStart"/>
+      <w:r>
+        <w:rPr>
+          <w:rFonts w:ascii="Arial" w:eastAsia="Times New Roman" w:hAnsi="Arial" w:cs="Arial"/>
+          <w:shd w:val="clear" w:color="auto" w:fill="E5EDFF"/>
+        </w:rPr>
+        <w:t>log(</w:t>
+      </w:r>
+      <w:proofErr w:type="gramEnd"/>
+      <w:r>
+        <w:rPr>
+          <w:rFonts w:ascii="Arial" w:eastAsia="Times New Roman" w:hAnsi="Arial" w:cs="Arial"/>
+          <w:shd w:val="clear" w:color="auto" w:fill="E5EDFF"/>
+        </w:rPr>
+        <w:t xml:space="preserve">description, quantity, </w:t>
+      </w:r>
+      <w:proofErr w:type="spellStart"/>
+      <w:r>
+        <w:rPr>
+          <w:rFonts w:ascii="Arial" w:eastAsia="Times New Roman" w:hAnsi="Arial" w:cs="Arial"/>
+          <w:shd w:val="clear" w:color="auto" w:fill="E5EDFF"/>
+        </w:rPr>
+        <w:t>product_id</w:t>
+      </w:r>
+      <w:proofErr w:type="spellEnd"/>
+      <w:r>
+        <w:rPr>
+          <w:rFonts w:ascii="Arial" w:eastAsia="Times New Roman" w:hAnsi="Arial" w:cs="Arial"/>
+          <w:shd w:val="clear" w:color="auto" w:fill="E5EDFF"/>
+        </w:rPr>
+        <w:t>) VALUES (</w:t>
+      </w:r>
+      <w:proofErr w:type="gramStart"/>
+      <w:r>
+        <w:rPr>
+          <w:rFonts w:ascii="Arial" w:eastAsia="Times New Roman" w:hAnsi="Arial" w:cs="Arial"/>
+          <w:shd w:val="clear" w:color="auto" w:fill="E5EDFF"/>
+        </w:rPr>
+        <w:t>CONCAT(</w:t>
+      </w:r>
+      <w:proofErr w:type="gramEnd"/>
+      <w:r>
+        <w:rPr>
+          <w:rFonts w:ascii="Arial" w:eastAsia="Times New Roman" w:hAnsi="Arial" w:cs="Arial"/>
+          <w:shd w:val="clear" w:color="auto" w:fill="E5EDFF"/>
+        </w:rPr>
+        <w:t xml:space="preserve">'client was: </w:t>
+      </w:r>
+      <w:proofErr w:type="gramStart"/>
+      <w:r>
+        <w:rPr>
+          <w:rFonts w:ascii="Arial" w:eastAsia="Times New Roman" w:hAnsi="Arial" w:cs="Arial"/>
+          <w:shd w:val="clear" w:color="auto" w:fill="E5EDFF"/>
+        </w:rPr>
+        <w:t>',@</w:t>
+      </w:r>
+      <w:proofErr w:type="spellStart"/>
+      <w:proofErr w:type="gramEnd"/>
+      <w:r>
+        <w:rPr>
+          <w:rFonts w:ascii="Arial" w:eastAsia="Times New Roman" w:hAnsi="Arial" w:cs="Arial"/>
+          <w:shd w:val="clear" w:color="auto" w:fill="E5EDFF"/>
+        </w:rPr>
+        <w:t>last_client_id</w:t>
+      </w:r>
+      <w:proofErr w:type="spellEnd"/>
+      <w:proofErr w:type="gramStart"/>
+      <w:r>
+        <w:rPr>
+          <w:rFonts w:ascii="Arial" w:eastAsia="Times New Roman" w:hAnsi="Arial" w:cs="Arial"/>
+          <w:shd w:val="clear" w:color="auto" w:fill="E5EDFF"/>
+        </w:rPr>
+        <w:t>), @quantity, @</w:t>
+      </w:r>
+      <w:proofErr w:type="gramEnd"/>
+      <w:r>
+        <w:rPr>
+          <w:rFonts w:ascii="Arial" w:eastAsia="Times New Roman" w:hAnsi="Arial" w:cs="Arial"/>
+          <w:shd w:val="clear" w:color="auto" w:fill="E5EDFF"/>
+        </w:rPr>
+        <w:t>product_id</w:t>
+      </w:r>
+      <w:proofErr w:type="gramStart"/>
+      <w:r>
+        <w:rPr>
+          <w:rFonts w:ascii="Arial" w:eastAsia="Times New Roman" w:hAnsi="Arial" w:cs="Arial"/>
+          <w:shd w:val="clear" w:color="auto" w:fill="E5EDFF"/>
+        </w:rPr>
+        <w:t>);</w:t>
+      </w:r>
+      <w:proofErr w:type="gramEnd"/>
     </w:p>
     <w:p>
       <w:pPr>
@@ -4601,6 +6439,7 @@
           <w:shd w:val="clear" w:color="auto" w:fill="E5EDFF"/>
         </w:rPr>
       </w:pPr>
+      <w:proofErr w:type="gramStart"/>
       <w:r>
         <w:rPr>
           <w:rFonts w:ascii="Arial" w:eastAsia="Times New Roman" w:hAnsi="Arial" w:cs="Arial"/>
@@ -4608,6 +6447,7 @@
         </w:rPr>
         <w:t>DELIMITER ;</w:t>
       </w:r>
+      <w:proofErr w:type="gramEnd"/>
     </w:p>
     <w:p>
       <w:pPr>
@@ -4858,7 +6698,25 @@
           <w:color w:val="0A0A0A"/>
           <w:shd w:val="clear" w:color="auto" w:fill="E5EDFF"/>
         </w:rPr>
-        <w:t>- sql transaction</w:t>
+        <w:t xml:space="preserve">- </w:t>
+      </w:r>
+      <w:proofErr w:type="spellStart"/>
+      <w:r>
+        <w:rPr>
+          <w:rFonts w:ascii="Arial" w:eastAsia="Times New Roman" w:hAnsi="Arial" w:cs="Arial"/>
+          <w:color w:val="0A0A0A"/>
+          <w:shd w:val="clear" w:color="auto" w:fill="E5EDFF"/>
+        </w:rPr>
+        <w:t>sql</w:t>
+      </w:r>
+      <w:proofErr w:type="spellEnd"/>
+      <w:r>
+        <w:rPr>
+          <w:rFonts w:ascii="Arial" w:eastAsia="Times New Roman" w:hAnsi="Arial" w:cs="Arial"/>
+          <w:color w:val="0A0A0A"/>
+          <w:shd w:val="clear" w:color="auto" w:fill="E5EDFF"/>
+        </w:rPr>
+        <w:t xml:space="preserve"> transaction</w:t>
       </w:r>
       <w:r>
         <w:rPr>
@@ -5508,7 +7366,61 @@
           <w:color w:val="0A0A0A"/>
           <w:shd w:val="clear" w:color="auto" w:fill="E5EDFF"/>
         </w:rPr>
-        <w:t>- count(), avg(), sum()</w:t>
+        <w:t xml:space="preserve">- </w:t>
+      </w:r>
+      <w:proofErr w:type="gramStart"/>
+      <w:r>
+        <w:rPr>
+          <w:rFonts w:ascii="Arial" w:eastAsia="Times New Roman" w:hAnsi="Arial" w:cs="Arial"/>
+          <w:color w:val="0A0A0A"/>
+          <w:shd w:val="clear" w:color="auto" w:fill="E5EDFF"/>
+        </w:rPr>
+        <w:t>count(</w:t>
+      </w:r>
+      <w:proofErr w:type="gramEnd"/>
+      <w:r>
+        <w:rPr>
+          <w:rFonts w:ascii="Arial" w:eastAsia="Times New Roman" w:hAnsi="Arial" w:cs="Arial"/>
+          <w:color w:val="0A0A0A"/>
+          <w:shd w:val="clear" w:color="auto" w:fill="E5EDFF"/>
+        </w:rPr>
+        <w:t xml:space="preserve">), </w:t>
+      </w:r>
+      <w:proofErr w:type="gramStart"/>
+      <w:r>
+        <w:rPr>
+          <w:rFonts w:ascii="Arial" w:eastAsia="Times New Roman" w:hAnsi="Arial" w:cs="Arial"/>
+          <w:color w:val="0A0A0A"/>
+          <w:shd w:val="clear" w:color="auto" w:fill="E5EDFF"/>
+        </w:rPr>
+        <w:t>avg(</w:t>
+      </w:r>
+      <w:proofErr w:type="gramEnd"/>
+      <w:r>
+        <w:rPr>
+          <w:rFonts w:ascii="Arial" w:eastAsia="Times New Roman" w:hAnsi="Arial" w:cs="Arial"/>
+          <w:color w:val="0A0A0A"/>
+          <w:shd w:val="clear" w:color="auto" w:fill="E5EDFF"/>
+        </w:rPr>
+        <w:t xml:space="preserve">), </w:t>
+      </w:r>
+      <w:proofErr w:type="gramStart"/>
+      <w:r>
+        <w:rPr>
+          <w:rFonts w:ascii="Arial" w:eastAsia="Times New Roman" w:hAnsi="Arial" w:cs="Arial"/>
+          <w:color w:val="0A0A0A"/>
+          <w:shd w:val="clear" w:color="auto" w:fill="E5EDFF"/>
+        </w:rPr>
+        <w:t>sum(</w:t>
+      </w:r>
+      <w:proofErr w:type="gramEnd"/>
+      <w:r>
+        <w:rPr>
+          <w:rFonts w:ascii="Arial" w:eastAsia="Times New Roman" w:hAnsi="Arial" w:cs="Arial"/>
+          <w:color w:val="0A0A0A"/>
+          <w:shd w:val="clear" w:color="auto" w:fill="E5EDFF"/>
+        </w:rPr>
+        <w:t>)</w:t>
       </w:r>
     </w:p>
     <w:p>
@@ -5669,7 +7581,25 @@
           <w:color w:val="0A0A0A"/>
           <w:shd w:val="clear" w:color="auto" w:fill="E5EDFF"/>
         </w:rPr>
-        <w:t>-create use cursor</w:t>
+        <w:t xml:space="preserve">-create </w:t>
+      </w:r>
+      <w:proofErr w:type="gramStart"/>
+      <w:r>
+        <w:rPr>
+          <w:rFonts w:ascii="Arial" w:eastAsia="Times New Roman" w:hAnsi="Arial" w:cs="Arial"/>
+          <w:color w:val="0A0A0A"/>
+          <w:shd w:val="clear" w:color="auto" w:fill="E5EDFF"/>
+        </w:rPr>
+        <w:t>use</w:t>
+      </w:r>
+      <w:proofErr w:type="gramEnd"/>
+      <w:r>
+        <w:rPr>
+          <w:rFonts w:ascii="Arial" w:eastAsia="Times New Roman" w:hAnsi="Arial" w:cs="Arial"/>
+          <w:color w:val="0A0A0A"/>
+          <w:shd w:val="clear" w:color="auto" w:fill="E5EDFF"/>
+        </w:rPr>
+        <w:t xml:space="preserve"> cursor</w:t>
       </w:r>
     </w:p>
     <w:p>
@@ -5996,34 +7926,70 @@
           <w:color w:val="0A0A0A"/>
           <w:shd w:val="clear" w:color="auto" w:fill="E5EDFF"/>
         </w:rPr>
-        <w:t>In MySQL (specifically for the default InnoDB storage engine), all indexes other than the primary key are inherently non-clustered, or "secondary" indexes. You cannot explicitly use a NONCLUSTERED keyword in MySQL; the CREATE INDEX statement automatically creates a non-clustered index.</w:t>
-      </w:r>
-    </w:p>
-    <w:p>
-      <w:pPr>
-        <w:shd w:val="clear" w:color="auto" w:fill="FFFFFF"/>
-        <w:spacing w:after="180" w:line="360" w:lineRule="atLeast"/>
-        <w:rPr>
-          <w:rFonts w:ascii="Arial" w:eastAsia="Times New Roman" w:hAnsi="Arial" w:cs="Arial"/>
-          <w:color w:val="0A0A0A"/>
-          <w:shd w:val="clear" w:color="auto" w:fill="E5EDFF"/>
-        </w:rPr>
-      </w:pPr>
-      <w:r>
-        <w:rPr>
-          <w:rFonts w:ascii="Arial" w:eastAsia="Times New Roman" w:hAnsi="Arial" w:cs="Arial"/>
-          <w:color w:val="0A0A0A"/>
-          <w:shd w:val="clear" w:color="auto" w:fill="E5EDFF"/>
-        </w:rPr>
-        <w:tab/>
-      </w:r>
-      <w:r>
-        <w:rPr>
-          <w:rFonts w:ascii="Arial" w:eastAsia="Times New Roman" w:hAnsi="Arial" w:cs="Arial"/>
-          <w:color w:val="0A0A0A"/>
-          <w:shd w:val="clear" w:color="auto" w:fill="E5EDFF"/>
-        </w:rPr>
-        <w:t>In MySQL's InnoDB storage engine, you do not use a dedicated CREATE CLUSTERED INDEX statement. Instead, the PRIMARY KEY automatically serves as the clustered index.</w:t>
+        <w:t xml:space="preserve">In MySQL (specifically for the default </w:t>
+      </w:r>
+      <w:proofErr w:type="spellStart"/>
+      <w:r>
+        <w:rPr>
+          <w:rFonts w:ascii="Arial" w:eastAsia="Times New Roman" w:hAnsi="Arial" w:cs="Arial"/>
+          <w:color w:val="0A0A0A"/>
+          <w:shd w:val="clear" w:color="auto" w:fill="E5EDFF"/>
+        </w:rPr>
+        <w:t>InnoDB</w:t>
+      </w:r>
+      <w:proofErr w:type="spellEnd"/>
+      <w:r>
+        <w:rPr>
+          <w:rFonts w:ascii="Arial" w:eastAsia="Times New Roman" w:hAnsi="Arial" w:cs="Arial"/>
+          <w:color w:val="0A0A0A"/>
+          <w:shd w:val="clear" w:color="auto" w:fill="E5EDFF"/>
+        </w:rPr>
+        <w:t xml:space="preserve"> storage engine), all indexes other than the primary key are inherently non-clustered, or "secondary" indexes. You cannot explicitly use a NONCLUSTERED keyword in MySQL; the CREATE INDEX statement automatically creates a non-clustered index.</w:t>
+      </w:r>
+    </w:p>
+    <w:p>
+      <w:pPr>
+        <w:shd w:val="clear" w:color="auto" w:fill="FFFFFF"/>
+        <w:spacing w:after="180" w:line="360" w:lineRule="atLeast"/>
+        <w:rPr>
+          <w:rFonts w:ascii="Arial" w:eastAsia="Times New Roman" w:hAnsi="Arial" w:cs="Arial"/>
+          <w:color w:val="0A0A0A"/>
+          <w:shd w:val="clear" w:color="auto" w:fill="E5EDFF"/>
+        </w:rPr>
+      </w:pPr>
+      <w:r>
+        <w:rPr>
+          <w:rFonts w:ascii="Arial" w:eastAsia="Times New Roman" w:hAnsi="Arial" w:cs="Arial"/>
+          <w:color w:val="0A0A0A"/>
+          <w:shd w:val="clear" w:color="auto" w:fill="E5EDFF"/>
+        </w:rPr>
+        <w:tab/>
+      </w:r>
+      <w:r>
+        <w:rPr>
+          <w:rFonts w:ascii="Arial" w:eastAsia="Times New Roman" w:hAnsi="Arial" w:cs="Arial"/>
+          <w:color w:val="0A0A0A"/>
+          <w:shd w:val="clear" w:color="auto" w:fill="E5EDFF"/>
+        </w:rPr>
+        <w:t xml:space="preserve">In MySQL's </w:t>
+      </w:r>
+      <w:proofErr w:type="spellStart"/>
+      <w:r>
+        <w:rPr>
+          <w:rFonts w:ascii="Arial" w:eastAsia="Times New Roman" w:hAnsi="Arial" w:cs="Arial"/>
+          <w:color w:val="0A0A0A"/>
+          <w:shd w:val="clear" w:color="auto" w:fill="E5EDFF"/>
+        </w:rPr>
+        <w:t>InnoDB</w:t>
+      </w:r>
+      <w:proofErr w:type="spellEnd"/>
+      <w:r>
+        <w:rPr>
+          <w:rFonts w:ascii="Arial" w:eastAsia="Times New Roman" w:hAnsi="Arial" w:cs="Arial"/>
+          <w:color w:val="0A0A0A"/>
+          <w:shd w:val="clear" w:color="auto" w:fill="E5EDFF"/>
+        </w:rPr>
+        <w:t xml:space="preserve"> storage engine, you do not use a dedicated CREATE CLUSTERED INDEX statement. Instead, the PRIMARY KEY automatically serves as the clustered index.</w:t>
       </w:r>
     </w:p>
     <w:p>
@@ -6260,56 +8226,192 @@
           <w:color w:val="FFFFFF" w:themeColor="background1"/>
           <w:shd w:val="clear" w:color="auto" w:fill="E5EDFF"/>
         </w:rPr>
-        <w:t xml:space="preserve">CREATE TABLE log(id int PRIMARY KEY, description varchar(300), quantity int, product_id int, </w:t>
-      </w:r>
-    </w:p>
-    <w:p>
-      <w:pPr>
-        <w:shd w:val="clear" w:color="auto" w:fill="FFFFFF"/>
-        <w:spacing w:after="180" w:line="360" w:lineRule="atLeast"/>
+        <w:t xml:space="preserve">CREATE TABLE </w:t>
+      </w:r>
+      <w:proofErr w:type="gramStart"/>
+      <w:r>
         <w:rPr>
           <w:rFonts w:ascii="Arial" w:eastAsia="Times New Roman" w:hAnsi="Arial" w:cs="Arial"/>
           <w:color w:val="FFFFFF" w:themeColor="background1"/>
           <w:shd w:val="clear" w:color="auto" w:fill="E5EDFF"/>
         </w:rPr>
-      </w:pPr>
+        <w:t>log(</w:t>
+      </w:r>
+      <w:proofErr w:type="gramEnd"/>
       <w:r>
         <w:rPr>
           <w:rFonts w:ascii="Arial" w:eastAsia="Times New Roman" w:hAnsi="Arial" w:cs="Arial"/>
           <w:color w:val="FFFFFF" w:themeColor="background1"/>
           <w:shd w:val="clear" w:color="auto" w:fill="E5EDFF"/>
         </w:rPr>
-        <w:t>CONSTRAINT products_fk FOREIGN KEY (product_id) REFERENCES products(product_id))</w:t>
-      </w:r>
-    </w:p>
-    <w:p>
-      <w:pPr>
-        <w:shd w:val="clear" w:color="auto" w:fill="FFFFFF"/>
-        <w:spacing w:after="180" w:line="360" w:lineRule="atLeast"/>
+        <w:t xml:space="preserve">id int PRIMARY KEY, description </w:t>
+      </w:r>
+      <w:proofErr w:type="gramStart"/>
+      <w:r>
         <w:rPr>
           <w:rFonts w:ascii="Arial" w:eastAsia="Times New Roman" w:hAnsi="Arial" w:cs="Arial"/>
           <w:color w:val="FFFFFF" w:themeColor="background1"/>
           <w:shd w:val="clear" w:color="auto" w:fill="E5EDFF"/>
         </w:rPr>
-      </w:pPr>
-    </w:p>
-    <w:p>
-      <w:pPr>
-        <w:shd w:val="clear" w:color="auto" w:fill="FFFFFF"/>
-        <w:spacing w:after="180" w:line="360" w:lineRule="atLeast"/>
+        <w:t>varchar(</w:t>
+      </w:r>
+      <w:proofErr w:type="gramEnd"/>
+      <w:r>
         <w:rPr>
           <w:rFonts w:ascii="Arial" w:eastAsia="Times New Roman" w:hAnsi="Arial" w:cs="Arial"/>
           <w:color w:val="FFFFFF" w:themeColor="background1"/>
           <w:shd w:val="clear" w:color="auto" w:fill="E5EDFF"/>
         </w:rPr>
-      </w:pPr>
+        <w:t xml:space="preserve">300), quantity int, </w:t>
+      </w:r>
+      <w:proofErr w:type="spellStart"/>
       <w:r>
         <w:rPr>
           <w:rFonts w:ascii="Arial" w:eastAsia="Times New Roman" w:hAnsi="Arial" w:cs="Arial"/>
           <w:color w:val="FFFFFF" w:themeColor="background1"/>
           <w:shd w:val="clear" w:color="auto" w:fill="E5EDFF"/>
         </w:rPr>
-        <w:t>ALTER TABLE orders ADD PRIMARY KEY(order_id)</w:t>
+        <w:t>product_id</w:t>
+      </w:r>
+      <w:proofErr w:type="spellEnd"/>
+      <w:r>
+        <w:rPr>
+          <w:rFonts w:ascii="Arial" w:eastAsia="Times New Roman" w:hAnsi="Arial" w:cs="Arial"/>
+          <w:color w:val="FFFFFF" w:themeColor="background1"/>
+          <w:shd w:val="clear" w:color="auto" w:fill="E5EDFF"/>
+        </w:rPr>
+        <w:t xml:space="preserve"> int, </w:t>
+      </w:r>
+    </w:p>
+    <w:p>
+      <w:pPr>
+        <w:shd w:val="clear" w:color="auto" w:fill="FFFFFF"/>
+        <w:spacing w:after="180" w:line="360" w:lineRule="atLeast"/>
+        <w:rPr>
+          <w:rFonts w:ascii="Arial" w:eastAsia="Times New Roman" w:hAnsi="Arial" w:cs="Arial"/>
+          <w:color w:val="FFFFFF" w:themeColor="background1"/>
+          <w:shd w:val="clear" w:color="auto" w:fill="E5EDFF"/>
+        </w:rPr>
+      </w:pPr>
+      <w:r>
+        <w:rPr>
+          <w:rFonts w:ascii="Arial" w:eastAsia="Times New Roman" w:hAnsi="Arial" w:cs="Arial"/>
+          <w:color w:val="FFFFFF" w:themeColor="background1"/>
+          <w:shd w:val="clear" w:color="auto" w:fill="E5EDFF"/>
+        </w:rPr>
+        <w:t xml:space="preserve">CONSTRAINT </w:t>
+      </w:r>
+      <w:proofErr w:type="spellStart"/>
+      <w:r>
+        <w:rPr>
+          <w:rFonts w:ascii="Arial" w:eastAsia="Times New Roman" w:hAnsi="Arial" w:cs="Arial"/>
+          <w:color w:val="FFFFFF" w:themeColor="background1"/>
+          <w:shd w:val="clear" w:color="auto" w:fill="E5EDFF"/>
+        </w:rPr>
+        <w:t>products_fk</w:t>
+      </w:r>
+      <w:proofErr w:type="spellEnd"/>
+      <w:r>
+        <w:rPr>
+          <w:rFonts w:ascii="Arial" w:eastAsia="Times New Roman" w:hAnsi="Arial" w:cs="Arial"/>
+          <w:color w:val="FFFFFF" w:themeColor="background1"/>
+          <w:shd w:val="clear" w:color="auto" w:fill="E5EDFF"/>
+        </w:rPr>
+        <w:t xml:space="preserve"> FOREIGN KEY (</w:t>
+      </w:r>
+      <w:proofErr w:type="spellStart"/>
+      <w:r>
+        <w:rPr>
+          <w:rFonts w:ascii="Arial" w:eastAsia="Times New Roman" w:hAnsi="Arial" w:cs="Arial"/>
+          <w:color w:val="FFFFFF" w:themeColor="background1"/>
+          <w:shd w:val="clear" w:color="auto" w:fill="E5EDFF"/>
+        </w:rPr>
+        <w:t>product_id</w:t>
+      </w:r>
+      <w:proofErr w:type="spellEnd"/>
+      <w:r>
+        <w:rPr>
+          <w:rFonts w:ascii="Arial" w:eastAsia="Times New Roman" w:hAnsi="Arial" w:cs="Arial"/>
+          <w:color w:val="FFFFFF" w:themeColor="background1"/>
+          <w:shd w:val="clear" w:color="auto" w:fill="E5EDFF"/>
+        </w:rPr>
+        <w:t>) REFERENCES products(</w:t>
+      </w:r>
+      <w:proofErr w:type="spellStart"/>
+      <w:r>
+        <w:rPr>
+          <w:rFonts w:ascii="Arial" w:eastAsia="Times New Roman" w:hAnsi="Arial" w:cs="Arial"/>
+          <w:color w:val="FFFFFF" w:themeColor="background1"/>
+          <w:shd w:val="clear" w:color="auto" w:fill="E5EDFF"/>
+        </w:rPr>
+        <w:t>product_id</w:t>
+      </w:r>
+      <w:proofErr w:type="spellEnd"/>
+      <w:r>
+        <w:rPr>
+          <w:rFonts w:ascii="Arial" w:eastAsia="Times New Roman" w:hAnsi="Arial" w:cs="Arial"/>
+          <w:color w:val="FFFFFF" w:themeColor="background1"/>
+          <w:shd w:val="clear" w:color="auto" w:fill="E5EDFF"/>
+        </w:rPr>
+        <w:t>))</w:t>
+      </w:r>
+    </w:p>
+    <w:p>
+      <w:pPr>
+        <w:shd w:val="clear" w:color="auto" w:fill="FFFFFF"/>
+        <w:spacing w:after="180" w:line="360" w:lineRule="atLeast"/>
+        <w:rPr>
+          <w:rFonts w:ascii="Arial" w:eastAsia="Times New Roman" w:hAnsi="Arial" w:cs="Arial"/>
+          <w:color w:val="FFFFFF" w:themeColor="background1"/>
+          <w:shd w:val="clear" w:color="auto" w:fill="E5EDFF"/>
+        </w:rPr>
+      </w:pPr>
+    </w:p>
+    <w:p>
+      <w:pPr>
+        <w:shd w:val="clear" w:color="auto" w:fill="FFFFFF"/>
+        <w:spacing w:after="180" w:line="360" w:lineRule="atLeast"/>
+        <w:rPr>
+          <w:rFonts w:ascii="Arial" w:eastAsia="Times New Roman" w:hAnsi="Arial" w:cs="Arial"/>
+          <w:color w:val="FFFFFF" w:themeColor="background1"/>
+          <w:shd w:val="clear" w:color="auto" w:fill="E5EDFF"/>
+        </w:rPr>
+      </w:pPr>
+      <w:r>
+        <w:rPr>
+          <w:rFonts w:ascii="Arial" w:eastAsia="Times New Roman" w:hAnsi="Arial" w:cs="Arial"/>
+          <w:color w:val="FFFFFF" w:themeColor="background1"/>
+          <w:shd w:val="clear" w:color="auto" w:fill="E5EDFF"/>
+        </w:rPr>
+        <w:t xml:space="preserve">ALTER TABLE orders ADD PRIMARY </w:t>
+      </w:r>
+      <w:proofErr w:type="gramStart"/>
+      <w:r>
+        <w:rPr>
+          <w:rFonts w:ascii="Arial" w:eastAsia="Times New Roman" w:hAnsi="Arial" w:cs="Arial"/>
+          <w:color w:val="FFFFFF" w:themeColor="background1"/>
+          <w:shd w:val="clear" w:color="auto" w:fill="E5EDFF"/>
+        </w:rPr>
+        <w:t>KEY(</w:t>
+      </w:r>
+      <w:proofErr w:type="spellStart"/>
+      <w:proofErr w:type="gramEnd"/>
+      <w:r>
+        <w:rPr>
+          <w:rFonts w:ascii="Arial" w:eastAsia="Times New Roman" w:hAnsi="Arial" w:cs="Arial"/>
+          <w:color w:val="FFFFFF" w:themeColor="background1"/>
+          <w:shd w:val="clear" w:color="auto" w:fill="E5EDFF"/>
+        </w:rPr>
+        <w:t>order_id</w:t>
+      </w:r>
+      <w:proofErr w:type="spellEnd"/>
+      <w:r>
+        <w:rPr>
+          <w:rFonts w:ascii="Arial" w:eastAsia="Times New Roman" w:hAnsi="Arial" w:cs="Arial"/>
+          <w:color w:val="FFFFFF" w:themeColor="background1"/>
+          <w:shd w:val="clear" w:color="auto" w:fill="E5EDFF"/>
+        </w:rPr>
+        <w:t>)</w:t>
       </w:r>
     </w:p>
     <w:p>
@@ -6342,7 +8444,25 @@
           <w:color w:val="0A0A0A"/>
           <w:shd w:val="clear" w:color="auto" w:fill="E5EDFF"/>
         </w:rPr>
-        <w:t>-Where between, in, like</w:t>
+        <w:t xml:space="preserve">-Where </w:t>
+      </w:r>
+      <w:proofErr w:type="gramStart"/>
+      <w:r>
+        <w:rPr>
+          <w:rFonts w:ascii="Arial" w:eastAsia="Times New Roman" w:hAnsi="Arial" w:cs="Arial"/>
+          <w:color w:val="0A0A0A"/>
+          <w:shd w:val="clear" w:color="auto" w:fill="E5EDFF"/>
+        </w:rPr>
+        <w:t>between</w:t>
+      </w:r>
+      <w:proofErr w:type="gramEnd"/>
+      <w:r>
+        <w:rPr>
+          <w:rFonts w:ascii="Arial" w:eastAsia="Times New Roman" w:hAnsi="Arial" w:cs="Arial"/>
+          <w:color w:val="0A0A0A"/>
+          <w:shd w:val="clear" w:color="auto" w:fill="E5EDFF"/>
+        </w:rPr>
+        <w:t>, in, like</w:t>
       </w:r>
       <w:r>
         <w:rPr>
@@ -6532,7 +8652,25 @@
           <w:shd w:val="clear" w:color="auto" w:fill="E5EDFF"/>
         </w:rPr>
         <w:tab/>
-        <w:t>Select distinct employee_name from employees</w:t>
+        <w:t xml:space="preserve">Select distinct </w:t>
+      </w:r>
+      <w:proofErr w:type="spellStart"/>
+      <w:r>
+        <w:rPr>
+          <w:rFonts w:ascii="Arial" w:eastAsia="Times New Roman" w:hAnsi="Arial" w:cs="Arial"/>
+          <w:color w:val="0A0A0A"/>
+          <w:shd w:val="clear" w:color="auto" w:fill="E5EDFF"/>
+        </w:rPr>
+        <w:t>employee_name</w:t>
+      </w:r>
+      <w:proofErr w:type="spellEnd"/>
+      <w:r>
+        <w:rPr>
+          <w:rFonts w:ascii="Arial" w:eastAsia="Times New Roman" w:hAnsi="Arial" w:cs="Arial"/>
+          <w:color w:val="0A0A0A"/>
+          <w:shd w:val="clear" w:color="auto" w:fill="E5EDFF"/>
+        </w:rPr>
+        <w:t xml:space="preserve"> from employees</w:t>
       </w:r>
     </w:p>
     <w:p>
@@ -6852,26 +8990,80 @@
           <w:color w:val="0A0A0A"/>
           <w:shd w:val="clear" w:color="auto" w:fill="E5EDFF"/>
         </w:rPr>
-        <w:t>-rank()</w:t>
-      </w:r>
-    </w:p>
-    <w:p>
-      <w:pPr>
-        <w:shd w:val="clear" w:color="auto" w:fill="FFFFFF"/>
-        <w:spacing w:after="180" w:line="360" w:lineRule="atLeast"/>
-        <w:rPr>
-          <w:rFonts w:ascii="Arial" w:eastAsia="Times New Roman" w:hAnsi="Arial" w:cs="Arial"/>
-          <w:color w:val="0A0A0A"/>
-          <w:shd w:val="clear" w:color="auto" w:fill="E5EDFF"/>
-        </w:rPr>
-      </w:pPr>
-      <w:r>
-        <w:rPr>
-          <w:rFonts w:ascii="Arial" w:eastAsia="Times New Roman" w:hAnsi="Arial" w:cs="Arial"/>
-          <w:color w:val="0A0A0A"/>
-          <w:shd w:val="clear" w:color="auto" w:fill="E5EDFF"/>
-        </w:rPr>
-        <w:t>-row_number()</w:t>
+        <w:t>-</w:t>
+      </w:r>
+      <w:proofErr w:type="gramStart"/>
+      <w:r>
+        <w:rPr>
+          <w:rFonts w:ascii="Arial" w:eastAsia="Times New Roman" w:hAnsi="Arial" w:cs="Arial"/>
+          <w:color w:val="0A0A0A"/>
+          <w:shd w:val="clear" w:color="auto" w:fill="E5EDFF"/>
+        </w:rPr>
+        <w:t>rank(</w:t>
+      </w:r>
+      <w:proofErr w:type="gramEnd"/>
+      <w:r>
+        <w:rPr>
+          <w:rFonts w:ascii="Arial" w:eastAsia="Times New Roman" w:hAnsi="Arial" w:cs="Arial"/>
+          <w:color w:val="0A0A0A"/>
+          <w:shd w:val="clear" w:color="auto" w:fill="E5EDFF"/>
+        </w:rPr>
+        <w:t>)</w:t>
+      </w:r>
+    </w:p>
+    <w:p>
+      <w:pPr>
+        <w:shd w:val="clear" w:color="auto" w:fill="FFFFFF"/>
+        <w:spacing w:after="180" w:line="360" w:lineRule="atLeast"/>
+        <w:rPr>
+          <w:rFonts w:ascii="Arial" w:eastAsia="Times New Roman" w:hAnsi="Arial" w:cs="Arial"/>
+          <w:color w:val="0A0A0A"/>
+          <w:shd w:val="clear" w:color="auto" w:fill="E5EDFF"/>
+        </w:rPr>
+      </w:pPr>
+      <w:r>
+        <w:rPr>
+          <w:rFonts w:ascii="Arial" w:eastAsia="Times New Roman" w:hAnsi="Arial" w:cs="Arial"/>
+          <w:color w:val="0A0A0A"/>
+          <w:shd w:val="clear" w:color="auto" w:fill="E5EDFF"/>
+        </w:rPr>
+        <w:t>-</w:t>
+      </w:r>
+      <w:proofErr w:type="spellStart"/>
+      <w:r>
+        <w:rPr>
+          <w:rFonts w:ascii="Arial" w:eastAsia="Times New Roman" w:hAnsi="Arial" w:cs="Arial"/>
+          <w:color w:val="0A0A0A"/>
+          <w:shd w:val="clear" w:color="auto" w:fill="E5EDFF"/>
+        </w:rPr>
+        <w:t>row_</w:t>
+      </w:r>
+      <w:proofErr w:type="gramStart"/>
+      <w:r>
+        <w:rPr>
+          <w:rFonts w:ascii="Arial" w:eastAsia="Times New Roman" w:hAnsi="Arial" w:cs="Arial"/>
+          <w:color w:val="0A0A0A"/>
+          <w:shd w:val="clear" w:color="auto" w:fill="E5EDFF"/>
+        </w:rPr>
+        <w:t>number</w:t>
+      </w:r>
+      <w:proofErr w:type="spellEnd"/>
+      <w:r>
+        <w:rPr>
+          <w:rFonts w:ascii="Arial" w:eastAsia="Times New Roman" w:hAnsi="Arial" w:cs="Arial"/>
+          <w:color w:val="0A0A0A"/>
+          <w:shd w:val="clear" w:color="auto" w:fill="E5EDFF"/>
+        </w:rPr>
+        <w:t>(</w:t>
+      </w:r>
+      <w:proofErr w:type="gramEnd"/>
+      <w:r>
+        <w:rPr>
+          <w:rFonts w:ascii="Arial" w:eastAsia="Times New Roman" w:hAnsi="Arial" w:cs="Arial"/>
+          <w:color w:val="0A0A0A"/>
+          <w:shd w:val="clear" w:color="auto" w:fill="E5EDFF"/>
+        </w:rPr>
+        <w:t>)</w:t>
       </w:r>
     </w:p>
     <w:p>
@@ -7088,13 +9280,23 @@
           <w:shd w:val="clear" w:color="auto" w:fill="E5EDFF"/>
         </w:rPr>
       </w:pPr>
-      <w:r>
-        <w:rPr>
-          <w:rFonts w:ascii="Arial" w:eastAsia="Times New Roman" w:hAnsi="Arial" w:cs="Arial"/>
-          <w:color w:val="0A0A0A"/>
-          <w:shd w:val="clear" w:color="auto" w:fill="E5EDFF"/>
-        </w:rPr>
-        <w:t>sql not use, limit and offset instead</w:t>
+      <w:proofErr w:type="spellStart"/>
+      <w:r>
+        <w:rPr>
+          <w:rFonts w:ascii="Arial" w:eastAsia="Times New Roman" w:hAnsi="Arial" w:cs="Arial"/>
+          <w:color w:val="0A0A0A"/>
+          <w:shd w:val="clear" w:color="auto" w:fill="E5EDFF"/>
+        </w:rPr>
+        <w:t>sql</w:t>
+      </w:r>
+      <w:proofErr w:type="spellEnd"/>
+      <w:r>
+        <w:rPr>
+          <w:rFonts w:ascii="Arial" w:eastAsia="Times New Roman" w:hAnsi="Arial" w:cs="Arial"/>
+          <w:color w:val="0A0A0A"/>
+          <w:shd w:val="clear" w:color="auto" w:fill="E5EDFF"/>
+        </w:rPr>
+        <w:t xml:space="preserve"> not use, limit and offset instead</w:t>
       </w:r>
     </w:p>
     <w:p>
@@ -7121,7 +9323,25 @@
           <w:color w:val="0A0A0A"/>
           <w:shd w:val="clear" w:color="auto" w:fill="E5EDFF"/>
         </w:rPr>
-        <w:t>-sql string into date</w:t>
+        <w:t>-</w:t>
+      </w:r>
+      <w:proofErr w:type="spellStart"/>
+      <w:r>
+        <w:rPr>
+          <w:rFonts w:ascii="Arial" w:eastAsia="Times New Roman" w:hAnsi="Arial" w:cs="Arial"/>
+          <w:color w:val="0A0A0A"/>
+          <w:shd w:val="clear" w:color="auto" w:fill="E5EDFF"/>
+        </w:rPr>
+        <w:t>sql</w:t>
+      </w:r>
+      <w:proofErr w:type="spellEnd"/>
+      <w:r>
+        <w:rPr>
+          <w:rFonts w:ascii="Arial" w:eastAsia="Times New Roman" w:hAnsi="Arial" w:cs="Arial"/>
+          <w:color w:val="0A0A0A"/>
+          <w:shd w:val="clear" w:color="auto" w:fill="E5EDFF"/>
+        </w:rPr>
+        <w:t xml:space="preserve"> string into date</w:t>
       </w:r>
     </w:p>
     <w:p>
@@ -7223,8 +9443,49 @@
           <w:shd w:val="clear" w:color="auto" w:fill="E5EDFF"/>
         </w:rPr>
         <w:tab/>
-        <w:t>SET @customerName = (SELECT customer_name from customers where customer_id= @last_client_id);</w:t>
-      </w:r>
+        <w:t xml:space="preserve">SET @customerName = (SELECT </w:t>
+      </w:r>
+      <w:proofErr w:type="spellStart"/>
+      <w:r>
+        <w:rPr>
+          <w:rFonts w:ascii="Arial" w:eastAsia="Times New Roman" w:hAnsi="Arial" w:cs="Arial"/>
+          <w:shd w:val="clear" w:color="auto" w:fill="E5EDFF"/>
+        </w:rPr>
+        <w:t>customer_name</w:t>
+      </w:r>
+      <w:proofErr w:type="spellEnd"/>
+      <w:r>
+        <w:rPr>
+          <w:rFonts w:ascii="Arial" w:eastAsia="Times New Roman" w:hAnsi="Arial" w:cs="Arial"/>
+          <w:shd w:val="clear" w:color="auto" w:fill="E5EDFF"/>
+        </w:rPr>
+        <w:t xml:space="preserve"> from customers where </w:t>
+      </w:r>
+      <w:proofErr w:type="spellStart"/>
+      <w:r>
+        <w:rPr>
+          <w:rFonts w:ascii="Arial" w:eastAsia="Times New Roman" w:hAnsi="Arial" w:cs="Arial"/>
+          <w:shd w:val="clear" w:color="auto" w:fill="E5EDFF"/>
+        </w:rPr>
+        <w:t>customer_id</w:t>
+      </w:r>
+      <w:proofErr w:type="spellEnd"/>
+      <w:r>
+        <w:rPr>
+          <w:rFonts w:ascii="Arial" w:eastAsia="Times New Roman" w:hAnsi="Arial" w:cs="Arial"/>
+          <w:shd w:val="clear" w:color="auto" w:fill="E5EDFF"/>
+        </w:rPr>
+        <w:t>= @last_client_id</w:t>
+      </w:r>
+      <w:proofErr w:type="gramStart"/>
+      <w:r>
+        <w:rPr>
+          <w:rFonts w:ascii="Arial" w:eastAsia="Times New Roman" w:hAnsi="Arial" w:cs="Arial"/>
+          <w:shd w:val="clear" w:color="auto" w:fill="E5EDFF"/>
+        </w:rPr>
+        <w:t>);</w:t>
+      </w:r>
+      <w:proofErr w:type="gramEnd"/>
     </w:p>
     <w:p/>
     <w:p>
@@ -7235,12 +9496,60 @@
     <w:p/>
     <w:p>
       <w:r>
-        <w:t>-add a defer block with @loading</w:t>
-      </w:r>
-    </w:p>
-    <w:p>
-      <w:r>
-        <w:t>@defer(on viewport){&lt;p&gt;hi message from {{user}}&lt;/p&gt;} @placeholder{&lt;p&gt;initial hi&lt;/p&gt;}@loading(minimum 3s){ &lt;p&gt;3 s message will display&lt;/p&gt;}</w:t>
+        <w:t xml:space="preserve">-add a defer block </w:t>
+      </w:r>
+      <w:proofErr w:type="gramStart"/>
+      <w:r>
+        <w:t>with @</w:t>
+      </w:r>
+      <w:proofErr w:type="gramEnd"/>
+      <w:r>
+        <w:t>loading</w:t>
+      </w:r>
+    </w:p>
+    <w:p>
+      <w:r>
+        <w:t>@</w:t>
+      </w:r>
+      <w:proofErr w:type="gramStart"/>
+      <w:r>
+        <w:t>defer(</w:t>
+      </w:r>
+      <w:proofErr w:type="gramEnd"/>
+      <w:r>
+        <w:t xml:space="preserve">on </w:t>
+      </w:r>
+      <w:proofErr w:type="gramStart"/>
+      <w:r>
+        <w:t>viewport){</w:t>
+      </w:r>
+      <w:proofErr w:type="gramEnd"/>
+      <w:r>
+        <w:t>&lt;p&gt;hi message from {{user</w:t>
+      </w:r>
+      <w:proofErr w:type="gramStart"/>
+      <w:r>
+        <w:t>}}&lt;</w:t>
+      </w:r>
+      <w:proofErr w:type="gramEnd"/>
+      <w:r>
+        <w:t>/p&gt;} @placeholder{&lt;p&gt;initial hi&lt;/p</w:t>
+      </w:r>
+      <w:proofErr w:type="gramStart"/>
+      <w:r>
+        <w:t>&gt;}@loading(</w:t>
+      </w:r>
+      <w:proofErr w:type="gramEnd"/>
+      <w:r>
+        <w:t>minimum 3</w:t>
+      </w:r>
+      <w:proofErr w:type="gramStart"/>
+      <w:r>
+        <w:t>s){</w:t>
+      </w:r>
+      <w:proofErr w:type="gramEnd"/>
+      <w:r>
+        <w:t xml:space="preserve"> &lt;p&gt;3 s message will display&lt;/p&gt;}</w:t>
       </w:r>
     </w:p>
     <w:p/>
@@ -7259,30 +9568,64 @@
       <w:r>
         <w:tab/>
       </w:r>
+      <w:proofErr w:type="spellStart"/>
       <w:r>
         <w:rPr>
           <w:highlight w:val="yellow"/>
         </w:rPr>
         <w:t>Saludador</w:t>
       </w:r>
-      <w:r>
-        <w:t xml:space="preserve"> = output&lt;string&gt;();</w:t>
-      </w:r>
-    </w:p>
-    <w:p>
-      <w:r>
-        <w:tab/>
-        <w:t xml:space="preserve">sendHi(message:string){ </w:t>
-      </w:r>
+      <w:proofErr w:type="spellEnd"/>
+      <w:r>
+        <w:t xml:space="preserve"> = output&lt;string</w:t>
+      </w:r>
+      <w:proofErr w:type="gramStart"/>
+      <w:r>
+        <w:t>&gt;();</w:t>
+      </w:r>
+      <w:proofErr w:type="gramEnd"/>
+    </w:p>
+    <w:p>
+      <w:r>
+        <w:tab/>
+      </w:r>
+      <w:proofErr w:type="spellStart"/>
+      <w:r>
+        <w:t>sendHi</w:t>
+      </w:r>
+      <w:proofErr w:type="spellEnd"/>
+      <w:r>
+        <w:t>(</w:t>
+      </w:r>
+      <w:proofErr w:type="spellStart"/>
+      <w:proofErr w:type="gramStart"/>
+      <w:r>
+        <w:t>message:string</w:t>
+      </w:r>
+      <w:proofErr w:type="spellEnd"/>
+      <w:r>
+        <w:t xml:space="preserve">){ </w:t>
+      </w:r>
+      <w:proofErr w:type="spellStart"/>
       <w:r>
         <w:rPr>
           <w:highlight w:val="yellow"/>
         </w:rPr>
         <w:t>saludador</w:t>
       </w:r>
-      <w:r>
-        <w:t>.emit(message)}</w:t>
-      </w:r>
+      <w:proofErr w:type="gramEnd"/>
+      <w:r>
+        <w:t>.emit</w:t>
+      </w:r>
+      <w:proofErr w:type="spellEnd"/>
+      <w:r>
+        <w:t>(</w:t>
+      </w:r>
+      <w:proofErr w:type="gramStart"/>
+      <w:r>
+        <w:t>message)}</w:t>
+      </w:r>
+      <w:proofErr w:type="gramEnd"/>
     </w:p>
     <w:p/>
     <w:p>
@@ -7295,69 +9638,153 @@
         <w:tab/>
         <w:t>&lt;app-child (</w:t>
       </w:r>
+      <w:proofErr w:type="spellStart"/>
       <w:r>
         <w:rPr>
           <w:highlight w:val="yellow"/>
         </w:rPr>
         <w:t>saludador</w:t>
       </w:r>
-      <w:r>
-        <w:t>)=agregarSaludo($event)&gt;</w:t>
-      </w:r>
-    </w:p>
-    <w:p>
-      <w:pPr>
-        <w:rPr>
-          <w:lang w:val="es-MX"/>
-        </w:rPr>
-      </w:pPr>
-      <w:r>
-        <w:tab/>
-      </w:r>
-      <w:r>
-        <w:rPr>
-          <w:lang w:val="es-MX"/>
-        </w:rPr>
-        <w:t>agregarSaludo(saludo:string){ signalname.set(saludo)}</w:t>
-      </w:r>
-    </w:p>
-    <w:p>
-      <w:pPr>
-        <w:rPr>
-          <w:lang w:val="es-MX"/>
-        </w:rPr>
-      </w:pPr>
-    </w:p>
-    <w:p>
-      <w:r>
-        <w:t>-send the key pressed in a input and alert its value</w:t>
-      </w:r>
-    </w:p>
-    <w:p>
-      <w:r>
-        <w:tab/>
-        <w:t>&lt;input (key</w:t>
+      <w:proofErr w:type="spellEnd"/>
+      <w:r>
+        <w:t>)=</w:t>
+      </w:r>
+      <w:proofErr w:type="spellStart"/>
+      <w:r>
+        <w:t>agregarSaludo</w:t>
+      </w:r>
+      <w:proofErr w:type="spellEnd"/>
+      <w:r>
+        <w:t>($event)&gt;</w:t>
+      </w:r>
+    </w:p>
+    <w:p>
+      <w:r>
+        <w:tab/>
+      </w:r>
+      <w:proofErr w:type="spellStart"/>
+      <w:r>
+        <w:t>agregarSaludo</w:t>
+      </w:r>
+      <w:proofErr w:type="spellEnd"/>
+      <w:r>
+        <w:t>(</w:t>
+      </w:r>
+      <w:proofErr w:type="spellStart"/>
+      <w:proofErr w:type="gramStart"/>
+      <w:r>
+        <w:t>saludo:string</w:t>
+      </w:r>
+      <w:proofErr w:type="spellEnd"/>
+      <w:r>
+        <w:t xml:space="preserve">){ </w:t>
+      </w:r>
+      <w:proofErr w:type="spellStart"/>
+      <w:r>
+        <w:t>signalname.set</w:t>
+      </w:r>
+      <w:proofErr w:type="spellEnd"/>
+      <w:proofErr w:type="gramEnd"/>
+      <w:r>
+        <w:t>(</w:t>
+      </w:r>
+      <w:proofErr w:type="spellStart"/>
+      <w:proofErr w:type="gramStart"/>
+      <w:r>
+        <w:t>saludo</w:t>
+      </w:r>
+      <w:proofErr w:type="spellEnd"/>
+      <w:r>
+        <w:t>)}</w:t>
+      </w:r>
+      <w:proofErr w:type="gramEnd"/>
+    </w:p>
+    <w:p/>
+    <w:p>
+      <w:r>
+        <w:t xml:space="preserve">-send the key pressed in </w:t>
+      </w:r>
+      <w:proofErr w:type="gramStart"/>
+      <w:r>
+        <w:t>a</w:t>
+      </w:r>
+      <w:proofErr w:type="gramEnd"/>
+      <w:r>
+        <w:t xml:space="preserve"> input and alert its value</w:t>
+      </w:r>
+    </w:p>
+    <w:p>
+      <w:r>
+        <w:tab/>
+        <w:t>&lt;input (</w:t>
+      </w:r>
+      <w:proofErr w:type="spellStart"/>
+      <w:r>
+        <w:t>key</w:t>
       </w:r>
       <w:r>
         <w:t>up</w:t>
       </w:r>
-      <w:r>
-        <w:t>)=sendKey($event”)</w:t>
-      </w:r>
-    </w:p>
-    <w:p>
-      <w:r>
-        <w:tab/>
-        <w:t>sendKey(event: KeyboardEvent){</w:t>
-      </w:r>
-    </w:p>
-    <w:p>
-      <w:r>
-        <w:tab/>
-      </w:r>
-      <w:r>
-        <w:tab/>
-        <w:t>alert(event.key + “pressed”)</w:t>
+      <w:proofErr w:type="spellEnd"/>
+      <w:r>
+        <w:t>)=</w:t>
+      </w:r>
+      <w:proofErr w:type="spellStart"/>
+      <w:r>
+        <w:t>sendKey</w:t>
+      </w:r>
+      <w:proofErr w:type="spellEnd"/>
+      <w:r>
+        <w:t>($event”)</w:t>
+      </w:r>
+    </w:p>
+    <w:p>
+      <w:r>
+        <w:tab/>
+      </w:r>
+      <w:proofErr w:type="spellStart"/>
+      <w:proofErr w:type="gramStart"/>
+      <w:r>
+        <w:t>sendKey</w:t>
+      </w:r>
+      <w:proofErr w:type="spellEnd"/>
+      <w:r>
+        <w:t>(</w:t>
+      </w:r>
+      <w:proofErr w:type="gramEnd"/>
+      <w:r>
+        <w:t xml:space="preserve">event: </w:t>
+      </w:r>
+      <w:proofErr w:type="spellStart"/>
+      <w:proofErr w:type="gramStart"/>
+      <w:r>
+        <w:t>KeyboardEvent</w:t>
+      </w:r>
+      <w:proofErr w:type="spellEnd"/>
+      <w:r>
+        <w:t>){</w:t>
+      </w:r>
+      <w:proofErr w:type="gramEnd"/>
+    </w:p>
+    <w:p>
+      <w:r>
+        <w:tab/>
+      </w:r>
+      <w:r>
+        <w:tab/>
+      </w:r>
+      <w:proofErr w:type="gramStart"/>
+      <w:r>
+        <w:t>alert(</w:t>
+      </w:r>
+      <w:proofErr w:type="spellStart"/>
+      <w:proofErr w:type="gramEnd"/>
+      <w:r>
+        <w:t>event.key</w:t>
+      </w:r>
+      <w:proofErr w:type="spellEnd"/>
+      <w:r>
+        <w:t xml:space="preserve"> + “pressed”)</w:t>
       </w:r>
     </w:p>
     <w:p/>
@@ -7369,7 +9796,20 @@
     <w:p>
       <w:r>
         <w:tab/>
-        <w:t>&lt;button [disabled]=”aBooleanProperty”&gt;</w:t>
+        <w:t>&lt;button [disabled]</w:t>
+      </w:r>
+      <w:proofErr w:type="gramStart"/>
+      <w:r>
+        <w:t>=”</w:t>
+      </w:r>
+      <w:proofErr w:type="spellStart"/>
+      <w:r>
+        <w:t>aBooleanProperty</w:t>
+      </w:r>
+      <w:proofErr w:type="spellEnd"/>
+      <w:proofErr w:type="gramEnd"/>
+      <w:r>
+        <w:t>”&gt;</w:t>
       </w:r>
     </w:p>
     <w:p/>
@@ -7378,13 +9818,33 @@
         <w:t>-</w:t>
       </w:r>
       <w:r>
-        <w:t>send a property from parent into child with input.required</w:t>
-      </w:r>
-    </w:p>
-    <w:p>
-      <w:r>
-        <w:tab/>
-        <w:t>&lt;app-child [user]=”userObj” /&gt;</w:t>
+        <w:t xml:space="preserve">send a property from parent into child with </w:t>
+      </w:r>
+      <w:proofErr w:type="spellStart"/>
+      <w:proofErr w:type="gramStart"/>
+      <w:r>
+        <w:t>input.required</w:t>
+      </w:r>
+      <w:proofErr w:type="spellEnd"/>
+      <w:proofErr w:type="gramEnd"/>
+    </w:p>
+    <w:p>
+      <w:r>
+        <w:tab/>
+        <w:t>&lt;app-child [user]</w:t>
+      </w:r>
+      <w:proofErr w:type="gramStart"/>
+      <w:r>
+        <w:t>=”</w:t>
+      </w:r>
+      <w:proofErr w:type="spellStart"/>
+      <w:r>
+        <w:t>userObj</w:t>
+      </w:r>
+      <w:proofErr w:type="spellEnd"/>
+      <w:proofErr w:type="gramEnd"/>
+      <w:r>
+        <w:t>” /&gt;</w:t>
       </w:r>
     </w:p>
     <w:p>
@@ -7399,7 +9859,25 @@
       </w:r>
       <w:r>
         <w:tab/>
-        <w:t xml:space="preserve">User = input.required&lt;User&gt;(); </w:t>
+        <w:t xml:space="preserve">User = </w:t>
+      </w:r>
+      <w:proofErr w:type="spellStart"/>
+      <w:proofErr w:type="gramStart"/>
+      <w:r>
+        <w:t>input.required</w:t>
+      </w:r>
+      <w:proofErr w:type="spellEnd"/>
+      <w:proofErr w:type="gramEnd"/>
+      <w:r>
+        <w:t>&lt;User</w:t>
+      </w:r>
+      <w:proofErr w:type="gramStart"/>
+      <w:r>
+        <w:t>&gt;();</w:t>
+      </w:r>
+      <w:proofErr w:type="gramEnd"/>
+      <w:r>
+        <w:t xml:space="preserve"> </w:t>
       </w:r>
     </w:p>
     <w:p/>
@@ -7411,13 +9889,49 @@
     <w:p>
       <w:r>
         <w:tab/>
-        <w:t>Numeros: number[] = [1,2,3]</w:t>
-      </w:r>
-    </w:p>
-    <w:p>
-      <w:r>
-        <w:tab/>
-        <w:t>Personas: Person[] =  [{ name:”fer”, edad:40}]</w:t>
+      </w:r>
+      <w:proofErr w:type="spellStart"/>
+      <w:r>
+        <w:t>Numeros</w:t>
+      </w:r>
+      <w:proofErr w:type="spellEnd"/>
+      <w:r>
+        <w:t xml:space="preserve">: </w:t>
+      </w:r>
+      <w:proofErr w:type="gramStart"/>
+      <w:r>
+        <w:t>number[</w:t>
+      </w:r>
+      <w:proofErr w:type="gramEnd"/>
+      <w:r>
+        <w:t>] = [1,2,3]</w:t>
+      </w:r>
+    </w:p>
+    <w:p>
+      <w:r>
+        <w:tab/>
+        <w:t xml:space="preserve">Personas: </w:t>
+      </w:r>
+      <w:proofErr w:type="gramStart"/>
+      <w:r>
+        <w:t>Person[</w:t>
+      </w:r>
+      <w:proofErr w:type="gramEnd"/>
+      <w:r>
+        <w:t xml:space="preserve">] </w:t>
+      </w:r>
+      <w:proofErr w:type="gramStart"/>
+      <w:r>
+        <w:t xml:space="preserve">=  [{ </w:t>
+      </w:r>
+      <w:proofErr w:type="spellStart"/>
+      <w:r>
+        <w:t>name:”fer</w:t>
+      </w:r>
+      <w:proofErr w:type="spellEnd"/>
+      <w:proofErr w:type="gramEnd"/>
+      <w:r>
+        <w:t>”, edad:40}]</w:t>
       </w:r>
     </w:p>
     <w:p/>
@@ -7430,16 +9944,37 @@
     <w:p>
       <w:r>
         <w:tab/>
-        <w:t>@for(user of users; track user.id){</w:t>
-      </w:r>
-    </w:p>
-    <w:p>
-      <w:r>
-        <w:tab/>
-      </w:r>
-      <w:r>
-        <w:tab/>
-        <w:t>&lt;p&gt;{{user.name}}&lt;/p&gt;}</w:t>
+        <w:t>@</w:t>
+      </w:r>
+      <w:proofErr w:type="gramStart"/>
+      <w:r>
+        <w:t>for(</w:t>
+      </w:r>
+      <w:proofErr w:type="gramEnd"/>
+      <w:r>
+        <w:t xml:space="preserve">user of users; track </w:t>
+      </w:r>
+      <w:proofErr w:type="gramStart"/>
+      <w:r>
+        <w:t>user.id){</w:t>
+      </w:r>
+      <w:proofErr w:type="gramEnd"/>
+    </w:p>
+    <w:p>
+      <w:r>
+        <w:tab/>
+      </w:r>
+      <w:r>
+        <w:tab/>
+        <w:t>&lt;p&gt;{{user.name</w:t>
+      </w:r>
+      <w:proofErr w:type="gramStart"/>
+      <w:r>
+        <w:t>}}&lt;</w:t>
+      </w:r>
+      <w:proofErr w:type="gramEnd"/>
+      <w:r>
+        <w:t>/p&gt;}</w:t>
       </w:r>
     </w:p>
     <w:p/>
@@ -7451,13 +9986,38 @@
     <w:p>
       <w:r>
         <w:tab/>
-        <w:t>&lt;div (mouseover)=”mouseReceived()”&gt;</w:t>
-      </w:r>
-    </w:p>
-    <w:p>
-      <w:r>
-        <w:tab/>
-        <w:t>mouseReceived(){ alert(“mouse received”)</w:t>
+        <w:t>&lt;div (mouseover)</w:t>
+      </w:r>
+      <w:proofErr w:type="gramStart"/>
+      <w:r>
+        <w:t>=”</w:t>
+      </w:r>
+      <w:proofErr w:type="spellStart"/>
+      <w:r>
+        <w:t>mouseReceived</w:t>
+      </w:r>
+      <w:proofErr w:type="spellEnd"/>
+      <w:proofErr w:type="gramEnd"/>
+      <w:r>
+        <w:t>()”&gt;</w:t>
+      </w:r>
+    </w:p>
+    <w:p>
+      <w:r>
+        <w:tab/>
+      </w:r>
+      <w:proofErr w:type="spellStart"/>
+      <w:proofErr w:type="gramStart"/>
+      <w:r>
+        <w:t>mouseReceived</w:t>
+      </w:r>
+      <w:proofErr w:type="spellEnd"/>
+      <w:r>
+        <w:t>(){ alert</w:t>
+      </w:r>
+      <w:proofErr w:type="gramEnd"/>
+      <w:r>
+        <w:t>(“mouse received”)</w:t>
       </w:r>
     </w:p>
     <w:p/>
@@ -7469,7 +10029,15 @@
     <w:p>
       <w:r>
         <w:tab/>
-        <w:t>{{aProperty}}</w:t>
+        <w:t>{{</w:t>
+      </w:r>
+      <w:proofErr w:type="spellStart"/>
+      <w:r>
+        <w:t>aProperty</w:t>
+      </w:r>
+      <w:proofErr w:type="spellEnd"/>
+      <w:r>
+        <w:t>}}</w:t>
       </w:r>
     </w:p>
     <w:p>
@@ -7482,8 +10050,29 @@
         <w:tab/>
       </w:r>
       <w:r>
-        <w:t>@for(url of urlList; track $index){</w:t>
-      </w:r>
+        <w:t>@</w:t>
+      </w:r>
+      <w:proofErr w:type="gramStart"/>
+      <w:r>
+        <w:t>for(</w:t>
+      </w:r>
+      <w:proofErr w:type="gramEnd"/>
+      <w:r>
+        <w:t xml:space="preserve">url of </w:t>
+      </w:r>
+      <w:proofErr w:type="spellStart"/>
+      <w:r>
+        <w:t>urlList</w:t>
+      </w:r>
+      <w:proofErr w:type="spellEnd"/>
+      <w:r>
+        <w:t>; track $</w:t>
+      </w:r>
+      <w:proofErr w:type="gramStart"/>
+      <w:r>
+        <w:t>index){</w:t>
+      </w:r>
+      <w:proofErr w:type="gramEnd"/>
     </w:p>
     <w:p>
       <w:pPr>
@@ -7499,7 +10088,23 @@
         <w:t>app-home-pictures</w:t>
       </w:r>
       <w:r>
-        <w:t xml:space="preserve"> [url]="url"/&gt;}</w:t>
+        <w:t xml:space="preserve"> [</w:t>
+      </w:r>
+      <w:proofErr w:type="spellStart"/>
+      <w:r>
+        <w:t>url</w:t>
+      </w:r>
+      <w:proofErr w:type="spellEnd"/>
+      <w:r>
+        <w:t>]="</w:t>
+      </w:r>
+      <w:proofErr w:type="spellStart"/>
+      <w:r>
+        <w:t>url</w:t>
+      </w:r>
+      <w:proofErr w:type="spellEnd"/>
+      <w:r>
+        <w:t>"/&gt;}</w:t>
       </w:r>
     </w:p>
     <w:p>
@@ -7516,8 +10121,31 @@
         <w:tab/>
       </w:r>
       <w:r>
-        <w:t> url = input.required&lt;string&gt;();</w:t>
-      </w:r>
+        <w:t> </w:t>
+      </w:r>
+      <w:proofErr w:type="spellStart"/>
+      <w:r>
+        <w:t>url</w:t>
+      </w:r>
+      <w:proofErr w:type="spellEnd"/>
+      <w:r>
+        <w:t xml:space="preserve"> = </w:t>
+      </w:r>
+      <w:proofErr w:type="spellStart"/>
+      <w:proofErr w:type="gramStart"/>
+      <w:r>
+        <w:t>input.required</w:t>
+      </w:r>
+      <w:proofErr w:type="spellEnd"/>
+      <w:proofErr w:type="gramEnd"/>
+      <w:r>
+        <w:t>&lt;string</w:t>
+      </w:r>
+      <w:proofErr w:type="gramStart"/>
+      <w:r>
+        <w:t>&gt;();</w:t>
+      </w:r>
+      <w:proofErr w:type="gramEnd"/>
     </w:p>
     <w:p>
       <w:pPr>
@@ -7537,43 +10165,166 @@
     </w:p>
     <w:p>
       <w:r>
-        <w:t>-ngSrc load images ex</w:t>
-      </w:r>
-    </w:p>
-    <w:p>
-      <w:r>
-        <w:tab/>
-        <w:t>&lt;img [ngSrc]=”imagepath”&gt;</w:t>
-      </w:r>
-    </w:p>
-    <w:p>
-      <w:r>
-        <w:t>-modify css style properties in tags</w:t>
-      </w:r>
-    </w:p>
-    <w:p>
-      <w:r>
-        <w:tab/>
-        <w:t>&lt;button [style.background-color]=”isEnabled ? ‘blue’:’yellow’”&gt;Clickme&lt;/button&gt;</w:t>
-      </w:r>
-    </w:p>
-    <w:p>
-      <w:r>
-        <w:t>-keyup event example</w:t>
-      </w:r>
-    </w:p>
-    <w:p>
-      <w:r>
-        <w:tab/>
-        <w:t>&lt;input type=”text” (keyup.enter)=”submit()”/&gt;</w:t>
-      </w:r>
-    </w:p>
-    <w:p>
-      <w:r>
         <w:t>-</w:t>
       </w:r>
-      <w:r>
-        <w:t>twowaybinding [()] write in input and immediately show in screen</w:t>
+      <w:proofErr w:type="spellStart"/>
+      <w:r>
+        <w:t>ngSrc</w:t>
+      </w:r>
+      <w:proofErr w:type="spellEnd"/>
+      <w:r>
+        <w:t xml:space="preserve"> load images ex</w:t>
+      </w:r>
+    </w:p>
+    <w:p>
+      <w:r>
+        <w:tab/>
+        <w:t>&lt;</w:t>
+      </w:r>
+      <w:proofErr w:type="spellStart"/>
+      <w:r>
+        <w:t>img</w:t>
+      </w:r>
+      <w:proofErr w:type="spellEnd"/>
+      <w:r>
+        <w:t xml:space="preserve"> [</w:t>
+      </w:r>
+      <w:proofErr w:type="spellStart"/>
+      <w:r>
+        <w:t>ngSrc</w:t>
+      </w:r>
+      <w:proofErr w:type="spellEnd"/>
+      <w:r>
+        <w:t>]</w:t>
+      </w:r>
+      <w:proofErr w:type="gramStart"/>
+      <w:r>
+        <w:t>=”</w:t>
+      </w:r>
+      <w:proofErr w:type="spellStart"/>
+      <w:r>
+        <w:t>imagepath</w:t>
+      </w:r>
+      <w:proofErr w:type="spellEnd"/>
+      <w:proofErr w:type="gramEnd"/>
+      <w:r>
+        <w:t>”&gt;</w:t>
+      </w:r>
+    </w:p>
+    <w:p>
+      <w:r>
+        <w:t xml:space="preserve">-modify </w:t>
+      </w:r>
+      <w:proofErr w:type="spellStart"/>
+      <w:r>
+        <w:t>css</w:t>
+      </w:r>
+      <w:proofErr w:type="spellEnd"/>
+      <w:r>
+        <w:t xml:space="preserve"> style properties in tags</w:t>
+      </w:r>
+    </w:p>
+    <w:p>
+      <w:r>
+        <w:tab/>
+        <w:t>&lt;button [</w:t>
+      </w:r>
+      <w:proofErr w:type="spellStart"/>
+      <w:proofErr w:type="gramStart"/>
+      <w:r>
+        <w:t>style.background</w:t>
+      </w:r>
+      <w:proofErr w:type="spellEnd"/>
+      <w:proofErr w:type="gramEnd"/>
+      <w:r>
+        <w:t>-</w:t>
+      </w:r>
+      <w:proofErr w:type="gramStart"/>
+      <w:r>
+        <w:t>color]=</w:t>
+      </w:r>
+      <w:proofErr w:type="gramEnd"/>
+      <w:r>
+        <w:t>”</w:t>
+      </w:r>
+      <w:proofErr w:type="spellStart"/>
+      <w:proofErr w:type="gramStart"/>
+      <w:r>
+        <w:t>isEnabled</w:t>
+      </w:r>
+      <w:proofErr w:type="spellEnd"/>
+      <w:r>
+        <w:t xml:space="preserve"> ?</w:t>
+      </w:r>
+      <w:proofErr w:type="gramEnd"/>
+      <w:r>
+        <w:t xml:space="preserve"> ‘</w:t>
+      </w:r>
+      <w:proofErr w:type="spellStart"/>
+      <w:r>
+        <w:t>blue’:’yellow</w:t>
+      </w:r>
+      <w:proofErr w:type="spellEnd"/>
+      <w:r>
+        <w:t>’”&gt;</w:t>
+      </w:r>
+      <w:proofErr w:type="spellStart"/>
+      <w:r>
+        <w:t>Clickme</w:t>
+      </w:r>
+      <w:proofErr w:type="spellEnd"/>
+      <w:r>
+        <w:t>&lt;/button&gt;</w:t>
+      </w:r>
+    </w:p>
+    <w:p>
+      <w:r>
+        <w:t>-</w:t>
+      </w:r>
+      <w:proofErr w:type="spellStart"/>
+      <w:r>
+        <w:t>keyup</w:t>
+      </w:r>
+      <w:proofErr w:type="spellEnd"/>
+      <w:r>
+        <w:t xml:space="preserve"> event example</w:t>
+      </w:r>
+    </w:p>
+    <w:p>
+      <w:r>
+        <w:tab/>
+        <w:t>&lt;input type=”text” (</w:t>
+      </w:r>
+      <w:proofErr w:type="spellStart"/>
+      <w:proofErr w:type="gramStart"/>
+      <w:r>
+        <w:t>keyup.enter</w:t>
+      </w:r>
+      <w:proofErr w:type="spellEnd"/>
+      <w:proofErr w:type="gramEnd"/>
+      <w:r>
+        <w:t>)</w:t>
+      </w:r>
+      <w:proofErr w:type="gramStart"/>
+      <w:r>
+        <w:t>=”submit</w:t>
+      </w:r>
+      <w:proofErr w:type="gramEnd"/>
+      <w:r>
+        <w:t>()”/&gt;</w:t>
+      </w:r>
+    </w:p>
+    <w:p>
+      <w:r>
+        <w:t>-</w:t>
+      </w:r>
+      <w:proofErr w:type="spellStart"/>
+      <w:r>
+        <w:t>twowaybinding</w:t>
+      </w:r>
+      <w:proofErr w:type="spellEnd"/>
+      <w:r>
+        <w:t xml:space="preserve"> [()] write in input and immediately show in screen</w:t>
       </w:r>
     </w:p>
     <w:p>
@@ -7585,10 +10336,26 @@
         <w:t>/model</w:t>
       </w:r>
       <w:r>
-        <w:t>&lt;string&gt;(‘’):</w:t>
-      </w:r>
-      <w:r>
-        <w:t xml:space="preserve">  //model will receive an output automatically</w:t>
+        <w:t>&lt;string</w:t>
+      </w:r>
+      <w:proofErr w:type="gramStart"/>
+      <w:r>
+        <w:t>&gt;(</w:t>
+      </w:r>
+      <w:proofErr w:type="gramEnd"/>
+      <w:r>
+        <w:t>‘’)</w:t>
+      </w:r>
+      <w:proofErr w:type="gramStart"/>
+      <w:r>
+        <w:t>:</w:t>
+      </w:r>
+      <w:r>
+        <w:t xml:space="preserve">  /</w:t>
+      </w:r>
+      <w:proofErr w:type="gramEnd"/>
+      <w:r>
+        <w:t>/model will receive an output automatically</w:t>
       </w:r>
     </w:p>
     <w:p>
@@ -7627,21 +10394,59 @@
       <w:r>
         <w:t>Value</w:t>
       </w:r>
+      <w:proofErr w:type="gramStart"/>
       <w:r>
         <w:t>)</w:t>
       </w:r>
       <w:r>
-        <w:t>]=”parentValue()”/&gt;</w:t>
-      </w:r>
-    </w:p>
-    <w:p>
-      <w:r>
-        <w:tab/>
-      </w:r>
-      <w:r>
-        <w:tab/>
-        <w:t>parentValue = signal&lt;string&gt;(‘’);</w:t>
-      </w:r>
+        <w:t>]=</w:t>
+      </w:r>
+      <w:proofErr w:type="gramEnd"/>
+      <w:r>
+        <w:t>”</w:t>
+      </w:r>
+      <w:proofErr w:type="spellStart"/>
+      <w:proofErr w:type="gramStart"/>
+      <w:r>
+        <w:t>parentValue</w:t>
+      </w:r>
+      <w:proofErr w:type="spellEnd"/>
+      <w:r>
+        <w:t>(</w:t>
+      </w:r>
+      <w:proofErr w:type="gramEnd"/>
+      <w:r>
+        <w:t>)”/&gt;</w:t>
+      </w:r>
+    </w:p>
+    <w:p>
+      <w:r>
+        <w:tab/>
+      </w:r>
+      <w:r>
+        <w:tab/>
+      </w:r>
+      <w:proofErr w:type="spellStart"/>
+      <w:r>
+        <w:t>parentValue</w:t>
+      </w:r>
+      <w:proofErr w:type="spellEnd"/>
+      <w:r>
+        <w:t xml:space="preserve"> = signal&lt;string</w:t>
+      </w:r>
+      <w:proofErr w:type="gramStart"/>
+      <w:r>
+        <w:t>&gt;(</w:t>
+      </w:r>
+      <w:proofErr w:type="gramEnd"/>
+      <w:r>
+        <w:t>‘’</w:t>
+      </w:r>
+      <w:proofErr w:type="gramStart"/>
+      <w:r>
+        <w:t>);</w:t>
+      </w:r>
+      <w:proofErr w:type="gramEnd"/>
     </w:p>
     <w:p>
       <w:r>
@@ -7656,23 +10461,61 @@
     <w:p>
       <w:r>
         <w:tab/>
-        <w:t>@if(isProd){ &lt;p&gt;it is prod&lt;/p&gt;}</w:t>
+      </w:r>
+      <w:proofErr w:type="gramStart"/>
+      <w:r>
+        <w:t>@if</w:t>
+      </w:r>
+      <w:proofErr w:type="gramEnd"/>
+      <w:r>
+        <w:t>(isProd</w:t>
+      </w:r>
+      <w:proofErr w:type="gramStart"/>
+      <w:r>
+        <w:t>){ &lt;</w:t>
+      </w:r>
+      <w:proofErr w:type="gramEnd"/>
+      <w:r>
+        <w:t>p&gt;it is prod&lt;/p&gt;}</w:t>
       </w:r>
     </w:p>
     <w:p/>
     <w:p>
       <w:r>
-        <w:t>-@for ant its contextual variables $count, $index.$first,$last,</w:t>
-      </w:r>
-    </w:p>
-    <w:p>
-      <w:r>
-        <w:tab/>
-        <w:t>@for(</w:t>
-      </w:r>
-      <w:r>
-        <w:t>item of items; track $index){</w:t>
-      </w:r>
+        <w:t>-@for ant its contextual variables $count, $</w:t>
+      </w:r>
+      <w:proofErr w:type="spellStart"/>
+      <w:proofErr w:type="gramStart"/>
+      <w:r>
+        <w:t>index.$first,$</w:t>
+      </w:r>
+      <w:proofErr w:type="gramEnd"/>
+      <w:r>
+        <w:t>last</w:t>
+      </w:r>
+      <w:proofErr w:type="spellEnd"/>
+      <w:r>
+        <w:t>,</w:t>
+      </w:r>
+    </w:p>
+    <w:p>
+      <w:r>
+        <w:tab/>
+        <w:t>@</w:t>
+      </w:r>
+      <w:proofErr w:type="gramStart"/>
+      <w:r>
+        <w:t>for(</w:t>
+      </w:r>
+      <w:proofErr w:type="gramEnd"/>
+      <w:r>
+        <w:t>item of items; track $</w:t>
+      </w:r>
+      <w:proofErr w:type="gramStart"/>
+      <w:r>
+        <w:t>index){</w:t>
+      </w:r>
+      <w:proofErr w:type="gramEnd"/>
     </w:p>
     <w:p>
       <w:r>
@@ -7699,26 +10542,42 @@
       <w:r>
         <w:tab/>
       </w:r>
-      <w:r>
-        <w:t>@switch(</w:t>
-      </w:r>
+      <w:proofErr w:type="gramStart"/>
+      <w:r>
+        <w:t>@switch</w:t>
+      </w:r>
+      <w:proofErr w:type="gramEnd"/>
+      <w:r>
+        <w:t>(</w:t>
+      </w:r>
+      <w:proofErr w:type="gramStart"/>
       <w:r>
         <w:t>getScore()</w:t>
       </w:r>
       <w:r>
         <w:t>){</w:t>
       </w:r>
-    </w:p>
-    <w:p>
-      <w:r>
-        <w:tab/>
-        <w:t>@case(‘A’){</w:t>
-      </w:r>
+      <w:proofErr w:type="gramEnd"/>
+    </w:p>
+    <w:p>
+      <w:r>
+        <w:tab/>
+        <w:t>@case(‘A</w:t>
+      </w:r>
+      <w:proofErr w:type="gramStart"/>
+      <w:r>
+        <w:t>’){</w:t>
+      </w:r>
+      <w:proofErr w:type="gramEnd"/>
       <w:r>
         <w:t xml:space="preserve"> </w:t>
       </w:r>
       <w:r>
-        <w:t>&lt;p&gt; high score&lt;/p&gt;</w:t>
+        <w:t>&lt;p&gt; high score&lt;/p</w:t>
+      </w:r>
+      <w:proofErr w:type="gramStart"/>
+      <w:r>
+        <w:t>&gt;</w:t>
       </w:r>
       <w:r>
         <w:t xml:space="preserve"> </w:t>
@@ -7726,11 +10585,20 @@
       <w:r>
         <w:t>}</w:t>
       </w:r>
-    </w:p>
-    <w:p>
-      <w:r>
-        <w:tab/>
-        <w:t>@case(‘B’){ &lt;p&gt;regular score</w:t>
+      <w:proofErr w:type="gramEnd"/>
+    </w:p>
+    <w:p>
+      <w:r>
+        <w:tab/>
+        <w:t>@case(‘B</w:t>
+      </w:r>
+      <w:proofErr w:type="gramStart"/>
+      <w:r>
+        <w:t>’){</w:t>
+      </w:r>
+      <w:proofErr w:type="gramEnd"/>
+      <w:r>
+        <w:t xml:space="preserve"> &lt;p&gt;regular score</w:t>
       </w:r>
       <w:r>
         <w:t xml:space="preserve"> &lt;/p&gt;}</w:t>
@@ -7767,31 +10635,67 @@
       <w:r>
         <w:tab/>
       </w:r>
-      <w:r>
-        <w:t>{{ aDate | date }}</w:t>
-      </w:r>
-    </w:p>
-    <w:p>
-      <w:r>
-        <w:tab/>
-      </w:r>
-    </w:p>
-    <w:p>
-      <w:r>
-        <w:tab/>
-      </w:r>
-      <w:r>
-        <w:t xml:space="preserve">For(item of array | </w:t>
-      </w:r>
-      <w:r>
-        <w:t xml:space="preserve">slice 1:3 </w:t>
-      </w:r>
-      <w:r>
-        <w:t xml:space="preserve">; track $index; </w:t>
+      <w:proofErr w:type="gramStart"/>
+      <w:r>
+        <w:t xml:space="preserve">{{ </w:t>
+      </w:r>
+      <w:proofErr w:type="spellStart"/>
+      <w:r>
+        <w:t>aDate</w:t>
+      </w:r>
+      <w:proofErr w:type="spellEnd"/>
+      <w:proofErr w:type="gramEnd"/>
+      <w:r>
+        <w:t xml:space="preserve"> | </w:t>
+      </w:r>
+      <w:proofErr w:type="gramStart"/>
+      <w:r>
+        <w:t>date }</w:t>
+      </w:r>
+      <w:proofErr w:type="gramEnd"/>
+      <w:r>
+        <w:t>}</w:t>
+      </w:r>
+    </w:p>
+    <w:p>
+      <w:r>
+        <w:tab/>
+      </w:r>
+    </w:p>
+    <w:p>
+      <w:r>
+        <w:tab/>
+      </w:r>
+      <w:proofErr w:type="gramStart"/>
+      <w:r>
+        <w:t>For(</w:t>
+      </w:r>
+      <w:proofErr w:type="gramEnd"/>
+      <w:r>
+        <w:t xml:space="preserve">item of array | </w:t>
+      </w:r>
+      <w:r>
+        <w:t xml:space="preserve">slice </w:t>
+      </w:r>
+      <w:proofErr w:type="gramStart"/>
+      <w:r>
+        <w:t xml:space="preserve">1:3 </w:t>
+      </w:r>
+      <w:r>
+        <w:t>;</w:t>
+      </w:r>
+      <w:proofErr w:type="gramEnd"/>
+      <w:r>
+        <w:t xml:space="preserve"> track $index</w:t>
+      </w:r>
+      <w:proofErr w:type="gramStart"/>
+      <w:r>
+        <w:t xml:space="preserve">; </w:t>
       </w:r>
       <w:r>
         <w:t>)</w:t>
       </w:r>
+      <w:proofErr w:type="gramEnd"/>
       <w:r>
         <w:t xml:space="preserve">    //</w:t>
       </w:r>
@@ -7802,80 +10706,171 @@
     <w:p>
       <w:r>
         <w:tab/>
-        <w:t>{ &lt;p&gt; {{ item }} &lt;/p&gt; }}</w:t>
-      </w:r>
-      <w:r>
-        <w:tab/>
-      </w:r>
-      <w:r>
-        <w:tab/>
-      </w:r>
-      <w:r>
-        <w:tab/>
-      </w:r>
-    </w:p>
-    <w:p>
+      </w:r>
+      <w:proofErr w:type="gramStart"/>
+      <w:r>
+        <w:t>{ &lt;</w:t>
+      </w:r>
+      <w:proofErr w:type="gramEnd"/>
+      <w:r>
+        <w:t xml:space="preserve">p&gt; </w:t>
+      </w:r>
+      <w:proofErr w:type="gramStart"/>
+      <w:r>
+        <w:t>{{ item</w:t>
+      </w:r>
+      <w:proofErr w:type="gramEnd"/>
+      <w:r>
+        <w:t xml:space="preserve"> }} &lt;/p</w:t>
+      </w:r>
+      <w:proofErr w:type="gramStart"/>
+      <w:r>
+        <w:t>&gt; }</w:t>
+      </w:r>
+      <w:proofErr w:type="gramEnd"/>
+      <w:r>
+        <w:t>}</w:t>
+      </w:r>
+      <w:r>
+        <w:tab/>
+      </w:r>
+      <w:r>
+        <w:tab/>
+      </w:r>
+      <w:r>
+        <w:tab/>
+      </w:r>
+    </w:p>
+    <w:p>
+      <w:proofErr w:type="gramStart"/>
       <w:r>
         <w:lastRenderedPageBreak/>
         <w:t>@let</w:t>
       </w:r>
-    </w:p>
-    <w:p>
-      <w:r>
-        <w:tab/>
-        <w:t>@let user</w:t>
+      <w:proofErr w:type="gramEnd"/>
+    </w:p>
+    <w:p>
+      <w:r>
+        <w:tab/>
+      </w:r>
+      <w:proofErr w:type="gramStart"/>
+      <w:r>
+        <w:t>@let</w:t>
+      </w:r>
+      <w:proofErr w:type="gramEnd"/>
+      <w:r>
+        <w:t xml:space="preserve"> user</w:t>
       </w:r>
       <w:r>
         <w:t xml:space="preserve"> = $user</w:t>
       </w:r>
       <w:r>
-        <w:t xml:space="preserve"> | async</w:t>
-      </w:r>
-      <w:r>
-        <w:t>;  //async operation assigned to user</w:t>
-      </w:r>
-    </w:p>
-    <w:p>
-      <w:r>
-        <w:tab/>
-      </w:r>
-    </w:p>
-    <w:p>
-      <w:r>
-        <w:tab/>
-      </w:r>
-    </w:p>
-    <w:p>
-      <w:r>
-        <w:t>-ngmodel</w:t>
-      </w:r>
-    </w:p>
-    <w:p>
-      <w:r>
-        <w:tab/>
-      </w:r>
-      <w:r>
-        <w:t>Name: string = ‘’;</w:t>
-      </w:r>
-    </w:p>
-    <w:p>
-      <w:r>
-        <w:tab/>
-      </w:r>
-      <w:r>
-        <w:t>&lt;input [(ngModel)]=”name” /&gt;</w:t>
+        <w:t xml:space="preserve"> | </w:t>
+      </w:r>
+      <w:proofErr w:type="gramStart"/>
+      <w:r>
+        <w:t>async</w:t>
+      </w:r>
+      <w:r>
+        <w:t>;  /</w:t>
+      </w:r>
+      <w:proofErr w:type="gramEnd"/>
+      <w:r>
+        <w:t>/async operation assigned to user</w:t>
+      </w:r>
+    </w:p>
+    <w:p>
+      <w:r>
+        <w:tab/>
+      </w:r>
+    </w:p>
+    <w:p>
+      <w:r>
+        <w:tab/>
+      </w:r>
+    </w:p>
+    <w:p>
+      <w:r>
+        <w:t>-</w:t>
+      </w:r>
+      <w:proofErr w:type="spellStart"/>
+      <w:r>
+        <w:t>ngmodel</w:t>
+      </w:r>
+      <w:proofErr w:type="spellEnd"/>
+    </w:p>
+    <w:p>
+      <w:r>
+        <w:tab/>
+      </w:r>
+      <w:r>
+        <w:t>Name: string = ‘</w:t>
+      </w:r>
+      <w:proofErr w:type="gramStart"/>
+      <w:r>
+        <w:t>’;</w:t>
+      </w:r>
+      <w:proofErr w:type="gramEnd"/>
+    </w:p>
+    <w:p>
+      <w:r>
+        <w:tab/>
+      </w:r>
+      <w:r>
+        <w:t>&lt;input [(</w:t>
+      </w:r>
+      <w:proofErr w:type="spellStart"/>
+      <w:r>
+        <w:t>ngModel</w:t>
+      </w:r>
+      <w:proofErr w:type="spellEnd"/>
+      <w:proofErr w:type="gramStart"/>
+      <w:r>
+        <w:t>)]=</w:t>
+      </w:r>
+      <w:proofErr w:type="gramEnd"/>
+      <w:r>
+        <w:t>”name” /&gt;</w:t>
       </w:r>
     </w:p>
     <w:p/>
     <w:p>
       <w:r>
-        <w:t>-create a form which validates range of age, and if email contains @ with reactive forms</w:t>
-      </w:r>
-    </w:p>
-    <w:p>
-      <w:r>
-        <w:tab/>
-        <w:t>formGroup = new FormGroup({</w:t>
+        <w:t xml:space="preserve">-create a form which validates range of age, and if email </w:t>
+      </w:r>
+      <w:proofErr w:type="gramStart"/>
+      <w:r>
+        <w:t>contains @</w:t>
+      </w:r>
+      <w:proofErr w:type="gramEnd"/>
+      <w:r>
+        <w:t xml:space="preserve"> with reactive forms</w:t>
+      </w:r>
+    </w:p>
+    <w:p>
+      <w:r>
+        <w:tab/>
+      </w:r>
+      <w:proofErr w:type="spellStart"/>
+      <w:r>
+        <w:t>formGroup</w:t>
+      </w:r>
+      <w:proofErr w:type="spellEnd"/>
+      <w:r>
+        <w:t xml:space="preserve"> = new </w:t>
+      </w:r>
+      <w:proofErr w:type="spellStart"/>
+      <w:proofErr w:type="gramStart"/>
+      <w:r>
+        <w:t>FormGroup</w:t>
+      </w:r>
+      <w:proofErr w:type="spellEnd"/>
+      <w:r>
+        <w:t>(</w:t>
+      </w:r>
+      <w:proofErr w:type="gramEnd"/>
+      <w:r>
+        <w:t>{</w:t>
       </w:r>
     </w:p>
     <w:p>
@@ -7889,17 +10884,42 @@
         <w:t xml:space="preserve">: </w:t>
       </w:r>
       <w:r>
-        <w:t>new FormControl(‘’, validators:</w:t>
+        <w:t xml:space="preserve">new </w:t>
+      </w:r>
+      <w:proofErr w:type="spellStart"/>
+      <w:proofErr w:type="gramStart"/>
+      <w:r>
+        <w:t>FormControl</w:t>
+      </w:r>
+      <w:proofErr w:type="spellEnd"/>
+      <w:r>
+        <w:t>(</w:t>
+      </w:r>
+      <w:proofErr w:type="gramEnd"/>
+      <w:r>
+        <w:t xml:space="preserve">‘’, </w:t>
+      </w:r>
+      <w:proofErr w:type="gramStart"/>
+      <w:r>
+        <w:t>validators:</w:t>
       </w:r>
       <w:r>
         <w:t>[</w:t>
       </w:r>
+      <w:proofErr w:type="spellStart"/>
+      <w:proofErr w:type="gramEnd"/>
       <w:r>
         <w:t>Validator.email</w:t>
       </w:r>
-      <w:r>
-        <w:t>, Validators.required</w:t>
-      </w:r>
+      <w:proofErr w:type="spellEnd"/>
+      <w:r>
+        <w:t xml:space="preserve">, </w:t>
+      </w:r>
+      <w:proofErr w:type="spellStart"/>
+      <w:r>
+        <w:t>Validators.required</w:t>
+      </w:r>
+      <w:proofErr w:type="spellEnd"/>
       <w:r>
         <w:t>],</w:t>
       </w:r>
@@ -7909,7 +10929,20 @@
         <w:ind w:left="2160"/>
       </w:pPr>
       <w:r>
-        <w:t>age: new FormControl(0, validators:</w:t>
+        <w:t xml:space="preserve">age: new </w:t>
+      </w:r>
+      <w:proofErr w:type="spellStart"/>
+      <w:proofErr w:type="gramStart"/>
+      <w:r>
+        <w:t>FormControl</w:t>
+      </w:r>
+      <w:proofErr w:type="spellEnd"/>
+      <w:r>
+        <w:t>(</w:t>
+      </w:r>
+      <w:proofErr w:type="gramEnd"/>
+      <w:r>
+        <w:t>0, validators:</w:t>
       </w:r>
       <w:r>
         <w:t xml:space="preserve"> </w:t>
@@ -7918,7 +10951,15 @@
         <w:t>[Validators.min</w:t>
       </w:r>
       <w:r>
-        <w:t>:18,Validators.max: 100</w:t>
+        <w:t>:</w:t>
+      </w:r>
+      <w:proofErr w:type="gramStart"/>
+      <w:r>
+        <w:t>18,Validators.max</w:t>
+      </w:r>
+      <w:proofErr w:type="gramEnd"/>
+      <w:r>
+        <w:t>: 100</w:t>
       </w:r>
       <w:r>
         <w:t>]</w:t>
@@ -7939,7 +10980,15 @@
     </w:p>
     <w:p>
       <w:r>
-        <w:t>-inject a service in a component</w:t>
+        <w:t xml:space="preserve">-inject a service </w:t>
+      </w:r>
+      <w:proofErr w:type="gramStart"/>
+      <w:r>
+        <w:t>in</w:t>
+      </w:r>
+      <w:proofErr w:type="gramEnd"/>
+      <w:r>
+        <w:t xml:space="preserve"> a component</w:t>
       </w:r>
       <w:r>
         <w:t>, constructor and using inject</w:t>
@@ -7948,18 +10997,72 @@
     <w:p>
       <w:r>
         <w:tab/>
-        <w:t>userService: UserService = inject(UserService)</w:t>
-      </w:r>
-    </w:p>
-    <w:p>
-      <w:r>
-        <w:tab/>
-      </w:r>
-      <w:r>
-        <w:t>constructor(private userService: UserService)</w:t>
-      </w:r>
-      <w:r>
-        <w:t xml:space="preserve">    //private will be available only in component</w:t>
+      </w:r>
+      <w:proofErr w:type="spellStart"/>
+      <w:r>
+        <w:t>userService</w:t>
+      </w:r>
+      <w:proofErr w:type="spellEnd"/>
+      <w:r>
+        <w:t xml:space="preserve">: </w:t>
+      </w:r>
+      <w:proofErr w:type="spellStart"/>
+      <w:r>
+        <w:t>UserService</w:t>
+      </w:r>
+      <w:proofErr w:type="spellEnd"/>
+      <w:r>
+        <w:t xml:space="preserve"> = </w:t>
+      </w:r>
+      <w:proofErr w:type="gramStart"/>
+      <w:r>
+        <w:t>inject(</w:t>
+      </w:r>
+      <w:proofErr w:type="spellStart"/>
+      <w:proofErr w:type="gramEnd"/>
+      <w:r>
+        <w:t>UserService</w:t>
+      </w:r>
+      <w:proofErr w:type="spellEnd"/>
+      <w:r>
+        <w:t>)</w:t>
+      </w:r>
+    </w:p>
+    <w:p>
+      <w:r>
+        <w:tab/>
+      </w:r>
+      <w:proofErr w:type="gramStart"/>
+      <w:r>
+        <w:t>constructor(</w:t>
+      </w:r>
+      <w:proofErr w:type="gramEnd"/>
+      <w:r>
+        <w:t xml:space="preserve">private </w:t>
+      </w:r>
+      <w:proofErr w:type="spellStart"/>
+      <w:r>
+        <w:t>userService</w:t>
+      </w:r>
+      <w:proofErr w:type="spellEnd"/>
+      <w:r>
+        <w:t xml:space="preserve">: </w:t>
+      </w:r>
+      <w:proofErr w:type="spellStart"/>
+      <w:proofErr w:type="gramStart"/>
+      <w:r>
+        <w:t>UserService</w:t>
+      </w:r>
+      <w:proofErr w:type="spellEnd"/>
+      <w:r>
+        <w:t>)</w:t>
+      </w:r>
+      <w:r>
+        <w:t xml:space="preserve">   </w:t>
+      </w:r>
+      <w:proofErr w:type="gramEnd"/>
+      <w:r>
+        <w:t xml:space="preserve"> //private will be available only in component</w:t>
       </w:r>
     </w:p>
     <w:p/>
@@ -7979,14 +11082,35 @@
         <w:t xml:space="preserve"> =</w:t>
       </w:r>
       <w:r>
-        <w:t xml:space="preserve"> input&lt;string&gt;(‘’)</w:t>
+        <w:t xml:space="preserve"> input&lt;string</w:t>
+      </w:r>
+      <w:proofErr w:type="gramStart"/>
+      <w:r>
+        <w:t>&gt;(</w:t>
+      </w:r>
+      <w:proofErr w:type="gramEnd"/>
+      <w:r>
+        <w:t>‘’)</w:t>
       </w:r>
     </w:p>
     <w:p/>
     <w:p>
       <w:r>
-        <w:t>-vars with ? and ??</w:t>
-      </w:r>
+        <w:t xml:space="preserve">-vars </w:t>
+      </w:r>
+      <w:proofErr w:type="gramStart"/>
+      <w:r>
+        <w:t>with ?</w:t>
+      </w:r>
+      <w:proofErr w:type="gramEnd"/>
+      <w:r>
+        <w:t xml:space="preserve"> </w:t>
+      </w:r>
+      <w:proofErr w:type="gramStart"/>
+      <w:r>
+        <w:t>and ??</w:t>
+      </w:r>
+      <w:proofErr w:type="gramEnd"/>
     </w:p>
     <w:p>
       <w:r>
@@ -7996,24 +11120,53 @@
         <w:t>Console.log(user.name?)</w:t>
       </w:r>
       <w:r>
-        <w:t xml:space="preserve">   //is name is undefined wont return an error</w:t>
-      </w:r>
-    </w:p>
-    <w:p>
-      <w:r>
-        <w:tab/>
-      </w:r>
-      <w:r>
-        <w:t>Console.log(user.name??</w:t>
+        <w:t xml:space="preserve">   //is name </w:t>
+      </w:r>
+      <w:proofErr w:type="gramStart"/>
+      <w:r>
+        <w:t>is</w:t>
+      </w:r>
+      <w:proofErr w:type="gramEnd"/>
+      <w:r>
+        <w:t xml:space="preserve"> undefined </w:t>
+      </w:r>
+      <w:proofErr w:type="gramStart"/>
+      <w:r>
+        <w:t>wont</w:t>
+      </w:r>
+      <w:proofErr w:type="gramEnd"/>
+      <w:r>
+        <w:t xml:space="preserve"> return an error</w:t>
+      </w:r>
+    </w:p>
+    <w:p>
+      <w:r>
+        <w:tab/>
+      </w:r>
+      <w:proofErr w:type="gramStart"/>
+      <w:r>
+        <w:t>Console.log(</w:t>
+      </w:r>
+      <w:proofErr w:type="gramEnd"/>
+      <w:r>
+        <w:t>user.name??</w:t>
       </w:r>
       <w:r>
         <w:t xml:space="preserve"> </w:t>
       </w:r>
       <w:r>
-        <w:t>’de</w:t>
-      </w:r>
-      <w:r>
-        <w:t>faultvalue’)</w:t>
+        <w:t>’</w:t>
+      </w:r>
+      <w:proofErr w:type="spellStart"/>
+      <w:r>
+        <w:t>de</w:t>
+      </w:r>
+      <w:r>
+        <w:t>faultvalue</w:t>
+      </w:r>
+      <w:proofErr w:type="spellEnd"/>
+      <w:r>
+        <w:t>’)</w:t>
       </w:r>
     </w:p>
     <w:p>
@@ -8027,7 +11180,15 @@
         <w:tab/>
       </w:r>
       <w:r>
-        <w:t>Items: &lt;string&gt;[]{…</w:t>
+        <w:t>Items: &lt;string</w:t>
+      </w:r>
+      <w:proofErr w:type="gramStart"/>
+      <w:r>
+        <w:t>&gt;[]{</w:t>
+      </w:r>
+      <w:proofErr w:type="gramEnd"/>
+      <w:r>
+        <w:t>…</w:t>
       </w:r>
       <w:r>
         <w:t>elements</w:t>
@@ -8039,45 +11200,116 @@
     <w:p>
       <w:r>
         <w:tab/>
-        <w:t>searchFilter: string = ‘’;</w:t>
-      </w:r>
-    </w:p>
-    <w:p>
-      <w:r>
-        <w:tab/>
-        <w:t>filteredItems:&lt;string&gt;[…items];</w:t>
-      </w:r>
-    </w:p>
-    <w:p>
-      <w:r>
-        <w:tab/>
-      </w:r>
-    </w:p>
-    <w:p>
-      <w:r>
-        <w:tab/>
-      </w:r>
-      <w:r>
-        <w:t>filterElements(){</w:t>
-      </w:r>
-    </w:p>
-    <w:p>
-      <w:r>
-        <w:tab/>
-        <w:t>if(!searchFilter){</w:t>
-      </w:r>
-    </w:p>
-    <w:p>
-      <w:r>
-        <w:tab/>
-        <w:t xml:space="preserve">this.filteredItems = </w:t>
-      </w:r>
-      <w:r>
-        <w:t>[…this.items]</w:t>
+      </w:r>
+      <w:proofErr w:type="spellStart"/>
+      <w:r>
+        <w:t>searchFilter</w:t>
+      </w:r>
+      <w:proofErr w:type="spellEnd"/>
+      <w:r>
+        <w:t>: string = ‘</w:t>
+      </w:r>
+      <w:proofErr w:type="gramStart"/>
+      <w:r>
+        <w:t>’;</w:t>
+      </w:r>
+      <w:proofErr w:type="gramEnd"/>
+    </w:p>
+    <w:p>
+      <w:r>
+        <w:tab/>
+      </w:r>
+      <w:proofErr w:type="spellStart"/>
+      <w:r>
+        <w:t>filteredItems</w:t>
+      </w:r>
+      <w:proofErr w:type="spellEnd"/>
+      <w:r>
+        <w:t>:&lt;string</w:t>
+      </w:r>
+      <w:proofErr w:type="gramStart"/>
+      <w:r>
+        <w:t>&gt;[</w:t>
+      </w:r>
+      <w:proofErr w:type="gramEnd"/>
+      <w:r>
+        <w:t>…items</w:t>
+      </w:r>
+      <w:proofErr w:type="gramStart"/>
+      <w:r>
+        <w:t>];</w:t>
+      </w:r>
+      <w:proofErr w:type="gramEnd"/>
+    </w:p>
+    <w:p>
+      <w:r>
+        <w:tab/>
+      </w:r>
+    </w:p>
+    <w:p>
+      <w:r>
+        <w:tab/>
+      </w:r>
+      <w:proofErr w:type="spellStart"/>
+      <w:proofErr w:type="gramStart"/>
+      <w:r>
+        <w:t>filterElements</w:t>
+      </w:r>
+      <w:proofErr w:type="spellEnd"/>
+      <w:r>
+        <w:t>(){</w:t>
+      </w:r>
+      <w:proofErr w:type="gramEnd"/>
+    </w:p>
+    <w:p>
+      <w:r>
+        <w:tab/>
+        <w:t>if</w:t>
+      </w:r>
+      <w:proofErr w:type="gramStart"/>
+      <w:r>
+        <w:t>(!</w:t>
+      </w:r>
+      <w:proofErr w:type="spellStart"/>
+      <w:r>
+        <w:t>searchFilter</w:t>
+      </w:r>
+      <w:proofErr w:type="spellEnd"/>
+      <w:r>
+        <w:t>){</w:t>
+      </w:r>
+      <w:proofErr w:type="gramEnd"/>
+    </w:p>
+    <w:p>
+      <w:r>
+        <w:tab/>
+      </w:r>
+      <w:proofErr w:type="spellStart"/>
+      <w:proofErr w:type="gramStart"/>
+      <w:r>
+        <w:t>this.filteredItems</w:t>
+      </w:r>
+      <w:proofErr w:type="spellEnd"/>
+      <w:proofErr w:type="gramEnd"/>
+      <w:r>
+        <w:t xml:space="preserve"> = </w:t>
+      </w:r>
+      <w:r>
+        <w:t>[…</w:t>
+      </w:r>
+      <w:proofErr w:type="spellStart"/>
+      <w:proofErr w:type="gramStart"/>
+      <w:r>
+        <w:t>this.items</w:t>
+      </w:r>
+      <w:proofErr w:type="spellEnd"/>
+      <w:r>
+        <w:t>]</w:t>
       </w:r>
       <w:r>
         <w:t>;</w:t>
       </w:r>
+      <w:proofErr w:type="gramEnd"/>
     </w:p>
     <w:p>
       <w:pPr>
@@ -8105,35 +11337,79 @@
       <w:r>
         <w:t xml:space="preserve">const </w:t>
       </w:r>
-      <w:r>
-        <w:t xml:space="preserve">loweredSearchFilter = </w:t>
-      </w:r>
+      <w:proofErr w:type="spellStart"/>
+      <w:r>
+        <w:t>loweredSearchFilter</w:t>
+      </w:r>
+      <w:proofErr w:type="spellEnd"/>
+      <w:r>
+        <w:t xml:space="preserve"> = </w:t>
+      </w:r>
+      <w:proofErr w:type="spellStart"/>
+      <w:proofErr w:type="gramStart"/>
       <w:r>
         <w:t>this.</w:t>
       </w:r>
       <w:r>
-        <w:t>searchFilter.toLowerCase();</w:t>
-      </w:r>
-    </w:p>
-    <w:p>
-      <w:r>
-        <w:tab/>
-      </w:r>
+        <w:t>searchFilter.toLowerCase</w:t>
+      </w:r>
+      <w:proofErr w:type="spellEnd"/>
+      <w:proofErr w:type="gramEnd"/>
+      <w:r>
+        <w:t>(</w:t>
+      </w:r>
+      <w:proofErr w:type="gramStart"/>
+      <w:r>
+        <w:t>);</w:t>
+      </w:r>
+      <w:proofErr w:type="gramEnd"/>
+    </w:p>
+    <w:p>
+      <w:r>
+        <w:tab/>
+      </w:r>
+      <w:proofErr w:type="spellStart"/>
+      <w:proofErr w:type="gramStart"/>
       <w:r>
         <w:t>this.</w:t>
       </w:r>
       <w:r>
-        <w:t xml:space="preserve">filteredItems= </w:t>
-      </w:r>
+        <w:t>filteredItems</w:t>
+      </w:r>
+      <w:proofErr w:type="spellEnd"/>
+      <w:proofErr w:type="gramEnd"/>
+      <w:r>
+        <w:t xml:space="preserve">= </w:t>
+      </w:r>
+      <w:proofErr w:type="spellStart"/>
+      <w:proofErr w:type="gramStart"/>
       <w:r>
         <w:t>this.</w:t>
       </w:r>
       <w:r>
-        <w:t>items.</w:t>
-      </w:r>
-      <w:r>
-        <w:t xml:space="preserve">filter(i=&gt; </w:t>
-      </w:r>
+        <w:t>items</w:t>
+      </w:r>
+      <w:proofErr w:type="gramEnd"/>
+      <w:r>
+        <w:t>.</w:t>
+      </w:r>
+      <w:r>
+        <w:t>filter</w:t>
+      </w:r>
+      <w:proofErr w:type="spellEnd"/>
+      <w:r>
+        <w:t>(</w:t>
+      </w:r>
+      <w:proofErr w:type="spellStart"/>
+      <w:r>
+        <w:t>i</w:t>
+      </w:r>
+      <w:proofErr w:type="spellEnd"/>
+      <w:r>
+        <w:t xml:space="preserve">=&gt; </w:t>
+      </w:r>
+      <w:proofErr w:type="spellStart"/>
+      <w:proofErr w:type="gramStart"/>
       <w:r>
         <w:t>i.</w:t>
       </w:r>
@@ -8143,9 +11419,16 @@
       <w:r>
         <w:t>includes</w:t>
       </w:r>
-      <w:r>
-        <w:t>(lowerdSearchFilter</w:t>
-      </w:r>
+      <w:proofErr w:type="spellEnd"/>
+      <w:proofErr w:type="gramEnd"/>
+      <w:r>
+        <w:t>(</w:t>
+      </w:r>
+      <w:proofErr w:type="spellStart"/>
+      <w:r>
+        <w:t>lowerdSearchFilter</w:t>
+      </w:r>
+      <w:proofErr w:type="spellEnd"/>
       <w:r>
         <w:t>)</w:t>
       </w:r>
@@ -8159,7 +11442,15 @@
     <w:p/>
     <w:p>
       <w:r>
-        <w:t>-Element reff to change style color</w:t>
+        <w:t xml:space="preserve">-Element </w:t>
+      </w:r>
+      <w:proofErr w:type="spellStart"/>
+      <w:r>
+        <w:t>reff</w:t>
+      </w:r>
+      <w:proofErr w:type="spellEnd"/>
+      <w:r>
+        <w:t xml:space="preserve"> to change style color</w:t>
       </w:r>
     </w:p>
     <w:p>
@@ -8184,7 +11475,15 @@
     </w:p>
     <w:p>
       <w:r>
-        <w:t>-children routes</w:t>
+        <w:t>-</w:t>
+      </w:r>
+      <w:proofErr w:type="gramStart"/>
+      <w:r>
+        <w:t>children</w:t>
+      </w:r>
+      <w:proofErr w:type="gramEnd"/>
+      <w:r>
+        <w:t xml:space="preserve"> routes</w:t>
       </w:r>
     </w:p>
     <w:p>
@@ -8194,8 +11493,13 @@
     </w:p>
     <w:p>
       <w:r>
-        <w:t>-routerlink</w:t>
-      </w:r>
+        <w:t>-</w:t>
+      </w:r>
+      <w:proofErr w:type="spellStart"/>
+      <w:r>
+        <w:t>routerlink</w:t>
+      </w:r>
+      <w:proofErr w:type="spellEnd"/>
     </w:p>
     <w:p>
       <w:r>
@@ -8204,7 +11508,17 @@
     </w:p>
     <w:p>
       <w:r>
-        <w:t>-router.navigate()</w:t>
+        <w:t>-</w:t>
+      </w:r>
+      <w:proofErr w:type="spellStart"/>
+      <w:proofErr w:type="gramStart"/>
+      <w:r>
+        <w:t>router.navigate</w:t>
+      </w:r>
+      <w:proofErr w:type="spellEnd"/>
+      <w:proofErr w:type="gramEnd"/>
+      <w:r>
+        <w:t>()</w:t>
       </w:r>
     </w:p>
     <w:p>
@@ -8219,14 +11533,32 @@
     </w:p>
     <w:p>
       <w:r>
-        <w:t>-ngonInit</w:t>
-      </w:r>
+        <w:t>-</w:t>
+      </w:r>
+      <w:proofErr w:type="spellStart"/>
+      <w:r>
+        <w:t>ngonInit</w:t>
+      </w:r>
+      <w:proofErr w:type="spellEnd"/>
     </w:p>
     <w:p>
       <w:r>
         <w:lastRenderedPageBreak/>
-        <w:t>-initialize an angular type signal var from a service on ngoninit</w:t>
-      </w:r>
+        <w:t xml:space="preserve">-initialize an angular </w:t>
+      </w:r>
+      <w:proofErr w:type="gramStart"/>
+      <w:r>
+        <w:t>type</w:t>
+      </w:r>
+      <w:proofErr w:type="gramEnd"/>
+      <w:r>
+        <w:t xml:space="preserve"> signal var from a service on </w:t>
+      </w:r>
+      <w:proofErr w:type="spellStart"/>
+      <w:r>
+        <w:t>ngoninit</w:t>
+      </w:r>
+      <w:proofErr w:type="spellEnd"/>
     </w:p>
     <w:p>
       <w:r>
@@ -8235,8 +11567,13 @@
     </w:p>
     <w:p>
       <w:r>
-        <w:t>-observable .pipe, .subscribe</w:t>
-      </w:r>
+        <w:t>-</w:t>
+      </w:r>
+      <w:proofErr w:type="gramStart"/>
+      <w:r>
+        <w:t>observable .pipe, .subscribe</w:t>
+      </w:r>
+      <w:proofErr w:type="gramEnd"/>
     </w:p>
     <w:p>
       <w:r>
@@ -8245,8 +11582,13 @@
     </w:p>
     <w:p>
       <w:r>
-        <w:t>- ngclass</w:t>
-      </w:r>
+        <w:t xml:space="preserve">- </w:t>
+      </w:r>
+      <w:proofErr w:type="spellStart"/>
+      <w:r>
+        <w:t>ngclass</w:t>
+      </w:r>
+      <w:proofErr w:type="spellEnd"/>
     </w:p>
     <w:p>
       <w:r>
@@ -8265,7 +11607,15 @@
     </w:p>
     <w:p>
       <w:r>
-        <w:t>-linkedsignal, array of options might change, selected one option linked signal from array options make sure it has proper value, if the array of options changed then the selected value should also change</w:t>
+        <w:t>-</w:t>
+      </w:r>
+      <w:proofErr w:type="spellStart"/>
+      <w:r>
+        <w:t>linkedsignal</w:t>
+      </w:r>
+      <w:proofErr w:type="spellEnd"/>
+      <w:r>
+        <w:t>, array of options might change, selected one option linked signal from array options make sure it has proper value, if the array of options changed then the selected value should also change</w:t>
       </w:r>
     </w:p>
     <w:p>
@@ -8285,13 +11635,23 @@
     </w:p>
     <w:p>
       <w:r>
-        <w:t>-ngStyle</w:t>
-      </w:r>
-    </w:p>
-    <w:p>
-      <w:r>
-        <w:t>-ngClass</w:t>
-      </w:r>
+        <w:t>-</w:t>
+      </w:r>
+      <w:proofErr w:type="spellStart"/>
+      <w:r>
+        <w:t>ngStyle</w:t>
+      </w:r>
+      <w:proofErr w:type="spellEnd"/>
+    </w:p>
+    <w:p>
+      <w:r>
+        <w:t>-</w:t>
+      </w:r>
+      <w:proofErr w:type="spellStart"/>
+      <w:r>
+        <w:t>ngClass</w:t>
+      </w:r>
+      <w:proofErr w:type="spellEnd"/>
     </w:p>
     <w:p>
       <w:r>
@@ -8300,12 +11660,25 @@
     </w:p>
     <w:p>
       <w:r>
-        <w:t>-@ViewChild</w:t>
-      </w:r>
-    </w:p>
-    <w:p>
-      <w:r>
-        <w:t>-viewContainerRef to load a component</w:t>
+        <w:t>-@</w:t>
+      </w:r>
+      <w:proofErr w:type="spellStart"/>
+      <w:r>
+        <w:t>ViewChild</w:t>
+      </w:r>
+      <w:proofErr w:type="spellEnd"/>
+    </w:p>
+    <w:p>
+      <w:r>
+        <w:t>-</w:t>
+      </w:r>
+      <w:proofErr w:type="spellStart"/>
+      <w:r>
+        <w:t>viewContainerRef</w:t>
+      </w:r>
+      <w:proofErr w:type="spellEnd"/>
+      <w:r>
+        <w:t xml:space="preserve"> to load a component</w:t>
       </w:r>
     </w:p>
     <w:p>
@@ -8320,7 +11693,15 @@
     </w:p>
     <w:p>
       <w:r>
-        <w:t>-fetch from back end service</w:t>
+        <w:t xml:space="preserve">-fetch from </w:t>
+      </w:r>
+      <w:proofErr w:type="gramStart"/>
+      <w:r>
+        <w:t>back end</w:t>
+      </w:r>
+      <w:proofErr w:type="gramEnd"/>
+      <w:r>
+        <w:t xml:space="preserve"> service</w:t>
       </w:r>
     </w:p>
     <w:p>
@@ -8335,7 +11716,20 @@
         </w:tabs>
       </w:pPr>
       <w:r>
-        <w:t>-inject  ElementRef and updates background of an element</w:t>
+        <w:t>-</w:t>
+      </w:r>
+      <w:proofErr w:type="gramStart"/>
+      <w:r>
+        <w:t xml:space="preserve">inject  </w:t>
+      </w:r>
+      <w:proofErr w:type="spellStart"/>
+      <w:r>
+        <w:t>ElementRef</w:t>
+      </w:r>
+      <w:proofErr w:type="spellEnd"/>
+      <w:proofErr w:type="gramEnd"/>
+      <w:r>
+        <w:t xml:space="preserve"> and updates background of an element</w:t>
       </w:r>
       <w:r>
         <w:tab/>
@@ -8348,7 +11742,15 @@
         </w:tabs>
       </w:pPr>
       <w:r>
-        <w:t>-loadChildren example</w:t>
+        <w:t>-</w:t>
+      </w:r>
+      <w:proofErr w:type="spellStart"/>
+      <w:r>
+        <w:t>loadChildren</w:t>
+      </w:r>
+      <w:proofErr w:type="spellEnd"/>
+      <w:r>
+        <w:t xml:space="preserve"> example</w:t>
       </w:r>
     </w:p>
     <w:p>
@@ -8379,8 +11781,42 @@
       </w:pPr>
       <w:r>
         <w:lastRenderedPageBreak/>
-        <w:t xml:space="preserve">           { path:’login’, redirectTo: ‘/register’}</w:t>
-      </w:r>
+        <w:t xml:space="preserve">           </w:t>
+      </w:r>
+      <w:proofErr w:type="gramStart"/>
+      <w:r>
+        <w:t xml:space="preserve">{ </w:t>
+      </w:r>
+      <w:proofErr w:type="spellStart"/>
+      <w:r>
+        <w:t>path</w:t>
+      </w:r>
+      <w:proofErr w:type="gramEnd"/>
+      <w:r>
+        <w:t>:’login</w:t>
+      </w:r>
+      <w:proofErr w:type="spellEnd"/>
+      <w:r>
+        <w:t xml:space="preserve">’, </w:t>
+      </w:r>
+      <w:proofErr w:type="spellStart"/>
+      <w:proofErr w:type="gramStart"/>
+      <w:r>
+        <w:t>redirectTo</w:t>
+      </w:r>
+      <w:proofErr w:type="spellEnd"/>
+      <w:r>
+        <w:t>: ‘</w:t>
+      </w:r>
+      <w:proofErr w:type="gramEnd"/>
+      <w:r>
+        <w:t>/</w:t>
+      </w:r>
+      <w:proofErr w:type="gramStart"/>
+      <w:r>
+        <w:t>register’}</w:t>
+      </w:r>
+      <w:proofErr w:type="gramEnd"/>
     </w:p>
     <w:p>
       <w:pPr>
@@ -8396,7 +11832,15 @@
         </w:tabs>
       </w:pPr>
       <w:r>
-        <w:t>- Add a  nested route</w:t>
+        <w:t xml:space="preserve">- Add </w:t>
+      </w:r>
+      <w:proofErr w:type="gramStart"/>
+      <w:r>
+        <w:t>a  nested</w:t>
+      </w:r>
+      <w:proofErr w:type="gramEnd"/>
+      <w:r>
+        <w:t xml:space="preserve"> route</w:t>
       </w:r>
     </w:p>
     <w:p>
@@ -8416,7 +11860,15 @@
         </w:tabs>
       </w:pPr>
       <w:r>
-        <w:t xml:space="preserve">       path: ‘employees/:id’, </w:t>
+        <w:t xml:space="preserve">       </w:t>
+      </w:r>
+      <w:proofErr w:type="gramStart"/>
+      <w:r>
+        <w:t>path: ‘employees/:</w:t>
+      </w:r>
+      <w:proofErr w:type="gramEnd"/>
+      <w:r>
+        <w:t xml:space="preserve">id’, </w:t>
       </w:r>
     </w:p>
     <w:p>
@@ -8426,7 +11878,15 @@
         </w:tabs>
       </w:pPr>
       <w:r>
-        <w:t xml:space="preserve">       component:’EmployeeComponent’,</w:t>
+        <w:t xml:space="preserve">       component:’</w:t>
+      </w:r>
+      <w:proofErr w:type="spellStart"/>
+      <w:r>
+        <w:t>EmployeeComponent</w:t>
+      </w:r>
+      <w:proofErr w:type="spellEnd"/>
+      <w:r>
+        <w:t>’,</w:t>
       </w:r>
     </w:p>
     <w:p>
@@ -8436,8 +11896,13 @@
         </w:tabs>
       </w:pPr>
       <w:r>
-        <w:t xml:space="preserve">       Children:[</w:t>
-      </w:r>
+        <w:t xml:space="preserve">       </w:t>
+      </w:r>
+      <w:proofErr w:type="gramStart"/>
+      <w:r>
+        <w:t>Children:[</w:t>
+      </w:r>
+      <w:proofErr w:type="gramEnd"/>
     </w:p>
     <w:p>
       <w:pPr>
@@ -8446,7 +11911,15 @@
         </w:tabs>
       </w:pPr>
       <w:r>
-        <w:t xml:space="preserve">           {Path:’info’,</w:t>
+        <w:t xml:space="preserve">           {</w:t>
+      </w:r>
+      <w:proofErr w:type="spellStart"/>
+      <w:r>
+        <w:t>Path:’info</w:t>
+      </w:r>
+      <w:proofErr w:type="spellEnd"/>
+      <w:r>
+        <w:t>’,</w:t>
       </w:r>
     </w:p>
     <w:p>
@@ -8456,10 +11929,23 @@
         </w:tabs>
       </w:pPr>
       <w:r>
-        <w:t xml:space="preserve">           Component: EmployeesInfo},</w:t>
-      </w:r>
-      <w:r>
-        <w:t xml:space="preserve">              //employees/123/info</w:t>
+        <w:t xml:space="preserve">           Component: </w:t>
+      </w:r>
+      <w:proofErr w:type="spellStart"/>
+      <w:r>
+        <w:t>EmployeesInfo</w:t>
+      </w:r>
+      <w:proofErr w:type="spellEnd"/>
+      <w:proofErr w:type="gramStart"/>
+      <w:r>
+        <w:t>},</w:t>
+      </w:r>
+      <w:r>
+        <w:t xml:space="preserve">   </w:t>
+      </w:r>
+      <w:proofErr w:type="gramEnd"/>
+      <w:r>
+        <w:t xml:space="preserve">           //employees/123/info</w:t>
       </w:r>
     </w:p>
     <w:p>
@@ -8469,7 +11955,15 @@
         </w:tabs>
       </w:pPr>
       <w:r>
-        <w:t xml:space="preserve">           {path:’profile’,</w:t>
+        <w:t xml:space="preserve">           {</w:t>
+      </w:r>
+      <w:proofErr w:type="spellStart"/>
+      <w:r>
+        <w:t>path:’profile</w:t>
+      </w:r>
+      <w:proofErr w:type="spellEnd"/>
+      <w:r>
+        <w:t>’,</w:t>
       </w:r>
     </w:p>
     <w:p>
@@ -8479,10 +11973,23 @@
         </w:tabs>
       </w:pPr>
       <w:r>
-        <w:t xml:space="preserve">            Component:’EmployeeProfile’}</w:t>
-      </w:r>
-      <w:r>
-        <w:t xml:space="preserve">        //employees/456/profile</w:t>
+        <w:t xml:space="preserve">            Component:’</w:t>
+      </w:r>
+      <w:proofErr w:type="spellStart"/>
+      <w:r>
+        <w:t>EmployeeProfile</w:t>
+      </w:r>
+      <w:proofErr w:type="spellEnd"/>
+      <w:proofErr w:type="gramStart"/>
+      <w:r>
+        <w:t>’}</w:t>
+      </w:r>
+      <w:r>
+        <w:t xml:space="preserve">   </w:t>
+      </w:r>
+      <w:proofErr w:type="gramEnd"/>
+      <w:r>
+        <w:t xml:space="preserve">     //employees/456/profile</w:t>
       </w:r>
     </w:p>
     <w:p>
@@ -8502,7 +12009,15 @@
         </w:tabs>
       </w:pPr>
       <w:r>
-        <w:t>- Create a nested route structure where the parent component has a nav bar with routerlinks and when you click one the section of the page below changes based on the component (with router-outlet)</w:t>
+        <w:t xml:space="preserve">- Create a nested route structure where the parent component has a nav bar with </w:t>
+      </w:r>
+      <w:proofErr w:type="spellStart"/>
+      <w:r>
+        <w:t>routerlinks</w:t>
+      </w:r>
+      <w:proofErr w:type="spellEnd"/>
+      <w:r>
+        <w:t xml:space="preserve"> and when you click one the section of the page below changes based on the component (with router-outlet)</w:t>
       </w:r>
     </w:p>
     <w:p>
@@ -8520,8 +12035,13 @@
         </w:rPr>
         <w:t>name</w:t>
       </w:r>
-      <w:r>
-        <w:t>=”read-more=/&gt;</w:t>
+      <w:proofErr w:type="gramStart"/>
+      <w:r>
+        <w:t>=”read</w:t>
+      </w:r>
+      <w:proofErr w:type="gramEnd"/>
+      <w:r>
+        <w:t>-more=/&gt;</w:t>
       </w:r>
       <w:r>
         <w:t xml:space="preserve"> and outlet property inside routes file</w:t>
@@ -8530,7 +12050,17 @@
     <w:p/>
     <w:p>
       <w:r>
-        <w:t>- router.navigate when clicking in a button navigate to another path</w:t>
+        <w:t xml:space="preserve">- </w:t>
+      </w:r>
+      <w:proofErr w:type="spellStart"/>
+      <w:proofErr w:type="gramStart"/>
+      <w:r>
+        <w:t>router.navigate</w:t>
+      </w:r>
+      <w:proofErr w:type="spellEnd"/>
+      <w:proofErr w:type="gramEnd"/>
+      <w:r>
+        <w:t xml:space="preserve"> when clicking in a button navigate to another path</w:t>
       </w:r>
     </w:p>
     <w:p>
@@ -8552,15 +12082,64 @@
         <w:t>=</w:t>
       </w:r>
       <w:r>
-        <w:t xml:space="preserve"> signal&lt;string&gt;(‘Fer’);</w:t>
-      </w:r>
-    </w:p>
-    <w:p>
-      <w:r>
-        <w:tab/>
-      </w:r>
-      <w:r>
-        <w:t>computedEx=  computed(()=&gt; value.toUppercase());    //</w:t>
+        <w:t xml:space="preserve"> signal&lt;string</w:t>
+      </w:r>
+      <w:proofErr w:type="gramStart"/>
+      <w:r>
+        <w:t>&gt;(‘</w:t>
+      </w:r>
+      <w:proofErr w:type="gramEnd"/>
+      <w:r>
+        <w:t>Fer’</w:t>
+      </w:r>
+      <w:proofErr w:type="gramStart"/>
+      <w:r>
+        <w:t>);</w:t>
+      </w:r>
+      <w:proofErr w:type="gramEnd"/>
+    </w:p>
+    <w:p>
+      <w:r>
+        <w:tab/>
+      </w:r>
+      <w:proofErr w:type="spellStart"/>
+      <w:r>
+        <w:t>computedEx</w:t>
+      </w:r>
+      <w:proofErr w:type="spellEnd"/>
+      <w:proofErr w:type="gramStart"/>
+      <w:r>
+        <w:t>=  computed</w:t>
+      </w:r>
+      <w:proofErr w:type="gramEnd"/>
+      <w:r>
+        <w:t>(</w:t>
+      </w:r>
+      <w:proofErr w:type="gramStart"/>
+      <w:r>
+        <w:t>()=</w:t>
+      </w:r>
+      <w:proofErr w:type="gramEnd"/>
+      <w:r>
+        <w:t xml:space="preserve">&gt; </w:t>
+      </w:r>
+      <w:proofErr w:type="spellStart"/>
+      <w:proofErr w:type="gramStart"/>
+      <w:r>
+        <w:t>value.toUppercase</w:t>
+      </w:r>
+      <w:proofErr w:type="spellEnd"/>
+      <w:proofErr w:type="gramEnd"/>
+      <w:r>
+        <w:t>()</w:t>
+      </w:r>
+      <w:proofErr w:type="gramStart"/>
+      <w:r>
+        <w:t xml:space="preserve">);   </w:t>
+      </w:r>
+      <w:proofErr w:type="gramEnd"/>
+      <w:r>
+        <w:t xml:space="preserve"> //</w:t>
       </w:r>
       <w:r>
         <w:rPr>
@@ -8572,7 +12151,28 @@
     <w:p>
       <w:r>
         <w:tab/>
-        <w:t>{{computedEx()}}   //prints FER</w:t>
+        <w:t>{{</w:t>
+      </w:r>
+      <w:proofErr w:type="spellStart"/>
+      <w:proofErr w:type="gramStart"/>
+      <w:r>
+        <w:t>computedEx</w:t>
+      </w:r>
+      <w:proofErr w:type="spellEnd"/>
+      <w:r>
+        <w:t>(</w:t>
+      </w:r>
+      <w:proofErr w:type="gramEnd"/>
+      <w:r>
+        <w:t>)</w:t>
+      </w:r>
+      <w:proofErr w:type="gramStart"/>
+      <w:r>
+        <w:t xml:space="preserve">}}   </w:t>
+      </w:r>
+      <w:proofErr w:type="gramEnd"/>
+      <w:r>
+        <w:t>//prints FER</w:t>
       </w:r>
     </w:p>
     <w:p/>
@@ -8584,22 +12184,62 @@
     <w:p>
       <w:r>
         <w:tab/>
+      </w:r>
+      <w:proofErr w:type="gramStart"/>
+      <w:r>
         <w:t>Effect(</w:t>
       </w:r>
-      <w:r>
-        <w:t>() =&gt;{ log.info(‘updated signal to Unused state’}</w:t>
-      </w:r>
+      <w:proofErr w:type="gramEnd"/>
+      <w:r>
+        <w:t>() =</w:t>
+      </w:r>
+      <w:proofErr w:type="gramStart"/>
+      <w:r>
+        <w:t>&gt;{ log.info</w:t>
+      </w:r>
+      <w:proofErr w:type="gramEnd"/>
+      <w:r>
+        <w:t xml:space="preserve">(‘updated signal to Unused </w:t>
+      </w:r>
+      <w:proofErr w:type="gramStart"/>
+      <w:r>
+        <w:t>state’}</w:t>
+      </w:r>
+      <w:proofErr w:type="gramEnd"/>
     </w:p>
     <w:p>
       <w:r>
         <w:lastRenderedPageBreak/>
-        <w:t>-create an effect with untrack (this untrack changes of state will not trigger the effect)</w:t>
-      </w:r>
-    </w:p>
-    <w:p>
-      <w:r>
-        <w:tab/>
-        <w:t>Effect(() =&gt; { `the counter increases: $count and the user is ${untracked(counter)}</w:t>
+        <w:t xml:space="preserve">-create an effect with untrack (this </w:t>
+      </w:r>
+      <w:proofErr w:type="gramStart"/>
+      <w:r>
+        <w:t>untrack</w:t>
+      </w:r>
+      <w:proofErr w:type="gramEnd"/>
+      <w:r>
+        <w:t xml:space="preserve"> changes of state will not trigger the effect)</w:t>
+      </w:r>
+    </w:p>
+    <w:p>
+      <w:r>
+        <w:tab/>
+      </w:r>
+      <w:proofErr w:type="gramStart"/>
+      <w:r>
+        <w:t>Effect(</w:t>
+      </w:r>
+      <w:proofErr w:type="gramEnd"/>
+      <w:r>
+        <w:t xml:space="preserve">() =&gt; </w:t>
+      </w:r>
+      <w:proofErr w:type="gramStart"/>
+      <w:r>
+        <w:t>{ `</w:t>
+      </w:r>
+      <w:proofErr w:type="gramEnd"/>
+      <w:r>
+        <w:t>the counter increases: $count and the user is ${untracked(counter)}</w:t>
       </w:r>
       <w:r>
         <w:t xml:space="preserve"> </w:t>
@@ -8611,14 +12251,54 @@
     <w:p/>
     <w:p>
       <w:r>
-        <w:t>-add a token into the localStorage</w:t>
-      </w:r>
-    </w:p>
-    <w:p>
-      <w:r>
-        <w:tab/>
-        <w:t>localStorage.setItem(‘tokenName’, ‘jwt value’);</w:t>
-      </w:r>
+        <w:t xml:space="preserve">-add a token into the </w:t>
+      </w:r>
+      <w:proofErr w:type="spellStart"/>
+      <w:r>
+        <w:t>localStorage</w:t>
+      </w:r>
+      <w:proofErr w:type="spellEnd"/>
+    </w:p>
+    <w:p>
+      <w:r>
+        <w:tab/>
+      </w:r>
+      <w:proofErr w:type="spellStart"/>
+      <w:r>
+        <w:t>localStorage.</w:t>
+      </w:r>
+      <w:proofErr w:type="gramStart"/>
+      <w:r>
+        <w:t>setItem</w:t>
+      </w:r>
+      <w:proofErr w:type="spellEnd"/>
+      <w:r>
+        <w:t>(‘</w:t>
+      </w:r>
+      <w:proofErr w:type="spellStart"/>
+      <w:proofErr w:type="gramEnd"/>
+      <w:r>
+        <w:t>tokenName</w:t>
+      </w:r>
+      <w:proofErr w:type="spellEnd"/>
+      <w:proofErr w:type="gramStart"/>
+      <w:r>
+        <w:t>’, ‘</w:t>
+      </w:r>
+      <w:proofErr w:type="spellStart"/>
+      <w:proofErr w:type="gramEnd"/>
+      <w:r>
+        <w:t>jwt</w:t>
+      </w:r>
+      <w:proofErr w:type="spellEnd"/>
+      <w:r>
+        <w:t xml:space="preserve"> value’</w:t>
+      </w:r>
+      <w:proofErr w:type="gramStart"/>
+      <w:r>
+        <w:t>);</w:t>
+      </w:r>
+      <w:proofErr w:type="gramEnd"/>
     </w:p>
     <w:p/>
     <w:p>
@@ -8643,7 +12323,15 @@
       </w:r>
       <w:r>
         <w:tab/>
-        <w:t>&lt;ng-content select=”body”&gt;</w:t>
+        <w:t>&lt;ng-content select</w:t>
+      </w:r>
+      <w:proofErr w:type="gramStart"/>
+      <w:r>
+        <w:t>=”body</w:t>
+      </w:r>
+      <w:proofErr w:type="gramEnd"/>
+      <w:r>
+        <w:t>”&gt;</w:t>
       </w:r>
     </w:p>
     <w:p>
@@ -8710,21 +12398,78 @@
     <w:p>
       <w:r>
         <w:tab/>
-        <w:t>In its ts file</w:t>
-      </w:r>
-    </w:p>
-    <w:p>
-      <w:r>
-        <w:tab/>
-      </w:r>
-      <w:r>
-        <w:tab/>
-        <w:t>@ViewChild(‘nameInput’) inputElement: ElementRef;</w:t>
-      </w:r>
-    </w:p>
-    <w:p>
-      <w:r>
-        <w:t xml:space="preserve">ngAfterViewInit(){ this.inputElement.nativeElement.focus(); } </w:t>
+        <w:t xml:space="preserve">In its </w:t>
+      </w:r>
+      <w:proofErr w:type="spellStart"/>
+      <w:r>
+        <w:t>ts</w:t>
+      </w:r>
+      <w:proofErr w:type="spellEnd"/>
+      <w:r>
+        <w:t xml:space="preserve"> file</w:t>
+      </w:r>
+    </w:p>
+    <w:p>
+      <w:r>
+        <w:tab/>
+      </w:r>
+      <w:r>
+        <w:tab/>
+        <w:t xml:space="preserve">@ViewChild(‘nameInput’) </w:t>
+      </w:r>
+      <w:proofErr w:type="spellStart"/>
+      <w:r>
+        <w:t>inputElement</w:t>
+      </w:r>
+      <w:proofErr w:type="spellEnd"/>
+      <w:r>
+        <w:t xml:space="preserve">: </w:t>
+      </w:r>
+      <w:proofErr w:type="spellStart"/>
+      <w:proofErr w:type="gramStart"/>
+      <w:r>
+        <w:t>ElementRef</w:t>
+      </w:r>
+      <w:proofErr w:type="spellEnd"/>
+      <w:r>
+        <w:t>;</w:t>
+      </w:r>
+      <w:proofErr w:type="gramEnd"/>
+    </w:p>
+    <w:p>
+      <w:proofErr w:type="spellStart"/>
+      <w:proofErr w:type="gramStart"/>
+      <w:r>
+        <w:t>ngAfterViewInit</w:t>
+      </w:r>
+      <w:proofErr w:type="spellEnd"/>
+      <w:r>
+        <w:t xml:space="preserve">(){ </w:t>
+      </w:r>
+      <w:proofErr w:type="spellStart"/>
+      <w:r>
+        <w:t>this</w:t>
+      </w:r>
+      <w:proofErr w:type="gramEnd"/>
+      <w:r>
+        <w:t>.</w:t>
+      </w:r>
+      <w:proofErr w:type="gramStart"/>
+      <w:r>
+        <w:t>inputElement.nativeElement.focus</w:t>
+      </w:r>
+      <w:proofErr w:type="spellEnd"/>
+      <w:proofErr w:type="gramEnd"/>
+      <w:r>
+        <w:t>()</w:t>
+      </w:r>
+      <w:proofErr w:type="gramStart"/>
+      <w:r>
+        <w:t>; }</w:t>
+      </w:r>
+      <w:proofErr w:type="gramEnd"/>
+      <w:r>
+        <w:t xml:space="preserve"> </w:t>
       </w:r>
     </w:p>
     <w:p/>
@@ -8738,7 +12483,11 @@
         <w:tab/>
       </w:r>
       <w:r>
-        <w:t>&lt;ng-content select=”</w:t>
+        <w:t>&lt;ng-content select</w:t>
+      </w:r>
+      <w:proofErr w:type="gramStart"/>
+      <w:r>
+        <w:t>=”</w:t>
       </w:r>
       <w:r>
         <w:rPr>
@@ -8746,8 +12495,17 @@
         </w:rPr>
         <w:t>header</w:t>
       </w:r>
-      <w:r>
-        <w:t>”&gt;&lt;ng-content&gt;    //parent will sent content to replace it</w:t>
+      <w:proofErr w:type="gramEnd"/>
+      <w:r>
+        <w:t xml:space="preserve">”&gt;&lt;ng-content&gt;    //parent will </w:t>
+      </w:r>
+      <w:proofErr w:type="gramStart"/>
+      <w:r>
+        <w:t>sent</w:t>
+      </w:r>
+      <w:proofErr w:type="gramEnd"/>
+      <w:r>
+        <w:t xml:space="preserve"> content to replace it</w:t>
       </w:r>
     </w:p>
     <w:p>
@@ -8794,7 +12552,15 @@
       </w:r>
       <w:r>
         <w:tab/>
-        <w:t>{{randomNumber}}</w:t>
+        <w:t>{{</w:t>
+      </w:r>
+      <w:proofErr w:type="spellStart"/>
+      <w:r>
+        <w:t>randomNumber</w:t>
+      </w:r>
+      <w:proofErr w:type="spellEnd"/>
+      <w:r>
+        <w:t>}}</w:t>
       </w:r>
     </w:p>
     <w:p>
@@ -8807,20 +12573,44 @@
     <w:p>
       <w:r>
         <w:tab/>
-        <w:t>@if(randomNumber){</w:t>
-      </w:r>
-    </w:p>
-    <w:p>
-      <w:r>
-        <w:tab/>
-        <w:t>&lt;ng-container *ngTemplateOutlet=”</w:t>
-      </w:r>
+      </w:r>
+      <w:proofErr w:type="gramStart"/>
+      <w:r>
+        <w:t>@if</w:t>
+      </w:r>
+      <w:proofErr w:type="gramEnd"/>
+      <w:r>
+        <w:t>(randomNumber</w:t>
+      </w:r>
+      <w:proofErr w:type="gramStart"/>
+      <w:r>
+        <w:t>){</w:t>
+      </w:r>
+      <w:proofErr w:type="gramEnd"/>
+    </w:p>
+    <w:p>
+      <w:r>
+        <w:tab/>
+        <w:t>&lt;ng-container *</w:t>
+      </w:r>
+      <w:proofErr w:type="spellStart"/>
+      <w:r>
+        <w:t>ngTemplateOutlet</w:t>
+      </w:r>
+      <w:proofErr w:type="spellEnd"/>
+      <w:proofErr w:type="gramStart"/>
+      <w:r>
+        <w:t>=”</w:t>
+      </w:r>
+      <w:proofErr w:type="spellStart"/>
       <w:r>
         <w:rPr>
           <w:highlight w:val="yellow"/>
         </w:rPr>
         <w:t>randomTemplate</w:t>
       </w:r>
+      <w:proofErr w:type="spellEnd"/>
+      <w:proofErr w:type="gramEnd"/>
       <w:r>
         <w:t>”&gt;//template replace here</w:t>
       </w:r>
@@ -8840,23 +12630,69 @@
     <w:p/>
     <w:p>
       <w:r>
-        <w:t>-add a style with ngstyle, add a class with ngClass</w:t>
-      </w:r>
-    </w:p>
-    <w:p>
-      <w:r>
-        <w:tab/>
-        <w:t>&lt;h2 [ngClass]=”randomNumber%2==0 ? ‘</w:t>
-      </w:r>
+        <w:t xml:space="preserve">-add a style with </w:t>
+      </w:r>
+      <w:proofErr w:type="spellStart"/>
+      <w:r>
+        <w:t>ngstyle</w:t>
+      </w:r>
+      <w:proofErr w:type="spellEnd"/>
+      <w:r>
+        <w:t xml:space="preserve">, add a class with </w:t>
+      </w:r>
+      <w:proofErr w:type="spellStart"/>
+      <w:r>
+        <w:t>ngClass</w:t>
+      </w:r>
+      <w:proofErr w:type="spellEnd"/>
+    </w:p>
+    <w:p>
+      <w:r>
+        <w:tab/>
+        <w:t>&lt;h2 [</w:t>
+      </w:r>
+      <w:proofErr w:type="spellStart"/>
+      <w:r>
+        <w:t>ngClass</w:t>
+      </w:r>
+      <w:proofErr w:type="spellEnd"/>
+      <w:r>
+        <w:t>]</w:t>
+      </w:r>
+      <w:proofErr w:type="gramStart"/>
+      <w:r>
+        <w:t>=”randomNumber</w:t>
+      </w:r>
+      <w:proofErr w:type="gramEnd"/>
+      <w:r>
+        <w:t>%2==</w:t>
+      </w:r>
+      <w:proofErr w:type="gramStart"/>
+      <w:r>
+        <w:t>0 ?</w:t>
+      </w:r>
+      <w:proofErr w:type="gramEnd"/>
+      <w:r>
+        <w:t xml:space="preserve"> ‘</w:t>
+      </w:r>
+      <w:proofErr w:type="spellStart"/>
       <w:r>
         <w:t>vipClass</w:t>
       </w:r>
-      <w:r>
-        <w:t>’ : ‘</w:t>
-      </w:r>
+      <w:proofErr w:type="spellEnd"/>
+      <w:proofErr w:type="gramStart"/>
+      <w:r>
+        <w:t>’ :</w:t>
+      </w:r>
+      <w:proofErr w:type="gramEnd"/>
+      <w:r>
+        <w:t xml:space="preserve"> ‘</w:t>
+      </w:r>
+      <w:proofErr w:type="spellStart"/>
       <w:r>
         <w:t>poorClass</w:t>
       </w:r>
+      <w:proofErr w:type="spellEnd"/>
       <w:r>
         <w:t>’”&gt;</w:t>
       </w:r>
@@ -8864,8 +12700,13 @@
     <w:p/>
     <w:p>
       <w:r>
-        <w:t>-load a component with ngComponentOutlet</w:t>
-      </w:r>
+        <w:t xml:space="preserve">-load a component with </w:t>
+      </w:r>
+      <w:proofErr w:type="spellStart"/>
+      <w:r>
+        <w:t>ngComponentOutlet</w:t>
+      </w:r>
+      <w:proofErr w:type="spellEnd"/>
     </w:p>
     <w:p>
       <w:r>
@@ -8883,7 +12724,15 @@
         <w:t>-</w:t>
       </w:r>
       <w:r>
-        <w:t>Generate kafka message and consume it</w:t>
+        <w:t xml:space="preserve">Generate </w:t>
+      </w:r>
+      <w:proofErr w:type="spellStart"/>
+      <w:r>
+        <w:t>kafka</w:t>
+      </w:r>
+      <w:proofErr w:type="spellEnd"/>
+      <w:r>
+        <w:t xml:space="preserve"> message and consume it</w:t>
       </w:r>
     </w:p>
     <w:p>
@@ -8913,13 +12762,58 @@
     <w:p>
       <w:r>
         <w:tab/>
-        <w:t>Thread.Builder.ofVirtual().unstarted(runnable)</w:t>
-      </w:r>
-    </w:p>
-    <w:p>
-      <w:r>
-        <w:tab/>
-        <w:t>Thread.ofVirtual().factory().new Thread(runnable) //create factory and a thread from it</w:t>
+      </w:r>
+      <w:proofErr w:type="spellStart"/>
+      <w:proofErr w:type="gramStart"/>
+      <w:r>
+        <w:t>Thread.Builder.ofVirtual</w:t>
+      </w:r>
+      <w:proofErr w:type="spellEnd"/>
+      <w:proofErr w:type="gramEnd"/>
+      <w:r>
+        <w:t>(</w:t>
+      </w:r>
+      <w:proofErr w:type="gramStart"/>
+      <w:r>
+        <w:t>).</w:t>
+      </w:r>
+      <w:proofErr w:type="spellStart"/>
+      <w:r>
+        <w:t>unstarted</w:t>
+      </w:r>
+      <w:proofErr w:type="spellEnd"/>
+      <w:proofErr w:type="gramEnd"/>
+      <w:r>
+        <w:t>(runnable)</w:t>
+      </w:r>
+    </w:p>
+    <w:p>
+      <w:r>
+        <w:tab/>
+      </w:r>
+      <w:proofErr w:type="spellStart"/>
+      <w:r>
+        <w:t>Thread.ofVirtual</w:t>
+      </w:r>
+      <w:proofErr w:type="spellEnd"/>
+      <w:r>
+        <w:t>(</w:t>
+      </w:r>
+      <w:proofErr w:type="gramStart"/>
+      <w:r>
+        <w:t>).factory</w:t>
+      </w:r>
+      <w:proofErr w:type="gramEnd"/>
+      <w:r>
+        <w:t>(</w:t>
+      </w:r>
+      <w:proofErr w:type="gramStart"/>
+      <w:r>
+        <w:t>).new</w:t>
+      </w:r>
+      <w:proofErr w:type="gramEnd"/>
+      <w:r>
+        <w:t xml:space="preserve"> Thread(runnable) //create factory and a thread from it</w:t>
       </w:r>
     </w:p>
     <w:p>
@@ -8930,34 +12824,104 @@
         <w:t>Executors.</w:t>
       </w:r>
       <w:r>
-        <w:t xml:space="preserve"> newVirtualThreadPerTaskExecutor()</w:t>
-      </w:r>
-      <w:r>
-        <w:t>.submit(runnable)</w:t>
+        <w:t xml:space="preserve"> </w:t>
+      </w:r>
+      <w:proofErr w:type="spellStart"/>
+      <w:r>
+        <w:t>newVirtualThreadPerTaskExecutor</w:t>
+      </w:r>
+      <w:proofErr w:type="spellEnd"/>
+      <w:r>
+        <w:t>(</w:t>
+      </w:r>
+      <w:proofErr w:type="gramStart"/>
+      <w:r>
+        <w:t>)</w:t>
+      </w:r>
+      <w:r>
+        <w:t>.submit</w:t>
+      </w:r>
+      <w:proofErr w:type="gramEnd"/>
+      <w:r>
+        <w:t>(runnable)</w:t>
       </w:r>
     </w:p>
     <w:p>
       <w:r>
         <w:lastRenderedPageBreak/>
-        <w:t>-force to wait daemon threads to complete before exiting with latch</w:t>
-      </w:r>
-    </w:p>
-    <w:p>
-      <w:r>
-        <w:tab/>
-        <w:t>CountdownLatch latch = new CountdownLatch(2) //count to end main</w:t>
-      </w:r>
-    </w:p>
-    <w:p>
-      <w:r>
-        <w:tab/>
-        <w:t>… latch.await()  //will wait until count goes to 0 (after 2 daemon threads)</w:t>
-      </w:r>
-    </w:p>
-    <w:p>
-      <w:r>
-        <w:tab/>
-        <w:t>…latch.countDown()  //rest 1 to current count</w:t>
+        <w:t xml:space="preserve">-force to </w:t>
+      </w:r>
+      <w:proofErr w:type="gramStart"/>
+      <w:r>
+        <w:t>wait</w:t>
+      </w:r>
+      <w:proofErr w:type="gramEnd"/>
+      <w:r>
+        <w:t xml:space="preserve"> daemon threads to complete before exiting with latch</w:t>
+      </w:r>
+    </w:p>
+    <w:p>
+      <w:r>
+        <w:tab/>
+      </w:r>
+      <w:proofErr w:type="spellStart"/>
+      <w:r>
+        <w:t>CountdownLatch</w:t>
+      </w:r>
+      <w:proofErr w:type="spellEnd"/>
+      <w:r>
+        <w:t xml:space="preserve"> latch = new </w:t>
+      </w:r>
+      <w:proofErr w:type="spellStart"/>
+      <w:proofErr w:type="gramStart"/>
+      <w:r>
+        <w:t>CountdownLatch</w:t>
+      </w:r>
+      <w:proofErr w:type="spellEnd"/>
+      <w:r>
+        <w:t>(</w:t>
+      </w:r>
+      <w:proofErr w:type="gramEnd"/>
+      <w:r>
+        <w:t>2) //count to end main</w:t>
+      </w:r>
+    </w:p>
+    <w:p>
+      <w:r>
+        <w:tab/>
+        <w:t xml:space="preserve">… </w:t>
+      </w:r>
+      <w:proofErr w:type="spellStart"/>
+      <w:proofErr w:type="gramStart"/>
+      <w:r>
+        <w:t>latch.await</w:t>
+      </w:r>
+      <w:proofErr w:type="spellEnd"/>
+      <w:r>
+        <w:t>()  /</w:t>
+      </w:r>
+      <w:proofErr w:type="gramEnd"/>
+      <w:r>
+        <w:t>/will wait until count goes to 0 (after 2 daemon threads)</w:t>
+      </w:r>
+    </w:p>
+    <w:p>
+      <w:r>
+        <w:tab/>
+        <w:t>…</w:t>
+      </w:r>
+      <w:proofErr w:type="spellStart"/>
+      <w:proofErr w:type="gramStart"/>
+      <w:r>
+        <w:t>latch.countDown</w:t>
+      </w:r>
+      <w:proofErr w:type="spellEnd"/>
+      <w:r>
+        <w:t>()  /</w:t>
+      </w:r>
+      <w:proofErr w:type="gramEnd"/>
+      <w:r>
+        <w:t>/rest 1 to current count</w:t>
       </w:r>
     </w:p>
     <w:p>
@@ -8968,16 +12932,60 @@
     <w:p>
       <w:r>
         <w:tab/>
-        <w:t>ExecutorService es =Executors.new</w:t>
-      </w:r>
-      <w:r>
-        <w:t xml:space="preserve"> newVirtualThreadPerTaskExecutor()</w:t>
-      </w:r>
-    </w:p>
-    <w:p>
-      <w:r>
-        <w:tab/>
-        <w:t>Es.submit(callable/runnable), es.execute(runnable only)</w:t>
+      </w:r>
+      <w:proofErr w:type="spellStart"/>
+      <w:r>
+        <w:t>ExecutorService</w:t>
+      </w:r>
+      <w:proofErr w:type="spellEnd"/>
+      <w:r>
+        <w:t xml:space="preserve"> es =</w:t>
+      </w:r>
+      <w:proofErr w:type="spellStart"/>
+      <w:r>
+        <w:t>Executors.new</w:t>
+      </w:r>
+      <w:proofErr w:type="spellEnd"/>
+      <w:r>
+        <w:t xml:space="preserve"> </w:t>
+      </w:r>
+      <w:proofErr w:type="spellStart"/>
+      <w:proofErr w:type="gramStart"/>
+      <w:r>
+        <w:t>newVirtualThreadPerTaskExecutor</w:t>
+      </w:r>
+      <w:proofErr w:type="spellEnd"/>
+      <w:r>
+        <w:t>(</w:t>
+      </w:r>
+      <w:proofErr w:type="gramEnd"/>
+      <w:r>
+        <w:t>)</w:t>
+      </w:r>
+    </w:p>
+    <w:p>
+      <w:r>
+        <w:tab/>
+      </w:r>
+      <w:proofErr w:type="spellStart"/>
+      <w:proofErr w:type="gramStart"/>
+      <w:r>
+        <w:t>Es.submit</w:t>
+      </w:r>
+      <w:proofErr w:type="spellEnd"/>
+      <w:proofErr w:type="gramEnd"/>
+      <w:r>
+        <w:t xml:space="preserve">(callable/runnable), </w:t>
+      </w:r>
+      <w:proofErr w:type="spellStart"/>
+      <w:proofErr w:type="gramStart"/>
+      <w:r>
+        <w:t>es.execute</w:t>
+      </w:r>
+      <w:proofErr w:type="spellEnd"/>
+      <w:proofErr w:type="gramEnd"/>
+      <w:r>
+        <w:t>(runnable only)</w:t>
       </w:r>
     </w:p>
     <w:p/>
@@ -9002,6 +13010,7 @@
       <w:r>
         <w:t xml:space="preserve"> =</w:t>
       </w:r>
+      <w:proofErr w:type="spellStart"/>
       <w:r>
         <w:t>ExecutorServiceins.</w:t>
       </w:r>
@@ -9011,33 +13020,55 @@
         </w:rPr>
         <w:t>submit</w:t>
       </w:r>
-      <w:r>
-        <w:t>(()-&gt;Client.getProduct(1));</w:t>
-      </w:r>
+      <w:proofErr w:type="spellEnd"/>
+      <w:r>
+        <w:t>(()-&gt;</w:t>
+      </w:r>
+      <w:proofErr w:type="spellStart"/>
+      <w:r>
+        <w:t>Client.getProduct</w:t>
+      </w:r>
+      <w:proofErr w:type="spellEnd"/>
+      <w:r>
+        <w:t>(1)</w:t>
+      </w:r>
+      <w:proofErr w:type="gramStart"/>
+      <w:r>
+        <w:t>);</w:t>
+      </w:r>
+      <w:proofErr w:type="gramEnd"/>
     </w:p>
     <w:p>
       <w:r>
         <w:tab/>
         <w:t>If(</w:t>
       </w:r>
+      <w:proofErr w:type="spellStart"/>
+      <w:proofErr w:type="gramStart"/>
       <w:r>
         <w:rPr>
           <w:highlight w:val="yellow"/>
         </w:rPr>
         <w:t>future.isDone</w:t>
       </w:r>
+      <w:proofErr w:type="spellEnd"/>
+      <w:proofErr w:type="gramEnd"/>
       <w:r>
         <w:t xml:space="preserve">()) return </w:t>
       </w:r>
+      <w:proofErr w:type="spellStart"/>
+      <w:proofErr w:type="gramStart"/>
       <w:r>
         <w:rPr>
           <w:highlight w:val="yellow"/>
         </w:rPr>
         <w:t>future.get</w:t>
       </w:r>
+      <w:proofErr w:type="spellEnd"/>
       <w:r>
         <w:t>();</w:t>
       </w:r>
+      <w:proofErr w:type="gramEnd"/>
     </w:p>
     <w:p>
       <w:r>
@@ -9049,14 +13080,92 @@
         <w:tab/>
       </w:r>
       <w:r>
-        <w:t>Semaphore s = new Semaphore(2); i=0;</w:t>
-      </w:r>
-    </w:p>
-    <w:p>
-      <w:r>
-        <w:tab/>
-        <w:t>While(i&lt;100){ s.aquire() sout(“semaphore”); i++; s.release()};</w:t>
-      </w:r>
+        <w:t xml:space="preserve">Semaphore s = new </w:t>
+      </w:r>
+      <w:proofErr w:type="gramStart"/>
+      <w:r>
+        <w:t>Semaphore(</w:t>
+      </w:r>
+      <w:proofErr w:type="gramEnd"/>
+      <w:r>
+        <w:t xml:space="preserve">2); </w:t>
+      </w:r>
+      <w:proofErr w:type="spellStart"/>
+      <w:r>
+        <w:t>i</w:t>
+      </w:r>
+      <w:proofErr w:type="spellEnd"/>
+      <w:r>
+        <w:t>=</w:t>
+      </w:r>
+      <w:proofErr w:type="gramStart"/>
+      <w:r>
+        <w:t>0;</w:t>
+      </w:r>
+      <w:proofErr w:type="gramEnd"/>
+    </w:p>
+    <w:p>
+      <w:r>
+        <w:tab/>
+        <w:t>While(</w:t>
+      </w:r>
+      <w:proofErr w:type="spellStart"/>
+      <w:r>
+        <w:t>i</w:t>
+      </w:r>
+      <w:proofErr w:type="spellEnd"/>
+      <w:r>
+        <w:t>&lt;</w:t>
+      </w:r>
+      <w:proofErr w:type="gramStart"/>
+      <w:r>
+        <w:t>100){</w:t>
+      </w:r>
+      <w:proofErr w:type="gramEnd"/>
+      <w:r>
+        <w:t xml:space="preserve"> </w:t>
+      </w:r>
+      <w:proofErr w:type="spellStart"/>
+      <w:proofErr w:type="gramStart"/>
+      <w:r>
+        <w:t>s.aquire</w:t>
+      </w:r>
+      <w:proofErr w:type="spellEnd"/>
+      <w:proofErr w:type="gramEnd"/>
+      <w:r>
+        <w:t xml:space="preserve">() </w:t>
+      </w:r>
+      <w:proofErr w:type="spellStart"/>
+      <w:r>
+        <w:t>sout</w:t>
+      </w:r>
+      <w:proofErr w:type="spellEnd"/>
+      <w:r>
+        <w:t xml:space="preserve">(“semaphore”); </w:t>
+      </w:r>
+      <w:proofErr w:type="spellStart"/>
+      <w:r>
+        <w:t>i</w:t>
+      </w:r>
+      <w:proofErr w:type="spellEnd"/>
+      <w:r>
+        <w:t xml:space="preserve">++; </w:t>
+      </w:r>
+      <w:proofErr w:type="spellStart"/>
+      <w:proofErr w:type="gramStart"/>
+      <w:r>
+        <w:t>s.release</w:t>
+      </w:r>
+      <w:proofErr w:type="spellEnd"/>
+      <w:proofErr w:type="gramEnd"/>
+      <w:r>
+        <w:t>()</w:t>
+      </w:r>
+      <w:proofErr w:type="gramStart"/>
+      <w:r>
+        <w:t>};</w:t>
+      </w:r>
+      <w:proofErr w:type="gramEnd"/>
     </w:p>
     <w:p/>
     <w:p>
@@ -9067,7 +13176,14 @@
     <w:p>
       <w:r>
         <w:tab/>
-        <w:t xml:space="preserve">ThreadFactory </w:t>
+      </w:r>
+      <w:proofErr w:type="spellStart"/>
+      <w:r>
+        <w:t>ThreadFactory</w:t>
+      </w:r>
+      <w:proofErr w:type="spellEnd"/>
+      <w:r>
+        <w:t xml:space="preserve"> </w:t>
       </w:r>
       <w:r>
         <w:rPr>
@@ -9076,13 +13192,49 @@
         <w:t>f</w:t>
       </w:r>
       <w:r>
-        <w:t xml:space="preserve"> = Thread.ofVirtual().factory();</w:t>
-      </w:r>
-    </w:p>
-    <w:p>
-      <w:r>
-        <w:tab/>
-        <w:t xml:space="preserve">ScheduledExecutorService s=Executors.newScheduledThreadPool(1, </w:t>
+        <w:t xml:space="preserve"> = </w:t>
+      </w:r>
+      <w:proofErr w:type="spellStart"/>
+      <w:r>
+        <w:t>Thread.ofVirtual</w:t>
+      </w:r>
+      <w:proofErr w:type="spellEnd"/>
+      <w:r>
+        <w:t>(</w:t>
+      </w:r>
+      <w:proofErr w:type="gramStart"/>
+      <w:r>
+        <w:t>).factory</w:t>
+      </w:r>
+      <w:proofErr w:type="gramEnd"/>
+      <w:r>
+        <w:t>(</w:t>
+      </w:r>
+      <w:proofErr w:type="gramStart"/>
+      <w:r>
+        <w:t>);</w:t>
+      </w:r>
+      <w:proofErr w:type="gramEnd"/>
+    </w:p>
+    <w:p>
+      <w:r>
+        <w:tab/>
+      </w:r>
+      <w:proofErr w:type="spellStart"/>
+      <w:r>
+        <w:t>ScheduledExecutorService</w:t>
+      </w:r>
+      <w:proofErr w:type="spellEnd"/>
+      <w:r>
+        <w:t xml:space="preserve"> s=</w:t>
+      </w:r>
+      <w:proofErr w:type="spellStart"/>
+      <w:r>
+        <w:t>Executors.newScheduledThreadPool</w:t>
+      </w:r>
+      <w:proofErr w:type="spellEnd"/>
+      <w:r>
+        <w:t xml:space="preserve">(1, </w:t>
       </w:r>
       <w:r>
         <w:rPr>
@@ -9090,20 +13242,69 @@
         </w:rPr>
         <w:t>f</w:t>
       </w:r>
+      <w:proofErr w:type="gramStart"/>
       <w:r>
         <w:t>);</w:t>
       </w:r>
-    </w:p>
-    <w:p>
-      <w:r>
-        <w:tab/>
-        <w:t>s.scheduleAtFixedRate(()-&gt;{…}, 1,2,TimeUnit.Seconds)  //delay 1, cada 2 segundos</w:t>
-      </w:r>
-    </w:p>
-    <w:p>
-      <w:r>
-        <w:tab/>
-        <w:t>s.shutdown()</w:t>
+      <w:proofErr w:type="gramEnd"/>
+    </w:p>
+    <w:p>
+      <w:r>
+        <w:tab/>
+      </w:r>
+      <w:proofErr w:type="spellStart"/>
+      <w:proofErr w:type="gramStart"/>
+      <w:r>
+        <w:t>s.scheduleAtFixedRate</w:t>
+      </w:r>
+      <w:proofErr w:type="spellEnd"/>
+      <w:proofErr w:type="gramEnd"/>
+      <w:r>
+        <w:t>(()-</w:t>
+      </w:r>
+      <w:proofErr w:type="gramStart"/>
+      <w:r>
+        <w:t>&gt;{</w:t>
+      </w:r>
+      <w:proofErr w:type="gramEnd"/>
+      <w:r>
+        <w:t>…}, 1,</w:t>
+      </w:r>
+      <w:proofErr w:type="gramStart"/>
+      <w:r>
+        <w:t>2,TimeUnit.Seconds)  /</w:t>
+      </w:r>
+      <w:proofErr w:type="gramEnd"/>
+      <w:r>
+        <w:t xml:space="preserve">/delay 1, </w:t>
+      </w:r>
+      <w:proofErr w:type="spellStart"/>
+      <w:r>
+        <w:t>cada</w:t>
+      </w:r>
+      <w:proofErr w:type="spellEnd"/>
+      <w:r>
+        <w:t xml:space="preserve"> 2 </w:t>
+      </w:r>
+      <w:proofErr w:type="spellStart"/>
+      <w:r>
+        <w:t>segundos</w:t>
+      </w:r>
+      <w:proofErr w:type="spellEnd"/>
+    </w:p>
+    <w:p>
+      <w:r>
+        <w:tab/>
+      </w:r>
+      <w:proofErr w:type="spellStart"/>
+      <w:proofErr w:type="gramStart"/>
+      <w:r>
+        <w:t>s.shutdown</w:t>
+      </w:r>
+      <w:proofErr w:type="spellEnd"/>
+      <w:proofErr w:type="gramEnd"/>
+      <w:r>
+        <w:t>()</w:t>
       </w:r>
     </w:p>
     <w:p>
@@ -9114,13 +13315,67 @@
     <w:p>
       <w:r>
         <w:tab/>
-        <w:t xml:space="preserve">ThreadLocal&lt;String&gt; tl = new ThreadLocal&lt;&gt;(); </w:t>
-      </w:r>
-    </w:p>
-    <w:p>
-      <w:r>
-        <w:tab/>
-        <w:t>Tl.set(“tokened”);   tl.get()</w:t>
+      </w:r>
+      <w:proofErr w:type="spellStart"/>
+      <w:r>
+        <w:t>ThreadLocal</w:t>
+      </w:r>
+      <w:proofErr w:type="spellEnd"/>
+      <w:r>
+        <w:t xml:space="preserve">&lt;String&gt; </w:t>
+      </w:r>
+      <w:proofErr w:type="spellStart"/>
+      <w:r>
+        <w:t>tl</w:t>
+      </w:r>
+      <w:proofErr w:type="spellEnd"/>
+      <w:r>
+        <w:t xml:space="preserve"> = new </w:t>
+      </w:r>
+      <w:proofErr w:type="spellStart"/>
+      <w:r>
+        <w:t>ThreadLocal</w:t>
+      </w:r>
+      <w:proofErr w:type="spellEnd"/>
+      <w:r>
+        <w:t>&lt;</w:t>
+      </w:r>
+      <w:proofErr w:type="gramStart"/>
+      <w:r>
+        <w:t>&gt;();</w:t>
+      </w:r>
+      <w:proofErr w:type="gramEnd"/>
+      <w:r>
+        <w:t xml:space="preserve"> </w:t>
+      </w:r>
+    </w:p>
+    <w:p>
+      <w:r>
+        <w:tab/>
+      </w:r>
+      <w:proofErr w:type="spellStart"/>
+      <w:r>
+        <w:t>Tl.set</w:t>
+      </w:r>
+      <w:proofErr w:type="spellEnd"/>
+      <w:r>
+        <w:t>(“tokened”</w:t>
+      </w:r>
+      <w:proofErr w:type="gramStart"/>
+      <w:r>
+        <w:t xml:space="preserve">);   </w:t>
+      </w:r>
+      <w:proofErr w:type="spellStart"/>
+      <w:r>
+        <w:t>tl.get</w:t>
+      </w:r>
+      <w:proofErr w:type="spellEnd"/>
+      <w:r>
+        <w:t>(</w:t>
+      </w:r>
+      <w:proofErr w:type="gramEnd"/>
+      <w:r>
+        <w:t>)</w:t>
       </w:r>
     </w:p>
     <w:p>
@@ -9132,20 +13387,74 @@
     <w:p>
       <w:r>
         <w:tab/>
-        <w:t>ThreadLocal&lt;String&gt; tl = ThreadLocal.withInitial (()-&gt;“Example”)</w:t>
+      </w:r>
+      <w:proofErr w:type="spellStart"/>
+      <w:r>
+        <w:t>ThreadLocal</w:t>
+      </w:r>
+      <w:proofErr w:type="spellEnd"/>
+      <w:r>
+        <w:t xml:space="preserve">&lt;String&gt; </w:t>
+      </w:r>
+      <w:proofErr w:type="spellStart"/>
+      <w:r>
+        <w:t>tl</w:t>
+      </w:r>
+      <w:proofErr w:type="spellEnd"/>
+      <w:r>
+        <w:t xml:space="preserve"> = </w:t>
+      </w:r>
+      <w:proofErr w:type="spellStart"/>
+      <w:r>
+        <w:t>ThreadLocal.withInitial</w:t>
+      </w:r>
+      <w:proofErr w:type="spellEnd"/>
+      <w:r>
+        <w:t xml:space="preserve"> (()-</w:t>
+      </w:r>
+      <w:proofErr w:type="gramStart"/>
+      <w:r>
+        <w:t>&gt;“</w:t>
+      </w:r>
+      <w:proofErr w:type="gramEnd"/>
+      <w:r>
+        <w:t>Example”)</w:t>
       </w:r>
     </w:p>
     <w:p/>
     <w:p>
       <w:r>
         <w:lastRenderedPageBreak/>
-        <w:t>-create ScopedValue (jdk 25 improved thread local)</w:t>
-      </w:r>
-    </w:p>
-    <w:p>
-      <w:r>
-        <w:tab/>
-        <w:t xml:space="preserve">ScopedValue&lt;String&gt; </w:t>
+        <w:t xml:space="preserve">-create </w:t>
+      </w:r>
+      <w:proofErr w:type="spellStart"/>
+      <w:r>
+        <w:t>ScopedValue</w:t>
+      </w:r>
+      <w:proofErr w:type="spellEnd"/>
+      <w:r>
+        <w:t xml:space="preserve"> (</w:t>
+      </w:r>
+      <w:proofErr w:type="spellStart"/>
+      <w:r>
+        <w:t>jdk</w:t>
+      </w:r>
+      <w:proofErr w:type="spellEnd"/>
+      <w:r>
+        <w:t xml:space="preserve"> 25 improved thread local)</w:t>
+      </w:r>
+    </w:p>
+    <w:p>
+      <w:r>
+        <w:tab/>
+      </w:r>
+      <w:proofErr w:type="spellStart"/>
+      <w:r>
+        <w:t>ScopedValue</w:t>
+      </w:r>
+      <w:proofErr w:type="spellEnd"/>
+      <w:r>
+        <w:t xml:space="preserve">&lt;String&gt; </w:t>
       </w:r>
       <w:r>
         <w:rPr>
@@ -9156,12 +13465,23 @@
         <w:t>SESSION_TOKEN</w:t>
       </w:r>
       <w:r>
-        <w:t xml:space="preserve"> = ScopedValue.newInstance().</w:t>
-      </w:r>
-    </w:p>
-    <w:p>
-      <w:r>
-        <w:tab/>
+        <w:t xml:space="preserve"> = </w:t>
+      </w:r>
+      <w:proofErr w:type="spellStart"/>
+      <w:r>
+        <w:t>ScopedValue.newInstance</w:t>
+      </w:r>
+      <w:proofErr w:type="spellEnd"/>
+      <w:r>
+        <w:t>().</w:t>
+      </w:r>
+    </w:p>
+    <w:p>
+      <w:r>
+        <w:tab/>
+      </w:r>
+      <w:proofErr w:type="spellStart"/>
+      <w:r>
         <w:t>ScopedValue.</w:t>
       </w:r>
       <w:r>
@@ -9170,6 +13490,7 @@
         </w:rPr>
         <w:t>where</w:t>
       </w:r>
+      <w:proofErr w:type="spellEnd"/>
       <w:r>
         <w:t>(</w:t>
       </w:r>
@@ -9182,13 +13503,51 @@
         <w:t>SESSION_TOKEN</w:t>
       </w:r>
       <w:r>
-        <w:t xml:space="preserve">, “sesion123”).run(()-&gt;{check()});  //check </w:t>
+        <w:t>, “sesion123”</w:t>
+      </w:r>
+      <w:proofErr w:type="gramStart"/>
+      <w:r>
+        <w:t>).run</w:t>
+      </w:r>
+      <w:proofErr w:type="gramEnd"/>
+      <w:r>
+        <w:t>(()-&gt;{</w:t>
+      </w:r>
+      <w:proofErr w:type="gramStart"/>
+      <w:r>
+        <w:t>check(</w:t>
+      </w:r>
+      <w:proofErr w:type="gramEnd"/>
+      <w:r>
+        <w:t>)}</w:t>
+      </w:r>
+      <w:proofErr w:type="gramStart"/>
+      <w:r>
+        <w:t>);  /</w:t>
+      </w:r>
+      <w:proofErr w:type="gramEnd"/>
+      <w:r>
+        <w:t xml:space="preserve">/check </w:t>
       </w:r>
       <w:r>
         <w:rPr>
           <w:highlight w:val="yellow"/>
         </w:rPr>
-        <w:t>prints SESSION_TOKEN successfully, after ending run() value is removed</w:t>
+        <w:t xml:space="preserve">prints SESSION_TOKEN successfully, after ending </w:t>
+      </w:r>
+      <w:proofErr w:type="gramStart"/>
+      <w:r>
+        <w:rPr>
+          <w:highlight w:val="yellow"/>
+        </w:rPr>
+        <w:t>run(</w:t>
+      </w:r>
+      <w:proofErr w:type="gramEnd"/>
+      <w:r>
+        <w:rPr>
+          <w:highlight w:val="yellow"/>
+        </w:rPr>
+        <w:t>) value is removed</w:t>
       </w:r>
     </w:p>
     <w:p/>
@@ -9211,7 +13570,23 @@
     <w:p>
       <w:r>
         <w:tab/>
-        <w:t xml:space="preserve">-init detroy methods </w:t>
+        <w:t>-</w:t>
+      </w:r>
+      <w:proofErr w:type="spellStart"/>
+      <w:r>
+        <w:t>init</w:t>
+      </w:r>
+      <w:proofErr w:type="spellEnd"/>
+      <w:r>
+        <w:t xml:space="preserve"> </w:t>
+      </w:r>
+      <w:proofErr w:type="spellStart"/>
+      <w:r>
+        <w:t>detroy</w:t>
+      </w:r>
+      <w:proofErr w:type="spellEnd"/>
+      <w:r>
+        <w:t xml:space="preserve"> methods </w:t>
       </w:r>
     </w:p>
     <w:p>
@@ -9256,7 +13631,15 @@
     <w:p>
       <w:r>
         <w:tab/>
-        <w:t>-create a one to many, many to one</w:t>
+        <w:t xml:space="preserve">-create a one </w:t>
+      </w:r>
+      <w:proofErr w:type="gramStart"/>
+      <w:r>
+        <w:t>to</w:t>
+      </w:r>
+      <w:proofErr w:type="gramEnd"/>
+      <w:r>
+        <w:t xml:space="preserve"> many, many to one</w:t>
       </w:r>
     </w:p>
     <w:p>
@@ -9268,22 +13651,59 @@
     <w:p>
       <w:r>
         <w:tab/>
-        <w:t>-use aop</w:t>
-      </w:r>
-    </w:p>
-    <w:p>
-      <w:r>
-        <w:tab/>
-        <w:t>-spring security implement custom entry point, denied handler, invalid session page, concurrent session for same user to just 1 and deny at login if a second same user wants to login, authentication events, onsuccess, on failure, authentication success handler, authentication failure handler, invalidate http session and delete cookies</w:t>
-      </w:r>
-    </w:p>
-    <w:p>
-      <w:r>
-        <w:tab/>
-        <w:t>-normal mvc that injects a @ModelAttribute from a form and redirects to a view</w:t>
-      </w:r>
-      <w:r>
-        <w:t>, if the form has errors refirect to the submit form page and highlight the errors</w:t>
+        <w:t xml:space="preserve">-use </w:t>
+      </w:r>
+      <w:proofErr w:type="spellStart"/>
+      <w:r>
+        <w:t>aop</w:t>
+      </w:r>
+      <w:proofErr w:type="spellEnd"/>
+    </w:p>
+    <w:p>
+      <w:r>
+        <w:tab/>
+        <w:t xml:space="preserve">-spring security implement custom entry point, denied handler, invalid session page, concurrent session for same user to just 1 and deny at login if a second same user wants to login, authentication events, </w:t>
+      </w:r>
+      <w:proofErr w:type="spellStart"/>
+      <w:r>
+        <w:t>onsuccess</w:t>
+      </w:r>
+      <w:proofErr w:type="spellEnd"/>
+      <w:r>
+        <w:t>, on failure, authentication success handler, authentication failure handler, invalidate http session and delete cookies</w:t>
+      </w:r>
+    </w:p>
+    <w:p>
+      <w:r>
+        <w:tab/>
+        <w:t xml:space="preserve">-normal </w:t>
+      </w:r>
+      <w:proofErr w:type="spellStart"/>
+      <w:r>
+        <w:t>mvc</w:t>
+      </w:r>
+      <w:proofErr w:type="spellEnd"/>
+      <w:r>
+        <w:t xml:space="preserve"> that injects </w:t>
+      </w:r>
+      <w:proofErr w:type="gramStart"/>
+      <w:r>
+        <w:t>a @</w:t>
+      </w:r>
+      <w:proofErr w:type="gramEnd"/>
+      <w:r>
+        <w:t>ModelAttribute from a form and redirects to a view</w:t>
+      </w:r>
+      <w:r>
+        <w:t xml:space="preserve">, if the form has errors </w:t>
+      </w:r>
+      <w:proofErr w:type="spellStart"/>
+      <w:r>
+        <w:t>refirect</w:t>
+      </w:r>
+      <w:proofErr w:type="spellEnd"/>
+      <w:r>
+        <w:t xml:space="preserve"> to the submit form page and highlight the errors</w:t>
       </w:r>
     </w:p>
     <w:p>
@@ -9295,7 +13715,15 @@
     <w:p>
       <w:r>
         <w:tab/>
-        <w:t>-create a open feign client</w:t>
+        <w:t xml:space="preserve">-create </w:t>
+      </w:r>
+      <w:proofErr w:type="gramStart"/>
+      <w:r>
+        <w:t>a</w:t>
+      </w:r>
+      <w:proofErr w:type="gramEnd"/>
+      <w:r>
+        <w:t xml:space="preserve"> open feign client</w:t>
       </w:r>
     </w:p>
     <w:p>
@@ -9332,19 +13760,53 @@
     <w:p>
       <w:r>
         <w:tab/>
-        <w:t>-implement kafka</w:t>
-      </w:r>
-    </w:p>
-    <w:p>
-      <w:r>
-        <w:t xml:space="preserve">Added kafka starter dependency on producer and consumer, </w:t>
-      </w:r>
-      <w:r>
-        <w:t xml:space="preserve">added properties on both with kafka server and producer, consumer, added a producer with kafkatemplate (injected </w:t>
-      </w:r>
-      <w:r>
-        <w:t>by spring), send a message, added a consumer with @KafkaListener adding topic and groupId</w:t>
-      </w:r>
+        <w:t xml:space="preserve">-implement </w:t>
+      </w:r>
+      <w:proofErr w:type="spellStart"/>
+      <w:r>
+        <w:t>kafka</w:t>
+      </w:r>
+      <w:proofErr w:type="spellEnd"/>
+    </w:p>
+    <w:p>
+      <w:r>
+        <w:t xml:space="preserve">Added </w:t>
+      </w:r>
+      <w:proofErr w:type="spellStart"/>
+      <w:r>
+        <w:t>kafka</w:t>
+      </w:r>
+      <w:proofErr w:type="spellEnd"/>
+      <w:r>
+        <w:t xml:space="preserve"> starter dependency on producer and consumer, </w:t>
+      </w:r>
+      <w:r>
+        <w:t xml:space="preserve">added properties on both with </w:t>
+      </w:r>
+      <w:proofErr w:type="spellStart"/>
+      <w:r>
+        <w:t>kafka</w:t>
+      </w:r>
+      <w:proofErr w:type="spellEnd"/>
+      <w:r>
+        <w:t xml:space="preserve"> server and producer, consumer, added a producer with </w:t>
+      </w:r>
+      <w:proofErr w:type="spellStart"/>
+      <w:r>
+        <w:t>kafkatemplate</w:t>
+      </w:r>
+      <w:proofErr w:type="spellEnd"/>
+      <w:r>
+        <w:t xml:space="preserve"> (injected </w:t>
+      </w:r>
+      <w:r>
+        <w:t xml:space="preserve">by spring), send a message, added a consumer with @KafkaListener adding topic and </w:t>
+      </w:r>
+      <w:proofErr w:type="spellStart"/>
+      <w:r>
+        <w:t>groupId</w:t>
+      </w:r>
+      <w:proofErr w:type="spellEnd"/>
       <w:r>
         <w:t xml:space="preserve"> and received the message</w:t>
       </w:r>
@@ -9354,22 +13816,88 @@
     </w:p>
     <w:p>
       <w:r>
-        <w:t xml:space="preserve">To visualize kafka topic, partitions, </w:t>
-      </w:r>
-      <w:r>
-        <w:t>replicas I used kafka ui, created a compose file and added kafka with zookeeper dependency (must had been an older version of kafka)</w:t>
+        <w:t xml:space="preserve">To visualize </w:t>
+      </w:r>
+      <w:proofErr w:type="spellStart"/>
+      <w:r>
+        <w:t>kafka</w:t>
+      </w:r>
+      <w:proofErr w:type="spellEnd"/>
+      <w:r>
+        <w:t xml:space="preserve"> topic, partitions, </w:t>
+      </w:r>
+      <w:r>
+        <w:t xml:space="preserve">replicas I used </w:t>
+      </w:r>
+      <w:proofErr w:type="spellStart"/>
+      <w:r>
+        <w:t>kafka</w:t>
+      </w:r>
+      <w:proofErr w:type="spellEnd"/>
+      <w:r>
+        <w:t xml:space="preserve"> </w:t>
+      </w:r>
+      <w:proofErr w:type="spellStart"/>
+      <w:r>
+        <w:t>ui</w:t>
+      </w:r>
+      <w:proofErr w:type="spellEnd"/>
+      <w:r>
+        <w:t xml:space="preserve">, created a compose file and added </w:t>
+      </w:r>
+      <w:proofErr w:type="spellStart"/>
+      <w:r>
+        <w:t>kafka</w:t>
+      </w:r>
+      <w:proofErr w:type="spellEnd"/>
+      <w:r>
+        <w:t xml:space="preserve"> with zookeeper dependency (must had been an older version of </w:t>
+      </w:r>
+      <w:proofErr w:type="spellStart"/>
+      <w:r>
+        <w:t>kafka</w:t>
+      </w:r>
+      <w:proofErr w:type="spellEnd"/>
+      <w:r>
+        <w:t>)</w:t>
       </w:r>
       <w:r>
         <w:t xml:space="preserve"> then added </w:t>
       </w:r>
-      <w:r>
-        <w:t>provectuslabs/kafka-ui:latest</w:t>
-      </w:r>
+      <w:proofErr w:type="spellStart"/>
+      <w:r>
+        <w:t>provectuslabs</w:t>
+      </w:r>
+      <w:proofErr w:type="spellEnd"/>
+      <w:r>
+        <w:t>/</w:t>
+      </w:r>
+      <w:proofErr w:type="spellStart"/>
+      <w:r>
+        <w:t>kafka-ui:latest</w:t>
+      </w:r>
+      <w:proofErr w:type="spellEnd"/>
       <w:r>
         <w:t xml:space="preserve"> as service, created a network for them to communicate and run the docker compose file, </w:t>
       </w:r>
       <w:r>
-        <w:t>took a look in the declared port for kafka ui and it shows the dashboard</w:t>
+        <w:t xml:space="preserve">took a look in the declared port for </w:t>
+      </w:r>
+      <w:proofErr w:type="spellStart"/>
+      <w:r>
+        <w:t>kafka</w:t>
+      </w:r>
+      <w:proofErr w:type="spellEnd"/>
+      <w:r>
+        <w:t xml:space="preserve"> </w:t>
+      </w:r>
+      <w:proofErr w:type="spellStart"/>
+      <w:r>
+        <w:t>ui</w:t>
+      </w:r>
+      <w:proofErr w:type="spellEnd"/>
+      <w:r>
+        <w:t xml:space="preserve"> and it shows the dashboard</w:t>
       </w:r>
       <w:r>
         <w:t>.</w:t>
@@ -9377,10 +13905,34 @@
     </w:p>
     <w:p>
       <w:r>
-        <w:t>To add a second broker add a second service in the compose file same as the broker but changing ids and ports</w:t>
-      </w:r>
-      <w:r>
-        <w:t>, needed to change replication factor and partitions in the topic(with a bean for the topic) and add the second port in the yaml properties</w:t>
+        <w:t xml:space="preserve">To add a second </w:t>
+      </w:r>
+      <w:proofErr w:type="gramStart"/>
+      <w:r>
+        <w:t>broker</w:t>
+      </w:r>
+      <w:proofErr w:type="gramEnd"/>
+      <w:r>
+        <w:t xml:space="preserve"> add a second service in the compose file same as the broker but changing ids and ports</w:t>
+      </w:r>
+      <w:r>
+        <w:t xml:space="preserve">, needed to change replication factor and partitions in the </w:t>
+      </w:r>
+      <w:proofErr w:type="gramStart"/>
+      <w:r>
+        <w:t>topic(</w:t>
+      </w:r>
+      <w:proofErr w:type="gramEnd"/>
+      <w:r>
+        <w:t xml:space="preserve">with a bean for the topic) and add the second port in the </w:t>
+      </w:r>
+      <w:proofErr w:type="spellStart"/>
+      <w:r>
+        <w:t>yaml</w:t>
+      </w:r>
+      <w:proofErr w:type="spellEnd"/>
+      <w:r>
+        <w:t xml:space="preserve"> properties</w:t>
       </w:r>
     </w:p>
     <w:p>
@@ -9388,14 +13940,38 @@
         <w:t>If replica</w:t>
       </w:r>
       <w:r>
-        <w:t>s are not correct, probably existed before both brokers were there or failed in automatic creation, could create it in kafka ui or rebalance it</w:t>
+        <w:t xml:space="preserve">s are not correct, probably existed before both brokers were there or failed in automatic creation, could create it in </w:t>
+      </w:r>
+      <w:proofErr w:type="spellStart"/>
+      <w:r>
+        <w:t>kafka</w:t>
+      </w:r>
+      <w:proofErr w:type="spellEnd"/>
+      <w:r>
+        <w:t xml:space="preserve"> </w:t>
+      </w:r>
+      <w:proofErr w:type="spellStart"/>
+      <w:r>
+        <w:t>ui</w:t>
+      </w:r>
+      <w:proofErr w:type="spellEnd"/>
+      <w:r>
+        <w:t xml:space="preserve"> or rebalance it</w:t>
       </w:r>
     </w:p>
     <w:p/>
     <w:p>
       <w:r>
         <w:tab/>
-        <w:t xml:space="preserve">- implement kafka with spring cloud </w:t>
+        <w:t xml:space="preserve">- implement </w:t>
+      </w:r>
+      <w:proofErr w:type="spellStart"/>
+      <w:r>
+        <w:t>kafka</w:t>
+      </w:r>
+      <w:proofErr w:type="spellEnd"/>
+      <w:r>
+        <w:t xml:space="preserve"> with spring cloud </w:t>
       </w:r>
       <w:r>
         <w:t>streams</w:t>
@@ -9407,10 +13983,23 @@
         <w:t xml:space="preserve">Created a </w:t>
       </w:r>
       <w:r>
-        <w:t xml:space="preserve">bean for producer but it was sending messages each second, we can use poller fixed delay to avoid it but since I was using </w:t>
-      </w:r>
-      <w:r>
-        <w:t>streamBridge to send the message it was not needed anyway so commented it, added a consumer to consume the message sent by the producer, a configuration bean</w:t>
+        <w:t xml:space="preserve">bean for producer but it was sending messages each second, we can use </w:t>
+      </w:r>
+      <w:proofErr w:type="spellStart"/>
+      <w:r>
+        <w:t>poller</w:t>
+      </w:r>
+      <w:proofErr w:type="spellEnd"/>
+      <w:r>
+        <w:t xml:space="preserve"> fixed delay to avoid it but since I was using </w:t>
+      </w:r>
+      <w:proofErr w:type="spellStart"/>
+      <w:r>
+        <w:t>streamBridge</w:t>
+      </w:r>
+      <w:proofErr w:type="spellEnd"/>
+      <w:r>
+        <w:t xml:space="preserve"> to send the message it was not needed anyway so commented it, added a consumer to consume the message sent by the producer, a configuration bean</w:t>
       </w:r>
       <w:r>
         <w:t>, it can be a supplier if you just want to consume, but I added it as a Function to forward it into another topic.</w:t>
@@ -9421,8 +14010,13 @@
         <w:t xml:space="preserve">Added </w:t>
       </w:r>
       <w:r>
-        <w:t>spring-cloud-starter-stream-kafka</w:t>
-      </w:r>
+        <w:t>spring-cloud-starter-stream-</w:t>
+      </w:r>
+      <w:proofErr w:type="spellStart"/>
+      <w:r>
+        <w:t>kafka</w:t>
+      </w:r>
+      <w:proofErr w:type="spellEnd"/>
       <w:r>
         <w:t xml:space="preserve"> in pom and its dependency management, and in properties need to configure </w:t>
       </w:r>
@@ -9436,7 +14030,15 @@
         <w:t>function definition (appending in/out-0)</w:t>
       </w:r>
       <w:r>
-        <w:t xml:space="preserve"> and binder to the kafka broker servers</w:t>
+        <w:t xml:space="preserve"> and binder to the </w:t>
+      </w:r>
+      <w:proofErr w:type="spellStart"/>
+      <w:r>
+        <w:t>kafka</w:t>
+      </w:r>
+      <w:proofErr w:type="spellEnd"/>
+      <w:r>
+        <w:t xml:space="preserve"> broker servers</w:t>
       </w:r>
     </w:p>
     <w:p/>
@@ -9446,22 +14048,970 @@
         <w:t>Kafka</w:t>
       </w:r>
       <w:r>
-        <w:t xml:space="preserve"> provectuslabs/</w:t>
-      </w:r>
+        <w:t xml:space="preserve"> </w:t>
+      </w:r>
+      <w:proofErr w:type="spellStart"/>
+      <w:r>
+        <w:t>provectuslabs</w:t>
+      </w:r>
+      <w:proofErr w:type="spellEnd"/>
+      <w:r>
+        <w:t>/</w:t>
+      </w:r>
+      <w:proofErr w:type="spellStart"/>
       <w:r>
         <w:rPr>
           <w:highlight w:val="yellow"/>
         </w:rPr>
         <w:t>kafka-ui</w:t>
       </w:r>
-      <w:r>
-        <w:t xml:space="preserve"> image used to see kafka details in a dashboard, topics, brokers, replicas, messages, current offsets, etc</w:t>
-      </w:r>
+      <w:proofErr w:type="spellEnd"/>
+      <w:r>
+        <w:t xml:space="preserve"> image used to see </w:t>
+      </w:r>
+      <w:proofErr w:type="spellStart"/>
+      <w:r>
+        <w:t>kafka</w:t>
+      </w:r>
+      <w:proofErr w:type="spellEnd"/>
+      <w:r>
+        <w:t xml:space="preserve"> details in a dashboard, topics, brokers, replicas, messages, current offsets, </w:t>
+      </w:r>
+      <w:proofErr w:type="spellStart"/>
+      <w:r>
+        <w:t>etc</w:t>
+      </w:r>
+      <w:proofErr w:type="spellEnd"/>
     </w:p>
     <w:p/>
     <w:p>
-      <w:r>
-        <w:tab/>
+      <w:pPr>
+        <w:pStyle w:val="ListParagraph"/>
+        <w:numPr>
+          <w:ilvl w:val="0"/>
+          <w:numId w:val="4"/>
+        </w:numPr>
+      </w:pPr>
+      <w:r>
+        <w:t>Add another broker</w:t>
+      </w:r>
+      <w:r>
+        <w:t xml:space="preserve"> KAFKA </w:t>
+      </w:r>
+      <w:r>
+        <w:t>WILL NOT REBALANCE AUTOMATICALLY</w:t>
+      </w:r>
+    </w:p>
+    <w:p>
+      <w:pPr>
+        <w:ind w:left="720"/>
+      </w:pPr>
+      <w:r>
+        <w:t xml:space="preserve">Run another docker container </w:t>
+      </w:r>
+      <w:r>
+        <w:t xml:space="preserve">changing ids and ports and adding network, </w:t>
+      </w:r>
+      <w:proofErr w:type="gramStart"/>
+      <w:r>
+        <w:t>it</w:t>
+      </w:r>
+      <w:proofErr w:type="gramEnd"/>
+      <w:r>
+        <w:t xml:space="preserve"> wont move partitions automatically</w:t>
+      </w:r>
+      <w:r>
+        <w:t xml:space="preserve"> or start using the new broker by itself</w:t>
+      </w:r>
+      <w:r>
+        <w:t>, need to reassign partitions</w:t>
+      </w:r>
+      <w:r>
+        <w:t xml:space="preserve"> (created a </w:t>
+      </w:r>
+      <w:proofErr w:type="spellStart"/>
+      <w:r>
+        <w:t>json</w:t>
+      </w:r>
+      <w:proofErr w:type="spellEnd"/>
+      <w:r>
+        <w:t xml:space="preserve"> file with topics</w:t>
+      </w:r>
+      <w:r>
+        <w:t xml:space="preserve"> and ran the </w:t>
+      </w:r>
+      <w:proofErr w:type="spellStart"/>
+      <w:r>
+        <w:t>kafka</w:t>
+      </w:r>
+      <w:proofErr w:type="spellEnd"/>
+      <w:r>
+        <w:t>-reassign-partitions inside docker (needed to copy the file inside docker as well)</w:t>
+      </w:r>
+      <w:r>
+        <w:t>)</w:t>
+      </w:r>
+    </w:p>
+    <w:p>
+      <w:pPr>
+        <w:ind w:left="720"/>
+      </w:pPr>
+      <w:r>
+        <w:drawing>
+          <wp:inline distT="0" distB="0" distL="0" distR="0" wp14:anchorId="01C08E38" wp14:editId="531CAEB8">
+            <wp:extent cx="2524477" cy="2457793"/>
+            <wp:effectExtent l="0" t="0" r="9525" b="0"/>
+            <wp:docPr id="1915181996" name="Picture 1"/>
+            <wp:cNvGraphicFramePr>
+              <a:graphicFrameLocks xmlns:a="http://schemas.openxmlformats.org/drawingml/2006/main" noChangeAspect="1"/>
+            </wp:cNvGraphicFramePr>
+            <a:graphic xmlns:a="http://schemas.openxmlformats.org/drawingml/2006/main">
+              <a:graphicData uri="http://schemas.openxmlformats.org/drawingml/2006/picture">
+                <pic:pic xmlns:pic="http://schemas.openxmlformats.org/drawingml/2006/picture">
+                  <pic:nvPicPr>
+                    <pic:cNvPr id="1915181996" name=""/>
+                    <pic:cNvPicPr/>
+                  </pic:nvPicPr>
+                  <pic:blipFill>
+                    <a:blip r:embed="rId67"/>
+                    <a:stretch>
+                      <a:fillRect/>
+                    </a:stretch>
+                  </pic:blipFill>
+                  <pic:spPr>
+                    <a:xfrm>
+                      <a:off x="0" y="0"/>
+                      <a:ext cx="2524477" cy="2457793"/>
+                    </a:xfrm>
+                    <a:prstGeom prst="rect">
+                      <a:avLst/>
+                    </a:prstGeom>
+                  </pic:spPr>
+                </pic:pic>
+              </a:graphicData>
+            </a:graphic>
+          </wp:inline>
+        </w:drawing>
+      </w:r>
+    </w:p>
+    <w:p>
+      <w:pPr>
+        <w:pStyle w:val="ListParagraph"/>
+        <w:ind w:left="360"/>
+      </w:pPr>
+    </w:p>
+    <w:p>
+      <w:pPr>
+        <w:pStyle w:val="ListParagraph"/>
+        <w:numPr>
+          <w:ilvl w:val="0"/>
+          <w:numId w:val="4"/>
+        </w:numPr>
+      </w:pPr>
+      <w:r>
+        <w:t>Add another partition</w:t>
+      </w:r>
+    </w:p>
+    <w:p>
+      <w:pPr>
+        <w:pStyle w:val="ListParagraph"/>
+      </w:pPr>
+      <w:r>
+        <w:t>Run a command inside docker with topic and new partitions adding –-alter flag</w:t>
+      </w:r>
+      <w:r>
+        <w:t xml:space="preserve">, </w:t>
+      </w:r>
+      <w:r>
+        <w:t xml:space="preserve">run reassignment </w:t>
+      </w:r>
+      <w:proofErr w:type="spellStart"/>
+      <w:r>
+        <w:t>againg</w:t>
+      </w:r>
+      <w:proofErr w:type="spellEnd"/>
+      <w:r>
+        <w:t xml:space="preserve"> to balance load across brokers</w:t>
+      </w:r>
+      <w:r>
+        <w:t xml:space="preserve">, existing data is not redistributed, new starts empty, </w:t>
+      </w:r>
+      <w:r>
+        <w:t xml:space="preserve">YOU CAN ADD BUT </w:t>
+      </w:r>
+      <w:proofErr w:type="gramStart"/>
+      <w:r>
+        <w:t>CANT</w:t>
+      </w:r>
+      <w:proofErr w:type="gramEnd"/>
+      <w:r>
+        <w:t xml:space="preserve"> DECREASE THEM</w:t>
+      </w:r>
+      <w:r>
+        <w:t xml:space="preserve">, IT NEEDS TO CREATE NEW TOPIC WITH DESIRED PARTITIONS AND </w:t>
+      </w:r>
+      <w:r>
+        <w:t>WRITE A PROGRAM TO COPY IT TO THE NEW TOPIC</w:t>
+      </w:r>
+    </w:p>
+    <w:p/>
+    <w:p>
+      <w:pPr>
+        <w:pStyle w:val="ListParagraph"/>
+        <w:numPr>
+          <w:ilvl w:val="0"/>
+          <w:numId w:val="4"/>
+        </w:numPr>
+      </w:pPr>
+      <w:r>
+        <w:t>Create a topic with 4 partitions</w:t>
+      </w:r>
+    </w:p>
+    <w:p>
+      <w:pPr>
+        <w:pStyle w:val="ListParagraph"/>
+        <w:ind w:left="360"/>
+      </w:pPr>
+      <w:r>
+        <w:t xml:space="preserve">docker exec -it </w:t>
+      </w:r>
+      <w:proofErr w:type="gramStart"/>
+      <w:r>
+        <w:t>broker</w:t>
+      </w:r>
+      <w:proofErr w:type="gramEnd"/>
+      <w:r>
+        <w:t xml:space="preserve"> </w:t>
+      </w:r>
+      <w:proofErr w:type="spellStart"/>
+      <w:r>
+        <w:t>kafka</w:t>
+      </w:r>
+      <w:proofErr w:type="spellEnd"/>
+      <w:r>
+        <w:t>-</w:t>
+      </w:r>
+      <w:proofErr w:type="gramStart"/>
+      <w:r>
+        <w:t>topics  --</w:t>
+      </w:r>
+      <w:proofErr w:type="gramEnd"/>
+      <w:r>
+        <w:t>create --topic orders --partitions 4 --replication-factor 3 --bootstrap-server broker:9093</w:t>
+      </w:r>
+    </w:p>
+    <w:p>
+      <w:r>
+        <w:t>-validate topic</w:t>
+      </w:r>
+    </w:p>
+    <w:p>
+      <w:r>
+        <w:tab/>
+        <w:t xml:space="preserve">Docker exec -it </w:t>
+      </w:r>
+      <w:proofErr w:type="gramStart"/>
+      <w:r>
+        <w:t>broker</w:t>
+      </w:r>
+      <w:proofErr w:type="gramEnd"/>
+      <w:r>
+        <w:t xml:space="preserve"> </w:t>
+      </w:r>
+      <w:proofErr w:type="spellStart"/>
+      <w:r>
+        <w:t>ka</w:t>
+      </w:r>
+      <w:r>
+        <w:t>fka</w:t>
+      </w:r>
+      <w:proofErr w:type="spellEnd"/>
+      <w:r>
+        <w:t>-topics –describe –topic orders –bootstrap-server broker:9093</w:t>
+      </w:r>
+    </w:p>
+    <w:p>
+      <w:pPr>
+        <w:pStyle w:val="ListParagraph"/>
+        <w:numPr>
+          <w:ilvl w:val="0"/>
+          <w:numId w:val="4"/>
+        </w:numPr>
+      </w:pPr>
+      <w:r>
+        <w:lastRenderedPageBreak/>
+        <w:t>Create topic in spring boot</w:t>
+      </w:r>
+    </w:p>
+    <w:p>
+      <w:pPr>
+        <w:pStyle w:val="ListParagraph"/>
+      </w:pPr>
+    </w:p>
+    <w:p>
+      <w:pPr>
+        <w:pStyle w:val="ListParagraph"/>
+      </w:pPr>
+      <w:proofErr w:type="gramStart"/>
+      <w:r>
+        <w:t>@Bean</w:t>
+      </w:r>
+      <w:proofErr w:type="gramEnd"/>
+    </w:p>
+    <w:p>
+      <w:pPr>
+        <w:pStyle w:val="ListParagraph"/>
+      </w:pPr>
+      <w:r>
+        <w:t xml:space="preserve">Public </w:t>
+      </w:r>
+      <w:proofErr w:type="spellStart"/>
+      <w:r>
+        <w:t>NewTopic</w:t>
+      </w:r>
+      <w:proofErr w:type="spellEnd"/>
+      <w:r>
+        <w:t xml:space="preserve"> </w:t>
+      </w:r>
+      <w:proofErr w:type="spellStart"/>
+      <w:proofErr w:type="gramStart"/>
+      <w:r>
+        <w:t>ordersTopic</w:t>
+      </w:r>
+      <w:proofErr w:type="spellEnd"/>
+      <w:r>
+        <w:t>(){</w:t>
+      </w:r>
+      <w:proofErr w:type="gramEnd"/>
+    </w:p>
+    <w:p>
+      <w:pPr>
+        <w:pStyle w:val="ListParagraph"/>
+        <w:ind w:firstLine="720"/>
+      </w:pPr>
+      <w:r>
+        <w:t xml:space="preserve">Return </w:t>
+      </w:r>
+      <w:proofErr w:type="spellStart"/>
+      <w:r>
+        <w:t>TopicBuilder</w:t>
+      </w:r>
+      <w:proofErr w:type="spellEnd"/>
+      <w:r>
+        <w:t>().name(“orders”</w:t>
+      </w:r>
+      <w:proofErr w:type="gramStart"/>
+      <w:r>
+        <w:t>).partitions</w:t>
+      </w:r>
+      <w:proofErr w:type="gramEnd"/>
+      <w:r>
+        <w:t>(3</w:t>
+      </w:r>
+      <w:proofErr w:type="gramStart"/>
+      <w:r>
+        <w:t>)</w:t>
+      </w:r>
+      <w:r>
+        <w:t xml:space="preserve"> </w:t>
+      </w:r>
+      <w:r>
+        <w:t>.replicas</w:t>
+      </w:r>
+      <w:proofErr w:type="gramEnd"/>
+      <w:r>
+        <w:t>(2</w:t>
+      </w:r>
+      <w:proofErr w:type="gramStart"/>
+      <w:r>
+        <w:t>)</w:t>
+      </w:r>
+      <w:r>
+        <w:t>.build</w:t>
+      </w:r>
+      <w:proofErr w:type="gramEnd"/>
+      <w:r>
+        <w:t>()</w:t>
+      </w:r>
+      <w:proofErr w:type="gramStart"/>
+      <w:r>
+        <w:t>; }</w:t>
+      </w:r>
+      <w:proofErr w:type="gramEnd"/>
+    </w:p>
+    <w:p/>
+    <w:p>
+      <w:pPr>
+        <w:pStyle w:val="ListParagraph"/>
+        <w:numPr>
+          <w:ilvl w:val="0"/>
+          <w:numId w:val="4"/>
+        </w:numPr>
+      </w:pPr>
+      <w:proofErr w:type="spellStart"/>
+      <w:r>
+        <w:t>Ms</w:t>
+      </w:r>
+      <w:proofErr w:type="spellEnd"/>
+      <w:r>
+        <w:t xml:space="preserve"> that saves</w:t>
+      </w:r>
+      <w:r>
+        <w:t xml:space="preserve"> </w:t>
+      </w:r>
+      <w:proofErr w:type="spellStart"/>
+      <w:r>
+        <w:t>an</w:t>
+      </w:r>
+      <w:proofErr w:type="spellEnd"/>
+      <w:r>
+        <w:t xml:space="preserve"> event</w:t>
+      </w:r>
+      <w:r>
+        <w:t xml:space="preserve"> to a </w:t>
+      </w:r>
+      <w:proofErr w:type="spellStart"/>
+      <w:r>
+        <w:t>nosql</w:t>
+      </w:r>
+      <w:proofErr w:type="spellEnd"/>
+      <w:r>
+        <w:t xml:space="preserve"> </w:t>
+      </w:r>
+      <w:proofErr w:type="spellStart"/>
+      <w:r>
+        <w:t>db</w:t>
+      </w:r>
+      <w:proofErr w:type="spellEnd"/>
+      <w:r>
+        <w:t xml:space="preserve"> </w:t>
+      </w:r>
+      <w:r>
+        <w:t>and forwards it to another to also save</w:t>
+      </w:r>
+    </w:p>
+    <w:p/>
+    <w:p>
+      <w:pPr>
+        <w:pStyle w:val="ListParagraph"/>
+        <w:numPr>
+          <w:ilvl w:val="0"/>
+          <w:numId w:val="4"/>
+        </w:numPr>
+      </w:pPr>
+      <w:r>
+        <w:t>Fix uneven leader distribution (same leader for all replicas</w:t>
+      </w:r>
+      <w:r>
+        <w:t>)</w:t>
+      </w:r>
+    </w:p>
+    <w:p>
+      <w:r>
+        <w:tab/>
+        <w:t xml:space="preserve">Docker exec -it </w:t>
+      </w:r>
+      <w:proofErr w:type="gramStart"/>
+      <w:r>
+        <w:t>broker</w:t>
+      </w:r>
+      <w:proofErr w:type="gramEnd"/>
+      <w:r>
+        <w:t xml:space="preserve"> </w:t>
+      </w:r>
+      <w:proofErr w:type="spellStart"/>
+      <w:r>
+        <w:t>kafka</w:t>
+      </w:r>
+      <w:proofErr w:type="spellEnd"/>
+      <w:r>
+        <w:t xml:space="preserve">-leader-election –bootstrap-server:9093 </w:t>
+      </w:r>
+      <w:r>
+        <w:t>–</w:t>
+      </w:r>
+      <w:proofErr w:type="spellStart"/>
+      <w:r>
+        <w:t>election-</w:t>
+      </w:r>
+      <w:proofErr w:type="gramStart"/>
+      <w:r>
+        <w:t>type:preferred</w:t>
+      </w:r>
+      <w:proofErr w:type="spellEnd"/>
+      <w:proofErr w:type="gramEnd"/>
+      <w:r>
+        <w:t xml:space="preserve"> –all-topic-partitions</w:t>
+      </w:r>
+      <w:r>
+        <w:t xml:space="preserve">   //</w:t>
+      </w:r>
+      <w:proofErr w:type="spellStart"/>
+      <w:r>
+        <w:t>kafka</w:t>
+      </w:r>
+      <w:proofErr w:type="spellEnd"/>
+      <w:r>
+        <w:t xml:space="preserve"> redistributes leaders to balance</w:t>
+      </w:r>
+    </w:p>
+    <w:p/>
+    <w:p>
+      <w:pPr>
+        <w:pStyle w:val="ListParagraph"/>
+        <w:numPr>
+          <w:ilvl w:val="0"/>
+          <w:numId w:val="4"/>
+        </w:numPr>
+      </w:pPr>
+      <w:r>
+        <w:t>Increase replication factor</w:t>
+      </w:r>
+    </w:p>
+    <w:p>
+      <w:pPr>
+        <w:pStyle w:val="ListParagraph"/>
+      </w:pPr>
+      <w:r>
+        <w:t xml:space="preserve">Create </w:t>
+      </w:r>
+      <w:proofErr w:type="spellStart"/>
+      <w:r>
+        <w:t>json</w:t>
+      </w:r>
+      <w:proofErr w:type="spellEnd"/>
+      <w:r>
+        <w:t xml:space="preserve"> adding topic, partition and replicas and run it in docker </w:t>
+      </w:r>
+      <w:proofErr w:type="spellStart"/>
+      <w:r>
+        <w:t>kafka</w:t>
+      </w:r>
+      <w:proofErr w:type="spellEnd"/>
+      <w:r>
+        <w:t>-reassign-partitions</w:t>
+      </w:r>
+    </w:p>
+    <w:p/>
+    <w:p>
+      <w:pPr>
+        <w:pStyle w:val="ListParagraph"/>
+        <w:numPr>
+          <w:ilvl w:val="0"/>
+          <w:numId w:val="4"/>
+        </w:numPr>
+      </w:pPr>
+      <w:r>
+        <w:t>Lag on consumer of 100</w:t>
+      </w:r>
+    </w:p>
+    <w:p>
+      <w:pPr>
+        <w:pStyle w:val="ListParagraph"/>
+      </w:pPr>
+      <w:r>
+        <w:t xml:space="preserve">docker what is the use of docker exec -it </w:t>
+      </w:r>
+      <w:proofErr w:type="gramStart"/>
+      <w:r>
+        <w:t>broker</w:t>
+      </w:r>
+      <w:proofErr w:type="gramEnd"/>
+      <w:r>
+        <w:t xml:space="preserve"> </w:t>
+      </w:r>
+      <w:proofErr w:type="spellStart"/>
+      <w:r>
+        <w:t>kafka</w:t>
+      </w:r>
+      <w:proofErr w:type="spellEnd"/>
+      <w:r>
+        <w:t xml:space="preserve">-consumer-groups --bootstrap-server broker:9093 --describe --group </w:t>
+      </w:r>
+      <w:proofErr w:type="gramStart"/>
+      <w:r>
+        <w:t>my-consumer</w:t>
+      </w:r>
+      <w:proofErr w:type="gramEnd"/>
+      <w:r>
+        <w:t>-group</w:t>
+      </w:r>
+    </w:p>
+    <w:p>
+      <w:pPr>
+        <w:pStyle w:val="ListParagraph"/>
+        <w:rPr>
+          <w:lang w:val="es-MX"/>
+        </w:rPr>
+      </w:pPr>
+      <w:r>
+        <w:rPr>
+          <w:lang w:val="es-MX"/>
+        </w:rPr>
+        <w:t>Este comando se utiliza para </w:t>
+      </w:r>
+      <w:r>
+        <w:rPr>
+          <w:b/>
+          <w:bCs/>
+          <w:lang w:val="es-MX"/>
+        </w:rPr>
+        <w:t>monitorear el estado y el progreso</w:t>
+      </w:r>
+      <w:r>
+        <w:rPr>
+          <w:lang w:val="es-MX"/>
+        </w:rPr>
+        <w:t> de un grupo de consumidores específico</w:t>
+      </w:r>
+      <w:r>
+        <w:rPr>
+          <w:lang w:val="es-MX"/>
+        </w:rPr>
+        <w:t xml:space="preserve">, </w:t>
+      </w:r>
+      <w:proofErr w:type="spellStart"/>
+      <w:r>
+        <w:rPr>
+          <w:lang w:val="es-MX"/>
+        </w:rPr>
+        <w:t>info</w:t>
+      </w:r>
+      <w:proofErr w:type="spellEnd"/>
+      <w:r>
+        <w:rPr>
+          <w:lang w:val="es-MX"/>
+        </w:rPr>
+        <w:t xml:space="preserve"> de </w:t>
+      </w:r>
+      <w:proofErr w:type="spellStart"/>
+      <w:r>
+        <w:rPr>
+          <w:lang w:val="es-MX"/>
+        </w:rPr>
+        <w:t>topic</w:t>
+      </w:r>
+      <w:proofErr w:type="spellEnd"/>
+      <w:r>
+        <w:rPr>
+          <w:lang w:val="es-MX"/>
+        </w:rPr>
+        <w:t xml:space="preserve">, particiones y </w:t>
+      </w:r>
+      <w:proofErr w:type="spellStart"/>
+      <w:r>
+        <w:rPr>
+          <w:lang w:val="es-MX"/>
+        </w:rPr>
+        <w:t>lag</w:t>
+      </w:r>
+      <w:proofErr w:type="spellEnd"/>
+      <w:r>
+        <w:rPr>
+          <w:lang w:val="es-MX"/>
+        </w:rPr>
+        <w:t xml:space="preserve"> del grupo</w:t>
+      </w:r>
+    </w:p>
+    <w:p>
+      <w:pPr>
+        <w:pStyle w:val="ListParagraph"/>
+        <w:rPr>
+          <w:lang w:val="es-MX"/>
+        </w:rPr>
+      </w:pPr>
+      <w:r>
+        <w:rPr>
+          <w:lang w:val="es-MX"/>
+        </w:rPr>
+        <w:t xml:space="preserve">Con esto identificas si es necesario incrementar particiones, incrementar </w:t>
+      </w:r>
+      <w:proofErr w:type="spellStart"/>
+      <w:r>
+        <w:rPr>
+          <w:lang w:val="es-MX"/>
+        </w:rPr>
+        <w:t>consumers</w:t>
+      </w:r>
+      <w:proofErr w:type="spellEnd"/>
+      <w:r>
+        <w:rPr>
+          <w:lang w:val="es-MX"/>
+        </w:rPr>
+        <w:t xml:space="preserve">, si tienes menos </w:t>
+      </w:r>
+      <w:proofErr w:type="spellStart"/>
+      <w:r>
+        <w:rPr>
+          <w:lang w:val="es-MX"/>
+        </w:rPr>
+        <w:t>consumers</w:t>
+      </w:r>
+      <w:proofErr w:type="spellEnd"/>
+      <w:r>
+        <w:rPr>
+          <w:lang w:val="es-MX"/>
+        </w:rPr>
+        <w:t xml:space="preserve"> que </w:t>
+      </w:r>
+      <w:proofErr w:type="spellStart"/>
+      <w:r>
+        <w:rPr>
+          <w:lang w:val="es-MX"/>
+        </w:rPr>
+        <w:t>partitions</w:t>
+      </w:r>
+      <w:proofErr w:type="spellEnd"/>
+      <w:r>
+        <w:rPr>
+          <w:lang w:val="es-MX"/>
+        </w:rPr>
+        <w:t xml:space="preserve">, sube </w:t>
+      </w:r>
+      <w:proofErr w:type="spellStart"/>
+      <w:r>
+        <w:rPr>
+          <w:lang w:val="es-MX"/>
+        </w:rPr>
+        <w:t>consumers</w:t>
+      </w:r>
+      <w:proofErr w:type="spellEnd"/>
+      <w:r>
+        <w:rPr>
+          <w:lang w:val="es-MX"/>
+        </w:rPr>
+        <w:t xml:space="preserve"> para igualar </w:t>
+      </w:r>
+      <w:proofErr w:type="spellStart"/>
+      <w:r>
+        <w:rPr>
+          <w:lang w:val="es-MX"/>
+        </w:rPr>
+        <w:t>partitions</w:t>
+      </w:r>
+      <w:proofErr w:type="spellEnd"/>
+      <w:r>
+        <w:rPr>
+          <w:lang w:val="es-MX"/>
+        </w:rPr>
+        <w:t xml:space="preserve">, </w:t>
+      </w:r>
+      <w:r>
+        <w:rPr>
+          <w:lang w:val="es-MX"/>
+        </w:rPr>
+        <w:t xml:space="preserve">si ya hay igual numero entonces incrementa </w:t>
+      </w:r>
+      <w:proofErr w:type="spellStart"/>
+      <w:r>
+        <w:rPr>
+          <w:lang w:val="es-MX"/>
+        </w:rPr>
+        <w:t>partitions</w:t>
+      </w:r>
+      <w:proofErr w:type="spellEnd"/>
+      <w:r>
+        <w:rPr>
+          <w:lang w:val="es-MX"/>
+        </w:rPr>
+        <w:t xml:space="preserve"> y </w:t>
+      </w:r>
+      <w:proofErr w:type="spellStart"/>
+      <w:r>
+        <w:rPr>
+          <w:lang w:val="es-MX"/>
+        </w:rPr>
+        <w:t>consumers</w:t>
+      </w:r>
+      <w:proofErr w:type="spellEnd"/>
+      <w:r>
+        <w:rPr>
+          <w:lang w:val="es-MX"/>
+        </w:rPr>
+        <w:t xml:space="preserve">, ver si se están distribuyendo equitativamente entre </w:t>
+      </w:r>
+      <w:proofErr w:type="spellStart"/>
+      <w:r>
+        <w:rPr>
+          <w:lang w:val="es-MX"/>
+        </w:rPr>
+        <w:t>partitions</w:t>
+      </w:r>
+      <w:proofErr w:type="spellEnd"/>
+    </w:p>
+    <w:p>
+      <w:pPr>
+        <w:rPr>
+          <w:lang w:val="es-MX"/>
+        </w:rPr>
+      </w:pPr>
+    </w:p>
+    <w:p>
+      <w:r>
+        <w:t xml:space="preserve">-how to guarantee </w:t>
+      </w:r>
+      <w:proofErr w:type="gramStart"/>
+      <w:r>
+        <w:t>same</w:t>
+      </w:r>
+      <w:proofErr w:type="gramEnd"/>
+      <w:r>
+        <w:t xml:space="preserve"> events must be ordered</w:t>
+      </w:r>
+    </w:p>
+    <w:p>
+      <w:r>
+        <w:tab/>
+        <w:t xml:space="preserve">Use same key on them for the same partition to be chosen and partitions </w:t>
+      </w:r>
+      <w:proofErr w:type="gramStart"/>
+      <w:r>
+        <w:t>does</w:t>
+      </w:r>
+      <w:proofErr w:type="gramEnd"/>
+      <w:r>
+        <w:t xml:space="preserve"> keep order</w:t>
+      </w:r>
+    </w:p>
+    <w:p/>
+    <w:p>
+      <w:r>
+        <w:t>-simulate broker failure</w:t>
+      </w:r>
+    </w:p>
+    <w:p>
+      <w:r>
+        <w:lastRenderedPageBreak/>
+        <w:tab/>
+        <w:t>Stop a broker (docker stop broker)</w:t>
+      </w:r>
+    </w:p>
+    <w:p>
+      <w:r>
+        <w:tab/>
+      </w:r>
+      <w:r>
+        <w:t>New leader elected</w:t>
+      </w:r>
+    </w:p>
+    <w:p/>
+    <w:p>
+      <w:r>
+        <w:t xml:space="preserve">Fix </w:t>
+      </w:r>
+      <w:proofErr w:type="spellStart"/>
+      <w:r>
+        <w:t>SerializationException</w:t>
+      </w:r>
+      <w:proofErr w:type="spellEnd"/>
+      <w:r>
+        <w:t xml:space="preserve"> (</w:t>
+      </w:r>
+      <w:r>
+        <w:t xml:space="preserve">Can't convert value of class [B to </w:t>
+      </w:r>
+      <w:proofErr w:type="spellStart"/>
+      <w:r>
+        <w:t>StringSerializer</w:t>
+      </w:r>
+      <w:proofErr w:type="spellEnd"/>
+      <w:r>
+        <w:t>)</w:t>
+      </w:r>
+    </w:p>
+    <w:p>
+      <w:r>
+        <w:tab/>
+      </w:r>
+      <w:r>
+        <w:t xml:space="preserve">Add </w:t>
+      </w:r>
+      <w:proofErr w:type="spellStart"/>
+      <w:r>
+        <w:t>kafka</w:t>
+      </w:r>
+      <w:proofErr w:type="spellEnd"/>
+      <w:r>
+        <w:t xml:space="preserve"> producer value serializer property or in streams output content type</w:t>
+      </w:r>
+    </w:p>
+    <w:p/>
+    <w:p>
+      <w:pPr>
+        <w:pStyle w:val="ListParagraph"/>
+        <w:numPr>
+          <w:ilvl w:val="0"/>
+          <w:numId w:val="4"/>
+        </w:numPr>
+      </w:pPr>
+      <w:r>
+        <w:t>Add consumers</w:t>
+      </w:r>
+    </w:p>
+    <w:p>
+      <w:pPr>
+        <w:pStyle w:val="ListParagraph"/>
+      </w:pPr>
+      <w:r>
+        <w:rPr>
+          <w:highlight w:val="yellow"/>
+        </w:rPr>
+        <w:t>@</w:t>
+      </w:r>
+      <w:proofErr w:type="gramStart"/>
+      <w:r>
+        <w:rPr>
+          <w:highlight w:val="yellow"/>
+        </w:rPr>
+        <w:t>KafkaListener</w:t>
+      </w:r>
+      <w:r>
+        <w:t>(</w:t>
+      </w:r>
+      <w:proofErr w:type="gramEnd"/>
+      <w:r>
+        <w:t xml:space="preserve">topics = "orders", </w:t>
+      </w:r>
+      <w:r>
+        <w:rPr>
+          <w:highlight w:val="yellow"/>
+        </w:rPr>
+        <w:t>concurrency = "4")</w:t>
+      </w:r>
+      <w:r>
+        <w:br/>
+        <w:t xml:space="preserve">public void </w:t>
+      </w:r>
+      <w:proofErr w:type="gramStart"/>
+      <w:r>
+        <w:t>listen(</w:t>
+      </w:r>
+      <w:proofErr w:type="gramEnd"/>
+      <w:r>
+        <w:t>String message) {</w:t>
+      </w:r>
+      <w:r>
+        <w:br/>
+      </w:r>
+      <w:proofErr w:type="spellStart"/>
+      <w:r>
+        <w:t>System.out.println</w:t>
+      </w:r>
+      <w:proofErr w:type="spellEnd"/>
+      <w:r>
+        <w:t>(message);</w:t>
+      </w:r>
+      <w:r>
+        <w:br/>
+        <w:t>}</w:t>
+      </w:r>
+    </w:p>
+    <w:p/>
+    <w:p>
+      <w:r>
+        <w:tab/>
+      </w:r>
+      <w:r>
         <w:t>-bulkhead pattern</w:t>
       </w:r>
     </w:p>
@@ -9718,6 +15268,118 @@
     </w:lvl>
   </w:abstractNum>
   <w:abstractNum w:abstractNumId="2" w15:restartNumberingAfterBreak="0">
+    <w:nsid w:val="3FD628B1"/>
+    <w:multiLevelType w:val="hybridMultilevel"/>
+    <w:tmpl w:val="1A942A70"/>
+    <w:lvl w:ilvl="0" w:tplc="92B4A3DE">
+      <w:numFmt w:val="bullet"/>
+      <w:lvlText w:val="-"/>
+      <w:lvlJc w:val="left"/>
+      <w:pPr>
+        <w:ind w:left="360" w:hanging="360"/>
+      </w:pPr>
+      <w:rPr>
+        <w:rFonts w:ascii="Aptos" w:eastAsiaTheme="minorHAnsi" w:hAnsi="Aptos" w:cstheme="minorBidi" w:hint="default"/>
+      </w:rPr>
+    </w:lvl>
+    <w:lvl w:ilvl="1" w:tplc="04090003">
+      <w:start w:val="1"/>
+      <w:numFmt w:val="bullet"/>
+      <w:lvlText w:val="o"/>
+      <w:lvlJc w:val="left"/>
+      <w:pPr>
+        <w:ind w:left="1080" w:hanging="360"/>
+      </w:pPr>
+      <w:rPr>
+        <w:rFonts w:ascii="Courier New" w:hAnsi="Courier New" w:cs="Courier New" w:hint="default"/>
+      </w:rPr>
+    </w:lvl>
+    <w:lvl w:ilvl="2" w:tplc="04090005" w:tentative="1">
+      <w:start w:val="1"/>
+      <w:numFmt w:val="bullet"/>
+      <w:lvlText w:val=""/>
+      <w:lvlJc w:val="left"/>
+      <w:pPr>
+        <w:ind w:left="1800" w:hanging="360"/>
+      </w:pPr>
+      <w:rPr>
+        <w:rFonts w:ascii="Wingdings" w:hAnsi="Wingdings" w:hint="default"/>
+      </w:rPr>
+    </w:lvl>
+    <w:lvl w:ilvl="3" w:tplc="04090001" w:tentative="1">
+      <w:start w:val="1"/>
+      <w:numFmt w:val="bullet"/>
+      <w:lvlText w:val=""/>
+      <w:lvlJc w:val="left"/>
+      <w:pPr>
+        <w:ind w:left="2520" w:hanging="360"/>
+      </w:pPr>
+      <w:rPr>
+        <w:rFonts w:ascii="Symbol" w:hAnsi="Symbol" w:hint="default"/>
+      </w:rPr>
+    </w:lvl>
+    <w:lvl w:ilvl="4" w:tplc="04090003" w:tentative="1">
+      <w:start w:val="1"/>
+      <w:numFmt w:val="bullet"/>
+      <w:lvlText w:val="o"/>
+      <w:lvlJc w:val="left"/>
+      <w:pPr>
+        <w:ind w:left="3240" w:hanging="360"/>
+      </w:pPr>
+      <w:rPr>
+        <w:rFonts w:ascii="Courier New" w:hAnsi="Courier New" w:cs="Courier New" w:hint="default"/>
+      </w:rPr>
+    </w:lvl>
+    <w:lvl w:ilvl="5" w:tplc="04090005" w:tentative="1">
+      <w:start w:val="1"/>
+      <w:numFmt w:val="bullet"/>
+      <w:lvlText w:val=""/>
+      <w:lvlJc w:val="left"/>
+      <w:pPr>
+        <w:ind w:left="3960" w:hanging="360"/>
+      </w:pPr>
+      <w:rPr>
+        <w:rFonts w:ascii="Wingdings" w:hAnsi="Wingdings" w:hint="default"/>
+      </w:rPr>
+    </w:lvl>
+    <w:lvl w:ilvl="6" w:tplc="04090001" w:tentative="1">
+      <w:start w:val="1"/>
+      <w:numFmt w:val="bullet"/>
+      <w:lvlText w:val=""/>
+      <w:lvlJc w:val="left"/>
+      <w:pPr>
+        <w:ind w:left="4680" w:hanging="360"/>
+      </w:pPr>
+      <w:rPr>
+        <w:rFonts w:ascii="Symbol" w:hAnsi="Symbol" w:hint="default"/>
+      </w:rPr>
+    </w:lvl>
+    <w:lvl w:ilvl="7" w:tplc="04090003" w:tentative="1">
+      <w:start w:val="1"/>
+      <w:numFmt w:val="bullet"/>
+      <w:lvlText w:val="o"/>
+      <w:lvlJc w:val="left"/>
+      <w:pPr>
+        <w:ind w:left="5400" w:hanging="360"/>
+      </w:pPr>
+      <w:rPr>
+        <w:rFonts w:ascii="Courier New" w:hAnsi="Courier New" w:cs="Courier New" w:hint="default"/>
+      </w:rPr>
+    </w:lvl>
+    <w:lvl w:ilvl="8" w:tplc="04090005" w:tentative="1">
+      <w:start w:val="1"/>
+      <w:numFmt w:val="bullet"/>
+      <w:lvlText w:val=""/>
+      <w:lvlJc w:val="left"/>
+      <w:pPr>
+        <w:ind w:left="6120" w:hanging="360"/>
+      </w:pPr>
+      <w:rPr>
+        <w:rFonts w:ascii="Wingdings" w:hAnsi="Wingdings" w:hint="default"/>
+      </w:rPr>
+    </w:lvl>
+  </w:abstractNum>
+  <w:abstractNum w:abstractNumId="3" w15:restartNumberingAfterBreak="0">
     <w:nsid w:val="40680C2A"/>
     <w:multiLevelType w:val="hybridMultilevel"/>
     <w:tmpl w:val="49EC5C9E"/>
@@ -9836,6 +15498,9 @@
     <w:abstractNumId w:val="0"/>
   </w:num>
   <w:num w:numId="3" w16cid:durableId="1524052980">
+    <w:abstractNumId w:val="3"/>
+  </w:num>
+  <w:num w:numId="4" w16cid:durableId="1428649172">
     <w:abstractNumId w:val="2"/>
   </w:num>
 </w:numbering>

--- a/Exercizes.docx
+++ b/Exercizes.docx
@@ -7306,28 +7306,14 @@
       </w:r>
     </w:p>
     <w:p>
-      <w:pPr>
-        <w:rPr>
-          <w:lang w:val="es-MX"/>
-        </w:rPr>
-      </w:pPr>
-      <w:r>
-        <w:tab/>
-      </w:r>
-      <w:r>
-        <w:rPr>
-          <w:lang w:val="es-MX"/>
-        </w:rPr>
+      <w:r>
+        <w:tab/>
+      </w:r>
+      <w:r>
         <w:t>agregarSaludo(saludo:string){ signalname.set(saludo)}</w:t>
       </w:r>
     </w:p>
-    <w:p>
-      <w:pPr>
-        <w:rPr>
-          <w:lang w:val="es-MX"/>
-        </w:rPr>
-      </w:pPr>
-    </w:p>
+    <w:p/>
     <w:p>
       <w:r>
         <w:t>-send the key pressed in a input and alert its value</w:t>
@@ -10113,13 +10099,7 @@
         <w:pStyle w:val="ListParagraph"/>
       </w:pPr>
       <w:r>
-        <w:t xml:space="preserve">Add </w:t>
-      </w:r>
-      <w:r>
-        <w:t>prefer-ip-address: true</w:t>
-      </w:r>
-      <w:r>
-        <w:t xml:space="preserve"> in the eureka properties to all ms</w:t>
+        <w:t>Add prefer-ip-address: true in the eureka properties to all ms</w:t>
       </w:r>
     </w:p>
     <w:p/>
@@ -10145,6 +10125,9 @@
     </w:p>
     <w:p>
       <w:r>
+        <w:rPr>
+          <w:noProof/>
+        </w:rPr>
         <w:drawing>
           <wp:inline distT="0" distB="0" distL="0" distR="0" wp14:anchorId="02B3FBDA" wp14:editId="23E7D055">
             <wp:extent cx="5943600" cy="1153795"/>
@@ -10189,6 +10172,9 @@
     </w:p>
     <w:p>
       <w:r>
+        <w:rPr>
+          <w:noProof/>
+        </w:rPr>
         <w:drawing>
           <wp:inline distT="0" distB="0" distL="0" distR="0" wp14:anchorId="235F7A58" wp14:editId="6629F7A5">
             <wp:extent cx="5943600" cy="793750"/>
@@ -10234,6 +10220,276 @@
         <w:t>, add the service to the gateway configured routes and be sure it is registered with eureka client.</w:t>
       </w:r>
     </w:p>
+    <w:p/>
+    <w:p>
+      <w:pPr>
+        <w:pStyle w:val="ListParagraph"/>
+        <w:numPr>
+          <w:ilvl w:val="0"/>
+          <w:numId w:val="4"/>
+        </w:numPr>
+      </w:pPr>
+      <w:r>
+        <w:t>Circuit breaker</w:t>
+      </w:r>
+    </w:p>
+    <w:p>
+      <w:r>
+        <w:tab/>
+        <w:t xml:space="preserve">Added the </w:t>
+      </w:r>
+      <w:r>
+        <w:t xml:space="preserve">circuit breaker </w:t>
+      </w:r>
+      <w:r>
+        <w:t>dependency</w:t>
+      </w:r>
+      <w:r>
+        <w:t>, it also must have aop dependency because circuit breaker works with aop</w:t>
+      </w:r>
+      <w:r>
+        <w:t>, added circuit properties,</w:t>
+      </w:r>
+      <w:r>
+        <w:t xml:space="preserve"> annotate a method with @CircuitBreaker name=</w:t>
+      </w:r>
+      <w:r>
+        <w:t xml:space="preserve">same as in property instances in yml. </w:t>
+      </w:r>
+      <w:r>
+        <w:t>And fallback method,</w:t>
+      </w:r>
+    </w:p>
+    <w:p>
+      <w:r>
+        <w:t xml:space="preserve">Fallback method should be in same class with same signatura but adding </w:t>
+      </w:r>
+      <w:r>
+        <w:t xml:space="preserve">parameter </w:t>
+      </w:r>
+      <w:r>
+        <w:t>Throwable ex</w:t>
+      </w:r>
+      <w:r>
+        <w:t>.</w:t>
+      </w:r>
+    </w:p>
+    <w:p>
+      <w:r>
+        <w:t>After each time the annotated circuit breaker method fails, it will trigger the fallback</w:t>
+      </w:r>
+      <w:r>
+        <w:t xml:space="preserve"> method. This example is calling another ms I confirmed that while the </w:t>
+      </w:r>
+      <w:r>
+        <w:t xml:space="preserve">state of the circuit is closed it was reaching the inventory ms, once it changed to opened the inventory ms was not triggering, once the </w:t>
+      </w:r>
+      <w:r>
+        <w:t>waitDurationInOpenState: 30s</w:t>
+      </w:r>
+      <w:r>
+        <w:t xml:space="preserve"> passed, it was now again triggering the inventory ms.</w:t>
+      </w:r>
+    </w:p>
+    <w:p>
+      <w:r>
+        <w:t>Open feign</w:t>
+      </w:r>
+      <w:r>
+        <w:t xml:space="preserve"> was configured in properties to have a connectTimeout for the testing of circuit breaker to work</w:t>
+      </w:r>
+    </w:p>
+    <w:p>
+      <w:r>
+        <w:lastRenderedPageBreak/>
+        <w:t xml:space="preserve">The annotated method with @CircuitBreaker was moved to another </w:t>
+      </w:r>
+      <w:r>
+        <w:t>@Service, it works with proxies, I was calling it from the same class so it wont work, unless it is called from outside. Also I had th</w:t>
+      </w:r>
+      <w:r>
+        <w:t>is class injected with @AllArgsCostructor but with the final identifier, so proxies wont work</w:t>
+      </w:r>
+      <w:r>
+        <w:t xml:space="preserve"> for final classes, I had to remove the final keyword for it</w:t>
+      </w:r>
+    </w:p>
+    <w:p>
+      <w:r>
+        <w:t>@EnabledAspectJAutoProxy as well in the application</w:t>
+      </w:r>
+    </w:p>
+    <w:p/>
+    <w:p>
+      <w:pPr>
+        <w:pStyle w:val="ListParagraph"/>
+        <w:numPr>
+          <w:ilvl w:val="0"/>
+          <w:numId w:val="4"/>
+        </w:numPr>
+      </w:pPr>
+      <w:r>
+        <w:t>Failed messages into db to retry later</w:t>
+      </w:r>
+    </w:p>
+    <w:p>
+      <w:pPr>
+        <w:ind w:firstLine="720"/>
+      </w:pPr>
+      <w:r>
+        <w:t xml:space="preserve">Added </w:t>
+      </w:r>
+      <w:r>
+        <w:t>dlq for the topic (</w:t>
+      </w:r>
+      <w:r>
+        <w:t>configured it to retry 3 times with a 2 seconds interval, if failed then the message will be send to the dlq topic</w:t>
+      </w:r>
+      <w:r>
+        <w:t xml:space="preserve">) then added a consumer function stream to listen on the dlq topic and it will insert the failed order into the db with some extra </w:t>
+      </w:r>
+      <w:r>
+        <w:t xml:space="preserve">properties like retries, to control how many times we want to retry to complete the message. Then added an scheduler, needs to enable scheduling, the scheduler is running each 30 seconds, retrieves data from the </w:t>
+      </w:r>
+      <w:r>
+        <w:t>db with the failed messages, using stream bridge send that message into the notificationTopic again so the inventory will re run it</w:t>
+      </w:r>
+      <w:r>
+        <w:t>, if success then it removes from db if not increase retry count to make sure it will not run in circles forever</w:t>
+      </w:r>
+      <w:r>
+        <w:t>.</w:t>
+      </w:r>
+    </w:p>
+    <w:p/>
+    <w:p>
+      <w:pPr>
+        <w:pStyle w:val="ListParagraph"/>
+        <w:numPr>
+          <w:ilvl w:val="0"/>
+          <w:numId w:val="4"/>
+        </w:numPr>
+      </w:pPr>
+      <w:r>
+        <w:t xml:space="preserve">Failed messages into </w:t>
+      </w:r>
+      <w:r>
+        <w:t>a topic-based retry pipeline</w:t>
+      </w:r>
+      <w:r>
+        <w:t xml:space="preserve">, </w:t>
+      </w:r>
+      <w:r>
+        <w:t>several topics</w:t>
+      </w:r>
+      <w:r>
+        <w:t xml:space="preserve"> to attempt after time</w:t>
+      </w:r>
+      <w:r>
+        <w:t xml:space="preserve"> instead of saving it into a database:</w:t>
+      </w:r>
+    </w:p>
+    <w:p>
+      <w:pPr>
+        <w:pStyle w:val="ListParagraph"/>
+      </w:pPr>
+      <w:r>
+        <w:t xml:space="preserve">notificationTopic </w:t>
+      </w:r>
+      <w:r>
+        <w:br/>
+        <w:t>↓</w:t>
+      </w:r>
+      <w:r>
+        <w:br/>
+        <w:t xml:space="preserve">retry-5s-topic </w:t>
+      </w:r>
+      <w:r>
+        <w:br/>
+        <w:t>↓</w:t>
+      </w:r>
+      <w:r>
+        <w:br/>
+        <w:t xml:space="preserve">retry-30s-topic </w:t>
+      </w:r>
+      <w:r>
+        <w:br/>
+        <w:t>↓</w:t>
+      </w:r>
+      <w:r>
+        <w:br/>
+        <w:t xml:space="preserve">retry-5min-topic </w:t>
+      </w:r>
+      <w:r>
+        <w:br/>
+        <w:t>↓</w:t>
+      </w:r>
+      <w:r>
+        <w:br/>
+        <w:t>DLQ (final)</w:t>
+      </w:r>
+      <w:r>
+        <w:t xml:space="preserve"> (no more </w:t>
+      </w:r>
+      <w:r>
+        <w:t>attemps for this topic)</w:t>
+      </w:r>
+    </w:p>
+    <w:p>
+      <w:pPr>
+        <w:pStyle w:val="ListParagraph"/>
+      </w:pPr>
+    </w:p>
+    <w:p>
+      <w:pPr>
+        <w:pStyle w:val="ListParagraph"/>
+      </w:pPr>
+      <w:r>
+        <w:lastRenderedPageBreak/>
+        <w:drawing>
+          <wp:inline distT="0" distB="0" distL="0" distR="0" wp14:anchorId="65001C50" wp14:editId="504B1BED">
+            <wp:extent cx="3781953" cy="3505689"/>
+            <wp:effectExtent l="0" t="0" r="9525" b="0"/>
+            <wp:docPr id="1793279059" name="Picture 1"/>
+            <wp:cNvGraphicFramePr>
+              <a:graphicFrameLocks xmlns:a="http://schemas.openxmlformats.org/drawingml/2006/main" noChangeAspect="1"/>
+            </wp:cNvGraphicFramePr>
+            <a:graphic xmlns:a="http://schemas.openxmlformats.org/drawingml/2006/main">
+              <a:graphicData uri="http://schemas.openxmlformats.org/drawingml/2006/picture">
+                <pic:pic xmlns:pic="http://schemas.openxmlformats.org/drawingml/2006/picture">
+                  <pic:nvPicPr>
+                    <pic:cNvPr id="1793279059" name=""/>
+                    <pic:cNvPicPr/>
+                  </pic:nvPicPr>
+                  <pic:blipFill>
+                    <a:blip r:embed="rId70"/>
+                    <a:stretch>
+                      <a:fillRect/>
+                    </a:stretch>
+                  </pic:blipFill>
+                  <pic:spPr>
+                    <a:xfrm>
+                      <a:off x="0" y="0"/>
+                      <a:ext cx="3781953" cy="3505689"/>
+                    </a:xfrm>
+                    <a:prstGeom prst="rect">
+                      <a:avLst/>
+                    </a:prstGeom>
+                  </pic:spPr>
+                </pic:pic>
+              </a:graphicData>
+            </a:graphic>
+          </wp:inline>
+        </w:drawing>
+      </w:r>
+    </w:p>
+    <w:p>
+      <w:pPr>
+        <w:pStyle w:val="ListParagraph"/>
+        <w:ind w:left="360"/>
+      </w:pPr>
+    </w:p>
+    <w:p/>
     <w:p/>
     <w:p>
       <w:r>

--- a/Exercizes.docx
+++ b/Exercizes.docx
@@ -10445,6 +10445,9 @@
         <w:pStyle w:val="ListParagraph"/>
       </w:pPr>
       <w:r>
+        <w:rPr>
+          <w:noProof/>
+        </w:rPr>
         <w:lastRenderedPageBreak/>
         <w:drawing>
           <wp:inline distT="0" distB="0" distL="0" distR="0" wp14:anchorId="65001C50" wp14:editId="504B1BED">
@@ -10489,14 +10492,347 @@
         <w:ind w:left="360"/>
       </w:pPr>
     </w:p>
+    <w:p>
+      <w:r>
+        <w:t>Implement dlq</w:t>
+      </w:r>
+      <w:r>
+        <w:t xml:space="preserve"> (</w:t>
+      </w:r>
+      <w:r>
+        <w:rPr>
+          <w:b/>
+          <w:bCs/>
+        </w:rPr>
+        <w:t>DLQ</w:t>
+      </w:r>
+      <w:r>
+        <w:t> (o </w:t>
+      </w:r>
+      <w:r>
+        <w:rPr>
+          <w:b/>
+          <w:bCs/>
+        </w:rPr>
+        <w:t>Dead Letter Topic - DLT</w:t>
+      </w:r>
+      <w:r>
+        <w:t> como se le llama en Spring Kafka</w:t>
+      </w:r>
+      <w:r>
+        <w:t>)</w:t>
+      </w:r>
+      <w:r>
+        <w:t xml:space="preserve"> but without kafka streams using </w:t>
+      </w:r>
+      <w:r>
+        <w:t xml:space="preserve">kafka listener and </w:t>
+      </w:r>
+      <w:r>
+        <w:rPr>
+          <w:b/>
+          <w:bCs/>
+        </w:rPr>
+        <w:t>@RetryableTopic</w:t>
+      </w:r>
+    </w:p>
+    <w:p>
+      <w:r>
+        <w:rPr>
+          <w:noProof/>
+        </w:rPr>
+        <w:drawing>
+          <wp:inline distT="0" distB="0" distL="0" distR="0" wp14:anchorId="44D9960A" wp14:editId="6A5DC87C">
+            <wp:extent cx="3515216" cy="1991003"/>
+            <wp:effectExtent l="0" t="0" r="9525" b="9525"/>
+            <wp:docPr id="1001188862" name="Picture 1"/>
+            <wp:cNvGraphicFramePr>
+              <a:graphicFrameLocks xmlns:a="http://schemas.openxmlformats.org/drawingml/2006/main" noChangeAspect="1"/>
+            </wp:cNvGraphicFramePr>
+            <a:graphic xmlns:a="http://schemas.openxmlformats.org/drawingml/2006/main">
+              <a:graphicData uri="http://schemas.openxmlformats.org/drawingml/2006/picture">
+                <pic:pic xmlns:pic="http://schemas.openxmlformats.org/drawingml/2006/picture">
+                  <pic:nvPicPr>
+                    <pic:cNvPr id="1001188862" name=""/>
+                    <pic:cNvPicPr/>
+                  </pic:nvPicPr>
+                  <pic:blipFill>
+                    <a:blip r:embed="rId71"/>
+                    <a:stretch>
+                      <a:fillRect/>
+                    </a:stretch>
+                  </pic:blipFill>
+                  <pic:spPr>
+                    <a:xfrm>
+                      <a:off x="0" y="0"/>
+                      <a:ext cx="3515216" cy="1991003"/>
+                    </a:xfrm>
+                    <a:prstGeom prst="rect">
+                      <a:avLst/>
+                    </a:prstGeom>
+                  </pic:spPr>
+                </pic:pic>
+              </a:graphicData>
+            </a:graphic>
+          </wp:inline>
+        </w:drawing>
+      </w:r>
+    </w:p>
     <w:p/>
+    <w:p>
+      <w:pPr>
+        <w:pStyle w:val="ListParagraph"/>
+        <w:numPr>
+          <w:ilvl w:val="0"/>
+          <w:numId w:val="4"/>
+        </w:numPr>
+      </w:pPr>
+      <w:r>
+        <w:t xml:space="preserve">Added validation to dlq to retry only retryable exceptions like timeouts </w:t>
+      </w:r>
+    </w:p>
+    <w:p>
+      <w:pPr>
+        <w:pStyle w:val="ListParagraph"/>
+        <w:ind w:left="360" w:firstLine="360"/>
+      </w:pPr>
+      <w:r>
+        <w:t xml:space="preserve">by adding a property, catch an exception in the </w:t>
+      </w:r>
+      <w:r>
+        <w:t xml:space="preserve">function processing and if it was timeout throw custom retryableexception which was configure to </w:t>
+      </w:r>
+      <w:r>
+        <w:t>do retry</w:t>
+      </w:r>
+    </w:p>
     <w:p/>
     <w:p>
+      <w:pPr>
+        <w:pStyle w:val="ListParagraph"/>
+        <w:numPr>
+          <w:ilvl w:val="0"/>
+          <w:numId w:val="4"/>
+        </w:numPr>
+      </w:pPr>
+      <w:r>
+        <w:t>Added retry to circuit breaker method</w:t>
+      </w:r>
+    </w:p>
+    <w:p>
+      <w:pPr>
+        <w:pStyle w:val="ListParagraph"/>
+      </w:pPr>
+      <w:r>
+        <w:lastRenderedPageBreak/>
+        <w:t>By adding @Retry(name=nameInPropertiesOfRetry) to the method annotated with @CircuitBreaker</w:t>
+      </w:r>
+      <w:r>
+        <w:t xml:space="preserve">.. ORDER MATTERS BECAUSE AOP, NEED TO BE @CIRCUITBREAKER THEN @RETRY BECAUSE IF IT IS INVERSED IT WILL GO DIRECTLY TO </w:t>
+      </w:r>
+      <w:r>
+        <w:t>CIRTUIT BREAKER FALLBACK WITHOUT RETRYING</w:t>
+      </w:r>
+      <w:r>
+        <w:t>.</w:t>
+      </w:r>
+    </w:p>
+    <w:p>
+      <w:pPr>
+        <w:pStyle w:val="ListParagraph"/>
+      </w:pPr>
+      <w:r>
+        <w:t xml:space="preserve">TO WORK FALLBACK SHOULD NOT BE CONFIGURED IN CIRCUIT BREAKER OTHERWISE IT WILL GO THERE WITHOUT RETRY, ADD APPART THE FALLBACK MANUALLY </w:t>
+      </w:r>
+      <w:r>
+        <w:t>AFTER RETRIES IN THE FLOW</w:t>
+      </w:r>
+    </w:p>
+    <w:p/>
+    <w:p>
+      <w:pPr>
+        <w:pStyle w:val="ListParagraph"/>
+        <w:numPr>
+          <w:ilvl w:val="0"/>
+          <w:numId w:val="4"/>
+        </w:numPr>
+      </w:pPr>
+      <w:r>
+        <w:t>Add Saga Pattern</w:t>
+      </w:r>
+    </w:p>
+    <w:p>
+      <w:pPr>
+        <w:pStyle w:val="ListParagraph"/>
+      </w:pPr>
+      <w:r>
+        <w:t xml:space="preserve">Added saga pattern between the orders and inventory ms, added a endpoint in orders for a saga pattern flow, this calls the service which </w:t>
+      </w:r>
+      <w:r>
+        <w:t xml:space="preserve">gets the orderdto and sends it using streambridge to the </w:t>
+      </w:r>
+      <w:r>
+        <w:t>inventoryTopic</w:t>
+      </w:r>
+      <w:r>
+        <w:t>, created a</w:t>
+      </w:r>
+      <w:r>
+        <w:t xml:space="preserve"> stream function in inventory so it will listen to </w:t>
+      </w:r>
+      <w:r>
+        <w:t>inventoryTopic</w:t>
+      </w:r>
+      <w:r>
+        <w:t xml:space="preserve"> and execute the update</w:t>
+      </w:r>
+      <w:r>
+        <w:t xml:space="preserve"> into the database of the quantity (pending to add another topic so it will restore quantity for failing </w:t>
+      </w:r>
+      <w:r>
+        <w:t xml:space="preserve">orders), it will then send the result as inventoryresultevent into the </w:t>
+      </w:r>
+      <w:r>
+        <w:t>inventory-result-topic</w:t>
+      </w:r>
+      <w:r>
+        <w:t>, added a consumer in orders</w:t>
+      </w:r>
+      <w:r>
+        <w:t xml:space="preserve"> listening to this topic and execute the update of the order to CONFIRMED or CANCELLED</w:t>
+      </w:r>
+      <w:r>
+        <w:t>, here I could modify it to a function, send it to another queue for inventory to update if CANCELLED</w:t>
+      </w:r>
+    </w:p>
+    <w:p/>
+    <w:p>
+      <w:pPr>
+        <w:pStyle w:val="ListParagraph"/>
+        <w:numPr>
+          <w:ilvl w:val="0"/>
+          <w:numId w:val="4"/>
+        </w:numPr>
+      </w:pPr>
+      <w:r>
+        <w:t>Add distributed tracing</w:t>
+      </w:r>
+    </w:p>
+    <w:p>
+      <w:pPr>
+        <w:pStyle w:val="ListParagraph"/>
+      </w:pPr>
+      <w:r>
+        <w:t xml:space="preserve">We tried to add distributed tracing using </w:t>
+      </w:r>
+      <w:r>
+        <w:t xml:space="preserve">Grafana tempo, Grafana loki and Grafana, version incompatibilities failed to send spans </w:t>
+      </w:r>
+      <w:r>
+        <w:t xml:space="preserve">to the requests so it didn’t work that part. ran docker containers for the 3 grafana services, it required properties </w:t>
+      </w:r>
+      <w:r>
+        <w:t xml:space="preserve">added into docker for tempo and loki to be able to connect and have permissions. Then in Grafana localhost 3000 added as data sources </w:t>
+      </w:r>
+      <w:r>
+        <w:t xml:space="preserve">loki port 3100 and tempo port 3200, it was </w:t>
+      </w:r>
+      <w:hyperlink r:id="rId72" w:history="1">
+        <w:r>
+          <w:rPr>
+            <w:rStyle w:val="Hyperlink"/>
+          </w:rPr>
+          <w:t>http://loki:3100</w:t>
+        </w:r>
+      </w:hyperlink>
+      <w:r>
+        <w:t>, localhost didn’t work since it is inside docker</w:t>
+      </w:r>
+      <w:r>
+        <w:t xml:space="preserve"> and didn’t recognize it. Then added a derived </w:t>
+      </w:r>
+      <w:r>
+        <w:t>field in locke for the trace_id to link it with tempo.</w:t>
+      </w:r>
+    </w:p>
+    <w:p>
+      <w:pPr>
+        <w:pStyle w:val="ListParagraph"/>
+      </w:pPr>
+      <w:r>
+        <w:t>Added dependencies and properties (not working for spring boot 4 yet)</w:t>
+      </w:r>
+      <w:r>
+        <w:t>. Needs the streambr</w:t>
+      </w:r>
+      <w:r>
+        <w:t>idge to not used withPayload and instead just send the entity and leave spring configure it, it needs the headers added which is what keeps the trace id across ms</w:t>
+      </w:r>
+    </w:p>
+    <w:p/>
+    <w:p>
+      <w:pPr>
+        <w:pStyle w:val="ListParagraph"/>
+        <w:numPr>
+          <w:ilvl w:val="0"/>
+          <w:numId w:val="4"/>
+        </w:numPr>
+      </w:pPr>
+      <w:r>
+        <w:t>Added JWT token with oauth authentication</w:t>
+      </w:r>
+    </w:p>
+    <w:p>
+      <w:pPr>
+        <w:pStyle w:val="ListParagraph"/>
+      </w:pPr>
+      <w:r>
+        <w:t xml:space="preserve">For this case added an endpoint in the gateway for the login, </w:t>
+      </w:r>
+      <w:r>
+        <w:t>with url permitted in the security filter, this will return the jwt token generated with the secret key.</w:t>
+      </w:r>
+    </w:p>
+    <w:p>
+      <w:pPr>
+        <w:pStyle w:val="ListParagraph"/>
+      </w:pPr>
+      <w:r>
+        <w:lastRenderedPageBreak/>
+        <w:t>Added dependencies</w:t>
+      </w:r>
+      <w:r>
+        <w:t>, and a Jwt util bean which generates the jwt token based on a secret key and also a validates method</w:t>
+      </w:r>
+      <w:r>
+        <w:t xml:space="preserve"> which also uses the secret to validate</w:t>
+      </w:r>
+      <w:r>
+        <w:t xml:space="preserve">. Then need to send the authorization bearer with that token on the requests, since the microservices also have the secret </w:t>
+      </w:r>
+      <w:r>
+        <w:t>they can validate the jwt token</w:t>
+      </w:r>
+      <w:r>
+        <w:t xml:space="preserve"> to allow </w:t>
+      </w:r>
+      <w:r>
+        <w:t>the resource</w:t>
+      </w:r>
+    </w:p>
+    <w:p/>
+    <w:p>
       <w:r>
         <w:tab/>
       </w:r>
       <w:r>
         <w:t>-bulkhead pattern</w:t>
+      </w:r>
+    </w:p>
+    <w:p>
+      <w:r>
+        <w:tab/>
+        <w:t>-kafka security layer</w:t>
       </w:r>
     </w:p>
     <w:p>
@@ -11708,6 +12044,7 @@
   <w:style w:type="character" w:default="1" w:styleId="DefaultParagraphFont">
     <w:name w:val="Default Paragraph Font"/>
     <w:uiPriority w:val="1"/>
+    <w:semiHidden/>
     <w:unhideWhenUsed/>
   </w:style>
   <w:style w:type="table" w:default="1" w:styleId="TableNormal">

--- a/Exercizes.docx
+++ b/Exercizes.docx
@@ -8876,9 +8876,8 @@
           <w:shd w:val="clear" w:color="auto" w:fill="E5EDFF"/>
           <w:lang w:val="es-MX"/>
         </w:rPr>
-        <w:t xml:space="preserve">Países con población mayor que ANY de otra </w:t>
-      </w:r>
-      <w:proofErr w:type="spellStart"/>
+        <w:t xml:space="preserve">Países con población mayor que ANY de </w:t>
+      </w:r>
       <w:r>
         <w:rPr>
           <w:rFonts w:ascii="Arial" w:eastAsia="Times New Roman" w:hAnsi="Arial" w:cs="Arial"/>
@@ -8886,9 +8885,8 @@
           <w:shd w:val="clear" w:color="auto" w:fill="E5EDFF"/>
           <w:lang w:val="es-MX"/>
         </w:rPr>
-        <w:t>region</w:t>
-      </w:r>
-      <w:proofErr w:type="spellEnd"/>
+        <w:t>la región 2</w:t>
+      </w:r>
     </w:p>
     <w:p>
       <w:pPr>
@@ -10740,25 +10738,7 @@
           <w:color w:val="0A0A0A"/>
           <w:shd w:val="clear" w:color="auto" w:fill="E5EDFF"/>
         </w:rPr>
-        <w:t xml:space="preserve"> as </w:t>
-      </w:r>
-      <w:proofErr w:type="spellStart"/>
-      <w:r>
-        <w:rPr>
-          <w:rFonts w:ascii="Arial" w:eastAsia="Times New Roman" w:hAnsi="Arial" w:cs="Arial"/>
-          <w:color w:val="0A0A0A"/>
-          <w:shd w:val="clear" w:color="auto" w:fill="E5EDFF"/>
-        </w:rPr>
-        <w:t>s on</w:t>
-      </w:r>
-      <w:proofErr w:type="spellEnd"/>
-      <w:r>
-        <w:rPr>
-          <w:rFonts w:ascii="Arial" w:eastAsia="Times New Roman" w:hAnsi="Arial" w:cs="Arial"/>
-          <w:color w:val="0A0A0A"/>
-          <w:shd w:val="clear" w:color="auto" w:fill="E5EDFF"/>
-        </w:rPr>
-        <w:t xml:space="preserve"> s.ID=</w:t>
+        <w:t xml:space="preserve"> as s on s.ID=</w:t>
       </w:r>
       <w:proofErr w:type="spellStart"/>
       <w:r>
@@ -14564,63 +14544,6 @@
     </w:p>
     <w:p>
       <w:pPr>
-        <w:shd w:val="clear" w:color="auto" w:fill="FFFFFF"/>
-        <w:spacing w:after="180" w:line="360" w:lineRule="atLeast"/>
-        <w:rPr>
-          <w:rFonts w:ascii="Arial" w:eastAsia="Times New Roman" w:hAnsi="Arial" w:cs="Arial"/>
-          <w:color w:val="0A0A0A"/>
-          <w:shd w:val="clear" w:color="auto" w:fill="E5EDFF"/>
-        </w:rPr>
-      </w:pPr>
-    </w:p>
-    <w:p>
-      <w:pPr>
-        <w:rPr>
-          <w:rFonts w:ascii="Arial" w:eastAsia="Times New Roman" w:hAnsi="Arial" w:cs="Arial"/>
-          <w:color w:val="0A0A0A"/>
-          <w:shd w:val="clear" w:color="auto" w:fill="E5EDFF"/>
-        </w:rPr>
-      </w:pPr>
-      <w:r>
-        <w:rPr>
-          <w:rFonts w:ascii="Arial" w:eastAsia="Times New Roman" w:hAnsi="Arial" w:cs="Arial"/>
-          <w:color w:val="0A0A0A"/>
-          <w:shd w:val="clear" w:color="auto" w:fill="E5EDFF"/>
-        </w:rPr>
-        <w:t>-select TOP</w:t>
-      </w:r>
-    </w:p>
-    <w:p>
-      <w:pPr>
-        <w:ind w:firstLine="720"/>
-        <w:rPr>
-          <w:rFonts w:ascii="Arial" w:eastAsia="Times New Roman" w:hAnsi="Arial" w:cs="Arial"/>
-          <w:color w:val="0A0A0A"/>
-          <w:shd w:val="clear" w:color="auto" w:fill="E5EDFF"/>
-        </w:rPr>
-      </w:pPr>
-      <w:proofErr w:type="spellStart"/>
-      <w:r>
-        <w:rPr>
-          <w:rFonts w:ascii="Arial" w:eastAsia="Times New Roman" w:hAnsi="Arial" w:cs="Arial"/>
-          <w:color w:val="0A0A0A"/>
-          <w:shd w:val="clear" w:color="auto" w:fill="E5EDFF"/>
-        </w:rPr>
-        <w:t>sql</w:t>
-      </w:r>
-      <w:proofErr w:type="spellEnd"/>
-      <w:r>
-        <w:rPr>
-          <w:rFonts w:ascii="Arial" w:eastAsia="Times New Roman" w:hAnsi="Arial" w:cs="Arial"/>
-          <w:color w:val="0A0A0A"/>
-          <w:shd w:val="clear" w:color="auto" w:fill="E5EDFF"/>
-        </w:rPr>
-        <w:t xml:space="preserve"> not use, limit and offset instead</w:t>
-      </w:r>
-    </w:p>
-    <w:p>
-      <w:pPr>
-        <w:ind w:firstLine="720"/>
         <w:rPr>
           <w:rFonts w:ascii="Arial" w:eastAsia="Times New Roman" w:hAnsi="Arial" w:cs="Arial"/>
           <w:color w:val="0A0A0A"/>
@@ -14874,38 +14797,38 @@
     <w:p/>
     <w:p>
       <w:r>
+        <w:t>-send an event from a child to a parent with output and show it with a signal</w:t>
+      </w:r>
+    </w:p>
+    <w:p>
+      <w:r>
+        <w:t>Child</w:t>
+      </w:r>
+    </w:p>
+    <w:p>
+      <w:r>
+        <w:tab/>
+      </w:r>
+      <w:proofErr w:type="spellStart"/>
+      <w:r>
+        <w:rPr>
+          <w:highlight w:val="yellow"/>
+        </w:rPr>
+        <w:t>Saludador</w:t>
+      </w:r>
+      <w:proofErr w:type="spellEnd"/>
+      <w:r>
+        <w:t xml:space="preserve"> = output&lt;string</w:t>
+      </w:r>
+      <w:proofErr w:type="gramStart"/>
+      <w:r>
+        <w:t>&gt;();</w:t>
+      </w:r>
+      <w:proofErr w:type="gramEnd"/>
+    </w:p>
+    <w:p>
+      <w:r>
         <w:lastRenderedPageBreak/>
-        <w:t>-send an event from a child to a parent with output and show it with a signal</w:t>
-      </w:r>
-    </w:p>
-    <w:p>
-      <w:r>
-        <w:t>Child</w:t>
-      </w:r>
-    </w:p>
-    <w:p>
-      <w:r>
-        <w:tab/>
-      </w:r>
-      <w:proofErr w:type="spellStart"/>
-      <w:r>
-        <w:rPr>
-          <w:highlight w:val="yellow"/>
-        </w:rPr>
-        <w:t>Saludador</w:t>
-      </w:r>
-      <w:proofErr w:type="spellEnd"/>
-      <w:r>
-        <w:t xml:space="preserve"> = output&lt;string</w:t>
-      </w:r>
-      <w:proofErr w:type="gramStart"/>
-      <w:r>
-        <w:t>&gt;();</w:t>
-      </w:r>
-      <w:proofErr w:type="gramEnd"/>
-    </w:p>
-    <w:p>
-      <w:r>
         <w:tab/>
       </w:r>
       <w:proofErr w:type="spellStart"/>
@@ -15275,7 +15198,6 @@
     <w:p/>
     <w:p>
       <w:r>
-        <w:lastRenderedPageBreak/>
         <w:t>-@for</w:t>
       </w:r>
     </w:p>
@@ -15698,29 +15620,29 @@
     </w:p>
     <w:p>
       <w:r>
+        <w:tab/>
+        <w:t xml:space="preserve">In child </w:t>
+      </w:r>
+    </w:p>
+    <w:p>
+      <w:r>
+        <w:tab/>
+      </w:r>
+      <w:r>
+        <w:tab/>
+        <w:t>{{Value}}</w:t>
+      </w:r>
+    </w:p>
+    <w:p>
+      <w:r>
+        <w:tab/>
+        <w:t>Parent</w:t>
+      </w:r>
+    </w:p>
+    <w:p>
+      <w:r>
         <w:lastRenderedPageBreak/>
         <w:tab/>
-        <w:t xml:space="preserve">In child </w:t>
-      </w:r>
-    </w:p>
-    <w:p>
-      <w:r>
-        <w:tab/>
-      </w:r>
-      <w:r>
-        <w:tab/>
-        <w:t>{{Value}}</w:t>
-      </w:r>
-    </w:p>
-    <w:p>
-      <w:r>
-        <w:tab/>
-        <w:t>Parent</w:t>
-      </w:r>
-    </w:p>
-    <w:p>
-      <w:r>
-        <w:tab/>
       </w:r>
       <w:r>
         <w:tab/>
@@ -16082,67 +16004,469 @@
     <w:p>
       <w:proofErr w:type="gramStart"/>
       <w:r>
+        <w:t>@let</w:t>
+      </w:r>
+      <w:proofErr w:type="gramEnd"/>
+    </w:p>
+    <w:p>
+      <w:r>
+        <w:tab/>
+      </w:r>
+      <w:proofErr w:type="gramStart"/>
+      <w:r>
+        <w:t>@let</w:t>
+      </w:r>
+      <w:proofErr w:type="gramEnd"/>
+      <w:r>
+        <w:t xml:space="preserve"> user</w:t>
+      </w:r>
+      <w:r>
+        <w:t xml:space="preserve"> = $user</w:t>
+      </w:r>
+      <w:r>
+        <w:t xml:space="preserve"> | </w:t>
+      </w:r>
+      <w:proofErr w:type="gramStart"/>
+      <w:r>
+        <w:t>async</w:t>
+      </w:r>
+      <w:r>
+        <w:t>;  /</w:t>
+      </w:r>
+      <w:proofErr w:type="gramEnd"/>
+      <w:r>
+        <w:t>/async operation assigned to user</w:t>
+      </w:r>
+    </w:p>
+    <w:p>
+      <w:r>
+        <w:tab/>
+      </w:r>
+    </w:p>
+    <w:p>
+      <w:r>
         <w:lastRenderedPageBreak/>
-        <w:t>@let</w:t>
-      </w:r>
-      <w:proofErr w:type="gramEnd"/>
-    </w:p>
-    <w:p>
-      <w:r>
         <w:tab/>
       </w:r>
-      <w:proofErr w:type="gramStart"/>
-      <w:r>
-        <w:t>@let</w:t>
-      </w:r>
-      <w:proofErr w:type="gramEnd"/>
-      <w:r>
-        <w:t xml:space="preserve"> user</w:t>
-      </w:r>
-      <w:r>
-        <w:t xml:space="preserve"> = $user</w:t>
-      </w:r>
-      <w:r>
-        <w:t xml:space="preserve"> | </w:t>
-      </w:r>
-      <w:proofErr w:type="gramStart"/>
-      <w:r>
-        <w:t>async</w:t>
-      </w:r>
-      <w:r>
-        <w:t>;  /</w:t>
-      </w:r>
-      <w:proofErr w:type="gramEnd"/>
-      <w:r>
-        <w:t>/async operation assigned to user</w:t>
-      </w:r>
+    </w:p>
+    <w:p>
+      <w:r>
+        <w:t>-</w:t>
+      </w:r>
+      <w:proofErr w:type="spellStart"/>
+      <w:r>
+        <w:t>ngmodel</w:t>
+      </w:r>
+      <w:proofErr w:type="spellEnd"/>
     </w:p>
     <w:p>
       <w:r>
         <w:tab/>
       </w:r>
+      <w:r>
+        <w:t>Name: string = ‘</w:t>
+      </w:r>
+      <w:proofErr w:type="gramStart"/>
+      <w:r>
+        <w:t>’;</w:t>
+      </w:r>
+      <w:proofErr w:type="gramEnd"/>
     </w:p>
     <w:p>
       <w:r>
         <w:tab/>
       </w:r>
-    </w:p>
-    <w:p>
-      <w:r>
-        <w:t>-</w:t>
-      </w:r>
-      <w:proofErr w:type="spellStart"/>
-      <w:r>
-        <w:t>ngmodel</w:t>
-      </w:r>
-      <w:proofErr w:type="spellEnd"/>
+      <w:r>
+        <w:t>&lt;input [(</w:t>
+      </w:r>
+      <w:proofErr w:type="spellStart"/>
+      <w:r>
+        <w:t>ngModel</w:t>
+      </w:r>
+      <w:proofErr w:type="spellEnd"/>
+      <w:proofErr w:type="gramStart"/>
+      <w:r>
+        <w:t>)]=</w:t>
+      </w:r>
+      <w:proofErr w:type="gramEnd"/>
+      <w:r>
+        <w:t>”name” /&gt;</w:t>
+      </w:r>
+    </w:p>
+    <w:p/>
+    <w:p>
+      <w:r>
+        <w:t xml:space="preserve">-create a form which validates range of age, and if email </w:t>
+      </w:r>
+      <w:proofErr w:type="gramStart"/>
+      <w:r>
+        <w:t>contains @</w:t>
+      </w:r>
+      <w:proofErr w:type="gramEnd"/>
+      <w:r>
+        <w:t xml:space="preserve"> with reactive forms</w:t>
+      </w:r>
     </w:p>
     <w:p>
       <w:r>
         <w:tab/>
       </w:r>
-      <w:r>
-        <w:t>Name: string = ‘</w:t>
+      <w:proofErr w:type="spellStart"/>
+      <w:r>
+        <w:t>formGroup</w:t>
+      </w:r>
+      <w:proofErr w:type="spellEnd"/>
+      <w:r>
+        <w:t xml:space="preserve"> = new </w:t>
+      </w:r>
+      <w:proofErr w:type="spellStart"/>
+      <w:proofErr w:type="gramStart"/>
+      <w:r>
+        <w:t>FormGroup</w:t>
+      </w:r>
+      <w:proofErr w:type="spellEnd"/>
+      <w:r>
+        <w:t>(</w:t>
+      </w:r>
+      <w:proofErr w:type="gramEnd"/>
+      <w:r>
+        <w:t>{</w:t>
+      </w:r>
+    </w:p>
+    <w:p>
+      <w:pPr>
+        <w:ind w:left="2160"/>
+      </w:pPr>
+      <w:r>
+        <w:t>email</w:t>
+      </w:r>
+      <w:r>
+        <w:t xml:space="preserve">: </w:t>
+      </w:r>
+      <w:r>
+        <w:t xml:space="preserve">new </w:t>
+      </w:r>
+      <w:proofErr w:type="spellStart"/>
+      <w:proofErr w:type="gramStart"/>
+      <w:r>
+        <w:t>FormControl</w:t>
+      </w:r>
+      <w:proofErr w:type="spellEnd"/>
+      <w:r>
+        <w:t>(</w:t>
+      </w:r>
+      <w:proofErr w:type="gramEnd"/>
+      <w:r>
+        <w:t xml:space="preserve">‘’, </w:t>
+      </w:r>
+      <w:proofErr w:type="gramStart"/>
+      <w:r>
+        <w:t>validators:</w:t>
+      </w:r>
+      <w:r>
+        <w:t>[</w:t>
+      </w:r>
+      <w:proofErr w:type="spellStart"/>
+      <w:proofErr w:type="gramEnd"/>
+      <w:r>
+        <w:t>Validator.email</w:t>
+      </w:r>
+      <w:proofErr w:type="spellEnd"/>
+      <w:r>
+        <w:t xml:space="preserve">, </w:t>
+      </w:r>
+      <w:proofErr w:type="spellStart"/>
+      <w:r>
+        <w:t>Validators.required</w:t>
+      </w:r>
+      <w:proofErr w:type="spellEnd"/>
+      <w:r>
+        <w:t>],</w:t>
+      </w:r>
+    </w:p>
+    <w:p>
+      <w:pPr>
+        <w:ind w:left="2160"/>
+      </w:pPr>
+      <w:r>
+        <w:t xml:space="preserve">age: new </w:t>
+      </w:r>
+      <w:proofErr w:type="spellStart"/>
+      <w:proofErr w:type="gramStart"/>
+      <w:r>
+        <w:t>FormControl</w:t>
+      </w:r>
+      <w:proofErr w:type="spellEnd"/>
+      <w:r>
+        <w:t>(</w:t>
+      </w:r>
+      <w:proofErr w:type="gramEnd"/>
+      <w:r>
+        <w:t>0, validators:</w:t>
+      </w:r>
+      <w:r>
+        <w:t xml:space="preserve"> </w:t>
+      </w:r>
+      <w:r>
+        <w:t>[Validators.min</w:t>
+      </w:r>
+      <w:r>
+        <w:t>:</w:t>
+      </w:r>
+      <w:proofErr w:type="gramStart"/>
+      <w:r>
+        <w:t>18,Validators.max</w:t>
+      </w:r>
+      <w:proofErr w:type="gramEnd"/>
+      <w:r>
+        <w:t>: 100</w:t>
+      </w:r>
+      <w:r>
+        <w:t>]</w:t>
+      </w:r>
+    </w:p>
+    <w:p>
+      <w:pPr>
+        <w:ind w:left="720" w:firstLine="720"/>
+      </w:pPr>
+      <w:r>
+        <w:t>})</w:t>
+      </w:r>
+    </w:p>
+    <w:p>
+      <w:pPr>
+        <w:ind w:left="720" w:firstLine="720"/>
+      </w:pPr>
+    </w:p>
+    <w:p>
+      <w:r>
+        <w:t xml:space="preserve">-inject a service </w:t>
+      </w:r>
+      <w:proofErr w:type="gramStart"/>
+      <w:r>
+        <w:t>in</w:t>
+      </w:r>
+      <w:proofErr w:type="gramEnd"/>
+      <w:r>
+        <w:t xml:space="preserve"> a component</w:t>
+      </w:r>
+      <w:r>
+        <w:t>, constructor and using inject</w:t>
+      </w:r>
+    </w:p>
+    <w:p>
+      <w:r>
+        <w:tab/>
+      </w:r>
+      <w:proofErr w:type="spellStart"/>
+      <w:r>
+        <w:t>userService</w:t>
+      </w:r>
+      <w:proofErr w:type="spellEnd"/>
+      <w:r>
+        <w:t xml:space="preserve">: </w:t>
+      </w:r>
+      <w:proofErr w:type="spellStart"/>
+      <w:r>
+        <w:t>UserService</w:t>
+      </w:r>
+      <w:proofErr w:type="spellEnd"/>
+      <w:r>
+        <w:t xml:space="preserve"> = </w:t>
+      </w:r>
+      <w:proofErr w:type="gramStart"/>
+      <w:r>
+        <w:t>inject(</w:t>
+      </w:r>
+      <w:proofErr w:type="spellStart"/>
+      <w:proofErr w:type="gramEnd"/>
+      <w:r>
+        <w:t>UserService</w:t>
+      </w:r>
+      <w:proofErr w:type="spellEnd"/>
+      <w:r>
+        <w:t>)</w:t>
+      </w:r>
+    </w:p>
+    <w:p>
+      <w:r>
+        <w:tab/>
+      </w:r>
+      <w:proofErr w:type="gramStart"/>
+      <w:r>
+        <w:t>constructor(</w:t>
+      </w:r>
+      <w:proofErr w:type="gramEnd"/>
+      <w:r>
+        <w:t xml:space="preserve">private </w:t>
+      </w:r>
+      <w:proofErr w:type="spellStart"/>
+      <w:r>
+        <w:t>userService</w:t>
+      </w:r>
+      <w:proofErr w:type="spellEnd"/>
+      <w:r>
+        <w:t xml:space="preserve">: </w:t>
+      </w:r>
+      <w:proofErr w:type="spellStart"/>
+      <w:proofErr w:type="gramStart"/>
+      <w:r>
+        <w:t>UserService</w:t>
+      </w:r>
+      <w:proofErr w:type="spellEnd"/>
+      <w:r>
+        <w:t>)</w:t>
+      </w:r>
+      <w:r>
+        <w:t xml:space="preserve">   </w:t>
+      </w:r>
+      <w:proofErr w:type="gramEnd"/>
+      <w:r>
+        <w:t xml:space="preserve"> //private will be available only in component</w:t>
+      </w:r>
+    </w:p>
+    <w:p/>
+    <w:p>
+      <w:r>
+        <w:t>-@Input</w:t>
+      </w:r>
+    </w:p>
+    <w:p>
+      <w:r>
+        <w:tab/>
+      </w:r>
+      <w:r>
+        <w:t>Name</w:t>
+      </w:r>
+      <w:r>
+        <w:t xml:space="preserve"> =</w:t>
+      </w:r>
+      <w:r>
+        <w:t xml:space="preserve"> input&lt;string</w:t>
+      </w:r>
+      <w:proofErr w:type="gramStart"/>
+      <w:r>
+        <w:t>&gt;(</w:t>
+      </w:r>
+      <w:proofErr w:type="gramEnd"/>
+      <w:r>
+        <w:t>‘’)</w:t>
+      </w:r>
+    </w:p>
+    <w:p/>
+    <w:p>
+      <w:r>
+        <w:t xml:space="preserve">-vars </w:t>
+      </w:r>
+      <w:proofErr w:type="gramStart"/>
+      <w:r>
+        <w:t>with ?</w:t>
+      </w:r>
+      <w:proofErr w:type="gramEnd"/>
+      <w:r>
+        <w:t xml:space="preserve"> </w:t>
+      </w:r>
+      <w:proofErr w:type="gramStart"/>
+      <w:r>
+        <w:t>and ??</w:t>
+      </w:r>
+      <w:proofErr w:type="gramEnd"/>
+    </w:p>
+    <w:p>
+      <w:r>
+        <w:tab/>
+      </w:r>
+      <w:r>
+        <w:t>Console.log(user.name?)</w:t>
+      </w:r>
+      <w:r>
+        <w:t xml:space="preserve">   //is name </w:t>
+      </w:r>
+      <w:proofErr w:type="gramStart"/>
+      <w:r>
+        <w:t>is</w:t>
+      </w:r>
+      <w:proofErr w:type="gramEnd"/>
+      <w:r>
+        <w:t xml:space="preserve"> undefined </w:t>
+      </w:r>
+      <w:proofErr w:type="gramStart"/>
+      <w:r>
+        <w:t>wont</w:t>
+      </w:r>
+      <w:proofErr w:type="gramEnd"/>
+      <w:r>
+        <w:t xml:space="preserve"> return an error</w:t>
+      </w:r>
+    </w:p>
+    <w:p>
+      <w:r>
+        <w:tab/>
+      </w:r>
+      <w:proofErr w:type="gramStart"/>
+      <w:r>
+        <w:t>Console.log(</w:t>
+      </w:r>
+      <w:proofErr w:type="gramEnd"/>
+      <w:r>
+        <w:t>user.name??</w:t>
+      </w:r>
+      <w:r>
+        <w:t xml:space="preserve"> </w:t>
+      </w:r>
+      <w:r>
+        <w:t>’</w:t>
+      </w:r>
+      <w:proofErr w:type="spellStart"/>
+      <w:r>
+        <w:t>de</w:t>
+      </w:r>
+      <w:r>
+        <w:t>faultvalue</w:t>
+      </w:r>
+      <w:proofErr w:type="spellEnd"/>
+      <w:r>
+        <w:t>’)</w:t>
+      </w:r>
+    </w:p>
+    <w:p>
+      <w:r>
+        <w:t>-#filter example on a list</w:t>
+      </w:r>
+    </w:p>
+    <w:p>
+      <w:r>
+        <w:tab/>
+      </w:r>
+      <w:r>
+        <w:t>Items: &lt;string</w:t>
+      </w:r>
+      <w:proofErr w:type="gramStart"/>
+      <w:r>
+        <w:t>&gt;[]{</w:t>
+      </w:r>
+      <w:proofErr w:type="gramEnd"/>
+      <w:r>
+        <w:t>…</w:t>
+      </w:r>
+      <w:r>
+        <w:t>elements</w:t>
+      </w:r>
+      <w:r>
+        <w:t>}</w:t>
+      </w:r>
+    </w:p>
+    <w:p>
+      <w:r>
+        <w:tab/>
+      </w:r>
+      <w:proofErr w:type="spellStart"/>
+      <w:r>
+        <w:t>searchFilter</w:t>
+      </w:r>
+      <w:proofErr w:type="spellEnd"/>
+      <w:r>
+        <w:t>: string = ‘</w:t>
       </w:r>
       <w:proofErr w:type="gramStart"/>
       <w:r>
@@ -16152,409 +16476,7 @@
     </w:p>
     <w:p>
       <w:r>
-        <w:tab/>
-      </w:r>
-      <w:r>
-        <w:t>&lt;input [(</w:t>
-      </w:r>
-      <w:proofErr w:type="spellStart"/>
-      <w:r>
-        <w:t>ngModel</w:t>
-      </w:r>
-      <w:proofErr w:type="spellEnd"/>
-      <w:proofErr w:type="gramStart"/>
-      <w:r>
-        <w:t>)]=</w:t>
-      </w:r>
-      <w:proofErr w:type="gramEnd"/>
-      <w:r>
-        <w:t>”name” /&gt;</w:t>
-      </w:r>
-    </w:p>
-    <w:p/>
-    <w:p>
-      <w:r>
-        <w:t xml:space="preserve">-create a form which validates range of age, and if email </w:t>
-      </w:r>
-      <w:proofErr w:type="gramStart"/>
-      <w:r>
-        <w:t>contains @</w:t>
-      </w:r>
-      <w:proofErr w:type="gramEnd"/>
-      <w:r>
-        <w:t xml:space="preserve"> with reactive forms</w:t>
-      </w:r>
-    </w:p>
-    <w:p>
-      <w:r>
-        <w:tab/>
-      </w:r>
-      <w:proofErr w:type="spellStart"/>
-      <w:r>
-        <w:t>formGroup</w:t>
-      </w:r>
-      <w:proofErr w:type="spellEnd"/>
-      <w:r>
-        <w:t xml:space="preserve"> = new </w:t>
-      </w:r>
-      <w:proofErr w:type="spellStart"/>
-      <w:proofErr w:type="gramStart"/>
-      <w:r>
-        <w:t>FormGroup</w:t>
-      </w:r>
-      <w:proofErr w:type="spellEnd"/>
-      <w:r>
-        <w:t>(</w:t>
-      </w:r>
-      <w:proofErr w:type="gramEnd"/>
-      <w:r>
-        <w:t>{</w:t>
-      </w:r>
-    </w:p>
-    <w:p>
-      <w:pPr>
-        <w:ind w:left="2160"/>
-      </w:pPr>
-      <w:r>
-        <w:t>email</w:t>
-      </w:r>
-      <w:r>
-        <w:t xml:space="preserve">: </w:t>
-      </w:r>
-      <w:r>
-        <w:t xml:space="preserve">new </w:t>
-      </w:r>
-      <w:proofErr w:type="spellStart"/>
-      <w:proofErr w:type="gramStart"/>
-      <w:r>
-        <w:t>FormControl</w:t>
-      </w:r>
-      <w:proofErr w:type="spellEnd"/>
-      <w:r>
-        <w:t>(</w:t>
-      </w:r>
-      <w:proofErr w:type="gramEnd"/>
-      <w:r>
-        <w:t xml:space="preserve">‘’, </w:t>
-      </w:r>
-      <w:proofErr w:type="gramStart"/>
-      <w:r>
-        <w:t>validators:</w:t>
-      </w:r>
-      <w:r>
-        <w:t>[</w:t>
-      </w:r>
-      <w:proofErr w:type="spellStart"/>
-      <w:proofErr w:type="gramEnd"/>
-      <w:r>
-        <w:t>Validator.email</w:t>
-      </w:r>
-      <w:proofErr w:type="spellEnd"/>
-      <w:r>
-        <w:t xml:space="preserve">, </w:t>
-      </w:r>
-      <w:proofErr w:type="spellStart"/>
-      <w:r>
-        <w:t>Validators.required</w:t>
-      </w:r>
-      <w:proofErr w:type="spellEnd"/>
-      <w:r>
-        <w:t>],</w:t>
-      </w:r>
-    </w:p>
-    <w:p>
-      <w:pPr>
-        <w:ind w:left="2160"/>
-      </w:pPr>
-      <w:r>
-        <w:t xml:space="preserve">age: new </w:t>
-      </w:r>
-      <w:proofErr w:type="spellStart"/>
-      <w:proofErr w:type="gramStart"/>
-      <w:r>
-        <w:t>FormControl</w:t>
-      </w:r>
-      <w:proofErr w:type="spellEnd"/>
-      <w:r>
-        <w:t>(</w:t>
-      </w:r>
-      <w:proofErr w:type="gramEnd"/>
-      <w:r>
-        <w:t>0, validators:</w:t>
-      </w:r>
-      <w:r>
-        <w:t xml:space="preserve"> </w:t>
-      </w:r>
-      <w:r>
-        <w:t>[Validators.min</w:t>
-      </w:r>
-      <w:r>
-        <w:t>:</w:t>
-      </w:r>
-      <w:proofErr w:type="gramStart"/>
-      <w:r>
-        <w:t>18,Validators.max</w:t>
-      </w:r>
-      <w:proofErr w:type="gramEnd"/>
-      <w:r>
-        <w:t>: 100</w:t>
-      </w:r>
-      <w:r>
-        <w:t>]</w:t>
-      </w:r>
-    </w:p>
-    <w:p>
-      <w:pPr>
-        <w:ind w:left="720" w:firstLine="720"/>
-      </w:pPr>
-      <w:r>
-        <w:t>})</w:t>
-      </w:r>
-    </w:p>
-    <w:p>
-      <w:pPr>
-        <w:ind w:left="720" w:firstLine="720"/>
-      </w:pPr>
-    </w:p>
-    <w:p>
-      <w:r>
-        <w:t xml:space="preserve">-inject a service </w:t>
-      </w:r>
-      <w:proofErr w:type="gramStart"/>
-      <w:r>
-        <w:t>in</w:t>
-      </w:r>
-      <w:proofErr w:type="gramEnd"/>
-      <w:r>
-        <w:t xml:space="preserve"> a component</w:t>
-      </w:r>
-      <w:r>
-        <w:t>, constructor and using inject</w:t>
-      </w:r>
-    </w:p>
-    <w:p>
-      <w:r>
-        <w:tab/>
-      </w:r>
-      <w:proofErr w:type="spellStart"/>
-      <w:r>
-        <w:t>userService</w:t>
-      </w:r>
-      <w:proofErr w:type="spellEnd"/>
-      <w:r>
-        <w:t xml:space="preserve">: </w:t>
-      </w:r>
-      <w:proofErr w:type="spellStart"/>
-      <w:r>
-        <w:t>UserService</w:t>
-      </w:r>
-      <w:proofErr w:type="spellEnd"/>
-      <w:r>
-        <w:t xml:space="preserve"> = </w:t>
-      </w:r>
-      <w:proofErr w:type="gramStart"/>
-      <w:r>
-        <w:t>inject(</w:t>
-      </w:r>
-      <w:proofErr w:type="spellStart"/>
-      <w:proofErr w:type="gramEnd"/>
-      <w:r>
-        <w:t>UserService</w:t>
-      </w:r>
-      <w:proofErr w:type="spellEnd"/>
-      <w:r>
-        <w:t>)</w:t>
-      </w:r>
-    </w:p>
-    <w:p>
-      <w:r>
-        <w:tab/>
-      </w:r>
-      <w:proofErr w:type="gramStart"/>
-      <w:r>
-        <w:t>constructor(</w:t>
-      </w:r>
-      <w:proofErr w:type="gramEnd"/>
-      <w:r>
-        <w:t xml:space="preserve">private </w:t>
-      </w:r>
-      <w:proofErr w:type="spellStart"/>
-      <w:r>
-        <w:t>userService</w:t>
-      </w:r>
-      <w:proofErr w:type="spellEnd"/>
-      <w:r>
-        <w:t xml:space="preserve">: </w:t>
-      </w:r>
-      <w:proofErr w:type="spellStart"/>
-      <w:proofErr w:type="gramStart"/>
-      <w:r>
-        <w:t>UserService</w:t>
-      </w:r>
-      <w:proofErr w:type="spellEnd"/>
-      <w:r>
-        <w:t>)</w:t>
-      </w:r>
-      <w:r>
-        <w:t xml:space="preserve">   </w:t>
-      </w:r>
-      <w:proofErr w:type="gramEnd"/>
-      <w:r>
-        <w:t xml:space="preserve"> //private will be available only in component</w:t>
-      </w:r>
-    </w:p>
-    <w:p/>
-    <w:p>
-      <w:r>
-        <w:t>-@Input</w:t>
-      </w:r>
-    </w:p>
-    <w:p>
-      <w:r>
-        <w:tab/>
-      </w:r>
-      <w:r>
-        <w:t>Name</w:t>
-      </w:r>
-      <w:r>
-        <w:t xml:space="preserve"> =</w:t>
-      </w:r>
-      <w:r>
-        <w:t xml:space="preserve"> input&lt;string</w:t>
-      </w:r>
-      <w:proofErr w:type="gramStart"/>
-      <w:r>
-        <w:t>&gt;(</w:t>
-      </w:r>
-      <w:proofErr w:type="gramEnd"/>
-      <w:r>
-        <w:t>‘’)</w:t>
-      </w:r>
-    </w:p>
-    <w:p/>
-    <w:p>
-      <w:r>
-        <w:t xml:space="preserve">-vars </w:t>
-      </w:r>
-      <w:proofErr w:type="gramStart"/>
-      <w:r>
-        <w:t>with ?</w:t>
-      </w:r>
-      <w:proofErr w:type="gramEnd"/>
-      <w:r>
-        <w:t xml:space="preserve"> </w:t>
-      </w:r>
-      <w:proofErr w:type="gramStart"/>
-      <w:r>
-        <w:t>and ??</w:t>
-      </w:r>
-      <w:proofErr w:type="gramEnd"/>
-    </w:p>
-    <w:p>
-      <w:r>
-        <w:tab/>
-      </w:r>
-      <w:r>
-        <w:t>Console.log(user.name?)</w:t>
-      </w:r>
-      <w:r>
-        <w:t xml:space="preserve">   //is name </w:t>
-      </w:r>
-      <w:proofErr w:type="gramStart"/>
-      <w:r>
-        <w:t>is</w:t>
-      </w:r>
-      <w:proofErr w:type="gramEnd"/>
-      <w:r>
-        <w:t xml:space="preserve"> undefined </w:t>
-      </w:r>
-      <w:proofErr w:type="gramStart"/>
-      <w:r>
-        <w:t>wont</w:t>
-      </w:r>
-      <w:proofErr w:type="gramEnd"/>
-      <w:r>
-        <w:t xml:space="preserve"> return an error</w:t>
-      </w:r>
-    </w:p>
-    <w:p>
-      <w:r>
-        <w:tab/>
-      </w:r>
-      <w:proofErr w:type="gramStart"/>
-      <w:r>
-        <w:t>Console.log(</w:t>
-      </w:r>
-      <w:proofErr w:type="gramEnd"/>
-      <w:r>
-        <w:t>user.name??</w:t>
-      </w:r>
-      <w:r>
-        <w:t xml:space="preserve"> </w:t>
-      </w:r>
-      <w:r>
-        <w:t>’</w:t>
-      </w:r>
-      <w:proofErr w:type="spellStart"/>
-      <w:r>
-        <w:t>de</w:t>
-      </w:r>
-      <w:r>
-        <w:t>faultvalue</w:t>
-      </w:r>
-      <w:proofErr w:type="spellEnd"/>
-      <w:r>
-        <w:t>’)</w:t>
-      </w:r>
-    </w:p>
-    <w:p>
-      <w:r>
         <w:lastRenderedPageBreak/>
-        <w:t>-#filter example on a list</w:t>
-      </w:r>
-    </w:p>
-    <w:p>
-      <w:r>
-        <w:tab/>
-      </w:r>
-      <w:r>
-        <w:t>Items: &lt;string</w:t>
-      </w:r>
-      <w:proofErr w:type="gramStart"/>
-      <w:r>
-        <w:t>&gt;[]{</w:t>
-      </w:r>
-      <w:proofErr w:type="gramEnd"/>
-      <w:r>
-        <w:t>…</w:t>
-      </w:r>
-      <w:r>
-        <w:t>elements</w:t>
-      </w:r>
-      <w:r>
-        <w:t>}</w:t>
-      </w:r>
-    </w:p>
-    <w:p>
-      <w:r>
-        <w:tab/>
-      </w:r>
-      <w:proofErr w:type="spellStart"/>
-      <w:r>
-        <w:t>searchFilter</w:t>
-      </w:r>
-      <w:proofErr w:type="spellEnd"/>
-      <w:r>
-        <w:t>: string = ‘</w:t>
-      </w:r>
-      <w:proofErr w:type="gramStart"/>
-      <w:r>
-        <w:t>’;</w:t>
-      </w:r>
-      <w:proofErr w:type="gramEnd"/>
-    </w:p>
-    <w:p>
-      <w:r>
         <w:tab/>
       </w:r>
       <w:proofErr w:type="spellStart"/>
@@ -16881,40 +16803,40 @@
     </w:p>
     <w:p>
       <w:r>
+        <w:t xml:space="preserve">-initialize an angular </w:t>
+      </w:r>
+      <w:proofErr w:type="gramStart"/>
+      <w:r>
+        <w:t>type</w:t>
+      </w:r>
+      <w:proofErr w:type="gramEnd"/>
+      <w:r>
+        <w:t xml:space="preserve"> signal var from a service on </w:t>
+      </w:r>
+      <w:proofErr w:type="spellStart"/>
+      <w:r>
+        <w:t>ngoninit</w:t>
+      </w:r>
+      <w:proofErr w:type="spellEnd"/>
+    </w:p>
+    <w:p>
+      <w:r>
+        <w:t xml:space="preserve">-client call </w:t>
+      </w:r>
+    </w:p>
+    <w:p>
+      <w:r>
+        <w:t>-</w:t>
+      </w:r>
+      <w:proofErr w:type="gramStart"/>
+      <w:r>
+        <w:t>observable .pipe, .subscribe</w:t>
+      </w:r>
+      <w:proofErr w:type="gramEnd"/>
+    </w:p>
+    <w:p>
+      <w:r>
         <w:lastRenderedPageBreak/>
-        <w:t xml:space="preserve">-initialize an angular </w:t>
-      </w:r>
-      <w:proofErr w:type="gramStart"/>
-      <w:r>
-        <w:t>type</w:t>
-      </w:r>
-      <w:proofErr w:type="gramEnd"/>
-      <w:r>
-        <w:t xml:space="preserve"> signal var from a service on </w:t>
-      </w:r>
-      <w:proofErr w:type="spellStart"/>
-      <w:r>
-        <w:t>ngoninit</w:t>
-      </w:r>
-      <w:proofErr w:type="spellEnd"/>
-    </w:p>
-    <w:p>
-      <w:r>
-        <w:t xml:space="preserve">-client call </w:t>
-      </w:r>
-    </w:p>
-    <w:p>
-      <w:r>
-        <w:t>-</w:t>
-      </w:r>
-      <w:proofErr w:type="gramStart"/>
-      <w:r>
-        <w:t>observable .pipe, .subscribe</w:t>
-      </w:r>
-      <w:proofErr w:type="gramEnd"/>
-    </w:p>
-    <w:p>
-      <w:r>
         <w:t xml:space="preserve">-create custom directive </w:t>
       </w:r>
     </w:p>
@@ -17118,7 +17040,6 @@
         </w:tabs>
       </w:pPr>
       <w:r>
-        <w:lastRenderedPageBreak/>
         <w:t xml:space="preserve">           </w:t>
       </w:r>
       <w:proofErr w:type="gramStart"/>
@@ -17188,6 +17109,7 @@
         </w:tabs>
       </w:pPr>
       <w:r>
+        <w:lastRenderedPageBreak/>
         <w:t xml:space="preserve">      {</w:t>
       </w:r>
     </w:p>
@@ -17547,48 +17469,48 @@
     </w:p>
     <w:p>
       <w:r>
+        <w:t xml:space="preserve">-create an effect with untrack (this </w:t>
+      </w:r>
+      <w:proofErr w:type="gramStart"/>
+      <w:r>
+        <w:t>untrack</w:t>
+      </w:r>
+      <w:proofErr w:type="gramEnd"/>
+      <w:r>
+        <w:t xml:space="preserve"> changes of state will not trigger the effect)</w:t>
+      </w:r>
+    </w:p>
+    <w:p>
+      <w:r>
+        <w:tab/>
+      </w:r>
+      <w:proofErr w:type="gramStart"/>
+      <w:r>
+        <w:t>Effect(</w:t>
+      </w:r>
+      <w:proofErr w:type="gramEnd"/>
+      <w:r>
+        <w:t xml:space="preserve">() =&gt; </w:t>
+      </w:r>
+      <w:proofErr w:type="gramStart"/>
+      <w:r>
+        <w:t>{ `</w:t>
+      </w:r>
+      <w:proofErr w:type="gramEnd"/>
+      <w:r>
+        <w:t>the counter increases: $count and the user is ${untracked(counter)}</w:t>
+      </w:r>
+      <w:r>
+        <w:t xml:space="preserve"> </w:t>
+      </w:r>
+      <w:r>
+        <w:t>`}</w:t>
+      </w:r>
+    </w:p>
+    <w:p/>
+    <w:p>
+      <w:r>
         <w:lastRenderedPageBreak/>
-        <w:t xml:space="preserve">-create an effect with untrack (this </w:t>
-      </w:r>
-      <w:proofErr w:type="gramStart"/>
-      <w:r>
-        <w:t>untrack</w:t>
-      </w:r>
-      <w:proofErr w:type="gramEnd"/>
-      <w:r>
-        <w:t xml:space="preserve"> changes of state will not trigger the effect)</w:t>
-      </w:r>
-    </w:p>
-    <w:p>
-      <w:r>
-        <w:tab/>
-      </w:r>
-      <w:proofErr w:type="gramStart"/>
-      <w:r>
-        <w:t>Effect(</w:t>
-      </w:r>
-      <w:proofErr w:type="gramEnd"/>
-      <w:r>
-        <w:t xml:space="preserve">() =&gt; </w:t>
-      </w:r>
-      <w:proofErr w:type="gramStart"/>
-      <w:r>
-        <w:t>{ `</w:t>
-      </w:r>
-      <w:proofErr w:type="gramEnd"/>
-      <w:r>
-        <w:t>the counter increases: $count and the user is ${untracked(counter)}</w:t>
-      </w:r>
-      <w:r>
-        <w:t xml:space="preserve"> </w:t>
-      </w:r>
-      <w:r>
-        <w:t>`}</w:t>
-      </w:r>
-    </w:p>
-    <w:p/>
-    <w:p>
-      <w:r>
         <w:t xml:space="preserve">-add a token into the </w:t>
       </w:r>
       <w:proofErr w:type="spellStart"/>
@@ -17885,33 +17807,33 @@
     </w:p>
     <w:p>
       <w:r>
+        <w:tab/>
+      </w:r>
+      <w:r>
+        <w:tab/>
+        <w:t>{{</w:t>
+      </w:r>
+      <w:proofErr w:type="spellStart"/>
+      <w:r>
+        <w:t>randomNumber</w:t>
+      </w:r>
+      <w:proofErr w:type="spellEnd"/>
+      <w:r>
+        <w:t>}}</w:t>
+      </w:r>
+    </w:p>
+    <w:p>
+      <w:r>
+        <w:tab/>
+        <w:t>&lt;/ng-template&gt;</w:t>
+      </w:r>
+    </w:p>
+    <w:p/>
+    <w:p>
+      <w:r>
         <w:lastRenderedPageBreak/>
         <w:tab/>
       </w:r>
-      <w:r>
-        <w:tab/>
-        <w:t>{{</w:t>
-      </w:r>
-      <w:proofErr w:type="spellStart"/>
-      <w:r>
-        <w:t>randomNumber</w:t>
-      </w:r>
-      <w:proofErr w:type="spellEnd"/>
-      <w:r>
-        <w:t>}}</w:t>
-      </w:r>
-    </w:p>
-    <w:p>
-      <w:r>
-        <w:tab/>
-        <w:t>&lt;/ng-template&gt;</w:t>
-      </w:r>
-    </w:p>
-    <w:p/>
-    <w:p>
-      <w:r>
-        <w:tab/>
-      </w:r>
       <w:proofErr w:type="gramStart"/>
       <w:r>
         <w:t>@if</w:t>
@@ -18101,6 +18023,9 @@
     </w:p>
     <w:p>
       <w:r>
+        <w:rPr>
+          <w:noProof/>
+        </w:rPr>
         <w:lastRenderedPageBreak/>
         <w:drawing>
           <wp:inline distT="0" distB="0" distL="0" distR="0" wp14:anchorId="21DFE737" wp14:editId="6EC6E052">
@@ -19898,15 +19823,7 @@
         <w:pStyle w:val="ListParagraph"/>
       </w:pPr>
       <w:r>
-        <w:t xml:space="preserve">Added </w:t>
-      </w:r>
-      <w:proofErr w:type="spellStart"/>
-      <w:r>
-        <w:t>a</w:t>
-      </w:r>
-      <w:proofErr w:type="spellEnd"/>
-      <w:r>
-        <w:t xml:space="preserve"> </w:t>
+        <w:t xml:space="preserve">Added a </w:t>
       </w:r>
       <w:r>
         <w:t xml:space="preserve">inventory </w:t>
@@ -21555,15 +21472,7 @@
       </w:r>
       <w:proofErr w:type="spellEnd"/>
       <w:r>
-        <w:t xml:space="preserve">, added </w:t>
-      </w:r>
-      <w:proofErr w:type="spellStart"/>
-      <w:r>
-        <w:t>a</w:t>
-      </w:r>
-      <w:proofErr w:type="spellEnd"/>
-      <w:r>
-        <w:t xml:space="preserve"> endpoint in orders for a saga pattern flow, this calls the service which </w:t>
+        <w:t xml:space="preserve">, added a endpoint in orders for a saga pattern flow, this calls the service which </w:t>
       </w:r>
       <w:r>
         <w:t xml:space="preserve">gets the </w:t>
@@ -25690,6 +25599,7 @@
   <w:style w:type="character" w:default="1" w:styleId="DefaultParagraphFont">
     <w:name w:val="Default Paragraph Font"/>
     <w:uiPriority w:val="1"/>
+    <w:semiHidden/>
     <w:unhideWhenUsed/>
   </w:style>
   <w:style w:type="table" w:default="1" w:styleId="TableNormal">

--- a/Exercizes.docx
+++ b/Exercizes.docx
@@ -16,6 +16,519 @@
         <w:t>MOVIE DATA</w:t>
       </w:r>
     </w:p>
+    <w:p/>
+    <w:p>
+      <w:pPr>
+        <w:rPr>
+          <w:lang w:val="es-MX"/>
+        </w:rPr>
+      </w:pPr>
+      <w:r>
+        <w:rPr>
+          <w:lang w:val="es-MX"/>
+        </w:rPr>
+        <w:t xml:space="preserve">Películas con </w:t>
+      </w:r>
+      <w:proofErr w:type="spellStart"/>
+      <w:r>
+        <w:rPr>
+          <w:lang w:val="es-MX"/>
+        </w:rPr>
+        <w:t>revenue</w:t>
+      </w:r>
+      <w:proofErr w:type="spellEnd"/>
+      <w:r>
+        <w:rPr>
+          <w:lang w:val="es-MX"/>
+        </w:rPr>
+        <w:t xml:space="preserve"> mayor al promedio global</w:t>
+      </w:r>
+    </w:p>
+    <w:p>
+      <w:pPr>
+        <w:rPr>
+          <w:lang w:val="es-MX"/>
+        </w:rPr>
+      </w:pPr>
+      <w:r>
+        <w:rPr>
+          <w:lang w:val="es-MX"/>
+        </w:rPr>
+        <w:tab/>
+      </w:r>
+      <w:r>
+        <w:rPr>
+          <w:lang w:val="es-MX"/>
+        </w:rPr>
+        <w:drawing>
+          <wp:inline distT="0" distB="0" distL="0" distR="0" wp14:anchorId="27232899" wp14:editId="0AD9386C">
+            <wp:extent cx="4420217" cy="1981477"/>
+            <wp:effectExtent l="0" t="0" r="0" b="0"/>
+            <wp:docPr id="39538153" name="Picture 1"/>
+            <wp:cNvGraphicFramePr>
+              <a:graphicFrameLocks xmlns:a="http://schemas.openxmlformats.org/drawingml/2006/main" noChangeAspect="1"/>
+            </wp:cNvGraphicFramePr>
+            <a:graphic xmlns:a="http://schemas.openxmlformats.org/drawingml/2006/main">
+              <a:graphicData uri="http://schemas.openxmlformats.org/drawingml/2006/picture">
+                <pic:pic xmlns:pic="http://schemas.openxmlformats.org/drawingml/2006/picture">
+                  <pic:nvPicPr>
+                    <pic:cNvPr id="39538153" name=""/>
+                    <pic:cNvPicPr/>
+                  </pic:nvPicPr>
+                  <pic:blipFill>
+                    <a:blip r:embed="rId6"/>
+                    <a:stretch>
+                      <a:fillRect/>
+                    </a:stretch>
+                  </pic:blipFill>
+                  <pic:spPr>
+                    <a:xfrm>
+                      <a:off x="0" y="0"/>
+                      <a:ext cx="4420217" cy="1981477"/>
+                    </a:xfrm>
+                    <a:prstGeom prst="rect">
+                      <a:avLst/>
+                    </a:prstGeom>
+                  </pic:spPr>
+                </pic:pic>
+              </a:graphicData>
+            </a:graphic>
+          </wp:inline>
+        </w:drawing>
+      </w:r>
+    </w:p>
+    <w:p>
+      <w:pPr>
+        <w:rPr>
+          <w:lang w:val="es-MX"/>
+        </w:rPr>
+      </w:pPr>
+    </w:p>
+    <w:p>
+      <w:pPr>
+        <w:rPr>
+          <w:lang w:val="es-MX"/>
+        </w:rPr>
+      </w:pPr>
+      <w:r>
+        <w:rPr>
+          <w:lang w:val="es-MX"/>
+        </w:rPr>
+        <w:t>Películas donde el titulo comience con a</w:t>
+      </w:r>
+    </w:p>
+    <w:p>
+      <w:r>
+        <w:rPr>
+          <w:lang w:val="es-MX"/>
+        </w:rPr>
+        <w:tab/>
+      </w:r>
+      <w:proofErr w:type="spellStart"/>
+      <w:proofErr w:type="gramStart"/>
+      <w:r>
+        <w:t>Db.movieData.find</w:t>
+      </w:r>
+      <w:proofErr w:type="spellEnd"/>
+      <w:proofErr w:type="gramEnd"/>
+      <w:r>
+        <w:t>({title: {$regex</w:t>
+      </w:r>
+      <w:proofErr w:type="gramStart"/>
+      <w:r>
+        <w:t>:”</w:t>
+      </w:r>
+      <w:r>
+        <w:t>^</w:t>
+      </w:r>
+      <w:proofErr w:type="gramEnd"/>
+      <w:r>
+        <w:t>A”, $options</w:t>
+      </w:r>
+      <w:proofErr w:type="gramStart"/>
+      <w:r>
+        <w:t>:”</w:t>
+      </w:r>
+      <w:proofErr w:type="spellStart"/>
+      <w:r>
+        <w:t>i</w:t>
+      </w:r>
+      <w:proofErr w:type="spellEnd"/>
+      <w:proofErr w:type="gramEnd"/>
+      <w:r>
+        <w:t>”</w:t>
+      </w:r>
+      <w:r>
+        <w:t>}})</w:t>
+      </w:r>
+      <w:r>
+        <w:tab/>
+      </w:r>
+    </w:p>
+    <w:p/>
+    <w:p>
+      <w:pPr>
+        <w:rPr>
+          <w:lang w:val="es-MX"/>
+        </w:rPr>
+      </w:pPr>
+      <w:proofErr w:type="spellStart"/>
+      <w:r>
+        <w:rPr>
+          <w:lang w:val="es-MX"/>
+        </w:rPr>
+        <w:t>Peliculas</w:t>
+      </w:r>
+      <w:proofErr w:type="spellEnd"/>
+      <w:r>
+        <w:rPr>
+          <w:lang w:val="es-MX"/>
+        </w:rPr>
+        <w:t xml:space="preserve"> donde el titulo t</w:t>
+      </w:r>
+      <w:r>
+        <w:rPr>
+          <w:lang w:val="es-MX"/>
+        </w:rPr>
+        <w:t>ermina en n</w:t>
+      </w:r>
+    </w:p>
+    <w:p>
+      <w:r>
+        <w:rPr>
+          <w:lang w:val="es-MX"/>
+        </w:rPr>
+        <w:tab/>
+      </w:r>
+      <w:proofErr w:type="spellStart"/>
+      <w:proofErr w:type="gramStart"/>
+      <w:r>
+        <w:t>Db.movieData.find</w:t>
+      </w:r>
+      <w:proofErr w:type="spellEnd"/>
+      <w:proofErr w:type="gramEnd"/>
+      <w:r>
+        <w:t>({</w:t>
+      </w:r>
+      <w:proofErr w:type="gramStart"/>
+      <w:r>
+        <w:t>title:{</w:t>
+      </w:r>
+      <w:proofErr w:type="gramEnd"/>
+      <w:r>
+        <w:t>$</w:t>
+      </w:r>
+      <w:proofErr w:type="spellStart"/>
+      <w:r>
+        <w:t>regex</w:t>
+      </w:r>
+      <w:proofErr w:type="gramStart"/>
+      <w:r>
+        <w:t>:</w:t>
+      </w:r>
+      <w:r>
+        <w:t>”n</w:t>
+      </w:r>
+      <w:proofErr w:type="spellEnd"/>
+      <w:proofErr w:type="gramEnd"/>
+      <w:r>
+        <w:t>$”, $options</w:t>
+      </w:r>
+      <w:proofErr w:type="gramStart"/>
+      <w:r>
+        <w:t>:”</w:t>
+      </w:r>
+      <w:proofErr w:type="spellStart"/>
+      <w:r>
+        <w:t>i</w:t>
+      </w:r>
+      <w:proofErr w:type="spellEnd"/>
+      <w:proofErr w:type="gramEnd"/>
+      <w:r>
+        <w:t>”</w:t>
+      </w:r>
+      <w:r>
+        <w:t>}})</w:t>
+      </w:r>
+    </w:p>
+    <w:p/>
+    <w:p>
+      <w:pPr>
+        <w:rPr>
+          <w:lang w:val="es-MX"/>
+        </w:rPr>
+      </w:pPr>
+      <w:r>
+        <w:rPr>
+          <w:lang w:val="es-MX"/>
+        </w:rPr>
+        <w:t xml:space="preserve">Películas donde el </w:t>
+      </w:r>
+      <w:proofErr w:type="spellStart"/>
+      <w:r>
+        <w:rPr>
+          <w:lang w:val="es-MX"/>
+        </w:rPr>
+        <w:t>revenue</w:t>
+      </w:r>
+      <w:proofErr w:type="spellEnd"/>
+      <w:r>
+        <w:rPr>
+          <w:lang w:val="es-MX"/>
+        </w:rPr>
+        <w:t xml:space="preserve"> existe y no es </w:t>
+      </w:r>
+      <w:proofErr w:type="spellStart"/>
+      <w:r>
+        <w:rPr>
+          <w:lang w:val="es-MX"/>
+        </w:rPr>
+        <w:t>null</w:t>
+      </w:r>
+      <w:proofErr w:type="spellEnd"/>
+    </w:p>
+    <w:p>
+      <w:r>
+        <w:rPr>
+          <w:lang w:val="es-MX"/>
+        </w:rPr>
+        <w:tab/>
+      </w:r>
+      <w:proofErr w:type="spellStart"/>
+      <w:proofErr w:type="gramStart"/>
+      <w:r>
+        <w:t>Db.movieData.find</w:t>
+      </w:r>
+      <w:proofErr w:type="spellEnd"/>
+      <w:proofErr w:type="gramEnd"/>
+      <w:r>
+        <w:t>({</w:t>
+      </w:r>
+      <w:proofErr w:type="gramStart"/>
+      <w:r>
+        <w:t>revenue: {</w:t>
+      </w:r>
+      <w:proofErr w:type="gramEnd"/>
+      <w:r>
+        <w:t>$</w:t>
+      </w:r>
+      <w:proofErr w:type="spellStart"/>
+      <w:proofErr w:type="gramStart"/>
+      <w:r>
+        <w:t>exists:true</w:t>
+      </w:r>
+      <w:proofErr w:type="spellEnd"/>
+      <w:proofErr w:type="gramEnd"/>
+      <w:r>
+        <w:t>, $</w:t>
+      </w:r>
+      <w:proofErr w:type="spellStart"/>
+      <w:proofErr w:type="gramStart"/>
+      <w:r>
+        <w:t>ne:null</w:t>
+      </w:r>
+      <w:proofErr w:type="spellEnd"/>
+      <w:proofErr w:type="gramEnd"/>
+      <w:r>
+        <w:t>}})</w:t>
+      </w:r>
+    </w:p>
+    <w:p/>
+    <w:p>
+      <w:pPr>
+        <w:rPr>
+          <w:lang w:val="es-MX"/>
+        </w:rPr>
+      </w:pPr>
+      <w:proofErr w:type="spellStart"/>
+      <w:r>
+        <w:rPr>
+          <w:lang w:val="es-MX"/>
+        </w:rPr>
+        <w:t>Peliculas</w:t>
+      </w:r>
+      <w:proofErr w:type="spellEnd"/>
+      <w:r>
+        <w:rPr>
+          <w:lang w:val="es-MX"/>
+        </w:rPr>
+        <w:t xml:space="preserve"> donde el </w:t>
+      </w:r>
+      <w:proofErr w:type="spellStart"/>
+      <w:r>
+        <w:rPr>
+          <w:lang w:val="es-MX"/>
+        </w:rPr>
+        <w:t>revenue</w:t>
+      </w:r>
+      <w:proofErr w:type="spellEnd"/>
+      <w:r>
+        <w:rPr>
+          <w:lang w:val="es-MX"/>
+        </w:rPr>
+        <w:t xml:space="preserve"> e</w:t>
+      </w:r>
+      <w:r>
+        <w:rPr>
+          <w:lang w:val="es-MX"/>
+        </w:rPr>
+        <w:t>ste en cierto rango</w:t>
+      </w:r>
+    </w:p>
+    <w:p>
+      <w:r>
+        <w:rPr>
+          <w:lang w:val="es-MX"/>
+        </w:rPr>
+        <w:tab/>
+      </w:r>
+      <w:proofErr w:type="spellStart"/>
+      <w:proofErr w:type="gramStart"/>
+      <w:r>
+        <w:t>d</w:t>
+      </w:r>
+      <w:r>
+        <w:t>b.movieData.find</w:t>
+      </w:r>
+      <w:proofErr w:type="spellEnd"/>
+      <w:proofErr w:type="gramEnd"/>
+      <w:r>
+        <w:t>({</w:t>
+      </w:r>
+      <w:proofErr w:type="gramStart"/>
+      <w:r>
+        <w:t>revenue: {</w:t>
+      </w:r>
+      <w:proofErr w:type="gramEnd"/>
+      <w:r>
+        <w:t>$gt:</w:t>
+      </w:r>
+      <w:r>
+        <w:t>10000000, $lt:</w:t>
+      </w:r>
+      <w:proofErr w:type="gramStart"/>
+      <w:r>
+        <w:t>20000000</w:t>
+      </w:r>
+      <w:r>
+        <w:t>}})</w:t>
+      </w:r>
+      <w:proofErr w:type="gramEnd"/>
+    </w:p>
+    <w:p>
+      <w:r>
+        <w:t>MongoDB does not have a dedicated </w:t>
+      </w:r>
+      <w:proofErr w:type="spellStart"/>
+      <w:r>
+        <w:t>isNull</w:t>
+      </w:r>
+      <w:proofErr w:type="spellEnd"/>
+      <w:r>
+        <w:t> or </w:t>
+      </w:r>
+      <w:proofErr w:type="spellStart"/>
+      <w:r>
+        <w:t>isNotNull</w:t>
+      </w:r>
+      <w:proofErr w:type="spellEnd"/>
+      <w:r>
+        <w:t> operator, but you can achieve this functionality using a combination of comparison ($ne, $eq) and existence ($exists) operators. </w:t>
+      </w:r>
+    </w:p>
+    <w:p>
+      <w:pPr>
+        <w:rPr>
+          <w:lang w:val="es-MX"/>
+        </w:rPr>
+      </w:pPr>
+      <w:proofErr w:type="spellStart"/>
+      <w:r>
+        <w:rPr>
+          <w:lang w:val="es-MX"/>
+        </w:rPr>
+        <w:lastRenderedPageBreak/>
+        <w:t>Peliculas</w:t>
+      </w:r>
+      <w:proofErr w:type="spellEnd"/>
+      <w:r>
+        <w:rPr>
+          <w:lang w:val="es-MX"/>
+        </w:rPr>
+        <w:t xml:space="preserve"> donde </w:t>
+      </w:r>
+      <w:proofErr w:type="spellStart"/>
+      <w:r>
+        <w:rPr>
+          <w:lang w:val="es-MX"/>
+        </w:rPr>
+        <w:t>production_company</w:t>
+      </w:r>
+      <w:proofErr w:type="spellEnd"/>
+      <w:r>
+        <w:rPr>
+          <w:lang w:val="es-MX"/>
+        </w:rPr>
+        <w:t xml:space="preserve"> ar</w:t>
+      </w:r>
+      <w:r>
+        <w:rPr>
+          <w:lang w:val="es-MX"/>
+        </w:rPr>
+        <w:t xml:space="preserve">ray esta </w:t>
+      </w:r>
+      <w:proofErr w:type="spellStart"/>
+      <w:r>
+        <w:rPr>
+          <w:lang w:val="es-MX"/>
+        </w:rPr>
+        <w:t>vacio</w:t>
+      </w:r>
+      <w:proofErr w:type="spellEnd"/>
+    </w:p>
+    <w:p>
+      <w:r>
+        <w:rPr>
+          <w:lang w:val="es-MX"/>
+        </w:rPr>
+        <w:tab/>
+      </w:r>
+      <w:proofErr w:type="spellStart"/>
+      <w:proofErr w:type="gramStart"/>
+      <w:r>
+        <w:t>d</w:t>
+      </w:r>
+      <w:r>
+        <w:t>b.movieData.find</w:t>
+      </w:r>
+      <w:proofErr w:type="spellEnd"/>
+      <w:proofErr w:type="gramEnd"/>
+      <w:r>
+        <w:t>({</w:t>
+      </w:r>
+      <w:proofErr w:type="spellStart"/>
+      <w:r>
+        <w:t>production_</w:t>
+      </w:r>
+      <w:proofErr w:type="gramStart"/>
+      <w:r>
+        <w:t>company</w:t>
+      </w:r>
+      <w:proofErr w:type="spellEnd"/>
+      <w:r>
+        <w:t>:{</w:t>
+      </w:r>
+      <w:proofErr w:type="gramEnd"/>
+      <w:r>
+        <w:t>$size:</w:t>
+      </w:r>
+      <w:proofErr w:type="gramStart"/>
+      <w:r>
+        <w:t>0}})</w:t>
+      </w:r>
+      <w:proofErr w:type="gramEnd"/>
+    </w:p>
+    <w:p/>
     <w:p>
       <w:pPr>
         <w:rPr>
@@ -56,7 +569,7 @@
                     <pic:cNvPicPr/>
                   </pic:nvPicPr>
                   <pic:blipFill>
-                    <a:blip r:embed="rId6"/>
+                    <a:blip r:embed="rId7"/>
                     <a:stretch>
                       <a:fillRect/>
                     </a:stretch>
@@ -123,7 +636,7 @@
                     <pic:cNvPicPr/>
                   </pic:nvPicPr>
                   <pic:blipFill>
-                    <a:blip r:embed="rId7"/>
+                    <a:blip r:embed="rId8"/>
                     <a:stretch>
                       <a:fillRect/>
                     </a:stretch>
@@ -207,7 +720,7 @@
                     <pic:cNvPicPr/>
                   </pic:nvPicPr>
                   <pic:blipFill>
-                    <a:blip r:embed="rId8"/>
+                    <a:blip r:embed="rId9"/>
                     <a:stretch>
                       <a:fillRect/>
                     </a:stretch>
@@ -313,7 +826,7 @@
                     <pic:cNvPicPr/>
                   </pic:nvPicPr>
                   <pic:blipFill>
-                    <a:blip r:embed="rId9"/>
+                    <a:blip r:embed="rId10"/>
                     <a:stretch>
                       <a:fillRect/>
                     </a:stretch>
@@ -356,6 +869,7 @@
         <w:rPr>
           <w:b/>
           <w:bCs/>
+          <w:lang w:val="es-MX"/>
         </w:rPr>
       </w:pPr>
       <w:r>
@@ -372,6 +886,7 @@
         <w:rPr>
           <w:b/>
           <w:bCs/>
+          <w:lang w:val="es-MX"/>
         </w:rPr>
         <w:t>db.movieData.find</w:t>
       </w:r>
@@ -381,6 +896,7 @@
         <w:rPr>
           <w:b/>
           <w:bCs/>
+          <w:lang w:val="es-MX"/>
         </w:rPr>
         <w:t>({</w:t>
       </w:r>
@@ -389,69 +905,47 @@
         <w:rPr>
           <w:b/>
           <w:bCs/>
-        </w:rPr>
-        <w:t>release_</w:t>
-      </w:r>
-      <w:proofErr w:type="gramStart"/>
+          <w:lang w:val="es-MX"/>
+        </w:rPr>
+        <w:t>release_date</w:t>
+      </w:r>
+      <w:proofErr w:type="spellEnd"/>
       <w:r>
         <w:rPr>
           <w:b/>
           <w:bCs/>
-        </w:rPr>
-        <w:t>date</w:t>
-      </w:r>
-      <w:proofErr w:type="spellEnd"/>
+          <w:lang w:val="es-MX"/>
+        </w:rPr>
+        <w:t>: {$</w:t>
+      </w:r>
+      <w:proofErr w:type="spellStart"/>
+      <w:proofErr w:type="gramStart"/>
       <w:r>
         <w:rPr>
           <w:b/>
           <w:bCs/>
-        </w:rPr>
-        <w:t>: {</w:t>
-      </w:r>
+          <w:lang w:val="es-MX"/>
+        </w:rPr>
+        <w:t>gt:ISODate</w:t>
+      </w:r>
+      <w:proofErr w:type="spellEnd"/>
       <w:proofErr w:type="gramEnd"/>
       <w:r>
         <w:rPr>
           <w:b/>
           <w:bCs/>
-        </w:rPr>
-        <w:t>$</w:t>
-      </w:r>
-      <w:proofErr w:type="spellStart"/>
-      <w:proofErr w:type="gramStart"/>
-      <w:r>
-        <w:rPr>
-          <w:b/>
-          <w:bCs/>
-        </w:rPr>
-        <w:t>gt:ISODate</w:t>
-      </w:r>
-      <w:proofErr w:type="spellEnd"/>
-      <w:proofErr w:type="gramEnd"/>
-      <w:r>
-        <w:rPr>
-          <w:b/>
-          <w:bCs/>
-        </w:rPr>
-        <w:t>('1999-12-31</w:t>
-      </w:r>
-      <w:proofErr w:type="gramStart"/>
-      <w:r>
-        <w:rPr>
-          <w:b/>
-          <w:bCs/>
-        </w:rPr>
-        <w:t>')}}</w:t>
-      </w:r>
-      <w:proofErr w:type="gramEnd"/>
-      <w:r>
-        <w:rPr>
-          <w:b/>
-          <w:bCs/>
-        </w:rPr>
-        <w:t>)</w:t>
-      </w:r>
-    </w:p>
-    <w:p/>
+          <w:lang w:val="es-MX"/>
+        </w:rPr>
+        <w:t>('1999-12-31')}})</w:t>
+      </w:r>
+    </w:p>
+    <w:p>
+      <w:pPr>
+        <w:rPr>
+          <w:lang w:val="es-MX"/>
+        </w:rPr>
+      </w:pPr>
+    </w:p>
     <w:p>
       <w:proofErr w:type="spellStart"/>
       <w:r>
@@ -504,7 +998,7 @@
                     <pic:cNvPicPr/>
                   </pic:nvPicPr>
                   <pic:blipFill>
-                    <a:blip r:embed="rId10"/>
+                    <a:blip r:embed="rId11"/>
                     <a:stretch>
                       <a:fillRect/>
                     </a:stretch>
@@ -635,7 +1129,7 @@
                     <pic:cNvPicPr/>
                   </pic:nvPicPr>
                   <pic:blipFill>
-                    <a:blip r:embed="rId11"/>
+                    <a:blip r:embed="rId12"/>
                     <a:stretch>
                       <a:fillRect/>
                     </a:stretch>
@@ -689,58 +1183,119 @@
       </w:r>
     </w:p>
     <w:p>
-      <w:r>
+      <w:pPr>
         <w:rPr>
           <w:lang w:val="es-MX"/>
         </w:rPr>
+      </w:pPr>
+      <w:r>
+        <w:rPr>
+          <w:lang w:val="es-MX"/>
+        </w:rPr>
         <w:tab/>
       </w:r>
       <w:proofErr w:type="spellStart"/>
       <w:proofErr w:type="gramStart"/>
       <w:r>
+        <w:rPr>
+          <w:lang w:val="es-MX"/>
+        </w:rPr>
         <w:t>db.movieData.find</w:t>
       </w:r>
       <w:proofErr w:type="spellEnd"/>
       <w:proofErr w:type="gramEnd"/>
       <w:r>
-        <w:t xml:space="preserve">({$expr: </w:t>
-      </w:r>
-      <w:proofErr w:type="gramStart"/>
-      <w:r>
+        <w:rPr>
+          <w:lang w:val="es-MX"/>
+        </w:rPr>
+        <w:t>({$</w:t>
+      </w:r>
+      <w:proofErr w:type="spellStart"/>
+      <w:r>
+        <w:rPr>
+          <w:lang w:val="es-MX"/>
+        </w:rPr>
+        <w:t>expr</w:t>
+      </w:r>
+      <w:proofErr w:type="spellEnd"/>
+      <w:r>
+        <w:rPr>
+          <w:lang w:val="es-MX"/>
+        </w:rPr>
+        <w:t xml:space="preserve">: </w:t>
+      </w:r>
+      <w:proofErr w:type="gramStart"/>
+      <w:r>
+        <w:rPr>
+          <w:lang w:val="es-MX"/>
+        </w:rPr>
         <w:t>{ $</w:t>
       </w:r>
       <w:proofErr w:type="spellStart"/>
       <w:proofErr w:type="gramEnd"/>
       <w:r>
+        <w:rPr>
+          <w:lang w:val="es-MX"/>
+        </w:rPr>
         <w:t>gt</w:t>
       </w:r>
       <w:proofErr w:type="spellEnd"/>
-      <w:proofErr w:type="gramStart"/>
-      <w:r>
-        <w:t>: [{</w:t>
-      </w:r>
-      <w:proofErr w:type="gramEnd"/>
-      <w:r>
-        <w:t>$size:"$</w:t>
-      </w:r>
-      <w:proofErr w:type="gramStart"/>
-      <w:r>
-        <w:t>language"}</w:t>
-      </w:r>
-      <w:proofErr w:type="gramEnd"/>
-      <w:r>
-        <w:t>,2</w:t>
-      </w:r>
-      <w:proofErr w:type="gramStart"/>
-      <w:r>
+      <w:r>
+        <w:rPr>
+          <w:lang w:val="es-MX"/>
+        </w:rPr>
+        <w:t>: [{$</w:t>
+      </w:r>
+      <w:proofErr w:type="spellStart"/>
+      <w:r>
+        <w:rPr>
+          <w:lang w:val="es-MX"/>
+        </w:rPr>
+        <w:t>size</w:t>
+      </w:r>
+      <w:proofErr w:type="spellEnd"/>
+      <w:r>
+        <w:rPr>
+          <w:lang w:val="es-MX"/>
+        </w:rPr>
+        <w:t>:"$</w:t>
+      </w:r>
+      <w:proofErr w:type="spellStart"/>
+      <w:r>
+        <w:rPr>
+          <w:lang w:val="es-MX"/>
+        </w:rPr>
+        <w:t>language</w:t>
+      </w:r>
+      <w:proofErr w:type="spellEnd"/>
+      <w:r>
+        <w:rPr>
+          <w:lang w:val="es-MX"/>
+        </w:rPr>
+        <w:t>"},2</w:t>
+      </w:r>
+      <w:proofErr w:type="gramStart"/>
+      <w:r>
+        <w:rPr>
+          <w:lang w:val="es-MX"/>
+        </w:rPr>
         <w:t>] }</w:t>
       </w:r>
       <w:proofErr w:type="gramEnd"/>
       <w:r>
+        <w:rPr>
+          <w:lang w:val="es-MX"/>
+        </w:rPr>
         <w:t>})</w:t>
       </w:r>
     </w:p>
-    <w:p/>
+    <w:p>
+      <w:pPr>
+        <w:rPr>
+          <w:lang w:val="es-MX"/>
+        </w:rPr>
+      </w:pPr>
+    </w:p>
     <w:p>
       <w:pPr>
         <w:rPr>
@@ -807,7 +1362,7 @@
                     <pic:cNvPicPr/>
                   </pic:nvPicPr>
                   <pic:blipFill>
-                    <a:blip r:embed="rId12"/>
+                    <a:blip r:embed="rId13"/>
                     <a:stretch>
                       <a:fillRect/>
                     </a:stretch>
@@ -871,7 +1426,7 @@
                     <pic:cNvPicPr/>
                   </pic:nvPicPr>
                   <pic:blipFill>
-                    <a:blip r:embed="rId13"/>
+                    <a:blip r:embed="rId14"/>
                     <a:stretch>
                       <a:fillRect/>
                     </a:stretch>
@@ -1040,7 +1595,7 @@
                     <pic:cNvPicPr/>
                   </pic:nvPicPr>
                   <pic:blipFill>
-                    <a:blip r:embed="rId14"/>
+                    <a:blip r:embed="rId15"/>
                     <a:stretch>
                       <a:fillRect/>
                     </a:stretch>
@@ -1114,7 +1669,7 @@
                     <pic:cNvPicPr/>
                   </pic:nvPicPr>
                   <pic:blipFill>
-                    <a:blip r:embed="rId15"/>
+                    <a:blip r:embed="rId16"/>
                     <a:stretch>
                       <a:fillRect/>
                     </a:stretch>
@@ -1213,7 +1768,7 @@
                     <pic:cNvPicPr/>
                   </pic:nvPicPr>
                   <pic:blipFill>
-                    <a:blip r:embed="rId16"/>
+                    <a:blip r:embed="rId17"/>
                     <a:stretch>
                       <a:fillRect/>
                     </a:stretch>
@@ -1283,7 +1838,7 @@
                     <pic:cNvPicPr/>
                   </pic:nvPicPr>
                   <pic:blipFill>
-                    <a:blip r:embed="rId17"/>
+                    <a:blip r:embed="rId18"/>
                     <a:stretch>
                       <a:fillRect/>
                     </a:stretch>
@@ -1414,7 +1969,7 @@
                     <pic:cNvPicPr/>
                   </pic:nvPicPr>
                   <pic:blipFill>
-                    <a:blip r:embed="rId18"/>
+                    <a:blip r:embed="rId19"/>
                     <a:stretch>
                       <a:fillRect/>
                     </a:stretch>
@@ -1472,7 +2027,7 @@
                     <pic:cNvPicPr/>
                   </pic:nvPicPr>
                   <pic:blipFill>
-                    <a:blip r:embed="rId19"/>
+                    <a:blip r:embed="rId20"/>
                     <a:stretch>
                       <a:fillRect/>
                     </a:stretch>
@@ -1566,7 +2121,7 @@
                     <pic:cNvPicPr/>
                   </pic:nvPicPr>
                   <pic:blipFill>
-                    <a:blip r:embed="rId20"/>
+                    <a:blip r:embed="rId21"/>
                     <a:stretch>
                       <a:fillRect/>
                     </a:stretch>
@@ -1666,7 +2221,7 @@
                     <pic:cNvPicPr/>
                   </pic:nvPicPr>
                   <pic:blipFill>
-                    <a:blip r:embed="rId21"/>
+                    <a:blip r:embed="rId22"/>
                     <a:stretch>
                       <a:fillRect/>
                     </a:stretch>
@@ -1745,7 +2300,7 @@
                     <pic:cNvPicPr/>
                   </pic:nvPicPr>
                   <pic:blipFill>
-                    <a:blip r:embed="rId22"/>
+                    <a:blip r:embed="rId23"/>
                     <a:stretch>
                       <a:fillRect/>
                     </a:stretch>
@@ -1853,7 +2408,7 @@
                     <pic:cNvPicPr/>
                   </pic:nvPicPr>
                   <pic:blipFill>
-                    <a:blip r:embed="rId23"/>
+                    <a:blip r:embed="rId24"/>
                     <a:stretch>
                       <a:fillRect/>
                     </a:stretch>
@@ -1940,7 +2495,7 @@
                     <pic:cNvPicPr/>
                   </pic:nvPicPr>
                   <pic:blipFill>
-                    <a:blip r:embed="rId24"/>
+                    <a:blip r:embed="rId25"/>
                     <a:stretch>
                       <a:fillRect/>
                     </a:stretch>
@@ -2026,7 +2581,7 @@
                     <pic:cNvPicPr/>
                   </pic:nvPicPr>
                   <pic:blipFill>
-                    <a:blip r:embed="rId25"/>
+                    <a:blip r:embed="rId26"/>
                     <a:stretch>
                       <a:fillRect/>
                     </a:stretch>
@@ -2136,7 +2691,7 @@
                     <pic:cNvPicPr/>
                   </pic:nvPicPr>
                   <pic:blipFill>
-                    <a:blip r:embed="rId26"/>
+                    <a:blip r:embed="rId27"/>
                     <a:stretch>
                       <a:fillRect/>
                     </a:stretch>
@@ -2248,7 +2803,7 @@
                     <pic:cNvPicPr/>
                   </pic:nvPicPr>
                   <pic:blipFill>
-                    <a:blip r:embed="rId27"/>
+                    <a:blip r:embed="rId28"/>
                     <a:stretch>
                       <a:fillRect/>
                     </a:stretch>
@@ -2414,7 +2969,7 @@
                     <pic:cNvPicPr/>
                   </pic:nvPicPr>
                   <pic:blipFill>
-                    <a:blip r:embed="rId28"/>
+                    <a:blip r:embed="rId29"/>
                     <a:stretch>
                       <a:fillRect/>
                     </a:stretch>
@@ -2518,7 +3073,7 @@
                     <pic:cNvPicPr/>
                   </pic:nvPicPr>
                   <pic:blipFill>
-                    <a:blip r:embed="rId29"/>
+                    <a:blip r:embed="rId30"/>
                     <a:stretch>
                       <a:fillRect/>
                     </a:stretch>
@@ -2614,7 +3169,7 @@
                     <pic:cNvPicPr/>
                   </pic:nvPicPr>
                   <pic:blipFill>
-                    <a:blip r:embed="rId30"/>
+                    <a:blip r:embed="rId31"/>
                     <a:stretch>
                       <a:fillRect/>
                     </a:stretch>
@@ -2710,7 +3265,7 @@
                     <pic:cNvPicPr/>
                   </pic:nvPicPr>
                   <pic:blipFill>
-                    <a:blip r:embed="rId31"/>
+                    <a:blip r:embed="rId32"/>
                     <a:stretch>
                       <a:fillRect/>
                     </a:stretch>
@@ -2793,7 +3348,7 @@
                     <pic:cNvPicPr/>
                   </pic:nvPicPr>
                   <pic:blipFill>
-                    <a:blip r:embed="rId16"/>
+                    <a:blip r:embed="rId17"/>
                     <a:stretch>
                       <a:fillRect/>
                     </a:stretch>
@@ -3004,7 +3559,7 @@
                     <pic:cNvPicPr/>
                   </pic:nvPicPr>
                   <pic:blipFill>
-                    <a:blip r:embed="rId32"/>
+                    <a:blip r:embed="rId33"/>
                     <a:stretch>
                       <a:fillRect/>
                     </a:stretch>
@@ -3088,7 +3643,7 @@
                     <pic:cNvPicPr/>
                   </pic:nvPicPr>
                   <pic:blipFill>
-                    <a:blip r:embed="rId33"/>
+                    <a:blip r:embed="rId34"/>
                     <a:stretch>
                       <a:fillRect/>
                     </a:stretch>
@@ -3208,7 +3763,7 @@
                     <pic:cNvPicPr/>
                   </pic:nvPicPr>
                   <pic:blipFill>
-                    <a:blip r:embed="rId34"/>
+                    <a:blip r:embed="rId35"/>
                     <a:stretch>
                       <a:fillRect/>
                     </a:stretch>
@@ -3262,7 +3817,7 @@
                     <pic:cNvPicPr/>
                   </pic:nvPicPr>
                   <pic:blipFill>
-                    <a:blip r:embed="rId35"/>
+                    <a:blip r:embed="rId36"/>
                     <a:stretch>
                       <a:fillRect/>
                     </a:stretch>
@@ -3363,7 +3918,7 @@
                     <pic:cNvPicPr/>
                   </pic:nvPicPr>
                   <pic:blipFill>
-                    <a:blip r:embed="rId36"/>
+                    <a:blip r:embed="rId37"/>
                     <a:stretch>
                       <a:fillRect/>
                     </a:stretch>
@@ -3454,7 +4009,7 @@
                     <pic:cNvPicPr/>
                   </pic:nvPicPr>
                   <pic:blipFill>
-                    <a:blip r:embed="rId37"/>
+                    <a:blip r:embed="rId38"/>
                     <a:stretch>
                       <a:fillRect/>
                     </a:stretch>
@@ -3563,7 +4118,7 @@
                     <pic:cNvPicPr/>
                   </pic:nvPicPr>
                   <pic:blipFill>
-                    <a:blip r:embed="rId38"/>
+                    <a:blip r:embed="rId39"/>
                     <a:stretch>
                       <a:fillRect/>
                     </a:stretch>
@@ -3678,7 +4233,7 @@
                     <pic:cNvPicPr/>
                   </pic:nvPicPr>
                   <pic:blipFill>
-                    <a:blip r:embed="rId39"/>
+                    <a:blip r:embed="rId40"/>
                     <a:stretch>
                       <a:fillRect/>
                     </a:stretch>
@@ -3795,7 +4350,7 @@
                     <pic:cNvPicPr/>
                   </pic:nvPicPr>
                   <pic:blipFill>
-                    <a:blip r:embed="rId40"/>
+                    <a:blip r:embed="rId41"/>
                     <a:stretch>
                       <a:fillRect/>
                     </a:stretch>
@@ -3876,7 +4431,7 @@
                     <pic:cNvPicPr/>
                   </pic:nvPicPr>
                   <pic:blipFill>
-                    <a:blip r:embed="rId41"/>
+                    <a:blip r:embed="rId42"/>
                     <a:stretch>
                       <a:fillRect/>
                     </a:stretch>
@@ -3968,7 +4523,7 @@
                     <pic:cNvPicPr/>
                   </pic:nvPicPr>
                   <pic:blipFill>
-                    <a:blip r:embed="rId42"/>
+                    <a:blip r:embed="rId43"/>
                     <a:stretch>
                       <a:fillRect/>
                     </a:stretch>
@@ -4067,7 +4622,7 @@
                     <pic:cNvPicPr/>
                   </pic:nvPicPr>
                   <pic:blipFill>
-                    <a:blip r:embed="rId43"/>
+                    <a:blip r:embed="rId44"/>
                     <a:stretch>
                       <a:fillRect/>
                     </a:stretch>
@@ -4164,7 +4719,7 @@
                     <pic:cNvPicPr/>
                   </pic:nvPicPr>
                   <pic:blipFill>
-                    <a:blip r:embed="rId44"/>
+                    <a:blip r:embed="rId45"/>
                     <a:stretch>
                       <a:fillRect/>
                     </a:stretch>
@@ -4237,7 +4792,7 @@
                     <pic:cNvPicPr/>
                   </pic:nvPicPr>
                   <pic:blipFill>
-                    <a:blip r:embed="rId45"/>
+                    <a:blip r:embed="rId46"/>
                     <a:stretch>
                       <a:fillRect/>
                     </a:stretch>
@@ -4326,7 +4881,7 @@
                     <pic:cNvPicPr/>
                   </pic:nvPicPr>
                   <pic:blipFill>
-                    <a:blip r:embed="rId46"/>
+                    <a:blip r:embed="rId47"/>
                     <a:stretch>
                       <a:fillRect/>
                     </a:stretch>
@@ -4380,7 +4935,7 @@
                     <pic:cNvPicPr/>
                   </pic:nvPicPr>
                   <pic:blipFill>
-                    <a:blip r:embed="rId47"/>
+                    <a:blip r:embed="rId48"/>
                     <a:stretch>
                       <a:fillRect/>
                     </a:stretch>
@@ -4464,7 +5019,7 @@
                     <pic:cNvPicPr/>
                   </pic:nvPicPr>
                   <pic:blipFill>
-                    <a:blip r:embed="rId48"/>
+                    <a:blip r:embed="rId49"/>
                     <a:stretch>
                       <a:fillRect/>
                     </a:stretch>
@@ -6936,7 +7491,6 @@
           <w:rFonts w:ascii="Arial" w:eastAsia="Times New Roman" w:hAnsi="Arial" w:cs="Arial"/>
           <w:color w:val="0A0A0A"/>
           <w:shd w:val="clear" w:color="auto" w:fill="E5EDFF"/>
-          <w:lang w:val="es-MX"/>
         </w:rPr>
       </w:pPr>
       <w:r>
@@ -6952,7 +7506,6 @@
           <w:rFonts w:ascii="Arial" w:eastAsia="Times New Roman" w:hAnsi="Arial" w:cs="Arial"/>
           <w:color w:val="0A0A0A"/>
           <w:shd w:val="clear" w:color="auto" w:fill="E5EDFF"/>
-          <w:lang w:val="es-MX"/>
         </w:rPr>
         <w:t>}</w:t>
       </w:r>
@@ -6965,48 +7518,53 @@
           <w:rFonts w:ascii="Arial" w:eastAsia="Times New Roman" w:hAnsi="Arial" w:cs="Arial"/>
           <w:color w:val="0A0A0A"/>
           <w:shd w:val="clear" w:color="auto" w:fill="E5EDFF"/>
-          <w:lang w:val="es-MX"/>
-        </w:rPr>
-      </w:pPr>
-      <w:r>
-        <w:rPr>
-          <w:rFonts w:ascii="Arial" w:eastAsia="Times New Roman" w:hAnsi="Arial" w:cs="Arial"/>
-          <w:color w:val="0A0A0A"/>
-          <w:shd w:val="clear" w:color="auto" w:fill="E5EDFF"/>
-          <w:lang w:val="es-MX"/>
-        </w:rPr>
-        <w:t>]);</w:t>
-      </w:r>
-    </w:p>
-    <w:p>
-      <w:pPr>
-        <w:shd w:val="clear" w:color="auto" w:fill="FFFFFF"/>
-        <w:spacing w:after="180" w:line="360" w:lineRule="atLeast"/>
-        <w:rPr>
-          <w:rFonts w:ascii="Arial" w:eastAsia="Times New Roman" w:hAnsi="Arial" w:cs="Arial"/>
-          <w:color w:val="0A0A0A"/>
-          <w:shd w:val="clear" w:color="auto" w:fill="E5EDFF"/>
-          <w:lang w:val="es-MX"/>
-        </w:rPr>
-      </w:pPr>
-    </w:p>
-    <w:p>
-      <w:pPr>
-        <w:shd w:val="clear" w:color="auto" w:fill="FFFFFF"/>
-        <w:spacing w:after="180" w:line="360" w:lineRule="atLeast"/>
-        <w:rPr>
-          <w:rFonts w:ascii="Arial" w:eastAsia="Times New Roman" w:hAnsi="Arial" w:cs="Arial"/>
-          <w:color w:val="0A0A0A"/>
-          <w:shd w:val="clear" w:color="auto" w:fill="E5EDFF"/>
-          <w:lang w:val="es-MX"/>
-        </w:rPr>
-      </w:pPr>
-      <w:r>
-        <w:rPr>
-          <w:rFonts w:ascii="Arial" w:eastAsia="Times New Roman" w:hAnsi="Arial" w:cs="Arial"/>
-          <w:color w:val="0A0A0A"/>
-          <w:shd w:val="clear" w:color="auto" w:fill="E5EDFF"/>
-          <w:lang w:val="es-MX"/>
+        </w:rPr>
+      </w:pPr>
+      <w:r>
+        <w:rPr>
+          <w:rFonts w:ascii="Arial" w:eastAsia="Times New Roman" w:hAnsi="Arial" w:cs="Arial"/>
+          <w:color w:val="0A0A0A"/>
+          <w:shd w:val="clear" w:color="auto" w:fill="E5EDFF"/>
+        </w:rPr>
+        <w:t>]</w:t>
+      </w:r>
+      <w:proofErr w:type="gramStart"/>
+      <w:r>
+        <w:rPr>
+          <w:rFonts w:ascii="Arial" w:eastAsia="Times New Roman" w:hAnsi="Arial" w:cs="Arial"/>
+          <w:color w:val="0A0A0A"/>
+          <w:shd w:val="clear" w:color="auto" w:fill="E5EDFF"/>
+        </w:rPr>
+        <w:t>);</w:t>
+      </w:r>
+      <w:proofErr w:type="gramEnd"/>
+    </w:p>
+    <w:p>
+      <w:pPr>
+        <w:shd w:val="clear" w:color="auto" w:fill="FFFFFF"/>
+        <w:spacing w:after="180" w:line="360" w:lineRule="atLeast"/>
+        <w:rPr>
+          <w:rFonts w:ascii="Arial" w:eastAsia="Times New Roman" w:hAnsi="Arial" w:cs="Arial"/>
+          <w:color w:val="0A0A0A"/>
+          <w:shd w:val="clear" w:color="auto" w:fill="E5EDFF"/>
+        </w:rPr>
+      </w:pPr>
+    </w:p>
+    <w:p>
+      <w:pPr>
+        <w:shd w:val="clear" w:color="auto" w:fill="FFFFFF"/>
+        <w:spacing w:after="180" w:line="360" w:lineRule="atLeast"/>
+        <w:rPr>
+          <w:rFonts w:ascii="Arial" w:eastAsia="Times New Roman" w:hAnsi="Arial" w:cs="Arial"/>
+          <w:color w:val="0A0A0A"/>
+          <w:shd w:val="clear" w:color="auto" w:fill="E5EDFF"/>
+        </w:rPr>
+      </w:pPr>
+      <w:r>
+        <w:rPr>
+          <w:rFonts w:ascii="Arial" w:eastAsia="Times New Roman" w:hAnsi="Arial" w:cs="Arial"/>
+          <w:color w:val="0A0A0A"/>
+          <w:shd w:val="clear" w:color="auto" w:fill="E5EDFF"/>
         </w:rPr>
         <w:lastRenderedPageBreak/>
         <w:t>SQL</w:t>
@@ -7020,14 +7578,506 @@
           <w:rFonts w:ascii="Arial" w:eastAsia="Times New Roman" w:hAnsi="Arial" w:cs="Arial"/>
           <w:color w:val="0A0A0A"/>
           <w:shd w:val="clear" w:color="auto" w:fill="E5EDFF"/>
-        </w:rPr>
-      </w:pPr>
-      <w:r>
-        <w:rPr>
-          <w:rFonts w:ascii="Arial" w:eastAsia="Times New Roman" w:hAnsi="Arial" w:cs="Arial"/>
-          <w:color w:val="0A0A0A"/>
-          <w:shd w:val="clear" w:color="auto" w:fill="E5EDFF"/>
           <w:lang w:val="es-MX"/>
+        </w:rPr>
+      </w:pPr>
+      <w:r>
+        <w:rPr>
+          <w:rFonts w:ascii="Arial" w:eastAsia="Times New Roman" w:hAnsi="Arial" w:cs="Arial"/>
+          <w:color w:val="0A0A0A"/>
+          <w:shd w:val="clear" w:color="auto" w:fill="E5EDFF"/>
+        </w:rPr>
+        <w:tab/>
+      </w:r>
+      <w:r>
+        <w:rPr>
+          <w:rFonts w:ascii="Arial" w:eastAsia="Times New Roman" w:hAnsi="Arial" w:cs="Arial"/>
+          <w:color w:val="0A0A0A"/>
+          <w:shd w:val="clear" w:color="auto" w:fill="E5EDFF"/>
+          <w:lang w:val="es-MX"/>
+        </w:rPr>
+        <w:t xml:space="preserve">Países que tienen la misma área que otro en distinta </w:t>
+      </w:r>
+      <w:proofErr w:type="spellStart"/>
+      <w:r>
+        <w:rPr>
+          <w:rFonts w:ascii="Arial" w:eastAsia="Times New Roman" w:hAnsi="Arial" w:cs="Arial"/>
+          <w:color w:val="0A0A0A"/>
+          <w:shd w:val="clear" w:color="auto" w:fill="E5EDFF"/>
+          <w:lang w:val="es-MX"/>
+        </w:rPr>
+        <w:t>region</w:t>
+      </w:r>
+      <w:proofErr w:type="spellEnd"/>
+    </w:p>
+    <w:p>
+      <w:pPr>
+        <w:shd w:val="clear" w:color="auto" w:fill="FFFFFF"/>
+        <w:spacing w:after="180" w:line="360" w:lineRule="atLeast"/>
+        <w:rPr>
+          <w:rFonts w:ascii="Arial" w:eastAsia="Times New Roman" w:hAnsi="Arial" w:cs="Arial"/>
+          <w:color w:val="0A0A0A"/>
+          <w:shd w:val="clear" w:color="auto" w:fill="E5EDFF"/>
+        </w:rPr>
+      </w:pPr>
+      <w:r>
+        <w:rPr>
+          <w:rFonts w:ascii="Arial" w:eastAsia="Times New Roman" w:hAnsi="Arial" w:cs="Arial"/>
+          <w:color w:val="0A0A0A"/>
+          <w:shd w:val="clear" w:color="auto" w:fill="E5EDFF"/>
+          <w:lang w:val="es-MX"/>
+        </w:rPr>
+        <w:tab/>
+      </w:r>
+      <w:r>
+        <w:rPr>
+          <w:rFonts w:ascii="Arial" w:eastAsia="Times New Roman" w:hAnsi="Arial" w:cs="Arial"/>
+          <w:color w:val="0A0A0A"/>
+          <w:shd w:val="clear" w:color="auto" w:fill="E5EDFF"/>
+        </w:rPr>
+        <w:t xml:space="preserve">select c.name, </w:t>
+      </w:r>
+      <w:proofErr w:type="gramStart"/>
+      <w:r>
+        <w:rPr>
+          <w:rFonts w:ascii="Arial" w:eastAsia="Times New Roman" w:hAnsi="Arial" w:cs="Arial"/>
+          <w:color w:val="0A0A0A"/>
+          <w:shd w:val="clear" w:color="auto" w:fill="E5EDFF"/>
+        </w:rPr>
+        <w:t>c.area</w:t>
+      </w:r>
+      <w:proofErr w:type="gramEnd"/>
+      <w:r>
+        <w:rPr>
+          <w:rFonts w:ascii="Arial" w:eastAsia="Times New Roman" w:hAnsi="Arial" w:cs="Arial"/>
+          <w:color w:val="0A0A0A"/>
+          <w:shd w:val="clear" w:color="auto" w:fill="E5EDFF"/>
+        </w:rPr>
+        <w:t>_km2</w:t>
+      </w:r>
+    </w:p>
+    <w:p>
+      <w:pPr>
+        <w:shd w:val="clear" w:color="auto" w:fill="FFFFFF"/>
+        <w:spacing w:after="180" w:line="360" w:lineRule="atLeast"/>
+        <w:ind w:firstLine="720"/>
+        <w:rPr>
+          <w:rFonts w:ascii="Arial" w:eastAsia="Times New Roman" w:hAnsi="Arial" w:cs="Arial"/>
+          <w:color w:val="0A0A0A"/>
+          <w:highlight w:val="yellow"/>
+          <w:shd w:val="clear" w:color="auto" w:fill="E5EDFF"/>
+        </w:rPr>
+      </w:pPr>
+      <w:r>
+        <w:rPr>
+          <w:rFonts w:ascii="Arial" w:eastAsia="Times New Roman" w:hAnsi="Arial" w:cs="Arial"/>
+          <w:color w:val="0A0A0A"/>
+          <w:highlight w:val="yellow"/>
+          <w:shd w:val="clear" w:color="auto" w:fill="E5EDFF"/>
+        </w:rPr>
+        <w:t>from countries c</w:t>
+      </w:r>
+    </w:p>
+    <w:p>
+      <w:pPr>
+        <w:shd w:val="clear" w:color="auto" w:fill="FFFFFF"/>
+        <w:spacing w:after="180" w:line="360" w:lineRule="atLeast"/>
+        <w:ind w:firstLine="720"/>
+        <w:rPr>
+          <w:rFonts w:ascii="Arial" w:eastAsia="Times New Roman" w:hAnsi="Arial" w:cs="Arial"/>
+          <w:color w:val="0A0A0A"/>
+          <w:shd w:val="clear" w:color="auto" w:fill="E5EDFF"/>
+        </w:rPr>
+      </w:pPr>
+      <w:r>
+        <w:rPr>
+          <w:rFonts w:ascii="Arial" w:eastAsia="Times New Roman" w:hAnsi="Arial" w:cs="Arial"/>
+          <w:color w:val="0A0A0A"/>
+          <w:highlight w:val="yellow"/>
+          <w:shd w:val="clear" w:color="auto" w:fill="E5EDFF"/>
+        </w:rPr>
+        <w:t>join countries cc</w:t>
+      </w:r>
+    </w:p>
+    <w:p>
+      <w:pPr>
+        <w:shd w:val="clear" w:color="auto" w:fill="FFFFFF"/>
+        <w:spacing w:after="180" w:line="360" w:lineRule="atLeast"/>
+        <w:ind w:firstLine="720"/>
+        <w:rPr>
+          <w:rFonts w:ascii="Arial" w:eastAsia="Times New Roman" w:hAnsi="Arial" w:cs="Arial"/>
+          <w:color w:val="0A0A0A"/>
+          <w:shd w:val="clear" w:color="auto" w:fill="E5EDFF"/>
+        </w:rPr>
+      </w:pPr>
+      <w:r>
+        <w:rPr>
+          <w:rFonts w:ascii="Arial" w:eastAsia="Times New Roman" w:hAnsi="Arial" w:cs="Arial"/>
+          <w:color w:val="0A0A0A"/>
+          <w:shd w:val="clear" w:color="auto" w:fill="E5EDFF"/>
+        </w:rPr>
+        <w:t xml:space="preserve">on </w:t>
+      </w:r>
+      <w:proofErr w:type="gramStart"/>
+      <w:r>
+        <w:rPr>
+          <w:rFonts w:ascii="Arial" w:eastAsia="Times New Roman" w:hAnsi="Arial" w:cs="Arial"/>
+          <w:color w:val="0A0A0A"/>
+          <w:shd w:val="clear" w:color="auto" w:fill="E5EDFF"/>
+        </w:rPr>
+        <w:t>c.AREA</w:t>
+      </w:r>
+      <w:proofErr w:type="gramEnd"/>
+      <w:r>
+        <w:rPr>
+          <w:rFonts w:ascii="Arial" w:eastAsia="Times New Roman" w:hAnsi="Arial" w:cs="Arial"/>
+          <w:color w:val="0A0A0A"/>
+          <w:shd w:val="clear" w:color="auto" w:fill="E5EDFF"/>
+        </w:rPr>
+        <w:t xml:space="preserve">_KM2=cc.AREA_KM2 and </w:t>
+      </w:r>
+      <w:proofErr w:type="spellStart"/>
+      <w:proofErr w:type="gramStart"/>
+      <w:r>
+        <w:rPr>
+          <w:rFonts w:ascii="Arial" w:eastAsia="Times New Roman" w:hAnsi="Arial" w:cs="Arial"/>
+          <w:color w:val="0A0A0A"/>
+          <w:shd w:val="clear" w:color="auto" w:fill="E5EDFF"/>
+        </w:rPr>
+        <w:t>c.REGION</w:t>
+      </w:r>
+      <w:proofErr w:type="gramEnd"/>
+      <w:r>
+        <w:rPr>
+          <w:rFonts w:ascii="Arial" w:eastAsia="Times New Roman" w:hAnsi="Arial" w:cs="Arial"/>
+          <w:color w:val="0A0A0A"/>
+          <w:shd w:val="clear" w:color="auto" w:fill="E5EDFF"/>
+        </w:rPr>
+        <w:t>_</w:t>
+      </w:r>
+      <w:proofErr w:type="gramStart"/>
+      <w:r>
+        <w:rPr>
+          <w:rFonts w:ascii="Arial" w:eastAsia="Times New Roman" w:hAnsi="Arial" w:cs="Arial"/>
+          <w:color w:val="0A0A0A"/>
+          <w:shd w:val="clear" w:color="auto" w:fill="E5EDFF"/>
+        </w:rPr>
+        <w:t>ID</w:t>
+      </w:r>
+      <w:proofErr w:type="spellEnd"/>
+      <w:r>
+        <w:rPr>
+          <w:rFonts w:ascii="Arial" w:eastAsia="Times New Roman" w:hAnsi="Arial" w:cs="Arial"/>
+          <w:color w:val="0A0A0A"/>
+          <w:shd w:val="clear" w:color="auto" w:fill="E5EDFF"/>
+        </w:rPr>
+        <w:t>!=</w:t>
+      </w:r>
+      <w:proofErr w:type="spellStart"/>
+      <w:r>
+        <w:rPr>
+          <w:rFonts w:ascii="Arial" w:eastAsia="Times New Roman" w:hAnsi="Arial" w:cs="Arial"/>
+          <w:color w:val="0A0A0A"/>
+          <w:shd w:val="clear" w:color="auto" w:fill="E5EDFF"/>
+        </w:rPr>
+        <w:t>cc.REGION</w:t>
+      </w:r>
+      <w:proofErr w:type="gramEnd"/>
+      <w:r>
+        <w:rPr>
+          <w:rFonts w:ascii="Arial" w:eastAsia="Times New Roman" w:hAnsi="Arial" w:cs="Arial"/>
+          <w:color w:val="0A0A0A"/>
+          <w:shd w:val="clear" w:color="auto" w:fill="E5EDFF"/>
+        </w:rPr>
+        <w:t>_ID</w:t>
+      </w:r>
+      <w:proofErr w:type="spellEnd"/>
+    </w:p>
+    <w:p>
+      <w:pPr>
+        <w:shd w:val="clear" w:color="auto" w:fill="FFFFFF"/>
+        <w:spacing w:after="180" w:line="360" w:lineRule="atLeast"/>
+        <w:rPr>
+          <w:rFonts w:ascii="Arial" w:eastAsia="Times New Roman" w:hAnsi="Arial" w:cs="Arial"/>
+          <w:color w:val="0A0A0A"/>
+          <w:shd w:val="clear" w:color="auto" w:fill="E5EDFF"/>
+        </w:rPr>
+      </w:pPr>
+    </w:p>
+    <w:p>
+      <w:pPr>
+        <w:shd w:val="clear" w:color="auto" w:fill="FFFFFF"/>
+        <w:spacing w:after="180" w:line="360" w:lineRule="atLeast"/>
+        <w:ind w:firstLine="720"/>
+        <w:rPr>
+          <w:rFonts w:ascii="Arial" w:eastAsia="Times New Roman" w:hAnsi="Arial" w:cs="Arial"/>
+          <w:color w:val="0A0A0A"/>
+          <w:shd w:val="clear" w:color="auto" w:fill="E5EDFF"/>
+          <w:lang w:val="es-MX"/>
+        </w:rPr>
+      </w:pPr>
+      <w:r>
+        <w:rPr>
+          <w:rFonts w:ascii="Arial" w:eastAsia="Times New Roman" w:hAnsi="Arial" w:cs="Arial"/>
+          <w:color w:val="0A0A0A"/>
+          <w:shd w:val="clear" w:color="auto" w:fill="E5EDFF"/>
+          <w:lang w:val="es-MX"/>
+        </w:rPr>
+        <w:t xml:space="preserve">Diferencia de población respecto al </w:t>
+      </w:r>
+      <w:r>
+        <w:rPr>
+          <w:rFonts w:ascii="Arial" w:eastAsia="Times New Roman" w:hAnsi="Arial" w:cs="Arial"/>
+          <w:color w:val="0A0A0A"/>
+          <w:shd w:val="clear" w:color="auto" w:fill="E5EDFF"/>
+          <w:lang w:val="es-MX"/>
+        </w:rPr>
+        <w:t>siguiente</w:t>
+      </w:r>
+    </w:p>
+    <w:p>
+      <w:pPr>
+        <w:shd w:val="clear" w:color="auto" w:fill="FFFFFF"/>
+        <w:spacing w:after="180" w:line="360" w:lineRule="atLeast"/>
+        <w:ind w:left="720" w:firstLine="720"/>
+        <w:rPr>
+          <w:rFonts w:ascii="Arial" w:eastAsia="Times New Roman" w:hAnsi="Arial" w:cs="Arial"/>
+          <w:color w:val="0A0A0A"/>
+          <w:shd w:val="clear" w:color="auto" w:fill="E5EDFF"/>
+        </w:rPr>
+      </w:pPr>
+      <w:r>
+        <w:rPr>
+          <w:rFonts w:ascii="Arial" w:eastAsia="Times New Roman" w:hAnsi="Arial" w:cs="Arial"/>
+          <w:color w:val="0A0A0A"/>
+          <w:shd w:val="clear" w:color="auto" w:fill="E5EDFF"/>
+        </w:rPr>
+        <w:t>SELECT NAME, POPULATION,</w:t>
+      </w:r>
+    </w:p>
+    <w:p>
+      <w:pPr>
+        <w:shd w:val="clear" w:color="auto" w:fill="FFFFFF"/>
+        <w:spacing w:after="180" w:line="360" w:lineRule="atLeast"/>
+        <w:ind w:left="720" w:firstLine="720"/>
+        <w:rPr>
+          <w:rFonts w:ascii="Arial" w:eastAsia="Times New Roman" w:hAnsi="Arial" w:cs="Arial"/>
+          <w:color w:val="0A0A0A"/>
+          <w:shd w:val="clear" w:color="auto" w:fill="E5EDFF"/>
+        </w:rPr>
+      </w:pPr>
+      <w:r>
+        <w:rPr>
+          <w:rFonts w:ascii="Arial" w:eastAsia="Times New Roman" w:hAnsi="Arial" w:cs="Arial"/>
+          <w:color w:val="0A0A0A"/>
+          <w:shd w:val="clear" w:color="auto" w:fill="E5EDFF"/>
+        </w:rPr>
+        <w:t xml:space="preserve">POPULATION - </w:t>
+      </w:r>
+      <w:r>
+        <w:rPr>
+          <w:rFonts w:ascii="Arial" w:eastAsia="Times New Roman" w:hAnsi="Arial" w:cs="Arial"/>
+          <w:color w:val="0A0A0A"/>
+          <w:highlight w:val="yellow"/>
+          <w:shd w:val="clear" w:color="auto" w:fill="E5EDFF"/>
+        </w:rPr>
+        <w:t>LEAD(POPULATION) OVER (ORDER BY POPULATION DESC) diff</w:t>
+      </w:r>
+    </w:p>
+    <w:p>
+      <w:pPr>
+        <w:shd w:val="clear" w:color="auto" w:fill="FFFFFF"/>
+        <w:spacing w:after="180" w:line="360" w:lineRule="atLeast"/>
+        <w:ind w:firstLine="720"/>
+        <w:rPr>
+          <w:rFonts w:ascii="Arial" w:eastAsia="Times New Roman" w:hAnsi="Arial" w:cs="Arial"/>
+          <w:color w:val="0A0A0A"/>
+          <w:shd w:val="clear" w:color="auto" w:fill="E5EDFF"/>
+          <w:lang w:val="es-MX"/>
+        </w:rPr>
+      </w:pPr>
+      <w:r>
+        <w:rPr>
+          <w:rFonts w:ascii="Arial" w:eastAsia="Times New Roman" w:hAnsi="Arial" w:cs="Arial"/>
+          <w:color w:val="0A0A0A"/>
+          <w:shd w:val="clear" w:color="auto" w:fill="E5EDFF"/>
+          <w:lang w:val="es-MX"/>
+        </w:rPr>
+        <w:t xml:space="preserve">FROM </w:t>
+      </w:r>
+      <w:proofErr w:type="spellStart"/>
+      <w:r>
+        <w:rPr>
+          <w:rFonts w:ascii="Arial" w:eastAsia="Times New Roman" w:hAnsi="Arial" w:cs="Arial"/>
+          <w:color w:val="0A0A0A"/>
+          <w:shd w:val="clear" w:color="auto" w:fill="E5EDFF"/>
+          <w:lang w:val="es-MX"/>
+        </w:rPr>
+        <w:t>countries</w:t>
+      </w:r>
+      <w:proofErr w:type="spellEnd"/>
+      <w:r>
+        <w:rPr>
+          <w:rFonts w:ascii="Arial" w:eastAsia="Times New Roman" w:hAnsi="Arial" w:cs="Arial"/>
+          <w:color w:val="0A0A0A"/>
+          <w:shd w:val="clear" w:color="auto" w:fill="E5EDFF"/>
+          <w:lang w:val="es-MX"/>
+        </w:rPr>
+        <w:t>;</w:t>
+      </w:r>
+    </w:p>
+    <w:p>
+      <w:pPr>
+        <w:shd w:val="clear" w:color="auto" w:fill="FFFFFF"/>
+        <w:spacing w:after="180" w:line="360" w:lineRule="atLeast"/>
+        <w:rPr>
+          <w:rFonts w:ascii="Arial" w:eastAsia="Times New Roman" w:hAnsi="Arial" w:cs="Arial"/>
+          <w:color w:val="0A0A0A"/>
+          <w:shd w:val="clear" w:color="auto" w:fill="E5EDFF"/>
+          <w:lang w:val="es-MX"/>
+        </w:rPr>
+      </w:pPr>
+    </w:p>
+    <w:p>
+      <w:pPr>
+        <w:shd w:val="clear" w:color="auto" w:fill="FFFFFF"/>
+        <w:spacing w:after="180" w:line="360" w:lineRule="atLeast"/>
+        <w:rPr>
+          <w:rFonts w:ascii="Arial" w:eastAsia="Times New Roman" w:hAnsi="Arial" w:cs="Arial"/>
+          <w:color w:val="0A0A0A"/>
+          <w:shd w:val="clear" w:color="auto" w:fill="E5EDFF"/>
+          <w:lang w:val="es-MX"/>
+        </w:rPr>
+      </w:pPr>
+      <w:r>
+        <w:rPr>
+          <w:rFonts w:ascii="Arial" w:eastAsia="Times New Roman" w:hAnsi="Arial" w:cs="Arial"/>
+          <w:color w:val="0A0A0A"/>
+          <w:shd w:val="clear" w:color="auto" w:fill="E5EDFF"/>
+          <w:lang w:val="es-MX"/>
+        </w:rPr>
+        <w:tab/>
+      </w:r>
+      <w:r>
+        <w:rPr>
+          <w:rFonts w:ascii="Arial" w:eastAsia="Times New Roman" w:hAnsi="Arial" w:cs="Arial"/>
+          <w:color w:val="0A0A0A"/>
+          <w:shd w:val="clear" w:color="auto" w:fill="E5EDFF"/>
+          <w:lang w:val="es-MX"/>
+        </w:rPr>
+        <w:t xml:space="preserve">Diferencia entre país y líder de su </w:t>
+      </w:r>
+      <w:proofErr w:type="spellStart"/>
+      <w:r>
+        <w:rPr>
+          <w:rFonts w:ascii="Arial" w:eastAsia="Times New Roman" w:hAnsi="Arial" w:cs="Arial"/>
+          <w:color w:val="0A0A0A"/>
+          <w:shd w:val="clear" w:color="auto" w:fill="E5EDFF"/>
+          <w:lang w:val="es-MX"/>
+        </w:rPr>
+        <w:t>region</w:t>
+      </w:r>
+      <w:proofErr w:type="spellEnd"/>
+    </w:p>
+    <w:p>
+      <w:pPr>
+        <w:shd w:val="clear" w:color="auto" w:fill="FFFFFF"/>
+        <w:spacing w:after="180" w:line="360" w:lineRule="atLeast"/>
+        <w:ind w:left="1440"/>
+        <w:rPr>
+          <w:rFonts w:ascii="Arial" w:eastAsia="Times New Roman" w:hAnsi="Arial" w:cs="Arial"/>
+          <w:color w:val="0A0A0A"/>
+          <w:shd w:val="clear" w:color="auto" w:fill="E5EDFF"/>
+        </w:rPr>
+      </w:pPr>
+      <w:r>
+        <w:rPr>
+          <w:rFonts w:ascii="Arial" w:eastAsia="Times New Roman" w:hAnsi="Arial" w:cs="Arial"/>
+          <w:color w:val="0A0A0A"/>
+          <w:shd w:val="clear" w:color="auto" w:fill="E5EDFF"/>
+        </w:rPr>
+        <w:t>SELECT NAME,</w:t>
+      </w:r>
+      <w:r>
+        <w:rPr>
+          <w:rFonts w:ascii="Arial" w:eastAsia="Times New Roman" w:hAnsi="Arial" w:cs="Arial"/>
+          <w:color w:val="0A0A0A"/>
+          <w:shd w:val="clear" w:color="auto" w:fill="E5EDFF"/>
+        </w:rPr>
+        <w:br/>
+        <w:t>POPULATION,</w:t>
+      </w:r>
+      <w:r>
+        <w:rPr>
+          <w:rFonts w:ascii="Arial" w:eastAsia="Times New Roman" w:hAnsi="Arial" w:cs="Arial"/>
+          <w:color w:val="0A0A0A"/>
+          <w:shd w:val="clear" w:color="auto" w:fill="E5EDFF"/>
+        </w:rPr>
+        <w:br/>
+      </w:r>
+      <w:r>
+        <w:rPr>
+          <w:rFonts w:ascii="Arial" w:eastAsia="Times New Roman" w:hAnsi="Arial" w:cs="Arial"/>
+          <w:color w:val="0A0A0A"/>
+          <w:highlight w:val="yellow"/>
+          <w:shd w:val="clear" w:color="auto" w:fill="E5EDFF"/>
+        </w:rPr>
+        <w:t>MAX(POPULATION) OVER (PARTITION BY REGION_ID)</w:t>
+      </w:r>
+      <w:r>
+        <w:rPr>
+          <w:rFonts w:ascii="Arial" w:eastAsia="Times New Roman" w:hAnsi="Arial" w:cs="Arial"/>
+          <w:color w:val="0A0A0A"/>
+          <w:shd w:val="clear" w:color="auto" w:fill="E5EDFF"/>
+        </w:rPr>
+        <w:t xml:space="preserve"> - POPULATION AS diff</w:t>
+      </w:r>
+      <w:r>
+        <w:rPr>
+          <w:rFonts w:ascii="Arial" w:eastAsia="Times New Roman" w:hAnsi="Arial" w:cs="Arial"/>
+          <w:color w:val="0A0A0A"/>
+          <w:shd w:val="clear" w:color="auto" w:fill="E5EDFF"/>
+        </w:rPr>
+        <w:br/>
+        <w:t xml:space="preserve">FROM </w:t>
+      </w:r>
+      <w:proofErr w:type="gramStart"/>
+      <w:r>
+        <w:rPr>
+          <w:rFonts w:ascii="Arial" w:eastAsia="Times New Roman" w:hAnsi="Arial" w:cs="Arial"/>
+          <w:color w:val="0A0A0A"/>
+          <w:shd w:val="clear" w:color="auto" w:fill="E5EDFF"/>
+        </w:rPr>
+        <w:t>countries;</w:t>
+      </w:r>
+      <w:proofErr w:type="gramEnd"/>
+    </w:p>
+    <w:p>
+      <w:pPr>
+        <w:shd w:val="clear" w:color="auto" w:fill="FFFFFF"/>
+        <w:spacing w:after="180" w:line="360" w:lineRule="atLeast"/>
+        <w:rPr>
+          <w:rFonts w:ascii="Arial" w:eastAsia="Times New Roman" w:hAnsi="Arial" w:cs="Arial"/>
+          <w:color w:val="0A0A0A"/>
+          <w:shd w:val="clear" w:color="auto" w:fill="E5EDFF"/>
+        </w:rPr>
+      </w:pPr>
+    </w:p>
+    <w:p>
+      <w:pPr>
+        <w:shd w:val="clear" w:color="auto" w:fill="FFFFFF"/>
+        <w:spacing w:after="180" w:line="360" w:lineRule="atLeast"/>
+        <w:rPr>
+          <w:rFonts w:ascii="Arial" w:eastAsia="Times New Roman" w:hAnsi="Arial" w:cs="Arial"/>
+          <w:color w:val="0A0A0A"/>
+          <w:shd w:val="clear" w:color="auto" w:fill="E5EDFF"/>
+        </w:rPr>
+      </w:pPr>
+      <w:r>
+        <w:rPr>
+          <w:rFonts w:ascii="Arial" w:eastAsia="Times New Roman" w:hAnsi="Arial" w:cs="Arial"/>
+          <w:color w:val="0A0A0A"/>
+          <w:shd w:val="clear" w:color="auto" w:fill="E5EDFF"/>
         </w:rPr>
         <w:tab/>
       </w:r>
@@ -7225,6 +8275,7 @@
           <w:color w:val="0A0A0A"/>
           <w:shd w:val="clear" w:color="auto" w:fill="E5EDFF"/>
         </w:rPr>
+        <w:lastRenderedPageBreak/>
         <w:t>   </w:t>
       </w:r>
       <w:r>
@@ -7749,7 +8800,6 @@
           <w:color w:val="0A0A0A"/>
           <w:shd w:val="clear" w:color="auto" w:fill="E5EDFF"/>
         </w:rPr>
-        <w:lastRenderedPageBreak/>
         <w:tab/>
       </w:r>
       <w:r>
@@ -7986,6 +9036,7 @@
           <w:color w:val="0A0A0A"/>
           <w:shd w:val="clear" w:color="auto" w:fill="E5EDFF"/>
         </w:rPr>
+        <w:lastRenderedPageBreak/>
         <w:t xml:space="preserve">FROM </w:t>
       </w:r>
       <w:proofErr w:type="gramStart"/>
@@ -8626,7 +9677,6 @@
           <w:shd w:val="clear" w:color="auto" w:fill="E5EDFF"/>
           <w:lang w:val="es-MX"/>
         </w:rPr>
-        <w:lastRenderedPageBreak/>
         <w:drawing>
           <wp:inline distT="0" distB="0" distL="0" distR="0" wp14:anchorId="7D0AA8EB" wp14:editId="1CFF45DF">
             <wp:extent cx="2438740" cy="1609950"/>
@@ -8643,7 +9693,7 @@
                     <pic:cNvPicPr/>
                   </pic:nvPicPr>
                   <pic:blipFill>
-                    <a:blip r:embed="rId49"/>
+                    <a:blip r:embed="rId50"/>
                     <a:stretch>
                       <a:fillRect/>
                     </a:stretch>
@@ -8724,6 +9774,7 @@
           <w:shd w:val="clear" w:color="auto" w:fill="E5EDFF"/>
           <w:lang w:val="es-MX"/>
         </w:rPr>
+        <w:lastRenderedPageBreak/>
         <w:drawing>
           <wp:inline distT="0" distB="0" distL="0" distR="0" wp14:anchorId="69E1F55B" wp14:editId="1C8E9919">
             <wp:extent cx="3505689" cy="905001"/>
@@ -8740,7 +9791,7 @@
                     <pic:cNvPicPr/>
                   </pic:nvPicPr>
                   <pic:blipFill>
-                    <a:blip r:embed="rId50"/>
+                    <a:blip r:embed="rId51"/>
                     <a:stretch>
                       <a:fillRect/>
                     </a:stretch>
@@ -8923,7 +9974,7 @@
                     <pic:cNvPicPr/>
                   </pic:nvPicPr>
                   <pic:blipFill>
-                    <a:blip r:embed="rId51"/>
+                    <a:blip r:embed="rId52"/>
                     <a:stretch>
                       <a:fillRect/>
                     </a:stretch>
@@ -9061,7 +10112,6 @@
           <w:color w:val="0A0A0A"/>
           <w:shd w:val="clear" w:color="auto" w:fill="E5EDFF"/>
         </w:rPr>
-        <w:lastRenderedPageBreak/>
         <w:t>SELECT NAME</w:t>
       </w:r>
       <w:r>
@@ -9178,6 +10228,7 @@
           <w:color w:val="0A0A0A"/>
           <w:shd w:val="clear" w:color="auto" w:fill="E5EDFF"/>
         </w:rPr>
+        <w:lastRenderedPageBreak/>
         <w:t>FROM countries c</w:t>
       </w:r>
     </w:p>
@@ -9850,168 +10901,136 @@
           <w:color w:val="0A0A0A"/>
           <w:shd w:val="clear" w:color="auto" w:fill="E5EDFF"/>
         </w:rPr>
+        <w:t>group by r.name</w:t>
+      </w:r>
+    </w:p>
+    <w:p>
+      <w:pPr>
+        <w:shd w:val="clear" w:color="auto" w:fill="FFFFFF"/>
+        <w:spacing w:after="180" w:line="360" w:lineRule="atLeast"/>
+        <w:ind w:left="720"/>
+        <w:rPr>
+          <w:rFonts w:ascii="Arial" w:eastAsia="Times New Roman" w:hAnsi="Arial" w:cs="Arial"/>
+          <w:color w:val="0A0A0A"/>
+          <w:shd w:val="clear" w:color="auto" w:fill="E5EDFF"/>
+        </w:rPr>
+      </w:pPr>
+      <w:r>
+        <w:rPr>
+          <w:rFonts w:ascii="Arial" w:eastAsia="Times New Roman" w:hAnsi="Arial" w:cs="Arial"/>
+          <w:color w:val="0A0A0A"/>
+          <w:shd w:val="clear" w:color="auto" w:fill="E5EDFF"/>
+        </w:rPr>
+        <w:t xml:space="preserve">having </w:t>
+      </w:r>
+      <w:proofErr w:type="gramStart"/>
+      <w:r>
+        <w:rPr>
+          <w:rFonts w:ascii="Arial" w:eastAsia="Times New Roman" w:hAnsi="Arial" w:cs="Arial"/>
+          <w:color w:val="0A0A0A"/>
+          <w:shd w:val="clear" w:color="auto" w:fill="E5EDFF"/>
+        </w:rPr>
+        <w:t>count(</w:t>
+      </w:r>
+      <w:proofErr w:type="gramEnd"/>
+      <w:r>
+        <w:rPr>
+          <w:rFonts w:ascii="Arial" w:eastAsia="Times New Roman" w:hAnsi="Arial" w:cs="Arial"/>
+          <w:color w:val="0A0A0A"/>
+          <w:shd w:val="clear" w:color="auto" w:fill="E5EDFF"/>
+        </w:rPr>
+        <w:t>*)&gt;30</w:t>
+      </w:r>
+    </w:p>
+    <w:p>
+      <w:pPr>
+        <w:shd w:val="clear" w:color="auto" w:fill="FFFFFF"/>
+        <w:spacing w:after="180" w:line="360" w:lineRule="atLeast"/>
+        <w:rPr>
+          <w:rFonts w:ascii="Arial" w:eastAsia="Times New Roman" w:hAnsi="Arial" w:cs="Arial"/>
+          <w:color w:val="0A0A0A"/>
+          <w:shd w:val="clear" w:color="auto" w:fill="E5EDFF"/>
+        </w:rPr>
+      </w:pPr>
+    </w:p>
+    <w:p>
+      <w:pPr>
+        <w:shd w:val="clear" w:color="auto" w:fill="FFFFFF"/>
+        <w:spacing w:after="180" w:line="360" w:lineRule="atLeast"/>
+        <w:rPr>
+          <w:rFonts w:ascii="Arial" w:eastAsia="Times New Roman" w:hAnsi="Arial" w:cs="Arial"/>
+          <w:color w:val="0A0A0A"/>
+          <w:shd w:val="clear" w:color="auto" w:fill="E5EDFF"/>
+          <w:lang w:val="es-MX"/>
+        </w:rPr>
+      </w:pPr>
+      <w:r>
+        <w:rPr>
+          <w:rFonts w:ascii="Arial" w:eastAsia="Times New Roman" w:hAnsi="Arial" w:cs="Arial"/>
+          <w:color w:val="0A0A0A"/>
+          <w:shd w:val="clear" w:color="auto" w:fill="E5EDFF"/>
+          <w:lang w:val="es-MX"/>
+        </w:rPr>
+        <w:t>Ranking de países por población</w:t>
+      </w:r>
+    </w:p>
+    <w:p>
+      <w:pPr>
+        <w:shd w:val="clear" w:color="auto" w:fill="FFFFFF"/>
+        <w:spacing w:after="180" w:line="360" w:lineRule="atLeast"/>
+        <w:rPr>
+          <w:rFonts w:ascii="Arial" w:eastAsia="Times New Roman" w:hAnsi="Arial" w:cs="Arial"/>
+          <w:color w:val="0A0A0A"/>
+          <w:shd w:val="clear" w:color="auto" w:fill="E5EDFF"/>
+          <w:lang w:val="es-MX"/>
+        </w:rPr>
+      </w:pPr>
+      <w:r>
+        <w:rPr>
+          <w:rFonts w:ascii="Arial" w:eastAsia="Times New Roman" w:hAnsi="Arial" w:cs="Arial"/>
+          <w:color w:val="0A0A0A"/>
+          <w:shd w:val="clear" w:color="auto" w:fill="E5EDFF"/>
+          <w:lang w:val="es-MX"/>
+        </w:rPr>
+        <w:tab/>
+      </w:r>
+      <w:r>
+        <w:rPr>
+          <w:rFonts w:ascii="Arial" w:eastAsia="Times New Roman" w:hAnsi="Arial" w:cs="Arial"/>
+          <w:color w:val="0A0A0A"/>
+          <w:shd w:val="clear" w:color="auto" w:fill="E5EDFF"/>
+          <w:lang w:val="es-MX"/>
+        </w:rPr>
+        <w:t xml:space="preserve"> </w:t>
+      </w:r>
+      <w:r>
+        <w:rPr>
+          <w:rFonts w:ascii="Arial" w:eastAsia="Times New Roman" w:hAnsi="Arial" w:cs="Arial"/>
+          <w:color w:val="0A0A0A"/>
+          <w:shd w:val="clear" w:color="auto" w:fill="E5EDFF"/>
+          <w:lang w:val="es-MX"/>
+        </w:rPr>
+        <w:t>SELECT NAME, POPULATION,</w:t>
+      </w:r>
+    </w:p>
+    <w:p>
+      <w:pPr>
+        <w:shd w:val="clear" w:color="auto" w:fill="FFFFFF"/>
+        <w:spacing w:after="180" w:line="360" w:lineRule="atLeast"/>
+        <w:rPr>
+          <w:rFonts w:ascii="Arial" w:eastAsia="Times New Roman" w:hAnsi="Arial" w:cs="Arial"/>
+          <w:color w:val="0A0A0A"/>
+          <w:shd w:val="clear" w:color="auto" w:fill="E5EDFF"/>
+        </w:rPr>
+      </w:pPr>
+      <w:r>
+        <w:rPr>
+          <w:rFonts w:ascii="Arial" w:eastAsia="Times New Roman" w:hAnsi="Arial" w:cs="Arial"/>
+          <w:color w:val="0A0A0A"/>
+          <w:shd w:val="clear" w:color="auto" w:fill="E5EDFF"/>
+          <w:lang w:val="es-MX"/>
+        </w:rPr>
         <w:lastRenderedPageBreak/>
-        <w:t>group by r.name</w:t>
-      </w:r>
-    </w:p>
-    <w:p>
-      <w:pPr>
-        <w:shd w:val="clear" w:color="auto" w:fill="FFFFFF"/>
-        <w:spacing w:after="180" w:line="360" w:lineRule="atLeast"/>
-        <w:ind w:left="720"/>
-        <w:rPr>
-          <w:rFonts w:ascii="Arial" w:eastAsia="Times New Roman" w:hAnsi="Arial" w:cs="Arial"/>
-          <w:color w:val="0A0A0A"/>
-          <w:shd w:val="clear" w:color="auto" w:fill="E5EDFF"/>
-        </w:rPr>
-      </w:pPr>
-      <w:r>
-        <w:rPr>
-          <w:rFonts w:ascii="Arial" w:eastAsia="Times New Roman" w:hAnsi="Arial" w:cs="Arial"/>
-          <w:color w:val="0A0A0A"/>
-          <w:shd w:val="clear" w:color="auto" w:fill="E5EDFF"/>
-        </w:rPr>
-        <w:t xml:space="preserve">having </w:t>
-      </w:r>
-      <w:proofErr w:type="gramStart"/>
-      <w:r>
-        <w:rPr>
-          <w:rFonts w:ascii="Arial" w:eastAsia="Times New Roman" w:hAnsi="Arial" w:cs="Arial"/>
-          <w:color w:val="0A0A0A"/>
-          <w:shd w:val="clear" w:color="auto" w:fill="E5EDFF"/>
-        </w:rPr>
-        <w:t>count(</w:t>
-      </w:r>
-      <w:proofErr w:type="gramEnd"/>
-      <w:r>
-        <w:rPr>
-          <w:rFonts w:ascii="Arial" w:eastAsia="Times New Roman" w:hAnsi="Arial" w:cs="Arial"/>
-          <w:color w:val="0A0A0A"/>
-          <w:shd w:val="clear" w:color="auto" w:fill="E5EDFF"/>
-        </w:rPr>
-        <w:t>*)&gt;30</w:t>
-      </w:r>
-    </w:p>
-    <w:p>
-      <w:pPr>
-        <w:shd w:val="clear" w:color="auto" w:fill="FFFFFF"/>
-        <w:spacing w:after="180" w:line="360" w:lineRule="atLeast"/>
-        <w:rPr>
-          <w:rFonts w:ascii="Arial" w:eastAsia="Times New Roman" w:hAnsi="Arial" w:cs="Arial"/>
-          <w:color w:val="0A0A0A"/>
-          <w:shd w:val="clear" w:color="auto" w:fill="E5EDFF"/>
-        </w:rPr>
-      </w:pPr>
-    </w:p>
-    <w:p>
-      <w:pPr>
-        <w:shd w:val="clear" w:color="auto" w:fill="FFFFFF"/>
-        <w:spacing w:after="180" w:line="360" w:lineRule="atLeast"/>
-        <w:rPr>
-          <w:rFonts w:ascii="Arial" w:eastAsia="Times New Roman" w:hAnsi="Arial" w:cs="Arial"/>
-          <w:color w:val="0A0A0A"/>
-          <w:shd w:val="clear" w:color="auto" w:fill="E5EDFF"/>
-        </w:rPr>
-      </w:pPr>
-      <w:r>
-        <w:rPr>
-          <w:rFonts w:ascii="Arial" w:eastAsia="Times New Roman" w:hAnsi="Arial" w:cs="Arial"/>
-          <w:color w:val="0A0A0A"/>
-          <w:shd w:val="clear" w:color="auto" w:fill="E5EDFF"/>
-        </w:rPr>
-        <w:t xml:space="preserve">Ranking de </w:t>
-      </w:r>
-      <w:proofErr w:type="spellStart"/>
-      <w:r>
-        <w:rPr>
-          <w:rFonts w:ascii="Arial" w:eastAsia="Times New Roman" w:hAnsi="Arial" w:cs="Arial"/>
-          <w:color w:val="0A0A0A"/>
-          <w:shd w:val="clear" w:color="auto" w:fill="E5EDFF"/>
-        </w:rPr>
-        <w:t>países</w:t>
-      </w:r>
-      <w:proofErr w:type="spellEnd"/>
-      <w:r>
-        <w:rPr>
-          <w:rFonts w:ascii="Arial" w:eastAsia="Times New Roman" w:hAnsi="Arial" w:cs="Arial"/>
-          <w:color w:val="0A0A0A"/>
-          <w:shd w:val="clear" w:color="auto" w:fill="E5EDFF"/>
-        </w:rPr>
-        <w:t xml:space="preserve"> </w:t>
-      </w:r>
-      <w:proofErr w:type="spellStart"/>
-      <w:r>
-        <w:rPr>
-          <w:rFonts w:ascii="Arial" w:eastAsia="Times New Roman" w:hAnsi="Arial" w:cs="Arial"/>
-          <w:color w:val="0A0A0A"/>
-          <w:shd w:val="clear" w:color="auto" w:fill="E5EDFF"/>
-        </w:rPr>
-        <w:t>por</w:t>
-      </w:r>
-      <w:proofErr w:type="spellEnd"/>
-      <w:r>
-        <w:rPr>
-          <w:rFonts w:ascii="Arial" w:eastAsia="Times New Roman" w:hAnsi="Arial" w:cs="Arial"/>
-          <w:color w:val="0A0A0A"/>
-          <w:shd w:val="clear" w:color="auto" w:fill="E5EDFF"/>
-        </w:rPr>
-        <w:t xml:space="preserve"> población</w:t>
-      </w:r>
-    </w:p>
-    <w:p>
-      <w:pPr>
-        <w:shd w:val="clear" w:color="auto" w:fill="FFFFFF"/>
-        <w:spacing w:after="180" w:line="360" w:lineRule="atLeast"/>
-        <w:rPr>
-          <w:rFonts w:ascii="Arial" w:eastAsia="Times New Roman" w:hAnsi="Arial" w:cs="Arial"/>
-          <w:color w:val="0A0A0A"/>
-          <w:shd w:val="clear" w:color="auto" w:fill="E5EDFF"/>
-          <w:lang w:val="es-MX"/>
-        </w:rPr>
-      </w:pPr>
-      <w:r>
-        <w:rPr>
-          <w:rFonts w:ascii="Arial" w:eastAsia="Times New Roman" w:hAnsi="Arial" w:cs="Arial"/>
-          <w:color w:val="0A0A0A"/>
-          <w:shd w:val="clear" w:color="auto" w:fill="E5EDFF"/>
-        </w:rPr>
-        <w:tab/>
-      </w:r>
-      <w:r>
-        <w:rPr>
-          <w:rFonts w:ascii="Arial" w:eastAsia="Times New Roman" w:hAnsi="Arial" w:cs="Arial"/>
-          <w:color w:val="0A0A0A"/>
-          <w:shd w:val="clear" w:color="auto" w:fill="E5EDFF"/>
-        </w:rPr>
-        <w:t xml:space="preserve"> </w:t>
-      </w:r>
-      <w:r>
-        <w:rPr>
-          <w:rFonts w:ascii="Arial" w:eastAsia="Times New Roman" w:hAnsi="Arial" w:cs="Arial"/>
-          <w:color w:val="0A0A0A"/>
-          <w:shd w:val="clear" w:color="auto" w:fill="E5EDFF"/>
-          <w:lang w:val="es-MX"/>
-        </w:rPr>
-        <w:t>SELECT NAME, POPULATION,</w:t>
-      </w:r>
-    </w:p>
-    <w:p>
-      <w:pPr>
-        <w:shd w:val="clear" w:color="auto" w:fill="FFFFFF"/>
-        <w:spacing w:after="180" w:line="360" w:lineRule="atLeast"/>
-        <w:rPr>
-          <w:rFonts w:ascii="Arial" w:eastAsia="Times New Roman" w:hAnsi="Arial" w:cs="Arial"/>
-          <w:color w:val="0A0A0A"/>
-          <w:shd w:val="clear" w:color="auto" w:fill="E5EDFF"/>
-        </w:rPr>
-      </w:pPr>
-      <w:r>
-        <w:rPr>
-          <w:rFonts w:ascii="Arial" w:eastAsia="Times New Roman" w:hAnsi="Arial" w:cs="Arial"/>
-          <w:color w:val="0A0A0A"/>
-          <w:shd w:val="clear" w:color="auto" w:fill="E5EDFF"/>
-          <w:lang w:val="es-MX"/>
-        </w:rPr>
         <w:t xml:space="preserve">      </w:t>
       </w:r>
       <w:r>
@@ -10097,7 +11116,7 @@
                     <pic:cNvPicPr/>
                   </pic:nvPicPr>
                   <pic:blipFill>
-                    <a:blip r:embed="rId52"/>
+                    <a:blip r:embed="rId53"/>
                     <a:stretch>
                       <a:fillRect/>
                     </a:stretch>
@@ -10227,7 +11246,7 @@
                     <pic:cNvPicPr/>
                   </pic:nvPicPr>
                   <pic:blipFill>
-                    <a:blip r:embed="rId53"/>
+                    <a:blip r:embed="rId54"/>
                     <a:stretch>
                       <a:fillRect/>
                     </a:stretch>
@@ -10281,7 +11300,7 @@
                     <pic:cNvPicPr/>
                   </pic:nvPicPr>
                   <pic:blipFill>
-                    <a:blip r:embed="rId54"/>
+                    <a:blip r:embed="rId55"/>
                     <a:stretch>
                       <a:fillRect/>
                     </a:stretch>
@@ -10451,94 +11470,94 @@
           <w:shd w:val="clear" w:color="auto" w:fill="E5EDFF"/>
           <w:lang w:val="es-MX"/>
         </w:rPr>
+        <w:t>from</w:t>
+      </w:r>
+      <w:proofErr w:type="spellEnd"/>
+      <w:r>
+        <w:rPr>
+          <w:rFonts w:ascii="Arial" w:eastAsia="Times New Roman" w:hAnsi="Arial" w:cs="Arial"/>
+          <w:color w:val="0A0A0A"/>
+          <w:shd w:val="clear" w:color="auto" w:fill="E5EDFF"/>
+          <w:lang w:val="es-MX"/>
+        </w:rPr>
+        <w:t xml:space="preserve"> </w:t>
+      </w:r>
+      <w:proofErr w:type="spellStart"/>
+      <w:r>
+        <w:rPr>
+          <w:rFonts w:ascii="Arial" w:eastAsia="Times New Roman" w:hAnsi="Arial" w:cs="Arial"/>
+          <w:color w:val="0A0A0A"/>
+          <w:shd w:val="clear" w:color="auto" w:fill="E5EDFF"/>
+          <w:lang w:val="es-MX"/>
+        </w:rPr>
+        <w:t>countries</w:t>
+      </w:r>
+      <w:proofErr w:type="spellEnd"/>
+    </w:p>
+    <w:p>
+      <w:pPr>
+        <w:shd w:val="clear" w:color="auto" w:fill="FFFFFF"/>
+        <w:spacing w:after="180" w:line="360" w:lineRule="atLeast"/>
+        <w:rPr>
+          <w:rFonts w:ascii="Arial" w:eastAsia="Times New Roman" w:hAnsi="Arial" w:cs="Arial"/>
+          <w:color w:val="0A0A0A"/>
+          <w:shd w:val="clear" w:color="auto" w:fill="E5EDFF"/>
+          <w:lang w:val="es-MX"/>
+        </w:rPr>
+      </w:pPr>
+    </w:p>
+    <w:p>
+      <w:pPr>
+        <w:shd w:val="clear" w:color="auto" w:fill="FFFFFF"/>
+        <w:spacing w:after="180" w:line="360" w:lineRule="atLeast"/>
+        <w:rPr>
+          <w:rFonts w:ascii="Arial" w:eastAsia="Times New Roman" w:hAnsi="Arial" w:cs="Arial"/>
+          <w:color w:val="0A0A0A"/>
+          <w:shd w:val="clear" w:color="auto" w:fill="E5EDFF"/>
+          <w:lang w:val="es-MX"/>
+        </w:rPr>
+      </w:pPr>
+      <w:proofErr w:type="spellStart"/>
+      <w:r>
+        <w:rPr>
+          <w:rFonts w:ascii="Arial" w:eastAsia="Times New Roman" w:hAnsi="Arial" w:cs="Arial"/>
+          <w:color w:val="0A0A0A"/>
+          <w:shd w:val="clear" w:color="auto" w:fill="E5EDFF"/>
+          <w:lang w:val="es-MX"/>
+        </w:rPr>
+        <w:t>Pais</w:t>
+      </w:r>
+      <w:proofErr w:type="spellEnd"/>
+      <w:r>
+        <w:rPr>
+          <w:rFonts w:ascii="Arial" w:eastAsia="Times New Roman" w:hAnsi="Arial" w:cs="Arial"/>
+          <w:color w:val="0A0A0A"/>
+          <w:shd w:val="clear" w:color="auto" w:fill="E5EDFF"/>
+          <w:lang w:val="es-MX"/>
+        </w:rPr>
+        <w:t xml:space="preserve"> con mayor población por región</w:t>
+      </w:r>
+    </w:p>
+    <w:p>
+      <w:pPr>
+        <w:shd w:val="clear" w:color="auto" w:fill="FFFFFF"/>
+        <w:spacing w:after="180" w:line="360" w:lineRule="atLeast"/>
+        <w:rPr>
+          <w:rFonts w:ascii="Arial" w:eastAsia="Times New Roman" w:hAnsi="Arial" w:cs="Arial"/>
+          <w:color w:val="0A0A0A"/>
+          <w:shd w:val="clear" w:color="auto" w:fill="E5EDFF"/>
+          <w:lang w:val="es-MX"/>
+        </w:rPr>
+      </w:pPr>
+      <w:r>
+        <w:rPr>
+          <w:rFonts w:ascii="Arial" w:eastAsia="Times New Roman" w:hAnsi="Arial" w:cs="Arial"/>
+          <w:noProof/>
+          <w:color w:val="0A0A0A"/>
+          <w:shd w:val="clear" w:color="auto" w:fill="E5EDFF"/>
+          <w:lang w:val="es-MX"/>
+        </w:rPr>
         <w:lastRenderedPageBreak/>
-        <w:t>from</w:t>
-      </w:r>
-      <w:proofErr w:type="spellEnd"/>
-      <w:r>
-        <w:rPr>
-          <w:rFonts w:ascii="Arial" w:eastAsia="Times New Roman" w:hAnsi="Arial" w:cs="Arial"/>
-          <w:color w:val="0A0A0A"/>
-          <w:shd w:val="clear" w:color="auto" w:fill="E5EDFF"/>
-          <w:lang w:val="es-MX"/>
-        </w:rPr>
-        <w:t xml:space="preserve"> </w:t>
-      </w:r>
-      <w:proofErr w:type="spellStart"/>
-      <w:r>
-        <w:rPr>
-          <w:rFonts w:ascii="Arial" w:eastAsia="Times New Roman" w:hAnsi="Arial" w:cs="Arial"/>
-          <w:color w:val="0A0A0A"/>
-          <w:shd w:val="clear" w:color="auto" w:fill="E5EDFF"/>
-          <w:lang w:val="es-MX"/>
-        </w:rPr>
-        <w:t>countries</w:t>
-      </w:r>
-      <w:proofErr w:type="spellEnd"/>
-    </w:p>
-    <w:p>
-      <w:pPr>
-        <w:shd w:val="clear" w:color="auto" w:fill="FFFFFF"/>
-        <w:spacing w:after="180" w:line="360" w:lineRule="atLeast"/>
-        <w:rPr>
-          <w:rFonts w:ascii="Arial" w:eastAsia="Times New Roman" w:hAnsi="Arial" w:cs="Arial"/>
-          <w:color w:val="0A0A0A"/>
-          <w:shd w:val="clear" w:color="auto" w:fill="E5EDFF"/>
-          <w:lang w:val="es-MX"/>
-        </w:rPr>
-      </w:pPr>
-    </w:p>
-    <w:p>
-      <w:pPr>
-        <w:shd w:val="clear" w:color="auto" w:fill="FFFFFF"/>
-        <w:spacing w:after="180" w:line="360" w:lineRule="atLeast"/>
-        <w:rPr>
-          <w:rFonts w:ascii="Arial" w:eastAsia="Times New Roman" w:hAnsi="Arial" w:cs="Arial"/>
-          <w:color w:val="0A0A0A"/>
-          <w:shd w:val="clear" w:color="auto" w:fill="E5EDFF"/>
-          <w:lang w:val="es-MX"/>
-        </w:rPr>
-      </w:pPr>
-      <w:proofErr w:type="spellStart"/>
-      <w:r>
-        <w:rPr>
-          <w:rFonts w:ascii="Arial" w:eastAsia="Times New Roman" w:hAnsi="Arial" w:cs="Arial"/>
-          <w:color w:val="0A0A0A"/>
-          <w:shd w:val="clear" w:color="auto" w:fill="E5EDFF"/>
-          <w:lang w:val="es-MX"/>
-        </w:rPr>
-        <w:t>Pais</w:t>
-      </w:r>
-      <w:proofErr w:type="spellEnd"/>
-      <w:r>
-        <w:rPr>
-          <w:rFonts w:ascii="Arial" w:eastAsia="Times New Roman" w:hAnsi="Arial" w:cs="Arial"/>
-          <w:color w:val="0A0A0A"/>
-          <w:shd w:val="clear" w:color="auto" w:fill="E5EDFF"/>
-          <w:lang w:val="es-MX"/>
-        </w:rPr>
-        <w:t xml:space="preserve"> con mayor población por región</w:t>
-      </w:r>
-    </w:p>
-    <w:p>
-      <w:pPr>
-        <w:shd w:val="clear" w:color="auto" w:fill="FFFFFF"/>
-        <w:spacing w:after="180" w:line="360" w:lineRule="atLeast"/>
-        <w:rPr>
-          <w:rFonts w:ascii="Arial" w:eastAsia="Times New Roman" w:hAnsi="Arial" w:cs="Arial"/>
-          <w:color w:val="0A0A0A"/>
-          <w:shd w:val="clear" w:color="auto" w:fill="E5EDFF"/>
-          <w:lang w:val="es-MX"/>
-        </w:rPr>
-      </w:pPr>
-      <w:r>
-        <w:rPr>
-          <w:rFonts w:ascii="Arial" w:eastAsia="Times New Roman" w:hAnsi="Arial" w:cs="Arial"/>
-          <w:noProof/>
-          <w:color w:val="0A0A0A"/>
-          <w:shd w:val="clear" w:color="auto" w:fill="E5EDFF"/>
-          <w:lang w:val="es-MX"/>
-        </w:rPr>
         <w:drawing>
           <wp:inline distT="0" distB="0" distL="0" distR="0" wp14:anchorId="6984BAAC" wp14:editId="56F9D727">
             <wp:extent cx="5943600" cy="1521460"/>
@@ -10555,7 +11574,7 @@
                     <pic:cNvPicPr/>
                   </pic:nvPicPr>
                   <pic:blipFill>
-                    <a:blip r:embed="rId55"/>
+                    <a:blip r:embed="rId56"/>
                     <a:stretch>
                       <a:fillRect/>
                     </a:stretch>
@@ -10738,7 +11757,25 @@
           <w:color w:val="0A0A0A"/>
           <w:shd w:val="clear" w:color="auto" w:fill="E5EDFF"/>
         </w:rPr>
-        <w:t xml:space="preserve"> as s on s.ID=</w:t>
+        <w:t xml:space="preserve"> as </w:t>
+      </w:r>
+      <w:proofErr w:type="spellStart"/>
+      <w:r>
+        <w:rPr>
+          <w:rFonts w:ascii="Arial" w:eastAsia="Times New Roman" w:hAnsi="Arial" w:cs="Arial"/>
+          <w:color w:val="0A0A0A"/>
+          <w:shd w:val="clear" w:color="auto" w:fill="E5EDFF"/>
+        </w:rPr>
+        <w:t>s on</w:t>
+      </w:r>
+      <w:proofErr w:type="spellEnd"/>
+      <w:r>
+        <w:rPr>
+          <w:rFonts w:ascii="Arial" w:eastAsia="Times New Roman" w:hAnsi="Arial" w:cs="Arial"/>
+          <w:color w:val="0A0A0A"/>
+          <w:shd w:val="clear" w:color="auto" w:fill="E5EDFF"/>
+        </w:rPr>
+        <w:t xml:space="preserve"> s.ID=</w:t>
       </w:r>
       <w:proofErr w:type="spellStart"/>
       <w:r>
@@ -10972,7 +12009,7 @@
                     <pic:cNvPicPr/>
                   </pic:nvPicPr>
                   <pic:blipFill>
-                    <a:blip r:embed="rId56"/>
+                    <a:blip r:embed="rId57"/>
                     <a:stretch>
                       <a:fillRect/>
                     </a:stretch>
@@ -11050,6 +12087,7 @@
           <w:shd w:val="clear" w:color="auto" w:fill="E5EDFF"/>
           <w:lang w:val="es-MX"/>
         </w:rPr>
+        <w:lastRenderedPageBreak/>
         <w:drawing>
           <wp:inline distT="0" distB="0" distL="0" distR="0" wp14:anchorId="10D9125E" wp14:editId="33E8B474">
             <wp:extent cx="5943600" cy="1171575"/>
@@ -11066,7 +12104,7 @@
                     <pic:cNvPicPr/>
                   </pic:nvPicPr>
                   <pic:blipFill>
-                    <a:blip r:embed="rId57"/>
+                    <a:blip r:embed="rId58"/>
                     <a:stretch>
                       <a:fillRect/>
                     </a:stretch>
@@ -11160,7 +12198,7 @@
                     <pic:cNvPicPr/>
                   </pic:nvPicPr>
                   <pic:blipFill>
-                    <a:blip r:embed="rId58"/>
+                    <a:blip r:embed="rId59"/>
                     <a:stretch>
                       <a:fillRect/>
                     </a:stretch>
@@ -11590,115 +12628,115 @@
           <w:rFonts w:ascii="Arial" w:eastAsia="Times New Roman" w:hAnsi="Arial" w:cs="Arial"/>
           <w:shd w:val="clear" w:color="auto" w:fill="E5EDFF"/>
         </w:rPr>
+        <w:t xml:space="preserve">    INSERT INTO </w:t>
+      </w:r>
+      <w:proofErr w:type="gramStart"/>
+      <w:r>
+        <w:rPr>
+          <w:rFonts w:ascii="Arial" w:eastAsia="Times New Roman" w:hAnsi="Arial" w:cs="Arial"/>
+          <w:shd w:val="clear" w:color="auto" w:fill="E5EDFF"/>
+        </w:rPr>
+        <w:t>log(</w:t>
+      </w:r>
+      <w:proofErr w:type="gramEnd"/>
+      <w:r>
+        <w:rPr>
+          <w:rFonts w:ascii="Arial" w:eastAsia="Times New Roman" w:hAnsi="Arial" w:cs="Arial"/>
+          <w:shd w:val="clear" w:color="auto" w:fill="E5EDFF"/>
+        </w:rPr>
+        <w:t xml:space="preserve">description, quantity, </w:t>
+      </w:r>
+      <w:proofErr w:type="spellStart"/>
+      <w:r>
+        <w:rPr>
+          <w:rFonts w:ascii="Arial" w:eastAsia="Times New Roman" w:hAnsi="Arial" w:cs="Arial"/>
+          <w:shd w:val="clear" w:color="auto" w:fill="E5EDFF"/>
+        </w:rPr>
+        <w:t>product_id</w:t>
+      </w:r>
+      <w:proofErr w:type="spellEnd"/>
+      <w:r>
+        <w:rPr>
+          <w:rFonts w:ascii="Arial" w:eastAsia="Times New Roman" w:hAnsi="Arial" w:cs="Arial"/>
+          <w:shd w:val="clear" w:color="auto" w:fill="E5EDFF"/>
+        </w:rPr>
+        <w:t>) VALUES (</w:t>
+      </w:r>
+      <w:proofErr w:type="gramStart"/>
+      <w:r>
+        <w:rPr>
+          <w:rFonts w:ascii="Arial" w:eastAsia="Times New Roman" w:hAnsi="Arial" w:cs="Arial"/>
+          <w:shd w:val="clear" w:color="auto" w:fill="E5EDFF"/>
+        </w:rPr>
+        <w:t>CONCAT(</w:t>
+      </w:r>
+      <w:proofErr w:type="gramEnd"/>
+      <w:r>
+        <w:rPr>
+          <w:rFonts w:ascii="Arial" w:eastAsia="Times New Roman" w:hAnsi="Arial" w:cs="Arial"/>
+          <w:shd w:val="clear" w:color="auto" w:fill="E5EDFF"/>
+        </w:rPr>
+        <w:t xml:space="preserve">'client was: </w:t>
+      </w:r>
+      <w:proofErr w:type="gramStart"/>
+      <w:r>
+        <w:rPr>
+          <w:rFonts w:ascii="Arial" w:eastAsia="Times New Roman" w:hAnsi="Arial" w:cs="Arial"/>
+          <w:shd w:val="clear" w:color="auto" w:fill="E5EDFF"/>
+        </w:rPr>
+        <w:t>',@</w:t>
+      </w:r>
+      <w:proofErr w:type="spellStart"/>
+      <w:proofErr w:type="gramEnd"/>
+      <w:r>
+        <w:rPr>
+          <w:rFonts w:ascii="Arial" w:eastAsia="Times New Roman" w:hAnsi="Arial" w:cs="Arial"/>
+          <w:shd w:val="clear" w:color="auto" w:fill="E5EDFF"/>
+        </w:rPr>
+        <w:t>last_client_id</w:t>
+      </w:r>
+      <w:proofErr w:type="spellEnd"/>
+      <w:proofErr w:type="gramStart"/>
+      <w:r>
+        <w:rPr>
+          <w:rFonts w:ascii="Arial" w:eastAsia="Times New Roman" w:hAnsi="Arial" w:cs="Arial"/>
+          <w:shd w:val="clear" w:color="auto" w:fill="E5EDFF"/>
+        </w:rPr>
+        <w:t>), @quantity, @</w:t>
+      </w:r>
+      <w:proofErr w:type="gramEnd"/>
+      <w:r>
+        <w:rPr>
+          <w:rFonts w:ascii="Arial" w:eastAsia="Times New Roman" w:hAnsi="Arial" w:cs="Arial"/>
+          <w:shd w:val="clear" w:color="auto" w:fill="E5EDFF"/>
+        </w:rPr>
+        <w:t>product_id</w:t>
+      </w:r>
+      <w:proofErr w:type="gramStart"/>
+      <w:r>
+        <w:rPr>
+          <w:rFonts w:ascii="Arial" w:eastAsia="Times New Roman" w:hAnsi="Arial" w:cs="Arial"/>
+          <w:shd w:val="clear" w:color="auto" w:fill="E5EDFF"/>
+        </w:rPr>
+        <w:t>);</w:t>
+      </w:r>
+      <w:proofErr w:type="gramEnd"/>
+    </w:p>
+    <w:p>
+      <w:pPr>
+        <w:shd w:val="clear" w:color="auto" w:fill="FFFFFF"/>
+        <w:spacing w:after="180" w:line="360" w:lineRule="atLeast"/>
+        <w:rPr>
+          <w:rFonts w:ascii="Arial" w:eastAsia="Times New Roman" w:hAnsi="Arial" w:cs="Arial"/>
+          <w:shd w:val="clear" w:color="auto" w:fill="E5EDFF"/>
+        </w:rPr>
+      </w:pPr>
+      <w:r>
+        <w:rPr>
+          <w:rFonts w:ascii="Arial" w:eastAsia="Times New Roman" w:hAnsi="Arial" w:cs="Arial"/>
+          <w:shd w:val="clear" w:color="auto" w:fill="E5EDFF"/>
+        </w:rPr>
         <w:lastRenderedPageBreak/>
-        <w:t xml:space="preserve">    INSERT INTO </w:t>
-      </w:r>
-      <w:proofErr w:type="gramStart"/>
-      <w:r>
-        <w:rPr>
-          <w:rFonts w:ascii="Arial" w:eastAsia="Times New Roman" w:hAnsi="Arial" w:cs="Arial"/>
-          <w:shd w:val="clear" w:color="auto" w:fill="E5EDFF"/>
-        </w:rPr>
-        <w:t>log(</w:t>
-      </w:r>
-      <w:proofErr w:type="gramEnd"/>
-      <w:r>
-        <w:rPr>
-          <w:rFonts w:ascii="Arial" w:eastAsia="Times New Roman" w:hAnsi="Arial" w:cs="Arial"/>
-          <w:shd w:val="clear" w:color="auto" w:fill="E5EDFF"/>
-        </w:rPr>
-        <w:t xml:space="preserve">description, quantity, </w:t>
-      </w:r>
-      <w:proofErr w:type="spellStart"/>
-      <w:r>
-        <w:rPr>
-          <w:rFonts w:ascii="Arial" w:eastAsia="Times New Roman" w:hAnsi="Arial" w:cs="Arial"/>
-          <w:shd w:val="clear" w:color="auto" w:fill="E5EDFF"/>
-        </w:rPr>
-        <w:t>product_id</w:t>
-      </w:r>
-      <w:proofErr w:type="spellEnd"/>
-      <w:r>
-        <w:rPr>
-          <w:rFonts w:ascii="Arial" w:eastAsia="Times New Roman" w:hAnsi="Arial" w:cs="Arial"/>
-          <w:shd w:val="clear" w:color="auto" w:fill="E5EDFF"/>
-        </w:rPr>
-        <w:t>) VALUES (</w:t>
-      </w:r>
-      <w:proofErr w:type="gramStart"/>
-      <w:r>
-        <w:rPr>
-          <w:rFonts w:ascii="Arial" w:eastAsia="Times New Roman" w:hAnsi="Arial" w:cs="Arial"/>
-          <w:shd w:val="clear" w:color="auto" w:fill="E5EDFF"/>
-        </w:rPr>
-        <w:t>CONCAT(</w:t>
-      </w:r>
-      <w:proofErr w:type="gramEnd"/>
-      <w:r>
-        <w:rPr>
-          <w:rFonts w:ascii="Arial" w:eastAsia="Times New Roman" w:hAnsi="Arial" w:cs="Arial"/>
-          <w:shd w:val="clear" w:color="auto" w:fill="E5EDFF"/>
-        </w:rPr>
-        <w:t xml:space="preserve">'client was: </w:t>
-      </w:r>
-      <w:proofErr w:type="gramStart"/>
-      <w:r>
-        <w:rPr>
-          <w:rFonts w:ascii="Arial" w:eastAsia="Times New Roman" w:hAnsi="Arial" w:cs="Arial"/>
-          <w:shd w:val="clear" w:color="auto" w:fill="E5EDFF"/>
-        </w:rPr>
-        <w:t>',@</w:t>
-      </w:r>
-      <w:proofErr w:type="spellStart"/>
-      <w:proofErr w:type="gramEnd"/>
-      <w:r>
-        <w:rPr>
-          <w:rFonts w:ascii="Arial" w:eastAsia="Times New Roman" w:hAnsi="Arial" w:cs="Arial"/>
-          <w:shd w:val="clear" w:color="auto" w:fill="E5EDFF"/>
-        </w:rPr>
-        <w:t>last_client_id</w:t>
-      </w:r>
-      <w:proofErr w:type="spellEnd"/>
-      <w:proofErr w:type="gramStart"/>
-      <w:r>
-        <w:rPr>
-          <w:rFonts w:ascii="Arial" w:eastAsia="Times New Roman" w:hAnsi="Arial" w:cs="Arial"/>
-          <w:shd w:val="clear" w:color="auto" w:fill="E5EDFF"/>
-        </w:rPr>
-        <w:t>), @quantity, @</w:t>
-      </w:r>
-      <w:proofErr w:type="gramEnd"/>
-      <w:r>
-        <w:rPr>
-          <w:rFonts w:ascii="Arial" w:eastAsia="Times New Roman" w:hAnsi="Arial" w:cs="Arial"/>
-          <w:shd w:val="clear" w:color="auto" w:fill="E5EDFF"/>
-        </w:rPr>
-        <w:t>product_id</w:t>
-      </w:r>
-      <w:proofErr w:type="gramStart"/>
-      <w:r>
-        <w:rPr>
-          <w:rFonts w:ascii="Arial" w:eastAsia="Times New Roman" w:hAnsi="Arial" w:cs="Arial"/>
-          <w:shd w:val="clear" w:color="auto" w:fill="E5EDFF"/>
-        </w:rPr>
-        <w:t>);</w:t>
-      </w:r>
-      <w:proofErr w:type="gramEnd"/>
-    </w:p>
-    <w:p>
-      <w:pPr>
-        <w:shd w:val="clear" w:color="auto" w:fill="FFFFFF"/>
-        <w:spacing w:after="180" w:line="360" w:lineRule="atLeast"/>
-        <w:rPr>
-          <w:rFonts w:ascii="Arial" w:eastAsia="Times New Roman" w:hAnsi="Arial" w:cs="Arial"/>
-          <w:shd w:val="clear" w:color="auto" w:fill="E5EDFF"/>
-        </w:rPr>
-      </w:pPr>
-      <w:r>
-        <w:rPr>
-          <w:rFonts w:ascii="Arial" w:eastAsia="Times New Roman" w:hAnsi="Arial" w:cs="Arial"/>
-          <w:shd w:val="clear" w:color="auto" w:fill="E5EDFF"/>
-        </w:rPr>
         <w:t xml:space="preserve">    </w:t>
       </w:r>
     </w:p>
@@ -11800,7 +12838,7 @@
                     <pic:cNvPicPr/>
                   </pic:nvPicPr>
                   <pic:blipFill>
-                    <a:blip r:embed="rId59"/>
+                    <a:blip r:embed="rId60"/>
                     <a:stretch>
                       <a:fillRect/>
                     </a:stretch>
@@ -11854,7 +12892,7 @@
                     <pic:cNvPicPr/>
                   </pic:nvPicPr>
                   <pic:blipFill>
-                    <a:blip r:embed="rId60"/>
+                    <a:blip r:embed="rId61"/>
                     <a:stretch>
                       <a:fillRect/>
                     </a:stretch>
@@ -11938,7 +12976,7 @@
                     <pic:cNvPicPr/>
                   </pic:nvPicPr>
                   <pic:blipFill>
-                    <a:blip r:embed="rId61"/>
+                    <a:blip r:embed="rId62"/>
                     <a:stretch>
                       <a:fillRect/>
                     </a:stretch>
@@ -12059,7 +13097,7 @@
                     <pic:cNvPicPr/>
                   </pic:nvPicPr>
                   <pic:blipFill>
-                    <a:blip r:embed="rId62"/>
+                    <a:blip r:embed="rId63"/>
                     <a:stretch>
                       <a:fillRect/>
                     </a:stretch>
@@ -12096,7 +13134,6 @@
           <w:color w:val="0A0A0A"/>
           <w:shd w:val="clear" w:color="auto" w:fill="E5EDFF"/>
         </w:rPr>
-        <w:lastRenderedPageBreak/>
         <w:t>- default value</w:t>
       </w:r>
     </w:p>
@@ -12133,7 +13170,7 @@
                     <pic:cNvPicPr/>
                   </pic:nvPicPr>
                   <pic:blipFill>
-                    <a:blip r:embed="rId63"/>
+                    <a:blip r:embed="rId64"/>
                     <a:stretch>
                       <a:fillRect/>
                     </a:stretch>
@@ -12170,6 +13207,7 @@
           <w:color w:val="0A0A0A"/>
           <w:shd w:val="clear" w:color="auto" w:fill="E5EDFF"/>
         </w:rPr>
+        <w:lastRenderedPageBreak/>
         <w:t>- create view and materialized view</w:t>
       </w:r>
     </w:p>
@@ -12206,7 +13244,7 @@
                     <pic:cNvPicPr/>
                   </pic:nvPicPr>
                   <pic:blipFill>
-                    <a:blip r:embed="rId64"/>
+                    <a:blip r:embed="rId65"/>
                     <a:stretch>
                       <a:fillRect/>
                     </a:stretch>
@@ -12260,7 +13298,7 @@
                     <pic:cNvPicPr/>
                   </pic:nvPicPr>
                   <pic:blipFill>
-                    <a:blip r:embed="rId65"/>
+                    <a:blip r:embed="rId66"/>
                     <a:stretch>
                       <a:fillRect/>
                     </a:stretch>
@@ -12333,7 +13371,7 @@
                     <pic:cNvPicPr/>
                   </pic:nvPicPr>
                   <pic:blipFill>
-                    <a:blip r:embed="rId66"/>
+                    <a:blip r:embed="rId67"/>
                     <a:stretch>
                       <a:fillRect/>
                     </a:stretch>
@@ -12387,7 +13425,7 @@
                     <pic:cNvPicPr/>
                   </pic:nvPicPr>
                   <pic:blipFill>
-                    <a:blip r:embed="rId67"/>
+                    <a:blip r:embed="rId68"/>
                     <a:stretch>
                       <a:fillRect/>
                     </a:stretch>
@@ -12471,7 +13509,7 @@
                     <pic:cNvPicPr/>
                   </pic:nvPicPr>
                   <pic:blipFill>
-                    <a:blip r:embed="rId68"/>
+                    <a:blip r:embed="rId69"/>
                     <a:stretch>
                       <a:fillRect/>
                     </a:stretch>
@@ -12555,7 +13593,7 @@
                     <pic:cNvPicPr/>
                   </pic:nvPicPr>
                   <pic:blipFill>
-                    <a:blip r:embed="rId69"/>
+                    <a:blip r:embed="rId70"/>
                     <a:stretch>
                       <a:fillRect/>
                     </a:stretch>
@@ -12628,7 +13666,7 @@
                     <pic:cNvPicPr/>
                   </pic:nvPicPr>
                   <pic:blipFill>
-                    <a:blip r:embed="rId70"/>
+                    <a:blip r:embed="rId71"/>
                     <a:stretch>
                       <a:fillRect/>
                     </a:stretch>
@@ -12739,7 +13777,6 @@
           <w:color w:val="0A0A0A"/>
           <w:shd w:val="clear" w:color="auto" w:fill="E5EDFF"/>
         </w:rPr>
-        <w:lastRenderedPageBreak/>
         <w:drawing>
           <wp:inline distT="0" distB="0" distL="0" distR="0" wp14:anchorId="75E452E1" wp14:editId="534C71C1">
             <wp:extent cx="3429479" cy="228632"/>
@@ -12756,7 +13793,7 @@
                     <pic:cNvPicPr/>
                   </pic:nvPicPr>
                   <pic:blipFill>
-                    <a:blip r:embed="rId71"/>
+                    <a:blip r:embed="rId72"/>
                     <a:stretch>
                       <a:fillRect/>
                     </a:stretch>
@@ -12827,6 +13864,7 @@
           <w:color w:val="0A0A0A"/>
           <w:shd w:val="clear" w:color="auto" w:fill="E5EDFF"/>
         </w:rPr>
+        <w:lastRenderedPageBreak/>
         <w:drawing>
           <wp:inline distT="0" distB="0" distL="0" distR="0" wp14:anchorId="24E3A06A" wp14:editId="4B8DD96D">
             <wp:extent cx="3667637" cy="771633"/>
@@ -12843,7 +13881,7 @@
                     <pic:cNvPicPr/>
                   </pic:nvPicPr>
                   <pic:blipFill>
-                    <a:blip r:embed="rId72"/>
+                    <a:blip r:embed="rId73"/>
                     <a:stretch>
                       <a:fillRect/>
                     </a:stretch>
@@ -12953,7 +13991,7 @@
                     <pic:cNvPicPr/>
                   </pic:nvPicPr>
                   <pic:blipFill>
-                    <a:blip r:embed="rId73"/>
+                    <a:blip r:embed="rId74"/>
                     <a:stretch>
                       <a:fillRect/>
                     </a:stretch>
@@ -13007,7 +14045,7 @@
                     <pic:cNvPicPr/>
                   </pic:nvPicPr>
                   <pic:blipFill>
-                    <a:blip r:embed="rId74"/>
+                    <a:blip r:embed="rId75"/>
                     <a:stretch>
                       <a:fillRect/>
                     </a:stretch>
@@ -13061,7 +14099,7 @@
                     <pic:cNvPicPr/>
                   </pic:nvPicPr>
                   <pic:blipFill>
-                    <a:blip r:embed="rId75"/>
+                    <a:blip r:embed="rId76"/>
                     <a:stretch>
                       <a:fillRect/>
                     </a:stretch>
@@ -13115,7 +14153,7 @@
                     <pic:cNvPicPr/>
                   </pic:nvPicPr>
                   <pic:blipFill>
-                    <a:blip r:embed="rId76"/>
+                    <a:blip r:embed="rId77"/>
                     <a:stretch>
                       <a:fillRect/>
                     </a:stretch>
@@ -13169,7 +14207,7 @@
                     <pic:cNvPicPr/>
                   </pic:nvPicPr>
                   <pic:blipFill>
-                    <a:blip r:embed="rId77"/>
+                    <a:blip r:embed="rId78"/>
                     <a:stretch>
                       <a:fillRect/>
                     </a:stretch>
@@ -13355,7 +14393,7 @@
                     <pic:cNvPicPr/>
                   </pic:nvPicPr>
                   <pic:blipFill>
-                    <a:blip r:embed="rId78"/>
+                    <a:blip r:embed="rId79"/>
                     <a:stretch>
                       <a:fillRect/>
                     </a:stretch>
@@ -13469,7 +14507,7 @@
                     <pic:cNvPicPr/>
                   </pic:nvPicPr>
                   <pic:blipFill>
-                    <a:blip r:embed="rId79"/>
+                    <a:blip r:embed="rId80"/>
                     <a:stretch>
                       <a:fillRect/>
                     </a:stretch>
@@ -13808,7 +14846,7 @@
                     <pic:cNvPicPr/>
                   </pic:nvPicPr>
                   <pic:blipFill>
-                    <a:blip r:embed="rId80"/>
+                    <a:blip r:embed="rId81"/>
                     <a:stretch>
                       <a:fillRect/>
                     </a:stretch>
@@ -13865,7 +14903,7 @@
                     <pic:cNvPicPr/>
                   </pic:nvPicPr>
                   <pic:blipFill>
-                    <a:blip r:embed="rId81"/>
+                    <a:blip r:embed="rId82"/>
                     <a:stretch>
                       <a:fillRect/>
                     </a:stretch>
@@ -14035,7 +15073,7 @@
                     <pic:cNvPicPr/>
                   </pic:nvPicPr>
                   <pic:blipFill>
-                    <a:blip r:embed="rId82"/>
+                    <a:blip r:embed="rId83"/>
                     <a:stretch>
                       <a:fillRect/>
                     </a:stretch>
@@ -14122,7 +15160,7 @@
                     <pic:cNvPicPr/>
                   </pic:nvPicPr>
                   <pic:blipFill>
-                    <a:blip r:embed="rId83"/>
+                    <a:blip r:embed="rId84"/>
                     <a:stretch>
                       <a:fillRect/>
                     </a:stretch>
@@ -14252,7 +15290,7 @@
                     <pic:cNvPicPr/>
                   </pic:nvPicPr>
                   <pic:blipFill>
-                    <a:blip r:embed="rId84"/>
+                    <a:blip r:embed="rId85"/>
                     <a:stretch>
                       <a:fillRect/>
                     </a:stretch>
@@ -14447,7 +15485,7 @@
                     <pic:cNvPicPr/>
                   </pic:nvPicPr>
                   <pic:blipFill>
-                    <a:blip r:embed="rId61"/>
+                    <a:blip r:embed="rId62"/>
                     <a:stretch>
                       <a:fillRect/>
                     </a:stretch>
@@ -14521,7 +15559,7 @@
                     <pic:cNvPicPr/>
                   </pic:nvPicPr>
                   <pic:blipFill>
-                    <a:blip r:embed="rId85"/>
+                    <a:blip r:embed="rId86"/>
                     <a:stretch>
                       <a:fillRect/>
                     </a:stretch>
@@ -14625,7 +15663,7 @@
                     <pic:cNvPicPr/>
                   </pic:nvPicPr>
                   <pic:blipFill>
-                    <a:blip r:embed="rId86"/>
+                    <a:blip r:embed="rId87"/>
                     <a:stretch>
                       <a:fillRect/>
                     </a:stretch>
@@ -14738,98 +15776,317 @@
     <w:p/>
     <w:p>
       <w:r>
-        <w:t xml:space="preserve">-add a defer block </w:t>
-      </w:r>
-      <w:proofErr w:type="gramStart"/>
-      <w:r>
-        <w:t>with @</w:t>
-      </w:r>
-      <w:proofErr w:type="gramEnd"/>
-      <w:r>
-        <w:t>loading</w:t>
-      </w:r>
-    </w:p>
-    <w:p>
-      <w:r>
-        <w:t>@</w:t>
-      </w:r>
-      <w:proofErr w:type="gramStart"/>
-      <w:r>
-        <w:t>defer(</w:t>
-      </w:r>
-      <w:proofErr w:type="gramEnd"/>
-      <w:r>
-        <w:t xml:space="preserve">on </w:t>
-      </w:r>
-      <w:proofErr w:type="gramStart"/>
-      <w:r>
-        <w:t>viewport){</w:t>
-      </w:r>
-      <w:proofErr w:type="gramEnd"/>
-      <w:r>
-        <w:t>&lt;p&gt;hi message from {{user</w:t>
-      </w:r>
-      <w:proofErr w:type="gramStart"/>
-      <w:r>
-        <w:t>}}&lt;</w:t>
-      </w:r>
-      <w:proofErr w:type="gramEnd"/>
-      <w:r>
-        <w:t>/p&gt;} @placeholder{&lt;p&gt;initial hi&lt;/p</w:t>
-      </w:r>
-      <w:proofErr w:type="gramStart"/>
-      <w:r>
-        <w:t>&gt;}@loading(</w:t>
-      </w:r>
-      <w:proofErr w:type="gramEnd"/>
-      <w:r>
-        <w:t>minimum 3</w:t>
-      </w:r>
-      <w:proofErr w:type="gramStart"/>
-      <w:r>
-        <w:t>s){</w:t>
-      </w:r>
-      <w:proofErr w:type="gramEnd"/>
-      <w:r>
-        <w:t xml:space="preserve"> &lt;p&gt;3 s message will display&lt;/p&gt;}</w:t>
+        <w:t>-</w:t>
+      </w:r>
+      <w:r>
+        <w:t>print an array matrix</w:t>
+      </w:r>
+    </w:p>
+    <w:p>
+      <w:r>
+        <w:tab/>
+      </w:r>
+      <w:r>
+        <w:drawing>
+          <wp:inline distT="0" distB="0" distL="0" distR="0" wp14:anchorId="7DCCE8A4" wp14:editId="3905E346">
+            <wp:extent cx="2124371" cy="1095528"/>
+            <wp:effectExtent l="0" t="0" r="0" b="9525"/>
+            <wp:docPr id="186840963" name="Picture 1"/>
+            <wp:cNvGraphicFramePr>
+              <a:graphicFrameLocks xmlns:a="http://schemas.openxmlformats.org/drawingml/2006/main" noChangeAspect="1"/>
+            </wp:cNvGraphicFramePr>
+            <a:graphic xmlns:a="http://schemas.openxmlformats.org/drawingml/2006/main">
+              <a:graphicData uri="http://schemas.openxmlformats.org/drawingml/2006/picture">
+                <pic:pic xmlns:pic="http://schemas.openxmlformats.org/drawingml/2006/picture">
+                  <pic:nvPicPr>
+                    <pic:cNvPr id="186840963" name=""/>
+                    <pic:cNvPicPr/>
+                  </pic:nvPicPr>
+                  <pic:blipFill>
+                    <a:blip r:embed="rId88"/>
+                    <a:stretch>
+                      <a:fillRect/>
+                    </a:stretch>
+                  </pic:blipFill>
+                  <pic:spPr>
+                    <a:xfrm>
+                      <a:off x="0" y="0"/>
+                      <a:ext cx="2124371" cy="1095528"/>
+                    </a:xfrm>
+                    <a:prstGeom prst="rect">
+                      <a:avLst/>
+                    </a:prstGeom>
+                  </pic:spPr>
+                </pic:pic>
+              </a:graphicData>
+            </a:graphic>
+          </wp:inline>
+        </w:drawing>
+      </w:r>
+      <w:r>
+        <w:rPr>
+          <w:noProof/>
+        </w:rPr>
+        <w:t xml:space="preserve"> </w:t>
+      </w:r>
+      <w:r>
+        <w:drawing>
+          <wp:inline distT="0" distB="0" distL="0" distR="0" wp14:anchorId="192B5D3F" wp14:editId="529F255E">
+            <wp:extent cx="2444750" cy="1113373"/>
+            <wp:effectExtent l="0" t="0" r="0" b="0"/>
+            <wp:docPr id="2031318065" name="Picture 1"/>
+            <wp:cNvGraphicFramePr>
+              <a:graphicFrameLocks xmlns:a="http://schemas.openxmlformats.org/drawingml/2006/main" noChangeAspect="1"/>
+            </wp:cNvGraphicFramePr>
+            <a:graphic xmlns:a="http://schemas.openxmlformats.org/drawingml/2006/main">
+              <a:graphicData uri="http://schemas.openxmlformats.org/drawingml/2006/picture">
+                <pic:pic xmlns:pic="http://schemas.openxmlformats.org/drawingml/2006/picture">
+                  <pic:nvPicPr>
+                    <pic:cNvPr id="2031318065" name=""/>
+                    <pic:cNvPicPr/>
+                  </pic:nvPicPr>
+                  <pic:blipFill>
+                    <a:blip r:embed="rId89"/>
+                    <a:stretch>
+                      <a:fillRect/>
+                    </a:stretch>
+                  </pic:blipFill>
+                  <pic:spPr>
+                    <a:xfrm>
+                      <a:off x="0" y="0"/>
+                      <a:ext cx="2458323" cy="1119554"/>
+                    </a:xfrm>
+                    <a:prstGeom prst="rect">
+                      <a:avLst/>
+                    </a:prstGeom>
+                  </pic:spPr>
+                </pic:pic>
+              </a:graphicData>
+            </a:graphic>
+          </wp:inline>
+        </w:drawing>
       </w:r>
     </w:p>
     <w:p/>
     <w:p>
       <w:r>
-        <w:t>-send an event from a child to a parent with output and show it with a signal</w:t>
-      </w:r>
-    </w:p>
-    <w:p>
-      <w:r>
-        <w:t>Child</w:t>
-      </w:r>
-    </w:p>
-    <w:p>
-      <w:r>
-        <w:tab/>
-      </w:r>
-      <w:proofErr w:type="spellStart"/>
-      <w:r>
-        <w:rPr>
-          <w:highlight w:val="yellow"/>
-        </w:rPr>
-        <w:t>Saludador</w:t>
-      </w:r>
-      <w:proofErr w:type="spellEnd"/>
-      <w:r>
-        <w:t xml:space="preserve"> = output&lt;string</w:t>
-      </w:r>
-      <w:proofErr w:type="gramStart"/>
-      <w:r>
-        <w:t>&gt;();</w:t>
-      </w:r>
-      <w:proofErr w:type="gramEnd"/>
+        <w:t xml:space="preserve">-add select </w:t>
+      </w:r>
+      <w:r>
+        <w:t>and per option display with switch case statements</w:t>
+      </w:r>
     </w:p>
     <w:p>
       <w:r>
         <w:lastRenderedPageBreak/>
         <w:tab/>
+        <w:t>User display users with user role</w:t>
+      </w:r>
+    </w:p>
+    <w:p>
+      <w:r>
+        <w:tab/>
+        <w:t>Admin display users with admin role</w:t>
+      </w:r>
+    </w:p>
+    <w:p>
+      <w:r>
+        <w:drawing>
+          <wp:inline distT="0" distB="0" distL="0" distR="0" wp14:anchorId="505E17B6" wp14:editId="44C077BC">
+            <wp:extent cx="1991003" cy="847843"/>
+            <wp:effectExtent l="0" t="0" r="9525" b="9525"/>
+            <wp:docPr id="1743490949" name="Picture 1"/>
+            <wp:cNvGraphicFramePr>
+              <a:graphicFrameLocks xmlns:a="http://schemas.openxmlformats.org/drawingml/2006/main" noChangeAspect="1"/>
+            </wp:cNvGraphicFramePr>
+            <a:graphic xmlns:a="http://schemas.openxmlformats.org/drawingml/2006/main">
+              <a:graphicData uri="http://schemas.openxmlformats.org/drawingml/2006/picture">
+                <pic:pic xmlns:pic="http://schemas.openxmlformats.org/drawingml/2006/picture">
+                  <pic:nvPicPr>
+                    <pic:cNvPr id="1743490949" name=""/>
+                    <pic:cNvPicPr/>
+                  </pic:nvPicPr>
+                  <pic:blipFill>
+                    <a:blip r:embed="rId90"/>
+                    <a:stretch>
+                      <a:fillRect/>
+                    </a:stretch>
+                  </pic:blipFill>
+                  <pic:spPr>
+                    <a:xfrm>
+                      <a:off x="0" y="0"/>
+                      <a:ext cx="1991003" cy="847843"/>
+                    </a:xfrm>
+                    <a:prstGeom prst="rect">
+                      <a:avLst/>
+                    </a:prstGeom>
+                  </pic:spPr>
+                </pic:pic>
+              </a:graphicData>
+            </a:graphic>
+          </wp:inline>
+        </w:drawing>
+      </w:r>
+    </w:p>
+    <w:p/>
+    <w:p>
+      <w:r>
+        <w:t>Change between dark and white mode with a button and [</w:t>
+      </w:r>
+      <w:proofErr w:type="spellStart"/>
+      <w:r>
+        <w:t>ngClass</w:t>
+      </w:r>
+      <w:proofErr w:type="spellEnd"/>
+      <w:r>
+        <w:t>]</w:t>
+      </w:r>
+    </w:p>
+    <w:p/>
+    <w:p>
+      <w:r>
+        <w:t xml:space="preserve">Add a form </w:t>
+      </w:r>
+      <w:r>
+        <w:t xml:space="preserve">name, email, change color from red to green when enter data in name and when email is valid with </w:t>
+      </w:r>
+      <w:proofErr w:type="spellStart"/>
+      <w:r>
+        <w:t>ngStyle</w:t>
+      </w:r>
+      <w:proofErr w:type="spellEnd"/>
+    </w:p>
+    <w:p/>
+    <w:p>
+      <w:r>
+        <w:t xml:space="preserve">If </w:t>
+      </w:r>
+      <w:r>
+        <w:t>list has elements display them in a for else display ng template no items content</w:t>
+      </w:r>
+      <w:r>
+        <w:t xml:space="preserve"> using ng template outlet from ng container</w:t>
+      </w:r>
+    </w:p>
+    <w:p/>
+    <w:p>
+      <w:r>
+        <w:t xml:space="preserve">Show a message enter name </w:t>
+      </w:r>
+      <w:proofErr w:type="gramStart"/>
+      <w:r>
+        <w:t>as long as</w:t>
+      </w:r>
+      <w:proofErr w:type="gramEnd"/>
+      <w:r>
+        <w:t xml:space="preserve"> there Is no text in the input</w:t>
+      </w:r>
+    </w:p>
+    <w:p/>
+    <w:p>
+      <w:r>
+        <w:t xml:space="preserve">Create a method which updates and console a counter from 1 to 5 each second inside </w:t>
+      </w:r>
+      <w:proofErr w:type="spellStart"/>
+      <w:r>
+        <w:t>ngoninit</w:t>
+      </w:r>
+      <w:proofErr w:type="spellEnd"/>
+    </w:p>
+    <w:p/>
+    <w:p>
+      <w:r>
+        <w:t xml:space="preserve">-add a defer block </w:t>
+      </w:r>
+      <w:proofErr w:type="gramStart"/>
+      <w:r>
+        <w:t>with @</w:t>
+      </w:r>
+      <w:proofErr w:type="gramEnd"/>
+      <w:r>
+        <w:t>loading</w:t>
+      </w:r>
+    </w:p>
+    <w:p>
+      <w:r>
+        <w:t>@</w:t>
+      </w:r>
+      <w:proofErr w:type="gramStart"/>
+      <w:r>
+        <w:t>defer(</w:t>
+      </w:r>
+      <w:proofErr w:type="gramEnd"/>
+      <w:r>
+        <w:t xml:space="preserve">on </w:t>
+      </w:r>
+      <w:proofErr w:type="gramStart"/>
+      <w:r>
+        <w:t>viewport){</w:t>
+      </w:r>
+      <w:proofErr w:type="gramEnd"/>
+      <w:r>
+        <w:t>&lt;p&gt;hi message from {{user</w:t>
+      </w:r>
+      <w:proofErr w:type="gramStart"/>
+      <w:r>
+        <w:t>}}&lt;</w:t>
+      </w:r>
+      <w:proofErr w:type="gramEnd"/>
+      <w:r>
+        <w:t>/p&gt;} @placeholder{&lt;p&gt;initial hi&lt;/p</w:t>
+      </w:r>
+      <w:proofErr w:type="gramStart"/>
+      <w:r>
+        <w:t>&gt;}@loading(</w:t>
+      </w:r>
+      <w:proofErr w:type="gramEnd"/>
+      <w:r>
+        <w:t>minimum 3</w:t>
+      </w:r>
+      <w:proofErr w:type="gramStart"/>
+      <w:r>
+        <w:t>s){</w:t>
+      </w:r>
+      <w:proofErr w:type="gramEnd"/>
+      <w:r>
+        <w:t xml:space="preserve"> &lt;p&gt;3 s message will display&lt;/p&gt;}</w:t>
+      </w:r>
+    </w:p>
+    <w:p/>
+    <w:p>
+      <w:r>
+        <w:t>-send an event from a child to a parent with output and show it with a signal</w:t>
+      </w:r>
+    </w:p>
+    <w:p>
+      <w:r>
+        <w:t>Child</w:t>
+      </w:r>
+    </w:p>
+    <w:p>
+      <w:r>
+        <w:tab/>
+      </w:r>
+      <w:proofErr w:type="spellStart"/>
+      <w:r>
+        <w:rPr>
+          <w:highlight w:val="yellow"/>
+        </w:rPr>
+        <w:t>Saludador</w:t>
+      </w:r>
+      <w:proofErr w:type="spellEnd"/>
+      <w:r>
+        <w:t xml:space="preserve"> = output&lt;string</w:t>
+      </w:r>
+      <w:proofErr w:type="gramStart"/>
+      <w:r>
+        <w:t>&gt;();</w:t>
+      </w:r>
+      <w:proofErr w:type="gramEnd"/>
+    </w:p>
+    <w:p>
+      <w:r>
+        <w:tab/>
       </w:r>
       <w:proofErr w:type="spellStart"/>
       <w:r>
@@ -14901,66 +16158,47 @@
       </w:r>
     </w:p>
     <w:p>
-      <w:pPr>
-        <w:rPr>
-          <w:lang w:val="es-MX"/>
-        </w:rPr>
-      </w:pPr>
       <w:r>
         <w:tab/>
       </w:r>
       <w:proofErr w:type="spellStart"/>
       <w:r>
-        <w:rPr>
-          <w:lang w:val="es-MX"/>
-        </w:rPr>
         <w:t>agregarSaludo</w:t>
       </w:r>
       <w:proofErr w:type="spellEnd"/>
       <w:r>
-        <w:rPr>
-          <w:lang w:val="es-MX"/>
-        </w:rPr>
         <w:t>(</w:t>
       </w:r>
       <w:proofErr w:type="spellStart"/>
       <w:proofErr w:type="gramStart"/>
       <w:r>
-        <w:rPr>
-          <w:lang w:val="es-MX"/>
-        </w:rPr>
         <w:t>saludo:string</w:t>
       </w:r>
       <w:proofErr w:type="spellEnd"/>
       <w:r>
-        <w:rPr>
-          <w:lang w:val="es-MX"/>
-        </w:rPr>
         <w:t xml:space="preserve">){ </w:t>
       </w:r>
       <w:proofErr w:type="spellStart"/>
       <w:r>
-        <w:rPr>
-          <w:lang w:val="es-MX"/>
-        </w:rPr>
         <w:t>signalname.set</w:t>
       </w:r>
       <w:proofErr w:type="spellEnd"/>
       <w:proofErr w:type="gramEnd"/>
       <w:r>
-        <w:rPr>
-          <w:lang w:val="es-MX"/>
-        </w:rPr>
-        <w:t>(saludo)}</w:t>
-      </w:r>
-    </w:p>
-    <w:p>
-      <w:pPr>
-        <w:rPr>
-          <w:lang w:val="es-MX"/>
-        </w:rPr>
-      </w:pPr>
-    </w:p>
+        <w:t>(</w:t>
+      </w:r>
+      <w:proofErr w:type="spellStart"/>
+      <w:proofErr w:type="gramStart"/>
+      <w:r>
+        <w:t>saludo</w:t>
+      </w:r>
+      <w:proofErr w:type="spellEnd"/>
+      <w:r>
+        <w:t>)}</w:t>
+      </w:r>
+      <w:proofErr w:type="gramEnd"/>
+    </w:p>
+    <w:p/>
     <w:p>
       <w:r>
         <w:t xml:space="preserve">-send the key pressed in </w:t>
@@ -15240,6 +16478,7 @@
     <w:p/>
     <w:p>
       <w:r>
+        <w:lastRenderedPageBreak/>
         <w:t>-mouse over effect</w:t>
       </w:r>
     </w:p>
@@ -15641,50 +16880,50 @@
     </w:p>
     <w:p>
       <w:r>
+        <w:tab/>
+      </w:r>
+      <w:r>
+        <w:tab/>
+        <w:t>&lt;app-child [</w:t>
+      </w:r>
+      <w:r>
+        <w:t>(</w:t>
+      </w:r>
+      <w:r>
+        <w:t>Value</w:t>
+      </w:r>
+      <w:proofErr w:type="gramStart"/>
+      <w:r>
+        <w:t>)</w:t>
+      </w:r>
+      <w:r>
+        <w:t>]=</w:t>
+      </w:r>
+      <w:proofErr w:type="gramEnd"/>
+      <w:r>
+        <w:t>”</w:t>
+      </w:r>
+      <w:proofErr w:type="spellStart"/>
+      <w:proofErr w:type="gramStart"/>
+      <w:r>
+        <w:t>parentValue</w:t>
+      </w:r>
+      <w:proofErr w:type="spellEnd"/>
+      <w:r>
+        <w:t>(</w:t>
+      </w:r>
+      <w:proofErr w:type="gramEnd"/>
+      <w:r>
+        <w:t>)”/&gt;</w:t>
+      </w:r>
+    </w:p>
+    <w:p>
+      <w:r>
         <w:lastRenderedPageBreak/>
         <w:tab/>
       </w:r>
       <w:r>
         <w:tab/>
-        <w:t>&lt;app-child [</w:t>
-      </w:r>
-      <w:r>
-        <w:t>(</w:t>
-      </w:r>
-      <w:r>
-        <w:t>Value</w:t>
-      </w:r>
-      <w:proofErr w:type="gramStart"/>
-      <w:r>
-        <w:t>)</w:t>
-      </w:r>
-      <w:r>
-        <w:t>]=</w:t>
-      </w:r>
-      <w:proofErr w:type="gramEnd"/>
-      <w:r>
-        <w:t>”</w:t>
-      </w:r>
-      <w:proofErr w:type="spellStart"/>
-      <w:proofErr w:type="gramStart"/>
-      <w:r>
-        <w:t>parentValue</w:t>
-      </w:r>
-      <w:proofErr w:type="spellEnd"/>
-      <w:r>
-        <w:t>(</w:t>
-      </w:r>
-      <w:proofErr w:type="gramEnd"/>
-      <w:r>
-        <w:t>)”/&gt;</w:t>
-      </w:r>
-    </w:p>
-    <w:p>
-      <w:r>
-        <w:tab/>
-      </w:r>
-      <w:r>
-        <w:tab/>
       </w:r>
       <w:proofErr w:type="spellStart"/>
       <w:r>
@@ -16045,469 +17284,469 @@
     </w:p>
     <w:p>
       <w:r>
+        <w:tab/>
+      </w:r>
+    </w:p>
+    <w:p>
+      <w:r>
+        <w:lastRenderedPageBreak/>
+        <w:t>-</w:t>
+      </w:r>
+      <w:proofErr w:type="spellStart"/>
+      <w:r>
+        <w:t>ngmodel</w:t>
+      </w:r>
+      <w:proofErr w:type="spellEnd"/>
+    </w:p>
+    <w:p>
+      <w:r>
+        <w:tab/>
+      </w:r>
+      <w:r>
+        <w:t>Name: string = ‘</w:t>
+      </w:r>
+      <w:proofErr w:type="gramStart"/>
+      <w:r>
+        <w:t>’;</w:t>
+      </w:r>
+      <w:proofErr w:type="gramEnd"/>
+    </w:p>
+    <w:p>
+      <w:r>
+        <w:tab/>
+      </w:r>
+      <w:r>
+        <w:t>&lt;input [(</w:t>
+      </w:r>
+      <w:proofErr w:type="spellStart"/>
+      <w:r>
+        <w:t>ngModel</w:t>
+      </w:r>
+      <w:proofErr w:type="spellEnd"/>
+      <w:proofErr w:type="gramStart"/>
+      <w:r>
+        <w:t>)]=</w:t>
+      </w:r>
+      <w:proofErr w:type="gramEnd"/>
+      <w:r>
+        <w:t>”name” /&gt;</w:t>
+      </w:r>
+    </w:p>
+    <w:p/>
+    <w:p>
+      <w:r>
+        <w:t xml:space="preserve">-create a form which validates range of age, and if email </w:t>
+      </w:r>
+      <w:proofErr w:type="gramStart"/>
+      <w:r>
+        <w:t>contains @</w:t>
+      </w:r>
+      <w:proofErr w:type="gramEnd"/>
+      <w:r>
+        <w:t xml:space="preserve"> with reactive forms</w:t>
+      </w:r>
+    </w:p>
+    <w:p>
+      <w:r>
+        <w:tab/>
+      </w:r>
+      <w:proofErr w:type="spellStart"/>
+      <w:r>
+        <w:t>formGroup</w:t>
+      </w:r>
+      <w:proofErr w:type="spellEnd"/>
+      <w:r>
+        <w:t xml:space="preserve"> = new </w:t>
+      </w:r>
+      <w:proofErr w:type="spellStart"/>
+      <w:proofErr w:type="gramStart"/>
+      <w:r>
+        <w:t>FormGroup</w:t>
+      </w:r>
+      <w:proofErr w:type="spellEnd"/>
+      <w:r>
+        <w:t>(</w:t>
+      </w:r>
+      <w:proofErr w:type="gramEnd"/>
+      <w:r>
+        <w:t>{</w:t>
+      </w:r>
+    </w:p>
+    <w:p>
+      <w:pPr>
+        <w:ind w:left="2160"/>
+      </w:pPr>
+      <w:r>
+        <w:t>email</w:t>
+      </w:r>
+      <w:r>
+        <w:t xml:space="preserve">: </w:t>
+      </w:r>
+      <w:r>
+        <w:t xml:space="preserve">new </w:t>
+      </w:r>
+      <w:proofErr w:type="spellStart"/>
+      <w:proofErr w:type="gramStart"/>
+      <w:r>
+        <w:t>FormControl</w:t>
+      </w:r>
+      <w:proofErr w:type="spellEnd"/>
+      <w:r>
+        <w:t>(</w:t>
+      </w:r>
+      <w:proofErr w:type="gramEnd"/>
+      <w:r>
+        <w:t xml:space="preserve">‘’, </w:t>
+      </w:r>
+      <w:proofErr w:type="gramStart"/>
+      <w:r>
+        <w:t>validators:</w:t>
+      </w:r>
+      <w:r>
+        <w:t>[</w:t>
+      </w:r>
+      <w:proofErr w:type="spellStart"/>
+      <w:proofErr w:type="gramEnd"/>
+      <w:r>
+        <w:t>Validator.email</w:t>
+      </w:r>
+      <w:proofErr w:type="spellEnd"/>
+      <w:r>
+        <w:t xml:space="preserve">, </w:t>
+      </w:r>
+      <w:proofErr w:type="spellStart"/>
+      <w:r>
+        <w:t>Validators.required</w:t>
+      </w:r>
+      <w:proofErr w:type="spellEnd"/>
+      <w:r>
+        <w:t>],</w:t>
+      </w:r>
+    </w:p>
+    <w:p>
+      <w:pPr>
+        <w:ind w:left="2160"/>
+      </w:pPr>
+      <w:r>
+        <w:t xml:space="preserve">age: new </w:t>
+      </w:r>
+      <w:proofErr w:type="spellStart"/>
+      <w:proofErr w:type="gramStart"/>
+      <w:r>
+        <w:t>FormControl</w:t>
+      </w:r>
+      <w:proofErr w:type="spellEnd"/>
+      <w:r>
+        <w:t>(</w:t>
+      </w:r>
+      <w:proofErr w:type="gramEnd"/>
+      <w:r>
+        <w:t>0, validators:</w:t>
+      </w:r>
+      <w:r>
+        <w:t xml:space="preserve"> </w:t>
+      </w:r>
+      <w:r>
+        <w:t>[Validators.min</w:t>
+      </w:r>
+      <w:r>
+        <w:t>:</w:t>
+      </w:r>
+      <w:proofErr w:type="gramStart"/>
+      <w:r>
+        <w:t>18,Validators.max</w:t>
+      </w:r>
+      <w:proofErr w:type="gramEnd"/>
+      <w:r>
+        <w:t>: 100</w:t>
+      </w:r>
+      <w:r>
+        <w:t>]</w:t>
+      </w:r>
+    </w:p>
+    <w:p>
+      <w:pPr>
+        <w:ind w:left="720" w:firstLine="720"/>
+      </w:pPr>
+      <w:r>
+        <w:t>})</w:t>
+      </w:r>
+    </w:p>
+    <w:p>
+      <w:pPr>
+        <w:ind w:left="720" w:firstLine="720"/>
+      </w:pPr>
+    </w:p>
+    <w:p>
+      <w:r>
+        <w:t xml:space="preserve">-inject a service </w:t>
+      </w:r>
+      <w:proofErr w:type="gramStart"/>
+      <w:r>
+        <w:t>in</w:t>
+      </w:r>
+      <w:proofErr w:type="gramEnd"/>
+      <w:r>
+        <w:t xml:space="preserve"> a component</w:t>
+      </w:r>
+      <w:r>
+        <w:t>, constructor and using inject</w:t>
+      </w:r>
+    </w:p>
+    <w:p>
+      <w:r>
+        <w:tab/>
+      </w:r>
+      <w:proofErr w:type="spellStart"/>
+      <w:r>
+        <w:t>userService</w:t>
+      </w:r>
+      <w:proofErr w:type="spellEnd"/>
+      <w:r>
+        <w:t xml:space="preserve">: </w:t>
+      </w:r>
+      <w:proofErr w:type="spellStart"/>
+      <w:r>
+        <w:t>UserService</w:t>
+      </w:r>
+      <w:proofErr w:type="spellEnd"/>
+      <w:r>
+        <w:t xml:space="preserve"> = </w:t>
+      </w:r>
+      <w:proofErr w:type="gramStart"/>
+      <w:r>
+        <w:t>inject(</w:t>
+      </w:r>
+      <w:proofErr w:type="spellStart"/>
+      <w:proofErr w:type="gramEnd"/>
+      <w:r>
+        <w:t>UserService</w:t>
+      </w:r>
+      <w:proofErr w:type="spellEnd"/>
+      <w:r>
+        <w:t>)</w:t>
+      </w:r>
+    </w:p>
+    <w:p>
+      <w:r>
+        <w:tab/>
+      </w:r>
+      <w:proofErr w:type="gramStart"/>
+      <w:r>
+        <w:t>constructor(</w:t>
+      </w:r>
+      <w:proofErr w:type="gramEnd"/>
+      <w:r>
+        <w:t xml:space="preserve">private </w:t>
+      </w:r>
+      <w:proofErr w:type="spellStart"/>
+      <w:r>
+        <w:t>userService</w:t>
+      </w:r>
+      <w:proofErr w:type="spellEnd"/>
+      <w:r>
+        <w:t xml:space="preserve">: </w:t>
+      </w:r>
+      <w:proofErr w:type="spellStart"/>
+      <w:proofErr w:type="gramStart"/>
+      <w:r>
+        <w:t>UserService</w:t>
+      </w:r>
+      <w:proofErr w:type="spellEnd"/>
+      <w:r>
+        <w:t>)</w:t>
+      </w:r>
+      <w:r>
+        <w:t xml:space="preserve">   </w:t>
+      </w:r>
+      <w:proofErr w:type="gramEnd"/>
+      <w:r>
+        <w:t xml:space="preserve"> //private will be available only in component</w:t>
+      </w:r>
+    </w:p>
+    <w:p/>
+    <w:p>
+      <w:r>
+        <w:t>-@Input</w:t>
+      </w:r>
+    </w:p>
+    <w:p>
+      <w:r>
+        <w:tab/>
+      </w:r>
+      <w:r>
+        <w:t>Name</w:t>
+      </w:r>
+      <w:r>
+        <w:t xml:space="preserve"> =</w:t>
+      </w:r>
+      <w:r>
+        <w:t xml:space="preserve"> input&lt;string</w:t>
+      </w:r>
+      <w:proofErr w:type="gramStart"/>
+      <w:r>
+        <w:t>&gt;(</w:t>
+      </w:r>
+      <w:proofErr w:type="gramEnd"/>
+      <w:r>
+        <w:t>‘’)</w:t>
+      </w:r>
+    </w:p>
+    <w:p/>
+    <w:p>
+      <w:r>
+        <w:t xml:space="preserve">-vars </w:t>
+      </w:r>
+      <w:proofErr w:type="gramStart"/>
+      <w:r>
+        <w:t>with ?</w:t>
+      </w:r>
+      <w:proofErr w:type="gramEnd"/>
+      <w:r>
+        <w:t xml:space="preserve"> </w:t>
+      </w:r>
+      <w:proofErr w:type="gramStart"/>
+      <w:r>
+        <w:t>and ??</w:t>
+      </w:r>
+      <w:proofErr w:type="gramEnd"/>
+    </w:p>
+    <w:p>
+      <w:r>
+        <w:tab/>
+      </w:r>
+      <w:r>
+        <w:t>Console.log(user.name?)</w:t>
+      </w:r>
+      <w:r>
+        <w:t xml:space="preserve">   //is name </w:t>
+      </w:r>
+      <w:proofErr w:type="gramStart"/>
+      <w:r>
+        <w:t>is</w:t>
+      </w:r>
+      <w:proofErr w:type="gramEnd"/>
+      <w:r>
+        <w:t xml:space="preserve"> undefined </w:t>
+      </w:r>
+      <w:proofErr w:type="gramStart"/>
+      <w:r>
+        <w:t>wont</w:t>
+      </w:r>
+      <w:proofErr w:type="gramEnd"/>
+      <w:r>
+        <w:t xml:space="preserve"> return an error</w:t>
+      </w:r>
+    </w:p>
+    <w:p>
+      <w:r>
+        <w:tab/>
+      </w:r>
+      <w:proofErr w:type="gramStart"/>
+      <w:r>
+        <w:t>Console.log(</w:t>
+      </w:r>
+      <w:proofErr w:type="gramEnd"/>
+      <w:r>
+        <w:t>user.name??</w:t>
+      </w:r>
+      <w:r>
+        <w:t xml:space="preserve"> </w:t>
+      </w:r>
+      <w:r>
+        <w:t>’</w:t>
+      </w:r>
+      <w:proofErr w:type="spellStart"/>
+      <w:r>
+        <w:t>de</w:t>
+      </w:r>
+      <w:r>
+        <w:t>faultvalue</w:t>
+      </w:r>
+      <w:proofErr w:type="spellEnd"/>
+      <w:r>
+        <w:t>’)</w:t>
+      </w:r>
+    </w:p>
+    <w:p>
+      <w:r>
+        <w:t>-#filter example on a list</w:t>
+      </w:r>
+    </w:p>
+    <w:p>
+      <w:r>
+        <w:tab/>
+      </w:r>
+      <w:r>
+        <w:t>Items: &lt;string</w:t>
+      </w:r>
+      <w:proofErr w:type="gramStart"/>
+      <w:r>
+        <w:t>&gt;[]{</w:t>
+      </w:r>
+      <w:proofErr w:type="gramEnd"/>
+      <w:r>
+        <w:t>…</w:t>
+      </w:r>
+      <w:r>
+        <w:t>elements</w:t>
+      </w:r>
+      <w:r>
+        <w:t>}</w:t>
+      </w:r>
+    </w:p>
+    <w:p>
+      <w:r>
+        <w:tab/>
+      </w:r>
+      <w:proofErr w:type="spellStart"/>
+      <w:r>
+        <w:t>searchFilter</w:t>
+      </w:r>
+      <w:proofErr w:type="spellEnd"/>
+      <w:r>
+        <w:t>: string = ‘</w:t>
+      </w:r>
+      <w:proofErr w:type="gramStart"/>
+      <w:r>
+        <w:t>’;</w:t>
+      </w:r>
+      <w:proofErr w:type="gramEnd"/>
+    </w:p>
+    <w:p>
+      <w:r>
+        <w:tab/>
+      </w:r>
+      <w:proofErr w:type="spellStart"/>
+      <w:r>
+        <w:t>filteredItems</w:t>
+      </w:r>
+      <w:proofErr w:type="spellEnd"/>
+      <w:r>
+        <w:t>:&lt;string</w:t>
+      </w:r>
+      <w:proofErr w:type="gramStart"/>
+      <w:r>
+        <w:t>&gt;[</w:t>
+      </w:r>
+      <w:proofErr w:type="gramEnd"/>
+      <w:r>
+        <w:t>…items</w:t>
+      </w:r>
+      <w:proofErr w:type="gramStart"/>
+      <w:r>
+        <w:t>];</w:t>
+      </w:r>
+      <w:proofErr w:type="gramEnd"/>
+    </w:p>
+    <w:p>
+      <w:r>
         <w:lastRenderedPageBreak/>
         <w:tab/>
       </w:r>
     </w:p>
     <w:p>
       <w:r>
-        <w:t>-</w:t>
-      </w:r>
-      <w:proofErr w:type="spellStart"/>
-      <w:r>
-        <w:t>ngmodel</w:t>
-      </w:r>
-      <w:proofErr w:type="spellEnd"/>
-    </w:p>
-    <w:p>
-      <w:r>
-        <w:tab/>
-      </w:r>
-      <w:r>
-        <w:t>Name: string = ‘</w:t>
-      </w:r>
-      <w:proofErr w:type="gramStart"/>
-      <w:r>
-        <w:t>’;</w:t>
-      </w:r>
-      <w:proofErr w:type="gramEnd"/>
-    </w:p>
-    <w:p>
-      <w:r>
-        <w:tab/>
-      </w:r>
-      <w:r>
-        <w:t>&lt;input [(</w:t>
-      </w:r>
-      <w:proofErr w:type="spellStart"/>
-      <w:r>
-        <w:t>ngModel</w:t>
-      </w:r>
-      <w:proofErr w:type="spellEnd"/>
-      <w:proofErr w:type="gramStart"/>
-      <w:r>
-        <w:t>)]=</w:t>
-      </w:r>
-      <w:proofErr w:type="gramEnd"/>
-      <w:r>
-        <w:t>”name” /&gt;</w:t>
-      </w:r>
-    </w:p>
-    <w:p/>
-    <w:p>
-      <w:r>
-        <w:t xml:space="preserve">-create a form which validates range of age, and if email </w:t>
-      </w:r>
-      <w:proofErr w:type="gramStart"/>
-      <w:r>
-        <w:t>contains @</w:t>
-      </w:r>
-      <w:proofErr w:type="gramEnd"/>
-      <w:r>
-        <w:t xml:space="preserve"> with reactive forms</w:t>
-      </w:r>
-    </w:p>
-    <w:p>
-      <w:r>
-        <w:tab/>
-      </w:r>
-      <w:proofErr w:type="spellStart"/>
-      <w:r>
-        <w:t>formGroup</w:t>
-      </w:r>
-      <w:proofErr w:type="spellEnd"/>
-      <w:r>
-        <w:t xml:space="preserve"> = new </w:t>
-      </w:r>
-      <w:proofErr w:type="spellStart"/>
-      <w:proofErr w:type="gramStart"/>
-      <w:r>
-        <w:t>FormGroup</w:t>
-      </w:r>
-      <w:proofErr w:type="spellEnd"/>
-      <w:r>
-        <w:t>(</w:t>
-      </w:r>
-      <w:proofErr w:type="gramEnd"/>
-      <w:r>
-        <w:t>{</w:t>
-      </w:r>
-    </w:p>
-    <w:p>
-      <w:pPr>
-        <w:ind w:left="2160"/>
-      </w:pPr>
-      <w:r>
-        <w:t>email</w:t>
-      </w:r>
-      <w:r>
-        <w:t xml:space="preserve">: </w:t>
-      </w:r>
-      <w:r>
-        <w:t xml:space="preserve">new </w:t>
-      </w:r>
-      <w:proofErr w:type="spellStart"/>
-      <w:proofErr w:type="gramStart"/>
-      <w:r>
-        <w:t>FormControl</w:t>
-      </w:r>
-      <w:proofErr w:type="spellEnd"/>
-      <w:r>
-        <w:t>(</w:t>
-      </w:r>
-      <w:proofErr w:type="gramEnd"/>
-      <w:r>
-        <w:t xml:space="preserve">‘’, </w:t>
-      </w:r>
-      <w:proofErr w:type="gramStart"/>
-      <w:r>
-        <w:t>validators:</w:t>
-      </w:r>
-      <w:r>
-        <w:t>[</w:t>
-      </w:r>
-      <w:proofErr w:type="spellStart"/>
-      <w:proofErr w:type="gramEnd"/>
-      <w:r>
-        <w:t>Validator.email</w:t>
-      </w:r>
-      <w:proofErr w:type="spellEnd"/>
-      <w:r>
-        <w:t xml:space="preserve">, </w:t>
-      </w:r>
-      <w:proofErr w:type="spellStart"/>
-      <w:r>
-        <w:t>Validators.required</w:t>
-      </w:r>
-      <w:proofErr w:type="spellEnd"/>
-      <w:r>
-        <w:t>],</w:t>
-      </w:r>
-    </w:p>
-    <w:p>
-      <w:pPr>
-        <w:ind w:left="2160"/>
-      </w:pPr>
-      <w:r>
-        <w:t xml:space="preserve">age: new </w:t>
-      </w:r>
-      <w:proofErr w:type="spellStart"/>
-      <w:proofErr w:type="gramStart"/>
-      <w:r>
-        <w:t>FormControl</w:t>
-      </w:r>
-      <w:proofErr w:type="spellEnd"/>
-      <w:r>
-        <w:t>(</w:t>
-      </w:r>
-      <w:proofErr w:type="gramEnd"/>
-      <w:r>
-        <w:t>0, validators:</w:t>
-      </w:r>
-      <w:r>
-        <w:t xml:space="preserve"> </w:t>
-      </w:r>
-      <w:r>
-        <w:t>[Validators.min</w:t>
-      </w:r>
-      <w:r>
-        <w:t>:</w:t>
-      </w:r>
-      <w:proofErr w:type="gramStart"/>
-      <w:r>
-        <w:t>18,Validators.max</w:t>
-      </w:r>
-      <w:proofErr w:type="gramEnd"/>
-      <w:r>
-        <w:t>: 100</w:t>
-      </w:r>
-      <w:r>
-        <w:t>]</w:t>
-      </w:r>
-    </w:p>
-    <w:p>
-      <w:pPr>
-        <w:ind w:left="720" w:firstLine="720"/>
-      </w:pPr>
-      <w:r>
-        <w:t>})</w:t>
-      </w:r>
-    </w:p>
-    <w:p>
-      <w:pPr>
-        <w:ind w:left="720" w:firstLine="720"/>
-      </w:pPr>
-    </w:p>
-    <w:p>
-      <w:r>
-        <w:t xml:space="preserve">-inject a service </w:t>
-      </w:r>
-      <w:proofErr w:type="gramStart"/>
-      <w:r>
-        <w:t>in</w:t>
-      </w:r>
-      <w:proofErr w:type="gramEnd"/>
-      <w:r>
-        <w:t xml:space="preserve"> a component</w:t>
-      </w:r>
-      <w:r>
-        <w:t>, constructor and using inject</w:t>
-      </w:r>
-    </w:p>
-    <w:p>
-      <w:r>
-        <w:tab/>
-      </w:r>
-      <w:proofErr w:type="spellStart"/>
-      <w:r>
-        <w:t>userService</w:t>
-      </w:r>
-      <w:proofErr w:type="spellEnd"/>
-      <w:r>
-        <w:t xml:space="preserve">: </w:t>
-      </w:r>
-      <w:proofErr w:type="spellStart"/>
-      <w:r>
-        <w:t>UserService</w:t>
-      </w:r>
-      <w:proofErr w:type="spellEnd"/>
-      <w:r>
-        <w:t xml:space="preserve"> = </w:t>
-      </w:r>
-      <w:proofErr w:type="gramStart"/>
-      <w:r>
-        <w:t>inject(</w:t>
-      </w:r>
-      <w:proofErr w:type="spellStart"/>
-      <w:proofErr w:type="gramEnd"/>
-      <w:r>
-        <w:t>UserService</w:t>
-      </w:r>
-      <w:proofErr w:type="spellEnd"/>
-      <w:r>
-        <w:t>)</w:t>
-      </w:r>
-    </w:p>
-    <w:p>
-      <w:r>
-        <w:tab/>
-      </w:r>
-      <w:proofErr w:type="gramStart"/>
-      <w:r>
-        <w:t>constructor(</w:t>
-      </w:r>
-      <w:proofErr w:type="gramEnd"/>
-      <w:r>
-        <w:t xml:space="preserve">private </w:t>
-      </w:r>
-      <w:proofErr w:type="spellStart"/>
-      <w:r>
-        <w:t>userService</w:t>
-      </w:r>
-      <w:proofErr w:type="spellEnd"/>
-      <w:r>
-        <w:t xml:space="preserve">: </w:t>
-      </w:r>
-      <w:proofErr w:type="spellStart"/>
-      <w:proofErr w:type="gramStart"/>
-      <w:r>
-        <w:t>UserService</w:t>
-      </w:r>
-      <w:proofErr w:type="spellEnd"/>
-      <w:r>
-        <w:t>)</w:t>
-      </w:r>
-      <w:r>
-        <w:t xml:space="preserve">   </w:t>
-      </w:r>
-      <w:proofErr w:type="gramEnd"/>
-      <w:r>
-        <w:t xml:space="preserve"> //private will be available only in component</w:t>
-      </w:r>
-    </w:p>
-    <w:p/>
-    <w:p>
-      <w:r>
-        <w:t>-@Input</w:t>
-      </w:r>
-    </w:p>
-    <w:p>
-      <w:r>
-        <w:tab/>
-      </w:r>
-      <w:r>
-        <w:t>Name</w:t>
-      </w:r>
-      <w:r>
-        <w:t xml:space="preserve"> =</w:t>
-      </w:r>
-      <w:r>
-        <w:t xml:space="preserve"> input&lt;string</w:t>
-      </w:r>
-      <w:proofErr w:type="gramStart"/>
-      <w:r>
-        <w:t>&gt;(</w:t>
-      </w:r>
-      <w:proofErr w:type="gramEnd"/>
-      <w:r>
-        <w:t>‘’)</w:t>
-      </w:r>
-    </w:p>
-    <w:p/>
-    <w:p>
-      <w:r>
-        <w:t xml:space="preserve">-vars </w:t>
-      </w:r>
-      <w:proofErr w:type="gramStart"/>
-      <w:r>
-        <w:t>with ?</w:t>
-      </w:r>
-      <w:proofErr w:type="gramEnd"/>
-      <w:r>
-        <w:t xml:space="preserve"> </w:t>
-      </w:r>
-      <w:proofErr w:type="gramStart"/>
-      <w:r>
-        <w:t>and ??</w:t>
-      </w:r>
-      <w:proofErr w:type="gramEnd"/>
-    </w:p>
-    <w:p>
-      <w:r>
-        <w:tab/>
-      </w:r>
-      <w:r>
-        <w:t>Console.log(user.name?)</w:t>
-      </w:r>
-      <w:r>
-        <w:t xml:space="preserve">   //is name </w:t>
-      </w:r>
-      <w:proofErr w:type="gramStart"/>
-      <w:r>
-        <w:t>is</w:t>
-      </w:r>
-      <w:proofErr w:type="gramEnd"/>
-      <w:r>
-        <w:t xml:space="preserve"> undefined </w:t>
-      </w:r>
-      <w:proofErr w:type="gramStart"/>
-      <w:r>
-        <w:t>wont</w:t>
-      </w:r>
-      <w:proofErr w:type="gramEnd"/>
-      <w:r>
-        <w:t xml:space="preserve"> return an error</w:t>
-      </w:r>
-    </w:p>
-    <w:p>
-      <w:r>
-        <w:tab/>
-      </w:r>
-      <w:proofErr w:type="gramStart"/>
-      <w:r>
-        <w:t>Console.log(</w:t>
-      </w:r>
-      <w:proofErr w:type="gramEnd"/>
-      <w:r>
-        <w:t>user.name??</w:t>
-      </w:r>
-      <w:r>
-        <w:t xml:space="preserve"> </w:t>
-      </w:r>
-      <w:r>
-        <w:t>’</w:t>
-      </w:r>
-      <w:proofErr w:type="spellStart"/>
-      <w:r>
-        <w:t>de</w:t>
-      </w:r>
-      <w:r>
-        <w:t>faultvalue</w:t>
-      </w:r>
-      <w:proofErr w:type="spellEnd"/>
-      <w:r>
-        <w:t>’)</w:t>
-      </w:r>
-    </w:p>
-    <w:p>
-      <w:r>
-        <w:t>-#filter example on a list</w:t>
-      </w:r>
-    </w:p>
-    <w:p>
-      <w:r>
-        <w:tab/>
-      </w:r>
-      <w:r>
-        <w:t>Items: &lt;string</w:t>
-      </w:r>
-      <w:proofErr w:type="gramStart"/>
-      <w:r>
-        <w:t>&gt;[]{</w:t>
-      </w:r>
-      <w:proofErr w:type="gramEnd"/>
-      <w:r>
-        <w:t>…</w:t>
-      </w:r>
-      <w:r>
-        <w:t>elements</w:t>
-      </w:r>
-      <w:r>
-        <w:t>}</w:t>
-      </w:r>
-    </w:p>
-    <w:p>
-      <w:r>
-        <w:tab/>
-      </w:r>
-      <w:proofErr w:type="spellStart"/>
-      <w:r>
-        <w:t>searchFilter</w:t>
-      </w:r>
-      <w:proofErr w:type="spellEnd"/>
-      <w:r>
-        <w:t>: string = ‘</w:t>
-      </w:r>
-      <w:proofErr w:type="gramStart"/>
-      <w:r>
-        <w:t>’;</w:t>
-      </w:r>
-      <w:proofErr w:type="gramEnd"/>
-    </w:p>
-    <w:p>
-      <w:r>
-        <w:lastRenderedPageBreak/>
-        <w:tab/>
-      </w:r>
-      <w:proofErr w:type="spellStart"/>
-      <w:r>
-        <w:t>filteredItems</w:t>
-      </w:r>
-      <w:proofErr w:type="spellEnd"/>
-      <w:r>
-        <w:t>:&lt;string</w:t>
-      </w:r>
-      <w:proofErr w:type="gramStart"/>
-      <w:r>
-        <w:t>&gt;[</w:t>
-      </w:r>
-      <w:proofErr w:type="gramEnd"/>
-      <w:r>
-        <w:t>…items</w:t>
-      </w:r>
-      <w:proofErr w:type="gramStart"/>
-      <w:r>
-        <w:t>];</w:t>
-      </w:r>
-      <w:proofErr w:type="gramEnd"/>
-    </w:p>
-    <w:p>
-      <w:r>
-        <w:tab/>
-      </w:r>
-    </w:p>
-    <w:p>
-      <w:r>
         <w:tab/>
       </w:r>
       <w:proofErr w:type="spellStart"/>
@@ -16836,12 +18075,12 @@
     </w:p>
     <w:p>
       <w:r>
+        <w:t xml:space="preserve">-create custom directive </w:t>
+      </w:r>
+    </w:p>
+    <w:p>
+      <w:r>
         <w:lastRenderedPageBreak/>
-        <w:t xml:space="preserve">-create custom directive </w:t>
-      </w:r>
-    </w:p>
-    <w:p>
-      <w:r>
         <w:t xml:space="preserve">- </w:t>
       </w:r>
       <w:proofErr w:type="spellStart"/>
@@ -17109,7 +18348,6 @@
         </w:tabs>
       </w:pPr>
       <w:r>
-        <w:lastRenderedPageBreak/>
         <w:t xml:space="preserve">      {</w:t>
       </w:r>
     </w:p>
@@ -17120,6 +18358,7 @@
         </w:tabs>
       </w:pPr>
       <w:r>
+        <w:lastRenderedPageBreak/>
         <w:t xml:space="preserve">       </w:t>
       </w:r>
       <w:proofErr w:type="gramStart"/>
@@ -17510,17 +18749,17 @@
     <w:p/>
     <w:p>
       <w:r>
+        <w:t xml:space="preserve">-add a token into the </w:t>
+      </w:r>
+      <w:proofErr w:type="spellStart"/>
+      <w:r>
+        <w:t>localStorage</w:t>
+      </w:r>
+      <w:proofErr w:type="spellEnd"/>
+    </w:p>
+    <w:p>
+      <w:r>
         <w:lastRenderedPageBreak/>
-        <w:t xml:space="preserve">-add a token into the </w:t>
-      </w:r>
-      <w:proofErr w:type="spellStart"/>
-      <w:r>
-        <w:t>localStorage</w:t>
-      </w:r>
-      <w:proofErr w:type="spellEnd"/>
-    </w:p>
-    <w:p>
-      <w:r>
         <w:tab/>
       </w:r>
       <w:proofErr w:type="spellStart"/>
@@ -17831,25 +19070,25 @@
     <w:p/>
     <w:p>
       <w:r>
+        <w:tab/>
+      </w:r>
+      <w:proofErr w:type="gramStart"/>
+      <w:r>
+        <w:t>@if</w:t>
+      </w:r>
+      <w:proofErr w:type="gramEnd"/>
+      <w:r>
+        <w:t>(randomNumber</w:t>
+      </w:r>
+      <w:proofErr w:type="gramStart"/>
+      <w:r>
+        <w:t>){</w:t>
+      </w:r>
+      <w:proofErr w:type="gramEnd"/>
+    </w:p>
+    <w:p>
+      <w:r>
         <w:lastRenderedPageBreak/>
-        <w:tab/>
-      </w:r>
-      <w:proofErr w:type="gramStart"/>
-      <w:r>
-        <w:t>@if</w:t>
-      </w:r>
-      <w:proofErr w:type="gramEnd"/>
-      <w:r>
-        <w:t>(randomNumber</w:t>
-      </w:r>
-      <w:proofErr w:type="gramStart"/>
-      <w:r>
-        <w:t>){</w:t>
-      </w:r>
-      <w:proofErr w:type="gramEnd"/>
-    </w:p>
-    <w:p>
-      <w:r>
         <w:tab/>
         <w:t>&lt;ng-container *</w:t>
       </w:r>
@@ -18043,7 +19282,7 @@
                     <pic:cNvPicPr/>
                   </pic:nvPicPr>
                   <pic:blipFill>
-                    <a:blip r:embed="rId87"/>
+                    <a:blip r:embed="rId91"/>
                     <a:stretch>
                       <a:fillRect/>
                     </a:stretch>
@@ -19509,7 +20748,7 @@
                     <pic:cNvPicPr/>
                   </pic:nvPicPr>
                   <pic:blipFill>
-                    <a:blip r:embed="rId88"/>
+                    <a:blip r:embed="rId92"/>
                     <a:stretch>
                       <a:fillRect/>
                     </a:stretch>
@@ -19823,7 +21062,15 @@
         <w:pStyle w:val="ListParagraph"/>
       </w:pPr>
       <w:r>
-        <w:t xml:space="preserve">Added a </w:t>
+        <w:t xml:space="preserve">Added </w:t>
+      </w:r>
+      <w:proofErr w:type="spellStart"/>
+      <w:r>
+        <w:t>a</w:t>
+      </w:r>
+      <w:proofErr w:type="spellEnd"/>
+      <w:r>
+        <w:t xml:space="preserve"> </w:t>
       </w:r>
       <w:r>
         <w:t xml:space="preserve">inventory </w:t>
@@ -20647,7 +21894,7 @@
                     <pic:cNvPicPr/>
                   </pic:nvPicPr>
                   <pic:blipFill>
-                    <a:blip r:embed="rId89"/>
+                    <a:blip r:embed="rId93"/>
                     <a:stretch>
                       <a:fillRect/>
                     </a:stretch>
@@ -20702,7 +21949,7 @@
                     <pic:cNvPicPr/>
                   </pic:nvPicPr>
                   <pic:blipFill>
-                    <a:blip r:embed="rId90"/>
+                    <a:blip r:embed="rId94"/>
                     <a:stretch>
                       <a:fillRect/>
                     </a:stretch>
@@ -21165,7 +22412,7 @@
                     <pic:cNvPicPr/>
                   </pic:nvPicPr>
                   <pic:blipFill>
-                    <a:blip r:embed="rId91"/>
+                    <a:blip r:embed="rId95"/>
                     <a:stretch>
                       <a:fillRect/>
                     </a:stretch>
@@ -21291,7 +22538,7 @@
                     <pic:cNvPicPr/>
                   </pic:nvPicPr>
                   <pic:blipFill>
-                    <a:blip r:embed="rId92"/>
+                    <a:blip r:embed="rId96"/>
                     <a:stretch>
                       <a:fillRect/>
                     </a:stretch>
@@ -21472,7 +22719,15 @@
       </w:r>
       <w:proofErr w:type="spellEnd"/>
       <w:r>
-        <w:t xml:space="preserve">, added a endpoint in orders for a saga pattern flow, this calls the service which </w:t>
+        <w:t xml:space="preserve">, added </w:t>
+      </w:r>
+      <w:proofErr w:type="spellStart"/>
+      <w:r>
+        <w:t>a</w:t>
+      </w:r>
+      <w:proofErr w:type="spellEnd"/>
+      <w:r>
+        <w:t xml:space="preserve"> endpoint in orders for a saga pattern flow, this calls the service which </w:t>
       </w:r>
       <w:r>
         <w:t xml:space="preserve">gets the </w:t>
@@ -21616,7 +22871,7 @@
       <w:r>
         <w:t xml:space="preserve"> port 3100 and tempo port 3200, it was </w:t>
       </w:r>
-      <w:hyperlink r:id="rId93" w:history="1">
+      <w:hyperlink r:id="rId97" w:history="1">
         <w:r>
           <w:rPr>
             <w:rStyle w:val="Hyperlink"/>
@@ -23789,7 +25044,7 @@
                     </pic:cNvPicPr>
                   </pic:nvPicPr>
                   <pic:blipFill>
-                    <a:blip r:embed="rId94">
+                    <a:blip r:embed="rId98">
                       <a:extLst>
                         <a:ext uri="{28A0092B-C50C-407E-A947-70E740481C1C}">
                           <a14:useLocalDpi xmlns:a14="http://schemas.microsoft.com/office/drawing/2010/main" val="0"/>
@@ -23964,7 +25219,7 @@
                     <pic:cNvPicPr/>
                   </pic:nvPicPr>
                   <pic:blipFill>
-                    <a:blip r:embed="rId95"/>
+                    <a:blip r:embed="rId99"/>
                     <a:stretch>
                       <a:fillRect/>
                     </a:stretch>
@@ -24059,7 +25314,7 @@
                     <pic:cNvPicPr/>
                   </pic:nvPicPr>
                   <pic:blipFill>
-                    <a:blip r:embed="rId96"/>
+                    <a:blip r:embed="rId100"/>
                     <a:stretch>
                       <a:fillRect/>
                     </a:stretch>
@@ -24082,17 +25337,64 @@
     </w:p>
     <w:p/>
     <w:p>
-      <w:r>
-        <w:t>Find common elements in 3 arrays</w:t>
-      </w:r>
-    </w:p>
-    <w:p>
       <w:pPr>
         <w:rPr>
           <w:lang w:val="es-MX"/>
         </w:rPr>
       </w:pPr>
       <w:r>
+        <w:rPr>
+          <w:lang w:val="es-MX"/>
+        </w:rPr>
+        <w:t xml:space="preserve">Find </w:t>
+      </w:r>
+      <w:proofErr w:type="spellStart"/>
+      <w:r>
+        <w:rPr>
+          <w:lang w:val="es-MX"/>
+        </w:rPr>
+        <w:t>common</w:t>
+      </w:r>
+      <w:proofErr w:type="spellEnd"/>
+      <w:r>
+        <w:rPr>
+          <w:lang w:val="es-MX"/>
+        </w:rPr>
+        <w:t xml:space="preserve"> </w:t>
+      </w:r>
+      <w:proofErr w:type="spellStart"/>
+      <w:r>
+        <w:rPr>
+          <w:lang w:val="es-MX"/>
+        </w:rPr>
+        <w:t>elements</w:t>
+      </w:r>
+      <w:proofErr w:type="spellEnd"/>
+      <w:r>
+        <w:rPr>
+          <w:lang w:val="es-MX"/>
+        </w:rPr>
+        <w:t xml:space="preserve"> in 3 </w:t>
+      </w:r>
+      <w:proofErr w:type="spellStart"/>
+      <w:r>
+        <w:rPr>
+          <w:lang w:val="es-MX"/>
+        </w:rPr>
+        <w:t>arrays</w:t>
+      </w:r>
+      <w:proofErr w:type="spellEnd"/>
+    </w:p>
+    <w:p>
+      <w:pPr>
+        <w:rPr>
+          <w:lang w:val="es-MX"/>
+        </w:rPr>
+      </w:pPr>
+      <w:r>
+        <w:rPr>
+          <w:lang w:val="es-MX"/>
+        </w:rPr>
         <w:tab/>
       </w:r>
       <w:r>
@@ -24182,7 +25484,7 @@
                     <pic:cNvPicPr/>
                   </pic:nvPicPr>
                   <pic:blipFill>
-                    <a:blip r:embed="rId97"/>
+                    <a:blip r:embed="rId101"/>
                     <a:stretch>
                       <a:fillRect/>
                     </a:stretch>
@@ -24264,7 +25566,7 @@
                     <pic:cNvPicPr/>
                   </pic:nvPicPr>
                   <pic:blipFill>
-                    <a:blip r:embed="rId98"/>
+                    <a:blip r:embed="rId102"/>
                     <a:stretch>
                       <a:fillRect/>
                     </a:stretch>
@@ -25599,7 +26901,6 @@
   <w:style w:type="character" w:default="1" w:styleId="DefaultParagraphFont">
     <w:name w:val="Default Paragraph Font"/>
     <w:uiPriority w:val="1"/>
-    <w:semiHidden/>
     <w:unhideWhenUsed/>
   </w:style>
   <w:style w:type="table" w:default="1" w:styleId="TableNormal">

--- a/Exercizes.docx
+++ b/Exercizes.docx
@@ -3,18 +3,100 @@
 <w:document xmlns:wpc="http://schemas.microsoft.com/office/word/2010/wordprocessingCanvas" xmlns:cx="http://schemas.microsoft.com/office/drawing/2014/chartex" xmlns:cx1="http://schemas.microsoft.com/office/drawing/2015/9/8/chartex" xmlns:cx2="http://schemas.microsoft.com/office/drawing/2015/10/21/chartex" xmlns:cx3="http://schemas.microsoft.com/office/drawing/2016/5/9/chartex" xmlns:cx4="http://schemas.microsoft.com/office/drawing/2016/5/10/chartex" xmlns:cx5="http://schemas.microsoft.com/office/drawing/2016/5/11/chartex" xmlns:cx6="http://schemas.microsoft.com/office/drawing/2016/5/12/chartex" xmlns:cx7="http://schemas.microsoft.com/office/drawing/2016/5/13/chartex" xmlns:cx8="http://schemas.microsoft.com/office/drawing/2016/5/14/chartex" xmlns:mc="http://schemas.openxmlformats.org/markup-compatibility/2006" xmlns:aink="http://schemas.microsoft.com/office/drawing/2016/ink" xmlns:am3d="http://schemas.microsoft.com/office/drawing/2017/model3d" xmlns:o="urn:schemas-microsoft-com:office:office" xmlns:oel="http://schemas.microsoft.com/office/2019/extlst" xmlns:r="http://schemas.openxmlformats.org/officeDocument/2006/relationships" xmlns:m="http://schemas.openxmlformats.org/officeDocument/2006/math" xmlns:v="urn:schemas-microsoft-com:vml" xmlns:wp14="http://schemas.microsoft.com/office/word/2010/wordprocessingDrawing" xmlns:wp="http://schemas.openxmlformats.org/drawingml/2006/wordprocessingDrawing" xmlns:w10="urn:schemas-microsoft-com:office:word" xmlns:w="http://schemas.openxmlformats.org/wordprocessingml/2006/main" xmlns:w14="http://schemas.microsoft.com/office/word/2010/wordml" xmlns:w15="http://schemas.microsoft.com/office/word/2012/wordml" xmlns:w16cex="http://schemas.microsoft.com/office/word/2018/wordml/cex" xmlns:w16cid="http://schemas.microsoft.com/office/word/2016/wordml/cid" xmlns:w16="http://schemas.microsoft.com/office/word/2018/wordml" xmlns:w16du="http://schemas.microsoft.com/office/word/2023/wordml/word16du" xmlns:w16sdtdh="http://schemas.microsoft.com/office/word/2020/wordml/sdtdatahash" xmlns:w16sdtfl="http://schemas.microsoft.com/office/word/2024/wordml/sdtformatlock" xmlns:w16se="http://schemas.microsoft.com/office/word/2015/wordml/symex" xmlns:wpg="http://schemas.microsoft.com/office/word/2010/wordprocessingGroup" xmlns:wpi="http://schemas.microsoft.com/office/word/2010/wordprocessingInk" xmlns:wne="http://schemas.microsoft.com/office/word/2006/wordml" xmlns:wps="http://schemas.microsoft.com/office/word/2010/wordprocessingShape" mc:Ignorable="w14 w15 w16se w16cid w16 w16cex w16sdtdh w16sdtfl w16du wp14">
   <w:body>
     <w:p>
-      <w:r>
+      <w:pPr>
+        <w:rPr>
+          <w:lang w:val="es-MX"/>
+        </w:rPr>
+      </w:pPr>
+      <w:r>
+        <w:rPr>
+          <w:lang w:val="es-MX"/>
+        </w:rPr>
         <w:t>MONGO</w:t>
       </w:r>
     </w:p>
-    <w:p/>
-    <w:p>
-      <w:pPr>
-        <w:rPr>
-          <w:lang w:val="es-MX"/>
-        </w:rPr>
-      </w:pPr>
-      <w:r>
+    <w:p>
+      <w:pPr>
+        <w:rPr>
+          <w:lang w:val="es-MX"/>
+        </w:rPr>
+      </w:pPr>
+    </w:p>
+    <w:p>
+      <w:r>
+        <w:rPr>
+          <w:lang w:val="es-MX"/>
+        </w:rPr>
+        <w:tab/>
+      </w:r>
+      <w:r>
+        <w:t>Revenue máximo por país</w:t>
+      </w:r>
+    </w:p>
+    <w:p>
+      <w:pPr>
+        <w:rPr>
+          <w:lang w:val="es-MX"/>
+        </w:rPr>
+      </w:pPr>
+      <w:r>
+        <w:rPr>
+          <w:lang w:val="es-MX"/>
+        </w:rPr>
+        <w:drawing>
+          <wp:inline distT="0" distB="0" distL="0" distR="0" wp14:anchorId="6F5C7D2C" wp14:editId="581F688E">
+            <wp:extent cx="2600943" cy="1412695"/>
+            <wp:effectExtent l="0" t="0" r="0" b="0"/>
+            <wp:docPr id="1499123529" name="Picture 1"/>
+            <wp:cNvGraphicFramePr>
+              <a:graphicFrameLocks xmlns:a="http://schemas.openxmlformats.org/drawingml/2006/main" noChangeAspect="1"/>
+            </wp:cNvGraphicFramePr>
+            <a:graphic xmlns:a="http://schemas.openxmlformats.org/drawingml/2006/main">
+              <a:graphicData uri="http://schemas.openxmlformats.org/drawingml/2006/picture">
+                <pic:pic xmlns:pic="http://schemas.openxmlformats.org/drawingml/2006/picture">
+                  <pic:nvPicPr>
+                    <pic:cNvPr id="1499123529" name=""/>
+                    <pic:cNvPicPr/>
+                  </pic:nvPicPr>
+                  <pic:blipFill>
+                    <a:blip r:embed="rId6"/>
+                    <a:stretch>
+                      <a:fillRect/>
+                    </a:stretch>
+                  </pic:blipFill>
+                  <pic:spPr>
+                    <a:xfrm>
+                      <a:off x="0" y="0"/>
+                      <a:ext cx="2615771" cy="1420749"/>
+                    </a:xfrm>
+                    <a:prstGeom prst="rect">
+                      <a:avLst/>
+                    </a:prstGeom>
+                  </pic:spPr>
+                </pic:pic>
+              </a:graphicData>
+            </a:graphic>
+          </wp:inline>
+        </w:drawing>
+      </w:r>
+    </w:p>
+    <w:p>
+      <w:pPr>
+        <w:rPr>
+          <w:lang w:val="es-MX"/>
+        </w:rPr>
+      </w:pPr>
+    </w:p>
+    <w:p>
+      <w:pPr>
+        <w:rPr>
+          <w:lang w:val="es-MX"/>
+        </w:rPr>
+      </w:pPr>
+      <w:r>
+        <w:rPr>
+          <w:lang w:val="es-MX"/>
+        </w:rPr>
         <w:tab/>
       </w:r>
       <w:r>
@@ -44,6 +126,7 @@
       </w:r>
       <w:r>
         <w:rPr>
+          <w:noProof/>
           <w:lang w:val="es-MX"/>
         </w:rPr>
         <w:drawing>
@@ -62,7 +145,7 @@
                     <pic:cNvPicPr/>
                   </pic:nvPicPr>
                   <pic:blipFill>
-                    <a:blip r:embed="rId6"/>
+                    <a:blip r:embed="rId7"/>
                     <a:stretch>
                       <a:fillRect/>
                     </a:stretch>
@@ -222,6 +305,7 @@
         <w:ind w:firstLine="720"/>
       </w:pPr>
       <w:r>
+        <w:lastRenderedPageBreak/>
         <w:tab/>
       </w:r>
       <w:r>
@@ -320,7 +404,6 @@
         <w:rPr>
           <w:lang w:val="es-MX"/>
         </w:rPr>
-        <w:lastRenderedPageBreak/>
         <w:t>])</w:t>
       </w:r>
     </w:p>
@@ -465,47 +548,27 @@
       </w:r>
     </w:p>
     <w:p>
-      <w:pPr>
-        <w:rPr>
-          <w:lang w:val="es-MX"/>
-        </w:rPr>
-      </w:pPr>
-      <w:r>
-        <w:rPr>
-          <w:lang w:val="es-MX"/>
-        </w:rPr>
-        <w:tab/>
-      </w:r>
-      <w:r>
-        <w:rPr>
-          <w:lang w:val="es-MX"/>
-        </w:rPr>
+      <w:r>
+        <w:rPr>
+          <w:lang w:val="es-MX"/>
+        </w:rPr>
+        <w:tab/>
+      </w:r>
+      <w:r>
         <w:t>Db.movieData.find({runtime:{$gt:80,$lt:110}})</w:t>
       </w:r>
       <w:r>
-        <w:rPr>
-          <w:lang w:val="es-MX"/>
-        </w:rPr>
-        <w:tab/>
-      </w:r>
-    </w:p>
-    <w:p>
-      <w:pPr>
-        <w:rPr>
-          <w:lang w:val="es-MX"/>
-        </w:rPr>
-      </w:pPr>
-    </w:p>
-    <w:p>
-      <w:pPr>
-        <w:rPr>
-          <w:lang w:val="es-MX"/>
-        </w:rPr>
-      </w:pPr>
-      <w:r>
-        <w:rPr>
-          <w:lang w:val="es-MX"/>
-        </w:rPr>
+        <w:tab/>
+      </w:r>
+    </w:p>
+    <w:p/>
+    <w:p>
+      <w:pPr>
+        <w:rPr>
+          <w:lang w:val="es-MX"/>
+        </w:rPr>
+      </w:pPr>
+      <w:r>
         <w:tab/>
       </w:r>
       <w:r>
@@ -680,6 +743,7 @@
           <w:sz w:val="16"/>
           <w:szCs w:val="16"/>
         </w:rPr>
+        <w:lastRenderedPageBreak/>
         <w:tab/>
       </w:r>
       <w:r>
@@ -1055,7 +1119,6 @@
         <w:rPr>
           <w:lang w:val="es-MX"/>
         </w:rPr>
-        <w:lastRenderedPageBreak/>
         <w:t>})</w:t>
       </w:r>
     </w:p>
@@ -1200,20 +1263,14 @@
     <w:p>
       <w:pPr>
         <w:ind w:left="720"/>
-        <w:rPr>
-          <w:lang w:val="es-MX"/>
-        </w:rPr>
-      </w:pPr>
-      <w:r>
-        <w:rPr>
-          <w:lang w:val="es-MX"/>
-        </w:rPr>
-        <w:tab/>
-      </w:r>
-      <w:r>
-        <w:rPr>
-          <w:lang w:val="es-MX"/>
-        </w:rPr>
+      </w:pPr>
+      <w:r>
+        <w:rPr>
+          <w:lang w:val="es-MX"/>
+        </w:rPr>
+        <w:tab/>
+      </w:r>
+      <w:r>
         <w:t>db.movieData.find({</w:t>
       </w:r>
     </w:p>
@@ -1222,9 +1279,6 @@
         <w:ind w:left="720"/>
       </w:pPr>
       <w:r>
-        <w:rPr>
-          <w:lang w:val="es-MX"/>
-        </w:rPr>
         <w:t xml:space="preserve">  </w:t>
       </w:r>
       <w:r>
@@ -1487,7 +1541,6 @@
         <w:rPr>
           <w:lang w:val="es-MX"/>
         </w:rPr>
-        <w:lastRenderedPageBreak/>
         <w:t xml:space="preserve">Peliculas donde regex contenga 2 </w:t>
       </w:r>
       <w:r>
@@ -1782,40 +1835,28 @@
       </w:r>
     </w:p>
     <w:p>
-      <w:pPr>
-        <w:rPr>
-          <w:lang w:val="es-MX"/>
-        </w:rPr>
-      </w:pPr>
-      <w:r>
-        <w:tab/>
-      </w:r>
-      <w:r>
-        <w:tab/>
-      </w:r>
-      <w:r>
-        <w:tab/>
-      </w:r>
-      <w:r>
-        <w:tab/>
-      </w:r>
-      <w:r>
-        <w:rPr>
-          <w:lang w:val="es-MX"/>
-        </w:rPr>
+      <w:r>
+        <w:tab/>
+      </w:r>
+      <w:r>
+        <w:tab/>
+      </w:r>
+      <w:r>
+        <w:tab/>
+      </w:r>
+      <w:r>
+        <w:tab/>
+      </w:r>
+      <w:r>
         <w:t>promedio:{$</w:t>
       </w:r>
       <w:r>
         <w:rPr>
           <w:highlight w:val="yellow"/>
-          <w:lang w:val="es-MX"/>
         </w:rPr>
         <w:t>avg:"$revenue</w:t>
       </w:r>
       <w:r>
-        <w:rPr>
-          <w:lang w:val="es-MX"/>
-        </w:rPr>
         <w:t>"}</w:t>
       </w:r>
     </w:p>
@@ -1826,21 +1867,13 @@
         </w:rPr>
       </w:pPr>
       <w:r>
-        <w:rPr>
-          <w:lang w:val="es-MX"/>
-        </w:rPr>
-        <w:tab/>
-      </w:r>
-      <w:r>
-        <w:rPr>
-          <w:lang w:val="es-MX"/>
-        </w:rPr>
-        <w:tab/>
-      </w:r>
-      <w:r>
-        <w:rPr>
-          <w:lang w:val="es-MX"/>
-        </w:rPr>
+        <w:lastRenderedPageBreak/>
+        <w:tab/>
+      </w:r>
+      <w:r>
+        <w:tab/>
+      </w:r>
+      <w:r>
         <w:tab/>
       </w:r>
       <w:r>
@@ -1917,7 +1950,7 @@
                     <pic:cNvPicPr/>
                   </pic:nvPicPr>
                   <pic:blipFill>
-                    <a:blip r:embed="rId7"/>
+                    <a:blip r:embed="rId8"/>
                     <a:stretch>
                       <a:fillRect/>
                     </a:stretch>
@@ -1992,7 +2025,7 @@
                     <pic:cNvPicPr/>
                   </pic:nvPicPr>
                   <pic:blipFill>
-                    <a:blip r:embed="rId8"/>
+                    <a:blip r:embed="rId9"/>
                     <a:stretch>
                       <a:fillRect/>
                     </a:stretch>
@@ -2060,31 +2093,17 @@
       </w:r>
     </w:p>
     <w:p>
-      <w:pPr>
-        <w:rPr>
-          <w:lang w:val="es-MX"/>
-        </w:rPr>
-      </w:pPr>
-      <w:r>
-        <w:rPr>
-          <w:lang w:val="es-MX"/>
-        </w:rPr>
-        <w:tab/>
-      </w:r>
-      <w:r>
-        <w:rPr>
-          <w:lang w:val="es-MX"/>
-        </w:rPr>
+      <w:r>
+        <w:rPr>
+          <w:lang w:val="es-MX"/>
+        </w:rPr>
+        <w:tab/>
+      </w:r>
+      <w:r>
         <w:t>Db.movieData.find({title:{$regex:”^[AEIOU]”,$options:”i”}}</w:t>
       </w:r>
     </w:p>
-    <w:p>
-      <w:pPr>
-        <w:rPr>
-          <w:lang w:val="es-MX"/>
-        </w:rPr>
-      </w:pPr>
-    </w:p>
+    <w:p/>
     <w:p>
       <w:pPr>
         <w:rPr>
@@ -2109,6 +2128,7 @@
         <w:rPr>
           <w:lang w:val="es-MX"/>
         </w:rPr>
+        <w:lastRenderedPageBreak/>
         <w:tab/>
       </w:r>
       <w:r>
@@ -2170,24 +2190,16 @@
       </w:r>
     </w:p>
     <w:p>
-      <w:pPr>
-        <w:rPr>
-          <w:lang w:val="es-MX"/>
-        </w:rPr>
-      </w:pPr>
-      <w:r>
-        <w:tab/>
-      </w:r>
-      <w:r>
-        <w:tab/>
-      </w:r>
-      <w:r>
-        <w:tab/>
-      </w:r>
-      <w:r>
-        <w:rPr>
-          <w:lang w:val="es-MX"/>
-        </w:rPr>
+      <w:r>
+        <w:tab/>
+      </w:r>
+      <w:r>
+        <w:tab/>
+      </w:r>
+      <w:r>
+        <w:tab/>
+      </w:r>
+      <w:r>
         <w:t>}</w:t>
       </w:r>
     </w:p>
@@ -2198,15 +2210,9 @@
         </w:rPr>
       </w:pPr>
       <w:r>
-        <w:rPr>
-          <w:lang w:val="es-MX"/>
-        </w:rPr>
-        <w:tab/>
-      </w:r>
-      <w:r>
-        <w:rPr>
-          <w:lang w:val="es-MX"/>
-        </w:rPr>
+        <w:tab/>
+      </w:r>
+      <w:r>
         <w:tab/>
       </w:r>
       <w:r>
@@ -2512,7 +2518,7 @@
                     <pic:cNvPicPr/>
                   </pic:nvPicPr>
                   <pic:blipFill>
-                    <a:blip r:embed="rId9"/>
+                    <a:blip r:embed="rId10"/>
                     <a:stretch>
                       <a:fillRect/>
                     </a:stretch>
@@ -2543,6 +2549,7 @@
         <w:rPr>
           <w:lang w:val="es-MX"/>
         </w:rPr>
+        <w:lastRenderedPageBreak/>
         <w:t>Peliculas donde el titulo contenga exactamente 2 palabras usando $split!</w:t>
       </w:r>
     </w:p>
@@ -2618,7 +2625,7 @@
                     <pic:cNvPicPr/>
                   </pic:nvPicPr>
                   <pic:blipFill>
-                    <a:blip r:embed="rId10"/>
+                    <a:blip r:embed="rId11"/>
                     <a:stretch>
                       <a:fillRect/>
                     </a:stretch>
@@ -2810,6 +2817,7 @@
         <w:rPr>
           <w:lang w:val="es-MX"/>
         </w:rPr>
+        <w:lastRenderedPageBreak/>
         <w:tab/>
       </w:r>
       <w:r>
@@ -2860,7 +2868,7 @@
                     <pic:cNvPicPr/>
                   </pic:nvPicPr>
                   <pic:blipFill>
-                    <a:blip r:embed="rId11"/>
+                    <a:blip r:embed="rId12"/>
                     <a:stretch>
                       <a:fillRect/>
                     </a:stretch>
@@ -2904,7 +2912,6 @@
         <w:rPr>
           <w:lang w:val="es-MX"/>
         </w:rPr>
-        <w:lastRenderedPageBreak/>
         <w:tab/>
       </w:r>
       <w:r>
@@ -2928,7 +2935,7 @@
                     <pic:cNvPicPr/>
                   </pic:nvPicPr>
                   <pic:blipFill>
-                    <a:blip r:embed="rId12"/>
+                    <a:blip r:embed="rId13"/>
                     <a:stretch>
                       <a:fillRect/>
                     </a:stretch>
@@ -2986,7 +2993,7 @@
                     <pic:cNvPicPr/>
                   </pic:nvPicPr>
                   <pic:blipFill>
-                    <a:blip r:embed="rId13"/>
+                    <a:blip r:embed="rId14"/>
                     <a:stretch>
                       <a:fillRect/>
                     </a:stretch>
@@ -3047,6 +3054,7 @@
           <w:noProof/>
           <w:lang w:val="es-MX"/>
         </w:rPr>
+        <w:lastRenderedPageBreak/>
         <w:drawing>
           <wp:inline distT="0" distB="0" distL="0" distR="0" wp14:anchorId="21401DB4" wp14:editId="33C04A8C">
             <wp:extent cx="3400900" cy="2000529"/>
@@ -3063,7 +3071,7 @@
                     <pic:cNvPicPr/>
                   </pic:nvPicPr>
                   <pic:blipFill>
-                    <a:blip r:embed="rId14"/>
+                    <a:blip r:embed="rId15"/>
                     <a:stretch>
                       <a:fillRect/>
                     </a:stretch>
@@ -3106,7 +3114,6 @@
         <w:rPr>
           <w:b/>
           <w:bCs/>
-          <w:lang w:val="es-MX"/>
         </w:rPr>
       </w:pPr>
       <w:r>
@@ -3121,21 +3128,13 @@
         <w:rPr>
           <w:b/>
           <w:bCs/>
-          <w:lang w:val="es-MX"/>
         </w:rPr>
         <w:t>db.movieData.find({release_date: {$gt:ISODate('1999-12-31')}})</w:t>
       </w:r>
     </w:p>
-    <w:p>
-      <w:pPr>
-        <w:rPr>
-          <w:lang w:val="es-MX"/>
-        </w:rPr>
-      </w:pPr>
-    </w:p>
-    <w:p>
-      <w:r>
-        <w:lastRenderedPageBreak/>
+    <w:p/>
+    <w:p>
+      <w:r>
         <w:t>Número de películas por idioma</w:t>
       </w:r>
     </w:p>
@@ -3160,7 +3159,7 @@
                     <pic:cNvPicPr/>
                   </pic:nvPicPr>
                   <pic:blipFill>
-                    <a:blip r:embed="rId15"/>
+                    <a:blip r:embed="rId16"/>
                     <a:stretch>
                       <a:fillRect/>
                     </a:stretch>
@@ -3230,6 +3229,7 @@
         <w:rPr>
           <w:noProof/>
         </w:rPr>
+        <w:lastRenderedPageBreak/>
         <w:drawing>
           <wp:inline distT="0" distB="0" distL="0" distR="0" wp14:anchorId="373FDD47" wp14:editId="2818BF24">
             <wp:extent cx="4163006" cy="2267266"/>
@@ -3246,7 +3246,7 @@
                     <pic:cNvPicPr/>
                   </pic:nvPicPr>
                   <pic:blipFill>
-                    <a:blip r:embed="rId16"/>
+                    <a:blip r:embed="rId17"/>
                     <a:stretch>
                       <a:fillRect/>
                     </a:stretch>
@@ -3300,31 +3300,17 @@
       </w:r>
     </w:p>
     <w:p>
-      <w:pPr>
-        <w:rPr>
-          <w:lang w:val="es-MX"/>
-        </w:rPr>
-      </w:pPr>
-      <w:r>
-        <w:rPr>
-          <w:lang w:val="es-MX"/>
-        </w:rPr>
-        <w:tab/>
-      </w:r>
-      <w:r>
-        <w:rPr>
-          <w:lang w:val="es-MX"/>
-        </w:rPr>
+      <w:r>
+        <w:rPr>
+          <w:lang w:val="es-MX"/>
+        </w:rPr>
+        <w:tab/>
+      </w:r>
+      <w:r>
         <w:t>db.movieData.find({$expr: { $gt: [{$size:"$language"},2] }})</w:t>
       </w:r>
     </w:p>
-    <w:p>
-      <w:pPr>
-        <w:rPr>
-          <w:lang w:val="es-MX"/>
-        </w:rPr>
-      </w:pPr>
-    </w:p>
+    <w:p/>
     <w:p>
       <w:pPr>
         <w:rPr>
@@ -3376,7 +3362,7 @@
                     <pic:cNvPicPr/>
                   </pic:nvPicPr>
                   <pic:blipFill>
-                    <a:blip r:embed="rId17"/>
+                    <a:blip r:embed="rId18"/>
                     <a:stretch>
                       <a:fillRect/>
                     </a:stretch>
@@ -3399,6 +3385,7 @@
     </w:p>
     <w:p>
       <w:r>
+        <w:lastRenderedPageBreak/>
         <w:t>Actor principal con más películas</w:t>
       </w:r>
     </w:p>
@@ -3426,7 +3413,7 @@
                     <pic:cNvPicPr/>
                   </pic:nvPicPr>
                   <pic:blipFill>
-                    <a:blip r:embed="rId18"/>
+                    <a:blip r:embed="rId19"/>
                     <a:stretch>
                       <a:fillRect/>
                     </a:stretch>
@@ -3486,6 +3473,7 @@
         <w:rPr>
           <w:noProof/>
         </w:rPr>
+        <w:lastRenderedPageBreak/>
         <w:drawing>
           <wp:inline distT="0" distB="0" distL="0" distR="0" wp14:anchorId="181629F2" wp14:editId="2553F8DD">
             <wp:extent cx="5182323" cy="2943636"/>
@@ -3502,7 +3490,7 @@
                     <pic:cNvPicPr/>
                   </pic:nvPicPr>
                   <pic:blipFill>
-                    <a:blip r:embed="rId19"/>
+                    <a:blip r:embed="rId20"/>
                     <a:stretch>
                       <a:fillRect/>
                     </a:stretch>
@@ -3576,7 +3564,7 @@
                     <pic:cNvPicPr/>
                   </pic:nvPicPr>
                   <pic:blipFill>
-                    <a:blip r:embed="rId20"/>
+                    <a:blip r:embed="rId21"/>
                     <a:stretch>
                       <a:fillRect/>
                     </a:stretch>
@@ -3606,7 +3594,6 @@
     </w:p>
     <w:p>
       <w:r>
-        <w:lastRenderedPageBreak/>
         <w:t>DB RETAIL COLLECTION PRODUCT</w:t>
       </w:r>
     </w:p>
@@ -3658,7 +3645,7 @@
                     <pic:cNvPicPr/>
                   </pic:nvPicPr>
                   <pic:blipFill>
-                    <a:blip r:embed="rId21"/>
+                    <a:blip r:embed="rId22"/>
                     <a:stretch>
                       <a:fillRect/>
                     </a:stretch>
@@ -3693,6 +3680,7 @@
           <w:color w:val="0A0A0A"/>
           <w:shd w:val="clear" w:color="auto" w:fill="E5EDFF"/>
         </w:rPr>
+        <w:lastRenderedPageBreak/>
         <w:t>All as long as they exist no matter if there are others will come</w:t>
       </w:r>
     </w:p>
@@ -3727,7 +3715,7 @@
                     <pic:cNvPicPr/>
                   </pic:nvPicPr>
                   <pic:blipFill>
-                    <a:blip r:embed="rId22"/>
+                    <a:blip r:embed="rId23"/>
                     <a:stretch>
                       <a:fillRect/>
                     </a:stretch>
@@ -3822,7 +3810,7 @@
                     <pic:cNvPicPr/>
                   </pic:nvPicPr>
                   <pic:blipFill>
-                    <a:blip r:embed="rId23"/>
+                    <a:blip r:embed="rId24"/>
                     <a:stretch>
                       <a:fillRect/>
                     </a:stretch>
@@ -3880,7 +3868,7 @@
                     <pic:cNvPicPr/>
                   </pic:nvPicPr>
                   <pic:blipFill>
-                    <a:blip r:embed="rId24"/>
+                    <a:blip r:embed="rId25"/>
                     <a:stretch>
                       <a:fillRect/>
                     </a:stretch>
@@ -3966,7 +3954,7 @@
                     <pic:cNvPicPr/>
                   </pic:nvPicPr>
                   <pic:blipFill>
-                    <a:blip r:embed="rId25"/>
+                    <a:blip r:embed="rId26"/>
                     <a:stretch>
                       <a:fillRect/>
                     </a:stretch>
@@ -4066,7 +4054,7 @@
                     <pic:cNvPicPr/>
                   </pic:nvPicPr>
                   <pic:blipFill>
-                    <a:blip r:embed="rId26"/>
+                    <a:blip r:embed="rId27"/>
                     <a:stretch>
                       <a:fillRect/>
                     </a:stretch>
@@ -4124,7 +4112,7 @@
                     <pic:cNvPicPr/>
                   </pic:nvPicPr>
                   <pic:blipFill>
-                    <a:blip r:embed="rId27"/>
+                    <a:blip r:embed="rId28"/>
                     <a:stretch>
                       <a:fillRect/>
                     </a:stretch>
@@ -4188,7 +4176,6 @@
           <w:color w:val="0A0A0A"/>
           <w:shd w:val="clear" w:color="auto" w:fill="E5EDFF"/>
         </w:rPr>
-        <w:lastRenderedPageBreak/>
         <w:drawing>
           <wp:inline distT="0" distB="0" distL="0" distR="0" wp14:anchorId="37DD3842" wp14:editId="6AFEF308">
             <wp:extent cx="5943600" cy="432435"/>
@@ -4205,7 +4192,7 @@
                     <pic:cNvPicPr/>
                   </pic:nvPicPr>
                   <pic:blipFill>
-                    <a:blip r:embed="rId28"/>
+                    <a:blip r:embed="rId29"/>
                     <a:stretch>
                       <a:fillRect/>
                     </a:stretch>
@@ -4274,7 +4261,7 @@
                     <pic:cNvPicPr/>
                   </pic:nvPicPr>
                   <pic:blipFill>
-                    <a:blip r:embed="rId29"/>
+                    <a:blip r:embed="rId30"/>
                     <a:stretch>
                       <a:fillRect/>
                     </a:stretch>
@@ -4309,6 +4296,7 @@
           <w:color w:val="0A0A0A"/>
           <w:shd w:val="clear" w:color="auto" w:fill="E5EDFF"/>
         </w:rPr>
+        <w:lastRenderedPageBreak/>
         <w:t xml:space="preserve">- $and find Monday discount greater than </w:t>
       </w:r>
       <w:r>
@@ -4359,7 +4347,7 @@
                     <pic:cNvPicPr/>
                   </pic:nvPicPr>
                   <pic:blipFill>
-                    <a:blip r:embed="rId30"/>
+                    <a:blip r:embed="rId31"/>
                     <a:stretch>
                       <a:fillRect/>
                     </a:stretch>
@@ -4469,7 +4457,7 @@
                     <pic:cNvPicPr/>
                   </pic:nvPicPr>
                   <pic:blipFill>
-                    <a:blip r:embed="rId31"/>
+                    <a:blip r:embed="rId32"/>
                     <a:stretch>
                       <a:fillRect/>
                     </a:stretch>
@@ -4571,7 +4559,7 @@
                     <pic:cNvPicPr/>
                   </pic:nvPicPr>
                   <pic:blipFill>
-                    <a:blip r:embed="rId32"/>
+                    <a:blip r:embed="rId33"/>
                     <a:stretch>
                       <a:fillRect/>
                     </a:stretch>
@@ -4693,7 +4681,7 @@
                     <pic:cNvPicPr/>
                   </pic:nvPicPr>
                   <pic:blipFill>
-                    <a:blip r:embed="rId33"/>
+                    <a:blip r:embed="rId34"/>
                     <a:stretch>
                       <a:fillRect/>
                     </a:stretch>
@@ -4797,7 +4785,7 @@
                     <pic:cNvPicPr/>
                   </pic:nvPicPr>
                   <pic:blipFill>
-                    <a:blip r:embed="rId34"/>
+                    <a:blip r:embed="rId35"/>
                     <a:stretch>
                       <a:fillRect/>
                     </a:stretch>
@@ -4883,7 +4871,7 @@
                     <pic:cNvPicPr/>
                   </pic:nvPicPr>
                   <pic:blipFill>
-                    <a:blip r:embed="rId35"/>
+                    <a:blip r:embed="rId36"/>
                     <a:stretch>
                       <a:fillRect/>
                     </a:stretch>
@@ -4961,7 +4949,7 @@
                     <pic:cNvPicPr/>
                   </pic:nvPicPr>
                   <pic:blipFill>
-                    <a:blip r:embed="rId36"/>
+                    <a:blip r:embed="rId37"/>
                     <a:stretch>
                       <a:fillRect/>
                     </a:stretch>
@@ -5007,6 +4995,7 @@
           <w:color w:val="0A0A0A"/>
           <w:shd w:val="clear" w:color="auto" w:fill="E5EDFF"/>
         </w:rPr>
+        <w:lastRenderedPageBreak/>
         <w:t xml:space="preserve">-$all select docs where the value of the field is an array which contains all specified elements. returns docs with Florida and Ohio included no matter if there is any other </w:t>
       </w:r>
     </w:p>
@@ -5043,7 +5032,7 @@
                     <pic:cNvPicPr/>
                   </pic:nvPicPr>
                   <pic:blipFill>
-                    <a:blip r:embed="rId21"/>
+                    <a:blip r:embed="rId22"/>
                     <a:stretch>
                       <a:fillRect/>
                     </a:stretch>
@@ -5132,7 +5121,7 @@
                     <pic:cNvPicPr/>
                   </pic:nvPicPr>
                   <pic:blipFill>
-                    <a:blip r:embed="rId37"/>
+                    <a:blip r:embed="rId38"/>
                     <a:stretch>
                       <a:fillRect/>
                     </a:stretch>
@@ -5216,7 +5205,7 @@
                     <pic:cNvPicPr/>
                   </pic:nvPicPr>
                   <pic:blipFill>
-                    <a:blip r:embed="rId38"/>
+                    <a:blip r:embed="rId39"/>
                     <a:stretch>
                       <a:fillRect/>
                     </a:stretch>
@@ -5300,7 +5289,7 @@
                     <pic:cNvPicPr/>
                   </pic:nvPicPr>
                   <pic:blipFill>
-                    <a:blip r:embed="rId39"/>
+                    <a:blip r:embed="rId40"/>
                     <a:stretch>
                       <a:fillRect/>
                     </a:stretch>
@@ -5354,7 +5343,7 @@
                     <pic:cNvPicPr/>
                   </pic:nvPicPr>
                   <pic:blipFill>
-                    <a:blip r:embed="rId40"/>
+                    <a:blip r:embed="rId41"/>
                     <a:stretch>
                       <a:fillRect/>
                     </a:stretch>
@@ -5427,7 +5416,7 @@
                     <pic:cNvPicPr/>
                   </pic:nvPicPr>
                   <pic:blipFill>
-                    <a:blip r:embed="rId41"/>
+                    <a:blip r:embed="rId42"/>
                     <a:stretch>
                       <a:fillRect/>
                     </a:stretch>
@@ -5500,7 +5489,7 @@
                     <pic:cNvPicPr/>
                   </pic:nvPicPr>
                   <pic:blipFill>
-                    <a:blip r:embed="rId42"/>
+                    <a:blip r:embed="rId43"/>
                     <a:stretch>
                       <a:fillRect/>
                     </a:stretch>
@@ -5557,7 +5546,6 @@
           <w:color w:val="0A0A0A"/>
           <w:shd w:val="clear" w:color="auto" w:fill="E5EDFF"/>
         </w:rPr>
-        <w:lastRenderedPageBreak/>
         <w:drawing>
           <wp:inline distT="0" distB="0" distL="0" distR="0" wp14:anchorId="5FFA1E4B" wp14:editId="196901E2">
             <wp:extent cx="3520745" cy="350550"/>
@@ -5574,7 +5562,7 @@
                     <pic:cNvPicPr/>
                   </pic:nvPicPr>
                   <pic:blipFill>
-                    <a:blip r:embed="rId43"/>
+                    <a:blip r:embed="rId44"/>
                     <a:stretch>
                       <a:fillRect/>
                     </a:stretch>
@@ -5652,6 +5640,7 @@
           <w:color w:val="0A0A0A"/>
           <w:shd w:val="clear" w:color="auto" w:fill="E5EDFF"/>
         </w:rPr>
+        <w:lastRenderedPageBreak/>
         <w:t>-update movie id mv07, vote average to 8.8</w:t>
       </w:r>
     </w:p>
@@ -5688,7 +5677,7 @@
                     <pic:cNvPicPr/>
                   </pic:nvPicPr>
                   <pic:blipFill>
-                    <a:blip r:embed="rId44"/>
+                    <a:blip r:embed="rId45"/>
                     <a:stretch>
                       <a:fillRect/>
                     </a:stretch>
@@ -5769,7 +5758,7 @@
                     <pic:cNvPicPr/>
                   </pic:nvPicPr>
                   <pic:blipFill>
-                    <a:blip r:embed="rId45"/>
+                    <a:blip r:embed="rId46"/>
                     <a:stretch>
                       <a:fillRect/>
                     </a:stretch>
@@ -5850,7 +5839,7 @@
                     <pic:cNvPicPr/>
                   </pic:nvPicPr>
                   <pic:blipFill>
-                    <a:blip r:embed="rId46"/>
+                    <a:blip r:embed="rId47"/>
                     <a:stretch>
                       <a:fillRect/>
                     </a:stretch>
@@ -5942,7 +5931,7 @@
                     <pic:cNvPicPr/>
                   </pic:nvPicPr>
                   <pic:blipFill>
-                    <a:blip r:embed="rId47"/>
+                    <a:blip r:embed="rId48"/>
                     <a:stretch>
                       <a:fillRect/>
                     </a:stretch>
@@ -6023,7 +6012,7 @@
                     <pic:cNvPicPr/>
                   </pic:nvPicPr>
                   <pic:blipFill>
-                    <a:blip r:embed="rId48"/>
+                    <a:blip r:embed="rId49"/>
                     <a:stretch>
                       <a:fillRect/>
                     </a:stretch>
@@ -6120,7 +6109,7 @@
                     <pic:cNvPicPr/>
                   </pic:nvPicPr>
                   <pic:blipFill>
-                    <a:blip r:embed="rId49"/>
+                    <a:blip r:embed="rId50"/>
                     <a:stretch>
                       <a:fillRect/>
                     </a:stretch>
@@ -6193,7 +6182,7 @@
                     <pic:cNvPicPr/>
                   </pic:nvPicPr>
                   <pic:blipFill>
-                    <a:blip r:embed="rId50"/>
+                    <a:blip r:embed="rId51"/>
                     <a:stretch>
                       <a:fillRect/>
                     </a:stretch>
@@ -6282,7 +6271,7 @@
                     <pic:cNvPicPr/>
                   </pic:nvPicPr>
                   <pic:blipFill>
-                    <a:blip r:embed="rId51"/>
+                    <a:blip r:embed="rId52"/>
                     <a:stretch>
                       <a:fillRect/>
                     </a:stretch>
@@ -6320,7 +6309,6 @@
           <w:color w:val="0A0A0A"/>
           <w:shd w:val="clear" w:color="auto" w:fill="E5EDFF"/>
         </w:rPr>
-        <w:lastRenderedPageBreak/>
         <w:drawing>
           <wp:inline distT="0" distB="0" distL="0" distR="0" wp14:anchorId="2EE5E12E" wp14:editId="43FC721C">
             <wp:extent cx="3833192" cy="243861"/>
@@ -6337,7 +6325,7 @@
                     <pic:cNvPicPr/>
                   </pic:nvPicPr>
                   <pic:blipFill>
-                    <a:blip r:embed="rId52"/>
+                    <a:blip r:embed="rId53"/>
                     <a:stretch>
                       <a:fillRect/>
                     </a:stretch>
@@ -6421,7 +6409,7 @@
                     <pic:cNvPicPr/>
                   </pic:nvPicPr>
                   <pic:blipFill>
-                    <a:blip r:embed="rId53"/>
+                    <a:blip r:embed="rId54"/>
                     <a:stretch>
                       <a:fillRect/>
                     </a:stretch>
@@ -6469,6 +6457,7 @@
           <w:color w:val="0A0A0A"/>
           <w:shd w:val="clear" w:color="auto" w:fill="E5EDFF"/>
         </w:rPr>
+        <w:lastRenderedPageBreak/>
         <w:t>-explain query with execution stats</w:t>
       </w:r>
     </w:p>
@@ -6923,6 +6912,7 @@
           <w:color w:val="0A0A0A"/>
           <w:shd w:val="clear" w:color="auto" w:fill="E5EDFF"/>
         </w:rPr>
+        <w:lastRenderedPageBreak/>
         <w:t>-$match get employees, single males using aggregation</w:t>
       </w:r>
     </w:p>
@@ -7277,7 +7267,6 @@
           <w:color w:val="0A0A0A"/>
           <w:shd w:val="clear" w:color="auto" w:fill="E5EDFF"/>
         </w:rPr>
-        <w:lastRenderedPageBreak/>
         <w:t xml:space="preserve">  },</w:t>
       </w:r>
     </w:p>
@@ -7394,6 +7383,7 @@
           <w:color w:val="0A0A0A"/>
           <w:shd w:val="clear" w:color="auto" w:fill="E5EDFF"/>
         </w:rPr>
+        <w:lastRenderedPageBreak/>
         <w:t xml:space="preserve">    }</w:t>
       </w:r>
     </w:p>
@@ -7771,7 +7761,6 @@
           <w:color w:val="0A0A0A"/>
           <w:shd w:val="clear" w:color="auto" w:fill="E5EDFF"/>
         </w:rPr>
-        <w:lastRenderedPageBreak/>
         <w:t xml:space="preserve">      customerName: { $arrayElemAt: ["$customerDetails.name", 0] }, </w:t>
       </w:r>
       <w:r>
@@ -7913,6 +7902,7 @@
           <w:shd w:val="clear" w:color="auto" w:fill="E5EDFF"/>
           <w:lang w:val="es-MX"/>
         </w:rPr>
+        <w:lastRenderedPageBreak/>
         <w:t>SQL</w:t>
       </w:r>
     </w:p>
@@ -7927,12 +7917,179 @@
           <w:lang w:val="es-MX"/>
         </w:rPr>
       </w:pPr>
-      <w:r>
-        <w:rPr>
-          <w:rFonts w:ascii="Arial" w:eastAsia="Times New Roman" w:hAnsi="Arial" w:cs="Arial"/>
-          <w:color w:val="0A0A0A"/>
-          <w:shd w:val="clear" w:color="auto" w:fill="E5EDFF"/>
-          <w:lang w:val="es-MX"/>
+    </w:p>
+    <w:p>
+      <w:pPr>
+        <w:shd w:val="clear" w:color="auto" w:fill="FFFFFF"/>
+        <w:spacing w:after="180" w:line="360" w:lineRule="atLeast"/>
+        <w:rPr>
+          <w:rFonts w:ascii="Arial" w:eastAsia="Times New Roman" w:hAnsi="Arial" w:cs="Arial"/>
+          <w:color w:val="0A0A0A"/>
+          <w:shd w:val="clear" w:color="auto" w:fill="E5EDFF"/>
+          <w:lang w:val="es-MX"/>
+        </w:rPr>
+      </w:pPr>
+      <w:r>
+        <w:rPr>
+          <w:rFonts w:ascii="Arial" w:eastAsia="Times New Roman" w:hAnsi="Arial" w:cs="Arial"/>
+          <w:color w:val="0A0A0A"/>
+          <w:shd w:val="clear" w:color="auto" w:fill="E5EDFF"/>
+          <w:lang w:val="es-MX"/>
+        </w:rPr>
+        <w:tab/>
+      </w:r>
+      <w:r>
+        <w:rPr>
+          <w:rFonts w:ascii="Arial" w:eastAsia="Times New Roman" w:hAnsi="Arial" w:cs="Arial"/>
+          <w:color w:val="0A0A0A"/>
+          <w:shd w:val="clear" w:color="auto" w:fill="E5EDFF"/>
+          <w:lang w:val="es-MX"/>
+        </w:rPr>
+        <w:t>Países cuya suma acumulada de población no supera el 50% del total global</w:t>
+      </w:r>
+    </w:p>
+    <w:p>
+      <w:pPr>
+        <w:shd w:val="clear" w:color="auto" w:fill="FFFFFF"/>
+        <w:spacing w:after="180" w:line="360" w:lineRule="atLeast"/>
+        <w:ind w:left="1440"/>
+        <w:rPr>
+          <w:rFonts w:ascii="Arial" w:eastAsia="Times New Roman" w:hAnsi="Arial" w:cs="Arial"/>
+          <w:color w:val="0A0A0A"/>
+          <w:shd w:val="clear" w:color="auto" w:fill="E5EDFF"/>
+        </w:rPr>
+      </w:pPr>
+      <w:r>
+        <w:rPr>
+          <w:rFonts w:ascii="Arial" w:eastAsia="Times New Roman" w:hAnsi="Arial" w:cs="Arial"/>
+          <w:color w:val="0A0A0A"/>
+          <w:shd w:val="clear" w:color="auto" w:fill="E5EDFF"/>
+        </w:rPr>
+        <w:t>SELECT NAME</w:t>
+      </w:r>
+      <w:r>
+        <w:rPr>
+          <w:rFonts w:ascii="Arial" w:eastAsia="Times New Roman" w:hAnsi="Arial" w:cs="Arial"/>
+          <w:color w:val="0A0A0A"/>
+          <w:shd w:val="clear" w:color="auto" w:fill="E5EDFF"/>
+        </w:rPr>
+        <w:br/>
+        <w:t>FROM (</w:t>
+      </w:r>
+      <w:r>
+        <w:rPr>
+          <w:rFonts w:ascii="Arial" w:eastAsia="Times New Roman" w:hAnsi="Arial" w:cs="Arial"/>
+          <w:color w:val="0A0A0A"/>
+          <w:shd w:val="clear" w:color="auto" w:fill="E5EDFF"/>
+        </w:rPr>
+        <w:br/>
+        <w:t>SELECT NAME,</w:t>
+      </w:r>
+      <w:r>
+        <w:rPr>
+          <w:rFonts w:ascii="Arial" w:eastAsia="Times New Roman" w:hAnsi="Arial" w:cs="Arial"/>
+          <w:color w:val="0A0A0A"/>
+          <w:shd w:val="clear" w:color="auto" w:fill="E5EDFF"/>
+        </w:rPr>
+        <w:br/>
+      </w:r>
+      <w:r>
+        <w:rPr>
+          <w:rFonts w:ascii="Arial" w:eastAsia="Times New Roman" w:hAnsi="Arial" w:cs="Arial"/>
+          <w:color w:val="0A0A0A"/>
+          <w:highlight w:val="yellow"/>
+          <w:shd w:val="clear" w:color="auto" w:fill="E5EDFF"/>
+        </w:rPr>
+        <w:t>SUM(POPULATION) OVER (ORDER BY POPULATION DESC) running</w:t>
+      </w:r>
+      <w:r>
+        <w:rPr>
+          <w:rFonts w:ascii="Arial" w:eastAsia="Times New Roman" w:hAnsi="Arial" w:cs="Arial"/>
+          <w:color w:val="0A0A0A"/>
+          <w:shd w:val="clear" w:color="auto" w:fill="E5EDFF"/>
+        </w:rPr>
+        <w:t>,</w:t>
+      </w:r>
+      <w:r>
+        <w:rPr>
+          <w:rFonts w:ascii="Arial" w:eastAsia="Times New Roman" w:hAnsi="Arial" w:cs="Arial"/>
+          <w:color w:val="0A0A0A"/>
+          <w:shd w:val="clear" w:color="auto" w:fill="E5EDFF"/>
+        </w:rPr>
+        <w:br/>
+      </w:r>
+      <w:r>
+        <w:rPr>
+          <w:rFonts w:ascii="Arial" w:eastAsia="Times New Roman" w:hAnsi="Arial" w:cs="Arial"/>
+          <w:color w:val="0A0A0A"/>
+          <w:highlight w:val="yellow"/>
+          <w:shd w:val="clear" w:color="auto" w:fill="E5EDFF"/>
+        </w:rPr>
+        <w:t>SUM(POPULATION) OVER () total</w:t>
+      </w:r>
+      <w:r>
+        <w:rPr>
+          <w:rFonts w:ascii="Arial" w:eastAsia="Times New Roman" w:hAnsi="Arial" w:cs="Arial"/>
+          <w:color w:val="0A0A0A"/>
+          <w:shd w:val="clear" w:color="auto" w:fill="E5EDFF"/>
+        </w:rPr>
+        <w:br/>
+        <w:t>FROM countries</w:t>
+      </w:r>
+      <w:r>
+        <w:rPr>
+          <w:rFonts w:ascii="Arial" w:eastAsia="Times New Roman" w:hAnsi="Arial" w:cs="Arial"/>
+          <w:color w:val="0A0A0A"/>
+          <w:shd w:val="clear" w:color="auto" w:fill="E5EDFF"/>
+        </w:rPr>
+        <w:br/>
+        <w:t>) t</w:t>
+      </w:r>
+      <w:r>
+        <w:rPr>
+          <w:rFonts w:ascii="Arial" w:eastAsia="Times New Roman" w:hAnsi="Arial" w:cs="Arial"/>
+          <w:color w:val="0A0A0A"/>
+          <w:shd w:val="clear" w:color="auto" w:fill="E5EDFF"/>
+        </w:rPr>
+        <w:br/>
+        <w:t>WHERE running &lt;= total * 0.5;</w:t>
+      </w:r>
+    </w:p>
+    <w:p>
+      <w:pPr>
+        <w:shd w:val="clear" w:color="auto" w:fill="FFFFFF"/>
+        <w:spacing w:after="180" w:line="360" w:lineRule="atLeast"/>
+        <w:rPr>
+          <w:rFonts w:ascii="Arial" w:eastAsia="Times New Roman" w:hAnsi="Arial" w:cs="Arial"/>
+          <w:color w:val="0A0A0A"/>
+          <w:shd w:val="clear" w:color="auto" w:fill="E5EDFF"/>
+        </w:rPr>
+      </w:pPr>
+      <w:r>
+        <w:rPr>
+          <w:rFonts w:ascii="Arial" w:eastAsia="Times New Roman" w:hAnsi="Arial" w:cs="Arial"/>
+          <w:color w:val="0A0A0A"/>
+          <w:shd w:val="clear" w:color="auto" w:fill="E5EDFF"/>
+        </w:rPr>
+        <w:tab/>
+      </w:r>
+    </w:p>
+    <w:p>
+      <w:pPr>
+        <w:shd w:val="clear" w:color="auto" w:fill="FFFFFF"/>
+        <w:spacing w:after="180" w:line="360" w:lineRule="atLeast"/>
+        <w:rPr>
+          <w:rFonts w:ascii="Arial" w:eastAsia="Times New Roman" w:hAnsi="Arial" w:cs="Arial"/>
+          <w:color w:val="0A0A0A"/>
+          <w:shd w:val="clear" w:color="auto" w:fill="E5EDFF"/>
+          <w:lang w:val="es-MX"/>
+        </w:rPr>
+      </w:pPr>
+      <w:r>
+        <w:rPr>
+          <w:rFonts w:ascii="Arial" w:eastAsia="Times New Roman" w:hAnsi="Arial" w:cs="Arial"/>
+          <w:color w:val="0A0A0A"/>
+          <w:shd w:val="clear" w:color="auto" w:fill="E5EDFF"/>
         </w:rPr>
         <w:tab/>
       </w:r>
@@ -8271,6 +8428,7 @@
           <w:color w:val="0A0A0A"/>
           <w:shd w:val="clear" w:color="auto" w:fill="E5EDFF"/>
         </w:rPr>
+        <w:lastRenderedPageBreak/>
         <w:tab/>
       </w:r>
       <w:r>
@@ -8327,605 +8485,605 @@
           <w:color w:val="0A0A0A"/>
           <w:shd w:val="clear" w:color="auto" w:fill="E5EDFF"/>
         </w:rPr>
+        <w:tab/>
+      </w:r>
+      <w:r>
+        <w:rPr>
+          <w:rFonts w:ascii="Arial" w:eastAsia="Times New Roman" w:hAnsi="Arial" w:cs="Arial"/>
+          <w:color w:val="0A0A0A"/>
+          <w:shd w:val="clear" w:color="auto" w:fill="E5EDFF"/>
+          <w:lang w:val="es-MX"/>
+        </w:rPr>
+        <w:t xml:space="preserve">Where capital </w:t>
+      </w:r>
+      <w:r>
+        <w:rPr>
+          <w:rFonts w:ascii="Arial" w:eastAsia="Times New Roman" w:hAnsi="Arial" w:cs="Arial"/>
+          <w:color w:val="0A0A0A"/>
+          <w:highlight w:val="yellow"/>
+          <w:shd w:val="clear" w:color="auto" w:fill="E5EDFF"/>
+          <w:lang w:val="es-MX"/>
+        </w:rPr>
+        <w:t>regexp ‘([bcdfghjklmnpqrstvwxyz]</w:t>
+      </w:r>
+      <w:r>
+        <w:rPr>
+          <w:rFonts w:ascii="Arial" w:eastAsia="Times New Roman" w:hAnsi="Arial" w:cs="Arial"/>
+          <w:color w:val="0A0A0A"/>
+          <w:highlight w:val="yellow"/>
+          <w:shd w:val="clear" w:color="auto" w:fill="E5EDFF"/>
+          <w:lang w:val="es-MX"/>
+        </w:rPr>
+        <w:t>)\\1’</w:t>
+      </w:r>
+    </w:p>
+    <w:p>
+      <w:pPr>
+        <w:shd w:val="clear" w:color="auto" w:fill="FFFFFF"/>
+        <w:spacing w:after="180" w:line="360" w:lineRule="atLeast"/>
+        <w:rPr>
+          <w:rFonts w:ascii="Arial" w:eastAsia="Times New Roman" w:hAnsi="Arial" w:cs="Arial"/>
+          <w:color w:val="0A0A0A"/>
+          <w:shd w:val="clear" w:color="auto" w:fill="E5EDFF"/>
+          <w:lang w:val="es-MX"/>
+        </w:rPr>
+      </w:pPr>
+      <w:r>
+        <w:rPr>
+          <w:rFonts w:ascii="Arial" w:eastAsia="Times New Roman" w:hAnsi="Arial" w:cs="Arial"/>
+          <w:color w:val="0A0A0A"/>
+          <w:shd w:val="clear" w:color="auto" w:fill="E5EDFF"/>
+          <w:lang w:val="es-MX"/>
+        </w:rPr>
+        <w:tab/>
+      </w:r>
+      <w:r>
+        <w:rPr>
+          <w:rFonts w:ascii="Arial" w:eastAsia="Times New Roman" w:hAnsi="Arial" w:cs="Arial"/>
+          <w:color w:val="0A0A0A"/>
+          <w:shd w:val="clear" w:color="auto" w:fill="E5EDFF"/>
+          <w:lang w:val="es-MX"/>
+        </w:rPr>
+        <w:t>Países con suma acumulada de población mayor a 500M</w:t>
+      </w:r>
+    </w:p>
+    <w:p>
+      <w:pPr>
+        <w:shd w:val="clear" w:color="auto" w:fill="FFFFFF"/>
+        <w:spacing w:after="180" w:line="360" w:lineRule="atLeast"/>
+        <w:rPr>
+          <w:rFonts w:ascii="Arial" w:eastAsia="Times New Roman" w:hAnsi="Arial" w:cs="Arial"/>
+          <w:color w:val="0A0A0A"/>
+          <w:shd w:val="clear" w:color="auto" w:fill="E5EDFF"/>
+        </w:rPr>
+      </w:pPr>
+      <w:r>
+        <w:rPr>
+          <w:rFonts w:ascii="Arial" w:eastAsia="Times New Roman" w:hAnsi="Arial" w:cs="Arial"/>
+          <w:color w:val="0A0A0A"/>
+          <w:shd w:val="clear" w:color="auto" w:fill="E5EDFF"/>
+          <w:lang w:val="es-MX"/>
+        </w:rPr>
+        <w:tab/>
+      </w:r>
+      <w:r>
+        <w:rPr>
+          <w:rFonts w:ascii="Arial" w:eastAsia="Times New Roman" w:hAnsi="Arial" w:cs="Arial"/>
+          <w:color w:val="0A0A0A"/>
+          <w:shd w:val="clear" w:color="auto" w:fill="E5EDFF"/>
+        </w:rPr>
+        <w:t>Select name from</w:t>
+      </w:r>
+    </w:p>
+    <w:p>
+      <w:pPr>
+        <w:shd w:val="clear" w:color="auto" w:fill="FFFFFF"/>
+        <w:spacing w:after="180" w:line="360" w:lineRule="atLeast"/>
+        <w:rPr>
+          <w:rFonts w:ascii="Arial" w:eastAsia="Times New Roman" w:hAnsi="Arial" w:cs="Arial"/>
+          <w:color w:val="0A0A0A"/>
+          <w:shd w:val="clear" w:color="auto" w:fill="E5EDFF"/>
+        </w:rPr>
+      </w:pPr>
+      <w:r>
+        <w:rPr>
+          <w:rFonts w:ascii="Arial" w:eastAsia="Times New Roman" w:hAnsi="Arial" w:cs="Arial"/>
+          <w:color w:val="0A0A0A"/>
+          <w:shd w:val="clear" w:color="auto" w:fill="E5EDFF"/>
+        </w:rPr>
+        <w:tab/>
+      </w:r>
+      <w:r>
+        <w:rPr>
+          <w:rFonts w:ascii="Arial" w:eastAsia="Times New Roman" w:hAnsi="Arial" w:cs="Arial"/>
+          <w:color w:val="0A0A0A"/>
+          <w:shd w:val="clear" w:color="auto" w:fill="E5EDFF"/>
+        </w:rPr>
+        <w:t>(select name, sum(population) o</w:t>
+      </w:r>
+      <w:r>
+        <w:rPr>
+          <w:rFonts w:ascii="Arial" w:eastAsia="Times New Roman" w:hAnsi="Arial" w:cs="Arial"/>
+          <w:color w:val="0A0A0A"/>
+          <w:shd w:val="clear" w:color="auto" w:fill="E5EDFF"/>
+        </w:rPr>
+        <w:t>ver(order by</w:t>
+      </w:r>
+      <w:r>
+        <w:rPr>
+          <w:rFonts w:ascii="Arial" w:eastAsia="Times New Roman" w:hAnsi="Arial" w:cs="Arial"/>
+          <w:color w:val="0A0A0A"/>
+          <w:shd w:val="clear" w:color="auto" w:fill="E5EDFF"/>
+        </w:rPr>
+        <w:t xml:space="preserve"> population desc) running </w:t>
+      </w:r>
+    </w:p>
+    <w:p>
+      <w:pPr>
+        <w:shd w:val="clear" w:color="auto" w:fill="FFFFFF"/>
+        <w:spacing w:after="180" w:line="360" w:lineRule="atLeast"/>
+        <w:rPr>
+          <w:rFonts w:ascii="Arial" w:eastAsia="Times New Roman" w:hAnsi="Arial" w:cs="Arial"/>
+          <w:color w:val="0A0A0A"/>
+          <w:shd w:val="clear" w:color="auto" w:fill="E5EDFF"/>
+        </w:rPr>
+      </w:pPr>
+      <w:r>
+        <w:rPr>
+          <w:rFonts w:ascii="Arial" w:eastAsia="Times New Roman" w:hAnsi="Arial" w:cs="Arial"/>
+          <w:color w:val="0A0A0A"/>
+          <w:shd w:val="clear" w:color="auto" w:fill="E5EDFF"/>
+        </w:rPr>
+        <w:tab/>
+      </w:r>
+      <w:r>
+        <w:rPr>
+          <w:rFonts w:ascii="Arial" w:eastAsia="Times New Roman" w:hAnsi="Arial" w:cs="Arial"/>
+          <w:color w:val="0A0A0A"/>
+          <w:shd w:val="clear" w:color="auto" w:fill="E5EDFF"/>
+        </w:rPr>
+        <w:tab/>
+        <w:t>From countries)t )</w:t>
+      </w:r>
+    </w:p>
+    <w:p>
+      <w:pPr>
+        <w:shd w:val="clear" w:color="auto" w:fill="FFFFFF"/>
+        <w:spacing w:after="180" w:line="360" w:lineRule="atLeast"/>
+        <w:rPr>
+          <w:rFonts w:ascii="Arial" w:eastAsia="Times New Roman" w:hAnsi="Arial" w:cs="Arial"/>
+          <w:color w:val="0A0A0A"/>
+          <w:shd w:val="clear" w:color="auto" w:fill="E5EDFF"/>
+        </w:rPr>
+      </w:pPr>
+      <w:r>
+        <w:rPr>
+          <w:rFonts w:ascii="Arial" w:eastAsia="Times New Roman" w:hAnsi="Arial" w:cs="Arial"/>
+          <w:color w:val="0A0A0A"/>
+          <w:shd w:val="clear" w:color="auto" w:fill="E5EDFF"/>
+        </w:rPr>
+        <w:tab/>
+        <w:t>Where r</w:t>
+      </w:r>
+      <w:r>
+        <w:rPr>
+          <w:rFonts w:ascii="Arial" w:eastAsia="Times New Roman" w:hAnsi="Arial" w:cs="Arial"/>
+          <w:color w:val="0A0A0A"/>
+          <w:shd w:val="clear" w:color="auto" w:fill="E5EDFF"/>
+        </w:rPr>
+        <w:t>unning&gt;500000000</w:t>
+      </w:r>
+    </w:p>
+    <w:p>
+      <w:pPr>
+        <w:shd w:val="clear" w:color="auto" w:fill="FFFFFF"/>
+        <w:spacing w:after="180" w:line="360" w:lineRule="atLeast"/>
+        <w:rPr>
+          <w:rFonts w:ascii="Arial" w:eastAsia="Times New Roman" w:hAnsi="Arial" w:cs="Arial"/>
+          <w:color w:val="0A0A0A"/>
+          <w:shd w:val="clear" w:color="auto" w:fill="E5EDFF"/>
+        </w:rPr>
+      </w:pPr>
+    </w:p>
+    <w:p>
+      <w:pPr>
+        <w:shd w:val="clear" w:color="auto" w:fill="FFFFFF"/>
+        <w:spacing w:after="180" w:line="360" w:lineRule="atLeast"/>
+        <w:rPr>
+          <w:rFonts w:ascii="Arial" w:eastAsia="Times New Roman" w:hAnsi="Arial" w:cs="Arial"/>
+          <w:color w:val="0A0A0A"/>
+          <w:shd w:val="clear" w:color="auto" w:fill="E5EDFF"/>
+          <w:lang w:val="es-MX"/>
+        </w:rPr>
+      </w:pPr>
+      <w:r>
+        <w:rPr>
+          <w:rFonts w:ascii="Arial" w:eastAsia="Times New Roman" w:hAnsi="Arial" w:cs="Arial"/>
+          <w:color w:val="0A0A0A"/>
+          <w:shd w:val="clear" w:color="auto" w:fill="E5EDFF"/>
+        </w:rPr>
+        <w:tab/>
+      </w:r>
+      <w:r>
+        <w:rPr>
+          <w:rFonts w:ascii="Arial" w:eastAsia="Times New Roman" w:hAnsi="Arial" w:cs="Arial"/>
+          <w:color w:val="0A0A0A"/>
+          <w:shd w:val="clear" w:color="auto" w:fill="E5EDFF"/>
+          <w:lang w:val="es-MX"/>
+        </w:rPr>
+        <w:t>País cuyo nombre es substring de su capital</w:t>
+      </w:r>
+    </w:p>
+    <w:p>
+      <w:pPr>
+        <w:shd w:val="clear" w:color="auto" w:fill="FFFFFF"/>
+        <w:spacing w:after="180" w:line="360" w:lineRule="atLeast"/>
+        <w:rPr>
+          <w:rFonts w:ascii="Arial" w:eastAsia="Times New Roman" w:hAnsi="Arial" w:cs="Arial"/>
+          <w:color w:val="0A0A0A"/>
+          <w:shd w:val="clear" w:color="auto" w:fill="E5EDFF"/>
+        </w:rPr>
+      </w:pPr>
+      <w:r>
+        <w:rPr>
+          <w:rFonts w:ascii="Arial" w:eastAsia="Times New Roman" w:hAnsi="Arial" w:cs="Arial"/>
+          <w:color w:val="0A0A0A"/>
+          <w:shd w:val="clear" w:color="auto" w:fill="E5EDFF"/>
+          <w:lang w:val="es-MX"/>
+        </w:rPr>
+        <w:tab/>
+      </w:r>
+      <w:r>
+        <w:rPr>
+          <w:rFonts w:ascii="Arial" w:eastAsia="Times New Roman" w:hAnsi="Arial" w:cs="Arial"/>
+          <w:color w:val="0A0A0A"/>
+          <w:shd w:val="clear" w:color="auto" w:fill="E5EDFF"/>
+        </w:rPr>
+        <w:t>Select name from countries w</w:t>
+      </w:r>
+      <w:r>
+        <w:rPr>
+          <w:rFonts w:ascii="Arial" w:eastAsia="Times New Roman" w:hAnsi="Arial" w:cs="Arial"/>
+          <w:color w:val="0A0A0A"/>
+          <w:shd w:val="clear" w:color="auto" w:fill="E5EDFF"/>
+        </w:rPr>
+        <w:t xml:space="preserve">here capital </w:t>
+      </w:r>
+      <w:r>
+        <w:rPr>
+          <w:rFonts w:ascii="Arial" w:eastAsia="Times New Roman" w:hAnsi="Arial" w:cs="Arial"/>
+          <w:color w:val="0A0A0A"/>
+          <w:highlight w:val="yellow"/>
+          <w:shd w:val="clear" w:color="auto" w:fill="E5EDFF"/>
+        </w:rPr>
+        <w:t>like</w:t>
+      </w:r>
+      <w:r>
+        <w:rPr>
+          <w:rFonts w:ascii="Arial" w:eastAsia="Times New Roman" w:hAnsi="Arial" w:cs="Arial"/>
+          <w:color w:val="0A0A0A"/>
+          <w:shd w:val="clear" w:color="auto" w:fill="E5EDFF"/>
+        </w:rPr>
+        <w:t xml:space="preserve"> </w:t>
+      </w:r>
+      <w:r>
+        <w:rPr>
+          <w:rFonts w:ascii="Arial" w:eastAsia="Times New Roman" w:hAnsi="Arial" w:cs="Arial"/>
+          <w:color w:val="0A0A0A"/>
+          <w:highlight w:val="yellow"/>
+          <w:shd w:val="clear" w:color="auto" w:fill="E5EDFF"/>
+        </w:rPr>
+        <w:t>concat</w:t>
+      </w:r>
+      <w:r>
+        <w:rPr>
+          <w:rFonts w:ascii="Arial" w:eastAsia="Times New Roman" w:hAnsi="Arial" w:cs="Arial"/>
+          <w:color w:val="0A0A0A"/>
+          <w:shd w:val="clear" w:color="auto" w:fill="E5EDFF"/>
+        </w:rPr>
+        <w:t>(‘%’,name,’%’)</w:t>
+      </w:r>
+    </w:p>
+    <w:p>
+      <w:pPr>
+        <w:shd w:val="clear" w:color="auto" w:fill="FFFFFF"/>
+        <w:spacing w:after="180" w:line="360" w:lineRule="atLeast"/>
+        <w:rPr>
+          <w:rFonts w:ascii="Arial" w:eastAsia="Times New Roman" w:hAnsi="Arial" w:cs="Arial"/>
+          <w:color w:val="0A0A0A"/>
+          <w:shd w:val="clear" w:color="auto" w:fill="E5EDFF"/>
+        </w:rPr>
+      </w:pPr>
+    </w:p>
+    <w:p>
+      <w:pPr>
+        <w:shd w:val="clear" w:color="auto" w:fill="FFFFFF"/>
+        <w:spacing w:after="180" w:line="360" w:lineRule="atLeast"/>
+        <w:rPr>
+          <w:rFonts w:ascii="Arial" w:eastAsia="Times New Roman" w:hAnsi="Arial" w:cs="Arial"/>
+          <w:color w:val="0A0A0A"/>
+          <w:shd w:val="clear" w:color="auto" w:fill="E5EDFF"/>
+          <w:lang w:val="es-MX"/>
+        </w:rPr>
+      </w:pPr>
+      <w:r>
+        <w:rPr>
+          <w:rFonts w:ascii="Arial" w:eastAsia="Times New Roman" w:hAnsi="Arial" w:cs="Arial"/>
+          <w:color w:val="0A0A0A"/>
+          <w:shd w:val="clear" w:color="auto" w:fill="E5EDFF"/>
+        </w:rPr>
+        <w:tab/>
+      </w:r>
+      <w:r>
+        <w:rPr>
+          <w:rFonts w:ascii="Arial" w:eastAsia="Times New Roman" w:hAnsi="Arial" w:cs="Arial"/>
+          <w:color w:val="0A0A0A"/>
+          <w:shd w:val="clear" w:color="auto" w:fill="E5EDFF"/>
+          <w:lang w:val="es-MX"/>
+        </w:rPr>
+        <w:t>Países con 2 vocales juntas en el nombre</w:t>
+      </w:r>
+    </w:p>
+    <w:p>
+      <w:pPr>
+        <w:shd w:val="clear" w:color="auto" w:fill="FFFFFF"/>
+        <w:spacing w:after="180" w:line="360" w:lineRule="atLeast"/>
+        <w:rPr>
+          <w:rFonts w:ascii="Arial" w:eastAsia="Times New Roman" w:hAnsi="Arial" w:cs="Arial"/>
+          <w:color w:val="0A0A0A"/>
+          <w:shd w:val="clear" w:color="auto" w:fill="E5EDFF"/>
+        </w:rPr>
+      </w:pPr>
+      <w:r>
+        <w:rPr>
+          <w:rFonts w:ascii="Arial" w:eastAsia="Times New Roman" w:hAnsi="Arial" w:cs="Arial"/>
+          <w:color w:val="0A0A0A"/>
+          <w:shd w:val="clear" w:color="auto" w:fill="E5EDFF"/>
+          <w:lang w:val="es-MX"/>
+        </w:rPr>
+        <w:tab/>
+      </w:r>
+      <w:r>
+        <w:rPr>
+          <w:rFonts w:ascii="Arial" w:eastAsia="Times New Roman" w:hAnsi="Arial" w:cs="Arial"/>
+          <w:color w:val="0A0A0A"/>
+          <w:shd w:val="clear" w:color="auto" w:fill="E5EDFF"/>
+        </w:rPr>
+        <w:t>Select name from coutries w</w:t>
+      </w:r>
+      <w:r>
+        <w:rPr>
+          <w:rFonts w:ascii="Arial" w:eastAsia="Times New Roman" w:hAnsi="Arial" w:cs="Arial"/>
+          <w:color w:val="0A0A0A"/>
+          <w:shd w:val="clear" w:color="auto" w:fill="E5EDFF"/>
+        </w:rPr>
+        <w:t>here capital regexp(‘[aeiouAEIOU]{2}’)</w:t>
+      </w:r>
+      <w:r>
+        <w:rPr>
+          <w:rFonts w:ascii="Arial" w:eastAsia="Times New Roman" w:hAnsi="Arial" w:cs="Arial"/>
+          <w:color w:val="0A0A0A"/>
+          <w:shd w:val="clear" w:color="auto" w:fill="E5EDFF"/>
+        </w:rPr>
+        <w:tab/>
+      </w:r>
+    </w:p>
+    <w:p>
+      <w:pPr>
+        <w:shd w:val="clear" w:color="auto" w:fill="FFFFFF"/>
+        <w:spacing w:after="180" w:line="360" w:lineRule="atLeast"/>
+        <w:rPr>
+          <w:rFonts w:ascii="Arial" w:eastAsia="Times New Roman" w:hAnsi="Arial" w:cs="Arial"/>
+          <w:color w:val="0A0A0A"/>
+          <w:shd w:val="clear" w:color="auto" w:fill="E5EDFF"/>
+        </w:rPr>
+      </w:pPr>
+    </w:p>
+    <w:p>
+      <w:pPr>
+        <w:shd w:val="clear" w:color="auto" w:fill="FFFFFF"/>
+        <w:spacing w:after="180" w:line="360" w:lineRule="atLeast"/>
+        <w:rPr>
+          <w:rFonts w:ascii="Arial" w:eastAsia="Times New Roman" w:hAnsi="Arial" w:cs="Arial"/>
+          <w:color w:val="0A0A0A"/>
+          <w:shd w:val="clear" w:color="auto" w:fill="E5EDFF"/>
+          <w:lang w:val="es-MX"/>
+        </w:rPr>
+      </w:pPr>
+      <w:r>
+        <w:rPr>
+          <w:rFonts w:ascii="Arial" w:eastAsia="Times New Roman" w:hAnsi="Arial" w:cs="Arial"/>
+          <w:color w:val="0A0A0A"/>
+          <w:shd w:val="clear" w:color="auto" w:fill="E5EDFF"/>
+        </w:rPr>
+        <w:tab/>
+      </w:r>
+      <w:r>
+        <w:rPr>
+          <w:rFonts w:ascii="Arial" w:eastAsia="Times New Roman" w:hAnsi="Arial" w:cs="Arial"/>
+          <w:color w:val="0A0A0A"/>
+          <w:shd w:val="clear" w:color="auto" w:fill="E5EDFF"/>
+          <w:lang w:val="es-MX"/>
+        </w:rPr>
+        <w:t xml:space="preserve">Países donde la población sea mayor q la </w:t>
+      </w:r>
+      <w:r>
+        <w:rPr>
+          <w:rFonts w:ascii="Arial" w:eastAsia="Times New Roman" w:hAnsi="Arial" w:cs="Arial"/>
+          <w:color w:val="0A0A0A"/>
+          <w:shd w:val="clear" w:color="auto" w:fill="E5EDFF"/>
+          <w:lang w:val="es-MX"/>
+        </w:rPr>
+        <w:t>suma de población de los 2 paises mas pequeños</w:t>
+      </w:r>
+    </w:p>
+    <w:p>
+      <w:pPr>
+        <w:shd w:val="clear" w:color="auto" w:fill="FFFFFF"/>
+        <w:spacing w:after="180" w:line="360" w:lineRule="atLeast"/>
+        <w:rPr>
+          <w:rFonts w:ascii="Arial" w:eastAsia="Times New Roman" w:hAnsi="Arial" w:cs="Arial"/>
+          <w:color w:val="0A0A0A"/>
+          <w:shd w:val="clear" w:color="auto" w:fill="E5EDFF"/>
+        </w:rPr>
+      </w:pPr>
+      <w:r>
+        <w:rPr>
+          <w:rFonts w:ascii="Arial" w:eastAsia="Times New Roman" w:hAnsi="Arial" w:cs="Arial"/>
+          <w:color w:val="0A0A0A"/>
+          <w:shd w:val="clear" w:color="auto" w:fill="E5EDFF"/>
+          <w:lang w:val="es-MX"/>
+        </w:rPr>
+        <w:tab/>
+      </w:r>
+      <w:r>
+        <w:rPr>
+          <w:rFonts w:ascii="Arial" w:eastAsia="Times New Roman" w:hAnsi="Arial" w:cs="Arial"/>
+          <w:color w:val="0A0A0A"/>
+          <w:shd w:val="clear" w:color="auto" w:fill="E5EDFF"/>
+        </w:rPr>
+        <w:t>Select name, population from co</w:t>
+      </w:r>
+      <w:r>
+        <w:rPr>
+          <w:rFonts w:ascii="Arial" w:eastAsia="Times New Roman" w:hAnsi="Arial" w:cs="Arial"/>
+          <w:color w:val="0A0A0A"/>
+          <w:shd w:val="clear" w:color="auto" w:fill="E5EDFF"/>
+        </w:rPr>
+        <w:t xml:space="preserve">untries where population &gt; ( </w:t>
+      </w:r>
+      <w:r>
+        <w:rPr>
+          <w:rFonts w:ascii="Arial" w:eastAsia="Times New Roman" w:hAnsi="Arial" w:cs="Arial"/>
+          <w:color w:val="0A0A0A"/>
+          <w:highlight w:val="yellow"/>
+          <w:shd w:val="clear" w:color="auto" w:fill="E5EDFF"/>
+        </w:rPr>
+        <w:t>select sum(population) from (select sum(population)</w:t>
+      </w:r>
+      <w:r>
+        <w:rPr>
+          <w:rFonts w:ascii="Arial" w:eastAsia="Times New Roman" w:hAnsi="Arial" w:cs="Arial"/>
+          <w:color w:val="0A0A0A"/>
+          <w:shd w:val="clear" w:color="auto" w:fill="E5EDFF"/>
+        </w:rPr>
+        <w:t xml:space="preserve"> from countries order by population limit 2) t)</w:t>
+      </w:r>
+    </w:p>
+    <w:p>
+      <w:pPr>
+        <w:shd w:val="clear" w:color="auto" w:fill="FFFFFF"/>
+        <w:spacing w:after="180" w:line="360" w:lineRule="atLeast"/>
+        <w:rPr>
+          <w:rFonts w:ascii="Arial" w:eastAsia="Times New Roman" w:hAnsi="Arial" w:cs="Arial"/>
+          <w:color w:val="0A0A0A"/>
+          <w:shd w:val="clear" w:color="auto" w:fill="E5EDFF"/>
+        </w:rPr>
+      </w:pPr>
+    </w:p>
+    <w:p>
+      <w:pPr>
+        <w:shd w:val="clear" w:color="auto" w:fill="FFFFFF"/>
+        <w:spacing w:after="180" w:line="360" w:lineRule="atLeast"/>
+        <w:rPr>
+          <w:rFonts w:ascii="Arial" w:eastAsia="Times New Roman" w:hAnsi="Arial" w:cs="Arial"/>
+          <w:color w:val="0A0A0A"/>
+          <w:shd w:val="clear" w:color="auto" w:fill="E5EDFF"/>
+          <w:lang w:val="es-MX"/>
+        </w:rPr>
+      </w:pPr>
+      <w:r>
+        <w:rPr>
+          <w:rFonts w:ascii="Arial" w:eastAsia="Times New Roman" w:hAnsi="Arial" w:cs="Arial"/>
+          <w:color w:val="0A0A0A"/>
+          <w:shd w:val="clear" w:color="auto" w:fill="E5EDFF"/>
+        </w:rPr>
+        <w:tab/>
+      </w:r>
+      <w:r>
+        <w:rPr>
+          <w:rFonts w:ascii="Arial" w:eastAsia="Times New Roman" w:hAnsi="Arial" w:cs="Arial"/>
+          <w:color w:val="0A0A0A"/>
+          <w:shd w:val="clear" w:color="auto" w:fill="E5EDFF"/>
+          <w:lang w:val="es-MX"/>
+        </w:rPr>
+        <w:t>Países cuya población NO esta entre 2</w:t>
+      </w:r>
+      <w:r>
+        <w:rPr>
+          <w:rFonts w:ascii="Arial" w:eastAsia="Times New Roman" w:hAnsi="Arial" w:cs="Arial"/>
+          <w:color w:val="0A0A0A"/>
+          <w:shd w:val="clear" w:color="auto" w:fill="E5EDFF"/>
+          <w:lang w:val="es-MX"/>
+        </w:rPr>
+        <w:t>000000 y 10000000</w:t>
+      </w:r>
+    </w:p>
+    <w:p>
+      <w:pPr>
+        <w:shd w:val="clear" w:color="auto" w:fill="FFFFFF"/>
+        <w:spacing w:after="180" w:line="360" w:lineRule="atLeast"/>
+        <w:rPr>
+          <w:rFonts w:ascii="Arial" w:eastAsia="Times New Roman" w:hAnsi="Arial" w:cs="Arial"/>
+          <w:color w:val="0A0A0A"/>
+          <w:shd w:val="clear" w:color="auto" w:fill="E5EDFF"/>
+        </w:rPr>
+      </w:pPr>
+      <w:r>
+        <w:rPr>
+          <w:rFonts w:ascii="Arial" w:eastAsia="Times New Roman" w:hAnsi="Arial" w:cs="Arial"/>
+          <w:color w:val="0A0A0A"/>
+          <w:shd w:val="clear" w:color="auto" w:fill="E5EDFF"/>
+          <w:lang w:val="es-MX"/>
+        </w:rPr>
+        <w:tab/>
+      </w:r>
+      <w:r>
+        <w:rPr>
+          <w:rFonts w:ascii="Arial" w:eastAsia="Times New Roman" w:hAnsi="Arial" w:cs="Arial"/>
+          <w:color w:val="0A0A0A"/>
+          <w:shd w:val="clear" w:color="auto" w:fill="E5EDFF"/>
+        </w:rPr>
+        <w:t>Select name, population from c</w:t>
+      </w:r>
+      <w:r>
+        <w:rPr>
+          <w:rFonts w:ascii="Arial" w:eastAsia="Times New Roman" w:hAnsi="Arial" w:cs="Arial"/>
+          <w:color w:val="0A0A0A"/>
+          <w:shd w:val="clear" w:color="auto" w:fill="E5EDFF"/>
+        </w:rPr>
+        <w:t>ountries where population NOT BETWEEN 2000000 AND 10000000</w:t>
+      </w:r>
+    </w:p>
+    <w:p>
+      <w:pPr>
+        <w:shd w:val="clear" w:color="auto" w:fill="FFFFFF"/>
+        <w:spacing w:after="180" w:line="360" w:lineRule="atLeast"/>
+        <w:rPr>
+          <w:rFonts w:ascii="Arial" w:eastAsia="Times New Roman" w:hAnsi="Arial" w:cs="Arial"/>
+          <w:color w:val="0A0A0A"/>
+          <w:shd w:val="clear" w:color="auto" w:fill="E5EDFF"/>
+        </w:rPr>
+      </w:pPr>
+    </w:p>
+    <w:p>
+      <w:pPr>
+        <w:shd w:val="clear" w:color="auto" w:fill="FFFFFF"/>
+        <w:spacing w:after="180" w:line="360" w:lineRule="atLeast"/>
+        <w:rPr>
+          <w:rFonts w:ascii="Arial" w:eastAsia="Times New Roman" w:hAnsi="Arial" w:cs="Arial"/>
+          <w:color w:val="0A0A0A"/>
+          <w:shd w:val="clear" w:color="auto" w:fill="E5EDFF"/>
+          <w:lang w:val="es-MX"/>
+        </w:rPr>
+      </w:pPr>
+      <w:r>
+        <w:rPr>
+          <w:rFonts w:ascii="Arial" w:eastAsia="Times New Roman" w:hAnsi="Arial" w:cs="Arial"/>
+          <w:color w:val="0A0A0A"/>
+          <w:shd w:val="clear" w:color="auto" w:fill="E5EDFF"/>
+        </w:rPr>
         <w:lastRenderedPageBreak/>
-        <w:tab/>
-      </w:r>
-      <w:r>
-        <w:rPr>
-          <w:rFonts w:ascii="Arial" w:eastAsia="Times New Roman" w:hAnsi="Arial" w:cs="Arial"/>
-          <w:color w:val="0A0A0A"/>
-          <w:shd w:val="clear" w:color="auto" w:fill="E5EDFF"/>
-          <w:lang w:val="es-MX"/>
-        </w:rPr>
-        <w:t xml:space="preserve">Where capital </w:t>
-      </w:r>
-      <w:r>
-        <w:rPr>
-          <w:rFonts w:ascii="Arial" w:eastAsia="Times New Roman" w:hAnsi="Arial" w:cs="Arial"/>
-          <w:color w:val="0A0A0A"/>
-          <w:highlight w:val="yellow"/>
-          <w:shd w:val="clear" w:color="auto" w:fill="E5EDFF"/>
-          <w:lang w:val="es-MX"/>
-        </w:rPr>
-        <w:t>regexp ‘([bcdfghjklmnpqrstvwxyz]</w:t>
-      </w:r>
-      <w:r>
-        <w:rPr>
-          <w:rFonts w:ascii="Arial" w:eastAsia="Times New Roman" w:hAnsi="Arial" w:cs="Arial"/>
-          <w:color w:val="0A0A0A"/>
-          <w:highlight w:val="yellow"/>
-          <w:shd w:val="clear" w:color="auto" w:fill="E5EDFF"/>
-          <w:lang w:val="es-MX"/>
-        </w:rPr>
-        <w:t>)\\1’</w:t>
-      </w:r>
-    </w:p>
-    <w:p>
-      <w:pPr>
-        <w:shd w:val="clear" w:color="auto" w:fill="FFFFFF"/>
-        <w:spacing w:after="180" w:line="360" w:lineRule="atLeast"/>
-        <w:rPr>
-          <w:rFonts w:ascii="Arial" w:eastAsia="Times New Roman" w:hAnsi="Arial" w:cs="Arial"/>
-          <w:color w:val="0A0A0A"/>
-          <w:shd w:val="clear" w:color="auto" w:fill="E5EDFF"/>
-          <w:lang w:val="es-MX"/>
-        </w:rPr>
-      </w:pPr>
-      <w:r>
-        <w:rPr>
-          <w:rFonts w:ascii="Arial" w:eastAsia="Times New Roman" w:hAnsi="Arial" w:cs="Arial"/>
-          <w:color w:val="0A0A0A"/>
-          <w:shd w:val="clear" w:color="auto" w:fill="E5EDFF"/>
-          <w:lang w:val="es-MX"/>
-        </w:rPr>
-        <w:tab/>
-      </w:r>
-      <w:r>
-        <w:rPr>
-          <w:rFonts w:ascii="Arial" w:eastAsia="Times New Roman" w:hAnsi="Arial" w:cs="Arial"/>
-          <w:color w:val="0A0A0A"/>
-          <w:shd w:val="clear" w:color="auto" w:fill="E5EDFF"/>
-          <w:lang w:val="es-MX"/>
-        </w:rPr>
-        <w:t>Países con suma acumulada de población mayor a 500M</w:t>
-      </w:r>
-    </w:p>
-    <w:p>
-      <w:pPr>
-        <w:shd w:val="clear" w:color="auto" w:fill="FFFFFF"/>
-        <w:spacing w:after="180" w:line="360" w:lineRule="atLeast"/>
-        <w:rPr>
-          <w:rFonts w:ascii="Arial" w:eastAsia="Times New Roman" w:hAnsi="Arial" w:cs="Arial"/>
-          <w:color w:val="0A0A0A"/>
-          <w:shd w:val="clear" w:color="auto" w:fill="E5EDFF"/>
-        </w:rPr>
-      </w:pPr>
-      <w:r>
-        <w:rPr>
-          <w:rFonts w:ascii="Arial" w:eastAsia="Times New Roman" w:hAnsi="Arial" w:cs="Arial"/>
-          <w:color w:val="0A0A0A"/>
-          <w:shd w:val="clear" w:color="auto" w:fill="E5EDFF"/>
-          <w:lang w:val="es-MX"/>
-        </w:rPr>
-        <w:tab/>
-      </w:r>
-      <w:r>
-        <w:rPr>
-          <w:rFonts w:ascii="Arial" w:eastAsia="Times New Roman" w:hAnsi="Arial" w:cs="Arial"/>
-          <w:color w:val="0A0A0A"/>
-          <w:shd w:val="clear" w:color="auto" w:fill="E5EDFF"/>
-        </w:rPr>
-        <w:t>Select name from</w:t>
-      </w:r>
-    </w:p>
-    <w:p>
-      <w:pPr>
-        <w:shd w:val="clear" w:color="auto" w:fill="FFFFFF"/>
-        <w:spacing w:after="180" w:line="360" w:lineRule="atLeast"/>
-        <w:rPr>
-          <w:rFonts w:ascii="Arial" w:eastAsia="Times New Roman" w:hAnsi="Arial" w:cs="Arial"/>
-          <w:color w:val="0A0A0A"/>
-          <w:shd w:val="clear" w:color="auto" w:fill="E5EDFF"/>
-        </w:rPr>
-      </w:pPr>
-      <w:r>
-        <w:rPr>
-          <w:rFonts w:ascii="Arial" w:eastAsia="Times New Roman" w:hAnsi="Arial" w:cs="Arial"/>
-          <w:color w:val="0A0A0A"/>
-          <w:shd w:val="clear" w:color="auto" w:fill="E5EDFF"/>
-        </w:rPr>
-        <w:tab/>
-      </w:r>
-      <w:r>
-        <w:rPr>
-          <w:rFonts w:ascii="Arial" w:eastAsia="Times New Roman" w:hAnsi="Arial" w:cs="Arial"/>
-          <w:color w:val="0A0A0A"/>
-          <w:shd w:val="clear" w:color="auto" w:fill="E5EDFF"/>
-        </w:rPr>
-        <w:t>(select name, sum(population) o</w:t>
-      </w:r>
-      <w:r>
-        <w:rPr>
-          <w:rFonts w:ascii="Arial" w:eastAsia="Times New Roman" w:hAnsi="Arial" w:cs="Arial"/>
-          <w:color w:val="0A0A0A"/>
-          <w:shd w:val="clear" w:color="auto" w:fill="E5EDFF"/>
-        </w:rPr>
-        <w:t>ver(order by</w:t>
-      </w:r>
-      <w:r>
-        <w:rPr>
-          <w:rFonts w:ascii="Arial" w:eastAsia="Times New Roman" w:hAnsi="Arial" w:cs="Arial"/>
-          <w:color w:val="0A0A0A"/>
-          <w:shd w:val="clear" w:color="auto" w:fill="E5EDFF"/>
-        </w:rPr>
-        <w:t xml:space="preserve"> population desc) running </w:t>
-      </w:r>
-    </w:p>
-    <w:p>
-      <w:pPr>
-        <w:shd w:val="clear" w:color="auto" w:fill="FFFFFF"/>
-        <w:spacing w:after="180" w:line="360" w:lineRule="atLeast"/>
-        <w:rPr>
-          <w:rFonts w:ascii="Arial" w:eastAsia="Times New Roman" w:hAnsi="Arial" w:cs="Arial"/>
-          <w:color w:val="0A0A0A"/>
-          <w:shd w:val="clear" w:color="auto" w:fill="E5EDFF"/>
-        </w:rPr>
-      </w:pPr>
-      <w:r>
-        <w:rPr>
-          <w:rFonts w:ascii="Arial" w:eastAsia="Times New Roman" w:hAnsi="Arial" w:cs="Arial"/>
-          <w:color w:val="0A0A0A"/>
-          <w:shd w:val="clear" w:color="auto" w:fill="E5EDFF"/>
-        </w:rPr>
-        <w:tab/>
-      </w:r>
-      <w:r>
-        <w:rPr>
-          <w:rFonts w:ascii="Arial" w:eastAsia="Times New Roman" w:hAnsi="Arial" w:cs="Arial"/>
-          <w:color w:val="0A0A0A"/>
-          <w:shd w:val="clear" w:color="auto" w:fill="E5EDFF"/>
-        </w:rPr>
-        <w:tab/>
-        <w:t>From countries)t )</w:t>
-      </w:r>
-    </w:p>
-    <w:p>
-      <w:pPr>
-        <w:shd w:val="clear" w:color="auto" w:fill="FFFFFF"/>
-        <w:spacing w:after="180" w:line="360" w:lineRule="atLeast"/>
-        <w:rPr>
-          <w:rFonts w:ascii="Arial" w:eastAsia="Times New Roman" w:hAnsi="Arial" w:cs="Arial"/>
-          <w:color w:val="0A0A0A"/>
-          <w:shd w:val="clear" w:color="auto" w:fill="E5EDFF"/>
-        </w:rPr>
-      </w:pPr>
-      <w:r>
-        <w:rPr>
-          <w:rFonts w:ascii="Arial" w:eastAsia="Times New Roman" w:hAnsi="Arial" w:cs="Arial"/>
-          <w:color w:val="0A0A0A"/>
-          <w:shd w:val="clear" w:color="auto" w:fill="E5EDFF"/>
-        </w:rPr>
-        <w:tab/>
-        <w:t>Where r</w:t>
-      </w:r>
-      <w:r>
-        <w:rPr>
-          <w:rFonts w:ascii="Arial" w:eastAsia="Times New Roman" w:hAnsi="Arial" w:cs="Arial"/>
-          <w:color w:val="0A0A0A"/>
-          <w:shd w:val="clear" w:color="auto" w:fill="E5EDFF"/>
-        </w:rPr>
-        <w:t>unning&gt;500000000</w:t>
-      </w:r>
-    </w:p>
-    <w:p>
-      <w:pPr>
-        <w:shd w:val="clear" w:color="auto" w:fill="FFFFFF"/>
-        <w:spacing w:after="180" w:line="360" w:lineRule="atLeast"/>
-        <w:rPr>
-          <w:rFonts w:ascii="Arial" w:eastAsia="Times New Roman" w:hAnsi="Arial" w:cs="Arial"/>
-          <w:color w:val="0A0A0A"/>
-          <w:shd w:val="clear" w:color="auto" w:fill="E5EDFF"/>
-        </w:rPr>
-      </w:pPr>
-    </w:p>
-    <w:p>
-      <w:pPr>
-        <w:shd w:val="clear" w:color="auto" w:fill="FFFFFF"/>
-        <w:spacing w:after="180" w:line="360" w:lineRule="atLeast"/>
-        <w:rPr>
-          <w:rFonts w:ascii="Arial" w:eastAsia="Times New Roman" w:hAnsi="Arial" w:cs="Arial"/>
-          <w:color w:val="0A0A0A"/>
-          <w:shd w:val="clear" w:color="auto" w:fill="E5EDFF"/>
-          <w:lang w:val="es-MX"/>
-        </w:rPr>
-      </w:pPr>
-      <w:r>
-        <w:rPr>
-          <w:rFonts w:ascii="Arial" w:eastAsia="Times New Roman" w:hAnsi="Arial" w:cs="Arial"/>
-          <w:color w:val="0A0A0A"/>
-          <w:shd w:val="clear" w:color="auto" w:fill="E5EDFF"/>
-        </w:rPr>
-        <w:tab/>
-      </w:r>
-      <w:r>
-        <w:rPr>
-          <w:rFonts w:ascii="Arial" w:eastAsia="Times New Roman" w:hAnsi="Arial" w:cs="Arial"/>
-          <w:color w:val="0A0A0A"/>
-          <w:shd w:val="clear" w:color="auto" w:fill="E5EDFF"/>
-          <w:lang w:val="es-MX"/>
-        </w:rPr>
-        <w:t>País cuyo nombre es substring de su capital</w:t>
-      </w:r>
-    </w:p>
-    <w:p>
-      <w:pPr>
-        <w:shd w:val="clear" w:color="auto" w:fill="FFFFFF"/>
-        <w:spacing w:after="180" w:line="360" w:lineRule="atLeast"/>
-        <w:rPr>
-          <w:rFonts w:ascii="Arial" w:eastAsia="Times New Roman" w:hAnsi="Arial" w:cs="Arial"/>
-          <w:color w:val="0A0A0A"/>
-          <w:shd w:val="clear" w:color="auto" w:fill="E5EDFF"/>
-        </w:rPr>
-      </w:pPr>
-      <w:r>
-        <w:rPr>
-          <w:rFonts w:ascii="Arial" w:eastAsia="Times New Roman" w:hAnsi="Arial" w:cs="Arial"/>
-          <w:color w:val="0A0A0A"/>
-          <w:shd w:val="clear" w:color="auto" w:fill="E5EDFF"/>
-          <w:lang w:val="es-MX"/>
-        </w:rPr>
-        <w:tab/>
-      </w:r>
-      <w:r>
-        <w:rPr>
-          <w:rFonts w:ascii="Arial" w:eastAsia="Times New Roman" w:hAnsi="Arial" w:cs="Arial"/>
-          <w:color w:val="0A0A0A"/>
-          <w:shd w:val="clear" w:color="auto" w:fill="E5EDFF"/>
-        </w:rPr>
-        <w:t>Select name from countries w</w:t>
-      </w:r>
-      <w:r>
-        <w:rPr>
-          <w:rFonts w:ascii="Arial" w:eastAsia="Times New Roman" w:hAnsi="Arial" w:cs="Arial"/>
-          <w:color w:val="0A0A0A"/>
-          <w:shd w:val="clear" w:color="auto" w:fill="E5EDFF"/>
-        </w:rPr>
-        <w:t xml:space="preserve">here capital </w:t>
-      </w:r>
-      <w:r>
-        <w:rPr>
-          <w:rFonts w:ascii="Arial" w:eastAsia="Times New Roman" w:hAnsi="Arial" w:cs="Arial"/>
-          <w:color w:val="0A0A0A"/>
-          <w:highlight w:val="yellow"/>
-          <w:shd w:val="clear" w:color="auto" w:fill="E5EDFF"/>
-        </w:rPr>
-        <w:t>like</w:t>
-      </w:r>
-      <w:r>
-        <w:rPr>
-          <w:rFonts w:ascii="Arial" w:eastAsia="Times New Roman" w:hAnsi="Arial" w:cs="Arial"/>
-          <w:color w:val="0A0A0A"/>
-          <w:shd w:val="clear" w:color="auto" w:fill="E5EDFF"/>
-        </w:rPr>
-        <w:t xml:space="preserve"> </w:t>
-      </w:r>
-      <w:r>
-        <w:rPr>
-          <w:rFonts w:ascii="Arial" w:eastAsia="Times New Roman" w:hAnsi="Arial" w:cs="Arial"/>
-          <w:color w:val="0A0A0A"/>
-          <w:highlight w:val="yellow"/>
-          <w:shd w:val="clear" w:color="auto" w:fill="E5EDFF"/>
-        </w:rPr>
-        <w:t>concat</w:t>
-      </w:r>
-      <w:r>
-        <w:rPr>
-          <w:rFonts w:ascii="Arial" w:eastAsia="Times New Roman" w:hAnsi="Arial" w:cs="Arial"/>
-          <w:color w:val="0A0A0A"/>
-          <w:shd w:val="clear" w:color="auto" w:fill="E5EDFF"/>
-        </w:rPr>
-        <w:t>(‘%’,name,’%’)</w:t>
-      </w:r>
-    </w:p>
-    <w:p>
-      <w:pPr>
-        <w:shd w:val="clear" w:color="auto" w:fill="FFFFFF"/>
-        <w:spacing w:after="180" w:line="360" w:lineRule="atLeast"/>
-        <w:rPr>
-          <w:rFonts w:ascii="Arial" w:eastAsia="Times New Roman" w:hAnsi="Arial" w:cs="Arial"/>
-          <w:color w:val="0A0A0A"/>
-          <w:shd w:val="clear" w:color="auto" w:fill="E5EDFF"/>
-        </w:rPr>
-      </w:pPr>
-    </w:p>
-    <w:p>
-      <w:pPr>
-        <w:shd w:val="clear" w:color="auto" w:fill="FFFFFF"/>
-        <w:spacing w:after="180" w:line="360" w:lineRule="atLeast"/>
-        <w:rPr>
-          <w:rFonts w:ascii="Arial" w:eastAsia="Times New Roman" w:hAnsi="Arial" w:cs="Arial"/>
-          <w:color w:val="0A0A0A"/>
-          <w:shd w:val="clear" w:color="auto" w:fill="E5EDFF"/>
-          <w:lang w:val="es-MX"/>
-        </w:rPr>
-      </w:pPr>
-      <w:r>
-        <w:rPr>
-          <w:rFonts w:ascii="Arial" w:eastAsia="Times New Roman" w:hAnsi="Arial" w:cs="Arial"/>
-          <w:color w:val="0A0A0A"/>
-          <w:shd w:val="clear" w:color="auto" w:fill="E5EDFF"/>
-        </w:rPr>
-        <w:tab/>
-      </w:r>
-      <w:r>
-        <w:rPr>
-          <w:rFonts w:ascii="Arial" w:eastAsia="Times New Roman" w:hAnsi="Arial" w:cs="Arial"/>
-          <w:color w:val="0A0A0A"/>
-          <w:shd w:val="clear" w:color="auto" w:fill="E5EDFF"/>
-          <w:lang w:val="es-MX"/>
-        </w:rPr>
-        <w:t>Países con 2 vocales juntas en el nombre</w:t>
-      </w:r>
-    </w:p>
-    <w:p>
-      <w:pPr>
-        <w:shd w:val="clear" w:color="auto" w:fill="FFFFFF"/>
-        <w:spacing w:after="180" w:line="360" w:lineRule="atLeast"/>
-        <w:rPr>
-          <w:rFonts w:ascii="Arial" w:eastAsia="Times New Roman" w:hAnsi="Arial" w:cs="Arial"/>
-          <w:color w:val="0A0A0A"/>
-          <w:shd w:val="clear" w:color="auto" w:fill="E5EDFF"/>
-        </w:rPr>
-      </w:pPr>
-      <w:r>
-        <w:rPr>
-          <w:rFonts w:ascii="Arial" w:eastAsia="Times New Roman" w:hAnsi="Arial" w:cs="Arial"/>
-          <w:color w:val="0A0A0A"/>
-          <w:shd w:val="clear" w:color="auto" w:fill="E5EDFF"/>
-          <w:lang w:val="es-MX"/>
-        </w:rPr>
-        <w:tab/>
-      </w:r>
-      <w:r>
-        <w:rPr>
-          <w:rFonts w:ascii="Arial" w:eastAsia="Times New Roman" w:hAnsi="Arial" w:cs="Arial"/>
-          <w:color w:val="0A0A0A"/>
-          <w:shd w:val="clear" w:color="auto" w:fill="E5EDFF"/>
-        </w:rPr>
-        <w:t>Select name from coutries w</w:t>
-      </w:r>
-      <w:r>
-        <w:rPr>
-          <w:rFonts w:ascii="Arial" w:eastAsia="Times New Roman" w:hAnsi="Arial" w:cs="Arial"/>
-          <w:color w:val="0A0A0A"/>
-          <w:shd w:val="clear" w:color="auto" w:fill="E5EDFF"/>
-        </w:rPr>
-        <w:t>here capital regexp(‘[aeiouAEIOU]{2}’)</w:t>
-      </w:r>
-      <w:r>
-        <w:rPr>
-          <w:rFonts w:ascii="Arial" w:eastAsia="Times New Roman" w:hAnsi="Arial" w:cs="Arial"/>
-          <w:color w:val="0A0A0A"/>
-          <w:shd w:val="clear" w:color="auto" w:fill="E5EDFF"/>
-        </w:rPr>
-        <w:tab/>
-      </w:r>
-    </w:p>
-    <w:p>
-      <w:pPr>
-        <w:shd w:val="clear" w:color="auto" w:fill="FFFFFF"/>
-        <w:spacing w:after="180" w:line="360" w:lineRule="atLeast"/>
-        <w:rPr>
-          <w:rFonts w:ascii="Arial" w:eastAsia="Times New Roman" w:hAnsi="Arial" w:cs="Arial"/>
-          <w:color w:val="0A0A0A"/>
-          <w:shd w:val="clear" w:color="auto" w:fill="E5EDFF"/>
-        </w:rPr>
-      </w:pPr>
-    </w:p>
-    <w:p>
-      <w:pPr>
-        <w:shd w:val="clear" w:color="auto" w:fill="FFFFFF"/>
-        <w:spacing w:after="180" w:line="360" w:lineRule="atLeast"/>
-        <w:rPr>
-          <w:rFonts w:ascii="Arial" w:eastAsia="Times New Roman" w:hAnsi="Arial" w:cs="Arial"/>
-          <w:color w:val="0A0A0A"/>
-          <w:shd w:val="clear" w:color="auto" w:fill="E5EDFF"/>
-          <w:lang w:val="es-MX"/>
-        </w:rPr>
-      </w:pPr>
-      <w:r>
-        <w:rPr>
-          <w:rFonts w:ascii="Arial" w:eastAsia="Times New Roman" w:hAnsi="Arial" w:cs="Arial"/>
-          <w:color w:val="0A0A0A"/>
-          <w:shd w:val="clear" w:color="auto" w:fill="E5EDFF"/>
-        </w:rPr>
-        <w:tab/>
-      </w:r>
-      <w:r>
-        <w:rPr>
-          <w:rFonts w:ascii="Arial" w:eastAsia="Times New Roman" w:hAnsi="Arial" w:cs="Arial"/>
-          <w:color w:val="0A0A0A"/>
-          <w:shd w:val="clear" w:color="auto" w:fill="E5EDFF"/>
-          <w:lang w:val="es-MX"/>
-        </w:rPr>
-        <w:t xml:space="preserve">Países donde la población sea mayor q la </w:t>
-      </w:r>
-      <w:r>
-        <w:rPr>
-          <w:rFonts w:ascii="Arial" w:eastAsia="Times New Roman" w:hAnsi="Arial" w:cs="Arial"/>
-          <w:color w:val="0A0A0A"/>
-          <w:shd w:val="clear" w:color="auto" w:fill="E5EDFF"/>
-          <w:lang w:val="es-MX"/>
-        </w:rPr>
-        <w:t>suma de población de los 2 paises mas pequeños</w:t>
-      </w:r>
-    </w:p>
-    <w:p>
-      <w:pPr>
-        <w:shd w:val="clear" w:color="auto" w:fill="FFFFFF"/>
-        <w:spacing w:after="180" w:line="360" w:lineRule="atLeast"/>
-        <w:rPr>
-          <w:rFonts w:ascii="Arial" w:eastAsia="Times New Roman" w:hAnsi="Arial" w:cs="Arial"/>
-          <w:color w:val="0A0A0A"/>
-          <w:shd w:val="clear" w:color="auto" w:fill="E5EDFF"/>
-        </w:rPr>
-      </w:pPr>
-      <w:r>
-        <w:rPr>
-          <w:rFonts w:ascii="Arial" w:eastAsia="Times New Roman" w:hAnsi="Arial" w:cs="Arial"/>
-          <w:color w:val="0A0A0A"/>
-          <w:shd w:val="clear" w:color="auto" w:fill="E5EDFF"/>
-          <w:lang w:val="es-MX"/>
-        </w:rPr>
-        <w:tab/>
-      </w:r>
-      <w:r>
-        <w:rPr>
-          <w:rFonts w:ascii="Arial" w:eastAsia="Times New Roman" w:hAnsi="Arial" w:cs="Arial"/>
-          <w:color w:val="0A0A0A"/>
-          <w:shd w:val="clear" w:color="auto" w:fill="E5EDFF"/>
-        </w:rPr>
-        <w:t>Select name, population from co</w:t>
-      </w:r>
-      <w:r>
-        <w:rPr>
-          <w:rFonts w:ascii="Arial" w:eastAsia="Times New Roman" w:hAnsi="Arial" w:cs="Arial"/>
-          <w:color w:val="0A0A0A"/>
-          <w:shd w:val="clear" w:color="auto" w:fill="E5EDFF"/>
-        </w:rPr>
-        <w:t xml:space="preserve">untries where population &gt; ( </w:t>
-      </w:r>
-      <w:r>
-        <w:rPr>
-          <w:rFonts w:ascii="Arial" w:eastAsia="Times New Roman" w:hAnsi="Arial" w:cs="Arial"/>
-          <w:color w:val="0A0A0A"/>
-          <w:highlight w:val="yellow"/>
-          <w:shd w:val="clear" w:color="auto" w:fill="E5EDFF"/>
-        </w:rPr>
-        <w:t>select sum(population) from (select sum(population)</w:t>
-      </w:r>
-      <w:r>
-        <w:rPr>
-          <w:rFonts w:ascii="Arial" w:eastAsia="Times New Roman" w:hAnsi="Arial" w:cs="Arial"/>
-          <w:color w:val="0A0A0A"/>
-          <w:shd w:val="clear" w:color="auto" w:fill="E5EDFF"/>
-        </w:rPr>
-        <w:t xml:space="preserve"> from countries order by population limit 2) t)</w:t>
-      </w:r>
-    </w:p>
-    <w:p>
-      <w:pPr>
-        <w:shd w:val="clear" w:color="auto" w:fill="FFFFFF"/>
-        <w:spacing w:after="180" w:line="360" w:lineRule="atLeast"/>
-        <w:rPr>
-          <w:rFonts w:ascii="Arial" w:eastAsia="Times New Roman" w:hAnsi="Arial" w:cs="Arial"/>
-          <w:color w:val="0A0A0A"/>
-          <w:shd w:val="clear" w:color="auto" w:fill="E5EDFF"/>
-        </w:rPr>
-      </w:pPr>
-    </w:p>
-    <w:p>
-      <w:pPr>
-        <w:shd w:val="clear" w:color="auto" w:fill="FFFFFF"/>
-        <w:spacing w:after="180" w:line="360" w:lineRule="atLeast"/>
-        <w:rPr>
-          <w:rFonts w:ascii="Arial" w:eastAsia="Times New Roman" w:hAnsi="Arial" w:cs="Arial"/>
-          <w:color w:val="0A0A0A"/>
-          <w:shd w:val="clear" w:color="auto" w:fill="E5EDFF"/>
-          <w:lang w:val="es-MX"/>
-        </w:rPr>
-      </w:pPr>
-      <w:r>
-        <w:rPr>
-          <w:rFonts w:ascii="Arial" w:eastAsia="Times New Roman" w:hAnsi="Arial" w:cs="Arial"/>
-          <w:color w:val="0A0A0A"/>
-          <w:shd w:val="clear" w:color="auto" w:fill="E5EDFF"/>
-        </w:rPr>
-        <w:tab/>
-      </w:r>
-      <w:r>
-        <w:rPr>
-          <w:rFonts w:ascii="Arial" w:eastAsia="Times New Roman" w:hAnsi="Arial" w:cs="Arial"/>
-          <w:color w:val="0A0A0A"/>
-          <w:shd w:val="clear" w:color="auto" w:fill="E5EDFF"/>
-          <w:lang w:val="es-MX"/>
-        </w:rPr>
-        <w:t>Países cuya población NO esta entre 2</w:t>
-      </w:r>
-      <w:r>
-        <w:rPr>
-          <w:rFonts w:ascii="Arial" w:eastAsia="Times New Roman" w:hAnsi="Arial" w:cs="Arial"/>
-          <w:color w:val="0A0A0A"/>
-          <w:shd w:val="clear" w:color="auto" w:fill="E5EDFF"/>
-          <w:lang w:val="es-MX"/>
-        </w:rPr>
-        <w:t>000000 y 10000000</w:t>
-      </w:r>
-    </w:p>
-    <w:p>
-      <w:pPr>
-        <w:shd w:val="clear" w:color="auto" w:fill="FFFFFF"/>
-        <w:spacing w:after="180" w:line="360" w:lineRule="atLeast"/>
-        <w:rPr>
-          <w:rFonts w:ascii="Arial" w:eastAsia="Times New Roman" w:hAnsi="Arial" w:cs="Arial"/>
-          <w:color w:val="0A0A0A"/>
-          <w:shd w:val="clear" w:color="auto" w:fill="E5EDFF"/>
-        </w:rPr>
-      </w:pPr>
-      <w:r>
-        <w:rPr>
-          <w:rFonts w:ascii="Arial" w:eastAsia="Times New Roman" w:hAnsi="Arial" w:cs="Arial"/>
-          <w:color w:val="0A0A0A"/>
-          <w:shd w:val="clear" w:color="auto" w:fill="E5EDFF"/>
-          <w:lang w:val="es-MX"/>
-        </w:rPr>
-        <w:tab/>
-      </w:r>
-      <w:r>
-        <w:rPr>
-          <w:rFonts w:ascii="Arial" w:eastAsia="Times New Roman" w:hAnsi="Arial" w:cs="Arial"/>
-          <w:color w:val="0A0A0A"/>
-          <w:shd w:val="clear" w:color="auto" w:fill="E5EDFF"/>
-        </w:rPr>
-        <w:t>Select name, population from c</w:t>
-      </w:r>
-      <w:r>
-        <w:rPr>
-          <w:rFonts w:ascii="Arial" w:eastAsia="Times New Roman" w:hAnsi="Arial" w:cs="Arial"/>
-          <w:color w:val="0A0A0A"/>
-          <w:shd w:val="clear" w:color="auto" w:fill="E5EDFF"/>
-        </w:rPr>
-        <w:t>ountries where population NOT BETWEEN 2000000 AND 10000000</w:t>
-      </w:r>
-    </w:p>
-    <w:p>
-      <w:pPr>
-        <w:shd w:val="clear" w:color="auto" w:fill="FFFFFF"/>
-        <w:spacing w:after="180" w:line="360" w:lineRule="atLeast"/>
-        <w:rPr>
-          <w:rFonts w:ascii="Arial" w:eastAsia="Times New Roman" w:hAnsi="Arial" w:cs="Arial"/>
-          <w:color w:val="0A0A0A"/>
-          <w:shd w:val="clear" w:color="auto" w:fill="E5EDFF"/>
-        </w:rPr>
-      </w:pPr>
-    </w:p>
-    <w:p>
-      <w:pPr>
-        <w:shd w:val="clear" w:color="auto" w:fill="FFFFFF"/>
-        <w:spacing w:after="180" w:line="360" w:lineRule="atLeast"/>
-        <w:rPr>
-          <w:rFonts w:ascii="Arial" w:eastAsia="Times New Roman" w:hAnsi="Arial" w:cs="Arial"/>
-          <w:color w:val="0A0A0A"/>
-          <w:shd w:val="clear" w:color="auto" w:fill="E5EDFF"/>
-          <w:lang w:val="es-MX"/>
-        </w:rPr>
-      </w:pPr>
-      <w:r>
-        <w:rPr>
-          <w:rFonts w:ascii="Arial" w:eastAsia="Times New Roman" w:hAnsi="Arial" w:cs="Arial"/>
-          <w:color w:val="0A0A0A"/>
-          <w:shd w:val="clear" w:color="auto" w:fill="E5EDFF"/>
-        </w:rPr>
         <w:tab/>
       </w:r>
       <w:r>
@@ -9645,6 +9803,7 @@
           <w:highlight w:val="yellow"/>
           <w:shd w:val="clear" w:color="auto" w:fill="E5EDFF"/>
         </w:rPr>
+        <w:lastRenderedPageBreak/>
         <w:t>join countries cc</w:t>
       </w:r>
     </w:p>
@@ -9698,7 +9857,6 @@
           <w:shd w:val="clear" w:color="auto" w:fill="E5EDFF"/>
           <w:lang w:val="es-MX"/>
         </w:rPr>
-        <w:lastRenderedPageBreak/>
         <w:t xml:space="preserve">Diferencia de población respecto al </w:t>
       </w:r>
       <w:r>
@@ -10232,6 +10390,7 @@
           <w:color w:val="0A0A0A"/>
           <w:shd w:val="clear" w:color="auto" w:fill="E5EDFF"/>
         </w:rPr>
+        <w:lastRenderedPageBreak/>
         <w:t>   </w:t>
       </w:r>
       <w:r>
@@ -10297,7 +10456,6 @@
           <w:color w:val="0A0A0A"/>
           <w:shd w:val="clear" w:color="auto" w:fill="E5EDFF"/>
         </w:rPr>
-        <w:lastRenderedPageBreak/>
         <w:tab/>
       </w:r>
       <w:r>
@@ -10910,6 +11068,7 @@
           <w:color w:val="0A0A0A"/>
           <w:shd w:val="clear" w:color="auto" w:fill="E5EDFF"/>
         </w:rPr>
+        <w:lastRenderedPageBreak/>
         <w:t>FROM STATION</w:t>
       </w:r>
       <w:r>
@@ -10977,7 +11136,6 @@
           <w:color w:val="0A0A0A"/>
           <w:shd w:val="clear" w:color="auto" w:fill="E5EDFF"/>
         </w:rPr>
-        <w:lastRenderedPageBreak/>
         <w:t>Query the list of </w:t>
       </w:r>
       <w:r>
@@ -11319,7 +11477,7 @@
                     <pic:cNvPicPr/>
                   </pic:nvPicPr>
                   <pic:blipFill>
-                    <a:blip r:embed="rId54"/>
+                    <a:blip r:embed="rId55"/>
                     <a:stretch>
                       <a:fillRect/>
                     </a:stretch>
@@ -11396,7 +11554,7 @@
                     <pic:cNvPicPr/>
                   </pic:nvPicPr>
                   <pic:blipFill>
-                    <a:blip r:embed="rId55"/>
+                    <a:blip r:embed="rId56"/>
                     <a:stretch>
                       <a:fillRect/>
                     </a:stretch>
@@ -11551,7 +11709,6 @@
           <w:shd w:val="clear" w:color="auto" w:fill="E5EDFF"/>
           <w:lang w:val="es-MX"/>
         </w:rPr>
-        <w:lastRenderedPageBreak/>
         <w:drawing>
           <wp:inline distT="0" distB="0" distL="0" distR="0" wp14:anchorId="15F39DBC" wp14:editId="3DF70193">
             <wp:extent cx="2210108" cy="1428949"/>
@@ -11568,7 +11725,7 @@
                     <pic:cNvPicPr/>
                   </pic:nvPicPr>
                   <pic:blipFill>
-                    <a:blip r:embed="rId56"/>
+                    <a:blip r:embed="rId57"/>
                     <a:stretch>
                       <a:fillRect/>
                     </a:stretch>
@@ -11929,6 +12086,7 @@
           <w:color w:val="0A0A0A"/>
           <w:shd w:val="clear" w:color="auto" w:fill="E5EDFF"/>
         </w:rPr>
+        <w:lastRenderedPageBreak/>
         <w:t>join regions as r on c.REGION_ID=r.ID</w:t>
       </w:r>
     </w:p>
@@ -12217,15 +12375,13 @@
           <w:rFonts w:ascii="Arial" w:eastAsia="Times New Roman" w:hAnsi="Arial" w:cs="Arial"/>
           <w:color w:val="0A0A0A"/>
           <w:shd w:val="clear" w:color="auto" w:fill="E5EDFF"/>
-          <w:lang w:val="es-MX"/>
-        </w:rPr>
-      </w:pPr>
-      <w:r>
-        <w:rPr>
-          <w:rFonts w:ascii="Arial" w:eastAsia="Times New Roman" w:hAnsi="Arial" w:cs="Arial"/>
-          <w:color w:val="0A0A0A"/>
-          <w:shd w:val="clear" w:color="auto" w:fill="E5EDFF"/>
-          <w:lang w:val="es-MX"/>
+        </w:rPr>
+      </w:pPr>
+      <w:r>
+        <w:rPr>
+          <w:rFonts w:ascii="Arial" w:eastAsia="Times New Roman" w:hAnsi="Arial" w:cs="Arial"/>
+          <w:color w:val="0A0A0A"/>
+          <w:shd w:val="clear" w:color="auto" w:fill="E5EDFF"/>
         </w:rPr>
         <w:t>Ranking de países por población</w:t>
       </w:r>
@@ -12246,16 +12402,14 @@
           <w:rFonts w:ascii="Arial" w:eastAsia="Times New Roman" w:hAnsi="Arial" w:cs="Arial"/>
           <w:color w:val="0A0A0A"/>
           <w:shd w:val="clear" w:color="auto" w:fill="E5EDFF"/>
-          <w:lang w:val="es-MX"/>
-        </w:rPr>
-        <w:tab/>
-      </w:r>
-      <w:r>
-        <w:rPr>
-          <w:rFonts w:ascii="Arial" w:eastAsia="Times New Roman" w:hAnsi="Arial" w:cs="Arial"/>
-          <w:color w:val="0A0A0A"/>
-          <w:shd w:val="clear" w:color="auto" w:fill="E5EDFF"/>
-          <w:lang w:val="es-MX"/>
+        </w:rPr>
+        <w:tab/>
+      </w:r>
+      <w:r>
+        <w:rPr>
+          <w:rFonts w:ascii="Arial" w:eastAsia="Times New Roman" w:hAnsi="Arial" w:cs="Arial"/>
+          <w:color w:val="0A0A0A"/>
+          <w:shd w:val="clear" w:color="auto" w:fill="E5EDFF"/>
         </w:rPr>
         <w:t xml:space="preserve"> </w:t>
       </w:r>
@@ -12361,7 +12515,7 @@
                     <pic:cNvPicPr/>
                   </pic:nvPicPr>
                   <pic:blipFill>
-                    <a:blip r:embed="rId57"/>
+                    <a:blip r:embed="rId58"/>
                     <a:stretch>
                       <a:fillRect/>
                     </a:stretch>
@@ -12411,6 +12565,7 @@
           <w:color w:val="0A0A0A"/>
           <w:shd w:val="clear" w:color="auto" w:fill="E5EDFF"/>
         </w:rPr>
+        <w:lastRenderedPageBreak/>
         <w:t xml:space="preserve">Top 3 países por </w:t>
       </w:r>
       <w:r>
@@ -12439,7 +12594,6 @@
           <w:color w:val="0A0A0A"/>
           <w:shd w:val="clear" w:color="auto" w:fill="E5EDFF"/>
         </w:rPr>
-        <w:lastRenderedPageBreak/>
         <w:drawing>
           <wp:inline distT="0" distB="0" distL="0" distR="0" wp14:anchorId="6B20075B" wp14:editId="46C7244C">
             <wp:extent cx="5696745" cy="1257475"/>
@@ -12456,7 +12610,7 @@
                     <pic:cNvPicPr/>
                   </pic:nvPicPr>
                   <pic:blipFill>
-                    <a:blip r:embed="rId58"/>
+                    <a:blip r:embed="rId59"/>
                     <a:stretch>
                       <a:fillRect/>
                     </a:stretch>
@@ -12510,7 +12664,7 @@
                     <pic:cNvPicPr/>
                   </pic:nvPicPr>
                   <pic:blipFill>
-                    <a:blip r:embed="rId59"/>
+                    <a:blip r:embed="rId60"/>
                     <a:stretch>
                       <a:fillRect/>
                     </a:stretch>
@@ -12699,7 +12853,7 @@
                     <pic:cNvPicPr/>
                   </pic:nvPicPr>
                   <pic:blipFill>
-                    <a:blip r:embed="rId60"/>
+                    <a:blip r:embed="rId61"/>
                     <a:stretch>
                       <a:fillRect/>
                     </a:stretch>
@@ -12808,6 +12962,7 @@
           <w:color w:val="0A0A0A"/>
           <w:shd w:val="clear" w:color="auto" w:fill="E5EDFF"/>
         </w:rPr>
+        <w:lastRenderedPageBreak/>
         <w:t>join sub_regions as s on s.ID=c.SUB_REGION_ID</w:t>
       </w:r>
     </w:p>
@@ -12828,7 +12983,6 @@
           <w:color w:val="0A0A0A"/>
           <w:shd w:val="clear" w:color="auto" w:fill="E5EDFF"/>
         </w:rPr>
-        <w:lastRenderedPageBreak/>
         <w:t>group by s.name</w:t>
       </w:r>
     </w:p>
@@ -12963,7 +13117,7 @@
                     <pic:cNvPicPr/>
                   </pic:nvPicPr>
                   <pic:blipFill>
-                    <a:blip r:embed="rId61"/>
+                    <a:blip r:embed="rId62"/>
                     <a:stretch>
                       <a:fillRect/>
                     </a:stretch>
@@ -13055,7 +13209,7 @@
                     <pic:cNvPicPr/>
                   </pic:nvPicPr>
                   <pic:blipFill>
-                    <a:blip r:embed="rId62"/>
+                    <a:blip r:embed="rId63"/>
                     <a:stretch>
                       <a:fillRect/>
                     </a:stretch>
@@ -13139,7 +13293,7 @@
                     <pic:cNvPicPr/>
                   </pic:nvPicPr>
                   <pic:blipFill>
-                    <a:blip r:embed="rId63"/>
+                    <a:blip r:embed="rId64"/>
                     <a:stretch>
                       <a:fillRect/>
                     </a:stretch>
@@ -13185,6 +13339,7 @@
           <w:rFonts w:ascii="Arial" w:eastAsia="Times New Roman" w:hAnsi="Arial" w:cs="Arial"/>
           <w:shd w:val="clear" w:color="auto" w:fill="E5EDFF"/>
         </w:rPr>
+        <w:lastRenderedPageBreak/>
         <w:t>DELIMITER $$</w:t>
       </w:r>
     </w:p>
@@ -13202,295 +13357,295 @@
           <w:rFonts w:ascii="Arial" w:eastAsia="Times New Roman" w:hAnsi="Arial" w:cs="Arial"/>
           <w:shd w:val="clear" w:color="auto" w:fill="E5EDFF"/>
         </w:rPr>
+        <w:t xml:space="preserve">CREATE TRIGGER logOrder </w:t>
+      </w:r>
+    </w:p>
+    <w:p>
+      <w:pPr>
+        <w:shd w:val="clear" w:color="auto" w:fill="FFFFFF"/>
+        <w:spacing w:after="180" w:line="360" w:lineRule="atLeast"/>
+        <w:rPr>
+          <w:rFonts w:ascii="Arial" w:eastAsia="Times New Roman" w:hAnsi="Arial" w:cs="Arial"/>
+          <w:shd w:val="clear" w:color="auto" w:fill="E5EDFF"/>
+        </w:rPr>
+      </w:pPr>
+      <w:r>
+        <w:rPr>
+          <w:rFonts w:ascii="Arial" w:eastAsia="Times New Roman" w:hAnsi="Arial" w:cs="Arial"/>
+          <w:shd w:val="clear" w:color="auto" w:fill="E5EDFF"/>
+        </w:rPr>
+        <w:t xml:space="preserve">AFTER INSERT </w:t>
+      </w:r>
+    </w:p>
+    <w:p>
+      <w:pPr>
+        <w:shd w:val="clear" w:color="auto" w:fill="FFFFFF"/>
+        <w:spacing w:after="180" w:line="360" w:lineRule="atLeast"/>
+        <w:rPr>
+          <w:rFonts w:ascii="Arial" w:eastAsia="Times New Roman" w:hAnsi="Arial" w:cs="Arial"/>
+          <w:shd w:val="clear" w:color="auto" w:fill="E5EDFF"/>
+        </w:rPr>
+      </w:pPr>
+      <w:r>
+        <w:rPr>
+          <w:rFonts w:ascii="Arial" w:eastAsia="Times New Roman" w:hAnsi="Arial" w:cs="Arial"/>
+          <w:shd w:val="clear" w:color="auto" w:fill="E5EDFF"/>
+        </w:rPr>
+        <w:t>ON orders</w:t>
+      </w:r>
+    </w:p>
+    <w:p>
+      <w:pPr>
+        <w:shd w:val="clear" w:color="auto" w:fill="FFFFFF"/>
+        <w:spacing w:after="180" w:line="360" w:lineRule="atLeast"/>
+        <w:rPr>
+          <w:rFonts w:ascii="Arial" w:eastAsia="Times New Roman" w:hAnsi="Arial" w:cs="Arial"/>
+          <w:shd w:val="clear" w:color="auto" w:fill="E5EDFF"/>
+        </w:rPr>
+      </w:pPr>
+      <w:r>
+        <w:rPr>
+          <w:rFonts w:ascii="Arial" w:eastAsia="Times New Roman" w:hAnsi="Arial" w:cs="Arial"/>
+          <w:shd w:val="clear" w:color="auto" w:fill="E5EDFF"/>
+        </w:rPr>
+        <w:t>FOR EACH ROW</w:t>
+      </w:r>
+    </w:p>
+    <w:p>
+      <w:pPr>
+        <w:shd w:val="clear" w:color="auto" w:fill="FFFFFF"/>
+        <w:spacing w:after="180" w:line="360" w:lineRule="atLeast"/>
+        <w:rPr>
+          <w:rFonts w:ascii="Arial" w:eastAsia="Times New Roman" w:hAnsi="Arial" w:cs="Arial"/>
+          <w:shd w:val="clear" w:color="auto" w:fill="E5EDFF"/>
+        </w:rPr>
+      </w:pPr>
+      <w:r>
+        <w:rPr>
+          <w:rFonts w:ascii="Arial" w:eastAsia="Times New Roman" w:hAnsi="Arial" w:cs="Arial"/>
+          <w:shd w:val="clear" w:color="auto" w:fill="E5EDFF"/>
+        </w:rPr>
+        <w:t>BEGIN</w:t>
+      </w:r>
+    </w:p>
+    <w:p>
+      <w:pPr>
+        <w:shd w:val="clear" w:color="auto" w:fill="FFFFFF"/>
+        <w:spacing w:after="180" w:line="360" w:lineRule="atLeast"/>
+        <w:rPr>
+          <w:rFonts w:ascii="Arial" w:eastAsia="Times New Roman" w:hAnsi="Arial" w:cs="Arial"/>
+          <w:shd w:val="clear" w:color="auto" w:fill="E5EDFF"/>
+        </w:rPr>
+      </w:pPr>
+      <w:r>
+        <w:rPr>
+          <w:rFonts w:ascii="Arial" w:eastAsia="Times New Roman" w:hAnsi="Arial" w:cs="Arial"/>
+          <w:shd w:val="clear" w:color="auto" w:fill="E5EDFF"/>
+        </w:rPr>
+        <w:tab/>
+        <w:t>SET @last_client_id = NEW.customer_id;</w:t>
+      </w:r>
+    </w:p>
+    <w:p>
+      <w:pPr>
+        <w:shd w:val="clear" w:color="auto" w:fill="FFFFFF"/>
+        <w:spacing w:after="180" w:line="360" w:lineRule="atLeast"/>
+        <w:rPr>
+          <w:rFonts w:ascii="Arial" w:eastAsia="Times New Roman" w:hAnsi="Arial" w:cs="Arial"/>
+          <w:shd w:val="clear" w:color="auto" w:fill="E5EDFF"/>
+        </w:rPr>
+      </w:pPr>
+      <w:r>
+        <w:rPr>
+          <w:rFonts w:ascii="Arial" w:eastAsia="Times New Roman" w:hAnsi="Arial" w:cs="Arial"/>
+          <w:shd w:val="clear" w:color="auto" w:fill="E5EDFF"/>
+        </w:rPr>
+        <w:t xml:space="preserve">    SET @quantity = NEW.quantity;</w:t>
+      </w:r>
+    </w:p>
+    <w:p>
+      <w:pPr>
+        <w:shd w:val="clear" w:color="auto" w:fill="FFFFFF"/>
+        <w:spacing w:after="180" w:line="360" w:lineRule="atLeast"/>
+        <w:rPr>
+          <w:rFonts w:ascii="Arial" w:eastAsia="Times New Roman" w:hAnsi="Arial" w:cs="Arial"/>
+          <w:shd w:val="clear" w:color="auto" w:fill="E5EDFF"/>
+        </w:rPr>
+      </w:pPr>
+      <w:r>
+        <w:rPr>
+          <w:rFonts w:ascii="Arial" w:eastAsia="Times New Roman" w:hAnsi="Arial" w:cs="Arial"/>
+          <w:shd w:val="clear" w:color="auto" w:fill="E5EDFF"/>
+        </w:rPr>
+        <w:t xml:space="preserve">    SET @product_id = NEW.product_id;</w:t>
+      </w:r>
+    </w:p>
+    <w:p>
+      <w:pPr>
+        <w:shd w:val="clear" w:color="auto" w:fill="FFFFFF"/>
+        <w:spacing w:after="180" w:line="360" w:lineRule="atLeast"/>
+        <w:rPr>
+          <w:rFonts w:ascii="Arial" w:eastAsia="Times New Roman" w:hAnsi="Arial" w:cs="Arial"/>
+          <w:shd w:val="clear" w:color="auto" w:fill="E5EDFF"/>
+        </w:rPr>
+      </w:pPr>
+      <w:r>
+        <w:rPr>
+          <w:rFonts w:ascii="Arial" w:eastAsia="Times New Roman" w:hAnsi="Arial" w:cs="Arial"/>
+          <w:shd w:val="clear" w:color="auto" w:fill="E5EDFF"/>
+        </w:rPr>
+        <w:t xml:space="preserve">    </w:t>
+      </w:r>
+    </w:p>
+    <w:p>
+      <w:pPr>
+        <w:shd w:val="clear" w:color="auto" w:fill="FFFFFF"/>
+        <w:spacing w:after="180" w:line="360" w:lineRule="atLeast"/>
+        <w:rPr>
+          <w:rFonts w:ascii="Arial" w:eastAsia="Times New Roman" w:hAnsi="Arial" w:cs="Arial"/>
+          <w:shd w:val="clear" w:color="auto" w:fill="E5EDFF"/>
+        </w:rPr>
+      </w:pPr>
+      <w:r>
+        <w:rPr>
+          <w:rFonts w:ascii="Arial" w:eastAsia="Times New Roman" w:hAnsi="Arial" w:cs="Arial"/>
+          <w:shd w:val="clear" w:color="auto" w:fill="E5EDFF"/>
+        </w:rPr>
+        <w:t xml:space="preserve">    SET @customerName = (SELECT customer_name from customers where customer_id= @last_client_id);</w:t>
+      </w:r>
+    </w:p>
+    <w:p>
+      <w:pPr>
+        <w:shd w:val="clear" w:color="auto" w:fill="FFFFFF"/>
+        <w:spacing w:after="180" w:line="360" w:lineRule="atLeast"/>
+        <w:rPr>
+          <w:rFonts w:ascii="Arial" w:eastAsia="Times New Roman" w:hAnsi="Arial" w:cs="Arial"/>
+          <w:shd w:val="clear" w:color="auto" w:fill="E5EDFF"/>
+        </w:rPr>
+      </w:pPr>
+      <w:r>
+        <w:rPr>
+          <w:rFonts w:ascii="Arial" w:eastAsia="Times New Roman" w:hAnsi="Arial" w:cs="Arial"/>
+          <w:shd w:val="clear" w:color="auto" w:fill="E5EDFF"/>
+        </w:rPr>
+        <w:t xml:space="preserve">    </w:t>
+      </w:r>
+    </w:p>
+    <w:p>
+      <w:pPr>
+        <w:shd w:val="clear" w:color="auto" w:fill="FFFFFF"/>
+        <w:spacing w:after="180" w:line="360" w:lineRule="atLeast"/>
+        <w:rPr>
+          <w:rFonts w:ascii="Arial" w:eastAsia="Times New Roman" w:hAnsi="Arial" w:cs="Arial"/>
+          <w:shd w:val="clear" w:color="auto" w:fill="E5EDFF"/>
+        </w:rPr>
+      </w:pPr>
+      <w:r>
+        <w:rPr>
+          <w:rFonts w:ascii="Arial" w:eastAsia="Times New Roman" w:hAnsi="Arial" w:cs="Arial"/>
+          <w:shd w:val="clear" w:color="auto" w:fill="E5EDFF"/>
+        </w:rPr>
+        <w:t xml:space="preserve">    INSERT INTO log(description, quantity, product_id) VALUES (CONCAT('client was: ',@last_client_id), @quantity, @product_id);</w:t>
+      </w:r>
+    </w:p>
+    <w:p>
+      <w:pPr>
+        <w:shd w:val="clear" w:color="auto" w:fill="FFFFFF"/>
+        <w:spacing w:after="180" w:line="360" w:lineRule="atLeast"/>
+        <w:rPr>
+          <w:rFonts w:ascii="Arial" w:eastAsia="Times New Roman" w:hAnsi="Arial" w:cs="Arial"/>
+          <w:shd w:val="clear" w:color="auto" w:fill="E5EDFF"/>
+        </w:rPr>
+      </w:pPr>
+      <w:r>
+        <w:rPr>
+          <w:rFonts w:ascii="Arial" w:eastAsia="Times New Roman" w:hAnsi="Arial" w:cs="Arial"/>
+          <w:shd w:val="clear" w:color="auto" w:fill="E5EDFF"/>
+        </w:rPr>
+        <w:t xml:space="preserve">    </w:t>
+      </w:r>
+    </w:p>
+    <w:p>
+      <w:pPr>
+        <w:shd w:val="clear" w:color="auto" w:fill="FFFFFF"/>
+        <w:spacing w:after="180" w:line="360" w:lineRule="atLeast"/>
+        <w:rPr>
+          <w:rFonts w:ascii="Arial" w:eastAsia="Times New Roman" w:hAnsi="Arial" w:cs="Arial"/>
+          <w:shd w:val="clear" w:color="auto" w:fill="E5EDFF"/>
+        </w:rPr>
+      </w:pPr>
+      <w:r>
+        <w:rPr>
+          <w:rFonts w:ascii="Arial" w:eastAsia="Times New Roman" w:hAnsi="Arial" w:cs="Arial"/>
+          <w:shd w:val="clear" w:color="auto" w:fill="E5EDFF"/>
+        </w:rPr>
+        <w:t>END$$</w:t>
+      </w:r>
+    </w:p>
+    <w:p>
+      <w:pPr>
+        <w:shd w:val="clear" w:color="auto" w:fill="FFFFFF"/>
+        <w:spacing w:after="180" w:line="360" w:lineRule="atLeast"/>
+        <w:rPr>
+          <w:rFonts w:ascii="Arial" w:eastAsia="Times New Roman" w:hAnsi="Arial" w:cs="Arial"/>
+          <w:shd w:val="clear" w:color="auto" w:fill="E5EDFF"/>
+        </w:rPr>
+      </w:pPr>
+    </w:p>
+    <w:p>
+      <w:pPr>
+        <w:shd w:val="clear" w:color="auto" w:fill="FFFFFF"/>
+        <w:spacing w:after="180" w:line="360" w:lineRule="atLeast"/>
+        <w:rPr>
+          <w:rFonts w:ascii="Arial" w:eastAsia="Times New Roman" w:hAnsi="Arial" w:cs="Arial"/>
+          <w:shd w:val="clear" w:color="auto" w:fill="E5EDFF"/>
+        </w:rPr>
+      </w:pPr>
+      <w:r>
+        <w:rPr>
+          <w:rFonts w:ascii="Arial" w:eastAsia="Times New Roman" w:hAnsi="Arial" w:cs="Arial"/>
+          <w:shd w:val="clear" w:color="auto" w:fill="E5EDFF"/>
+        </w:rPr>
+        <w:t>DELIMITER ;</w:t>
+      </w:r>
+    </w:p>
+    <w:p>
+      <w:pPr>
+        <w:shd w:val="clear" w:color="auto" w:fill="FFFFFF"/>
+        <w:spacing w:after="180" w:line="360" w:lineRule="atLeast"/>
+        <w:rPr>
+          <w:rFonts w:ascii="Arial" w:eastAsia="Times New Roman" w:hAnsi="Arial" w:cs="Arial"/>
+          <w:color w:val="0A0A0A"/>
+          <w:shd w:val="clear" w:color="auto" w:fill="E5EDFF"/>
+        </w:rPr>
+      </w:pPr>
+      <w:r>
+        <w:rPr>
+          <w:rFonts w:ascii="Arial" w:eastAsia="Times New Roman" w:hAnsi="Arial" w:cs="Arial"/>
+          <w:color w:val="0A0A0A"/>
+          <w:shd w:val="clear" w:color="auto" w:fill="E5EDFF"/>
+        </w:rPr>
+        <w:t>-create stored procedure</w:t>
+      </w:r>
+    </w:p>
+    <w:p>
+      <w:pPr>
+        <w:shd w:val="clear" w:color="auto" w:fill="FFFFFF"/>
+        <w:spacing w:after="180" w:line="360" w:lineRule="atLeast"/>
+        <w:rPr>
+          <w:rFonts w:ascii="Arial" w:eastAsia="Times New Roman" w:hAnsi="Arial" w:cs="Arial"/>
+          <w:color w:val="0A0A0A"/>
+          <w:shd w:val="clear" w:color="auto" w:fill="E5EDFF"/>
+        </w:rPr>
+      </w:pPr>
+      <w:r>
+        <w:rPr>
+          <w:rFonts w:ascii="Arial" w:eastAsia="Times New Roman" w:hAnsi="Arial" w:cs="Arial"/>
+          <w:noProof/>
+          <w:color w:val="0A0A0A"/>
+          <w:shd w:val="clear" w:color="auto" w:fill="E5EDFF"/>
+        </w:rPr>
         <w:lastRenderedPageBreak/>
-        <w:t xml:space="preserve">CREATE TRIGGER logOrder </w:t>
-      </w:r>
-    </w:p>
-    <w:p>
-      <w:pPr>
-        <w:shd w:val="clear" w:color="auto" w:fill="FFFFFF"/>
-        <w:spacing w:after="180" w:line="360" w:lineRule="atLeast"/>
-        <w:rPr>
-          <w:rFonts w:ascii="Arial" w:eastAsia="Times New Roman" w:hAnsi="Arial" w:cs="Arial"/>
-          <w:shd w:val="clear" w:color="auto" w:fill="E5EDFF"/>
-        </w:rPr>
-      </w:pPr>
-      <w:r>
-        <w:rPr>
-          <w:rFonts w:ascii="Arial" w:eastAsia="Times New Roman" w:hAnsi="Arial" w:cs="Arial"/>
-          <w:shd w:val="clear" w:color="auto" w:fill="E5EDFF"/>
-        </w:rPr>
-        <w:t xml:space="preserve">AFTER INSERT </w:t>
-      </w:r>
-    </w:p>
-    <w:p>
-      <w:pPr>
-        <w:shd w:val="clear" w:color="auto" w:fill="FFFFFF"/>
-        <w:spacing w:after="180" w:line="360" w:lineRule="atLeast"/>
-        <w:rPr>
-          <w:rFonts w:ascii="Arial" w:eastAsia="Times New Roman" w:hAnsi="Arial" w:cs="Arial"/>
-          <w:shd w:val="clear" w:color="auto" w:fill="E5EDFF"/>
-        </w:rPr>
-      </w:pPr>
-      <w:r>
-        <w:rPr>
-          <w:rFonts w:ascii="Arial" w:eastAsia="Times New Roman" w:hAnsi="Arial" w:cs="Arial"/>
-          <w:shd w:val="clear" w:color="auto" w:fill="E5EDFF"/>
-        </w:rPr>
-        <w:t>ON orders</w:t>
-      </w:r>
-    </w:p>
-    <w:p>
-      <w:pPr>
-        <w:shd w:val="clear" w:color="auto" w:fill="FFFFFF"/>
-        <w:spacing w:after="180" w:line="360" w:lineRule="atLeast"/>
-        <w:rPr>
-          <w:rFonts w:ascii="Arial" w:eastAsia="Times New Roman" w:hAnsi="Arial" w:cs="Arial"/>
-          <w:shd w:val="clear" w:color="auto" w:fill="E5EDFF"/>
-        </w:rPr>
-      </w:pPr>
-      <w:r>
-        <w:rPr>
-          <w:rFonts w:ascii="Arial" w:eastAsia="Times New Roman" w:hAnsi="Arial" w:cs="Arial"/>
-          <w:shd w:val="clear" w:color="auto" w:fill="E5EDFF"/>
-        </w:rPr>
-        <w:t>FOR EACH ROW</w:t>
-      </w:r>
-    </w:p>
-    <w:p>
-      <w:pPr>
-        <w:shd w:val="clear" w:color="auto" w:fill="FFFFFF"/>
-        <w:spacing w:after="180" w:line="360" w:lineRule="atLeast"/>
-        <w:rPr>
-          <w:rFonts w:ascii="Arial" w:eastAsia="Times New Roman" w:hAnsi="Arial" w:cs="Arial"/>
-          <w:shd w:val="clear" w:color="auto" w:fill="E5EDFF"/>
-        </w:rPr>
-      </w:pPr>
-      <w:r>
-        <w:rPr>
-          <w:rFonts w:ascii="Arial" w:eastAsia="Times New Roman" w:hAnsi="Arial" w:cs="Arial"/>
-          <w:shd w:val="clear" w:color="auto" w:fill="E5EDFF"/>
-        </w:rPr>
-        <w:t>BEGIN</w:t>
-      </w:r>
-    </w:p>
-    <w:p>
-      <w:pPr>
-        <w:shd w:val="clear" w:color="auto" w:fill="FFFFFF"/>
-        <w:spacing w:after="180" w:line="360" w:lineRule="atLeast"/>
-        <w:rPr>
-          <w:rFonts w:ascii="Arial" w:eastAsia="Times New Roman" w:hAnsi="Arial" w:cs="Arial"/>
-          <w:shd w:val="clear" w:color="auto" w:fill="E5EDFF"/>
-        </w:rPr>
-      </w:pPr>
-      <w:r>
-        <w:rPr>
-          <w:rFonts w:ascii="Arial" w:eastAsia="Times New Roman" w:hAnsi="Arial" w:cs="Arial"/>
-          <w:shd w:val="clear" w:color="auto" w:fill="E5EDFF"/>
-        </w:rPr>
-        <w:tab/>
-        <w:t>SET @last_client_id = NEW.customer_id;</w:t>
-      </w:r>
-    </w:p>
-    <w:p>
-      <w:pPr>
-        <w:shd w:val="clear" w:color="auto" w:fill="FFFFFF"/>
-        <w:spacing w:after="180" w:line="360" w:lineRule="atLeast"/>
-        <w:rPr>
-          <w:rFonts w:ascii="Arial" w:eastAsia="Times New Roman" w:hAnsi="Arial" w:cs="Arial"/>
-          <w:shd w:val="clear" w:color="auto" w:fill="E5EDFF"/>
-        </w:rPr>
-      </w:pPr>
-      <w:r>
-        <w:rPr>
-          <w:rFonts w:ascii="Arial" w:eastAsia="Times New Roman" w:hAnsi="Arial" w:cs="Arial"/>
-          <w:shd w:val="clear" w:color="auto" w:fill="E5EDFF"/>
-        </w:rPr>
-        <w:t xml:space="preserve">    SET @quantity = NEW.quantity;</w:t>
-      </w:r>
-    </w:p>
-    <w:p>
-      <w:pPr>
-        <w:shd w:val="clear" w:color="auto" w:fill="FFFFFF"/>
-        <w:spacing w:after="180" w:line="360" w:lineRule="atLeast"/>
-        <w:rPr>
-          <w:rFonts w:ascii="Arial" w:eastAsia="Times New Roman" w:hAnsi="Arial" w:cs="Arial"/>
-          <w:shd w:val="clear" w:color="auto" w:fill="E5EDFF"/>
-        </w:rPr>
-      </w:pPr>
-      <w:r>
-        <w:rPr>
-          <w:rFonts w:ascii="Arial" w:eastAsia="Times New Roman" w:hAnsi="Arial" w:cs="Arial"/>
-          <w:shd w:val="clear" w:color="auto" w:fill="E5EDFF"/>
-        </w:rPr>
-        <w:t xml:space="preserve">    SET @product_id = NEW.product_id;</w:t>
-      </w:r>
-    </w:p>
-    <w:p>
-      <w:pPr>
-        <w:shd w:val="clear" w:color="auto" w:fill="FFFFFF"/>
-        <w:spacing w:after="180" w:line="360" w:lineRule="atLeast"/>
-        <w:rPr>
-          <w:rFonts w:ascii="Arial" w:eastAsia="Times New Roman" w:hAnsi="Arial" w:cs="Arial"/>
-          <w:shd w:val="clear" w:color="auto" w:fill="E5EDFF"/>
-        </w:rPr>
-      </w:pPr>
-      <w:r>
-        <w:rPr>
-          <w:rFonts w:ascii="Arial" w:eastAsia="Times New Roman" w:hAnsi="Arial" w:cs="Arial"/>
-          <w:shd w:val="clear" w:color="auto" w:fill="E5EDFF"/>
-        </w:rPr>
-        <w:t xml:space="preserve">    </w:t>
-      </w:r>
-    </w:p>
-    <w:p>
-      <w:pPr>
-        <w:shd w:val="clear" w:color="auto" w:fill="FFFFFF"/>
-        <w:spacing w:after="180" w:line="360" w:lineRule="atLeast"/>
-        <w:rPr>
-          <w:rFonts w:ascii="Arial" w:eastAsia="Times New Roman" w:hAnsi="Arial" w:cs="Arial"/>
-          <w:shd w:val="clear" w:color="auto" w:fill="E5EDFF"/>
-        </w:rPr>
-      </w:pPr>
-      <w:r>
-        <w:rPr>
-          <w:rFonts w:ascii="Arial" w:eastAsia="Times New Roman" w:hAnsi="Arial" w:cs="Arial"/>
-          <w:shd w:val="clear" w:color="auto" w:fill="E5EDFF"/>
-        </w:rPr>
-        <w:t xml:space="preserve">    SET @customerName = (SELECT customer_name from customers where customer_id= @last_client_id);</w:t>
-      </w:r>
-    </w:p>
-    <w:p>
-      <w:pPr>
-        <w:shd w:val="clear" w:color="auto" w:fill="FFFFFF"/>
-        <w:spacing w:after="180" w:line="360" w:lineRule="atLeast"/>
-        <w:rPr>
-          <w:rFonts w:ascii="Arial" w:eastAsia="Times New Roman" w:hAnsi="Arial" w:cs="Arial"/>
-          <w:shd w:val="clear" w:color="auto" w:fill="E5EDFF"/>
-        </w:rPr>
-      </w:pPr>
-      <w:r>
-        <w:rPr>
-          <w:rFonts w:ascii="Arial" w:eastAsia="Times New Roman" w:hAnsi="Arial" w:cs="Arial"/>
-          <w:shd w:val="clear" w:color="auto" w:fill="E5EDFF"/>
-        </w:rPr>
-        <w:t xml:space="preserve">    </w:t>
-      </w:r>
-    </w:p>
-    <w:p>
-      <w:pPr>
-        <w:shd w:val="clear" w:color="auto" w:fill="FFFFFF"/>
-        <w:spacing w:after="180" w:line="360" w:lineRule="atLeast"/>
-        <w:rPr>
-          <w:rFonts w:ascii="Arial" w:eastAsia="Times New Roman" w:hAnsi="Arial" w:cs="Arial"/>
-          <w:shd w:val="clear" w:color="auto" w:fill="E5EDFF"/>
-        </w:rPr>
-      </w:pPr>
-      <w:r>
-        <w:rPr>
-          <w:rFonts w:ascii="Arial" w:eastAsia="Times New Roman" w:hAnsi="Arial" w:cs="Arial"/>
-          <w:shd w:val="clear" w:color="auto" w:fill="E5EDFF"/>
-        </w:rPr>
-        <w:t xml:space="preserve">    INSERT INTO log(description, quantity, product_id) VALUES (CONCAT('client was: ',@last_client_id), @quantity, @product_id);</w:t>
-      </w:r>
-    </w:p>
-    <w:p>
-      <w:pPr>
-        <w:shd w:val="clear" w:color="auto" w:fill="FFFFFF"/>
-        <w:spacing w:after="180" w:line="360" w:lineRule="atLeast"/>
-        <w:rPr>
-          <w:rFonts w:ascii="Arial" w:eastAsia="Times New Roman" w:hAnsi="Arial" w:cs="Arial"/>
-          <w:shd w:val="clear" w:color="auto" w:fill="E5EDFF"/>
-        </w:rPr>
-      </w:pPr>
-      <w:r>
-        <w:rPr>
-          <w:rFonts w:ascii="Arial" w:eastAsia="Times New Roman" w:hAnsi="Arial" w:cs="Arial"/>
-          <w:shd w:val="clear" w:color="auto" w:fill="E5EDFF"/>
-        </w:rPr>
-        <w:t xml:space="preserve">    </w:t>
-      </w:r>
-    </w:p>
-    <w:p>
-      <w:pPr>
-        <w:shd w:val="clear" w:color="auto" w:fill="FFFFFF"/>
-        <w:spacing w:after="180" w:line="360" w:lineRule="atLeast"/>
-        <w:rPr>
-          <w:rFonts w:ascii="Arial" w:eastAsia="Times New Roman" w:hAnsi="Arial" w:cs="Arial"/>
-          <w:shd w:val="clear" w:color="auto" w:fill="E5EDFF"/>
-        </w:rPr>
-      </w:pPr>
-      <w:r>
-        <w:rPr>
-          <w:rFonts w:ascii="Arial" w:eastAsia="Times New Roman" w:hAnsi="Arial" w:cs="Arial"/>
-          <w:shd w:val="clear" w:color="auto" w:fill="E5EDFF"/>
-        </w:rPr>
-        <w:t>END$$</w:t>
-      </w:r>
-    </w:p>
-    <w:p>
-      <w:pPr>
-        <w:shd w:val="clear" w:color="auto" w:fill="FFFFFF"/>
-        <w:spacing w:after="180" w:line="360" w:lineRule="atLeast"/>
-        <w:rPr>
-          <w:rFonts w:ascii="Arial" w:eastAsia="Times New Roman" w:hAnsi="Arial" w:cs="Arial"/>
-          <w:shd w:val="clear" w:color="auto" w:fill="E5EDFF"/>
-        </w:rPr>
-      </w:pPr>
-    </w:p>
-    <w:p>
-      <w:pPr>
-        <w:shd w:val="clear" w:color="auto" w:fill="FFFFFF"/>
-        <w:spacing w:after="180" w:line="360" w:lineRule="atLeast"/>
-        <w:rPr>
-          <w:rFonts w:ascii="Arial" w:eastAsia="Times New Roman" w:hAnsi="Arial" w:cs="Arial"/>
-          <w:shd w:val="clear" w:color="auto" w:fill="E5EDFF"/>
-        </w:rPr>
-      </w:pPr>
-      <w:r>
-        <w:rPr>
-          <w:rFonts w:ascii="Arial" w:eastAsia="Times New Roman" w:hAnsi="Arial" w:cs="Arial"/>
-          <w:shd w:val="clear" w:color="auto" w:fill="E5EDFF"/>
-        </w:rPr>
-        <w:t>DELIMITER ;</w:t>
-      </w:r>
-    </w:p>
-    <w:p>
-      <w:pPr>
-        <w:shd w:val="clear" w:color="auto" w:fill="FFFFFF"/>
-        <w:spacing w:after="180" w:line="360" w:lineRule="atLeast"/>
-        <w:rPr>
-          <w:rFonts w:ascii="Arial" w:eastAsia="Times New Roman" w:hAnsi="Arial" w:cs="Arial"/>
-          <w:color w:val="0A0A0A"/>
-          <w:shd w:val="clear" w:color="auto" w:fill="E5EDFF"/>
-        </w:rPr>
-      </w:pPr>
-      <w:r>
-        <w:rPr>
-          <w:rFonts w:ascii="Arial" w:eastAsia="Times New Roman" w:hAnsi="Arial" w:cs="Arial"/>
-          <w:color w:val="0A0A0A"/>
-          <w:shd w:val="clear" w:color="auto" w:fill="E5EDFF"/>
-        </w:rPr>
-        <w:t>-create stored procedure</w:t>
-      </w:r>
-    </w:p>
-    <w:p>
-      <w:pPr>
-        <w:shd w:val="clear" w:color="auto" w:fill="FFFFFF"/>
-        <w:spacing w:after="180" w:line="360" w:lineRule="atLeast"/>
-        <w:rPr>
-          <w:rFonts w:ascii="Arial" w:eastAsia="Times New Roman" w:hAnsi="Arial" w:cs="Arial"/>
-          <w:color w:val="0A0A0A"/>
-          <w:shd w:val="clear" w:color="auto" w:fill="E5EDFF"/>
-        </w:rPr>
-      </w:pPr>
-      <w:r>
-        <w:rPr>
-          <w:rFonts w:ascii="Arial" w:eastAsia="Times New Roman" w:hAnsi="Arial" w:cs="Arial"/>
-          <w:noProof/>
-          <w:color w:val="0A0A0A"/>
-          <w:shd w:val="clear" w:color="auto" w:fill="E5EDFF"/>
-        </w:rPr>
         <w:drawing>
           <wp:inline distT="0" distB="0" distL="0" distR="0" wp14:anchorId="4CDB0CB2" wp14:editId="0A82DAB7">
             <wp:extent cx="3648584" cy="1676634"/>
@@ -13507,7 +13662,7 @@
                     <pic:cNvPicPr/>
                   </pic:nvPicPr>
                   <pic:blipFill>
-                    <a:blip r:embed="rId64"/>
+                    <a:blip r:embed="rId65"/>
                     <a:stretch>
                       <a:fillRect/>
                     </a:stretch>
@@ -13545,7 +13700,6 @@
           <w:color w:val="0A0A0A"/>
           <w:shd w:val="clear" w:color="auto" w:fill="E5EDFF"/>
         </w:rPr>
-        <w:lastRenderedPageBreak/>
         <w:drawing>
           <wp:inline distT="0" distB="0" distL="0" distR="0" wp14:anchorId="500217C8" wp14:editId="7B573B81">
             <wp:extent cx="2067213" cy="381053"/>
@@ -13562,7 +13716,7 @@
                     <pic:cNvPicPr/>
                   </pic:nvPicPr>
                   <pic:blipFill>
-                    <a:blip r:embed="rId65"/>
+                    <a:blip r:embed="rId66"/>
                     <a:stretch>
                       <a:fillRect/>
                     </a:stretch>
@@ -13646,7 +13800,7 @@
                     <pic:cNvPicPr/>
                   </pic:nvPicPr>
                   <pic:blipFill>
-                    <a:blip r:embed="rId66"/>
+                    <a:blip r:embed="rId67"/>
                     <a:stretch>
                       <a:fillRect/>
                     </a:stretch>
@@ -13749,7 +13903,7 @@
                     <pic:cNvPicPr/>
                   </pic:nvPicPr>
                   <pic:blipFill>
-                    <a:blip r:embed="rId67"/>
+                    <a:blip r:embed="rId68"/>
                     <a:stretch>
                       <a:fillRect/>
                     </a:stretch>
@@ -13822,7 +13976,7 @@
                     <pic:cNvPicPr/>
                   </pic:nvPicPr>
                   <pic:blipFill>
-                    <a:blip r:embed="rId68"/>
+                    <a:blip r:embed="rId69"/>
                     <a:stretch>
                       <a:fillRect/>
                     </a:stretch>
@@ -13895,7 +14049,7 @@
                     <pic:cNvPicPr/>
                   </pic:nvPicPr>
                   <pic:blipFill>
-                    <a:blip r:embed="rId69"/>
+                    <a:blip r:embed="rId70"/>
                     <a:stretch>
                       <a:fillRect/>
                     </a:stretch>
@@ -13949,7 +14103,7 @@
                     <pic:cNvPicPr/>
                   </pic:nvPicPr>
                   <pic:blipFill>
-                    <a:blip r:embed="rId70"/>
+                    <a:blip r:embed="rId71"/>
                     <a:stretch>
                       <a:fillRect/>
                     </a:stretch>
@@ -13986,6 +14140,7 @@
           <w:color w:val="0A0A0A"/>
           <w:shd w:val="clear" w:color="auto" w:fill="E5EDFF"/>
         </w:rPr>
+        <w:lastRenderedPageBreak/>
         <w:t>MATERIALIZED NOT AVAILABLE IN MYSQL BUT YOU CAN CREATE A PHYSICAL TABLE FROM A SELECT:</w:t>
       </w:r>
     </w:p>
@@ -14022,7 +14177,7 @@
                     <pic:cNvPicPr/>
                   </pic:nvPicPr>
                   <pic:blipFill>
-                    <a:blip r:embed="rId71"/>
+                    <a:blip r:embed="rId72"/>
                     <a:stretch>
                       <a:fillRect/>
                     </a:stretch>
@@ -14076,7 +14231,7 @@
                     <pic:cNvPicPr/>
                   </pic:nvPicPr>
                   <pic:blipFill>
-                    <a:blip r:embed="rId72"/>
+                    <a:blip r:embed="rId73"/>
                     <a:stretch>
                       <a:fillRect/>
                     </a:stretch>
@@ -14160,7 +14315,7 @@
                     <pic:cNvPicPr/>
                   </pic:nvPicPr>
                   <pic:blipFill>
-                    <a:blip r:embed="rId73"/>
+                    <a:blip r:embed="rId74"/>
                     <a:stretch>
                       <a:fillRect/>
                     </a:stretch>
@@ -14244,7 +14399,7 @@
                     <pic:cNvPicPr/>
                   </pic:nvPicPr>
                   <pic:blipFill>
-                    <a:blip r:embed="rId74"/>
+                    <a:blip r:embed="rId75"/>
                     <a:stretch>
                       <a:fillRect/>
                     </a:stretch>
@@ -14317,7 +14472,7 @@
                     <pic:cNvPicPr/>
                   </pic:nvPicPr>
                   <pic:blipFill>
-                    <a:blip r:embed="rId75"/>
+                    <a:blip r:embed="rId76"/>
                     <a:stretch>
                       <a:fillRect/>
                     </a:stretch>
@@ -14390,7 +14545,7 @@
                     <pic:cNvPicPr/>
                   </pic:nvPicPr>
                   <pic:blipFill>
-                    <a:blip r:embed="rId76"/>
+                    <a:blip r:embed="rId77"/>
                     <a:stretch>
                       <a:fillRect/>
                     </a:stretch>
@@ -14477,7 +14632,7 @@
                     <pic:cNvPicPr/>
                   </pic:nvPicPr>
                   <pic:blipFill>
-                    <a:blip r:embed="rId77"/>
+                    <a:blip r:embed="rId78"/>
                     <a:stretch>
                       <a:fillRect/>
                     </a:stretch>
@@ -14569,7 +14724,7 @@
                     <pic:cNvPicPr/>
                   </pic:nvPicPr>
                   <pic:blipFill>
-                    <a:blip r:embed="rId78"/>
+                    <a:blip r:embed="rId79"/>
                     <a:stretch>
                       <a:fillRect/>
                     </a:stretch>
@@ -14607,6 +14762,7 @@
           <w:color w:val="0A0A0A"/>
           <w:shd w:val="clear" w:color="auto" w:fill="E5EDFF"/>
         </w:rPr>
+        <w:lastRenderedPageBreak/>
         <w:drawing>
           <wp:inline distT="0" distB="0" distL="0" distR="0" wp14:anchorId="4B640530" wp14:editId="5727EE2F">
             <wp:extent cx="4201111" cy="257211"/>
@@ -14623,7 +14779,7 @@
                     <pic:cNvPicPr/>
                   </pic:nvPicPr>
                   <pic:blipFill>
-                    <a:blip r:embed="rId79"/>
+                    <a:blip r:embed="rId80"/>
                     <a:stretch>
                       <a:fillRect/>
                     </a:stretch>
@@ -14677,7 +14833,7 @@
                     <pic:cNvPicPr/>
                   </pic:nvPicPr>
                   <pic:blipFill>
-                    <a:blip r:embed="rId80"/>
+                    <a:blip r:embed="rId81"/>
                     <a:stretch>
                       <a:fillRect/>
                     </a:stretch>
@@ -14731,7 +14887,7 @@
                     <pic:cNvPicPr/>
                   </pic:nvPicPr>
                   <pic:blipFill>
-                    <a:blip r:embed="rId81"/>
+                    <a:blip r:embed="rId82"/>
                     <a:stretch>
                       <a:fillRect/>
                     </a:stretch>
@@ -14769,7 +14925,6 @@
           <w:color w:val="0A0A0A"/>
           <w:shd w:val="clear" w:color="auto" w:fill="E5EDFF"/>
         </w:rPr>
-        <w:lastRenderedPageBreak/>
         <w:drawing>
           <wp:inline distT="0" distB="0" distL="0" distR="0" wp14:anchorId="2BCC3E80" wp14:editId="5586911C">
             <wp:extent cx="3801005" cy="1371791"/>
@@ -14786,7 +14941,7 @@
                     <pic:cNvPicPr/>
                   </pic:nvPicPr>
                   <pic:blipFill>
-                    <a:blip r:embed="rId82"/>
+                    <a:blip r:embed="rId83"/>
                     <a:stretch>
                       <a:fillRect/>
                     </a:stretch>
@@ -14935,7 +15090,7 @@
                     <pic:cNvPicPr/>
                   </pic:nvPicPr>
                   <pic:blipFill>
-                    <a:blip r:embed="rId83"/>
+                    <a:blip r:embed="rId84"/>
                     <a:stretch>
                       <a:fillRect/>
                     </a:stretch>
@@ -14983,6 +15138,7 @@
           <w:color w:val="0A0A0A"/>
           <w:shd w:val="clear" w:color="auto" w:fill="E5EDFF"/>
         </w:rPr>
+        <w:lastRenderedPageBreak/>
         <w:t>MySQL does not support CREATE GLOBAL TEMPORARY TABLE syntax; all temporary tables in MySQL are session-specific by nature. They are visible only within the current connection and are automatically dropped when that session ends. </w:t>
       </w:r>
     </w:p>
@@ -15033,7 +15189,6 @@
           <w:color w:val="0A0A0A"/>
           <w:shd w:val="clear" w:color="auto" w:fill="E5EDFF"/>
         </w:rPr>
-        <w:lastRenderedPageBreak/>
         <w:drawing>
           <wp:inline distT="0" distB="0" distL="0" distR="0" wp14:anchorId="0E63E600" wp14:editId="297B4021">
             <wp:extent cx="3353268" cy="181000"/>
@@ -15050,7 +15205,7 @@
                     <pic:cNvPicPr/>
                   </pic:nvPicPr>
                   <pic:blipFill>
-                    <a:blip r:embed="rId84"/>
+                    <a:blip r:embed="rId85"/>
                     <a:stretch>
                       <a:fillRect/>
                     </a:stretch>
@@ -15235,7 +15390,7 @@
                     <pic:cNvPicPr/>
                   </pic:nvPicPr>
                   <pic:blipFill>
-                    <a:blip r:embed="rId85"/>
+                    <a:blip r:embed="rId86"/>
                     <a:stretch>
                       <a:fillRect/>
                     </a:stretch>
@@ -15292,7 +15447,7 @@
                     <pic:cNvPicPr/>
                   </pic:nvPicPr>
                   <pic:blipFill>
-                    <a:blip r:embed="rId86"/>
+                    <a:blip r:embed="rId87"/>
                     <a:stretch>
                       <a:fillRect/>
                     </a:stretch>
@@ -15443,7 +15598,7 @@
                     <pic:cNvPicPr/>
                   </pic:nvPicPr>
                   <pic:blipFill>
-                    <a:blip r:embed="rId87"/>
+                    <a:blip r:embed="rId88"/>
                     <a:stretch>
                       <a:fillRect/>
                     </a:stretch>
@@ -15514,6 +15669,7 @@
           <w:color w:val="0A0A0A"/>
           <w:shd w:val="clear" w:color="auto" w:fill="E5EDFF"/>
         </w:rPr>
+        <w:lastRenderedPageBreak/>
         <w:drawing>
           <wp:inline distT="0" distB="0" distL="0" distR="0" wp14:anchorId="79A9EED6" wp14:editId="073C9223">
             <wp:extent cx="3219899" cy="704948"/>
@@ -15530,7 +15686,7 @@
                     <pic:cNvPicPr/>
                   </pic:nvPicPr>
                   <pic:blipFill>
-                    <a:blip r:embed="rId88"/>
+                    <a:blip r:embed="rId89"/>
                     <a:stretch>
                       <a:fillRect/>
                     </a:stretch>
@@ -15605,7 +15761,6 @@
           <w:color w:val="0A0A0A"/>
           <w:shd w:val="clear" w:color="auto" w:fill="E5EDFF"/>
         </w:rPr>
-        <w:lastRenderedPageBreak/>
         <w:t>-change transaction isolation levels</w:t>
       </w:r>
     </w:p>
@@ -15661,7 +15816,7 @@
                     <pic:cNvPicPr/>
                   </pic:nvPicPr>
                   <pic:blipFill>
-                    <a:blip r:embed="rId89"/>
+                    <a:blip r:embed="rId90"/>
                     <a:stretch>
                       <a:fillRect/>
                     </a:stretch>
@@ -15802,7 +15957,7 @@
                     <pic:cNvPicPr/>
                   </pic:nvPicPr>
                   <pic:blipFill>
-                    <a:blip r:embed="rId66"/>
+                    <a:blip r:embed="rId67"/>
                     <a:stretch>
                       <a:fillRect/>
                     </a:stretch>
@@ -15875,7 +16030,7 @@
                     <pic:cNvPicPr/>
                   </pic:nvPicPr>
                   <pic:blipFill>
-                    <a:blip r:embed="rId90"/>
+                    <a:blip r:embed="rId91"/>
                     <a:stretch>
                       <a:fillRect/>
                     </a:stretch>
@@ -15961,7 +16116,7 @@
                     <pic:cNvPicPr/>
                   </pic:nvPicPr>
                   <pic:blipFill>
-                    <a:blip r:embed="rId91"/>
+                    <a:blip r:embed="rId92"/>
                     <a:stretch>
                       <a:fillRect/>
                     </a:stretch>
@@ -16005,7 +16160,6 @@
           <w:color w:val="0A0A0A"/>
           <w:shd w:val="clear" w:color="auto" w:fill="E5EDFF"/>
         </w:rPr>
-        <w:lastRenderedPageBreak/>
         <w:t>-declare variable</w:t>
       </w:r>
     </w:p>
@@ -16098,7 +16252,7 @@
                     <pic:cNvPicPr/>
                   </pic:nvPicPr>
                   <pic:blipFill>
-                    <a:blip r:embed="rId92"/>
+                    <a:blip r:embed="rId93"/>
                     <a:stretch>
                       <a:fillRect/>
                     </a:stretch>
@@ -16143,6 +16297,7 @@
     <w:p/>
     <w:p>
       <w:r>
+        <w:lastRenderedPageBreak/>
         <w:t>Example using rxjs merge map</w:t>
       </w:r>
     </w:p>
@@ -16164,7 +16319,6 @@
     <w:p/>
     <w:p>
       <w:r>
-        <w:lastRenderedPageBreak/>
         <w:t xml:space="preserve">Create an observable with of with numbers, </w:t>
       </w:r>
       <w:r>
@@ -16176,7 +16330,7 @@
       <w:r>
         <w:t xml:space="preserve">Implement fetch from </w:t>
       </w:r>
-      <w:hyperlink r:id="rId93" w:history="1">
+      <w:hyperlink r:id="rId94" w:history="1">
         <w:r>
           <w:rPr>
             <w:rStyle w:val="Hyperlink"/>
@@ -16236,7 +16390,7 @@
                     <pic:cNvPicPr/>
                   </pic:nvPicPr>
                   <pic:blipFill>
-                    <a:blip r:embed="rId94"/>
+                    <a:blip r:embed="rId95"/>
                     <a:stretch>
                       <a:fillRect/>
                     </a:stretch>
@@ -16276,7 +16430,7 @@
                     <pic:cNvPicPr/>
                   </pic:nvPicPr>
                   <pic:blipFill>
-                    <a:blip r:embed="rId95"/>
+                    <a:blip r:embed="rId96"/>
                     <a:stretch>
                       <a:fillRect/>
                     </a:stretch>
@@ -16306,6 +16460,7 @@
     <w:p/>
     <w:p>
       <w:r>
+        <w:lastRenderedPageBreak/>
         <w:t>-</w:t>
       </w:r>
       <w:r>
@@ -16314,7 +16469,6 @@
     </w:p>
     <w:p>
       <w:r>
-        <w:lastRenderedPageBreak/>
         <w:tab/>
       </w:r>
       <w:r>
@@ -16337,7 +16491,7 @@
                     <pic:cNvPicPr/>
                   </pic:nvPicPr>
                   <pic:blipFill>
-                    <a:blip r:embed="rId96"/>
+                    <a:blip r:embed="rId97"/>
                     <a:stretch>
                       <a:fillRect/>
                     </a:stretch>
@@ -16383,7 +16537,7 @@
                     <pic:cNvPicPr/>
                   </pic:nvPicPr>
                   <pic:blipFill>
-                    <a:blip r:embed="rId97"/>
+                    <a:blip r:embed="rId98"/>
                     <a:stretch>
                       <a:fillRect/>
                     </a:stretch>
@@ -16446,7 +16600,7 @@
                     <pic:cNvPicPr/>
                   </pic:nvPicPr>
                   <pic:blipFill>
-                    <a:blip r:embed="rId98"/>
+                    <a:blip r:embed="rId99"/>
                     <a:stretch>
                       <a:fillRect/>
                     </a:stretch>
@@ -18207,7 +18361,7 @@
                     <pic:cNvPicPr/>
                   </pic:nvPicPr>
                   <pic:blipFill>
-                    <a:blip r:embed="rId99"/>
+                    <a:blip r:embed="rId100"/>
                     <a:stretch>
                       <a:fillRect/>
                     </a:stretch>
@@ -18871,7 +19025,7 @@
                     <pic:cNvPicPr/>
                   </pic:nvPicPr>
                   <pic:blipFill>
-                    <a:blip r:embed="rId100"/>
+                    <a:blip r:embed="rId101"/>
                     <a:stretch>
                       <a:fillRect/>
                     </a:stretch>
@@ -19496,7 +19650,7 @@
                     <pic:cNvPicPr/>
                   </pic:nvPicPr>
                   <pic:blipFill>
-                    <a:blip r:embed="rId101"/>
+                    <a:blip r:embed="rId102"/>
                     <a:stretch>
                       <a:fillRect/>
                     </a:stretch>
@@ -19543,7 +19697,7 @@
                     <pic:cNvPicPr/>
                   </pic:nvPicPr>
                   <pic:blipFill>
-                    <a:blip r:embed="rId102"/>
+                    <a:blip r:embed="rId103"/>
                     <a:stretch>
                       <a:fillRect/>
                     </a:stretch>
@@ -19817,7 +19971,7 @@
                     <pic:cNvPicPr/>
                   </pic:nvPicPr>
                   <pic:blipFill>
-                    <a:blip r:embed="rId103"/>
+                    <a:blip r:embed="rId104"/>
                     <a:stretch>
                       <a:fillRect/>
                     </a:stretch>
@@ -19909,7 +20063,7 @@
                     <pic:cNvPicPr/>
                   </pic:nvPicPr>
                   <pic:blipFill>
-                    <a:blip r:embed="rId104"/>
+                    <a:blip r:embed="rId105"/>
                     <a:stretch>
                       <a:fillRect/>
                     </a:stretch>
@@ -20089,7 +20243,7 @@
       <w:r>
         <w:t xml:space="preserve">loki port 3100 and tempo port 3200, it was </w:t>
       </w:r>
-      <w:hyperlink r:id="rId105" w:history="1">
+      <w:hyperlink r:id="rId106" w:history="1">
         <w:r>
           <w:rPr>
             <w:rStyle w:val="Hyperlink"/>
@@ -20866,7 +21020,7 @@
                     </pic:cNvPicPr>
                   </pic:nvPicPr>
                   <pic:blipFill>
-                    <a:blip r:embed="rId106">
+                    <a:blip r:embed="rId107">
                       <a:extLst>
                         <a:ext uri="{28A0092B-C50C-407E-A947-70E740481C1C}">
                           <a14:useLocalDpi xmlns:a14="http://schemas.microsoft.com/office/drawing/2010/main" val="0"/>
@@ -20983,7 +21137,7 @@
                     <pic:cNvPicPr/>
                   </pic:nvPicPr>
                   <pic:blipFill>
-                    <a:blip r:embed="rId107"/>
+                    <a:blip r:embed="rId108"/>
                     <a:stretch>
                       <a:fillRect/>
                     </a:stretch>
@@ -21054,7 +21208,7 @@
                     <pic:cNvPicPr/>
                   </pic:nvPicPr>
                   <pic:blipFill>
-                    <a:blip r:embed="rId108"/>
+                    <a:blip r:embed="rId109"/>
                     <a:stretch>
                       <a:fillRect/>
                     </a:stretch>
@@ -21107,7 +21261,7 @@
         </w:rPr>
         <w:t>El método </w:t>
       </w:r>
-      <w:hyperlink r:id="rId109" w:history="1">
+      <w:hyperlink r:id="rId110" w:history="1">
         <w:r>
           <w:rPr>
             <w:rStyle w:val="Hyperlink"/>
@@ -21150,7 +21304,7 @@
                     <pic:cNvPicPr/>
                   </pic:nvPicPr>
                   <pic:blipFill>
-                    <a:blip r:embed="rId110"/>
+                    <a:blip r:embed="rId111"/>
                     <a:stretch>
                       <a:fillRect/>
                     </a:stretch>
@@ -21224,7 +21378,7 @@
                     <pic:cNvPicPr/>
                   </pic:nvPicPr>
                   <pic:blipFill>
-                    <a:blip r:embed="rId111"/>
+                    <a:blip r:embed="rId112"/>
                     <a:stretch>
                       <a:fillRect/>
                     </a:stretch>
@@ -21286,7 +21440,7 @@
                     <pic:cNvPicPr/>
                   </pic:nvPicPr>
                   <pic:blipFill>
-                    <a:blip r:embed="rId112"/>
+                    <a:blip r:embed="rId113"/>
                     <a:stretch>
                       <a:fillRect/>
                     </a:stretch>
@@ -21522,7 +21676,7 @@
                     <pic:cNvPicPr/>
                   </pic:nvPicPr>
                   <pic:blipFill>
-                    <a:blip r:embed="rId113"/>
+                    <a:blip r:embed="rId114"/>
                     <a:stretch>
                       <a:fillRect/>
                     </a:stretch>
@@ -21572,7 +21726,7 @@
                     <pic:cNvPicPr/>
                   </pic:nvPicPr>
                   <pic:blipFill>
-                    <a:blip r:embed="rId114"/>
+                    <a:blip r:embed="rId115"/>
                     <a:stretch>
                       <a:fillRect/>
                     </a:stretch>
@@ -22914,7 +23068,6 @@
   <w:style w:type="character" w:default="1" w:styleId="DefaultParagraphFont">
     <w:name w:val="Default Paragraph Font"/>
     <w:uiPriority w:val="1"/>
-    <w:semiHidden/>
     <w:unhideWhenUsed/>
   </w:style>
   <w:style w:type="table" w:default="1" w:styleId="TableNormal">
